--- a/Documents/Redacció.docx
+++ b/Documents/Redacció.docx
@@ -662,7 +662,7 @@
           </mc:Choice>
           <mc:Fallback>
             <w:pict>
-              <v:rect w14:anchorId="1B43787F" id="Rectangle 4" o:spid="_x0000_s1026" style="position:absolute;margin-left:40pt;margin-top:8.25pt;width:385.5pt;height:5.65pt;z-index:251655168;visibility:visible;mso-wrap-style:square;mso-width-percent:0;mso-height-percent:0;mso-wrap-distance-left:2.88pt;mso-wrap-distance-top:2.88pt;mso-wrap-distance-right:2.88pt;mso-wrap-distance-bottom:2.88pt;mso-position-horizontal:absolute;mso-position-horizontal-relative:text;mso-position-vertical:absolute;mso-position-vertical-relative:text;mso-width-percent:0;mso-height-percent:0;mso-width-relative:page;mso-height-relative:page;v-text-anchor:top" o:gfxdata="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" fillcolor="#0fa1cf" strokecolor="#0fa1cf" insetpen="t">
+              <v:rect w14:anchorId="5830AD79" id="Rectangle 4" o:spid="_x0000_s1026" style="position:absolute;margin-left:40pt;margin-top:8.25pt;width:385.5pt;height:5.65pt;z-index:251655168;visibility:visible;mso-wrap-style:square;mso-width-percent:0;mso-height-percent:0;mso-wrap-distance-left:2.88pt;mso-wrap-distance-top:2.88pt;mso-wrap-distance-right:2.88pt;mso-wrap-distance-bottom:2.88pt;mso-position-horizontal:absolute;mso-position-horizontal-relative:text;mso-position-vertical:absolute;mso-position-vertical-relative:text;mso-width-percent:0;mso-height-percent:0;mso-width-relative:page;mso-height-relative:page;v-text-anchor:top" o:gfxdata="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" fillcolor="#0fa1cf" strokecolor="#0fa1cf" insetpen="t">
                 <v:shadow color="#ccc"/>
                 <v:textbox inset="2.88pt,2.88pt,2.88pt,2.88pt"/>
               </v:rect>
@@ -2527,8 +2527,8 @@
           <w:lang w:eastAsia="en-US"/>
         </w:rPr>
       </w:pPr>
-      <w:bookmarkStart w:id="0" w:name="_Ref225965892"/>
-      <w:bookmarkStart w:id="1" w:name="_Ref225965904"/>
+      <w:bookmarkStart w:id="0" w:name="_Ref225965904"/>
+      <w:bookmarkStart w:id="1" w:name="_Ref225965892"/>
       <w:r>
         <w:t xml:space="preserve">Gràfic </w:t>
       </w:r>
@@ -2550,11 +2550,11 @@
       <w:r>
         <w:fldChar w:fldCharType="end"/>
       </w:r>
+      <w:bookmarkEnd w:id="0"/>
+      <w:r>
+        <w:t>: Assistència per tipus d’avaluació</w:t>
+      </w:r>
       <w:bookmarkEnd w:id="1"/>
-      <w:r>
-        <w:t>: Assistència per tipus d’avaluació</w:t>
-      </w:r>
-      <w:bookmarkEnd w:id="0"/>
     </w:p>
     <w:p>
       <w:pPr>
@@ -5157,14 +5157,6 @@
     </w:p>
     <w:p>
       <w:pPr>
-        <w:pStyle w:val="Ttulo2"/>
-      </w:pPr>
-      <w:r>
-        <w:t>Metodologia i selecció d’estadístics</w:t>
-      </w:r>
-    </w:p>
-    <w:p>
-      <w:pPr>
         <w:spacing w:line="300" w:lineRule="auto"/>
         <w:jc w:val="both"/>
         <w:rPr>
@@ -5183,6 +5175,221 @@
           <w:szCs w:val="22"/>
           <w:lang w:eastAsia="en-US"/>
         </w:rPr>
+        <w:t xml:space="preserve">Abans de res cal destacar que s’han creat variables categòriques noves en funció dels resultats de la descriptiva, agrupant categories que semblen tenir una assistència més regular, d’aquesta manera també es facilita l’ús d’aquestes variables a l’hora de fer models, ja que no caldrà crear </w:t>
+      </w:r>
+      <w:r>
+        <w:rPr>
+          <w:rFonts w:eastAsia="Aptos"/>
+          <w:i/>
+          <w:iCs/>
+          <w:color w:val="auto"/>
+          <w:kern w:val="2"/>
+          <w:szCs w:val="22"/>
+          <w:lang w:eastAsia="en-US"/>
+        </w:rPr>
+        <w:t>dummies</w:t>
+      </w:r>
+      <w:r>
+        <w:rPr>
+          <w:rFonts w:eastAsia="Aptos"/>
+          <w:color w:val="auto"/>
+          <w:kern w:val="2"/>
+          <w:szCs w:val="22"/>
+          <w:lang w:eastAsia="en-US"/>
+        </w:rPr>
+        <w:t xml:space="preserve"> si són binàries. Aquestes noves variables són:</w:t>
+      </w:r>
+    </w:p>
+    <w:p>
+      <w:pPr>
+        <w:pStyle w:val="Prrafodelista"/>
+        <w:numPr>
+          <w:ilvl w:val="0"/>
+          <w:numId w:val="13"/>
+        </w:numPr>
+        <w:spacing w:line="300" w:lineRule="auto"/>
+        <w:jc w:val="both"/>
+        <w:rPr>
+          <w:rFonts w:eastAsia="Aptos"/>
+          <w:color w:val="auto"/>
+          <w:kern w:val="2"/>
+          <w:szCs w:val="22"/>
+          <w:lang w:eastAsia="en-US"/>
+        </w:rPr>
+      </w:pPr>
+      <w:r>
+        <w:rPr>
+          <w:rFonts w:eastAsia="Aptos"/>
+          <w:color w:val="auto"/>
+          <w:kern w:val="2"/>
+          <w:szCs w:val="22"/>
+          <w:lang w:eastAsia="en-US"/>
+        </w:rPr>
+        <w:t>T</w:t>
+      </w:r>
+      <w:r>
+        <w:rPr>
+          <w:rFonts w:eastAsia="Aptos"/>
+          <w:color w:val="auto"/>
+          <w:kern w:val="2"/>
+          <w:szCs w:val="22"/>
+          <w:lang w:eastAsia="en-US"/>
+        </w:rPr>
+        <w:t>REB_INTENS</w:t>
+      </w:r>
+      <w:r>
+        <w:rPr>
+          <w:rFonts w:eastAsia="Aptos"/>
+          <w:color w:val="auto"/>
+          <w:kern w:val="2"/>
+          <w:szCs w:val="22"/>
+          <w:lang w:eastAsia="en-US"/>
+        </w:rPr>
+        <w:t xml:space="preserve"> és 1 si l’estudiant treballa a temps parcial o a temps complet i 0 en cas contrari.</w:t>
+      </w:r>
+    </w:p>
+    <w:p>
+      <w:pPr>
+        <w:pStyle w:val="Prrafodelista"/>
+        <w:numPr>
+          <w:ilvl w:val="0"/>
+          <w:numId w:val="13"/>
+        </w:numPr>
+        <w:spacing w:line="300" w:lineRule="auto"/>
+        <w:jc w:val="both"/>
+        <w:rPr>
+          <w:rFonts w:eastAsia="Aptos"/>
+          <w:color w:val="auto"/>
+          <w:kern w:val="2"/>
+          <w:szCs w:val="22"/>
+          <w:lang w:eastAsia="en-US"/>
+        </w:rPr>
+      </w:pPr>
+      <w:r>
+        <w:rPr>
+          <w:rFonts w:eastAsia="Aptos"/>
+          <w:color w:val="auto"/>
+          <w:kern w:val="2"/>
+          <w:szCs w:val="22"/>
+          <w:lang w:eastAsia="en-US"/>
+        </w:rPr>
+        <w:t>NOTA_ALTA és 1 si la nota de l’estudiant és superior a 8 i 0 en cas contrari.</w:t>
+      </w:r>
+    </w:p>
+    <w:p>
+      <w:pPr>
+        <w:pStyle w:val="Prrafodelista"/>
+        <w:numPr>
+          <w:ilvl w:val="0"/>
+          <w:numId w:val="13"/>
+        </w:numPr>
+        <w:spacing w:line="300" w:lineRule="auto"/>
+        <w:jc w:val="both"/>
+        <w:rPr>
+          <w:rFonts w:eastAsia="Aptos"/>
+          <w:color w:val="auto"/>
+          <w:kern w:val="2"/>
+          <w:szCs w:val="22"/>
+          <w:lang w:eastAsia="en-US"/>
+        </w:rPr>
+      </w:pPr>
+      <w:r>
+        <w:rPr>
+          <w:rFonts w:eastAsia="Aptos"/>
+          <w:color w:val="auto"/>
+          <w:kern w:val="2"/>
+          <w:szCs w:val="22"/>
+          <w:lang w:eastAsia="en-US"/>
+        </w:rPr>
+        <w:t>CURS_1R</w:t>
+      </w:r>
+      <w:r>
+        <w:rPr>
+          <w:rFonts w:eastAsia="Aptos"/>
+          <w:color w:val="auto"/>
+          <w:kern w:val="2"/>
+          <w:szCs w:val="22"/>
+          <w:lang w:eastAsia="en-US"/>
+        </w:rPr>
+        <w:t xml:space="preserve"> és 1 si </w:t>
+      </w:r>
+      <w:r>
+        <w:rPr>
+          <w:rFonts w:eastAsia="Aptos"/>
+          <w:color w:val="auto"/>
+          <w:kern w:val="2"/>
+          <w:szCs w:val="22"/>
+          <w:lang w:eastAsia="en-US"/>
+        </w:rPr>
+        <w:t>l’estudiant es troba al primer curs i 0 en cas contrari.</w:t>
+      </w:r>
+    </w:p>
+    <w:p>
+      <w:pPr>
+        <w:pStyle w:val="Prrafodelista"/>
+        <w:numPr>
+          <w:ilvl w:val="0"/>
+          <w:numId w:val="13"/>
+        </w:numPr>
+        <w:spacing w:line="300" w:lineRule="auto"/>
+        <w:jc w:val="both"/>
+        <w:rPr>
+          <w:rFonts w:eastAsia="Aptos"/>
+          <w:color w:val="auto"/>
+          <w:kern w:val="2"/>
+          <w:szCs w:val="22"/>
+          <w:lang w:eastAsia="en-US"/>
+        </w:rPr>
+      </w:pPr>
+      <w:r>
+        <w:rPr>
+          <w:rFonts w:eastAsia="Aptos"/>
+          <w:color w:val="auto"/>
+          <w:kern w:val="2"/>
+          <w:szCs w:val="22"/>
+          <w:lang w:eastAsia="en-US"/>
+        </w:rPr>
+        <w:t>DOBLE_GRAU_EST</w:t>
+      </w:r>
+      <w:r>
+        <w:rPr>
+          <w:rFonts w:eastAsia="Aptos"/>
+          <w:color w:val="auto"/>
+          <w:kern w:val="2"/>
+          <w:szCs w:val="22"/>
+          <w:lang w:eastAsia="en-US"/>
+        </w:rPr>
+        <w:t xml:space="preserve"> és 1 si l’individu estudia un doble grau o el grau d’Estadística i 0 en cas contrari.</w:t>
+      </w:r>
+    </w:p>
+    <w:p>
+      <w:pPr>
+        <w:pStyle w:val="Ttulo2"/>
+      </w:pPr>
+      <w:r>
+        <w:t>Metodologia i selecció d’estadístics</w:t>
+      </w:r>
+    </w:p>
+    <w:p>
+      <w:pPr>
+        <w:spacing w:line="300" w:lineRule="auto"/>
+        <w:jc w:val="both"/>
+        <w:rPr>
+          <w:rFonts w:eastAsia="Aptos"/>
+          <w:color w:val="auto"/>
+          <w:kern w:val="2"/>
+          <w:szCs w:val="22"/>
+          <w:lang w:eastAsia="en-US"/>
+        </w:rPr>
+      </w:pPr>
+      <w:r>
+        <w:rPr>
+          <w:rFonts w:eastAsia="Aptos"/>
+          <w:color w:val="auto"/>
+          <w:kern w:val="2"/>
+          <w:szCs w:val="22"/>
+          <w:lang w:eastAsia="en-US"/>
+        </w:rPr>
         <w:t>Atesa la naturalesa de les dades (majoritàriament categòriques i ordinals)</w:t>
       </w:r>
       <w:r>
@@ -5193,27 +5400,7 @@
           <w:szCs w:val="22"/>
           <w:lang w:eastAsia="en-US"/>
         </w:rPr>
-        <w:t xml:space="preserve">, com </w:t>
-      </w:r>
-      <w:r>
-        <w:rPr>
-          <w:rFonts w:eastAsia="Aptos"/>
-          <w:color w:val="auto"/>
-          <w:kern w:val="2"/>
-          <w:szCs w:val="22"/>
-          <w:lang w:eastAsia="en-US"/>
-        </w:rPr>
-        <w:t xml:space="preserve">no compleixen els supòsits dels tests paramètrics clàssics com la normalitat  o </w:t>
-      </w:r>
-      <w:r>
-        <w:rPr>
-          <w:rFonts w:eastAsia="Aptos"/>
-          <w:color w:val="auto"/>
-          <w:kern w:val="2"/>
-          <w:szCs w:val="22"/>
-          <w:lang w:eastAsia="en-US"/>
-        </w:rPr>
-        <w:t xml:space="preserve">l’homoscedasticitat, </w:t>
+        <w:t xml:space="preserve">, com no compleixen els supòsits dels tests paramètrics clàssics com la normalitat  o l’homoscedasticitat, </w:t>
       </w:r>
       <w:r>
         <w:rPr>
@@ -5379,65 +5566,8 @@
           <w:szCs w:val="22"/>
           <w:lang w:eastAsia="en-US"/>
         </w:rPr>
-        <w:t xml:space="preserve">i la V de Cramér per mesurar la intensitat de la relació entre variables com el grau, el gènere o el tipus d'avaluació. Per garantir la validesa dels p-valors en taules amb freqüències esperades baixes (inferiors a 5), </w:t>
-      </w:r>
-      <w:r>
-        <w:rPr>
-          <w:rFonts w:eastAsia="Aptos"/>
-          <w:color w:val="auto"/>
-          <w:kern w:val="2"/>
-          <w:szCs w:val="22"/>
-          <w:lang w:eastAsia="en-US"/>
-        </w:rPr>
-        <w:t>s’ha</w:t>
-      </w:r>
-      <w:r>
-        <w:rPr>
-          <w:rFonts w:eastAsia="Aptos"/>
-          <w:color w:val="auto"/>
-          <w:kern w:val="2"/>
-          <w:szCs w:val="22"/>
-          <w:lang w:eastAsia="en-US"/>
-        </w:rPr>
-        <w:t xml:space="preserve"> aplicat una simulació de Monte Carlo amb 10.000 iteracions, </w:t>
-      </w:r>
-      <w:r>
-        <w:rPr>
-          <w:rFonts w:eastAsia="Aptos"/>
-          <w:color w:val="auto"/>
-          <w:kern w:val="2"/>
-          <w:szCs w:val="22"/>
-          <w:lang w:eastAsia="en-US"/>
-        </w:rPr>
-        <w:t>per evitar</w:t>
-      </w:r>
-      <w:r>
-        <w:rPr>
-          <w:rFonts w:eastAsia="Aptos"/>
-          <w:color w:val="auto"/>
-          <w:kern w:val="2"/>
-          <w:szCs w:val="22"/>
-          <w:lang w:eastAsia="en-US"/>
-        </w:rPr>
-        <w:t xml:space="preserve"> conclusions basades en soroll estadístic.</w:t>
-      </w:r>
-    </w:p>
-    <w:p>
-      <w:pPr>
-        <w:numPr>
-          <w:ilvl w:val="0"/>
-          <w:numId w:val="20"/>
-        </w:numPr>
-        <w:spacing w:line="300" w:lineRule="auto"/>
-        <w:jc w:val="both"/>
-        <w:rPr>
-          <w:rFonts w:eastAsia="Aptos"/>
-          <w:color w:val="auto"/>
-          <w:kern w:val="2"/>
-          <w:szCs w:val="22"/>
-          <w:lang w:eastAsia="en-US"/>
-        </w:rPr>
-      </w:pPr>
+        <w:t>i la V de Cramér per mesurar la intensitat de la relació entre variables com el grau, el gènere o el tipus d'avaluació. Per garantir la validesa dels p-valors en taules amb freqüències esperades baixes (</w:t>
+      </w:r>
       <w:r>
         <w:rPr>
           <w:rFonts w:eastAsia="Aptos"/>
@@ -5448,153 +5578,57 @@
           <w:szCs w:val="22"/>
           <w:lang w:eastAsia="en-US"/>
         </w:rPr>
-        <w:t>Correlació entre variables likert</w:t>
-      </w:r>
-      <w:r>
-        <w:rPr>
-          <w:rFonts w:eastAsia="Aptos"/>
-          <w:color w:val="auto"/>
-          <w:kern w:val="2"/>
-          <w:szCs w:val="22"/>
-          <w:lang w:eastAsia="en-US"/>
-        </w:rPr>
-        <w:t>:</w:t>
-      </w:r>
-      <w:r>
-        <w:rPr>
-          <w:rFonts w:eastAsia="Aptos"/>
-          <w:color w:val="auto"/>
-          <w:kern w:val="2"/>
-          <w:szCs w:val="22"/>
-          <w:lang w:eastAsia="en-US"/>
-        </w:rPr>
-        <w:t xml:space="preserve"> en aquest cas</w:t>
-      </w:r>
-      <w:r>
-        <w:rPr>
-          <w:rFonts w:eastAsia="Aptos"/>
-          <w:color w:val="auto"/>
-          <w:kern w:val="2"/>
-          <w:szCs w:val="22"/>
-          <w:lang w:eastAsia="en-US"/>
-        </w:rPr>
-        <w:t xml:space="preserve"> </w:t>
-      </w:r>
-      <w:r>
-        <w:rPr>
-          <w:rFonts w:eastAsia="Aptos"/>
-          <w:color w:val="auto"/>
-          <w:kern w:val="2"/>
-          <w:szCs w:val="22"/>
-          <w:lang w:eastAsia="en-US"/>
-        </w:rPr>
-        <w:t>s’utilitza</w:t>
-      </w:r>
-      <w:r>
-        <w:rPr>
-          <w:rFonts w:eastAsia="Aptos"/>
-          <w:color w:val="auto"/>
-          <w:kern w:val="2"/>
-          <w:szCs w:val="22"/>
-          <w:lang w:eastAsia="en-US"/>
-        </w:rPr>
-        <w:t xml:space="preserve"> la </w:t>
-      </w:r>
-      <m:oMath>
-        <m:r>
-          <w:rPr>
-            <w:rFonts w:ascii="Cambria Math" w:eastAsia="Aptos" w:hAnsi="Cambria Math"/>
-            <w:color w:val="auto"/>
-            <w:kern w:val="2"/>
-            <w:szCs w:val="22"/>
-            <w:lang w:eastAsia="en-US"/>
-          </w:rPr>
-          <m:t>ρ</m:t>
-        </m:r>
-      </m:oMath>
-      <w:r>
-        <w:rPr>
-          <w:rFonts w:eastAsia="Aptos"/>
-          <w:b/>
-          <w:bCs/>
-          <w:color w:val="auto"/>
-          <w:kern w:val="2"/>
-          <w:szCs w:val="22"/>
-          <w:lang w:eastAsia="en-US"/>
-        </w:rPr>
-        <w:t xml:space="preserve"> </w:t>
-      </w:r>
-      <w:r>
-        <w:rPr>
-          <w:rFonts w:eastAsia="Aptos"/>
-          <w:color w:val="auto"/>
-          <w:kern w:val="2"/>
-          <w:szCs w:val="22"/>
-          <w:lang w:eastAsia="en-US"/>
-        </w:rPr>
-        <w:t xml:space="preserve">de Spearman. En els casos on el volum d'empats és elevat (superior al 10%), </w:t>
-      </w:r>
-      <w:r>
-        <w:rPr>
-          <w:rFonts w:eastAsia="Aptos"/>
-          <w:color w:val="auto"/>
-          <w:kern w:val="2"/>
-          <w:szCs w:val="22"/>
-          <w:lang w:eastAsia="en-US"/>
-        </w:rPr>
-        <w:t xml:space="preserve">també es mostra </w:t>
-      </w:r>
-      <w:r>
-        <w:rPr>
-          <w:rFonts w:eastAsia="Aptos"/>
-          <w:color w:val="auto"/>
-          <w:kern w:val="2"/>
-          <w:szCs w:val="22"/>
-          <w:lang w:eastAsia="en-US"/>
-        </w:rPr>
-        <w:t>la</w:t>
-      </w:r>
-      <w:r>
-        <w:rPr>
-          <w:rFonts w:eastAsia="Aptos"/>
-          <w:color w:val="auto"/>
-          <w:kern w:val="2"/>
-          <w:szCs w:val="22"/>
-          <w:lang w:eastAsia="en-US"/>
-        </w:rPr>
-        <w:t xml:space="preserve"> </w:t>
-      </w:r>
-      <m:oMath>
-        <m:r>
-          <w:rPr>
-            <w:rFonts w:ascii="Cambria Math" w:eastAsia="Aptos" w:hAnsi="Cambria Math"/>
-            <w:color w:val="auto"/>
-            <w:kern w:val="2"/>
-            <w:szCs w:val="22"/>
-            <w:lang w:eastAsia="en-US"/>
-          </w:rPr>
-          <m:t>τ</m:t>
-        </m:r>
-      </m:oMath>
-      <w:r>
-        <w:rPr>
-          <w:rFonts w:eastAsia="Aptos"/>
-          <w:color w:val="auto"/>
-          <w:kern w:val="2"/>
-          <w:szCs w:val="22"/>
-          <w:lang w:eastAsia="en-US"/>
-        </w:rPr>
-        <w:t xml:space="preserve"> de Kendall com a mesura de robustesa</w:t>
-      </w:r>
-      <w:r>
-        <w:rPr>
-          <w:rFonts w:eastAsia="Aptos"/>
-          <w:color w:val="auto"/>
-          <w:kern w:val="2"/>
-          <w:szCs w:val="22"/>
-          <w:lang w:eastAsia="en-US"/>
-        </w:rPr>
-        <w:t>, ja que és millor en casos on hi ha empats.</w:t>
+        <w:t>inferiors</w:t>
+      </w:r>
+      <w:r>
+        <w:rPr>
+          <w:rFonts w:eastAsia="Aptos"/>
+          <w:color w:val="auto"/>
+          <w:kern w:val="2"/>
+          <w:szCs w:val="22"/>
+          <w:lang w:eastAsia="en-US"/>
+        </w:rPr>
+        <w:t xml:space="preserve"> a 5), </w:t>
+      </w:r>
+      <w:r>
+        <w:rPr>
+          <w:rFonts w:eastAsia="Aptos"/>
+          <w:color w:val="auto"/>
+          <w:kern w:val="2"/>
+          <w:szCs w:val="22"/>
+          <w:lang w:eastAsia="en-US"/>
+        </w:rPr>
+        <w:t>s’ha</w:t>
+      </w:r>
+      <w:r>
+        <w:rPr>
+          <w:rFonts w:eastAsia="Aptos"/>
+          <w:color w:val="auto"/>
+          <w:kern w:val="2"/>
+          <w:szCs w:val="22"/>
+          <w:lang w:eastAsia="en-US"/>
+        </w:rPr>
+        <w:t xml:space="preserve"> aplicat una simulació de Monte Carlo amb 10.000 iteracions, </w:t>
+      </w:r>
+      <w:r>
+        <w:rPr>
+          <w:rFonts w:eastAsia="Aptos"/>
+          <w:color w:val="auto"/>
+          <w:kern w:val="2"/>
+          <w:szCs w:val="22"/>
+          <w:lang w:eastAsia="en-US"/>
+        </w:rPr>
+        <w:t>per evitar</w:t>
+      </w:r>
+      <w:r>
+        <w:rPr>
+          <w:rFonts w:eastAsia="Aptos"/>
+          <w:color w:val="auto"/>
+          <w:kern w:val="2"/>
+          <w:szCs w:val="22"/>
+          <w:lang w:eastAsia="en-US"/>
+        </w:rPr>
+        <w:t xml:space="preserve"> conclusions basades en soroll estadístic.</w:t>
       </w:r>
     </w:p>
     <w:p>
@@ -5685,7 +5719,7 @@
           <w:szCs w:val="22"/>
           <w:lang w:eastAsia="en-US"/>
         </w:rPr>
-        <w:t xml:space="preserve"> Aquest serà l’apartat més rellevant, ja que és el que mostra </w:t>
+        <w:t xml:space="preserve"> Aquest serà l’apartat més rellevant, ja que és el que mostra</w:t>
       </w:r>
     </w:p>
     <w:p>
@@ -5702,11 +5736,149 @@
           <w:rFonts w:eastAsia="Aptos"/>
           <w:lang w:eastAsia="en-US"/>
         </w:rPr>
+        <w:lastRenderedPageBreak/>
         <w:t>Associacions entre variables categòriques</w:t>
       </w:r>
     </w:p>
     <w:p>
       <w:pPr>
+        <w:pStyle w:val="Ttulo3"/>
+        <w:rPr>
+          <w:lang w:eastAsia="en-US"/>
+        </w:rPr>
+      </w:pPr>
+      <w:r>
+        <w:rPr>
+          <w:lang w:eastAsia="en-US"/>
+        </w:rPr>
+        <w:t>Correlació entre variables likert</w:t>
+      </w:r>
+    </w:p>
+    <w:p>
+      <w:pPr>
+        <w:rPr>
+          <w:lang w:eastAsia="en-US"/>
+        </w:rPr>
+      </w:pPr>
+      <w:r>
+        <w:rPr>
+          <w:lang w:eastAsia="en-US"/>
+        </w:rPr>
+        <w:t>Els resultats més rellevants se sintetitzen en els següents punts:</w:t>
+      </w:r>
+    </w:p>
+    <w:p>
+      <w:pPr>
+        <w:numPr>
+          <w:ilvl w:val="0"/>
+          <w:numId w:val="22"/>
+        </w:numPr>
+        <w:rPr>
+          <w:lang w:eastAsia="en-US"/>
+        </w:rPr>
+      </w:pPr>
+      <w:r>
+        <w:rPr>
+          <w:b/>
+          <w:bCs/>
+          <w:lang w:eastAsia="en-US"/>
+        </w:rPr>
+        <w:t>Substitució per IA</w:t>
+      </w:r>
+      <w:r>
+        <w:rPr>
+          <w:lang w:eastAsia="en-US"/>
+        </w:rPr>
+        <w:t>: S'observa que la percepció de la IA com a eina de substitució de la classe és el factor amb la correlació rang-biserial més elevada</w:t>
+      </w:r>
+      <w:r>
+        <w:rPr>
+          <w:lang w:eastAsia="en-US"/>
+        </w:rPr>
+        <w:t xml:space="preserve"> </w:t>
+      </w:r>
+      <m:oMath>
+        <m:r>
+          <w:rPr>
+            <w:rFonts w:ascii="Cambria Math" w:hAnsi="Cambria Math"/>
+            <w:lang w:eastAsia="en-US"/>
+          </w:rPr>
+          <m:t>(ρ=-0.36)</m:t>
+        </m:r>
+      </m:oMath>
+      <w:r>
+        <w:rPr>
+          <w:lang w:eastAsia="en-US"/>
+        </w:rPr>
+        <w:t xml:space="preserve">. Això indica que els alumnes que consideren que la IA els pot donar el mateix que el professor tenen una probabilitat molt més alta de pertànyer al grup d'assistència irregular. </w:t>
+      </w:r>
+    </w:p>
+    <w:p>
+      <w:pPr>
+        <w:numPr>
+          <w:ilvl w:val="0"/>
+          <w:numId w:val="22"/>
+        </w:numPr>
+        <w:rPr>
+          <w:lang w:eastAsia="en-US"/>
+        </w:rPr>
+      </w:pPr>
+      <w:r>
+        <w:rPr>
+          <w:b/>
+          <w:bCs/>
+          <w:lang w:eastAsia="en-US"/>
+        </w:rPr>
+        <w:t>Motivació Autònoma vs. Externa</w:t>
+      </w:r>
+      <w:r>
+        <w:rPr>
+          <w:lang w:eastAsia="en-US"/>
+        </w:rPr>
+        <w:t xml:space="preserve">: Els alumnes del grup d'assistència regular puntuen significativament més alt en ítems de motivació autònoma. En canvi, el grup irregular correlaciona amb motius externs o la manca d'utilitat percebuda de la classe magistral. </w:t>
+      </w:r>
+    </w:p>
+    <w:p>
+      <w:pPr>
+        <w:numPr>
+          <w:ilvl w:val="0"/>
+          <w:numId w:val="22"/>
+        </w:numPr>
+        <w:rPr>
+          <w:lang w:eastAsia="en-US"/>
+        </w:rPr>
+      </w:pPr>
+      <w:r>
+        <w:rPr>
+          <w:b/>
+          <w:bCs/>
+          <w:lang w:eastAsia="en-US"/>
+        </w:rPr>
+        <w:t>Metodologia Docent</w:t>
+      </w:r>
+      <w:r>
+        <w:rPr>
+          <w:lang w:eastAsia="en-US"/>
+        </w:rPr>
+        <w:t xml:space="preserve">: Les variables relacionades amb la percepció de "classe massa teòrica" o "manca de valor afegit del professor" presenten diferències significatives, confirmant que el format de la classe és un detonant de l'absentisme. </w:t>
+      </w:r>
+    </w:p>
+    <w:p>
+      <w:pPr>
+        <w:pStyle w:val="Ttulo3"/>
+        <w:rPr>
+          <w:lang w:eastAsia="en-US"/>
+        </w:rPr>
+      </w:pPr>
+      <w:r>
+        <w:rPr>
+          <w:lang w:eastAsia="en-US"/>
+        </w:rPr>
+        <w:t>Associació variables categòriques amb l’assistència</w:t>
+      </w:r>
+    </w:p>
+    <w:p>
+      <w:pPr>
         <w:jc w:val="both"/>
         <w:rPr>
           <w:rFonts w:eastAsia="Aptos"/>
@@ -5718,7 +5890,91 @@
           <w:rFonts w:eastAsia="Aptos"/>
           <w:lang w:eastAsia="en-US"/>
         </w:rPr>
-        <w:t xml:space="preserve">Les variables amb més poder explicatiu són el Grau </w:t>
+        <w:t xml:space="preserve">Les variables amb més poder explicatiu (mesurades per la V de Cramér) es presenten a la </w:t>
+      </w:r>
+      <w:r>
+        <w:rPr>
+          <w:rFonts w:eastAsia="Aptos"/>
+          <w:lang w:eastAsia="en-US"/>
+        </w:rPr>
+        <w:fldChar w:fldCharType="begin"/>
+      </w:r>
+      <w:r>
+        <w:rPr>
+          <w:rFonts w:eastAsia="Aptos"/>
+          <w:lang w:eastAsia="en-US"/>
+        </w:rPr>
+        <w:instrText xml:space="preserve"> REF _Ref229253368 \h </w:instrText>
+      </w:r>
+      <w:r>
+        <w:rPr>
+          <w:rFonts w:eastAsia="Aptos"/>
+          <w:lang w:eastAsia="en-US"/>
+        </w:rPr>
+      </w:r>
+      <w:r>
+        <w:rPr>
+          <w:rFonts w:eastAsia="Aptos"/>
+          <w:lang w:eastAsia="en-US"/>
+        </w:rPr>
+        <w:fldChar w:fldCharType="separate"/>
+      </w:r>
+      <w:r>
+        <w:rPr>
+          <w:rFonts w:eastAsia="Aptos"/>
+          <w:lang w:eastAsia="en-US"/>
+        </w:rPr>
+        <w:fldChar w:fldCharType="end"/>
+      </w:r>
+      <w:r>
+        <w:rPr>
+          <w:rFonts w:eastAsia="Aptos"/>
+          <w:lang w:eastAsia="en-US"/>
+        </w:rPr>
+        <w:fldChar w:fldCharType="begin"/>
+      </w:r>
+      <w:r>
+        <w:rPr>
+          <w:rFonts w:eastAsia="Aptos"/>
+          <w:lang w:eastAsia="en-US"/>
+        </w:rPr>
+        <w:instrText xml:space="preserve"> REF _Ref229253376 \h </w:instrText>
+      </w:r>
+      <w:r>
+        <w:rPr>
+          <w:rFonts w:eastAsia="Aptos"/>
+          <w:lang w:eastAsia="en-US"/>
+        </w:rPr>
+      </w:r>
+      <w:r>
+        <w:rPr>
+          <w:rFonts w:eastAsia="Aptos"/>
+          <w:lang w:eastAsia="en-US"/>
+        </w:rPr>
+        <w:fldChar w:fldCharType="separate"/>
+      </w:r>
+      <w:r>
+        <w:t xml:space="preserve">Taula </w:t>
+      </w:r>
+      <w:r>
+        <w:rPr>
+          <w:noProof/>
+        </w:rPr>
+        <w:t>1</w:t>
+      </w:r>
+      <w:r>
+        <w:rPr>
+          <w:rFonts w:eastAsia="Aptos"/>
+          <w:lang w:eastAsia="en-US"/>
+        </w:rPr>
+        <w:fldChar w:fldCharType="end"/>
+      </w:r>
+      <w:r>
+        <w:rPr>
+          <w:rFonts w:eastAsia="Aptos"/>
+          <w:lang w:eastAsia="en-US"/>
+        </w:rPr>
+        <w:t xml:space="preserve">. El tipus d'avaluació (V = 0,245) i el grau </w:t>
       </w:r>
       <m:oMath>
         <m:r>
@@ -5726,7 +5982,7 @@
             <w:rFonts w:ascii="Cambria Math" w:eastAsia="Aptos" w:hAnsi="Cambria Math"/>
             <w:lang w:eastAsia="en-US"/>
           </w:rPr>
-          <m:t>(V=0,264)</m:t>
+          <m:t>(V = 0,264)</m:t>
         </m:r>
       </m:oMath>
       <w:r>
@@ -5734,7 +5990,7 @@
           <w:rFonts w:eastAsia="Aptos"/>
           <w:lang w:eastAsia="en-US"/>
         </w:rPr>
-        <w:t xml:space="preserve"> i el Tipus d'avaluació </w:t>
+        <w:t xml:space="preserve"> mostren les associacions més intenses, cosa que suggereix que l'absentisme no és únicament una decisió individual, sinó que està condicionada per l'entorn acadèmic. La nota d'expedient </w:t>
       </w:r>
       <m:oMath>
         <m:r>
@@ -5742,7 +5998,7 @@
             <w:rFonts w:ascii="Cambria Math" w:eastAsia="Aptos" w:hAnsi="Cambria Math"/>
             <w:lang w:eastAsia="en-US"/>
           </w:rPr>
-          <m:t>(V=0,245)</m:t>
+          <m:t>(V = 0,232)</m:t>
         </m:r>
       </m:oMath>
       <w:r>
@@ -5750,21 +6006,95 @@
           <w:rFonts w:eastAsia="Aptos"/>
           <w:lang w:eastAsia="en-US"/>
         </w:rPr>
-        <w:t>. Això suggereix que l’absentisme no és només una decisió individual de l'estudiant, sinó que està fortament condicionat per l'entorn acadèmic</w:t>
-      </w:r>
-      <w:r>
-        <w:rPr>
-          <w:rFonts w:eastAsia="Aptos"/>
-          <w:lang w:eastAsia="en-US"/>
-        </w:rPr>
-        <w:t xml:space="preserve"> i el que estudia, això pot estar relacionat amb la motivació. </w:t>
-      </w:r>
-      <w:r>
-        <w:rPr>
-          <w:rFonts w:eastAsia="Aptos"/>
-          <w:lang w:eastAsia="en-US"/>
-        </w:rPr>
-        <w:t xml:space="preserve">D'altra banda, la Nota mitjana </w:t>
+        <w:t xml:space="preserve"> apunta en la mateixa direcció: els estudiants amb millor rendiment tendeixen a ser més regulars, o bé</w:t>
+      </w:r>
+      <w:r>
+        <w:rPr>
+          <w:rFonts w:eastAsia="Aptos"/>
+          <w:lang w:eastAsia="en-US"/>
+        </w:rPr>
+        <w:t>, vist d’una altra manera,</w:t>
+      </w:r>
+      <w:r>
+        <w:rPr>
+          <w:rFonts w:eastAsia="Aptos"/>
+          <w:lang w:eastAsia="en-US"/>
+        </w:rPr>
+        <w:t xml:space="preserve"> l'assistència és el mecanisme que els permet obtenir aquests resultats.</w:t>
+      </w:r>
+    </w:p>
+    <w:p>
+      <w:pPr>
+        <w:jc w:val="both"/>
+        <w:rPr>
+          <w:rFonts w:eastAsia="Aptos"/>
+          <w:lang w:eastAsia="en-US"/>
+        </w:rPr>
+      </w:pPr>
+      <w:r>
+        <w:rPr>
+          <w:rFonts w:eastAsia="Aptos"/>
+          <w:lang w:eastAsia="en-US"/>
+        </w:rPr>
+        <w:t xml:space="preserve">Pel que fa al curs, els estudiants de primer curs presenten una assistència significativament més regular. Això pot reflectir tant una major motivació inicial com un accés més limitat a estratègies alternatives —apunts externs, </w:t>
+      </w:r>
+      <w:r>
+        <w:rPr>
+          <w:rFonts w:eastAsia="Aptos"/>
+          <w:lang w:eastAsia="en-US"/>
+        </w:rPr>
+        <w:t>informació i apunts</w:t>
+      </w:r>
+      <w:r>
+        <w:rPr>
+          <w:rFonts w:eastAsia="Aptos"/>
+          <w:lang w:eastAsia="en-US"/>
+        </w:rPr>
+        <w:t xml:space="preserve"> </w:t>
+      </w:r>
+      <w:r>
+        <w:rPr>
+          <w:rFonts w:eastAsia="Aptos"/>
+          <w:lang w:eastAsia="en-US"/>
+        </w:rPr>
+        <w:t>d’</w:t>
+      </w:r>
+      <w:r>
+        <w:rPr>
+          <w:rFonts w:eastAsia="Aptos"/>
+          <w:lang w:eastAsia="en-US"/>
+        </w:rPr>
+        <w:t>estudiants</w:t>
+      </w:r>
+      <w:r>
+        <w:rPr>
+          <w:rFonts w:eastAsia="Aptos"/>
+          <w:lang w:eastAsia="en-US"/>
+        </w:rPr>
+        <w:t xml:space="preserve"> de cursos superiors</w:t>
+      </w:r>
+      <w:r>
+        <w:rPr>
+          <w:rFonts w:eastAsia="Aptos"/>
+          <w:lang w:eastAsia="en-US"/>
+        </w:rPr>
+        <w:t>— que els cursos superiors ja han incorporat.</w:t>
+      </w:r>
+    </w:p>
+    <w:p>
+      <w:pPr>
+        <w:jc w:val="both"/>
+        <w:rPr>
+          <w:rFonts w:eastAsia="Aptos"/>
+          <w:lang w:eastAsia="en-US"/>
+        </w:rPr>
+      </w:pPr>
+      <w:r>
+        <w:rPr>
+          <w:rFonts w:eastAsia="Aptos"/>
+          <w:lang w:eastAsia="en-US"/>
+        </w:rPr>
+        <w:t xml:space="preserve">Tot i que treballar a temps parcial o complet és significatiu </w:t>
       </w:r>
       <m:oMath>
         <m:r>
@@ -5772,7 +6102,7 @@
             <w:rFonts w:ascii="Cambria Math" w:eastAsia="Aptos" w:hAnsi="Cambria Math"/>
             <w:lang w:eastAsia="en-US"/>
           </w:rPr>
-          <m:t>(V=0,232)</m:t>
+          <m:t>(V = 0,118)</m:t>
         </m:r>
       </m:oMath>
       <w:r>
@@ -5780,35 +6110,7 @@
           <w:rFonts w:eastAsia="Aptos"/>
           <w:lang w:eastAsia="en-US"/>
         </w:rPr>
-        <w:t xml:space="preserve"> </w:t>
-      </w:r>
-      <w:r>
-        <w:rPr>
-          <w:rFonts w:eastAsia="Aptos"/>
-          <w:lang w:eastAsia="en-US"/>
-        </w:rPr>
-        <w:t>indica que h</w:t>
-      </w:r>
-      <w:r>
-        <w:rPr>
-          <w:rFonts w:eastAsia="Aptos"/>
-          <w:lang w:eastAsia="en-US"/>
-        </w:rPr>
-        <w:t>i ha una associació directa entre el rendiment acadèmic i l</w:t>
-      </w:r>
-      <w:r>
-        <w:rPr>
-          <w:rFonts w:eastAsia="Aptos"/>
-          <w:lang w:eastAsia="en-US"/>
-        </w:rPr>
-        <w:t>’assistència a classe:</w:t>
-      </w:r>
-      <w:r>
-        <w:rPr>
-          <w:rFonts w:eastAsia="Aptos"/>
-          <w:lang w:eastAsia="en-US"/>
-        </w:rPr>
-        <w:t xml:space="preserve"> els alumnes amb millors notes tendeixen a ser els que més assisteixen, o bé l'assistència és el vehicle que els permet obtenir aquests resultats.</w:t>
+        <w:t xml:space="preserve">, la intensitat de l'associació és baixa, cosa que indica que la dedicació laboral no és el factor principal de l'absentisme. </w:t>
       </w:r>
     </w:p>
     <w:p>
@@ -5824,112 +6126,28 @@
           <w:rFonts w:eastAsia="Aptos"/>
           <w:lang w:eastAsia="en-US"/>
         </w:rPr>
-        <w:lastRenderedPageBreak/>
-        <w:t>D’altra banda, l</w:t>
-      </w:r>
-      <w:r>
-        <w:rPr>
-          <w:rFonts w:eastAsia="Aptos"/>
-          <w:lang w:eastAsia="en-US"/>
-        </w:rPr>
-        <w:t>'assistència també varia segons l'etapa del grau. Els alumnes de Primer curs són significativament més regulars. Aquesta dada és interessant: podria reflectir tant una major motivació inicial com un</w:t>
-      </w:r>
-      <w:r>
-        <w:rPr>
-          <w:rFonts w:eastAsia="Aptos"/>
-          <w:lang w:eastAsia="en-US"/>
-        </w:rPr>
-        <w:t xml:space="preserve"> canvi d’estratègies, com podrien ser </w:t>
-      </w:r>
-      <w:r>
-        <w:rPr>
-          <w:rFonts w:eastAsia="Aptos"/>
-          <w:lang w:eastAsia="en-US"/>
-        </w:rPr>
-        <w:t>l'ús de la IA o apunts externs</w:t>
-      </w:r>
-      <w:r>
-        <w:rPr>
-          <w:rFonts w:eastAsia="Aptos"/>
-          <w:lang w:eastAsia="en-US"/>
-        </w:rPr>
-        <w:t>, ja que els alumnes de cursos superiors ja dominen més. També van coneixent a gent d’altres cursos que van dient si val la pena anar a una classe o no.</w:t>
-      </w:r>
-    </w:p>
-    <w:p>
-      <w:pPr>
-        <w:jc w:val="both"/>
-        <w:rPr>
-          <w:rFonts w:eastAsia="Aptos"/>
-          <w:lang w:eastAsia="en-US"/>
-        </w:rPr>
-      </w:pPr>
-      <w:r>
-        <w:rPr>
-          <w:rFonts w:eastAsia="Aptos"/>
-          <w:lang w:eastAsia="en-US"/>
-        </w:rPr>
-        <w:t>Finalment, tot</w:t>
-      </w:r>
-      <w:r>
-        <w:rPr>
-          <w:rFonts w:eastAsia="Aptos"/>
-          <w:lang w:eastAsia="en-US"/>
-        </w:rPr>
-        <w:t xml:space="preserve"> i que el Treball intensiu és significatiu, la seva força d'associació és baixa</w:t>
-      </w:r>
-      <w:r>
-        <w:rPr>
-          <w:rFonts w:eastAsia="Aptos"/>
-          <w:lang w:eastAsia="en-US"/>
-        </w:rPr>
-        <w:t xml:space="preserve"> </w:t>
-      </w:r>
-      <m:oMath>
-        <m:r>
-          <w:rPr>
-            <w:rFonts w:ascii="Cambria Math" w:eastAsia="Aptos" w:hAnsi="Cambria Math"/>
-            <w:lang w:eastAsia="en-US"/>
-          </w:rPr>
-          <m:t>(V=0,118)</m:t>
-        </m:r>
-      </m:oMath>
-      <w:r>
-        <w:rPr>
-          <w:rFonts w:eastAsia="Aptos"/>
-          <w:lang w:eastAsia="en-US"/>
-        </w:rPr>
-        <w:t xml:space="preserve">. Això indica que, si bé treballar </w:t>
-      </w:r>
-      <w:r>
-        <w:rPr>
-          <w:rFonts w:eastAsia="Aptos"/>
-          <w:lang w:eastAsia="en-US"/>
-        </w:rPr>
-        <w:t xml:space="preserve">a temps parcial o complet </w:t>
-      </w:r>
-      <w:r>
-        <w:rPr>
-          <w:rFonts w:eastAsia="Aptos"/>
-          <w:lang w:eastAsia="en-US"/>
-        </w:rPr>
-        <w:t>dificulta l'assistència, no és el motiu principal de l'absentisme de la facultat.</w:t>
-      </w:r>
-    </w:p>
-    <w:p>
-      <w:pPr>
-        <w:jc w:val="both"/>
-        <w:rPr>
-          <w:rFonts w:eastAsia="Aptos"/>
-          <w:lang w:eastAsia="en-US"/>
-        </w:rPr>
-      </w:pPr>
-      <w:r>
-        <w:rPr>
-          <w:rFonts w:eastAsia="Aptos"/>
-          <w:lang w:eastAsia="en-US"/>
-        </w:rPr>
-        <w:t>Sorprenentment, variables com el Gènere o estar Sobrecarregat d'assignatures no presenten cap relació estadística amb l'assistència.</w:t>
+        <w:t>Finalment, el g</w:t>
+      </w:r>
+      <w:r>
+        <w:rPr>
+          <w:rFonts w:eastAsia="Aptos"/>
+          <w:lang w:eastAsia="en-US"/>
+        </w:rPr>
+        <w:t xml:space="preserve">ènere i </w:t>
+      </w:r>
+      <w:r>
+        <w:rPr>
+          <w:rFonts w:eastAsia="Aptos"/>
+          <w:lang w:eastAsia="en-US"/>
+        </w:rPr>
+        <w:t xml:space="preserve">la </w:t>
+      </w:r>
+      <w:r>
+        <w:rPr>
+          <w:rFonts w:eastAsia="Aptos"/>
+          <w:lang w:eastAsia="en-US"/>
+        </w:rPr>
+        <w:t>sobrecàrrega d'assignatures no presenten cap relació estadística amb l'assistència.</w:t>
       </w:r>
     </w:p>
     <w:tbl>
@@ -5976,6 +6194,7 @@
                 <w:bdr w:val="none" w:sz="0" w:space="0" w:color="auto" w:frame="1"/>
                 <w:lang w:eastAsia="ca-ES"/>
               </w:rPr>
+              <w:lastRenderedPageBreak/>
               <w:t>Variable</w:t>
             </w:r>
           </w:p>
@@ -6521,7 +6740,7 @@
                 <w:bdr w:val="none" w:sz="0" w:space="0" w:color="auto" w:frame="1"/>
                 <w:lang w:eastAsia="ca-ES"/>
               </w:rPr>
-              <w:t>urs (Binària)</w:t>
+              <w:t>urs</w:t>
             </w:r>
           </w:p>
         </w:tc>
@@ -6638,7 +6857,7 @@
                 <w:bdr w:val="none" w:sz="0" w:space="0" w:color="auto" w:frame="1"/>
                 <w:lang w:eastAsia="ca-ES"/>
               </w:rPr>
-              <w:t>lta (Binària)</w:t>
+              <w:t>lta</w:t>
             </w:r>
           </w:p>
         </w:tc>
@@ -6755,7 +6974,18 @@
                 <w:bdr w:val="none" w:sz="0" w:space="0" w:color="auto" w:frame="1"/>
                 <w:lang w:eastAsia="ca-ES"/>
               </w:rPr>
-              <w:t>ntensiu</w:t>
+              <w:t>nten</w:t>
+            </w:r>
+            <w:r>
+              <w:rPr>
+                <w:rFonts w:cs="Calibri"/>
+                <w:color w:val="1F1F1F"/>
+                <w:kern w:val="0"/>
+                <w:szCs w:val="22"/>
+                <w:bdr w:val="none" w:sz="0" w:space="0" w:color="auto" w:frame="1"/>
+                <w:lang w:eastAsia="ca-ES"/>
+              </w:rPr>
+              <w:t>s</w:t>
             </w:r>
           </w:p>
         </w:tc>
@@ -6974,6 +7204,8 @@
           <w:lang w:eastAsia="en-US"/>
         </w:rPr>
       </w:pPr>
+      <w:bookmarkStart w:id="7" w:name="_Ref229253368"/>
+      <w:bookmarkStart w:id="8" w:name="_Ref229253376"/>
       <w:r>
         <w:t xml:space="preserve">Taula </w:t>
       </w:r>
@@ -6995,9 +7227,11 @@
       <w:r>
         <w:fldChar w:fldCharType="end"/>
       </w:r>
+      <w:bookmarkEnd w:id="8"/>
       <w:r>
         <w:t>: Associacions significatives de les variables categòriques amb l’assistència</w:t>
       </w:r>
+      <w:bookmarkEnd w:id="7"/>
     </w:p>
     <w:p>
       <w:pPr>
@@ -7014,6 +7248,145 @@
     </w:p>
     <w:p>
       <w:pPr>
+        <w:pStyle w:val="Ttulo3"/>
+        <w:rPr>
+          <w:lang w:eastAsia="en-US"/>
+        </w:rPr>
+      </w:pPr>
+      <w:r>
+        <w:rPr>
+          <w:lang w:eastAsia="en-US"/>
+        </w:rPr>
+        <w:t>Associacions entre variables numèriques i l’assistència</w:t>
+      </w:r>
+    </w:p>
+    <w:p>
+      <w:pPr>
+        <w:rPr>
+          <w:lang w:eastAsia="en-US"/>
+        </w:rPr>
+      </w:pPr>
+      <w:r>
+        <w:rPr>
+          <w:lang w:eastAsia="en-US"/>
+        </w:rPr>
+        <w:t xml:space="preserve">Per completar l'EDA, s'han analitzat variables com l'edat o el nombre d'assignatures matriculades mitjançant la correlació de </w:t>
+      </w:r>
+      <w:r>
+        <w:rPr>
+          <w:lang w:eastAsia="en-US"/>
+        </w:rPr>
+        <w:t xml:space="preserve">Spearman </w:t>
+      </w:r>
+      <m:oMath>
+        <m:d>
+          <m:dPr>
+            <m:ctrlPr>
+              <w:rPr>
+                <w:rFonts w:ascii="Cambria Math" w:hAnsi="Cambria Math"/>
+                <w:i/>
+                <w:lang w:eastAsia="en-US"/>
+              </w:rPr>
+            </m:ctrlPr>
+          </m:dPr>
+          <m:e>
+            <m:r>
+              <w:rPr>
+                <w:rFonts w:ascii="Cambria Math" w:hAnsi="Cambria Math"/>
+                <w:lang w:eastAsia="en-US"/>
+              </w:rPr>
+              <m:t>ρ</m:t>
+            </m:r>
+          </m:e>
+        </m:d>
+      </m:oMath>
+      <w:r>
+        <w:rPr>
+          <w:lang w:eastAsia="en-US"/>
+        </w:rPr>
+        <w:t xml:space="preserve">, utilitzant la </w:t>
+      </w:r>
+      <m:oMath>
+        <m:r>
+          <w:rPr>
+            <w:rFonts w:ascii="Cambria Math" w:hAnsi="Cambria Math"/>
+            <w:lang w:eastAsia="en-US"/>
+          </w:rPr>
+          <m:t>τ</m:t>
+        </m:r>
+      </m:oMath>
+      <w:r>
+        <w:rPr>
+          <w:lang w:eastAsia="en-US"/>
+        </w:rPr>
+        <w:t xml:space="preserve"> de Kendall com a mesura de robustesa degut a l'elevat nombre d'empats en les respostes. </w:t>
+      </w:r>
+    </w:p>
+    <w:p>
+      <w:pPr>
+        <w:rPr>
+          <w:lang w:eastAsia="en-US"/>
+        </w:rPr>
+      </w:pPr>
+      <w:r>
+        <w:rPr>
+          <w:lang w:eastAsia="en-US"/>
+        </w:rPr>
+        <w:t>L'edat i la càrrega lectiva (nombre d'assignatures) no mostren cap relació significativa amb el grup d'assistència (tots els p &gt; 0,12). El temps de desplaçament presenta una tendència positiva (r = 0,11) però no assoleix significació estadística (p = 0,076). Aquests resultats suggereixen que l'absentisme és un fenomen transversal que no s'explica per variables logístiques o de càrrega objectiva.</w:t>
+      </w:r>
+    </w:p>
+    <w:p>
+      <w:pPr>
+        <w:numPr>
+          <w:ilvl w:val="0"/>
+          <w:numId w:val="23"/>
+        </w:numPr>
+        <w:rPr>
+          <w:lang w:eastAsia="en-US"/>
+        </w:rPr>
+      </w:pPr>
+      <w:r>
+        <w:rPr>
+          <w:b/>
+          <w:bCs/>
+          <w:lang w:eastAsia="en-US"/>
+        </w:rPr>
+        <w:t>Edat i Càrrega</w:t>
+      </w:r>
+      <w:r>
+        <w:rPr>
+          <w:lang w:eastAsia="en-US"/>
+        </w:rPr>
+        <w:t xml:space="preserve">: No es detecta una relació lineal forta entre l'edat i l'assistència, el que suggereix que l'absentisme és un fenomen transversal a diferents moments vitals de l'estudiant. </w:t>
+      </w:r>
+    </w:p>
+    <w:p>
+      <w:pPr>
+        <w:numPr>
+          <w:ilvl w:val="0"/>
+          <w:numId w:val="23"/>
+        </w:numPr>
+        <w:rPr>
+          <w:lang w:eastAsia="en-US"/>
+        </w:rPr>
+      </w:pPr>
+      <w:r>
+        <w:rPr>
+          <w:b/>
+          <w:bCs/>
+          <w:lang w:eastAsia="en-US"/>
+        </w:rPr>
+        <w:t>Distància de desplaçament</w:t>
+      </w:r>
+      <w:r>
+        <w:rPr>
+          <w:lang w:eastAsia="en-US"/>
+        </w:rPr>
+        <w:t>: Tot i que es podria hipotezar que una distància més llarga a la facultat reduiria l'assistència, els test de Mann-Whitney U no mostren diferències prou consistents per considerar-lo un factor determinant en aquesta mostra</w:t>
+      </w:r>
+    </w:p>
+    <w:p>
+      <w:pPr>
         <w:spacing w:line="300" w:lineRule="auto"/>
         <w:jc w:val="both"/>
         <w:rPr>
@@ -7037,6 +7410,635 @@
           <w:lang w:eastAsia="en-US"/>
         </w:rPr>
       </w:pPr>
+      <w:r>
+        <w:rPr>
+          <w:rFonts w:eastAsia="Aptos"/>
+          <w:color w:val="auto"/>
+          <w:kern w:val="2"/>
+          <w:szCs w:val="22"/>
+          <w:lang w:eastAsia="en-US"/>
+        </w:rPr>
+        <w:br w:type="page"/>
+      </w:r>
+    </w:p>
+    <w:p>
+      <w:pPr>
+        <w:spacing w:line="300" w:lineRule="auto"/>
+        <w:jc w:val="both"/>
+        <w:rPr>
+          <w:rFonts w:eastAsia="Aptos"/>
+          <w:color w:val="auto"/>
+          <w:kern w:val="2"/>
+          <w:szCs w:val="22"/>
+          <w:lang w:eastAsia="en-US"/>
+        </w:rPr>
+      </w:pPr>
+    </w:p>
+    <w:p>
+      <w:pPr>
+        <w:pStyle w:val="Ttulo1"/>
+      </w:pPr>
+      <w:r>
+        <w:t>Anàlisi factorial exploratòria (EFA)</w:t>
+      </w:r>
+    </w:p>
+    <w:p>
+      <w:pPr>
+        <w:pStyle w:val="Ttulo2"/>
+      </w:pPr>
+      <w:r>
+        <w:t>Introducció i justificació del model</w:t>
+      </w:r>
+    </w:p>
+    <w:p>
+      <w:pPr>
+        <w:spacing w:line="300" w:lineRule="auto"/>
+        <w:jc w:val="both"/>
+        <w:rPr>
+          <w:rFonts w:eastAsia="Aptos"/>
+          <w:color w:val="auto"/>
+          <w:kern w:val="2"/>
+          <w:szCs w:val="22"/>
+          <w:lang w:eastAsia="en-US"/>
+        </w:rPr>
+      </w:pPr>
+      <w:r>
+        <w:rPr>
+          <w:rFonts w:eastAsia="Aptos"/>
+          <w:color w:val="auto"/>
+          <w:kern w:val="2"/>
+          <w:szCs w:val="22"/>
+          <w:lang w:eastAsia="en-US"/>
+        </w:rPr>
+        <w:t xml:space="preserve">El qüestionari d'aquest estudi recull una gran quantitat d'informació a través de diferents preguntes en escala Likert, dividides en tres blocs centrals: motius de no assistència, estratègies </w:t>
+      </w:r>
+      <w:r>
+        <w:rPr>
+          <w:rFonts w:eastAsia="Aptos"/>
+          <w:color w:val="auto"/>
+          <w:kern w:val="2"/>
+          <w:szCs w:val="22"/>
+          <w:lang w:eastAsia="en-US"/>
+        </w:rPr>
+        <w:t xml:space="preserve">de l’alumnat per anar a classe </w:t>
+      </w:r>
+      <w:r>
+        <w:rPr>
+          <w:rFonts w:eastAsia="Aptos"/>
+          <w:color w:val="auto"/>
+          <w:kern w:val="2"/>
+          <w:szCs w:val="22"/>
+          <w:lang w:eastAsia="en-US"/>
+        </w:rPr>
+        <w:t xml:space="preserve">i ús de la intel·ligència artificial. Si introduíssim totes aquestes variables de forma aïllada en els models predictius posteriors, </w:t>
+      </w:r>
+      <w:r>
+        <w:rPr>
+          <w:rFonts w:eastAsia="Aptos"/>
+          <w:color w:val="auto"/>
+          <w:kern w:val="2"/>
+          <w:szCs w:val="22"/>
+          <w:lang w:eastAsia="en-US"/>
+        </w:rPr>
+        <w:t>hi hauria</w:t>
+      </w:r>
+      <w:r>
+        <w:rPr>
+          <w:rFonts w:eastAsia="Aptos"/>
+          <w:color w:val="auto"/>
+          <w:kern w:val="2"/>
+          <w:szCs w:val="22"/>
+          <w:lang w:eastAsia="en-US"/>
+        </w:rPr>
+        <w:t xml:space="preserve"> problemes de multicol·linealitat i excés de soroll estadístic</w:t>
+      </w:r>
+      <w:r>
+        <w:rPr>
+          <w:rFonts w:eastAsia="Aptos"/>
+          <w:color w:val="auto"/>
+          <w:kern w:val="2"/>
+          <w:szCs w:val="22"/>
+          <w:lang w:eastAsia="en-US"/>
+        </w:rPr>
+        <w:t>, ja que per cada variable caldria crear 5 dummies</w:t>
+      </w:r>
+      <w:r>
+        <w:rPr>
+          <w:rFonts w:eastAsia="Aptos"/>
+          <w:color w:val="auto"/>
+          <w:kern w:val="2"/>
+          <w:szCs w:val="22"/>
+          <w:lang w:eastAsia="en-US"/>
+        </w:rPr>
+        <w:t>. Per tant, l'objectiu d'aquest apartat és reduir la dimensionalitat de la base de dades, agrupant les variables de cada bloc en uns pocs factors.</w:t>
+      </w:r>
+    </w:p>
+    <w:p>
+      <w:pPr>
+        <w:spacing w:line="300" w:lineRule="auto"/>
+        <w:jc w:val="both"/>
+        <w:rPr>
+          <w:rFonts w:eastAsia="Aptos"/>
+          <w:color w:val="auto"/>
+          <w:kern w:val="2"/>
+          <w:szCs w:val="22"/>
+          <w:lang w:eastAsia="en-US"/>
+        </w:rPr>
+      </w:pPr>
+      <w:r>
+        <w:rPr>
+          <w:rFonts w:eastAsia="Aptos"/>
+          <w:color w:val="auto"/>
+          <w:kern w:val="2"/>
+          <w:szCs w:val="22"/>
+          <w:lang w:eastAsia="en-US"/>
+        </w:rPr>
+        <w:t xml:space="preserve">Per fer-ho, </w:t>
+      </w:r>
+      <w:r>
+        <w:rPr>
+          <w:rFonts w:eastAsia="Aptos"/>
+          <w:color w:val="auto"/>
+          <w:kern w:val="2"/>
+          <w:szCs w:val="22"/>
+          <w:lang w:eastAsia="en-US"/>
+        </w:rPr>
+        <w:t>s’ha</w:t>
+      </w:r>
+      <w:r>
+        <w:rPr>
+          <w:rFonts w:eastAsia="Aptos"/>
+          <w:color w:val="auto"/>
+          <w:kern w:val="2"/>
+          <w:szCs w:val="22"/>
+          <w:lang w:eastAsia="en-US"/>
+        </w:rPr>
+        <w:t xml:space="preserve"> optat per l'Anàlisi Factorial Exploratòria (EFA) en lloc de l'Anàlisi de Components Principals (PCA). La raó és purament teòrica i conceptual: mentre que el PCA és una tècnica estrictament matemàtica que busca comprimir la variància total en menys variables, l'EFA assumeix que existeixen constructes latents (factors que no podem observar ni mesurar directament, com la "desmotivació" o "l'autogestió") que són els que causen que les respostes dels estudiants estiguin correlacionades. Com que </w:t>
+      </w:r>
+      <w:r>
+        <w:rPr>
+          <w:rFonts w:eastAsia="Aptos"/>
+          <w:color w:val="auto"/>
+          <w:kern w:val="2"/>
+          <w:szCs w:val="22"/>
+          <w:lang w:eastAsia="en-US"/>
+        </w:rPr>
+        <w:t>l’</w:t>
+      </w:r>
+      <w:r>
+        <w:rPr>
+          <w:rFonts w:eastAsia="Aptos"/>
+          <w:color w:val="auto"/>
+          <w:kern w:val="2"/>
+          <w:szCs w:val="22"/>
+          <w:lang w:eastAsia="en-US"/>
+        </w:rPr>
+        <w:t>objectiu final no és només "comprimir dades", sinó entendre els motius reals pels quals els estudiants falten a classe per poder classificar-los en perfils i buscar solucions personalitzades, l'EFA és l'eina adequada.</w:t>
+      </w:r>
+    </w:p>
+    <w:p>
+      <w:pPr>
+        <w:pStyle w:val="Ttulo2"/>
+      </w:pPr>
+      <w:r>
+        <w:t>Metodologia</w:t>
+      </w:r>
+    </w:p>
+    <w:p>
+      <w:pPr>
+        <w:jc w:val="both"/>
+        <w:rPr>
+          <w:rFonts w:eastAsia="Aptos"/>
+          <w:lang w:eastAsia="en-US"/>
+        </w:rPr>
+      </w:pPr>
+      <w:r>
+        <w:rPr>
+          <w:rFonts w:eastAsia="Aptos"/>
+          <w:lang w:eastAsia="en-US"/>
+        </w:rPr>
+        <w:t xml:space="preserve">Abans d'intentar agrupar les variables, </w:t>
+      </w:r>
+      <w:r>
+        <w:rPr>
+          <w:rFonts w:eastAsia="Aptos"/>
+          <w:lang w:eastAsia="en-US"/>
+        </w:rPr>
+        <w:t>cal</w:t>
+      </w:r>
+      <w:r>
+        <w:rPr>
+          <w:rFonts w:eastAsia="Aptos"/>
+          <w:lang w:eastAsia="en-US"/>
+        </w:rPr>
+        <w:t xml:space="preserve"> comprovar que les dades realment amaguen una estructura agrupable. Per això </w:t>
+      </w:r>
+      <w:r>
+        <w:rPr>
+          <w:rFonts w:eastAsia="Aptos"/>
+          <w:lang w:eastAsia="en-US"/>
+        </w:rPr>
+        <w:t>s’han</w:t>
+      </w:r>
+      <w:r>
+        <w:rPr>
+          <w:rFonts w:eastAsia="Aptos"/>
+          <w:lang w:eastAsia="en-US"/>
+        </w:rPr>
+        <w:t xml:space="preserve"> aplicat dues proves:</w:t>
+      </w:r>
+    </w:p>
+    <w:p>
+      <w:pPr>
+        <w:numPr>
+          <w:ilvl w:val="0"/>
+          <w:numId w:val="24"/>
+        </w:numPr>
+        <w:jc w:val="both"/>
+        <w:rPr>
+          <w:rFonts w:eastAsia="Aptos"/>
+          <w:lang w:eastAsia="en-US"/>
+        </w:rPr>
+      </w:pPr>
+      <w:r>
+        <w:rPr>
+          <w:rFonts w:eastAsia="Aptos"/>
+          <w:b/>
+          <w:bCs/>
+          <w:lang w:eastAsia="en-US"/>
+        </w:rPr>
+        <w:t>L'índex KMO (Kaiser-Meyer-Olkin):</w:t>
+      </w:r>
+      <w:r>
+        <w:rPr>
+          <w:rFonts w:eastAsia="Aptos"/>
+          <w:lang w:eastAsia="en-US"/>
+        </w:rPr>
+        <w:t xml:space="preserve"> Avalua si les correlacions parcials entre variables són prou fortes en comparació amb les correlacions totals</w:t>
+      </w:r>
+      <w:r>
+        <w:rPr>
+          <w:rFonts w:eastAsia="Aptos"/>
+          <w:lang w:eastAsia="en-US"/>
+        </w:rPr>
+        <w:t>, per veure si realment val la pena agrupar-les</w:t>
+      </w:r>
+      <w:r>
+        <w:rPr>
+          <w:rFonts w:eastAsia="Aptos"/>
+          <w:lang w:eastAsia="en-US"/>
+        </w:rPr>
+        <w:t xml:space="preserve">. Els blocs </w:t>
+      </w:r>
+      <w:r>
+        <w:rPr>
+          <w:rFonts w:eastAsia="Aptos"/>
+          <w:lang w:eastAsia="en-US"/>
+        </w:rPr>
+        <w:t xml:space="preserve">estudiats </w:t>
+      </w:r>
+      <w:r>
+        <w:rPr>
+          <w:rFonts w:eastAsia="Aptos"/>
+          <w:lang w:eastAsia="en-US"/>
+        </w:rPr>
+        <w:t>han donat valors acceptables (superiors a 0.7), la qual cosa confirma que la proporció de variància comuna és alta i té sentit aplicar</w:t>
+      </w:r>
+      <w:r>
+        <w:rPr>
+          <w:rFonts w:eastAsia="Aptos"/>
+          <w:lang w:eastAsia="en-US"/>
+        </w:rPr>
+        <w:t xml:space="preserve"> aquesta metodologia</w:t>
+      </w:r>
+      <w:r>
+        <w:rPr>
+          <w:rFonts w:eastAsia="Aptos"/>
+          <w:lang w:eastAsia="en-US"/>
+        </w:rPr>
+        <w:t>.</w:t>
+      </w:r>
+    </w:p>
+    <w:p>
+      <w:pPr>
+        <w:numPr>
+          <w:ilvl w:val="0"/>
+          <w:numId w:val="24"/>
+        </w:numPr>
+        <w:jc w:val="both"/>
+        <w:rPr>
+          <w:rFonts w:eastAsia="Aptos"/>
+          <w:lang w:eastAsia="en-US"/>
+        </w:rPr>
+      </w:pPr>
+      <w:r>
+        <w:rPr>
+          <w:rFonts w:eastAsia="Aptos"/>
+          <w:b/>
+          <w:bCs/>
+          <w:lang w:eastAsia="en-US"/>
+        </w:rPr>
+        <w:t>Test d'esfericitat de Bartlett:</w:t>
+      </w:r>
+      <w:r>
+        <w:rPr>
+          <w:rFonts w:eastAsia="Aptos"/>
+          <w:lang w:eastAsia="en-US"/>
+        </w:rPr>
+        <w:t xml:space="preserve"> Aquest test contrasta la hipòtesi nul·la que la matriu de correlacions és una matriu identitat (on les variables són totalment independents). Amb p-valors significatius (</w:t>
+      </w:r>
+      <m:oMath>
+        <m:r>
+          <w:rPr>
+            <w:rFonts w:ascii="Cambria Math" w:eastAsia="Aptos" w:hAnsi="Cambria Math"/>
+            <w:lang w:eastAsia="en-US"/>
+          </w:rPr>
+          <m:t>p &lt; 0.05</m:t>
+        </m:r>
+      </m:oMath>
+      <w:r>
+        <w:rPr>
+          <w:rFonts w:eastAsia="Aptos"/>
+          <w:lang w:eastAsia="en-US"/>
+        </w:rPr>
+        <w:t xml:space="preserve">) a tots els blocs, </w:t>
+      </w:r>
+      <w:r>
+        <w:rPr>
+          <w:rFonts w:eastAsia="Aptos"/>
+          <w:lang w:eastAsia="en-US"/>
+        </w:rPr>
+        <w:t>es rebutja</w:t>
+      </w:r>
+      <w:r>
+        <w:rPr>
+          <w:rFonts w:eastAsia="Aptos"/>
+          <w:lang w:eastAsia="en-US"/>
+        </w:rPr>
+        <w:t xml:space="preserve"> aquesta hipòtesi i </w:t>
+      </w:r>
+      <w:r>
+        <w:rPr>
+          <w:rFonts w:eastAsia="Aptos"/>
+          <w:lang w:eastAsia="en-US"/>
+        </w:rPr>
+        <w:t>es valida</w:t>
+      </w:r>
+      <w:r>
+        <w:rPr>
+          <w:rFonts w:eastAsia="Aptos"/>
+          <w:lang w:eastAsia="en-US"/>
+        </w:rPr>
+        <w:t xml:space="preserve"> que hi ha relacions explotables.</w:t>
+      </w:r>
+    </w:p>
+    <w:p>
+      <w:pPr>
+        <w:jc w:val="both"/>
+        <w:rPr>
+          <w:rFonts w:eastAsia="Aptos"/>
+          <w:lang w:eastAsia="en-US"/>
+        </w:rPr>
+      </w:pPr>
+      <w:r>
+        <w:rPr>
+          <w:rFonts w:eastAsia="Aptos"/>
+          <w:lang w:eastAsia="en-US"/>
+        </w:rPr>
+        <w:t xml:space="preserve">Per decidir quants factors </w:t>
+      </w:r>
+      <w:r>
+        <w:rPr>
+          <w:rFonts w:eastAsia="Aptos"/>
+          <w:lang w:eastAsia="en-US"/>
+        </w:rPr>
+        <w:t>es necessitaven</w:t>
+      </w:r>
+      <w:r>
+        <w:rPr>
+          <w:rFonts w:eastAsia="Aptos"/>
+          <w:lang w:eastAsia="en-US"/>
+        </w:rPr>
+        <w:t xml:space="preserve"> crear, no ens hem limitat a la regla clàssica de Kaiser (quedar-nos amb els factors amb valors propis majors a 1), ja que tendeix a sobreestimar les </w:t>
+      </w:r>
+      <w:r>
+        <w:rPr>
+          <w:rFonts w:eastAsia="Aptos"/>
+          <w:lang w:eastAsia="en-US"/>
+        </w:rPr>
+        <w:lastRenderedPageBreak/>
+        <w:t xml:space="preserve">dimensions. En el seu lloc, </w:t>
+      </w:r>
+      <w:r>
+        <w:rPr>
+          <w:rFonts w:eastAsia="Aptos"/>
+          <w:lang w:eastAsia="en-US"/>
+        </w:rPr>
+        <w:t>s’ha utilitzat l’anàlisi paral·lel</w:t>
+      </w:r>
+      <w:r>
+        <w:rPr>
+          <w:rFonts w:eastAsia="Aptos"/>
+          <w:lang w:eastAsia="en-US"/>
+        </w:rPr>
+        <w:t xml:space="preserve">. És una tècnica que simula dades completament aleatòries de la mateixa mida que la nostra mostra i calcula els valors propis. La regla que </w:t>
+      </w:r>
+      <w:r>
+        <w:rPr>
+          <w:rFonts w:eastAsia="Aptos"/>
+          <w:lang w:eastAsia="en-US"/>
+        </w:rPr>
+        <w:t>s’ha</w:t>
+      </w:r>
+      <w:r>
+        <w:rPr>
+          <w:rFonts w:eastAsia="Aptos"/>
+          <w:lang w:eastAsia="en-US"/>
+        </w:rPr>
+        <w:t xml:space="preserve"> seguit és </w:t>
+      </w:r>
+      <w:r>
+        <w:rPr>
+          <w:rFonts w:eastAsia="Aptos"/>
+          <w:lang w:eastAsia="en-US"/>
+        </w:rPr>
+        <w:t xml:space="preserve">quedar-nos només </w:t>
+      </w:r>
+      <w:r>
+        <w:rPr>
+          <w:rFonts w:eastAsia="Aptos"/>
+          <w:lang w:eastAsia="en-US"/>
+        </w:rPr>
+        <w:t>amb els factors de les nostres dades que tinguin un pes estadístic superior al generat per pur atzar.</w:t>
+      </w:r>
+    </w:p>
+    <w:p>
+      <w:pPr>
+        <w:pStyle w:val="Ttulo2"/>
+      </w:pPr>
+      <w:r>
+        <w:t>Decisions</w:t>
+      </w:r>
+    </w:p>
+    <w:p>
+      <w:pPr>
+        <w:jc w:val="both"/>
+        <w:rPr>
+          <w:rFonts w:eastAsia="Aptos"/>
+          <w:lang w:eastAsia="en-US"/>
+        </w:rPr>
+      </w:pPr>
+      <w:r>
+        <w:rPr>
+          <w:rFonts w:eastAsia="Aptos"/>
+          <w:lang w:eastAsia="en-US"/>
+        </w:rPr>
+        <w:t xml:space="preserve">Per construir l’EFA ha calgut prendre </w:t>
+      </w:r>
+      <w:r>
+        <w:rPr>
+          <w:rFonts w:eastAsia="Aptos"/>
+          <w:lang w:eastAsia="en-US"/>
+        </w:rPr>
+        <w:t>diverses decisions per "netejar" els perfils</w:t>
+      </w:r>
+      <w:r>
+        <w:rPr>
+          <w:rFonts w:eastAsia="Aptos"/>
+          <w:lang w:eastAsia="en-US"/>
+        </w:rPr>
+        <w:t xml:space="preserve"> i els factors que s’han obtingut</w:t>
+      </w:r>
+      <w:r>
+        <w:rPr>
+          <w:rFonts w:eastAsia="Aptos"/>
+          <w:lang w:eastAsia="en-US"/>
+        </w:rPr>
+        <w:t xml:space="preserve">. </w:t>
+      </w:r>
+    </w:p>
+    <w:p>
+      <w:pPr>
+        <w:jc w:val="both"/>
+        <w:rPr>
+          <w:rFonts w:eastAsia="Aptos"/>
+          <w:lang w:eastAsia="en-US"/>
+        </w:rPr>
+      </w:pPr>
+      <w:r>
+        <w:rPr>
+          <w:rFonts w:eastAsia="Aptos"/>
+          <w:lang w:eastAsia="en-US"/>
+        </w:rPr>
+        <w:t xml:space="preserve">S’han </w:t>
+      </w:r>
+      <w:r>
+        <w:rPr>
+          <w:rFonts w:eastAsia="Aptos"/>
+          <w:lang w:eastAsia="en-US"/>
+        </w:rPr>
+        <w:t>analitzat les comunalitats (</w:t>
+      </w:r>
+      <m:oMath>
+        <m:sSup>
+          <m:sSupPr>
+            <m:ctrlPr>
+              <w:rPr>
+                <w:rFonts w:ascii="Cambria Math" w:eastAsia="Aptos" w:hAnsi="Cambria Math"/>
+                <w:i/>
+                <w:lang w:eastAsia="en-US"/>
+              </w:rPr>
+            </m:ctrlPr>
+          </m:sSupPr>
+          <m:e>
+            <m:r>
+              <w:rPr>
+                <w:rFonts w:ascii="Cambria Math" w:eastAsia="Aptos" w:hAnsi="Cambria Math"/>
+                <w:lang w:eastAsia="en-US"/>
+              </w:rPr>
+              <m:t>h</m:t>
+            </m:r>
+          </m:e>
+          <m:sup>
+            <m:r>
+              <w:rPr>
+                <w:rFonts w:ascii="Cambria Math" w:eastAsia="Aptos" w:hAnsi="Cambria Math"/>
+                <w:lang w:eastAsia="en-US"/>
+              </w:rPr>
+              <m:t>2</m:t>
+            </m:r>
+          </m:sup>
+        </m:sSup>
+      </m:oMath>
+      <w:r>
+        <w:rPr>
+          <w:rFonts w:eastAsia="Aptos"/>
+          <w:lang w:eastAsia="en-US"/>
+        </w:rPr>
+        <w:t>), que diuen quin percentatge de la informació d'una variable concreta aconsegueix capturar el model de factors.</w:t>
+      </w:r>
+      <w:r>
+        <w:rPr>
+          <w:rFonts w:eastAsia="Aptos"/>
+          <w:lang w:eastAsia="en-US"/>
+        </w:rPr>
+        <w:t xml:space="preserve"> En aquest pas es va observar</w:t>
+      </w:r>
+      <w:r>
+        <w:rPr>
+          <w:rFonts w:eastAsia="Aptos"/>
+          <w:lang w:eastAsia="en-US"/>
+        </w:rPr>
+        <w:t xml:space="preserve"> que variables com </w:t>
+      </w:r>
+      <w:r>
+        <w:rPr>
+          <w:rFonts w:eastAsia="Aptos"/>
+          <w:i/>
+          <w:iCs/>
+          <w:lang w:eastAsia="en-US"/>
+        </w:rPr>
+        <w:t>M_ACAD</w:t>
+      </w:r>
+      <w:r>
+        <w:rPr>
+          <w:rFonts w:eastAsia="Aptos"/>
+          <w:lang w:eastAsia="en-US"/>
+        </w:rPr>
+        <w:t xml:space="preserve">, </w:t>
+      </w:r>
+      <w:r>
+        <w:rPr>
+          <w:rFonts w:eastAsia="Aptos"/>
+          <w:i/>
+          <w:iCs/>
+          <w:lang w:eastAsia="en-US"/>
+        </w:rPr>
+        <w:t>E_PES_AS</w:t>
+      </w:r>
+      <w:r>
+        <w:rPr>
+          <w:rFonts w:eastAsia="Aptos"/>
+          <w:lang w:eastAsia="en-US"/>
+        </w:rPr>
+        <w:t xml:space="preserve"> i </w:t>
+      </w:r>
+      <w:r>
+        <w:rPr>
+          <w:rFonts w:eastAsia="Aptos"/>
+          <w:i/>
+          <w:iCs/>
+          <w:lang w:eastAsia="en-US"/>
+        </w:rPr>
+        <w:t>IA_PREOC</w:t>
+      </w:r>
+      <w:r>
+        <w:rPr>
+          <w:rFonts w:eastAsia="Aptos"/>
+          <w:lang w:eastAsia="en-US"/>
+        </w:rPr>
+        <w:t xml:space="preserve"> tenien comunalitats molt baixes. Bàsicament anaven per lliure i no encaixaven bé en cap perfil latent. A més, en fer un test no paramètric de Mann-Whitney, vam comprovar que aquestes variables tampoc presentaven diferències estadísticament significatives entre els alumnes que assisteixen de forma regular i els que no. Amb aquesta doble justificació, les hem eliminat de l'EFA, aconseguint que els factors resultants siguin molt més estables i explicatius.Altres variables, com la distància a la universitat (M_dist) o l'horari (e_hora), també s'han apartat dels blocs factorials perquè, conceptualment, no depenen d'una percepció o actitud latent. Tot i això, no les descartem de l'estudi: les mantindrem a la base de dades per afegir-les de forma independent als models economètrics.En refer l'anàlisi sense aquestes variables que feien soroll, vam veure que alguns factors quedaven buits o només explicaven una part irrisòria de la variància (com passava amb el cinquè factor d'Estratègies). Per evitar això, hem forçat el model perquè retingui un nombre de factors lògic: 3 per als Motius i 4 per a les Estratègies.</w:t>
+      </w:r>
     </w:p>
     <w:p>
       <w:pPr>
@@ -11141,7 +12143,7 @@
                 <w:lang w:eastAsia="en-US"/>
               </w:rPr>
             </w:pPr>
-            <w:commentRangeStart w:id="7"/>
+            <w:commentRangeStart w:id="9"/>
             <w:r>
               <w:rPr>
                 <w:rFonts w:eastAsia="Aptos"/>
@@ -11413,7 +12415,7 @@
               </w:rPr>
               <w:t>10 = Doble Grau: ADE + Sociologia</w:t>
             </w:r>
-            <w:commentRangeEnd w:id="7"/>
+            <w:commentRangeEnd w:id="9"/>
             <w:r>
               <w:rPr>
                 <w:rStyle w:val="Refdecomentario"/>
@@ -11424,7 +12426,7 @@
                 <w:szCs w:val="22"/>
                 <w:lang w:eastAsia="en-US"/>
               </w:rPr>
-              <w:commentReference w:id="7"/>
+              <w:commentReference w:id="9"/>
             </w:r>
           </w:p>
         </w:tc>
@@ -15918,7 +16920,7 @@
 
 <file path=word/comments.xml><?xml version="1.0" encoding="utf-8"?>
 <w:comments xmlns:wpc="http://schemas.microsoft.com/office/word/2010/wordprocessingCanvas" xmlns:cx="http://schemas.microsoft.com/office/drawing/2014/chartex" xmlns:cx1="http://schemas.microsoft.com/office/drawing/2015/9/8/chartex" xmlns:cx2="http://schemas.microsoft.com/office/drawing/2015/10/21/chartex" xmlns:cx3="http://schemas.microsoft.com/office/drawing/2016/5/9/chartex" xmlns:cx4="http://schemas.microsoft.com/office/drawing/2016/5/10/chartex" xmlns:cx5="http://schemas.microsoft.com/office/drawing/2016/5/11/chartex" xmlns:cx6="http://schemas.microsoft.com/office/drawing/2016/5/12/chartex" xmlns:cx7="http://schemas.microsoft.com/office/drawing/2016/5/13/chartex" xmlns:cx8="http://schemas.microsoft.com/office/drawing/2016/5/14/chartex" xmlns:mc="http://schemas.openxmlformats.org/markup-compatibility/2006" xmlns:aink="http://schemas.microsoft.com/office/drawing/2016/ink" xmlns:am3d="http://schemas.microsoft.com/office/drawing/2017/model3d" xmlns:o="urn:schemas-microsoft-com:office:office" xmlns:oel="http://schemas.microsoft.com/office/2019/extlst" xmlns:r="http://schemas.openxmlformats.org/officeDocument/2006/relationships" xmlns:m="http://schemas.openxmlformats.org/officeDocument/2006/math" xmlns:v="urn:schemas-microsoft-com:vml" xmlns:wp14="http://schemas.microsoft.com/office/word/2010/wordprocessingDrawing" xmlns:wp="http://schemas.openxmlformats.org/drawingml/2006/wordprocessingDrawing" xmlns:w10="urn:schemas-microsoft-com:office:word" xmlns:w="http://schemas.openxmlformats.org/wordprocessingml/2006/main" xmlns:w14="http://schemas.microsoft.com/office/word/2010/wordml" xmlns:w15="http://schemas.microsoft.com/office/word/2012/wordml" xmlns:w16cex="http://schemas.microsoft.com/office/word/2018/wordml/cex" xmlns:w16cid="http://schemas.microsoft.com/office/word/2016/wordml/cid" xmlns:w16="http://schemas.microsoft.com/office/word/2018/wordml" xmlns:w16du="http://schemas.microsoft.com/office/word/2023/wordml/word16du" xmlns:w16sdtdh="http://schemas.microsoft.com/office/word/2020/wordml/sdtdatahash" xmlns:w16sdtfl="http://schemas.microsoft.com/office/word/2024/wordml/sdtformatlock" xmlns:w16se="http://schemas.microsoft.com/office/word/2015/wordml/symex" xmlns:wpg="http://schemas.microsoft.com/office/word/2010/wordprocessingGroup" xmlns:wpi="http://schemas.microsoft.com/office/word/2010/wordprocessingInk" xmlns:wne="http://schemas.microsoft.com/office/word/2006/wordml" xmlns:wps="http://schemas.microsoft.com/office/word/2010/wordprocessingShape" mc:Ignorable="w14 w15 w16se w16cid w16 w16cex w16sdtdh w16sdtfl w16du wp14">
-  <w:comment w:id="7" w:author="Edurne Alvarez" w:date="2026-02-23T19:14:00Z" w:initials="EA">
+  <w:comment w:id="9" w:author="Edurne Alvarez" w:date="2026-02-23T19:14:00Z" w:initials="EA">
     <w:p>
       <w:pPr>
         <w:pStyle w:val="Textocomentario1"/>
@@ -16292,6 +17294,155 @@
     </w:lvl>
   </w:abstractNum>
   <w:abstractNum w:abstractNumId="3" w15:restartNumberingAfterBreak="0">
+    <w:nsid w:val="150938E8"/>
+    <w:multiLevelType w:val="multilevel"/>
+    <w:tmpl w:val="B294525A"/>
+    <w:lvl w:ilvl="0">
+      <w:start w:val="1"/>
+      <w:numFmt w:val="bullet"/>
+      <w:lvlText w:val=""/>
+      <w:lvlJc w:val="left"/>
+      <w:pPr>
+        <w:tabs>
+          <w:tab w:val="num" w:pos="720"/>
+        </w:tabs>
+        <w:ind w:left="720" w:hanging="360"/>
+      </w:pPr>
+      <w:rPr>
+        <w:rFonts w:ascii="Symbol" w:hAnsi="Symbol" w:hint="default"/>
+        <w:sz w:val="20"/>
+      </w:rPr>
+    </w:lvl>
+    <w:lvl w:ilvl="1" w:tentative="1">
+      <w:start w:val="1"/>
+      <w:numFmt w:val="bullet"/>
+      <w:lvlText w:val="o"/>
+      <w:lvlJc w:val="left"/>
+      <w:pPr>
+        <w:tabs>
+          <w:tab w:val="num" w:pos="1440"/>
+        </w:tabs>
+        <w:ind w:left="1440" w:hanging="360"/>
+      </w:pPr>
+      <w:rPr>
+        <w:rFonts w:ascii="Courier New" w:hAnsi="Courier New" w:hint="default"/>
+        <w:sz w:val="20"/>
+      </w:rPr>
+    </w:lvl>
+    <w:lvl w:ilvl="2" w:tentative="1">
+      <w:start w:val="1"/>
+      <w:numFmt w:val="bullet"/>
+      <w:lvlText w:val=""/>
+      <w:lvlJc w:val="left"/>
+      <w:pPr>
+        <w:tabs>
+          <w:tab w:val="num" w:pos="2160"/>
+        </w:tabs>
+        <w:ind w:left="2160" w:hanging="360"/>
+      </w:pPr>
+      <w:rPr>
+        <w:rFonts w:ascii="Wingdings" w:hAnsi="Wingdings" w:hint="default"/>
+        <w:sz w:val="20"/>
+      </w:rPr>
+    </w:lvl>
+    <w:lvl w:ilvl="3" w:tentative="1">
+      <w:start w:val="1"/>
+      <w:numFmt w:val="bullet"/>
+      <w:lvlText w:val=""/>
+      <w:lvlJc w:val="left"/>
+      <w:pPr>
+        <w:tabs>
+          <w:tab w:val="num" w:pos="2880"/>
+        </w:tabs>
+        <w:ind w:left="2880" w:hanging="360"/>
+      </w:pPr>
+      <w:rPr>
+        <w:rFonts w:ascii="Wingdings" w:hAnsi="Wingdings" w:hint="default"/>
+        <w:sz w:val="20"/>
+      </w:rPr>
+    </w:lvl>
+    <w:lvl w:ilvl="4" w:tentative="1">
+      <w:start w:val="1"/>
+      <w:numFmt w:val="bullet"/>
+      <w:lvlText w:val=""/>
+      <w:lvlJc w:val="left"/>
+      <w:pPr>
+        <w:tabs>
+          <w:tab w:val="num" w:pos="3600"/>
+        </w:tabs>
+        <w:ind w:left="3600" w:hanging="360"/>
+      </w:pPr>
+      <w:rPr>
+        <w:rFonts w:ascii="Wingdings" w:hAnsi="Wingdings" w:hint="default"/>
+        <w:sz w:val="20"/>
+      </w:rPr>
+    </w:lvl>
+    <w:lvl w:ilvl="5" w:tentative="1">
+      <w:start w:val="1"/>
+      <w:numFmt w:val="bullet"/>
+      <w:lvlText w:val=""/>
+      <w:lvlJc w:val="left"/>
+      <w:pPr>
+        <w:tabs>
+          <w:tab w:val="num" w:pos="4320"/>
+        </w:tabs>
+        <w:ind w:left="4320" w:hanging="360"/>
+      </w:pPr>
+      <w:rPr>
+        <w:rFonts w:ascii="Wingdings" w:hAnsi="Wingdings" w:hint="default"/>
+        <w:sz w:val="20"/>
+      </w:rPr>
+    </w:lvl>
+    <w:lvl w:ilvl="6" w:tentative="1">
+      <w:start w:val="1"/>
+      <w:numFmt w:val="bullet"/>
+      <w:lvlText w:val=""/>
+      <w:lvlJc w:val="left"/>
+      <w:pPr>
+        <w:tabs>
+          <w:tab w:val="num" w:pos="5040"/>
+        </w:tabs>
+        <w:ind w:left="5040" w:hanging="360"/>
+      </w:pPr>
+      <w:rPr>
+        <w:rFonts w:ascii="Wingdings" w:hAnsi="Wingdings" w:hint="default"/>
+        <w:sz w:val="20"/>
+      </w:rPr>
+    </w:lvl>
+    <w:lvl w:ilvl="7" w:tentative="1">
+      <w:start w:val="1"/>
+      <w:numFmt w:val="bullet"/>
+      <w:lvlText w:val=""/>
+      <w:lvlJc w:val="left"/>
+      <w:pPr>
+        <w:tabs>
+          <w:tab w:val="num" w:pos="5760"/>
+        </w:tabs>
+        <w:ind w:left="5760" w:hanging="360"/>
+      </w:pPr>
+      <w:rPr>
+        <w:rFonts w:ascii="Wingdings" w:hAnsi="Wingdings" w:hint="default"/>
+        <w:sz w:val="20"/>
+      </w:rPr>
+    </w:lvl>
+    <w:lvl w:ilvl="8" w:tentative="1">
+      <w:start w:val="1"/>
+      <w:numFmt w:val="bullet"/>
+      <w:lvlText w:val=""/>
+      <w:lvlJc w:val="left"/>
+      <w:pPr>
+        <w:tabs>
+          <w:tab w:val="num" w:pos="6480"/>
+        </w:tabs>
+        <w:ind w:left="6480" w:hanging="360"/>
+      </w:pPr>
+      <w:rPr>
+        <w:rFonts w:ascii="Wingdings" w:hAnsi="Wingdings" w:hint="default"/>
+        <w:sz w:val="20"/>
+      </w:rPr>
+    </w:lvl>
+  </w:abstractNum>
+  <w:abstractNum w:abstractNumId="4" w15:restartNumberingAfterBreak="0">
     <w:nsid w:val="155C30FB"/>
     <w:multiLevelType w:val="hybridMultilevel"/>
     <w:tmpl w:val="DEC4C624"/>
@@ -16383,7 +17534,7 @@
       </w:pPr>
     </w:lvl>
   </w:abstractNum>
-  <w:abstractNum w:abstractNumId="4" w15:restartNumberingAfterBreak="0">
+  <w:abstractNum w:abstractNumId="5" w15:restartNumberingAfterBreak="0">
     <w:nsid w:val="1BAA731E"/>
     <w:multiLevelType w:val="hybridMultilevel"/>
     <w:tmpl w:val="2C286DC2"/>
@@ -16496,7 +17647,7 @@
       </w:rPr>
     </w:lvl>
   </w:abstractNum>
-  <w:abstractNum w:abstractNumId="5" w15:restartNumberingAfterBreak="0">
+  <w:abstractNum w:abstractNumId="6" w15:restartNumberingAfterBreak="0">
     <w:nsid w:val="1F814DDE"/>
     <w:multiLevelType w:val="hybridMultilevel"/>
     <w:tmpl w:val="011A91A4"/>
@@ -16609,7 +17760,7 @@
       </w:rPr>
     </w:lvl>
   </w:abstractNum>
-  <w:abstractNum w:abstractNumId="6" w15:restartNumberingAfterBreak="0">
+  <w:abstractNum w:abstractNumId="7" w15:restartNumberingAfterBreak="0">
     <w:nsid w:val="21882052"/>
     <w:multiLevelType w:val="hybridMultilevel"/>
     <w:tmpl w:val="735C0AA2"/>
@@ -16722,7 +17873,7 @@
       </w:rPr>
     </w:lvl>
   </w:abstractNum>
-  <w:abstractNum w:abstractNumId="7" w15:restartNumberingAfterBreak="0">
+  <w:abstractNum w:abstractNumId="8" w15:restartNumberingAfterBreak="0">
     <w:nsid w:val="2A1475A6"/>
     <w:multiLevelType w:val="multilevel"/>
     <w:tmpl w:val="4208880C"/>
@@ -16849,7 +18000,7 @@
       </w:rPr>
     </w:lvl>
   </w:abstractNum>
-  <w:abstractNum w:abstractNumId="8" w15:restartNumberingAfterBreak="0">
+  <w:abstractNum w:abstractNumId="9" w15:restartNumberingAfterBreak="0">
     <w:nsid w:val="34DF04DB"/>
     <w:multiLevelType w:val="hybridMultilevel"/>
     <w:tmpl w:val="EB722244"/>
@@ -16962,20 +18113,20 @@
       </w:rPr>
     </w:lvl>
   </w:abstractNum>
-  <w:abstractNum w:abstractNumId="9" w15:restartNumberingAfterBreak="0">
+  <w:abstractNum w:abstractNumId="10" w15:restartNumberingAfterBreak="0">
     <w:nsid w:val="35873A58"/>
     <w:multiLevelType w:val="hybridMultilevel"/>
-    <w:tmpl w:val="1484776E"/>
-    <w:lvl w:ilvl="0" w:tplc="FE28CC00">
-      <w:start w:val="2"/>
+    <w:tmpl w:val="1E32E696"/>
+    <w:lvl w:ilvl="0" w:tplc="04030001">
+      <w:start w:val="1"/>
       <w:numFmt w:val="bullet"/>
-      <w:lvlText w:val="-"/>
+      <w:lvlText w:val=""/>
       <w:lvlJc w:val="left"/>
       <w:pPr>
         <w:ind w:left="720" w:hanging="360"/>
       </w:pPr>
       <w:rPr>
-        <w:rFonts w:ascii="Calibri" w:eastAsia="Aptos" w:hAnsi="Calibri" w:cs="Calibri" w:hint="default"/>
+        <w:rFonts w:ascii="Symbol" w:hAnsi="Symbol" w:hint="default"/>
       </w:rPr>
     </w:lvl>
     <w:lvl w:ilvl="1" w:tplc="04030003" w:tentative="1">
@@ -17075,7 +18226,7 @@
       </w:rPr>
     </w:lvl>
   </w:abstractNum>
-  <w:abstractNum w:abstractNumId="10" w15:restartNumberingAfterBreak="0">
+  <w:abstractNum w:abstractNumId="11" w15:restartNumberingAfterBreak="0">
     <w:nsid w:val="37283835"/>
     <w:multiLevelType w:val="multilevel"/>
     <w:tmpl w:val="8418F2DC"/>
@@ -17197,7 +18348,156 @@
       </w:rPr>
     </w:lvl>
   </w:abstractNum>
-  <w:abstractNum w:abstractNumId="11" w15:restartNumberingAfterBreak="0">
+  <w:abstractNum w:abstractNumId="12" w15:restartNumberingAfterBreak="0">
+    <w:nsid w:val="395B23F2"/>
+    <w:multiLevelType w:val="multilevel"/>
+    <w:tmpl w:val="5608F56C"/>
+    <w:lvl w:ilvl="0">
+      <w:start w:val="1"/>
+      <w:numFmt w:val="bullet"/>
+      <w:lvlText w:val=""/>
+      <w:lvlJc w:val="left"/>
+      <w:pPr>
+        <w:tabs>
+          <w:tab w:val="num" w:pos="720"/>
+        </w:tabs>
+        <w:ind w:left="720" w:hanging="360"/>
+      </w:pPr>
+      <w:rPr>
+        <w:rFonts w:ascii="Symbol" w:hAnsi="Symbol" w:hint="default"/>
+        <w:sz w:val="20"/>
+      </w:rPr>
+    </w:lvl>
+    <w:lvl w:ilvl="1" w:tentative="1">
+      <w:start w:val="1"/>
+      <w:numFmt w:val="bullet"/>
+      <w:lvlText w:val="o"/>
+      <w:lvlJc w:val="left"/>
+      <w:pPr>
+        <w:tabs>
+          <w:tab w:val="num" w:pos="1440"/>
+        </w:tabs>
+        <w:ind w:left="1440" w:hanging="360"/>
+      </w:pPr>
+      <w:rPr>
+        <w:rFonts w:ascii="Courier New" w:hAnsi="Courier New" w:hint="default"/>
+        <w:sz w:val="20"/>
+      </w:rPr>
+    </w:lvl>
+    <w:lvl w:ilvl="2" w:tentative="1">
+      <w:start w:val="1"/>
+      <w:numFmt w:val="bullet"/>
+      <w:lvlText w:val=""/>
+      <w:lvlJc w:val="left"/>
+      <w:pPr>
+        <w:tabs>
+          <w:tab w:val="num" w:pos="2160"/>
+        </w:tabs>
+        <w:ind w:left="2160" w:hanging="360"/>
+      </w:pPr>
+      <w:rPr>
+        <w:rFonts w:ascii="Wingdings" w:hAnsi="Wingdings" w:hint="default"/>
+        <w:sz w:val="20"/>
+      </w:rPr>
+    </w:lvl>
+    <w:lvl w:ilvl="3" w:tentative="1">
+      <w:start w:val="1"/>
+      <w:numFmt w:val="bullet"/>
+      <w:lvlText w:val=""/>
+      <w:lvlJc w:val="left"/>
+      <w:pPr>
+        <w:tabs>
+          <w:tab w:val="num" w:pos="2880"/>
+        </w:tabs>
+        <w:ind w:left="2880" w:hanging="360"/>
+      </w:pPr>
+      <w:rPr>
+        <w:rFonts w:ascii="Wingdings" w:hAnsi="Wingdings" w:hint="default"/>
+        <w:sz w:val="20"/>
+      </w:rPr>
+    </w:lvl>
+    <w:lvl w:ilvl="4" w:tentative="1">
+      <w:start w:val="1"/>
+      <w:numFmt w:val="bullet"/>
+      <w:lvlText w:val=""/>
+      <w:lvlJc w:val="left"/>
+      <w:pPr>
+        <w:tabs>
+          <w:tab w:val="num" w:pos="3600"/>
+        </w:tabs>
+        <w:ind w:left="3600" w:hanging="360"/>
+      </w:pPr>
+      <w:rPr>
+        <w:rFonts w:ascii="Wingdings" w:hAnsi="Wingdings" w:hint="default"/>
+        <w:sz w:val="20"/>
+      </w:rPr>
+    </w:lvl>
+    <w:lvl w:ilvl="5" w:tentative="1">
+      <w:start w:val="1"/>
+      <w:numFmt w:val="bullet"/>
+      <w:lvlText w:val=""/>
+      <w:lvlJc w:val="left"/>
+      <w:pPr>
+        <w:tabs>
+          <w:tab w:val="num" w:pos="4320"/>
+        </w:tabs>
+        <w:ind w:left="4320" w:hanging="360"/>
+      </w:pPr>
+      <w:rPr>
+        <w:rFonts w:ascii="Wingdings" w:hAnsi="Wingdings" w:hint="default"/>
+        <w:sz w:val="20"/>
+      </w:rPr>
+    </w:lvl>
+    <w:lvl w:ilvl="6" w:tentative="1">
+      <w:start w:val="1"/>
+      <w:numFmt w:val="bullet"/>
+      <w:lvlText w:val=""/>
+      <w:lvlJc w:val="left"/>
+      <w:pPr>
+        <w:tabs>
+          <w:tab w:val="num" w:pos="5040"/>
+        </w:tabs>
+        <w:ind w:left="5040" w:hanging="360"/>
+      </w:pPr>
+      <w:rPr>
+        <w:rFonts w:ascii="Wingdings" w:hAnsi="Wingdings" w:hint="default"/>
+        <w:sz w:val="20"/>
+      </w:rPr>
+    </w:lvl>
+    <w:lvl w:ilvl="7" w:tentative="1">
+      <w:start w:val="1"/>
+      <w:numFmt w:val="bullet"/>
+      <w:lvlText w:val=""/>
+      <w:lvlJc w:val="left"/>
+      <w:pPr>
+        <w:tabs>
+          <w:tab w:val="num" w:pos="5760"/>
+        </w:tabs>
+        <w:ind w:left="5760" w:hanging="360"/>
+      </w:pPr>
+      <w:rPr>
+        <w:rFonts w:ascii="Wingdings" w:hAnsi="Wingdings" w:hint="default"/>
+        <w:sz w:val="20"/>
+      </w:rPr>
+    </w:lvl>
+    <w:lvl w:ilvl="8" w:tentative="1">
+      <w:start w:val="1"/>
+      <w:numFmt w:val="bullet"/>
+      <w:lvlText w:val=""/>
+      <w:lvlJc w:val="left"/>
+      <w:pPr>
+        <w:tabs>
+          <w:tab w:val="num" w:pos="6480"/>
+        </w:tabs>
+        <w:ind w:left="6480" w:hanging="360"/>
+      </w:pPr>
+      <w:rPr>
+        <w:rFonts w:ascii="Wingdings" w:hAnsi="Wingdings" w:hint="default"/>
+        <w:sz w:val="20"/>
+      </w:rPr>
+    </w:lvl>
+  </w:abstractNum>
+  <w:abstractNum w:abstractNumId="13" w15:restartNumberingAfterBreak="0">
     <w:nsid w:val="4A5F698E"/>
     <w:multiLevelType w:val="multilevel"/>
     <w:tmpl w:val="5798F11C"/>
@@ -17319,123 +18619,10 @@
       </w:rPr>
     </w:lvl>
   </w:abstractNum>
-  <w:abstractNum w:abstractNumId="12" w15:restartNumberingAfterBreak="0">
-    <w:nsid w:val="5A8B4AD8"/>
+  <w:abstractNum w:abstractNumId="14" w15:restartNumberingAfterBreak="0">
+    <w:nsid w:val="550E46CE"/>
     <w:multiLevelType w:val="multilevel"/>
-    <w:tmpl w:val="227689AC"/>
-    <w:lvl w:ilvl="0">
-      <w:start w:val="1"/>
-      <w:numFmt w:val="decimal"/>
-      <w:lvlText w:val="%1."/>
-      <w:lvlJc w:val="left"/>
-      <w:pPr>
-        <w:tabs>
-          <w:tab w:val="num" w:pos="720"/>
-        </w:tabs>
-        <w:ind w:left="720" w:hanging="360"/>
-      </w:pPr>
-    </w:lvl>
-    <w:lvl w:ilvl="1" w:tentative="1">
-      <w:start w:val="1"/>
-      <w:numFmt w:val="decimal"/>
-      <w:lvlText w:val="%2."/>
-      <w:lvlJc w:val="left"/>
-      <w:pPr>
-        <w:tabs>
-          <w:tab w:val="num" w:pos="1440"/>
-        </w:tabs>
-        <w:ind w:left="1440" w:hanging="360"/>
-      </w:pPr>
-    </w:lvl>
-    <w:lvl w:ilvl="2" w:tentative="1">
-      <w:start w:val="1"/>
-      <w:numFmt w:val="decimal"/>
-      <w:lvlText w:val="%3."/>
-      <w:lvlJc w:val="left"/>
-      <w:pPr>
-        <w:tabs>
-          <w:tab w:val="num" w:pos="2160"/>
-        </w:tabs>
-        <w:ind w:left="2160" w:hanging="360"/>
-      </w:pPr>
-    </w:lvl>
-    <w:lvl w:ilvl="3" w:tentative="1">
-      <w:start w:val="1"/>
-      <w:numFmt w:val="decimal"/>
-      <w:lvlText w:val="%4."/>
-      <w:lvlJc w:val="left"/>
-      <w:pPr>
-        <w:tabs>
-          <w:tab w:val="num" w:pos="2880"/>
-        </w:tabs>
-        <w:ind w:left="2880" w:hanging="360"/>
-      </w:pPr>
-    </w:lvl>
-    <w:lvl w:ilvl="4" w:tentative="1">
-      <w:start w:val="1"/>
-      <w:numFmt w:val="decimal"/>
-      <w:lvlText w:val="%5."/>
-      <w:lvlJc w:val="left"/>
-      <w:pPr>
-        <w:tabs>
-          <w:tab w:val="num" w:pos="3600"/>
-        </w:tabs>
-        <w:ind w:left="3600" w:hanging="360"/>
-      </w:pPr>
-    </w:lvl>
-    <w:lvl w:ilvl="5" w:tentative="1">
-      <w:start w:val="1"/>
-      <w:numFmt w:val="decimal"/>
-      <w:lvlText w:val="%6."/>
-      <w:lvlJc w:val="left"/>
-      <w:pPr>
-        <w:tabs>
-          <w:tab w:val="num" w:pos="4320"/>
-        </w:tabs>
-        <w:ind w:left="4320" w:hanging="360"/>
-      </w:pPr>
-    </w:lvl>
-    <w:lvl w:ilvl="6" w:tentative="1">
-      <w:start w:val="1"/>
-      <w:numFmt w:val="decimal"/>
-      <w:lvlText w:val="%7."/>
-      <w:lvlJc w:val="left"/>
-      <w:pPr>
-        <w:tabs>
-          <w:tab w:val="num" w:pos="5040"/>
-        </w:tabs>
-        <w:ind w:left="5040" w:hanging="360"/>
-      </w:pPr>
-    </w:lvl>
-    <w:lvl w:ilvl="7" w:tentative="1">
-      <w:start w:val="1"/>
-      <w:numFmt w:val="decimal"/>
-      <w:lvlText w:val="%8."/>
-      <w:lvlJc w:val="left"/>
-      <w:pPr>
-        <w:tabs>
-          <w:tab w:val="num" w:pos="5760"/>
-        </w:tabs>
-        <w:ind w:left="5760" w:hanging="360"/>
-      </w:pPr>
-    </w:lvl>
-    <w:lvl w:ilvl="8" w:tentative="1">
-      <w:start w:val="1"/>
-      <w:numFmt w:val="decimal"/>
-      <w:lvlText w:val="%9."/>
-      <w:lvlJc w:val="left"/>
-      <w:pPr>
-        <w:tabs>
-          <w:tab w:val="num" w:pos="6480"/>
-        </w:tabs>
-        <w:ind w:left="6480" w:hanging="360"/>
-      </w:pPr>
-    </w:lvl>
-  </w:abstractNum>
-  <w:abstractNum w:abstractNumId="13" w15:restartNumberingAfterBreak="0">
-    <w:nsid w:val="630C0408"/>
-    <w:multiLevelType w:val="multilevel"/>
-    <w:tmpl w:val="CFCE9254"/>
+    <w:tmpl w:val="11B0DDDA"/>
     <w:lvl w:ilvl="0">
       <w:start w:val="1"/>
       <w:numFmt w:val="bullet"/>
@@ -17581,7 +18768,269 @@
       </w:rPr>
     </w:lvl>
   </w:abstractNum>
-  <w:abstractNum w:abstractNumId="14" w15:restartNumberingAfterBreak="0">
+  <w:abstractNum w:abstractNumId="15" w15:restartNumberingAfterBreak="0">
+    <w:nsid w:val="5A8B4AD8"/>
+    <w:multiLevelType w:val="multilevel"/>
+    <w:tmpl w:val="227689AC"/>
+    <w:lvl w:ilvl="0">
+      <w:start w:val="1"/>
+      <w:numFmt w:val="decimal"/>
+      <w:lvlText w:val="%1."/>
+      <w:lvlJc w:val="left"/>
+      <w:pPr>
+        <w:tabs>
+          <w:tab w:val="num" w:pos="720"/>
+        </w:tabs>
+        <w:ind w:left="720" w:hanging="360"/>
+      </w:pPr>
+    </w:lvl>
+    <w:lvl w:ilvl="1" w:tentative="1">
+      <w:start w:val="1"/>
+      <w:numFmt w:val="decimal"/>
+      <w:lvlText w:val="%2."/>
+      <w:lvlJc w:val="left"/>
+      <w:pPr>
+        <w:tabs>
+          <w:tab w:val="num" w:pos="1440"/>
+        </w:tabs>
+        <w:ind w:left="1440" w:hanging="360"/>
+      </w:pPr>
+    </w:lvl>
+    <w:lvl w:ilvl="2" w:tentative="1">
+      <w:start w:val="1"/>
+      <w:numFmt w:val="decimal"/>
+      <w:lvlText w:val="%3."/>
+      <w:lvlJc w:val="left"/>
+      <w:pPr>
+        <w:tabs>
+          <w:tab w:val="num" w:pos="2160"/>
+        </w:tabs>
+        <w:ind w:left="2160" w:hanging="360"/>
+      </w:pPr>
+    </w:lvl>
+    <w:lvl w:ilvl="3" w:tentative="1">
+      <w:start w:val="1"/>
+      <w:numFmt w:val="decimal"/>
+      <w:lvlText w:val="%4."/>
+      <w:lvlJc w:val="left"/>
+      <w:pPr>
+        <w:tabs>
+          <w:tab w:val="num" w:pos="2880"/>
+        </w:tabs>
+        <w:ind w:left="2880" w:hanging="360"/>
+      </w:pPr>
+    </w:lvl>
+    <w:lvl w:ilvl="4" w:tentative="1">
+      <w:start w:val="1"/>
+      <w:numFmt w:val="decimal"/>
+      <w:lvlText w:val="%5."/>
+      <w:lvlJc w:val="left"/>
+      <w:pPr>
+        <w:tabs>
+          <w:tab w:val="num" w:pos="3600"/>
+        </w:tabs>
+        <w:ind w:left="3600" w:hanging="360"/>
+      </w:pPr>
+    </w:lvl>
+    <w:lvl w:ilvl="5" w:tentative="1">
+      <w:start w:val="1"/>
+      <w:numFmt w:val="decimal"/>
+      <w:lvlText w:val="%6."/>
+      <w:lvlJc w:val="left"/>
+      <w:pPr>
+        <w:tabs>
+          <w:tab w:val="num" w:pos="4320"/>
+        </w:tabs>
+        <w:ind w:left="4320" w:hanging="360"/>
+      </w:pPr>
+    </w:lvl>
+    <w:lvl w:ilvl="6" w:tentative="1">
+      <w:start w:val="1"/>
+      <w:numFmt w:val="decimal"/>
+      <w:lvlText w:val="%7."/>
+      <w:lvlJc w:val="left"/>
+      <w:pPr>
+        <w:tabs>
+          <w:tab w:val="num" w:pos="5040"/>
+        </w:tabs>
+        <w:ind w:left="5040" w:hanging="360"/>
+      </w:pPr>
+    </w:lvl>
+    <w:lvl w:ilvl="7" w:tentative="1">
+      <w:start w:val="1"/>
+      <w:numFmt w:val="decimal"/>
+      <w:lvlText w:val="%8."/>
+      <w:lvlJc w:val="left"/>
+      <w:pPr>
+        <w:tabs>
+          <w:tab w:val="num" w:pos="5760"/>
+        </w:tabs>
+        <w:ind w:left="5760" w:hanging="360"/>
+      </w:pPr>
+    </w:lvl>
+    <w:lvl w:ilvl="8" w:tentative="1">
+      <w:start w:val="1"/>
+      <w:numFmt w:val="decimal"/>
+      <w:lvlText w:val="%9."/>
+      <w:lvlJc w:val="left"/>
+      <w:pPr>
+        <w:tabs>
+          <w:tab w:val="num" w:pos="6480"/>
+        </w:tabs>
+        <w:ind w:left="6480" w:hanging="360"/>
+      </w:pPr>
+    </w:lvl>
+  </w:abstractNum>
+  <w:abstractNum w:abstractNumId="16" w15:restartNumberingAfterBreak="0">
+    <w:nsid w:val="630C0408"/>
+    <w:multiLevelType w:val="multilevel"/>
+    <w:tmpl w:val="CFCE9254"/>
+    <w:lvl w:ilvl="0">
+      <w:start w:val="1"/>
+      <w:numFmt w:val="bullet"/>
+      <w:lvlText w:val=""/>
+      <w:lvlJc w:val="left"/>
+      <w:pPr>
+        <w:tabs>
+          <w:tab w:val="num" w:pos="720"/>
+        </w:tabs>
+        <w:ind w:left="720" w:hanging="360"/>
+      </w:pPr>
+      <w:rPr>
+        <w:rFonts w:ascii="Symbol" w:hAnsi="Symbol" w:hint="default"/>
+        <w:sz w:val="20"/>
+      </w:rPr>
+    </w:lvl>
+    <w:lvl w:ilvl="1" w:tentative="1">
+      <w:start w:val="1"/>
+      <w:numFmt w:val="bullet"/>
+      <w:lvlText w:val="o"/>
+      <w:lvlJc w:val="left"/>
+      <w:pPr>
+        <w:tabs>
+          <w:tab w:val="num" w:pos="1440"/>
+        </w:tabs>
+        <w:ind w:left="1440" w:hanging="360"/>
+      </w:pPr>
+      <w:rPr>
+        <w:rFonts w:ascii="Courier New" w:hAnsi="Courier New" w:hint="default"/>
+        <w:sz w:val="20"/>
+      </w:rPr>
+    </w:lvl>
+    <w:lvl w:ilvl="2" w:tentative="1">
+      <w:start w:val="1"/>
+      <w:numFmt w:val="bullet"/>
+      <w:lvlText w:val=""/>
+      <w:lvlJc w:val="left"/>
+      <w:pPr>
+        <w:tabs>
+          <w:tab w:val="num" w:pos="2160"/>
+        </w:tabs>
+        <w:ind w:left="2160" w:hanging="360"/>
+      </w:pPr>
+      <w:rPr>
+        <w:rFonts w:ascii="Wingdings" w:hAnsi="Wingdings" w:hint="default"/>
+        <w:sz w:val="20"/>
+      </w:rPr>
+    </w:lvl>
+    <w:lvl w:ilvl="3" w:tentative="1">
+      <w:start w:val="1"/>
+      <w:numFmt w:val="bullet"/>
+      <w:lvlText w:val=""/>
+      <w:lvlJc w:val="left"/>
+      <w:pPr>
+        <w:tabs>
+          <w:tab w:val="num" w:pos="2880"/>
+        </w:tabs>
+        <w:ind w:left="2880" w:hanging="360"/>
+      </w:pPr>
+      <w:rPr>
+        <w:rFonts w:ascii="Wingdings" w:hAnsi="Wingdings" w:hint="default"/>
+        <w:sz w:val="20"/>
+      </w:rPr>
+    </w:lvl>
+    <w:lvl w:ilvl="4" w:tentative="1">
+      <w:start w:val="1"/>
+      <w:numFmt w:val="bullet"/>
+      <w:lvlText w:val=""/>
+      <w:lvlJc w:val="left"/>
+      <w:pPr>
+        <w:tabs>
+          <w:tab w:val="num" w:pos="3600"/>
+        </w:tabs>
+        <w:ind w:left="3600" w:hanging="360"/>
+      </w:pPr>
+      <w:rPr>
+        <w:rFonts w:ascii="Wingdings" w:hAnsi="Wingdings" w:hint="default"/>
+        <w:sz w:val="20"/>
+      </w:rPr>
+    </w:lvl>
+    <w:lvl w:ilvl="5" w:tentative="1">
+      <w:start w:val="1"/>
+      <w:numFmt w:val="bullet"/>
+      <w:lvlText w:val=""/>
+      <w:lvlJc w:val="left"/>
+      <w:pPr>
+        <w:tabs>
+          <w:tab w:val="num" w:pos="4320"/>
+        </w:tabs>
+        <w:ind w:left="4320" w:hanging="360"/>
+      </w:pPr>
+      <w:rPr>
+        <w:rFonts w:ascii="Wingdings" w:hAnsi="Wingdings" w:hint="default"/>
+        <w:sz w:val="20"/>
+      </w:rPr>
+    </w:lvl>
+    <w:lvl w:ilvl="6" w:tentative="1">
+      <w:start w:val="1"/>
+      <w:numFmt w:val="bullet"/>
+      <w:lvlText w:val=""/>
+      <w:lvlJc w:val="left"/>
+      <w:pPr>
+        <w:tabs>
+          <w:tab w:val="num" w:pos="5040"/>
+        </w:tabs>
+        <w:ind w:left="5040" w:hanging="360"/>
+      </w:pPr>
+      <w:rPr>
+        <w:rFonts w:ascii="Wingdings" w:hAnsi="Wingdings" w:hint="default"/>
+        <w:sz w:val="20"/>
+      </w:rPr>
+    </w:lvl>
+    <w:lvl w:ilvl="7" w:tentative="1">
+      <w:start w:val="1"/>
+      <w:numFmt w:val="bullet"/>
+      <w:lvlText w:val=""/>
+      <w:lvlJc w:val="left"/>
+      <w:pPr>
+        <w:tabs>
+          <w:tab w:val="num" w:pos="5760"/>
+        </w:tabs>
+        <w:ind w:left="5760" w:hanging="360"/>
+      </w:pPr>
+      <w:rPr>
+        <w:rFonts w:ascii="Wingdings" w:hAnsi="Wingdings" w:hint="default"/>
+        <w:sz w:val="20"/>
+      </w:rPr>
+    </w:lvl>
+    <w:lvl w:ilvl="8" w:tentative="1">
+      <w:start w:val="1"/>
+      <w:numFmt w:val="bullet"/>
+      <w:lvlText w:val=""/>
+      <w:lvlJc w:val="left"/>
+      <w:pPr>
+        <w:tabs>
+          <w:tab w:val="num" w:pos="6480"/>
+        </w:tabs>
+        <w:ind w:left="6480" w:hanging="360"/>
+      </w:pPr>
+      <w:rPr>
+        <w:rFonts w:ascii="Wingdings" w:hAnsi="Wingdings" w:hint="default"/>
+        <w:sz w:val="20"/>
+      </w:rPr>
+    </w:lvl>
+  </w:abstractNum>
+  <w:abstractNum w:abstractNumId="17" w15:restartNumberingAfterBreak="0">
     <w:nsid w:val="67BB49CF"/>
     <w:multiLevelType w:val="hybridMultilevel"/>
     <w:tmpl w:val="7746209C"/>
@@ -17694,7 +19143,7 @@
       </w:rPr>
     </w:lvl>
   </w:abstractNum>
-  <w:abstractNum w:abstractNumId="15" w15:restartNumberingAfterBreak="0">
+  <w:abstractNum w:abstractNumId="18" w15:restartNumberingAfterBreak="0">
     <w:nsid w:val="69FD4A29"/>
     <w:multiLevelType w:val="hybridMultilevel"/>
     <w:tmpl w:val="B8123CE8"/>
@@ -17807,7 +19256,7 @@
       </w:rPr>
     </w:lvl>
   </w:abstractNum>
-  <w:abstractNum w:abstractNumId="16" w15:restartNumberingAfterBreak="0">
+  <w:abstractNum w:abstractNumId="19" w15:restartNumberingAfterBreak="0">
     <w:nsid w:val="6E0458B0"/>
     <w:multiLevelType w:val="hybridMultilevel"/>
     <w:tmpl w:val="357C4FCE"/>
@@ -17920,7 +19369,7 @@
       </w:rPr>
     </w:lvl>
   </w:abstractNum>
-  <w:abstractNum w:abstractNumId="17" w15:restartNumberingAfterBreak="0">
+  <w:abstractNum w:abstractNumId="20" w15:restartNumberingAfterBreak="0">
     <w:nsid w:val="72016297"/>
     <w:multiLevelType w:val="hybridMultilevel"/>
     <w:tmpl w:val="03729716"/>
@@ -18006,7 +19455,7 @@
       </w:pPr>
     </w:lvl>
   </w:abstractNum>
-  <w:abstractNum w:abstractNumId="18" w15:restartNumberingAfterBreak="0">
+  <w:abstractNum w:abstractNumId="21" w15:restartNumberingAfterBreak="0">
     <w:nsid w:val="731542BF"/>
     <w:multiLevelType w:val="multilevel"/>
     <w:tmpl w:val="40A6A25C"/>
@@ -18123,7 +19572,7 @@
       </w:pPr>
     </w:lvl>
   </w:abstractNum>
-  <w:abstractNum w:abstractNumId="19" w15:restartNumberingAfterBreak="0">
+  <w:abstractNum w:abstractNumId="22" w15:restartNumberingAfterBreak="0">
     <w:nsid w:val="76E75744"/>
     <w:multiLevelType w:val="hybridMultilevel"/>
     <w:tmpl w:val="C928BB90"/>
@@ -18237,28 +19686,28 @@
     </w:lvl>
   </w:abstractNum>
   <w:num w:numId="1" w16cid:durableId="1313145893">
-    <w:abstractNumId w:val="3"/>
+    <w:abstractNumId w:val="4"/>
   </w:num>
   <w:num w:numId="2" w16cid:durableId="970595112">
-    <w:abstractNumId w:val="4"/>
+    <w:abstractNumId w:val="5"/>
   </w:num>
   <w:num w:numId="3" w16cid:durableId="2083872325">
-    <w:abstractNumId w:val="15"/>
+    <w:abstractNumId w:val="18"/>
   </w:num>
   <w:num w:numId="4" w16cid:durableId="1330986450">
     <w:abstractNumId w:val="2"/>
   </w:num>
   <w:num w:numId="5" w16cid:durableId="1899976178">
+    <w:abstractNumId w:val="7"/>
+  </w:num>
+  <w:num w:numId="6" w16cid:durableId="1547716934">
     <w:abstractNumId w:val="6"/>
   </w:num>
-  <w:num w:numId="6" w16cid:durableId="1547716934">
-    <w:abstractNumId w:val="5"/>
-  </w:num>
   <w:num w:numId="7" w16cid:durableId="1297295139">
-    <w:abstractNumId w:val="8"/>
+    <w:abstractNumId w:val="9"/>
   </w:num>
   <w:num w:numId="8" w16cid:durableId="916861685">
-    <w:abstractNumId w:val="16"/>
+    <w:abstractNumId w:val="19"/>
   </w:num>
   <w:num w:numId="9" w16cid:durableId="256132719">
     <w:abstractNumId w:val="1"/>
@@ -18267,40 +19716,49 @@
     <w:abstractNumId w:val="0"/>
   </w:num>
   <w:num w:numId="11" w16cid:durableId="75520515">
-    <w:abstractNumId w:val="14"/>
+    <w:abstractNumId w:val="17"/>
   </w:num>
   <w:num w:numId="12" w16cid:durableId="1714574397">
-    <w:abstractNumId w:val="19"/>
+    <w:abstractNumId w:val="22"/>
   </w:num>
   <w:num w:numId="13" w16cid:durableId="1732970509">
-    <w:abstractNumId w:val="9"/>
+    <w:abstractNumId w:val="10"/>
   </w:num>
   <w:num w:numId="14" w16cid:durableId="2137287855">
-    <w:abstractNumId w:val="17"/>
+    <w:abstractNumId w:val="20"/>
   </w:num>
   <w:num w:numId="15" w16cid:durableId="1211454893">
-    <w:abstractNumId w:val="17"/>
+    <w:abstractNumId w:val="20"/>
     <w:lvlOverride w:ilvl="0">
       <w:startOverride w:val="1"/>
     </w:lvlOverride>
   </w:num>
   <w:num w:numId="16" w16cid:durableId="207300386">
+    <w:abstractNumId w:val="13"/>
+  </w:num>
+  <w:num w:numId="17" w16cid:durableId="268045098">
     <w:abstractNumId w:val="11"/>
   </w:num>
-  <w:num w:numId="17" w16cid:durableId="268045098">
-    <w:abstractNumId w:val="10"/>
-  </w:num>
   <w:num w:numId="18" w16cid:durableId="2084594877">
-    <w:abstractNumId w:val="18"/>
+    <w:abstractNumId w:val="21"/>
   </w:num>
   <w:num w:numId="19" w16cid:durableId="73402313">
-    <w:abstractNumId w:val="7"/>
+    <w:abstractNumId w:val="8"/>
   </w:num>
   <w:num w:numId="20" w16cid:durableId="198321146">
+    <w:abstractNumId w:val="15"/>
+  </w:num>
+  <w:num w:numId="21" w16cid:durableId="213280188">
+    <w:abstractNumId w:val="16"/>
+  </w:num>
+  <w:num w:numId="22" w16cid:durableId="2039350022">
     <w:abstractNumId w:val="12"/>
   </w:num>
-  <w:num w:numId="21" w16cid:durableId="213280188">
-    <w:abstractNumId w:val="13"/>
+  <w:num w:numId="23" w16cid:durableId="1526216081">
+    <w:abstractNumId w:val="3"/>
+  </w:num>
+  <w:num w:numId="24" w16cid:durableId="1424451649">
+    <w:abstractNumId w:val="14"/>
   </w:num>
 </w:numbering>
 </file>
@@ -19260,6 +20718,17 @@
       <w:bCs/>
     </w:rPr>
   </w:style>
+  <w:style w:type="paragraph" w:styleId="Prrafodelista">
+    <w:name w:val="List Paragraph"/>
+    <w:basedOn w:val="Normal"/>
+    <w:uiPriority w:val="34"/>
+    <w:qFormat/>
+    <w:rsid w:val="00150C85"/>
+    <w:pPr>
+      <w:ind w:left="720"/>
+      <w:contextualSpacing/>
+    </w:pPr>
+  </w:style>
 </w:styles>
 </file>
 

--- a/Documents/Redacció.docx
+++ b/Documents/Redacció.docx
@@ -3,6 +3,532 @@
 <w:document xmlns:wpc="http://schemas.microsoft.com/office/word/2010/wordprocessingCanvas" xmlns:cx="http://schemas.microsoft.com/office/drawing/2014/chartex" xmlns:cx1="http://schemas.microsoft.com/office/drawing/2015/9/8/chartex" xmlns:cx2="http://schemas.microsoft.com/office/drawing/2015/10/21/chartex" xmlns:cx3="http://schemas.microsoft.com/office/drawing/2016/5/9/chartex" xmlns:cx4="http://schemas.microsoft.com/office/drawing/2016/5/10/chartex" xmlns:cx5="http://schemas.microsoft.com/office/drawing/2016/5/11/chartex" xmlns:cx6="http://schemas.microsoft.com/office/drawing/2016/5/12/chartex" xmlns:cx7="http://schemas.microsoft.com/office/drawing/2016/5/13/chartex" xmlns:cx8="http://schemas.microsoft.com/office/drawing/2016/5/14/chartex" xmlns:mc="http://schemas.openxmlformats.org/markup-compatibility/2006" xmlns:aink="http://schemas.microsoft.com/office/drawing/2016/ink" xmlns:am3d="http://schemas.microsoft.com/office/drawing/2017/model3d" xmlns:o="urn:schemas-microsoft-com:office:office" xmlns:oel="http://schemas.microsoft.com/office/2019/extlst" xmlns:r="http://schemas.openxmlformats.org/officeDocument/2006/relationships" xmlns:m="http://schemas.openxmlformats.org/officeDocument/2006/math" xmlns:v="urn:schemas-microsoft-com:vml" xmlns:wp14="http://schemas.microsoft.com/office/word/2010/wordprocessingDrawing" xmlns:wp="http://schemas.openxmlformats.org/drawingml/2006/wordprocessingDrawing" xmlns:w10="urn:schemas-microsoft-com:office:word" xmlns:w="http://schemas.openxmlformats.org/wordprocessingml/2006/main" xmlns:w14="http://schemas.microsoft.com/office/word/2010/wordml" xmlns:w15="http://schemas.microsoft.com/office/word/2012/wordml" xmlns:w16cex="http://schemas.microsoft.com/office/word/2018/wordml/cex" xmlns:w16cid="http://schemas.microsoft.com/office/word/2016/wordml/cid" xmlns:w16="http://schemas.microsoft.com/office/word/2018/wordml" xmlns:w16du="http://schemas.microsoft.com/office/word/2023/wordml/word16du" xmlns:w16sdtdh="http://schemas.microsoft.com/office/word/2020/wordml/sdtdatahash" xmlns:w16sdtfl="http://schemas.microsoft.com/office/word/2024/wordml/sdtformatlock" xmlns:w16se="http://schemas.microsoft.com/office/word/2015/wordml/symex" xmlns:wpg="http://schemas.microsoft.com/office/word/2010/wordprocessingGroup" xmlns:wpi="http://schemas.microsoft.com/office/word/2010/wordprocessingInk" xmlns:wne="http://schemas.microsoft.com/office/word/2006/wordml" xmlns:wps="http://schemas.microsoft.com/office/word/2010/wordprocessingShape" mc:Ignorable="w14 w15 w16se w16cid w16 w16cex w16sdtdh w16sdtfl w16du wp14">
   <w:body>
     <w:p>
+      <w:r>
+        <w:rPr>
+          <w:noProof/>
+        </w:rPr>
+        <mc:AlternateContent>
+          <mc:Choice Requires="wps">
+            <w:drawing>
+              <wp:anchor distT="36576" distB="36576" distL="36576" distR="36576" simplePos="0" relativeHeight="251664384" behindDoc="0" locked="0" layoutInCell="1" allowOverlap="1" wp14:anchorId="7833C014" wp14:editId="6D8868F3">
+                <wp:simplePos x="0" y="0"/>
+                <wp:positionH relativeFrom="column">
+                  <wp:posOffset>609600</wp:posOffset>
+                </wp:positionH>
+                <wp:positionV relativeFrom="paragraph">
+                  <wp:posOffset>3482975</wp:posOffset>
+                </wp:positionV>
+                <wp:extent cx="4895850" cy="2164080"/>
+                <wp:effectExtent l="12700" t="7620" r="6350" b="9525"/>
+                <wp:wrapNone/>
+                <wp:docPr id="680426651" name="Rectangle 15"/>
+                <wp:cNvGraphicFramePr>
+                  <a:graphicFrameLocks xmlns:a="http://schemas.openxmlformats.org/drawingml/2006/main"/>
+                </wp:cNvGraphicFramePr>
+                <a:graphic xmlns:a="http://schemas.openxmlformats.org/drawingml/2006/main">
+                  <a:graphicData uri="http://schemas.microsoft.com/office/word/2010/wordprocessingShape">
+                    <wps:wsp>
+                      <wps:cNvSpPr>
+                        <a:spLocks noChangeArrowheads="1"/>
+                      </wps:cNvSpPr>
+                      <wps:spPr bwMode="auto">
+                        <a:xfrm>
+                          <a:off x="0" y="0"/>
+                          <a:ext cx="4895850" cy="2164080"/>
+                        </a:xfrm>
+                        <a:prstGeom prst="rect">
+                          <a:avLst/>
+                        </a:prstGeom>
+                        <a:noFill/>
+                        <a:ln w="3175" algn="in">
+                          <a:solidFill>
+                            <a:srgbClr val="99CCFF"/>
+                          </a:solidFill>
+                          <a:miter lim="800000"/>
+                          <a:headEnd/>
+                          <a:tailEnd/>
+                        </a:ln>
+                        <a:effectLst/>
+                        <a:extLst>
+                          <a:ext uri="{909E8E84-426E-40DD-AFC4-6F175D3DCCD1}">
+                            <a14:hiddenFill xmlns:a14="http://schemas.microsoft.com/office/drawing/2010/main">
+                              <a:solidFill>
+                                <a:srgbClr val="FFFFFF"/>
+                              </a:solidFill>
+                            </a14:hiddenFill>
+                          </a:ext>
+                          <a:ext uri="{AF507438-7753-43E0-B8FC-AC1667EBCBE1}">
+                            <a14:hiddenEffects xmlns:a14="http://schemas.microsoft.com/office/drawing/2010/main">
+                              <a:effectLst>
+                                <a:outerShdw dist="35921" dir="2700000" algn="ctr" rotWithShape="0">
+                                  <a:srgbClr val="CCCCCC"/>
+                                </a:outerShdw>
+                              </a:effectLst>
+                            </a14:hiddenEffects>
+                          </a:ext>
+                        </a:extLst>
+                      </wps:spPr>
+                      <wps:txbx>
+                        <w:txbxContent>
+                          <w:p>
+                            <w:pPr>
+                              <w:widowControl w:val="0"/>
+                              <w:ind w:left="334"/>
+                              <w:rPr>
+                                <w:rFonts w:ascii="Arial" w:hAnsi="Arial" w:cs="Arial"/>
+                                <w:b/>
+                                <w:bCs/>
+                                <w:sz w:val="24"/>
+                                <w:szCs w:val="24"/>
+                              </w:rPr>
+                            </w:pPr>
+                            <w:r>
+                              <w:rPr>
+                                <w:rFonts w:ascii="Arial" w:hAnsi="Arial" w:cs="Arial"/>
+                                <w:b/>
+                                <w:bCs/>
+                                <w:sz w:val="24"/>
+                                <w:szCs w:val="24"/>
+                              </w:rPr>
+                              <w:t xml:space="preserve">Títol: </w:t>
+                            </w:r>
+                            <w:r>
+                              <w:rPr>
+                                <w:rFonts w:ascii="Arial" w:hAnsi="Arial" w:cs="Arial"/>
+                                <w:sz w:val="24"/>
+                                <w:szCs w:val="24"/>
+                              </w:rPr>
+                              <w:t xml:space="preserve">Quan les aules es buiden: </w:t>
+                            </w:r>
+                            <w:r>
+                              <w:rPr>
+                                <w:rFonts w:ascii="Arial" w:hAnsi="Arial" w:cs="Arial"/>
+                                <w:sz w:val="24"/>
+                                <w:szCs w:val="24"/>
+                              </w:rPr>
+                              <w:t>absència a la FEE en un context marcat per la intel·ligència artificial</w:t>
+                            </w:r>
+                          </w:p>
+                          <w:p>
+                            <w:pPr>
+                              <w:widowControl w:val="0"/>
+                              <w:ind w:left="334"/>
+                              <w:rPr>
+                                <w:rFonts w:ascii="Arial" w:hAnsi="Arial" w:cs="Arial"/>
+                                <w:b/>
+                                <w:bCs/>
+                                <w:sz w:val="24"/>
+                                <w:szCs w:val="24"/>
+                              </w:rPr>
+                            </w:pPr>
+                            <w:r>
+                              <w:rPr>
+                                <w:rFonts w:ascii="Arial" w:hAnsi="Arial" w:cs="Arial"/>
+                                <w:b/>
+                                <w:bCs/>
+                                <w:sz w:val="24"/>
+                                <w:szCs w:val="24"/>
+                              </w:rPr>
+                              <w:t xml:space="preserve">Autora: </w:t>
+                            </w:r>
+                            <w:r>
+                              <w:rPr>
+                                <w:rFonts w:ascii="Arial" w:hAnsi="Arial" w:cs="Arial"/>
+                                <w:sz w:val="24"/>
+                                <w:szCs w:val="24"/>
+                              </w:rPr>
+                              <w:t>Edurne Álvarez Ferrer</w:t>
+                            </w:r>
+                          </w:p>
+                          <w:p>
+                            <w:pPr>
+                              <w:widowControl w:val="0"/>
+                              <w:ind w:left="334"/>
+                              <w:rPr>
+                                <w:rFonts w:ascii="Arial" w:hAnsi="Arial" w:cs="Arial"/>
+                                <w:b/>
+                                <w:bCs/>
+                                <w:sz w:val="24"/>
+                                <w:szCs w:val="24"/>
+                              </w:rPr>
+                            </w:pPr>
+                            <w:r>
+                              <w:rPr>
+                                <w:rFonts w:ascii="Arial" w:hAnsi="Arial" w:cs="Arial"/>
+                                <w:b/>
+                                <w:bCs/>
+                                <w:sz w:val="24"/>
+                                <w:szCs w:val="24"/>
+                              </w:rPr>
+                              <w:t>Director</w:t>
+                            </w:r>
+                            <w:r>
+                              <w:rPr>
+                                <w:rFonts w:ascii="Arial" w:hAnsi="Arial" w:cs="Arial"/>
+                                <w:b/>
+                                <w:bCs/>
+                                <w:sz w:val="24"/>
+                                <w:szCs w:val="24"/>
+                              </w:rPr>
+                              <w:t>a</w:t>
+                            </w:r>
+                            <w:r>
+                              <w:rPr>
+                                <w:rFonts w:ascii="Arial" w:hAnsi="Arial" w:cs="Arial"/>
+                                <w:b/>
+                                <w:bCs/>
+                                <w:sz w:val="24"/>
+                                <w:szCs w:val="24"/>
+                              </w:rPr>
+                              <w:t xml:space="preserve">: </w:t>
+                            </w:r>
+                            <w:r>
+                              <w:rPr>
+                                <w:rFonts w:ascii="Arial" w:hAnsi="Arial" w:cs="Arial"/>
+                                <w:sz w:val="24"/>
+                                <w:szCs w:val="24"/>
+                              </w:rPr>
+                              <w:t>Esther Vayá Valcarce</w:t>
+                            </w:r>
+                          </w:p>
+                          <w:p>
+                            <w:pPr>
+                              <w:widowControl w:val="0"/>
+                              <w:ind w:left="334"/>
+                              <w:rPr>
+                                <w:rFonts w:ascii="Arial" w:hAnsi="Arial" w:cs="Arial"/>
+                                <w:b/>
+                                <w:bCs/>
+                                <w:sz w:val="24"/>
+                                <w:szCs w:val="24"/>
+                              </w:rPr>
+                            </w:pPr>
+                            <w:r>
+                              <w:rPr>
+                                <w:rFonts w:ascii="Arial" w:hAnsi="Arial" w:cs="Arial"/>
+                                <w:b/>
+                                <w:bCs/>
+                                <w:sz w:val="24"/>
+                                <w:szCs w:val="24"/>
+                              </w:rPr>
+                              <w:t>Departament:</w:t>
+                            </w:r>
+                          </w:p>
+                          <w:p>
+                            <w:pPr>
+                              <w:widowControl w:val="0"/>
+                              <w:ind w:left="334"/>
+                              <w:rPr>
+                                <w:sz w:val="24"/>
+                                <w:szCs w:val="24"/>
+                              </w:rPr>
+                            </w:pPr>
+                            <w:r>
+                              <w:rPr>
+                                <w:rFonts w:ascii="Arial" w:hAnsi="Arial" w:cs="Arial"/>
+                                <w:b/>
+                                <w:bCs/>
+                                <w:sz w:val="24"/>
+                                <w:szCs w:val="24"/>
+                              </w:rPr>
+                              <w:t xml:space="preserve">Convocatòria: </w:t>
+                            </w:r>
+                            <w:r>
+                              <w:rPr>
+                                <w:rFonts w:ascii="Arial" w:hAnsi="Arial" w:cs="Arial"/>
+                                <w:sz w:val="24"/>
+                                <w:szCs w:val="24"/>
+                              </w:rPr>
+                              <w:t>Juliol de 2026</w:t>
+                            </w:r>
+                          </w:p>
+                        </w:txbxContent>
+                      </wps:txbx>
+                      <wps:bodyPr rot="0" vert="horz" wrap="square" lIns="36576" tIns="36576" rIns="36576" bIns="36576" anchor="t" anchorCtr="0" upright="1">
+                        <a:noAutofit/>
+                      </wps:bodyPr>
+                    </wps:wsp>
+                  </a:graphicData>
+                </a:graphic>
+                <wp14:sizeRelH relativeFrom="page">
+                  <wp14:pctWidth>0</wp14:pctWidth>
+                </wp14:sizeRelH>
+                <wp14:sizeRelV relativeFrom="page">
+                  <wp14:pctHeight>0</wp14:pctHeight>
+                </wp14:sizeRelV>
+              </wp:anchor>
+            </w:drawing>
+          </mc:Choice>
+          <mc:Fallback>
+            <w:pict>
+              <v:rect w14:anchorId="7833C014" id="Rectangle 15" o:spid="_x0000_s1026" style="position:absolute;margin-left:48pt;margin-top:274.25pt;width:385.5pt;height:170.4pt;z-index:251664384;visibility:visible;mso-wrap-style:square;mso-width-percent:0;mso-height-percent:0;mso-wrap-distance-left:2.88pt;mso-wrap-distance-top:2.88pt;mso-wrap-distance-right:2.88pt;mso-wrap-distance-bottom:2.88pt;mso-position-horizontal:absolute;mso-position-horizontal-relative:text;mso-position-vertical:absolute;mso-position-vertical-relative:text;mso-width-percent:0;mso-height-percent:0;mso-width-relative:page;mso-height-relative:page;v-text-anchor:top" o:gfxdata="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" filled="f" strokecolor="#9cf" strokeweight=".25pt" insetpen="t">
+                <v:shadow color="#ccc"/>
+                <v:textbox inset="2.88pt,2.88pt,2.88pt,2.88pt">
+                  <w:txbxContent>
+                    <w:p>
+                      <w:pPr>
+                        <w:widowControl w:val="0"/>
+                        <w:ind w:left="334"/>
+                        <w:rPr>
+                          <w:rFonts w:ascii="Arial" w:hAnsi="Arial" w:cs="Arial"/>
+                          <w:b/>
+                          <w:bCs/>
+                          <w:sz w:val="24"/>
+                          <w:szCs w:val="24"/>
+                        </w:rPr>
+                      </w:pPr>
+                      <w:r>
+                        <w:rPr>
+                          <w:rFonts w:ascii="Arial" w:hAnsi="Arial" w:cs="Arial"/>
+                          <w:b/>
+                          <w:bCs/>
+                          <w:sz w:val="24"/>
+                          <w:szCs w:val="24"/>
+                        </w:rPr>
+                        <w:t xml:space="preserve">Títol: </w:t>
+                      </w:r>
+                      <w:r>
+                        <w:rPr>
+                          <w:rFonts w:ascii="Arial" w:hAnsi="Arial" w:cs="Arial"/>
+                          <w:sz w:val="24"/>
+                          <w:szCs w:val="24"/>
+                        </w:rPr>
+                        <w:t xml:space="preserve">Quan les aules es buiden: </w:t>
+                      </w:r>
+                      <w:r>
+                        <w:rPr>
+                          <w:rFonts w:ascii="Arial" w:hAnsi="Arial" w:cs="Arial"/>
+                          <w:sz w:val="24"/>
+                          <w:szCs w:val="24"/>
+                        </w:rPr>
+                        <w:t>absència a la FEE en un context marcat per la intel·ligència artificial</w:t>
+                      </w:r>
+                    </w:p>
+                    <w:p>
+                      <w:pPr>
+                        <w:widowControl w:val="0"/>
+                        <w:ind w:left="334"/>
+                        <w:rPr>
+                          <w:rFonts w:ascii="Arial" w:hAnsi="Arial" w:cs="Arial"/>
+                          <w:b/>
+                          <w:bCs/>
+                          <w:sz w:val="24"/>
+                          <w:szCs w:val="24"/>
+                        </w:rPr>
+                      </w:pPr>
+                      <w:r>
+                        <w:rPr>
+                          <w:rFonts w:ascii="Arial" w:hAnsi="Arial" w:cs="Arial"/>
+                          <w:b/>
+                          <w:bCs/>
+                          <w:sz w:val="24"/>
+                          <w:szCs w:val="24"/>
+                        </w:rPr>
+                        <w:t xml:space="preserve">Autora: </w:t>
+                      </w:r>
+                      <w:r>
+                        <w:rPr>
+                          <w:rFonts w:ascii="Arial" w:hAnsi="Arial" w:cs="Arial"/>
+                          <w:sz w:val="24"/>
+                          <w:szCs w:val="24"/>
+                        </w:rPr>
+                        <w:t>Edurne Álvarez Ferrer</w:t>
+                      </w:r>
+                    </w:p>
+                    <w:p>
+                      <w:pPr>
+                        <w:widowControl w:val="0"/>
+                        <w:ind w:left="334"/>
+                        <w:rPr>
+                          <w:rFonts w:ascii="Arial" w:hAnsi="Arial" w:cs="Arial"/>
+                          <w:b/>
+                          <w:bCs/>
+                          <w:sz w:val="24"/>
+                          <w:szCs w:val="24"/>
+                        </w:rPr>
+                      </w:pPr>
+                      <w:r>
+                        <w:rPr>
+                          <w:rFonts w:ascii="Arial" w:hAnsi="Arial" w:cs="Arial"/>
+                          <w:b/>
+                          <w:bCs/>
+                          <w:sz w:val="24"/>
+                          <w:szCs w:val="24"/>
+                        </w:rPr>
+                        <w:t>Director</w:t>
+                      </w:r>
+                      <w:r>
+                        <w:rPr>
+                          <w:rFonts w:ascii="Arial" w:hAnsi="Arial" w:cs="Arial"/>
+                          <w:b/>
+                          <w:bCs/>
+                          <w:sz w:val="24"/>
+                          <w:szCs w:val="24"/>
+                        </w:rPr>
+                        <w:t>a</w:t>
+                      </w:r>
+                      <w:r>
+                        <w:rPr>
+                          <w:rFonts w:ascii="Arial" w:hAnsi="Arial" w:cs="Arial"/>
+                          <w:b/>
+                          <w:bCs/>
+                          <w:sz w:val="24"/>
+                          <w:szCs w:val="24"/>
+                        </w:rPr>
+                        <w:t xml:space="preserve">: </w:t>
+                      </w:r>
+                      <w:r>
+                        <w:rPr>
+                          <w:rFonts w:ascii="Arial" w:hAnsi="Arial" w:cs="Arial"/>
+                          <w:sz w:val="24"/>
+                          <w:szCs w:val="24"/>
+                        </w:rPr>
+                        <w:t>Esther Vayá Valcarce</w:t>
+                      </w:r>
+                    </w:p>
+                    <w:p>
+                      <w:pPr>
+                        <w:widowControl w:val="0"/>
+                        <w:ind w:left="334"/>
+                        <w:rPr>
+                          <w:rFonts w:ascii="Arial" w:hAnsi="Arial" w:cs="Arial"/>
+                          <w:b/>
+                          <w:bCs/>
+                          <w:sz w:val="24"/>
+                          <w:szCs w:val="24"/>
+                        </w:rPr>
+                      </w:pPr>
+                      <w:r>
+                        <w:rPr>
+                          <w:rFonts w:ascii="Arial" w:hAnsi="Arial" w:cs="Arial"/>
+                          <w:b/>
+                          <w:bCs/>
+                          <w:sz w:val="24"/>
+                          <w:szCs w:val="24"/>
+                        </w:rPr>
+                        <w:t>Departament:</w:t>
+                      </w:r>
+                    </w:p>
+                    <w:p>
+                      <w:pPr>
+                        <w:widowControl w:val="0"/>
+                        <w:ind w:left="334"/>
+                        <w:rPr>
+                          <w:sz w:val="24"/>
+                          <w:szCs w:val="24"/>
+                        </w:rPr>
+                      </w:pPr>
+                      <w:r>
+                        <w:rPr>
+                          <w:rFonts w:ascii="Arial" w:hAnsi="Arial" w:cs="Arial"/>
+                          <w:b/>
+                          <w:bCs/>
+                          <w:sz w:val="24"/>
+                          <w:szCs w:val="24"/>
+                        </w:rPr>
+                        <w:t xml:space="preserve">Convocatòria: </w:t>
+                      </w:r>
+                      <w:r>
+                        <w:rPr>
+                          <w:rFonts w:ascii="Arial" w:hAnsi="Arial" w:cs="Arial"/>
+                          <w:sz w:val="24"/>
+                          <w:szCs w:val="24"/>
+                        </w:rPr>
+                        <w:t>Juliol de 2026</w:t>
+                      </w:r>
+                    </w:p>
+                  </w:txbxContent>
+                </v:textbox>
+              </v:rect>
+            </w:pict>
+          </mc:Fallback>
+        </mc:AlternateContent>
+      </w:r>
+      <w:r>
+        <w:rPr>
+          <w:noProof/>
+        </w:rPr>
+        <mc:AlternateContent>
+          <mc:Choice Requires="wps">
+            <w:drawing>
+              <wp:anchor distT="36576" distB="36576" distL="36576" distR="36576" simplePos="0" relativeHeight="251662336" behindDoc="0" locked="0" layoutInCell="1" allowOverlap="1" wp14:anchorId="2AEC55A7" wp14:editId="11BB3A58">
+                <wp:simplePos x="0" y="0"/>
+                <wp:positionH relativeFrom="column">
+                  <wp:posOffset>552450</wp:posOffset>
+                </wp:positionH>
+                <wp:positionV relativeFrom="paragraph">
+                  <wp:posOffset>1313180</wp:posOffset>
+                </wp:positionV>
+                <wp:extent cx="4895850" cy="71755"/>
+                <wp:effectExtent l="12700" t="9525" r="6350" b="13970"/>
+                <wp:wrapNone/>
+                <wp:docPr id="292429742" name="Rectangle 4"/>
+                <wp:cNvGraphicFramePr>
+                  <a:graphicFrameLocks xmlns:a="http://schemas.openxmlformats.org/drawingml/2006/main"/>
+                </wp:cNvGraphicFramePr>
+                <a:graphic xmlns:a="http://schemas.openxmlformats.org/drawingml/2006/main">
+                  <a:graphicData uri="http://schemas.microsoft.com/office/word/2010/wordprocessingShape">
+                    <wps:wsp>
+                      <wps:cNvSpPr>
+                        <a:spLocks noChangeArrowheads="1"/>
+                      </wps:cNvSpPr>
+                      <wps:spPr bwMode="auto">
+                        <a:xfrm>
+                          <a:off x="0" y="0"/>
+                          <a:ext cx="4895850" cy="71755"/>
+                        </a:xfrm>
+                        <a:prstGeom prst="rect">
+                          <a:avLst/>
+                        </a:prstGeom>
+                        <a:solidFill>
+                          <a:srgbClr val="0FA1CF"/>
+                        </a:solidFill>
+                        <a:ln w="9525" algn="in">
+                          <a:solidFill>
+                            <a:srgbClr val="0FA1CF"/>
+                          </a:solidFill>
+                          <a:miter lim="800000"/>
+                          <a:headEnd/>
+                          <a:tailEnd/>
+                        </a:ln>
+                        <a:effectLst/>
+                        <a:extLst>
+                          <a:ext uri="{AF507438-7753-43E0-B8FC-AC1667EBCBE1}">
+                            <a14:hiddenEffects xmlns:a14="http://schemas.microsoft.com/office/drawing/2010/main">
+                              <a:effectLst>
+                                <a:outerShdw dist="35921" dir="2700000" algn="ctr" rotWithShape="0">
+                                  <a:srgbClr val="CCCCCC"/>
+                                </a:outerShdw>
+                              </a:effectLst>
+                            </a14:hiddenEffects>
+                          </a:ext>
+                        </a:extLst>
+                      </wps:spPr>
+                      <wps:bodyPr rot="0" vert="horz" wrap="square" lIns="36576" tIns="36576" rIns="36576" bIns="36576" anchor="t" anchorCtr="0" upright="1">
+                        <a:noAutofit/>
+                      </wps:bodyPr>
+                    </wps:wsp>
+                  </a:graphicData>
+                </a:graphic>
+                <wp14:sizeRelH relativeFrom="page">
+                  <wp14:pctWidth>0</wp14:pctWidth>
+                </wp14:sizeRelH>
+                <wp14:sizeRelV relativeFrom="page">
+                  <wp14:pctHeight>0</wp14:pctHeight>
+                </wp14:sizeRelV>
+              </wp:anchor>
+            </w:drawing>
+          </mc:Choice>
+          <mc:Fallback>
+            <w:pict>
+              <v:rect w14:anchorId="5F15ACDD" id="Rectangle 4" o:spid="_x0000_s1026" style="position:absolute;margin-left:43.5pt;margin-top:103.4pt;width:385.5pt;height:5.65pt;z-index:251662336;visibility:visible;mso-wrap-style:square;mso-width-percent:0;mso-height-percent:0;mso-wrap-distance-left:2.88pt;mso-wrap-distance-top:2.88pt;mso-wrap-distance-right:2.88pt;mso-wrap-distance-bottom:2.88pt;mso-position-horizontal:absolute;mso-position-horizontal-relative:text;mso-position-vertical:absolute;mso-position-vertical-relative:text;mso-width-percent:0;mso-height-percent:0;mso-width-relative:page;mso-height-relative:page;v-text-anchor:top" o:gfxdata="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" fillcolor="#0fa1cf" strokecolor="#0fa1cf" insetpen="t">
+                <v:shadow color="#ccc"/>
+                <v:textbox inset="2.88pt,2.88pt,2.88pt,2.88pt"/>
+              </v:rect>
+            </w:pict>
+          </mc:Fallback>
+        </mc:AlternateContent>
+      </w:r>
       <w:r>
         <w:rPr>
           <w:noProof/>
@@ -163,7 +689,7 @@
                 <v:stroke joinstyle="miter"/>
                 <v:path gradientshapeok="t" o:connecttype="rect"/>
               </v:shapetype>
-              <v:shape id="Text Box 19" o:spid="_x0000_s1026" type="#_x0000_t202" style="position:absolute;margin-left:37.1pt;margin-top:-1pt;width:385.5pt;height:105.65pt;z-index:251657216;visibility:visible;mso-wrap-style:square;mso-width-percent:0;mso-height-percent:0;mso-wrap-distance-left:2.88pt;mso-wrap-distance-top:2.88pt;mso-wrap-distance-right:2.88pt;mso-wrap-distance-bottom:2.88pt;mso-position-horizontal:absolute;mso-position-horizontal-relative:text;mso-position-vertical:absolute;mso-position-vertical-relative:text;mso-width-percent:0;mso-height-percent:0;mso-width-relative:page;mso-height-relative:page;v-text-anchor:top" o:gfxdata="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" filled="f" stroked="f" insetpen="t">
+              <v:shape id="Text Box 19" o:spid="_x0000_s1027" type="#_x0000_t202" style="position:absolute;margin-left:37.1pt;margin-top:-1pt;width:385.5pt;height:105.65pt;z-index:251657216;visibility:visible;mso-wrap-style:square;mso-width-percent:0;mso-height-percent:0;mso-wrap-distance-left:2.88pt;mso-wrap-distance-top:2.88pt;mso-wrap-distance-right:2.88pt;mso-wrap-distance-bottom:2.88pt;mso-position-horizontal:absolute;mso-position-horizontal-relative:text;mso-position-vertical:absolute;mso-position-vertical-relative:text;mso-width-percent:0;mso-height-percent:0;mso-width-relative:page;mso-height-relative:page;v-text-anchor:top" o:gfxdata="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" filled="f" stroked="f" insetpen="t">
                 <v:textbox inset="2.88pt,2.88pt,2.88pt,2.88pt">
                   <w:txbxContent>
                     <w:p>
@@ -272,7 +798,7 @@
                     </pic:cNvPicPr>
                   </pic:nvPicPr>
                   <pic:blipFill>
-                    <a:blip r:embed="rId6">
+                    <a:blip r:embed="rId8">
                       <a:extLst>
                         <a:ext uri="{28A0092B-C50C-407E-A947-70E740481C1C}">
                           <a14:useLocalDpi xmlns:a14="http://schemas.microsoft.com/office/drawing/2010/main" val="0"/>
@@ -390,7 +916,7 @@
                                           </pic:cNvPicPr>
                                         </pic:nvPicPr>
                                         <pic:blipFill>
-                                          <a:blip r:embed="rId7">
+                                          <a:blip r:embed="rId9">
                                             <a:extLst>
                                               <a:ext uri="{28A0092B-C50C-407E-A947-70E740481C1C}">
                                                 <a14:useLocalDpi xmlns:a14="http://schemas.microsoft.com/office/drawing/2010/main" val="0"/>
@@ -441,7 +967,7 @@
           </mc:Choice>
           <mc:Fallback>
             <w:pict>
-              <v:shape w14:anchorId="159450B6" id="Text Box 24" o:spid="_x0000_s1027" type="#_x0000_t202" style="position:absolute;margin-left:14.45pt;margin-top:666.8pt;width:193.85pt;height:79.95pt;z-index:251660288;visibility:visible;mso-wrap-style:none;mso-width-percent:400;mso-height-percent:200;mso-wrap-distance-left:9pt;mso-wrap-distance-top:0;mso-wrap-distance-right:9pt;mso-wrap-distance-bottom:0;mso-position-horizontal:absolute;mso-position-horizontal-relative:text;mso-position-vertical:absolute;mso-position-vertical-relative:text;mso-width-percent:400;mso-height-percent:200;mso-width-relative:margin;mso-height-relative:margin;v-text-anchor:top" o:gfxdata="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" stroked="f">
+              <v:shape w14:anchorId="159450B6" id="Text Box 24" o:spid="_x0000_s1028" type="#_x0000_t202" style="position:absolute;margin-left:14.45pt;margin-top:666.8pt;width:193.85pt;height:79.95pt;z-index:251660288;visibility:visible;mso-wrap-style:none;mso-width-percent:400;mso-height-percent:200;mso-wrap-distance-left:9pt;mso-wrap-distance-top:0;mso-wrap-distance-right:9pt;mso-wrap-distance-bottom:0;mso-position-horizontal:absolute;mso-position-horizontal-relative:text;mso-position-vertical:absolute;mso-position-vertical-relative:text;mso-width-percent:400;mso-height-percent:200;mso-width-relative:margin;mso-height-relative:margin;v-text-anchor:top" o:gfxdata="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" stroked="f">
                 <v:textbox style="mso-fit-shape-to-text:t">
                   <w:txbxContent>
                     <w:p>
@@ -467,7 +993,7 @@
                                     </pic:cNvPicPr>
                                   </pic:nvPicPr>
                                   <pic:blipFill>
-                                    <a:blip r:embed="rId7">
+                                    <a:blip r:embed="rId9">
                                       <a:extLst>
                                         <a:ext uri="{28A0092B-C50C-407E-A947-70E740481C1C}">
                                           <a14:useLocalDpi xmlns:a14="http://schemas.microsoft.com/office/drawing/2010/main" val="0"/>
@@ -544,7 +1070,7 @@
                     </pic:cNvPicPr>
                   </pic:nvPicPr>
                   <pic:blipFill>
-                    <a:blip r:embed="rId8">
+                    <a:blip r:embed="rId10">
                       <a:extLst>
                         <a:ext uri="{28A0092B-C50C-407E-A947-70E740481C1C}">
                           <a14:useLocalDpi xmlns:a14="http://schemas.microsoft.com/office/drawing/2010/main" val="0"/>
@@ -580,699 +1106,6 @@
             </wp14:sizeRelV>
           </wp:anchor>
         </w:drawing>
-      </w:r>
-    </w:p>
-    <w:p/>
-    <w:p/>
-    <w:p>
-      <w:r>
-        <w:rPr>
-          <w:noProof/>
-        </w:rPr>
-        <mc:AlternateContent>
-          <mc:Choice Requires="wps">
-            <w:drawing>
-              <wp:anchor distT="36576" distB="36576" distL="36576" distR="36576" simplePos="0" relativeHeight="251655168" behindDoc="0" locked="0" layoutInCell="1" allowOverlap="1" wp14:anchorId="09722EC3" wp14:editId="68F45D8D">
-                <wp:simplePos x="0" y="0"/>
-                <wp:positionH relativeFrom="column">
-                  <wp:posOffset>508000</wp:posOffset>
-                </wp:positionH>
-                <wp:positionV relativeFrom="paragraph">
-                  <wp:posOffset>104775</wp:posOffset>
-                </wp:positionV>
-                <wp:extent cx="4895850" cy="71755"/>
-                <wp:effectExtent l="12700" t="9525" r="6350" b="13970"/>
-                <wp:wrapNone/>
-                <wp:docPr id="292429742" name="Rectangle 4"/>
-                <wp:cNvGraphicFramePr>
-                  <a:graphicFrameLocks xmlns:a="http://schemas.openxmlformats.org/drawingml/2006/main"/>
-                </wp:cNvGraphicFramePr>
-                <a:graphic xmlns:a="http://schemas.openxmlformats.org/drawingml/2006/main">
-                  <a:graphicData uri="http://schemas.microsoft.com/office/word/2010/wordprocessingShape">
-                    <wps:wsp>
-                      <wps:cNvSpPr>
-                        <a:spLocks noChangeArrowheads="1"/>
-                      </wps:cNvSpPr>
-                      <wps:spPr bwMode="auto">
-                        <a:xfrm>
-                          <a:off x="0" y="0"/>
-                          <a:ext cx="4895850" cy="71755"/>
-                        </a:xfrm>
-                        <a:prstGeom prst="rect">
-                          <a:avLst/>
-                        </a:prstGeom>
-                        <a:solidFill>
-                          <a:srgbClr val="0FA1CF"/>
-                        </a:solidFill>
-                        <a:ln w="9525" algn="in">
-                          <a:solidFill>
-                            <a:srgbClr val="0FA1CF"/>
-                          </a:solidFill>
-                          <a:miter lim="800000"/>
-                          <a:headEnd/>
-                          <a:tailEnd/>
-                        </a:ln>
-                        <a:effectLst/>
-                        <a:extLst>
-                          <a:ext uri="{AF507438-7753-43E0-B8FC-AC1667EBCBE1}">
-                            <a14:hiddenEffects xmlns:a14="http://schemas.microsoft.com/office/drawing/2010/main">
-                              <a:effectLst>
-                                <a:outerShdw dist="35921" dir="2700000" algn="ctr" rotWithShape="0">
-                                  <a:srgbClr val="CCCCCC"/>
-                                </a:outerShdw>
-                              </a:effectLst>
-                            </a14:hiddenEffects>
-                          </a:ext>
-                        </a:extLst>
-                      </wps:spPr>
-                      <wps:bodyPr rot="0" vert="horz" wrap="square" lIns="36576" tIns="36576" rIns="36576" bIns="36576" anchor="t" anchorCtr="0" upright="1">
-                        <a:noAutofit/>
-                      </wps:bodyPr>
-                    </wps:wsp>
-                  </a:graphicData>
-                </a:graphic>
-                <wp14:sizeRelH relativeFrom="page">
-                  <wp14:pctWidth>0</wp14:pctWidth>
-                </wp14:sizeRelH>
-                <wp14:sizeRelV relativeFrom="page">
-                  <wp14:pctHeight>0</wp14:pctHeight>
-                </wp14:sizeRelV>
-              </wp:anchor>
-            </w:drawing>
-          </mc:Choice>
-          <mc:Fallback>
-            <w:pict>
-              <v:rect w14:anchorId="5830AD79" id="Rectangle 4" o:spid="_x0000_s1026" style="position:absolute;margin-left:40pt;margin-top:8.25pt;width:385.5pt;height:5.65pt;z-index:251655168;visibility:visible;mso-wrap-style:square;mso-width-percent:0;mso-height-percent:0;mso-wrap-distance-left:2.88pt;mso-wrap-distance-top:2.88pt;mso-wrap-distance-right:2.88pt;mso-wrap-distance-bottom:2.88pt;mso-position-horizontal:absolute;mso-position-horizontal-relative:text;mso-position-vertical:absolute;mso-position-vertical-relative:text;mso-width-percent:0;mso-height-percent:0;mso-width-relative:page;mso-height-relative:page;v-text-anchor:top" o:gfxdata="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" fillcolor="#0fa1cf" strokecolor="#0fa1cf" insetpen="t">
-                <v:shadow color="#ccc"/>
-                <v:textbox inset="2.88pt,2.88pt,2.88pt,2.88pt"/>
-              </v:rect>
-            </w:pict>
-          </mc:Fallback>
-        </mc:AlternateContent>
-      </w:r>
-    </w:p>
-    <w:p/>
-    <w:p>
-      <w:r>
-        <w:rPr>
-          <w:noProof/>
-        </w:rPr>
-        <mc:AlternateContent>
-          <mc:Choice Requires="wps">
-            <w:drawing>
-              <wp:anchor distT="36576" distB="36576" distL="36576" distR="36576" simplePos="0" relativeHeight="251656192" behindDoc="0" locked="0" layoutInCell="1" allowOverlap="1" wp14:anchorId="7C78B27F" wp14:editId="6092B856">
-                <wp:simplePos x="0" y="0"/>
-                <wp:positionH relativeFrom="column">
-                  <wp:posOffset>393700</wp:posOffset>
-                </wp:positionH>
-                <wp:positionV relativeFrom="paragraph">
-                  <wp:posOffset>38735</wp:posOffset>
-                </wp:positionV>
-                <wp:extent cx="4895850" cy="2164080"/>
-                <wp:effectExtent l="12700" t="7620" r="6350" b="9525"/>
-                <wp:wrapNone/>
-                <wp:docPr id="680426651" name="Rectangle 15"/>
-                <wp:cNvGraphicFramePr>
-                  <a:graphicFrameLocks xmlns:a="http://schemas.openxmlformats.org/drawingml/2006/main"/>
-                </wp:cNvGraphicFramePr>
-                <a:graphic xmlns:a="http://schemas.openxmlformats.org/drawingml/2006/main">
-                  <a:graphicData uri="http://schemas.microsoft.com/office/word/2010/wordprocessingShape">
-                    <wps:wsp>
-                      <wps:cNvSpPr>
-                        <a:spLocks noChangeArrowheads="1"/>
-                      </wps:cNvSpPr>
-                      <wps:spPr bwMode="auto">
-                        <a:xfrm>
-                          <a:off x="0" y="0"/>
-                          <a:ext cx="4895850" cy="2164080"/>
-                        </a:xfrm>
-                        <a:prstGeom prst="rect">
-                          <a:avLst/>
-                        </a:prstGeom>
-                        <a:noFill/>
-                        <a:ln w="3175" algn="in">
-                          <a:solidFill>
-                            <a:srgbClr val="99CCFF"/>
-                          </a:solidFill>
-                          <a:miter lim="800000"/>
-                          <a:headEnd/>
-                          <a:tailEnd/>
-                        </a:ln>
-                        <a:effectLst/>
-                        <a:extLst>
-                          <a:ext uri="{909E8E84-426E-40DD-AFC4-6F175D3DCCD1}">
-                            <a14:hiddenFill xmlns:a14="http://schemas.microsoft.com/office/drawing/2010/main">
-                              <a:solidFill>
-                                <a:srgbClr val="FFFFFF"/>
-                              </a:solidFill>
-                            </a14:hiddenFill>
-                          </a:ext>
-                          <a:ext uri="{AF507438-7753-43E0-B8FC-AC1667EBCBE1}">
-                            <a14:hiddenEffects xmlns:a14="http://schemas.microsoft.com/office/drawing/2010/main">
-                              <a:effectLst>
-                                <a:outerShdw dist="35921" dir="2700000" algn="ctr" rotWithShape="0">
-                                  <a:srgbClr val="CCCCCC"/>
-                                </a:outerShdw>
-                              </a:effectLst>
-                            </a14:hiddenEffects>
-                          </a:ext>
-                        </a:extLst>
-                      </wps:spPr>
-                      <wps:txbx>
-                        <w:txbxContent>
-                          <w:p>
-                            <w:pPr>
-                              <w:widowControl w:val="0"/>
-                              <w:ind w:left="334"/>
-                              <w:rPr>
-                                <w:rFonts w:ascii="Arial" w:hAnsi="Arial" w:cs="Arial"/>
-                                <w:b/>
-                                <w:bCs/>
-                                <w:sz w:val="24"/>
-                                <w:szCs w:val="24"/>
-                              </w:rPr>
-                            </w:pPr>
-                            <w:r>
-                              <w:rPr>
-                                <w:rFonts w:ascii="Arial" w:hAnsi="Arial" w:cs="Arial"/>
-                                <w:b/>
-                                <w:bCs/>
-                                <w:sz w:val="24"/>
-                                <w:szCs w:val="24"/>
-                              </w:rPr>
-                              <w:t>Tít</w:t>
-                            </w:r>
-                            <w:r>
-                              <w:rPr>
-                                <w:rFonts w:ascii="Arial" w:hAnsi="Arial" w:cs="Arial"/>
-                                <w:b/>
-                                <w:bCs/>
-                                <w:sz w:val="24"/>
-                                <w:szCs w:val="24"/>
-                              </w:rPr>
-                              <w:t>o</w:t>
-                            </w:r>
-                            <w:r>
-                              <w:rPr>
-                                <w:rFonts w:ascii="Arial" w:hAnsi="Arial" w:cs="Arial"/>
-                                <w:b/>
-                                <w:bCs/>
-                                <w:sz w:val="24"/>
-                                <w:szCs w:val="24"/>
-                              </w:rPr>
-                              <w:t>l</w:t>
-                            </w:r>
-                            <w:r>
-                              <w:rPr>
-                                <w:rFonts w:ascii="Arial" w:hAnsi="Arial" w:cs="Arial"/>
-                                <w:b/>
-                                <w:bCs/>
-                                <w:sz w:val="24"/>
-                                <w:szCs w:val="24"/>
-                              </w:rPr>
-                              <w:t>:</w:t>
-                            </w:r>
-                            <w:r>
-                              <w:rPr>
-                                <w:rFonts w:ascii="Arial" w:hAnsi="Arial" w:cs="Arial"/>
-                                <w:b/>
-                                <w:bCs/>
-                                <w:sz w:val="24"/>
-                                <w:szCs w:val="24"/>
-                              </w:rPr>
-                              <w:t xml:space="preserve"> </w:t>
-                            </w:r>
-                            <w:r>
-                              <w:rPr>
-                                <w:rFonts w:ascii="Arial" w:hAnsi="Arial" w:cs="Arial"/>
-                                <w:sz w:val="24"/>
-                                <w:szCs w:val="24"/>
-                              </w:rPr>
-                              <w:t xml:space="preserve">Quan les aules es buiden: </w:t>
-                            </w:r>
-                            <w:r>
-                              <w:rPr>
-                                <w:rFonts w:ascii="Arial" w:hAnsi="Arial" w:cs="Arial"/>
-                                <w:sz w:val="24"/>
-                                <w:szCs w:val="24"/>
-                              </w:rPr>
-                              <w:t>absència a la FEE en un context marcat per la intel·ligència artificial</w:t>
-                            </w:r>
-                          </w:p>
-                          <w:p>
-                            <w:pPr>
-                              <w:widowControl w:val="0"/>
-                              <w:ind w:left="334"/>
-                              <w:rPr>
-                                <w:rFonts w:ascii="Arial" w:hAnsi="Arial" w:cs="Arial"/>
-                                <w:b/>
-                                <w:bCs/>
-                                <w:sz w:val="24"/>
-                                <w:szCs w:val="24"/>
-                              </w:rPr>
-                            </w:pPr>
-                            <w:r>
-                              <w:rPr>
-                                <w:rFonts w:ascii="Arial" w:hAnsi="Arial" w:cs="Arial"/>
-                                <w:b/>
-                                <w:bCs/>
-                                <w:sz w:val="24"/>
-                                <w:szCs w:val="24"/>
-                              </w:rPr>
-                              <w:t>Autor</w:t>
-                            </w:r>
-                            <w:r>
-                              <w:rPr>
-                                <w:rFonts w:ascii="Arial" w:hAnsi="Arial" w:cs="Arial"/>
-                                <w:b/>
-                                <w:bCs/>
-                                <w:sz w:val="24"/>
-                                <w:szCs w:val="24"/>
-                              </w:rPr>
-                              <w:t xml:space="preserve">a: </w:t>
-                            </w:r>
-                            <w:r>
-                              <w:rPr>
-                                <w:rFonts w:ascii="Arial" w:hAnsi="Arial" w:cs="Arial"/>
-                                <w:sz w:val="24"/>
-                                <w:szCs w:val="24"/>
-                              </w:rPr>
-                              <w:t>Edurne Álvarez Ferrer</w:t>
-                            </w:r>
-                          </w:p>
-                          <w:p>
-                            <w:pPr>
-                              <w:widowControl w:val="0"/>
-                              <w:ind w:left="334"/>
-                              <w:rPr>
-                                <w:rFonts w:ascii="Arial" w:hAnsi="Arial" w:cs="Arial"/>
-                                <w:b/>
-                                <w:bCs/>
-                                <w:sz w:val="24"/>
-                                <w:szCs w:val="24"/>
-                              </w:rPr>
-                            </w:pPr>
-                            <w:r>
-                              <w:rPr>
-                                <w:rFonts w:ascii="Arial" w:hAnsi="Arial" w:cs="Arial"/>
-                                <w:b/>
-                                <w:bCs/>
-                                <w:sz w:val="24"/>
-                                <w:szCs w:val="24"/>
-                              </w:rPr>
-                              <w:t>Director</w:t>
-                            </w:r>
-                            <w:r>
-                              <w:rPr>
-                                <w:rFonts w:ascii="Arial" w:hAnsi="Arial" w:cs="Arial"/>
-                                <w:b/>
-                                <w:bCs/>
-                                <w:sz w:val="24"/>
-                                <w:szCs w:val="24"/>
-                              </w:rPr>
-                              <w:t>a</w:t>
-                            </w:r>
-                            <w:r>
-                              <w:rPr>
-                                <w:rFonts w:ascii="Arial" w:hAnsi="Arial" w:cs="Arial"/>
-                                <w:b/>
-                                <w:bCs/>
-                                <w:sz w:val="24"/>
-                                <w:szCs w:val="24"/>
-                              </w:rPr>
-                              <w:t>:</w:t>
-                            </w:r>
-                            <w:r>
-                              <w:rPr>
-                                <w:rFonts w:ascii="Arial" w:hAnsi="Arial" w:cs="Arial"/>
-                                <w:b/>
-                                <w:bCs/>
-                                <w:sz w:val="24"/>
-                                <w:szCs w:val="24"/>
-                              </w:rPr>
-                              <w:t xml:space="preserve"> </w:t>
-                            </w:r>
-                            <w:r>
-                              <w:rPr>
-                                <w:rFonts w:ascii="Arial" w:hAnsi="Arial" w:cs="Arial"/>
-                                <w:sz w:val="24"/>
-                                <w:szCs w:val="24"/>
-                              </w:rPr>
-                              <w:t>Esther Vayá Valcarce</w:t>
-                            </w:r>
-                          </w:p>
-                          <w:p>
-                            <w:pPr>
-                              <w:widowControl w:val="0"/>
-                              <w:ind w:left="334"/>
-                              <w:rPr>
-                                <w:rFonts w:ascii="Arial" w:hAnsi="Arial" w:cs="Arial"/>
-                                <w:b/>
-                                <w:bCs/>
-                                <w:sz w:val="24"/>
-                                <w:szCs w:val="24"/>
-                              </w:rPr>
-                            </w:pPr>
-                            <w:r>
-                              <w:rPr>
-                                <w:rFonts w:ascii="Arial" w:hAnsi="Arial" w:cs="Arial"/>
-                                <w:b/>
-                                <w:bCs/>
-                                <w:sz w:val="24"/>
-                                <w:szCs w:val="24"/>
-                              </w:rPr>
-                              <w:t>Departament:</w:t>
-                            </w:r>
-                          </w:p>
-                          <w:p>
-                            <w:pPr>
-                              <w:widowControl w:val="0"/>
-                              <w:ind w:left="334"/>
-                              <w:rPr>
-                                <w:sz w:val="24"/>
-                                <w:szCs w:val="24"/>
-                              </w:rPr>
-                            </w:pPr>
-                            <w:r>
-                              <w:rPr>
-                                <w:rFonts w:ascii="Arial" w:hAnsi="Arial" w:cs="Arial"/>
-                                <w:b/>
-                                <w:bCs/>
-                                <w:sz w:val="24"/>
-                                <w:szCs w:val="24"/>
-                              </w:rPr>
-                              <w:t>Convocatò</w:t>
-                            </w:r>
-                            <w:r>
-                              <w:rPr>
-                                <w:rFonts w:ascii="Arial" w:hAnsi="Arial" w:cs="Arial"/>
-                                <w:b/>
-                                <w:bCs/>
-                                <w:sz w:val="24"/>
-                                <w:szCs w:val="24"/>
-                              </w:rPr>
-                              <w:t>ri</w:t>
-                            </w:r>
-                            <w:r>
-                              <w:rPr>
-                                <w:rFonts w:ascii="Arial" w:hAnsi="Arial" w:cs="Arial"/>
-                                <w:b/>
-                                <w:bCs/>
-                                <w:sz w:val="24"/>
-                                <w:szCs w:val="24"/>
-                              </w:rPr>
-                              <w:t xml:space="preserve">a: </w:t>
-                            </w:r>
-                            <w:r>
-                              <w:rPr>
-                                <w:rFonts w:ascii="Arial" w:hAnsi="Arial" w:cs="Arial"/>
-                                <w:sz w:val="24"/>
-                                <w:szCs w:val="24"/>
-                              </w:rPr>
-                              <w:t>Juliol de 2026</w:t>
-                            </w:r>
-                          </w:p>
-                        </w:txbxContent>
-                      </wps:txbx>
-                      <wps:bodyPr rot="0" vert="horz" wrap="square" lIns="36576" tIns="36576" rIns="36576" bIns="36576" anchor="t" anchorCtr="0" upright="1">
-                        <a:noAutofit/>
-                      </wps:bodyPr>
-                    </wps:wsp>
-                  </a:graphicData>
-                </a:graphic>
-                <wp14:sizeRelH relativeFrom="page">
-                  <wp14:pctWidth>0</wp14:pctWidth>
-                </wp14:sizeRelH>
-                <wp14:sizeRelV relativeFrom="page">
-                  <wp14:pctHeight>0</wp14:pctHeight>
-                </wp14:sizeRelV>
-              </wp:anchor>
-            </w:drawing>
-          </mc:Choice>
-          <mc:Fallback>
-            <w:pict>
-              <v:rect w14:anchorId="7C78B27F" id="Rectangle 15" o:spid="_x0000_s1028" style="position:absolute;margin-left:31pt;margin-top:3.05pt;width:385.5pt;height:170.4pt;z-index:251656192;visibility:visible;mso-wrap-style:square;mso-width-percent:0;mso-height-percent:0;mso-wrap-distance-left:2.88pt;mso-wrap-distance-top:2.88pt;mso-wrap-distance-right:2.88pt;mso-wrap-distance-bottom:2.88pt;mso-position-horizontal:absolute;mso-position-horizontal-relative:text;mso-position-vertical:absolute;mso-position-vertical-relative:text;mso-width-percent:0;mso-height-percent:0;mso-width-relative:page;mso-height-relative:page;v-text-anchor:top" o:gfxdata="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" filled="f" strokecolor="#9cf" strokeweight=".25pt" insetpen="t">
-                <v:shadow color="#ccc"/>
-                <v:textbox inset="2.88pt,2.88pt,2.88pt,2.88pt">
-                  <w:txbxContent>
-                    <w:p>
-                      <w:pPr>
-                        <w:widowControl w:val="0"/>
-                        <w:ind w:left="334"/>
-                        <w:rPr>
-                          <w:rFonts w:ascii="Arial" w:hAnsi="Arial" w:cs="Arial"/>
-                          <w:b/>
-                          <w:bCs/>
-                          <w:sz w:val="24"/>
-                          <w:szCs w:val="24"/>
-                        </w:rPr>
-                      </w:pPr>
-                      <w:r>
-                        <w:rPr>
-                          <w:rFonts w:ascii="Arial" w:hAnsi="Arial" w:cs="Arial"/>
-                          <w:b/>
-                          <w:bCs/>
-                          <w:sz w:val="24"/>
-                          <w:szCs w:val="24"/>
-                        </w:rPr>
-                        <w:t>Tít</w:t>
-                      </w:r>
-                      <w:r>
-                        <w:rPr>
-                          <w:rFonts w:ascii="Arial" w:hAnsi="Arial" w:cs="Arial"/>
-                          <w:b/>
-                          <w:bCs/>
-                          <w:sz w:val="24"/>
-                          <w:szCs w:val="24"/>
-                        </w:rPr>
-                        <w:t>o</w:t>
-                      </w:r>
-                      <w:r>
-                        <w:rPr>
-                          <w:rFonts w:ascii="Arial" w:hAnsi="Arial" w:cs="Arial"/>
-                          <w:b/>
-                          <w:bCs/>
-                          <w:sz w:val="24"/>
-                          <w:szCs w:val="24"/>
-                        </w:rPr>
-                        <w:t>l</w:t>
-                      </w:r>
-                      <w:r>
-                        <w:rPr>
-                          <w:rFonts w:ascii="Arial" w:hAnsi="Arial" w:cs="Arial"/>
-                          <w:b/>
-                          <w:bCs/>
-                          <w:sz w:val="24"/>
-                          <w:szCs w:val="24"/>
-                        </w:rPr>
-                        <w:t>:</w:t>
-                      </w:r>
-                      <w:r>
-                        <w:rPr>
-                          <w:rFonts w:ascii="Arial" w:hAnsi="Arial" w:cs="Arial"/>
-                          <w:b/>
-                          <w:bCs/>
-                          <w:sz w:val="24"/>
-                          <w:szCs w:val="24"/>
-                        </w:rPr>
-                        <w:t xml:space="preserve"> </w:t>
-                      </w:r>
-                      <w:r>
-                        <w:rPr>
-                          <w:rFonts w:ascii="Arial" w:hAnsi="Arial" w:cs="Arial"/>
-                          <w:sz w:val="24"/>
-                          <w:szCs w:val="24"/>
-                        </w:rPr>
-                        <w:t xml:space="preserve">Quan les aules es buiden: </w:t>
-                      </w:r>
-                      <w:r>
-                        <w:rPr>
-                          <w:rFonts w:ascii="Arial" w:hAnsi="Arial" w:cs="Arial"/>
-                          <w:sz w:val="24"/>
-                          <w:szCs w:val="24"/>
-                        </w:rPr>
-                        <w:t>absència a la FEE en un context marcat per la intel·ligència artificial</w:t>
-                      </w:r>
-                    </w:p>
-                    <w:p>
-                      <w:pPr>
-                        <w:widowControl w:val="0"/>
-                        <w:ind w:left="334"/>
-                        <w:rPr>
-                          <w:rFonts w:ascii="Arial" w:hAnsi="Arial" w:cs="Arial"/>
-                          <w:b/>
-                          <w:bCs/>
-                          <w:sz w:val="24"/>
-                          <w:szCs w:val="24"/>
-                        </w:rPr>
-                      </w:pPr>
-                      <w:r>
-                        <w:rPr>
-                          <w:rFonts w:ascii="Arial" w:hAnsi="Arial" w:cs="Arial"/>
-                          <w:b/>
-                          <w:bCs/>
-                          <w:sz w:val="24"/>
-                          <w:szCs w:val="24"/>
-                        </w:rPr>
-                        <w:t>Autor</w:t>
-                      </w:r>
-                      <w:r>
-                        <w:rPr>
-                          <w:rFonts w:ascii="Arial" w:hAnsi="Arial" w:cs="Arial"/>
-                          <w:b/>
-                          <w:bCs/>
-                          <w:sz w:val="24"/>
-                          <w:szCs w:val="24"/>
-                        </w:rPr>
-                        <w:t xml:space="preserve">a: </w:t>
-                      </w:r>
-                      <w:r>
-                        <w:rPr>
-                          <w:rFonts w:ascii="Arial" w:hAnsi="Arial" w:cs="Arial"/>
-                          <w:sz w:val="24"/>
-                          <w:szCs w:val="24"/>
-                        </w:rPr>
-                        <w:t>Edurne Álvarez Ferrer</w:t>
-                      </w:r>
-                    </w:p>
-                    <w:p>
-                      <w:pPr>
-                        <w:widowControl w:val="0"/>
-                        <w:ind w:left="334"/>
-                        <w:rPr>
-                          <w:rFonts w:ascii="Arial" w:hAnsi="Arial" w:cs="Arial"/>
-                          <w:b/>
-                          <w:bCs/>
-                          <w:sz w:val="24"/>
-                          <w:szCs w:val="24"/>
-                        </w:rPr>
-                      </w:pPr>
-                      <w:r>
-                        <w:rPr>
-                          <w:rFonts w:ascii="Arial" w:hAnsi="Arial" w:cs="Arial"/>
-                          <w:b/>
-                          <w:bCs/>
-                          <w:sz w:val="24"/>
-                          <w:szCs w:val="24"/>
-                        </w:rPr>
-                        <w:t>Director</w:t>
-                      </w:r>
-                      <w:r>
-                        <w:rPr>
-                          <w:rFonts w:ascii="Arial" w:hAnsi="Arial" w:cs="Arial"/>
-                          <w:b/>
-                          <w:bCs/>
-                          <w:sz w:val="24"/>
-                          <w:szCs w:val="24"/>
-                        </w:rPr>
-                        <w:t>a</w:t>
-                      </w:r>
-                      <w:r>
-                        <w:rPr>
-                          <w:rFonts w:ascii="Arial" w:hAnsi="Arial" w:cs="Arial"/>
-                          <w:b/>
-                          <w:bCs/>
-                          <w:sz w:val="24"/>
-                          <w:szCs w:val="24"/>
-                        </w:rPr>
-                        <w:t>:</w:t>
-                      </w:r>
-                      <w:r>
-                        <w:rPr>
-                          <w:rFonts w:ascii="Arial" w:hAnsi="Arial" w:cs="Arial"/>
-                          <w:b/>
-                          <w:bCs/>
-                          <w:sz w:val="24"/>
-                          <w:szCs w:val="24"/>
-                        </w:rPr>
-                        <w:t xml:space="preserve"> </w:t>
-                      </w:r>
-                      <w:r>
-                        <w:rPr>
-                          <w:rFonts w:ascii="Arial" w:hAnsi="Arial" w:cs="Arial"/>
-                          <w:sz w:val="24"/>
-                          <w:szCs w:val="24"/>
-                        </w:rPr>
-                        <w:t>Esther Vayá Valcarce</w:t>
-                      </w:r>
-                    </w:p>
-                    <w:p>
-                      <w:pPr>
-                        <w:widowControl w:val="0"/>
-                        <w:ind w:left="334"/>
-                        <w:rPr>
-                          <w:rFonts w:ascii="Arial" w:hAnsi="Arial" w:cs="Arial"/>
-                          <w:b/>
-                          <w:bCs/>
-                          <w:sz w:val="24"/>
-                          <w:szCs w:val="24"/>
-                        </w:rPr>
-                      </w:pPr>
-                      <w:r>
-                        <w:rPr>
-                          <w:rFonts w:ascii="Arial" w:hAnsi="Arial" w:cs="Arial"/>
-                          <w:b/>
-                          <w:bCs/>
-                          <w:sz w:val="24"/>
-                          <w:szCs w:val="24"/>
-                        </w:rPr>
-                        <w:t>Departament:</w:t>
-                      </w:r>
-                    </w:p>
-                    <w:p>
-                      <w:pPr>
-                        <w:widowControl w:val="0"/>
-                        <w:ind w:left="334"/>
-                        <w:rPr>
-                          <w:sz w:val="24"/>
-                          <w:szCs w:val="24"/>
-                        </w:rPr>
-                      </w:pPr>
-                      <w:r>
-                        <w:rPr>
-                          <w:rFonts w:ascii="Arial" w:hAnsi="Arial" w:cs="Arial"/>
-                          <w:b/>
-                          <w:bCs/>
-                          <w:sz w:val="24"/>
-                          <w:szCs w:val="24"/>
-                        </w:rPr>
-                        <w:t>Convocatò</w:t>
-                      </w:r>
-                      <w:r>
-                        <w:rPr>
-                          <w:rFonts w:ascii="Arial" w:hAnsi="Arial" w:cs="Arial"/>
-                          <w:b/>
-                          <w:bCs/>
-                          <w:sz w:val="24"/>
-                          <w:szCs w:val="24"/>
-                        </w:rPr>
-                        <w:t>ri</w:t>
-                      </w:r>
-                      <w:r>
-                        <w:rPr>
-                          <w:rFonts w:ascii="Arial" w:hAnsi="Arial" w:cs="Arial"/>
-                          <w:b/>
-                          <w:bCs/>
-                          <w:sz w:val="24"/>
-                          <w:szCs w:val="24"/>
-                        </w:rPr>
-                        <w:t xml:space="preserve">a: </w:t>
-                      </w:r>
-                      <w:r>
-                        <w:rPr>
-                          <w:rFonts w:ascii="Arial" w:hAnsi="Arial" w:cs="Arial"/>
-                          <w:sz w:val="24"/>
-                          <w:szCs w:val="24"/>
-                        </w:rPr>
-                        <w:t>Juliol de 2026</w:t>
-                      </w:r>
-                    </w:p>
-                  </w:txbxContent>
-                </v:textbox>
-              </v:rect>
-            </w:pict>
-          </mc:Fallback>
-        </mc:AlternateContent>
       </w:r>
     </w:p>
     <w:p/>
@@ -1312,6 +1145,11 @@
     <w:p/>
     <w:p/>
     <w:p/>
+    <w:p/>
+    <w:p/>
+    <w:p/>
+    <w:p/>
+    <w:p/>
     <w:p>
       <w:pPr>
         <w:pStyle w:val="TtuloTDC"/>
@@ -1321,29 +1159,15 @@
       </w:r>
     </w:p>
     <w:p>
-      <w:r>
-        <w:fldChar w:fldCharType="begin"/>
-      </w:r>
-      <w:r>
-        <w:instrText xml:space="preserve"> TOC \o "1-3" \h \z \u </w:instrText>
-      </w:r>
-      <w:r>
-        <w:fldChar w:fldCharType="separate"/>
-      </w:r>
-      <w:r>
-        <w:rPr>
-          <w:b/>
-          <w:bCs/>
-        </w:rPr>
-        <w:t>No se encontraron entradas de tabla de contenido.</w:t>
-      </w:r>
-      <w:r>
-        <w:rPr>
-          <w:b/>
-          <w:bCs/>
-        </w:rPr>
-        <w:fldChar w:fldCharType="end"/>
-      </w:r>
+      <w:fldSimple w:instr=" TOC \o &quot;1-3&quot; \h \z \u ">
+        <w:r>
+          <w:rPr>
+            <w:b/>
+            <w:bCs/>
+          </w:rPr>
+          <w:t>No se encontraron entradas de tabla de contenido.</w:t>
+        </w:r>
+      </w:fldSimple>
     </w:p>
     <w:p/>
     <w:p/>
@@ -2482,7 +2306,7 @@
                     </pic:cNvPicPr>
                   </pic:nvPicPr>
                   <pic:blipFill>
-                    <a:blip r:embed="rId9" cstate="print">
+                    <a:blip r:embed="rId11" cstate="print">
                       <a:extLst>
                         <a:ext uri="{28A0092B-C50C-407E-A947-70E740481C1C}">
                           <a14:useLocalDpi xmlns:a14="http://schemas.microsoft.com/office/drawing/2010/main" val="0"/>
@@ -2532,24 +2356,14 @@
       <w:r>
         <w:t xml:space="preserve">Gràfic </w:t>
       </w:r>
-      <w:r>
-        <w:fldChar w:fldCharType="begin"/>
-      </w:r>
-      <w:r>
-        <w:instrText xml:space="preserve"> SEQ Gràfic \* ARABIC </w:instrText>
-      </w:r>
-      <w:r>
-        <w:fldChar w:fldCharType="separate"/>
-      </w:r>
-      <w:r>
-        <w:rPr>
-          <w:noProof/>
-        </w:rPr>
-        <w:t>1</w:t>
-      </w:r>
-      <w:r>
-        <w:fldChar w:fldCharType="end"/>
-      </w:r>
+      <w:fldSimple w:instr=" SEQ Gràfic \* ARABIC ">
+        <w:r>
+          <w:rPr>
+            <w:noProof/>
+          </w:rPr>
+          <w:t>1</w:t>
+        </w:r>
+      </w:fldSimple>
       <w:bookmarkEnd w:id="0"/>
       <w:r>
         <w:t>: Assistència per tipus d’avaluació</w:t>
@@ -2707,7 +2521,7 @@
                     </pic:cNvPicPr>
                   </pic:nvPicPr>
                   <pic:blipFill>
-                    <a:blip r:embed="rId10" cstate="print">
+                    <a:blip r:embed="rId12" cstate="print">
                       <a:extLst>
                         <a:ext uri="{28A0092B-C50C-407E-A947-70E740481C1C}">
                           <a14:useLocalDpi xmlns:a14="http://schemas.microsoft.com/office/drawing/2010/main" val="0"/>
@@ -2756,24 +2570,14 @@
       <w:r>
         <w:t xml:space="preserve">Gràfic </w:t>
       </w:r>
-      <w:r>
-        <w:fldChar w:fldCharType="begin"/>
-      </w:r>
-      <w:r>
-        <w:instrText xml:space="preserve"> SEQ Gràfic \* ARABIC </w:instrText>
-      </w:r>
-      <w:r>
-        <w:fldChar w:fldCharType="separate"/>
-      </w:r>
-      <w:r>
-        <w:rPr>
-          <w:noProof/>
-        </w:rPr>
-        <w:t>2</w:t>
-      </w:r>
-      <w:r>
-        <w:fldChar w:fldCharType="end"/>
-      </w:r>
+      <w:fldSimple w:instr=" SEQ Gràfic \* ARABIC ">
+        <w:r>
+          <w:rPr>
+            <w:noProof/>
+          </w:rPr>
+          <w:t>2</w:t>
+        </w:r>
+      </w:fldSimple>
       <w:bookmarkEnd w:id="2"/>
       <w:r>
         <w:t>: Assistència segons la nota d’expedient</w:t>
@@ -2972,7 +2776,7 @@
                     </pic:cNvPicPr>
                   </pic:nvPicPr>
                   <pic:blipFill>
-                    <a:blip r:embed="rId11" cstate="print">
+                    <a:blip r:embed="rId13" cstate="print">
                       <a:extLst>
                         <a:ext uri="{28A0092B-C50C-407E-A947-70E740481C1C}">
                           <a14:useLocalDpi xmlns:a14="http://schemas.microsoft.com/office/drawing/2010/main" val="0"/>
@@ -3020,24 +2824,14 @@
       <w:r>
         <w:t xml:space="preserve">Gràfic </w:t>
       </w:r>
-      <w:r>
-        <w:fldChar w:fldCharType="begin"/>
-      </w:r>
-      <w:r>
-        <w:instrText xml:space="preserve"> SEQ Gràfic \* ARABIC </w:instrText>
-      </w:r>
-      <w:r>
-        <w:fldChar w:fldCharType="separate"/>
-      </w:r>
-      <w:r>
-        <w:rPr>
-          <w:noProof/>
-        </w:rPr>
-        <w:t>3</w:t>
-      </w:r>
-      <w:r>
-        <w:fldChar w:fldCharType="end"/>
-      </w:r>
+      <w:fldSimple w:instr=" SEQ Gràfic \* ARABIC ">
+        <w:r>
+          <w:rPr>
+            <w:noProof/>
+          </w:rPr>
+          <w:t>3</w:t>
+        </w:r>
+      </w:fldSimple>
       <w:bookmarkEnd w:id="3"/>
       <w:r>
         <w:t>: Box-plot de dedicació laboral per percentatge d’assistència</w:t>
@@ -3107,7 +2901,7 @@
                           </pic:cNvPicPr>
                         </pic:nvPicPr>
                         <pic:blipFill>
-                          <a:blip r:embed="rId12" cstate="print">
+                          <a:blip r:embed="rId14" cstate="print">
                             <a:extLst>
                               <a:ext uri="{28A0092B-C50C-407E-A947-70E740481C1C}">
                                 <a14:useLocalDpi xmlns:a14="http://schemas.microsoft.com/office/drawing/2010/main" val="0"/>
@@ -3148,24 +2942,14 @@
             <w:r>
               <w:t xml:space="preserve">Gràfic </w:t>
             </w:r>
-            <w:r>
-              <w:fldChar w:fldCharType="begin"/>
-            </w:r>
-            <w:r>
-              <w:instrText xml:space="preserve"> SEQ Gràfic \* ARABIC </w:instrText>
-            </w:r>
-            <w:r>
-              <w:fldChar w:fldCharType="separate"/>
-            </w:r>
-            <w:r>
-              <w:rPr>
-                <w:noProof/>
-              </w:rPr>
-              <w:t>4</w:t>
-            </w:r>
-            <w:r>
-              <w:fldChar w:fldCharType="end"/>
-            </w:r>
+            <w:fldSimple w:instr=" SEQ Gràfic \* ARABIC ">
+              <w:r>
+                <w:rPr>
+                  <w:noProof/>
+                </w:rPr>
+                <w:t>4</w:t>
+              </w:r>
+            </w:fldSimple>
             <w:bookmarkEnd w:id="4"/>
             <w:r>
               <w:t>: Diferència de mitjanes en els motius de no assistència entre els dos grups</w:t>
@@ -3209,7 +2993,7 @@
                           </pic:cNvPicPr>
                         </pic:nvPicPr>
                         <pic:blipFill>
-                          <a:blip r:embed="rId13" cstate="print">
+                          <a:blip r:embed="rId15" cstate="print">
                             <a:extLst>
                               <a:ext uri="{28A0092B-C50C-407E-A947-70E740481C1C}">
                                 <a14:useLocalDpi xmlns:a14="http://schemas.microsoft.com/office/drawing/2010/main" val="0"/>
@@ -3257,24 +3041,14 @@
             <w:r>
               <w:t xml:space="preserve">Gràfic </w:t>
             </w:r>
-            <w:r>
-              <w:fldChar w:fldCharType="begin"/>
-            </w:r>
-            <w:r>
-              <w:instrText xml:space="preserve"> SEQ Gràfic \* ARABIC </w:instrText>
-            </w:r>
-            <w:r>
-              <w:fldChar w:fldCharType="separate"/>
-            </w:r>
-            <w:r>
-              <w:rPr>
-                <w:noProof/>
-              </w:rPr>
-              <w:t>5</w:t>
-            </w:r>
-            <w:r>
-              <w:fldChar w:fldCharType="end"/>
-            </w:r>
+            <w:fldSimple w:instr=" SEQ Gràfic \* ARABIC ">
+              <w:r>
+                <w:rPr>
+                  <w:noProof/>
+                </w:rPr>
+                <w:t>5</w:t>
+              </w:r>
+            </w:fldSimple>
             <w:bookmarkEnd w:id="5"/>
             <w:r>
               <w:t>: Diferència de mitjanes en les estratègies per anar a classe</w:t>
@@ -3752,7 +3526,7 @@
                     </pic:cNvPicPr>
                   </pic:nvPicPr>
                   <pic:blipFill>
-                    <a:blip r:embed="rId14" cstate="print">
+                    <a:blip r:embed="rId16" cstate="print">
                       <a:extLst>
                         <a:ext uri="{28A0092B-C50C-407E-A947-70E740481C1C}">
                           <a14:useLocalDpi xmlns:a14="http://schemas.microsoft.com/office/drawing/2010/main" val="0"/>
@@ -3793,24 +3567,14 @@
       <w:r>
         <w:t xml:space="preserve">Gràfic </w:t>
       </w:r>
-      <w:r>
-        <w:fldChar w:fldCharType="begin"/>
-      </w:r>
-      <w:r>
-        <w:instrText xml:space="preserve"> SEQ Gràfic \* ARABIC </w:instrText>
-      </w:r>
-      <w:r>
-        <w:fldChar w:fldCharType="separate"/>
-      </w:r>
-      <w:r>
-        <w:rPr>
-          <w:noProof/>
-        </w:rPr>
-        <w:t>6</w:t>
-      </w:r>
-      <w:r>
-        <w:fldChar w:fldCharType="end"/>
-      </w:r>
+      <w:fldSimple w:instr=" SEQ Gràfic \* ARABIC ">
+        <w:r>
+          <w:rPr>
+            <w:noProof/>
+          </w:rPr>
+          <w:t>6</w:t>
+        </w:r>
+      </w:fldSimple>
       <w:bookmarkEnd w:id="6"/>
       <w:r>
         <w:t>: Diferència de mitjanes en l’ús de la IA</w:t>
@@ -4227,7 +3991,7 @@
                     </pic:cNvPicPr>
                   </pic:nvPicPr>
                   <pic:blipFill>
-                    <a:blip r:embed="rId15" cstate="print">
+                    <a:blip r:embed="rId17" cstate="print">
                       <a:extLst>
                         <a:ext uri="{28A0092B-C50C-407E-A947-70E740481C1C}">
                           <a14:useLocalDpi xmlns:a14="http://schemas.microsoft.com/office/drawing/2010/main" val="0"/>
@@ -4274,24 +4038,14 @@
       <w:r>
         <w:t xml:space="preserve">Gràfic </w:t>
       </w:r>
-      <w:r>
-        <w:fldChar w:fldCharType="begin"/>
-      </w:r>
-      <w:r>
-        <w:instrText xml:space="preserve"> SEQ Gràfic \* ARABIC </w:instrText>
-      </w:r>
-      <w:r>
-        <w:fldChar w:fldCharType="separate"/>
-      </w:r>
-      <w:r>
-        <w:rPr>
-          <w:noProof/>
-        </w:rPr>
-        <w:t>7</w:t>
-      </w:r>
-      <w:r>
-        <w:fldChar w:fldCharType="end"/>
-      </w:r>
+      <w:fldSimple w:instr=" SEQ Gràfic \* ARABIC ">
+        <w:r>
+          <w:rPr>
+            <w:noProof/>
+          </w:rPr>
+          <w:t>7</w:t>
+        </w:r>
+      </w:fldSimple>
       <w:r>
         <w:t>: Percentatge de NA’s per variable</w:t>
       </w:r>
@@ -5390,67 +5144,47 @@
           <w:szCs w:val="22"/>
           <w:lang w:eastAsia="en-US"/>
         </w:rPr>
-        <w:t>Atesa la naturalesa de les dades (majoritàriament categòriques i ordinals)</w:t>
-      </w:r>
-      <w:r>
-        <w:rPr>
-          <w:rFonts w:eastAsia="Aptos"/>
-          <w:color w:val="auto"/>
-          <w:kern w:val="2"/>
-          <w:szCs w:val="22"/>
-          <w:lang w:eastAsia="en-US"/>
-        </w:rPr>
-        <w:t xml:space="preserve">, com no compleixen els supòsits dels tests paramètrics clàssics com la normalitat  o l’homoscedasticitat, </w:t>
-      </w:r>
-      <w:r>
-        <w:rPr>
-          <w:rFonts w:eastAsia="Aptos"/>
-          <w:color w:val="auto"/>
-          <w:kern w:val="2"/>
-          <w:szCs w:val="22"/>
-          <w:lang w:eastAsia="en-US"/>
-        </w:rPr>
-        <w:t xml:space="preserve">s'ha optat per </w:t>
-      </w:r>
-      <w:r>
-        <w:rPr>
-          <w:rFonts w:eastAsia="Aptos"/>
-          <w:color w:val="auto"/>
-          <w:kern w:val="2"/>
-          <w:szCs w:val="22"/>
-          <w:lang w:eastAsia="en-US"/>
-        </w:rPr>
-        <w:t xml:space="preserve">fer contrastos </w:t>
-      </w:r>
-      <w:r>
-        <w:rPr>
-          <w:rFonts w:eastAsia="Aptos"/>
-          <w:color w:val="auto"/>
-          <w:kern w:val="2"/>
-          <w:szCs w:val="22"/>
-          <w:lang w:eastAsia="en-US"/>
-        </w:rPr>
-        <w:t>no paramètric</w:t>
-      </w:r>
-      <w:r>
-        <w:rPr>
-          <w:rFonts w:eastAsia="Aptos"/>
-          <w:color w:val="auto"/>
-          <w:kern w:val="2"/>
-          <w:szCs w:val="22"/>
-          <w:lang w:eastAsia="en-US"/>
-        </w:rPr>
-        <w:t>s</w:t>
-      </w:r>
-      <w:r>
-        <w:rPr>
-          <w:rFonts w:eastAsia="Aptos"/>
-          <w:color w:val="auto"/>
-          <w:kern w:val="2"/>
-          <w:szCs w:val="22"/>
-          <w:lang w:eastAsia="en-US"/>
-        </w:rPr>
-        <w:t>, ja que permeten analitzar relacions sense assumir distribucions específiques.</w:t>
+        <w:t xml:space="preserve">Atesa la naturalesa de les dades </w:t>
+      </w:r>
+      <w:r>
+        <w:rPr>
+          <w:rFonts w:eastAsia="Aptos"/>
+          <w:color w:val="auto"/>
+          <w:kern w:val="2"/>
+          <w:szCs w:val="22"/>
+          <w:lang w:eastAsia="en-US"/>
+        </w:rPr>
+        <w:t>(</w:t>
+      </w:r>
+      <w:r>
+        <w:rPr>
+          <w:rFonts w:eastAsia="Aptos"/>
+          <w:color w:val="auto"/>
+          <w:kern w:val="2"/>
+          <w:szCs w:val="22"/>
+          <w:lang w:eastAsia="en-US"/>
+        </w:rPr>
+        <w:t>majoritàriament categòriques i ordinals en escala Likert</w:t>
+      </w:r>
+      <w:r>
+        <w:rPr>
+          <w:rFonts w:eastAsia="Aptos"/>
+          <w:color w:val="auto"/>
+          <w:kern w:val="2"/>
+          <w:szCs w:val="22"/>
+          <w:lang w:eastAsia="en-US"/>
+        </w:rPr>
+        <w:t>)</w:t>
+      </w:r>
+      <w:r>
+        <w:rPr>
+          <w:rFonts w:eastAsia="Aptos"/>
+          <w:color w:val="auto"/>
+          <w:kern w:val="2"/>
+          <w:szCs w:val="22"/>
+          <w:lang w:eastAsia="en-US"/>
+        </w:rPr>
+        <w:t>, s'han aplicat exclusivament contrastos no paramètrics, ja que les variables no compleixen els supòsits de normalitat ni homoscedasticitat necessaris per als tests paramètrics clàssics.</w:t>
       </w:r>
     </w:p>
     <w:p>
@@ -5473,7 +5207,37 @@
           <w:szCs w:val="22"/>
           <w:lang w:eastAsia="en-US"/>
         </w:rPr>
-        <w:t xml:space="preserve"> La metodologia se sintetitza en tres eixos:</w:t>
+        <w:t>L</w:t>
+      </w:r>
+      <w:r>
+        <w:rPr>
+          <w:rFonts w:eastAsia="Aptos"/>
+          <w:color w:val="auto"/>
+          <w:kern w:val="2"/>
+          <w:szCs w:val="22"/>
+          <w:lang w:eastAsia="en-US"/>
+        </w:rPr>
+        <w:t xml:space="preserve">a metodologia </w:t>
+      </w:r>
+      <w:r>
+        <w:rPr>
+          <w:rFonts w:eastAsia="Aptos"/>
+          <w:color w:val="auto"/>
+          <w:kern w:val="2"/>
+          <w:szCs w:val="22"/>
+          <w:lang w:eastAsia="en-US"/>
+        </w:rPr>
+        <w:t>es</w:t>
+      </w:r>
+      <w:r>
+        <w:rPr>
+          <w:rFonts w:eastAsia="Aptos"/>
+          <w:color w:val="auto"/>
+          <w:kern w:val="2"/>
+          <w:szCs w:val="22"/>
+          <w:lang w:eastAsia="en-US"/>
+        </w:rPr>
+        <w:t xml:space="preserve"> sintetitza en tres eixos:</w:t>
       </w:r>
     </w:p>
     <w:p>
@@ -5534,101 +5298,47 @@
           <w:szCs w:val="22"/>
           <w:lang w:eastAsia="en-US"/>
         </w:rPr>
-        <w:t>s’utilitzarà</w:t>
-      </w:r>
-      <w:r>
-        <w:rPr>
-          <w:rFonts w:eastAsia="Aptos"/>
-          <w:color w:val="auto"/>
-          <w:kern w:val="2"/>
-          <w:szCs w:val="22"/>
-          <w:lang w:eastAsia="en-US"/>
-        </w:rPr>
-        <w:t xml:space="preserve"> el test Chi-quadrat</w:t>
-      </w:r>
-      <w:r>
-        <w:rPr>
-          <w:rFonts w:eastAsia="Aptos"/>
-          <w:b/>
-          <w:bCs/>
-          <w:color w:val="auto"/>
-          <w:kern w:val="2"/>
-          <w:szCs w:val="22"/>
-          <w:lang w:eastAsia="en-US"/>
-        </w:rPr>
-        <w:t xml:space="preserve"> </w:t>
-      </w:r>
-      <w:r>
-        <w:rPr>
-          <w:rFonts w:eastAsia="Aptos"/>
-          <w:color w:val="auto"/>
-          <w:kern w:val="2"/>
-          <w:szCs w:val="22"/>
-          <w:lang w:eastAsia="en-US"/>
-        </w:rPr>
-        <w:t>i la V de Cramér per mesurar la intensitat de la relació entre variables com el grau, el gènere o el tipus d'avaluació. Per garantir la validesa dels p-valors en taules amb freqüències esperades baixes (</w:t>
-      </w:r>
-      <w:r>
-        <w:rPr>
-          <w:rFonts w:eastAsia="Aptos"/>
-          <w:b/>
-          <w:bCs/>
-          <w:color w:val="auto"/>
-          <w:kern w:val="2"/>
-          <w:szCs w:val="22"/>
-          <w:lang w:eastAsia="en-US"/>
-        </w:rPr>
-        <w:t>inferiors</w:t>
-      </w:r>
-      <w:r>
-        <w:rPr>
-          <w:rFonts w:eastAsia="Aptos"/>
-          <w:color w:val="auto"/>
-          <w:kern w:val="2"/>
-          <w:szCs w:val="22"/>
-          <w:lang w:eastAsia="en-US"/>
-        </w:rPr>
-        <w:t xml:space="preserve"> a 5), </w:t>
-      </w:r>
-      <w:r>
-        <w:rPr>
-          <w:rFonts w:eastAsia="Aptos"/>
-          <w:color w:val="auto"/>
-          <w:kern w:val="2"/>
-          <w:szCs w:val="22"/>
-          <w:lang w:eastAsia="en-US"/>
-        </w:rPr>
-        <w:t>s’ha</w:t>
-      </w:r>
-      <w:r>
-        <w:rPr>
-          <w:rFonts w:eastAsia="Aptos"/>
-          <w:color w:val="auto"/>
-          <w:kern w:val="2"/>
-          <w:szCs w:val="22"/>
-          <w:lang w:eastAsia="en-US"/>
-        </w:rPr>
-        <w:t xml:space="preserve"> aplicat una simulació de Monte Carlo amb 10.000 iteracions, </w:t>
-      </w:r>
-      <w:r>
-        <w:rPr>
-          <w:rFonts w:eastAsia="Aptos"/>
-          <w:color w:val="auto"/>
-          <w:kern w:val="2"/>
-          <w:szCs w:val="22"/>
-          <w:lang w:eastAsia="en-US"/>
-        </w:rPr>
-        <w:t>per evitar</w:t>
-      </w:r>
-      <w:r>
-        <w:rPr>
-          <w:rFonts w:eastAsia="Aptos"/>
-          <w:color w:val="auto"/>
-          <w:kern w:val="2"/>
-          <w:szCs w:val="22"/>
-          <w:lang w:eastAsia="en-US"/>
-        </w:rPr>
-        <w:t xml:space="preserve"> conclusions basades en soroll estadístic.</w:t>
+        <w:t xml:space="preserve">s'utilitza el test Chi-quadrat i la V de Cramér com a mesura de la intensitat de l'associació, independent de la mida mostral. En els casos on hi havia cel·les amb freqüències esperades inferiors a 5 </w:t>
+      </w:r>
+      <w:r>
+        <w:rPr>
+          <w:rFonts w:eastAsia="Aptos"/>
+          <w:color w:val="auto"/>
+          <w:kern w:val="2"/>
+          <w:szCs w:val="22"/>
+          <w:lang w:eastAsia="en-US"/>
+        </w:rPr>
+        <w:t>(</w:t>
+      </w:r>
+      <w:r>
+        <w:rPr>
+          <w:rFonts w:eastAsia="Aptos"/>
+          <w:color w:val="auto"/>
+          <w:kern w:val="2"/>
+          <w:szCs w:val="22"/>
+          <w:lang w:eastAsia="en-US"/>
+        </w:rPr>
+        <w:t>condició que invalida l'aproximació asimptòtica del Chi-quadrat</w:t>
+      </w:r>
+      <w:r>
+        <w:rPr>
+          <w:rFonts w:eastAsia="Aptos"/>
+          <w:color w:val="auto"/>
+          <w:kern w:val="2"/>
+          <w:szCs w:val="22"/>
+          <w:lang w:eastAsia="en-US"/>
+        </w:rPr>
+        <w:t>)</w:t>
+      </w:r>
+      <w:r>
+        <w:rPr>
+          <w:rFonts w:eastAsia="Aptos"/>
+          <w:color w:val="auto"/>
+          <w:kern w:val="2"/>
+          <w:szCs w:val="22"/>
+          <w:lang w:eastAsia="en-US"/>
+        </w:rPr>
+        <w:t>, s'ha aplicat una simulació de Monte Carlo amb B = 10.000 iteracions per garantir la validesa dels p-valors. En cap cas hi ha hagut canvis de significació respecte al test estàndard, llevat d'una parella marginal (CURS×NOTA), cosa que confirma la robustesa dels resultats.</w:t>
       </w:r>
     </w:p>
     <w:p>
@@ -5667,27 +5377,39 @@
           <w:szCs w:val="22"/>
           <w:lang w:eastAsia="en-US"/>
         </w:rPr>
-        <w:t xml:space="preserve">: Per comparar si les percepcions varien segons el grup d'assistència (Regular vs. Irregular), </w:t>
-      </w:r>
-      <w:r>
-        <w:rPr>
-          <w:rFonts w:eastAsia="Aptos"/>
-          <w:color w:val="auto"/>
-          <w:kern w:val="2"/>
-          <w:szCs w:val="22"/>
-          <w:lang w:eastAsia="en-US"/>
-        </w:rPr>
-        <w:t>s’utilitza</w:t>
-      </w:r>
-      <w:r>
-        <w:rPr>
-          <w:rFonts w:eastAsia="Aptos"/>
-          <w:color w:val="auto"/>
-          <w:kern w:val="2"/>
-          <w:szCs w:val="22"/>
-          <w:lang w:eastAsia="en-US"/>
-        </w:rPr>
-        <w:t xml:space="preserve"> el test de Mann-Whitney U i la correlació rang-biserial </w:t>
+        <w:t xml:space="preserve">: </w:t>
+      </w:r>
+      <w:r>
+        <w:rPr>
+          <w:rFonts w:eastAsia="Aptos"/>
+          <w:color w:val="auto"/>
+          <w:kern w:val="2"/>
+          <w:szCs w:val="22"/>
+          <w:lang w:eastAsia="en-US"/>
+        </w:rPr>
+        <w:t>s'utilitza el test de Mann-Whitney U i la correlació rang-biserial (</w:t>
+      </w:r>
+      <w:r>
+        <w:rPr>
+          <w:rFonts w:eastAsia="Aptos"/>
+          <w:i/>
+          <w:iCs/>
+          <w:color w:val="auto"/>
+          <w:kern w:val="2"/>
+          <w:szCs w:val="22"/>
+          <w:lang w:eastAsia="en-US"/>
+        </w:rPr>
+        <w:t>r</w:t>
+      </w:r>
+      <w:r>
+        <w:rPr>
+          <w:rFonts w:eastAsia="Aptos"/>
+          <w:color w:val="auto"/>
+          <w:kern w:val="2"/>
+          <w:szCs w:val="22"/>
+          <w:lang w:eastAsia="en-US"/>
+        </w:rPr>
+        <w:t xml:space="preserve">) com a mesura d'efecte, que indica tant la magnitud com la direcció de la diferència entre grups (positiu = els regulars puntuen més alt). Com a mesura de robustesa davant l'elevada presència d'empats —present en totes les variables Likert—, es reporta també la </w:t>
       </w:r>
       <m:oMath>
         <m:r>
@@ -5698,7 +5420,7 @@
             <w:szCs w:val="22"/>
             <w:lang w:eastAsia="en-US"/>
           </w:rPr>
-          <m:t>(r)</m:t>
+          <m:t>τ</m:t>
         </m:r>
       </m:oMath>
       <w:r>
@@ -5709,49 +5431,604 @@
           <w:szCs w:val="22"/>
           <w:lang w:eastAsia="en-US"/>
         </w:rPr>
-        <w:t>, que indica la magnitud i direcció de la diferència.</w:t>
-      </w:r>
-      <w:r>
-        <w:rPr>
-          <w:rFonts w:eastAsia="Aptos"/>
-          <w:color w:val="auto"/>
-          <w:kern w:val="2"/>
-          <w:szCs w:val="22"/>
-          <w:lang w:eastAsia="en-US"/>
-        </w:rPr>
-        <w:t xml:space="preserve"> Aquest serà l’apartat més rellevant, ja que és el que mostra</w:t>
+        <w:t xml:space="preserve"> de Kendall, que és més adequada en distribucions amb molts valors repetits.</w:t>
+      </w:r>
+    </w:p>
+    <w:p>
+      <w:pPr>
+        <w:numPr>
+          <w:ilvl w:val="0"/>
+          <w:numId w:val="20"/>
+        </w:numPr>
+        <w:spacing w:line="300" w:lineRule="auto"/>
+        <w:jc w:val="both"/>
+        <w:rPr>
+          <w:rFonts w:eastAsia="Aptos"/>
+          <w:color w:val="auto"/>
+          <w:kern w:val="2"/>
+          <w:szCs w:val="22"/>
+          <w:lang w:eastAsia="en-US"/>
+        </w:rPr>
+      </w:pPr>
+      <w:r>
+        <w:rPr>
+          <w:rFonts w:eastAsia="Aptos"/>
+          <w:b/>
+          <w:bCs/>
+          <w:color w:val="auto"/>
+          <w:kern w:val="2"/>
+          <w:szCs w:val="22"/>
+          <w:lang w:eastAsia="en-US"/>
+        </w:rPr>
+        <w:lastRenderedPageBreak/>
+        <w:t>Correlació de les v</w:t>
+      </w:r>
+      <w:r>
+        <w:rPr>
+          <w:rFonts w:eastAsia="Aptos"/>
+          <w:b/>
+          <w:bCs/>
+          <w:color w:val="auto"/>
+          <w:kern w:val="2"/>
+          <w:szCs w:val="22"/>
+          <w:lang w:eastAsia="en-US"/>
+        </w:rPr>
+        <w:t>ariables numèriques amb el percentatge d’assistència</w:t>
+      </w:r>
+      <w:r>
+        <w:rPr>
+          <w:rFonts w:eastAsia="Aptos"/>
+          <w:color w:val="auto"/>
+          <w:kern w:val="2"/>
+          <w:szCs w:val="22"/>
+          <w:lang w:eastAsia="en-US"/>
+        </w:rPr>
+        <w:t>:</w:t>
+      </w:r>
+      <w:r>
+        <w:rPr>
+          <w:rFonts w:eastAsia="Aptos"/>
+          <w:color w:val="auto"/>
+          <w:kern w:val="2"/>
+          <w:szCs w:val="22"/>
+          <w:lang w:eastAsia="en-US"/>
+        </w:rPr>
+        <w:t xml:space="preserve"> s'utilitza la correlació de Spearman i, en els casos amb empats superiors al 10%, la </w:t>
+      </w:r>
+      <m:oMath>
+        <m:r>
+          <w:rPr>
+            <w:rFonts w:ascii="Cambria Math" w:eastAsia="Aptos" w:hAnsi="Cambria Math"/>
+            <w:color w:val="auto"/>
+            <w:kern w:val="2"/>
+            <w:szCs w:val="22"/>
+            <w:lang w:eastAsia="en-US"/>
+          </w:rPr>
+          <m:t>τ</m:t>
+        </m:r>
+      </m:oMath>
+      <w:r>
+        <w:rPr>
+          <w:rFonts w:eastAsia="Aptos"/>
+          <w:color w:val="auto"/>
+          <w:kern w:val="2"/>
+          <w:szCs w:val="22"/>
+          <w:lang w:eastAsia="en-US"/>
+        </w:rPr>
+        <w:t xml:space="preserve"> de Kendall com a contrast de robustesa. Per comparar grups, s'aplica el test de Mann-Whitney U amb la correlació rang-biserial.</w:t>
       </w:r>
     </w:p>
     <w:p>
       <w:pPr>
         <w:pStyle w:val="Ttulo3"/>
-        <w:ind w:left="709" w:hanging="709"/>
-        <w:rPr>
-          <w:rFonts w:eastAsia="Aptos"/>
-          <w:lang w:eastAsia="en-US"/>
-        </w:rPr>
-      </w:pPr>
-      <w:r>
-        <w:rPr>
-          <w:rFonts w:eastAsia="Aptos"/>
-          <w:lang w:eastAsia="en-US"/>
-        </w:rPr>
+      </w:pPr>
+      <w:r>
+        <w:t>Associació variables categòriques amb l’assistència</w:t>
+      </w:r>
+    </w:p>
+    <w:p>
+      <w:pPr>
+        <w:jc w:val="both"/>
+        <w:rPr>
+          <w:rFonts w:eastAsia="Aptos"/>
+          <w:lang w:eastAsia="en-US"/>
+        </w:rPr>
+      </w:pPr>
+      <w:r>
+        <w:rPr>
+          <w:rFonts w:eastAsia="Aptos"/>
+          <w:lang w:eastAsia="en-US"/>
+        </w:rPr>
+        <w:t xml:space="preserve">Les variables amb més poder explicatiu (mesurades per la V de Cramér) es presenten a la </w:t>
+      </w:r>
+      <w:r>
+        <w:rPr>
+          <w:rFonts w:eastAsia="Aptos"/>
+          <w:lang w:eastAsia="en-US"/>
+        </w:rPr>
+        <w:fldChar w:fldCharType="begin"/>
+      </w:r>
+      <w:r>
+        <w:rPr>
+          <w:rFonts w:eastAsia="Aptos"/>
+          <w:lang w:eastAsia="en-US"/>
+        </w:rPr>
+        <w:instrText xml:space="preserve"> REF _Ref229253368 \h </w:instrText>
+      </w:r>
+      <w:r>
+        <w:rPr>
+          <w:rFonts w:eastAsia="Aptos"/>
+          <w:lang w:eastAsia="en-US"/>
+        </w:rPr>
+      </w:r>
+      <w:r>
+        <w:rPr>
+          <w:rFonts w:eastAsia="Aptos"/>
+          <w:lang w:eastAsia="en-US"/>
+        </w:rPr>
+        <w:fldChar w:fldCharType="separate"/>
+      </w:r>
+      <w:r>
+        <w:rPr>
+          <w:rFonts w:eastAsia="Aptos"/>
+          <w:lang w:eastAsia="en-US"/>
+        </w:rPr>
+        <w:fldChar w:fldCharType="end"/>
+      </w:r>
+      <w:r>
+        <w:rPr>
+          <w:rFonts w:eastAsia="Aptos"/>
+          <w:lang w:eastAsia="en-US"/>
+        </w:rPr>
+        <w:fldChar w:fldCharType="begin"/>
+      </w:r>
+      <w:r>
+        <w:rPr>
+          <w:rFonts w:eastAsia="Aptos"/>
+          <w:lang w:eastAsia="en-US"/>
+        </w:rPr>
+        <w:instrText xml:space="preserve"> REF _Ref229253376 \h </w:instrText>
+      </w:r>
+      <w:r>
+        <w:rPr>
+          <w:rFonts w:eastAsia="Aptos"/>
+          <w:lang w:eastAsia="en-US"/>
+        </w:rPr>
+      </w:r>
+      <w:r>
+        <w:rPr>
+          <w:rFonts w:eastAsia="Aptos"/>
+          <w:lang w:eastAsia="en-US"/>
+        </w:rPr>
+        <w:fldChar w:fldCharType="separate"/>
+      </w:r>
+      <w:r>
+        <w:t xml:space="preserve">Taula </w:t>
+      </w:r>
+      <w:r>
+        <w:rPr>
+          <w:noProof/>
+        </w:rPr>
+        <w:t>1</w:t>
+      </w:r>
+      <w:r>
+        <w:rPr>
+          <w:rFonts w:eastAsia="Aptos"/>
+          <w:lang w:eastAsia="en-US"/>
+        </w:rPr>
+        <w:fldChar w:fldCharType="end"/>
+      </w:r>
+      <w:r>
+        <w:rPr>
+          <w:rFonts w:eastAsia="Aptos"/>
+          <w:lang w:eastAsia="en-US"/>
+        </w:rPr>
+        <w:t xml:space="preserve">. El tipus d'avaluació (V = 0,245) i el grau </w:t>
+      </w:r>
+      <m:oMath>
+        <m:r>
+          <w:rPr>
+            <w:rFonts w:ascii="Cambria Math" w:eastAsia="Aptos" w:hAnsi="Cambria Math"/>
+            <w:lang w:eastAsia="en-US"/>
+          </w:rPr>
+          <m:t>(V = 0,264)</m:t>
+        </m:r>
+      </m:oMath>
+      <w:r>
+        <w:rPr>
+          <w:rFonts w:eastAsia="Aptos"/>
+          <w:lang w:eastAsia="en-US"/>
+        </w:rPr>
+        <w:t xml:space="preserve"> mostren les associacions més intenses, cosa que suggereix que l'absentisme no és únicament una decisió individual, sinó que està condicionada per l'entorn acadèmic. La nota d'expedient </w:t>
+      </w:r>
+      <m:oMath>
+        <m:r>
+          <w:rPr>
+            <w:rFonts w:ascii="Cambria Math" w:eastAsia="Aptos" w:hAnsi="Cambria Math"/>
+            <w:lang w:eastAsia="en-US"/>
+          </w:rPr>
+          <m:t>(V = 0,232)</m:t>
+        </m:r>
+      </m:oMath>
+      <w:r>
+        <w:rPr>
+          <w:rFonts w:eastAsia="Aptos"/>
+          <w:lang w:eastAsia="en-US"/>
+        </w:rPr>
+        <w:t xml:space="preserve"> apunta en la mateixa direcció: els estudiants amb millor rendiment tendeixen a ser més regulars, o bé</w:t>
+      </w:r>
+      <w:r>
+        <w:rPr>
+          <w:rFonts w:eastAsia="Aptos"/>
+          <w:lang w:eastAsia="en-US"/>
+        </w:rPr>
+        <w:t>, vist d’una altra manera,</w:t>
+      </w:r>
+      <w:r>
+        <w:rPr>
+          <w:rFonts w:eastAsia="Aptos"/>
+          <w:lang w:eastAsia="en-US"/>
+        </w:rPr>
+        <w:t xml:space="preserve"> l'assistència és el mecanisme que els permet obtenir aquests resultats.</w:t>
+      </w:r>
+    </w:p>
+    <w:p>
+      <w:pPr>
+        <w:jc w:val="both"/>
+        <w:rPr>
+          <w:rFonts w:eastAsia="Aptos"/>
+          <w:lang w:eastAsia="en-US"/>
+        </w:rPr>
+      </w:pPr>
+      <w:r>
+        <w:rPr>
+          <w:rFonts w:eastAsia="Aptos"/>
+          <w:lang w:eastAsia="en-US"/>
+        </w:rPr>
+        <w:t xml:space="preserve">Pel que fa al curs, els estudiants de primer curs presenten una assistència significativament més regular. Això pot reflectir tant una major motivació inicial com un accés més limitat a estratègies alternatives —apunts externs, </w:t>
+      </w:r>
+      <w:r>
+        <w:rPr>
+          <w:rFonts w:eastAsia="Aptos"/>
+          <w:lang w:eastAsia="en-US"/>
+        </w:rPr>
+        <w:t>informació i apunts</w:t>
+      </w:r>
+      <w:r>
+        <w:rPr>
+          <w:rFonts w:eastAsia="Aptos"/>
+          <w:lang w:eastAsia="en-US"/>
+        </w:rPr>
+        <w:t xml:space="preserve"> </w:t>
+      </w:r>
+      <w:r>
+        <w:rPr>
+          <w:rFonts w:eastAsia="Aptos"/>
+          <w:lang w:eastAsia="en-US"/>
+        </w:rPr>
+        <w:t>d’</w:t>
+      </w:r>
+      <w:r>
+        <w:rPr>
+          <w:rFonts w:eastAsia="Aptos"/>
+          <w:lang w:eastAsia="en-US"/>
+        </w:rPr>
+        <w:t>estudiants</w:t>
+      </w:r>
+      <w:r>
+        <w:rPr>
+          <w:rFonts w:eastAsia="Aptos"/>
+          <w:lang w:eastAsia="en-US"/>
+        </w:rPr>
+        <w:t xml:space="preserve"> de cursos superiors</w:t>
+      </w:r>
+      <w:r>
+        <w:rPr>
+          <w:rFonts w:eastAsia="Aptos"/>
+          <w:lang w:eastAsia="en-US"/>
+        </w:rPr>
+        <w:t>— que els cursos superiors ja han incorporat.</w:t>
+      </w:r>
+    </w:p>
+    <w:p>
+      <w:pPr>
+        <w:jc w:val="both"/>
+        <w:rPr>
+          <w:rFonts w:eastAsia="Aptos"/>
+          <w:lang w:eastAsia="en-US"/>
+        </w:rPr>
+      </w:pPr>
+      <w:r>
+        <w:rPr>
+          <w:rFonts w:eastAsia="Aptos"/>
+          <w:lang w:eastAsia="en-US"/>
+        </w:rPr>
+        <w:t xml:space="preserve">Tot i que treballar a temps parcial o complet és significatiu </w:t>
+      </w:r>
+      <m:oMath>
+        <m:r>
+          <w:rPr>
+            <w:rFonts w:ascii="Cambria Math" w:eastAsia="Aptos" w:hAnsi="Cambria Math"/>
+            <w:lang w:eastAsia="en-US"/>
+          </w:rPr>
+          <m:t>(V = 0,118)</m:t>
+        </m:r>
+      </m:oMath>
+      <w:r>
+        <w:rPr>
+          <w:rFonts w:eastAsia="Aptos"/>
+          <w:lang w:eastAsia="en-US"/>
+        </w:rPr>
+        <w:t xml:space="preserve">, la intensitat de l'associació és baixa, cosa que indica que la dedicació laboral no és el factor principal de l'absentisme. </w:t>
+      </w:r>
+    </w:p>
+    <w:p>
+      <w:pPr>
+        <w:jc w:val="both"/>
+        <w:rPr>
+          <w:rFonts w:eastAsia="Aptos"/>
+          <w:lang w:eastAsia="en-US"/>
+        </w:rPr>
+      </w:pPr>
+      <w:r>
+        <w:rPr>
+          <w:rFonts w:eastAsia="Aptos"/>
+          <w:lang w:eastAsia="en-US"/>
+        </w:rPr>
+        <w:t>Finalment, el g</w:t>
+      </w:r>
+      <w:r>
+        <w:rPr>
+          <w:rFonts w:eastAsia="Aptos"/>
+          <w:lang w:eastAsia="en-US"/>
+        </w:rPr>
+        <w:t xml:space="preserve">ènere i </w:t>
+      </w:r>
+      <w:r>
+        <w:rPr>
+          <w:rFonts w:eastAsia="Aptos"/>
+          <w:lang w:eastAsia="en-US"/>
+        </w:rPr>
+        <w:t xml:space="preserve">la </w:t>
+      </w:r>
+      <w:r>
+        <w:rPr>
+          <w:rFonts w:eastAsia="Aptos"/>
+          <w:lang w:eastAsia="en-US"/>
+        </w:rPr>
+        <w:t>sobrecàrrega d'assignatures no presenten cap relació estadística amb l'assistència.</w:t>
+      </w:r>
+    </w:p>
+    <w:p>
+      <w:pPr>
+        <w:pStyle w:val="Descripcin"/>
+        <w:keepNext/>
+        <w:spacing w:before="240"/>
+        <w:jc w:val="center"/>
+      </w:pPr>
+      <w:bookmarkStart w:id="7" w:name="_Ref229253376"/>
+      <w:bookmarkStart w:id="8" w:name="_Ref229253368"/>
+      <w:r>
+        <w:rPr>
+          <w:noProof/>
+        </w:rPr>
+        <w:drawing>
+          <wp:inline distT="0" distB="0" distL="0" distR="0" wp14:anchorId="00059B6F" wp14:editId="3CDDD8FD">
+            <wp:extent cx="3600000" cy="2723204"/>
+            <wp:effectExtent l="0" t="0" r="635" b="1270"/>
+            <wp:docPr id="1463279427" name="Imagen 6"/>
+            <wp:cNvGraphicFramePr>
+              <a:graphicFrameLocks xmlns:a="http://schemas.openxmlformats.org/drawingml/2006/main" noChangeAspect="1"/>
+            </wp:cNvGraphicFramePr>
+            <a:graphic xmlns:a="http://schemas.openxmlformats.org/drawingml/2006/main">
+              <a:graphicData uri="http://schemas.openxmlformats.org/drawingml/2006/picture">
+                <pic:pic xmlns:pic="http://schemas.openxmlformats.org/drawingml/2006/picture">
+                  <pic:nvPicPr>
+                    <pic:cNvPr id="0" name="Picture 6"/>
+                    <pic:cNvPicPr>
+                      <a:picLocks noChangeAspect="1" noChangeArrowheads="1"/>
+                    </pic:cNvPicPr>
+                  </pic:nvPicPr>
+                  <pic:blipFill rotWithShape="1">
+                    <a:blip r:embed="rId18" cstate="print">
+                      <a:extLst>
+                        <a:ext uri="{28A0092B-C50C-407E-A947-70E740481C1C}">
+                          <a14:useLocalDpi xmlns:a14="http://schemas.microsoft.com/office/drawing/2010/main" val="0"/>
+                        </a:ext>
+                      </a:extLst>
+                    </a:blip>
+                    <a:srcRect l="1940" t="7277"/>
+                    <a:stretch>
+                      <a:fillRect/>
+                    </a:stretch>
+                  </pic:blipFill>
+                  <pic:spPr bwMode="auto">
+                    <a:xfrm>
+                      <a:off x="0" y="0"/>
+                      <a:ext cx="3600000" cy="2723204"/>
+                    </a:xfrm>
+                    <a:prstGeom prst="rect">
+                      <a:avLst/>
+                    </a:prstGeom>
+                    <a:noFill/>
+                    <a:ln>
+                      <a:noFill/>
+                    </a:ln>
+                    <a:extLst>
+                      <a:ext uri="{53640926-AAD7-44D8-BBD7-CCE9431645EC}">
+                        <a14:shadowObscured xmlns:a14="http://schemas.microsoft.com/office/drawing/2010/main"/>
+                      </a:ext>
+                    </a:extLst>
+                  </pic:spPr>
+                </pic:pic>
+              </a:graphicData>
+            </a:graphic>
+          </wp:inline>
+        </w:drawing>
+      </w:r>
+    </w:p>
+    <w:p>
+      <w:pPr>
+        <w:pStyle w:val="Descripcin"/>
+        <w:jc w:val="center"/>
+      </w:pPr>
+      <w:r>
+        <w:t xml:space="preserve">Gràfic </w:t>
+      </w:r>
+      <w:fldSimple w:instr=" SEQ Gràfic \* ARABIC ">
+        <w:r>
+          <w:rPr>
+            <w:noProof/>
+          </w:rPr>
+          <w:t>8</w:t>
+        </w:r>
+      </w:fldSimple>
+      <w:r>
+        <w:t>: Associacions de les variables categòriques amb l’assistència</w:t>
+      </w:r>
+      <w:bookmarkEnd w:id="7"/>
+      <w:bookmarkEnd w:id="8"/>
+      <w:r>
+        <w:t xml:space="preserve"> (V de Cramér + significació)</w:t>
+      </w:r>
+    </w:p>
+    <w:p>
+      <w:pPr>
+        <w:pStyle w:val="Ttulo3"/>
+      </w:pPr>
+      <w:r>
         <w:lastRenderedPageBreak/>
-        <w:t>Associacions entre variables categòriques</w:t>
+        <w:t>Associacions entre variables numèriques i l’assistència</w:t>
+      </w:r>
+    </w:p>
+    <w:p>
+      <w:pPr>
+        <w:jc w:val="both"/>
+        <w:rPr>
+          <w:lang w:eastAsia="en-US"/>
+        </w:rPr>
+      </w:pPr>
+      <w:r>
+        <w:rPr>
+          <w:lang w:eastAsia="en-US"/>
+        </w:rPr>
+        <w:t xml:space="preserve">Per completar l'EDA, s'han analitzat variables com l'edat o el nombre d'assignatures matriculades mitjançant la correlació de </w:t>
+      </w:r>
+      <w:r>
+        <w:rPr>
+          <w:lang w:eastAsia="en-US"/>
+        </w:rPr>
+        <w:t xml:space="preserve">Spearman </w:t>
+      </w:r>
+      <m:oMath>
+        <m:d>
+          <m:dPr>
+            <m:ctrlPr>
+              <w:rPr>
+                <w:rFonts w:ascii="Cambria Math" w:hAnsi="Cambria Math"/>
+                <w:i/>
+                <w:lang w:eastAsia="en-US"/>
+              </w:rPr>
+            </m:ctrlPr>
+          </m:dPr>
+          <m:e>
+            <m:r>
+              <w:rPr>
+                <w:rFonts w:ascii="Cambria Math" w:hAnsi="Cambria Math"/>
+                <w:lang w:eastAsia="en-US"/>
+              </w:rPr>
+              <m:t>ρ</m:t>
+            </m:r>
+          </m:e>
+        </m:d>
+      </m:oMath>
+      <w:r>
+        <w:rPr>
+          <w:lang w:eastAsia="en-US"/>
+        </w:rPr>
+        <w:t xml:space="preserve">, utilitzant la </w:t>
+      </w:r>
+      <m:oMath>
+        <m:r>
+          <w:rPr>
+            <w:rFonts w:ascii="Cambria Math" w:hAnsi="Cambria Math"/>
+            <w:lang w:eastAsia="en-US"/>
+          </w:rPr>
+          <m:t>τ</m:t>
+        </m:r>
+      </m:oMath>
+      <w:r>
+        <w:rPr>
+          <w:lang w:eastAsia="en-US"/>
+        </w:rPr>
+        <w:t xml:space="preserve"> de Kendall com a mesura de robustesa degut a l'elevat nombre d'empats en les respostes. </w:t>
+      </w:r>
+    </w:p>
+    <w:p>
+      <w:pPr>
+        <w:jc w:val="both"/>
+        <w:rPr>
+          <w:lang w:eastAsia="en-US"/>
+        </w:rPr>
+      </w:pPr>
+      <w:r>
+        <w:rPr>
+          <w:lang w:eastAsia="en-US"/>
+        </w:rPr>
+        <w:t>L'edat i la càrrega lectiva (nombre d'assignatures) no mostren cap relació significativa amb el grup d'assistència (tots els</w:t>
+      </w:r>
+      <m:oMath>
+        <m:r>
+          <w:rPr>
+            <w:rFonts w:ascii="Cambria Math" w:hAnsi="Cambria Math"/>
+            <w:lang w:eastAsia="en-US"/>
+          </w:rPr>
+          <m:t xml:space="preserve"> p &gt; 0,12</m:t>
+        </m:r>
+      </m:oMath>
+      <w:r>
+        <w:rPr>
+          <w:lang w:eastAsia="en-US"/>
+        </w:rPr>
+        <w:t xml:space="preserve">). El temps de desplaçament presenta una tendència positiva </w:t>
+      </w:r>
+      <m:oMath>
+        <m:r>
+          <w:rPr>
+            <w:rFonts w:ascii="Cambria Math" w:hAnsi="Cambria Math"/>
+            <w:lang w:eastAsia="en-US"/>
+          </w:rPr>
+          <m:t>(r = 0,11)</m:t>
+        </m:r>
+      </m:oMath>
+      <w:r>
+        <w:rPr>
+          <w:lang w:eastAsia="en-US"/>
+        </w:rPr>
+        <w:t xml:space="preserve"> però no assoleix significació estadística </w:t>
+      </w:r>
+      <m:oMath>
+        <m:r>
+          <w:rPr>
+            <w:rFonts w:ascii="Cambria Math" w:hAnsi="Cambria Math"/>
+            <w:lang w:eastAsia="en-US"/>
+          </w:rPr>
+          <m:t>(p = 0,076)</m:t>
+        </m:r>
+      </m:oMath>
+      <w:r>
+        <w:rPr>
+          <w:lang w:eastAsia="en-US"/>
+        </w:rPr>
+        <w:t>. Aquests resultats suggereixen que l'absentisme és un fenomen transversal que no s'explica per variables logístiques o de càrrega objectiva.</w:t>
       </w:r>
     </w:p>
     <w:p>
       <w:pPr>
         <w:pStyle w:val="Ttulo3"/>
-        <w:rPr>
-          <w:lang w:eastAsia="en-US"/>
-        </w:rPr>
-      </w:pPr>
-      <w:r>
-        <w:rPr>
-          <w:lang w:eastAsia="en-US"/>
-        </w:rPr>
-        <w:t>Correlació entre variables likert</w:t>
+      </w:pPr>
+      <w:r>
+        <w:t>Associació de variables de percepció amb l’assistència</w:t>
       </w:r>
     </w:p>
     <w:p>
@@ -5773,6 +6050,7 @@
           <w:ilvl w:val="0"/>
           <w:numId w:val="22"/>
         </w:numPr>
+        <w:jc w:val="both"/>
         <w:rPr>
           <w:lang w:eastAsia="en-US"/>
         </w:rPr>
@@ -5819,6 +6097,7 @@
           <w:ilvl w:val="0"/>
           <w:numId w:val="22"/>
         </w:numPr>
+        <w:jc w:val="both"/>
         <w:rPr>
           <w:lang w:eastAsia="en-US"/>
         </w:rPr>
@@ -5835,1476 +6114,13 @@
         <w:rPr>
           <w:lang w:eastAsia="en-US"/>
         </w:rPr>
-        <w:t xml:space="preserve">: Els alumnes del grup d'assistència regular puntuen significativament més alt en ítems de motivació autònoma. En canvi, el grup irregular correlaciona amb motius externs o la manca d'utilitat percebuda de la classe magistral. </w:t>
-      </w:r>
-    </w:p>
-    <w:p>
-      <w:pPr>
-        <w:numPr>
-          <w:ilvl w:val="0"/>
-          <w:numId w:val="22"/>
-        </w:numPr>
-        <w:rPr>
-          <w:lang w:eastAsia="en-US"/>
-        </w:rPr>
-      </w:pPr>
-      <w:r>
-        <w:rPr>
-          <w:b/>
-          <w:bCs/>
-          <w:lang w:eastAsia="en-US"/>
-        </w:rPr>
-        <w:t>Metodologia Docent</w:t>
-      </w:r>
-      <w:r>
-        <w:rPr>
-          <w:lang w:eastAsia="en-US"/>
-        </w:rPr>
-        <w:t xml:space="preserve">: Les variables relacionades amb la percepció de "classe massa teòrica" o "manca de valor afegit del professor" presenten diferències significatives, confirmant que el format de la classe és un detonant de l'absentisme. </w:t>
-      </w:r>
-    </w:p>
-    <w:p>
-      <w:pPr>
-        <w:pStyle w:val="Ttulo3"/>
-        <w:rPr>
-          <w:lang w:eastAsia="en-US"/>
-        </w:rPr>
-      </w:pPr>
-      <w:r>
-        <w:rPr>
-          <w:lang w:eastAsia="en-US"/>
-        </w:rPr>
-        <w:t>Associació variables categòriques amb l’assistència</w:t>
-      </w:r>
-    </w:p>
-    <w:p>
-      <w:pPr>
-        <w:jc w:val="both"/>
-        <w:rPr>
-          <w:rFonts w:eastAsia="Aptos"/>
-          <w:lang w:eastAsia="en-US"/>
-        </w:rPr>
-      </w:pPr>
-      <w:r>
-        <w:rPr>
-          <w:rFonts w:eastAsia="Aptos"/>
-          <w:lang w:eastAsia="en-US"/>
-        </w:rPr>
-        <w:t xml:space="preserve">Les variables amb més poder explicatiu (mesurades per la V de Cramér) es presenten a la </w:t>
-      </w:r>
-      <w:r>
-        <w:rPr>
-          <w:rFonts w:eastAsia="Aptos"/>
-          <w:lang w:eastAsia="en-US"/>
-        </w:rPr>
-        <w:fldChar w:fldCharType="begin"/>
-      </w:r>
-      <w:r>
-        <w:rPr>
-          <w:rFonts w:eastAsia="Aptos"/>
-          <w:lang w:eastAsia="en-US"/>
-        </w:rPr>
-        <w:instrText xml:space="preserve"> REF _Ref229253368 \h </w:instrText>
-      </w:r>
-      <w:r>
-        <w:rPr>
-          <w:rFonts w:eastAsia="Aptos"/>
-          <w:lang w:eastAsia="en-US"/>
-        </w:rPr>
-      </w:r>
-      <w:r>
-        <w:rPr>
-          <w:rFonts w:eastAsia="Aptos"/>
-          <w:lang w:eastAsia="en-US"/>
-        </w:rPr>
-        <w:fldChar w:fldCharType="separate"/>
-      </w:r>
-      <w:r>
-        <w:rPr>
-          <w:rFonts w:eastAsia="Aptos"/>
-          <w:lang w:eastAsia="en-US"/>
-        </w:rPr>
-        <w:fldChar w:fldCharType="end"/>
-      </w:r>
-      <w:r>
-        <w:rPr>
-          <w:rFonts w:eastAsia="Aptos"/>
-          <w:lang w:eastAsia="en-US"/>
-        </w:rPr>
-        <w:fldChar w:fldCharType="begin"/>
-      </w:r>
-      <w:r>
-        <w:rPr>
-          <w:rFonts w:eastAsia="Aptos"/>
-          <w:lang w:eastAsia="en-US"/>
-        </w:rPr>
-        <w:instrText xml:space="preserve"> REF _Ref229253376 \h </w:instrText>
-      </w:r>
-      <w:r>
-        <w:rPr>
-          <w:rFonts w:eastAsia="Aptos"/>
-          <w:lang w:eastAsia="en-US"/>
-        </w:rPr>
-      </w:r>
-      <w:r>
-        <w:rPr>
-          <w:rFonts w:eastAsia="Aptos"/>
-          <w:lang w:eastAsia="en-US"/>
-        </w:rPr>
-        <w:fldChar w:fldCharType="separate"/>
-      </w:r>
-      <w:r>
-        <w:t xml:space="preserve">Taula </w:t>
-      </w:r>
-      <w:r>
-        <w:rPr>
-          <w:noProof/>
-        </w:rPr>
-        <w:t>1</w:t>
-      </w:r>
-      <w:r>
-        <w:rPr>
-          <w:rFonts w:eastAsia="Aptos"/>
-          <w:lang w:eastAsia="en-US"/>
-        </w:rPr>
-        <w:fldChar w:fldCharType="end"/>
-      </w:r>
-      <w:r>
-        <w:rPr>
-          <w:rFonts w:eastAsia="Aptos"/>
-          <w:lang w:eastAsia="en-US"/>
-        </w:rPr>
-        <w:t xml:space="preserve">. El tipus d'avaluació (V = 0,245) i el grau </w:t>
-      </w:r>
-      <m:oMath>
-        <m:r>
-          <w:rPr>
-            <w:rFonts w:ascii="Cambria Math" w:eastAsia="Aptos" w:hAnsi="Cambria Math"/>
-            <w:lang w:eastAsia="en-US"/>
-          </w:rPr>
-          <m:t>(V = 0,264)</m:t>
-        </m:r>
-      </m:oMath>
-      <w:r>
-        <w:rPr>
-          <w:rFonts w:eastAsia="Aptos"/>
-          <w:lang w:eastAsia="en-US"/>
-        </w:rPr>
-        <w:t xml:space="preserve"> mostren les associacions més intenses, cosa que suggereix que l'absentisme no és únicament una decisió individual, sinó que està condicionada per l'entorn acadèmic. La nota d'expedient </w:t>
-      </w:r>
-      <m:oMath>
-        <m:r>
-          <w:rPr>
-            <w:rFonts w:ascii="Cambria Math" w:eastAsia="Aptos" w:hAnsi="Cambria Math"/>
-            <w:lang w:eastAsia="en-US"/>
-          </w:rPr>
-          <m:t>(V = 0,232)</m:t>
-        </m:r>
-      </m:oMath>
-      <w:r>
-        <w:rPr>
-          <w:rFonts w:eastAsia="Aptos"/>
-          <w:lang w:eastAsia="en-US"/>
-        </w:rPr>
-        <w:t xml:space="preserve"> apunta en la mateixa direcció: els estudiants amb millor rendiment tendeixen a ser més regulars, o bé</w:t>
-      </w:r>
-      <w:r>
-        <w:rPr>
-          <w:rFonts w:eastAsia="Aptos"/>
-          <w:lang w:eastAsia="en-US"/>
-        </w:rPr>
-        <w:t>, vist d’una altra manera,</w:t>
-      </w:r>
-      <w:r>
-        <w:rPr>
-          <w:rFonts w:eastAsia="Aptos"/>
-          <w:lang w:eastAsia="en-US"/>
-        </w:rPr>
-        <w:t xml:space="preserve"> l'assistència és el mecanisme que els permet obtenir aquests resultats.</w:t>
-      </w:r>
-    </w:p>
-    <w:p>
-      <w:pPr>
-        <w:jc w:val="both"/>
-        <w:rPr>
-          <w:rFonts w:eastAsia="Aptos"/>
-          <w:lang w:eastAsia="en-US"/>
-        </w:rPr>
-      </w:pPr>
-      <w:r>
-        <w:rPr>
-          <w:rFonts w:eastAsia="Aptos"/>
-          <w:lang w:eastAsia="en-US"/>
-        </w:rPr>
-        <w:t xml:space="preserve">Pel que fa al curs, els estudiants de primer curs presenten una assistència significativament més regular. Això pot reflectir tant una major motivació inicial com un accés més limitat a estratègies alternatives —apunts externs, </w:t>
-      </w:r>
-      <w:r>
-        <w:rPr>
-          <w:rFonts w:eastAsia="Aptos"/>
-          <w:lang w:eastAsia="en-US"/>
-        </w:rPr>
-        <w:t>informació i apunts</w:t>
-      </w:r>
-      <w:r>
-        <w:rPr>
-          <w:rFonts w:eastAsia="Aptos"/>
-          <w:lang w:eastAsia="en-US"/>
-        </w:rPr>
-        <w:t xml:space="preserve"> </w:t>
-      </w:r>
-      <w:r>
-        <w:rPr>
-          <w:rFonts w:eastAsia="Aptos"/>
-          <w:lang w:eastAsia="en-US"/>
-        </w:rPr>
-        <w:t>d’</w:t>
-      </w:r>
-      <w:r>
-        <w:rPr>
-          <w:rFonts w:eastAsia="Aptos"/>
-          <w:lang w:eastAsia="en-US"/>
-        </w:rPr>
-        <w:t>estudiants</w:t>
-      </w:r>
-      <w:r>
-        <w:rPr>
-          <w:rFonts w:eastAsia="Aptos"/>
-          <w:lang w:eastAsia="en-US"/>
-        </w:rPr>
-        <w:t xml:space="preserve"> de cursos superiors</w:t>
-      </w:r>
-      <w:r>
-        <w:rPr>
-          <w:rFonts w:eastAsia="Aptos"/>
-          <w:lang w:eastAsia="en-US"/>
-        </w:rPr>
-        <w:t>— que els cursos superiors ja han incorporat.</w:t>
-      </w:r>
-    </w:p>
-    <w:p>
-      <w:pPr>
-        <w:jc w:val="both"/>
-        <w:rPr>
-          <w:rFonts w:eastAsia="Aptos"/>
-          <w:lang w:eastAsia="en-US"/>
-        </w:rPr>
-      </w:pPr>
-      <w:r>
-        <w:rPr>
-          <w:rFonts w:eastAsia="Aptos"/>
-          <w:lang w:eastAsia="en-US"/>
-        </w:rPr>
-        <w:t xml:space="preserve">Tot i que treballar a temps parcial o complet és significatiu </w:t>
-      </w:r>
-      <m:oMath>
-        <m:r>
-          <w:rPr>
-            <w:rFonts w:ascii="Cambria Math" w:eastAsia="Aptos" w:hAnsi="Cambria Math"/>
-            <w:lang w:eastAsia="en-US"/>
-          </w:rPr>
-          <m:t>(V = 0,118)</m:t>
-        </m:r>
-      </m:oMath>
-      <w:r>
-        <w:rPr>
-          <w:rFonts w:eastAsia="Aptos"/>
-          <w:lang w:eastAsia="en-US"/>
-        </w:rPr>
-        <w:t xml:space="preserve">, la intensitat de l'associació és baixa, cosa que indica que la dedicació laboral no és el factor principal de l'absentisme. </w:t>
-      </w:r>
-    </w:p>
-    <w:p>
-      <w:pPr>
-        <w:jc w:val="both"/>
-        <w:rPr>
-          <w:rFonts w:eastAsia="Aptos"/>
-          <w:lang w:eastAsia="en-US"/>
-        </w:rPr>
-      </w:pPr>
-      <w:r>
-        <w:rPr>
-          <w:rFonts w:eastAsia="Aptos"/>
-          <w:lang w:eastAsia="en-US"/>
-        </w:rPr>
-        <w:t>Finalment, el g</w:t>
-      </w:r>
-      <w:r>
-        <w:rPr>
-          <w:rFonts w:eastAsia="Aptos"/>
-          <w:lang w:eastAsia="en-US"/>
-        </w:rPr>
-        <w:t xml:space="preserve">ènere i </w:t>
-      </w:r>
-      <w:r>
-        <w:rPr>
-          <w:rFonts w:eastAsia="Aptos"/>
-          <w:lang w:eastAsia="en-US"/>
-        </w:rPr>
-        <w:t xml:space="preserve">la </w:t>
-      </w:r>
-      <w:r>
-        <w:rPr>
-          <w:rFonts w:eastAsia="Aptos"/>
-          <w:lang w:eastAsia="en-US"/>
-        </w:rPr>
-        <w:t>sobrecàrrega d'assignatures no presenten cap relació estadística amb l'assistència.</w:t>
-      </w:r>
-    </w:p>
-    <w:tbl>
-      <w:tblPr>
-        <w:tblStyle w:val="Tablaconcuadrcula"/>
-        <w:tblW w:w="0" w:type="auto"/>
-        <w:jc w:val="center"/>
-        <w:tblLook w:val="04A0" w:firstRow="1" w:lastRow="0" w:firstColumn="1" w:lastColumn="0" w:noHBand="0" w:noVBand="1"/>
-      </w:tblPr>
-      <w:tblGrid>
-        <w:gridCol w:w="2294"/>
-        <w:gridCol w:w="1346"/>
-        <w:gridCol w:w="1240"/>
-      </w:tblGrid>
-      <w:tr>
-        <w:trPr>
-          <w:jc w:val="center"/>
-        </w:trPr>
-        <w:tc>
-          <w:tcPr>
-            <w:tcW w:w="0" w:type="auto"/>
-            <w:hideMark/>
-          </w:tcPr>
-          <w:p>
-            <w:pPr>
-              <w:spacing w:after="0" w:line="240" w:lineRule="auto"/>
-              <w:jc w:val="center"/>
-              <w:rPr>
-                <w:rFonts w:cs="Calibri"/>
-                <w:color w:val="1F1F1F"/>
-                <w:kern w:val="0"/>
-                <w:szCs w:val="22"/>
-                <w:lang w:eastAsia="ca-ES"/>
-              </w:rPr>
-            </w:pPr>
-            <w:r>
-              <w:rPr>
-                <w:rFonts w:cs="Calibri"/>
-                <w:b/>
-                <w:bCs/>
-                <w:color w:val="1F1F1F"/>
-                <w:kern w:val="0"/>
-                <w:szCs w:val="22"/>
-                <w:bdr w:val="none" w:sz="0" w:space="0" w:color="auto" w:frame="1"/>
-                <w:lang w:eastAsia="ca-ES"/>
-              </w:rPr>
-              <w:lastRenderedPageBreak/>
-              <w:t>Variable</w:t>
-            </w:r>
-          </w:p>
-        </w:tc>
-        <w:tc>
-          <w:tcPr>
-            <w:tcW w:w="0" w:type="auto"/>
-            <w:hideMark/>
-          </w:tcPr>
-          <w:p>
-            <w:pPr>
-              <w:spacing w:after="0" w:line="240" w:lineRule="auto"/>
-              <w:jc w:val="center"/>
-              <w:rPr>
-                <w:rFonts w:cs="Calibri"/>
-                <w:color w:val="1F1F1F"/>
-                <w:kern w:val="0"/>
-                <w:szCs w:val="22"/>
-                <w:lang w:eastAsia="ca-ES"/>
-              </w:rPr>
-            </w:pPr>
-            <w:r>
-              <w:rPr>
-                <w:rFonts w:cs="Calibri"/>
-                <w:b/>
-                <w:bCs/>
-                <w:color w:val="1F1F1F"/>
-                <w:kern w:val="0"/>
-                <w:szCs w:val="22"/>
-                <w:bdr w:val="none" w:sz="0" w:space="0" w:color="auto" w:frame="1"/>
-                <w:lang w:eastAsia="ca-ES"/>
-              </w:rPr>
-              <w:t>V de Cramér</w:t>
-            </w:r>
-          </w:p>
-        </w:tc>
-        <w:tc>
-          <w:tcPr>
-            <w:tcW w:w="0" w:type="auto"/>
-            <w:hideMark/>
-          </w:tcPr>
-          <w:p>
-            <w:pPr>
-              <w:spacing w:after="0" w:line="240" w:lineRule="auto"/>
-              <w:jc w:val="center"/>
-              <w:rPr>
-                <w:rFonts w:cs="Calibri"/>
-                <w:color w:val="1F1F1F"/>
-                <w:kern w:val="0"/>
-                <w:szCs w:val="22"/>
-                <w:lang w:eastAsia="ca-ES"/>
-              </w:rPr>
-            </w:pPr>
-            <w:r>
-              <w:rPr>
-                <w:rFonts w:cs="Calibri"/>
-                <w:b/>
-                <w:bCs/>
-                <w:color w:val="1F1F1F"/>
-                <w:kern w:val="0"/>
-                <w:szCs w:val="22"/>
-                <w:bdr w:val="none" w:sz="0" w:space="0" w:color="auto" w:frame="1"/>
-                <w:lang w:eastAsia="ca-ES"/>
-              </w:rPr>
-              <w:t>Significació</w:t>
-            </w:r>
-          </w:p>
-        </w:tc>
-      </w:tr>
-      <w:tr>
-        <w:trPr>
-          <w:jc w:val="center"/>
-        </w:trPr>
-        <w:tc>
-          <w:tcPr>
-            <w:tcW w:w="0" w:type="auto"/>
-            <w:hideMark/>
-          </w:tcPr>
-          <w:p>
-            <w:pPr>
-              <w:spacing w:after="0" w:line="240" w:lineRule="auto"/>
-              <w:jc w:val="center"/>
-              <w:rPr>
-                <w:rFonts w:cs="Calibri"/>
-                <w:color w:val="1F1F1F"/>
-                <w:kern w:val="0"/>
-                <w:szCs w:val="22"/>
-                <w:lang w:eastAsia="ca-ES"/>
-              </w:rPr>
-            </w:pPr>
-            <w:r>
-              <w:rPr>
-                <w:rFonts w:cs="Calibri"/>
-                <w:color w:val="1F1F1F"/>
-                <w:kern w:val="0"/>
-                <w:szCs w:val="22"/>
-                <w:bdr w:val="none" w:sz="0" w:space="0" w:color="auto" w:frame="1"/>
-                <w:lang w:eastAsia="ca-ES"/>
-              </w:rPr>
-              <w:t>Grau</w:t>
-            </w:r>
-          </w:p>
-        </w:tc>
-        <w:tc>
-          <w:tcPr>
-            <w:tcW w:w="0" w:type="auto"/>
-            <w:hideMark/>
-          </w:tcPr>
-          <w:p>
-            <w:pPr>
-              <w:spacing w:after="0" w:line="240" w:lineRule="auto"/>
-              <w:jc w:val="center"/>
-              <w:rPr>
-                <w:rFonts w:cs="Calibri"/>
-                <w:color w:val="1F1F1F"/>
-                <w:kern w:val="0"/>
-                <w:szCs w:val="22"/>
-                <w:lang w:eastAsia="ca-ES"/>
-              </w:rPr>
-            </w:pPr>
-            <w:r>
-              <w:rPr>
-                <w:rFonts w:cs="Calibri"/>
-                <w:color w:val="1F1F1F"/>
-                <w:kern w:val="0"/>
-                <w:szCs w:val="22"/>
-                <w:bdr w:val="none" w:sz="0" w:space="0" w:color="auto" w:frame="1"/>
-                <w:lang w:eastAsia="ca-ES"/>
-              </w:rPr>
-              <w:t>0,264</w:t>
-            </w:r>
-          </w:p>
-        </w:tc>
-        <w:tc>
-          <w:tcPr>
-            <w:tcW w:w="0" w:type="auto"/>
-            <w:hideMark/>
-          </w:tcPr>
-          <w:p>
-            <w:pPr>
-              <w:spacing w:after="0" w:line="240" w:lineRule="auto"/>
-              <w:jc w:val="center"/>
-              <w:rPr>
-                <w:rFonts w:cs="Calibri"/>
-                <w:color w:val="1F1F1F"/>
-                <w:kern w:val="0"/>
-                <w:szCs w:val="22"/>
-                <w:lang w:eastAsia="ca-ES"/>
-              </w:rPr>
-            </w:pPr>
-            <w:r>
-              <w:rPr>
-                <w:rFonts w:cs="Calibri"/>
-                <w:color w:val="1F1F1F"/>
-                <w:kern w:val="0"/>
-                <w:szCs w:val="22"/>
-                <w:bdr w:val="none" w:sz="0" w:space="0" w:color="auto" w:frame="1"/>
-                <w:lang w:eastAsia="ca-ES"/>
-              </w:rPr>
-              <w:t>**</w:t>
-            </w:r>
-          </w:p>
-        </w:tc>
-      </w:tr>
-      <w:tr>
-        <w:trPr>
-          <w:jc w:val="center"/>
-        </w:trPr>
-        <w:tc>
-          <w:tcPr>
-            <w:tcW w:w="0" w:type="auto"/>
-            <w:hideMark/>
-          </w:tcPr>
-          <w:p>
-            <w:pPr>
-              <w:spacing w:after="0" w:line="240" w:lineRule="auto"/>
-              <w:jc w:val="center"/>
-              <w:rPr>
-                <w:rFonts w:cs="Calibri"/>
-                <w:color w:val="1F1F1F"/>
-                <w:kern w:val="0"/>
-                <w:szCs w:val="22"/>
-                <w:lang w:eastAsia="ca-ES"/>
-              </w:rPr>
-            </w:pPr>
-            <w:r>
-              <w:rPr>
-                <w:rFonts w:cs="Calibri"/>
-                <w:color w:val="1F1F1F"/>
-                <w:kern w:val="0"/>
-                <w:szCs w:val="22"/>
-                <w:bdr w:val="none" w:sz="0" w:space="0" w:color="auto" w:frame="1"/>
-                <w:lang w:eastAsia="ca-ES"/>
-              </w:rPr>
-              <w:t>Tipus d'</w:t>
-            </w:r>
-            <w:r>
-              <w:rPr>
-                <w:rFonts w:cs="Calibri"/>
-                <w:color w:val="1F1F1F"/>
-                <w:kern w:val="0"/>
-                <w:szCs w:val="22"/>
-                <w:bdr w:val="none" w:sz="0" w:space="0" w:color="auto" w:frame="1"/>
-                <w:lang w:eastAsia="ca-ES"/>
-              </w:rPr>
-              <w:t>a</w:t>
-            </w:r>
-            <w:r>
-              <w:rPr>
-                <w:rFonts w:cs="Calibri"/>
-                <w:color w:val="1F1F1F"/>
-                <w:kern w:val="0"/>
-                <w:szCs w:val="22"/>
-                <w:bdr w:val="none" w:sz="0" w:space="0" w:color="auto" w:frame="1"/>
-                <w:lang w:eastAsia="ca-ES"/>
-              </w:rPr>
-              <w:t>valuació</w:t>
-            </w:r>
-          </w:p>
-        </w:tc>
-        <w:tc>
-          <w:tcPr>
-            <w:tcW w:w="0" w:type="auto"/>
-            <w:hideMark/>
-          </w:tcPr>
-          <w:p>
-            <w:pPr>
-              <w:spacing w:after="0" w:line="240" w:lineRule="auto"/>
-              <w:jc w:val="center"/>
-              <w:rPr>
-                <w:rFonts w:cs="Calibri"/>
-                <w:color w:val="1F1F1F"/>
-                <w:kern w:val="0"/>
-                <w:szCs w:val="22"/>
-                <w:lang w:eastAsia="ca-ES"/>
-              </w:rPr>
-            </w:pPr>
-            <w:r>
-              <w:rPr>
-                <w:rFonts w:cs="Calibri"/>
-                <w:color w:val="1F1F1F"/>
-                <w:kern w:val="0"/>
-                <w:szCs w:val="22"/>
-                <w:bdr w:val="none" w:sz="0" w:space="0" w:color="auto" w:frame="1"/>
-                <w:lang w:eastAsia="ca-ES"/>
-              </w:rPr>
-              <w:t>0,245</w:t>
-            </w:r>
-          </w:p>
-        </w:tc>
-        <w:tc>
-          <w:tcPr>
-            <w:tcW w:w="0" w:type="auto"/>
-            <w:hideMark/>
-          </w:tcPr>
-          <w:p>
-            <w:pPr>
-              <w:spacing w:after="0" w:line="240" w:lineRule="auto"/>
-              <w:jc w:val="center"/>
-              <w:rPr>
-                <w:rFonts w:cs="Calibri"/>
-                <w:color w:val="1F1F1F"/>
-                <w:kern w:val="0"/>
-                <w:szCs w:val="22"/>
-                <w:lang w:eastAsia="ca-ES"/>
-              </w:rPr>
-            </w:pPr>
-            <w:r>
-              <w:rPr>
-                <w:rFonts w:cs="Calibri"/>
-                <w:color w:val="1F1F1F"/>
-                <w:kern w:val="0"/>
-                <w:szCs w:val="22"/>
-                <w:bdr w:val="none" w:sz="0" w:space="0" w:color="auto" w:frame="1"/>
-                <w:lang w:eastAsia="ca-ES"/>
-              </w:rPr>
-              <w:t>***</w:t>
-            </w:r>
-          </w:p>
-        </w:tc>
-      </w:tr>
-      <w:tr>
-        <w:trPr>
-          <w:jc w:val="center"/>
-        </w:trPr>
-        <w:tc>
-          <w:tcPr>
-            <w:tcW w:w="0" w:type="auto"/>
-            <w:hideMark/>
-          </w:tcPr>
-          <w:p>
-            <w:pPr>
-              <w:spacing w:after="0" w:line="240" w:lineRule="auto"/>
-              <w:jc w:val="center"/>
-              <w:rPr>
-                <w:rFonts w:cs="Calibri"/>
-                <w:color w:val="1F1F1F"/>
-                <w:kern w:val="0"/>
-                <w:szCs w:val="22"/>
-                <w:lang w:eastAsia="ca-ES"/>
-              </w:rPr>
-            </w:pPr>
-            <w:r>
-              <w:rPr>
-                <w:rFonts w:cs="Calibri"/>
-                <w:color w:val="1F1F1F"/>
-                <w:kern w:val="0"/>
-                <w:szCs w:val="22"/>
-                <w:bdr w:val="none" w:sz="0" w:space="0" w:color="auto" w:frame="1"/>
-                <w:lang w:eastAsia="ca-ES"/>
-              </w:rPr>
-              <w:t xml:space="preserve">Nota </w:t>
-            </w:r>
-            <w:r>
-              <w:rPr>
-                <w:rFonts w:cs="Calibri"/>
-                <w:color w:val="1F1F1F"/>
-                <w:kern w:val="0"/>
-                <w:szCs w:val="22"/>
-                <w:bdr w:val="none" w:sz="0" w:space="0" w:color="auto" w:frame="1"/>
-                <w:lang w:eastAsia="ca-ES"/>
-              </w:rPr>
-              <w:t>m</w:t>
-            </w:r>
-            <w:r>
-              <w:rPr>
-                <w:rFonts w:cs="Calibri"/>
-                <w:color w:val="1F1F1F"/>
-                <w:kern w:val="0"/>
-                <w:szCs w:val="22"/>
-                <w:bdr w:val="none" w:sz="0" w:space="0" w:color="auto" w:frame="1"/>
-                <w:lang w:eastAsia="ca-ES"/>
-              </w:rPr>
-              <w:t>itjana</w:t>
-            </w:r>
-          </w:p>
-        </w:tc>
-        <w:tc>
-          <w:tcPr>
-            <w:tcW w:w="0" w:type="auto"/>
-            <w:hideMark/>
-          </w:tcPr>
-          <w:p>
-            <w:pPr>
-              <w:spacing w:after="0" w:line="240" w:lineRule="auto"/>
-              <w:jc w:val="center"/>
-              <w:rPr>
-                <w:rFonts w:cs="Calibri"/>
-                <w:color w:val="1F1F1F"/>
-                <w:kern w:val="0"/>
-                <w:szCs w:val="22"/>
-                <w:lang w:eastAsia="ca-ES"/>
-              </w:rPr>
-            </w:pPr>
-            <w:r>
-              <w:rPr>
-                <w:rFonts w:cs="Calibri"/>
-                <w:color w:val="1F1F1F"/>
-                <w:kern w:val="0"/>
-                <w:szCs w:val="22"/>
-                <w:bdr w:val="none" w:sz="0" w:space="0" w:color="auto" w:frame="1"/>
-                <w:lang w:eastAsia="ca-ES"/>
-              </w:rPr>
-              <w:t>0,232</w:t>
-            </w:r>
-          </w:p>
-        </w:tc>
-        <w:tc>
-          <w:tcPr>
-            <w:tcW w:w="0" w:type="auto"/>
-            <w:hideMark/>
-          </w:tcPr>
-          <w:p>
-            <w:pPr>
-              <w:spacing w:after="0" w:line="240" w:lineRule="auto"/>
-              <w:jc w:val="center"/>
-              <w:rPr>
-                <w:rFonts w:cs="Calibri"/>
-                <w:color w:val="1F1F1F"/>
-                <w:kern w:val="0"/>
-                <w:szCs w:val="22"/>
-                <w:lang w:eastAsia="ca-ES"/>
-              </w:rPr>
-            </w:pPr>
-            <w:r>
-              <w:rPr>
-                <w:rFonts w:cs="Calibri"/>
-                <w:color w:val="1F1F1F"/>
-                <w:kern w:val="0"/>
-                <w:szCs w:val="22"/>
-                <w:bdr w:val="none" w:sz="0" w:space="0" w:color="auto" w:frame="1"/>
-                <w:lang w:eastAsia="ca-ES"/>
-              </w:rPr>
-              <w:t>***</w:t>
-            </w:r>
-          </w:p>
-        </w:tc>
-      </w:tr>
-      <w:tr>
-        <w:trPr>
-          <w:jc w:val="center"/>
-        </w:trPr>
-        <w:tc>
-          <w:tcPr>
-            <w:tcW w:w="0" w:type="auto"/>
-            <w:hideMark/>
-          </w:tcPr>
-          <w:p>
-            <w:pPr>
-              <w:spacing w:after="0" w:line="240" w:lineRule="auto"/>
-              <w:jc w:val="center"/>
-              <w:rPr>
-                <w:rFonts w:cs="Calibri"/>
-                <w:color w:val="1F1F1F"/>
-                <w:kern w:val="0"/>
-                <w:szCs w:val="22"/>
-                <w:lang w:eastAsia="ca-ES"/>
-              </w:rPr>
-            </w:pPr>
-            <w:r>
-              <w:rPr>
-                <w:rFonts w:cs="Calibri"/>
-                <w:color w:val="1F1F1F"/>
-                <w:kern w:val="0"/>
-                <w:szCs w:val="22"/>
-                <w:bdr w:val="none" w:sz="0" w:space="0" w:color="auto" w:frame="1"/>
-                <w:lang w:eastAsia="ca-ES"/>
-              </w:rPr>
-              <w:t>Curs</w:t>
-            </w:r>
-          </w:p>
-        </w:tc>
-        <w:tc>
-          <w:tcPr>
-            <w:tcW w:w="0" w:type="auto"/>
-            <w:hideMark/>
-          </w:tcPr>
-          <w:p>
-            <w:pPr>
-              <w:spacing w:after="0" w:line="240" w:lineRule="auto"/>
-              <w:jc w:val="center"/>
-              <w:rPr>
-                <w:rFonts w:cs="Calibri"/>
-                <w:color w:val="1F1F1F"/>
-                <w:kern w:val="0"/>
-                <w:szCs w:val="22"/>
-                <w:lang w:eastAsia="ca-ES"/>
-              </w:rPr>
-            </w:pPr>
-            <w:r>
-              <w:rPr>
-                <w:rFonts w:cs="Calibri"/>
-                <w:color w:val="1F1F1F"/>
-                <w:kern w:val="0"/>
-                <w:szCs w:val="22"/>
-                <w:bdr w:val="none" w:sz="0" w:space="0" w:color="auto" w:frame="1"/>
-                <w:lang w:eastAsia="ca-ES"/>
-              </w:rPr>
-              <w:t>0,214</w:t>
-            </w:r>
-          </w:p>
-        </w:tc>
-        <w:tc>
-          <w:tcPr>
-            <w:tcW w:w="0" w:type="auto"/>
-            <w:hideMark/>
-          </w:tcPr>
-          <w:p>
-            <w:pPr>
-              <w:spacing w:after="0" w:line="240" w:lineRule="auto"/>
-              <w:jc w:val="center"/>
-              <w:rPr>
-                <w:rFonts w:cs="Calibri"/>
-                <w:color w:val="1F1F1F"/>
-                <w:kern w:val="0"/>
-                <w:szCs w:val="22"/>
-                <w:lang w:eastAsia="ca-ES"/>
-              </w:rPr>
-            </w:pPr>
-            <w:r>
-              <w:rPr>
-                <w:rFonts w:cs="Calibri"/>
-                <w:color w:val="1F1F1F"/>
-                <w:kern w:val="0"/>
-                <w:szCs w:val="22"/>
-                <w:bdr w:val="none" w:sz="0" w:space="0" w:color="auto" w:frame="1"/>
-                <w:lang w:eastAsia="ca-ES"/>
-              </w:rPr>
-              <w:t>**</w:t>
-            </w:r>
-          </w:p>
-        </w:tc>
-      </w:tr>
-      <w:tr>
-        <w:trPr>
-          <w:jc w:val="center"/>
-        </w:trPr>
-        <w:tc>
-          <w:tcPr>
-            <w:tcW w:w="0" w:type="auto"/>
-            <w:hideMark/>
-          </w:tcPr>
-          <w:p>
-            <w:pPr>
-              <w:spacing w:after="0" w:line="240" w:lineRule="auto"/>
-              <w:jc w:val="center"/>
-              <w:rPr>
-                <w:rFonts w:cs="Calibri"/>
-                <w:color w:val="1F1F1F"/>
-                <w:kern w:val="0"/>
-                <w:szCs w:val="22"/>
-                <w:lang w:eastAsia="ca-ES"/>
-              </w:rPr>
-            </w:pPr>
-            <w:r>
-              <w:rPr>
-                <w:rFonts w:cs="Calibri"/>
-                <w:color w:val="1F1F1F"/>
-                <w:kern w:val="0"/>
-                <w:szCs w:val="22"/>
-                <w:bdr w:val="none" w:sz="0" w:space="0" w:color="auto" w:frame="1"/>
-                <w:lang w:eastAsia="ca-ES"/>
-              </w:rPr>
-              <w:t xml:space="preserve">Primer </w:t>
-            </w:r>
-            <w:r>
-              <w:rPr>
-                <w:rFonts w:cs="Calibri"/>
-                <w:color w:val="1F1F1F"/>
-                <w:kern w:val="0"/>
-                <w:szCs w:val="22"/>
-                <w:bdr w:val="none" w:sz="0" w:space="0" w:color="auto" w:frame="1"/>
-                <w:lang w:eastAsia="ca-ES"/>
-              </w:rPr>
-              <w:t>c</w:t>
-            </w:r>
-            <w:r>
-              <w:rPr>
-                <w:rFonts w:cs="Calibri"/>
-                <w:color w:val="1F1F1F"/>
-                <w:kern w:val="0"/>
-                <w:szCs w:val="22"/>
-                <w:bdr w:val="none" w:sz="0" w:space="0" w:color="auto" w:frame="1"/>
-                <w:lang w:eastAsia="ca-ES"/>
-              </w:rPr>
-              <w:t>urs</w:t>
-            </w:r>
-          </w:p>
-        </w:tc>
-        <w:tc>
-          <w:tcPr>
-            <w:tcW w:w="0" w:type="auto"/>
-            <w:hideMark/>
-          </w:tcPr>
-          <w:p>
-            <w:pPr>
-              <w:spacing w:after="0" w:line="240" w:lineRule="auto"/>
-              <w:jc w:val="center"/>
-              <w:rPr>
-                <w:rFonts w:cs="Calibri"/>
-                <w:color w:val="1F1F1F"/>
-                <w:kern w:val="0"/>
-                <w:szCs w:val="22"/>
-                <w:lang w:eastAsia="ca-ES"/>
-              </w:rPr>
-            </w:pPr>
-            <w:r>
-              <w:rPr>
-                <w:rFonts w:cs="Calibri"/>
-                <w:color w:val="1F1F1F"/>
-                <w:kern w:val="0"/>
-                <w:szCs w:val="22"/>
-                <w:bdr w:val="none" w:sz="0" w:space="0" w:color="auto" w:frame="1"/>
-                <w:lang w:eastAsia="ca-ES"/>
-              </w:rPr>
-              <w:t>0,176</w:t>
-            </w:r>
-          </w:p>
-        </w:tc>
-        <w:tc>
-          <w:tcPr>
-            <w:tcW w:w="0" w:type="auto"/>
-            <w:hideMark/>
-          </w:tcPr>
-          <w:p>
-            <w:pPr>
-              <w:spacing w:after="0" w:line="240" w:lineRule="auto"/>
-              <w:jc w:val="center"/>
-              <w:rPr>
-                <w:rFonts w:cs="Calibri"/>
-                <w:color w:val="1F1F1F"/>
-                <w:kern w:val="0"/>
-                <w:szCs w:val="22"/>
-                <w:lang w:eastAsia="ca-ES"/>
-              </w:rPr>
-            </w:pPr>
-            <w:r>
-              <w:rPr>
-                <w:rFonts w:cs="Calibri"/>
-                <w:color w:val="1F1F1F"/>
-                <w:kern w:val="0"/>
-                <w:szCs w:val="22"/>
-                <w:bdr w:val="none" w:sz="0" w:space="0" w:color="auto" w:frame="1"/>
-                <w:lang w:eastAsia="ca-ES"/>
-              </w:rPr>
-              <w:t>**</w:t>
-            </w:r>
-          </w:p>
-        </w:tc>
-      </w:tr>
-      <w:tr>
-        <w:trPr>
-          <w:jc w:val="center"/>
-        </w:trPr>
-        <w:tc>
-          <w:tcPr>
-            <w:tcW w:w="0" w:type="auto"/>
-            <w:hideMark/>
-          </w:tcPr>
-          <w:p>
-            <w:pPr>
-              <w:spacing w:after="0" w:line="240" w:lineRule="auto"/>
-              <w:jc w:val="center"/>
-              <w:rPr>
-                <w:rFonts w:cs="Calibri"/>
-                <w:color w:val="1F1F1F"/>
-                <w:kern w:val="0"/>
-                <w:szCs w:val="22"/>
-                <w:lang w:eastAsia="ca-ES"/>
-              </w:rPr>
-            </w:pPr>
-            <w:r>
-              <w:rPr>
-                <w:rFonts w:cs="Calibri"/>
-                <w:color w:val="1F1F1F"/>
-                <w:kern w:val="0"/>
-                <w:szCs w:val="22"/>
-                <w:bdr w:val="none" w:sz="0" w:space="0" w:color="auto" w:frame="1"/>
-                <w:lang w:eastAsia="ca-ES"/>
-              </w:rPr>
-              <w:t xml:space="preserve">Nota </w:t>
-            </w:r>
-            <w:r>
-              <w:rPr>
-                <w:rFonts w:cs="Calibri"/>
-                <w:color w:val="1F1F1F"/>
-                <w:kern w:val="0"/>
-                <w:szCs w:val="22"/>
-                <w:bdr w:val="none" w:sz="0" w:space="0" w:color="auto" w:frame="1"/>
-                <w:lang w:eastAsia="ca-ES"/>
-              </w:rPr>
-              <w:t>a</w:t>
-            </w:r>
-            <w:r>
-              <w:rPr>
-                <w:rFonts w:cs="Calibri"/>
-                <w:color w:val="1F1F1F"/>
-                <w:kern w:val="0"/>
-                <w:szCs w:val="22"/>
-                <w:bdr w:val="none" w:sz="0" w:space="0" w:color="auto" w:frame="1"/>
-                <w:lang w:eastAsia="ca-ES"/>
-              </w:rPr>
-              <w:t>lta</w:t>
-            </w:r>
-          </w:p>
-        </w:tc>
-        <w:tc>
-          <w:tcPr>
-            <w:tcW w:w="0" w:type="auto"/>
-            <w:hideMark/>
-          </w:tcPr>
-          <w:p>
-            <w:pPr>
-              <w:spacing w:after="0" w:line="240" w:lineRule="auto"/>
-              <w:jc w:val="center"/>
-              <w:rPr>
-                <w:rFonts w:cs="Calibri"/>
-                <w:color w:val="1F1F1F"/>
-                <w:kern w:val="0"/>
-                <w:szCs w:val="22"/>
-                <w:lang w:eastAsia="ca-ES"/>
-              </w:rPr>
-            </w:pPr>
-            <w:r>
-              <w:rPr>
-                <w:rFonts w:cs="Calibri"/>
-                <w:color w:val="1F1F1F"/>
-                <w:kern w:val="0"/>
-                <w:szCs w:val="22"/>
-                <w:bdr w:val="none" w:sz="0" w:space="0" w:color="auto" w:frame="1"/>
-                <w:lang w:eastAsia="ca-ES"/>
-              </w:rPr>
-              <w:t>0,165</w:t>
-            </w:r>
-          </w:p>
-        </w:tc>
-        <w:tc>
-          <w:tcPr>
-            <w:tcW w:w="0" w:type="auto"/>
-            <w:hideMark/>
-          </w:tcPr>
-          <w:p>
-            <w:pPr>
-              <w:spacing w:after="0" w:line="240" w:lineRule="auto"/>
-              <w:jc w:val="center"/>
-              <w:rPr>
-                <w:rFonts w:cs="Calibri"/>
-                <w:color w:val="1F1F1F"/>
-                <w:kern w:val="0"/>
-                <w:szCs w:val="22"/>
-                <w:lang w:eastAsia="ca-ES"/>
-              </w:rPr>
-            </w:pPr>
-            <w:r>
-              <w:rPr>
-                <w:rFonts w:cs="Calibri"/>
-                <w:color w:val="1F1F1F"/>
-                <w:kern w:val="0"/>
-                <w:szCs w:val="22"/>
-                <w:bdr w:val="none" w:sz="0" w:space="0" w:color="auto" w:frame="1"/>
-                <w:lang w:eastAsia="ca-ES"/>
-              </w:rPr>
-              <w:t>**</w:t>
-            </w:r>
-          </w:p>
-        </w:tc>
-      </w:tr>
-      <w:tr>
-        <w:trPr>
-          <w:jc w:val="center"/>
-        </w:trPr>
-        <w:tc>
-          <w:tcPr>
-            <w:tcW w:w="0" w:type="auto"/>
-            <w:hideMark/>
-          </w:tcPr>
-          <w:p>
-            <w:pPr>
-              <w:spacing w:after="0" w:line="240" w:lineRule="auto"/>
-              <w:jc w:val="center"/>
-              <w:rPr>
-                <w:rFonts w:cs="Calibri"/>
-                <w:color w:val="1F1F1F"/>
-                <w:kern w:val="0"/>
-                <w:szCs w:val="22"/>
-                <w:lang w:eastAsia="ca-ES"/>
-              </w:rPr>
-            </w:pPr>
-            <w:r>
-              <w:rPr>
-                <w:rFonts w:cs="Calibri"/>
-                <w:color w:val="1F1F1F"/>
-                <w:kern w:val="0"/>
-                <w:szCs w:val="22"/>
-                <w:bdr w:val="none" w:sz="0" w:space="0" w:color="auto" w:frame="1"/>
-                <w:lang w:eastAsia="ca-ES"/>
-              </w:rPr>
-              <w:t xml:space="preserve">Treball </w:t>
-            </w:r>
-            <w:r>
-              <w:rPr>
-                <w:rFonts w:cs="Calibri"/>
-                <w:color w:val="1F1F1F"/>
-                <w:kern w:val="0"/>
-                <w:szCs w:val="22"/>
-                <w:bdr w:val="none" w:sz="0" w:space="0" w:color="auto" w:frame="1"/>
-                <w:lang w:eastAsia="ca-ES"/>
-              </w:rPr>
-              <w:t>i</w:t>
-            </w:r>
-            <w:r>
-              <w:rPr>
-                <w:rFonts w:cs="Calibri"/>
-                <w:color w:val="1F1F1F"/>
-                <w:kern w:val="0"/>
-                <w:szCs w:val="22"/>
-                <w:bdr w:val="none" w:sz="0" w:space="0" w:color="auto" w:frame="1"/>
-                <w:lang w:eastAsia="ca-ES"/>
-              </w:rPr>
-              <w:t>nten</w:t>
-            </w:r>
-            <w:r>
-              <w:rPr>
-                <w:rFonts w:cs="Calibri"/>
-                <w:color w:val="1F1F1F"/>
-                <w:kern w:val="0"/>
-                <w:szCs w:val="22"/>
-                <w:bdr w:val="none" w:sz="0" w:space="0" w:color="auto" w:frame="1"/>
-                <w:lang w:eastAsia="ca-ES"/>
-              </w:rPr>
-              <w:t>s</w:t>
-            </w:r>
-          </w:p>
-        </w:tc>
-        <w:tc>
-          <w:tcPr>
-            <w:tcW w:w="0" w:type="auto"/>
-            <w:hideMark/>
-          </w:tcPr>
-          <w:p>
-            <w:pPr>
-              <w:spacing w:after="0" w:line="240" w:lineRule="auto"/>
-              <w:jc w:val="center"/>
-              <w:rPr>
-                <w:rFonts w:cs="Calibri"/>
-                <w:color w:val="1F1F1F"/>
-                <w:kern w:val="0"/>
-                <w:szCs w:val="22"/>
-                <w:lang w:eastAsia="ca-ES"/>
-              </w:rPr>
-            </w:pPr>
-            <w:r>
-              <w:rPr>
-                <w:rFonts w:cs="Calibri"/>
-                <w:color w:val="1F1F1F"/>
-                <w:kern w:val="0"/>
-                <w:szCs w:val="22"/>
-                <w:bdr w:val="none" w:sz="0" w:space="0" w:color="auto" w:frame="1"/>
-                <w:lang w:eastAsia="ca-ES"/>
-              </w:rPr>
-              <w:t>0,118</w:t>
-            </w:r>
-          </w:p>
-        </w:tc>
-        <w:tc>
-          <w:tcPr>
-            <w:tcW w:w="0" w:type="auto"/>
-            <w:hideMark/>
-          </w:tcPr>
-          <w:p>
-            <w:pPr>
-              <w:spacing w:after="0" w:line="240" w:lineRule="auto"/>
-              <w:jc w:val="center"/>
-              <w:rPr>
-                <w:rFonts w:cs="Calibri"/>
-                <w:color w:val="1F1F1F"/>
-                <w:kern w:val="0"/>
-                <w:szCs w:val="22"/>
-                <w:lang w:eastAsia="ca-ES"/>
-              </w:rPr>
-            </w:pPr>
-            <w:r>
-              <w:rPr>
-                <w:rFonts w:cs="Calibri"/>
-                <w:color w:val="1F1F1F"/>
-                <w:kern w:val="0"/>
-                <w:szCs w:val="22"/>
-                <w:bdr w:val="none" w:sz="0" w:space="0" w:color="auto" w:frame="1"/>
-                <w:lang w:eastAsia="ca-ES"/>
-              </w:rPr>
-              <w:t>*</w:t>
-            </w:r>
-          </w:p>
-        </w:tc>
-      </w:tr>
-      <w:tr>
-        <w:trPr>
-          <w:jc w:val="center"/>
-        </w:trPr>
-        <w:tc>
-          <w:tcPr>
-            <w:tcW w:w="0" w:type="auto"/>
-            <w:hideMark/>
-          </w:tcPr>
-          <w:p>
-            <w:pPr>
-              <w:spacing w:after="0" w:line="240" w:lineRule="auto"/>
-              <w:jc w:val="center"/>
-              <w:rPr>
-                <w:rFonts w:cs="Calibri"/>
-                <w:color w:val="1F1F1F"/>
-                <w:kern w:val="0"/>
-                <w:szCs w:val="22"/>
-                <w:lang w:eastAsia="ca-ES"/>
-              </w:rPr>
-            </w:pPr>
-            <w:r>
-              <w:rPr>
-                <w:rFonts w:cs="Calibri"/>
-                <w:color w:val="1F1F1F"/>
-                <w:kern w:val="0"/>
-                <w:szCs w:val="22"/>
-                <w:bdr w:val="none" w:sz="0" w:space="0" w:color="auto" w:frame="1"/>
-                <w:lang w:eastAsia="ca-ES"/>
-              </w:rPr>
-              <w:t xml:space="preserve">Doble </w:t>
-            </w:r>
-            <w:r>
-              <w:rPr>
-                <w:rFonts w:cs="Calibri"/>
-                <w:color w:val="1F1F1F"/>
-                <w:kern w:val="0"/>
-                <w:szCs w:val="22"/>
-                <w:bdr w:val="none" w:sz="0" w:space="0" w:color="auto" w:frame="1"/>
-                <w:lang w:eastAsia="ca-ES"/>
-              </w:rPr>
-              <w:t>g</w:t>
-            </w:r>
-            <w:r>
-              <w:rPr>
-                <w:rFonts w:cs="Calibri"/>
-                <w:color w:val="1F1F1F"/>
-                <w:kern w:val="0"/>
-                <w:szCs w:val="22"/>
-                <w:bdr w:val="none" w:sz="0" w:space="0" w:color="auto" w:frame="1"/>
-                <w:lang w:eastAsia="ca-ES"/>
-              </w:rPr>
-              <w:t xml:space="preserve">rau </w:t>
-            </w:r>
-            <w:r>
-              <w:rPr>
-                <w:rFonts w:cs="Calibri"/>
-                <w:color w:val="1F1F1F"/>
-                <w:kern w:val="0"/>
-                <w:szCs w:val="22"/>
-                <w:bdr w:val="none" w:sz="0" w:space="0" w:color="auto" w:frame="1"/>
-                <w:lang w:eastAsia="ca-ES"/>
-              </w:rPr>
-              <w:t>i e</w:t>
-            </w:r>
-            <w:r>
-              <w:rPr>
-                <w:rFonts w:cs="Calibri"/>
-                <w:color w:val="1F1F1F"/>
-                <w:kern w:val="0"/>
-                <w:szCs w:val="22"/>
-                <w:bdr w:val="none" w:sz="0" w:space="0" w:color="auto" w:frame="1"/>
-                <w:lang w:eastAsia="ca-ES"/>
-              </w:rPr>
-              <w:t>stadística</w:t>
-            </w:r>
-          </w:p>
-        </w:tc>
-        <w:tc>
-          <w:tcPr>
-            <w:tcW w:w="0" w:type="auto"/>
-            <w:hideMark/>
-          </w:tcPr>
-          <w:p>
-            <w:pPr>
-              <w:spacing w:after="0" w:line="240" w:lineRule="auto"/>
-              <w:jc w:val="center"/>
-              <w:rPr>
-                <w:rFonts w:cs="Calibri"/>
-                <w:color w:val="1F1F1F"/>
-                <w:kern w:val="0"/>
-                <w:szCs w:val="22"/>
-                <w:lang w:eastAsia="ca-ES"/>
-              </w:rPr>
-            </w:pPr>
-            <w:r>
-              <w:rPr>
-                <w:rFonts w:cs="Calibri"/>
-                <w:color w:val="1F1F1F"/>
-                <w:kern w:val="0"/>
-                <w:szCs w:val="22"/>
-                <w:bdr w:val="none" w:sz="0" w:space="0" w:color="auto" w:frame="1"/>
-                <w:lang w:eastAsia="ca-ES"/>
-              </w:rPr>
-              <w:t>0,109</w:t>
-            </w:r>
-          </w:p>
-        </w:tc>
-        <w:tc>
-          <w:tcPr>
-            <w:tcW w:w="0" w:type="auto"/>
-            <w:hideMark/>
-          </w:tcPr>
-          <w:p>
-            <w:pPr>
-              <w:keepNext/>
-              <w:spacing w:after="0" w:line="240" w:lineRule="auto"/>
-              <w:jc w:val="center"/>
-              <w:rPr>
-                <w:rFonts w:cs="Calibri"/>
-                <w:color w:val="1F1F1F"/>
-                <w:kern w:val="0"/>
-                <w:szCs w:val="22"/>
-                <w:lang w:eastAsia="ca-ES"/>
-              </w:rPr>
-            </w:pPr>
-            <w:r>
-              <w:rPr>
-                <w:rFonts w:cs="Calibri"/>
-                <w:color w:val="1F1F1F"/>
-                <w:kern w:val="0"/>
-                <w:szCs w:val="22"/>
-                <w:bdr w:val="none" w:sz="0" w:space="0" w:color="auto" w:frame="1"/>
-                <w:lang w:eastAsia="ca-ES"/>
-              </w:rPr>
-              <w:t>*</w:t>
-            </w:r>
-          </w:p>
-        </w:tc>
-      </w:tr>
-    </w:tbl>
-    <w:p>
-      <w:pPr>
-        <w:pStyle w:val="Descripcin"/>
-        <w:spacing w:before="240"/>
-        <w:jc w:val="center"/>
-        <w:rPr>
-          <w:rFonts w:eastAsia="Aptos"/>
-          <w:color w:val="auto"/>
-          <w:kern w:val="2"/>
-          <w:szCs w:val="22"/>
-          <w:lang w:eastAsia="en-US"/>
-        </w:rPr>
-      </w:pPr>
-      <w:bookmarkStart w:id="7" w:name="_Ref229253368"/>
-      <w:bookmarkStart w:id="8" w:name="_Ref229253376"/>
-      <w:r>
-        <w:t xml:space="preserve">Taula </w:t>
-      </w:r>
-      <w:r>
-        <w:fldChar w:fldCharType="begin"/>
-      </w:r>
-      <w:r>
-        <w:instrText xml:space="preserve"> SEQ Taula \* ARABIC </w:instrText>
-      </w:r>
-      <w:r>
-        <w:fldChar w:fldCharType="separate"/>
-      </w:r>
-      <w:r>
-        <w:rPr>
-          <w:noProof/>
-        </w:rPr>
-        <w:t>1</w:t>
-      </w:r>
-      <w:r>
-        <w:fldChar w:fldCharType="end"/>
-      </w:r>
-      <w:bookmarkEnd w:id="8"/>
-      <w:r>
-        <w:t>: Associacions significatives de les variables categòriques amb l’assistència</w:t>
-      </w:r>
-      <w:bookmarkEnd w:id="7"/>
-    </w:p>
-    <w:p>
-      <w:pPr>
-        <w:spacing w:line="300" w:lineRule="auto"/>
-        <w:jc w:val="both"/>
-        <w:rPr>
-          <w:rFonts w:eastAsia="Aptos"/>
-          <w:color w:val="auto"/>
-          <w:kern w:val="2"/>
-          <w:szCs w:val="22"/>
-          <w:lang w:eastAsia="en-US"/>
-        </w:rPr>
-      </w:pPr>
-    </w:p>
-    <w:p>
-      <w:pPr>
-        <w:pStyle w:val="Ttulo3"/>
-        <w:rPr>
-          <w:lang w:eastAsia="en-US"/>
-        </w:rPr>
-      </w:pPr>
-      <w:r>
-        <w:rPr>
-          <w:lang w:eastAsia="en-US"/>
-        </w:rPr>
-        <w:t>Associacions entre variables numèriques i l’assistència</w:t>
-      </w:r>
-    </w:p>
-    <w:p>
-      <w:pPr>
-        <w:rPr>
-          <w:lang w:eastAsia="en-US"/>
-        </w:rPr>
-      </w:pPr>
-      <w:r>
-        <w:rPr>
-          <w:lang w:eastAsia="en-US"/>
-        </w:rPr>
-        <w:t xml:space="preserve">Per completar l'EDA, s'han analitzat variables com l'edat o el nombre d'assignatures matriculades mitjançant la correlació de </w:t>
-      </w:r>
-      <w:r>
-        <w:rPr>
-          <w:lang w:eastAsia="en-US"/>
-        </w:rPr>
-        <w:t xml:space="preserve">Spearman </w:t>
-      </w:r>
-      <m:oMath>
-        <m:d>
-          <m:dPr>
-            <m:ctrlPr>
-              <w:rPr>
-                <w:rFonts w:ascii="Cambria Math" w:hAnsi="Cambria Math"/>
-                <w:i/>
-                <w:lang w:eastAsia="en-US"/>
-              </w:rPr>
-            </m:ctrlPr>
-          </m:dPr>
-          <m:e>
-            <m:r>
-              <w:rPr>
-                <w:rFonts w:ascii="Cambria Math" w:hAnsi="Cambria Math"/>
-                <w:lang w:eastAsia="en-US"/>
-              </w:rPr>
-              <m:t>ρ</m:t>
-            </m:r>
-          </m:e>
-        </m:d>
-      </m:oMath>
-      <w:r>
-        <w:rPr>
-          <w:lang w:eastAsia="en-US"/>
-        </w:rPr>
-        <w:t xml:space="preserve">, utilitzant la </w:t>
+        <w:t xml:space="preserve">: </w:t>
+      </w:r>
+      <w:r>
+        <w:rPr>
+          <w:lang w:eastAsia="en-US"/>
+        </w:rPr>
+        <w:t xml:space="preserve">els estudiants irregulars puntuen significativament més alt en el desig d'autonomia d'aprenentatge </w:t>
       </w:r>
       <m:oMath>
         <m:r>
@@ -7312,35 +6128,23 @@
             <w:rFonts w:ascii="Cambria Math" w:hAnsi="Cambria Math"/>
             <w:lang w:eastAsia="en-US"/>
           </w:rPr>
-          <m:t>τ</m:t>
+          <m:t>(M_AUTON, ρ = -0,32)</m:t>
         </m:r>
       </m:oMath>
       <w:r>
         <w:rPr>
           <w:lang w:eastAsia="en-US"/>
         </w:rPr>
-        <w:t xml:space="preserve"> de Kendall com a mesura de robustesa degut a l'elevat nombre d'empats en les respostes. </w:t>
-      </w:r>
-    </w:p>
-    <w:p>
-      <w:pPr>
-        <w:rPr>
-          <w:lang w:eastAsia="en-US"/>
-        </w:rPr>
-      </w:pPr>
-      <w:r>
-        <w:rPr>
-          <w:lang w:eastAsia="en-US"/>
-        </w:rPr>
-        <w:t>L'edat i la càrrega lectiva (nombre d'assignatures) no mostren cap relació significativa amb el grup d'assistència (tots els p &gt; 0,12). El temps de desplaçament presenta una tendència positiva (r = 0,11) però no assoleix significació estadística (p = 0,076). Aquests resultats suggereixen que l'absentisme és un fenomen transversal que no s'explica per variables logístiques o de càrrega objectiva.</w:t>
+        <w:t>, cosa que suggereix que no és desmotivació sinó una preferència per aprendre fora de l'aula</w:t>
       </w:r>
     </w:p>
     <w:p>
       <w:pPr>
         <w:numPr>
           <w:ilvl w:val="0"/>
-          <w:numId w:val="23"/>
+          <w:numId w:val="22"/>
         </w:numPr>
+        <w:jc w:val="both"/>
         <w:rPr>
           <w:lang w:eastAsia="en-US"/>
         </w:rPr>
@@ -7351,38 +6155,76 @@
           <w:bCs/>
           <w:lang w:eastAsia="en-US"/>
         </w:rPr>
-        <w:t>Edat i Càrrega</w:t>
-      </w:r>
-      <w:r>
-        <w:rPr>
-          <w:lang w:eastAsia="en-US"/>
-        </w:rPr>
-        <w:t xml:space="preserve">: No es detecta una relació lineal forta entre l'edat i l'assistència, el que suggereix que l'absentisme és un fenomen transversal a diferents moments vitals de l'estudiant. </w:t>
-      </w:r>
-    </w:p>
-    <w:p>
-      <w:pPr>
-        <w:numPr>
-          <w:ilvl w:val="0"/>
-          <w:numId w:val="23"/>
-        </w:numPr>
-        <w:rPr>
-          <w:lang w:eastAsia="en-US"/>
-        </w:rPr>
-      </w:pPr>
-      <w:r>
-        <w:rPr>
-          <w:b/>
-          <w:bCs/>
-          <w:lang w:eastAsia="en-US"/>
-        </w:rPr>
-        <w:t>Distància de desplaçament</w:t>
-      </w:r>
-      <w:r>
-        <w:rPr>
-          <w:lang w:eastAsia="en-US"/>
-        </w:rPr>
-        <w:t>: Tot i que es podria hipotezar que una distància més llarga a la facultat reduiria l'assistència, els test de Mann-Whitney U no mostren diferències prou consistents per considerar-lo un factor determinant en aquesta mostra</w:t>
+        <w:t>Metodologia Docent</w:t>
+      </w:r>
+      <w:r>
+        <w:rPr>
+          <w:lang w:eastAsia="en-US"/>
+        </w:rPr>
+        <w:t>: Les variables relacionades amb la percepció de "classe massa teòrica"</w:t>
+      </w:r>
+      <w:r>
+        <w:rPr>
+          <w:lang w:eastAsia="en-US"/>
+        </w:rPr>
+        <w:t xml:space="preserve"> </w:t>
+      </w:r>
+      <m:oMath>
+        <m:r>
+          <w:rPr>
+            <w:rFonts w:ascii="Cambria Math" w:hAnsi="Cambria Math"/>
+            <w:lang w:eastAsia="en-US"/>
+          </w:rPr>
+          <m:t>(M_TEOR: ρ = -0,289)</m:t>
+        </m:r>
+      </m:oMath>
+      <w:r>
+        <w:rPr>
+          <w:lang w:eastAsia="en-US"/>
+        </w:rPr>
+        <w:t xml:space="preserve">, </w:t>
+      </w:r>
+      <w:r>
+        <w:rPr>
+          <w:lang w:eastAsia="en-US"/>
+        </w:rPr>
+        <w:t>"manca de valor afegit del professor"</w:t>
+      </w:r>
+      <w:r>
+        <w:rPr>
+          <w:lang w:eastAsia="en-US"/>
+        </w:rPr>
+        <w:t xml:space="preserve"> </w:t>
+      </w:r>
+      <m:oMath>
+        <m:r>
+          <w:rPr>
+            <w:rFonts w:ascii="Cambria Math" w:hAnsi="Cambria Math"/>
+            <w:lang w:eastAsia="en-US"/>
+          </w:rPr>
+          <m:t>(M_PROF: ρ = -0,275)</m:t>
+        </m:r>
+      </m:oMath>
+      <w:r>
+        <w:rPr>
+          <w:lang w:eastAsia="en-US"/>
+        </w:rPr>
+        <w:t xml:space="preserve"> o classes on el paper de l’alumnat és passiu </w:t>
+      </w:r>
+      <m:oMath>
+        <m:r>
+          <w:rPr>
+            <w:rFonts w:ascii="Cambria Math" w:hAnsi="Cambria Math"/>
+            <w:lang w:eastAsia="en-US"/>
+          </w:rPr>
+          <m:t xml:space="preserve">(M_PASSIU: ρ = -0,232) </m:t>
+        </m:r>
+      </m:oMath>
+      <w:r>
+        <w:rPr>
+          <w:lang w:eastAsia="en-US"/>
+        </w:rPr>
+        <w:t xml:space="preserve">presenten diferències significatives, confirmant que el format de la classe és un detonant de l'absentisme. </w:t>
       </w:r>
     </w:p>
     <w:p>
@@ -7410,16 +6252,6 @@
           <w:lang w:eastAsia="en-US"/>
         </w:rPr>
       </w:pPr>
-      <w:r>
-        <w:rPr>
-          <w:rFonts w:eastAsia="Aptos"/>
-          <w:color w:val="auto"/>
-          <w:kern w:val="2"/>
-          <w:szCs w:val="22"/>
-          <w:lang w:eastAsia="en-US"/>
-        </w:rPr>
-        <w:br w:type="page"/>
-      </w:r>
     </w:p>
     <w:p>
       <w:pPr>
@@ -7436,18 +6268,99 @@
     </w:p>
     <w:p>
       <w:pPr>
-        <w:pStyle w:val="Ttulo1"/>
-      </w:pPr>
-      <w:r>
-        <w:t>Anàlisi factorial exploratòria (EFA)</w:t>
-      </w:r>
-    </w:p>
-    <w:p>
-      <w:pPr>
-        <w:pStyle w:val="Ttulo2"/>
-      </w:pPr>
-      <w:r>
-        <w:t>Introducció i justificació del model</w:t>
+        <w:keepNext/>
+        <w:spacing w:after="0" w:line="300" w:lineRule="auto"/>
+        <w:jc w:val="center"/>
+      </w:pPr>
+      <w:r>
+        <w:rPr>
+          <w:rFonts w:eastAsia="Aptos"/>
+          <w:noProof/>
+          <w:color w:val="auto"/>
+          <w:kern w:val="2"/>
+          <w:szCs w:val="22"/>
+          <w:lang w:eastAsia="en-US"/>
+        </w:rPr>
+        <w:lastRenderedPageBreak/>
+        <w:drawing>
+          <wp:inline distT="0" distB="0" distL="0" distR="0" wp14:anchorId="5C10D206" wp14:editId="07AC1C1E">
+            <wp:extent cx="3600000" cy="2689417"/>
+            <wp:effectExtent l="0" t="0" r="635" b="0"/>
+            <wp:docPr id="1189817078" name="Imagen 8"/>
+            <wp:cNvGraphicFramePr>
+              <a:graphicFrameLocks xmlns:a="http://schemas.openxmlformats.org/drawingml/2006/main" noChangeAspect="1"/>
+            </wp:cNvGraphicFramePr>
+            <a:graphic xmlns:a="http://schemas.openxmlformats.org/drawingml/2006/main">
+              <a:graphicData uri="http://schemas.openxmlformats.org/drawingml/2006/picture">
+                <pic:pic xmlns:pic="http://schemas.openxmlformats.org/drawingml/2006/picture">
+                  <pic:nvPicPr>
+                    <pic:cNvPr id="0" name="Picture 13"/>
+                    <pic:cNvPicPr>
+                      <a:picLocks noChangeAspect="1" noChangeArrowheads="1"/>
+                    </pic:cNvPicPr>
+                  </pic:nvPicPr>
+                  <pic:blipFill rotWithShape="1">
+                    <a:blip r:embed="rId19" cstate="print">
+                      <a:extLst>
+                        <a:ext uri="{28A0092B-C50C-407E-A947-70E740481C1C}">
+                          <a14:useLocalDpi xmlns:a14="http://schemas.microsoft.com/office/drawing/2010/main" val="0"/>
+                        </a:ext>
+                      </a:extLst>
+                    </a:blip>
+                    <a:srcRect t="6615"/>
+                    <a:stretch>
+                      <a:fillRect/>
+                    </a:stretch>
+                  </pic:blipFill>
+                  <pic:spPr bwMode="auto">
+                    <a:xfrm>
+                      <a:off x="0" y="0"/>
+                      <a:ext cx="3600000" cy="2689417"/>
+                    </a:xfrm>
+                    <a:prstGeom prst="rect">
+                      <a:avLst/>
+                    </a:prstGeom>
+                    <a:noFill/>
+                    <a:ln>
+                      <a:noFill/>
+                    </a:ln>
+                    <a:extLst>
+                      <a:ext uri="{53640926-AAD7-44D8-BBD7-CCE9431645EC}">
+                        <a14:shadowObscured xmlns:a14="http://schemas.microsoft.com/office/drawing/2010/main"/>
+                      </a:ext>
+                    </a:extLst>
+                  </pic:spPr>
+                </pic:pic>
+              </a:graphicData>
+            </a:graphic>
+          </wp:inline>
+        </w:drawing>
+      </w:r>
+    </w:p>
+    <w:p>
+      <w:pPr>
+        <w:pStyle w:val="Descripcin"/>
+        <w:jc w:val="center"/>
+      </w:pPr>
+      <w:r>
+        <w:t xml:space="preserve">Gràfic </w:t>
+      </w:r>
+      <w:fldSimple w:instr=" SEQ Gràfic \* ARABIC ">
+        <w:r>
+          <w:rPr>
+            <w:noProof/>
+          </w:rPr>
+          <w:t>9</w:t>
+        </w:r>
+      </w:fldSimple>
+      <w:r>
+        <w:t xml:space="preserve">: Rank-biserial de la percepció de l’alumnat amb l’assistència </w:t>
+      </w:r>
+      <w:r>
+        <w:rPr>
+          <w:rStyle w:val="Refdenotaalpie"/>
+        </w:rPr>
+        <w:footnoteReference w:id="1"/>
       </w:r>
     </w:p>
     <w:p>
@@ -7462,76 +6375,6 @@
           <w:lang w:eastAsia="en-US"/>
         </w:rPr>
       </w:pPr>
-      <w:r>
-        <w:rPr>
-          <w:rFonts w:eastAsia="Aptos"/>
-          <w:color w:val="auto"/>
-          <w:kern w:val="2"/>
-          <w:szCs w:val="22"/>
-          <w:lang w:eastAsia="en-US"/>
-        </w:rPr>
-        <w:t xml:space="preserve">El qüestionari d'aquest estudi recull una gran quantitat d'informació a través de diferents preguntes en escala Likert, dividides en tres blocs centrals: motius de no assistència, estratègies </w:t>
-      </w:r>
-      <w:r>
-        <w:rPr>
-          <w:rFonts w:eastAsia="Aptos"/>
-          <w:color w:val="auto"/>
-          <w:kern w:val="2"/>
-          <w:szCs w:val="22"/>
-          <w:lang w:eastAsia="en-US"/>
-        </w:rPr>
-        <w:t xml:space="preserve">de l’alumnat per anar a classe </w:t>
-      </w:r>
-      <w:r>
-        <w:rPr>
-          <w:rFonts w:eastAsia="Aptos"/>
-          <w:color w:val="auto"/>
-          <w:kern w:val="2"/>
-          <w:szCs w:val="22"/>
-          <w:lang w:eastAsia="en-US"/>
-        </w:rPr>
-        <w:t xml:space="preserve">i ús de la intel·ligència artificial. Si introduíssim totes aquestes variables de forma aïllada en els models predictius posteriors, </w:t>
-      </w:r>
-      <w:r>
-        <w:rPr>
-          <w:rFonts w:eastAsia="Aptos"/>
-          <w:color w:val="auto"/>
-          <w:kern w:val="2"/>
-          <w:szCs w:val="22"/>
-          <w:lang w:eastAsia="en-US"/>
-        </w:rPr>
-        <w:t>hi hauria</w:t>
-      </w:r>
-      <w:r>
-        <w:rPr>
-          <w:rFonts w:eastAsia="Aptos"/>
-          <w:color w:val="auto"/>
-          <w:kern w:val="2"/>
-          <w:szCs w:val="22"/>
-          <w:lang w:eastAsia="en-US"/>
-        </w:rPr>
-        <w:t xml:space="preserve"> problemes de multicol·linealitat i excés de soroll estadístic</w:t>
-      </w:r>
-      <w:r>
-        <w:rPr>
-          <w:rFonts w:eastAsia="Aptos"/>
-          <w:color w:val="auto"/>
-          <w:kern w:val="2"/>
-          <w:szCs w:val="22"/>
-          <w:lang w:eastAsia="en-US"/>
-        </w:rPr>
-        <w:t>, ja que per cada variable caldria crear 5 dummies</w:t>
-      </w:r>
-      <w:r>
-        <w:rPr>
-          <w:rFonts w:eastAsia="Aptos"/>
-          <w:color w:val="auto"/>
-          <w:kern w:val="2"/>
-          <w:szCs w:val="22"/>
-          <w:lang w:eastAsia="en-US"/>
-        </w:rPr>
-        <w:t>. Per tant, l'objectiu d'aquest apartat és reduir la dimensionalitat de la base de dades, agrupant les variables de cada bloc en uns pocs factors.</w:t>
-      </w:r>
     </w:p>
     <w:p>
       <w:pPr>
@@ -7553,323 +6396,602 @@
           <w:szCs w:val="22"/>
           <w:lang w:eastAsia="en-US"/>
         </w:rPr>
-        <w:t xml:space="preserve">Per fer-ho, </w:t>
-      </w:r>
-      <w:r>
-        <w:rPr>
-          <w:rFonts w:eastAsia="Aptos"/>
-          <w:color w:val="auto"/>
-          <w:kern w:val="2"/>
-          <w:szCs w:val="22"/>
-          <w:lang w:eastAsia="en-US"/>
-        </w:rPr>
-        <w:t>s’ha</w:t>
-      </w:r>
-      <w:r>
-        <w:rPr>
-          <w:rFonts w:eastAsia="Aptos"/>
-          <w:color w:val="auto"/>
-          <w:kern w:val="2"/>
-          <w:szCs w:val="22"/>
-          <w:lang w:eastAsia="en-US"/>
-        </w:rPr>
-        <w:t xml:space="preserve"> optat per l'Anàlisi Factorial Exploratòria (EFA) en lloc de l'Anàlisi de Components Principals (PCA). La raó és purament teòrica i conceptual: mentre que el PCA és una tècnica estrictament matemàtica que busca comprimir la variància total en menys variables, l'EFA assumeix que existeixen constructes latents (factors que no podem observar ni mesurar directament, com la "desmotivació" o "l'autogestió") que són els que causen que les respostes dels estudiants estiguin correlacionades. Com que </w:t>
-      </w:r>
-      <w:r>
-        <w:rPr>
-          <w:rFonts w:eastAsia="Aptos"/>
-          <w:color w:val="auto"/>
-          <w:kern w:val="2"/>
-          <w:szCs w:val="22"/>
-          <w:lang w:eastAsia="en-US"/>
-        </w:rPr>
-        <w:t>l’</w:t>
-      </w:r>
-      <w:r>
-        <w:rPr>
-          <w:rFonts w:eastAsia="Aptos"/>
-          <w:color w:val="auto"/>
-          <w:kern w:val="2"/>
-          <w:szCs w:val="22"/>
-          <w:lang w:eastAsia="en-US"/>
-        </w:rPr>
-        <w:t>objectiu final no és només "comprimir dades", sinó entendre els motius reals pels quals els estudiants falten a classe per poder classificar-los en perfils i buscar solucions personalitzades, l'EFA és l'eina adequada.</w:t>
-      </w:r>
-    </w:p>
-    <w:p>
-      <w:pPr>
-        <w:pStyle w:val="Ttulo2"/>
-      </w:pPr>
-      <w:r>
-        <w:t>Metodologia</w:t>
-      </w:r>
-    </w:p>
-    <w:p>
-      <w:pPr>
-        <w:jc w:val="both"/>
-        <w:rPr>
-          <w:rFonts w:eastAsia="Aptos"/>
-          <w:lang w:eastAsia="en-US"/>
-        </w:rPr>
-      </w:pPr>
-      <w:r>
-        <w:rPr>
-          <w:rFonts w:eastAsia="Aptos"/>
-          <w:lang w:eastAsia="en-US"/>
-        </w:rPr>
-        <w:t xml:space="preserve">Abans d'intentar agrupar les variables, </w:t>
-      </w:r>
-      <w:r>
-        <w:rPr>
-          <w:rFonts w:eastAsia="Aptos"/>
-          <w:lang w:eastAsia="en-US"/>
-        </w:rPr>
-        <w:t>cal</w:t>
-      </w:r>
-      <w:r>
-        <w:rPr>
-          <w:rFonts w:eastAsia="Aptos"/>
-          <w:lang w:eastAsia="en-US"/>
-        </w:rPr>
-        <w:t xml:space="preserve"> comprovar que les dades realment amaguen una estructura agrupable. Per això </w:t>
-      </w:r>
-      <w:r>
-        <w:rPr>
-          <w:rFonts w:eastAsia="Aptos"/>
-          <w:lang w:eastAsia="en-US"/>
-        </w:rPr>
-        <w:t>s’han</w:t>
-      </w:r>
-      <w:r>
-        <w:rPr>
-          <w:rFonts w:eastAsia="Aptos"/>
-          <w:lang w:eastAsia="en-US"/>
-        </w:rPr>
-        <w:t xml:space="preserve"> aplicat dues proves:</w:t>
-      </w:r>
-    </w:p>
-    <w:p>
-      <w:pPr>
-        <w:numPr>
-          <w:ilvl w:val="0"/>
-          <w:numId w:val="24"/>
-        </w:numPr>
-        <w:jc w:val="both"/>
-        <w:rPr>
-          <w:rFonts w:eastAsia="Aptos"/>
-          <w:lang w:eastAsia="en-US"/>
-        </w:rPr>
-      </w:pPr>
-      <w:r>
-        <w:rPr>
-          <w:rFonts w:eastAsia="Aptos"/>
-          <w:b/>
-          <w:bCs/>
-          <w:lang w:eastAsia="en-US"/>
-        </w:rPr>
-        <w:t>L'índex KMO (Kaiser-Meyer-Olkin):</w:t>
-      </w:r>
-      <w:r>
-        <w:rPr>
-          <w:rFonts w:eastAsia="Aptos"/>
-          <w:lang w:eastAsia="en-US"/>
-        </w:rPr>
-        <w:t xml:space="preserve"> Avalua si les correlacions parcials entre variables són prou fortes en comparació amb les correlacions totals</w:t>
-      </w:r>
-      <w:r>
-        <w:rPr>
-          <w:rFonts w:eastAsia="Aptos"/>
-          <w:lang w:eastAsia="en-US"/>
-        </w:rPr>
-        <w:t>, per veure si realment val la pena agrupar-les</w:t>
-      </w:r>
-      <w:r>
-        <w:rPr>
-          <w:rFonts w:eastAsia="Aptos"/>
-          <w:lang w:eastAsia="en-US"/>
-        </w:rPr>
-        <w:t xml:space="preserve">. Els blocs </w:t>
-      </w:r>
-      <w:r>
-        <w:rPr>
-          <w:rFonts w:eastAsia="Aptos"/>
-          <w:lang w:eastAsia="en-US"/>
-        </w:rPr>
-        <w:t xml:space="preserve">estudiats </w:t>
-      </w:r>
-      <w:r>
-        <w:rPr>
-          <w:rFonts w:eastAsia="Aptos"/>
-          <w:lang w:eastAsia="en-US"/>
-        </w:rPr>
-        <w:t>han donat valors acceptables (superiors a 0.7), la qual cosa confirma que la proporció de variància comuna és alta i té sentit aplicar</w:t>
-      </w:r>
-      <w:r>
-        <w:rPr>
-          <w:rFonts w:eastAsia="Aptos"/>
-          <w:lang w:eastAsia="en-US"/>
-        </w:rPr>
-        <w:t xml:space="preserve"> aquesta metodologia</w:t>
-      </w:r>
-      <w:r>
-        <w:rPr>
-          <w:rFonts w:eastAsia="Aptos"/>
-          <w:lang w:eastAsia="en-US"/>
-        </w:rPr>
-        <w:t>.</w:t>
-      </w:r>
-    </w:p>
-    <w:p>
-      <w:pPr>
-        <w:numPr>
-          <w:ilvl w:val="0"/>
-          <w:numId w:val="24"/>
-        </w:numPr>
-        <w:jc w:val="both"/>
-        <w:rPr>
-          <w:rFonts w:eastAsia="Aptos"/>
-          <w:lang w:eastAsia="en-US"/>
-        </w:rPr>
-      </w:pPr>
-      <w:r>
-        <w:rPr>
-          <w:rFonts w:eastAsia="Aptos"/>
-          <w:b/>
-          <w:bCs/>
-          <w:lang w:eastAsia="en-US"/>
-        </w:rPr>
-        <w:t>Test d'esfericitat de Bartlett:</w:t>
-      </w:r>
-      <w:r>
-        <w:rPr>
-          <w:rFonts w:eastAsia="Aptos"/>
-          <w:lang w:eastAsia="en-US"/>
-        </w:rPr>
-        <w:t xml:space="preserve"> Aquest test contrasta la hipòtesi nul·la que la matriu de correlacions és una matriu identitat (on les variables són totalment independents). Amb p-valors significatius (</w:t>
+        <w:t>Un dels resultats més remarcables d</w:t>
+      </w:r>
+      <w:r>
+        <w:rPr>
+          <w:rFonts w:eastAsia="Aptos"/>
+          <w:color w:val="auto"/>
+          <w:kern w:val="2"/>
+          <w:szCs w:val="22"/>
+          <w:lang w:eastAsia="en-US"/>
+        </w:rPr>
+        <w:t xml:space="preserve">’aquest apartat i que confirma el que s’ha observat a la descriptiva, </w:t>
+      </w:r>
+      <w:r>
+        <w:rPr>
+          <w:rFonts w:eastAsia="Aptos"/>
+          <w:color w:val="auto"/>
+          <w:kern w:val="2"/>
+          <w:szCs w:val="22"/>
+          <w:lang w:eastAsia="en-US"/>
+        </w:rPr>
+        <w:t xml:space="preserve">és que pràcticament cap de les estratègies docents proposades mostra diferències significatives entre grups. De les onze variables d'estratègies, només E_HORA (preferència per horaris favorables, </w:t>
       </w:r>
       <m:oMath>
         <m:r>
           <w:rPr>
             <w:rFonts w:ascii="Cambria Math" w:eastAsia="Aptos" w:hAnsi="Cambria Math"/>
+            <w:color w:val="auto"/>
+            <w:kern w:val="2"/>
+            <w:szCs w:val="22"/>
             <w:lang w:eastAsia="en-US"/>
           </w:rPr>
-          <m:t>p &lt; 0.05</m:t>
+          <m:t>ρ = -0,159, p = 0,003</m:t>
         </m:r>
       </m:oMath>
       <w:r>
         <w:rPr>
           <w:rFonts w:eastAsia="Aptos"/>
-          <w:lang w:eastAsia="en-US"/>
-        </w:rPr>
-        <w:t xml:space="preserve">) a tots els blocs, </w:t>
-      </w:r>
-      <w:r>
-        <w:rPr>
-          <w:rFonts w:eastAsia="Aptos"/>
-          <w:lang w:eastAsia="en-US"/>
-        </w:rPr>
-        <w:t>es rebutja</w:t>
-      </w:r>
-      <w:r>
-        <w:rPr>
-          <w:rFonts w:eastAsia="Aptos"/>
-          <w:lang w:eastAsia="en-US"/>
-        </w:rPr>
-        <w:t xml:space="preserve"> aquesta hipòtesi i </w:t>
-      </w:r>
-      <w:r>
-        <w:rPr>
-          <w:rFonts w:eastAsia="Aptos"/>
-          <w:lang w:eastAsia="en-US"/>
-        </w:rPr>
-        <w:t>es valida</w:t>
-      </w:r>
-      <w:r>
-        <w:rPr>
-          <w:rFonts w:eastAsia="Aptos"/>
-          <w:lang w:eastAsia="en-US"/>
-        </w:rPr>
-        <w:t xml:space="preserve"> que hi ha relacions explotables.</w:t>
-      </w:r>
-    </w:p>
-    <w:p>
-      <w:pPr>
+          <w:color w:val="auto"/>
+          <w:kern w:val="2"/>
+          <w:szCs w:val="22"/>
+          <w:lang w:eastAsia="en-US"/>
+        </w:rPr>
+        <w:t xml:space="preserve">) i E_DINAM (classes més dinàmiques, </w:t>
+      </w:r>
+      <m:oMath>
+        <m:r>
+          <w:rPr>
+            <w:rFonts w:ascii="Cambria Math" w:eastAsia="Aptos" w:hAnsi="Cambria Math"/>
+            <w:color w:val="auto"/>
+            <w:kern w:val="2"/>
+            <w:szCs w:val="22"/>
+            <w:lang w:eastAsia="en-US"/>
+          </w:rPr>
+          <m:t>ρ = 0,113, p = 0,037</m:t>
+        </m:r>
+      </m:oMath>
+      <w:r>
+        <w:rPr>
+          <w:rFonts w:eastAsia="Aptos"/>
+          <w:color w:val="auto"/>
+          <w:kern w:val="2"/>
+          <w:szCs w:val="22"/>
+          <w:lang w:eastAsia="en-US"/>
+        </w:rPr>
+        <w:t xml:space="preserve">) assoleixen significació estadística, i ambdues amb magnituds baixes. La resta </w:t>
+      </w:r>
+      <w:r>
+        <w:rPr>
+          <w:rFonts w:eastAsia="Aptos"/>
+          <w:color w:val="auto"/>
+          <w:kern w:val="2"/>
+          <w:szCs w:val="22"/>
+          <w:lang w:eastAsia="en-US"/>
+        </w:rPr>
+        <w:t>(</w:t>
+      </w:r>
+      <w:r>
+        <w:rPr>
+          <w:rFonts w:eastAsia="Aptos"/>
+          <w:color w:val="auto"/>
+          <w:kern w:val="2"/>
+          <w:szCs w:val="22"/>
+          <w:lang w:eastAsia="en-US"/>
+        </w:rPr>
+        <w:t>classes més curtes, descans intermedi, avaluació contínua, reducció de grup, participació activa, millora de l'explicació, clima d'aula o ritme</w:t>
+      </w:r>
+      <w:r>
+        <w:rPr>
+          <w:rFonts w:eastAsia="Aptos"/>
+          <w:color w:val="auto"/>
+          <w:kern w:val="2"/>
+          <w:szCs w:val="22"/>
+          <w:lang w:eastAsia="en-US"/>
+        </w:rPr>
+        <w:t>)</w:t>
+      </w:r>
+      <w:r>
+        <w:rPr>
+          <w:rFonts w:eastAsia="Aptos"/>
+          <w:color w:val="auto"/>
+          <w:kern w:val="2"/>
+          <w:szCs w:val="22"/>
+          <w:lang w:eastAsia="en-US"/>
+        </w:rPr>
+        <w:t xml:space="preserve"> no presenten cap diferència entre assistents regulars i irregulars (tots els </w:t>
+      </w:r>
+      <m:oMath>
+        <m:r>
+          <w:rPr>
+            <w:rFonts w:ascii="Cambria Math" w:eastAsia="Aptos" w:hAnsi="Cambria Math"/>
+            <w:color w:val="auto"/>
+            <w:kern w:val="2"/>
+            <w:szCs w:val="22"/>
+            <w:lang w:eastAsia="en-US"/>
+          </w:rPr>
+          <m:t>p &gt; 0,08</m:t>
+        </m:r>
+      </m:oMath>
+      <w:r>
+        <w:rPr>
+          <w:rFonts w:eastAsia="Aptos"/>
+          <w:color w:val="auto"/>
+          <w:kern w:val="2"/>
+          <w:szCs w:val="22"/>
+          <w:lang w:eastAsia="en-US"/>
+        </w:rPr>
+        <w:t>).</w:t>
+      </w:r>
+    </w:p>
+    <w:p>
+      <w:pPr>
+        <w:spacing w:line="300" w:lineRule="auto"/>
         <w:jc w:val="both"/>
         <w:rPr>
           <w:rFonts w:eastAsia="Aptos"/>
-          <w:lang w:eastAsia="en-US"/>
-        </w:rPr>
-      </w:pPr>
-      <w:r>
-        <w:rPr>
-          <w:rFonts w:eastAsia="Aptos"/>
-          <w:lang w:eastAsia="en-US"/>
-        </w:rPr>
-        <w:t xml:space="preserve">Per decidir quants factors </w:t>
-      </w:r>
-      <w:r>
-        <w:rPr>
-          <w:rFonts w:eastAsia="Aptos"/>
-          <w:lang w:eastAsia="en-US"/>
-        </w:rPr>
-        <w:t>es necessitaven</w:t>
-      </w:r>
-      <w:r>
-        <w:rPr>
-          <w:rFonts w:eastAsia="Aptos"/>
-          <w:lang w:eastAsia="en-US"/>
-        </w:rPr>
-        <w:t xml:space="preserve"> crear, no ens hem limitat a la regla clàssica de Kaiser (quedar-nos amb els factors amb valors propis majors a 1), ja que tendeix a sobreestimar les </w:t>
-      </w:r>
-      <w:r>
-        <w:rPr>
-          <w:rFonts w:eastAsia="Aptos"/>
+          <w:color w:val="auto"/>
+          <w:kern w:val="2"/>
+          <w:szCs w:val="22"/>
+          <w:lang w:eastAsia="en-US"/>
+        </w:rPr>
+      </w:pPr>
+      <w:r>
+        <w:rPr>
+          <w:rFonts w:eastAsia="Aptos"/>
+          <w:color w:val="auto"/>
+          <w:kern w:val="2"/>
+          <w:szCs w:val="22"/>
+          <w:lang w:eastAsia="en-US"/>
+        </w:rPr>
+        <w:t xml:space="preserve">Això confirma el que s’ha comentat a l’apartat anterior: </w:t>
+      </w:r>
+      <w:r>
+        <w:rPr>
+          <w:rFonts w:eastAsia="Aptos"/>
+          <w:color w:val="auto"/>
+          <w:kern w:val="2"/>
+          <w:szCs w:val="22"/>
+          <w:lang w:eastAsia="en-US"/>
+        </w:rPr>
+        <w:t>les preferències pedagògiques no discriminen entre ambdós grups, per tant, el fet de fer aquests canvis metodològics pot ser que no siguin suficients per revertir l’absentisme.</w:t>
+      </w:r>
+    </w:p>
+    <w:p>
+      <w:pPr>
+        <w:spacing w:line="300" w:lineRule="auto"/>
+        <w:jc w:val="both"/>
+        <w:rPr>
+          <w:rFonts w:eastAsia="Aptos"/>
+          <w:color w:val="auto"/>
+          <w:kern w:val="2"/>
+          <w:szCs w:val="22"/>
+          <w:lang w:eastAsia="en-US"/>
+        </w:rPr>
+      </w:pPr>
+      <w:r>
+        <w:rPr>
+          <w:rFonts w:eastAsia="Aptos"/>
+          <w:color w:val="auto"/>
+          <w:kern w:val="2"/>
+          <w:szCs w:val="22"/>
+          <w:lang w:eastAsia="en-US"/>
+        </w:rPr>
+        <w:t>Aquests resultats apunten que l'absentisme no s'explica per factors logístics o de càrrega, sinó per percepcions més profundes sobre el valor de la classe. Per entendre millor l'estructura d'aquests factors, el capítol següent aplica una Anàlisi Factorial Exploratòria (EFA).</w:t>
+      </w:r>
+      <w:r>
+        <w:rPr>
+          <w:rFonts w:eastAsia="Aptos"/>
+          <w:color w:val="auto"/>
+          <w:kern w:val="2"/>
+          <w:szCs w:val="22"/>
+          <w:lang w:eastAsia="en-US"/>
+        </w:rPr>
+        <w:br w:type="page"/>
+      </w:r>
+    </w:p>
+    <w:p>
+      <w:pPr>
+        <w:spacing w:line="300" w:lineRule="auto"/>
+        <w:jc w:val="both"/>
+        <w:rPr>
+          <w:rFonts w:eastAsia="Aptos"/>
+          <w:color w:val="auto"/>
+          <w:kern w:val="2"/>
+          <w:szCs w:val="22"/>
+          <w:lang w:eastAsia="en-US"/>
+        </w:rPr>
+      </w:pPr>
+    </w:p>
+    <w:p>
+      <w:pPr>
+        <w:pStyle w:val="Ttulo1"/>
+      </w:pPr>
+      <w:r>
+        <w:t>Anàlisi factorial exploratòria (EFA)</w:t>
+      </w:r>
+    </w:p>
+    <w:p>
+      <w:pPr>
+        <w:pStyle w:val="Ttulo2"/>
+      </w:pPr>
+      <w:r>
+        <w:t>Introducció i justificació del model</w:t>
+      </w:r>
+    </w:p>
+    <w:p>
+      <w:pPr>
+        <w:spacing w:line="300" w:lineRule="auto"/>
+        <w:jc w:val="both"/>
+        <w:rPr>
+          <w:rFonts w:eastAsia="Aptos"/>
+          <w:color w:val="auto"/>
+          <w:kern w:val="2"/>
+          <w:szCs w:val="22"/>
+          <w:lang w:eastAsia="en-US"/>
+        </w:rPr>
+      </w:pPr>
+      <w:r>
+        <w:rPr>
+          <w:rFonts w:eastAsia="Aptos"/>
+          <w:color w:val="auto"/>
+          <w:kern w:val="2"/>
+          <w:szCs w:val="22"/>
+          <w:lang w:eastAsia="en-US"/>
+        </w:rPr>
+        <w:t xml:space="preserve">L'EDA ha revelat que les percepcions dels estudiants </w:t>
+      </w:r>
+      <w:r>
+        <w:rPr>
+          <w:rFonts w:eastAsia="Aptos"/>
+          <w:color w:val="auto"/>
+          <w:kern w:val="2"/>
+          <w:szCs w:val="22"/>
+          <w:lang w:eastAsia="en-US"/>
+        </w:rPr>
+        <w:t>(</w:t>
+      </w:r>
+      <w:r>
+        <w:rPr>
+          <w:rFonts w:eastAsia="Aptos"/>
+          <w:color w:val="auto"/>
+          <w:kern w:val="2"/>
+          <w:szCs w:val="22"/>
+          <w:lang w:eastAsia="en-US"/>
+        </w:rPr>
+        <w:t>sobre la utilitat de la classe, l'autonomia o el rol de la IA</w:t>
+      </w:r>
+      <w:r>
+        <w:rPr>
+          <w:rFonts w:eastAsia="Aptos"/>
+          <w:color w:val="auto"/>
+          <w:kern w:val="2"/>
+          <w:szCs w:val="22"/>
+          <w:lang w:eastAsia="en-US"/>
+        </w:rPr>
+        <w:t>)</w:t>
+      </w:r>
+      <w:r>
+        <w:rPr>
+          <w:rFonts w:eastAsia="Aptos"/>
+          <w:color w:val="auto"/>
+          <w:kern w:val="2"/>
+          <w:szCs w:val="22"/>
+          <w:lang w:eastAsia="en-US"/>
+        </w:rPr>
+        <w:t xml:space="preserve"> s'associen de forma consistent amb l'assistència. Tanmateix, moltes d'aquestes variables mesuren aspectes propers entre s</w:t>
+      </w:r>
+      <w:r>
+        <w:rPr>
+          <w:rFonts w:eastAsia="Aptos"/>
+          <w:color w:val="auto"/>
+          <w:kern w:val="2"/>
+          <w:szCs w:val="22"/>
+          <w:lang w:eastAsia="en-US"/>
+        </w:rPr>
+        <w:t>í</w:t>
+      </w:r>
+      <w:r>
+        <w:rPr>
+          <w:rFonts w:eastAsia="Aptos"/>
+          <w:color w:val="auto"/>
+          <w:kern w:val="2"/>
+          <w:szCs w:val="22"/>
+          <w:lang w:eastAsia="en-US"/>
+        </w:rPr>
+        <w:t>: no té sentit introduir-les de forma aïllada als models predictius, ja que generarien multicol·linealitat i excés de soroll estadístic.</w:t>
+      </w:r>
+    </w:p>
+    <w:p>
+      <w:pPr>
+        <w:spacing w:line="300" w:lineRule="auto"/>
+        <w:jc w:val="both"/>
+        <w:rPr>
+          <w:rFonts w:eastAsia="Aptos"/>
+          <w:color w:val="auto"/>
+          <w:kern w:val="2"/>
+          <w:szCs w:val="22"/>
+          <w:lang w:eastAsia="en-US"/>
+        </w:rPr>
+      </w:pPr>
+      <w:r>
+        <w:rPr>
+          <w:rFonts w:eastAsia="Aptos"/>
+          <w:color w:val="auto"/>
+          <w:kern w:val="2"/>
+          <w:szCs w:val="22"/>
+          <w:lang w:eastAsia="en-US"/>
+        </w:rPr>
+        <w:t xml:space="preserve">Per això s'aplica una Anàlisi Factorial Exploratòria (EFA), que parteix de la hipòtesi que existeixen constructes latents </w:t>
+      </w:r>
+      <w:r>
+        <w:rPr>
+          <w:rFonts w:eastAsia="Aptos"/>
+          <w:color w:val="auto"/>
+          <w:kern w:val="2"/>
+          <w:szCs w:val="22"/>
+          <w:lang w:eastAsia="en-US"/>
+        </w:rPr>
+        <w:t>(</w:t>
+      </w:r>
+      <w:r>
+        <w:rPr>
+          <w:rFonts w:eastAsia="Aptos"/>
+          <w:color w:val="auto"/>
+          <w:kern w:val="2"/>
+          <w:szCs w:val="22"/>
+          <w:lang w:eastAsia="en-US"/>
+        </w:rPr>
+        <w:t>factors no observables directament, com la "desmotivació pedagògica" o la "dependència de la IA"</w:t>
+      </w:r>
+      <w:r>
+        <w:rPr>
+          <w:rFonts w:eastAsia="Aptos"/>
+          <w:color w:val="auto"/>
+          <w:kern w:val="2"/>
+          <w:szCs w:val="22"/>
+          <w:lang w:eastAsia="en-US"/>
+        </w:rPr>
+        <w:t>)</w:t>
+      </w:r>
+      <w:r>
+        <w:rPr>
+          <w:rFonts w:eastAsia="Aptos"/>
+          <w:color w:val="auto"/>
+          <w:kern w:val="2"/>
+          <w:szCs w:val="22"/>
+          <w:lang w:eastAsia="en-US"/>
+        </w:rPr>
+        <w:t xml:space="preserve"> que expliquen per què certes variables tendeixen a respondre de forma conjunta. A diferència del PCA, que comprimeix variància matemàticament, l'EFA busca estructures interpretables amb significat substantiu, cosa que s'ajusta millor a l'objectiu d'aquest estudi: no només reduir dimensions, sinó entendre els mecanismes que hi ha darrere de l'absentisme.</w:t>
+      </w:r>
+    </w:p>
+    <w:p>
+      <w:pPr>
+        <w:spacing w:line="300" w:lineRule="auto"/>
+        <w:jc w:val="both"/>
+        <w:rPr>
+          <w:rFonts w:eastAsia="Aptos"/>
+          <w:color w:val="auto"/>
+          <w:kern w:val="2"/>
+          <w:szCs w:val="22"/>
+          <w:lang w:eastAsia="en-US"/>
+        </w:rPr>
+      </w:pPr>
+      <w:r>
+        <w:rPr>
+          <w:rFonts w:eastAsia="Aptos"/>
+          <w:color w:val="auto"/>
+          <w:kern w:val="2"/>
+          <w:szCs w:val="22"/>
+          <w:lang w:eastAsia="en-US"/>
+        </w:rPr>
+        <w:t>S'aplica de forma independent a cada un dels tres blocs del qüestionari: motius de no assistència, estratègies docents i ús de la IA.</w:t>
+      </w:r>
+    </w:p>
+    <w:p>
+      <w:pPr>
+        <w:pStyle w:val="Ttulo2"/>
+      </w:pPr>
+      <w:r>
+        <w:t>Decisions metodològiques</w:t>
+      </w:r>
+    </w:p>
+    <w:p>
+      <w:pPr>
+        <w:jc w:val="both"/>
+        <w:rPr>
+          <w:lang w:eastAsia="en-US"/>
+        </w:rPr>
+      </w:pPr>
+      <w:r>
+        <w:rPr>
+          <w:lang w:eastAsia="en-US"/>
+        </w:rPr>
+        <w:t>Per construir una EFA neta i interpretable ha calgut prendre diverses decisions sobre quines variables incloure.</w:t>
+      </w:r>
+    </w:p>
+    <w:p>
+      <w:pPr>
+        <w:jc w:val="both"/>
+        <w:rPr>
+          <w:lang w:eastAsia="en-US"/>
+        </w:rPr>
+      </w:pPr>
+      <w:r>
+        <w:rPr>
+          <w:b/>
+          <w:bCs/>
+          <w:lang w:eastAsia="en-US"/>
+        </w:rPr>
+        <w:t>Eliminació per comunalitat baixa i manca de significació.</w:t>
+      </w:r>
+      <w:r>
+        <w:rPr>
+          <w:lang w:eastAsia="en-US"/>
+        </w:rPr>
+        <w:t xml:space="preserve"> S'han analitzat les comunalitats </w:t>
+      </w:r>
+      <m:oMath>
+        <m:r>
+          <w:rPr>
+            <w:rFonts w:ascii="Cambria Math" w:hAnsi="Cambria Math"/>
+            <w:lang w:eastAsia="en-US"/>
+          </w:rPr>
+          <m:t>(h²)</m:t>
+        </m:r>
+      </m:oMath>
+      <w:r>
+        <w:rPr>
+          <w:lang w:eastAsia="en-US"/>
+        </w:rPr>
+        <w:t xml:space="preserve">, que indiquen quin percentatge de la informació d'una variable aconsegueix capturar el model de factors. Variables amb comunalitats molt baixes bàsicament "van per lliure" i no encaixen en cap perfil latent. És el cas de M_ACAD </w:t>
+      </w:r>
+      <m:oMath>
+        <m:r>
+          <w:rPr>
+            <w:rFonts w:ascii="Cambria Math" w:hAnsi="Cambria Math"/>
+            <w:lang w:eastAsia="en-US"/>
+          </w:rPr>
+          <m:t>(h²=</m:t>
+        </m:r>
+        <m:r>
+          <w:rPr>
+            <w:rFonts w:ascii="Cambria Math" w:hAnsi="Cambria Math"/>
+            <w:lang w:eastAsia="en-US"/>
+          </w:rPr>
+          <m:t>0.17)</m:t>
+        </m:r>
+      </m:oMath>
+      <w:r>
+        <w:rPr>
+          <w:lang w:eastAsia="en-US"/>
+        </w:rPr>
+        <w:t xml:space="preserve">, E_PES_AS </w:t>
+      </w:r>
+      <m:oMath>
+        <m:r>
+          <w:rPr>
+            <w:rFonts w:ascii="Cambria Math" w:hAnsi="Cambria Math"/>
+            <w:lang w:eastAsia="en-US"/>
+          </w:rPr>
+          <m:t>(h²=</m:t>
+        </m:r>
+        <m:r>
+          <w:rPr>
+            <w:rFonts w:ascii="Cambria Math" w:hAnsi="Cambria Math"/>
+            <w:lang w:eastAsia="en-US"/>
+          </w:rPr>
+          <m:t>0.26)</m:t>
+        </m:r>
+      </m:oMath>
+      <w:r>
+        <w:rPr>
+          <w:lang w:eastAsia="en-US"/>
+        </w:rPr>
+        <w:t xml:space="preserve"> i IA_PREOC </w:t>
+      </w:r>
+      <m:oMath>
+        <m:r>
+          <w:rPr>
+            <w:rFonts w:ascii="Cambria Math" w:hAnsi="Cambria Math"/>
+            <w:lang w:eastAsia="en-US"/>
+          </w:rPr>
+          <m:t>(h²=</m:t>
+        </m:r>
+        <m:r>
+          <w:rPr>
+            <w:rFonts w:ascii="Cambria Math" w:hAnsi="Cambria Math"/>
+            <w:lang w:eastAsia="en-US"/>
+          </w:rPr>
+          <m:t>0.21)</m:t>
+        </m:r>
+      </m:oMath>
+      <w:r>
+        <w:rPr>
+          <w:lang w:eastAsia="en-US"/>
+        </w:rPr>
+        <w:t>. A més, el test de Mann-Whitney fet a l’EDA confirma que cap d'aquestes tres variables presenta diferències estadísticament significatives entre els alumnes assistents i els no assistents.</w:t>
+      </w:r>
+    </w:p>
+    <w:p>
+      <w:pPr>
+        <w:jc w:val="both"/>
+        <w:rPr>
+          <w:lang w:eastAsia="en-US"/>
+        </w:rPr>
+      </w:pPr>
+      <w:r>
+        <w:rPr>
+          <w:b/>
+          <w:bCs/>
+          <w:lang w:eastAsia="en-US"/>
+        </w:rPr>
+        <w:t xml:space="preserve">Variables mantingudes fora de l'EFA. </w:t>
+      </w:r>
+      <w:r>
+        <w:rPr>
+          <w:lang w:eastAsia="en-US"/>
+        </w:rPr>
+        <w:t>La distància a la universitat (M_DIST) i l'horari (E_HORA) tampoc no encaixen bé en cap factor latent, però per una raó diferent: conceptualment no depenen d'una percepció o actitud subjacent, sinó de circumstàncies objectives.</w:t>
+      </w:r>
+    </w:p>
+    <w:p>
+      <w:pPr>
+        <w:jc w:val="both"/>
+        <w:rPr>
+          <w:lang w:eastAsia="en-US"/>
+        </w:rPr>
+      </w:pPr>
+      <w:r>
+        <w:rPr>
+          <w:b/>
+          <w:bCs/>
+          <w:lang w:eastAsia="en-US"/>
+        </w:rPr>
+        <w:t>Forçar el nombre de factors.</w:t>
+      </w:r>
+      <w:r>
+        <w:rPr>
+          <w:lang w:eastAsia="en-US"/>
+        </w:rPr>
+        <w:t xml:space="preserve"> Un cop refeta l'anàlisi sense les variables sorolloses, es comprova que alguns factors quedaven buits o explicaven una part irrisòria de la variància. En concret, el </w:t>
+      </w:r>
+      <w:r>
+        <w:rPr>
           <w:lang w:eastAsia="en-US"/>
         </w:rPr>
         <w:lastRenderedPageBreak/>
-        <w:t xml:space="preserve">dimensions. En el seu lloc, </w:t>
-      </w:r>
-      <w:r>
-        <w:rPr>
-          <w:rFonts w:eastAsia="Aptos"/>
-          <w:lang w:eastAsia="en-US"/>
-        </w:rPr>
-        <w:t>s’ha utilitzat l’anàlisi paral·lel</w:t>
-      </w:r>
-      <w:r>
-        <w:rPr>
-          <w:rFonts w:eastAsia="Aptos"/>
-          <w:lang w:eastAsia="en-US"/>
-        </w:rPr>
-        <w:t xml:space="preserve">. És una tècnica que simula dades completament aleatòries de la mateixa mida que la nostra mostra i calcula els valors propis. La regla que </w:t>
-      </w:r>
-      <w:r>
-        <w:rPr>
-          <w:rFonts w:eastAsia="Aptos"/>
-          <w:lang w:eastAsia="en-US"/>
-        </w:rPr>
-        <w:t>s’ha</w:t>
-      </w:r>
-      <w:r>
-        <w:rPr>
-          <w:rFonts w:eastAsia="Aptos"/>
-          <w:lang w:eastAsia="en-US"/>
-        </w:rPr>
-        <w:t xml:space="preserve"> seguit és </w:t>
-      </w:r>
-      <w:r>
-        <w:rPr>
-          <w:rFonts w:eastAsia="Aptos"/>
-          <w:lang w:eastAsia="en-US"/>
-        </w:rPr>
-        <w:t xml:space="preserve">quedar-nos només </w:t>
-      </w:r>
-      <w:r>
-        <w:rPr>
-          <w:rFonts w:eastAsia="Aptos"/>
-          <w:lang w:eastAsia="en-US"/>
-        </w:rPr>
-        <w:t>amb els factors de les nostres dades que tinguin un pes estadístic superior al generat per pur atzar.</w:t>
+        <w:t xml:space="preserve">quart factor del bloc Motius (que inicialment explicava un 10% de la variància) queda pràcticament buit en eliminar M_ACAD i M_DIST, i passa a explicar tan sols el 4.1%, sense cap ítem amb càrrega dominant. El mateix passa amb el bloc d’estratègies, l'anàlisi paral·lela suggereix cinc factors, però en el cinquè </w:t>
+      </w:r>
+      <m:oMath>
+        <m:r>
+          <w:rPr>
+            <w:rFonts w:ascii="Cambria Math" w:hAnsi="Cambria Math"/>
+            <w:lang w:eastAsia="en-US"/>
+          </w:rPr>
+          <m:t>(SS loadings = 0.430, Proportion Var = 3.9%)</m:t>
+        </m:r>
+      </m:oMath>
+      <w:r>
+        <w:rPr>
+          <w:lang w:eastAsia="en-US"/>
+        </w:rPr>
+        <w:t xml:space="preserve"> cap ítem hi càrrega de forma principal. </w:t>
+      </w:r>
+    </w:p>
+    <w:p>
+      <w:pPr>
+        <w:jc w:val="both"/>
+        <w:rPr>
+          <w:lang w:eastAsia="en-US"/>
+        </w:rPr>
+      </w:pPr>
+      <w:r>
+        <w:rPr>
+          <w:lang w:eastAsia="en-US"/>
+        </w:rPr>
+        <w:t>Per tant, s’ha pres la decisió de forçar 3 factors per al bloc Motius i 4 per al bloc Estratègies. El bloc IA, en canvi, es deixa lliure: eliminar IA_PREOC simplifica el model de 3 a 2 factors de forma molt neta, i la variança explicada passa del 65.1% al 67.9%.</w:t>
       </w:r>
     </w:p>
     <w:p>
@@ -7877,168 +6999,983 @@
         <w:pStyle w:val="Ttulo2"/>
       </w:pPr>
       <w:r>
-        <w:t>Decisions</w:t>
+        <w:t>Factors identificats</w:t>
+      </w:r>
+    </w:p>
+    <w:p>
+      <w:pPr>
+        <w:pStyle w:val="Ttulo3"/>
+      </w:pPr>
+      <w:r>
+        <w:t>Bloc 1: Motius de no assistència (3 factors, 56.2% de variància explicada)</w:t>
       </w:r>
     </w:p>
     <w:p>
       <w:pPr>
         <w:jc w:val="both"/>
         <w:rPr>
-          <w:rFonts w:eastAsia="Aptos"/>
-          <w:lang w:eastAsia="en-US"/>
-        </w:rPr>
-      </w:pPr>
-      <w:r>
-        <w:rPr>
-          <w:rFonts w:eastAsia="Aptos"/>
-          <w:lang w:eastAsia="en-US"/>
-        </w:rPr>
-        <w:t xml:space="preserve">Per construir l’EFA ha calgut prendre </w:t>
-      </w:r>
-      <w:r>
-        <w:rPr>
-          <w:rFonts w:eastAsia="Aptos"/>
-          <w:lang w:eastAsia="en-US"/>
-        </w:rPr>
-        <w:t>diverses decisions per "netejar" els perfils</w:t>
-      </w:r>
-      <w:r>
-        <w:rPr>
-          <w:rFonts w:eastAsia="Aptos"/>
-          <w:lang w:eastAsia="en-US"/>
-        </w:rPr>
-        <w:t xml:space="preserve"> i els factors que s’han obtingut</w:t>
-      </w:r>
-      <w:r>
-        <w:rPr>
-          <w:rFonts w:eastAsia="Aptos"/>
-          <w:lang w:eastAsia="en-US"/>
-        </w:rPr>
-        <w:t xml:space="preserve">. </w:t>
+          <w:lang w:eastAsia="en-US"/>
+        </w:rPr>
+      </w:pPr>
+      <w:r>
+        <w:rPr>
+          <w:b/>
+          <w:bCs/>
+          <w:lang w:eastAsia="en-US"/>
+        </w:rPr>
+        <w:t xml:space="preserve">Factor 1 — Desmotivació pedagògica </w:t>
+      </w:r>
+      <w:r>
+        <w:rPr>
+          <w:lang w:eastAsia="en-US"/>
+        </w:rPr>
+        <w:t xml:space="preserve">(λ principals: </w:t>
+      </w:r>
+      <m:oMath>
+        <m:r>
+          <w:rPr>
+            <w:rFonts w:ascii="Cambria Math" w:hAnsi="Cambria Math"/>
+            <w:lang w:eastAsia="en-US"/>
+          </w:rPr>
+          <m:t>M_PASSIU=0.87, M_TEOR=0.85, M_AVORR=0.70, M_PROF=0.56, M_AMICS=0.48</m:t>
+        </m:r>
+      </m:oMath>
+      <w:r>
+        <w:rPr>
+          <w:lang w:eastAsia="en-US"/>
+        </w:rPr>
+        <w:t>)</w:t>
       </w:r>
     </w:p>
     <w:p>
       <w:pPr>
         <w:jc w:val="both"/>
         <w:rPr>
-          <w:rFonts w:eastAsia="Aptos"/>
-          <w:lang w:eastAsia="en-US"/>
-        </w:rPr>
-      </w:pPr>
-      <w:r>
-        <w:rPr>
-          <w:rFonts w:eastAsia="Aptos"/>
-          <w:lang w:eastAsia="en-US"/>
-        </w:rPr>
-        <w:t xml:space="preserve">S’han </w:t>
-      </w:r>
-      <w:r>
-        <w:rPr>
-          <w:rFonts w:eastAsia="Aptos"/>
-          <w:lang w:eastAsia="en-US"/>
-        </w:rPr>
-        <w:t>analitzat les comunalitats (</w:t>
+          <w:lang w:eastAsia="en-US"/>
+        </w:rPr>
+      </w:pPr>
+      <w:r>
+        <w:rPr>
+          <w:lang w:eastAsia="en-US"/>
+        </w:rPr>
+        <w:t>Agrupa els motius relacionats amb desmotivació segons la dinàmica de l'aula: classes massa teòriques, paper de l’alumnat passiu, classes avorrides i manca de connexió amb el professor o els companys. És el factor amb major correlació de Spearman amb l'assistència (</w:t>
       </w:r>
       <m:oMath>
-        <m:sSup>
-          <m:sSupPr>
-            <m:ctrlPr>
-              <w:rPr>
-                <w:rFonts w:ascii="Cambria Math" w:eastAsia="Aptos" w:hAnsi="Cambria Math"/>
-                <w:i/>
-                <w:lang w:eastAsia="en-US"/>
-              </w:rPr>
-            </m:ctrlPr>
-          </m:sSupPr>
-          <m:e>
-            <m:r>
-              <w:rPr>
-                <w:rFonts w:ascii="Cambria Math" w:eastAsia="Aptos" w:hAnsi="Cambria Math"/>
-                <w:lang w:eastAsia="en-US"/>
-              </w:rPr>
-              <m:t>h</m:t>
-            </m:r>
-          </m:e>
-          <m:sup>
-            <m:r>
-              <w:rPr>
-                <w:rFonts w:ascii="Cambria Math" w:eastAsia="Aptos" w:hAnsi="Cambria Math"/>
-                <w:lang w:eastAsia="en-US"/>
-              </w:rPr>
-              <m:t>2</m:t>
-            </m:r>
-          </m:sup>
-        </m:sSup>
+        <m:r>
+          <w:rPr>
+            <w:rFonts w:ascii="Cambria Math" w:hAnsi="Cambria Math"/>
+            <w:lang w:eastAsia="en-US"/>
+          </w:rPr>
+          <m:t>ρ = -0.36, p &lt; 0.001</m:t>
+        </m:r>
       </m:oMath>
       <w:r>
         <w:rPr>
-          <w:rFonts w:eastAsia="Aptos"/>
-          <w:lang w:eastAsia="en-US"/>
-        </w:rPr>
-        <w:t>), que diuen quin percentatge de la informació d'una variable concreta aconsegueix capturar el model de factors.</w:t>
-      </w:r>
-      <w:r>
-        <w:rPr>
-          <w:rFonts w:eastAsia="Aptos"/>
-          <w:lang w:eastAsia="en-US"/>
-        </w:rPr>
-        <w:t xml:space="preserve"> En aquest pas es va observar</w:t>
-      </w:r>
-      <w:r>
-        <w:rPr>
-          <w:rFonts w:eastAsia="Aptos"/>
-          <w:lang w:eastAsia="en-US"/>
-        </w:rPr>
-        <w:t xml:space="preserve"> que variables com </w:t>
-      </w:r>
-      <w:r>
-        <w:rPr>
-          <w:rFonts w:eastAsia="Aptos"/>
+          <w:lang w:eastAsia="en-US"/>
+        </w:rPr>
+        <w:t>), cosa que indica que els alumnes irregulars puntuen sistemàticament més alt en desmotivació pedagògica que els regulars.</w:t>
+      </w:r>
+    </w:p>
+    <w:p>
+      <w:pPr>
+        <w:jc w:val="both"/>
+        <w:rPr>
+          <w:lang w:eastAsia="en-US"/>
+        </w:rPr>
+      </w:pPr>
+      <w:r>
+        <w:rPr>
+          <w:b/>
+          <w:bCs/>
+          <w:lang w:eastAsia="en-US"/>
+        </w:rPr>
+        <w:t>Factor 2 — Autogestió percebuda</w:t>
+      </w:r>
+      <w:r>
+        <w:rPr>
+          <w:lang w:eastAsia="en-US"/>
+        </w:rPr>
+        <w:t xml:space="preserve"> (λ principals: </w:t>
+      </w:r>
+      <m:oMath>
+        <m:r>
+          <w:rPr>
+            <w:rFonts w:ascii="Cambria Math" w:hAnsi="Cambria Math"/>
+            <w:lang w:eastAsia="en-US"/>
+          </w:rPr>
+          <m:t>M_AUTON=0.83, M_CV=0.74, M_UTIL=0.61</m:t>
+        </m:r>
+      </m:oMath>
+      <w:r>
+        <w:rPr>
+          <w:lang w:eastAsia="en-US"/>
+        </w:rPr>
+        <w:t>)</w:t>
+      </w:r>
+    </w:p>
+    <w:p>
+      <w:pPr>
+        <w:jc w:val="both"/>
+        <w:rPr>
+          <w:lang w:eastAsia="en-US"/>
+        </w:rPr>
+      </w:pPr>
+      <w:r>
+        <w:rPr>
+          <w:lang w:eastAsia="en-US"/>
+        </w:rPr>
+        <w:t xml:space="preserve">Aquest factor captura la percepció que anar a classe no aporta valor addicional respecte d'estudiar per compte propi amb el </w:t>
+      </w:r>
+      <w:r>
+        <w:rPr>
+          <w:lang w:eastAsia="en-US"/>
+        </w:rPr>
+        <w:t>material del C</w:t>
+      </w:r>
+      <w:r>
+        <w:rPr>
+          <w:lang w:eastAsia="en-US"/>
+        </w:rPr>
+        <w:t xml:space="preserve">ampus </w:t>
+      </w:r>
+      <w:r>
+        <w:rPr>
+          <w:lang w:eastAsia="en-US"/>
+        </w:rPr>
+        <w:t>V</w:t>
+      </w:r>
+      <w:r>
+        <w:rPr>
+          <w:lang w:eastAsia="en-US"/>
+        </w:rPr>
+        <w:t>irtual. És el factor amb la correlació negativa més forta (</w:t>
+      </w:r>
+      <m:oMath>
+        <m:r>
+          <w:rPr>
+            <w:rFonts w:ascii="Cambria Math" w:hAnsi="Cambria Math"/>
+            <w:lang w:eastAsia="en-US"/>
+          </w:rPr>
+          <m:t>ρ = -0.38, p &lt; 0.001</m:t>
+        </m:r>
+      </m:oMath>
+      <w:r>
+        <w:rPr>
+          <w:lang w:eastAsia="en-US"/>
+        </w:rPr>
+        <w:t>): els alumnes irregulars es perceben molt més capaços d'autogestionar el seu aprenentatge sense assistir.</w:t>
+      </w:r>
+    </w:p>
+    <w:p>
+      <w:pPr>
+        <w:jc w:val="both"/>
+        <w:rPr>
+          <w:lang w:eastAsia="en-US"/>
+        </w:rPr>
+      </w:pPr>
+      <w:r>
+        <w:rPr>
+          <w:b/>
+          <w:bCs/>
+          <w:lang w:eastAsia="en-US"/>
+        </w:rPr>
+        <w:t xml:space="preserve">Factor 3 — Causes de força major </w:t>
+      </w:r>
+      <w:r>
+        <w:rPr>
+          <w:lang w:eastAsia="en-US"/>
+        </w:rPr>
+        <w:t xml:space="preserve">(λ principals: </w:t>
+      </w:r>
+      <m:oMath>
+        <m:r>
+          <w:rPr>
+            <w:rFonts w:ascii="Cambria Math" w:hAnsi="Cambria Math"/>
+            <w:lang w:eastAsia="en-US"/>
+          </w:rPr>
+          <m:t>M_FAM=0.96, M_SALUT=0.84, M_TREB=0.66</m:t>
+        </m:r>
+      </m:oMath>
+      <w:r>
+        <w:rPr>
+          <w:lang w:eastAsia="en-US"/>
+        </w:rPr>
+        <w:t>)</w:t>
+      </w:r>
+    </w:p>
+    <w:p>
+      <w:pPr>
+        <w:jc w:val="both"/>
+        <w:rPr>
+          <w:lang w:eastAsia="en-US"/>
+        </w:rPr>
+      </w:pPr>
+      <w:r>
+        <w:rPr>
+          <w:lang w:eastAsia="en-US"/>
+        </w:rPr>
+        <w:t>Recull els motius externs a la universitat: obligacions familiars, problemes de salut i treball. Presenta una correlació positiva amb l'assistència regular (</w:t>
+      </w:r>
+      <m:oMath>
+        <m:r>
+          <w:rPr>
+            <w:rFonts w:ascii="Cambria Math" w:hAnsi="Cambria Math"/>
+            <w:lang w:eastAsia="en-US"/>
+          </w:rPr>
+          <m:t>ρ = 0.19, p &lt; 0.001</m:t>
+        </m:r>
+      </m:oMath>
+      <w:r>
+        <w:rPr>
+          <w:lang w:eastAsia="en-US"/>
+        </w:rPr>
+        <w:t>)</w:t>
+      </w:r>
+      <w:r>
+        <w:rPr>
+          <w:lang w:eastAsia="en-US"/>
+        </w:rPr>
+        <w:t xml:space="preserve">. Com ja s’ha comentat anteriorment, els alumnes regulars tendeixen a faltar més a classe per motius de força </w:t>
+      </w:r>
+      <w:r>
+        <w:rPr>
+          <w:lang w:eastAsia="en-US"/>
+        </w:rPr>
+        <w:lastRenderedPageBreak/>
+        <w:t xml:space="preserve">major, mentre que els </w:t>
+      </w:r>
+      <w:r>
+        <w:rPr>
+          <w:lang w:eastAsia="en-US"/>
+        </w:rPr>
+        <w:t>irregulars tendeixen a justificar l'absència per raons pedagògiques i no tant per causes externes.</w:t>
+      </w:r>
+    </w:p>
+    <w:p>
+      <w:pPr>
+        <w:keepNext/>
+        <w:spacing w:after="0"/>
+        <w:jc w:val="center"/>
+      </w:pPr>
+      <w:r>
+        <w:rPr>
+          <w:noProof/>
+          <w:lang w:eastAsia="en-US"/>
+        </w:rPr>
+        <w:drawing>
+          <wp:inline distT="0" distB="0" distL="0" distR="0" wp14:anchorId="6AB23A76" wp14:editId="16406418">
+            <wp:extent cx="3600000" cy="2676717"/>
+            <wp:effectExtent l="0" t="0" r="635" b="9525"/>
+            <wp:docPr id="2009226694" name="Imagen 16"/>
+            <wp:cNvGraphicFramePr>
+              <a:graphicFrameLocks xmlns:a="http://schemas.openxmlformats.org/drawingml/2006/main" noChangeAspect="1"/>
+            </wp:cNvGraphicFramePr>
+            <a:graphic xmlns:a="http://schemas.openxmlformats.org/drawingml/2006/main">
+              <a:graphicData uri="http://schemas.openxmlformats.org/drawingml/2006/picture">
+                <pic:pic xmlns:pic="http://schemas.openxmlformats.org/drawingml/2006/picture">
+                  <pic:nvPicPr>
+                    <pic:cNvPr id="0" name="Picture 86"/>
+                    <pic:cNvPicPr>
+                      <a:picLocks noChangeAspect="1" noChangeArrowheads="1"/>
+                    </pic:cNvPicPr>
+                  </pic:nvPicPr>
+                  <pic:blipFill rotWithShape="1">
+                    <a:blip r:embed="rId20" cstate="print">
+                      <a:extLst>
+                        <a:ext uri="{28A0092B-C50C-407E-A947-70E740481C1C}">
+                          <a14:useLocalDpi xmlns:a14="http://schemas.microsoft.com/office/drawing/2010/main" val="0"/>
+                        </a:ext>
+                      </a:extLst>
+                    </a:blip>
+                    <a:srcRect t="7056"/>
+                    <a:stretch>
+                      <a:fillRect/>
+                    </a:stretch>
+                  </pic:blipFill>
+                  <pic:spPr bwMode="auto">
+                    <a:xfrm>
+                      <a:off x="0" y="0"/>
+                      <a:ext cx="3600000" cy="2676717"/>
+                    </a:xfrm>
+                    <a:prstGeom prst="rect">
+                      <a:avLst/>
+                    </a:prstGeom>
+                    <a:noFill/>
+                    <a:ln>
+                      <a:noFill/>
+                    </a:ln>
+                    <a:extLst>
+                      <a:ext uri="{53640926-AAD7-44D8-BBD7-CCE9431645EC}">
+                        <a14:shadowObscured xmlns:a14="http://schemas.microsoft.com/office/drawing/2010/main"/>
+                      </a:ext>
+                    </a:extLst>
+                  </pic:spPr>
+                </pic:pic>
+              </a:graphicData>
+            </a:graphic>
+          </wp:inline>
+        </w:drawing>
+      </w:r>
+    </w:p>
+    <w:p>
+      <w:pPr>
+        <w:pStyle w:val="Descripcin"/>
+        <w:jc w:val="center"/>
+        <w:rPr>
+          <w:lang w:eastAsia="en-US"/>
+        </w:rPr>
+      </w:pPr>
+      <w:r>
+        <w:t xml:space="preserve">Gràfic </w:t>
+      </w:r>
+      <w:fldSimple w:instr=" SEQ Gràfic \* ARABIC ">
+        <w:r>
+          <w:rPr>
+            <w:noProof/>
+          </w:rPr>
+          <w:t>10</w:t>
+        </w:r>
+      </w:fldSimple>
+      <w:r>
+        <w:t>: Càrregues factorials – Motius de no assistència (càrregues &gt; 30, negreta &gt; 50)</w:t>
+      </w:r>
+    </w:p>
+    <w:p>
+      <w:pPr>
+        <w:jc w:val="both"/>
+        <w:rPr>
+          <w:lang w:eastAsia="en-US"/>
+        </w:rPr>
+      </w:pPr>
+    </w:p>
+    <w:p>
+      <w:pPr>
+        <w:pStyle w:val="Ttulo3"/>
+      </w:pPr>
+      <w:r>
+        <w:t xml:space="preserve">Bloc 2 — Estratègies docents (4 factors, 67.4% de </w:t>
+      </w:r>
+      <w:r>
+        <w:t>variància</w:t>
+      </w:r>
+      <w:r>
+        <w:t xml:space="preserve"> explicada)</w:t>
+      </w:r>
+    </w:p>
+    <w:p>
+      <w:pPr>
+        <w:jc w:val="both"/>
+        <w:rPr>
+          <w:lang w:eastAsia="en-US"/>
+        </w:rPr>
+      </w:pPr>
+      <w:r>
+        <w:rPr>
+          <w:lang w:eastAsia="en-US"/>
+        </w:rPr>
+        <w:t xml:space="preserve">Cap dels quatre factors del bloc </w:t>
+      </w:r>
+      <w:r>
+        <w:rPr>
+          <w:lang w:eastAsia="en-US"/>
+        </w:rPr>
+        <w:t>d’</w:t>
+      </w:r>
+      <w:r>
+        <w:rPr>
+          <w:lang w:eastAsia="en-US"/>
+        </w:rPr>
+        <w:t xml:space="preserve">Estratègies assoleix significació estadística en el contrast de Mann-Whitney ni en la correlació de Spearman amb el grup d'assistència. Això </w:t>
+      </w:r>
+      <w:r>
+        <w:rPr>
+          <w:lang w:eastAsia="en-US"/>
+        </w:rPr>
+        <w:t xml:space="preserve">confirma </w:t>
+      </w:r>
+      <w:r>
+        <w:rPr>
+          <w:lang w:eastAsia="en-US"/>
+        </w:rPr>
+        <w:t>que, tot i que els alumnes valoren les millores pedagògiques, la preferència per un determinat tipus d'estratègia docent no discrimina per si sola entre assistents i no assistents. Els factors s'interpreten com a dimensions de preferència, no com a predictors d'absentisme.</w:t>
+      </w:r>
+    </w:p>
+    <w:p>
+      <w:pPr>
+        <w:jc w:val="both"/>
+        <w:rPr>
+          <w:lang w:eastAsia="en-US"/>
+        </w:rPr>
+      </w:pPr>
+      <w:r>
+        <w:rPr>
+          <w:b/>
+          <w:bCs/>
+          <w:lang w:eastAsia="en-US"/>
+        </w:rPr>
+        <w:t>Factor 1 — Qualitat docent</w:t>
+      </w:r>
+      <w:r>
+        <w:rPr>
+          <w:lang w:eastAsia="en-US"/>
+        </w:rPr>
+        <w:t xml:space="preserve"> (λ principals: </w:t>
+      </w:r>
+      <m:oMath>
+        <m:r>
+          <w:rPr>
+            <w:rFonts w:ascii="Cambria Math" w:hAnsi="Cambria Math"/>
+            <w:lang w:eastAsia="en-US"/>
+          </w:rPr>
+          <m:t>E_EXPL=0.99, E_RITME=0.80, E_CLIMA=0.78, E_PROP=0.59</m:t>
+        </m:r>
+      </m:oMath>
+      <w:r>
+        <w:rPr>
+          <w:lang w:eastAsia="en-US"/>
+        </w:rPr>
+        <w:t>): agrupa tot allò relacionat amb les habilitats pedagògiques del professor i el clima de l'aula.</w:t>
+      </w:r>
+    </w:p>
+    <w:p>
+      <w:pPr>
+        <w:jc w:val="both"/>
+        <w:rPr>
+          <w:lang w:eastAsia="en-US"/>
+        </w:rPr>
+      </w:pPr>
+      <w:r>
+        <w:rPr>
+          <w:b/>
+          <w:bCs/>
+          <w:lang w:eastAsia="en-US"/>
+        </w:rPr>
+        <w:t>Factor 2 — Avaluació continuada i participació activa</w:t>
+      </w:r>
+      <w:r>
+        <w:rPr>
+          <w:lang w:eastAsia="en-US"/>
+        </w:rPr>
+        <w:t xml:space="preserve"> (λ principals: </w:t>
+      </w:r>
+      <m:oMath>
+        <m:r>
+          <w:rPr>
+            <w:rFonts w:ascii="Cambria Math" w:hAnsi="Cambria Math"/>
+            <w:lang w:eastAsia="en-US"/>
+          </w:rPr>
+          <m:t>E_ACT_AC=0.91, E_PES_AC=0.72, E_PART=0.63</m:t>
+        </m:r>
+      </m:oMath>
+      <w:r>
+        <w:rPr>
+          <w:lang w:eastAsia="en-US"/>
+        </w:rPr>
+        <w:t xml:space="preserve">): recull les estratègies que impliquen que l'alumne deixi de ser un espectador </w:t>
+      </w:r>
+      <w:r>
+        <w:rPr>
+          <w:lang w:eastAsia="en-US"/>
+        </w:rPr>
+        <w:t xml:space="preserve">com </w:t>
+      </w:r>
+      <w:r>
+        <w:rPr>
+          <w:lang w:eastAsia="en-US"/>
+        </w:rPr>
+        <w:t>activitats, treballs</w:t>
+      </w:r>
+      <w:r>
+        <w:rPr>
+          <w:lang w:eastAsia="en-US"/>
+        </w:rPr>
+        <w:t xml:space="preserve"> o el </w:t>
+      </w:r>
+      <w:r>
+        <w:rPr>
+          <w:lang w:eastAsia="en-US"/>
+        </w:rPr>
+        <w:t xml:space="preserve">pes de la nota </w:t>
+      </w:r>
+      <w:r>
+        <w:rPr>
+          <w:lang w:eastAsia="en-US"/>
+        </w:rPr>
+        <w:t>de l’avaluació continuada en la nota final</w:t>
+      </w:r>
+      <w:r>
+        <w:rPr>
+          <w:lang w:eastAsia="en-US"/>
+        </w:rPr>
+        <w:t>.</w:t>
+      </w:r>
+    </w:p>
+    <w:p>
+      <w:pPr>
+        <w:jc w:val="both"/>
+        <w:rPr>
+          <w:lang w:eastAsia="en-US"/>
+        </w:rPr>
+      </w:pPr>
+      <w:r>
+        <w:rPr>
+          <w:b/>
+          <w:bCs/>
+          <w:lang w:eastAsia="en-US"/>
+        </w:rPr>
+        <w:t>Factor 3 — Gestió del temps de classe</w:t>
+      </w:r>
+      <w:r>
+        <w:rPr>
+          <w:lang w:eastAsia="en-US"/>
+        </w:rPr>
+        <w:t xml:space="preserve"> (λ principals: </w:t>
+      </w:r>
+      <m:oMath>
+        <m:r>
+          <w:rPr>
+            <w:rFonts w:ascii="Cambria Math" w:hAnsi="Cambria Math"/>
+            <w:lang w:eastAsia="en-US"/>
+          </w:rPr>
+          <m:t>E_DESC=0.81, E_CURT=0.66</m:t>
+        </m:r>
+      </m:oMath>
+      <w:r>
+        <w:rPr>
+          <w:lang w:eastAsia="en-US"/>
+        </w:rPr>
+        <w:t>): estratègies purament temporals</w:t>
+      </w:r>
+      <w:r>
+        <w:rPr>
+          <w:lang w:eastAsia="en-US"/>
+        </w:rPr>
+        <w:t xml:space="preserve">: </w:t>
+      </w:r>
+      <w:r>
+        <w:rPr>
+          <w:lang w:eastAsia="en-US"/>
+        </w:rPr>
+        <w:t>classes més curtes o amb descansos.</w:t>
+      </w:r>
+    </w:p>
+    <w:p>
+      <w:pPr>
+        <w:jc w:val="both"/>
+        <w:rPr>
+          <w:lang w:eastAsia="en-US"/>
+        </w:rPr>
+      </w:pPr>
+      <w:r>
+        <w:rPr>
+          <w:b/>
+          <w:bCs/>
+          <w:lang w:eastAsia="en-US"/>
+        </w:rPr>
+        <w:lastRenderedPageBreak/>
+        <w:t>Factor 4 — Grups reduïts</w:t>
+      </w:r>
+      <w:r>
+        <w:rPr>
+          <w:lang w:eastAsia="en-US"/>
+        </w:rPr>
+        <w:t xml:space="preserve"> (λ principal: </w:t>
+      </w:r>
+      <m:oMath>
+        <m:r>
+          <w:rPr>
+            <w:rFonts w:ascii="Cambria Math" w:hAnsi="Cambria Math"/>
+            <w:lang w:eastAsia="en-US"/>
+          </w:rPr>
+          <m:t>E_REDU=0.86</m:t>
+        </m:r>
+      </m:oMath>
+      <w:r>
+        <w:rPr>
+          <w:lang w:eastAsia="en-US"/>
+        </w:rPr>
+        <w:t>): queda pràcticament aïllat amb una sola variable dominant. No és significatiu ni al Mann-Whitney ni a la correlació de Spearman, i es manté perquè l'anàlisi paral·lela el justifica formalment</w:t>
+      </w:r>
+      <w:r>
+        <w:rPr>
+          <w:lang w:eastAsia="en-US"/>
+        </w:rPr>
+        <w:t>.</w:t>
+      </w:r>
+    </w:p>
+    <w:p>
+      <w:pPr>
+        <w:pStyle w:val="Ttulo3"/>
+      </w:pPr>
+      <w:r>
+        <w:t>Bloc 3 — Ús de la IA (2 factors, 67.8% de variància explicada)</w:t>
+      </w:r>
+    </w:p>
+    <w:p>
+      <w:pPr>
+        <w:jc w:val="both"/>
+        <w:rPr>
+          <w:lang w:eastAsia="en-US"/>
+        </w:rPr>
+      </w:pPr>
+      <w:r>
+        <w:rPr>
+          <w:b/>
+          <w:bCs/>
+          <w:lang w:eastAsia="en-US"/>
+        </w:rPr>
+        <w:t>Factor 1 — IA com a eina d'estudi</w:t>
+      </w:r>
+      <w:r>
+        <w:rPr>
+          <w:lang w:eastAsia="en-US"/>
+        </w:rPr>
+        <w:t xml:space="preserve"> (λ principals: </w:t>
+      </w:r>
+      <m:oMath>
+        <m:r>
+          <w:rPr>
+            <w:rFonts w:ascii="Cambria Math" w:hAnsi="Cambria Math"/>
+            <w:lang w:eastAsia="en-US"/>
+          </w:rPr>
+          <m:t>IA_COMPR=0.90, IA_HABIT=0.88, IA_PDFS=0.76, IA_REND=0.74</m:t>
+        </m:r>
+      </m:oMath>
+      <w:r>
+        <w:rPr>
+          <w:lang w:eastAsia="en-US"/>
+        </w:rPr>
+        <w:t>): l'alumne utilitza la IA de forma activa per comprendre continguts, pujar PDFs i millorar el rendiment. Correlació negativa significativa amb l'assistència (ρ = −0.28, p &lt; 0.001)</w:t>
+      </w:r>
+      <w:r>
+        <w:rPr>
+          <w:lang w:eastAsia="en-US"/>
+        </w:rPr>
+        <w:t>, per tant, l’alumnat que no assisteix a classe és el que puntua més alt en aquest factor.</w:t>
+      </w:r>
+    </w:p>
+    <w:p>
+      <w:pPr>
+        <w:jc w:val="both"/>
+        <w:rPr>
+          <w:lang w:eastAsia="en-US"/>
+        </w:rPr>
+      </w:pPr>
+      <w:r>
+        <w:rPr>
+          <w:b/>
+          <w:bCs/>
+          <w:lang w:eastAsia="en-US"/>
+        </w:rPr>
+        <w:t>Factor 2 — IA com a substitució de la docència</w:t>
+      </w:r>
+      <w:r>
+        <w:rPr>
+          <w:lang w:eastAsia="en-US"/>
+        </w:rPr>
+        <w:t xml:space="preserve"> (λ principals: </w:t>
+      </w:r>
+      <m:oMath>
+        <m:r>
+          <w:rPr>
+            <w:rFonts w:ascii="Cambria Math" w:hAnsi="Cambria Math"/>
+            <w:lang w:eastAsia="en-US"/>
+          </w:rPr>
+          <m:t>IA_ATENC=0.99, IA_CONF=0.69, IA_SUBST=0.59</m:t>
+        </m:r>
+      </m:oMath>
+      <w:r>
+        <w:rPr>
+          <w:lang w:eastAsia="en-US"/>
+        </w:rPr>
+        <w:t>): el costat més problemàtic de l'ús de la IA</w:t>
+      </w:r>
+      <w:r>
+        <w:rPr>
+          <w:lang w:eastAsia="en-US"/>
+        </w:rPr>
+        <w:t xml:space="preserve">: </w:t>
+      </w:r>
+      <w:r>
+        <w:rPr>
+          <w:lang w:eastAsia="en-US"/>
+        </w:rPr>
+        <w:t xml:space="preserve">l'alumne deixa d'atendre a classe perquè confia que la IA li proporcionarà tot el que necessita. La correlació amb l'assistència és també negativa i significativa </w:t>
+      </w:r>
+      <m:oMath>
+        <m:r>
+          <w:rPr>
+            <w:rFonts w:ascii="Cambria Math" w:hAnsi="Cambria Math"/>
+            <w:lang w:eastAsia="en-US"/>
+          </w:rPr>
+          <m:t>(ρ = -0.27, p &lt; 0.001)</m:t>
+        </m:r>
+      </m:oMath>
+      <w:r>
+        <w:rPr>
+          <w:lang w:eastAsia="en-US"/>
+        </w:rPr>
+        <w:t>.</w:t>
+      </w:r>
+    </w:p>
+    <w:p>
+      <w:pPr>
+        <w:keepNext/>
+        <w:jc w:val="both"/>
+      </w:pPr>
+      <w:r>
+        <w:rPr>
+          <w:noProof/>
+          <w:lang w:eastAsia="en-US"/>
+        </w:rPr>
+        <w:drawing>
+          <wp:inline distT="0" distB="0" distL="0" distR="0" wp14:anchorId="3B76A0E1" wp14:editId="19FC008C">
+            <wp:extent cx="5400040" cy="4319905"/>
+            <wp:effectExtent l="0" t="0" r="0" b="4445"/>
+            <wp:docPr id="639941409" name="Imagen 18"/>
+            <wp:cNvGraphicFramePr>
+              <a:graphicFrameLocks xmlns:a="http://schemas.openxmlformats.org/drawingml/2006/main" noChangeAspect="1"/>
+            </wp:cNvGraphicFramePr>
+            <a:graphic xmlns:a="http://schemas.openxmlformats.org/drawingml/2006/main">
+              <a:graphicData uri="http://schemas.openxmlformats.org/drawingml/2006/picture">
+                <pic:pic xmlns:pic="http://schemas.openxmlformats.org/drawingml/2006/picture">
+                  <pic:nvPicPr>
+                    <pic:cNvPr id="0" name="Picture 93"/>
+                    <pic:cNvPicPr>
+                      <a:picLocks noChangeAspect="1" noChangeArrowheads="1"/>
+                    </pic:cNvPicPr>
+                  </pic:nvPicPr>
+                  <pic:blipFill>
+                    <a:blip r:embed="rId21" cstate="print">
+                      <a:extLst>
+                        <a:ext uri="{28A0092B-C50C-407E-A947-70E740481C1C}">
+                          <a14:useLocalDpi xmlns:a14="http://schemas.microsoft.com/office/drawing/2010/main" val="0"/>
+                        </a:ext>
+                      </a:extLst>
+                    </a:blip>
+                    <a:srcRect/>
+                    <a:stretch>
+                      <a:fillRect/>
+                    </a:stretch>
+                  </pic:blipFill>
+                  <pic:spPr bwMode="auto">
+                    <a:xfrm>
+                      <a:off x="0" y="0"/>
+                      <a:ext cx="5400040" cy="4319905"/>
+                    </a:xfrm>
+                    <a:prstGeom prst="rect">
+                      <a:avLst/>
+                    </a:prstGeom>
+                    <a:noFill/>
+                    <a:ln>
+                      <a:noFill/>
+                    </a:ln>
+                  </pic:spPr>
+                </pic:pic>
+              </a:graphicData>
+            </a:graphic>
+          </wp:inline>
+        </w:drawing>
+      </w:r>
+    </w:p>
+    <w:p>
+      <w:pPr>
+        <w:pStyle w:val="Descripcin"/>
+        <w:jc w:val="center"/>
+        <w:rPr>
+          <w:lang w:eastAsia="en-US"/>
+        </w:rPr>
+      </w:pPr>
+      <w:r>
+        <w:t xml:space="preserve">Gràfic </w:t>
+      </w:r>
+      <w:fldSimple w:instr=" SEQ Gràfic \* ARABIC ">
+        <w:r>
+          <w:rPr>
+            <w:noProof/>
+          </w:rPr>
+          <w:t>11</w:t>
+        </w:r>
+      </w:fldSimple>
+      <w:r>
+        <w:t>: Càrregues factorials – Ús de la IA(càrregues &gt; 30, negreta &gt; 50)</w:t>
+      </w:r>
+    </w:p>
+    <w:p>
+      <w:pPr>
+        <w:pStyle w:val="Descripcin"/>
+        <w:jc w:val="both"/>
+        <w:rPr>
+          <w:lang w:eastAsia="en-US"/>
+        </w:rPr>
+      </w:pPr>
+    </w:p>
+    <w:p>
+      <w:pPr>
+        <w:jc w:val="both"/>
+        <w:rPr>
+          <w:lang w:eastAsia="en-US"/>
+        </w:rPr>
+      </w:pPr>
+    </w:p>
+    <w:p>
+      <w:pPr>
+        <w:pStyle w:val="Ttulo2"/>
+      </w:pPr>
+      <w:r>
+        <w:t>Puntuacions factorials i ús als models predictius</w:t>
+      </w:r>
+    </w:p>
+    <w:p>
+      <w:pPr>
+        <w:jc w:val="both"/>
+        <w:rPr>
+          <w:lang w:eastAsia="en-US"/>
+        </w:rPr>
+      </w:pPr>
+      <w:r>
+        <w:rPr>
+          <w:lang w:eastAsia="en-US"/>
+        </w:rPr>
+        <w:t>Un cop definit el model definitiu, s'han calculat puntuacions factorials per regressió per a cada observació</w:t>
+      </w:r>
+      <w:r>
+        <w:rPr>
+          <w:lang w:eastAsia="en-US"/>
+        </w:rPr>
+        <w:t xml:space="preserve">, bàsicament és </w:t>
+      </w:r>
+      <w:r>
+        <w:rPr>
+          <w:lang w:eastAsia="en-US"/>
+        </w:rPr>
+        <w:t xml:space="preserve">una "nota" en cada factor que resumeix la posició de l'alumne en aquell constructe latent. Aquestes puntuacions substitueixen el conjunt de variables originals als models economètrics posteriors, resolent el problema de </w:t>
+      </w:r>
+      <w:r>
+        <w:rPr>
+          <w:lang w:eastAsia="en-US"/>
+        </w:rPr>
+        <w:t>multicol·linealitat</w:t>
+      </w:r>
+      <w:r>
+        <w:rPr>
+          <w:lang w:eastAsia="en-US"/>
+        </w:rPr>
+        <w:t xml:space="preserve"> i reduint la dimensió de l'espai de predictors de forma interpretable.</w:t>
+      </w:r>
+    </w:p>
+    <w:p>
+      <w:pPr>
+        <w:jc w:val="both"/>
+        <w:rPr>
+          <w:lang w:eastAsia="en-US"/>
+        </w:rPr>
+      </w:pPr>
+      <w:r>
+        <w:rPr>
+          <w:lang w:eastAsia="en-US"/>
+        </w:rPr>
+        <w:t xml:space="preserve">Els factors resultants han rebut els noms definitius que s'usaran a la resta de l'estudi: </w:t>
+      </w:r>
+      <w:r>
+        <w:rPr>
           <w:i/>
           <w:iCs/>
           <w:lang w:eastAsia="en-US"/>
         </w:rPr>
-        <w:t>M_ACAD</w:t>
-      </w:r>
-      <w:r>
-        <w:rPr>
-          <w:rFonts w:eastAsia="Aptos"/>
-          <w:lang w:eastAsia="en-US"/>
-        </w:rPr>
-        <w:t xml:space="preserve">, </w:t>
-      </w:r>
-      <w:r>
-        <w:rPr>
-          <w:rFonts w:eastAsia="Aptos"/>
+        <w:t>MOT_DESMOTIVACIO, MOT_AUTOGESTIO, MOT_FORCA_MAJOR</w:t>
+      </w:r>
+      <w:r>
+        <w:rPr>
+          <w:lang w:eastAsia="en-US"/>
+        </w:rPr>
+        <w:t xml:space="preserve"> per al bloc Motius; </w:t>
+      </w:r>
+      <w:r>
+        <w:rPr>
           <w:i/>
           <w:iCs/>
           <w:lang w:eastAsia="en-US"/>
         </w:rPr>
-        <w:t>E_PES_AS</w:t>
-      </w:r>
-      <w:r>
-        <w:rPr>
-          <w:rFonts w:eastAsia="Aptos"/>
-          <w:lang w:eastAsia="en-US"/>
-        </w:rPr>
-        <w:t xml:space="preserve"> i </w:t>
-      </w:r>
-      <w:r>
-        <w:rPr>
-          <w:rFonts w:eastAsia="Aptos"/>
+        <w:t>EST_QUALITAT_DOC, EST_AVALUACIO_AC, EST_TEMPS_CLASSE, EST_GRUPS_REDUITS</w:t>
+      </w:r>
+      <w:r>
+        <w:rPr>
+          <w:lang w:eastAsia="en-US"/>
+        </w:rPr>
+        <w:t xml:space="preserve"> per al bloc Estratègies; i </w:t>
+      </w:r>
+      <w:r>
+        <w:rPr>
           <w:i/>
           <w:iCs/>
           <w:lang w:eastAsia="en-US"/>
         </w:rPr>
-        <w:t>IA_PREOC</w:t>
-      </w:r>
-      <w:r>
-        <w:rPr>
-          <w:rFonts w:eastAsia="Aptos"/>
-          <w:lang w:eastAsia="en-US"/>
-        </w:rPr>
-        <w:t xml:space="preserve"> tenien comunalitats molt baixes. Bàsicament anaven per lliure i no encaixaven bé en cap perfil latent. A més, en fer un test no paramètric de Mann-Whitney, vam comprovar que aquestes variables tampoc presentaven diferències estadísticament significatives entre els alumnes que assisteixen de forma regular i els que no. Amb aquesta doble justificació, les hem eliminat de l'EFA, aconseguint que els factors resultants siguin molt més estables i explicatius.Altres variables, com la distància a la universitat (M_dist) o l'horari (e_hora), també s'han apartat dels blocs factorials perquè, conceptualment, no depenen d'una percepció o actitud latent. Tot i això, no les descartem de l'estudi: les mantindrem a la base de dades per afegir-les de forma independent als models economètrics.En refer l'anàlisi sense aquestes variables que feien soroll, vam veure que alguns factors quedaven buits o només explicaven una part irrisòria de la variància (com passava amb el cinquè factor d'Estratègies). Per evitar això, hem forçat el model perquè retingui un nombre de factors lògic: 3 per als Motius i 4 per a les Estratègies.</w:t>
-      </w:r>
+        <w:t>IA_EINA_ESTUDI i IA_SUBSTITUCIO</w:t>
+      </w:r>
+      <w:r>
+        <w:rPr>
+          <w:lang w:eastAsia="en-US"/>
+        </w:rPr>
+        <w:t xml:space="preserve"> per al bloc IA.</w:t>
+      </w:r>
+    </w:p>
+    <w:p>
+      <w:pPr>
+        <w:jc w:val="both"/>
+        <w:rPr>
+          <w:lang w:eastAsia="en-US"/>
+        </w:rPr>
+      </w:pPr>
+      <w:r>
+        <w:rPr>
+          <w:noProof/>
+          <w:lang w:eastAsia="en-US"/>
+        </w:rPr>
+        <w:drawing>
+          <wp:inline distT="0" distB="0" distL="0" distR="0" wp14:anchorId="523E59DA" wp14:editId="00D47F27">
+            <wp:extent cx="3143250" cy="4714875"/>
+            <wp:effectExtent l="0" t="0" r="0" b="9525"/>
+            <wp:docPr id="83291963" name="Imagen 1"/>
+            <wp:cNvGraphicFramePr>
+              <a:graphicFrameLocks xmlns:a="http://schemas.openxmlformats.org/drawingml/2006/main" noChangeAspect="1"/>
+            </wp:cNvGraphicFramePr>
+            <a:graphic xmlns:a="http://schemas.openxmlformats.org/drawingml/2006/main">
+              <a:graphicData uri="http://schemas.openxmlformats.org/drawingml/2006/picture">
+                <pic:pic xmlns:pic="http://schemas.openxmlformats.org/drawingml/2006/picture">
+                  <pic:nvPicPr>
+                    <pic:cNvPr id="83291963" name=""/>
+                    <pic:cNvPicPr/>
+                  </pic:nvPicPr>
+                  <pic:blipFill>
+                    <a:blip r:embed="rId22"/>
+                    <a:stretch>
+                      <a:fillRect/>
+                    </a:stretch>
+                  </pic:blipFill>
+                  <pic:spPr>
+                    <a:xfrm>
+                      <a:off x="0" y="0"/>
+                      <a:ext cx="3143460" cy="4715190"/>
+                    </a:xfrm>
+                    <a:prstGeom prst="rect">
+                      <a:avLst/>
+                    </a:prstGeom>
+                  </pic:spPr>
+                </pic:pic>
+              </a:graphicData>
+            </a:graphic>
+          </wp:inline>
+        </w:drawing>
+      </w:r>
+    </w:p>
+    <w:p>
+      <w:pPr>
+        <w:jc w:val="both"/>
+        <w:rPr>
+          <w:lang w:eastAsia="en-US"/>
+        </w:rPr>
+      </w:pPr>
     </w:p>
     <w:p>
       <w:pPr>
@@ -8293,15 +8230,48 @@
           <w:lang w:eastAsia="en-US"/>
         </w:rPr>
       </w:pPr>
-      <w:r>
-        <w:rPr>
-          <w:rFonts w:eastAsia="Aptos"/>
-          <w:color w:val="auto"/>
-          <w:kern w:val="2"/>
-          <w:szCs w:val="22"/>
-          <w:lang w:eastAsia="en-US"/>
-        </w:rPr>
+    </w:p>
+    <w:p>
+      <w:pPr>
+        <w:spacing w:line="300" w:lineRule="auto"/>
+        <w:jc w:val="both"/>
+        <w:rPr>
+          <w:rFonts w:eastAsia="Aptos"/>
+          <w:color w:val="auto"/>
+          <w:kern w:val="2"/>
+          <w:szCs w:val="22"/>
+          <w:lang w:eastAsia="en-US"/>
+        </w:rPr>
+      </w:pPr>
+    </w:p>
+    <w:p>
+      <w:pPr>
+        <w:spacing w:line="300" w:lineRule="auto"/>
+        <w:jc w:val="both"/>
+        <w:rPr>
+          <w:rFonts w:eastAsia="Aptos"/>
+          <w:color w:val="auto"/>
+          <w:kern w:val="2"/>
+          <w:szCs w:val="22"/>
+          <w:lang w:eastAsia="en-US"/>
+        </w:rPr>
+      </w:pPr>
+    </w:p>
+    <w:p>
+      <w:pPr>
+        <w:pStyle w:val="Ttulo1"/>
+      </w:pPr>
+      <w:r>
+        <w:lastRenderedPageBreak/>
         <w:t>Annexos</w:t>
+      </w:r>
+    </w:p>
+    <w:p>
+      <w:pPr>
+        <w:pStyle w:val="Ttulo2"/>
+      </w:pPr>
+      <w:r>
+        <w:t>Formulari i codificació de dades</w:t>
       </w:r>
     </w:p>
     <w:p>
@@ -8366,6 +8336,7 @@
           <w:rFonts w:eastAsia="Aptos"/>
           <w:i/>
           <w:iCs/>
+          <w:noProof/>
           <w:kern w:val="2"/>
           <w:szCs w:val="18"/>
           <w:lang w:eastAsia="en-US"/>
@@ -8392,7 +8363,29 @@
           <w:szCs w:val="18"/>
           <w:lang w:eastAsia="en-US"/>
         </w:rPr>
-        <w:t>: Qüestionari enviat a l’alumnat de la FEE de graus</w:t>
+        <w:t xml:space="preserve">: </w:t>
+      </w:r>
+      <w:r>
+        <w:rPr>
+          <w:rFonts w:eastAsia="Aptos"/>
+          <w:i/>
+          <w:iCs/>
+          <w:kern w:val="2"/>
+          <w:szCs w:val="18"/>
+          <w:lang w:eastAsia="en-US"/>
+        </w:rPr>
+        <w:t>Formulari</w:t>
+      </w:r>
+      <w:r>
+        <w:rPr>
+          <w:rFonts w:eastAsia="Aptos"/>
+          <w:i/>
+          <w:iCs/>
+          <w:kern w:val="2"/>
+          <w:szCs w:val="18"/>
+          <w:lang w:eastAsia="en-US"/>
+        </w:rPr>
+        <w:t xml:space="preserve"> enviat a l’alumnat de la FEE de graus</w:t>
       </w:r>
     </w:p>
     <w:p>
@@ -8417,7 +8410,7 @@
         </w:rPr>
         <w:t xml:space="preserve">L’enquesta original es pot consultar en el següent enllaç: </w:t>
       </w:r>
-      <w:hyperlink r:id="rId16" w:history="1">
+      <w:hyperlink r:id="rId23" w:history="1">
         <w:r>
           <w:rPr>
             <w:rFonts w:eastAsia="Aptos"/>
@@ -8462,7 +8455,6 @@
           <w:szCs w:val="22"/>
           <w:lang w:eastAsia="en-US"/>
         </w:rPr>
-        <w:lastRenderedPageBreak/>
         <w:drawing>
           <wp:inline distT="0" distB="0" distL="0" distR="0" wp14:anchorId="292F2C6D" wp14:editId="3C19A0EC">
             <wp:extent cx="1638935" cy="1638935"/>
@@ -8481,7 +8473,7 @@
                     </pic:cNvPicPr>
                   </pic:nvPicPr>
                   <pic:blipFill>
-                    <a:blip r:embed="rId17" cstate="print">
+                    <a:blip r:embed="rId24" cstate="print">
                       <a:extLst>
                         <a:ext uri="{28A0092B-C50C-407E-A947-70E740481C1C}">
                           <a14:useLocalDpi xmlns:a14="http://schemas.microsoft.com/office/drawing/2010/main" val="0"/>
@@ -8745,6 +8737,7 @@
           <w:szCs w:val="22"/>
           <w:lang w:eastAsia="en-US"/>
         </w:rPr>
+        <w:lastRenderedPageBreak/>
         <w:t>Secció 1: Dades acadèmiques</w:t>
       </w:r>
     </w:p>
@@ -8933,7 +8926,6 @@
                 <w:szCs w:val="22"/>
                 <w:lang w:eastAsia="en-US"/>
               </w:rPr>
-              <w:lastRenderedPageBreak/>
               <w:t>Sociologia</w:t>
             </w:r>
           </w:p>
@@ -8968,7 +8960,6 @@
                 <w:szCs w:val="22"/>
                 <w:lang w:eastAsia="en-US"/>
               </w:rPr>
-              <w:lastRenderedPageBreak/>
               <w:t>Doble grau: Economia + Estadística</w:t>
             </w:r>
           </w:p>
@@ -9085,7 +9076,6 @@
                 <w:szCs w:val="22"/>
                 <w:lang w:eastAsia="en-US"/>
               </w:rPr>
-              <w:lastRenderedPageBreak/>
               <w:t>Doble Grau: ADE + Sociologia</w:t>
             </w:r>
           </w:p>
@@ -9094,12 +9084,16 @@
     </w:tbl>
     <w:p>
       <w:pPr>
+        <w:spacing w:line="300" w:lineRule="auto"/>
+        <w:ind w:left="720"/>
+        <w:contextualSpacing/>
         <w:jc w:val="both"/>
         <w:rPr>
           <w:rFonts w:eastAsia="Aptos"/>
           <w:color w:val="auto"/>
           <w:kern w:val="2"/>
-          <w:szCs w:val="22"/>
+          <w:sz w:val="10"/>
+          <w:szCs w:val="10"/>
           <w:lang w:eastAsia="en-US"/>
         </w:rPr>
       </w:pPr>
@@ -9339,7 +9333,8 @@
           <w:rFonts w:eastAsia="Aptos"/>
           <w:color w:val="auto"/>
           <w:kern w:val="2"/>
-          <w:szCs w:val="22"/>
+          <w:sz w:val="10"/>
+          <w:szCs w:val="10"/>
           <w:lang w:eastAsia="en-US"/>
         </w:rPr>
       </w:pPr>
@@ -9398,12 +9393,15 @@
     </w:p>
     <w:p>
       <w:pPr>
+        <w:ind w:left="720"/>
+        <w:contextualSpacing/>
         <w:jc w:val="both"/>
         <w:rPr>
           <w:rFonts w:eastAsia="Aptos"/>
           <w:color w:val="auto"/>
           <w:kern w:val="2"/>
-          <w:szCs w:val="22"/>
+          <w:sz w:val="10"/>
+          <w:szCs w:val="10"/>
           <w:lang w:eastAsia="en-US"/>
         </w:rPr>
       </w:pPr>
@@ -9618,20 +9616,6 @@
     </w:tbl>
     <w:p>
       <w:pPr>
-        <w:ind w:left="720"/>
-        <w:contextualSpacing/>
-        <w:jc w:val="both"/>
-        <w:rPr>
-          <w:rFonts w:eastAsia="Aptos"/>
-          <w:color w:val="auto"/>
-          <w:kern w:val="2"/>
-          <w:szCs w:val="22"/>
-          <w:lang w:eastAsia="en-US"/>
-        </w:rPr>
-      </w:pPr>
-    </w:p>
-    <w:p>
-      <w:pPr>
         <w:numPr>
           <w:ilvl w:val="0"/>
           <w:numId w:val="1"/>
@@ -9741,12 +9725,16 @@
     </w:tbl>
     <w:p>
       <w:pPr>
+        <w:spacing w:line="300" w:lineRule="auto"/>
+        <w:ind w:left="720"/>
+        <w:contextualSpacing/>
         <w:jc w:val="both"/>
         <w:rPr>
           <w:rFonts w:eastAsia="Aptos"/>
           <w:color w:val="auto"/>
           <w:kern w:val="2"/>
-          <w:szCs w:val="22"/>
+          <w:sz w:val="10"/>
+          <w:szCs w:val="10"/>
           <w:lang w:eastAsia="en-US"/>
         </w:rPr>
       </w:pPr>
@@ -9805,9 +9793,12 @@
     </w:p>
     <w:p>
       <w:pPr>
+        <w:spacing w:after="0" w:line="300" w:lineRule="auto"/>
         <w:jc w:val="both"/>
         <w:rPr>
           <w:rFonts w:eastAsia="Aptos"/>
+          <w:b/>
+          <w:bCs/>
           <w:color w:val="auto"/>
           <w:kern w:val="2"/>
           <w:szCs w:val="22"/>
@@ -10019,7 +10010,8 @@
           <w:rFonts w:eastAsia="Aptos"/>
           <w:color w:val="auto"/>
           <w:kern w:val="2"/>
-          <w:szCs w:val="22"/>
+          <w:sz w:val="10"/>
+          <w:szCs w:val="10"/>
           <w:lang w:eastAsia="en-US"/>
         </w:rPr>
       </w:pPr>
@@ -10087,7 +10079,8 @@
           <w:rFonts w:eastAsia="Aptos"/>
           <w:color w:val="auto"/>
           <w:kern w:val="2"/>
-          <w:szCs w:val="22"/>
+          <w:sz w:val="10"/>
+          <w:szCs w:val="10"/>
           <w:lang w:eastAsia="en-US"/>
         </w:rPr>
       </w:pPr>
@@ -10269,7 +10262,8 @@
           <w:rFonts w:eastAsia="Aptos"/>
           <w:color w:val="auto"/>
           <w:kern w:val="2"/>
-          <w:szCs w:val="22"/>
+          <w:sz w:val="10"/>
+          <w:szCs w:val="10"/>
           <w:lang w:eastAsia="en-US"/>
         </w:rPr>
       </w:pPr>
@@ -10299,7 +10293,6 @@
           <w:szCs w:val="22"/>
           <w:lang w:eastAsia="en-US"/>
         </w:rPr>
-        <w:lastRenderedPageBreak/>
         <w:t>Quants minuts</w:t>
       </w:r>
       <w:r>
@@ -10364,11 +10357,7 @@
           <w:lang w:eastAsia="en-US"/>
         </w:rPr>
       </w:pPr>
-    </w:p>
-    <w:p>
-      <w:pPr>
-        <w:spacing w:line="300" w:lineRule="auto"/>
-        <w:jc w:val="both"/>
+      <w:r>
         <w:rPr>
           <w:rFonts w:eastAsia="Aptos"/>
           <w:b/>
@@ -10378,17 +10367,7 @@
           <w:szCs w:val="22"/>
           <w:lang w:eastAsia="en-US"/>
         </w:rPr>
-      </w:pPr>
-      <w:r>
-        <w:rPr>
-          <w:rFonts w:eastAsia="Aptos"/>
-          <w:b/>
-          <w:bCs/>
-          <w:color w:val="auto"/>
-          <w:kern w:val="2"/>
-          <w:szCs w:val="22"/>
-          <w:lang w:eastAsia="en-US"/>
-        </w:rPr>
+        <w:lastRenderedPageBreak/>
         <w:t>Secció 3: La teva opinió sobre les classes i la teva assistència</w:t>
       </w:r>
     </w:p>
@@ -10888,7 +10867,8 @@
           <w:rFonts w:eastAsia="Aptos"/>
           <w:color w:val="auto"/>
           <w:kern w:val="2"/>
-          <w:szCs w:val="22"/>
+          <w:sz w:val="10"/>
+          <w:szCs w:val="10"/>
           <w:lang w:eastAsia="en-US"/>
         </w:rPr>
       </w:pPr>
@@ -11331,7 +11311,8 @@
           <w:rFonts w:eastAsia="Aptos"/>
           <w:color w:val="auto"/>
           <w:kern w:val="2"/>
-          <w:szCs w:val="22"/>
+          <w:sz w:val="10"/>
+          <w:szCs w:val="10"/>
           <w:lang w:eastAsia="en-US"/>
         </w:rPr>
       </w:pPr>
@@ -11422,6 +11403,22 @@
     </w:p>
     <w:p>
       <w:pPr>
+        <w:spacing w:after="0" w:line="300" w:lineRule="auto"/>
+        <w:jc w:val="both"/>
+        <w:rPr>
+          <w:rFonts w:eastAsia="Aptos"/>
+          <w:b/>
+          <w:bCs/>
+          <w:color w:val="auto"/>
+          <w:kern w:val="2"/>
+          <w:sz w:val="10"/>
+          <w:szCs w:val="10"/>
+          <w:lang w:eastAsia="en-US"/>
+        </w:rPr>
+      </w:pPr>
+    </w:p>
+    <w:p>
+      <w:pPr>
         <w:spacing w:line="300" w:lineRule="auto"/>
         <w:jc w:val="both"/>
         <w:rPr>
@@ -11434,11 +11431,7 @@
           <w:lang w:eastAsia="en-US"/>
         </w:rPr>
       </w:pPr>
-    </w:p>
-    <w:p>
-      <w:pPr>
-        <w:spacing w:line="300" w:lineRule="auto"/>
-        <w:jc w:val="both"/>
+      <w:r>
         <w:rPr>
           <w:rFonts w:eastAsia="Aptos"/>
           <w:b/>
@@ -11448,63 +11441,6 @@
           <w:szCs w:val="22"/>
           <w:lang w:eastAsia="en-US"/>
         </w:rPr>
-      </w:pPr>
-    </w:p>
-    <w:p>
-      <w:pPr>
-        <w:spacing w:line="300" w:lineRule="auto"/>
-        <w:jc w:val="both"/>
-        <w:rPr>
-          <w:rFonts w:eastAsia="Aptos"/>
-          <w:b/>
-          <w:bCs/>
-          <w:color w:val="auto"/>
-          <w:kern w:val="2"/>
-          <w:szCs w:val="22"/>
-          <w:lang w:eastAsia="en-US"/>
-        </w:rPr>
-      </w:pPr>
-    </w:p>
-    <w:p>
-      <w:pPr>
-        <w:spacing w:line="300" w:lineRule="auto"/>
-        <w:jc w:val="both"/>
-        <w:rPr>
-          <w:rFonts w:eastAsia="Aptos"/>
-          <w:b/>
-          <w:bCs/>
-          <w:color w:val="auto"/>
-          <w:kern w:val="2"/>
-          <w:szCs w:val="22"/>
-          <w:lang w:eastAsia="en-US"/>
-        </w:rPr>
-      </w:pPr>
-    </w:p>
-    <w:p>
-      <w:pPr>
-        <w:spacing w:line="300" w:lineRule="auto"/>
-        <w:jc w:val="both"/>
-        <w:rPr>
-          <w:rFonts w:eastAsia="Aptos"/>
-          <w:b/>
-          <w:bCs/>
-          <w:color w:val="auto"/>
-          <w:kern w:val="2"/>
-          <w:szCs w:val="22"/>
-          <w:lang w:eastAsia="en-US"/>
-        </w:rPr>
-      </w:pPr>
-      <w:r>
-        <w:rPr>
-          <w:rFonts w:eastAsia="Aptos"/>
-          <w:b/>
-          <w:bCs/>
-          <w:color w:val="auto"/>
-          <w:kern w:val="2"/>
-          <w:szCs w:val="22"/>
-          <w:lang w:eastAsia="en-US"/>
-        </w:rPr>
-        <w:lastRenderedPageBreak/>
         <w:t>Secció 4: Ús de la Intel·ligència Artifical</w:t>
       </w:r>
     </w:p>
@@ -11793,9 +11729,8 @@
     </w:tbl>
     <w:p>
       <w:pPr>
-        <w:spacing w:line="300" w:lineRule="auto"/>
-        <w:ind w:left="720"/>
-        <w:contextualSpacing/>
+        <w:pStyle w:val="Descripcin"/>
+        <w:spacing w:after="240"/>
         <w:jc w:val="both"/>
         <w:rPr>
           <w:rFonts w:eastAsia="Aptos"/>
@@ -11805,52 +11740,20 @@
           <w:lang w:eastAsia="en-US"/>
         </w:rPr>
       </w:pPr>
-    </w:p>
-    <w:p>
-      <w:pPr>
-        <w:spacing w:line="300" w:lineRule="auto"/>
-        <w:jc w:val="both"/>
-        <w:rPr>
-          <w:rFonts w:eastAsia="Aptos"/>
-          <w:color w:val="auto"/>
-          <w:kern w:val="2"/>
-          <w:szCs w:val="22"/>
-          <w:lang w:eastAsia="en-US"/>
-        </w:rPr>
-      </w:pPr>
-    </w:p>
-    <w:p>
-      <w:pPr>
-        <w:spacing w:line="300" w:lineRule="auto"/>
-        <w:jc w:val="both"/>
-        <w:rPr>
-          <w:rFonts w:eastAsia="Aptos"/>
-          <w:color w:val="auto"/>
-          <w:kern w:val="2"/>
-          <w:szCs w:val="22"/>
-          <w:lang w:eastAsia="en-US"/>
-        </w:rPr>
-      </w:pPr>
-      <w:r>
-        <w:rPr>
-          <w:rFonts w:eastAsia="Aptos"/>
-          <w:color w:val="auto"/>
-          <w:kern w:val="2"/>
-          <w:szCs w:val="22"/>
-          <w:lang w:eastAsia="en-US"/>
-        </w:rPr>
-        <w:br w:type="page"/>
-      </w:r>
-      <w:r>
-        <w:rPr>
-          <w:rFonts w:eastAsia="Aptos"/>
-          <w:color w:val="auto"/>
-          <w:kern w:val="2"/>
-          <w:szCs w:val="22"/>
-          <w:lang w:eastAsia="en-US"/>
-        </w:rPr>
+      <w:r>
         <w:lastRenderedPageBreak/>
-        <w:t>Matriu de codificació de dades</w:t>
+        <w:t xml:space="preserve">Annex </w:t>
+      </w:r>
+      <w:fldSimple w:instr=" SEQ Annex \* ARABIC ">
+        <w:r>
+          <w:rPr>
+            <w:noProof/>
+          </w:rPr>
+          <w:t>2</w:t>
+        </w:r>
+      </w:fldSimple>
+      <w:r>
+        <w:t>: Matriu de codificació de dades</w:t>
       </w:r>
     </w:p>
     <w:tbl>
@@ -13474,19 +13377,6 @@
         </w:rPr>
       </w:pPr>
     </w:p>
-    <w:p>
-      <w:pPr>
-        <w:spacing w:line="300" w:lineRule="auto"/>
-        <w:jc w:val="both"/>
-        <w:rPr>
-          <w:rFonts w:eastAsia="Aptos"/>
-          <w:color w:val="auto"/>
-          <w:kern w:val="2"/>
-          <w:szCs w:val="22"/>
-          <w:lang w:eastAsia="en-US"/>
-        </w:rPr>
-      </w:pPr>
-    </w:p>
     <w:tbl>
       <w:tblPr>
         <w:tblW w:w="8926" w:type="dxa"/>
@@ -13535,6 +13425,7 @@
                 <w:szCs w:val="22"/>
                 <w:lang w:eastAsia="en-US"/>
               </w:rPr>
+              <w:lastRenderedPageBreak/>
               <w:t>SECCIÓ 2: SITUACIÓ PERSONAL</w:t>
             </w:r>
           </w:p>
@@ -13883,7 +13774,7 @@
           </w:tcPr>
           <w:p>
             <w:pPr>
-              <w:spacing w:after="0"/>
+              <w:spacing w:after="0" w:line="276" w:lineRule="auto"/>
               <w:rPr>
                 <w:rFonts w:eastAsia="Aptos"/>
                 <w:color w:val="auto"/>
@@ -14020,7 +13911,7 @@
           </w:tcPr>
           <w:p>
             <w:pPr>
-              <w:spacing w:after="0"/>
+              <w:spacing w:after="0" w:line="276" w:lineRule="auto"/>
               <w:rPr>
                 <w:rFonts w:eastAsia="Aptos"/>
                 <w:color w:val="auto"/>
@@ -14235,7 +14126,7 @@
           </w:tcPr>
           <w:p>
             <w:pPr>
-              <w:spacing w:after="0"/>
+              <w:spacing w:after="0" w:line="276" w:lineRule="auto"/>
               <w:rPr>
                 <w:rFonts w:eastAsia="Aptos"/>
                 <w:color w:val="auto"/>
@@ -14385,201 +14276,6 @@
         </w:tc>
       </w:tr>
     </w:tbl>
-    <w:p>
-      <w:pPr>
-        <w:spacing w:line="300" w:lineRule="auto"/>
-        <w:jc w:val="both"/>
-        <w:rPr>
-          <w:rFonts w:eastAsia="Aptos"/>
-          <w:color w:val="auto"/>
-          <w:kern w:val="2"/>
-          <w:szCs w:val="22"/>
-          <w:lang w:eastAsia="en-US"/>
-        </w:rPr>
-      </w:pPr>
-    </w:p>
-    <w:p>
-      <w:pPr>
-        <w:spacing w:line="300" w:lineRule="auto"/>
-        <w:jc w:val="both"/>
-        <w:rPr>
-          <w:rFonts w:eastAsia="Aptos"/>
-          <w:color w:val="auto"/>
-          <w:kern w:val="2"/>
-          <w:szCs w:val="22"/>
-          <w:lang w:eastAsia="en-US"/>
-        </w:rPr>
-      </w:pPr>
-    </w:p>
-    <w:p>
-      <w:pPr>
-        <w:spacing w:line="300" w:lineRule="auto"/>
-        <w:jc w:val="both"/>
-        <w:rPr>
-          <w:rFonts w:eastAsia="Aptos"/>
-          <w:color w:val="auto"/>
-          <w:kern w:val="2"/>
-          <w:szCs w:val="22"/>
-          <w:lang w:eastAsia="en-US"/>
-        </w:rPr>
-      </w:pPr>
-    </w:p>
-    <w:p>
-      <w:pPr>
-        <w:spacing w:line="300" w:lineRule="auto"/>
-        <w:jc w:val="both"/>
-        <w:rPr>
-          <w:rFonts w:eastAsia="Aptos"/>
-          <w:color w:val="auto"/>
-          <w:kern w:val="2"/>
-          <w:szCs w:val="22"/>
-          <w:lang w:eastAsia="en-US"/>
-        </w:rPr>
-      </w:pPr>
-    </w:p>
-    <w:p>
-      <w:pPr>
-        <w:spacing w:line="300" w:lineRule="auto"/>
-        <w:jc w:val="both"/>
-        <w:rPr>
-          <w:rFonts w:eastAsia="Aptos"/>
-          <w:color w:val="auto"/>
-          <w:kern w:val="2"/>
-          <w:szCs w:val="22"/>
-          <w:lang w:eastAsia="en-US"/>
-        </w:rPr>
-      </w:pPr>
-    </w:p>
-    <w:p>
-      <w:pPr>
-        <w:spacing w:line="300" w:lineRule="auto"/>
-        <w:jc w:val="both"/>
-        <w:rPr>
-          <w:rFonts w:eastAsia="Aptos"/>
-          <w:color w:val="auto"/>
-          <w:kern w:val="2"/>
-          <w:szCs w:val="22"/>
-          <w:lang w:eastAsia="en-US"/>
-        </w:rPr>
-      </w:pPr>
-    </w:p>
-    <w:p>
-      <w:pPr>
-        <w:spacing w:line="300" w:lineRule="auto"/>
-        <w:jc w:val="both"/>
-        <w:rPr>
-          <w:rFonts w:eastAsia="Aptos"/>
-          <w:color w:val="auto"/>
-          <w:kern w:val="2"/>
-          <w:szCs w:val="22"/>
-          <w:lang w:eastAsia="en-US"/>
-        </w:rPr>
-      </w:pPr>
-    </w:p>
-    <w:p>
-      <w:pPr>
-        <w:spacing w:line="300" w:lineRule="auto"/>
-        <w:jc w:val="both"/>
-        <w:rPr>
-          <w:rFonts w:eastAsia="Aptos"/>
-          <w:color w:val="auto"/>
-          <w:kern w:val="2"/>
-          <w:szCs w:val="22"/>
-          <w:lang w:eastAsia="en-US"/>
-        </w:rPr>
-      </w:pPr>
-    </w:p>
-    <w:p>
-      <w:pPr>
-        <w:spacing w:line="300" w:lineRule="auto"/>
-        <w:jc w:val="both"/>
-        <w:rPr>
-          <w:rFonts w:eastAsia="Aptos"/>
-          <w:color w:val="auto"/>
-          <w:kern w:val="2"/>
-          <w:szCs w:val="22"/>
-          <w:lang w:eastAsia="en-US"/>
-        </w:rPr>
-      </w:pPr>
-    </w:p>
-    <w:p>
-      <w:pPr>
-        <w:spacing w:line="300" w:lineRule="auto"/>
-        <w:jc w:val="both"/>
-        <w:rPr>
-          <w:rFonts w:eastAsia="Aptos"/>
-          <w:color w:val="auto"/>
-          <w:kern w:val="2"/>
-          <w:szCs w:val="22"/>
-          <w:lang w:eastAsia="en-US"/>
-        </w:rPr>
-      </w:pPr>
-    </w:p>
-    <w:p>
-      <w:pPr>
-        <w:spacing w:line="300" w:lineRule="auto"/>
-        <w:jc w:val="both"/>
-        <w:rPr>
-          <w:rFonts w:eastAsia="Aptos"/>
-          <w:color w:val="auto"/>
-          <w:kern w:val="2"/>
-          <w:szCs w:val="22"/>
-          <w:lang w:eastAsia="en-US"/>
-        </w:rPr>
-      </w:pPr>
-    </w:p>
-    <w:p>
-      <w:pPr>
-        <w:spacing w:line="300" w:lineRule="auto"/>
-        <w:jc w:val="both"/>
-        <w:rPr>
-          <w:rFonts w:eastAsia="Aptos"/>
-          <w:color w:val="auto"/>
-          <w:kern w:val="2"/>
-          <w:szCs w:val="22"/>
-          <w:lang w:eastAsia="en-US"/>
-        </w:rPr>
-      </w:pPr>
-    </w:p>
-    <w:p>
-      <w:pPr>
-        <w:spacing w:line="300" w:lineRule="auto"/>
-        <w:jc w:val="both"/>
-        <w:rPr>
-          <w:rFonts w:eastAsia="Aptos"/>
-          <w:color w:val="auto"/>
-          <w:kern w:val="2"/>
-          <w:szCs w:val="22"/>
-          <w:lang w:eastAsia="en-US"/>
-        </w:rPr>
-      </w:pPr>
-    </w:p>
-    <w:p>
-      <w:pPr>
-        <w:spacing w:line="300" w:lineRule="auto"/>
-        <w:jc w:val="both"/>
-        <w:rPr>
-          <w:rFonts w:eastAsia="Aptos"/>
-          <w:color w:val="auto"/>
-          <w:kern w:val="2"/>
-          <w:szCs w:val="22"/>
-          <w:lang w:eastAsia="en-US"/>
-        </w:rPr>
-      </w:pPr>
-    </w:p>
-    <w:p>
-      <w:pPr>
-        <w:spacing w:line="300" w:lineRule="auto"/>
-        <w:jc w:val="both"/>
-        <w:rPr>
-          <w:rFonts w:eastAsia="Aptos"/>
-          <w:color w:val="auto"/>
-          <w:kern w:val="2"/>
-          <w:szCs w:val="22"/>
-          <w:lang w:eastAsia="en-US"/>
-        </w:rPr>
-      </w:pPr>
-    </w:p>
     <w:p>
       <w:pPr>
         <w:spacing w:line="300" w:lineRule="auto"/>
@@ -14619,7 +14315,7 @@
           </w:tcPr>
           <w:p>
             <w:pPr>
-              <w:spacing w:line="300" w:lineRule="auto"/>
+              <w:spacing w:after="0" w:line="300" w:lineRule="auto"/>
               <w:jc w:val="both"/>
               <w:rPr>
                 <w:rFonts w:eastAsia="Aptos"/>
@@ -14660,7 +14356,7 @@
           </w:tcPr>
           <w:p>
             <w:pPr>
-              <w:spacing w:line="300" w:lineRule="auto"/>
+              <w:spacing w:after="0" w:line="300" w:lineRule="auto"/>
               <w:jc w:val="both"/>
               <w:rPr>
                 <w:rFonts w:eastAsia="Aptos"/>
@@ -14697,7 +14393,7 @@
           </w:tcPr>
           <w:p>
             <w:pPr>
-              <w:spacing w:line="300" w:lineRule="auto"/>
+              <w:spacing w:after="0" w:line="300" w:lineRule="auto"/>
               <w:jc w:val="center"/>
               <w:rPr>
                 <w:rFonts w:eastAsia="Aptos"/>
@@ -14734,7 +14430,7 @@
           </w:tcPr>
           <w:p>
             <w:pPr>
-              <w:spacing w:line="300" w:lineRule="auto"/>
+              <w:spacing w:after="0" w:line="300" w:lineRule="auto"/>
               <w:jc w:val="center"/>
               <w:rPr>
                 <w:rFonts w:eastAsia="Aptos"/>
@@ -14771,7 +14467,7 @@
           </w:tcPr>
           <w:p>
             <w:pPr>
-              <w:spacing w:line="300" w:lineRule="auto"/>
+              <w:spacing w:after="0" w:line="300" w:lineRule="auto"/>
               <w:jc w:val="center"/>
               <w:rPr>
                 <w:rFonts w:eastAsia="Aptos"/>
@@ -14809,7 +14505,7 @@
           </w:tcPr>
           <w:p>
             <w:pPr>
-              <w:spacing w:line="300" w:lineRule="auto"/>
+              <w:spacing w:after="0" w:line="300" w:lineRule="auto"/>
               <w:rPr>
                 <w:rFonts w:eastAsia="Aptos"/>
                 <w:b/>
@@ -14855,7 +14551,7 @@
                 </w:tcPr>
                 <w:p>
                   <w:pPr>
-                    <w:spacing w:line="300" w:lineRule="auto"/>
+                    <w:spacing w:after="0" w:line="300" w:lineRule="auto"/>
                     <w:rPr>
                       <w:rFonts w:eastAsia="Aptos"/>
                       <w:color w:val="auto"/>
@@ -14877,7 +14573,7 @@
                 </w:p>
                 <w:p>
                   <w:pPr>
-                    <w:spacing w:line="300" w:lineRule="auto"/>
+                    <w:spacing w:after="0" w:line="300" w:lineRule="auto"/>
                     <w:rPr>
                       <w:rFonts w:eastAsia="Aptos"/>
                       <w:color w:val="auto"/>
@@ -14899,7 +14595,7 @@
                 </w:p>
                 <w:p>
                   <w:pPr>
-                    <w:spacing w:line="300" w:lineRule="auto"/>
+                    <w:spacing w:after="0" w:line="300" w:lineRule="auto"/>
                     <w:rPr>
                       <w:rFonts w:eastAsia="Aptos"/>
                       <w:color w:val="auto"/>
@@ -14921,7 +14617,7 @@
                 </w:p>
                 <w:p>
                   <w:pPr>
-                    <w:spacing w:line="300" w:lineRule="auto"/>
+                    <w:spacing w:after="0" w:line="300" w:lineRule="auto"/>
                     <w:rPr>
                       <w:rFonts w:eastAsia="Aptos"/>
                       <w:color w:val="auto"/>
@@ -14943,7 +14639,7 @@
                 </w:p>
                 <w:p>
                   <w:pPr>
-                    <w:spacing w:line="300" w:lineRule="auto"/>
+                    <w:spacing w:after="0" w:line="300" w:lineRule="auto"/>
                     <w:rPr>
                       <w:rFonts w:eastAsia="Aptos"/>
                       <w:color w:val="auto"/>
@@ -14965,7 +14661,7 @@
                 </w:p>
                 <w:p>
                   <w:pPr>
-                    <w:spacing w:line="300" w:lineRule="auto"/>
+                    <w:spacing w:after="0" w:line="300" w:lineRule="auto"/>
                     <w:rPr>
                       <w:rFonts w:eastAsia="Aptos"/>
                       <w:color w:val="auto"/>
@@ -14987,7 +14683,7 @@
                 </w:p>
                 <w:p>
                   <w:pPr>
-                    <w:spacing w:line="300" w:lineRule="auto"/>
+                    <w:spacing w:after="0" w:line="300" w:lineRule="auto"/>
                     <w:rPr>
                       <w:rFonts w:eastAsia="Aptos"/>
                       <w:color w:val="auto"/>
@@ -15009,7 +14705,7 @@
                 </w:p>
                 <w:p>
                   <w:pPr>
-                    <w:spacing w:line="300" w:lineRule="auto"/>
+                    <w:spacing w:after="0" w:line="300" w:lineRule="auto"/>
                     <w:rPr>
                       <w:rFonts w:eastAsia="Aptos"/>
                       <w:color w:val="auto"/>
@@ -15036,7 +14732,7 @@
                 </w:tcPr>
                 <w:p>
                   <w:pPr>
-                    <w:spacing w:line="300" w:lineRule="auto"/>
+                    <w:spacing w:after="0" w:line="300" w:lineRule="auto"/>
                     <w:rPr>
                       <w:rFonts w:eastAsia="Aptos"/>
                       <w:color w:val="auto"/>
@@ -15058,7 +14754,7 @@
                 </w:p>
                 <w:p>
                   <w:pPr>
-                    <w:spacing w:line="300" w:lineRule="auto"/>
+                    <w:spacing w:after="0" w:line="300" w:lineRule="auto"/>
                     <w:rPr>
                       <w:rFonts w:eastAsia="Aptos"/>
                       <w:color w:val="auto"/>
@@ -15080,7 +14776,7 @@
                 </w:p>
                 <w:p>
                   <w:pPr>
-                    <w:spacing w:line="300" w:lineRule="auto"/>
+                    <w:spacing w:after="0" w:line="300" w:lineRule="auto"/>
                     <w:rPr>
                       <w:rFonts w:eastAsia="Aptos"/>
                       <w:color w:val="auto"/>
@@ -15102,7 +14798,7 @@
                 </w:p>
                 <w:p>
                   <w:pPr>
-                    <w:spacing w:line="300" w:lineRule="auto"/>
+                    <w:spacing w:after="0" w:line="300" w:lineRule="auto"/>
                     <w:rPr>
                       <w:rFonts w:eastAsia="Aptos"/>
                       <w:color w:val="auto"/>
@@ -15124,7 +14820,7 @@
                 </w:p>
                 <w:p>
                   <w:pPr>
-                    <w:spacing w:line="300" w:lineRule="auto"/>
+                    <w:spacing w:after="0" w:line="300" w:lineRule="auto"/>
                     <w:rPr>
                       <w:rFonts w:eastAsia="Aptos"/>
                       <w:color w:val="auto"/>
@@ -15146,7 +14842,7 @@
                 </w:p>
                 <w:p>
                   <w:pPr>
-                    <w:spacing w:line="300" w:lineRule="auto"/>
+                    <w:spacing w:after="0" w:line="300" w:lineRule="auto"/>
                     <w:rPr>
                       <w:rFonts w:eastAsia="Aptos"/>
                       <w:color w:val="auto"/>
@@ -15168,7 +14864,7 @@
                 </w:p>
                 <w:p>
                   <w:pPr>
-                    <w:spacing w:line="300" w:lineRule="auto"/>
+                    <w:spacing w:after="0" w:line="300" w:lineRule="auto"/>
                     <w:rPr>
                       <w:rFonts w:eastAsia="Aptos"/>
                       <w:color w:val="auto"/>
@@ -15193,7 +14889,7 @@
           </w:tbl>
           <w:p>
             <w:pPr>
-              <w:spacing w:line="300" w:lineRule="auto"/>
+              <w:spacing w:after="0" w:line="300" w:lineRule="auto"/>
               <w:rPr>
                 <w:rFonts w:eastAsia="Aptos"/>
                 <w:color w:val="auto"/>
@@ -15211,7 +14907,7 @@
           </w:tcPr>
           <w:p>
             <w:pPr>
-              <w:spacing w:line="300" w:lineRule="auto"/>
+              <w:spacing w:after="0" w:line="300" w:lineRule="auto"/>
               <w:rPr>
                 <w:rFonts w:eastAsia="Aptos"/>
                 <w:color w:val="auto"/>
@@ -15233,7 +14929,7 @@
           </w:p>
           <w:p>
             <w:pPr>
-              <w:spacing w:line="300" w:lineRule="auto"/>
+              <w:spacing w:after="0" w:line="300" w:lineRule="auto"/>
               <w:rPr>
                 <w:rFonts w:eastAsia="Aptos"/>
                 <w:color w:val="auto"/>
@@ -15261,7 +14957,7 @@
           </w:tcPr>
           <w:p>
             <w:pPr>
-              <w:spacing w:line="300" w:lineRule="auto"/>
+              <w:spacing w:after="0" w:line="300" w:lineRule="auto"/>
               <w:rPr>
                 <w:rFonts w:eastAsia="Aptos"/>
                 <w:color w:val="auto"/>
@@ -15298,7 +14994,7 @@
           </w:tcPr>
           <w:p>
             <w:pPr>
-              <w:spacing w:line="300" w:lineRule="auto"/>
+              <w:spacing w:after="0" w:line="300" w:lineRule="auto"/>
               <w:rPr>
                 <w:rFonts w:eastAsia="Aptos"/>
                 <w:b/>
@@ -15348,7 +15044,7 @@
                 </w:tcPr>
                 <w:p>
                   <w:pPr>
-                    <w:spacing w:line="300" w:lineRule="auto"/>
+                    <w:spacing w:after="0" w:line="300" w:lineRule="auto"/>
                     <w:rPr>
                       <w:rFonts w:eastAsia="Aptos"/>
                       <w:color w:val="auto"/>
@@ -15370,7 +15066,7 @@
                 </w:p>
                 <w:p>
                   <w:pPr>
-                    <w:spacing w:line="300" w:lineRule="auto"/>
+                    <w:spacing w:after="0" w:line="300" w:lineRule="auto"/>
                     <w:rPr>
                       <w:rFonts w:eastAsia="Aptos"/>
                       <w:color w:val="auto"/>
@@ -15392,7 +15088,7 @@
                 </w:p>
                 <w:p>
                   <w:pPr>
-                    <w:spacing w:line="300" w:lineRule="auto"/>
+                    <w:spacing w:after="0" w:line="300" w:lineRule="auto"/>
                     <w:rPr>
                       <w:rFonts w:eastAsia="Aptos"/>
                       <w:color w:val="auto"/>
@@ -15414,7 +15110,7 @@
                 </w:p>
                 <w:p>
                   <w:pPr>
-                    <w:spacing w:line="300" w:lineRule="auto"/>
+                    <w:spacing w:after="0" w:line="300" w:lineRule="auto"/>
                     <w:rPr>
                       <w:rFonts w:eastAsia="Aptos"/>
                       <w:color w:val="auto"/>
@@ -15436,7 +15132,7 @@
                 </w:p>
                 <w:p>
                   <w:pPr>
-                    <w:spacing w:line="300" w:lineRule="auto"/>
+                    <w:spacing w:after="0" w:line="300" w:lineRule="auto"/>
                     <w:rPr>
                       <w:rFonts w:eastAsia="Aptos"/>
                       <w:color w:val="auto"/>
@@ -15458,7 +15154,7 @@
                 </w:p>
                 <w:p>
                   <w:pPr>
-                    <w:spacing w:line="300" w:lineRule="auto"/>
+                    <w:spacing w:after="0" w:line="300" w:lineRule="auto"/>
                     <w:rPr>
                       <w:rFonts w:eastAsia="Aptos"/>
                       <w:color w:val="auto"/>
@@ -15480,7 +15176,7 @@
                 </w:p>
                 <w:p>
                   <w:pPr>
-                    <w:spacing w:line="300" w:lineRule="auto"/>
+                    <w:spacing w:after="0" w:line="300" w:lineRule="auto"/>
                     <w:rPr>
                       <w:rFonts w:eastAsia="Aptos"/>
                       <w:color w:val="auto"/>
@@ -15507,7 +15203,7 @@
                 </w:tcPr>
                 <w:p>
                   <w:pPr>
-                    <w:spacing w:line="300" w:lineRule="auto"/>
+                    <w:spacing w:after="0" w:line="300" w:lineRule="auto"/>
                     <w:rPr>
                       <w:rFonts w:eastAsia="Aptos"/>
                       <w:color w:val="auto"/>
@@ -15529,7 +15225,7 @@
                 </w:p>
                 <w:p>
                   <w:pPr>
-                    <w:spacing w:line="300" w:lineRule="auto"/>
+                    <w:spacing w:after="0" w:line="300" w:lineRule="auto"/>
                     <w:rPr>
                       <w:rFonts w:eastAsia="Aptos"/>
                       <w:color w:val="auto"/>
@@ -15551,7 +15247,7 @@
                 </w:p>
                 <w:p>
                   <w:pPr>
-                    <w:spacing w:line="300" w:lineRule="auto"/>
+                    <w:spacing w:after="0" w:line="300" w:lineRule="auto"/>
                     <w:rPr>
                       <w:rFonts w:eastAsia="Aptos"/>
                       <w:color w:val="auto"/>
@@ -15573,7 +15269,7 @@
                 </w:p>
                 <w:p>
                   <w:pPr>
-                    <w:spacing w:line="300" w:lineRule="auto"/>
+                    <w:spacing w:after="0" w:line="300" w:lineRule="auto"/>
                     <w:rPr>
                       <w:rFonts w:eastAsia="Aptos"/>
                       <w:color w:val="auto"/>
@@ -15595,7 +15291,7 @@
                 </w:p>
                 <w:p>
                   <w:pPr>
-                    <w:spacing w:line="300" w:lineRule="auto"/>
+                    <w:spacing w:after="0" w:line="300" w:lineRule="auto"/>
                     <w:rPr>
                       <w:rFonts w:eastAsia="Aptos"/>
                       <w:color w:val="auto"/>
@@ -15617,7 +15313,7 @@
                 </w:p>
                 <w:p>
                   <w:pPr>
-                    <w:spacing w:line="300" w:lineRule="auto"/>
+                    <w:spacing w:after="0" w:line="300" w:lineRule="auto"/>
                     <w:rPr>
                       <w:rFonts w:eastAsia="Aptos"/>
                       <w:color w:val="auto"/>
@@ -15642,7 +15338,7 @@
           </w:tbl>
           <w:p>
             <w:pPr>
-              <w:spacing w:line="300" w:lineRule="auto"/>
+              <w:spacing w:after="0" w:line="300" w:lineRule="auto"/>
               <w:rPr>
                 <w:rFonts w:eastAsia="Aptos"/>
                 <w:color w:val="auto"/>
@@ -15664,7 +15360,7 @@
           </w:tcPr>
           <w:p>
             <w:pPr>
-              <w:spacing w:line="300" w:lineRule="auto"/>
+              <w:spacing w:after="0" w:line="300" w:lineRule="auto"/>
               <w:rPr>
                 <w:rFonts w:eastAsia="Aptos"/>
                 <w:color w:val="auto"/>
@@ -15686,7 +15382,7 @@
           </w:p>
           <w:p>
             <w:pPr>
-              <w:spacing w:line="300" w:lineRule="auto"/>
+              <w:spacing w:after="0" w:line="300" w:lineRule="auto"/>
               <w:rPr>
                 <w:rFonts w:eastAsia="Aptos"/>
                 <w:color w:val="auto"/>
@@ -15718,7 +15414,7 @@
           </w:tcPr>
           <w:p>
             <w:pPr>
-              <w:spacing w:line="300" w:lineRule="auto"/>
+              <w:spacing w:after="0" w:line="300" w:lineRule="auto"/>
               <w:rPr>
                 <w:rFonts w:eastAsia="Aptos"/>
                 <w:color w:val="auto"/>
@@ -15751,7 +15447,7 @@
           </w:tcPr>
           <w:p>
             <w:pPr>
-              <w:spacing w:line="300" w:lineRule="auto"/>
+              <w:spacing w:after="0" w:line="300" w:lineRule="auto"/>
               <w:rPr>
                 <w:rFonts w:eastAsia="Aptos"/>
                 <w:b/>
@@ -15783,7 +15479,7 @@
           </w:tcPr>
           <w:p>
             <w:pPr>
-              <w:spacing w:line="300" w:lineRule="auto"/>
+              <w:spacing w:after="0" w:line="300" w:lineRule="auto"/>
               <w:rPr>
                 <w:rFonts w:eastAsia="Aptos"/>
                 <w:color w:val="auto"/>
@@ -15811,7 +15507,7 @@
           </w:tcPr>
           <w:p>
             <w:pPr>
-              <w:spacing w:line="300" w:lineRule="auto"/>
+              <w:spacing w:after="0" w:line="300" w:lineRule="auto"/>
               <w:rPr>
                 <w:rFonts w:eastAsia="Aptos"/>
                 <w:color w:val="auto"/>
@@ -15839,7 +15535,7 @@
           </w:tcPr>
           <w:p>
             <w:pPr>
-              <w:spacing w:line="300" w:lineRule="auto"/>
+              <w:spacing w:after="0" w:line="300" w:lineRule="auto"/>
               <w:rPr>
                 <w:rFonts w:eastAsia="Aptos"/>
                 <w:color w:val="auto"/>
@@ -15877,7 +15573,7 @@
           </w:tcPr>
           <w:p>
             <w:pPr>
-              <w:spacing w:line="300" w:lineRule="auto"/>
+              <w:spacing w:after="0" w:line="300" w:lineRule="auto"/>
               <w:rPr>
                 <w:rFonts w:eastAsia="Aptos"/>
                 <w:b/>
@@ -15913,7 +15609,7 @@
           </w:tcPr>
           <w:p>
             <w:pPr>
-              <w:spacing w:line="300" w:lineRule="auto"/>
+              <w:spacing w:after="0" w:line="300" w:lineRule="auto"/>
               <w:rPr>
                 <w:rFonts w:eastAsia="Aptos"/>
                 <w:color w:val="auto"/>
@@ -15945,7 +15641,7 @@
           </w:tcPr>
           <w:p>
             <w:pPr>
-              <w:spacing w:line="300" w:lineRule="auto"/>
+              <w:spacing w:after="0" w:line="300" w:lineRule="auto"/>
               <w:rPr>
                 <w:rFonts w:eastAsia="Aptos"/>
                 <w:color w:val="auto"/>
@@ -15977,7 +15673,7 @@
           </w:tcPr>
           <w:p>
             <w:pPr>
-              <w:spacing w:line="300" w:lineRule="auto"/>
+              <w:spacing w:after="0" w:line="300" w:lineRule="auto"/>
               <w:rPr>
                 <w:rFonts w:eastAsia="Aptos"/>
                 <w:color w:val="auto"/>
@@ -16010,7 +15706,7 @@
           </w:tcPr>
           <w:p>
             <w:pPr>
-              <w:spacing w:line="300" w:lineRule="auto"/>
+              <w:spacing w:after="0" w:line="300" w:lineRule="auto"/>
               <w:rPr>
                 <w:rFonts w:eastAsia="Aptos"/>
                 <w:b/>
@@ -16042,7 +15738,7 @@
           </w:tcPr>
           <w:p>
             <w:pPr>
-              <w:spacing w:line="300" w:lineRule="auto"/>
+              <w:spacing w:after="0" w:line="300" w:lineRule="auto"/>
               <w:rPr>
                 <w:rFonts w:eastAsia="Aptos"/>
                 <w:color w:val="auto"/>
@@ -16070,7 +15766,7 @@
           </w:tcPr>
           <w:p>
             <w:pPr>
-              <w:spacing w:line="300" w:lineRule="auto"/>
+              <w:spacing w:after="0" w:line="300" w:lineRule="auto"/>
               <w:rPr>
                 <w:rFonts w:eastAsia="Aptos"/>
                 <w:color w:val="auto"/>
@@ -16098,7 +15794,7 @@
           </w:tcPr>
           <w:p>
             <w:pPr>
-              <w:spacing w:line="300" w:lineRule="auto"/>
+              <w:spacing w:after="0" w:line="300" w:lineRule="auto"/>
               <w:rPr>
                 <w:rFonts w:eastAsia="Aptos"/>
                 <w:color w:val="auto"/>
@@ -16121,19 +15817,6 @@
         </w:tc>
       </w:tr>
     </w:tbl>
-    <w:p>
-      <w:pPr>
-        <w:spacing w:line="300" w:lineRule="auto"/>
-        <w:jc w:val="both"/>
-        <w:rPr>
-          <w:rFonts w:eastAsia="Aptos"/>
-          <w:color w:val="auto"/>
-          <w:kern w:val="2"/>
-          <w:szCs w:val="22"/>
-          <w:lang w:eastAsia="en-US"/>
-        </w:rPr>
-      </w:pPr>
-    </w:p>
     <w:p>
       <w:pPr>
         <w:spacing w:line="300" w:lineRule="auto"/>
@@ -16199,7 +15882,7 @@
           </w:tcPr>
           <w:p>
             <w:pPr>
-              <w:spacing w:line="300" w:lineRule="auto"/>
+              <w:spacing w:after="0" w:line="300" w:lineRule="auto"/>
               <w:jc w:val="both"/>
               <w:rPr>
                 <w:rFonts w:eastAsia="Aptos"/>
@@ -16221,6 +15904,7 @@
                 <w:szCs w:val="22"/>
                 <w:lang w:eastAsia="en-US"/>
               </w:rPr>
+              <w:lastRenderedPageBreak/>
               <w:t>SECCIÓ 4: ÚS DE LA IA</w:t>
             </w:r>
           </w:p>
@@ -16238,7 +15922,7 @@
           </w:tcPr>
           <w:p>
             <w:pPr>
-              <w:spacing w:line="300" w:lineRule="auto"/>
+              <w:spacing w:after="0" w:line="300" w:lineRule="auto"/>
               <w:rPr>
                 <w:rFonts w:eastAsia="Aptos"/>
                 <w:b/>
@@ -16274,7 +15958,7 @@
           </w:tcPr>
           <w:p>
             <w:pPr>
-              <w:spacing w:line="300" w:lineRule="auto"/>
+              <w:spacing w:after="0" w:line="300" w:lineRule="auto"/>
               <w:rPr>
                 <w:rFonts w:eastAsia="Aptos"/>
                 <w:b/>
@@ -16310,7 +15994,7 @@
           </w:tcPr>
           <w:p>
             <w:pPr>
-              <w:spacing w:line="300" w:lineRule="auto"/>
+              <w:spacing w:after="0" w:line="300" w:lineRule="auto"/>
               <w:rPr>
                 <w:rFonts w:eastAsia="Aptos"/>
                 <w:b/>
@@ -16346,7 +16030,7 @@
           </w:tcPr>
           <w:p>
             <w:pPr>
-              <w:spacing w:line="300" w:lineRule="auto"/>
+              <w:spacing w:after="0" w:line="300" w:lineRule="auto"/>
               <w:rPr>
                 <w:rFonts w:eastAsia="Aptos"/>
                 <w:b/>
@@ -16380,7 +16064,7 @@
           </w:tcPr>
           <w:p>
             <w:pPr>
-              <w:spacing w:line="300" w:lineRule="auto"/>
+              <w:spacing w:after="0" w:line="300" w:lineRule="auto"/>
               <w:rPr>
                 <w:rFonts w:eastAsia="Aptos"/>
                 <w:b/>
@@ -16412,7 +16096,7 @@
           </w:tcPr>
           <w:p>
             <w:pPr>
-              <w:spacing w:line="300" w:lineRule="auto"/>
+              <w:spacing w:after="0" w:line="300" w:lineRule="auto"/>
               <w:rPr>
                 <w:rFonts w:eastAsia="Aptos"/>
                 <w:color w:val="auto"/>
@@ -16434,7 +16118,7 @@
           </w:p>
           <w:p>
             <w:pPr>
-              <w:spacing w:line="300" w:lineRule="auto"/>
+              <w:spacing w:after="0" w:line="300" w:lineRule="auto"/>
               <w:rPr>
                 <w:rFonts w:eastAsia="Aptos"/>
                 <w:color w:val="auto"/>
@@ -16456,7 +16140,7 @@
           </w:p>
           <w:p>
             <w:pPr>
-              <w:spacing w:line="300" w:lineRule="auto"/>
+              <w:spacing w:after="0" w:line="300" w:lineRule="auto"/>
               <w:rPr>
                 <w:rFonts w:eastAsia="Aptos"/>
                 <w:color w:val="auto"/>
@@ -16478,7 +16162,7 @@
           </w:p>
           <w:p>
             <w:pPr>
-              <w:spacing w:line="300" w:lineRule="auto"/>
+              <w:spacing w:after="0" w:line="300" w:lineRule="auto"/>
               <w:rPr>
                 <w:rFonts w:eastAsia="Aptos"/>
                 <w:color w:val="auto"/>
@@ -16500,7 +16184,7 @@
           </w:p>
           <w:p>
             <w:pPr>
-              <w:spacing w:line="300" w:lineRule="auto"/>
+              <w:spacing w:after="0" w:line="300" w:lineRule="auto"/>
               <w:rPr>
                 <w:rFonts w:eastAsia="Aptos"/>
                 <w:color w:val="auto"/>
@@ -16522,7 +16206,7 @@
           </w:p>
           <w:p>
             <w:pPr>
-              <w:spacing w:line="300" w:lineRule="auto"/>
+              <w:spacing w:after="0" w:line="300" w:lineRule="auto"/>
               <w:rPr>
                 <w:rFonts w:eastAsia="Aptos"/>
                 <w:color w:val="auto"/>
@@ -16544,7 +16228,7 @@
           </w:p>
           <w:p>
             <w:pPr>
-              <w:spacing w:line="300" w:lineRule="auto"/>
+              <w:spacing w:after="0" w:line="300" w:lineRule="auto"/>
               <w:rPr>
                 <w:rFonts w:eastAsia="Aptos"/>
                 <w:color w:val="auto"/>
@@ -16566,7 +16250,7 @@
           </w:p>
           <w:p>
             <w:pPr>
-              <w:spacing w:line="300" w:lineRule="auto"/>
+              <w:spacing w:after="0" w:line="300" w:lineRule="auto"/>
               <w:rPr>
                 <w:rFonts w:eastAsia="Aptos"/>
                 <w:color w:val="auto"/>
@@ -16594,7 +16278,7 @@
           </w:tcPr>
           <w:p>
             <w:pPr>
-              <w:spacing w:line="300" w:lineRule="auto"/>
+              <w:spacing w:after="0" w:line="300" w:lineRule="auto"/>
               <w:rPr>
                 <w:rFonts w:eastAsia="Aptos"/>
                 <w:color w:val="auto"/>
@@ -16616,7 +16300,7 @@
           </w:p>
           <w:p>
             <w:pPr>
-              <w:spacing w:line="300" w:lineRule="auto"/>
+              <w:spacing w:after="0" w:line="300" w:lineRule="auto"/>
               <w:rPr>
                 <w:rFonts w:eastAsia="Aptos"/>
                 <w:color w:val="auto"/>
@@ -16644,7 +16328,7 @@
           </w:tcPr>
           <w:p>
             <w:pPr>
-              <w:spacing w:line="300" w:lineRule="auto"/>
+              <w:spacing w:after="0" w:line="300" w:lineRule="auto"/>
               <w:rPr>
                 <w:rFonts w:eastAsia="Aptos"/>
                 <w:color w:val="auto"/>
@@ -16682,44 +16366,54 @@
     </w:p>
     <w:p>
       <w:pPr>
-        <w:tabs>
-          <w:tab w:val="left" w:pos="2505"/>
-        </w:tabs>
-      </w:pPr>
-    </w:p>
-    <w:p>
-      <w:pPr>
-        <w:tabs>
-          <w:tab w:val="left" w:pos="2505"/>
-        </w:tabs>
-      </w:pPr>
-    </w:p>
-    <w:p>
-      <w:pPr>
-        <w:tabs>
-          <w:tab w:val="left" w:pos="2505"/>
-        </w:tabs>
-      </w:pPr>
-    </w:p>
-    <w:p>
-      <w:pPr>
-        <w:tabs>
-          <w:tab w:val="left" w:pos="2505"/>
-        </w:tabs>
+        <w:spacing w:after="0" w:line="240" w:lineRule="auto"/>
+      </w:pPr>
+      <w:r>
+        <w:br w:type="page"/>
+      </w:r>
+    </w:p>
+    <w:p>
+      <w:pPr>
+        <w:pStyle w:val="Ttulo2"/>
+      </w:pPr>
+      <w:r>
+        <w:lastRenderedPageBreak/>
+        <w:t>Descriptiva</w:t>
+      </w:r>
+    </w:p>
+    <w:p>
+      <w:pPr>
+        <w:pStyle w:val="Descripcin"/>
+        <w:keepNext/>
+      </w:pPr>
+      <w:r>
+        <w:t xml:space="preserve">Annex </w:t>
+      </w:r>
+      <w:fldSimple w:instr=" SEQ Annex \* ARABIC ">
+        <w:r>
+          <w:rPr>
+            <w:noProof/>
+          </w:rPr>
+          <w:t>3</w:t>
+        </w:r>
+      </w:fldSimple>
+      <w:r>
+        <w:t>: Box-plot de l’edat segons el grup d’assistència</w:t>
+      </w:r>
+    </w:p>
+    <w:p>
+      <w:pPr>
+        <w:spacing w:after="0"/>
         <w:jc w:val="center"/>
       </w:pPr>
       <w:r>
-        <w:br w:type="page"/>
-      </w:r>
-      <w:r>
         <w:rPr>
           <w:noProof/>
         </w:rPr>
-        <w:lastRenderedPageBreak/>
         <w:drawing>
-          <wp:inline distT="0" distB="0" distL="0" distR="0" wp14:anchorId="11C81137" wp14:editId="6A3BA506">
-            <wp:extent cx="3601085" cy="2884170"/>
-            <wp:effectExtent l="0" t="0" r="0" b="0"/>
+          <wp:inline distT="0" distB="0" distL="0" distR="0" wp14:anchorId="1325A996" wp14:editId="7BAE8984">
+            <wp:extent cx="3240000" cy="2432143"/>
+            <wp:effectExtent l="0" t="0" r="0" b="6350"/>
             <wp:docPr id="10" name="Imagen 3"/>
             <wp:cNvGraphicFramePr>
               <a:graphicFrameLocks xmlns:a="http://schemas.openxmlformats.org/drawingml/2006/main" noChangeAspect="1"/>
@@ -16733,15 +16427,15 @@
                       <a:picLocks noChangeAspect="1" noChangeArrowheads="1"/>
                     </pic:cNvPicPr>
                   </pic:nvPicPr>
-                  <pic:blipFill>
-                    <a:blip r:embed="rId21" cstate="print">
+                  <pic:blipFill rotWithShape="1">
+                    <a:blip r:embed="rId28" cstate="print">
                       <a:extLst>
                         <a:ext uri="{28A0092B-C50C-407E-A947-70E740481C1C}">
                           <a14:useLocalDpi xmlns:a14="http://schemas.microsoft.com/office/drawing/2010/main" val="0"/>
                         </a:ext>
                       </a:extLst>
                     </a:blip>
-                    <a:srcRect/>
+                    <a:srcRect t="6274"/>
                     <a:stretch>
                       <a:fillRect/>
                     </a:stretch>
@@ -16749,7 +16443,7 @@
                   <pic:spPr bwMode="auto">
                     <a:xfrm>
                       <a:off x="0" y="0"/>
-                      <a:ext cx="3601085" cy="2884170"/>
+                      <a:ext cx="3240000" cy="2432143"/>
                     </a:xfrm>
                     <a:prstGeom prst="rect">
                       <a:avLst/>
@@ -16758,6 +16452,11 @@
                     <a:ln>
                       <a:noFill/>
                     </a:ln>
+                    <a:extLst>
+                      <a:ext uri="{53640926-AAD7-44D8-BBD7-CCE9431645EC}">
+                        <a14:shadowObscured xmlns:a14="http://schemas.microsoft.com/office/drawing/2010/main"/>
+                      </a:ext>
+                    </a:extLst>
                   </pic:spPr>
                 </pic:pic>
               </a:graphicData>
@@ -16768,25 +16467,40 @@
     </w:p>
     <w:p>
       <w:pPr>
+        <w:pStyle w:val="Descripcin"/>
+        <w:spacing w:after="240"/>
+      </w:pPr>
+      <w:r>
+        <w:t xml:space="preserve">Annex </w:t>
+      </w:r>
+      <w:fldSimple w:instr=" SEQ Annex \* ARABIC ">
+        <w:r>
+          <w:rPr>
+            <w:noProof/>
+          </w:rPr>
+          <w:t>4</w:t>
+        </w:r>
+      </w:fldSimple>
+      <w:r>
+        <w:t>: Distribució de l’assistència per gènere</w:t>
+      </w:r>
+    </w:p>
+    <w:p>
+      <w:pPr>
         <w:tabs>
           <w:tab w:val="left" w:pos="2505"/>
         </w:tabs>
-      </w:pPr>
-    </w:p>
-    <w:p>
-      <w:pPr>
-        <w:tabs>
-          <w:tab w:val="left" w:pos="2505"/>
-        </w:tabs>
+        <w:spacing w:after="0"/>
+        <w:jc w:val="center"/>
       </w:pPr>
       <w:r>
         <w:rPr>
           <w:noProof/>
         </w:rPr>
         <w:drawing>
-          <wp:inline distT="0" distB="0" distL="0" distR="0" wp14:anchorId="434926A0" wp14:editId="5D964E03">
-            <wp:extent cx="3601085" cy="2884170"/>
-            <wp:effectExtent l="0" t="0" r="0" b="0"/>
+          <wp:inline distT="0" distB="0" distL="0" distR="0" wp14:anchorId="434926A0" wp14:editId="2932B33D">
+            <wp:extent cx="3240000" cy="2449283"/>
+            <wp:effectExtent l="0" t="0" r="0" b="8255"/>
             <wp:docPr id="11" name="Imagen 2"/>
             <wp:cNvGraphicFramePr>
               <a:graphicFrameLocks xmlns:a="http://schemas.openxmlformats.org/drawingml/2006/main" noChangeAspect="1"/>
@@ -16800,15 +16514,15 @@
                       <a:picLocks noChangeAspect="1" noChangeArrowheads="1"/>
                     </pic:cNvPicPr>
                   </pic:nvPicPr>
-                  <pic:blipFill>
-                    <a:blip r:embed="rId22" cstate="print">
+                  <pic:blipFill rotWithShape="1">
+                    <a:blip r:embed="rId29" cstate="print">
                       <a:extLst>
                         <a:ext uri="{28A0092B-C50C-407E-A947-70E740481C1C}">
                           <a14:useLocalDpi xmlns:a14="http://schemas.microsoft.com/office/drawing/2010/main" val="0"/>
                         </a:ext>
                       </a:extLst>
                     </a:blip>
-                    <a:srcRect/>
+                    <a:srcRect t="5614"/>
                     <a:stretch>
                       <a:fillRect/>
                     </a:stretch>
@@ -16816,7 +16530,7 @@
                   <pic:spPr bwMode="auto">
                     <a:xfrm>
                       <a:off x="0" y="0"/>
-                      <a:ext cx="3601085" cy="2884170"/>
+                      <a:ext cx="3240000" cy="2449283"/>
                     </a:xfrm>
                     <a:prstGeom prst="rect">
                       <a:avLst/>
@@ -16825,6 +16539,11 @@
                     <a:ln>
                       <a:noFill/>
                     </a:ln>
+                    <a:extLst>
+                      <a:ext uri="{53640926-AAD7-44D8-BBD7-CCE9431645EC}">
+                        <a14:shadowObscured xmlns:a14="http://schemas.microsoft.com/office/drawing/2010/main"/>
+                      </a:ext>
+                    </a:extLst>
                   </pic:spPr>
                 </pic:pic>
               </a:graphicData>
@@ -16835,18 +16554,39 @@
     </w:p>
     <w:p>
       <w:pPr>
+        <w:pStyle w:val="Descripcin"/>
+        <w:spacing w:after="240"/>
+      </w:pPr>
+      <w:r>
+        <w:t xml:space="preserve">Annex </w:t>
+      </w:r>
+      <w:fldSimple w:instr=" SEQ Annex \* ARABIC ">
+        <w:r>
+          <w:rPr>
+            <w:noProof/>
+          </w:rPr>
+          <w:t>5</w:t>
+        </w:r>
+      </w:fldSimple>
+      <w:r>
+        <w:t>: Percentatge d’alumnes que assisteixen regularment per grau i curs (cel·les amb n&gt;5)</w:t>
+      </w:r>
+    </w:p>
+    <w:p>
+      <w:pPr>
         <w:tabs>
           <w:tab w:val="left" w:pos="2505"/>
         </w:tabs>
+        <w:spacing w:after="0"/>
+        <w:jc w:val="center"/>
       </w:pPr>
       <w:r>
         <w:rPr>
           <w:noProof/>
         </w:rPr>
-        <w:lastRenderedPageBreak/>
         <w:drawing>
-          <wp:inline distT="0" distB="0" distL="0" distR="0" wp14:anchorId="685B9214" wp14:editId="06F41A01">
-            <wp:extent cx="3601085" cy="2884170"/>
+          <wp:inline distT="0" distB="0" distL="0" distR="0" wp14:anchorId="54F6EE1A" wp14:editId="6B013A9E">
+            <wp:extent cx="3240000" cy="2389292"/>
             <wp:effectExtent l="0" t="0" r="0" b="0"/>
             <wp:docPr id="12" name="Imagen 1"/>
             <wp:cNvGraphicFramePr>
@@ -16861,15 +16601,15 @@
                       <a:picLocks noChangeAspect="1" noChangeArrowheads="1"/>
                     </pic:cNvPicPr>
                   </pic:nvPicPr>
-                  <pic:blipFill>
-                    <a:blip r:embed="rId23" cstate="print">
+                  <pic:blipFill rotWithShape="1">
+                    <a:blip r:embed="rId30" cstate="print">
                       <a:extLst>
                         <a:ext uri="{28A0092B-C50C-407E-A947-70E740481C1C}">
                           <a14:useLocalDpi xmlns:a14="http://schemas.microsoft.com/office/drawing/2010/main" val="0"/>
                         </a:ext>
                       </a:extLst>
                     </a:blip>
-                    <a:srcRect/>
+                    <a:srcRect t="7926"/>
                     <a:stretch>
                       <a:fillRect/>
                     </a:stretch>
@@ -16877,7 +16617,7 @@
                   <pic:spPr bwMode="auto">
                     <a:xfrm>
                       <a:off x="0" y="0"/>
-                      <a:ext cx="3601085" cy="2884170"/>
+                      <a:ext cx="3240000" cy="2389292"/>
                     </a:xfrm>
                     <a:prstGeom prst="rect">
                       <a:avLst/>
@@ -16886,6 +16626,11 @@
                     <a:ln>
                       <a:noFill/>
                     </a:ln>
+                    <a:extLst>
+                      <a:ext uri="{53640926-AAD7-44D8-BBD7-CCE9431645EC}">
+                        <a14:shadowObscured xmlns:a14="http://schemas.microsoft.com/office/drawing/2010/main"/>
+                      </a:ext>
+                    </a:extLst>
                   </pic:spPr>
                 </pic:pic>
               </a:graphicData>
@@ -16903,11 +16648,334 @@
     </w:p>
     <w:p>
       <w:pPr>
+        <w:pStyle w:val="Ttulo2"/>
+      </w:pPr>
+      <w:r>
+        <w:lastRenderedPageBreak/>
+        <w:t>EDA</w:t>
+      </w:r>
+    </w:p>
+    <w:p>
+      <w:pPr>
+        <w:pStyle w:val="Descripcin"/>
+        <w:spacing w:after="240"/>
+        <w:rPr>
+          <w:lang w:eastAsia="en-US"/>
+        </w:rPr>
+      </w:pPr>
+      <w:r>
+        <w:t xml:space="preserve">Annex </w:t>
+      </w:r>
+      <w:fldSimple w:instr=" SEQ Annex \* ARABIC ">
+        <w:r>
+          <w:rPr>
+            <w:noProof/>
+          </w:rPr>
+          <w:t>6</w:t>
+        </w:r>
+      </w:fldSimple>
+      <w:r>
+        <w:t xml:space="preserve">: </w:t>
+      </w:r>
+      <w:r>
+        <w:t>Associació (V de Cramér) entre totes les variables categòriques. S'exclouen les parelles redundants per construcció (variables derivades).</w:t>
+      </w:r>
+    </w:p>
+    <w:p>
+      <w:pPr>
+        <w:rPr>
+          <w:lang w:eastAsia="en-US"/>
+        </w:rPr>
+      </w:pPr>
+      <w:r>
+        <w:rPr>
+          <w:noProof/>
+          <w:lang w:eastAsia="en-US"/>
+        </w:rPr>
+        <w:drawing>
+          <wp:inline distT="0" distB="0" distL="0" distR="0" wp14:anchorId="693BC190" wp14:editId="252F1316">
+            <wp:extent cx="5400040" cy="4010025"/>
+            <wp:effectExtent l="0" t="0" r="0" b="9525"/>
+            <wp:docPr id="1947302634" name="Imagen 10"/>
+            <wp:cNvGraphicFramePr>
+              <a:graphicFrameLocks xmlns:a="http://schemas.openxmlformats.org/drawingml/2006/main" noChangeAspect="1"/>
+            </wp:cNvGraphicFramePr>
+            <a:graphic xmlns:a="http://schemas.openxmlformats.org/drawingml/2006/main">
+              <a:graphicData uri="http://schemas.openxmlformats.org/drawingml/2006/picture">
+                <pic:pic xmlns:pic="http://schemas.openxmlformats.org/drawingml/2006/picture">
+                  <pic:nvPicPr>
+                    <pic:cNvPr id="0" name="Picture 20"/>
+                    <pic:cNvPicPr>
+                      <a:picLocks noChangeAspect="1" noChangeArrowheads="1"/>
+                    </pic:cNvPicPr>
+                  </pic:nvPicPr>
+                  <pic:blipFill rotWithShape="1">
+                    <a:blip r:embed="rId31" cstate="print">
+                      <a:extLst>
+                        <a:ext uri="{28A0092B-C50C-407E-A947-70E740481C1C}">
+                          <a14:useLocalDpi xmlns:a14="http://schemas.microsoft.com/office/drawing/2010/main" val="0"/>
+                        </a:ext>
+                      </a:extLst>
+                    </a:blip>
+                    <a:srcRect t="4189" b="2984"/>
+                    <a:stretch>
+                      <a:fillRect/>
+                    </a:stretch>
+                  </pic:blipFill>
+                  <pic:spPr bwMode="auto">
+                    <a:xfrm>
+                      <a:off x="0" y="0"/>
+                      <a:ext cx="5400040" cy="4010025"/>
+                    </a:xfrm>
+                    <a:prstGeom prst="rect">
+                      <a:avLst/>
+                    </a:prstGeom>
+                    <a:noFill/>
+                    <a:ln>
+                      <a:noFill/>
+                    </a:ln>
+                    <a:extLst>
+                      <a:ext uri="{53640926-AAD7-44D8-BBD7-CCE9431645EC}">
+                        <a14:shadowObscured xmlns:a14="http://schemas.microsoft.com/office/drawing/2010/main"/>
+                      </a:ext>
+                    </a:extLst>
+                  </pic:spPr>
+                </pic:pic>
+              </a:graphicData>
+            </a:graphic>
+          </wp:inline>
+        </w:drawing>
+      </w:r>
+    </w:p>
+    <w:p>
+      <w:pPr>
+        <w:spacing w:after="0" w:line="240" w:lineRule="auto"/>
+        <w:rPr>
+          <w:bCs/>
+          <w:i/>
+          <w:color w:val="3A3A3A"/>
+        </w:rPr>
+      </w:pPr>
+      <w:r>
+        <w:br w:type="page"/>
+      </w:r>
+    </w:p>
+    <w:p>
+      <w:pPr>
+        <w:pStyle w:val="Descripcin"/>
+        <w:spacing w:after="240"/>
+      </w:pPr>
+      <w:r>
+        <w:lastRenderedPageBreak/>
+        <w:t xml:space="preserve">Annex </w:t>
+      </w:r>
+      <w:fldSimple w:instr=" SEQ Annex \* ARABIC ">
+        <w:r>
+          <w:rPr>
+            <w:noProof/>
+          </w:rPr>
+          <w:t>7</w:t>
+        </w:r>
+      </w:fldSimple>
+      <w:r>
+        <w:t>: Validació Monte-Carlo</w:t>
+      </w:r>
+    </w:p>
+    <w:p>
+      <w:pPr>
+        <w:spacing w:after="0"/>
+        <w:jc w:val="both"/>
+      </w:pPr>
+      <w:r>
+        <w:t>El gràfic de punts que compara els p-valors del Chi-quadrat estàndard amb els de Monte Carlo per a totes les parelles amb freqüències esperades &lt; 5.</w:t>
+      </w:r>
+    </w:p>
+    <w:p>
+      <w:pPr>
+        <w:spacing w:after="0"/>
+        <w:jc w:val="both"/>
+      </w:pPr>
+      <w:r>
+        <w:t>S’observa que e</w:t>
+      </w:r>
+      <w:r>
+        <w:t>ls resultats del contrast Chi-quadrat es mantenen robustos en aplicar la simulació de Monte Carlo (B = 10.000). En cap cas rellevant hi ha hagut canvi de significació</w:t>
+      </w:r>
+      <w:r>
+        <w:t>.</w:t>
+      </w:r>
+    </w:p>
+    <w:p>
+      <w:pPr>
+        <w:spacing w:after="0"/>
+        <w:jc w:val="both"/>
+      </w:pPr>
+      <w:r>
+        <w:rPr>
+          <w:noProof/>
+        </w:rPr>
+        <w:drawing>
+          <wp:inline distT="0" distB="0" distL="0" distR="0" wp14:anchorId="07FB16AC" wp14:editId="293C5984">
+            <wp:extent cx="4676775" cy="3510331"/>
+            <wp:effectExtent l="0" t="0" r="0" b="0"/>
+            <wp:docPr id="1149667090" name="Imagen 12"/>
+            <wp:cNvGraphicFramePr>
+              <a:graphicFrameLocks xmlns:a="http://schemas.openxmlformats.org/drawingml/2006/main" noChangeAspect="1"/>
+            </wp:cNvGraphicFramePr>
+            <a:graphic xmlns:a="http://schemas.openxmlformats.org/drawingml/2006/main">
+              <a:graphicData uri="http://schemas.openxmlformats.org/drawingml/2006/picture">
+                <pic:pic xmlns:pic="http://schemas.openxmlformats.org/drawingml/2006/picture">
+                  <pic:nvPicPr>
+                    <pic:cNvPr id="0" name="Picture 27"/>
+                    <pic:cNvPicPr>
+                      <a:picLocks noChangeAspect="1" noChangeArrowheads="1"/>
+                    </pic:cNvPicPr>
+                  </pic:nvPicPr>
+                  <pic:blipFill rotWithShape="1">
+                    <a:blip r:embed="rId32" cstate="print">
+                      <a:extLst>
+                        <a:ext uri="{28A0092B-C50C-407E-A947-70E740481C1C}">
+                          <a14:useLocalDpi xmlns:a14="http://schemas.microsoft.com/office/drawing/2010/main" val="0"/>
+                        </a:ext>
+                      </a:extLst>
+                    </a:blip>
+                    <a:srcRect t="6174"/>
+                    <a:stretch>
+                      <a:fillRect/>
+                    </a:stretch>
+                  </pic:blipFill>
+                  <pic:spPr bwMode="auto">
+                    <a:xfrm>
+                      <a:off x="0" y="0"/>
+                      <a:ext cx="4678326" cy="3511495"/>
+                    </a:xfrm>
+                    <a:prstGeom prst="rect">
+                      <a:avLst/>
+                    </a:prstGeom>
+                    <a:noFill/>
+                    <a:ln>
+                      <a:noFill/>
+                    </a:ln>
+                    <a:extLst>
+                      <a:ext uri="{53640926-AAD7-44D8-BBD7-CCE9431645EC}">
+                        <a14:shadowObscured xmlns:a14="http://schemas.microsoft.com/office/drawing/2010/main"/>
+                      </a:ext>
+                    </a:extLst>
+                  </pic:spPr>
+                </pic:pic>
+              </a:graphicData>
+            </a:graphic>
+          </wp:inline>
+        </w:drawing>
+      </w:r>
+    </w:p>
+    <w:p>
+      <w:pPr>
+        <w:pStyle w:val="Descripcin"/>
+        <w:spacing w:after="240"/>
+      </w:pPr>
+      <w:r>
+        <w:t xml:space="preserve">Annex </w:t>
+      </w:r>
+      <w:fldSimple w:instr=" SEQ Annex \* ARABIC ">
+        <w:r>
+          <w:rPr>
+            <w:noProof/>
+          </w:rPr>
+          <w:t>8</w:t>
+        </w:r>
+      </w:fldSimple>
+      <w:r>
+        <w:t>: Correlació Spearman entre variables numèriques</w:t>
+      </w:r>
+    </w:p>
+    <w:p>
+      <w:pPr>
         <w:tabs>
           <w:tab w:val="left" w:pos="2505"/>
         </w:tabs>
-      </w:pPr>
-    </w:p>
+        <w:spacing w:after="0"/>
+        <w:jc w:val="both"/>
+      </w:pPr>
+      <w:r>
+        <w:t xml:space="preserve">Només és rellevant la correlació EDAT×N_ASSIG </w:t>
+      </w:r>
+      <m:oMath>
+        <m:r>
+          <w:rPr>
+            <w:rFonts w:ascii="Cambria Math" w:hAnsi="Cambria Math"/>
+          </w:rPr>
+          <m:t>(ρ = -0,25, p &lt; 0,001)</m:t>
+        </m:r>
+      </m:oMath>
+      <w:r>
+        <w:t>, que indica que els estudiants de més edat cursen menys assignatures, probablement per compatibilitzar amb feina. La resta no és significativa.</w:t>
+      </w:r>
+    </w:p>
+    <w:p>
+      <w:pPr>
+        <w:jc w:val="center"/>
+      </w:pPr>
+      <w:r>
+        <w:rPr>
+          <w:noProof/>
+        </w:rPr>
+        <w:drawing>
+          <wp:inline distT="0" distB="0" distL="0" distR="0" wp14:anchorId="6E93B664" wp14:editId="4AAEA6A8">
+            <wp:extent cx="2809875" cy="2799944"/>
+            <wp:effectExtent l="0" t="0" r="0" b="635"/>
+            <wp:docPr id="1813520247" name="Imagen 14"/>
+            <wp:cNvGraphicFramePr>
+              <a:graphicFrameLocks xmlns:a="http://schemas.openxmlformats.org/drawingml/2006/main" noChangeAspect="1"/>
+            </wp:cNvGraphicFramePr>
+            <a:graphic xmlns:a="http://schemas.openxmlformats.org/drawingml/2006/main">
+              <a:graphicData uri="http://schemas.openxmlformats.org/drawingml/2006/picture">
+                <pic:pic xmlns:pic="http://schemas.openxmlformats.org/drawingml/2006/picture">
+                  <pic:nvPicPr>
+                    <pic:cNvPr id="0" name="Picture 34"/>
+                    <pic:cNvPicPr>
+                      <a:picLocks noChangeAspect="1" noChangeArrowheads="1"/>
+                    </pic:cNvPicPr>
+                  </pic:nvPicPr>
+                  <pic:blipFill rotWithShape="1">
+                    <a:blip r:embed="rId33" cstate="print">
+                      <a:extLst>
+                        <a:ext uri="{28A0092B-C50C-407E-A947-70E740481C1C}">
+                          <a14:useLocalDpi xmlns:a14="http://schemas.microsoft.com/office/drawing/2010/main" val="0"/>
+                        </a:ext>
+                      </a:extLst>
+                    </a:blip>
+                    <a:srcRect l="13053" t="8819" r="13747"/>
+                    <a:stretch>
+                      <a:fillRect/>
+                    </a:stretch>
+                  </pic:blipFill>
+                  <pic:spPr bwMode="auto">
+                    <a:xfrm>
+                      <a:off x="0" y="0"/>
+                      <a:ext cx="2818566" cy="2808605"/>
+                    </a:xfrm>
+                    <a:prstGeom prst="rect">
+                      <a:avLst/>
+                    </a:prstGeom>
+                    <a:noFill/>
+                    <a:ln>
+                      <a:noFill/>
+                    </a:ln>
+                    <a:extLst>
+                      <a:ext uri="{53640926-AAD7-44D8-BBD7-CCE9431645EC}">
+                        <a14:shadowObscured xmlns:a14="http://schemas.microsoft.com/office/drawing/2010/main"/>
+                      </a:ext>
+                    </a:extLst>
+                  </pic:spPr>
+                </pic:pic>
+              </a:graphicData>
+            </a:graphic>
+          </wp:inline>
+        </w:drawing>
+      </w:r>
+    </w:p>
+    <w:p/>
     <w:sectPr>
       <w:pgSz w:w="11906" w:h="16838"/>
       <w:pgMar w:top="1417" w:right="1701" w:bottom="1417" w:left="1701" w:header="708" w:footer="708" w:gutter="0"/>
@@ -16952,6 +17020,75 @@
 </w16cid:commentsIds>
 </file>
 
+<file path=word/endnotes.xml><?xml version="1.0" encoding="utf-8"?>
+<w:endnotes xmlns:wpc="http://schemas.microsoft.com/office/word/2010/wordprocessingCanvas" xmlns:cx="http://schemas.microsoft.com/office/drawing/2014/chartex" xmlns:cx1="http://schemas.microsoft.com/office/drawing/2015/9/8/chartex" xmlns:cx2="http://schemas.microsoft.com/office/drawing/2015/10/21/chartex" xmlns:cx3="http://schemas.microsoft.com/office/drawing/2016/5/9/chartex" xmlns:cx4="http://schemas.microsoft.com/office/drawing/2016/5/10/chartex" xmlns:cx5="http://schemas.microsoft.com/office/drawing/2016/5/11/chartex" xmlns:cx6="http://schemas.microsoft.com/office/drawing/2016/5/12/chartex" xmlns:cx7="http://schemas.microsoft.com/office/drawing/2016/5/13/chartex" xmlns:cx8="http://schemas.microsoft.com/office/drawing/2016/5/14/chartex" xmlns:mc="http://schemas.openxmlformats.org/markup-compatibility/2006" xmlns:aink="http://schemas.microsoft.com/office/drawing/2016/ink" xmlns:am3d="http://schemas.microsoft.com/office/drawing/2017/model3d" xmlns:o="urn:schemas-microsoft-com:office:office" xmlns:oel="http://schemas.microsoft.com/office/2019/extlst" xmlns:r="http://schemas.openxmlformats.org/officeDocument/2006/relationships" xmlns:m="http://schemas.openxmlformats.org/officeDocument/2006/math" xmlns:v="urn:schemas-microsoft-com:vml" xmlns:wp14="http://schemas.microsoft.com/office/word/2010/wordprocessingDrawing" xmlns:wp="http://schemas.openxmlformats.org/drawingml/2006/wordprocessingDrawing" xmlns:w10="urn:schemas-microsoft-com:office:word" xmlns:w="http://schemas.openxmlformats.org/wordprocessingml/2006/main" xmlns:w14="http://schemas.microsoft.com/office/word/2010/wordml" xmlns:w15="http://schemas.microsoft.com/office/word/2012/wordml" xmlns:w16cex="http://schemas.microsoft.com/office/word/2018/wordml/cex" xmlns:w16cid="http://schemas.microsoft.com/office/word/2016/wordml/cid" xmlns:w16="http://schemas.microsoft.com/office/word/2018/wordml" xmlns:w16du="http://schemas.microsoft.com/office/word/2023/wordml/word16du" xmlns:w16sdtdh="http://schemas.microsoft.com/office/word/2020/wordml/sdtdatahash" xmlns:w16sdtfl="http://schemas.microsoft.com/office/word/2024/wordml/sdtformatlock" xmlns:w16se="http://schemas.microsoft.com/office/word/2015/wordml/symex" xmlns:wpg="http://schemas.microsoft.com/office/word/2010/wordprocessingGroup" xmlns:wpi="http://schemas.microsoft.com/office/word/2010/wordprocessingInk" xmlns:wne="http://schemas.microsoft.com/office/word/2006/wordml" xmlns:wps="http://schemas.microsoft.com/office/word/2010/wordprocessingShape" mc:Ignorable="w14 w15 w16se w16cid w16 w16cex w16sdtdh w16sdtfl w16du wp14">
+  <w:endnote w:type="separator" w:id="-1">
+    <w:p>
+      <w:pPr>
+        <w:spacing w:after="0" w:line="240" w:lineRule="auto"/>
+      </w:pPr>
+      <w:r>
+        <w:separator/>
+      </w:r>
+    </w:p>
+  </w:endnote>
+  <w:endnote w:type="continuationSeparator" w:id="0">
+    <w:p>
+      <w:pPr>
+        <w:spacing w:after="0" w:line="240" w:lineRule="auto"/>
+      </w:pPr>
+      <w:r>
+        <w:continuationSeparator/>
+      </w:r>
+    </w:p>
+  </w:endnote>
+</w:endnotes>
+</file>
+
+<file path=word/footnotes.xml><?xml version="1.0" encoding="utf-8"?>
+<w:footnotes xmlns:wpc="http://schemas.microsoft.com/office/word/2010/wordprocessingCanvas" xmlns:cx="http://schemas.microsoft.com/office/drawing/2014/chartex" xmlns:cx1="http://schemas.microsoft.com/office/drawing/2015/9/8/chartex" xmlns:cx2="http://schemas.microsoft.com/office/drawing/2015/10/21/chartex" xmlns:cx3="http://schemas.microsoft.com/office/drawing/2016/5/9/chartex" xmlns:cx4="http://schemas.microsoft.com/office/drawing/2016/5/10/chartex" xmlns:cx5="http://schemas.microsoft.com/office/drawing/2016/5/11/chartex" xmlns:cx6="http://schemas.microsoft.com/office/drawing/2016/5/12/chartex" xmlns:cx7="http://schemas.microsoft.com/office/drawing/2016/5/13/chartex" xmlns:cx8="http://schemas.microsoft.com/office/drawing/2016/5/14/chartex" xmlns:mc="http://schemas.openxmlformats.org/markup-compatibility/2006" xmlns:aink="http://schemas.microsoft.com/office/drawing/2016/ink" xmlns:am3d="http://schemas.microsoft.com/office/drawing/2017/model3d" xmlns:o="urn:schemas-microsoft-com:office:office" xmlns:oel="http://schemas.microsoft.com/office/2019/extlst" xmlns:r="http://schemas.openxmlformats.org/officeDocument/2006/relationships" xmlns:m="http://schemas.openxmlformats.org/officeDocument/2006/math" xmlns:v="urn:schemas-microsoft-com:vml" xmlns:wp14="http://schemas.microsoft.com/office/word/2010/wordprocessingDrawing" xmlns:wp="http://schemas.openxmlformats.org/drawingml/2006/wordprocessingDrawing" xmlns:w10="urn:schemas-microsoft-com:office:word" xmlns:w="http://schemas.openxmlformats.org/wordprocessingml/2006/main" xmlns:w14="http://schemas.microsoft.com/office/word/2010/wordml" xmlns:w15="http://schemas.microsoft.com/office/word/2012/wordml" xmlns:w16cex="http://schemas.microsoft.com/office/word/2018/wordml/cex" xmlns:w16cid="http://schemas.microsoft.com/office/word/2016/wordml/cid" xmlns:w16="http://schemas.microsoft.com/office/word/2018/wordml" xmlns:w16du="http://schemas.microsoft.com/office/word/2023/wordml/word16du" xmlns:w16sdtdh="http://schemas.microsoft.com/office/word/2020/wordml/sdtdatahash" xmlns:w16sdtfl="http://schemas.microsoft.com/office/word/2024/wordml/sdtformatlock" xmlns:w16se="http://schemas.microsoft.com/office/word/2015/wordml/symex" xmlns:wpg="http://schemas.microsoft.com/office/word/2010/wordprocessingGroup" xmlns:wpi="http://schemas.microsoft.com/office/word/2010/wordprocessingInk" xmlns:wne="http://schemas.microsoft.com/office/word/2006/wordml" xmlns:wps="http://schemas.microsoft.com/office/word/2010/wordprocessingShape" mc:Ignorable="w14 w15 w16se w16cid w16 w16cex w16sdtdh w16sdtfl w16du wp14">
+  <w:footnote w:type="separator" w:id="-1">
+    <w:p>
+      <w:pPr>
+        <w:spacing w:after="0" w:line="240" w:lineRule="auto"/>
+      </w:pPr>
+      <w:r>
+        <w:separator/>
+      </w:r>
+    </w:p>
+  </w:footnote>
+  <w:footnote w:type="continuationSeparator" w:id="0">
+    <w:p>
+      <w:pPr>
+        <w:spacing w:after="0" w:line="240" w:lineRule="auto"/>
+      </w:pPr>
+      <w:r>
+        <w:continuationSeparator/>
+      </w:r>
+    </w:p>
+  </w:footnote>
+  <w:footnote w:id="1">
+    <w:p>
+      <w:pPr>
+        <w:pStyle w:val="Textonotapie"/>
+        <w:rPr>
+          <w:lang w:val="es-ES"/>
+        </w:rPr>
+      </w:pPr>
+      <w:r>
+        <w:rPr>
+          <w:rStyle w:val="Refdenotaalpie"/>
+        </w:rPr>
+        <w:footnoteRef/>
+      </w:r>
+      <w:r>
+        <w:t xml:space="preserve"> Els que són positius indiquen que el valor és més elevat en els regulars que en els irregulars. A més, els que són transparents indiquen que no són significatius per a diferenciar entre els dos grups.</w:t>
+      </w:r>
+    </w:p>
+  </w:footnote>
+</w:footnotes>
+</file>
+
 <file path=word/numbering.xml><?xml version="1.0" encoding="utf-8"?>
 <w:numbering xmlns:wpc="http://schemas.microsoft.com/office/word/2010/wordprocessingCanvas" xmlns:cx="http://schemas.microsoft.com/office/drawing/2014/chartex" xmlns:cx1="http://schemas.microsoft.com/office/drawing/2015/9/8/chartex" xmlns:cx2="http://schemas.microsoft.com/office/drawing/2015/10/21/chartex" xmlns:cx3="http://schemas.microsoft.com/office/drawing/2016/5/9/chartex" xmlns:cx4="http://schemas.microsoft.com/office/drawing/2016/5/10/chartex" xmlns:cx5="http://schemas.microsoft.com/office/drawing/2016/5/11/chartex" xmlns:cx6="http://schemas.microsoft.com/office/drawing/2016/5/12/chartex" xmlns:cx7="http://schemas.microsoft.com/office/drawing/2016/5/13/chartex" xmlns:cx8="http://schemas.microsoft.com/office/drawing/2016/5/14/chartex" xmlns:mc="http://schemas.openxmlformats.org/markup-compatibility/2006" xmlns:aink="http://schemas.microsoft.com/office/drawing/2016/ink" xmlns:am3d="http://schemas.microsoft.com/office/drawing/2017/model3d" xmlns:o="urn:schemas-microsoft-com:office:office" xmlns:oel="http://schemas.microsoft.com/office/2019/extlst" xmlns:r="http://schemas.openxmlformats.org/officeDocument/2006/relationships" xmlns:m="http://schemas.openxmlformats.org/officeDocument/2006/math" xmlns:v="urn:schemas-microsoft-com:vml" xmlns:wp14="http://schemas.microsoft.com/office/word/2010/wordprocessingDrawing" xmlns:wp="http://schemas.openxmlformats.org/drawingml/2006/wordprocessingDrawing" xmlns:w10="urn:schemas-microsoft-com:office:word" xmlns:w="http://schemas.openxmlformats.org/wordprocessingml/2006/main" xmlns:w14="http://schemas.microsoft.com/office/word/2010/wordml" xmlns:w15="http://schemas.microsoft.com/office/word/2012/wordml" xmlns:w16cex="http://schemas.microsoft.com/office/word/2018/wordml/cex" xmlns:w16cid="http://schemas.microsoft.com/office/word/2016/wordml/cid" xmlns:w16="http://schemas.microsoft.com/office/word/2018/wordml" xmlns:w16du="http://schemas.microsoft.com/office/word/2023/wordml/word16du" xmlns:w16sdtdh="http://schemas.microsoft.com/office/word/2020/wordml/sdtdatahash" xmlns:w16sdtfl="http://schemas.microsoft.com/office/word/2024/wordml/sdtformatlock" xmlns:w16se="http://schemas.microsoft.com/office/word/2015/wordml/symex" xmlns:wpg="http://schemas.microsoft.com/office/word/2010/wordprocessingGroup" xmlns:wpi="http://schemas.microsoft.com/office/word/2010/wordprocessingInk" xmlns:wne="http://schemas.microsoft.com/office/word/2006/wordml" xmlns:wps="http://schemas.microsoft.com/office/word/2010/wordprocessingShape" mc:Ignorable="w14 w15 w16se w16cid w16 w16cex w16sdtdh w16sdtfl w16du wp14">
   <w:abstractNum w:abstractNumId="0" w15:restartNumberingAfterBreak="0">
@@ -17876,7 +18013,7 @@
   <w:abstractNum w:abstractNumId="8" w15:restartNumberingAfterBreak="0">
     <w:nsid w:val="2A1475A6"/>
     <w:multiLevelType w:val="multilevel"/>
-    <w:tmpl w:val="4208880C"/>
+    <w:tmpl w:val="3F727F5C"/>
     <w:lvl w:ilvl="0">
       <w:start w:val="1"/>
       <w:numFmt w:val="decimal"/>
@@ -17900,7 +18037,7 @@
       <w:lvlText w:val="%1.%2."/>
       <w:lvlJc w:val="left"/>
       <w:pPr>
-        <w:ind w:left="3193" w:hanging="499"/>
+        <w:ind w:left="4894" w:hanging="499"/>
       </w:pPr>
       <w:rPr>
         <w:rFonts w:hint="default"/>
@@ -20234,7 +20371,7 @@
     <w:uiPriority w:val="9"/>
     <w:unhideWhenUsed/>
     <w:qFormat/>
-    <w:rsid w:val="00156786"/>
+    <w:rsid w:val="005626B0"/>
     <w:pPr>
       <w:keepNext/>
       <w:numPr>
@@ -20242,6 +20379,7 @@
         <w:numId w:val="19"/>
       </w:numPr>
       <w:spacing w:before="240" w:after="60"/>
+      <w:ind w:left="709" w:hanging="709"/>
       <w:outlineLvl w:val="2"/>
     </w:pPr>
     <w:rPr>
@@ -20250,11 +20388,57 @@
       <w:bCs/>
       <w:sz w:val="26"/>
       <w:szCs w:val="26"/>
+      <w:lang w:eastAsia="en-US"/>
+    </w:rPr>
+  </w:style>
+  <w:style w:type="paragraph" w:styleId="Ttulo4">
+    <w:name w:val="heading 4"/>
+    <w:basedOn w:val="Normal"/>
+    <w:next w:val="Normal"/>
+    <w:link w:val="Ttulo4Car"/>
+    <w:uiPriority w:val="9"/>
+    <w:semiHidden/>
+    <w:unhideWhenUsed/>
+    <w:qFormat/>
+    <w:rsid w:val="00D7385A"/>
+    <w:pPr>
+      <w:keepNext/>
+      <w:keepLines/>
+      <w:spacing w:before="40" w:after="0"/>
+      <w:outlineLvl w:val="3"/>
+    </w:pPr>
+    <w:rPr>
+      <w:rFonts w:asciiTheme="majorHAnsi" w:eastAsiaTheme="majorEastAsia" w:hAnsiTheme="majorHAnsi" w:cstheme="majorBidi"/>
+      <w:i/>
+      <w:iCs/>
+      <w:color w:val="0F4761" w:themeColor="accent1" w:themeShade="BF"/>
+    </w:rPr>
+  </w:style>
+  <w:style w:type="paragraph" w:styleId="Ttulo5">
+    <w:name w:val="heading 5"/>
+    <w:basedOn w:val="Normal"/>
+    <w:next w:val="Normal"/>
+    <w:link w:val="Ttulo5Car"/>
+    <w:uiPriority w:val="9"/>
+    <w:semiHidden/>
+    <w:unhideWhenUsed/>
+    <w:qFormat/>
+    <w:rsid w:val="00D7385A"/>
+    <w:pPr>
+      <w:keepNext/>
+      <w:keepLines/>
+      <w:spacing w:before="40" w:after="0"/>
+      <w:outlineLvl w:val="4"/>
+    </w:pPr>
+    <w:rPr>
+      <w:rFonts w:asciiTheme="majorHAnsi" w:eastAsiaTheme="majorEastAsia" w:hAnsiTheme="majorHAnsi" w:cstheme="majorBidi"/>
+      <w:color w:val="0F4761" w:themeColor="accent1" w:themeShade="BF"/>
     </w:rPr>
   </w:style>
   <w:style w:type="character" w:default="1" w:styleId="Fuentedeprrafopredeter">
     <w:name w:val="Default Paragraph Font"/>
     <w:uiPriority w:val="1"/>
+    <w:semiHidden/>
     <w:unhideWhenUsed/>
   </w:style>
   <w:style w:type="table" w:default="1" w:styleId="Tablanormal">
@@ -20657,16 +20841,16 @@
     <w:name w:val="Título 3 Car"/>
     <w:link w:val="Ttulo3"/>
     <w:uiPriority w:val="9"/>
-    <w:rsid w:val="00156786"/>
+    <w:rsid w:val="005626B0"/>
     <w:rPr>
-      <w:rFonts w:ascii="Aptos Display" w:eastAsia="Times New Roman" w:hAnsi="Aptos Display" w:cs="Times New Roman"/>
+      <w:rFonts w:ascii="Aptos Display" w:eastAsia="Times New Roman" w:hAnsi="Aptos Display"/>
       <w:b/>
       <w:bCs/>
       <w:color w:val="000000"/>
       <w:kern w:val="28"/>
       <w:sz w:val="26"/>
       <w:szCs w:val="26"/>
-      <w:lang w:eastAsia="es-ES"/>
+      <w:lang w:eastAsia="en-US"/>
     </w:rPr>
   </w:style>
   <w:style w:type="paragraph" w:styleId="NormalWeb">
@@ -20728,6 +20912,78 @@
       <w:ind w:left="720"/>
       <w:contextualSpacing/>
     </w:pPr>
+  </w:style>
+  <w:style w:type="paragraph" w:styleId="Textonotapie">
+    <w:name w:val="footnote text"/>
+    <w:basedOn w:val="Normal"/>
+    <w:link w:val="TextonotapieCar"/>
+    <w:uiPriority w:val="99"/>
+    <w:semiHidden/>
+    <w:unhideWhenUsed/>
+    <w:rsid w:val="007F17A9"/>
+    <w:pPr>
+      <w:spacing w:after="0" w:line="240" w:lineRule="auto"/>
+    </w:pPr>
+    <w:rPr>
+      <w:sz w:val="20"/>
+    </w:rPr>
+  </w:style>
+  <w:style w:type="character" w:customStyle="1" w:styleId="TextonotapieCar">
+    <w:name w:val="Texto nota pie Car"/>
+    <w:basedOn w:val="Fuentedeprrafopredeter"/>
+    <w:link w:val="Textonotapie"/>
+    <w:uiPriority w:val="99"/>
+    <w:semiHidden/>
+    <w:rsid w:val="007F17A9"/>
+    <w:rPr>
+      <w:rFonts w:eastAsia="Times New Roman"/>
+      <w:color w:val="000000"/>
+      <w:kern w:val="28"/>
+      <w:lang w:eastAsia="es-ES"/>
+    </w:rPr>
+  </w:style>
+  <w:style w:type="character" w:styleId="Refdenotaalpie">
+    <w:name w:val="footnote reference"/>
+    <w:basedOn w:val="Fuentedeprrafopredeter"/>
+    <w:uiPriority w:val="99"/>
+    <w:semiHidden/>
+    <w:unhideWhenUsed/>
+    <w:rsid w:val="007F17A9"/>
+    <w:rPr>
+      <w:vertAlign w:val="superscript"/>
+    </w:rPr>
+  </w:style>
+  <w:style w:type="character" w:customStyle="1" w:styleId="Ttulo4Car">
+    <w:name w:val="Título 4 Car"/>
+    <w:basedOn w:val="Fuentedeprrafopredeter"/>
+    <w:link w:val="Ttulo4"/>
+    <w:uiPriority w:val="9"/>
+    <w:semiHidden/>
+    <w:rsid w:val="00D7385A"/>
+    <w:rPr>
+      <w:rFonts w:asciiTheme="majorHAnsi" w:eastAsiaTheme="majorEastAsia" w:hAnsiTheme="majorHAnsi" w:cstheme="majorBidi"/>
+      <w:i/>
+      <w:iCs/>
+      <w:color w:val="0F4761" w:themeColor="accent1" w:themeShade="BF"/>
+      <w:kern w:val="28"/>
+      <w:sz w:val="22"/>
+      <w:lang w:eastAsia="es-ES"/>
+    </w:rPr>
+  </w:style>
+  <w:style w:type="character" w:customStyle="1" w:styleId="Ttulo5Car">
+    <w:name w:val="Título 5 Car"/>
+    <w:basedOn w:val="Fuentedeprrafopredeter"/>
+    <w:link w:val="Ttulo5"/>
+    <w:uiPriority w:val="9"/>
+    <w:semiHidden/>
+    <w:rsid w:val="00D7385A"/>
+    <w:rPr>
+      <w:rFonts w:asciiTheme="majorHAnsi" w:eastAsiaTheme="majorEastAsia" w:hAnsiTheme="majorHAnsi" w:cstheme="majorBidi"/>
+      <w:color w:val="0F4761" w:themeColor="accent1" w:themeShade="BF"/>
+      <w:kern w:val="28"/>
+      <w:sz w:val="22"/>
+      <w:lang w:eastAsia="es-ES"/>
+    </w:rPr>
   </w:style>
 </w:styles>
 </file>

--- a/Documents/Redacció.docx
+++ b/Documents/Redacció.docx
@@ -6582,7 +6582,7 @@
         <w:rPr>
           <w:noProof/>
         </w:rPr>
-        <w:t>7</w:t>
+        <w:t>1</w:t>
       </w:r>
       <w:r>
         <w:rPr>
@@ -7658,68 +7658,20 @@
         <w:rPr>
           <w:lang w:eastAsia="en-US"/>
         </w:rPr>
-        <w:t xml:space="preserve">) seguint una proporció 80/20, aplicant partició estratificada per la variable resposta per garantir que la distribució de les classes es manté equilibrada en ambdós conjunts. Aquesta partició és la mateixa per a tots els models del treball, cosa que és imprescindible per poder comparar-los de forma justa: tots s'entrenen </w:t>
-      </w:r>
-      <w:r>
-        <w:rPr>
-          <w:lang w:eastAsia="en-US"/>
-        </w:rPr>
-        <w:t xml:space="preserve">i s’avaluen </w:t>
-      </w:r>
-      <w:r>
-        <w:rPr>
-          <w:lang w:eastAsia="en-US"/>
-        </w:rPr>
-        <w:t>sobre les mateixes observacions.</w:t>
-      </w:r>
-    </w:p>
-    <w:p>
-      <w:pPr>
-        <w:rPr>
-          <w:lang w:eastAsia="en-US"/>
-        </w:rPr>
-      </w:pPr>
-      <w:r>
-        <w:rPr>
-          <w:lang w:eastAsia="en-US"/>
-        </w:rPr>
-        <w:t xml:space="preserve">Un aspecte clau en classificació binària és que el llindar de 0.5 per defecte no acostuma a ser òptim. En aquest context, els errors no son simètrics: classificar erròniament un estudiant irregular com a regular (fals </w:t>
-      </w:r>
-      <w:r>
-        <w:rPr>
-          <w:lang w:eastAsia="en-US"/>
-        </w:rPr>
-        <w:t>positiu</w:t>
-      </w:r>
-      <w:r>
-        <w:rPr>
-          <w:lang w:eastAsia="en-US"/>
-        </w:rPr>
-        <w:t>) és potencialment més costós que l'error invers, perquè deixa sense intervenció un estudiant que podria necessitar suport</w:t>
-      </w:r>
-      <w:r>
-        <w:rPr>
-          <w:lang w:eastAsia="en-US"/>
-        </w:rPr>
-        <w:t xml:space="preserve"> o una solució personalitzada per assistir més a classe</w:t>
-      </w:r>
-      <w:r>
-        <w:rPr>
-          <w:lang w:eastAsia="en-US"/>
-        </w:rPr>
-        <w:t xml:space="preserve">. Per aquest motiu, </w:t>
-      </w:r>
-      <w:r>
-        <w:rPr>
-          <w:lang w:eastAsia="en-US"/>
-        </w:rPr>
-        <w:t xml:space="preserve">es buscarà maximitzar la precisió però amb </w:t>
-      </w:r>
-      <w:r>
-        <w:rPr>
-          <w:lang w:eastAsia="en-US"/>
-        </w:rPr>
-        <w:t xml:space="preserve">una restricció mínima de </w:t>
+        <w:t>) seguint una proporció 80/20, aplicant partició estratificada per la variable resposta per garantir que la distribució de les classes es manté equilibrada en ambdós conjunts. Aquesta partició és la mateixa per a tots els models del treball, cosa que és imprescindible per poder comparar-los de forma justa: tots s'entrenen i s’avaluen sobre les mateixes observacions.</w:t>
+      </w:r>
+    </w:p>
+    <w:p>
+      <w:pPr>
+        <w:rPr>
+          <w:lang w:eastAsia="en-US"/>
+        </w:rPr>
+      </w:pPr>
+      <w:r>
+        <w:rPr>
+          <w:lang w:eastAsia="en-US"/>
+        </w:rPr>
+        <w:t xml:space="preserve">Un aspecte clau en classificació binària és que el llindar de 0.5 per defecte no acostuma a ser òptim. En aquest context, els errors no son simètrics: classificar erròniament un estudiant irregular com a regular (fals positiu) és potencialment més costós que l'error invers, perquè deixa sense intervenció un estudiant que podria necessitar suport o una solució personalitzada per assistir més a classe. Per aquest motiu, es buscarà maximitzar la precisió però amb una restricció mínima de </w:t>
       </w:r>
       <w:r>
         <w:rPr>
@@ -7733,13 +7685,7 @@
         <w:rPr>
           <w:lang w:eastAsia="en-US"/>
         </w:rPr>
-        <w:t xml:space="preserve"> de 0.60</w:t>
-      </w:r>
-      <w:r>
-        <w:rPr>
-          <w:lang w:eastAsia="en-US"/>
-        </w:rPr>
-        <w:t>.</w:t>
+        <w:t xml:space="preserve"> de 0.60.</w:t>
       </w:r>
     </w:p>
     <w:p>
@@ -8073,14 +8019,14 @@
     <w:tbl>
       <w:tblPr>
         <w:tblStyle w:val="TablaAPA7"/>
-        <w:tblW w:w="8647" w:type="dxa"/>
+        <w:tblW w:w="8364" w:type="dxa"/>
         <w:tblLook w:val="04A0" w:firstRow="1" w:lastRow="0" w:firstColumn="1" w:lastColumn="0" w:noHBand="0" w:noVBand="1"/>
       </w:tblPr>
       <w:tblGrid>
-        <w:gridCol w:w="3056"/>
-        <w:gridCol w:w="1764"/>
-        <w:gridCol w:w="1984"/>
-        <w:gridCol w:w="1843"/>
+        <w:gridCol w:w="3686"/>
+        <w:gridCol w:w="1417"/>
+        <w:gridCol w:w="1560"/>
+        <w:gridCol w:w="1701"/>
       </w:tblGrid>
       <w:tr>
         <w:trPr>
@@ -8089,7 +8035,7 @@
         <w:tc>
           <w:tcPr>
             <w:cnfStyle w:val="001000000000" w:firstRow="0" w:lastRow="0" w:firstColumn="1" w:lastColumn="0" w:oddVBand="0" w:evenVBand="0" w:oddHBand="0" w:evenHBand="0" w:firstRowFirstColumn="0" w:firstRowLastColumn="0" w:lastRowFirstColumn="0" w:lastRowLastColumn="0"/>
-            <w:tcW w:w="3056" w:type="dxa"/>
+            <w:tcW w:w="3686" w:type="dxa"/>
           </w:tcPr>
           <w:p>
             <w:pPr>
@@ -8108,11 +8054,12 @@
         </w:tc>
         <w:tc>
           <w:tcPr>
-            <w:tcW w:w="1764" w:type="dxa"/>
+            <w:tcW w:w="1417" w:type="dxa"/>
           </w:tcPr>
           <w:p>
             <w:pPr>
               <w:spacing w:after="0"/>
+              <w:jc w:val="center"/>
               <w:cnfStyle w:val="100000000000" w:firstRow="1" w:lastRow="0" w:firstColumn="0" w:lastColumn="0" w:oddVBand="0" w:evenVBand="0" w:oddHBand="0" w:evenHBand="0" w:firstRowFirstColumn="0" w:firstRowLastColumn="0" w:lastRowFirstColumn="0" w:lastRowLastColumn="0"/>
               <w:rPr>
                 <w:rFonts w:eastAsia="Aptos"/>
@@ -8128,11 +8075,12 @@
         </w:tc>
         <w:tc>
           <w:tcPr>
-            <w:tcW w:w="1984" w:type="dxa"/>
+            <w:tcW w:w="1560" w:type="dxa"/>
           </w:tcPr>
           <w:p>
             <w:pPr>
               <w:spacing w:after="0"/>
+              <w:jc w:val="center"/>
               <w:cnfStyle w:val="100000000000" w:firstRow="1" w:lastRow="0" w:firstColumn="0" w:lastColumn="0" w:oddVBand="0" w:evenVBand="0" w:oddHBand="0" w:evenHBand="0" w:firstRowFirstColumn="0" w:firstRowLastColumn="0" w:lastRowFirstColumn="0" w:lastRowLastColumn="0"/>
               <w:rPr>
                 <w:rFonts w:eastAsia="Aptos"/>
@@ -8148,11 +8096,12 @@
         </w:tc>
         <w:tc>
           <w:tcPr>
-            <w:tcW w:w="1843" w:type="dxa"/>
+            <w:tcW w:w="1701" w:type="dxa"/>
           </w:tcPr>
           <w:p>
             <w:pPr>
               <w:spacing w:after="0"/>
+              <w:jc w:val="center"/>
               <w:cnfStyle w:val="100000000000" w:firstRow="1" w:lastRow="0" w:firstColumn="0" w:lastColumn="0" w:oddVBand="0" w:evenVBand="0" w:oddHBand="0" w:evenHBand="0" w:firstRowFirstColumn="0" w:firstRowLastColumn="0" w:lastRowFirstColumn="0" w:lastRowLastColumn="0"/>
               <w:rPr>
                 <w:rFonts w:eastAsia="Aptos"/>
@@ -8171,7 +8120,7 @@
         <w:tc>
           <w:tcPr>
             <w:cnfStyle w:val="001000000000" w:firstRow="0" w:lastRow="0" w:firstColumn="1" w:lastColumn="0" w:oddVBand="0" w:evenVBand="0" w:oddHBand="0" w:evenHBand="0" w:firstRowFirstColumn="0" w:firstRowLastColumn="0" w:lastRowFirstColumn="0" w:lastRowLastColumn="0"/>
-            <w:tcW w:w="3056" w:type="dxa"/>
+            <w:tcW w:w="3686" w:type="dxa"/>
             <w:vAlign w:val="top"/>
           </w:tcPr>
           <w:p>
@@ -8191,12 +8140,13 @@
         </w:tc>
         <w:tc>
           <w:tcPr>
-            <w:tcW w:w="1764" w:type="dxa"/>
+            <w:tcW w:w="1417" w:type="dxa"/>
             <w:vAlign w:val="top"/>
           </w:tcPr>
           <w:p>
             <w:pPr>
               <w:spacing w:after="0"/>
+              <w:jc w:val="center"/>
               <w:cnfStyle w:val="000000000000" w:firstRow="0" w:lastRow="0" w:firstColumn="0" w:lastColumn="0" w:oddVBand="0" w:evenVBand="0" w:oddHBand="0" w:evenHBand="0" w:firstRowFirstColumn="0" w:firstRowLastColumn="0" w:lastRowFirstColumn="0" w:lastRowLastColumn="0"/>
               <w:rPr>
                 <w:rFonts w:eastAsia="Aptos"/>
@@ -8212,12 +8162,13 @@
         </w:tc>
         <w:tc>
           <w:tcPr>
-            <w:tcW w:w="1984" w:type="dxa"/>
+            <w:tcW w:w="1560" w:type="dxa"/>
             <w:vAlign w:val="top"/>
           </w:tcPr>
           <w:p>
             <w:pPr>
               <w:spacing w:after="0"/>
+              <w:jc w:val="center"/>
               <w:cnfStyle w:val="000000000000" w:firstRow="0" w:lastRow="0" w:firstColumn="0" w:lastColumn="0" w:oddVBand="0" w:evenVBand="0" w:oddHBand="0" w:evenHBand="0" w:firstRowFirstColumn="0" w:firstRowLastColumn="0" w:lastRowFirstColumn="0" w:lastRowLastColumn="0"/>
               <w:rPr>
                 <w:rFonts w:eastAsia="Aptos"/>
@@ -8233,12 +8184,13 @@
         </w:tc>
         <w:tc>
           <w:tcPr>
-            <w:tcW w:w="1843" w:type="dxa"/>
+            <w:tcW w:w="1701" w:type="dxa"/>
             <w:vAlign w:val="top"/>
           </w:tcPr>
           <w:p>
             <w:pPr>
               <w:spacing w:after="0"/>
+              <w:jc w:val="center"/>
               <w:cnfStyle w:val="000000000000" w:firstRow="0" w:lastRow="0" w:firstColumn="0" w:lastColumn="0" w:oddVBand="0" w:evenVBand="0" w:oddHBand="0" w:evenHBand="0" w:firstRowFirstColumn="0" w:firstRowLastColumn="0" w:lastRowFirstColumn="0" w:lastRowLastColumn="0"/>
               <w:rPr>
                 <w:rFonts w:eastAsia="Aptos"/>
@@ -8257,7 +8209,7 @@
         <w:tc>
           <w:tcPr>
             <w:cnfStyle w:val="001000000000" w:firstRow="0" w:lastRow="0" w:firstColumn="1" w:lastColumn="0" w:oddVBand="0" w:evenVBand="0" w:oddHBand="0" w:evenHBand="0" w:firstRowFirstColumn="0" w:firstRowLastColumn="0" w:lastRowFirstColumn="0" w:lastRowLastColumn="0"/>
-            <w:tcW w:w="3056" w:type="dxa"/>
+            <w:tcW w:w="3686" w:type="dxa"/>
             <w:vAlign w:val="top"/>
           </w:tcPr>
           <w:p>
@@ -8277,12 +8229,13 @@
         </w:tc>
         <w:tc>
           <w:tcPr>
-            <w:tcW w:w="1764" w:type="dxa"/>
+            <w:tcW w:w="1417" w:type="dxa"/>
             <w:vAlign w:val="top"/>
           </w:tcPr>
           <w:p>
             <w:pPr>
               <w:spacing w:after="0"/>
+              <w:jc w:val="center"/>
               <w:cnfStyle w:val="000000000000" w:firstRow="0" w:lastRow="0" w:firstColumn="0" w:lastColumn="0" w:oddVBand="0" w:evenVBand="0" w:oddHBand="0" w:evenHBand="0" w:firstRowFirstColumn="0" w:firstRowLastColumn="0" w:lastRowFirstColumn="0" w:lastRowLastColumn="0"/>
               <w:rPr>
                 <w:rFonts w:eastAsia="Aptos"/>
@@ -8298,12 +8251,13 @@
         </w:tc>
         <w:tc>
           <w:tcPr>
-            <w:tcW w:w="1984" w:type="dxa"/>
+            <w:tcW w:w="1560" w:type="dxa"/>
             <w:vAlign w:val="top"/>
           </w:tcPr>
           <w:p>
             <w:pPr>
               <w:spacing w:after="0"/>
+              <w:jc w:val="center"/>
               <w:cnfStyle w:val="000000000000" w:firstRow="0" w:lastRow="0" w:firstColumn="0" w:lastColumn="0" w:oddVBand="0" w:evenVBand="0" w:oddHBand="0" w:evenHBand="0" w:firstRowFirstColumn="0" w:firstRowLastColumn="0" w:lastRowFirstColumn="0" w:lastRowLastColumn="0"/>
               <w:rPr>
                 <w:rFonts w:eastAsia="Aptos"/>
@@ -8319,12 +8273,13 @@
         </w:tc>
         <w:tc>
           <w:tcPr>
-            <w:tcW w:w="1843" w:type="dxa"/>
+            <w:tcW w:w="1701" w:type="dxa"/>
             <w:vAlign w:val="top"/>
           </w:tcPr>
           <w:p>
             <w:pPr>
               <w:spacing w:after="0"/>
+              <w:jc w:val="center"/>
               <w:cnfStyle w:val="000000000000" w:firstRow="0" w:lastRow="0" w:firstColumn="0" w:lastColumn="0" w:oddVBand="0" w:evenVBand="0" w:oddHBand="0" w:evenHBand="0" w:firstRowFirstColumn="0" w:firstRowLastColumn="0" w:lastRowFirstColumn="0" w:lastRowLastColumn="0"/>
               <w:rPr>
                 <w:rFonts w:eastAsia="Aptos"/>
@@ -8343,7 +8298,7 @@
         <w:tc>
           <w:tcPr>
             <w:cnfStyle w:val="001000000000" w:firstRow="0" w:lastRow="0" w:firstColumn="1" w:lastColumn="0" w:oddVBand="0" w:evenVBand="0" w:oddHBand="0" w:evenHBand="0" w:firstRowFirstColumn="0" w:firstRowLastColumn="0" w:lastRowFirstColumn="0" w:lastRowLastColumn="0"/>
-            <w:tcW w:w="3056" w:type="dxa"/>
+            <w:tcW w:w="3686" w:type="dxa"/>
             <w:vAlign w:val="top"/>
           </w:tcPr>
           <w:p>
@@ -8363,12 +8318,13 @@
         </w:tc>
         <w:tc>
           <w:tcPr>
-            <w:tcW w:w="1764" w:type="dxa"/>
+            <w:tcW w:w="1417" w:type="dxa"/>
             <w:vAlign w:val="top"/>
           </w:tcPr>
           <w:p>
             <w:pPr>
               <w:spacing w:after="0"/>
+              <w:jc w:val="center"/>
               <w:cnfStyle w:val="000000000000" w:firstRow="0" w:lastRow="0" w:firstColumn="0" w:lastColumn="0" w:oddVBand="0" w:evenVBand="0" w:oddHBand="0" w:evenHBand="0" w:firstRowFirstColumn="0" w:firstRowLastColumn="0" w:lastRowFirstColumn="0" w:lastRowLastColumn="0"/>
               <w:rPr>
                 <w:rFonts w:eastAsia="Aptos"/>
@@ -8384,12 +8340,13 @@
         </w:tc>
         <w:tc>
           <w:tcPr>
-            <w:tcW w:w="1984" w:type="dxa"/>
+            <w:tcW w:w="1560" w:type="dxa"/>
             <w:vAlign w:val="top"/>
           </w:tcPr>
           <w:p>
             <w:pPr>
               <w:spacing w:after="0"/>
+              <w:jc w:val="center"/>
               <w:cnfStyle w:val="000000000000" w:firstRow="0" w:lastRow="0" w:firstColumn="0" w:lastColumn="0" w:oddVBand="0" w:evenVBand="0" w:oddHBand="0" w:evenHBand="0" w:firstRowFirstColumn="0" w:firstRowLastColumn="0" w:lastRowFirstColumn="0" w:lastRowLastColumn="0"/>
               <w:rPr>
                 <w:rFonts w:eastAsia="Aptos"/>
@@ -8405,12 +8362,13 @@
         </w:tc>
         <w:tc>
           <w:tcPr>
-            <w:tcW w:w="1843" w:type="dxa"/>
+            <w:tcW w:w="1701" w:type="dxa"/>
             <w:vAlign w:val="top"/>
           </w:tcPr>
           <w:p>
             <w:pPr>
               <w:spacing w:after="0"/>
+              <w:jc w:val="center"/>
               <w:cnfStyle w:val="000000000000" w:firstRow="0" w:lastRow="0" w:firstColumn="0" w:lastColumn="0" w:oddVBand="0" w:evenVBand="0" w:oddHBand="0" w:evenHBand="0" w:firstRowFirstColumn="0" w:firstRowLastColumn="0" w:lastRowFirstColumn="0" w:lastRowLastColumn="0"/>
               <w:rPr>
                 <w:rFonts w:eastAsia="Aptos"/>
@@ -8429,7 +8387,7 @@
         <w:tc>
           <w:tcPr>
             <w:cnfStyle w:val="001000000000" w:firstRow="0" w:lastRow="0" w:firstColumn="1" w:lastColumn="0" w:oddVBand="0" w:evenVBand="0" w:oddHBand="0" w:evenHBand="0" w:firstRowFirstColumn="0" w:firstRowLastColumn="0" w:lastRowFirstColumn="0" w:lastRowLastColumn="0"/>
-            <w:tcW w:w="3056" w:type="dxa"/>
+            <w:tcW w:w="3686" w:type="dxa"/>
             <w:vAlign w:val="top"/>
           </w:tcPr>
           <w:p>
@@ -8449,12 +8407,13 @@
         </w:tc>
         <w:tc>
           <w:tcPr>
-            <w:tcW w:w="1764" w:type="dxa"/>
+            <w:tcW w:w="1417" w:type="dxa"/>
             <w:vAlign w:val="top"/>
           </w:tcPr>
           <w:p>
             <w:pPr>
               <w:spacing w:after="0"/>
+              <w:jc w:val="center"/>
               <w:cnfStyle w:val="000000000000" w:firstRow="0" w:lastRow="0" w:firstColumn="0" w:lastColumn="0" w:oddVBand="0" w:evenVBand="0" w:oddHBand="0" w:evenHBand="0" w:firstRowFirstColumn="0" w:firstRowLastColumn="0" w:lastRowFirstColumn="0" w:lastRowLastColumn="0"/>
               <w:rPr>
                 <w:rFonts w:eastAsia="Aptos"/>
@@ -8470,12 +8429,13 @@
         </w:tc>
         <w:tc>
           <w:tcPr>
-            <w:tcW w:w="1984" w:type="dxa"/>
+            <w:tcW w:w="1560" w:type="dxa"/>
             <w:vAlign w:val="top"/>
           </w:tcPr>
           <w:p>
             <w:pPr>
               <w:spacing w:after="0"/>
+              <w:jc w:val="center"/>
               <w:cnfStyle w:val="000000000000" w:firstRow="0" w:lastRow="0" w:firstColumn="0" w:lastColumn="0" w:oddVBand="0" w:evenVBand="0" w:oddHBand="0" w:evenHBand="0" w:firstRowFirstColumn="0" w:firstRowLastColumn="0" w:lastRowFirstColumn="0" w:lastRowLastColumn="0"/>
               <w:rPr>
                 <w:rFonts w:eastAsia="Aptos"/>
@@ -8491,12 +8451,13 @@
         </w:tc>
         <w:tc>
           <w:tcPr>
-            <w:tcW w:w="1843" w:type="dxa"/>
+            <w:tcW w:w="1701" w:type="dxa"/>
             <w:vAlign w:val="top"/>
           </w:tcPr>
           <w:p>
             <w:pPr>
               <w:spacing w:after="0"/>
+              <w:jc w:val="center"/>
               <w:cnfStyle w:val="000000000000" w:firstRow="0" w:lastRow="0" w:firstColumn="0" w:lastColumn="0" w:oddVBand="0" w:evenVBand="0" w:oddHBand="0" w:evenHBand="0" w:firstRowFirstColumn="0" w:firstRowLastColumn="0" w:lastRowFirstColumn="0" w:lastRowLastColumn="0"/>
               <w:rPr>
                 <w:rFonts w:eastAsia="Aptos"/>
@@ -8515,7 +8476,7 @@
         <w:tc>
           <w:tcPr>
             <w:cnfStyle w:val="001000000000" w:firstRow="0" w:lastRow="0" w:firstColumn="1" w:lastColumn="0" w:oddVBand="0" w:evenVBand="0" w:oddHBand="0" w:evenHBand="0" w:firstRowFirstColumn="0" w:firstRowLastColumn="0" w:lastRowFirstColumn="0" w:lastRowLastColumn="0"/>
-            <w:tcW w:w="3056" w:type="dxa"/>
+            <w:tcW w:w="3686" w:type="dxa"/>
             <w:vAlign w:val="top"/>
           </w:tcPr>
           <w:p>
@@ -8535,12 +8496,13 @@
         </w:tc>
         <w:tc>
           <w:tcPr>
-            <w:tcW w:w="1764" w:type="dxa"/>
+            <w:tcW w:w="1417" w:type="dxa"/>
             <w:vAlign w:val="top"/>
           </w:tcPr>
           <w:p>
             <w:pPr>
               <w:spacing w:after="0"/>
+              <w:jc w:val="center"/>
               <w:cnfStyle w:val="000000000000" w:firstRow="0" w:lastRow="0" w:firstColumn="0" w:lastColumn="0" w:oddVBand="0" w:evenVBand="0" w:oddHBand="0" w:evenHBand="0" w:firstRowFirstColumn="0" w:firstRowLastColumn="0" w:lastRowFirstColumn="0" w:lastRowLastColumn="0"/>
               <w:rPr>
                 <w:rFonts w:eastAsia="Aptos"/>
@@ -8556,12 +8518,13 @@
         </w:tc>
         <w:tc>
           <w:tcPr>
-            <w:tcW w:w="1984" w:type="dxa"/>
+            <w:tcW w:w="1560" w:type="dxa"/>
             <w:vAlign w:val="top"/>
           </w:tcPr>
           <w:p>
             <w:pPr>
               <w:spacing w:after="0"/>
+              <w:jc w:val="center"/>
               <w:cnfStyle w:val="000000000000" w:firstRow="0" w:lastRow="0" w:firstColumn="0" w:lastColumn="0" w:oddVBand="0" w:evenVBand="0" w:oddHBand="0" w:evenHBand="0" w:firstRowFirstColumn="0" w:firstRowLastColumn="0" w:lastRowFirstColumn="0" w:lastRowLastColumn="0"/>
               <w:rPr>
                 <w:rFonts w:eastAsia="Aptos"/>
@@ -8577,12 +8540,13 @@
         </w:tc>
         <w:tc>
           <w:tcPr>
-            <w:tcW w:w="1843" w:type="dxa"/>
+            <w:tcW w:w="1701" w:type="dxa"/>
             <w:vAlign w:val="top"/>
           </w:tcPr>
           <w:p>
             <w:pPr>
               <w:spacing w:after="0"/>
+              <w:jc w:val="center"/>
               <w:cnfStyle w:val="000000000000" w:firstRow="0" w:lastRow="0" w:firstColumn="0" w:lastColumn="0" w:oddVBand="0" w:evenVBand="0" w:oddHBand="0" w:evenHBand="0" w:firstRowFirstColumn="0" w:firstRowLastColumn="0" w:lastRowFirstColumn="0" w:lastRowLastColumn="0"/>
               <w:rPr>
                 <w:rFonts w:eastAsia="Aptos"/>
@@ -8663,17 +8627,7 @@
               <w:szCs w:val="22"/>
               <w:lang w:eastAsia="en-US"/>
             </w:rPr>
-            <m:t>z</m:t>
-          </m:r>
-          <m:r>
-            <w:rPr>
-              <w:rFonts w:ascii="Cambria Math" w:eastAsia="Aptos" w:hAnsi="Cambria Math"/>
-              <w:color w:val="auto"/>
-              <w:kern w:val="2"/>
-              <w:szCs w:val="22"/>
-              <w:lang w:eastAsia="en-US"/>
-            </w:rPr>
-            <m:t>=</m:t>
+            <m:t>z=</m:t>
           </m:r>
           <m:sSub>
             <m:sSubPr>
@@ -9866,23 +9820,7 @@
           <w:b/>
           <w:bCs/>
         </w:rPr>
-        <w:t>L</w:t>
-      </w:r>
-      <w:r>
-        <w:rPr>
-          <w:rFonts w:eastAsia="Aptos"/>
-          <w:b/>
-          <w:bCs/>
-        </w:rPr>
-        <w:t xml:space="preserve">lindar i </w:t>
-      </w:r>
-      <w:r>
-        <w:rPr>
-          <w:rFonts w:eastAsia="Aptos"/>
-          <w:b/>
-          <w:bCs/>
-        </w:rPr>
-        <w:t>cross-validation</w:t>
+        <w:t>Llindar i cross-validation</w:t>
       </w:r>
     </w:p>
     <w:p>
@@ -11022,37 +10960,7 @@
           <w:szCs w:val="22"/>
           <w:lang w:eastAsia="en-US"/>
         </w:rPr>
-        <w:t xml:space="preserve"> </w:t>
-      </w:r>
-      <w:r>
-        <w:rPr>
-          <w:rFonts w:eastAsia="Aptos"/>
-          <w:color w:val="auto"/>
-          <w:kern w:val="2"/>
-          <w:szCs w:val="22"/>
-          <w:lang w:eastAsia="en-US"/>
-        </w:rPr>
-        <w:t xml:space="preserve">Tenint en compte </w:t>
-      </w:r>
-      <w:r>
-        <w:rPr>
-          <w:rFonts w:eastAsia="Aptos"/>
-          <w:color w:val="auto"/>
-          <w:kern w:val="2"/>
-          <w:szCs w:val="22"/>
-          <w:lang w:eastAsia="en-US"/>
-        </w:rPr>
-        <w:t>el tall del 80% de l’assistència</w:t>
-      </w:r>
-      <w:r>
-        <w:rPr>
-          <w:rFonts w:eastAsia="Aptos"/>
-          <w:color w:val="auto"/>
-          <w:kern w:val="2"/>
-          <w:szCs w:val="22"/>
-          <w:lang w:eastAsia="en-US"/>
-        </w:rPr>
-        <w:t>, la mostra queda dividida de la següent manera: un 56,7% d’estudiants regulars i un 43,3% d’estudiants irregulars, per tant, la proporció està prou equilibrada.</w:t>
+        <w:t xml:space="preserve"> Tenint en compte el tall del 80% de l’assistència, la mostra queda dividida de la següent manera: un 56,7% d’estudiants regulars i un 43,3% d’estudiants irregulars, per tant, la proporció està prou equilibrada.</w:t>
       </w:r>
     </w:p>
     <w:p>
@@ -11372,7 +11280,7 @@
         <w:rPr>
           <w:noProof/>
         </w:rPr>
-        <w:t>1</w:t>
+        <w:t>2</w:t>
       </w:r>
       <w:r>
         <w:rPr>
@@ -11604,7 +11512,7 @@
         <w:rPr>
           <w:noProof/>
         </w:rPr>
-        <w:t>2</w:t>
+        <w:t>3</w:t>
       </w:r>
       <w:r>
         <w:rPr>
@@ -11871,7 +11779,7 @@
         <w:rPr>
           <w:noProof/>
         </w:rPr>
-        <w:t>3</w:t>
+        <w:t>4</w:t>
       </w:r>
       <w:r>
         <w:rPr>
@@ -11898,7 +11806,7 @@
     </w:p>
     <w:p>
       <w:pPr>
-        <w:pStyle w:val="Ttulo2"/>
+        <w:pStyle w:val="Ttulo3"/>
       </w:pPr>
       <w:bookmarkStart w:id="14" w:name="_Toc230626366"/>
       <w:r>
@@ -12022,7 +11930,7 @@
               <w:rPr>
                 <w:noProof/>
               </w:rPr>
-              <w:t>4</w:t>
+              <w:t>5</w:t>
             </w:r>
             <w:r>
               <w:rPr>
@@ -12046,6 +11954,9 @@
               <w:spacing w:after="0" w:line="300" w:lineRule="auto"/>
             </w:pPr>
             <w:r>
+              <w:rPr>
+                <w:noProof/>
+              </w:rPr>
               <w:drawing>
                 <wp:inline distT="0" distB="0" distL="0" distR="0" wp14:anchorId="220F86FC" wp14:editId="1C948BAA">
                   <wp:extent cx="2561590" cy="1971750"/>
@@ -12130,7 +12041,7 @@
               <w:rPr>
                 <w:noProof/>
               </w:rPr>
-              <w:t>5</w:t>
+              <w:t>6</w:t>
             </w:r>
             <w:r>
               <w:rPr>
@@ -12346,15 +12257,6 @@
           <w:szCs w:val="22"/>
           <w:lang w:eastAsia="en-US"/>
         </w:rPr>
-      </w:r>
-      <w:r>
-        <w:rPr>
-          <w:rFonts w:eastAsia="Aptos"/>
-          <w:color w:val="auto"/>
-          <w:kern w:val="2"/>
-          <w:szCs w:val="22"/>
-          <w:lang w:eastAsia="en-US"/>
-        </w:rPr>
         <w:instrText xml:space="preserve"> \* MERGEFORMAT </w:instrText>
       </w:r>
       <w:r>
@@ -12365,6 +12267,15 @@
           <w:szCs w:val="22"/>
           <w:lang w:eastAsia="en-US"/>
         </w:rPr>
+      </w:r>
+      <w:r>
+        <w:rPr>
+          <w:rFonts w:eastAsia="Aptos"/>
+          <w:color w:val="auto"/>
+          <w:kern w:val="2"/>
+          <w:szCs w:val="22"/>
+          <w:lang w:eastAsia="en-US"/>
+        </w:rPr>
         <w:fldChar w:fldCharType="separate"/>
       </w:r>
       <w:r>
@@ -12404,47 +12315,7 @@
           <w:szCs w:val="22"/>
           <w:lang w:eastAsia="en-US"/>
         </w:rPr>
-        <w:t>c</w:t>
-      </w:r>
-      <w:r>
-        <w:rPr>
-          <w:rFonts w:eastAsia="Aptos"/>
-          <w:color w:val="auto"/>
-          <w:kern w:val="2"/>
-          <w:szCs w:val="22"/>
-          <w:lang w:eastAsia="en-US"/>
-        </w:rPr>
-        <w:t xml:space="preserve">omparant les magnituds </w:t>
-      </w:r>
-      <w:r>
-        <w:rPr>
-          <w:rFonts w:eastAsia="Aptos"/>
-          <w:color w:val="auto"/>
-          <w:kern w:val="2"/>
-          <w:szCs w:val="22"/>
-          <w:lang w:eastAsia="en-US"/>
-        </w:rPr>
-        <w:t xml:space="preserve">de les diferències d’aquest </w:t>
-      </w:r>
-      <w:r>
-        <w:rPr>
-          <w:rFonts w:eastAsia="Aptos"/>
-          <w:color w:val="auto"/>
-          <w:kern w:val="2"/>
-          <w:szCs w:val="22"/>
-          <w:lang w:eastAsia="en-US"/>
-        </w:rPr>
-        <w:t>bloc</w:t>
-      </w:r>
-      <w:r>
-        <w:rPr>
-          <w:rFonts w:eastAsia="Aptos"/>
-          <w:color w:val="auto"/>
-          <w:kern w:val="2"/>
-          <w:szCs w:val="22"/>
-          <w:lang w:eastAsia="en-US"/>
-        </w:rPr>
-        <w:t xml:space="preserve"> </w:t>
+        <w:t xml:space="preserve">comparant les magnituds de les diferències d’aquest bloc </w:t>
       </w:r>
       <w:r>
         <w:rPr>
@@ -12503,7 +12374,7 @@
     </w:p>
     <w:p>
       <w:pPr>
-        <w:pStyle w:val="Ttulo2"/>
+        <w:pStyle w:val="Ttulo3"/>
       </w:pPr>
       <w:bookmarkStart w:id="17" w:name="_Toc230626367"/>
       <w:r>
@@ -12612,7 +12483,7 @@
         <w:rPr>
           <w:noProof/>
         </w:rPr>
-        <w:t>6</w:t>
+        <w:t>7</w:t>
       </w:r>
       <w:r>
         <w:rPr>
@@ -12737,33 +12608,1173 @@
     </w:p>
     <w:p>
       <w:pPr>
-        <w:rPr>
-          <w:lang w:eastAsia="en-US"/>
-        </w:rPr>
-      </w:pPr>
-      <w:r>
-        <w:rPr>
-          <w:lang w:eastAsia="en-US"/>
-        </w:rPr>
-        <w:t>Els resultats de l'estimació sobre el train són consistents amb els obtinguts en l'anàlisi explicativa:</w:t>
-      </w:r>
-    </w:p>
-    <w:p>
-      <w:pPr>
-        <w:rPr>
-          <w:lang w:eastAsia="en-US"/>
-        </w:rPr>
-      </w:pPr>
-    </w:p>
-    <w:p>
-      <w:pPr>
-        <w:rPr>
-          <w:lang w:eastAsia="en-US"/>
-        </w:rPr>
-      </w:pPr>
-    </w:p>
-    <w:p>
-      <w:pPr>
+        <w:pStyle w:val="Descripcin"/>
+        <w:keepNext/>
+        <w:spacing w:after="240"/>
+      </w:pPr>
+      <w:r>
+        <w:t xml:space="preserve">Taula </w:t>
+      </w:r>
+      <w:r>
+        <w:fldChar w:fldCharType="begin"/>
+      </w:r>
+      <w:r>
+        <w:instrText xml:space="preserve"> SEQ Taula \* ARABIC </w:instrText>
+      </w:r>
+      <w:r>
+        <w:fldChar w:fldCharType="separate"/>
+      </w:r>
+      <w:r>
+        <w:rPr>
+          <w:noProof/>
+        </w:rPr>
+        <w:t>2</w:t>
+      </w:r>
+      <w:r>
+        <w:fldChar w:fldCharType="end"/>
+      </w:r>
+      <w:r>
+        <w:t>: Coeficients del model logístic predictiu</w:t>
+      </w:r>
+    </w:p>
+    <w:tbl>
+      <w:tblPr>
+        <w:tblStyle w:val="TablaAPA7"/>
+        <w:tblW w:w="8505" w:type="dxa"/>
+        <w:tblLook w:val="04A0" w:firstRow="1" w:lastRow="0" w:firstColumn="1" w:lastColumn="0" w:noHBand="0" w:noVBand="1"/>
+      </w:tblPr>
+      <w:tblGrid>
+        <w:gridCol w:w="3056"/>
+        <w:gridCol w:w="1197"/>
+        <w:gridCol w:w="1701"/>
+        <w:gridCol w:w="850"/>
+        <w:gridCol w:w="1701"/>
+      </w:tblGrid>
+      <w:tr>
+        <w:trPr>
+          <w:cnfStyle w:val="100000000000" w:firstRow="1" w:lastRow="0" w:firstColumn="0" w:lastColumn="0" w:oddVBand="0" w:evenVBand="0" w:oddHBand="0" w:evenHBand="0" w:firstRowFirstColumn="0" w:firstRowLastColumn="0" w:lastRowFirstColumn="0" w:lastRowLastColumn="0"/>
+        </w:trPr>
+        <w:tc>
+          <w:tcPr>
+            <w:cnfStyle w:val="001000000000" w:firstRow="0" w:lastRow="0" w:firstColumn="1" w:lastColumn="0" w:oddVBand="0" w:evenVBand="0" w:oddHBand="0" w:evenHBand="0" w:firstRowFirstColumn="0" w:firstRowLastColumn="0" w:lastRowFirstColumn="0" w:lastRowLastColumn="0"/>
+            <w:tcW w:w="3056" w:type="dxa"/>
+          </w:tcPr>
+          <w:p>
+            <w:pPr>
+              <w:spacing w:after="0"/>
+              <w:rPr>
+                <w:rFonts w:eastAsia="Aptos"/>
+              </w:rPr>
+            </w:pPr>
+            <w:r>
+              <w:rPr>
+                <w:rFonts w:eastAsia="Aptos"/>
+              </w:rPr>
+              <w:t>Variable</w:t>
+            </w:r>
+          </w:p>
+        </w:tc>
+        <w:tc>
+          <w:tcPr>
+            <w:tcW w:w="1197" w:type="dxa"/>
+          </w:tcPr>
+          <w:p>
+            <w:pPr>
+              <w:spacing w:after="0"/>
+              <w:jc w:val="center"/>
+              <w:cnfStyle w:val="100000000000" w:firstRow="1" w:lastRow="0" w:firstColumn="0" w:lastColumn="0" w:oddVBand="0" w:evenVBand="0" w:oddHBand="0" w:evenHBand="0" w:firstRowFirstColumn="0" w:firstRowLastColumn="0" w:lastRowFirstColumn="0" w:lastRowLastColumn="0"/>
+              <w:rPr>
+                <w:rFonts w:eastAsia="Aptos"/>
+              </w:rPr>
+            </w:pPr>
+            <w:r>
+              <w:rPr>
+                <w:rFonts w:eastAsia="Aptos"/>
+              </w:rPr>
+              <w:t>Coeficient</w:t>
+            </w:r>
+          </w:p>
+        </w:tc>
+        <w:tc>
+          <w:tcPr>
+            <w:tcW w:w="1701" w:type="dxa"/>
+          </w:tcPr>
+          <w:p>
+            <w:pPr>
+              <w:spacing w:after="0"/>
+              <w:jc w:val="center"/>
+              <w:cnfStyle w:val="100000000000" w:firstRow="1" w:lastRow="0" w:firstColumn="0" w:lastColumn="0" w:oddVBand="0" w:evenVBand="0" w:oddHBand="0" w:evenHBand="0" w:firstRowFirstColumn="0" w:firstRowLastColumn="0" w:lastRowFirstColumn="0" w:lastRowLastColumn="0"/>
+              <w:rPr>
+                <w:rFonts w:eastAsia="Aptos"/>
+              </w:rPr>
+            </w:pPr>
+            <w:r>
+              <w:rPr>
+                <w:rFonts w:eastAsia="Aptos"/>
+              </w:rPr>
+              <w:t>Error estàndard</w:t>
+            </w:r>
+          </w:p>
+        </w:tc>
+        <w:tc>
+          <w:tcPr>
+            <w:tcW w:w="850" w:type="dxa"/>
+          </w:tcPr>
+          <w:p>
+            <w:pPr>
+              <w:spacing w:after="0"/>
+              <w:jc w:val="center"/>
+              <w:cnfStyle w:val="100000000000" w:firstRow="1" w:lastRow="0" w:firstColumn="0" w:lastColumn="0" w:oddVBand="0" w:evenVBand="0" w:oddHBand="0" w:evenHBand="0" w:firstRowFirstColumn="0" w:firstRowLastColumn="0" w:lastRowFirstColumn="0" w:lastRowLastColumn="0"/>
+              <w:rPr>
+                <w:rFonts w:eastAsia="Aptos"/>
+              </w:rPr>
+            </w:pPr>
+            <w:r>
+              <w:rPr>
+                <w:rFonts w:eastAsia="Aptos"/>
+              </w:rPr>
+              <w:t>z</w:t>
+            </w:r>
+          </w:p>
+        </w:tc>
+        <w:tc>
+          <w:tcPr>
+            <w:tcW w:w="1701" w:type="dxa"/>
+          </w:tcPr>
+          <w:p>
+            <w:pPr>
+              <w:spacing w:after="0"/>
+              <w:jc w:val="center"/>
+              <w:cnfStyle w:val="100000000000" w:firstRow="1" w:lastRow="0" w:firstColumn="0" w:lastColumn="0" w:oddVBand="0" w:evenVBand="0" w:oddHBand="0" w:evenHBand="0" w:firstRowFirstColumn="0" w:firstRowLastColumn="0" w:lastRowFirstColumn="0" w:lastRowLastColumn="0"/>
+              <w:rPr>
+                <w:rFonts w:eastAsia="Aptos"/>
+              </w:rPr>
+            </w:pPr>
+            <w:r>
+              <w:rPr>
+                <w:rFonts w:eastAsia="Aptos"/>
+              </w:rPr>
+              <w:t>p-valor</w:t>
+            </w:r>
+          </w:p>
+        </w:tc>
+      </w:tr>
+      <w:tr>
+        <w:tc>
+          <w:tcPr>
+            <w:cnfStyle w:val="001000000000" w:firstRow="0" w:lastRow="0" w:firstColumn="1" w:lastColumn="0" w:oddVBand="0" w:evenVBand="0" w:oddHBand="0" w:evenHBand="0" w:firstRowFirstColumn="0" w:firstRowLastColumn="0" w:lastRowFirstColumn="0" w:lastRowLastColumn="0"/>
+            <w:tcW w:w="3056" w:type="dxa"/>
+          </w:tcPr>
+          <w:p>
+            <w:pPr>
+              <w:spacing w:after="0"/>
+              <w:rPr>
+                <w:rFonts w:eastAsia="Aptos"/>
+              </w:rPr>
+            </w:pPr>
+            <w:r>
+              <w:rPr>
+                <w:rFonts w:eastAsia="Aptos"/>
+              </w:rPr>
+              <w:t>Intercept</w:t>
+            </w:r>
+          </w:p>
+        </w:tc>
+        <w:tc>
+          <w:tcPr>
+            <w:tcW w:w="1197" w:type="dxa"/>
+          </w:tcPr>
+          <w:p>
+            <w:pPr>
+              <w:spacing w:after="0"/>
+              <w:jc w:val="center"/>
+              <w:cnfStyle w:val="000000000000" w:firstRow="0" w:lastRow="0" w:firstColumn="0" w:lastColumn="0" w:oddVBand="0" w:evenVBand="0" w:oddHBand="0" w:evenHBand="0" w:firstRowFirstColumn="0" w:firstRowLastColumn="0" w:lastRowFirstColumn="0" w:lastRowLastColumn="0"/>
+              <w:rPr>
+                <w:rFonts w:eastAsia="Aptos"/>
+              </w:rPr>
+            </w:pPr>
+            <w:r>
+              <w:rPr>
+                <w:rFonts w:eastAsia="Aptos"/>
+              </w:rPr>
+              <w:t>−1.859</w:t>
+            </w:r>
+          </w:p>
+        </w:tc>
+        <w:tc>
+          <w:tcPr>
+            <w:tcW w:w="1701" w:type="dxa"/>
+          </w:tcPr>
+          <w:p>
+            <w:pPr>
+              <w:spacing w:after="0"/>
+              <w:jc w:val="center"/>
+              <w:cnfStyle w:val="000000000000" w:firstRow="0" w:lastRow="0" w:firstColumn="0" w:lastColumn="0" w:oddVBand="0" w:evenVBand="0" w:oddHBand="0" w:evenHBand="0" w:firstRowFirstColumn="0" w:firstRowLastColumn="0" w:lastRowFirstColumn="0" w:lastRowLastColumn="0"/>
+              <w:rPr>
+                <w:rFonts w:eastAsia="Aptos"/>
+              </w:rPr>
+            </w:pPr>
+            <w:r>
+              <w:rPr>
+                <w:rFonts w:eastAsia="Aptos"/>
+              </w:rPr>
+              <w:t>0.845</w:t>
+            </w:r>
+          </w:p>
+        </w:tc>
+        <w:tc>
+          <w:tcPr>
+            <w:tcW w:w="850" w:type="dxa"/>
+          </w:tcPr>
+          <w:p>
+            <w:pPr>
+              <w:spacing w:after="0"/>
+              <w:jc w:val="center"/>
+              <w:cnfStyle w:val="000000000000" w:firstRow="0" w:lastRow="0" w:firstColumn="0" w:lastColumn="0" w:oddVBand="0" w:evenVBand="0" w:oddHBand="0" w:evenHBand="0" w:firstRowFirstColumn="0" w:firstRowLastColumn="0" w:lastRowFirstColumn="0" w:lastRowLastColumn="0"/>
+              <w:rPr>
+                <w:rFonts w:eastAsia="Aptos"/>
+              </w:rPr>
+            </w:pPr>
+            <w:r>
+              <w:rPr>
+                <w:rFonts w:eastAsia="Aptos"/>
+              </w:rPr>
+              <w:t>−2.20</w:t>
+            </w:r>
+          </w:p>
+        </w:tc>
+        <w:tc>
+          <w:tcPr>
+            <w:tcW w:w="1701" w:type="dxa"/>
+          </w:tcPr>
+          <w:p>
+            <w:pPr>
+              <w:spacing w:after="0"/>
+              <w:jc w:val="center"/>
+              <w:cnfStyle w:val="000000000000" w:firstRow="0" w:lastRow="0" w:firstColumn="0" w:lastColumn="0" w:oddVBand="0" w:evenVBand="0" w:oddHBand="0" w:evenHBand="0" w:firstRowFirstColumn="0" w:firstRowLastColumn="0" w:lastRowFirstColumn="0" w:lastRowLastColumn="0"/>
+              <w:rPr>
+                <w:rFonts w:eastAsia="Aptos"/>
+              </w:rPr>
+            </w:pPr>
+            <w:r>
+              <w:rPr>
+                <w:rFonts w:eastAsia="Aptos"/>
+              </w:rPr>
+              <w:t>0.028 *</w:t>
+            </w:r>
+          </w:p>
+        </w:tc>
+      </w:tr>
+      <w:tr>
+        <w:tc>
+          <w:tcPr>
+            <w:cnfStyle w:val="001000000000" w:firstRow="0" w:lastRow="0" w:firstColumn="1" w:lastColumn="0" w:oddVBand="0" w:evenVBand="0" w:oddHBand="0" w:evenHBand="0" w:firstRowFirstColumn="0" w:firstRowLastColumn="0" w:lastRowFirstColumn="0" w:lastRowLastColumn="0"/>
+            <w:tcW w:w="3056" w:type="dxa"/>
+            <w:vAlign w:val="top"/>
+          </w:tcPr>
+          <w:p>
+            <w:pPr>
+              <w:spacing w:after="0"/>
+              <w:rPr>
+                <w:rFonts w:eastAsia="Aptos"/>
+              </w:rPr>
+            </w:pPr>
+            <w:r>
+              <w:rPr>
+                <w:rFonts w:eastAsia="Aptos"/>
+              </w:rPr>
+              <w:t>MOT_DESMOTIVACIO</w:t>
+            </w:r>
+          </w:p>
+        </w:tc>
+        <w:tc>
+          <w:tcPr>
+            <w:tcW w:w="1197" w:type="dxa"/>
+            <w:vAlign w:val="top"/>
+          </w:tcPr>
+          <w:p>
+            <w:pPr>
+              <w:spacing w:after="0"/>
+              <w:jc w:val="center"/>
+              <w:cnfStyle w:val="000000000000" w:firstRow="0" w:lastRow="0" w:firstColumn="0" w:lastColumn="0" w:oddVBand="0" w:evenVBand="0" w:oddHBand="0" w:evenHBand="0" w:firstRowFirstColumn="0" w:firstRowLastColumn="0" w:lastRowFirstColumn="0" w:lastRowLastColumn="0"/>
+              <w:rPr>
+                <w:rFonts w:eastAsia="Aptos"/>
+              </w:rPr>
+            </w:pPr>
+            <w:r>
+              <w:rPr>
+                <w:rFonts w:eastAsia="Aptos"/>
+              </w:rPr>
+              <w:t>−0.722</w:t>
+            </w:r>
+          </w:p>
+        </w:tc>
+        <w:tc>
+          <w:tcPr>
+            <w:tcW w:w="1701" w:type="dxa"/>
+            <w:vAlign w:val="top"/>
+          </w:tcPr>
+          <w:p>
+            <w:pPr>
+              <w:spacing w:after="0"/>
+              <w:jc w:val="center"/>
+              <w:cnfStyle w:val="000000000000" w:firstRow="0" w:lastRow="0" w:firstColumn="0" w:lastColumn="0" w:oddVBand="0" w:evenVBand="0" w:oddHBand="0" w:evenHBand="0" w:firstRowFirstColumn="0" w:firstRowLastColumn="0" w:lastRowFirstColumn="0" w:lastRowLastColumn="0"/>
+              <w:rPr>
+                <w:rFonts w:eastAsia="Aptos"/>
+              </w:rPr>
+            </w:pPr>
+            <w:r>
+              <w:rPr>
+                <w:rFonts w:eastAsia="Aptos"/>
+              </w:rPr>
+              <w:t>0.206</w:t>
+            </w:r>
+          </w:p>
+        </w:tc>
+        <w:tc>
+          <w:tcPr>
+            <w:tcW w:w="850" w:type="dxa"/>
+            <w:vAlign w:val="top"/>
+          </w:tcPr>
+          <w:p>
+            <w:pPr>
+              <w:spacing w:after="0"/>
+              <w:jc w:val="center"/>
+              <w:cnfStyle w:val="000000000000" w:firstRow="0" w:lastRow="0" w:firstColumn="0" w:lastColumn="0" w:oddVBand="0" w:evenVBand="0" w:oddHBand="0" w:evenHBand="0" w:firstRowFirstColumn="0" w:firstRowLastColumn="0" w:lastRowFirstColumn="0" w:lastRowLastColumn="0"/>
+              <w:rPr>
+                <w:rFonts w:eastAsia="Aptos"/>
+              </w:rPr>
+            </w:pPr>
+            <w:r>
+              <w:rPr>
+                <w:rFonts w:eastAsia="Aptos"/>
+              </w:rPr>
+              <w:t>−3.51</w:t>
+            </w:r>
+          </w:p>
+        </w:tc>
+        <w:tc>
+          <w:tcPr>
+            <w:tcW w:w="1701" w:type="dxa"/>
+          </w:tcPr>
+          <w:p>
+            <w:pPr>
+              <w:spacing w:after="0"/>
+              <w:jc w:val="center"/>
+              <w:cnfStyle w:val="000000000000" w:firstRow="0" w:lastRow="0" w:firstColumn="0" w:lastColumn="0" w:oddVBand="0" w:evenVBand="0" w:oddHBand="0" w:evenHBand="0" w:firstRowFirstColumn="0" w:firstRowLastColumn="0" w:lastRowFirstColumn="0" w:lastRowLastColumn="0"/>
+              <w:rPr>
+                <w:rFonts w:eastAsia="Aptos"/>
+              </w:rPr>
+            </w:pPr>
+            <w:r>
+              <w:rPr>
+                <w:rFonts w:eastAsia="Aptos"/>
+              </w:rPr>
+              <w:t>&lt;0.001 ***</w:t>
+            </w:r>
+          </w:p>
+        </w:tc>
+      </w:tr>
+      <w:tr>
+        <w:tc>
+          <w:tcPr>
+            <w:cnfStyle w:val="001000000000" w:firstRow="0" w:lastRow="0" w:firstColumn="1" w:lastColumn="0" w:oddVBand="0" w:evenVBand="0" w:oddHBand="0" w:evenHBand="0" w:firstRowFirstColumn="0" w:firstRowLastColumn="0" w:lastRowFirstColumn="0" w:lastRowLastColumn="0"/>
+            <w:tcW w:w="3056" w:type="dxa"/>
+            <w:vAlign w:val="top"/>
+          </w:tcPr>
+          <w:p>
+            <w:pPr>
+              <w:spacing w:after="0"/>
+              <w:rPr>
+                <w:rFonts w:eastAsia="Aptos"/>
+              </w:rPr>
+            </w:pPr>
+            <w:r>
+              <w:rPr>
+                <w:rFonts w:eastAsia="Aptos"/>
+              </w:rPr>
+              <w:t>MOT_FORCA_MAJOR</w:t>
+            </w:r>
+          </w:p>
+        </w:tc>
+        <w:tc>
+          <w:tcPr>
+            <w:tcW w:w="1197" w:type="dxa"/>
+            <w:vAlign w:val="top"/>
+          </w:tcPr>
+          <w:p>
+            <w:pPr>
+              <w:spacing w:after="0"/>
+              <w:jc w:val="center"/>
+              <w:cnfStyle w:val="000000000000" w:firstRow="0" w:lastRow="0" w:firstColumn="0" w:lastColumn="0" w:oddVBand="0" w:evenVBand="0" w:oddHBand="0" w:evenHBand="0" w:firstRowFirstColumn="0" w:firstRowLastColumn="0" w:lastRowFirstColumn="0" w:lastRowLastColumn="0"/>
+              <w:rPr>
+                <w:rFonts w:eastAsia="Aptos"/>
+              </w:rPr>
+            </w:pPr>
+            <w:r>
+              <w:rPr>
+                <w:rFonts w:eastAsia="Aptos"/>
+              </w:rPr>
+              <w:t>0.293</w:t>
+            </w:r>
+          </w:p>
+        </w:tc>
+        <w:tc>
+          <w:tcPr>
+            <w:tcW w:w="1701" w:type="dxa"/>
+            <w:vAlign w:val="top"/>
+          </w:tcPr>
+          <w:p>
+            <w:pPr>
+              <w:spacing w:after="0"/>
+              <w:jc w:val="center"/>
+              <w:cnfStyle w:val="000000000000" w:firstRow="0" w:lastRow="0" w:firstColumn="0" w:lastColumn="0" w:oddVBand="0" w:evenVBand="0" w:oddHBand="0" w:evenHBand="0" w:firstRowFirstColumn="0" w:firstRowLastColumn="0" w:lastRowFirstColumn="0" w:lastRowLastColumn="0"/>
+              <w:rPr>
+                <w:rFonts w:eastAsia="Aptos"/>
+              </w:rPr>
+            </w:pPr>
+            <w:r>
+              <w:rPr>
+                <w:rFonts w:eastAsia="Aptos"/>
+              </w:rPr>
+              <w:t>0.150</w:t>
+            </w:r>
+          </w:p>
+        </w:tc>
+        <w:tc>
+          <w:tcPr>
+            <w:tcW w:w="850" w:type="dxa"/>
+            <w:vAlign w:val="top"/>
+          </w:tcPr>
+          <w:p>
+            <w:pPr>
+              <w:spacing w:after="0"/>
+              <w:jc w:val="center"/>
+              <w:cnfStyle w:val="000000000000" w:firstRow="0" w:lastRow="0" w:firstColumn="0" w:lastColumn="0" w:oddVBand="0" w:evenVBand="0" w:oddHBand="0" w:evenHBand="0" w:firstRowFirstColumn="0" w:firstRowLastColumn="0" w:lastRowFirstColumn="0" w:lastRowLastColumn="0"/>
+              <w:rPr>
+                <w:rFonts w:eastAsia="Aptos"/>
+              </w:rPr>
+            </w:pPr>
+            <w:r>
+              <w:rPr>
+                <w:rFonts w:eastAsia="Aptos"/>
+              </w:rPr>
+              <w:t>1.95</w:t>
+            </w:r>
+          </w:p>
+        </w:tc>
+        <w:tc>
+          <w:tcPr>
+            <w:tcW w:w="1701" w:type="dxa"/>
+          </w:tcPr>
+          <w:p>
+            <w:pPr>
+              <w:spacing w:after="0"/>
+              <w:jc w:val="center"/>
+              <w:cnfStyle w:val="000000000000" w:firstRow="0" w:lastRow="0" w:firstColumn="0" w:lastColumn="0" w:oddVBand="0" w:evenVBand="0" w:oddHBand="0" w:evenHBand="0" w:firstRowFirstColumn="0" w:firstRowLastColumn="0" w:lastRowFirstColumn="0" w:lastRowLastColumn="0"/>
+              <w:rPr>
+                <w:rFonts w:eastAsia="Aptos"/>
+              </w:rPr>
+            </w:pPr>
+            <w:r>
+              <w:rPr>
+                <w:rFonts w:eastAsia="Aptos"/>
+              </w:rPr>
+              <w:t>0.051 .</w:t>
+            </w:r>
+          </w:p>
+        </w:tc>
+      </w:tr>
+      <w:tr>
+        <w:tc>
+          <w:tcPr>
+            <w:cnfStyle w:val="001000000000" w:firstRow="0" w:lastRow="0" w:firstColumn="1" w:lastColumn="0" w:oddVBand="0" w:evenVBand="0" w:oddHBand="0" w:evenHBand="0" w:firstRowFirstColumn="0" w:firstRowLastColumn="0" w:lastRowFirstColumn="0" w:lastRowLastColumn="0"/>
+            <w:tcW w:w="3056" w:type="dxa"/>
+            <w:vAlign w:val="top"/>
+          </w:tcPr>
+          <w:p>
+            <w:pPr>
+              <w:spacing w:after="0"/>
+              <w:rPr>
+                <w:rFonts w:eastAsia="Aptos"/>
+              </w:rPr>
+            </w:pPr>
+            <w:r>
+              <w:rPr>
+                <w:rFonts w:eastAsia="Aptos"/>
+              </w:rPr>
+              <w:t>EST_AVALUACIO_AC</w:t>
+            </w:r>
+          </w:p>
+        </w:tc>
+        <w:tc>
+          <w:tcPr>
+            <w:tcW w:w="1197" w:type="dxa"/>
+            <w:vAlign w:val="top"/>
+          </w:tcPr>
+          <w:p>
+            <w:pPr>
+              <w:spacing w:after="0"/>
+              <w:jc w:val="center"/>
+              <w:cnfStyle w:val="000000000000" w:firstRow="0" w:lastRow="0" w:firstColumn="0" w:lastColumn="0" w:oddVBand="0" w:evenVBand="0" w:oddHBand="0" w:evenHBand="0" w:firstRowFirstColumn="0" w:firstRowLastColumn="0" w:lastRowFirstColumn="0" w:lastRowLastColumn="0"/>
+              <w:rPr>
+                <w:rFonts w:eastAsia="Aptos"/>
+              </w:rPr>
+            </w:pPr>
+            <w:r>
+              <w:rPr>
+                <w:rFonts w:eastAsia="Aptos"/>
+              </w:rPr>
+              <w:t>0.518</w:t>
+            </w:r>
+          </w:p>
+        </w:tc>
+        <w:tc>
+          <w:tcPr>
+            <w:tcW w:w="1701" w:type="dxa"/>
+            <w:vAlign w:val="top"/>
+          </w:tcPr>
+          <w:p>
+            <w:pPr>
+              <w:spacing w:after="0"/>
+              <w:jc w:val="center"/>
+              <w:cnfStyle w:val="000000000000" w:firstRow="0" w:lastRow="0" w:firstColumn="0" w:lastColumn="0" w:oddVBand="0" w:evenVBand="0" w:oddHBand="0" w:evenHBand="0" w:firstRowFirstColumn="0" w:firstRowLastColumn="0" w:lastRowFirstColumn="0" w:lastRowLastColumn="0"/>
+              <w:rPr>
+                <w:rFonts w:eastAsia="Aptos"/>
+              </w:rPr>
+            </w:pPr>
+            <w:r>
+              <w:rPr>
+                <w:rFonts w:eastAsia="Aptos"/>
+              </w:rPr>
+              <w:t>0.165</w:t>
+            </w:r>
+          </w:p>
+        </w:tc>
+        <w:tc>
+          <w:tcPr>
+            <w:tcW w:w="850" w:type="dxa"/>
+            <w:vAlign w:val="top"/>
+          </w:tcPr>
+          <w:p>
+            <w:pPr>
+              <w:spacing w:after="0"/>
+              <w:jc w:val="center"/>
+              <w:cnfStyle w:val="000000000000" w:firstRow="0" w:lastRow="0" w:firstColumn="0" w:lastColumn="0" w:oddVBand="0" w:evenVBand="0" w:oddHBand="0" w:evenHBand="0" w:firstRowFirstColumn="0" w:firstRowLastColumn="0" w:lastRowFirstColumn="0" w:lastRowLastColumn="0"/>
+              <w:rPr>
+                <w:rFonts w:eastAsia="Aptos"/>
+              </w:rPr>
+            </w:pPr>
+            <w:r>
+              <w:rPr>
+                <w:rFonts w:eastAsia="Aptos"/>
+              </w:rPr>
+              <w:t>3.13</w:t>
+            </w:r>
+          </w:p>
+        </w:tc>
+        <w:tc>
+          <w:tcPr>
+            <w:tcW w:w="1701" w:type="dxa"/>
+          </w:tcPr>
+          <w:p>
+            <w:pPr>
+              <w:spacing w:after="0"/>
+              <w:jc w:val="center"/>
+              <w:cnfStyle w:val="000000000000" w:firstRow="0" w:lastRow="0" w:firstColumn="0" w:lastColumn="0" w:oddVBand="0" w:evenVBand="0" w:oddHBand="0" w:evenHBand="0" w:firstRowFirstColumn="0" w:firstRowLastColumn="0" w:lastRowFirstColumn="0" w:lastRowLastColumn="0"/>
+              <w:rPr>
+                <w:rFonts w:eastAsia="Aptos"/>
+              </w:rPr>
+            </w:pPr>
+            <w:r>
+              <w:rPr>
+                <w:rFonts w:eastAsia="Aptos"/>
+              </w:rPr>
+              <w:t>0.002 **</w:t>
+            </w:r>
+          </w:p>
+        </w:tc>
+      </w:tr>
+      <w:tr>
+        <w:tc>
+          <w:tcPr>
+            <w:cnfStyle w:val="001000000000" w:firstRow="0" w:lastRow="0" w:firstColumn="1" w:lastColumn="0" w:oddVBand="0" w:evenVBand="0" w:oddHBand="0" w:evenHBand="0" w:firstRowFirstColumn="0" w:firstRowLastColumn="0" w:lastRowFirstColumn="0" w:lastRowLastColumn="0"/>
+            <w:tcW w:w="3056" w:type="dxa"/>
+            <w:vAlign w:val="top"/>
+          </w:tcPr>
+          <w:p>
+            <w:pPr>
+              <w:spacing w:after="0"/>
+              <w:rPr>
+                <w:rFonts w:eastAsia="Aptos"/>
+              </w:rPr>
+            </w:pPr>
+            <w:r>
+              <w:rPr>
+                <w:rFonts w:eastAsia="Aptos"/>
+              </w:rPr>
+              <w:t>IA_SUBST_num</w:t>
+            </w:r>
+          </w:p>
+        </w:tc>
+        <w:tc>
+          <w:tcPr>
+            <w:tcW w:w="1197" w:type="dxa"/>
+            <w:vAlign w:val="top"/>
+          </w:tcPr>
+          <w:p>
+            <w:pPr>
+              <w:spacing w:after="0"/>
+              <w:jc w:val="center"/>
+              <w:cnfStyle w:val="000000000000" w:firstRow="0" w:lastRow="0" w:firstColumn="0" w:lastColumn="0" w:oddVBand="0" w:evenVBand="0" w:oddHBand="0" w:evenHBand="0" w:firstRowFirstColumn="0" w:firstRowLastColumn="0" w:lastRowFirstColumn="0" w:lastRowLastColumn="0"/>
+              <w:rPr>
+                <w:rFonts w:eastAsia="Aptos"/>
+              </w:rPr>
+            </w:pPr>
+            <w:r>
+              <w:rPr>
+                <w:rFonts w:eastAsia="Aptos"/>
+              </w:rPr>
+              <w:t>−0.346</w:t>
+            </w:r>
+          </w:p>
+        </w:tc>
+        <w:tc>
+          <w:tcPr>
+            <w:tcW w:w="1701" w:type="dxa"/>
+            <w:vAlign w:val="top"/>
+          </w:tcPr>
+          <w:p>
+            <w:pPr>
+              <w:spacing w:after="0"/>
+              <w:jc w:val="center"/>
+              <w:cnfStyle w:val="000000000000" w:firstRow="0" w:lastRow="0" w:firstColumn="0" w:lastColumn="0" w:oddVBand="0" w:evenVBand="0" w:oddHBand="0" w:evenHBand="0" w:firstRowFirstColumn="0" w:firstRowLastColumn="0" w:lastRowFirstColumn="0" w:lastRowLastColumn="0"/>
+              <w:rPr>
+                <w:rFonts w:eastAsia="Aptos"/>
+              </w:rPr>
+            </w:pPr>
+            <w:r>
+              <w:rPr>
+                <w:rFonts w:eastAsia="Aptos"/>
+              </w:rPr>
+              <w:t>0.101</w:t>
+            </w:r>
+          </w:p>
+        </w:tc>
+        <w:tc>
+          <w:tcPr>
+            <w:tcW w:w="850" w:type="dxa"/>
+            <w:vAlign w:val="top"/>
+          </w:tcPr>
+          <w:p>
+            <w:pPr>
+              <w:spacing w:after="0"/>
+              <w:jc w:val="center"/>
+              <w:cnfStyle w:val="000000000000" w:firstRow="0" w:lastRow="0" w:firstColumn="0" w:lastColumn="0" w:oddVBand="0" w:evenVBand="0" w:oddHBand="0" w:evenHBand="0" w:firstRowFirstColumn="0" w:firstRowLastColumn="0" w:lastRowFirstColumn="0" w:lastRowLastColumn="0"/>
+              <w:rPr>
+                <w:rFonts w:eastAsia="Aptos"/>
+              </w:rPr>
+            </w:pPr>
+            <w:r>
+              <w:rPr>
+                <w:rFonts w:eastAsia="Aptos"/>
+              </w:rPr>
+              <w:t>−3.44</w:t>
+            </w:r>
+          </w:p>
+        </w:tc>
+        <w:tc>
+          <w:tcPr>
+            <w:tcW w:w="1701" w:type="dxa"/>
+          </w:tcPr>
+          <w:p>
+            <w:pPr>
+              <w:spacing w:after="0"/>
+              <w:jc w:val="center"/>
+              <w:cnfStyle w:val="000000000000" w:firstRow="0" w:lastRow="0" w:firstColumn="0" w:lastColumn="0" w:oddVBand="0" w:evenVBand="0" w:oddHBand="0" w:evenHBand="0" w:firstRowFirstColumn="0" w:firstRowLastColumn="0" w:lastRowFirstColumn="0" w:lastRowLastColumn="0"/>
+              <w:rPr>
+                <w:rFonts w:eastAsia="Aptos"/>
+              </w:rPr>
+            </w:pPr>
+            <w:r>
+              <w:rPr>
+                <w:rFonts w:eastAsia="Aptos"/>
+              </w:rPr>
+              <w:t>&lt;0.001 ***</w:t>
+            </w:r>
+          </w:p>
+        </w:tc>
+      </w:tr>
+      <w:tr>
+        <w:tc>
+          <w:tcPr>
+            <w:cnfStyle w:val="001000000000" w:firstRow="0" w:lastRow="0" w:firstColumn="1" w:lastColumn="0" w:oddVBand="0" w:evenVBand="0" w:oddHBand="0" w:evenHBand="0" w:firstRowFirstColumn="0" w:firstRowLastColumn="0" w:lastRowFirstColumn="0" w:lastRowLastColumn="0"/>
+            <w:tcW w:w="3056" w:type="dxa"/>
+            <w:vAlign w:val="top"/>
+          </w:tcPr>
+          <w:p>
+            <w:pPr>
+              <w:spacing w:after="0"/>
+              <w:rPr>
+                <w:rFonts w:eastAsia="Aptos"/>
+              </w:rPr>
+            </w:pPr>
+            <w:r>
+              <w:rPr>
+                <w:rFonts w:eastAsia="Aptos"/>
+              </w:rPr>
+              <w:t>T_AVALContinuada</w:t>
+            </w:r>
+          </w:p>
+        </w:tc>
+        <w:tc>
+          <w:tcPr>
+            <w:tcW w:w="1197" w:type="dxa"/>
+            <w:vAlign w:val="top"/>
+          </w:tcPr>
+          <w:p>
+            <w:pPr>
+              <w:spacing w:after="0"/>
+              <w:jc w:val="center"/>
+              <w:cnfStyle w:val="000000000000" w:firstRow="0" w:lastRow="0" w:firstColumn="0" w:lastColumn="0" w:oddVBand="0" w:evenVBand="0" w:oddHBand="0" w:evenHBand="0" w:firstRowFirstColumn="0" w:firstRowLastColumn="0" w:lastRowFirstColumn="0" w:lastRowLastColumn="0"/>
+              <w:rPr>
+                <w:rFonts w:eastAsia="Aptos"/>
+              </w:rPr>
+            </w:pPr>
+            <w:r>
+              <w:rPr>
+                <w:rFonts w:eastAsia="Aptos"/>
+              </w:rPr>
+              <w:t>1.580</w:t>
+            </w:r>
+          </w:p>
+        </w:tc>
+        <w:tc>
+          <w:tcPr>
+            <w:tcW w:w="1701" w:type="dxa"/>
+            <w:vAlign w:val="top"/>
+          </w:tcPr>
+          <w:p>
+            <w:pPr>
+              <w:spacing w:after="0"/>
+              <w:jc w:val="center"/>
+              <w:cnfStyle w:val="000000000000" w:firstRow="0" w:lastRow="0" w:firstColumn="0" w:lastColumn="0" w:oddVBand="0" w:evenVBand="0" w:oddHBand="0" w:evenHBand="0" w:firstRowFirstColumn="0" w:firstRowLastColumn="0" w:lastRowFirstColumn="0" w:lastRowLastColumn="0"/>
+              <w:rPr>
+                <w:rFonts w:eastAsia="Aptos"/>
+              </w:rPr>
+            </w:pPr>
+            <w:r>
+              <w:rPr>
+                <w:rFonts w:eastAsia="Aptos"/>
+              </w:rPr>
+              <w:t>0.708</w:t>
+            </w:r>
+          </w:p>
+        </w:tc>
+        <w:tc>
+          <w:tcPr>
+            <w:tcW w:w="850" w:type="dxa"/>
+            <w:vAlign w:val="top"/>
+          </w:tcPr>
+          <w:p>
+            <w:pPr>
+              <w:spacing w:after="0"/>
+              <w:jc w:val="center"/>
+              <w:cnfStyle w:val="000000000000" w:firstRow="0" w:lastRow="0" w:firstColumn="0" w:lastColumn="0" w:oddVBand="0" w:evenVBand="0" w:oddHBand="0" w:evenHBand="0" w:firstRowFirstColumn="0" w:firstRowLastColumn="0" w:lastRowFirstColumn="0" w:lastRowLastColumn="0"/>
+              <w:rPr>
+                <w:rFonts w:eastAsia="Aptos"/>
+              </w:rPr>
+            </w:pPr>
+            <w:r>
+              <w:rPr>
+                <w:rFonts w:eastAsia="Aptos"/>
+              </w:rPr>
+              <w:t>2.23</w:t>
+            </w:r>
+          </w:p>
+        </w:tc>
+        <w:tc>
+          <w:tcPr>
+            <w:tcW w:w="1701" w:type="dxa"/>
+          </w:tcPr>
+          <w:p>
+            <w:pPr>
+              <w:spacing w:after="0"/>
+              <w:jc w:val="center"/>
+              <w:cnfStyle w:val="000000000000" w:firstRow="0" w:lastRow="0" w:firstColumn="0" w:lastColumn="0" w:oddVBand="0" w:evenVBand="0" w:oddHBand="0" w:evenHBand="0" w:firstRowFirstColumn="0" w:firstRowLastColumn="0" w:lastRowFirstColumn="0" w:lastRowLastColumn="0"/>
+              <w:rPr>
+                <w:rFonts w:eastAsia="Aptos"/>
+              </w:rPr>
+            </w:pPr>
+            <w:r>
+              <w:rPr>
+                <w:rFonts w:eastAsia="Aptos"/>
+              </w:rPr>
+              <w:t>0.026 *</w:t>
+            </w:r>
+          </w:p>
+        </w:tc>
+      </w:tr>
+      <w:tr>
+        <w:tc>
+          <w:tcPr>
+            <w:cnfStyle w:val="001000000000" w:firstRow="0" w:lastRow="0" w:firstColumn="1" w:lastColumn="0" w:oddVBand="0" w:evenVBand="0" w:oddHBand="0" w:evenHBand="0" w:firstRowFirstColumn="0" w:firstRowLastColumn="0" w:lastRowFirstColumn="0" w:lastRowLastColumn="0"/>
+            <w:tcW w:w="3056" w:type="dxa"/>
+            <w:vAlign w:val="top"/>
+          </w:tcPr>
+          <w:p>
+            <w:pPr>
+              <w:spacing w:after="0"/>
+              <w:rPr>
+                <w:rFonts w:eastAsia="Aptos"/>
+              </w:rPr>
+            </w:pPr>
+            <w:r>
+              <w:rPr>
+                <w:rFonts w:eastAsia="Aptos"/>
+              </w:rPr>
+              <w:t>CURS_1R</w:t>
+            </w:r>
+          </w:p>
+        </w:tc>
+        <w:tc>
+          <w:tcPr>
+            <w:tcW w:w="1197" w:type="dxa"/>
+            <w:vAlign w:val="top"/>
+          </w:tcPr>
+          <w:p>
+            <w:pPr>
+              <w:spacing w:after="0"/>
+              <w:jc w:val="center"/>
+              <w:cnfStyle w:val="000000000000" w:firstRow="0" w:lastRow="0" w:firstColumn="0" w:lastColumn="0" w:oddVBand="0" w:evenVBand="0" w:oddHBand="0" w:evenHBand="0" w:firstRowFirstColumn="0" w:firstRowLastColumn="0" w:lastRowFirstColumn="0" w:lastRowLastColumn="0"/>
+              <w:rPr>
+                <w:rFonts w:eastAsia="Aptos"/>
+              </w:rPr>
+            </w:pPr>
+            <w:r>
+              <w:rPr>
+                <w:rFonts w:eastAsia="Aptos"/>
+              </w:rPr>
+              <w:t>1.108</w:t>
+            </w:r>
+          </w:p>
+        </w:tc>
+        <w:tc>
+          <w:tcPr>
+            <w:tcW w:w="1701" w:type="dxa"/>
+            <w:vAlign w:val="top"/>
+          </w:tcPr>
+          <w:p>
+            <w:pPr>
+              <w:spacing w:after="0"/>
+              <w:jc w:val="center"/>
+              <w:cnfStyle w:val="000000000000" w:firstRow="0" w:lastRow="0" w:firstColumn="0" w:lastColumn="0" w:oddVBand="0" w:evenVBand="0" w:oddHBand="0" w:evenHBand="0" w:firstRowFirstColumn="0" w:firstRowLastColumn="0" w:lastRowFirstColumn="0" w:lastRowLastColumn="0"/>
+              <w:rPr>
+                <w:rFonts w:eastAsia="Aptos"/>
+              </w:rPr>
+            </w:pPr>
+            <w:r>
+              <w:rPr>
+                <w:rFonts w:eastAsia="Aptos"/>
+              </w:rPr>
+              <w:t>0.364</w:t>
+            </w:r>
+          </w:p>
+        </w:tc>
+        <w:tc>
+          <w:tcPr>
+            <w:tcW w:w="850" w:type="dxa"/>
+            <w:vAlign w:val="top"/>
+          </w:tcPr>
+          <w:p>
+            <w:pPr>
+              <w:spacing w:after="0"/>
+              <w:jc w:val="center"/>
+              <w:cnfStyle w:val="000000000000" w:firstRow="0" w:lastRow="0" w:firstColumn="0" w:lastColumn="0" w:oddVBand="0" w:evenVBand="0" w:oddHBand="0" w:evenHBand="0" w:firstRowFirstColumn="0" w:firstRowLastColumn="0" w:lastRowFirstColumn="0" w:lastRowLastColumn="0"/>
+              <w:rPr>
+                <w:rFonts w:eastAsia="Aptos"/>
+              </w:rPr>
+            </w:pPr>
+            <w:r>
+              <w:rPr>
+                <w:rFonts w:eastAsia="Aptos"/>
+              </w:rPr>
+              <w:t>3.05</w:t>
+            </w:r>
+          </w:p>
+        </w:tc>
+        <w:tc>
+          <w:tcPr>
+            <w:tcW w:w="1701" w:type="dxa"/>
+          </w:tcPr>
+          <w:p>
+            <w:pPr>
+              <w:spacing w:after="0"/>
+              <w:jc w:val="center"/>
+              <w:cnfStyle w:val="000000000000" w:firstRow="0" w:lastRow="0" w:firstColumn="0" w:lastColumn="0" w:oddVBand="0" w:evenVBand="0" w:oddHBand="0" w:evenHBand="0" w:firstRowFirstColumn="0" w:firstRowLastColumn="0" w:lastRowFirstColumn="0" w:lastRowLastColumn="0"/>
+              <w:rPr>
+                <w:rFonts w:eastAsia="Aptos"/>
+              </w:rPr>
+            </w:pPr>
+            <w:r>
+              <w:rPr>
+                <w:rFonts w:eastAsia="Aptos"/>
+              </w:rPr>
+              <w:t>0.002 **</w:t>
+            </w:r>
+          </w:p>
+        </w:tc>
+      </w:tr>
+      <w:tr>
+        <w:tc>
+          <w:tcPr>
+            <w:cnfStyle w:val="001000000000" w:firstRow="0" w:lastRow="0" w:firstColumn="1" w:lastColumn="0" w:oddVBand="0" w:evenVBand="0" w:oddHBand="0" w:evenHBand="0" w:firstRowFirstColumn="0" w:firstRowLastColumn="0" w:lastRowFirstColumn="0" w:lastRowLastColumn="0"/>
+            <w:tcW w:w="3056" w:type="dxa"/>
+            <w:vAlign w:val="top"/>
+          </w:tcPr>
+          <w:p>
+            <w:pPr>
+              <w:spacing w:after="0"/>
+              <w:rPr>
+                <w:rFonts w:eastAsia="Aptos"/>
+              </w:rPr>
+            </w:pPr>
+            <w:r>
+              <w:rPr>
+                <w:rFonts w:eastAsia="Aptos"/>
+              </w:rPr>
+              <w:t>NOTA_num</w:t>
+            </w:r>
+          </w:p>
+        </w:tc>
+        <w:tc>
+          <w:tcPr>
+            <w:tcW w:w="1197" w:type="dxa"/>
+            <w:vAlign w:val="top"/>
+          </w:tcPr>
+          <w:p>
+            <w:pPr>
+              <w:spacing w:after="0"/>
+              <w:jc w:val="center"/>
+              <w:cnfStyle w:val="000000000000" w:firstRow="0" w:lastRow="0" w:firstColumn="0" w:lastColumn="0" w:oddVBand="0" w:evenVBand="0" w:oddHBand="0" w:evenHBand="0" w:firstRowFirstColumn="0" w:firstRowLastColumn="0" w:lastRowFirstColumn="0" w:lastRowLastColumn="0"/>
+              <w:rPr>
+                <w:rFonts w:eastAsia="Aptos"/>
+              </w:rPr>
+            </w:pPr>
+            <w:r>
+              <w:rPr>
+                <w:rFonts w:eastAsia="Aptos"/>
+              </w:rPr>
+              <w:t>0.570</w:t>
+            </w:r>
+          </w:p>
+        </w:tc>
+        <w:tc>
+          <w:tcPr>
+            <w:tcW w:w="1701" w:type="dxa"/>
+            <w:vAlign w:val="top"/>
+          </w:tcPr>
+          <w:p>
+            <w:pPr>
+              <w:spacing w:after="0"/>
+              <w:jc w:val="center"/>
+              <w:cnfStyle w:val="000000000000" w:firstRow="0" w:lastRow="0" w:firstColumn="0" w:lastColumn="0" w:oddVBand="0" w:evenVBand="0" w:oddHBand="0" w:evenHBand="0" w:firstRowFirstColumn="0" w:firstRowLastColumn="0" w:lastRowFirstColumn="0" w:lastRowLastColumn="0"/>
+              <w:rPr>
+                <w:rFonts w:eastAsia="Aptos"/>
+              </w:rPr>
+            </w:pPr>
+            <w:r>
+              <w:rPr>
+                <w:rFonts w:eastAsia="Aptos"/>
+              </w:rPr>
+              <w:t>0.181</w:t>
+            </w:r>
+          </w:p>
+        </w:tc>
+        <w:tc>
+          <w:tcPr>
+            <w:tcW w:w="850" w:type="dxa"/>
+            <w:vAlign w:val="top"/>
+          </w:tcPr>
+          <w:p>
+            <w:pPr>
+              <w:spacing w:after="0"/>
+              <w:jc w:val="center"/>
+              <w:cnfStyle w:val="000000000000" w:firstRow="0" w:lastRow="0" w:firstColumn="0" w:lastColumn="0" w:oddVBand="0" w:evenVBand="0" w:oddHBand="0" w:evenHBand="0" w:firstRowFirstColumn="0" w:firstRowLastColumn="0" w:lastRowFirstColumn="0" w:lastRowLastColumn="0"/>
+              <w:rPr>
+                <w:rFonts w:eastAsia="Aptos"/>
+              </w:rPr>
+            </w:pPr>
+            <w:r>
+              <w:rPr>
+                <w:rFonts w:eastAsia="Aptos"/>
+              </w:rPr>
+              <w:t>3.15</w:t>
+            </w:r>
+          </w:p>
+        </w:tc>
+        <w:tc>
+          <w:tcPr>
+            <w:tcW w:w="1701" w:type="dxa"/>
+          </w:tcPr>
+          <w:p>
+            <w:pPr>
+              <w:spacing w:after="0"/>
+              <w:jc w:val="center"/>
+              <w:cnfStyle w:val="000000000000" w:firstRow="0" w:lastRow="0" w:firstColumn="0" w:lastColumn="0" w:oddVBand="0" w:evenVBand="0" w:oddHBand="0" w:evenHBand="0" w:firstRowFirstColumn="0" w:firstRowLastColumn="0" w:lastRowFirstColumn="0" w:lastRowLastColumn="0"/>
+              <w:rPr>
+                <w:rFonts w:eastAsia="Aptos"/>
+              </w:rPr>
+            </w:pPr>
+            <w:r>
+              <w:rPr>
+                <w:rFonts w:eastAsia="Aptos"/>
+              </w:rPr>
+              <w:t>0.002 **</w:t>
+            </w:r>
+          </w:p>
+        </w:tc>
+      </w:tr>
+      <w:tr>
+        <w:tc>
+          <w:tcPr>
+            <w:cnfStyle w:val="001000000000" w:firstRow="0" w:lastRow="0" w:firstColumn="1" w:lastColumn="0" w:oddVBand="0" w:evenVBand="0" w:oddHBand="0" w:evenHBand="0" w:firstRowFirstColumn="0" w:firstRowLastColumn="0" w:lastRowFirstColumn="0" w:lastRowLastColumn="0"/>
+            <w:tcW w:w="3056" w:type="dxa"/>
+            <w:vAlign w:val="top"/>
+          </w:tcPr>
+          <w:p>
+            <w:pPr>
+              <w:spacing w:after="0"/>
+              <w:rPr>
+                <w:rFonts w:eastAsia="Aptos"/>
+              </w:rPr>
+            </w:pPr>
+            <w:r>
+              <w:rPr>
+                <w:rFonts w:eastAsia="Aptos"/>
+              </w:rPr>
+              <w:t>MOT_DESMOTIVACIO:CURS_1R</w:t>
+            </w:r>
+          </w:p>
+        </w:tc>
+        <w:tc>
+          <w:tcPr>
+            <w:tcW w:w="1197" w:type="dxa"/>
+            <w:vAlign w:val="top"/>
+          </w:tcPr>
+          <w:p>
+            <w:pPr>
+              <w:spacing w:after="0"/>
+              <w:jc w:val="center"/>
+              <w:cnfStyle w:val="000000000000" w:firstRow="0" w:lastRow="0" w:firstColumn="0" w:lastColumn="0" w:oddVBand="0" w:evenVBand="0" w:oddHBand="0" w:evenHBand="0" w:firstRowFirstColumn="0" w:firstRowLastColumn="0" w:lastRowFirstColumn="0" w:lastRowLastColumn="0"/>
+              <w:rPr>
+                <w:rFonts w:eastAsia="Aptos"/>
+              </w:rPr>
+            </w:pPr>
+            <w:r>
+              <w:rPr>
+                <w:rFonts w:eastAsia="Aptos"/>
+              </w:rPr>
+              <w:t>1.078</w:t>
+            </w:r>
+          </w:p>
+        </w:tc>
+        <w:tc>
+          <w:tcPr>
+            <w:tcW w:w="1701" w:type="dxa"/>
+            <w:vAlign w:val="top"/>
+          </w:tcPr>
+          <w:p>
+            <w:pPr>
+              <w:spacing w:after="0"/>
+              <w:jc w:val="center"/>
+              <w:cnfStyle w:val="000000000000" w:firstRow="0" w:lastRow="0" w:firstColumn="0" w:lastColumn="0" w:oddVBand="0" w:evenVBand="0" w:oddHBand="0" w:evenHBand="0" w:firstRowFirstColumn="0" w:firstRowLastColumn="0" w:lastRowFirstColumn="0" w:lastRowLastColumn="0"/>
+              <w:rPr>
+                <w:rFonts w:eastAsia="Aptos"/>
+              </w:rPr>
+            </w:pPr>
+            <w:r>
+              <w:rPr>
+                <w:rFonts w:eastAsia="Aptos"/>
+              </w:rPr>
+              <w:t>0.378</w:t>
+            </w:r>
+          </w:p>
+        </w:tc>
+        <w:tc>
+          <w:tcPr>
+            <w:tcW w:w="850" w:type="dxa"/>
+            <w:vAlign w:val="top"/>
+          </w:tcPr>
+          <w:p>
+            <w:pPr>
+              <w:spacing w:after="0"/>
+              <w:jc w:val="center"/>
+              <w:cnfStyle w:val="000000000000" w:firstRow="0" w:lastRow="0" w:firstColumn="0" w:lastColumn="0" w:oddVBand="0" w:evenVBand="0" w:oddHBand="0" w:evenHBand="0" w:firstRowFirstColumn="0" w:firstRowLastColumn="0" w:lastRowFirstColumn="0" w:lastRowLastColumn="0"/>
+              <w:rPr>
+                <w:rFonts w:eastAsia="Aptos"/>
+              </w:rPr>
+            </w:pPr>
+            <w:r>
+              <w:rPr>
+                <w:rFonts w:eastAsia="Aptos"/>
+              </w:rPr>
+              <w:t>2.85</w:t>
+            </w:r>
+          </w:p>
+        </w:tc>
+        <w:tc>
+          <w:tcPr>
+            <w:tcW w:w="1701" w:type="dxa"/>
+          </w:tcPr>
+          <w:p>
+            <w:pPr>
+              <w:spacing w:after="0"/>
+              <w:jc w:val="center"/>
+              <w:cnfStyle w:val="000000000000" w:firstRow="0" w:lastRow="0" w:firstColumn="0" w:lastColumn="0" w:oddVBand="0" w:evenVBand="0" w:oddHBand="0" w:evenHBand="0" w:firstRowFirstColumn="0" w:firstRowLastColumn="0" w:lastRowFirstColumn="0" w:lastRowLastColumn="0"/>
+              <w:rPr>
+                <w:rFonts w:eastAsia="Aptos"/>
+              </w:rPr>
+            </w:pPr>
+            <w:r>
+              <w:rPr>
+                <w:rFonts w:eastAsia="Aptos"/>
+              </w:rPr>
+              <w:t>0.004 **</w:t>
+            </w:r>
+          </w:p>
+        </w:tc>
+      </w:tr>
+    </w:tbl>
+    <w:p>
+      <w:pPr>
+        <w:spacing w:before="240" w:after="0"/>
+        <w:rPr>
+          <w:lang w:eastAsia="en-US"/>
+        </w:rPr>
+      </w:pPr>
+      <w:r>
+        <w:rPr>
+          <w:lang w:eastAsia="en-US"/>
+        </w:rPr>
+        <w:t xml:space="preserve">El model seleccionat s'estima sobre el conjunt d'entrenament (274 observacions). Tots els coeficients són estadísticament significatius al nivell del 5%, excepte MOT_FORCA_MAJOR, que ho és al 10% (p = 0.051). La reducció de </w:t>
+      </w:r>
+      <w:r>
+        <w:rPr>
+          <w:lang w:eastAsia="en-US"/>
+        </w:rPr>
+        <w:t>deviància</w:t>
+      </w:r>
+      <w:r>
+        <w:rPr>
+          <w:lang w:eastAsia="en-US"/>
+        </w:rPr>
+        <w:t xml:space="preserve"> respecte al model nul és notable —de 376.10 a 279.56, una reducció del 25.7%— indicant que el conjunt de predictors explica una part substancial de la variació en l'assistència.</w:t>
+      </w:r>
+    </w:p>
+    <w:p>
+      <w:pPr>
+        <w:spacing w:before="240" w:after="0"/>
         <w:rPr>
           <w:b/>
           <w:bCs/>
@@ -12781,6 +13792,7 @@
     </w:p>
     <w:p>
       <w:pPr>
+        <w:spacing w:before="240"/>
         <w:rPr>
           <w:lang w:eastAsia="en-US"/>
         </w:rPr>
@@ -12791,18 +13803,280 @@
         </w:rPr>
         <w:t>El model obté un AUC de 0.856 sobre el test, superior a la mitjana de validació creuada (0.801), cosa que descarta overfitting en la capacitat discriminativa global.</w:t>
       </w:r>
-    </w:p>
-    <w:p>
-      <w:pPr>
-        <w:rPr>
-          <w:lang w:eastAsia="en-US"/>
-        </w:rPr>
-      </w:pPr>
-      <w:r>
-        <w:rPr>
-          <w:lang w:eastAsia="en-US"/>
-        </w:rPr>
-        <w:t>El resultat és un llindar elevat (0.686) i una precisió del 95.2% en test: quan el model prediu que un estudiant és regular, encerta en quasi tots els casos, cosa que implica que els falsos positius —irregulars classificats com a regulars— són mínims. La contrapartida és un recall de 0.488 en test, que no assoleix el mínim de 0.60 establert durant el calibratge. Això és una limitació de la mida mostral: el llindar s'ha estimat sobre 274 observacions i la seva transferència a un test de 68 no és perfecta. En qualsevol cas, la caiguda de la Balanced Accuracy (de 0.779 a 0.725) i del F1 (de 0.782 a 0.645) és modesta i no indica sobreajustament.</w:t>
+      <w:r>
+        <w:rPr>
+          <w:lang w:eastAsia="en-US"/>
+        </w:rPr>
+        <w:t xml:space="preserve"> A l’</w:t>
+      </w:r>
+      <w:r>
+        <w:rPr>
+          <w:lang w:eastAsia="en-US"/>
+        </w:rPr>
+        <w:fldChar w:fldCharType="begin"/>
+      </w:r>
+      <w:r>
+        <w:rPr>
+          <w:lang w:eastAsia="en-US"/>
+        </w:rPr>
+        <w:instrText xml:space="preserve"> REF _Ref230797581 \h </w:instrText>
+      </w:r>
+      <w:r>
+        <w:rPr>
+          <w:lang w:eastAsia="en-US"/>
+        </w:rPr>
+      </w:r>
+      <w:r>
+        <w:rPr>
+          <w:lang w:eastAsia="en-US"/>
+        </w:rPr>
+        <w:fldChar w:fldCharType="separate"/>
+      </w:r>
+      <w:r>
+        <w:t xml:space="preserve">Annex </w:t>
+      </w:r>
+      <w:r>
+        <w:rPr>
+          <w:noProof/>
+        </w:rPr>
+        <w:t>13</w:t>
+      </w:r>
+      <w:r>
+        <w:rPr>
+          <w:lang w:eastAsia="en-US"/>
+        </w:rPr>
+        <w:fldChar w:fldCharType="end"/>
+      </w:r>
+      <w:r>
+        <w:rPr>
+          <w:lang w:eastAsia="en-US"/>
+        </w:rPr>
+        <w:t xml:space="preserve"> es pot veure la corba ROC.</w:t>
+      </w:r>
+    </w:p>
+    <w:p>
+      <w:pPr>
+        <w:keepNext/>
+        <w:spacing w:after="0"/>
+        <w:jc w:val="center"/>
+      </w:pPr>
+      <w:r>
+        <w:rPr>
+          <w:lang w:eastAsia="en-US"/>
+        </w:rPr>
+        <w:lastRenderedPageBreak/>
+        <w:drawing>
+          <wp:inline distT="0" distB="0" distL="0" distR="0" wp14:anchorId="3DD794BB" wp14:editId="4DF3FDE5">
+            <wp:extent cx="4284247" cy="3019245"/>
+            <wp:effectExtent l="0" t="0" r="2540" b="0"/>
+            <wp:docPr id="1389240590" name="Imagen 6"/>
+            <wp:cNvGraphicFramePr>
+              <a:graphicFrameLocks xmlns:a="http://schemas.openxmlformats.org/drawingml/2006/main" noChangeAspect="1"/>
+            </wp:cNvGraphicFramePr>
+            <a:graphic xmlns:a="http://schemas.openxmlformats.org/drawingml/2006/main">
+              <a:graphicData uri="http://schemas.openxmlformats.org/drawingml/2006/picture">
+                <pic:pic xmlns:pic="http://schemas.openxmlformats.org/drawingml/2006/picture">
+                  <pic:nvPicPr>
+                    <pic:cNvPr id="0" name="Picture 6"/>
+                    <pic:cNvPicPr>
+                      <a:picLocks noChangeAspect="1" noChangeArrowheads="1"/>
+                    </pic:cNvPicPr>
+                  </pic:nvPicPr>
+                  <pic:blipFill rotWithShape="1">
+                    <a:blip r:embed="rId18" cstate="print">
+                      <a:extLst>
+                        <a:ext uri="{28A0092B-C50C-407E-A947-70E740481C1C}">
+                          <a14:useLocalDpi xmlns:a14="http://schemas.microsoft.com/office/drawing/2010/main" val="0"/>
+                        </a:ext>
+                      </a:extLst>
+                    </a:blip>
+                    <a:srcRect t="8587" b="3319"/>
+                    <a:stretch>
+                      <a:fillRect/>
+                    </a:stretch>
+                  </pic:blipFill>
+                  <pic:spPr bwMode="auto">
+                    <a:xfrm>
+                      <a:off x="0" y="0"/>
+                      <a:ext cx="4312191" cy="3038938"/>
+                    </a:xfrm>
+                    <a:prstGeom prst="rect">
+                      <a:avLst/>
+                    </a:prstGeom>
+                    <a:noFill/>
+                    <a:ln>
+                      <a:noFill/>
+                    </a:ln>
+                    <a:extLst>
+                      <a:ext uri="{53640926-AAD7-44D8-BBD7-CCE9431645EC}">
+                        <a14:shadowObscured xmlns:a14="http://schemas.microsoft.com/office/drawing/2010/main"/>
+                      </a:ext>
+                    </a:extLst>
+                  </pic:spPr>
+                </pic:pic>
+              </a:graphicData>
+            </a:graphic>
+          </wp:inline>
+        </w:drawing>
+      </w:r>
+    </w:p>
+    <w:p>
+      <w:pPr>
+        <w:pStyle w:val="Descripcin"/>
+        <w:keepNext/>
+        <w:spacing w:after="240"/>
+        <w:jc w:val="center"/>
+      </w:pPr>
+      <w:r>
+        <w:t xml:space="preserve">Gràfic </w:t>
+      </w:r>
+      <w:r>
+        <w:fldChar w:fldCharType="begin"/>
+      </w:r>
+      <w:r>
+        <w:instrText xml:space="preserve"> SEQ Gràfic \* ARABIC </w:instrText>
+      </w:r>
+      <w:r>
+        <w:fldChar w:fldCharType="separate"/>
+      </w:r>
+      <w:r>
+        <w:rPr>
+          <w:noProof/>
+        </w:rPr>
+        <w:t>8</w:t>
+      </w:r>
+      <w:r>
+        <w:fldChar w:fldCharType="end"/>
+      </w:r>
+      <w:r>
+        <w:t xml:space="preserve">: </w:t>
+      </w:r>
+      <w:r>
+        <w:t>Comparació de mètriques entre train i test del logit</w:t>
+      </w:r>
+    </w:p>
+    <w:p>
+      <w:pPr>
+        <w:rPr>
+          <w:lang w:eastAsia="en-US"/>
+        </w:rPr>
+      </w:pPr>
+      <w:r>
+        <w:rPr>
+          <w:lang w:eastAsia="en-US"/>
+        </w:rPr>
+        <w:t>El resultat sobre el test és una precisió del 95</w:t>
+      </w:r>
+      <w:r>
+        <w:rPr>
+          <w:lang w:eastAsia="en-US"/>
+        </w:rPr>
+        <w:t>,</w:t>
+      </w:r>
+      <w:r>
+        <w:rPr>
+          <w:lang w:eastAsia="en-US"/>
+        </w:rPr>
+        <w:t>2%: dels 26 estudiants classificats com a regulars, només 1 era en realitat irregular. El model quasi no comet l'error que es volia evitar. La contrapartida és un recall de 0</w:t>
+      </w:r>
+      <w:r>
+        <w:rPr>
+          <w:lang w:eastAsia="en-US"/>
+        </w:rPr>
+        <w:t>,</w:t>
+      </w:r>
+      <w:r>
+        <w:rPr>
+          <w:lang w:eastAsia="en-US"/>
+        </w:rPr>
+        <w:t>488: dels 41 estudiants realment regulars, el model només en detecta 25 com a tals, classificant els 16 restants com a irregulars per excés de precaució. Aquests falsos negatius impliquen destinar recursos d'intervenció a estudiants que no els necessitarien, però no deixen cap irregular sense detectar per error.</w:t>
+      </w:r>
+      <w:r>
+        <w:rPr>
+          <w:lang w:eastAsia="en-US"/>
+        </w:rPr>
+        <w:t xml:space="preserve"> Per la cobra PR aneu a l’</w:t>
+      </w:r>
+      <w:r>
+        <w:rPr>
+          <w:lang w:eastAsia="en-US"/>
+        </w:rPr>
+        <w:fldChar w:fldCharType="begin"/>
+      </w:r>
+      <w:r>
+        <w:rPr>
+          <w:lang w:eastAsia="en-US"/>
+        </w:rPr>
+        <w:instrText xml:space="preserve"> REF _Ref230797620 \h </w:instrText>
+      </w:r>
+      <w:r>
+        <w:rPr>
+          <w:lang w:eastAsia="en-US"/>
+        </w:rPr>
+      </w:r>
+      <w:r>
+        <w:rPr>
+          <w:lang w:eastAsia="en-US"/>
+        </w:rPr>
+        <w:fldChar w:fldCharType="separate"/>
+      </w:r>
+      <w:r>
+        <w:t xml:space="preserve">Annex </w:t>
+      </w:r>
+      <w:r>
+        <w:rPr>
+          <w:noProof/>
+        </w:rPr>
+        <w:t>12</w:t>
+      </w:r>
+      <w:r>
+        <w:rPr>
+          <w:lang w:eastAsia="en-US"/>
+        </w:rPr>
+        <w:fldChar w:fldCharType="end"/>
+      </w:r>
+      <w:r>
+        <w:rPr>
+          <w:lang w:eastAsia="en-US"/>
+        </w:rPr>
+        <w:t>.</w:t>
+      </w:r>
+    </w:p>
+    <w:p>
+      <w:pPr>
+        <w:rPr>
+          <w:lang w:eastAsia="en-US"/>
+        </w:rPr>
+      </w:pPr>
+      <w:r>
+        <w:rPr>
+          <w:lang w:eastAsia="en-US"/>
+        </w:rPr>
+        <w:t>El recall en test (0</w:t>
+      </w:r>
+      <w:r>
+        <w:rPr>
+          <w:lang w:eastAsia="en-US"/>
+        </w:rPr>
+        <w:t>,</w:t>
+      </w:r>
+      <w:r>
+        <w:rPr>
+          <w:lang w:eastAsia="en-US"/>
+        </w:rPr>
+        <w:t>488) no assoleix el mínim de 0</w:t>
+      </w:r>
+      <w:r>
+        <w:rPr>
+          <w:lang w:eastAsia="en-US"/>
+        </w:rPr>
+        <w:t>,</w:t>
+      </w:r>
+      <w:r>
+        <w:rPr>
+          <w:lang w:eastAsia="en-US"/>
+        </w:rPr>
+        <w:t>60 establert durant el calibratge, cosa que és una limitació de la mida mostral: el llindar s'ha estimat sobre 274 observacions i la seva transferència a un test de 68 no és perfecta.</w:t>
       </w:r>
     </w:p>
     <w:p>
@@ -13620,7 +14894,7 @@
                     </pic:cNvPicPr>
                   </pic:nvPicPr>
                   <pic:blipFill rotWithShape="1">
-                    <a:blip r:embed="rId18" cstate="print">
+                    <a:blip r:embed="rId19" cstate="print">
                       <a:extLst>
                         <a:ext uri="{28A0092B-C50C-407E-A947-70E740481C1C}">
                           <a14:useLocalDpi xmlns:a14="http://schemas.microsoft.com/office/drawing/2010/main" val="0"/>
@@ -13732,7 +15006,7 @@
                     </pic:cNvPicPr>
                   </pic:nvPicPr>
                   <pic:blipFill rotWithShape="1">
-                    <a:blip r:embed="rId18" cstate="print">
+                    <a:blip r:embed="rId19" cstate="print">
                       <a:extLst>
                         <a:ext uri="{28A0092B-C50C-407E-A947-70E740481C1C}">
                           <a14:useLocalDpi xmlns:a14="http://schemas.microsoft.com/office/drawing/2010/main" val="0"/>
@@ -14005,7 +15279,7 @@
                     </pic:cNvPicPr>
                   </pic:nvPicPr>
                   <pic:blipFill rotWithShape="1">
-                    <a:blip r:embed="rId18" cstate="print">
+                    <a:blip r:embed="rId19" cstate="print">
                       <a:extLst>
                         <a:ext uri="{28A0092B-C50C-407E-A947-70E740481C1C}">
                           <a14:useLocalDpi xmlns:a14="http://schemas.microsoft.com/office/drawing/2010/main" val="0"/>
@@ -14063,7 +15337,7 @@
         <w:rPr>
           <w:noProof/>
         </w:rPr>
-        <w:t>8</w:t>
+        <w:t>9</w:t>
       </w:r>
       <w:r>
         <w:rPr>
@@ -14470,7 +15744,7 @@
                     </pic:cNvPicPr>
                   </pic:nvPicPr>
                   <pic:blipFill rotWithShape="1">
-                    <a:blip r:embed="rId19" cstate="print">
+                    <a:blip r:embed="rId20" cstate="print">
                       <a:extLst>
                         <a:ext uri="{28A0092B-C50C-407E-A947-70E740481C1C}">
                           <a14:useLocalDpi xmlns:a14="http://schemas.microsoft.com/office/drawing/2010/main" val="0"/>
@@ -14528,7 +15802,7 @@
         <w:rPr>
           <w:noProof/>
         </w:rPr>
-        <w:t>9</w:t>
+        <w:t>10</w:t>
       </w:r>
       <w:r>
         <w:rPr>
@@ -15461,7 +16735,7 @@
                     </pic:cNvPicPr>
                   </pic:nvPicPr>
                   <pic:blipFill rotWithShape="1">
-                    <a:blip r:embed="rId20" cstate="print">
+                    <a:blip r:embed="rId21" cstate="print">
                       <a:extLst>
                         <a:ext uri="{28A0092B-C50C-407E-A947-70E740481C1C}">
                           <a14:useLocalDpi xmlns:a14="http://schemas.microsoft.com/office/drawing/2010/main" val="0"/>
@@ -15522,7 +16796,7 @@
         <w:rPr>
           <w:noProof/>
         </w:rPr>
-        <w:t>10</w:t>
+        <w:t>11</w:t>
       </w:r>
       <w:r>
         <w:rPr>
@@ -15918,7 +17192,7 @@
           <w:lang w:eastAsia="en-US"/>
         </w:rPr>
         <w:drawing>
-          <wp:inline distT="0" distB="0" distL="0" distR="0" wp14:anchorId="3B76A0E1" wp14:editId="44641947">
+          <wp:inline distT="0" distB="0" distL="0" distR="0" wp14:anchorId="3B76A0E1" wp14:editId="017A8A10">
             <wp:extent cx="5400040" cy="4319905"/>
             <wp:effectExtent l="0" t="0" r="0" b="4445"/>
             <wp:docPr id="639941409" name="Imagen 18"/>
@@ -15935,7 +17209,7 @@
                     </pic:cNvPicPr>
                   </pic:nvPicPr>
                   <pic:blipFill>
-                    <a:blip r:embed="rId21" cstate="print">
+                    <a:blip r:embed="rId22" cstate="print">
                       <a:extLst>
                         <a:ext uri="{28A0092B-C50C-407E-A947-70E740481C1C}">
                           <a14:useLocalDpi xmlns:a14="http://schemas.microsoft.com/office/drawing/2010/main" val="0"/>
@@ -15991,7 +17265,7 @@
         <w:rPr>
           <w:noProof/>
         </w:rPr>
-        <w:t>11</w:t>
+        <w:t>12</w:t>
       </w:r>
       <w:r>
         <w:rPr>
@@ -16147,7 +17421,7 @@
                     <pic:cNvPicPr/>
                   </pic:nvPicPr>
                   <pic:blipFill>
-                    <a:blip r:embed="rId22"/>
+                    <a:blip r:embed="rId23"/>
                     <a:stretch>
                       <a:fillRect/>
                     </a:stretch>
@@ -16980,7 +18254,7 @@
         <w:rPr>
           <w:noProof/>
         </w:rPr>
-        <w:t>2</w:t>
+        <w:t>4</w:t>
       </w:r>
       <w:r>
         <w:fldChar w:fldCharType="end"/>
@@ -17845,7 +19119,7 @@
                     </pic:cNvPicPr>
                   </pic:nvPicPr>
                   <pic:blipFill rotWithShape="1">
-                    <a:blip r:embed="rId23" cstate="print">
+                    <a:blip r:embed="rId24" cstate="print">
                       <a:extLst>
                         <a:ext uri="{28A0092B-C50C-407E-A947-70E740481C1C}">
                           <a14:useLocalDpi xmlns:a14="http://schemas.microsoft.com/office/drawing/2010/main" val="0"/>
@@ -17912,7 +19186,7 @@
         <w:rPr>
           <w:noProof/>
         </w:rPr>
-        <w:t>12</w:t>
+        <w:t>13</w:t>
       </w:r>
       <w:r>
         <w:fldChar w:fldCharType="end"/>
@@ -18158,7 +19432,7 @@
                     </pic:cNvPicPr>
                   </pic:nvPicPr>
                   <pic:blipFill>
-                    <a:blip r:embed="rId24" cstate="print">
+                    <a:blip r:embed="rId25" cstate="print">
                       <a:extLst>
                         <a:ext uri="{28A0092B-C50C-407E-A947-70E740481C1C}">
                           <a14:useLocalDpi xmlns:a14="http://schemas.microsoft.com/office/drawing/2010/main" val="0"/>
@@ -18216,7 +19490,7 @@
         <w:rPr>
           <w:noProof/>
         </w:rPr>
-        <w:t>13</w:t>
+        <w:t>14</w:t>
       </w:r>
       <w:r>
         <w:fldChar w:fldCharType="end"/>
@@ -18319,7 +19593,7 @@
                     </pic:cNvPicPr>
                   </pic:nvPicPr>
                   <pic:blipFill rotWithShape="1">
-                    <a:blip r:embed="rId25" cstate="print">
+                    <a:blip r:embed="rId26" cstate="print">
                       <a:extLst>
                         <a:ext uri="{28A0092B-C50C-407E-A947-70E740481C1C}">
                           <a14:useLocalDpi xmlns:a14="http://schemas.microsoft.com/office/drawing/2010/main" val="0"/>
@@ -18381,7 +19655,7 @@
         <w:rPr>
           <w:noProof/>
         </w:rPr>
-        <w:t>14</w:t>
+        <w:t>15</w:t>
       </w:r>
       <w:r>
         <w:fldChar w:fldCharType="end"/>
@@ -19050,7 +20324,7 @@
                     </pic:cNvPicPr>
                   </pic:nvPicPr>
                   <pic:blipFill rotWithShape="1">
-                    <a:blip r:embed="rId26" cstate="print">
+                    <a:blip r:embed="rId27" cstate="print">
                       <a:extLst>
                         <a:ext uri="{28A0092B-C50C-407E-A947-70E740481C1C}">
                           <a14:useLocalDpi xmlns:a14="http://schemas.microsoft.com/office/drawing/2010/main" val="0"/>
@@ -19111,7 +20385,7 @@
         <w:rPr>
           <w:noProof/>
         </w:rPr>
-        <w:t>15</w:t>
+        <w:t>16</w:t>
       </w:r>
       <w:r>
         <w:fldChar w:fldCharType="end"/>
@@ -19458,7 +20732,7 @@
         <w:rPr>
           <w:noProof/>
         </w:rPr>
-        <w:t>3</w:t>
+        <w:t>5</w:t>
       </w:r>
       <w:r>
         <w:fldChar w:fldCharType="end"/>
@@ -20689,7 +21963,7 @@
                     </pic:cNvPicPr>
                   </pic:nvPicPr>
                   <pic:blipFill rotWithShape="1">
-                    <a:blip r:embed="rId27" cstate="print">
+                    <a:blip r:embed="rId28" cstate="print">
                       <a:extLst>
                         <a:ext uri="{28A0092B-C50C-407E-A947-70E740481C1C}">
                           <a14:useLocalDpi xmlns:a14="http://schemas.microsoft.com/office/drawing/2010/main" val="0"/>
@@ -20753,7 +22027,7 @@
         <w:rPr>
           <w:noProof/>
         </w:rPr>
-        <w:t>16</w:t>
+        <w:t>17</w:t>
       </w:r>
       <w:r>
         <w:fldChar w:fldCharType="end"/>
@@ -20900,7 +22174,7 @@
         <w:rPr>
           <w:noProof/>
         </w:rPr>
-        <w:t>4</w:t>
+        <w:t>6</w:t>
       </w:r>
       <w:r>
         <w:fldChar w:fldCharType="end"/>
@@ -22387,7 +23661,7 @@
         </w:rPr>
         <w:t xml:space="preserve">L’enquesta original es pot consultar en el següent enllaç: </w:t>
       </w:r>
-      <w:hyperlink r:id="rId28" w:history="1">
+      <w:hyperlink r:id="rId29" w:history="1">
         <w:r>
           <w:rPr>
             <w:rFonts w:eastAsia="Aptos"/>
@@ -22450,7 +23724,7 @@
                     </pic:cNvPicPr>
                   </pic:nvPicPr>
                   <pic:blipFill>
-                    <a:blip r:embed="rId29" cstate="print">
+                    <a:blip r:embed="rId30" cstate="print">
                       <a:extLst>
                         <a:ext uri="{28A0092B-C50C-407E-A947-70E740481C1C}">
                           <a14:useLocalDpi xmlns:a14="http://schemas.microsoft.com/office/drawing/2010/main" val="0"/>
@@ -30270,7 +31544,7 @@
                     </pic:cNvPicPr>
                   </pic:nvPicPr>
                   <pic:blipFill rotWithShape="1">
-                    <a:blip r:embed="rId33" cstate="print">
+                    <a:blip r:embed="rId34" cstate="print">
                       <a:extLst>
                         <a:ext uri="{28A0092B-C50C-407E-A947-70E740481C1C}">
                           <a14:useLocalDpi xmlns:a14="http://schemas.microsoft.com/office/drawing/2010/main" val="0"/>
@@ -30367,7 +31641,7 @@
                     </pic:cNvPicPr>
                   </pic:nvPicPr>
                   <pic:blipFill rotWithShape="1">
-                    <a:blip r:embed="rId34" cstate="print">
+                    <a:blip r:embed="rId35" cstate="print">
                       <a:extLst>
                         <a:ext uri="{28A0092B-C50C-407E-A947-70E740481C1C}">
                           <a14:useLocalDpi xmlns:a14="http://schemas.microsoft.com/office/drawing/2010/main" val="0"/>
@@ -30464,7 +31738,7 @@
                     </pic:cNvPicPr>
                   </pic:nvPicPr>
                   <pic:blipFill rotWithShape="1">
-                    <a:blip r:embed="rId35" cstate="print">
+                    <a:blip r:embed="rId36" cstate="print">
                       <a:extLst>
                         <a:ext uri="{28A0092B-C50C-407E-A947-70E740481C1C}">
                           <a14:useLocalDpi xmlns:a14="http://schemas.microsoft.com/office/drawing/2010/main" val="0"/>
@@ -30567,7 +31841,7 @@
           <w:lang w:eastAsia="en-US"/>
         </w:rPr>
         <w:drawing>
-          <wp:inline distT="0" distB="0" distL="0" distR="0" wp14:anchorId="693BC190" wp14:editId="6581ECBE">
+          <wp:inline distT="0" distB="0" distL="0" distR="0" wp14:anchorId="693BC190" wp14:editId="534E64B6">
             <wp:extent cx="5400040" cy="4010025"/>
             <wp:effectExtent l="0" t="0" r="0" b="9525"/>
             <wp:docPr id="1947302634" name="Imagen 10"/>
@@ -30584,7 +31858,7 @@
                     </pic:cNvPicPr>
                   </pic:nvPicPr>
                   <pic:blipFill rotWithShape="1">
-                    <a:blip r:embed="rId36" cstate="print">
+                    <a:blip r:embed="rId37" cstate="print">
                       <a:extLst>
                         <a:ext uri="{28A0092B-C50C-407E-A947-70E740481C1C}">
                           <a14:useLocalDpi xmlns:a14="http://schemas.microsoft.com/office/drawing/2010/main" val="0"/>
@@ -30700,7 +31974,7 @@
                     </pic:cNvPicPr>
                   </pic:nvPicPr>
                   <pic:blipFill rotWithShape="1">
-                    <a:blip r:embed="rId37" cstate="print">
+                    <a:blip r:embed="rId38" cstate="print">
                       <a:extLst>
                         <a:ext uri="{28A0092B-C50C-407E-A947-70E740481C1C}">
                           <a14:useLocalDpi xmlns:a14="http://schemas.microsoft.com/office/drawing/2010/main" val="0"/>
@@ -30905,7 +32179,7 @@
                     </pic:cNvPicPr>
                   </pic:nvPicPr>
                   <pic:blipFill rotWithShape="1">
-                    <a:blip r:embed="rId38" cstate="print">
+                    <a:blip r:embed="rId39" cstate="print">
                       <a:extLst>
                         <a:ext uri="{28A0092B-C50C-407E-A947-70E740481C1C}">
                           <a14:useLocalDpi xmlns:a14="http://schemas.microsoft.com/office/drawing/2010/main" val="0"/>
@@ -30965,8 +32239,8 @@
         <w:pStyle w:val="Descripcin"/>
         <w:keepNext/>
       </w:pPr>
-      <w:bookmarkStart w:id="59" w:name="_Ref230109679"/>
-      <w:bookmarkStart w:id="60" w:name="_Ref230109674"/>
+      <w:bookmarkStart w:id="59" w:name="_Ref230109674"/>
+      <w:bookmarkStart w:id="60" w:name="_Ref230109679"/>
       <w:r>
         <w:t xml:space="preserve">Annex </w:t>
       </w:r>
@@ -30988,11 +32262,11 @@
       <w:r>
         <w:fldChar w:fldCharType="end"/>
       </w:r>
+      <w:bookmarkEnd w:id="60"/>
+      <w:r>
+        <w:t>: Calibration plot</w:t>
+      </w:r>
       <w:bookmarkEnd w:id="59"/>
-      <w:r>
-        <w:t>: Calibration plot</w:t>
-      </w:r>
-      <w:bookmarkEnd w:id="60"/>
     </w:p>
     <w:p>
       <w:pPr>
@@ -31035,7 +32309,7 @@
                     </pic:cNvPicPr>
                   </pic:nvPicPr>
                   <pic:blipFill rotWithShape="1">
-                    <a:blip r:embed="rId39" cstate="print">
+                    <a:blip r:embed="rId40" cstate="print">
                       <a:extLst>
                         <a:ext uri="{28A0092B-C50C-407E-A947-70E740481C1C}">
                           <a14:useLocalDpi xmlns:a14="http://schemas.microsoft.com/office/drawing/2010/main" val="0"/>
@@ -31145,7 +32419,7 @@
                     </pic:cNvPicPr>
                   </pic:nvPicPr>
                   <pic:blipFill rotWithShape="1">
-                    <a:blip r:embed="rId40" cstate="print">
+                    <a:blip r:embed="rId41" cstate="print">
                       <a:extLst>
                         <a:ext uri="{28A0092B-C50C-407E-A947-70E740481C1C}">
                           <a14:useLocalDpi xmlns:a14="http://schemas.microsoft.com/office/drawing/2010/main" val="0"/>
@@ -32192,6 +33466,248 @@
     </w:p>
     <w:p>
       <w:pPr>
+        <w:pStyle w:val="Ttulo2"/>
+      </w:pPr>
+      <w:r>
+        <w:t>Logit predictiu</w:t>
+      </w:r>
+    </w:p>
+    <w:p>
+      <w:pPr>
+        <w:pStyle w:val="Descripcin"/>
+        <w:keepNext/>
+        <w:jc w:val="left"/>
+      </w:pPr>
+      <w:bookmarkStart w:id="62" w:name="_Ref230797620"/>
+      <w:r>
+        <w:t xml:space="preserve">Annex </w:t>
+      </w:r>
+      <w:r>
+        <w:fldChar w:fldCharType="begin"/>
+      </w:r>
+      <w:r>
+        <w:instrText xml:space="preserve"> SEQ Annex \* ARABIC </w:instrText>
+      </w:r>
+      <w:r>
+        <w:fldChar w:fldCharType="separate"/>
+      </w:r>
+      <w:r>
+        <w:rPr>
+          <w:noProof/>
+        </w:rPr>
+        <w:t>12</w:t>
+      </w:r>
+      <w:r>
+        <w:fldChar w:fldCharType="end"/>
+      </w:r>
+      <w:bookmarkEnd w:id="62"/>
+      <w:r>
+        <w:t>: Corba Precision – Recall del lògit predictiu (OOF train)</w:t>
+      </w:r>
+    </w:p>
+    <w:p>
+      <w:pPr>
+        <w:spacing w:before="100" w:beforeAutospacing="1" w:after="100" w:afterAutospacing="1" w:line="240" w:lineRule="auto"/>
+        <w:jc w:val="center"/>
+        <w:rPr>
+          <w:rFonts w:ascii="Times New Roman" w:hAnsi="Times New Roman"/>
+          <w:color w:val="auto"/>
+          <w:kern w:val="0"/>
+          <w:sz w:val="24"/>
+          <w:szCs w:val="24"/>
+          <w:lang w:eastAsia="ca-ES"/>
+        </w:rPr>
+      </w:pPr>
+      <w:r>
+        <w:rPr>
+          <w:rFonts w:ascii="Times New Roman" w:hAnsi="Times New Roman"/>
+          <w:noProof/>
+          <w:color w:val="auto"/>
+          <w:kern w:val="0"/>
+          <w:sz w:val="24"/>
+          <w:szCs w:val="24"/>
+          <w:u w:val="single"/>
+          <w:lang w:eastAsia="ca-ES"/>
+        </w:rPr>
+        <w:drawing>
+          <wp:inline distT="0" distB="0" distL="0" distR="0" wp14:anchorId="670635A3" wp14:editId="6EB5C283">
+            <wp:extent cx="3528204" cy="2626458"/>
+            <wp:effectExtent l="0" t="0" r="0" b="2540"/>
+            <wp:docPr id="1357737125" name="Imagen 7"/>
+            <wp:cNvGraphicFramePr>
+              <a:graphicFrameLocks xmlns:a="http://schemas.openxmlformats.org/drawingml/2006/main" noChangeAspect="1"/>
+            </wp:cNvGraphicFramePr>
+            <a:graphic xmlns:a="http://schemas.openxmlformats.org/drawingml/2006/main">
+              <a:graphicData uri="http://schemas.openxmlformats.org/drawingml/2006/picture">
+                <pic:pic xmlns:pic="http://schemas.openxmlformats.org/drawingml/2006/picture">
+                  <pic:nvPicPr>
+                    <pic:cNvPr id="0" name="Picture 8"/>
+                    <pic:cNvPicPr>
+                      <a:picLocks noChangeAspect="1" noChangeArrowheads="1"/>
+                    </pic:cNvPicPr>
+                  </pic:nvPicPr>
+                  <pic:blipFill rotWithShape="1">
+                    <a:blip r:embed="rId42" cstate="print">
+                      <a:extLst>
+                        <a:ext uri="{28A0092B-C50C-407E-A947-70E740481C1C}">
+                          <a14:useLocalDpi xmlns:a14="http://schemas.microsoft.com/office/drawing/2010/main" val="0"/>
+                        </a:ext>
+                      </a:extLst>
+                    </a:blip>
+                    <a:srcRect t="6986"/>
+                    <a:stretch>
+                      <a:fillRect/>
+                    </a:stretch>
+                  </pic:blipFill>
+                  <pic:spPr bwMode="auto">
+                    <a:xfrm>
+                      <a:off x="0" y="0"/>
+                      <a:ext cx="3534673" cy="2631274"/>
+                    </a:xfrm>
+                    <a:prstGeom prst="rect">
+                      <a:avLst/>
+                    </a:prstGeom>
+                    <a:noFill/>
+                    <a:ln>
+                      <a:noFill/>
+                    </a:ln>
+                    <a:extLst>
+                      <a:ext uri="{53640926-AAD7-44D8-BBD7-CCE9431645EC}">
+                        <a14:shadowObscured xmlns:a14="http://schemas.microsoft.com/office/drawing/2010/main"/>
+                      </a:ext>
+                    </a:extLst>
+                  </pic:spPr>
+                </pic:pic>
+              </a:graphicData>
+            </a:graphic>
+          </wp:inline>
+        </w:drawing>
+      </w:r>
+    </w:p>
+    <w:p>
+      <w:pPr>
+        <w:pStyle w:val="Descripcin"/>
+        <w:keepNext/>
+      </w:pPr>
+      <w:bookmarkStart w:id="63" w:name="_Ref230797581"/>
+      <w:r>
+        <w:t xml:space="preserve">Annex </w:t>
+      </w:r>
+      <w:r>
+        <w:fldChar w:fldCharType="begin"/>
+      </w:r>
+      <w:r>
+        <w:instrText xml:space="preserve"> SEQ Annex \* ARABIC </w:instrText>
+      </w:r>
+      <w:r>
+        <w:fldChar w:fldCharType="separate"/>
+      </w:r>
+      <w:r>
+        <w:rPr>
+          <w:noProof/>
+        </w:rPr>
+        <w:t>13</w:t>
+      </w:r>
+      <w:r>
+        <w:fldChar w:fldCharType="end"/>
+      </w:r>
+      <w:bookmarkEnd w:id="63"/>
+      <w:r>
+        <w:t>: Corba ROC sobre el test</w:t>
+      </w:r>
+    </w:p>
+    <w:p>
+      <w:pPr>
+        <w:spacing w:before="100" w:beforeAutospacing="1" w:after="100" w:afterAutospacing="1" w:line="240" w:lineRule="auto"/>
+        <w:jc w:val="center"/>
+        <w:rPr>
+          <w:rFonts w:ascii="Times New Roman" w:hAnsi="Times New Roman"/>
+          <w:color w:val="auto"/>
+          <w:kern w:val="0"/>
+          <w:sz w:val="24"/>
+          <w:szCs w:val="24"/>
+          <w:lang w:eastAsia="ca-ES"/>
+        </w:rPr>
+      </w:pPr>
+      <w:r>
+        <w:rPr>
+          <w:rFonts w:ascii="Times New Roman" w:hAnsi="Times New Roman"/>
+          <w:color w:val="auto"/>
+          <w:kern w:val="0"/>
+          <w:sz w:val="24"/>
+          <w:szCs w:val="24"/>
+          <w:lang w:eastAsia="ca-ES"/>
+        </w:rPr>
+        <w:drawing>
+          <wp:inline distT="0" distB="0" distL="0" distR="0" wp14:anchorId="7BBD133E" wp14:editId="1193792B">
+            <wp:extent cx="3763010" cy="2820539"/>
+            <wp:effectExtent l="0" t="0" r="0" b="0"/>
+            <wp:docPr id="32031804" name="Imagen 9"/>
+            <wp:cNvGraphicFramePr>
+              <a:graphicFrameLocks xmlns:a="http://schemas.openxmlformats.org/drawingml/2006/main" noChangeAspect="1"/>
+            </wp:cNvGraphicFramePr>
+            <a:graphic xmlns:a="http://schemas.openxmlformats.org/drawingml/2006/main">
+              <a:graphicData uri="http://schemas.openxmlformats.org/drawingml/2006/picture">
+                <pic:pic xmlns:pic="http://schemas.openxmlformats.org/drawingml/2006/picture">
+                  <pic:nvPicPr>
+                    <pic:cNvPr id="0" name="Picture 15"/>
+                    <pic:cNvPicPr>
+                      <a:picLocks noChangeAspect="1" noChangeArrowheads="1"/>
+                    </pic:cNvPicPr>
+                  </pic:nvPicPr>
+                  <pic:blipFill rotWithShape="1">
+                    <a:blip r:embed="rId43" cstate="print">
+                      <a:extLst>
+                        <a:ext uri="{28A0092B-C50C-407E-A947-70E740481C1C}">
+                          <a14:useLocalDpi xmlns:a14="http://schemas.microsoft.com/office/drawing/2010/main" val="0"/>
+                        </a:ext>
+                      </a:extLst>
+                    </a:blip>
+                    <a:srcRect t="6304"/>
+                    <a:stretch>
+                      <a:fillRect/>
+                    </a:stretch>
+                  </pic:blipFill>
+                  <pic:spPr bwMode="auto">
+                    <a:xfrm>
+                      <a:off x="0" y="0"/>
+                      <a:ext cx="3765700" cy="2822555"/>
+                    </a:xfrm>
+                    <a:prstGeom prst="rect">
+                      <a:avLst/>
+                    </a:prstGeom>
+                    <a:noFill/>
+                    <a:ln>
+                      <a:noFill/>
+                    </a:ln>
+                    <a:extLst>
+                      <a:ext uri="{53640926-AAD7-44D8-BBD7-CCE9431645EC}">
+                        <a14:shadowObscured xmlns:a14="http://schemas.microsoft.com/office/drawing/2010/main"/>
+                      </a:ext>
+                    </a:extLst>
+                  </pic:spPr>
+                </pic:pic>
+              </a:graphicData>
+            </a:graphic>
+          </wp:inline>
+        </w:drawing>
+      </w:r>
+    </w:p>
+    <w:p>
+      <w:pPr>
+        <w:spacing w:before="100" w:beforeAutospacing="1" w:after="100" w:afterAutospacing="1" w:line="240" w:lineRule="auto"/>
+        <w:rPr>
+          <w:rFonts w:ascii="Times New Roman" w:hAnsi="Times New Roman"/>
+          <w:color w:val="auto"/>
+          <w:kern w:val="0"/>
+          <w:sz w:val="24"/>
+          <w:szCs w:val="24"/>
+          <w:lang w:eastAsia="ca-ES"/>
+        </w:rPr>
+      </w:pPr>
+    </w:p>
+    <w:p>
+      <w:pPr>
         <w:rPr>
           <w:lang w:eastAsia="en-US"/>
         </w:rPr>
@@ -32207,12 +33723,13 @@
         </w:rPr>
       </w:pPr>
       <w:r>
+        <w:lastRenderedPageBreak/>
         <w:br w:type="page"/>
       </w:r>
     </w:p>
     <w:p/>
     <w:sectPr>
-      <w:footerReference w:type="default" r:id="rId41"/>
+      <w:footerReference w:type="default" r:id="rId44"/>
       <w:pgSz w:w="11906" w:h="16838"/>
       <w:pgMar w:top="1417" w:right="1701" w:bottom="1417" w:left="1701" w:header="708" w:footer="708" w:gutter="0"/>
       <w:cols w:space="708"/>
@@ -36087,7 +37604,7 @@
   <w:style w:type="paragraph" w:default="1" w:styleId="Normal">
     <w:name w:val="Normal"/>
     <w:qFormat/>
-    <w:rsid w:val="00916772"/>
+    <w:rsid w:val="00641C87"/>
     <w:pPr>
       <w:spacing w:after="240" w:line="360" w:lineRule="auto"/>
       <w:jc w:val="both"/>

--- a/Documents/Redacció.docx
+++ b/Documents/Redacció.docx
@@ -3,6 +3,9 @@
 <w:document xmlns:wpc="http://schemas.microsoft.com/office/word/2010/wordprocessingCanvas" xmlns:cx="http://schemas.microsoft.com/office/drawing/2014/chartex" xmlns:cx1="http://schemas.microsoft.com/office/drawing/2015/9/8/chartex" xmlns:cx2="http://schemas.microsoft.com/office/drawing/2015/10/21/chartex" xmlns:cx3="http://schemas.microsoft.com/office/drawing/2016/5/9/chartex" xmlns:cx4="http://schemas.microsoft.com/office/drawing/2016/5/10/chartex" xmlns:cx5="http://schemas.microsoft.com/office/drawing/2016/5/11/chartex" xmlns:cx6="http://schemas.microsoft.com/office/drawing/2016/5/12/chartex" xmlns:cx7="http://schemas.microsoft.com/office/drawing/2016/5/13/chartex" xmlns:cx8="http://schemas.microsoft.com/office/drawing/2016/5/14/chartex" xmlns:mc="http://schemas.openxmlformats.org/markup-compatibility/2006" xmlns:aink="http://schemas.microsoft.com/office/drawing/2016/ink" xmlns:am3d="http://schemas.microsoft.com/office/drawing/2017/model3d" xmlns:o="urn:schemas-microsoft-com:office:office" xmlns:oel="http://schemas.microsoft.com/office/2019/extlst" xmlns:r="http://schemas.openxmlformats.org/officeDocument/2006/relationships" xmlns:m="http://schemas.openxmlformats.org/officeDocument/2006/math" xmlns:v="urn:schemas-microsoft-com:vml" xmlns:wp14="http://schemas.microsoft.com/office/word/2010/wordprocessingDrawing" xmlns:wp="http://schemas.openxmlformats.org/drawingml/2006/wordprocessingDrawing" xmlns:w10="urn:schemas-microsoft-com:office:word" xmlns:w="http://schemas.openxmlformats.org/wordprocessingml/2006/main" xmlns:w14="http://schemas.microsoft.com/office/word/2010/wordml" xmlns:w15="http://schemas.microsoft.com/office/word/2012/wordml" xmlns:w16cex="http://schemas.microsoft.com/office/word/2018/wordml/cex" xmlns:w16cid="http://schemas.microsoft.com/office/word/2016/wordml/cid" xmlns:w16="http://schemas.microsoft.com/office/word/2018/wordml" xmlns:w16du="http://schemas.microsoft.com/office/word/2023/wordml/word16du" xmlns:w16sdtdh="http://schemas.microsoft.com/office/word/2020/wordml/sdtdatahash" xmlns:w16sdtfl="http://schemas.microsoft.com/office/word/2024/wordml/sdtformatlock" xmlns:w16se="http://schemas.microsoft.com/office/word/2015/wordml/symex" xmlns:wpg="http://schemas.microsoft.com/office/word/2010/wordprocessingGroup" xmlns:wpi="http://schemas.microsoft.com/office/word/2010/wordprocessingInk" xmlns:wne="http://schemas.microsoft.com/office/word/2006/wordml" xmlns:wps="http://schemas.microsoft.com/office/word/2010/wordprocessingShape" mc:Ignorable="w14 w15 w16se w16cid w16 w16cex w16sdtdh w16sdtfl w16du wp14">
   <w:body>
     <w:p>
+      <w:pPr>
+        <w:ind w:left="708" w:hanging="708"/>
+      </w:pPr>
       <w:r>
         <w:rPr>
           <w:noProof/>
@@ -6582,7 +6585,7 @@
         <w:rPr>
           <w:noProof/>
         </w:rPr>
-        <w:t>1</w:t>
+        <w:t>7</w:t>
       </w:r>
       <w:r>
         <w:rPr>
@@ -8019,14 +8022,14 @@
     <w:tbl>
       <w:tblPr>
         <w:tblStyle w:val="TablaAPA7"/>
-        <w:tblW w:w="8364" w:type="dxa"/>
+        <w:tblW w:w="8647" w:type="dxa"/>
         <w:tblLook w:val="04A0" w:firstRow="1" w:lastRow="0" w:firstColumn="1" w:lastColumn="0" w:noHBand="0" w:noVBand="1"/>
       </w:tblPr>
       <w:tblGrid>
-        <w:gridCol w:w="3686"/>
-        <w:gridCol w:w="1417"/>
-        <w:gridCol w:w="1560"/>
-        <w:gridCol w:w="1701"/>
+        <w:gridCol w:w="3056"/>
+        <w:gridCol w:w="1764"/>
+        <w:gridCol w:w="1984"/>
+        <w:gridCol w:w="1843"/>
       </w:tblGrid>
       <w:tr>
         <w:trPr>
@@ -8035,7 +8038,7 @@
         <w:tc>
           <w:tcPr>
             <w:cnfStyle w:val="001000000000" w:firstRow="0" w:lastRow="0" w:firstColumn="1" w:lastColumn="0" w:oddVBand="0" w:evenVBand="0" w:oddHBand="0" w:evenHBand="0" w:firstRowFirstColumn="0" w:firstRowLastColumn="0" w:lastRowFirstColumn="0" w:lastRowLastColumn="0"/>
-            <w:tcW w:w="3686" w:type="dxa"/>
+            <w:tcW w:w="3056" w:type="dxa"/>
           </w:tcPr>
           <w:p>
             <w:pPr>
@@ -8054,12 +8057,11 @@
         </w:tc>
         <w:tc>
           <w:tcPr>
-            <w:tcW w:w="1417" w:type="dxa"/>
+            <w:tcW w:w="1764" w:type="dxa"/>
           </w:tcPr>
           <w:p>
             <w:pPr>
               <w:spacing w:after="0"/>
-              <w:jc w:val="center"/>
               <w:cnfStyle w:val="100000000000" w:firstRow="1" w:lastRow="0" w:firstColumn="0" w:lastColumn="0" w:oddVBand="0" w:evenVBand="0" w:oddHBand="0" w:evenHBand="0" w:firstRowFirstColumn="0" w:firstRowLastColumn="0" w:lastRowFirstColumn="0" w:lastRowLastColumn="0"/>
               <w:rPr>
                 <w:rFonts w:eastAsia="Aptos"/>
@@ -8075,12 +8077,11 @@
         </w:tc>
         <w:tc>
           <w:tcPr>
-            <w:tcW w:w="1560" w:type="dxa"/>
+            <w:tcW w:w="1984" w:type="dxa"/>
           </w:tcPr>
           <w:p>
             <w:pPr>
               <w:spacing w:after="0"/>
-              <w:jc w:val="center"/>
               <w:cnfStyle w:val="100000000000" w:firstRow="1" w:lastRow="0" w:firstColumn="0" w:lastColumn="0" w:oddVBand="0" w:evenVBand="0" w:oddHBand="0" w:evenHBand="0" w:firstRowFirstColumn="0" w:firstRowLastColumn="0" w:lastRowFirstColumn="0" w:lastRowLastColumn="0"/>
               <w:rPr>
                 <w:rFonts w:eastAsia="Aptos"/>
@@ -8096,12 +8097,11 @@
         </w:tc>
         <w:tc>
           <w:tcPr>
-            <w:tcW w:w="1701" w:type="dxa"/>
+            <w:tcW w:w="1843" w:type="dxa"/>
           </w:tcPr>
           <w:p>
             <w:pPr>
               <w:spacing w:after="0"/>
-              <w:jc w:val="center"/>
               <w:cnfStyle w:val="100000000000" w:firstRow="1" w:lastRow="0" w:firstColumn="0" w:lastColumn="0" w:oddVBand="0" w:evenVBand="0" w:oddHBand="0" w:evenHBand="0" w:firstRowFirstColumn="0" w:firstRowLastColumn="0" w:lastRowFirstColumn="0" w:lastRowLastColumn="0"/>
               <w:rPr>
                 <w:rFonts w:eastAsia="Aptos"/>
@@ -8120,7 +8120,7 @@
         <w:tc>
           <w:tcPr>
             <w:cnfStyle w:val="001000000000" w:firstRow="0" w:lastRow="0" w:firstColumn="1" w:lastColumn="0" w:oddVBand="0" w:evenVBand="0" w:oddHBand="0" w:evenHBand="0" w:firstRowFirstColumn="0" w:firstRowLastColumn="0" w:lastRowFirstColumn="0" w:lastRowLastColumn="0"/>
-            <w:tcW w:w="3686" w:type="dxa"/>
+            <w:tcW w:w="3056" w:type="dxa"/>
             <w:vAlign w:val="top"/>
           </w:tcPr>
           <w:p>
@@ -8140,13 +8140,12 @@
         </w:tc>
         <w:tc>
           <w:tcPr>
-            <w:tcW w:w="1417" w:type="dxa"/>
+            <w:tcW w:w="1764" w:type="dxa"/>
             <w:vAlign w:val="top"/>
           </w:tcPr>
           <w:p>
             <w:pPr>
               <w:spacing w:after="0"/>
-              <w:jc w:val="center"/>
               <w:cnfStyle w:val="000000000000" w:firstRow="0" w:lastRow="0" w:firstColumn="0" w:lastColumn="0" w:oddVBand="0" w:evenVBand="0" w:oddHBand="0" w:evenHBand="0" w:firstRowFirstColumn="0" w:firstRowLastColumn="0" w:lastRowFirstColumn="0" w:lastRowLastColumn="0"/>
               <w:rPr>
                 <w:rFonts w:eastAsia="Aptos"/>
@@ -8162,13 +8161,12 @@
         </w:tc>
         <w:tc>
           <w:tcPr>
-            <w:tcW w:w="1560" w:type="dxa"/>
+            <w:tcW w:w="1984" w:type="dxa"/>
             <w:vAlign w:val="top"/>
           </w:tcPr>
           <w:p>
             <w:pPr>
               <w:spacing w:after="0"/>
-              <w:jc w:val="center"/>
               <w:cnfStyle w:val="000000000000" w:firstRow="0" w:lastRow="0" w:firstColumn="0" w:lastColumn="0" w:oddVBand="0" w:evenVBand="0" w:oddHBand="0" w:evenHBand="0" w:firstRowFirstColumn="0" w:firstRowLastColumn="0" w:lastRowFirstColumn="0" w:lastRowLastColumn="0"/>
               <w:rPr>
                 <w:rFonts w:eastAsia="Aptos"/>
@@ -8184,13 +8182,12 @@
         </w:tc>
         <w:tc>
           <w:tcPr>
-            <w:tcW w:w="1701" w:type="dxa"/>
+            <w:tcW w:w="1843" w:type="dxa"/>
             <w:vAlign w:val="top"/>
           </w:tcPr>
           <w:p>
             <w:pPr>
               <w:spacing w:after="0"/>
-              <w:jc w:val="center"/>
               <w:cnfStyle w:val="000000000000" w:firstRow="0" w:lastRow="0" w:firstColumn="0" w:lastColumn="0" w:oddVBand="0" w:evenVBand="0" w:oddHBand="0" w:evenHBand="0" w:firstRowFirstColumn="0" w:firstRowLastColumn="0" w:lastRowFirstColumn="0" w:lastRowLastColumn="0"/>
               <w:rPr>
                 <w:rFonts w:eastAsia="Aptos"/>
@@ -8209,7 +8206,7 @@
         <w:tc>
           <w:tcPr>
             <w:cnfStyle w:val="001000000000" w:firstRow="0" w:lastRow="0" w:firstColumn="1" w:lastColumn="0" w:oddVBand="0" w:evenVBand="0" w:oddHBand="0" w:evenHBand="0" w:firstRowFirstColumn="0" w:firstRowLastColumn="0" w:lastRowFirstColumn="0" w:lastRowLastColumn="0"/>
-            <w:tcW w:w="3686" w:type="dxa"/>
+            <w:tcW w:w="3056" w:type="dxa"/>
             <w:vAlign w:val="top"/>
           </w:tcPr>
           <w:p>
@@ -8229,13 +8226,12 @@
         </w:tc>
         <w:tc>
           <w:tcPr>
-            <w:tcW w:w="1417" w:type="dxa"/>
+            <w:tcW w:w="1764" w:type="dxa"/>
             <w:vAlign w:val="top"/>
           </w:tcPr>
           <w:p>
             <w:pPr>
               <w:spacing w:after="0"/>
-              <w:jc w:val="center"/>
               <w:cnfStyle w:val="000000000000" w:firstRow="0" w:lastRow="0" w:firstColumn="0" w:lastColumn="0" w:oddVBand="0" w:evenVBand="0" w:oddHBand="0" w:evenHBand="0" w:firstRowFirstColumn="0" w:firstRowLastColumn="0" w:lastRowFirstColumn="0" w:lastRowLastColumn="0"/>
               <w:rPr>
                 <w:rFonts w:eastAsia="Aptos"/>
@@ -8251,13 +8247,12 @@
         </w:tc>
         <w:tc>
           <w:tcPr>
-            <w:tcW w:w="1560" w:type="dxa"/>
+            <w:tcW w:w="1984" w:type="dxa"/>
             <w:vAlign w:val="top"/>
           </w:tcPr>
           <w:p>
             <w:pPr>
               <w:spacing w:after="0"/>
-              <w:jc w:val="center"/>
               <w:cnfStyle w:val="000000000000" w:firstRow="0" w:lastRow="0" w:firstColumn="0" w:lastColumn="0" w:oddVBand="0" w:evenVBand="0" w:oddHBand="0" w:evenHBand="0" w:firstRowFirstColumn="0" w:firstRowLastColumn="0" w:lastRowFirstColumn="0" w:lastRowLastColumn="0"/>
               <w:rPr>
                 <w:rFonts w:eastAsia="Aptos"/>
@@ -8273,13 +8268,12 @@
         </w:tc>
         <w:tc>
           <w:tcPr>
-            <w:tcW w:w="1701" w:type="dxa"/>
+            <w:tcW w:w="1843" w:type="dxa"/>
             <w:vAlign w:val="top"/>
           </w:tcPr>
           <w:p>
             <w:pPr>
               <w:spacing w:after="0"/>
-              <w:jc w:val="center"/>
               <w:cnfStyle w:val="000000000000" w:firstRow="0" w:lastRow="0" w:firstColumn="0" w:lastColumn="0" w:oddVBand="0" w:evenVBand="0" w:oddHBand="0" w:evenHBand="0" w:firstRowFirstColumn="0" w:firstRowLastColumn="0" w:lastRowFirstColumn="0" w:lastRowLastColumn="0"/>
               <w:rPr>
                 <w:rFonts w:eastAsia="Aptos"/>
@@ -8298,7 +8292,7 @@
         <w:tc>
           <w:tcPr>
             <w:cnfStyle w:val="001000000000" w:firstRow="0" w:lastRow="0" w:firstColumn="1" w:lastColumn="0" w:oddVBand="0" w:evenVBand="0" w:oddHBand="0" w:evenHBand="0" w:firstRowFirstColumn="0" w:firstRowLastColumn="0" w:lastRowFirstColumn="0" w:lastRowLastColumn="0"/>
-            <w:tcW w:w="3686" w:type="dxa"/>
+            <w:tcW w:w="3056" w:type="dxa"/>
             <w:vAlign w:val="top"/>
           </w:tcPr>
           <w:p>
@@ -8318,13 +8312,12 @@
         </w:tc>
         <w:tc>
           <w:tcPr>
-            <w:tcW w:w="1417" w:type="dxa"/>
+            <w:tcW w:w="1764" w:type="dxa"/>
             <w:vAlign w:val="top"/>
           </w:tcPr>
           <w:p>
             <w:pPr>
               <w:spacing w:after="0"/>
-              <w:jc w:val="center"/>
               <w:cnfStyle w:val="000000000000" w:firstRow="0" w:lastRow="0" w:firstColumn="0" w:lastColumn="0" w:oddVBand="0" w:evenVBand="0" w:oddHBand="0" w:evenHBand="0" w:firstRowFirstColumn="0" w:firstRowLastColumn="0" w:lastRowFirstColumn="0" w:lastRowLastColumn="0"/>
               <w:rPr>
                 <w:rFonts w:eastAsia="Aptos"/>
@@ -8340,13 +8333,12 @@
         </w:tc>
         <w:tc>
           <w:tcPr>
-            <w:tcW w:w="1560" w:type="dxa"/>
+            <w:tcW w:w="1984" w:type="dxa"/>
             <w:vAlign w:val="top"/>
           </w:tcPr>
           <w:p>
             <w:pPr>
               <w:spacing w:after="0"/>
-              <w:jc w:val="center"/>
               <w:cnfStyle w:val="000000000000" w:firstRow="0" w:lastRow="0" w:firstColumn="0" w:lastColumn="0" w:oddVBand="0" w:evenVBand="0" w:oddHBand="0" w:evenHBand="0" w:firstRowFirstColumn="0" w:firstRowLastColumn="0" w:lastRowFirstColumn="0" w:lastRowLastColumn="0"/>
               <w:rPr>
                 <w:rFonts w:eastAsia="Aptos"/>
@@ -8362,13 +8354,12 @@
         </w:tc>
         <w:tc>
           <w:tcPr>
-            <w:tcW w:w="1701" w:type="dxa"/>
+            <w:tcW w:w="1843" w:type="dxa"/>
             <w:vAlign w:val="top"/>
           </w:tcPr>
           <w:p>
             <w:pPr>
               <w:spacing w:after="0"/>
-              <w:jc w:val="center"/>
               <w:cnfStyle w:val="000000000000" w:firstRow="0" w:lastRow="0" w:firstColumn="0" w:lastColumn="0" w:oddVBand="0" w:evenVBand="0" w:oddHBand="0" w:evenHBand="0" w:firstRowFirstColumn="0" w:firstRowLastColumn="0" w:lastRowFirstColumn="0" w:lastRowLastColumn="0"/>
               <w:rPr>
                 <w:rFonts w:eastAsia="Aptos"/>
@@ -8387,7 +8378,7 @@
         <w:tc>
           <w:tcPr>
             <w:cnfStyle w:val="001000000000" w:firstRow="0" w:lastRow="0" w:firstColumn="1" w:lastColumn="0" w:oddVBand="0" w:evenVBand="0" w:oddHBand="0" w:evenHBand="0" w:firstRowFirstColumn="0" w:firstRowLastColumn="0" w:lastRowFirstColumn="0" w:lastRowLastColumn="0"/>
-            <w:tcW w:w="3686" w:type="dxa"/>
+            <w:tcW w:w="3056" w:type="dxa"/>
             <w:vAlign w:val="top"/>
           </w:tcPr>
           <w:p>
@@ -8407,13 +8398,12 @@
         </w:tc>
         <w:tc>
           <w:tcPr>
-            <w:tcW w:w="1417" w:type="dxa"/>
+            <w:tcW w:w="1764" w:type="dxa"/>
             <w:vAlign w:val="top"/>
           </w:tcPr>
           <w:p>
             <w:pPr>
               <w:spacing w:after="0"/>
-              <w:jc w:val="center"/>
               <w:cnfStyle w:val="000000000000" w:firstRow="0" w:lastRow="0" w:firstColumn="0" w:lastColumn="0" w:oddVBand="0" w:evenVBand="0" w:oddHBand="0" w:evenHBand="0" w:firstRowFirstColumn="0" w:firstRowLastColumn="0" w:lastRowFirstColumn="0" w:lastRowLastColumn="0"/>
               <w:rPr>
                 <w:rFonts w:eastAsia="Aptos"/>
@@ -8429,13 +8419,12 @@
         </w:tc>
         <w:tc>
           <w:tcPr>
-            <w:tcW w:w="1560" w:type="dxa"/>
+            <w:tcW w:w="1984" w:type="dxa"/>
             <w:vAlign w:val="top"/>
           </w:tcPr>
           <w:p>
             <w:pPr>
               <w:spacing w:after="0"/>
-              <w:jc w:val="center"/>
               <w:cnfStyle w:val="000000000000" w:firstRow="0" w:lastRow="0" w:firstColumn="0" w:lastColumn="0" w:oddVBand="0" w:evenVBand="0" w:oddHBand="0" w:evenHBand="0" w:firstRowFirstColumn="0" w:firstRowLastColumn="0" w:lastRowFirstColumn="0" w:lastRowLastColumn="0"/>
               <w:rPr>
                 <w:rFonts w:eastAsia="Aptos"/>
@@ -8451,13 +8440,12 @@
         </w:tc>
         <w:tc>
           <w:tcPr>
-            <w:tcW w:w="1701" w:type="dxa"/>
+            <w:tcW w:w="1843" w:type="dxa"/>
             <w:vAlign w:val="top"/>
           </w:tcPr>
           <w:p>
             <w:pPr>
               <w:spacing w:after="0"/>
-              <w:jc w:val="center"/>
               <w:cnfStyle w:val="000000000000" w:firstRow="0" w:lastRow="0" w:firstColumn="0" w:lastColumn="0" w:oddVBand="0" w:evenVBand="0" w:oddHBand="0" w:evenHBand="0" w:firstRowFirstColumn="0" w:firstRowLastColumn="0" w:lastRowFirstColumn="0" w:lastRowLastColumn="0"/>
               <w:rPr>
                 <w:rFonts w:eastAsia="Aptos"/>
@@ -8476,7 +8464,7 @@
         <w:tc>
           <w:tcPr>
             <w:cnfStyle w:val="001000000000" w:firstRow="0" w:lastRow="0" w:firstColumn="1" w:lastColumn="0" w:oddVBand="0" w:evenVBand="0" w:oddHBand="0" w:evenHBand="0" w:firstRowFirstColumn="0" w:firstRowLastColumn="0" w:lastRowFirstColumn="0" w:lastRowLastColumn="0"/>
-            <w:tcW w:w="3686" w:type="dxa"/>
+            <w:tcW w:w="3056" w:type="dxa"/>
             <w:vAlign w:val="top"/>
           </w:tcPr>
           <w:p>
@@ -8496,13 +8484,12 @@
         </w:tc>
         <w:tc>
           <w:tcPr>
-            <w:tcW w:w="1417" w:type="dxa"/>
+            <w:tcW w:w="1764" w:type="dxa"/>
             <w:vAlign w:val="top"/>
           </w:tcPr>
           <w:p>
             <w:pPr>
               <w:spacing w:after="0"/>
-              <w:jc w:val="center"/>
               <w:cnfStyle w:val="000000000000" w:firstRow="0" w:lastRow="0" w:firstColumn="0" w:lastColumn="0" w:oddVBand="0" w:evenVBand="0" w:oddHBand="0" w:evenHBand="0" w:firstRowFirstColumn="0" w:firstRowLastColumn="0" w:lastRowFirstColumn="0" w:lastRowLastColumn="0"/>
               <w:rPr>
                 <w:rFonts w:eastAsia="Aptos"/>
@@ -8518,13 +8505,12 @@
         </w:tc>
         <w:tc>
           <w:tcPr>
-            <w:tcW w:w="1560" w:type="dxa"/>
+            <w:tcW w:w="1984" w:type="dxa"/>
             <w:vAlign w:val="top"/>
           </w:tcPr>
           <w:p>
             <w:pPr>
               <w:spacing w:after="0"/>
-              <w:jc w:val="center"/>
               <w:cnfStyle w:val="000000000000" w:firstRow="0" w:lastRow="0" w:firstColumn="0" w:lastColumn="0" w:oddVBand="0" w:evenVBand="0" w:oddHBand="0" w:evenHBand="0" w:firstRowFirstColumn="0" w:firstRowLastColumn="0" w:lastRowFirstColumn="0" w:lastRowLastColumn="0"/>
               <w:rPr>
                 <w:rFonts w:eastAsia="Aptos"/>
@@ -8540,13 +8526,12 @@
         </w:tc>
         <w:tc>
           <w:tcPr>
-            <w:tcW w:w="1701" w:type="dxa"/>
+            <w:tcW w:w="1843" w:type="dxa"/>
             <w:vAlign w:val="top"/>
           </w:tcPr>
           <w:p>
             <w:pPr>
               <w:spacing w:after="0"/>
-              <w:jc w:val="center"/>
               <w:cnfStyle w:val="000000000000" w:firstRow="0" w:lastRow="0" w:firstColumn="0" w:lastColumn="0" w:oddVBand="0" w:evenVBand="0" w:oddHBand="0" w:evenHBand="0" w:firstRowFirstColumn="0" w:firstRowLastColumn="0" w:lastRowFirstColumn="0" w:lastRowLastColumn="0"/>
               <w:rPr>
                 <w:rFonts w:eastAsia="Aptos"/>
@@ -9854,6 +9839,392 @@
         </w:rPr>
         <w:t>Per a la validació s'utilitza un repeated 5×10-fold cross-validation (50 iteracions en total: 5 repeticions de 10 folds). Aquest protocol és considerablement més exigent que un simple 10-fold, especialment rellevant amb mostres petites, perquè redueix la variabilitat de les estimacions i proporciona intervals de confiança més estables sobre les mètriques. En cada fold s'entrena el model sobre el 90% del train i s'avalua sobre el 10% restant, reportant AUC, AUPRC, Precisió, Recall, F1 i Balanced Accuracy.</w:t>
       </w:r>
+    </w:p>
+    <w:p>
+      <w:pPr>
+        <w:spacing w:after="0" w:line="240" w:lineRule="auto"/>
+        <w:jc w:val="left"/>
+        <w:rPr>
+          <w:rFonts w:eastAsia="Aptos"/>
+        </w:rPr>
+      </w:pPr>
+      <w:r>
+        <w:rPr>
+          <w:rFonts w:eastAsia="Aptos"/>
+        </w:rPr>
+        <w:br w:type="page"/>
+      </w:r>
+    </w:p>
+    <w:p>
+      <w:pPr>
+        <w:pStyle w:val="Ttulo3"/>
+      </w:pPr>
+      <w:r>
+        <w:lastRenderedPageBreak/>
+        <w:t>Random Forest</w:t>
+      </w:r>
+    </w:p>
+    <w:p>
+      <w:r>
+        <w:t>El Random Forest és un algorisme d'aprenentatge automàtic supervisat basat en la construcció de múltiples arbres de decisió. Cada arbre s'entrena sobre una mostra bootstrap del conjunt d'entrenament</w:t>
+      </w:r>
+      <w:r>
+        <w:t xml:space="preserve">, </w:t>
+      </w:r>
+      <w:r>
+        <w:t>és a dir, una submostra aleatòria amb reemplaçament</w:t>
+      </w:r>
+      <w:r>
+        <w:t>,</w:t>
+      </w:r>
+      <w:r>
+        <w:t xml:space="preserve"> i en cada divisió de node només considera un subconjunt aleatori de </w:t>
+      </w:r>
+      <w:r>
+        <w:t xml:space="preserve">variables predictores (paràmetre </w:t>
+      </w:r>
+      <w:r>
+        <w:rPr>
+          <w:i/>
+          <w:iCs/>
+        </w:rPr>
+        <w:t>mtry</w:t>
+      </w:r>
+      <w:r>
+        <w:t>)</w:t>
+      </w:r>
+      <w:r>
+        <w:t>.</w:t>
+      </w:r>
+    </w:p>
+    <w:p>
+      <w:pPr>
+        <w:rPr>
+          <w:color w:val="auto"/>
+          <w:kern w:val="0"/>
+          <w:sz w:val="24"/>
+          <w:lang w:eastAsia="ca-ES"/>
+        </w:rPr>
+      </w:pPr>
+      <w:r>
+        <w:t>La predicció final del model és la mitjana de les prediccions individuals de tots els arbres, cosa que redueix la variància i millora la generalització respecte a un únic arbre. Aquesta lògica d'ensembl</w:t>
+      </w:r>
+      <w:r>
+        <w:t>atge</w:t>
+      </w:r>
+      <w:r>
+        <w:t xml:space="preserve"> és precisament el que fa al Random Forest més robust que el logit davant relacions no lineals i interaccions entre variables, sense necessitat d'especificar-les explícitament.</w:t>
+      </w:r>
+    </w:p>
+    <w:p>
+      <w:r>
+        <w:t xml:space="preserve">S'han estimat dos models paral·lels per comparar el poder predictiu de dues representacions diferents dels mateixos fenòmens. </w:t>
+      </w:r>
+      <w:r>
+        <w:t xml:space="preserve">El </w:t>
+      </w:r>
+      <w:r>
+        <w:rPr>
+          <w:rStyle w:val="Fuerte"/>
+          <w:b w:val="0"/>
+          <w:bCs w:val="0"/>
+        </w:rPr>
+        <w:t>RF-A</w:t>
+      </w:r>
+      <w:r>
+        <w:t xml:space="preserve"> utilitza </w:t>
+      </w:r>
+      <w:r>
+        <w:t>les variables rellevants del model logístic i afegeix algunes altres variables potencialment rellevants que també poden mesurar possibles interaccions</w:t>
+      </w:r>
+      <w:r>
+        <w:t>, sumant</w:t>
+      </w:r>
+      <w:r>
+        <w:t xml:space="preserve"> un total de</w:t>
+      </w:r>
+      <w:r>
+        <w:t xml:space="preserve"> 15 predictors.</w:t>
+      </w:r>
+      <w:r>
+        <w:t xml:space="preserve"> </w:t>
+      </w:r>
+      <w:r>
+        <w:t xml:space="preserve">El </w:t>
+      </w:r>
+      <w:r>
+        <w:rPr>
+          <w:rStyle w:val="Fuerte"/>
+          <w:b w:val="0"/>
+          <w:bCs w:val="0"/>
+        </w:rPr>
+        <w:t>RF-B</w:t>
+      </w:r>
+      <w:r>
+        <w:t xml:space="preserve"> substitueix els factors per les variables Likert originals més significatives, resultant en 26 predictors. L'objectiu d'aquesta doble especificació és avaluar si la síntesi dimensional de l'EFA aporta millor capacitat predictiva que mantenir les variables individuals en brut.</w:t>
+      </w:r>
+    </w:p>
+    <w:p>
+      <w:r>
+        <w:rPr>
+          <w:rStyle w:val="Fuerte"/>
+        </w:rPr>
+        <w:t>Partició train/test</w:t>
+      </w:r>
+    </w:p>
+    <w:p>
+      <w:r>
+        <w:t>Les 342 observacions s'han dividit en un 80% d'entrenament (274 observacions) i un 20% de test (68 observacions), mantenint la mateixa partició que s'ha usat en el model logístic per garantir la comparabilitat entre models.</w:t>
+      </w:r>
+    </w:p>
+    <w:p>
+      <w:r>
+        <w:rPr>
+          <w:rStyle w:val="Fuerte"/>
+        </w:rPr>
+        <w:t>Selecció d'hiperparàmetres</w:t>
+      </w:r>
+    </w:p>
+    <w:p>
+      <w:r>
+        <w:t xml:space="preserve">El Random Forest té tres hiperparàmetres principals que cal ajustar: el </w:t>
+      </w:r>
+      <w:r>
+        <w:rPr>
+          <w:rStyle w:val="Fuerte"/>
+        </w:rPr>
+        <w:t>mtry</w:t>
+      </w:r>
+      <w:r>
+        <w:t xml:space="preserve"> (nombre de variables candidates considerades en cada divisió de node), el </w:t>
+      </w:r>
+      <w:r>
+        <w:rPr>
+          <w:rStyle w:val="Fuerte"/>
+        </w:rPr>
+        <w:t>min.node.size</w:t>
+      </w:r>
+      <w:r>
+        <w:t xml:space="preserve"> (mida mínima dels nodes terminals, que controla la profunditat dels arbres) i el </w:t>
+      </w:r>
+      <w:r>
+        <w:rPr>
+          <w:rStyle w:val="Fuerte"/>
+        </w:rPr>
+        <w:t>num.trees</w:t>
+      </w:r>
+      <w:r>
+        <w:t xml:space="preserve"> (nombre d'arbres). Per seleccionar-los s'ha fet un grid search manual sobre el conjunt d'entrenament, avaluant cada combinació mitjançant l'</w:t>
+      </w:r>
+      <w:r>
+        <w:rPr>
+          <w:rStyle w:val="Fuerte"/>
+        </w:rPr>
+        <w:t>AUC Out-Of-Bag (OOB)</w:t>
+      </w:r>
+      <w:r>
+        <w:t>.</w:t>
+      </w:r>
+    </w:p>
+    <w:p>
+      <w:r>
+        <w:t xml:space="preserve">L'OOB és el mecanisme de validació interna del Random Forest: com que cada arbre s'entrena amb una submostra bootstrap, aproximadament un terç de les observacions queden fora d'aquell arbre. Aquestes observacions OOB s'usen per avaluar el model sense necessitat d'un </w:t>
+      </w:r>
+      <w:r>
+        <w:lastRenderedPageBreak/>
+        <w:t xml:space="preserve">conjunt de validació separat. No és un </w:t>
+      </w:r>
+      <w:r>
+        <w:rPr>
+          <w:i/>
+          <w:iCs/>
+        </w:rPr>
+        <w:t>cross-validation</w:t>
+      </w:r>
+      <w:r>
+        <w:t xml:space="preserve"> explícit, però és una estimació no esbiaixada equivalent i específica del Random Forest</w:t>
+      </w:r>
+      <w:r>
+        <w:t>.</w:t>
+      </w:r>
+    </w:p>
+    <w:p>
+      <w:r>
+        <w:t xml:space="preserve">Per al RF-A s'han provat </w:t>
+      </w:r>
+      <m:oMath>
+        <m:r>
+          <w:rPr>
+            <w:rFonts w:ascii="Cambria Math" w:hAnsi="Cambria Math"/>
+          </w:rPr>
+          <m:t xml:space="preserve">mtry </m:t>
+        </m:r>
+        <m:r>
+          <w:rPr>
+            <w:rFonts w:ascii="Cambria Math" w:hAnsi="Cambria Math" w:cs="Cambria Math"/>
+          </w:rPr>
+          <m:t>∈</m:t>
+        </m:r>
+        <m:r>
+          <w:rPr>
+            <w:rFonts w:ascii="Cambria Math" w:hAnsi="Cambria Math"/>
+          </w:rPr>
+          <m:t xml:space="preserve"> {3, 5, 7, 10, 15}</m:t>
+        </m:r>
+      </m:oMath>
+      <w:r>
+        <w:t xml:space="preserve">, </w:t>
+      </w:r>
+      <m:oMath>
+        <m:r>
+          <w:rPr>
+            <w:rFonts w:ascii="Cambria Math" w:hAnsi="Cambria Math"/>
+          </w:rPr>
+          <m:t xml:space="preserve">min.node.size </m:t>
+        </m:r>
+        <m:r>
+          <w:rPr>
+            <w:rFonts w:ascii="Cambria Math" w:hAnsi="Cambria Math" w:cs="Cambria Math"/>
+          </w:rPr>
+          <m:t>∈</m:t>
+        </m:r>
+        <m:r>
+          <w:rPr>
+            <w:rFonts w:ascii="Cambria Math" w:hAnsi="Cambria Math"/>
+          </w:rPr>
+          <m:t xml:space="preserve"> {5, 10, 15}</m:t>
+        </m:r>
+      </m:oMath>
+      <w:r>
+        <w:t xml:space="preserve"> i </w:t>
+      </w:r>
+      <m:oMath>
+        <m:r>
+          <w:rPr>
+            <w:rFonts w:ascii="Cambria Math" w:hAnsi="Cambria Math"/>
+          </w:rPr>
+          <m:t xml:space="preserve">num.trees </m:t>
+        </m:r>
+        <m:r>
+          <w:rPr>
+            <w:rFonts w:ascii="Cambria Math" w:hAnsi="Cambria Math" w:cs="Cambria Math"/>
+          </w:rPr>
+          <m:t>∈</m:t>
+        </m:r>
+        <m:r>
+          <w:rPr>
+            <w:rFonts w:ascii="Cambria Math" w:hAnsi="Cambria Math"/>
+          </w:rPr>
+          <m:t xml:space="preserve"> {10, 100, 250, 300, 500, 1000}</m:t>
+        </m:r>
+      </m:oMath>
+      <w:r>
+        <w:t>. La combinaci</w:t>
+      </w:r>
+      <w:r>
+        <w:rPr>
+          <w:rFonts w:ascii="Times New Roman" w:hAnsi="Times New Roman"/>
+        </w:rPr>
+        <w:t>ó</w:t>
+      </w:r>
+      <w:r>
+        <w:t xml:space="preserve"> guanyadora ha estat </w:t>
+      </w:r>
+      <m:oMath>
+        <m:r>
+          <w:rPr>
+            <w:rFonts w:ascii="Cambria Math" w:hAnsi="Cambria Math"/>
+          </w:rPr>
+          <m:t xml:space="preserve">mtry = 7, min.node.size = 5 </m:t>
+        </m:r>
+      </m:oMath>
+      <w:r>
+        <w:t xml:space="preserve">i </w:t>
+      </w:r>
+      <m:oMath>
+        <m:r>
+          <w:rPr>
+            <w:rFonts w:ascii="Cambria Math" w:hAnsi="Cambria Math"/>
+          </w:rPr>
+          <m:t>num.trees = 100</m:t>
+        </m:r>
+      </m:oMath>
+      <w:r>
+        <w:t xml:space="preserve">, amb un AUC OOB de 0,7734. Per al RF-B s'ha ampliat el rang de mtry fins a </w:t>
+      </w:r>
+      <m:oMath>
+        <m:r>
+          <w:rPr>
+            <w:rFonts w:ascii="Cambria Math" w:hAnsi="Cambria Math"/>
+          </w:rPr>
+          <m:t>{5, 8, 13, 20, 26}</m:t>
+        </m:r>
+        <m:r>
+          <w:rPr>
+            <w:rStyle w:val="Refdenotaalpie"/>
+            <w:rFonts w:ascii="Cambria Math" w:hAnsi="Cambria Math"/>
+            <w:i/>
+          </w:rPr>
+          <w:footnoteReference w:id="2"/>
+        </m:r>
+      </m:oMath>
+      <w:r>
+        <w:t xml:space="preserve">, i el millor model ha resultat ser </w:t>
+      </w:r>
+      <m:oMath>
+        <m:r>
+          <w:rPr>
+            <w:rFonts w:ascii="Cambria Math" w:hAnsi="Cambria Math"/>
+          </w:rPr>
+          <m:t xml:space="preserve">mtry = 26, min.node.size = 10 </m:t>
+        </m:r>
+      </m:oMath>
+      <w:r>
+        <w:t>i</w:t>
+      </w:r>
+      <m:oMath>
+        <m:r>
+          <w:rPr>
+            <w:rFonts w:ascii="Cambria Math" w:hAnsi="Cambria Math"/>
+          </w:rPr>
+          <m:t xml:space="preserve"> num.trees = 100</m:t>
+        </m:r>
+      </m:oMath>
+      <w:r>
+        <w:t xml:space="preserve">, amb AUC OOB de 0,7902. Cal destacar que num.trees = 100 </w:t>
+      </w:r>
+      <w:r>
+        <w:rPr>
+          <w:rFonts w:ascii="Times New Roman" w:hAnsi="Times New Roman"/>
+        </w:rPr>
+        <w:t>é</w:t>
+      </w:r>
+      <w:r>
+        <w:t>s suficient per als dos models, cosa coherent amb la mida mostral moderada: afegir més arbres no millora l'AUC OOB de manera rellevant</w:t>
+      </w:r>
+      <w:r>
+        <w:t>.</w:t>
+      </w:r>
+    </w:p>
+    <w:p>
+      <w:r>
+        <w:rPr>
+          <w:rStyle w:val="Fuerte"/>
+        </w:rPr>
+        <w:t>Selecció del llindar de classificació</w:t>
+      </w:r>
+    </w:p>
+    <w:p>
+      <w:r>
+        <w:t>n comptes d'usar el llindar per defecte de 0,5, s'ha aplicat un criteri basat en la corba Precision-Recall (PR). Un cop entrenat el model final, s'utilitzen les probabilitats OOB de cada observació d'entrenament per seleccionar el llindar que maximitza la precisió subjecte a un recall mínim del 0,60. Amb aquest criteri, el llindar del RF-A queda fixat a 0,572 i el del RF-B a 0,604.</w:t>
+      </w:r>
+    </w:p>
+    <w:p>
+      <w:pPr>
+        <w:rPr>
+          <w:rFonts w:eastAsia="Aptos"/>
+        </w:rPr>
+      </w:pPr>
       <w:r>
         <w:rPr>
           <w:rFonts w:eastAsia="Aptos"/>
@@ -11280,7 +11651,7 @@
         <w:rPr>
           <w:noProof/>
         </w:rPr>
-        <w:t>2</w:t>
+        <w:t>1</w:t>
       </w:r>
       <w:r>
         <w:rPr>
@@ -11512,7 +11883,7 @@
         <w:rPr>
           <w:noProof/>
         </w:rPr>
-        <w:t>3</w:t>
+        <w:t>2</w:t>
       </w:r>
       <w:r>
         <w:rPr>
@@ -11779,7 +12150,7 @@
         <w:rPr>
           <w:noProof/>
         </w:rPr>
-        <w:t>4</w:t>
+        <w:t>3</w:t>
       </w:r>
       <w:r>
         <w:rPr>
@@ -11806,7 +12177,7 @@
     </w:p>
     <w:p>
       <w:pPr>
-        <w:pStyle w:val="Ttulo3"/>
+        <w:pStyle w:val="Ttulo2"/>
       </w:pPr>
       <w:bookmarkStart w:id="14" w:name="_Toc230626366"/>
       <w:r>
@@ -11930,7 +12301,7 @@
               <w:rPr>
                 <w:noProof/>
               </w:rPr>
-              <w:t>5</w:t>
+              <w:t>4</w:t>
             </w:r>
             <w:r>
               <w:rPr>
@@ -12041,7 +12412,7 @@
               <w:rPr>
                 <w:noProof/>
               </w:rPr>
-              <w:t>6</w:t>
+              <w:t>5</w:t>
             </w:r>
             <w:r>
               <w:rPr>
@@ -12374,7 +12745,7 @@
     </w:p>
     <w:p>
       <w:pPr>
-        <w:pStyle w:val="Ttulo3"/>
+        <w:pStyle w:val="Ttulo2"/>
       </w:pPr>
       <w:bookmarkStart w:id="17" w:name="_Toc230626367"/>
       <w:r>
@@ -12483,7 +12854,7 @@
         <w:rPr>
           <w:noProof/>
         </w:rPr>
-        <w:t>7</w:t>
+        <w:t>6</w:t>
       </w:r>
       <w:r>
         <w:rPr>
@@ -12608,1173 +12979,33 @@
     </w:p>
     <w:p>
       <w:pPr>
-        <w:pStyle w:val="Descripcin"/>
-        <w:keepNext/>
-        <w:spacing w:after="240"/>
-      </w:pPr>
-      <w:r>
-        <w:t xml:space="preserve">Taula </w:t>
-      </w:r>
-      <w:r>
-        <w:fldChar w:fldCharType="begin"/>
-      </w:r>
-      <w:r>
-        <w:instrText xml:space="preserve"> SEQ Taula \* ARABIC </w:instrText>
-      </w:r>
-      <w:r>
-        <w:fldChar w:fldCharType="separate"/>
-      </w:r>
-      <w:r>
-        <w:rPr>
-          <w:noProof/>
-        </w:rPr>
-        <w:t>2</w:t>
-      </w:r>
-      <w:r>
-        <w:fldChar w:fldCharType="end"/>
-      </w:r>
-      <w:r>
-        <w:t>: Coeficients del model logístic predictiu</w:t>
-      </w:r>
-    </w:p>
-    <w:tbl>
-      <w:tblPr>
-        <w:tblStyle w:val="TablaAPA7"/>
-        <w:tblW w:w="8505" w:type="dxa"/>
-        <w:tblLook w:val="04A0" w:firstRow="1" w:lastRow="0" w:firstColumn="1" w:lastColumn="0" w:noHBand="0" w:noVBand="1"/>
-      </w:tblPr>
-      <w:tblGrid>
-        <w:gridCol w:w="3056"/>
-        <w:gridCol w:w="1197"/>
-        <w:gridCol w:w="1701"/>
-        <w:gridCol w:w="850"/>
-        <w:gridCol w:w="1701"/>
-      </w:tblGrid>
-      <w:tr>
-        <w:trPr>
-          <w:cnfStyle w:val="100000000000" w:firstRow="1" w:lastRow="0" w:firstColumn="0" w:lastColumn="0" w:oddVBand="0" w:evenVBand="0" w:oddHBand="0" w:evenHBand="0" w:firstRowFirstColumn="0" w:firstRowLastColumn="0" w:lastRowFirstColumn="0" w:lastRowLastColumn="0"/>
-        </w:trPr>
-        <w:tc>
-          <w:tcPr>
-            <w:cnfStyle w:val="001000000000" w:firstRow="0" w:lastRow="0" w:firstColumn="1" w:lastColumn="0" w:oddVBand="0" w:evenVBand="0" w:oddHBand="0" w:evenHBand="0" w:firstRowFirstColumn="0" w:firstRowLastColumn="0" w:lastRowFirstColumn="0" w:lastRowLastColumn="0"/>
-            <w:tcW w:w="3056" w:type="dxa"/>
-          </w:tcPr>
-          <w:p>
-            <w:pPr>
-              <w:spacing w:after="0"/>
-              <w:rPr>
-                <w:rFonts w:eastAsia="Aptos"/>
-              </w:rPr>
-            </w:pPr>
-            <w:r>
-              <w:rPr>
-                <w:rFonts w:eastAsia="Aptos"/>
-              </w:rPr>
-              <w:t>Variable</w:t>
-            </w:r>
-          </w:p>
-        </w:tc>
-        <w:tc>
-          <w:tcPr>
-            <w:tcW w:w="1197" w:type="dxa"/>
-          </w:tcPr>
-          <w:p>
-            <w:pPr>
-              <w:spacing w:after="0"/>
-              <w:jc w:val="center"/>
-              <w:cnfStyle w:val="100000000000" w:firstRow="1" w:lastRow="0" w:firstColumn="0" w:lastColumn="0" w:oddVBand="0" w:evenVBand="0" w:oddHBand="0" w:evenHBand="0" w:firstRowFirstColumn="0" w:firstRowLastColumn="0" w:lastRowFirstColumn="0" w:lastRowLastColumn="0"/>
-              <w:rPr>
-                <w:rFonts w:eastAsia="Aptos"/>
-              </w:rPr>
-            </w:pPr>
-            <w:r>
-              <w:rPr>
-                <w:rFonts w:eastAsia="Aptos"/>
-              </w:rPr>
-              <w:t>Coeficient</w:t>
-            </w:r>
-          </w:p>
-        </w:tc>
-        <w:tc>
-          <w:tcPr>
-            <w:tcW w:w="1701" w:type="dxa"/>
-          </w:tcPr>
-          <w:p>
-            <w:pPr>
-              <w:spacing w:after="0"/>
-              <w:jc w:val="center"/>
-              <w:cnfStyle w:val="100000000000" w:firstRow="1" w:lastRow="0" w:firstColumn="0" w:lastColumn="0" w:oddVBand="0" w:evenVBand="0" w:oddHBand="0" w:evenHBand="0" w:firstRowFirstColumn="0" w:firstRowLastColumn="0" w:lastRowFirstColumn="0" w:lastRowLastColumn="0"/>
-              <w:rPr>
-                <w:rFonts w:eastAsia="Aptos"/>
-              </w:rPr>
-            </w:pPr>
-            <w:r>
-              <w:rPr>
-                <w:rFonts w:eastAsia="Aptos"/>
-              </w:rPr>
-              <w:t>Error estàndard</w:t>
-            </w:r>
-          </w:p>
-        </w:tc>
-        <w:tc>
-          <w:tcPr>
-            <w:tcW w:w="850" w:type="dxa"/>
-          </w:tcPr>
-          <w:p>
-            <w:pPr>
-              <w:spacing w:after="0"/>
-              <w:jc w:val="center"/>
-              <w:cnfStyle w:val="100000000000" w:firstRow="1" w:lastRow="0" w:firstColumn="0" w:lastColumn="0" w:oddVBand="0" w:evenVBand="0" w:oddHBand="0" w:evenHBand="0" w:firstRowFirstColumn="0" w:firstRowLastColumn="0" w:lastRowFirstColumn="0" w:lastRowLastColumn="0"/>
-              <w:rPr>
-                <w:rFonts w:eastAsia="Aptos"/>
-              </w:rPr>
-            </w:pPr>
-            <w:r>
-              <w:rPr>
-                <w:rFonts w:eastAsia="Aptos"/>
-              </w:rPr>
-              <w:t>z</w:t>
-            </w:r>
-          </w:p>
-        </w:tc>
-        <w:tc>
-          <w:tcPr>
-            <w:tcW w:w="1701" w:type="dxa"/>
-          </w:tcPr>
-          <w:p>
-            <w:pPr>
-              <w:spacing w:after="0"/>
-              <w:jc w:val="center"/>
-              <w:cnfStyle w:val="100000000000" w:firstRow="1" w:lastRow="0" w:firstColumn="0" w:lastColumn="0" w:oddVBand="0" w:evenVBand="0" w:oddHBand="0" w:evenHBand="0" w:firstRowFirstColumn="0" w:firstRowLastColumn="0" w:lastRowFirstColumn="0" w:lastRowLastColumn="0"/>
-              <w:rPr>
-                <w:rFonts w:eastAsia="Aptos"/>
-              </w:rPr>
-            </w:pPr>
-            <w:r>
-              <w:rPr>
-                <w:rFonts w:eastAsia="Aptos"/>
-              </w:rPr>
-              <w:t>p-valor</w:t>
-            </w:r>
-          </w:p>
-        </w:tc>
-      </w:tr>
-      <w:tr>
-        <w:tc>
-          <w:tcPr>
-            <w:cnfStyle w:val="001000000000" w:firstRow="0" w:lastRow="0" w:firstColumn="1" w:lastColumn="0" w:oddVBand="0" w:evenVBand="0" w:oddHBand="0" w:evenHBand="0" w:firstRowFirstColumn="0" w:firstRowLastColumn="0" w:lastRowFirstColumn="0" w:lastRowLastColumn="0"/>
-            <w:tcW w:w="3056" w:type="dxa"/>
-          </w:tcPr>
-          <w:p>
-            <w:pPr>
-              <w:spacing w:after="0"/>
-              <w:rPr>
-                <w:rFonts w:eastAsia="Aptos"/>
-              </w:rPr>
-            </w:pPr>
-            <w:r>
-              <w:rPr>
-                <w:rFonts w:eastAsia="Aptos"/>
-              </w:rPr>
-              <w:t>Intercept</w:t>
-            </w:r>
-          </w:p>
-        </w:tc>
-        <w:tc>
-          <w:tcPr>
-            <w:tcW w:w="1197" w:type="dxa"/>
-          </w:tcPr>
-          <w:p>
-            <w:pPr>
-              <w:spacing w:after="0"/>
-              <w:jc w:val="center"/>
-              <w:cnfStyle w:val="000000000000" w:firstRow="0" w:lastRow="0" w:firstColumn="0" w:lastColumn="0" w:oddVBand="0" w:evenVBand="0" w:oddHBand="0" w:evenHBand="0" w:firstRowFirstColumn="0" w:firstRowLastColumn="0" w:lastRowFirstColumn="0" w:lastRowLastColumn="0"/>
-              <w:rPr>
-                <w:rFonts w:eastAsia="Aptos"/>
-              </w:rPr>
-            </w:pPr>
-            <w:r>
-              <w:rPr>
-                <w:rFonts w:eastAsia="Aptos"/>
-              </w:rPr>
-              <w:t>−1.859</w:t>
-            </w:r>
-          </w:p>
-        </w:tc>
-        <w:tc>
-          <w:tcPr>
-            <w:tcW w:w="1701" w:type="dxa"/>
-          </w:tcPr>
-          <w:p>
-            <w:pPr>
-              <w:spacing w:after="0"/>
-              <w:jc w:val="center"/>
-              <w:cnfStyle w:val="000000000000" w:firstRow="0" w:lastRow="0" w:firstColumn="0" w:lastColumn="0" w:oddVBand="0" w:evenVBand="0" w:oddHBand="0" w:evenHBand="0" w:firstRowFirstColumn="0" w:firstRowLastColumn="0" w:lastRowFirstColumn="0" w:lastRowLastColumn="0"/>
-              <w:rPr>
-                <w:rFonts w:eastAsia="Aptos"/>
-              </w:rPr>
-            </w:pPr>
-            <w:r>
-              <w:rPr>
-                <w:rFonts w:eastAsia="Aptos"/>
-              </w:rPr>
-              <w:t>0.845</w:t>
-            </w:r>
-          </w:p>
-        </w:tc>
-        <w:tc>
-          <w:tcPr>
-            <w:tcW w:w="850" w:type="dxa"/>
-          </w:tcPr>
-          <w:p>
-            <w:pPr>
-              <w:spacing w:after="0"/>
-              <w:jc w:val="center"/>
-              <w:cnfStyle w:val="000000000000" w:firstRow="0" w:lastRow="0" w:firstColumn="0" w:lastColumn="0" w:oddVBand="0" w:evenVBand="0" w:oddHBand="0" w:evenHBand="0" w:firstRowFirstColumn="0" w:firstRowLastColumn="0" w:lastRowFirstColumn="0" w:lastRowLastColumn="0"/>
-              <w:rPr>
-                <w:rFonts w:eastAsia="Aptos"/>
-              </w:rPr>
-            </w:pPr>
-            <w:r>
-              <w:rPr>
-                <w:rFonts w:eastAsia="Aptos"/>
-              </w:rPr>
-              <w:t>−2.20</w:t>
-            </w:r>
-          </w:p>
-        </w:tc>
-        <w:tc>
-          <w:tcPr>
-            <w:tcW w:w="1701" w:type="dxa"/>
-          </w:tcPr>
-          <w:p>
-            <w:pPr>
-              <w:spacing w:after="0"/>
-              <w:jc w:val="center"/>
-              <w:cnfStyle w:val="000000000000" w:firstRow="0" w:lastRow="0" w:firstColumn="0" w:lastColumn="0" w:oddVBand="0" w:evenVBand="0" w:oddHBand="0" w:evenHBand="0" w:firstRowFirstColumn="0" w:firstRowLastColumn="0" w:lastRowFirstColumn="0" w:lastRowLastColumn="0"/>
-              <w:rPr>
-                <w:rFonts w:eastAsia="Aptos"/>
-              </w:rPr>
-            </w:pPr>
-            <w:r>
-              <w:rPr>
-                <w:rFonts w:eastAsia="Aptos"/>
-              </w:rPr>
-              <w:t>0.028 *</w:t>
-            </w:r>
-          </w:p>
-        </w:tc>
-      </w:tr>
-      <w:tr>
-        <w:tc>
-          <w:tcPr>
-            <w:cnfStyle w:val="001000000000" w:firstRow="0" w:lastRow="0" w:firstColumn="1" w:lastColumn="0" w:oddVBand="0" w:evenVBand="0" w:oddHBand="0" w:evenHBand="0" w:firstRowFirstColumn="0" w:firstRowLastColumn="0" w:lastRowFirstColumn="0" w:lastRowLastColumn="0"/>
-            <w:tcW w:w="3056" w:type="dxa"/>
-            <w:vAlign w:val="top"/>
-          </w:tcPr>
-          <w:p>
-            <w:pPr>
-              <w:spacing w:after="0"/>
-              <w:rPr>
-                <w:rFonts w:eastAsia="Aptos"/>
-              </w:rPr>
-            </w:pPr>
-            <w:r>
-              <w:rPr>
-                <w:rFonts w:eastAsia="Aptos"/>
-              </w:rPr>
-              <w:t>MOT_DESMOTIVACIO</w:t>
-            </w:r>
-          </w:p>
-        </w:tc>
-        <w:tc>
-          <w:tcPr>
-            <w:tcW w:w="1197" w:type="dxa"/>
-            <w:vAlign w:val="top"/>
-          </w:tcPr>
-          <w:p>
-            <w:pPr>
-              <w:spacing w:after="0"/>
-              <w:jc w:val="center"/>
-              <w:cnfStyle w:val="000000000000" w:firstRow="0" w:lastRow="0" w:firstColumn="0" w:lastColumn="0" w:oddVBand="0" w:evenVBand="0" w:oddHBand="0" w:evenHBand="0" w:firstRowFirstColumn="0" w:firstRowLastColumn="0" w:lastRowFirstColumn="0" w:lastRowLastColumn="0"/>
-              <w:rPr>
-                <w:rFonts w:eastAsia="Aptos"/>
-              </w:rPr>
-            </w:pPr>
-            <w:r>
-              <w:rPr>
-                <w:rFonts w:eastAsia="Aptos"/>
-              </w:rPr>
-              <w:t>−0.722</w:t>
-            </w:r>
-          </w:p>
-        </w:tc>
-        <w:tc>
-          <w:tcPr>
-            <w:tcW w:w="1701" w:type="dxa"/>
-            <w:vAlign w:val="top"/>
-          </w:tcPr>
-          <w:p>
-            <w:pPr>
-              <w:spacing w:after="0"/>
-              <w:jc w:val="center"/>
-              <w:cnfStyle w:val="000000000000" w:firstRow="0" w:lastRow="0" w:firstColumn="0" w:lastColumn="0" w:oddVBand="0" w:evenVBand="0" w:oddHBand="0" w:evenHBand="0" w:firstRowFirstColumn="0" w:firstRowLastColumn="0" w:lastRowFirstColumn="0" w:lastRowLastColumn="0"/>
-              <w:rPr>
-                <w:rFonts w:eastAsia="Aptos"/>
-              </w:rPr>
-            </w:pPr>
-            <w:r>
-              <w:rPr>
-                <w:rFonts w:eastAsia="Aptos"/>
-              </w:rPr>
-              <w:t>0.206</w:t>
-            </w:r>
-          </w:p>
-        </w:tc>
-        <w:tc>
-          <w:tcPr>
-            <w:tcW w:w="850" w:type="dxa"/>
-            <w:vAlign w:val="top"/>
-          </w:tcPr>
-          <w:p>
-            <w:pPr>
-              <w:spacing w:after="0"/>
-              <w:jc w:val="center"/>
-              <w:cnfStyle w:val="000000000000" w:firstRow="0" w:lastRow="0" w:firstColumn="0" w:lastColumn="0" w:oddVBand="0" w:evenVBand="0" w:oddHBand="0" w:evenHBand="0" w:firstRowFirstColumn="0" w:firstRowLastColumn="0" w:lastRowFirstColumn="0" w:lastRowLastColumn="0"/>
-              <w:rPr>
-                <w:rFonts w:eastAsia="Aptos"/>
-              </w:rPr>
-            </w:pPr>
-            <w:r>
-              <w:rPr>
-                <w:rFonts w:eastAsia="Aptos"/>
-              </w:rPr>
-              <w:t>−3.51</w:t>
-            </w:r>
-          </w:p>
-        </w:tc>
-        <w:tc>
-          <w:tcPr>
-            <w:tcW w:w="1701" w:type="dxa"/>
-          </w:tcPr>
-          <w:p>
-            <w:pPr>
-              <w:spacing w:after="0"/>
-              <w:jc w:val="center"/>
-              <w:cnfStyle w:val="000000000000" w:firstRow="0" w:lastRow="0" w:firstColumn="0" w:lastColumn="0" w:oddVBand="0" w:evenVBand="0" w:oddHBand="0" w:evenHBand="0" w:firstRowFirstColumn="0" w:firstRowLastColumn="0" w:lastRowFirstColumn="0" w:lastRowLastColumn="0"/>
-              <w:rPr>
-                <w:rFonts w:eastAsia="Aptos"/>
-              </w:rPr>
-            </w:pPr>
-            <w:r>
-              <w:rPr>
-                <w:rFonts w:eastAsia="Aptos"/>
-              </w:rPr>
-              <w:t>&lt;0.001 ***</w:t>
-            </w:r>
-          </w:p>
-        </w:tc>
-      </w:tr>
-      <w:tr>
-        <w:tc>
-          <w:tcPr>
-            <w:cnfStyle w:val="001000000000" w:firstRow="0" w:lastRow="0" w:firstColumn="1" w:lastColumn="0" w:oddVBand="0" w:evenVBand="0" w:oddHBand="0" w:evenHBand="0" w:firstRowFirstColumn="0" w:firstRowLastColumn="0" w:lastRowFirstColumn="0" w:lastRowLastColumn="0"/>
-            <w:tcW w:w="3056" w:type="dxa"/>
-            <w:vAlign w:val="top"/>
-          </w:tcPr>
-          <w:p>
-            <w:pPr>
-              <w:spacing w:after="0"/>
-              <w:rPr>
-                <w:rFonts w:eastAsia="Aptos"/>
-              </w:rPr>
-            </w:pPr>
-            <w:r>
-              <w:rPr>
-                <w:rFonts w:eastAsia="Aptos"/>
-              </w:rPr>
-              <w:t>MOT_FORCA_MAJOR</w:t>
-            </w:r>
-          </w:p>
-        </w:tc>
-        <w:tc>
-          <w:tcPr>
-            <w:tcW w:w="1197" w:type="dxa"/>
-            <w:vAlign w:val="top"/>
-          </w:tcPr>
-          <w:p>
-            <w:pPr>
-              <w:spacing w:after="0"/>
-              <w:jc w:val="center"/>
-              <w:cnfStyle w:val="000000000000" w:firstRow="0" w:lastRow="0" w:firstColumn="0" w:lastColumn="0" w:oddVBand="0" w:evenVBand="0" w:oddHBand="0" w:evenHBand="0" w:firstRowFirstColumn="0" w:firstRowLastColumn="0" w:lastRowFirstColumn="0" w:lastRowLastColumn="0"/>
-              <w:rPr>
-                <w:rFonts w:eastAsia="Aptos"/>
-              </w:rPr>
-            </w:pPr>
-            <w:r>
-              <w:rPr>
-                <w:rFonts w:eastAsia="Aptos"/>
-              </w:rPr>
-              <w:t>0.293</w:t>
-            </w:r>
-          </w:p>
-        </w:tc>
-        <w:tc>
-          <w:tcPr>
-            <w:tcW w:w="1701" w:type="dxa"/>
-            <w:vAlign w:val="top"/>
-          </w:tcPr>
-          <w:p>
-            <w:pPr>
-              <w:spacing w:after="0"/>
-              <w:jc w:val="center"/>
-              <w:cnfStyle w:val="000000000000" w:firstRow="0" w:lastRow="0" w:firstColumn="0" w:lastColumn="0" w:oddVBand="0" w:evenVBand="0" w:oddHBand="0" w:evenHBand="0" w:firstRowFirstColumn="0" w:firstRowLastColumn="0" w:lastRowFirstColumn="0" w:lastRowLastColumn="0"/>
-              <w:rPr>
-                <w:rFonts w:eastAsia="Aptos"/>
-              </w:rPr>
-            </w:pPr>
-            <w:r>
-              <w:rPr>
-                <w:rFonts w:eastAsia="Aptos"/>
-              </w:rPr>
-              <w:t>0.150</w:t>
-            </w:r>
-          </w:p>
-        </w:tc>
-        <w:tc>
-          <w:tcPr>
-            <w:tcW w:w="850" w:type="dxa"/>
-            <w:vAlign w:val="top"/>
-          </w:tcPr>
-          <w:p>
-            <w:pPr>
-              <w:spacing w:after="0"/>
-              <w:jc w:val="center"/>
-              <w:cnfStyle w:val="000000000000" w:firstRow="0" w:lastRow="0" w:firstColumn="0" w:lastColumn="0" w:oddVBand="0" w:evenVBand="0" w:oddHBand="0" w:evenHBand="0" w:firstRowFirstColumn="0" w:firstRowLastColumn="0" w:lastRowFirstColumn="0" w:lastRowLastColumn="0"/>
-              <w:rPr>
-                <w:rFonts w:eastAsia="Aptos"/>
-              </w:rPr>
-            </w:pPr>
-            <w:r>
-              <w:rPr>
-                <w:rFonts w:eastAsia="Aptos"/>
-              </w:rPr>
-              <w:t>1.95</w:t>
-            </w:r>
-          </w:p>
-        </w:tc>
-        <w:tc>
-          <w:tcPr>
-            <w:tcW w:w="1701" w:type="dxa"/>
-          </w:tcPr>
-          <w:p>
-            <w:pPr>
-              <w:spacing w:after="0"/>
-              <w:jc w:val="center"/>
-              <w:cnfStyle w:val="000000000000" w:firstRow="0" w:lastRow="0" w:firstColumn="0" w:lastColumn="0" w:oddVBand="0" w:evenVBand="0" w:oddHBand="0" w:evenHBand="0" w:firstRowFirstColumn="0" w:firstRowLastColumn="0" w:lastRowFirstColumn="0" w:lastRowLastColumn="0"/>
-              <w:rPr>
-                <w:rFonts w:eastAsia="Aptos"/>
-              </w:rPr>
-            </w:pPr>
-            <w:r>
-              <w:rPr>
-                <w:rFonts w:eastAsia="Aptos"/>
-              </w:rPr>
-              <w:t>0.051 .</w:t>
-            </w:r>
-          </w:p>
-        </w:tc>
-      </w:tr>
-      <w:tr>
-        <w:tc>
-          <w:tcPr>
-            <w:cnfStyle w:val="001000000000" w:firstRow="0" w:lastRow="0" w:firstColumn="1" w:lastColumn="0" w:oddVBand="0" w:evenVBand="0" w:oddHBand="0" w:evenHBand="0" w:firstRowFirstColumn="0" w:firstRowLastColumn="0" w:lastRowFirstColumn="0" w:lastRowLastColumn="0"/>
-            <w:tcW w:w="3056" w:type="dxa"/>
-            <w:vAlign w:val="top"/>
-          </w:tcPr>
-          <w:p>
-            <w:pPr>
-              <w:spacing w:after="0"/>
-              <w:rPr>
-                <w:rFonts w:eastAsia="Aptos"/>
-              </w:rPr>
-            </w:pPr>
-            <w:r>
-              <w:rPr>
-                <w:rFonts w:eastAsia="Aptos"/>
-              </w:rPr>
-              <w:t>EST_AVALUACIO_AC</w:t>
-            </w:r>
-          </w:p>
-        </w:tc>
-        <w:tc>
-          <w:tcPr>
-            <w:tcW w:w="1197" w:type="dxa"/>
-            <w:vAlign w:val="top"/>
-          </w:tcPr>
-          <w:p>
-            <w:pPr>
-              <w:spacing w:after="0"/>
-              <w:jc w:val="center"/>
-              <w:cnfStyle w:val="000000000000" w:firstRow="0" w:lastRow="0" w:firstColumn="0" w:lastColumn="0" w:oddVBand="0" w:evenVBand="0" w:oddHBand="0" w:evenHBand="0" w:firstRowFirstColumn="0" w:firstRowLastColumn="0" w:lastRowFirstColumn="0" w:lastRowLastColumn="0"/>
-              <w:rPr>
-                <w:rFonts w:eastAsia="Aptos"/>
-              </w:rPr>
-            </w:pPr>
-            <w:r>
-              <w:rPr>
-                <w:rFonts w:eastAsia="Aptos"/>
-              </w:rPr>
-              <w:t>0.518</w:t>
-            </w:r>
-          </w:p>
-        </w:tc>
-        <w:tc>
-          <w:tcPr>
-            <w:tcW w:w="1701" w:type="dxa"/>
-            <w:vAlign w:val="top"/>
-          </w:tcPr>
-          <w:p>
-            <w:pPr>
-              <w:spacing w:after="0"/>
-              <w:jc w:val="center"/>
-              <w:cnfStyle w:val="000000000000" w:firstRow="0" w:lastRow="0" w:firstColumn="0" w:lastColumn="0" w:oddVBand="0" w:evenVBand="0" w:oddHBand="0" w:evenHBand="0" w:firstRowFirstColumn="0" w:firstRowLastColumn="0" w:lastRowFirstColumn="0" w:lastRowLastColumn="0"/>
-              <w:rPr>
-                <w:rFonts w:eastAsia="Aptos"/>
-              </w:rPr>
-            </w:pPr>
-            <w:r>
-              <w:rPr>
-                <w:rFonts w:eastAsia="Aptos"/>
-              </w:rPr>
-              <w:t>0.165</w:t>
-            </w:r>
-          </w:p>
-        </w:tc>
-        <w:tc>
-          <w:tcPr>
-            <w:tcW w:w="850" w:type="dxa"/>
-            <w:vAlign w:val="top"/>
-          </w:tcPr>
-          <w:p>
-            <w:pPr>
-              <w:spacing w:after="0"/>
-              <w:jc w:val="center"/>
-              <w:cnfStyle w:val="000000000000" w:firstRow="0" w:lastRow="0" w:firstColumn="0" w:lastColumn="0" w:oddVBand="0" w:evenVBand="0" w:oddHBand="0" w:evenHBand="0" w:firstRowFirstColumn="0" w:firstRowLastColumn="0" w:lastRowFirstColumn="0" w:lastRowLastColumn="0"/>
-              <w:rPr>
-                <w:rFonts w:eastAsia="Aptos"/>
-              </w:rPr>
-            </w:pPr>
-            <w:r>
-              <w:rPr>
-                <w:rFonts w:eastAsia="Aptos"/>
-              </w:rPr>
-              <w:t>3.13</w:t>
-            </w:r>
-          </w:p>
-        </w:tc>
-        <w:tc>
-          <w:tcPr>
-            <w:tcW w:w="1701" w:type="dxa"/>
-          </w:tcPr>
-          <w:p>
-            <w:pPr>
-              <w:spacing w:after="0"/>
-              <w:jc w:val="center"/>
-              <w:cnfStyle w:val="000000000000" w:firstRow="0" w:lastRow="0" w:firstColumn="0" w:lastColumn="0" w:oddVBand="0" w:evenVBand="0" w:oddHBand="0" w:evenHBand="0" w:firstRowFirstColumn="0" w:firstRowLastColumn="0" w:lastRowFirstColumn="0" w:lastRowLastColumn="0"/>
-              <w:rPr>
-                <w:rFonts w:eastAsia="Aptos"/>
-              </w:rPr>
-            </w:pPr>
-            <w:r>
-              <w:rPr>
-                <w:rFonts w:eastAsia="Aptos"/>
-              </w:rPr>
-              <w:t>0.002 **</w:t>
-            </w:r>
-          </w:p>
-        </w:tc>
-      </w:tr>
-      <w:tr>
-        <w:tc>
-          <w:tcPr>
-            <w:cnfStyle w:val="001000000000" w:firstRow="0" w:lastRow="0" w:firstColumn="1" w:lastColumn="0" w:oddVBand="0" w:evenVBand="0" w:oddHBand="0" w:evenHBand="0" w:firstRowFirstColumn="0" w:firstRowLastColumn="0" w:lastRowFirstColumn="0" w:lastRowLastColumn="0"/>
-            <w:tcW w:w="3056" w:type="dxa"/>
-            <w:vAlign w:val="top"/>
-          </w:tcPr>
-          <w:p>
-            <w:pPr>
-              <w:spacing w:after="0"/>
-              <w:rPr>
-                <w:rFonts w:eastAsia="Aptos"/>
-              </w:rPr>
-            </w:pPr>
-            <w:r>
-              <w:rPr>
-                <w:rFonts w:eastAsia="Aptos"/>
-              </w:rPr>
-              <w:t>IA_SUBST_num</w:t>
-            </w:r>
-          </w:p>
-        </w:tc>
-        <w:tc>
-          <w:tcPr>
-            <w:tcW w:w="1197" w:type="dxa"/>
-            <w:vAlign w:val="top"/>
-          </w:tcPr>
-          <w:p>
-            <w:pPr>
-              <w:spacing w:after="0"/>
-              <w:jc w:val="center"/>
-              <w:cnfStyle w:val="000000000000" w:firstRow="0" w:lastRow="0" w:firstColumn="0" w:lastColumn="0" w:oddVBand="0" w:evenVBand="0" w:oddHBand="0" w:evenHBand="0" w:firstRowFirstColumn="0" w:firstRowLastColumn="0" w:lastRowFirstColumn="0" w:lastRowLastColumn="0"/>
-              <w:rPr>
-                <w:rFonts w:eastAsia="Aptos"/>
-              </w:rPr>
-            </w:pPr>
-            <w:r>
-              <w:rPr>
-                <w:rFonts w:eastAsia="Aptos"/>
-              </w:rPr>
-              <w:t>−0.346</w:t>
-            </w:r>
-          </w:p>
-        </w:tc>
-        <w:tc>
-          <w:tcPr>
-            <w:tcW w:w="1701" w:type="dxa"/>
-            <w:vAlign w:val="top"/>
-          </w:tcPr>
-          <w:p>
-            <w:pPr>
-              <w:spacing w:after="0"/>
-              <w:jc w:val="center"/>
-              <w:cnfStyle w:val="000000000000" w:firstRow="0" w:lastRow="0" w:firstColumn="0" w:lastColumn="0" w:oddVBand="0" w:evenVBand="0" w:oddHBand="0" w:evenHBand="0" w:firstRowFirstColumn="0" w:firstRowLastColumn="0" w:lastRowFirstColumn="0" w:lastRowLastColumn="0"/>
-              <w:rPr>
-                <w:rFonts w:eastAsia="Aptos"/>
-              </w:rPr>
-            </w:pPr>
-            <w:r>
-              <w:rPr>
-                <w:rFonts w:eastAsia="Aptos"/>
-              </w:rPr>
-              <w:t>0.101</w:t>
-            </w:r>
-          </w:p>
-        </w:tc>
-        <w:tc>
-          <w:tcPr>
-            <w:tcW w:w="850" w:type="dxa"/>
-            <w:vAlign w:val="top"/>
-          </w:tcPr>
-          <w:p>
-            <w:pPr>
-              <w:spacing w:after="0"/>
-              <w:jc w:val="center"/>
-              <w:cnfStyle w:val="000000000000" w:firstRow="0" w:lastRow="0" w:firstColumn="0" w:lastColumn="0" w:oddVBand="0" w:evenVBand="0" w:oddHBand="0" w:evenHBand="0" w:firstRowFirstColumn="0" w:firstRowLastColumn="0" w:lastRowFirstColumn="0" w:lastRowLastColumn="0"/>
-              <w:rPr>
-                <w:rFonts w:eastAsia="Aptos"/>
-              </w:rPr>
-            </w:pPr>
-            <w:r>
-              <w:rPr>
-                <w:rFonts w:eastAsia="Aptos"/>
-              </w:rPr>
-              <w:t>−3.44</w:t>
-            </w:r>
-          </w:p>
-        </w:tc>
-        <w:tc>
-          <w:tcPr>
-            <w:tcW w:w="1701" w:type="dxa"/>
-          </w:tcPr>
-          <w:p>
-            <w:pPr>
-              <w:spacing w:after="0"/>
-              <w:jc w:val="center"/>
-              <w:cnfStyle w:val="000000000000" w:firstRow="0" w:lastRow="0" w:firstColumn="0" w:lastColumn="0" w:oddVBand="0" w:evenVBand="0" w:oddHBand="0" w:evenHBand="0" w:firstRowFirstColumn="0" w:firstRowLastColumn="0" w:lastRowFirstColumn="0" w:lastRowLastColumn="0"/>
-              <w:rPr>
-                <w:rFonts w:eastAsia="Aptos"/>
-              </w:rPr>
-            </w:pPr>
-            <w:r>
-              <w:rPr>
-                <w:rFonts w:eastAsia="Aptos"/>
-              </w:rPr>
-              <w:t>&lt;0.001 ***</w:t>
-            </w:r>
-          </w:p>
-        </w:tc>
-      </w:tr>
-      <w:tr>
-        <w:tc>
-          <w:tcPr>
-            <w:cnfStyle w:val="001000000000" w:firstRow="0" w:lastRow="0" w:firstColumn="1" w:lastColumn="0" w:oddVBand="0" w:evenVBand="0" w:oddHBand="0" w:evenHBand="0" w:firstRowFirstColumn="0" w:firstRowLastColumn="0" w:lastRowFirstColumn="0" w:lastRowLastColumn="0"/>
-            <w:tcW w:w="3056" w:type="dxa"/>
-            <w:vAlign w:val="top"/>
-          </w:tcPr>
-          <w:p>
-            <w:pPr>
-              <w:spacing w:after="0"/>
-              <w:rPr>
-                <w:rFonts w:eastAsia="Aptos"/>
-              </w:rPr>
-            </w:pPr>
-            <w:r>
-              <w:rPr>
-                <w:rFonts w:eastAsia="Aptos"/>
-              </w:rPr>
-              <w:t>T_AVALContinuada</w:t>
-            </w:r>
-          </w:p>
-        </w:tc>
-        <w:tc>
-          <w:tcPr>
-            <w:tcW w:w="1197" w:type="dxa"/>
-            <w:vAlign w:val="top"/>
-          </w:tcPr>
-          <w:p>
-            <w:pPr>
-              <w:spacing w:after="0"/>
-              <w:jc w:val="center"/>
-              <w:cnfStyle w:val="000000000000" w:firstRow="0" w:lastRow="0" w:firstColumn="0" w:lastColumn="0" w:oddVBand="0" w:evenVBand="0" w:oddHBand="0" w:evenHBand="0" w:firstRowFirstColumn="0" w:firstRowLastColumn="0" w:lastRowFirstColumn="0" w:lastRowLastColumn="0"/>
-              <w:rPr>
-                <w:rFonts w:eastAsia="Aptos"/>
-              </w:rPr>
-            </w:pPr>
-            <w:r>
-              <w:rPr>
-                <w:rFonts w:eastAsia="Aptos"/>
-              </w:rPr>
-              <w:t>1.580</w:t>
-            </w:r>
-          </w:p>
-        </w:tc>
-        <w:tc>
-          <w:tcPr>
-            <w:tcW w:w="1701" w:type="dxa"/>
-            <w:vAlign w:val="top"/>
-          </w:tcPr>
-          <w:p>
-            <w:pPr>
-              <w:spacing w:after="0"/>
-              <w:jc w:val="center"/>
-              <w:cnfStyle w:val="000000000000" w:firstRow="0" w:lastRow="0" w:firstColumn="0" w:lastColumn="0" w:oddVBand="0" w:evenVBand="0" w:oddHBand="0" w:evenHBand="0" w:firstRowFirstColumn="0" w:firstRowLastColumn="0" w:lastRowFirstColumn="0" w:lastRowLastColumn="0"/>
-              <w:rPr>
-                <w:rFonts w:eastAsia="Aptos"/>
-              </w:rPr>
-            </w:pPr>
-            <w:r>
-              <w:rPr>
-                <w:rFonts w:eastAsia="Aptos"/>
-              </w:rPr>
-              <w:t>0.708</w:t>
-            </w:r>
-          </w:p>
-        </w:tc>
-        <w:tc>
-          <w:tcPr>
-            <w:tcW w:w="850" w:type="dxa"/>
-            <w:vAlign w:val="top"/>
-          </w:tcPr>
-          <w:p>
-            <w:pPr>
-              <w:spacing w:after="0"/>
-              <w:jc w:val="center"/>
-              <w:cnfStyle w:val="000000000000" w:firstRow="0" w:lastRow="0" w:firstColumn="0" w:lastColumn="0" w:oddVBand="0" w:evenVBand="0" w:oddHBand="0" w:evenHBand="0" w:firstRowFirstColumn="0" w:firstRowLastColumn="0" w:lastRowFirstColumn="0" w:lastRowLastColumn="0"/>
-              <w:rPr>
-                <w:rFonts w:eastAsia="Aptos"/>
-              </w:rPr>
-            </w:pPr>
-            <w:r>
-              <w:rPr>
-                <w:rFonts w:eastAsia="Aptos"/>
-              </w:rPr>
-              <w:t>2.23</w:t>
-            </w:r>
-          </w:p>
-        </w:tc>
-        <w:tc>
-          <w:tcPr>
-            <w:tcW w:w="1701" w:type="dxa"/>
-          </w:tcPr>
-          <w:p>
-            <w:pPr>
-              <w:spacing w:after="0"/>
-              <w:jc w:val="center"/>
-              <w:cnfStyle w:val="000000000000" w:firstRow="0" w:lastRow="0" w:firstColumn="0" w:lastColumn="0" w:oddVBand="0" w:evenVBand="0" w:oddHBand="0" w:evenHBand="0" w:firstRowFirstColumn="0" w:firstRowLastColumn="0" w:lastRowFirstColumn="0" w:lastRowLastColumn="0"/>
-              <w:rPr>
-                <w:rFonts w:eastAsia="Aptos"/>
-              </w:rPr>
-            </w:pPr>
-            <w:r>
-              <w:rPr>
-                <w:rFonts w:eastAsia="Aptos"/>
-              </w:rPr>
-              <w:t>0.026 *</w:t>
-            </w:r>
-          </w:p>
-        </w:tc>
-      </w:tr>
-      <w:tr>
-        <w:tc>
-          <w:tcPr>
-            <w:cnfStyle w:val="001000000000" w:firstRow="0" w:lastRow="0" w:firstColumn="1" w:lastColumn="0" w:oddVBand="0" w:evenVBand="0" w:oddHBand="0" w:evenHBand="0" w:firstRowFirstColumn="0" w:firstRowLastColumn="0" w:lastRowFirstColumn="0" w:lastRowLastColumn="0"/>
-            <w:tcW w:w="3056" w:type="dxa"/>
-            <w:vAlign w:val="top"/>
-          </w:tcPr>
-          <w:p>
-            <w:pPr>
-              <w:spacing w:after="0"/>
-              <w:rPr>
-                <w:rFonts w:eastAsia="Aptos"/>
-              </w:rPr>
-            </w:pPr>
-            <w:r>
-              <w:rPr>
-                <w:rFonts w:eastAsia="Aptos"/>
-              </w:rPr>
-              <w:t>CURS_1R</w:t>
-            </w:r>
-          </w:p>
-        </w:tc>
-        <w:tc>
-          <w:tcPr>
-            <w:tcW w:w="1197" w:type="dxa"/>
-            <w:vAlign w:val="top"/>
-          </w:tcPr>
-          <w:p>
-            <w:pPr>
-              <w:spacing w:after="0"/>
-              <w:jc w:val="center"/>
-              <w:cnfStyle w:val="000000000000" w:firstRow="0" w:lastRow="0" w:firstColumn="0" w:lastColumn="0" w:oddVBand="0" w:evenVBand="0" w:oddHBand="0" w:evenHBand="0" w:firstRowFirstColumn="0" w:firstRowLastColumn="0" w:lastRowFirstColumn="0" w:lastRowLastColumn="0"/>
-              <w:rPr>
-                <w:rFonts w:eastAsia="Aptos"/>
-              </w:rPr>
-            </w:pPr>
-            <w:r>
-              <w:rPr>
-                <w:rFonts w:eastAsia="Aptos"/>
-              </w:rPr>
-              <w:t>1.108</w:t>
-            </w:r>
-          </w:p>
-        </w:tc>
-        <w:tc>
-          <w:tcPr>
-            <w:tcW w:w="1701" w:type="dxa"/>
-            <w:vAlign w:val="top"/>
-          </w:tcPr>
-          <w:p>
-            <w:pPr>
-              <w:spacing w:after="0"/>
-              <w:jc w:val="center"/>
-              <w:cnfStyle w:val="000000000000" w:firstRow="0" w:lastRow="0" w:firstColumn="0" w:lastColumn="0" w:oddVBand="0" w:evenVBand="0" w:oddHBand="0" w:evenHBand="0" w:firstRowFirstColumn="0" w:firstRowLastColumn="0" w:lastRowFirstColumn="0" w:lastRowLastColumn="0"/>
-              <w:rPr>
-                <w:rFonts w:eastAsia="Aptos"/>
-              </w:rPr>
-            </w:pPr>
-            <w:r>
-              <w:rPr>
-                <w:rFonts w:eastAsia="Aptos"/>
-              </w:rPr>
-              <w:t>0.364</w:t>
-            </w:r>
-          </w:p>
-        </w:tc>
-        <w:tc>
-          <w:tcPr>
-            <w:tcW w:w="850" w:type="dxa"/>
-            <w:vAlign w:val="top"/>
-          </w:tcPr>
-          <w:p>
-            <w:pPr>
-              <w:spacing w:after="0"/>
-              <w:jc w:val="center"/>
-              <w:cnfStyle w:val="000000000000" w:firstRow="0" w:lastRow="0" w:firstColumn="0" w:lastColumn="0" w:oddVBand="0" w:evenVBand="0" w:oddHBand="0" w:evenHBand="0" w:firstRowFirstColumn="0" w:firstRowLastColumn="0" w:lastRowFirstColumn="0" w:lastRowLastColumn="0"/>
-              <w:rPr>
-                <w:rFonts w:eastAsia="Aptos"/>
-              </w:rPr>
-            </w:pPr>
-            <w:r>
-              <w:rPr>
-                <w:rFonts w:eastAsia="Aptos"/>
-              </w:rPr>
-              <w:t>3.05</w:t>
-            </w:r>
-          </w:p>
-        </w:tc>
-        <w:tc>
-          <w:tcPr>
-            <w:tcW w:w="1701" w:type="dxa"/>
-          </w:tcPr>
-          <w:p>
-            <w:pPr>
-              <w:spacing w:after="0"/>
-              <w:jc w:val="center"/>
-              <w:cnfStyle w:val="000000000000" w:firstRow="0" w:lastRow="0" w:firstColumn="0" w:lastColumn="0" w:oddVBand="0" w:evenVBand="0" w:oddHBand="0" w:evenHBand="0" w:firstRowFirstColumn="0" w:firstRowLastColumn="0" w:lastRowFirstColumn="0" w:lastRowLastColumn="0"/>
-              <w:rPr>
-                <w:rFonts w:eastAsia="Aptos"/>
-              </w:rPr>
-            </w:pPr>
-            <w:r>
-              <w:rPr>
-                <w:rFonts w:eastAsia="Aptos"/>
-              </w:rPr>
-              <w:t>0.002 **</w:t>
-            </w:r>
-          </w:p>
-        </w:tc>
-      </w:tr>
-      <w:tr>
-        <w:tc>
-          <w:tcPr>
-            <w:cnfStyle w:val="001000000000" w:firstRow="0" w:lastRow="0" w:firstColumn="1" w:lastColumn="0" w:oddVBand="0" w:evenVBand="0" w:oddHBand="0" w:evenHBand="0" w:firstRowFirstColumn="0" w:firstRowLastColumn="0" w:lastRowFirstColumn="0" w:lastRowLastColumn="0"/>
-            <w:tcW w:w="3056" w:type="dxa"/>
-            <w:vAlign w:val="top"/>
-          </w:tcPr>
-          <w:p>
-            <w:pPr>
-              <w:spacing w:after="0"/>
-              <w:rPr>
-                <w:rFonts w:eastAsia="Aptos"/>
-              </w:rPr>
-            </w:pPr>
-            <w:r>
-              <w:rPr>
-                <w:rFonts w:eastAsia="Aptos"/>
-              </w:rPr>
-              <w:t>NOTA_num</w:t>
-            </w:r>
-          </w:p>
-        </w:tc>
-        <w:tc>
-          <w:tcPr>
-            <w:tcW w:w="1197" w:type="dxa"/>
-            <w:vAlign w:val="top"/>
-          </w:tcPr>
-          <w:p>
-            <w:pPr>
-              <w:spacing w:after="0"/>
-              <w:jc w:val="center"/>
-              <w:cnfStyle w:val="000000000000" w:firstRow="0" w:lastRow="0" w:firstColumn="0" w:lastColumn="0" w:oddVBand="0" w:evenVBand="0" w:oddHBand="0" w:evenHBand="0" w:firstRowFirstColumn="0" w:firstRowLastColumn="0" w:lastRowFirstColumn="0" w:lastRowLastColumn="0"/>
-              <w:rPr>
-                <w:rFonts w:eastAsia="Aptos"/>
-              </w:rPr>
-            </w:pPr>
-            <w:r>
-              <w:rPr>
-                <w:rFonts w:eastAsia="Aptos"/>
-              </w:rPr>
-              <w:t>0.570</w:t>
-            </w:r>
-          </w:p>
-        </w:tc>
-        <w:tc>
-          <w:tcPr>
-            <w:tcW w:w="1701" w:type="dxa"/>
-            <w:vAlign w:val="top"/>
-          </w:tcPr>
-          <w:p>
-            <w:pPr>
-              <w:spacing w:after="0"/>
-              <w:jc w:val="center"/>
-              <w:cnfStyle w:val="000000000000" w:firstRow="0" w:lastRow="0" w:firstColumn="0" w:lastColumn="0" w:oddVBand="0" w:evenVBand="0" w:oddHBand="0" w:evenHBand="0" w:firstRowFirstColumn="0" w:firstRowLastColumn="0" w:lastRowFirstColumn="0" w:lastRowLastColumn="0"/>
-              <w:rPr>
-                <w:rFonts w:eastAsia="Aptos"/>
-              </w:rPr>
-            </w:pPr>
-            <w:r>
-              <w:rPr>
-                <w:rFonts w:eastAsia="Aptos"/>
-              </w:rPr>
-              <w:t>0.181</w:t>
-            </w:r>
-          </w:p>
-        </w:tc>
-        <w:tc>
-          <w:tcPr>
-            <w:tcW w:w="850" w:type="dxa"/>
-            <w:vAlign w:val="top"/>
-          </w:tcPr>
-          <w:p>
-            <w:pPr>
-              <w:spacing w:after="0"/>
-              <w:jc w:val="center"/>
-              <w:cnfStyle w:val="000000000000" w:firstRow="0" w:lastRow="0" w:firstColumn="0" w:lastColumn="0" w:oddVBand="0" w:evenVBand="0" w:oddHBand="0" w:evenHBand="0" w:firstRowFirstColumn="0" w:firstRowLastColumn="0" w:lastRowFirstColumn="0" w:lastRowLastColumn="0"/>
-              <w:rPr>
-                <w:rFonts w:eastAsia="Aptos"/>
-              </w:rPr>
-            </w:pPr>
-            <w:r>
-              <w:rPr>
-                <w:rFonts w:eastAsia="Aptos"/>
-              </w:rPr>
-              <w:t>3.15</w:t>
-            </w:r>
-          </w:p>
-        </w:tc>
-        <w:tc>
-          <w:tcPr>
-            <w:tcW w:w="1701" w:type="dxa"/>
-          </w:tcPr>
-          <w:p>
-            <w:pPr>
-              <w:spacing w:after="0"/>
-              <w:jc w:val="center"/>
-              <w:cnfStyle w:val="000000000000" w:firstRow="0" w:lastRow="0" w:firstColumn="0" w:lastColumn="0" w:oddVBand="0" w:evenVBand="0" w:oddHBand="0" w:evenHBand="0" w:firstRowFirstColumn="0" w:firstRowLastColumn="0" w:lastRowFirstColumn="0" w:lastRowLastColumn="0"/>
-              <w:rPr>
-                <w:rFonts w:eastAsia="Aptos"/>
-              </w:rPr>
-            </w:pPr>
-            <w:r>
-              <w:rPr>
-                <w:rFonts w:eastAsia="Aptos"/>
-              </w:rPr>
-              <w:t>0.002 **</w:t>
-            </w:r>
-          </w:p>
-        </w:tc>
-      </w:tr>
-      <w:tr>
-        <w:tc>
-          <w:tcPr>
-            <w:cnfStyle w:val="001000000000" w:firstRow="0" w:lastRow="0" w:firstColumn="1" w:lastColumn="0" w:oddVBand="0" w:evenVBand="0" w:oddHBand="0" w:evenHBand="0" w:firstRowFirstColumn="0" w:firstRowLastColumn="0" w:lastRowFirstColumn="0" w:lastRowLastColumn="0"/>
-            <w:tcW w:w="3056" w:type="dxa"/>
-            <w:vAlign w:val="top"/>
-          </w:tcPr>
-          <w:p>
-            <w:pPr>
-              <w:spacing w:after="0"/>
-              <w:rPr>
-                <w:rFonts w:eastAsia="Aptos"/>
-              </w:rPr>
-            </w:pPr>
-            <w:r>
-              <w:rPr>
-                <w:rFonts w:eastAsia="Aptos"/>
-              </w:rPr>
-              <w:t>MOT_DESMOTIVACIO:CURS_1R</w:t>
-            </w:r>
-          </w:p>
-        </w:tc>
-        <w:tc>
-          <w:tcPr>
-            <w:tcW w:w="1197" w:type="dxa"/>
-            <w:vAlign w:val="top"/>
-          </w:tcPr>
-          <w:p>
-            <w:pPr>
-              <w:spacing w:after="0"/>
-              <w:jc w:val="center"/>
-              <w:cnfStyle w:val="000000000000" w:firstRow="0" w:lastRow="0" w:firstColumn="0" w:lastColumn="0" w:oddVBand="0" w:evenVBand="0" w:oddHBand="0" w:evenHBand="0" w:firstRowFirstColumn="0" w:firstRowLastColumn="0" w:lastRowFirstColumn="0" w:lastRowLastColumn="0"/>
-              <w:rPr>
-                <w:rFonts w:eastAsia="Aptos"/>
-              </w:rPr>
-            </w:pPr>
-            <w:r>
-              <w:rPr>
-                <w:rFonts w:eastAsia="Aptos"/>
-              </w:rPr>
-              <w:t>1.078</w:t>
-            </w:r>
-          </w:p>
-        </w:tc>
-        <w:tc>
-          <w:tcPr>
-            <w:tcW w:w="1701" w:type="dxa"/>
-            <w:vAlign w:val="top"/>
-          </w:tcPr>
-          <w:p>
-            <w:pPr>
-              <w:spacing w:after="0"/>
-              <w:jc w:val="center"/>
-              <w:cnfStyle w:val="000000000000" w:firstRow="0" w:lastRow="0" w:firstColumn="0" w:lastColumn="0" w:oddVBand="0" w:evenVBand="0" w:oddHBand="0" w:evenHBand="0" w:firstRowFirstColumn="0" w:firstRowLastColumn="0" w:lastRowFirstColumn="0" w:lastRowLastColumn="0"/>
-              <w:rPr>
-                <w:rFonts w:eastAsia="Aptos"/>
-              </w:rPr>
-            </w:pPr>
-            <w:r>
-              <w:rPr>
-                <w:rFonts w:eastAsia="Aptos"/>
-              </w:rPr>
-              <w:t>0.378</w:t>
-            </w:r>
-          </w:p>
-        </w:tc>
-        <w:tc>
-          <w:tcPr>
-            <w:tcW w:w="850" w:type="dxa"/>
-            <w:vAlign w:val="top"/>
-          </w:tcPr>
-          <w:p>
-            <w:pPr>
-              <w:spacing w:after="0"/>
-              <w:jc w:val="center"/>
-              <w:cnfStyle w:val="000000000000" w:firstRow="0" w:lastRow="0" w:firstColumn="0" w:lastColumn="0" w:oddVBand="0" w:evenVBand="0" w:oddHBand="0" w:evenHBand="0" w:firstRowFirstColumn="0" w:firstRowLastColumn="0" w:lastRowFirstColumn="0" w:lastRowLastColumn="0"/>
-              <w:rPr>
-                <w:rFonts w:eastAsia="Aptos"/>
-              </w:rPr>
-            </w:pPr>
-            <w:r>
-              <w:rPr>
-                <w:rFonts w:eastAsia="Aptos"/>
-              </w:rPr>
-              <w:t>2.85</w:t>
-            </w:r>
-          </w:p>
-        </w:tc>
-        <w:tc>
-          <w:tcPr>
-            <w:tcW w:w="1701" w:type="dxa"/>
-          </w:tcPr>
-          <w:p>
-            <w:pPr>
-              <w:spacing w:after="0"/>
-              <w:jc w:val="center"/>
-              <w:cnfStyle w:val="000000000000" w:firstRow="0" w:lastRow="0" w:firstColumn="0" w:lastColumn="0" w:oddVBand="0" w:evenVBand="0" w:oddHBand="0" w:evenHBand="0" w:firstRowFirstColumn="0" w:firstRowLastColumn="0" w:lastRowFirstColumn="0" w:lastRowLastColumn="0"/>
-              <w:rPr>
-                <w:rFonts w:eastAsia="Aptos"/>
-              </w:rPr>
-            </w:pPr>
-            <w:r>
-              <w:rPr>
-                <w:rFonts w:eastAsia="Aptos"/>
-              </w:rPr>
-              <w:t>0.004 **</w:t>
-            </w:r>
-          </w:p>
-        </w:tc>
-      </w:tr>
-    </w:tbl>
-    <w:p>
-      <w:pPr>
-        <w:spacing w:before="240" w:after="0"/>
-        <w:rPr>
-          <w:lang w:eastAsia="en-US"/>
-        </w:rPr>
-      </w:pPr>
-      <w:r>
-        <w:rPr>
-          <w:lang w:eastAsia="en-US"/>
-        </w:rPr>
-        <w:t xml:space="preserve">El model seleccionat s'estima sobre el conjunt d'entrenament (274 observacions). Tots els coeficients són estadísticament significatius al nivell del 5%, excepte MOT_FORCA_MAJOR, que ho és al 10% (p = 0.051). La reducció de </w:t>
-      </w:r>
-      <w:r>
-        <w:rPr>
-          <w:lang w:eastAsia="en-US"/>
-        </w:rPr>
-        <w:t>deviància</w:t>
-      </w:r>
-      <w:r>
-        <w:rPr>
-          <w:lang w:eastAsia="en-US"/>
-        </w:rPr>
-        <w:t xml:space="preserve"> respecte al model nul és notable —de 376.10 a 279.56, una reducció del 25.7%— indicant que el conjunt de predictors explica una part substancial de la variació en l'assistència.</w:t>
-      </w:r>
-    </w:p>
-    <w:p>
-      <w:pPr>
-        <w:spacing w:before="240" w:after="0"/>
+        <w:rPr>
+          <w:lang w:eastAsia="en-US"/>
+        </w:rPr>
+      </w:pPr>
+      <w:r>
+        <w:rPr>
+          <w:lang w:eastAsia="en-US"/>
+        </w:rPr>
+        <w:t>Els resultats de l'estimació sobre el train són consistents amb els obtinguts en l'anàlisi explicativa:</w:t>
+      </w:r>
+    </w:p>
+    <w:p>
+      <w:pPr>
+        <w:rPr>
+          <w:lang w:eastAsia="en-US"/>
+        </w:rPr>
+      </w:pPr>
+    </w:p>
+    <w:p>
+      <w:pPr>
+        <w:rPr>
+          <w:lang w:eastAsia="en-US"/>
+        </w:rPr>
+      </w:pPr>
+    </w:p>
+    <w:p>
+      <w:pPr>
         <w:rPr>
           <w:b/>
           <w:bCs/>
@@ -13792,7 +13023,6 @@
     </w:p>
     <w:p>
       <w:pPr>
-        <w:spacing w:before="240"/>
         <w:rPr>
           <w:lang w:eastAsia="en-US"/>
         </w:rPr>
@@ -13803,280 +13033,18 @@
         </w:rPr>
         <w:t>El model obté un AUC de 0.856 sobre el test, superior a la mitjana de validació creuada (0.801), cosa que descarta overfitting en la capacitat discriminativa global.</w:t>
       </w:r>
-      <w:r>
-        <w:rPr>
-          <w:lang w:eastAsia="en-US"/>
-        </w:rPr>
-        <w:t xml:space="preserve"> A l’</w:t>
-      </w:r>
-      <w:r>
-        <w:rPr>
-          <w:lang w:eastAsia="en-US"/>
-        </w:rPr>
-        <w:fldChar w:fldCharType="begin"/>
-      </w:r>
-      <w:r>
-        <w:rPr>
-          <w:lang w:eastAsia="en-US"/>
-        </w:rPr>
-        <w:instrText xml:space="preserve"> REF _Ref230797581 \h </w:instrText>
-      </w:r>
-      <w:r>
-        <w:rPr>
-          <w:lang w:eastAsia="en-US"/>
-        </w:rPr>
-      </w:r>
-      <w:r>
-        <w:rPr>
-          <w:lang w:eastAsia="en-US"/>
-        </w:rPr>
-        <w:fldChar w:fldCharType="separate"/>
-      </w:r>
-      <w:r>
-        <w:t xml:space="preserve">Annex </w:t>
-      </w:r>
-      <w:r>
-        <w:rPr>
-          <w:noProof/>
-        </w:rPr>
-        <w:t>13</w:t>
-      </w:r>
-      <w:r>
-        <w:rPr>
-          <w:lang w:eastAsia="en-US"/>
-        </w:rPr>
-        <w:fldChar w:fldCharType="end"/>
-      </w:r>
-      <w:r>
-        <w:rPr>
-          <w:lang w:eastAsia="en-US"/>
-        </w:rPr>
-        <w:t xml:space="preserve"> es pot veure la corba ROC.</w:t>
-      </w:r>
-    </w:p>
-    <w:p>
-      <w:pPr>
-        <w:keepNext/>
-        <w:spacing w:after="0"/>
-        <w:jc w:val="center"/>
-      </w:pPr>
-      <w:r>
-        <w:rPr>
-          <w:lang w:eastAsia="en-US"/>
-        </w:rPr>
-        <w:lastRenderedPageBreak/>
-        <w:drawing>
-          <wp:inline distT="0" distB="0" distL="0" distR="0" wp14:anchorId="3DD794BB" wp14:editId="4DF3FDE5">
-            <wp:extent cx="4284247" cy="3019245"/>
-            <wp:effectExtent l="0" t="0" r="2540" b="0"/>
-            <wp:docPr id="1389240590" name="Imagen 6"/>
-            <wp:cNvGraphicFramePr>
-              <a:graphicFrameLocks xmlns:a="http://schemas.openxmlformats.org/drawingml/2006/main" noChangeAspect="1"/>
-            </wp:cNvGraphicFramePr>
-            <a:graphic xmlns:a="http://schemas.openxmlformats.org/drawingml/2006/main">
-              <a:graphicData uri="http://schemas.openxmlformats.org/drawingml/2006/picture">
-                <pic:pic xmlns:pic="http://schemas.openxmlformats.org/drawingml/2006/picture">
-                  <pic:nvPicPr>
-                    <pic:cNvPr id="0" name="Picture 6"/>
-                    <pic:cNvPicPr>
-                      <a:picLocks noChangeAspect="1" noChangeArrowheads="1"/>
-                    </pic:cNvPicPr>
-                  </pic:nvPicPr>
-                  <pic:blipFill rotWithShape="1">
-                    <a:blip r:embed="rId18" cstate="print">
-                      <a:extLst>
-                        <a:ext uri="{28A0092B-C50C-407E-A947-70E740481C1C}">
-                          <a14:useLocalDpi xmlns:a14="http://schemas.microsoft.com/office/drawing/2010/main" val="0"/>
-                        </a:ext>
-                      </a:extLst>
-                    </a:blip>
-                    <a:srcRect t="8587" b="3319"/>
-                    <a:stretch>
-                      <a:fillRect/>
-                    </a:stretch>
-                  </pic:blipFill>
-                  <pic:spPr bwMode="auto">
-                    <a:xfrm>
-                      <a:off x="0" y="0"/>
-                      <a:ext cx="4312191" cy="3038938"/>
-                    </a:xfrm>
-                    <a:prstGeom prst="rect">
-                      <a:avLst/>
-                    </a:prstGeom>
-                    <a:noFill/>
-                    <a:ln>
-                      <a:noFill/>
-                    </a:ln>
-                    <a:extLst>
-                      <a:ext uri="{53640926-AAD7-44D8-BBD7-CCE9431645EC}">
-                        <a14:shadowObscured xmlns:a14="http://schemas.microsoft.com/office/drawing/2010/main"/>
-                      </a:ext>
-                    </a:extLst>
-                  </pic:spPr>
-                </pic:pic>
-              </a:graphicData>
-            </a:graphic>
-          </wp:inline>
-        </w:drawing>
-      </w:r>
-    </w:p>
-    <w:p>
-      <w:pPr>
-        <w:pStyle w:val="Descripcin"/>
-        <w:keepNext/>
-        <w:spacing w:after="240"/>
-        <w:jc w:val="center"/>
-      </w:pPr>
-      <w:r>
-        <w:t xml:space="preserve">Gràfic </w:t>
-      </w:r>
-      <w:r>
-        <w:fldChar w:fldCharType="begin"/>
-      </w:r>
-      <w:r>
-        <w:instrText xml:space="preserve"> SEQ Gràfic \* ARABIC </w:instrText>
-      </w:r>
-      <w:r>
-        <w:fldChar w:fldCharType="separate"/>
-      </w:r>
-      <w:r>
-        <w:rPr>
-          <w:noProof/>
-        </w:rPr>
-        <w:t>8</w:t>
-      </w:r>
-      <w:r>
-        <w:fldChar w:fldCharType="end"/>
-      </w:r>
-      <w:r>
-        <w:t xml:space="preserve">: </w:t>
-      </w:r>
-      <w:r>
-        <w:t>Comparació de mètriques entre train i test del logit</w:t>
-      </w:r>
-    </w:p>
-    <w:p>
-      <w:pPr>
-        <w:rPr>
-          <w:lang w:eastAsia="en-US"/>
-        </w:rPr>
-      </w:pPr>
-      <w:r>
-        <w:rPr>
-          <w:lang w:eastAsia="en-US"/>
-        </w:rPr>
-        <w:t>El resultat sobre el test és una precisió del 95</w:t>
-      </w:r>
-      <w:r>
-        <w:rPr>
-          <w:lang w:eastAsia="en-US"/>
-        </w:rPr>
-        <w:t>,</w:t>
-      </w:r>
-      <w:r>
-        <w:rPr>
-          <w:lang w:eastAsia="en-US"/>
-        </w:rPr>
-        <w:t>2%: dels 26 estudiants classificats com a regulars, només 1 era en realitat irregular. El model quasi no comet l'error que es volia evitar. La contrapartida és un recall de 0</w:t>
-      </w:r>
-      <w:r>
-        <w:rPr>
-          <w:lang w:eastAsia="en-US"/>
-        </w:rPr>
-        <w:t>,</w:t>
-      </w:r>
-      <w:r>
-        <w:rPr>
-          <w:lang w:eastAsia="en-US"/>
-        </w:rPr>
-        <w:t>488: dels 41 estudiants realment regulars, el model només en detecta 25 com a tals, classificant els 16 restants com a irregulars per excés de precaució. Aquests falsos negatius impliquen destinar recursos d'intervenció a estudiants que no els necessitarien, però no deixen cap irregular sense detectar per error.</w:t>
-      </w:r>
-      <w:r>
-        <w:rPr>
-          <w:lang w:eastAsia="en-US"/>
-        </w:rPr>
-        <w:t xml:space="preserve"> Per la cobra PR aneu a l’</w:t>
-      </w:r>
-      <w:r>
-        <w:rPr>
-          <w:lang w:eastAsia="en-US"/>
-        </w:rPr>
-        <w:fldChar w:fldCharType="begin"/>
-      </w:r>
-      <w:r>
-        <w:rPr>
-          <w:lang w:eastAsia="en-US"/>
-        </w:rPr>
-        <w:instrText xml:space="preserve"> REF _Ref230797620 \h </w:instrText>
-      </w:r>
-      <w:r>
-        <w:rPr>
-          <w:lang w:eastAsia="en-US"/>
-        </w:rPr>
-      </w:r>
-      <w:r>
-        <w:rPr>
-          <w:lang w:eastAsia="en-US"/>
-        </w:rPr>
-        <w:fldChar w:fldCharType="separate"/>
-      </w:r>
-      <w:r>
-        <w:t xml:space="preserve">Annex </w:t>
-      </w:r>
-      <w:r>
-        <w:rPr>
-          <w:noProof/>
-        </w:rPr>
-        <w:t>12</w:t>
-      </w:r>
-      <w:r>
-        <w:rPr>
-          <w:lang w:eastAsia="en-US"/>
-        </w:rPr>
-        <w:fldChar w:fldCharType="end"/>
-      </w:r>
-      <w:r>
-        <w:rPr>
-          <w:lang w:eastAsia="en-US"/>
-        </w:rPr>
-        <w:t>.</w:t>
-      </w:r>
-    </w:p>
-    <w:p>
-      <w:pPr>
-        <w:rPr>
-          <w:lang w:eastAsia="en-US"/>
-        </w:rPr>
-      </w:pPr>
-      <w:r>
-        <w:rPr>
-          <w:lang w:eastAsia="en-US"/>
-        </w:rPr>
-        <w:t>El recall en test (0</w:t>
-      </w:r>
-      <w:r>
-        <w:rPr>
-          <w:lang w:eastAsia="en-US"/>
-        </w:rPr>
-        <w:t>,</w:t>
-      </w:r>
-      <w:r>
-        <w:rPr>
-          <w:lang w:eastAsia="en-US"/>
-        </w:rPr>
-        <w:t>488) no assoleix el mínim de 0</w:t>
-      </w:r>
-      <w:r>
-        <w:rPr>
-          <w:lang w:eastAsia="en-US"/>
-        </w:rPr>
-        <w:t>,</w:t>
-      </w:r>
-      <w:r>
-        <w:rPr>
-          <w:lang w:eastAsia="en-US"/>
-        </w:rPr>
-        <w:t>60 establert durant el calibratge, cosa que és una limitació de la mida mostral: el llindar s'ha estimat sobre 274 observacions i la seva transferència a un test de 68 no és perfecta.</w:t>
+    </w:p>
+    <w:p>
+      <w:pPr>
+        <w:rPr>
+          <w:lang w:eastAsia="en-US"/>
+        </w:rPr>
+      </w:pPr>
+      <w:r>
+        <w:rPr>
+          <w:lang w:eastAsia="en-US"/>
+        </w:rPr>
+        <w:t>El resultat és un llindar elevat (0.686) i una precisió del 95.2% en test: quan el model prediu que un estudiant és regular, encerta en quasi tots els casos, cosa que implica que els falsos positius —irregulars classificats com a regulars— són mínims. La contrapartida és un recall de 0.488 en test, que no assoleix el mínim de 0.60 establert durant el calibratge. Això és una limitació de la mida mostral: el llindar s'ha estimat sobre 274 observacions i la seva transferència a un test de 68 no és perfecta. En qualsevol cas, la caiguda de la Balanced Accuracy (de 0.779 a 0.725) i del F1 (de 0.782 a 0.645) és modesta i no indica sobreajustament.</w:t>
       </w:r>
     </w:p>
     <w:p>
@@ -14894,7 +13862,7 @@
                     </pic:cNvPicPr>
                   </pic:nvPicPr>
                   <pic:blipFill rotWithShape="1">
-                    <a:blip r:embed="rId19" cstate="print">
+                    <a:blip r:embed="rId18" cstate="print">
                       <a:extLst>
                         <a:ext uri="{28A0092B-C50C-407E-A947-70E740481C1C}">
                           <a14:useLocalDpi xmlns:a14="http://schemas.microsoft.com/office/drawing/2010/main" val="0"/>
@@ -15006,7 +13974,7 @@
                     </pic:cNvPicPr>
                   </pic:nvPicPr>
                   <pic:blipFill rotWithShape="1">
-                    <a:blip r:embed="rId19" cstate="print">
+                    <a:blip r:embed="rId18" cstate="print">
                       <a:extLst>
                         <a:ext uri="{28A0092B-C50C-407E-A947-70E740481C1C}">
                           <a14:useLocalDpi xmlns:a14="http://schemas.microsoft.com/office/drawing/2010/main" val="0"/>
@@ -15279,7 +14247,7 @@
                     </pic:cNvPicPr>
                   </pic:nvPicPr>
                   <pic:blipFill rotWithShape="1">
-                    <a:blip r:embed="rId19" cstate="print">
+                    <a:blip r:embed="rId18" cstate="print">
                       <a:extLst>
                         <a:ext uri="{28A0092B-C50C-407E-A947-70E740481C1C}">
                           <a14:useLocalDpi xmlns:a14="http://schemas.microsoft.com/office/drawing/2010/main" val="0"/>
@@ -15337,7 +14305,7 @@
         <w:rPr>
           <w:noProof/>
         </w:rPr>
-        <w:t>9</w:t>
+        <w:t>8</w:t>
       </w:r>
       <w:r>
         <w:rPr>
@@ -15744,7 +14712,7 @@
                     </pic:cNvPicPr>
                   </pic:nvPicPr>
                   <pic:blipFill rotWithShape="1">
-                    <a:blip r:embed="rId20" cstate="print">
+                    <a:blip r:embed="rId19" cstate="print">
                       <a:extLst>
                         <a:ext uri="{28A0092B-C50C-407E-A947-70E740481C1C}">
                           <a14:useLocalDpi xmlns:a14="http://schemas.microsoft.com/office/drawing/2010/main" val="0"/>
@@ -15802,7 +14770,7 @@
         <w:rPr>
           <w:noProof/>
         </w:rPr>
-        <w:t>10</w:t>
+        <w:t>9</w:t>
       </w:r>
       <w:r>
         <w:rPr>
@@ -15817,7 +14785,7 @@
         <w:rPr>
           <w:rStyle w:val="Refdenotaalpie"/>
         </w:rPr>
-        <w:footnoteReference w:id="2"/>
+        <w:footnoteReference w:id="3"/>
       </w:r>
     </w:p>
     <w:p>
@@ -16735,7 +15703,7 @@
                     </pic:cNvPicPr>
                   </pic:nvPicPr>
                   <pic:blipFill rotWithShape="1">
-                    <a:blip r:embed="rId21" cstate="print">
+                    <a:blip r:embed="rId20" cstate="print">
                       <a:extLst>
                         <a:ext uri="{28A0092B-C50C-407E-A947-70E740481C1C}">
                           <a14:useLocalDpi xmlns:a14="http://schemas.microsoft.com/office/drawing/2010/main" val="0"/>
@@ -16796,7 +15764,7 @@
         <w:rPr>
           <w:noProof/>
         </w:rPr>
-        <w:t>11</w:t>
+        <w:t>10</w:t>
       </w:r>
       <w:r>
         <w:rPr>
@@ -17192,7 +16160,7 @@
           <w:lang w:eastAsia="en-US"/>
         </w:rPr>
         <w:drawing>
-          <wp:inline distT="0" distB="0" distL="0" distR="0" wp14:anchorId="3B76A0E1" wp14:editId="017A8A10">
+          <wp:inline distT="0" distB="0" distL="0" distR="0" wp14:anchorId="3B76A0E1" wp14:editId="4E359BA5">
             <wp:extent cx="5400040" cy="4319905"/>
             <wp:effectExtent l="0" t="0" r="0" b="4445"/>
             <wp:docPr id="639941409" name="Imagen 18"/>
@@ -17209,7 +16177,7 @@
                     </pic:cNvPicPr>
                   </pic:nvPicPr>
                   <pic:blipFill>
-                    <a:blip r:embed="rId22" cstate="print">
+                    <a:blip r:embed="rId21" cstate="print">
                       <a:extLst>
                         <a:ext uri="{28A0092B-C50C-407E-A947-70E740481C1C}">
                           <a14:useLocalDpi xmlns:a14="http://schemas.microsoft.com/office/drawing/2010/main" val="0"/>
@@ -17265,7 +16233,7 @@
         <w:rPr>
           <w:noProof/>
         </w:rPr>
-        <w:t>12</w:t>
+        <w:t>11</w:t>
       </w:r>
       <w:r>
         <w:rPr>
@@ -17421,7 +16389,7 @@
                     <pic:cNvPicPr/>
                   </pic:nvPicPr>
                   <pic:blipFill>
-                    <a:blip r:embed="rId23"/>
+                    <a:blip r:embed="rId22"/>
                     <a:stretch>
                       <a:fillRect/>
                     </a:stretch>
@@ -17745,7 +16713,7 @@
           <w:i/>
           <w:iCs/>
         </w:rPr>
-        <w:footnoteReference w:id="3"/>
+        <w:footnoteReference w:id="4"/>
       </w:r>
       <w:r>
         <w:rPr>
@@ -17787,7 +16755,7 @@
         <w:rPr>
           <w:rStyle w:val="Refdenotaalpie"/>
         </w:rPr>
-        <w:footnoteReference w:id="4"/>
+        <w:footnoteReference w:id="5"/>
       </w:r>
       <w:r>
         <w:t>, T_AVAL, CURS_1R i NOTA_num.</w:t>
@@ -17887,7 +16855,7 @@
           <w:rStyle w:val="Refdenotaalpie"/>
           <w:lang w:eastAsia="en-US"/>
         </w:rPr>
-        <w:footnoteReference w:id="5"/>
+        <w:footnoteReference w:id="6"/>
       </w:r>
       <w:r>
         <w:rPr>
@@ -17973,7 +16941,7 @@
           <w:rStyle w:val="Refdenotaalpie"/>
           <w:lang w:eastAsia="en-US"/>
         </w:rPr>
-        <w:footnoteReference w:id="6"/>
+        <w:footnoteReference w:id="7"/>
       </w:r>
       <w:r>
         <w:rPr>
@@ -18254,7 +17222,7 @@
         <w:rPr>
           <w:noProof/>
         </w:rPr>
-        <w:t>4</w:t>
+        <w:t>2</w:t>
       </w:r>
       <w:r>
         <w:fldChar w:fldCharType="end"/>
@@ -19119,7 +18087,7 @@
                     </pic:cNvPicPr>
                   </pic:nvPicPr>
                   <pic:blipFill rotWithShape="1">
-                    <a:blip r:embed="rId24" cstate="print">
+                    <a:blip r:embed="rId23" cstate="print">
                       <a:extLst>
                         <a:ext uri="{28A0092B-C50C-407E-A947-70E740481C1C}">
                           <a14:useLocalDpi xmlns:a14="http://schemas.microsoft.com/office/drawing/2010/main" val="0"/>
@@ -19186,7 +18154,7 @@
         <w:rPr>
           <w:noProof/>
         </w:rPr>
-        <w:t>13</w:t>
+        <w:t>12</w:t>
       </w:r>
       <w:r>
         <w:fldChar w:fldCharType="end"/>
@@ -19432,7 +18400,7 @@
                     </pic:cNvPicPr>
                   </pic:nvPicPr>
                   <pic:blipFill>
-                    <a:blip r:embed="rId25" cstate="print">
+                    <a:blip r:embed="rId24" cstate="print">
                       <a:extLst>
                         <a:ext uri="{28A0092B-C50C-407E-A947-70E740481C1C}">
                           <a14:useLocalDpi xmlns:a14="http://schemas.microsoft.com/office/drawing/2010/main" val="0"/>
@@ -19490,7 +18458,7 @@
         <w:rPr>
           <w:noProof/>
         </w:rPr>
-        <w:t>14</w:t>
+        <w:t>13</w:t>
       </w:r>
       <w:r>
         <w:fldChar w:fldCharType="end"/>
@@ -19593,7 +18561,7 @@
                     </pic:cNvPicPr>
                   </pic:nvPicPr>
                   <pic:blipFill rotWithShape="1">
-                    <a:blip r:embed="rId26" cstate="print">
+                    <a:blip r:embed="rId25" cstate="print">
                       <a:extLst>
                         <a:ext uri="{28A0092B-C50C-407E-A947-70E740481C1C}">
                           <a14:useLocalDpi xmlns:a14="http://schemas.microsoft.com/office/drawing/2010/main" val="0"/>
@@ -19655,7 +18623,7 @@
         <w:rPr>
           <w:noProof/>
         </w:rPr>
-        <w:t>15</w:t>
+        <w:t>14</w:t>
       </w:r>
       <w:r>
         <w:fldChar w:fldCharType="end"/>
@@ -20248,7 +19216,7 @@
             <w:rFonts w:ascii="Cambria Math" w:eastAsia="Aptos" w:hAnsi="Cambria Math"/>
             <w:i/>
           </w:rPr>
-          <w:footnoteReference w:id="7"/>
+          <w:footnoteReference w:id="8"/>
         </m:r>
       </m:oMath>
       <w:r>
@@ -20324,7 +19292,7 @@
                     </pic:cNvPicPr>
                   </pic:nvPicPr>
                   <pic:blipFill rotWithShape="1">
-                    <a:blip r:embed="rId27" cstate="print">
+                    <a:blip r:embed="rId26" cstate="print">
                       <a:extLst>
                         <a:ext uri="{28A0092B-C50C-407E-A947-70E740481C1C}">
                           <a14:useLocalDpi xmlns:a14="http://schemas.microsoft.com/office/drawing/2010/main" val="0"/>
@@ -20385,7 +19353,7 @@
         <w:rPr>
           <w:noProof/>
         </w:rPr>
-        <w:t>16</w:t>
+        <w:t>15</w:t>
       </w:r>
       <w:r>
         <w:fldChar w:fldCharType="end"/>
@@ -20461,7 +19429,7 @@
           <w:rStyle w:val="Refdenotaalpie"/>
           <w:rFonts w:eastAsia="Aptos"/>
         </w:rPr>
-        <w:footnoteReference w:id="8"/>
+        <w:footnoteReference w:id="9"/>
       </w:r>
       <w:r>
         <w:rPr>
@@ -20732,7 +19700,7 @@
         <w:rPr>
           <w:noProof/>
         </w:rPr>
-        <w:t>5</w:t>
+        <w:t>3</w:t>
       </w:r>
       <w:r>
         <w:fldChar w:fldCharType="end"/>
@@ -21963,7 +20931,7 @@
                     </pic:cNvPicPr>
                   </pic:nvPicPr>
                   <pic:blipFill rotWithShape="1">
-                    <a:blip r:embed="rId28" cstate="print">
+                    <a:blip r:embed="rId27" cstate="print">
                       <a:extLst>
                         <a:ext uri="{28A0092B-C50C-407E-A947-70E740481C1C}">
                           <a14:useLocalDpi xmlns:a14="http://schemas.microsoft.com/office/drawing/2010/main" val="0"/>
@@ -22027,7 +20995,7 @@
         <w:rPr>
           <w:noProof/>
         </w:rPr>
-        <w:t>17</w:t>
+        <w:t>16</w:t>
       </w:r>
       <w:r>
         <w:fldChar w:fldCharType="end"/>
@@ -22174,7 +21142,7 @@
         <w:rPr>
           <w:noProof/>
         </w:rPr>
-        <w:t>6</w:t>
+        <w:t>4</w:t>
       </w:r>
       <w:r>
         <w:fldChar w:fldCharType="end"/>
@@ -23412,7 +22380,7 @@
                   <w:kern w:val="0"/>
                   <w:sz w:val="24"/>
                   <w:szCs w:val="24"/>
-                  <w:lang w:val="es-ES"/>
+                  <w:lang w:val="en-GB"/>
                 </w:rPr>
               </w:pPr>
               <w:r>
@@ -23427,7 +22395,7 @@
               <w:r>
                 <w:rPr>
                   <w:noProof/>
-                  <w:lang w:val="es-ES"/>
+                  <w:lang w:val="en-GB"/>
                 </w:rPr>
                 <w:t xml:space="preserve">Hosmer, D., Lemeshow, S., &amp; Sturdivant, R. (2013). </w:t>
               </w:r>
@@ -23436,14 +22404,14 @@
                   <w:i/>
                   <w:iCs/>
                   <w:noProof/>
-                  <w:lang w:val="es-ES"/>
+                  <w:lang w:val="en-GB"/>
                 </w:rPr>
                 <w:t>Applied Logistic Regression.</w:t>
               </w:r>
               <w:r>
                 <w:rPr>
                   <w:noProof/>
-                  <w:lang w:val="es-ES"/>
+                  <w:lang w:val="en-GB"/>
                 </w:rPr>
                 <w:t xml:space="preserve"> Wiley. Obtenido de https://googlegroups.com/group/udsm-mbbgroupnetwork/attach/ef8b0b994f431/Applied%20Logistic%20Regression.pdf?part=0.1</w:t>
               </w:r>
@@ -23460,7 +22428,7 @@
               <w:r>
                 <w:rPr>
                   <w:noProof/>
-                  <w:lang w:val="es-ES"/>
+                  <w:lang w:val="en-GB"/>
                 </w:rPr>
                 <w:t xml:space="preserve">Rhemtulla, M., Brosseau-Liard, P. É., &amp; Savalei, V. (s.f.). </w:t>
               </w:r>
@@ -23469,16 +22437,23 @@
                   <w:i/>
                   <w:iCs/>
                   <w:noProof/>
-                  <w:lang w:val="es-ES"/>
+                  <w:lang w:val="en-GB"/>
                 </w:rPr>
                 <w:t>When Can Categorical Variables Be Treated as Continuous? A Comparison of Robust Continuous and Categorical SEM Estimation Methods Under Suboptimal Conditions.</w:t>
               </w:r>
               <w:r>
                 <w:rPr>
                   <w:noProof/>
+                  <w:lang w:val="en-GB"/>
+                </w:rPr>
+                <w:t xml:space="preserve"> </w:t>
+              </w:r>
+              <w:r>
+                <w:rPr>
+                  <w:noProof/>
                   <w:lang w:val="es-ES"/>
                 </w:rPr>
-                <w:t xml:space="preserve"> Obtenido de https://psychmodels.ucdavis.edu/sites/g/files/dgvnsk12156/files/inline-files/rhemtullabrosseauliardsavalei_pm.pdf</w:t>
+                <w:t>Obtenido de https://psychmodels.ucdavis.edu/sites/g/files/dgvnsk12156/files/inline-files/rhemtullabrosseauliardsavalei_pm.pdf</w:t>
               </w:r>
             </w:p>
             <w:p>
@@ -23661,7 +22636,7 @@
         </w:rPr>
         <w:t xml:space="preserve">L’enquesta original es pot consultar en el següent enllaç: </w:t>
       </w:r>
-      <w:hyperlink r:id="rId29" w:history="1">
+      <w:hyperlink r:id="rId28" w:history="1">
         <w:r>
           <w:rPr>
             <w:rFonts w:eastAsia="Aptos"/>
@@ -23724,7 +22699,7 @@
                     </pic:cNvPicPr>
                   </pic:nvPicPr>
                   <pic:blipFill>
-                    <a:blip r:embed="rId30" cstate="print">
+                    <a:blip r:embed="rId29" cstate="print">
                       <a:extLst>
                         <a:ext uri="{28A0092B-C50C-407E-A947-70E740481C1C}">
                           <a14:useLocalDpi xmlns:a14="http://schemas.microsoft.com/office/drawing/2010/main" val="0"/>
@@ -31544,7 +30519,7 @@
                     </pic:cNvPicPr>
                   </pic:nvPicPr>
                   <pic:blipFill rotWithShape="1">
-                    <a:blip r:embed="rId34" cstate="print">
+                    <a:blip r:embed="rId33" cstate="print">
                       <a:extLst>
                         <a:ext uri="{28A0092B-C50C-407E-A947-70E740481C1C}">
                           <a14:useLocalDpi xmlns:a14="http://schemas.microsoft.com/office/drawing/2010/main" val="0"/>
@@ -31641,7 +30616,7 @@
                     </pic:cNvPicPr>
                   </pic:nvPicPr>
                   <pic:blipFill rotWithShape="1">
-                    <a:blip r:embed="rId35" cstate="print">
+                    <a:blip r:embed="rId34" cstate="print">
                       <a:extLst>
                         <a:ext uri="{28A0092B-C50C-407E-A947-70E740481C1C}">
                           <a14:useLocalDpi xmlns:a14="http://schemas.microsoft.com/office/drawing/2010/main" val="0"/>
@@ -31738,7 +30713,7 @@
                     </pic:cNvPicPr>
                   </pic:nvPicPr>
                   <pic:blipFill rotWithShape="1">
-                    <a:blip r:embed="rId36" cstate="print">
+                    <a:blip r:embed="rId35" cstate="print">
                       <a:extLst>
                         <a:ext uri="{28A0092B-C50C-407E-A947-70E740481C1C}">
                           <a14:useLocalDpi xmlns:a14="http://schemas.microsoft.com/office/drawing/2010/main" val="0"/>
@@ -31841,7 +30816,7 @@
           <w:lang w:eastAsia="en-US"/>
         </w:rPr>
         <w:drawing>
-          <wp:inline distT="0" distB="0" distL="0" distR="0" wp14:anchorId="693BC190" wp14:editId="534E64B6">
+          <wp:inline distT="0" distB="0" distL="0" distR="0" wp14:anchorId="693BC190" wp14:editId="27B7B8B4">
             <wp:extent cx="5400040" cy="4010025"/>
             <wp:effectExtent l="0" t="0" r="0" b="9525"/>
             <wp:docPr id="1947302634" name="Imagen 10"/>
@@ -31858,7 +30833,7 @@
                     </pic:cNvPicPr>
                   </pic:nvPicPr>
                   <pic:blipFill rotWithShape="1">
-                    <a:blip r:embed="rId37" cstate="print">
+                    <a:blip r:embed="rId36" cstate="print">
                       <a:extLst>
                         <a:ext uri="{28A0092B-C50C-407E-A947-70E740481C1C}">
                           <a14:useLocalDpi xmlns:a14="http://schemas.microsoft.com/office/drawing/2010/main" val="0"/>
@@ -31974,7 +30949,7 @@
                     </pic:cNvPicPr>
                   </pic:nvPicPr>
                   <pic:blipFill rotWithShape="1">
-                    <a:blip r:embed="rId38" cstate="print">
+                    <a:blip r:embed="rId37" cstate="print">
                       <a:extLst>
                         <a:ext uri="{28A0092B-C50C-407E-A947-70E740481C1C}">
                           <a14:useLocalDpi xmlns:a14="http://schemas.microsoft.com/office/drawing/2010/main" val="0"/>
@@ -32179,7 +31154,7 @@
                     </pic:cNvPicPr>
                   </pic:nvPicPr>
                   <pic:blipFill rotWithShape="1">
-                    <a:blip r:embed="rId39" cstate="print">
+                    <a:blip r:embed="rId38" cstate="print">
                       <a:extLst>
                         <a:ext uri="{28A0092B-C50C-407E-A947-70E740481C1C}">
                           <a14:useLocalDpi xmlns:a14="http://schemas.microsoft.com/office/drawing/2010/main" val="0"/>
@@ -32239,8 +31214,8 @@
         <w:pStyle w:val="Descripcin"/>
         <w:keepNext/>
       </w:pPr>
-      <w:bookmarkStart w:id="59" w:name="_Ref230109674"/>
-      <w:bookmarkStart w:id="60" w:name="_Ref230109679"/>
+      <w:bookmarkStart w:id="59" w:name="_Ref230109679"/>
+      <w:bookmarkStart w:id="60" w:name="_Ref230109674"/>
       <w:r>
         <w:t xml:space="preserve">Annex </w:t>
       </w:r>
@@ -32262,11 +31237,11 @@
       <w:r>
         <w:fldChar w:fldCharType="end"/>
       </w:r>
+      <w:bookmarkEnd w:id="59"/>
+      <w:r>
+        <w:t>: Calibration plot</w:t>
+      </w:r>
       <w:bookmarkEnd w:id="60"/>
-      <w:r>
-        <w:t>: Calibration plot</w:t>
-      </w:r>
-      <w:bookmarkEnd w:id="59"/>
     </w:p>
     <w:p>
       <w:pPr>
@@ -32309,7 +31284,7 @@
                     </pic:cNvPicPr>
                   </pic:nvPicPr>
                   <pic:blipFill rotWithShape="1">
-                    <a:blip r:embed="rId40" cstate="print">
+                    <a:blip r:embed="rId39" cstate="print">
                       <a:extLst>
                         <a:ext uri="{28A0092B-C50C-407E-A947-70E740481C1C}">
                           <a14:useLocalDpi xmlns:a14="http://schemas.microsoft.com/office/drawing/2010/main" val="0"/>
@@ -32419,7 +31394,7 @@
                     </pic:cNvPicPr>
                   </pic:nvPicPr>
                   <pic:blipFill rotWithShape="1">
-                    <a:blip r:embed="rId41" cstate="print">
+                    <a:blip r:embed="rId40" cstate="print">
                       <a:extLst>
                         <a:ext uri="{28A0092B-C50C-407E-A947-70E740481C1C}">
                           <a14:useLocalDpi xmlns:a14="http://schemas.microsoft.com/office/drawing/2010/main" val="0"/>
@@ -33466,248 +32441,6 @@
     </w:p>
     <w:p>
       <w:pPr>
-        <w:pStyle w:val="Ttulo2"/>
-      </w:pPr>
-      <w:r>
-        <w:t>Logit predictiu</w:t>
-      </w:r>
-    </w:p>
-    <w:p>
-      <w:pPr>
-        <w:pStyle w:val="Descripcin"/>
-        <w:keepNext/>
-        <w:jc w:val="left"/>
-      </w:pPr>
-      <w:bookmarkStart w:id="62" w:name="_Ref230797620"/>
-      <w:r>
-        <w:t xml:space="preserve">Annex </w:t>
-      </w:r>
-      <w:r>
-        <w:fldChar w:fldCharType="begin"/>
-      </w:r>
-      <w:r>
-        <w:instrText xml:space="preserve"> SEQ Annex \* ARABIC </w:instrText>
-      </w:r>
-      <w:r>
-        <w:fldChar w:fldCharType="separate"/>
-      </w:r>
-      <w:r>
-        <w:rPr>
-          <w:noProof/>
-        </w:rPr>
-        <w:t>12</w:t>
-      </w:r>
-      <w:r>
-        <w:fldChar w:fldCharType="end"/>
-      </w:r>
-      <w:bookmarkEnd w:id="62"/>
-      <w:r>
-        <w:t>: Corba Precision – Recall del lògit predictiu (OOF train)</w:t>
-      </w:r>
-    </w:p>
-    <w:p>
-      <w:pPr>
-        <w:spacing w:before="100" w:beforeAutospacing="1" w:after="100" w:afterAutospacing="1" w:line="240" w:lineRule="auto"/>
-        <w:jc w:val="center"/>
-        <w:rPr>
-          <w:rFonts w:ascii="Times New Roman" w:hAnsi="Times New Roman"/>
-          <w:color w:val="auto"/>
-          <w:kern w:val="0"/>
-          <w:sz w:val="24"/>
-          <w:szCs w:val="24"/>
-          <w:lang w:eastAsia="ca-ES"/>
-        </w:rPr>
-      </w:pPr>
-      <w:r>
-        <w:rPr>
-          <w:rFonts w:ascii="Times New Roman" w:hAnsi="Times New Roman"/>
-          <w:noProof/>
-          <w:color w:val="auto"/>
-          <w:kern w:val="0"/>
-          <w:sz w:val="24"/>
-          <w:szCs w:val="24"/>
-          <w:u w:val="single"/>
-          <w:lang w:eastAsia="ca-ES"/>
-        </w:rPr>
-        <w:drawing>
-          <wp:inline distT="0" distB="0" distL="0" distR="0" wp14:anchorId="670635A3" wp14:editId="6EB5C283">
-            <wp:extent cx="3528204" cy="2626458"/>
-            <wp:effectExtent l="0" t="0" r="0" b="2540"/>
-            <wp:docPr id="1357737125" name="Imagen 7"/>
-            <wp:cNvGraphicFramePr>
-              <a:graphicFrameLocks xmlns:a="http://schemas.openxmlformats.org/drawingml/2006/main" noChangeAspect="1"/>
-            </wp:cNvGraphicFramePr>
-            <a:graphic xmlns:a="http://schemas.openxmlformats.org/drawingml/2006/main">
-              <a:graphicData uri="http://schemas.openxmlformats.org/drawingml/2006/picture">
-                <pic:pic xmlns:pic="http://schemas.openxmlformats.org/drawingml/2006/picture">
-                  <pic:nvPicPr>
-                    <pic:cNvPr id="0" name="Picture 8"/>
-                    <pic:cNvPicPr>
-                      <a:picLocks noChangeAspect="1" noChangeArrowheads="1"/>
-                    </pic:cNvPicPr>
-                  </pic:nvPicPr>
-                  <pic:blipFill rotWithShape="1">
-                    <a:blip r:embed="rId42" cstate="print">
-                      <a:extLst>
-                        <a:ext uri="{28A0092B-C50C-407E-A947-70E740481C1C}">
-                          <a14:useLocalDpi xmlns:a14="http://schemas.microsoft.com/office/drawing/2010/main" val="0"/>
-                        </a:ext>
-                      </a:extLst>
-                    </a:blip>
-                    <a:srcRect t="6986"/>
-                    <a:stretch>
-                      <a:fillRect/>
-                    </a:stretch>
-                  </pic:blipFill>
-                  <pic:spPr bwMode="auto">
-                    <a:xfrm>
-                      <a:off x="0" y="0"/>
-                      <a:ext cx="3534673" cy="2631274"/>
-                    </a:xfrm>
-                    <a:prstGeom prst="rect">
-                      <a:avLst/>
-                    </a:prstGeom>
-                    <a:noFill/>
-                    <a:ln>
-                      <a:noFill/>
-                    </a:ln>
-                    <a:extLst>
-                      <a:ext uri="{53640926-AAD7-44D8-BBD7-CCE9431645EC}">
-                        <a14:shadowObscured xmlns:a14="http://schemas.microsoft.com/office/drawing/2010/main"/>
-                      </a:ext>
-                    </a:extLst>
-                  </pic:spPr>
-                </pic:pic>
-              </a:graphicData>
-            </a:graphic>
-          </wp:inline>
-        </w:drawing>
-      </w:r>
-    </w:p>
-    <w:p>
-      <w:pPr>
-        <w:pStyle w:val="Descripcin"/>
-        <w:keepNext/>
-      </w:pPr>
-      <w:bookmarkStart w:id="63" w:name="_Ref230797581"/>
-      <w:r>
-        <w:t xml:space="preserve">Annex </w:t>
-      </w:r>
-      <w:r>
-        <w:fldChar w:fldCharType="begin"/>
-      </w:r>
-      <w:r>
-        <w:instrText xml:space="preserve"> SEQ Annex \* ARABIC </w:instrText>
-      </w:r>
-      <w:r>
-        <w:fldChar w:fldCharType="separate"/>
-      </w:r>
-      <w:r>
-        <w:rPr>
-          <w:noProof/>
-        </w:rPr>
-        <w:t>13</w:t>
-      </w:r>
-      <w:r>
-        <w:fldChar w:fldCharType="end"/>
-      </w:r>
-      <w:bookmarkEnd w:id="63"/>
-      <w:r>
-        <w:t>: Corba ROC sobre el test</w:t>
-      </w:r>
-    </w:p>
-    <w:p>
-      <w:pPr>
-        <w:spacing w:before="100" w:beforeAutospacing="1" w:after="100" w:afterAutospacing="1" w:line="240" w:lineRule="auto"/>
-        <w:jc w:val="center"/>
-        <w:rPr>
-          <w:rFonts w:ascii="Times New Roman" w:hAnsi="Times New Roman"/>
-          <w:color w:val="auto"/>
-          <w:kern w:val="0"/>
-          <w:sz w:val="24"/>
-          <w:szCs w:val="24"/>
-          <w:lang w:eastAsia="ca-ES"/>
-        </w:rPr>
-      </w:pPr>
-      <w:r>
-        <w:rPr>
-          <w:rFonts w:ascii="Times New Roman" w:hAnsi="Times New Roman"/>
-          <w:color w:val="auto"/>
-          <w:kern w:val="0"/>
-          <w:sz w:val="24"/>
-          <w:szCs w:val="24"/>
-          <w:lang w:eastAsia="ca-ES"/>
-        </w:rPr>
-        <w:drawing>
-          <wp:inline distT="0" distB="0" distL="0" distR="0" wp14:anchorId="7BBD133E" wp14:editId="1193792B">
-            <wp:extent cx="3763010" cy="2820539"/>
-            <wp:effectExtent l="0" t="0" r="0" b="0"/>
-            <wp:docPr id="32031804" name="Imagen 9"/>
-            <wp:cNvGraphicFramePr>
-              <a:graphicFrameLocks xmlns:a="http://schemas.openxmlformats.org/drawingml/2006/main" noChangeAspect="1"/>
-            </wp:cNvGraphicFramePr>
-            <a:graphic xmlns:a="http://schemas.openxmlformats.org/drawingml/2006/main">
-              <a:graphicData uri="http://schemas.openxmlformats.org/drawingml/2006/picture">
-                <pic:pic xmlns:pic="http://schemas.openxmlformats.org/drawingml/2006/picture">
-                  <pic:nvPicPr>
-                    <pic:cNvPr id="0" name="Picture 15"/>
-                    <pic:cNvPicPr>
-                      <a:picLocks noChangeAspect="1" noChangeArrowheads="1"/>
-                    </pic:cNvPicPr>
-                  </pic:nvPicPr>
-                  <pic:blipFill rotWithShape="1">
-                    <a:blip r:embed="rId43" cstate="print">
-                      <a:extLst>
-                        <a:ext uri="{28A0092B-C50C-407E-A947-70E740481C1C}">
-                          <a14:useLocalDpi xmlns:a14="http://schemas.microsoft.com/office/drawing/2010/main" val="0"/>
-                        </a:ext>
-                      </a:extLst>
-                    </a:blip>
-                    <a:srcRect t="6304"/>
-                    <a:stretch>
-                      <a:fillRect/>
-                    </a:stretch>
-                  </pic:blipFill>
-                  <pic:spPr bwMode="auto">
-                    <a:xfrm>
-                      <a:off x="0" y="0"/>
-                      <a:ext cx="3765700" cy="2822555"/>
-                    </a:xfrm>
-                    <a:prstGeom prst="rect">
-                      <a:avLst/>
-                    </a:prstGeom>
-                    <a:noFill/>
-                    <a:ln>
-                      <a:noFill/>
-                    </a:ln>
-                    <a:extLst>
-                      <a:ext uri="{53640926-AAD7-44D8-BBD7-CCE9431645EC}">
-                        <a14:shadowObscured xmlns:a14="http://schemas.microsoft.com/office/drawing/2010/main"/>
-                      </a:ext>
-                    </a:extLst>
-                  </pic:spPr>
-                </pic:pic>
-              </a:graphicData>
-            </a:graphic>
-          </wp:inline>
-        </w:drawing>
-      </w:r>
-    </w:p>
-    <w:p>
-      <w:pPr>
-        <w:spacing w:before="100" w:beforeAutospacing="1" w:after="100" w:afterAutospacing="1" w:line="240" w:lineRule="auto"/>
-        <w:rPr>
-          <w:rFonts w:ascii="Times New Roman" w:hAnsi="Times New Roman"/>
-          <w:color w:val="auto"/>
-          <w:kern w:val="0"/>
-          <w:sz w:val="24"/>
-          <w:szCs w:val="24"/>
-          <w:lang w:eastAsia="ca-ES"/>
-        </w:rPr>
-      </w:pPr>
-    </w:p>
-    <w:p>
-      <w:pPr>
         <w:rPr>
           <w:lang w:eastAsia="en-US"/>
         </w:rPr>
@@ -33723,13 +32456,12 @@
         </w:rPr>
       </w:pPr>
       <w:r>
-        <w:lastRenderedPageBreak/>
         <w:br w:type="page"/>
       </w:r>
     </w:p>
     <w:p/>
     <w:sectPr>
-      <w:footerReference w:type="default" r:id="rId44"/>
+      <w:footerReference w:type="default" r:id="rId41"/>
       <w:pgSz w:w="11906" w:h="16838"/>
       <w:pgMar w:top="1417" w:right="1701" w:bottom="1417" w:left="1701" w:header="708" w:footer="708" w:gutter="0"/>
       <w:cols w:space="708"/>
@@ -33906,9 +32638,6 @@
     <w:p>
       <w:pPr>
         <w:pStyle w:val="Textonotapie"/>
-        <w:rPr>
-          <w:lang w:val="es-ES"/>
-        </w:rPr>
       </w:pPr>
       <w:r>
         <w:rPr>
@@ -33917,7 +32646,114 @@
         <w:footnoteRef/>
       </w:r>
       <w:r>
-        <w:t xml:space="preserve"> Els que són positius indiquen que el valor és més elevat en els regulars que en els irregulars. A més, els que són transparents indiquen que no són significatius per a diferenciar entre els dos grups.</w:t>
+        <w:t xml:space="preserve"> Els valors que s’han provat són </w:t>
+      </w:r>
+      <m:oMath>
+        <m:rad>
+          <m:radPr>
+            <m:degHide m:val="1"/>
+            <m:ctrlPr>
+              <w:rPr>
+                <w:rFonts w:ascii="Cambria Math" w:hAnsi="Cambria Math"/>
+                <w:i/>
+              </w:rPr>
+            </m:ctrlPr>
+          </m:radPr>
+          <m:deg/>
+          <m:e>
+            <m:r>
+              <w:rPr>
+                <w:rFonts w:ascii="Cambria Math" w:hAnsi="Cambria Math"/>
+              </w:rPr>
+              <m:t>p</m:t>
+            </m:r>
+          </m:e>
+        </m:rad>
+        <m:r>
+          <w:rPr>
+            <w:rFonts w:ascii="Cambria Math" w:hAnsi="Cambria Math"/>
+          </w:rPr>
+          <m:t xml:space="preserve"> </m:t>
+        </m:r>
+        <m:r>
+          <w:rPr>
+            <w:rFonts w:ascii="Cambria Math" w:hAnsi="Cambria Math"/>
+          </w:rPr>
+          <m:t>,</m:t>
+        </m:r>
+        <m:f>
+          <m:fPr>
+            <m:ctrlPr>
+              <w:rPr>
+                <w:rFonts w:ascii="Cambria Math" w:hAnsi="Cambria Math"/>
+                <w:i/>
+              </w:rPr>
+            </m:ctrlPr>
+          </m:fPr>
+          <m:num>
+            <m:r>
+              <w:rPr>
+                <w:rFonts w:ascii="Cambria Math" w:hAnsi="Cambria Math"/>
+              </w:rPr>
+              <m:t>p</m:t>
+            </m:r>
+          </m:num>
+          <m:den>
+            <m:r>
+              <w:rPr>
+                <w:rFonts w:ascii="Cambria Math" w:hAnsi="Cambria Math"/>
+              </w:rPr>
+              <m:t>3</m:t>
+            </m:r>
+          </m:den>
+        </m:f>
+        <m:r>
+          <w:rPr>
+            <w:rFonts w:ascii="Cambria Math" w:hAnsi="Cambria Math"/>
+          </w:rPr>
+          <m:t>,</m:t>
+        </m:r>
+        <m:f>
+          <m:fPr>
+            <m:ctrlPr>
+              <w:rPr>
+                <w:rFonts w:ascii="Cambria Math" w:hAnsi="Cambria Math"/>
+                <w:i/>
+              </w:rPr>
+            </m:ctrlPr>
+          </m:fPr>
+          <m:num>
+            <m:r>
+              <w:rPr>
+                <w:rFonts w:ascii="Cambria Math" w:hAnsi="Cambria Math"/>
+              </w:rPr>
+              <m:t>p</m:t>
+            </m:r>
+          </m:num>
+          <m:den>
+            <m:r>
+              <w:rPr>
+                <w:rFonts w:ascii="Cambria Math" w:hAnsi="Cambria Math"/>
+              </w:rPr>
+              <m:t>2</m:t>
+            </m:r>
+          </m:den>
+        </m:f>
+        <m:r>
+          <w:rPr>
+            <w:rFonts w:ascii="Cambria Math" w:hAnsi="Cambria Math"/>
+          </w:rPr>
+          <m:t>,</m:t>
+        </m:r>
+        <m:r>
+          <w:rPr>
+            <w:rFonts w:ascii="Cambria Math" w:hAnsi="Cambria Math"/>
+          </w:rPr>
+          <m:t xml:space="preserve"> p</m:t>
+        </m:r>
+      </m:oMath>
+      <w:r>
+        <w:t xml:space="preserve"> i alguns valors intermedis afegits manualment.</w:t>
       </w:r>
     </w:p>
   </w:footnote>
@@ -33936,6 +32772,25 @@
         <w:footnoteRef/>
       </w:r>
       <w:r>
+        <w:t xml:space="preserve"> Els que són positius indiquen que el valor és més elevat en els regulars que en els irregulars. A més, els que són transparents indiquen que no són significatius per a diferenciar entre els dos grups.</w:t>
+      </w:r>
+    </w:p>
+  </w:footnote>
+  <w:footnote w:id="4">
+    <w:p>
+      <w:pPr>
+        <w:pStyle w:val="Textonotapie"/>
+        <w:rPr>
+          <w:lang w:val="es-ES"/>
+        </w:rPr>
+      </w:pPr>
+      <w:r>
+        <w:rPr>
+          <w:rStyle w:val="Refdenotaalpie"/>
+        </w:rPr>
+        <w:footnoteRef/>
+      </w:r>
+      <w:r>
         <w:t xml:space="preserve"> </w:t>
       </w:r>
       <w:r>
@@ -33953,7 +32808,7 @@
       </w:r>
     </w:p>
   </w:footnote>
-  <w:footnote w:id="4">
+  <w:footnote w:id="5">
     <w:p>
       <w:pPr>
         <w:pStyle w:val="Textonotapie"/>
@@ -33996,7 +32851,7 @@
       </w:r>
     </w:p>
   </w:footnote>
-  <w:footnote w:id="5">
+  <w:footnote w:id="6">
     <w:p>
       <w:pPr>
         <w:pStyle w:val="Textonotapie"/>
@@ -34050,7 +32905,7 @@
       </w:r>
     </w:p>
   </w:footnote>
-  <w:footnote w:id="6">
+  <w:footnote w:id="7">
     <w:p>
       <w:pPr>
         <w:pStyle w:val="Textonotapie"/>
@@ -34072,12 +32927,12 @@
       </w:r>
     </w:p>
   </w:footnote>
-  <w:footnote w:id="7">
+  <w:footnote w:id="8">
     <w:p>
       <w:pPr>
         <w:pStyle w:val="Textonotapie"/>
         <w:rPr>
-          <w:lang w:val="es-ES"/>
+          <w:lang w:val="en-GB"/>
         </w:rPr>
       </w:pPr>
       <w:r>
@@ -34091,13 +32946,13 @@
       </w:r>
       <w:r>
         <w:rPr>
-          <w:lang w:val="es-ES"/>
+          <w:lang w:val="en-GB"/>
         </w:rPr>
         <w:t>ls criteris s’han extret d’aquests article</w:t>
       </w:r>
       <w:r>
         <w:rPr>
-          <w:lang w:val="es-ES"/>
+          <w:lang w:val="en-GB"/>
         </w:rPr>
         <w:t xml:space="preserve">: </w:t>
       </w:r>
@@ -34117,7 +32972,7 @@
       </w:hyperlink>
     </w:p>
   </w:footnote>
-  <w:footnote w:id="8">
+  <w:footnote w:id="9">
     <w:p>
       <w:pPr>
         <w:pStyle w:val="Textonotapie"/>
@@ -37604,7 +36459,7 @@
   <w:style w:type="paragraph" w:default="1" w:styleId="Normal">
     <w:name w:val="Normal"/>
     <w:qFormat/>
-    <w:rsid w:val="00641C87"/>
+    <w:rsid w:val="00916772"/>
     <w:pPr>
       <w:spacing w:after="240" w:line="360" w:lineRule="auto"/>
       <w:jc w:val="both"/>
@@ -38470,6 +37325,23 @@
       <w:lang w:eastAsia="es-ES"/>
     </w:rPr>
   </w:style>
+  <w:style w:type="paragraph" w:customStyle="1" w:styleId="font-claude-response-body">
+    <w:name w:val="font-claude-response-body"/>
+    <w:basedOn w:val="Normal"/>
+    <w:rsid w:val="00E11DAA"/>
+    <w:pPr>
+      <w:spacing w:before="100" w:beforeAutospacing="1" w:after="100" w:afterAutospacing="1" w:line="240" w:lineRule="auto"/>
+      <w:jc w:val="left"/>
+    </w:pPr>
+    <w:rPr>
+      <w:rFonts w:ascii="Times New Roman" w:hAnsi="Times New Roman"/>
+      <w:color w:val="auto"/>
+      <w:kern w:val="0"/>
+      <w:sz w:val="24"/>
+      <w:szCs w:val="24"/>
+      <w:lang w:eastAsia="ca-ES"/>
+    </w:rPr>
+  </w:style>
 </w:styles>
 </file>
 

--- a/Documents/Redacció.docx
+++ b/Documents/Redacció.docx
@@ -9036,19 +9036,7 @@
         <w:rPr>
           <w:rFonts w:eastAsia="Aptos"/>
         </w:rPr>
-        <w:t xml:space="preserve">L'EDA ha revelat que les percepcions dels estudiants sobre la utilitat de la classe, l'autonomia o el rol de la IA s'associen de forma consistent amb l'assistència. Tanmateix, moltes d'aquestes variables mesuren aspectes propers entre si: introduir-les de forma aïllada als models predictius generaria </w:t>
-      </w:r>
-      <w:r>
-        <w:rPr>
-          <w:rFonts w:eastAsia="Aptos"/>
-        </w:rPr>
-        <w:t>multicol·linealitat</w:t>
-      </w:r>
-      <w:r>
-        <w:rPr>
-          <w:rFonts w:eastAsia="Aptos"/>
-        </w:rPr>
-        <w:t xml:space="preserve"> i excés de soroll estadístic. Per això s'aplica una Anàlisi Factorial Exploratòria (EFA), que parteix de la hipòtesi que existeixen constructes latents —factors no observables directament, com la desmotivació pedagògica o la dependència de la IA— que expliquen per què certes variables tendeixen a respondre de forma conjunta.</w:t>
+        <w:t>L'EDA ha revelat que les percepcions dels estudiants sobre la utilitat de la classe, l'autonomia o el rol de la IA s'associen de forma consistent amb l'assistència. Tanmateix, moltes d'aquestes variables mesuren aspectes propers entre si: introduir-les de forma aïllada als models predictius generaria multicol·linealitat i excés de soroll estadístic. Per això s'aplica una Anàlisi Factorial Exploratòria (EFA), que parteix de la hipòtesi que existeixen constructes latents —factors no observables directament, com la desmotivació pedagògica o la dependència de la IA— que expliquen per què certes variables tendeixen a respondre de forma conjunta.</w:t>
       </w:r>
     </w:p>
     <w:p>
@@ -10683,7 +10671,7 @@
         <w:rPr>
           <w:noProof/>
         </w:rPr>
-        <w:t>19</w:t>
+        <w:t>2</w:t>
       </w:r>
       <w:r>
         <w:fldChar w:fldCharType="end"/>
@@ -10990,33 +10978,31 @@
         <w:rPr>
           <w:lang w:eastAsia="en-US"/>
         </w:rPr>
-        <w:t>S'opta de nou per la regressió logística per diverses raons. En primer lloc, manté la coherència metodològica amb l'anàlisi explicativa, de manera que els coeficients i els factors estudiats anteriorment conserven la mateixa estructura. En segon lloc, amb una mostra de 342 observacions, models més complexos com Random Forest o XGBoost tindrien un risc d</w:t>
-      </w:r>
-      <w:r>
-        <w:rPr>
-          <w:lang w:eastAsia="en-US"/>
-        </w:rPr>
-        <w:t>’</w:t>
-      </w:r>
-      <w:r>
-        <w:rPr>
-          <w:i/>
-          <w:iCs/>
-          <w:lang w:eastAsia="en-US"/>
-        </w:rPr>
-        <w:t>overtiffing</w:t>
-      </w:r>
-      <w:r>
-        <w:rPr>
-          <w:lang w:eastAsia="en-US"/>
-        </w:rPr>
-        <w:t xml:space="preserve"> </w:t>
-      </w:r>
-      <w:r>
-        <w:rPr>
-          <w:lang w:eastAsia="en-US"/>
-        </w:rPr>
-        <w:t>més alt i requerien una validació creuada molt exigent per ser fiables. La logística, en canvi, és un model parsimoniós que generalitza bé en mostres petites. En tercer lloc, els resultats del model explicatiu ja suggereixen que les relacions entre variables i assistència són principalment lineals en l'espai del log-odds, sense interaccions molt complexes, cosa que s'adapta bé a la logística.</w:t>
+        <w:t>S'opta de nou per la regressió logística per diverses raons. En primer lloc, manté la coherència metodològica amb l'anàlisi explicativa, de manera que els coeficients i els factors estudiats anteriorment conserven la mateixa estructura. En segon lloc, a</w:t>
+      </w:r>
+      <w:r>
+        <w:rPr>
+          <w:lang w:eastAsia="en-US"/>
+        </w:rPr>
+        <w:t>mb una mostra de 342 observacions, models més complexos com Random Forest o XGBoost requereixen una validació més exigent per garantir que els resultats generalitzen bé a dades no vistes</w:t>
+      </w:r>
+      <w:r>
+        <w:rPr>
+          <w:lang w:eastAsia="en-US"/>
+        </w:rPr>
+        <w:t>. La</w:t>
+      </w:r>
+      <w:r>
+        <w:rPr>
+          <w:lang w:eastAsia="en-US"/>
+        </w:rPr>
+        <w:t xml:space="preserve"> regressió</w:t>
+      </w:r>
+      <w:r>
+        <w:rPr>
+          <w:lang w:eastAsia="en-US"/>
+        </w:rPr>
+        <w:t xml:space="preserve"> logística, en canvi, és un model parsimoniós que generalitza bé en mostres petites. En tercer lloc, els resultats del model explicatiu ja suggereixen que les relacions entre variables i assistència són principalment lineals en l'espai del log-odds, sense interaccions molt complexes, cosa que s'adapta bé a la logística.</w:t>
       </w:r>
     </w:p>
     <w:p>
@@ -13329,6 +13315,233 @@
     </w:p>
     <w:p>
       <w:pPr>
+        <w:spacing w:after="0" w:line="240" w:lineRule="auto"/>
+        <w:jc w:val="left"/>
+      </w:pPr>
+      <w:r>
+        <w:br w:type="page"/>
+      </w:r>
+    </w:p>
+    <w:p>
+      <w:pPr>
+        <w:pStyle w:val="Ttulo3"/>
+      </w:pPr>
+      <w:r>
+        <w:lastRenderedPageBreak/>
+        <w:t>XGBoost</w:t>
+      </w:r>
+    </w:p>
+    <w:p>
+      <w:pPr>
+        <w:rPr>
+          <w:lang w:eastAsia="en-US"/>
+        </w:rPr>
+      </w:pPr>
+      <w:r>
+        <w:rPr>
+          <w:lang w:eastAsia="en-US"/>
+        </w:rPr>
+        <w:t>Un cop estimats el model logístic i el Random Forest, s'incorpora un tercer model predictiu: el XGBoost (</w:t>
+      </w:r>
+      <w:r>
+        <w:rPr>
+          <w:i/>
+          <w:iCs/>
+          <w:lang w:eastAsia="en-US"/>
+        </w:rPr>
+        <w:t>Extreme Gradient Boosting</w:t>
+      </w:r>
+      <w:r>
+        <w:rPr>
+          <w:lang w:eastAsia="en-US"/>
+        </w:rPr>
+        <w:t xml:space="preserve">). A diferència del Random Forest, que construeix arbres en paral·lel de manera independent i </w:t>
+      </w:r>
+      <w:r>
+        <w:rPr>
+          <w:lang w:eastAsia="en-US"/>
+        </w:rPr>
+        <w:t>fa la mitjana de</w:t>
+      </w:r>
+      <w:r>
+        <w:rPr>
+          <w:lang w:eastAsia="en-US"/>
+        </w:rPr>
+        <w:t xml:space="preserve"> les seves prediccions, el XGBoost els construeix de forma seqüencial: cada arbre nou s'entrena per corregir els errors del model anterior, minimitzant una funció de pèrdua. Això fa que el XGBoost sigui més expressiu que el Random Forest en termes de capacitat d'ajust, però també més sensible a l'especificació dels hiperparàmetres i potencialment més propens a l'</w:t>
+      </w:r>
+      <w:r>
+        <w:rPr>
+          <w:i/>
+          <w:iCs/>
+          <w:lang w:eastAsia="en-US"/>
+        </w:rPr>
+        <w:t>overfitting</w:t>
+      </w:r>
+      <w:r>
+        <w:rPr>
+          <w:lang w:eastAsia="en-US"/>
+        </w:rPr>
+        <w:t xml:space="preserve"> si no es regularitza adequadament.</w:t>
+      </w:r>
+    </w:p>
+    <w:p>
+      <w:pPr>
+        <w:rPr>
+          <w:lang w:eastAsia="en-US"/>
+        </w:rPr>
+      </w:pPr>
+      <w:r>
+        <w:rPr>
+          <w:lang w:eastAsia="en-US"/>
+        </w:rPr>
+        <w:t>La seva inclusió en aquest treball respon a un objectiu comparatiu: verificar si un algorisme de boosting és capaç de millorar la capacitat predictiva del RF-A mantenint una estructura de predictors equivalent. No s'espera necessàriament que el superi —</w:t>
+      </w:r>
+      <w:r>
+        <w:rPr>
+          <w:lang w:eastAsia="en-US"/>
+        </w:rPr>
+        <w:t xml:space="preserve"> </w:t>
+      </w:r>
+      <w:r>
+        <w:rPr>
+          <w:lang w:eastAsia="en-US"/>
+        </w:rPr>
+        <w:t>la mida mostral és moderada i el RF-A ja obté un rendiment molt bo</w:t>
+      </w:r>
+      <w:r>
+        <w:rPr>
+          <w:lang w:eastAsia="en-US"/>
+        </w:rPr>
+        <w:t xml:space="preserve"> </w:t>
+      </w:r>
+      <w:r>
+        <w:rPr>
+          <w:lang w:eastAsia="en-US"/>
+        </w:rPr>
+        <w:t xml:space="preserve">— però sí que </w:t>
+      </w:r>
+      <w:r>
+        <w:rPr>
+          <w:lang w:eastAsia="en-US"/>
+        </w:rPr>
+        <w:t>pot aportar</w:t>
+      </w:r>
+      <w:r>
+        <w:rPr>
+          <w:lang w:eastAsia="en-US"/>
+        </w:rPr>
+        <w:t xml:space="preserve"> informació sobre la robustesa dels resultats.</w:t>
+      </w:r>
+    </w:p>
+    <w:p>
+      <w:pPr>
+        <w:rPr>
+          <w:b/>
+          <w:bCs/>
+          <w:lang w:eastAsia="en-US"/>
+        </w:rPr>
+      </w:pPr>
+      <w:r>
+        <w:rPr>
+          <w:b/>
+          <w:bCs/>
+          <w:lang w:eastAsia="en-US"/>
+        </w:rPr>
+        <w:t>Metodologia</w:t>
+      </w:r>
+    </w:p>
+    <w:p>
+      <w:pPr>
+        <w:rPr>
+          <w:lang w:eastAsia="en-US"/>
+        </w:rPr>
+      </w:pPr>
+      <w:r>
+        <w:rPr>
+          <w:lang w:eastAsia="en-US"/>
+        </w:rPr>
+        <w:t>L'espai de predictors s'ha construït de manera consistent amb els models anteriors: s'utilitzen els factors EFA per als blocs de motius, estratègies i el primer factor de IA (IA_EINA_ESTUDI)</w:t>
+      </w:r>
+      <w:r>
+        <w:rPr>
+          <w:lang w:eastAsia="en-US"/>
+        </w:rPr>
+        <w:t xml:space="preserve">, </w:t>
+      </w:r>
+      <w:r>
+        <w:rPr>
+          <w:lang w:eastAsia="en-US"/>
+        </w:rPr>
+        <w:t xml:space="preserve">sumant un total de 17 predictors. El segon factor de IA, en canvi, es desglossa en les seves variables Likert originals (IA_SUBST, IA_ATENC, IA_CONF), decisió que ja es va prendre al </w:t>
+      </w:r>
+      <w:r>
+        <w:rPr>
+          <w:lang w:eastAsia="en-US"/>
+        </w:rPr>
+        <w:t>logit</w:t>
+      </w:r>
+      <w:r>
+        <w:rPr>
+          <w:lang w:eastAsia="en-US"/>
+        </w:rPr>
+        <w:t xml:space="preserve"> i al RF-A perquè IA_SUBST individual tenia més poder predictiu que el factor agregat.</w:t>
+      </w:r>
+    </w:p>
+    <w:p>
+      <w:pPr>
+        <w:rPr>
+          <w:lang w:eastAsia="en-US"/>
+        </w:rPr>
+      </w:pPr>
+      <w:r>
+        <w:rPr>
+          <w:lang w:eastAsia="en-US"/>
+        </w:rPr>
+        <w:t>El XGBoost té un nombre d'hiperparàmetres més elevat que el Random Forest. Els paràmetres fixats a priori han estat eta = 0,01 (taxa d'aprenentatge baixa per afavorir la convergència gradual), subsample = 0,6 i colsample_bytree = 0,6 (fracció d'observacions i variables usades per cada arbre, que actuen com a regularització implícita).</w:t>
+      </w:r>
+    </w:p>
+    <w:p>
+      <w:pPr>
+        <w:rPr>
+          <w:lang w:eastAsia="en-US"/>
+        </w:rPr>
+      </w:pPr>
+      <w:r>
+        <w:rPr>
+          <w:lang w:eastAsia="en-US"/>
+        </w:rPr>
+        <w:t>Els paràmetres optimitzats via grid search han estat max_depth (profunditat màxima dels arbres), min_child_weight (pes mínim per crear un node fill), gamma (reducció mínima de pèrdua per fer una partició), lambda (regularització L2) i alpha (regularització L1). La selecció s'ha fet per AUC mitjançant 5-fold cross-validation sobre el conjunt d'entrenament, avaluant 243 combinacions.</w:t>
+      </w:r>
+    </w:p>
+    <w:p>
+      <w:pPr>
+        <w:rPr>
+          <w:lang w:eastAsia="en-US"/>
+        </w:rPr>
+      </w:pPr>
+      <w:r>
+        <w:rPr>
+          <w:lang w:eastAsia="en-US"/>
+        </w:rPr>
+        <w:t>El nombre òptim d'arbres (best_nrounds = 274) s'ha determinat amb early stopping dins del CV.</w:t>
+      </w:r>
+    </w:p>
+    <w:p>
+      <w:pPr>
+        <w:rPr>
+          <w:lang w:eastAsia="en-US"/>
+        </w:rPr>
+      </w:pPr>
+      <w:r>
+        <w:rPr>
+          <w:lang w:eastAsia="en-US"/>
+        </w:rPr>
+        <w:lastRenderedPageBreak/>
+        <w:t>La combinació guanyadora ha estat max_depth = 4, min_child_weight = 10, gamma = 2,0, lambda = 1,0 i alpha = 1,0, amb un AUC CV de 0,759. El llindar de classificació s'ha estimat per la corba Precision-Recall sobre probabilitats out-of-fold, resultant en 0,593.</w:t>
+      </w:r>
+    </w:p>
+    <w:p>
+      <w:pPr>
         <w:rPr>
           <w:rFonts w:eastAsia="Aptos"/>
         </w:rPr>
@@ -14747,8 +14960,8 @@
           <w:lang w:eastAsia="en-US"/>
         </w:rPr>
       </w:pPr>
-      <w:bookmarkStart w:id="28" w:name="_Ref225965892"/>
-      <w:bookmarkStart w:id="29" w:name="_Ref225965904"/>
+      <w:bookmarkStart w:id="28" w:name="_Ref225965904"/>
+      <w:bookmarkStart w:id="29" w:name="_Ref225965892"/>
       <w:r>
         <w:t xml:space="preserve">Gràfic </w:t>
       </w:r>
@@ -14765,7 +14978,7 @@
         <w:rPr>
           <w:noProof/>
         </w:rPr>
-        <w:t>2</w:t>
+        <w:t>3</w:t>
       </w:r>
       <w:r>
         <w:rPr>
@@ -14773,11 +14986,11 @@
         </w:rPr>
         <w:fldChar w:fldCharType="end"/>
       </w:r>
+      <w:bookmarkEnd w:id="28"/>
+      <w:r>
+        <w:t>: Assistència per tipus d’avaluació</w:t>
+      </w:r>
       <w:bookmarkEnd w:id="29"/>
-      <w:r>
-        <w:t>: Assistència per tipus d’avaluació</w:t>
-      </w:r>
-      <w:bookmarkEnd w:id="28"/>
     </w:p>
     <w:p>
       <w:pPr>
@@ -14997,7 +15210,7 @@
         <w:rPr>
           <w:noProof/>
         </w:rPr>
-        <w:t>3</w:t>
+        <w:t>4</w:t>
       </w:r>
       <w:r>
         <w:rPr>
@@ -15264,7 +15477,7 @@
         <w:rPr>
           <w:noProof/>
         </w:rPr>
-        <w:t>4</w:t>
+        <w:t>5</w:t>
       </w:r>
       <w:r>
         <w:rPr>
@@ -15415,7 +15628,7 @@
               <w:rPr>
                 <w:noProof/>
               </w:rPr>
-              <w:t>5</w:t>
+              <w:t>6</w:t>
             </w:r>
             <w:r>
               <w:rPr>
@@ -15526,7 +15739,7 @@
               <w:rPr>
                 <w:noProof/>
               </w:rPr>
-              <w:t>6</w:t>
+              <w:t>7</w:t>
             </w:r>
             <w:r>
               <w:rPr>
@@ -15968,7 +16181,7 @@
         <w:rPr>
           <w:noProof/>
         </w:rPr>
-        <w:t>7</w:t>
+        <w:t>8</w:t>
       </w:r>
       <w:r>
         <w:rPr>
@@ -16087,10 +16300,7 @@
       </w:pPr>
       <w:bookmarkStart w:id="39" w:name="_Toc231151511"/>
       <w:r>
-        <w:t>V</w:t>
-      </w:r>
-      <w:r>
-        <w:t>ariables categòriques</w:t>
+        <w:t>Variables categòriques</w:t>
       </w:r>
       <w:bookmarkEnd w:id="39"/>
     </w:p>
@@ -16181,17 +16391,14 @@
         <w:rPr>
           <w:noProof/>
         </w:rPr>
-        <w:t>8</w:t>
+        <w:t>9</w:t>
       </w:r>
       <w:r>
         <w:fldChar w:fldCharType="end"/>
       </w:r>
       <w:bookmarkEnd w:id="40"/>
       <w:r>
-        <w:t xml:space="preserve">: </w:t>
-      </w:r>
-      <w:r>
-        <w:t>Associacions de les variables categòriques amb l'assistència (V de Cramér + significació)</w:t>
+        <w:t>: Associacions de les variables categòriques amb l'assistència (V de Cramér + significació)</w:t>
       </w:r>
     </w:p>
     <w:p>
@@ -16443,49 +16650,43 @@
         <w:rPr>
           <w:noProof/>
         </w:rPr>
+        <w:t>10</w:t>
+      </w:r>
+      <w:r>
+        <w:fldChar w:fldCharType="end"/>
+      </w:r>
+      <w:bookmarkEnd w:id="43"/>
+      <w:r>
+        <w:t>: Correlació rang-biserial de les variables de percepció amb l'assistència</w:t>
+      </w:r>
+    </w:p>
+    <w:p>
+      <w:r>
+        <w:t xml:space="preserve">En el </w:t>
+      </w:r>
+      <w:r>
+        <w:fldChar w:fldCharType="begin"/>
+      </w:r>
+      <w:r>
+        <w:instrText xml:space="preserve"> REF _Ref231145219 \h </w:instrText>
+      </w:r>
+      <w:r>
+        <w:fldChar w:fldCharType="separate"/>
+      </w:r>
+      <w:r>
+        <w:t xml:space="preserve">Gràfic </w:t>
+      </w:r>
+      <w:r>
+        <w:rPr>
+          <w:noProof/>
+        </w:rPr>
         <w:t>9</w:t>
       </w:r>
       <w:r>
         <w:fldChar w:fldCharType="end"/>
       </w:r>
-      <w:bookmarkEnd w:id="43"/>
-      <w:r>
-        <w:t xml:space="preserve">: </w:t>
-      </w:r>
-      <w:r>
-        <w:t>Correlació rang-biserial de les variables de percepció amb l'assistència</w:t>
-      </w:r>
-    </w:p>
-    <w:p>
-      <w:r>
-        <w:t xml:space="preserve">En el </w:t>
-      </w:r>
-      <w:r>
-        <w:fldChar w:fldCharType="begin"/>
-      </w:r>
-      <w:r>
-        <w:instrText xml:space="preserve"> REF _Ref231145219 \h </w:instrText>
-      </w:r>
-      <w:r>
-        <w:fldChar w:fldCharType="separate"/>
-      </w:r>
-      <w:r>
-        <w:t xml:space="preserve">Gràfic </w:t>
-      </w:r>
-      <w:r>
-        <w:rPr>
-          <w:noProof/>
-        </w:rPr>
-        <w:t>9</w:t>
-      </w:r>
-      <w:r>
-        <w:fldChar w:fldCharType="end"/>
-      </w:r>
-      <w:r>
-        <w:t xml:space="preserve"> e</w:t>
-      </w:r>
-      <w:r>
-        <w:t>ls que són positius indiquen que el valor és més elevat en els regulars que en els irregulars. A més, els que són transparents indiquen que no són significatius per a diferenciar entre els dos grups.</w:t>
+      <w:r>
+        <w:t xml:space="preserve"> els que són positius indiquen que el valor és més elevat en els regulars que en els irregulars. A més, els que són transparents indiquen que no són significatius per a diferenciar entre els dos grups.</w:t>
       </w:r>
     </w:p>
     <w:p>
@@ -16750,16 +16951,13 @@
         <w:rPr>
           <w:noProof/>
         </w:rPr>
-        <w:t>10</w:t>
+        <w:t>11</w:t>
       </w:r>
       <w:r>
         <w:fldChar w:fldCharType="end"/>
       </w:r>
       <w:r>
-        <w:t xml:space="preserve">: </w:t>
-      </w:r>
-      <w:r>
-        <w:t>Càrregues factorials – Motius de no assistència (càrregues &gt; 30, negreta &gt; 50)</w:t>
+        <w:t>: Càrregues factorials – Motius de no assistència (càrregues &gt; 30, negreta &gt; 50)</w:t>
       </w:r>
     </w:p>
     <w:p>
@@ -17057,19 +17255,7 @@
           <w:lang w:eastAsia="en-US"/>
         </w:rPr>
         <w:lastRenderedPageBreak/>
-        <w:t>altres motius —pedagògics, d'autogestió</w:t>
-      </w:r>
-      <w:r>
-        <w:rPr>
-          <w:lang w:eastAsia="en-US"/>
-        </w:rPr>
-        <w:t>, etc.</w:t>
-      </w:r>
-      <w:r>
-        <w:rPr>
-          <w:lang w:eastAsia="en-US"/>
-        </w:rPr>
-        <w:t>— de manera que la força major té relativament menys pes en la seva absència.</w:t>
+        <w:t>altres motius —pedagògics, d'autogestió, etc.— de manera que la força major té relativament menys pes en la seva absència.</w:t>
       </w:r>
     </w:p>
     <w:p>
@@ -17095,31 +17281,7 @@
         <w:rPr>
           <w:lang w:eastAsia="en-US"/>
         </w:rPr>
-        <w:t xml:space="preserve">Aquest segon bloc conté </w:t>
-      </w:r>
-      <w:r>
-        <w:rPr>
-          <w:lang w:eastAsia="en-US"/>
-        </w:rPr>
-        <w:t>4 factors</w:t>
-      </w:r>
-      <w:r>
-        <w:rPr>
-          <w:lang w:eastAsia="en-US"/>
-        </w:rPr>
-        <w:t xml:space="preserve"> i explica un </w:t>
-      </w:r>
-      <w:r>
-        <w:rPr>
-          <w:lang w:eastAsia="en-US"/>
-        </w:rPr>
-        <w:t xml:space="preserve">67,4% de </w:t>
-      </w:r>
-      <w:r>
-        <w:rPr>
-          <w:lang w:eastAsia="en-US"/>
-        </w:rPr>
-        <w:t>variància</w:t>
+        <w:t>Aquest segon bloc conté 4 factors i explica un 67,4% de variància</w:t>
       </w:r>
       <w:r>
         <w:rPr>
@@ -17504,7 +17666,7 @@
         <w:rPr>
           <w:noProof/>
         </w:rPr>
-        <w:t>11</w:t>
+        <w:t>12</w:t>
       </w:r>
       <w:r>
         <w:rPr>
@@ -17812,7 +17974,7 @@
         <w:rPr>
           <w:noProof/>
         </w:rPr>
-        <w:t>12</w:t>
+        <w:t>13</w:t>
       </w:r>
       <w:r>
         <w:fldChar w:fldCharType="end"/>
@@ -17885,7 +18047,7 @@
         <w:rPr>
           <w:noProof/>
         </w:rPr>
-        <w:t>5</w:t>
+        <w:t>2</w:t>
       </w:r>
       <w:r>
         <w:fldChar w:fldCharType="end"/>
@@ -18808,7 +18970,7 @@
         <w:rPr>
           <w:noProof/>
         </w:rPr>
-        <w:t>16</w:t>
+        <w:t>14</w:t>
       </w:r>
       <w:r>
         <w:fldChar w:fldCharType="end"/>
@@ -19106,7 +19268,7 @@
         <w:rPr>
           <w:noProof/>
         </w:rPr>
-        <w:t>17</w:t>
+        <w:t>15</w:t>
       </w:r>
       <w:r>
         <w:fldChar w:fldCharType="end"/>
@@ -19271,7 +19433,7 @@
         <w:rPr>
           <w:noProof/>
         </w:rPr>
-        <w:t>18</w:t>
+        <w:t>16</w:t>
       </w:r>
       <w:r>
         <w:fldChar w:fldCharType="end"/>
@@ -19705,7 +19867,7 @@
         <w:rPr>
           <w:noProof/>
         </w:rPr>
-        <w:t>6</w:t>
+        <w:t>3</w:t>
       </w:r>
       <w:r>
         <w:fldChar w:fldCharType="end"/>
@@ -21000,7 +21162,7 @@
         <w:rPr>
           <w:noProof/>
         </w:rPr>
-        <w:t>20</w:t>
+        <w:t>17</w:t>
       </w:r>
       <w:r>
         <w:fldChar w:fldCharType="end"/>
@@ -21148,7 +21310,7 @@
         <w:rPr>
           <w:noProof/>
         </w:rPr>
-        <w:t>7</w:t>
+        <w:t>4</w:t>
       </w:r>
       <w:r>
         <w:fldChar w:fldCharType="end"/>
@@ -22075,7 +22237,7 @@
         <w:rPr>
           <w:noProof/>
         </w:rPr>
-        <w:t>2</w:t>
+        <w:t>5</w:t>
       </w:r>
       <w:r>
         <w:fldChar w:fldCharType="end"/>
@@ -23391,7 +23553,7 @@
         <w:rPr>
           <w:noProof/>
         </w:rPr>
-        <w:t>13</w:t>
+        <w:t>18</w:t>
       </w:r>
       <w:r>
         <w:fldChar w:fldCharType="end"/>
@@ -23596,7 +23758,7 @@
         <w:rPr>
           <w:noProof/>
         </w:rPr>
-        <w:t>3</w:t>
+        <w:t>6</w:t>
       </w:r>
       <w:r>
         <w:fldChar w:fldCharType="end"/>
@@ -24508,7 +24670,7 @@
         <w:rPr>
           <w:noProof/>
         </w:rPr>
-        <w:t>14</w:t>
+        <w:t>19</w:t>
       </w:r>
       <w:r>
         <w:fldChar w:fldCharType="end"/>
@@ -24545,6 +24707,7 @@
       </w:pPr>
       <w:r>
         <w:rPr>
+          <w:noProof/>
           <w:lang w:eastAsia="en-US"/>
         </w:rPr>
         <w:drawing>
@@ -24628,7 +24791,7 @@
         <w:rPr>
           <w:noProof/>
         </w:rPr>
-        <w:t>15</w:t>
+        <w:t>20</w:t>
       </w:r>
       <w:r>
         <w:fldChar w:fldCharType="end"/>
@@ -24896,7 +25059,7 @@
         <w:rPr>
           <w:noProof/>
         </w:rPr>
-        <w:t>4</w:t>
+        <w:t>7</w:t>
       </w:r>
       <w:r>
         <w:fldChar w:fldCharType="end"/>
@@ -25576,6 +25739,1040 @@
     </w:p>
     <w:p>
       <w:pPr>
+        <w:spacing w:after="0" w:line="240" w:lineRule="auto"/>
+        <w:jc w:val="left"/>
+        <w:rPr>
+          <w:lang w:eastAsia="en-US"/>
+        </w:rPr>
+      </w:pPr>
+      <w:r>
+        <w:rPr>
+          <w:lang w:eastAsia="en-US"/>
+        </w:rPr>
+        <w:br w:type="page"/>
+      </w:r>
+    </w:p>
+    <w:p>
+      <w:pPr>
+        <w:pStyle w:val="Ttulo3"/>
+      </w:pPr>
+      <w:r>
+        <w:lastRenderedPageBreak/>
+        <w:t>XGBoost</w:t>
+      </w:r>
+    </w:p>
+    <w:p>
+      <w:pPr>
+        <w:keepNext/>
+        <w:spacing w:before="240"/>
+        <w:rPr>
+          <w:lang w:eastAsia="en-US"/>
+        </w:rPr>
+      </w:pPr>
+      <w:r>
+        <w:rPr>
+          <w:lang w:eastAsia="en-US"/>
+        </w:rPr>
+        <w:t>El XGBoost obté un AUC de 0,855 sobre el conjunt de test, una accuracy del 73,5%, un F1 de 0,743 i una balanced accuracy del 76,2%. En la matriu de confusió, classifica correctament 24 irregulars i 26 regulars, cometent 15 falsos negatius i 3 falsos positius.</w:t>
+      </w:r>
+    </w:p>
+    <w:p>
+      <w:pPr>
+        <w:pStyle w:val="Descripcin"/>
+        <w:keepNext/>
+        <w:spacing w:after="240"/>
+      </w:pPr>
+      <w:r>
+        <w:t xml:space="preserve">Taula </w:t>
+      </w:r>
+      <w:r>
+        <w:fldChar w:fldCharType="begin"/>
+      </w:r>
+      <w:r>
+        <w:instrText xml:space="preserve"> SEQ Taula \* ARABIC </w:instrText>
+      </w:r>
+      <w:r>
+        <w:fldChar w:fldCharType="separate"/>
+      </w:r>
+      <w:r>
+        <w:rPr>
+          <w:noProof/>
+        </w:rPr>
+        <w:t>8</w:t>
+      </w:r>
+      <w:r>
+        <w:fldChar w:fldCharType="end"/>
+      </w:r>
+      <w:r>
+        <w:t xml:space="preserve">: </w:t>
+      </w:r>
+      <w:r>
+        <w:t>Comparació de mètriques entre model logístic, Random Forest i boosting</w:t>
+      </w:r>
+    </w:p>
+    <w:tbl>
+      <w:tblPr>
+        <w:tblStyle w:val="TablaAPA7"/>
+        <w:tblW w:w="8505" w:type="dxa"/>
+        <w:tblLayout w:type="fixed"/>
+        <w:tblLook w:val="04A0" w:firstRow="1" w:lastRow="0" w:firstColumn="1" w:lastColumn="0" w:noHBand="0" w:noVBand="1"/>
+      </w:tblPr>
+      <w:tblGrid>
+        <w:gridCol w:w="2028"/>
+        <w:gridCol w:w="717"/>
+        <w:gridCol w:w="1224"/>
+        <w:gridCol w:w="1134"/>
+        <w:gridCol w:w="1134"/>
+        <w:gridCol w:w="851"/>
+        <w:gridCol w:w="1417"/>
+      </w:tblGrid>
+      <w:tr>
+        <w:trPr>
+          <w:cnfStyle w:val="100000000000" w:firstRow="1" w:lastRow="0" w:firstColumn="0" w:lastColumn="0" w:oddVBand="0" w:evenVBand="0" w:oddHBand="0" w:evenHBand="0" w:firstRowFirstColumn="0" w:firstRowLastColumn="0" w:lastRowFirstColumn="0" w:lastRowLastColumn="0"/>
+        </w:trPr>
+        <w:tc>
+          <w:tcPr>
+            <w:cnfStyle w:val="001000000000" w:firstRow="0" w:lastRow="0" w:firstColumn="1" w:lastColumn="0" w:oddVBand="0" w:evenVBand="0" w:oddHBand="0" w:evenHBand="0" w:firstRowFirstColumn="0" w:firstRowLastColumn="0" w:lastRowFirstColumn="0" w:lastRowLastColumn="0"/>
+            <w:tcW w:w="2028" w:type="dxa"/>
+          </w:tcPr>
+          <w:p>
+            <w:pPr>
+              <w:spacing w:after="0"/>
+              <w:rPr>
+                <w:rFonts w:eastAsia="Aptos"/>
+              </w:rPr>
+            </w:pPr>
+            <w:r>
+              <w:rPr>
+                <w:rFonts w:eastAsia="Aptos"/>
+              </w:rPr>
+              <w:t>Model</w:t>
+            </w:r>
+          </w:p>
+        </w:tc>
+        <w:tc>
+          <w:tcPr>
+            <w:tcW w:w="717" w:type="dxa"/>
+          </w:tcPr>
+          <w:p>
+            <w:pPr>
+              <w:spacing w:after="0"/>
+              <w:jc w:val="center"/>
+              <w:cnfStyle w:val="100000000000" w:firstRow="1" w:lastRow="0" w:firstColumn="0" w:lastColumn="0" w:oddVBand="0" w:evenVBand="0" w:oddHBand="0" w:evenHBand="0" w:firstRowFirstColumn="0" w:firstRowLastColumn="0" w:lastRowFirstColumn="0" w:lastRowLastColumn="0"/>
+              <w:rPr>
+                <w:rFonts w:eastAsia="Aptos"/>
+              </w:rPr>
+            </w:pPr>
+            <w:r>
+              <w:rPr>
+                <w:rFonts w:eastAsia="Aptos"/>
+              </w:rPr>
+              <w:t>AUC</w:t>
+            </w:r>
+          </w:p>
+        </w:tc>
+        <w:tc>
+          <w:tcPr>
+            <w:tcW w:w="1224" w:type="dxa"/>
+          </w:tcPr>
+          <w:p>
+            <w:pPr>
+              <w:spacing w:after="0"/>
+              <w:jc w:val="center"/>
+              <w:cnfStyle w:val="100000000000" w:firstRow="1" w:lastRow="0" w:firstColumn="0" w:lastColumn="0" w:oddVBand="0" w:evenVBand="0" w:oddHBand="0" w:evenHBand="0" w:firstRowFirstColumn="0" w:firstRowLastColumn="0" w:lastRowFirstColumn="0" w:lastRowLastColumn="0"/>
+              <w:rPr>
+                <w:rFonts w:eastAsia="Aptos"/>
+              </w:rPr>
+            </w:pPr>
+            <w:r>
+              <w:rPr>
+                <w:rFonts w:eastAsia="Aptos"/>
+              </w:rPr>
+              <w:t>Accuracy</w:t>
+            </w:r>
+          </w:p>
+        </w:tc>
+        <w:tc>
+          <w:tcPr>
+            <w:tcW w:w="1134" w:type="dxa"/>
+          </w:tcPr>
+          <w:p>
+            <w:pPr>
+              <w:spacing w:after="0"/>
+              <w:jc w:val="center"/>
+              <w:cnfStyle w:val="100000000000" w:firstRow="1" w:lastRow="0" w:firstColumn="0" w:lastColumn="0" w:oddVBand="0" w:evenVBand="0" w:oddHBand="0" w:evenHBand="0" w:firstRowFirstColumn="0" w:firstRowLastColumn="0" w:lastRowFirstColumn="0" w:lastRowLastColumn="0"/>
+              <w:rPr>
+                <w:rFonts w:eastAsia="Aptos"/>
+              </w:rPr>
+            </w:pPr>
+            <w:r>
+              <w:rPr>
+                <w:rFonts w:eastAsia="Aptos"/>
+              </w:rPr>
+              <w:t>Precision</w:t>
+            </w:r>
+          </w:p>
+        </w:tc>
+        <w:tc>
+          <w:tcPr>
+            <w:tcW w:w="1134" w:type="dxa"/>
+          </w:tcPr>
+          <w:p>
+            <w:pPr>
+              <w:spacing w:after="0"/>
+              <w:jc w:val="center"/>
+              <w:cnfStyle w:val="100000000000" w:firstRow="1" w:lastRow="0" w:firstColumn="0" w:lastColumn="0" w:oddVBand="0" w:evenVBand="0" w:oddHBand="0" w:evenHBand="0" w:firstRowFirstColumn="0" w:firstRowLastColumn="0" w:lastRowFirstColumn="0" w:lastRowLastColumn="0"/>
+              <w:rPr>
+                <w:rFonts w:eastAsia="Aptos"/>
+              </w:rPr>
+            </w:pPr>
+            <w:r>
+              <w:rPr>
+                <w:rFonts w:eastAsia="Aptos"/>
+              </w:rPr>
+              <w:t>Recall</w:t>
+            </w:r>
+          </w:p>
+        </w:tc>
+        <w:tc>
+          <w:tcPr>
+            <w:tcW w:w="851" w:type="dxa"/>
+          </w:tcPr>
+          <w:p>
+            <w:pPr>
+              <w:spacing w:after="0"/>
+              <w:jc w:val="center"/>
+              <w:cnfStyle w:val="100000000000" w:firstRow="1" w:lastRow="0" w:firstColumn="0" w:lastColumn="0" w:oddVBand="0" w:evenVBand="0" w:oddHBand="0" w:evenHBand="0" w:firstRowFirstColumn="0" w:firstRowLastColumn="0" w:lastRowFirstColumn="0" w:lastRowLastColumn="0"/>
+              <w:rPr>
+                <w:rFonts w:eastAsia="Aptos"/>
+              </w:rPr>
+            </w:pPr>
+            <w:r>
+              <w:rPr>
+                <w:rFonts w:eastAsia="Aptos"/>
+              </w:rPr>
+              <w:t>F1</w:t>
+            </w:r>
+          </w:p>
+        </w:tc>
+        <w:tc>
+          <w:tcPr>
+            <w:tcW w:w="1417" w:type="dxa"/>
+          </w:tcPr>
+          <w:p>
+            <w:pPr>
+              <w:spacing w:after="0"/>
+              <w:jc w:val="center"/>
+              <w:cnfStyle w:val="100000000000" w:firstRow="1" w:lastRow="0" w:firstColumn="0" w:lastColumn="0" w:oddVBand="0" w:evenVBand="0" w:oddHBand="0" w:evenHBand="0" w:firstRowFirstColumn="0" w:firstRowLastColumn="0" w:lastRowFirstColumn="0" w:lastRowLastColumn="0"/>
+              <w:rPr>
+                <w:rFonts w:eastAsia="Aptos"/>
+              </w:rPr>
+            </w:pPr>
+            <w:r>
+              <w:rPr>
+                <w:rFonts w:eastAsia="Aptos"/>
+              </w:rPr>
+              <w:t>Balanced Acc</w:t>
+            </w:r>
+          </w:p>
+        </w:tc>
+      </w:tr>
+      <w:tr>
+        <w:tc>
+          <w:tcPr>
+            <w:cnfStyle w:val="001000000000" w:firstRow="0" w:lastRow="0" w:firstColumn="1" w:lastColumn="0" w:oddVBand="0" w:evenVBand="0" w:oddHBand="0" w:evenHBand="0" w:firstRowFirstColumn="0" w:firstRowLastColumn="0" w:lastRowFirstColumn="0" w:lastRowLastColumn="0"/>
+            <w:tcW w:w="2028" w:type="dxa"/>
+          </w:tcPr>
+          <w:p>
+            <w:pPr>
+              <w:spacing w:after="0"/>
+              <w:rPr>
+                <w:rFonts w:eastAsia="Aptos"/>
+              </w:rPr>
+            </w:pPr>
+            <w:r>
+              <w:rPr>
+                <w:rFonts w:eastAsia="Aptos"/>
+              </w:rPr>
+              <w:t>Logit predictiu</w:t>
+            </w:r>
+          </w:p>
+        </w:tc>
+        <w:tc>
+          <w:tcPr>
+            <w:tcW w:w="717" w:type="dxa"/>
+          </w:tcPr>
+          <w:p>
+            <w:pPr>
+              <w:spacing w:after="0"/>
+              <w:jc w:val="center"/>
+              <w:cnfStyle w:val="000000000000" w:firstRow="0" w:lastRow="0" w:firstColumn="0" w:lastColumn="0" w:oddVBand="0" w:evenVBand="0" w:oddHBand="0" w:evenHBand="0" w:firstRowFirstColumn="0" w:firstRowLastColumn="0" w:lastRowFirstColumn="0" w:lastRowLastColumn="0"/>
+              <w:rPr>
+                <w:rFonts w:eastAsia="Aptos"/>
+              </w:rPr>
+            </w:pPr>
+            <w:r>
+              <w:rPr>
+                <w:rFonts w:eastAsia="Aptos"/>
+              </w:rPr>
+              <w:t>0,856</w:t>
+            </w:r>
+          </w:p>
+        </w:tc>
+        <w:tc>
+          <w:tcPr>
+            <w:tcW w:w="1224" w:type="dxa"/>
+          </w:tcPr>
+          <w:p>
+            <w:pPr>
+              <w:spacing w:after="0"/>
+              <w:jc w:val="center"/>
+              <w:cnfStyle w:val="000000000000" w:firstRow="0" w:lastRow="0" w:firstColumn="0" w:lastColumn="0" w:oddVBand="0" w:evenVBand="0" w:oddHBand="0" w:evenHBand="0" w:firstRowFirstColumn="0" w:firstRowLastColumn="0" w:lastRowFirstColumn="0" w:lastRowLastColumn="0"/>
+              <w:rPr>
+                <w:rFonts w:eastAsia="Aptos"/>
+              </w:rPr>
+            </w:pPr>
+            <w:r>
+              <w:rPr>
+                <w:rFonts w:eastAsia="Aptos"/>
+              </w:rPr>
+              <w:t>0,856</w:t>
+            </w:r>
+          </w:p>
+        </w:tc>
+        <w:tc>
+          <w:tcPr>
+            <w:tcW w:w="1134" w:type="dxa"/>
+          </w:tcPr>
+          <w:p>
+            <w:pPr>
+              <w:spacing w:after="0"/>
+              <w:jc w:val="center"/>
+              <w:cnfStyle w:val="000000000000" w:firstRow="0" w:lastRow="0" w:firstColumn="0" w:lastColumn="0" w:oddVBand="0" w:evenVBand="0" w:oddHBand="0" w:evenHBand="0" w:firstRowFirstColumn="0" w:firstRowLastColumn="0" w:lastRowFirstColumn="0" w:lastRowLastColumn="0"/>
+              <w:rPr>
+                <w:rFonts w:eastAsia="Aptos"/>
+              </w:rPr>
+            </w:pPr>
+            <w:r>
+              <w:rPr>
+                <w:rFonts w:eastAsia="Aptos"/>
+              </w:rPr>
+              <w:t>0,952</w:t>
+            </w:r>
+          </w:p>
+        </w:tc>
+        <w:tc>
+          <w:tcPr>
+            <w:tcW w:w="1134" w:type="dxa"/>
+          </w:tcPr>
+          <w:p>
+            <w:pPr>
+              <w:spacing w:after="0"/>
+              <w:jc w:val="center"/>
+              <w:cnfStyle w:val="000000000000" w:firstRow="0" w:lastRow="0" w:firstColumn="0" w:lastColumn="0" w:oddVBand="0" w:evenVBand="0" w:oddHBand="0" w:evenHBand="0" w:firstRowFirstColumn="0" w:firstRowLastColumn="0" w:lastRowFirstColumn="0" w:lastRowLastColumn="0"/>
+              <w:rPr>
+                <w:rFonts w:eastAsia="Aptos"/>
+              </w:rPr>
+            </w:pPr>
+            <w:r>
+              <w:rPr>
+                <w:rFonts w:eastAsia="Aptos"/>
+              </w:rPr>
+              <w:t>0,488</w:t>
+            </w:r>
+          </w:p>
+        </w:tc>
+        <w:tc>
+          <w:tcPr>
+            <w:tcW w:w="851" w:type="dxa"/>
+          </w:tcPr>
+          <w:p>
+            <w:pPr>
+              <w:spacing w:after="0"/>
+              <w:jc w:val="center"/>
+              <w:cnfStyle w:val="000000000000" w:firstRow="0" w:lastRow="0" w:firstColumn="0" w:lastColumn="0" w:oddVBand="0" w:evenVBand="0" w:oddHBand="0" w:evenHBand="0" w:firstRowFirstColumn="0" w:firstRowLastColumn="0" w:lastRowFirstColumn="0" w:lastRowLastColumn="0"/>
+              <w:rPr>
+                <w:rFonts w:eastAsia="Aptos"/>
+              </w:rPr>
+            </w:pPr>
+            <w:r>
+              <w:rPr>
+                <w:rFonts w:eastAsia="Aptos"/>
+              </w:rPr>
+              <w:t>0,645</w:t>
+            </w:r>
+          </w:p>
+        </w:tc>
+        <w:tc>
+          <w:tcPr>
+            <w:tcW w:w="1417" w:type="dxa"/>
+          </w:tcPr>
+          <w:p>
+            <w:pPr>
+              <w:spacing w:after="0"/>
+              <w:jc w:val="center"/>
+              <w:cnfStyle w:val="000000000000" w:firstRow="0" w:lastRow="0" w:firstColumn="0" w:lastColumn="0" w:oddVBand="0" w:evenVBand="0" w:oddHBand="0" w:evenHBand="0" w:firstRowFirstColumn="0" w:firstRowLastColumn="0" w:lastRowFirstColumn="0" w:lastRowLastColumn="0"/>
+              <w:rPr>
+                <w:rFonts w:eastAsia="Aptos"/>
+              </w:rPr>
+            </w:pPr>
+            <w:r>
+              <w:rPr>
+                <w:rFonts w:eastAsia="Aptos"/>
+              </w:rPr>
+              <w:t>0,725</w:t>
+            </w:r>
+          </w:p>
+        </w:tc>
+      </w:tr>
+      <w:tr>
+        <w:tc>
+          <w:tcPr>
+            <w:cnfStyle w:val="001000000000" w:firstRow="0" w:lastRow="0" w:firstColumn="1" w:lastColumn="0" w:oddVBand="0" w:evenVBand="0" w:oddHBand="0" w:evenHBand="0" w:firstRowFirstColumn="0" w:firstRowLastColumn="0" w:lastRowFirstColumn="0" w:lastRowLastColumn="0"/>
+            <w:tcW w:w="2028" w:type="dxa"/>
+            <w:vAlign w:val="top"/>
+          </w:tcPr>
+          <w:p>
+            <w:pPr>
+              <w:spacing w:after="0"/>
+              <w:rPr>
+                <w:rFonts w:eastAsia="Aptos"/>
+              </w:rPr>
+            </w:pPr>
+            <w:r>
+              <w:rPr>
+                <w:rFonts w:eastAsia="Aptos"/>
+              </w:rPr>
+              <w:t>RF-A (factors EFA)</w:t>
+            </w:r>
+          </w:p>
+        </w:tc>
+        <w:tc>
+          <w:tcPr>
+            <w:tcW w:w="717" w:type="dxa"/>
+            <w:vAlign w:val="top"/>
+          </w:tcPr>
+          <w:p>
+            <w:pPr>
+              <w:spacing w:after="0"/>
+              <w:jc w:val="center"/>
+              <w:cnfStyle w:val="000000000000" w:firstRow="0" w:lastRow="0" w:firstColumn="0" w:lastColumn="0" w:oddVBand="0" w:evenVBand="0" w:oddHBand="0" w:evenHBand="0" w:firstRowFirstColumn="0" w:firstRowLastColumn="0" w:lastRowFirstColumn="0" w:lastRowLastColumn="0"/>
+              <w:rPr>
+                <w:rFonts w:eastAsia="Aptos"/>
+              </w:rPr>
+            </w:pPr>
+            <w:r>
+              <w:rPr>
+                <w:rFonts w:eastAsia="Aptos"/>
+              </w:rPr>
+              <w:t>0,892</w:t>
+            </w:r>
+          </w:p>
+        </w:tc>
+        <w:tc>
+          <w:tcPr>
+            <w:tcW w:w="1224" w:type="dxa"/>
+            <w:vAlign w:val="top"/>
+          </w:tcPr>
+          <w:p>
+            <w:pPr>
+              <w:spacing w:after="0"/>
+              <w:jc w:val="center"/>
+              <w:cnfStyle w:val="000000000000" w:firstRow="0" w:lastRow="0" w:firstColumn="0" w:lastColumn="0" w:oddVBand="0" w:evenVBand="0" w:oddHBand="0" w:evenHBand="0" w:firstRowFirstColumn="0" w:firstRowLastColumn="0" w:lastRowFirstColumn="0" w:lastRowLastColumn="0"/>
+              <w:rPr>
+                <w:rFonts w:eastAsia="Aptos"/>
+              </w:rPr>
+            </w:pPr>
+            <w:r>
+              <w:rPr>
+                <w:rFonts w:eastAsia="Aptos"/>
+              </w:rPr>
+              <w:t>0,809</w:t>
+            </w:r>
+          </w:p>
+        </w:tc>
+        <w:tc>
+          <w:tcPr>
+            <w:tcW w:w="1134" w:type="dxa"/>
+            <w:vAlign w:val="top"/>
+          </w:tcPr>
+          <w:p>
+            <w:pPr>
+              <w:spacing w:after="0"/>
+              <w:jc w:val="center"/>
+              <w:cnfStyle w:val="000000000000" w:firstRow="0" w:lastRow="0" w:firstColumn="0" w:lastColumn="0" w:oddVBand="0" w:evenVBand="0" w:oddHBand="0" w:evenHBand="0" w:firstRowFirstColumn="0" w:firstRowLastColumn="0" w:lastRowFirstColumn="0" w:lastRowLastColumn="0"/>
+              <w:rPr>
+                <w:rFonts w:eastAsia="Aptos"/>
+              </w:rPr>
+            </w:pPr>
+            <w:r>
+              <w:rPr>
+                <w:rFonts w:eastAsia="Aptos"/>
+              </w:rPr>
+              <w:t>0,967</w:t>
+            </w:r>
+          </w:p>
+        </w:tc>
+        <w:tc>
+          <w:tcPr>
+            <w:tcW w:w="1134" w:type="dxa"/>
+          </w:tcPr>
+          <w:p>
+            <w:pPr>
+              <w:spacing w:after="0"/>
+              <w:jc w:val="center"/>
+              <w:cnfStyle w:val="000000000000" w:firstRow="0" w:lastRow="0" w:firstColumn="0" w:lastColumn="0" w:oddVBand="0" w:evenVBand="0" w:oddHBand="0" w:evenHBand="0" w:firstRowFirstColumn="0" w:firstRowLastColumn="0" w:lastRowFirstColumn="0" w:lastRowLastColumn="0"/>
+              <w:rPr>
+                <w:rFonts w:eastAsia="Aptos"/>
+              </w:rPr>
+            </w:pPr>
+            <w:r>
+              <w:rPr>
+                <w:rFonts w:eastAsia="Aptos"/>
+              </w:rPr>
+              <w:t>0,707</w:t>
+            </w:r>
+          </w:p>
+        </w:tc>
+        <w:tc>
+          <w:tcPr>
+            <w:tcW w:w="851" w:type="dxa"/>
+          </w:tcPr>
+          <w:p>
+            <w:pPr>
+              <w:spacing w:after="0"/>
+              <w:jc w:val="center"/>
+              <w:cnfStyle w:val="000000000000" w:firstRow="0" w:lastRow="0" w:firstColumn="0" w:lastColumn="0" w:oddVBand="0" w:evenVBand="0" w:oddHBand="0" w:evenHBand="0" w:firstRowFirstColumn="0" w:firstRowLastColumn="0" w:lastRowFirstColumn="0" w:lastRowLastColumn="0"/>
+              <w:rPr>
+                <w:rFonts w:eastAsia="Aptos"/>
+              </w:rPr>
+            </w:pPr>
+            <w:r>
+              <w:rPr>
+                <w:rFonts w:eastAsia="Aptos"/>
+              </w:rPr>
+              <w:t>0,817</w:t>
+            </w:r>
+          </w:p>
+        </w:tc>
+        <w:tc>
+          <w:tcPr>
+            <w:tcW w:w="1417" w:type="dxa"/>
+          </w:tcPr>
+          <w:p>
+            <w:pPr>
+              <w:spacing w:after="0"/>
+              <w:jc w:val="center"/>
+              <w:cnfStyle w:val="000000000000" w:firstRow="0" w:lastRow="0" w:firstColumn="0" w:lastColumn="0" w:oddVBand="0" w:evenVBand="0" w:oddHBand="0" w:evenHBand="0" w:firstRowFirstColumn="0" w:firstRowLastColumn="0" w:lastRowFirstColumn="0" w:lastRowLastColumn="0"/>
+              <w:rPr>
+                <w:rFonts w:eastAsia="Aptos"/>
+              </w:rPr>
+            </w:pPr>
+            <w:r>
+              <w:rPr>
+                <w:rFonts w:eastAsia="Aptos"/>
+              </w:rPr>
+              <w:t>0,835</w:t>
+            </w:r>
+          </w:p>
+        </w:tc>
+      </w:tr>
+      <w:tr>
+        <w:tc>
+          <w:tcPr>
+            <w:cnfStyle w:val="001000000000" w:firstRow="0" w:lastRow="0" w:firstColumn="1" w:lastColumn="0" w:oddVBand="0" w:evenVBand="0" w:oddHBand="0" w:evenHBand="0" w:firstRowFirstColumn="0" w:firstRowLastColumn="0" w:lastRowFirstColumn="0" w:lastRowLastColumn="0"/>
+            <w:tcW w:w="2028" w:type="dxa"/>
+            <w:vAlign w:val="top"/>
+          </w:tcPr>
+          <w:p>
+            <w:pPr>
+              <w:spacing w:after="0"/>
+              <w:rPr>
+                <w:rFonts w:eastAsia="Aptos"/>
+              </w:rPr>
+            </w:pPr>
+            <w:r>
+              <w:rPr>
+                <w:rFonts w:eastAsia="Aptos"/>
+              </w:rPr>
+              <w:t>RF-B (Likert orig</w:t>
+            </w:r>
+            <w:r>
+              <w:rPr>
+                <w:rFonts w:eastAsia="Aptos"/>
+              </w:rPr>
+              <w:t>inal)</w:t>
+            </w:r>
+          </w:p>
+        </w:tc>
+        <w:tc>
+          <w:tcPr>
+            <w:tcW w:w="717" w:type="dxa"/>
+            <w:vAlign w:val="top"/>
+          </w:tcPr>
+          <w:p>
+            <w:pPr>
+              <w:spacing w:after="0"/>
+              <w:jc w:val="center"/>
+              <w:cnfStyle w:val="000000000000" w:firstRow="0" w:lastRow="0" w:firstColumn="0" w:lastColumn="0" w:oddVBand="0" w:evenVBand="0" w:oddHBand="0" w:evenHBand="0" w:firstRowFirstColumn="0" w:firstRowLastColumn="0" w:lastRowFirstColumn="0" w:lastRowLastColumn="0"/>
+              <w:rPr>
+                <w:rFonts w:eastAsia="Aptos"/>
+              </w:rPr>
+            </w:pPr>
+            <w:r>
+              <w:rPr>
+                <w:rFonts w:eastAsia="Aptos"/>
+              </w:rPr>
+              <w:t>0,808</w:t>
+            </w:r>
+          </w:p>
+        </w:tc>
+        <w:tc>
+          <w:tcPr>
+            <w:tcW w:w="1224" w:type="dxa"/>
+            <w:vAlign w:val="top"/>
+          </w:tcPr>
+          <w:p>
+            <w:pPr>
+              <w:spacing w:after="0"/>
+              <w:jc w:val="center"/>
+              <w:cnfStyle w:val="000000000000" w:firstRow="0" w:lastRow="0" w:firstColumn="0" w:lastColumn="0" w:oddVBand="0" w:evenVBand="0" w:oddHBand="0" w:evenHBand="0" w:firstRowFirstColumn="0" w:firstRowLastColumn="0" w:lastRowFirstColumn="0" w:lastRowLastColumn="0"/>
+              <w:rPr>
+                <w:rFonts w:eastAsia="Aptos"/>
+              </w:rPr>
+            </w:pPr>
+            <w:r>
+              <w:rPr>
+                <w:rFonts w:eastAsia="Aptos"/>
+              </w:rPr>
+              <w:t>0,632</w:t>
+            </w:r>
+          </w:p>
+        </w:tc>
+        <w:tc>
+          <w:tcPr>
+            <w:tcW w:w="1134" w:type="dxa"/>
+            <w:vAlign w:val="top"/>
+          </w:tcPr>
+          <w:p>
+            <w:pPr>
+              <w:spacing w:after="0"/>
+              <w:jc w:val="center"/>
+              <w:cnfStyle w:val="000000000000" w:firstRow="0" w:lastRow="0" w:firstColumn="0" w:lastColumn="0" w:oddVBand="0" w:evenVBand="0" w:oddHBand="0" w:evenHBand="0" w:firstRowFirstColumn="0" w:firstRowLastColumn="0" w:lastRowFirstColumn="0" w:lastRowLastColumn="0"/>
+              <w:rPr>
+                <w:rFonts w:eastAsia="Aptos"/>
+              </w:rPr>
+            </w:pPr>
+            <w:r>
+              <w:rPr>
+                <w:rFonts w:eastAsia="Aptos"/>
+              </w:rPr>
+              <w:t>0,833</w:t>
+            </w:r>
+          </w:p>
+        </w:tc>
+        <w:tc>
+          <w:tcPr>
+            <w:tcW w:w="1134" w:type="dxa"/>
+          </w:tcPr>
+          <w:p>
+            <w:pPr>
+              <w:spacing w:after="0"/>
+              <w:jc w:val="center"/>
+              <w:cnfStyle w:val="000000000000" w:firstRow="0" w:lastRow="0" w:firstColumn="0" w:lastColumn="0" w:oddVBand="0" w:evenVBand="0" w:oddHBand="0" w:evenHBand="0" w:firstRowFirstColumn="0" w:firstRowLastColumn="0" w:lastRowFirstColumn="0" w:lastRowLastColumn="0"/>
+              <w:rPr>
+                <w:rFonts w:eastAsia="Aptos"/>
+              </w:rPr>
+            </w:pPr>
+            <w:r>
+              <w:rPr>
+                <w:rFonts w:eastAsia="Aptos"/>
+              </w:rPr>
+              <w:t>0,488</w:t>
+            </w:r>
+          </w:p>
+        </w:tc>
+        <w:tc>
+          <w:tcPr>
+            <w:tcW w:w="851" w:type="dxa"/>
+          </w:tcPr>
+          <w:p>
+            <w:pPr>
+              <w:spacing w:after="0"/>
+              <w:jc w:val="center"/>
+              <w:cnfStyle w:val="000000000000" w:firstRow="0" w:lastRow="0" w:firstColumn="0" w:lastColumn="0" w:oddVBand="0" w:evenVBand="0" w:oddHBand="0" w:evenHBand="0" w:firstRowFirstColumn="0" w:firstRowLastColumn="0" w:lastRowFirstColumn="0" w:lastRowLastColumn="0"/>
+              <w:rPr>
+                <w:rFonts w:eastAsia="Aptos"/>
+              </w:rPr>
+            </w:pPr>
+            <w:r>
+              <w:rPr>
+                <w:rFonts w:eastAsia="Aptos"/>
+              </w:rPr>
+              <w:t>0,615</w:t>
+            </w:r>
+          </w:p>
+        </w:tc>
+        <w:tc>
+          <w:tcPr>
+            <w:tcW w:w="1417" w:type="dxa"/>
+          </w:tcPr>
+          <w:p>
+            <w:pPr>
+              <w:spacing w:after="0"/>
+              <w:jc w:val="center"/>
+              <w:cnfStyle w:val="000000000000" w:firstRow="0" w:lastRow="0" w:firstColumn="0" w:lastColumn="0" w:oddVBand="0" w:evenVBand="0" w:oddHBand="0" w:evenHBand="0" w:firstRowFirstColumn="0" w:firstRowLastColumn="0" w:lastRowFirstColumn="0" w:lastRowLastColumn="0"/>
+              <w:rPr>
+                <w:rFonts w:eastAsia="Aptos"/>
+              </w:rPr>
+            </w:pPr>
+            <w:r>
+              <w:rPr>
+                <w:rFonts w:eastAsia="Aptos"/>
+              </w:rPr>
+              <w:t>0,670</w:t>
+            </w:r>
+          </w:p>
+        </w:tc>
+      </w:tr>
+      <w:tr>
+        <w:tc>
+          <w:tcPr>
+            <w:cnfStyle w:val="001000000000" w:firstRow="0" w:lastRow="0" w:firstColumn="1" w:lastColumn="0" w:oddVBand="0" w:evenVBand="0" w:oddHBand="0" w:evenHBand="0" w:firstRowFirstColumn="0" w:firstRowLastColumn="0" w:lastRowFirstColumn="0" w:lastRowLastColumn="0"/>
+            <w:tcW w:w="2028" w:type="dxa"/>
+            <w:vAlign w:val="top"/>
+          </w:tcPr>
+          <w:p>
+            <w:pPr>
+              <w:spacing w:after="0"/>
+              <w:rPr>
+                <w:rFonts w:eastAsia="Aptos"/>
+              </w:rPr>
+            </w:pPr>
+            <w:r>
+              <w:rPr>
+                <w:rFonts w:eastAsia="Aptos"/>
+              </w:rPr>
+              <w:t>XGBoost</w:t>
+            </w:r>
+          </w:p>
+        </w:tc>
+        <w:tc>
+          <w:tcPr>
+            <w:tcW w:w="717" w:type="dxa"/>
+            <w:vAlign w:val="top"/>
+          </w:tcPr>
+          <w:p>
+            <w:pPr>
+              <w:spacing w:after="0"/>
+              <w:jc w:val="center"/>
+              <w:cnfStyle w:val="000000000000" w:firstRow="0" w:lastRow="0" w:firstColumn="0" w:lastColumn="0" w:oddVBand="0" w:evenVBand="0" w:oddHBand="0" w:evenHBand="0" w:firstRowFirstColumn="0" w:firstRowLastColumn="0" w:lastRowFirstColumn="0" w:lastRowLastColumn="0"/>
+              <w:rPr>
+                <w:rFonts w:eastAsia="Aptos"/>
+              </w:rPr>
+            </w:pPr>
+            <w:r>
+              <w:rPr>
+                <w:rFonts w:eastAsia="Aptos"/>
+              </w:rPr>
+              <w:t>0,855</w:t>
+            </w:r>
+          </w:p>
+        </w:tc>
+        <w:tc>
+          <w:tcPr>
+            <w:tcW w:w="1224" w:type="dxa"/>
+            <w:vAlign w:val="top"/>
+          </w:tcPr>
+          <w:p>
+            <w:pPr>
+              <w:spacing w:after="0"/>
+              <w:jc w:val="center"/>
+              <w:cnfStyle w:val="000000000000" w:firstRow="0" w:lastRow="0" w:firstColumn="0" w:lastColumn="0" w:oddVBand="0" w:evenVBand="0" w:oddHBand="0" w:evenHBand="0" w:firstRowFirstColumn="0" w:firstRowLastColumn="0" w:lastRowFirstColumn="0" w:lastRowLastColumn="0"/>
+              <w:rPr>
+                <w:rFonts w:eastAsia="Aptos"/>
+              </w:rPr>
+            </w:pPr>
+            <w:r>
+              <w:rPr>
+                <w:rFonts w:eastAsia="Aptos"/>
+              </w:rPr>
+              <w:t>0,735</w:t>
+            </w:r>
+          </w:p>
+        </w:tc>
+        <w:tc>
+          <w:tcPr>
+            <w:tcW w:w="1134" w:type="dxa"/>
+            <w:vAlign w:val="top"/>
+          </w:tcPr>
+          <w:p>
+            <w:pPr>
+              <w:spacing w:after="0"/>
+              <w:jc w:val="center"/>
+              <w:cnfStyle w:val="000000000000" w:firstRow="0" w:lastRow="0" w:firstColumn="0" w:lastColumn="0" w:oddVBand="0" w:evenVBand="0" w:oddHBand="0" w:evenHBand="0" w:firstRowFirstColumn="0" w:firstRowLastColumn="0" w:lastRowFirstColumn="0" w:lastRowLastColumn="0"/>
+              <w:rPr>
+                <w:rFonts w:eastAsia="Aptos"/>
+              </w:rPr>
+            </w:pPr>
+            <w:r>
+              <w:rPr>
+                <w:rFonts w:eastAsia="Aptos"/>
+              </w:rPr>
+              <w:t>0,897</w:t>
+            </w:r>
+          </w:p>
+        </w:tc>
+        <w:tc>
+          <w:tcPr>
+            <w:tcW w:w="1134" w:type="dxa"/>
+          </w:tcPr>
+          <w:p>
+            <w:pPr>
+              <w:spacing w:after="0"/>
+              <w:jc w:val="center"/>
+              <w:cnfStyle w:val="000000000000" w:firstRow="0" w:lastRow="0" w:firstColumn="0" w:lastColumn="0" w:oddVBand="0" w:evenVBand="0" w:oddHBand="0" w:evenHBand="0" w:firstRowFirstColumn="0" w:firstRowLastColumn="0" w:lastRowFirstColumn="0" w:lastRowLastColumn="0"/>
+              <w:rPr>
+                <w:rFonts w:eastAsia="Aptos"/>
+              </w:rPr>
+            </w:pPr>
+            <w:r>
+              <w:rPr>
+                <w:rFonts w:eastAsia="Aptos"/>
+              </w:rPr>
+              <w:t>0,634</w:t>
+            </w:r>
+          </w:p>
+        </w:tc>
+        <w:tc>
+          <w:tcPr>
+            <w:tcW w:w="851" w:type="dxa"/>
+          </w:tcPr>
+          <w:p>
+            <w:pPr>
+              <w:spacing w:after="0"/>
+              <w:jc w:val="center"/>
+              <w:cnfStyle w:val="000000000000" w:firstRow="0" w:lastRow="0" w:firstColumn="0" w:lastColumn="0" w:oddVBand="0" w:evenVBand="0" w:oddHBand="0" w:evenHBand="0" w:firstRowFirstColumn="0" w:firstRowLastColumn="0" w:lastRowFirstColumn="0" w:lastRowLastColumn="0"/>
+              <w:rPr>
+                <w:rFonts w:eastAsia="Aptos"/>
+              </w:rPr>
+            </w:pPr>
+            <w:r>
+              <w:rPr>
+                <w:rFonts w:eastAsia="Aptos"/>
+              </w:rPr>
+              <w:t>0,743</w:t>
+            </w:r>
+          </w:p>
+        </w:tc>
+        <w:tc>
+          <w:tcPr>
+            <w:tcW w:w="1417" w:type="dxa"/>
+          </w:tcPr>
+          <w:p>
+            <w:pPr>
+              <w:spacing w:after="0"/>
+              <w:jc w:val="center"/>
+              <w:cnfStyle w:val="000000000000" w:firstRow="0" w:lastRow="0" w:firstColumn="0" w:lastColumn="0" w:oddVBand="0" w:evenVBand="0" w:oddHBand="0" w:evenHBand="0" w:firstRowFirstColumn="0" w:firstRowLastColumn="0" w:lastRowFirstColumn="0" w:lastRowLastColumn="0"/>
+              <w:rPr>
+                <w:rFonts w:eastAsia="Aptos"/>
+              </w:rPr>
+            </w:pPr>
+            <w:r>
+              <w:rPr>
+                <w:rFonts w:eastAsia="Aptos"/>
+              </w:rPr>
+              <w:t>0,762</w:t>
+            </w:r>
+          </w:p>
+        </w:tc>
+      </w:tr>
+    </w:tbl>
+    <w:p>
+      <w:pPr>
+        <w:keepNext/>
+        <w:spacing w:before="240"/>
+        <w:rPr>
+          <w:lang w:eastAsia="en-US"/>
+        </w:rPr>
+      </w:pPr>
+      <w:r>
+        <w:rPr>
+          <w:lang w:eastAsia="en-US"/>
+        </w:rPr>
+        <w:t>El XGBoost se situa en una posició intermèdia: millora clarament el logit i el RF-B en totes les mètriques, però queda per sota del RF-A. Un aspecte destacable és que pràcticament no hi ha overfitting: l'AUC de train in-sample és 0,812 i el de test 0,855, una diferència mínima que indica bona generalització. Això és en part conseqüència de la regularització forta que s'ha aplicat (gamma = 2,0, lambda = 1,0, alpha = 1,0), que limita la complexitat dels arbres.</w:t>
+      </w:r>
+    </w:p>
+    <w:p>
+      <w:pPr>
+        <w:keepNext/>
+        <w:rPr>
+          <w:b/>
+          <w:bCs/>
+          <w:lang w:eastAsia="en-US"/>
+        </w:rPr>
+      </w:pPr>
+      <w:r>
+        <w:rPr>
+          <w:b/>
+          <w:bCs/>
+          <w:lang w:eastAsia="en-US"/>
+        </w:rPr>
+        <w:t>Importància de variables</w:t>
+      </w:r>
+    </w:p>
+    <w:p>
+      <w:pPr>
+        <w:keepNext/>
+        <w:spacing w:after="0"/>
+        <w:jc w:val="center"/>
+      </w:pPr>
+      <w:r>
+        <w:rPr>
+          <w:lang w:eastAsia="en-US"/>
+        </w:rPr>
+        <w:drawing>
+          <wp:inline distT="0" distB="0" distL="0" distR="0" wp14:anchorId="717C8229" wp14:editId="07A38335">
+            <wp:extent cx="3898900" cy="2886115"/>
+            <wp:effectExtent l="0" t="0" r="6350" b="9525"/>
+            <wp:docPr id="1216457792" name="Imagen 6"/>
+            <wp:cNvGraphicFramePr>
+              <a:graphicFrameLocks xmlns:a="http://schemas.openxmlformats.org/drawingml/2006/main" noChangeAspect="1"/>
+            </wp:cNvGraphicFramePr>
+            <a:graphic xmlns:a="http://schemas.openxmlformats.org/drawingml/2006/main">
+              <a:graphicData uri="http://schemas.openxmlformats.org/drawingml/2006/picture">
+                <pic:pic xmlns:pic="http://schemas.openxmlformats.org/drawingml/2006/picture">
+                  <pic:nvPicPr>
+                    <pic:cNvPr id="0" name="Picture 6"/>
+                    <pic:cNvPicPr>
+                      <a:picLocks noChangeAspect="1" noChangeArrowheads="1"/>
+                    </pic:cNvPicPr>
+                  </pic:nvPicPr>
+                  <pic:blipFill rotWithShape="1">
+                    <a:blip r:embed="rId31" cstate="print">
+                      <a:extLst>
+                        <a:ext uri="{28A0092B-C50C-407E-A947-70E740481C1C}">
+                          <a14:useLocalDpi xmlns:a14="http://schemas.microsoft.com/office/drawing/2010/main" val="0"/>
+                        </a:ext>
+                      </a:extLst>
+                    </a:blip>
+                    <a:srcRect t="7467"/>
+                    <a:stretch>
+                      <a:fillRect/>
+                    </a:stretch>
+                  </pic:blipFill>
+                  <pic:spPr bwMode="auto">
+                    <a:xfrm>
+                      <a:off x="0" y="0"/>
+                      <a:ext cx="3900225" cy="2887096"/>
+                    </a:xfrm>
+                    <a:prstGeom prst="rect">
+                      <a:avLst/>
+                    </a:prstGeom>
+                    <a:noFill/>
+                    <a:ln>
+                      <a:noFill/>
+                    </a:ln>
+                    <a:extLst>
+                      <a:ext uri="{53640926-AAD7-44D8-BBD7-CCE9431645EC}">
+                        <a14:shadowObscured xmlns:a14="http://schemas.microsoft.com/office/drawing/2010/main"/>
+                      </a:ext>
+                    </a:extLst>
+                  </pic:spPr>
+                </pic:pic>
+              </a:graphicData>
+            </a:graphic>
+          </wp:inline>
+        </w:drawing>
+      </w:r>
+    </w:p>
+    <w:p>
+      <w:pPr>
+        <w:pStyle w:val="Descripcin"/>
+        <w:jc w:val="center"/>
+        <w:rPr>
+          <w:lang w:eastAsia="en-US"/>
+        </w:rPr>
+      </w:pPr>
+      <w:r>
+        <w:t xml:space="preserve">Gràfic </w:t>
+      </w:r>
+      <w:r>
+        <w:fldChar w:fldCharType="begin"/>
+      </w:r>
+      <w:r>
+        <w:instrText xml:space="preserve"> SEQ Gràfic \* ARABIC </w:instrText>
+      </w:r>
+      <w:r>
+        <w:fldChar w:fldCharType="separate"/>
+      </w:r>
+      <w:r>
+        <w:rPr>
+          <w:noProof/>
+        </w:rPr>
+        <w:t>21</w:t>
+      </w:r>
+      <w:r>
+        <w:fldChar w:fldCharType="end"/>
+      </w:r>
+      <w:r>
+        <w:t>: Importància SHAP del XGBoost (top 20)</w:t>
+      </w:r>
+    </w:p>
+    <w:p>
+      <w:pPr>
+        <w:keepNext/>
+        <w:spacing w:before="240"/>
+        <w:rPr>
+          <w:lang w:eastAsia="en-US"/>
+        </w:rPr>
+      </w:pPr>
+      <w:r>
+        <w:rPr>
+          <w:lang w:eastAsia="en-US"/>
+        </w:rPr>
+        <w:t xml:space="preserve">El rànquing SHAP del XGBoost és molt consistent amb el del RF-A. MOT_AUTOGESTIO (SHAP mitjà: 0,239) i MOT_DESMOTIVACIO (0,226) encapçalen la llista, seguides de </w:t>
+      </w:r>
+      <w:r>
+        <w:rPr>
+          <w:lang w:eastAsia="en-US"/>
+        </w:rPr>
+        <w:lastRenderedPageBreak/>
+        <w:t xml:space="preserve">MOT_FORCA_MAJOR (0,145), IA_SUBST (0,135) i IA_EINA_ESTUDI (0,130). EST_AVALUACIO_AC i NOTA_num continuen sent rellevants, mentre que les variables d'estratègies docents (EST_TEMPS_CLASSE, EST_QUALITAT_DOC, EST_GRUPS_REDUITS) apareixen al final amb importàncies molt baixes, confirmant de nou que no aporten capacitat predictiva. </w:t>
+      </w:r>
+      <w:r>
+        <w:rPr>
+          <w:lang w:eastAsia="en-US"/>
+        </w:rPr>
+        <w:t>Cal destacar que IA_ATENC (0,050) apareix com a variable rellevant en aquest model, cosa que no era possible observar al RF-A ni al logit on estava agregada dins el factor IA_SUBSTITUCIO. El fet que el XGBoost li assigni un SHAP mitjà de 0,05 suggereix que deixar d'atendre a classe per confiar que la IA ho explicarà té un efecte propi sobre l'assistència, més enllà del que ja capturava IA_SUBST.</w:t>
+      </w:r>
+    </w:p>
+    <w:p>
+      <w:pPr>
+        <w:keepNext/>
+        <w:spacing w:before="240"/>
+        <w:rPr>
+          <w:lang w:eastAsia="en-US"/>
+        </w:rPr>
+      </w:pPr>
+      <w:r>
+        <w:rPr>
+          <w:lang w:eastAsia="en-US"/>
+        </w:rPr>
+        <w:t>La consistència entre els tres models —logit, RF-A i XGBoost— en el rànquing de variables principals reforça la robustesa dels resultats: independentment del model i de l'especificació, les mateixes dimensions (desmotivació, autogestió percebuda, ús substitutiu de la IA i avaluació continuada) emergeixen sistemàticament com els factors explicatius centrals de l'absentisme.</w:t>
+      </w:r>
+    </w:p>
+    <w:p>
+      <w:pPr>
+        <w:keepNext/>
+        <w:spacing w:before="240"/>
+        <w:rPr>
+          <w:lang w:eastAsia="en-US"/>
+        </w:rPr>
+      </w:pPr>
+    </w:p>
+    <w:p>
+      <w:pPr>
         <w:spacing w:line="300" w:lineRule="auto"/>
         <w:rPr>
           <w:rFonts w:eastAsia="Aptos"/>
@@ -25969,6 +27166,8 @@
       <w:sdtPr>
         <w:rPr>
           <w:rFonts w:eastAsia="Times New Roman"/>
+          <w:b w:val="0"/>
+          <w:bCs w:val="0"/>
           <w:kern w:val="28"/>
           <w:sz w:val="22"/>
           <w:szCs w:val="20"/>
@@ -25982,8 +27181,6 @@
       </w:sdtPr>
       <w:sdtEndPr>
         <w:rPr>
-          <w:b w:val="0"/>
-          <w:bCs w:val="0"/>
           <w:lang w:val="ca-ES"/>
         </w:rPr>
       </w:sdtEndPr>
@@ -26277,7 +27474,7 @@
         </w:rPr>
         <w:t xml:space="preserve">L’enquesta original es pot consultar en el següent enllaç: </w:t>
       </w:r>
-      <w:hyperlink r:id="rId31" w:history="1">
+      <w:hyperlink r:id="rId32" w:history="1">
         <w:r>
           <w:rPr>
             <w:rFonts w:eastAsia="Aptos"/>
@@ -26340,7 +27537,7 @@
                     </pic:cNvPicPr>
                   </pic:nvPicPr>
                   <pic:blipFill>
-                    <a:blip r:embed="rId32" cstate="print">
+                    <a:blip r:embed="rId33" cstate="print">
                       <a:extLst>
                         <a:ext uri="{28A0092B-C50C-407E-A947-70E740481C1C}">
                           <a14:useLocalDpi xmlns:a14="http://schemas.microsoft.com/office/drawing/2010/main" val="0"/>
@@ -34160,7 +35357,7 @@
                     </pic:cNvPicPr>
                   </pic:nvPicPr>
                   <pic:blipFill rotWithShape="1">
-                    <a:blip r:embed="rId36" cstate="print">
+                    <a:blip r:embed="rId37" cstate="print">
                       <a:extLst>
                         <a:ext uri="{28A0092B-C50C-407E-A947-70E740481C1C}">
                           <a14:useLocalDpi xmlns:a14="http://schemas.microsoft.com/office/drawing/2010/main" val="0"/>
@@ -34257,7 +35454,7 @@
                     </pic:cNvPicPr>
                   </pic:nvPicPr>
                   <pic:blipFill rotWithShape="1">
-                    <a:blip r:embed="rId37" cstate="print">
+                    <a:blip r:embed="rId38" cstate="print">
                       <a:extLst>
                         <a:ext uri="{28A0092B-C50C-407E-A947-70E740481C1C}">
                           <a14:useLocalDpi xmlns:a14="http://schemas.microsoft.com/office/drawing/2010/main" val="0"/>
@@ -34354,7 +35551,7 @@
                     </pic:cNvPicPr>
                   </pic:nvPicPr>
                   <pic:blipFill rotWithShape="1">
-                    <a:blip r:embed="rId38" cstate="print">
+                    <a:blip r:embed="rId39" cstate="print">
                       <a:extLst>
                         <a:ext uri="{28A0092B-C50C-407E-A947-70E740481C1C}">
                           <a14:useLocalDpi xmlns:a14="http://schemas.microsoft.com/office/drawing/2010/main" val="0"/>
@@ -34457,7 +35654,7 @@
           <w:lang w:eastAsia="en-US"/>
         </w:rPr>
         <w:drawing>
-          <wp:inline distT="0" distB="0" distL="0" distR="0" wp14:anchorId="693BC190" wp14:editId="712AC7E0">
+          <wp:inline distT="0" distB="0" distL="0" distR="0" wp14:anchorId="693BC190" wp14:editId="006F14F1">
             <wp:extent cx="5400040" cy="4010025"/>
             <wp:effectExtent l="0" t="0" r="0" b="9525"/>
             <wp:docPr id="1947302634" name="Imagen 10"/>
@@ -34474,7 +35671,7 @@
                     </pic:cNvPicPr>
                   </pic:nvPicPr>
                   <pic:blipFill rotWithShape="1">
-                    <a:blip r:embed="rId39" cstate="print">
+                    <a:blip r:embed="rId40" cstate="print">
                       <a:extLst>
                         <a:ext uri="{28A0092B-C50C-407E-A947-70E740481C1C}">
                           <a14:useLocalDpi xmlns:a14="http://schemas.microsoft.com/office/drawing/2010/main" val="0"/>
@@ -34590,7 +35787,7 @@
                     </pic:cNvPicPr>
                   </pic:nvPicPr>
                   <pic:blipFill rotWithShape="1">
-                    <a:blip r:embed="rId40" cstate="print">
+                    <a:blip r:embed="rId41" cstate="print">
                       <a:extLst>
                         <a:ext uri="{28A0092B-C50C-407E-A947-70E740481C1C}">
                           <a14:useLocalDpi xmlns:a14="http://schemas.microsoft.com/office/drawing/2010/main" val="0"/>
@@ -34795,7 +35992,7 @@
                     </pic:cNvPicPr>
                   </pic:nvPicPr>
                   <pic:blipFill rotWithShape="1">
-                    <a:blip r:embed="rId41" cstate="print">
+                    <a:blip r:embed="rId42" cstate="print">
                       <a:extLst>
                         <a:ext uri="{28A0092B-C50C-407E-A947-70E740481C1C}">
                           <a14:useLocalDpi xmlns:a14="http://schemas.microsoft.com/office/drawing/2010/main" val="0"/>
@@ -34932,7 +36129,7 @@
                     </pic:cNvPicPr>
                   </pic:nvPicPr>
                   <pic:blipFill rotWithShape="1">
-                    <a:blip r:embed="rId42" cstate="print">
+                    <a:blip r:embed="rId43" cstate="print">
                       <a:extLst>
                         <a:ext uri="{28A0092B-C50C-407E-A947-70E740481C1C}">
                           <a14:useLocalDpi xmlns:a14="http://schemas.microsoft.com/office/drawing/2010/main" val="0"/>
@@ -35061,7 +36258,7 @@
                     </pic:cNvPicPr>
                   </pic:nvPicPr>
                   <pic:blipFill rotWithShape="1">
-                    <a:blip r:embed="rId43" cstate="print">
+                    <a:blip r:embed="rId44" cstate="print">
                       <a:extLst>
                         <a:ext uri="{28A0092B-C50C-407E-A947-70E740481C1C}">
                           <a14:useLocalDpi xmlns:a14="http://schemas.microsoft.com/office/drawing/2010/main" val="0"/>
@@ -35172,7 +36369,7 @@
                     </pic:cNvPicPr>
                   </pic:nvPicPr>
                   <pic:blipFill rotWithShape="1">
-                    <a:blip r:embed="rId44" cstate="print">
+                    <a:blip r:embed="rId45" cstate="print">
                       <a:extLst>
                         <a:ext uri="{28A0092B-C50C-407E-A947-70E740481C1C}">
                           <a14:useLocalDpi xmlns:a14="http://schemas.microsoft.com/office/drawing/2010/main" val="0"/>
@@ -36302,7 +37499,7 @@
                     </pic:cNvPicPr>
                   </pic:nvPicPr>
                   <pic:blipFill rotWithShape="1">
-                    <a:blip r:embed="rId45" cstate="print">
+                    <a:blip r:embed="rId46" cstate="print">
                       <a:extLst>
                         <a:ext uri="{28A0092B-C50C-407E-A947-70E740481C1C}">
                           <a14:useLocalDpi xmlns:a14="http://schemas.microsoft.com/office/drawing/2010/main" val="0"/>
@@ -36412,7 +37609,7 @@
                     </pic:cNvPicPr>
                   </pic:nvPicPr>
                   <pic:blipFill rotWithShape="1">
-                    <a:blip r:embed="rId46" cstate="print">
+                    <a:blip r:embed="rId47" cstate="print">
                       <a:extLst>
                         <a:ext uri="{28A0092B-C50C-407E-A947-70E740481C1C}">
                           <a14:useLocalDpi xmlns:a14="http://schemas.microsoft.com/office/drawing/2010/main" val="0"/>
@@ -36557,7 +37754,7 @@
                     </pic:cNvPicPr>
                   </pic:nvPicPr>
                   <pic:blipFill rotWithShape="1">
-                    <a:blip r:embed="rId47" cstate="print">
+                    <a:blip r:embed="rId48" cstate="print">
                       <a:extLst>
                         <a:ext uri="{28A0092B-C50C-407E-A947-70E740481C1C}">
                           <a14:useLocalDpi xmlns:a14="http://schemas.microsoft.com/office/drawing/2010/main" val="0"/>
@@ -36624,13 +37821,7 @@
       </w:r>
       <w:bookmarkEnd w:id="82"/>
       <w:r>
-        <w:t xml:space="preserve">: </w:t>
-      </w:r>
-      <w:r>
-        <w:t>Dependence plot RF-A – MOT_</w:t>
-      </w:r>
-      <w:r>
-        <w:t>DESMOTIVACIÓ</w:t>
+        <w:t>: Dependence plot RF-A – MOT_DESMOTIVACIÓ</w:t>
       </w:r>
     </w:p>
     <w:p>
@@ -36647,6 +37838,9 @@
         </w:rPr>
       </w:pPr>
       <w:r>
+        <w:rPr>
+          <w:noProof/>
+        </w:rPr>
         <w:drawing>
           <wp:inline distT="0" distB="0" distL="0" distR="0" wp14:anchorId="4111B5DC" wp14:editId="4CF3F1FA">
             <wp:extent cx="4283417" cy="3149600"/>
@@ -36665,7 +37859,7 @@
                     </pic:cNvPicPr>
                   </pic:nvPicPr>
                   <pic:blipFill rotWithShape="1">
-                    <a:blip r:embed="rId48" cstate="print">
+                    <a:blip r:embed="rId49" cstate="print">
                       <a:extLst>
                         <a:ext uri="{28A0092B-C50C-407E-A947-70E740481C1C}">
                           <a14:useLocalDpi xmlns:a14="http://schemas.microsoft.com/office/drawing/2010/main" val="0"/>
@@ -36742,6 +37936,9 @@
         <w:jc w:val="center"/>
       </w:pPr>
       <w:r>
+        <w:rPr>
+          <w:noProof/>
+        </w:rPr>
         <w:drawing>
           <wp:inline distT="0" distB="0" distL="0" distR="0" wp14:anchorId="2DF4125F" wp14:editId="78FE4041">
             <wp:extent cx="3295650" cy="2446547"/>
@@ -36760,7 +37957,7 @@
                     </pic:cNvPicPr>
                   </pic:nvPicPr>
                   <pic:blipFill rotWithShape="1">
-                    <a:blip r:embed="rId49" cstate="print">
+                    <a:blip r:embed="rId50" cstate="print">
                       <a:extLst>
                         <a:ext uri="{28A0092B-C50C-407E-A947-70E740481C1C}">
                           <a14:useLocalDpi xmlns:a14="http://schemas.microsoft.com/office/drawing/2010/main" val="0"/>
@@ -36837,6 +38034,9 @@
         <w:jc w:val="center"/>
       </w:pPr>
       <w:r>
+        <w:rPr>
+          <w:noProof/>
+        </w:rPr>
         <w:drawing>
           <wp:inline distT="0" distB="0" distL="0" distR="0" wp14:anchorId="48DDF5EA" wp14:editId="477545A9">
             <wp:extent cx="3213100" cy="2355039"/>
@@ -36855,7 +38055,7 @@
                     </pic:cNvPicPr>
                   </pic:nvPicPr>
                   <pic:blipFill rotWithShape="1">
-                    <a:blip r:embed="rId50" cstate="print">
+                    <a:blip r:embed="rId51" cstate="print">
                       <a:extLst>
                         <a:ext uri="{28A0092B-C50C-407E-A947-70E740481C1C}">
                           <a14:useLocalDpi xmlns:a14="http://schemas.microsoft.com/office/drawing/2010/main" val="0"/>
@@ -36918,10 +38118,7 @@
         <w:fldChar w:fldCharType="end"/>
       </w:r>
       <w:r>
-        <w:t xml:space="preserve">: </w:t>
-      </w:r>
-      <w:r>
-        <w:t>Dependence plot RF-A – IA_EINA_ESTUDI</w:t>
+        <w:t>: Dependence plot RF-A – IA_EINA_ESTUDI</w:t>
       </w:r>
     </w:p>
     <w:p>
@@ -36930,6 +38127,9 @@
         <w:jc w:val="center"/>
       </w:pPr>
       <w:r>
+        <w:rPr>
+          <w:noProof/>
+        </w:rPr>
         <w:drawing>
           <wp:inline distT="0" distB="0" distL="0" distR="0" wp14:anchorId="63DB1ABA" wp14:editId="2CDD78EF">
             <wp:extent cx="3275839" cy="2413000"/>
@@ -36948,7 +38148,7 @@
                     </pic:cNvPicPr>
                   </pic:nvPicPr>
                   <pic:blipFill rotWithShape="1">
-                    <a:blip r:embed="rId51" cstate="print">
+                    <a:blip r:embed="rId52" cstate="print">
                       <a:extLst>
                         <a:ext uri="{28A0092B-C50C-407E-A947-70E740481C1C}">
                           <a14:useLocalDpi xmlns:a14="http://schemas.microsoft.com/office/drawing/2010/main" val="0"/>
@@ -37027,6 +38227,9 @@
         <w:jc w:val="center"/>
       </w:pPr>
       <w:r>
+        <w:rPr>
+          <w:noProof/>
+        </w:rPr>
         <w:drawing>
           <wp:inline distT="0" distB="0" distL="0" distR="0" wp14:anchorId="03D55D96" wp14:editId="39813510">
             <wp:extent cx="3473450" cy="2562200"/>
@@ -37045,7 +38248,7 @@
                     </pic:cNvPicPr>
                   </pic:nvPicPr>
                   <pic:blipFill rotWithShape="1">
-                    <a:blip r:embed="rId52" cstate="print">
+                    <a:blip r:embed="rId53" cstate="print">
                       <a:extLst>
                         <a:ext uri="{28A0092B-C50C-407E-A947-70E740481C1C}">
                           <a14:useLocalDpi xmlns:a14="http://schemas.microsoft.com/office/drawing/2010/main" val="0"/>
@@ -37102,7 +38305,7 @@
     </w:p>
     <w:p/>
     <w:sectPr>
-      <w:footerReference w:type="default" r:id="rId53"/>
+      <w:footerReference w:type="default" r:id="rId54"/>
       <w:pgSz w:w="11906" w:h="16838"/>
       <w:pgMar w:top="1417" w:right="1701" w:bottom="1417" w:left="1701" w:header="708" w:footer="708" w:gutter="0"/>
       <w:cols w:space="708"/>
@@ -41337,7 +42540,7 @@
   <w:style w:type="paragraph" w:default="1" w:styleId="Normal">
     <w:name w:val="Normal"/>
     <w:qFormat/>
-    <w:rsid w:val="00030EB8"/>
+    <w:rsid w:val="00914AE8"/>
     <w:pPr>
       <w:spacing w:after="240" w:line="360" w:lineRule="auto"/>
       <w:jc w:val="both"/>
@@ -42220,6 +43423,36 @@
       <w:lang w:eastAsia="ca-ES"/>
     </w:rPr>
   </w:style>
+  <w:style w:type="paragraph" w:styleId="HTMLconformatoprevio">
+    <w:name w:val="HTML Preformatted"/>
+    <w:basedOn w:val="Normal"/>
+    <w:link w:val="HTMLconformatoprevioCar"/>
+    <w:uiPriority w:val="99"/>
+    <w:semiHidden/>
+    <w:unhideWhenUsed/>
+    <w:rsid w:val="00914AE8"/>
+    <w:pPr>
+      <w:spacing w:after="0" w:line="240" w:lineRule="auto"/>
+    </w:pPr>
+    <w:rPr>
+      <w:rFonts w:ascii="Consolas" w:hAnsi="Consolas"/>
+      <w:sz w:val="20"/>
+    </w:rPr>
+  </w:style>
+  <w:style w:type="character" w:customStyle="1" w:styleId="HTMLconformatoprevioCar">
+    <w:name w:val="HTML con formato previo Car"/>
+    <w:basedOn w:val="Fuentedeprrafopredeter"/>
+    <w:link w:val="HTMLconformatoprevio"/>
+    <w:uiPriority w:val="99"/>
+    <w:semiHidden/>
+    <w:rsid w:val="00914AE8"/>
+    <w:rPr>
+      <w:rFonts w:ascii="Consolas" w:eastAsia="Times New Roman" w:hAnsi="Consolas"/>
+      <w:color w:val="000000"/>
+      <w:kern w:val="28"/>
+      <w:lang w:eastAsia="es-ES"/>
+    </w:rPr>
+  </w:style>
 </w:styles>
 </file>
 

--- a/Documents/Redacció.docx
+++ b/Documents/Redacció.docx
@@ -7726,27 +7726,14 @@
       <w:r>
         <w:t xml:space="preserve">Gràfic </w:t>
       </w:r>
-      <w:r>
-        <w:fldChar w:fldCharType="begin"/>
-      </w:r>
-      <w:r>
-        <w:instrText xml:space="preserve"> SEQ Gràfic \* ARABIC </w:instrText>
-      </w:r>
-      <w:r>
-        <w:fldChar w:fldCharType="separate"/>
-      </w:r>
-      <w:r>
-        <w:rPr>
-          <w:noProof/>
-        </w:rPr>
-        <w:t>1</w:t>
-      </w:r>
-      <w:r>
-        <w:rPr>
-          <w:noProof/>
-        </w:rPr>
-        <w:fldChar w:fldCharType="end"/>
-      </w:r>
+      <w:fldSimple w:instr=" SEQ Gràfic \* ARABIC ">
+        <w:r>
+          <w:rPr>
+            <w:noProof/>
+          </w:rPr>
+          <w:t>1</w:t>
+        </w:r>
+      </w:fldSimple>
       <w:r>
         <w:t>: Percentatge de NA’s per variable</w:t>
       </w:r>
@@ -9036,19 +9023,7 @@
         <w:rPr>
           <w:rFonts w:eastAsia="Aptos"/>
         </w:rPr>
-        <w:t xml:space="preserve">L'EDA ha revelat que les percepcions dels estudiants sobre la utilitat de la classe, l'autonomia o el rol de la IA s'associen de forma consistent amb l'assistència. Tanmateix, moltes d'aquestes variables mesuren aspectes propers entre si: introduir-les de forma aïllada als models predictius generaria </w:t>
-      </w:r>
-      <w:r>
-        <w:rPr>
-          <w:rFonts w:eastAsia="Aptos"/>
-        </w:rPr>
-        <w:t>multicol·linealitat</w:t>
-      </w:r>
-      <w:r>
-        <w:rPr>
-          <w:rFonts w:eastAsia="Aptos"/>
-        </w:rPr>
-        <w:t xml:space="preserve"> i excés de soroll estadístic. Per això s'aplica una Anàlisi Factorial Exploratòria (EFA), que parteix de la hipòtesi que existeixen constructes latents —factors no observables directament, com la desmotivació pedagògica o la dependència de la IA— que expliquen per què certes variables tendeixen a respondre de forma conjunta.</w:t>
+        <w:t>L'EDA ha revelat que les percepcions dels estudiants sobre la utilitat de la classe, l'autonomia o el rol de la IA s'associen de forma consistent amb l'assistència. Tanmateix, moltes d'aquestes variables mesuren aspectes propers entre si: introduir-les de forma aïllada als models predictius generaria multicol·linealitat i excés de soroll estadístic. Per això s'aplica una Anàlisi Factorial Exploratòria (EFA), que parteix de la hipòtesi que existeixen constructes latents —factors no observables directament, com la desmotivació pedagògica o la dependència de la IA— que expliquen per què certes variables tendeixen a respondre de forma conjunta.</w:t>
       </w:r>
     </w:p>
     <w:p>
@@ -10670,24 +10645,14 @@
       <w:r>
         <w:t xml:space="preserve">Gràfic </w:t>
       </w:r>
-      <w:r>
-        <w:fldChar w:fldCharType="begin"/>
-      </w:r>
-      <w:r>
-        <w:instrText xml:space="preserve"> SEQ Gràfic \* ARABIC </w:instrText>
-      </w:r>
-      <w:r>
-        <w:fldChar w:fldCharType="separate"/>
-      </w:r>
-      <w:r>
-        <w:rPr>
-          <w:noProof/>
-        </w:rPr>
-        <w:t>19</w:t>
-      </w:r>
-      <w:r>
-        <w:fldChar w:fldCharType="end"/>
-      </w:r>
+      <w:fldSimple w:instr=" SEQ Gràfic \* ARABIC ">
+        <w:r>
+          <w:rPr>
+            <w:noProof/>
+          </w:rPr>
+          <w:t>2</w:t>
+        </w:r>
+      </w:fldSimple>
       <w:r>
         <w:t xml:space="preserve">: </w:t>
       </w:r>
@@ -10990,33 +10955,31 @@
         <w:rPr>
           <w:lang w:eastAsia="en-US"/>
         </w:rPr>
-        <w:t>S'opta de nou per la regressió logística per diverses raons. En primer lloc, manté la coherència metodològica amb l'anàlisi explicativa, de manera que els coeficients i els factors estudiats anteriorment conserven la mateixa estructura. En segon lloc, amb una mostra de 342 observacions, models més complexos com Random Forest o XGBoost tindrien un risc d</w:t>
-      </w:r>
-      <w:r>
-        <w:rPr>
-          <w:lang w:eastAsia="en-US"/>
-        </w:rPr>
-        <w:t>’</w:t>
-      </w:r>
-      <w:r>
-        <w:rPr>
-          <w:i/>
-          <w:iCs/>
-          <w:lang w:eastAsia="en-US"/>
-        </w:rPr>
-        <w:t>overtiffing</w:t>
-      </w:r>
-      <w:r>
-        <w:rPr>
-          <w:lang w:eastAsia="en-US"/>
-        </w:rPr>
-        <w:t xml:space="preserve"> </w:t>
-      </w:r>
-      <w:r>
-        <w:rPr>
-          <w:lang w:eastAsia="en-US"/>
-        </w:rPr>
-        <w:t>més alt i requerien una validació creuada molt exigent per ser fiables. La logística, en canvi, és un model parsimoniós que generalitza bé en mostres petites. En tercer lloc, els resultats del model explicatiu ja suggereixen que les relacions entre variables i assistència són principalment lineals en l'espai del log-odds, sense interaccions molt complexes, cosa que s'adapta bé a la logística.</w:t>
+        <w:t>S'opta de nou per la regressió logística per diverses raons. En primer lloc, manté la coherència metodològica amb l'anàlisi explicativa, de manera que els coeficients i els factors estudiats anteriorment conserven la mateixa estructura. En segon lloc, a</w:t>
+      </w:r>
+      <w:r>
+        <w:rPr>
+          <w:lang w:eastAsia="en-US"/>
+        </w:rPr>
+        <w:t>mb una mostra de 342 observacions, models més complexos com Random Forest o XGBoost requereixen una validació més exigent per garantir que els resultats generalitzen bé a dades no vistes</w:t>
+      </w:r>
+      <w:r>
+        <w:rPr>
+          <w:lang w:eastAsia="en-US"/>
+        </w:rPr>
+        <w:t>. La</w:t>
+      </w:r>
+      <w:r>
+        <w:rPr>
+          <w:lang w:eastAsia="en-US"/>
+        </w:rPr>
+        <w:t xml:space="preserve"> regressió</w:t>
+      </w:r>
+      <w:r>
+        <w:rPr>
+          <w:lang w:eastAsia="en-US"/>
+        </w:rPr>
+        <w:t xml:space="preserve"> logística, en canvi, és un model parsimoniós que generalitza bé en mostres petites. En tercer lloc, els resultats del model explicatiu ja suggereixen que les relacions entre variables i assistència són principalment lineals en l'espai del log-odds, sense interaccions molt complexes, cosa que s'adapta bé a la logística.</w:t>
       </w:r>
     </w:p>
     <w:p>
@@ -11133,24 +11096,14 @@
         <w:lastRenderedPageBreak/>
         <w:t xml:space="preserve">Taula </w:t>
       </w:r>
-      <w:r>
-        <w:fldChar w:fldCharType="begin"/>
-      </w:r>
-      <w:r>
-        <w:instrText xml:space="preserve"> SEQ Taula \* ARABIC </w:instrText>
-      </w:r>
-      <w:r>
-        <w:fldChar w:fldCharType="separate"/>
-      </w:r>
-      <w:r>
-        <w:rPr>
-          <w:noProof/>
-        </w:rPr>
-        <w:t>1</w:t>
-      </w:r>
-      <w:r>
-        <w:fldChar w:fldCharType="end"/>
-      </w:r>
+      <w:fldSimple w:instr=" SEQ Taula \* ARABIC ">
+        <w:r>
+          <w:rPr>
+            <w:noProof/>
+          </w:rPr>
+          <w:t>1</w:t>
+        </w:r>
+      </w:fldSimple>
       <w:r>
         <w:t>: Comparació AIC i BIC de diferents models logístics predictius</w:t>
       </w:r>
@@ -12991,7 +12944,35 @@
         <w:rPr>
           <w:rFonts w:eastAsia="Aptos"/>
         </w:rPr>
-        <w:t>Per a la validació s'utilitza un repeated 5×10-fold cross-validation (50 iteracions en total: 5 repeticions de 10 folds). Aquest protocol és considerablement més exigent que un simple 10-fold, especialment rellevant amb mostres petites, perquè redueix la variabilitat de les estimacions i proporciona intervals de confiança més estables sobre les mètriques. En cada fold s'entrena el model sobre el 90% del train i s'avalua sobre el 10% restant, reportant AUC, AUPRC, Precisió, Recall, F1 i Balanced Accuracy.</w:t>
+        <w:t xml:space="preserve">Per a la validació s'utilitza un repeated 5×10-fold cross-validation (50 iteracions en total: 5 repeticions de 10 folds). Aquest protocol és considerablement més exigent que un simple 10-fold, especialment rellevant amb mostres petites, perquè redueix la variabilitat de les estimacions i proporciona intervals de confiança més estables sobre les mètriques. En cada fold s'entrena el model sobre el 90% del train i s'avalua sobre el 10% restant, reportant AUC, AUPRC, Precisió, </w:t>
+      </w:r>
+      <w:r>
+        <w:rPr>
+          <w:rFonts w:eastAsia="Aptos"/>
+          <w:i/>
+          <w:iCs/>
+        </w:rPr>
+        <w:t>Recall</w:t>
+      </w:r>
+      <w:r>
+        <w:rPr>
+          <w:rFonts w:eastAsia="Aptos"/>
+        </w:rPr>
+        <w:t xml:space="preserve">, F1 i </w:t>
+      </w:r>
+      <w:r>
+        <w:rPr>
+          <w:rFonts w:eastAsia="Aptos"/>
+          <w:i/>
+          <w:iCs/>
+        </w:rPr>
+        <w:t>Balanced Accuracy</w:t>
+      </w:r>
+      <w:r>
+        <w:rPr>
+          <w:rFonts w:eastAsia="Aptos"/>
+        </w:rPr>
+        <w:t>.</w:t>
       </w:r>
     </w:p>
     <w:p>
@@ -13326,6 +13307,370 @@
       <w:r>
         <w:t>En comptes d'usar el llindar per defecte de 0,5, s'ha aplicat un criteri basat en la corba Precision-Recall (PR). Un cop entrenat el model final, s'utilitzen les probabilitats OOB de cada observació d'entrenament per seleccionar el llindar que maximitza la precisió subjecte a un recall mínim del 0,60. Amb aquest criteri, el llindar del RF-A queda fixat a 0,572 i el del RF-B a 0,604.</w:t>
       </w:r>
+    </w:p>
+    <w:p>
+      <w:pPr>
+        <w:spacing w:after="0" w:line="240" w:lineRule="auto"/>
+        <w:jc w:val="left"/>
+      </w:pPr>
+      <w:r>
+        <w:br w:type="page"/>
+      </w:r>
+    </w:p>
+    <w:p>
+      <w:pPr>
+        <w:pStyle w:val="Ttulo3"/>
+      </w:pPr>
+      <w:r>
+        <w:lastRenderedPageBreak/>
+        <w:t>XGBoost</w:t>
+      </w:r>
+    </w:p>
+    <w:p>
+      <w:pPr>
+        <w:rPr>
+          <w:lang w:eastAsia="en-US"/>
+        </w:rPr>
+      </w:pPr>
+      <w:r>
+        <w:rPr>
+          <w:lang w:eastAsia="en-US"/>
+        </w:rPr>
+        <w:t>Un cop estimats el model logístic i el Random Forest, s'incorpora un tercer model predictiu: el XGBoost (</w:t>
+      </w:r>
+      <w:r>
+        <w:rPr>
+          <w:i/>
+          <w:iCs/>
+          <w:lang w:eastAsia="en-US"/>
+        </w:rPr>
+        <w:t>Extreme Gradient Boosting</w:t>
+      </w:r>
+      <w:r>
+        <w:rPr>
+          <w:lang w:eastAsia="en-US"/>
+        </w:rPr>
+        <w:t xml:space="preserve">). A diferència del Random Forest, que construeix arbres en paral·lel de manera independent i </w:t>
+      </w:r>
+      <w:r>
+        <w:rPr>
+          <w:lang w:eastAsia="en-US"/>
+        </w:rPr>
+        <w:t>fa la mitjana de</w:t>
+      </w:r>
+      <w:r>
+        <w:rPr>
+          <w:lang w:eastAsia="en-US"/>
+        </w:rPr>
+        <w:t xml:space="preserve"> les seves prediccions, el XGBoost els construeix de forma seqüencial: cada arbre nou s'entrena per corregir els errors del model anterior, minimitzant una funció de pèrdua. Això fa que el XGBoost sigui més expressiu que el Random Forest en termes de capacitat d'ajust, però també més sensible a l'especificació dels hiperparàmetres i potencialment més propens a l'</w:t>
+      </w:r>
+      <w:r>
+        <w:rPr>
+          <w:i/>
+          <w:iCs/>
+          <w:lang w:eastAsia="en-US"/>
+        </w:rPr>
+        <w:t>overfitting</w:t>
+      </w:r>
+      <w:r>
+        <w:rPr>
+          <w:lang w:eastAsia="en-US"/>
+        </w:rPr>
+        <w:t xml:space="preserve"> si no es regularitza adequadament.</w:t>
+      </w:r>
+    </w:p>
+    <w:p>
+      <w:pPr>
+        <w:rPr>
+          <w:lang w:eastAsia="en-US"/>
+        </w:rPr>
+      </w:pPr>
+      <w:r>
+        <w:rPr>
+          <w:lang w:eastAsia="en-US"/>
+        </w:rPr>
+        <w:t>La seva inclusió en aquest treball respon a un objectiu comparatiu: verificar si un algorisme de boosting és capaç de millorar la capacitat predictiva del RF-A mantenint una estructura de predictors equivalent. No s'espera necessàriament que el superi —</w:t>
+      </w:r>
+      <w:r>
+        <w:rPr>
+          <w:lang w:eastAsia="en-US"/>
+        </w:rPr>
+        <w:t xml:space="preserve"> </w:t>
+      </w:r>
+      <w:r>
+        <w:rPr>
+          <w:lang w:eastAsia="en-US"/>
+        </w:rPr>
+        <w:t>la mida mostral és moderada i el RF-A ja obté un rendiment molt bo</w:t>
+      </w:r>
+      <w:r>
+        <w:rPr>
+          <w:lang w:eastAsia="en-US"/>
+        </w:rPr>
+        <w:t xml:space="preserve"> </w:t>
+      </w:r>
+      <w:r>
+        <w:rPr>
+          <w:lang w:eastAsia="en-US"/>
+        </w:rPr>
+        <w:t xml:space="preserve">— però sí que </w:t>
+      </w:r>
+      <w:r>
+        <w:rPr>
+          <w:lang w:eastAsia="en-US"/>
+        </w:rPr>
+        <w:t>pot aportar</w:t>
+      </w:r>
+      <w:r>
+        <w:rPr>
+          <w:lang w:eastAsia="en-US"/>
+        </w:rPr>
+        <w:t xml:space="preserve"> informació sobre la robustesa dels resultats.</w:t>
+      </w:r>
+    </w:p>
+    <w:p>
+      <w:pPr>
+        <w:rPr>
+          <w:b/>
+          <w:bCs/>
+          <w:lang w:eastAsia="en-US"/>
+        </w:rPr>
+      </w:pPr>
+      <w:r>
+        <w:rPr>
+          <w:b/>
+          <w:bCs/>
+          <w:lang w:eastAsia="en-US"/>
+        </w:rPr>
+        <w:t>Metodologia</w:t>
+      </w:r>
+    </w:p>
+    <w:p>
+      <w:pPr>
+        <w:rPr>
+          <w:lang w:eastAsia="en-US"/>
+        </w:rPr>
+      </w:pPr>
+      <w:r>
+        <w:rPr>
+          <w:lang w:eastAsia="en-US"/>
+        </w:rPr>
+        <w:t>L'espai de predictors s'ha construït de manera consistent amb els models anteriors: s'utilitzen els factors EFA per als blocs de motius, estratègies i el primer factor de IA (IA_EINA_ESTUDI)</w:t>
+      </w:r>
+      <w:r>
+        <w:rPr>
+          <w:lang w:eastAsia="en-US"/>
+        </w:rPr>
+        <w:t xml:space="preserve">, </w:t>
+      </w:r>
+      <w:r>
+        <w:rPr>
+          <w:lang w:eastAsia="en-US"/>
+        </w:rPr>
+        <w:t xml:space="preserve">sumant un total de 17 predictors. El segon factor de IA, en canvi, es desglossa en les seves variables Likert originals (IA_SUBST, IA_ATENC, IA_CONF), decisió que ja es va prendre al </w:t>
+      </w:r>
+      <w:r>
+        <w:rPr>
+          <w:lang w:eastAsia="en-US"/>
+        </w:rPr>
+        <w:t>logit</w:t>
+      </w:r>
+      <w:r>
+        <w:rPr>
+          <w:lang w:eastAsia="en-US"/>
+        </w:rPr>
+        <w:t xml:space="preserve"> i al RF-A perquè IA_SUBST individual tenia més poder predictiu que el factor agregat.</w:t>
+      </w:r>
+    </w:p>
+    <w:p>
+      <w:pPr>
+        <w:rPr>
+          <w:lang w:eastAsia="en-US"/>
+        </w:rPr>
+      </w:pPr>
+      <w:r>
+        <w:rPr>
+          <w:lang w:eastAsia="en-US"/>
+        </w:rPr>
+        <w:t>El XGBoost té un nombre d'hiperparàmetres més elevat que el Random Forest. Els paràmetres fixats a priori han estat eta = 0,01 (taxa d'aprenentatge baixa per afavorir la convergència gradual), subsample = 0,6 i colsample_bytree = 0,6 (fracció d'observacions i variables usades per cada arbre, que actuen com a regularització implícita).</w:t>
+      </w:r>
+    </w:p>
+    <w:p>
+      <w:pPr>
+        <w:rPr>
+          <w:lang w:eastAsia="en-US"/>
+        </w:rPr>
+      </w:pPr>
+      <w:r>
+        <w:rPr>
+          <w:lang w:eastAsia="en-US"/>
+        </w:rPr>
+        <w:t>Els paràmetres optimitzats via grid search han estat max_depth (profunditat màxima dels arbres), min_child_weight (pes mínim per crear un node fill), gamma (reducció mínima de pèrdua per fer una partició), lambda (regularització L2) i alpha (regularització L1). La selecció s'ha fet per AUC mitjançant 5-fold cross-validation sobre el conjunt d'entrenament, avaluant 243 combinacions.</w:t>
+      </w:r>
+    </w:p>
+    <w:p>
+      <w:pPr>
+        <w:rPr>
+          <w:lang w:eastAsia="en-US"/>
+        </w:rPr>
+      </w:pPr>
+      <w:r>
+        <w:rPr>
+          <w:lang w:eastAsia="en-US"/>
+        </w:rPr>
+        <w:t>El nombre òptim d'arbres (best_nrounds = 274) s'ha determinat amb early stopping dins del CV.</w:t>
+      </w:r>
+    </w:p>
+    <w:p>
+      <w:pPr>
+        <w:rPr>
+          <w:lang w:eastAsia="en-US"/>
+        </w:rPr>
+      </w:pPr>
+      <w:r>
+        <w:rPr>
+          <w:lang w:eastAsia="en-US"/>
+        </w:rPr>
+        <w:lastRenderedPageBreak/>
+        <w:t>La combinació guanyadora ha estat max_depth = 4, min_child_weight = 10, gamma = 2,0, lambda = 1,0 i alpha = 1,0, amb un AUC CV de 0,759. El llindar de classificació s'ha estimat per la corba Precision-Recall sobre probabilitats out-of-fold, resultant en 0,593.</w:t>
+      </w:r>
+    </w:p>
+    <w:p>
+      <w:pPr>
+        <w:spacing w:after="0" w:line="240" w:lineRule="auto"/>
+        <w:jc w:val="left"/>
+        <w:rPr>
+          <w:lang w:eastAsia="en-US"/>
+        </w:rPr>
+      </w:pPr>
+      <w:r>
+        <w:rPr>
+          <w:lang w:eastAsia="en-US"/>
+        </w:rPr>
+        <w:br w:type="page"/>
+      </w:r>
+    </w:p>
+    <w:p>
+      <w:pPr>
+        <w:pStyle w:val="Ttulo3"/>
+      </w:pPr>
+      <w:r>
+        <w:lastRenderedPageBreak/>
+        <w:t>Support Vector Machine (SVM)</w:t>
+      </w:r>
+    </w:p>
+    <w:p>
+      <w:pPr>
+        <w:rPr>
+          <w:b/>
+          <w:bCs/>
+          <w:lang w:eastAsia="en-US"/>
+        </w:rPr>
+      </w:pPr>
+      <w:r>
+        <w:rPr>
+          <w:b/>
+          <w:bCs/>
+          <w:lang w:eastAsia="en-US"/>
+        </w:rPr>
+        <w:t>Introducció i justificació del model</w:t>
+      </w:r>
+    </w:p>
+    <w:p>
+      <w:pPr>
+        <w:rPr>
+          <w:lang w:eastAsia="en-US"/>
+        </w:rPr>
+      </w:pPr>
+      <w:r>
+        <w:rPr>
+          <w:lang w:eastAsia="en-US"/>
+        </w:rPr>
+        <w:t>El darrer model predictiu que s'incorpora és el Support Vector Machine (SVM) amb kernel radial (RBF). A diferència dels models basats en arbres, el SVM busca un hiperplà de separació òptim entre classes en un espai de característiques transformat, maximitzant el marge entre les observacions més properes a la frontera de decisió — els anomenats vectors de suport —. El kernel RBF permet capturar relacions no lineals entre predictors i variable resposta sense necessitat d'especificar-les explícitament, cosa que el fa adequat quan no s'assumeix linealitat en l'espai original de predictors.</w:t>
+      </w:r>
+    </w:p>
+    <w:p>
+      <w:pPr>
+        <w:rPr>
+          <w:lang w:eastAsia="en-US"/>
+        </w:rPr>
+      </w:pPr>
+      <w:r>
+        <w:rPr>
+          <w:lang w:eastAsia="en-US"/>
+        </w:rPr>
+        <w:t>Com que l'objectiu del treball inclou dissenyar intervencions personalitzades i per tant necessitem una mesura de risc i no simplement una classificació binària, s'ha aplicat Platt Scaling: una regressió logística ajustada sobre els valors de decisió del SVM que transforma les distàncies en probabilitats calibrades entre 0 i 1.</w:t>
+      </w:r>
+    </w:p>
+    <w:p>
+      <w:pPr>
+        <w:rPr>
+          <w:b/>
+          <w:bCs/>
+          <w:lang w:eastAsia="en-US"/>
+        </w:rPr>
+      </w:pPr>
+      <w:r>
+        <w:rPr>
+          <w:b/>
+          <w:bCs/>
+          <w:lang w:eastAsia="en-US"/>
+        </w:rPr>
+        <w:t>Metodologia</w:t>
+      </w:r>
+    </w:p>
+    <w:p>
+      <w:pPr>
+        <w:rPr>
+          <w:lang w:eastAsia="en-US"/>
+        </w:rPr>
+      </w:pPr>
+      <w:r>
+        <w:rPr>
+          <w:lang w:eastAsia="en-US"/>
+        </w:rPr>
+        <w:t>L'espai de predictors és idèntic al del XGBoost: 17 variables que combinen factors EFA, variables Likert individuals del segon factor de IA i variables acadèmiques i personals. Prèviament a l'estimació, totes les variables s'han estandarditzat (mitjana 0, desviació típica 1) calculant els paràmetres exclusivament sobre el train i aplicant-los al test per evitar qualsevol filtració d'informació.</w:t>
+      </w:r>
+    </w:p>
+    <w:p>
+      <w:pPr>
+        <w:rPr>
+          <w:lang w:eastAsia="en-US"/>
+        </w:rPr>
+      </w:pPr>
+      <w:r>
+        <w:rPr>
+          <w:lang w:eastAsia="en-US"/>
+        </w:rPr>
+        <w:t>Els hiperparàmetres del SVM amb kernel RBF són el cost C — que controla la penalització dels errors de classificació i per tant el grau de regularització — i gamma — que determina l'amplada del kernel i la influència de cada observació sobre la frontera de decisió —. S'ha fet un grid search manual amb 5-fold CV optimitzant AUC, consistent amb la resta de models del treball. La combinació guanyadora ha estat cost = 1,0 i gamma = 0,010, amb un AUC CV de 0,775. El llindar de classificació s'ha estimat per la corba Precision-Recall sobre probabilitats OOF, resultant en 0,625.</w:t>
+      </w:r>
+    </w:p>
+    <w:p>
+      <w:pPr>
+        <w:rPr>
+          <w:lang w:eastAsia="en-US"/>
+        </w:rPr>
+      </w:pPr>
+      <w:r>
+        <w:rPr>
+          <w:lang w:eastAsia="en-US"/>
+        </w:rPr>
+        <w:t xml:space="preserve">Cal mencionar una limitació metodològica: el model final utilitza 203 vectors de suport, equivalent al 74,1% del conjunt d'entrenament. Un nombre tan elevat indica que les dues classes no presenten una frontera de decisió neta en l'espai de predictors, fins i tot amb el kernel RBF. Aquest resultat no és sorprenent: al llarg de tot el treball s'ha observat que l'absentisme és un fenomen difús, sense una separació clara entre perfils, cosa que explica per què models basats </w:t>
+      </w:r>
+      <w:r>
+        <w:rPr>
+          <w:lang w:eastAsia="en-US"/>
+        </w:rPr>
+        <w:lastRenderedPageBreak/>
+        <w:t>en arbres —capaços de capturar interaccions i no-linealitats de manera més flexible— obtenen un rendiment superior.</w:t>
+      </w:r>
+    </w:p>
+    <w:p>
+      <w:pPr>
+        <w:rPr>
+          <w:lang w:eastAsia="en-US"/>
+        </w:rPr>
+      </w:pPr>
     </w:p>
     <w:p>
       <w:pPr>
@@ -14747,37 +15092,24 @@
           <w:lang w:eastAsia="en-US"/>
         </w:rPr>
       </w:pPr>
-      <w:bookmarkStart w:id="28" w:name="_Ref225965892"/>
-      <w:bookmarkStart w:id="29" w:name="_Ref225965904"/>
+      <w:bookmarkStart w:id="28" w:name="_Ref225965904"/>
+      <w:bookmarkStart w:id="29" w:name="_Ref225965892"/>
       <w:r>
         <w:t xml:space="preserve">Gràfic </w:t>
       </w:r>
-      <w:r>
-        <w:fldChar w:fldCharType="begin"/>
-      </w:r>
-      <w:r>
-        <w:instrText xml:space="preserve"> SEQ Gràfic \* ARABIC </w:instrText>
-      </w:r>
-      <w:r>
-        <w:fldChar w:fldCharType="separate"/>
-      </w:r>
-      <w:r>
-        <w:rPr>
-          <w:noProof/>
-        </w:rPr>
-        <w:t>2</w:t>
-      </w:r>
-      <w:r>
-        <w:rPr>
-          <w:noProof/>
-        </w:rPr>
-        <w:fldChar w:fldCharType="end"/>
+      <w:fldSimple w:instr=" SEQ Gràfic \* ARABIC ">
+        <w:r>
+          <w:rPr>
+            <w:noProof/>
+          </w:rPr>
+          <w:t>3</w:t>
+        </w:r>
+      </w:fldSimple>
+      <w:bookmarkEnd w:id="28"/>
+      <w:r>
+        <w:t>: Assistència per tipus d’avaluació</w:t>
       </w:r>
       <w:bookmarkEnd w:id="29"/>
-      <w:r>
-        <w:t>: Assistència per tipus d’avaluació</w:t>
-      </w:r>
-      <w:bookmarkEnd w:id="28"/>
     </w:p>
     <w:p>
       <w:pPr>
@@ -14984,27 +15316,14 @@
       <w:r>
         <w:t xml:space="preserve">Gràfic </w:t>
       </w:r>
-      <w:r>
-        <w:fldChar w:fldCharType="begin"/>
-      </w:r>
-      <w:r>
-        <w:instrText xml:space="preserve"> SEQ Gràfic \* ARABIC </w:instrText>
-      </w:r>
-      <w:r>
-        <w:fldChar w:fldCharType="separate"/>
-      </w:r>
-      <w:r>
-        <w:rPr>
-          <w:noProof/>
-        </w:rPr>
-        <w:t>3</w:t>
-      </w:r>
-      <w:r>
-        <w:rPr>
-          <w:noProof/>
-        </w:rPr>
-        <w:fldChar w:fldCharType="end"/>
-      </w:r>
+      <w:fldSimple w:instr=" SEQ Gràfic \* ARABIC ">
+        <w:r>
+          <w:rPr>
+            <w:noProof/>
+          </w:rPr>
+          <w:t>4</w:t>
+        </w:r>
+      </w:fldSimple>
       <w:bookmarkEnd w:id="30"/>
       <w:r>
         <w:t>: Assistència segons la nota d’expedient</w:t>
@@ -15251,27 +15570,14 @@
       <w:r>
         <w:t xml:space="preserve">Gràfic </w:t>
       </w:r>
-      <w:r>
-        <w:fldChar w:fldCharType="begin"/>
-      </w:r>
-      <w:r>
-        <w:instrText xml:space="preserve"> SEQ Gràfic \* ARABIC </w:instrText>
-      </w:r>
-      <w:r>
-        <w:fldChar w:fldCharType="separate"/>
-      </w:r>
-      <w:r>
-        <w:rPr>
-          <w:noProof/>
-        </w:rPr>
-        <w:t>4</w:t>
-      </w:r>
-      <w:r>
-        <w:rPr>
-          <w:noProof/>
-        </w:rPr>
-        <w:fldChar w:fldCharType="end"/>
-      </w:r>
+      <w:fldSimple w:instr=" SEQ Gràfic \* ARABIC ">
+        <w:r>
+          <w:rPr>
+            <w:noProof/>
+          </w:rPr>
+          <w:t>5</w:t>
+        </w:r>
+      </w:fldSimple>
       <w:bookmarkEnd w:id="32"/>
       <w:r>
         <w:t>: Box-plot de dedicació laboral per percentatge d’assistència</w:t>
@@ -15402,27 +15708,14 @@
             <w:r>
               <w:t xml:space="preserve">Gràfic </w:t>
             </w:r>
-            <w:r>
-              <w:fldChar w:fldCharType="begin"/>
-            </w:r>
-            <w:r>
-              <w:instrText xml:space="preserve"> SEQ Gràfic \* ARABIC </w:instrText>
-            </w:r>
-            <w:r>
-              <w:fldChar w:fldCharType="separate"/>
-            </w:r>
-            <w:r>
-              <w:rPr>
-                <w:noProof/>
-              </w:rPr>
-              <w:t>5</w:t>
-            </w:r>
-            <w:r>
-              <w:rPr>
-                <w:noProof/>
-              </w:rPr>
-              <w:fldChar w:fldCharType="end"/>
-            </w:r>
+            <w:fldSimple w:instr=" SEQ Gràfic \* ARABIC ">
+              <w:r>
+                <w:rPr>
+                  <w:noProof/>
+                </w:rPr>
+                <w:t>6</w:t>
+              </w:r>
+            </w:fldSimple>
             <w:bookmarkEnd w:id="34"/>
             <w:r>
               <w:t>: Diferència de mitjanes en els motius de no assistència entre els dos grups</w:t>
@@ -15513,27 +15806,14 @@
             <w:r>
               <w:t xml:space="preserve">Gràfic </w:t>
             </w:r>
-            <w:r>
-              <w:fldChar w:fldCharType="begin"/>
-            </w:r>
-            <w:r>
-              <w:instrText xml:space="preserve"> SEQ Gràfic \* ARABIC </w:instrText>
-            </w:r>
-            <w:r>
-              <w:fldChar w:fldCharType="separate"/>
-            </w:r>
-            <w:r>
-              <w:rPr>
-                <w:noProof/>
-              </w:rPr>
-              <w:t>6</w:t>
-            </w:r>
-            <w:r>
-              <w:rPr>
-                <w:noProof/>
-              </w:rPr>
-              <w:fldChar w:fldCharType="end"/>
-            </w:r>
+            <w:fldSimple w:instr=" SEQ Gràfic \* ARABIC ">
+              <w:r>
+                <w:rPr>
+                  <w:noProof/>
+                </w:rPr>
+                <w:t>7</w:t>
+              </w:r>
+            </w:fldSimple>
             <w:bookmarkEnd w:id="35"/>
             <w:r>
               <w:t>: Diferència de mitjanes en les estratègies per anar a classe</w:t>
@@ -15955,27 +16235,14 @@
       <w:r>
         <w:t xml:space="preserve">Gràfic </w:t>
       </w:r>
-      <w:r>
-        <w:fldChar w:fldCharType="begin"/>
-      </w:r>
-      <w:r>
-        <w:instrText xml:space="preserve"> SEQ Gràfic \* ARABIC </w:instrText>
-      </w:r>
-      <w:r>
-        <w:fldChar w:fldCharType="separate"/>
-      </w:r>
-      <w:r>
-        <w:rPr>
-          <w:noProof/>
-        </w:rPr>
-        <w:t>7</w:t>
-      </w:r>
-      <w:r>
-        <w:rPr>
-          <w:noProof/>
-        </w:rPr>
-        <w:fldChar w:fldCharType="end"/>
-      </w:r>
+      <w:fldSimple w:instr=" SEQ Gràfic \* ARABIC ">
+        <w:r>
+          <w:rPr>
+            <w:noProof/>
+          </w:rPr>
+          <w:t>8</w:t>
+        </w:r>
+      </w:fldSimple>
       <w:bookmarkEnd w:id="37"/>
       <w:r>
         <w:t>: Diferència de mitjanes en l’ús de la IA</w:t>
@@ -16087,10 +16354,7 @@
       </w:pPr>
       <w:bookmarkStart w:id="39" w:name="_Toc231151511"/>
       <w:r>
-        <w:t>V</w:t>
-      </w:r>
-      <w:r>
-        <w:t>ariables categòriques</w:t>
+        <w:t>Variables categòriques</w:t>
       </w:r>
       <w:bookmarkEnd w:id="39"/>
     </w:p>
@@ -16168,30 +16432,17 @@
       <w:r>
         <w:t xml:space="preserve">Gràfic </w:t>
       </w:r>
-      <w:r>
-        <w:fldChar w:fldCharType="begin"/>
-      </w:r>
-      <w:r>
-        <w:instrText xml:space="preserve"> SEQ Gràfic \* ARABIC </w:instrText>
-      </w:r>
-      <w:r>
-        <w:fldChar w:fldCharType="separate"/>
-      </w:r>
-      <w:r>
-        <w:rPr>
-          <w:noProof/>
-        </w:rPr>
-        <w:t>8</w:t>
-      </w:r>
-      <w:r>
-        <w:fldChar w:fldCharType="end"/>
-      </w:r>
+      <w:fldSimple w:instr=" SEQ Gràfic \* ARABIC ">
+        <w:r>
+          <w:rPr>
+            <w:noProof/>
+          </w:rPr>
+          <w:t>9</w:t>
+        </w:r>
+      </w:fldSimple>
       <w:bookmarkEnd w:id="40"/>
       <w:r>
-        <w:t xml:space="preserve">: </w:t>
-      </w:r>
-      <w:r>
-        <w:t>Associacions de les variables categòriques amb l'assistència (V de Cramér + significació)</w:t>
+        <w:t>: Associacions de les variables categòriques amb l'assistència (V de Cramér + significació)</w:t>
       </w:r>
     </w:p>
     <w:p>
@@ -16430,16 +16681,36 @@
       <w:r>
         <w:t xml:space="preserve">Gràfic </w:t>
       </w:r>
+      <w:fldSimple w:instr=" SEQ Gràfic \* ARABIC ">
+        <w:r>
+          <w:rPr>
+            <w:noProof/>
+          </w:rPr>
+          <w:t>10</w:t>
+        </w:r>
+      </w:fldSimple>
+      <w:bookmarkEnd w:id="43"/>
+      <w:r>
+        <w:t>: Correlació rang-biserial de les variables de percepció amb l'assistència</w:t>
+      </w:r>
+    </w:p>
+    <w:p>
+      <w:r>
+        <w:t xml:space="preserve">En el </w:t>
+      </w:r>
       <w:r>
         <w:fldChar w:fldCharType="begin"/>
       </w:r>
       <w:r>
-        <w:instrText xml:space="preserve"> SEQ Gràfic \* ARABIC </w:instrText>
+        <w:instrText xml:space="preserve"> REF _Ref231145219 \h </w:instrText>
       </w:r>
       <w:r>
         <w:fldChar w:fldCharType="separate"/>
       </w:r>
       <w:r>
+        <w:t xml:space="preserve">Gràfic </w:t>
+      </w:r>
+      <w:r>
         <w:rPr>
           <w:noProof/>
         </w:rPr>
@@ -16448,44 +16719,8 @@
       <w:r>
         <w:fldChar w:fldCharType="end"/>
       </w:r>
-      <w:bookmarkEnd w:id="43"/>
-      <w:r>
-        <w:t xml:space="preserve">: </w:t>
-      </w:r>
-      <w:r>
-        <w:t>Correlació rang-biserial de les variables de percepció amb l'assistència</w:t>
-      </w:r>
-    </w:p>
-    <w:p>
-      <w:r>
-        <w:t xml:space="preserve">En el </w:t>
-      </w:r>
-      <w:r>
-        <w:fldChar w:fldCharType="begin"/>
-      </w:r>
-      <w:r>
-        <w:instrText xml:space="preserve"> REF _Ref231145219 \h </w:instrText>
-      </w:r>
-      <w:r>
-        <w:fldChar w:fldCharType="separate"/>
-      </w:r>
-      <w:r>
-        <w:t xml:space="preserve">Gràfic </w:t>
-      </w:r>
-      <w:r>
-        <w:rPr>
-          <w:noProof/>
-        </w:rPr>
-        <w:t>9</w:t>
-      </w:r>
-      <w:r>
-        <w:fldChar w:fldCharType="end"/>
-      </w:r>
-      <w:r>
-        <w:t xml:space="preserve"> e</w:t>
-      </w:r>
-      <w:r>
-        <w:t>ls que són positius indiquen que el valor és més elevat en els regulars que en els irregulars. A més, els que són transparents indiquen que no són significatius per a diferenciar entre els dos grups.</w:t>
+      <w:r>
+        <w:t xml:space="preserve"> els que són positius indiquen que el valor és més elevat en els regulars que en els irregulars. A més, els que són transparents indiquen que no són significatius per a diferenciar entre els dos grups.</w:t>
       </w:r>
     </w:p>
     <w:p>
@@ -16737,29 +16972,16 @@
       <w:r>
         <w:t xml:space="preserve">Gràfic </w:t>
       </w:r>
-      <w:r>
-        <w:fldChar w:fldCharType="begin"/>
-      </w:r>
-      <w:r>
-        <w:instrText xml:space="preserve"> SEQ Gràfic \* ARABIC </w:instrText>
-      </w:r>
-      <w:r>
-        <w:fldChar w:fldCharType="separate"/>
-      </w:r>
-      <w:r>
-        <w:rPr>
-          <w:noProof/>
-        </w:rPr>
-        <w:t>10</w:t>
-      </w:r>
-      <w:r>
-        <w:fldChar w:fldCharType="end"/>
-      </w:r>
-      <w:r>
-        <w:t xml:space="preserve">: </w:t>
-      </w:r>
-      <w:r>
-        <w:t>Càrregues factorials – Motius de no assistència (càrregues &gt; 30, negreta &gt; 50)</w:t>
+      <w:fldSimple w:instr=" SEQ Gràfic \* ARABIC ">
+        <w:r>
+          <w:rPr>
+            <w:noProof/>
+          </w:rPr>
+          <w:t>11</w:t>
+        </w:r>
+      </w:fldSimple>
+      <w:r>
+        <w:t>: Càrregues factorials – Motius de no assistència (càrregues &gt; 30, negreta &gt; 50)</w:t>
       </w:r>
     </w:p>
     <w:p>
@@ -17057,19 +17279,7 @@
           <w:lang w:eastAsia="en-US"/>
         </w:rPr>
         <w:lastRenderedPageBreak/>
-        <w:t>altres motius —pedagògics, d'autogestió</w:t>
-      </w:r>
-      <w:r>
-        <w:rPr>
-          <w:lang w:eastAsia="en-US"/>
-        </w:rPr>
-        <w:t>, etc.</w:t>
-      </w:r>
-      <w:r>
-        <w:rPr>
-          <w:lang w:eastAsia="en-US"/>
-        </w:rPr>
-        <w:t>— de manera que la força major té relativament menys pes en la seva absència.</w:t>
+        <w:t>altres motius —pedagògics, d'autogestió, etc.— de manera que la força major té relativament menys pes en la seva absència.</w:t>
       </w:r>
     </w:p>
     <w:p>
@@ -17095,31 +17305,7 @@
         <w:rPr>
           <w:lang w:eastAsia="en-US"/>
         </w:rPr>
-        <w:t xml:space="preserve">Aquest segon bloc conté </w:t>
-      </w:r>
-      <w:r>
-        <w:rPr>
-          <w:lang w:eastAsia="en-US"/>
-        </w:rPr>
-        <w:t>4 factors</w:t>
-      </w:r>
-      <w:r>
-        <w:rPr>
-          <w:lang w:eastAsia="en-US"/>
-        </w:rPr>
-        <w:t xml:space="preserve"> i explica un </w:t>
-      </w:r>
-      <w:r>
-        <w:rPr>
-          <w:lang w:eastAsia="en-US"/>
-        </w:rPr>
-        <w:t xml:space="preserve">67,4% de </w:t>
-      </w:r>
-      <w:r>
-        <w:rPr>
-          <w:lang w:eastAsia="en-US"/>
-        </w:rPr>
-        <w:t>variància</w:t>
+        <w:t>Aquest segon bloc conté 4 factors i explica un 67,4% de variància</w:t>
       </w:r>
       <w:r>
         <w:rPr>
@@ -17491,27 +17677,14 @@
       <w:r>
         <w:t xml:space="preserve">Gràfic </w:t>
       </w:r>
-      <w:r>
-        <w:fldChar w:fldCharType="begin"/>
-      </w:r>
-      <w:r>
-        <w:instrText xml:space="preserve"> SEQ Gràfic \* ARABIC </w:instrText>
-      </w:r>
-      <w:r>
-        <w:fldChar w:fldCharType="separate"/>
-      </w:r>
-      <w:r>
-        <w:rPr>
-          <w:noProof/>
-        </w:rPr>
-        <w:t>11</w:t>
-      </w:r>
-      <w:r>
-        <w:rPr>
-          <w:noProof/>
-        </w:rPr>
-        <w:fldChar w:fldCharType="end"/>
-      </w:r>
+      <w:fldSimple w:instr=" SEQ Gràfic \* ARABIC ">
+        <w:r>
+          <w:rPr>
+            <w:noProof/>
+          </w:rPr>
+          <w:t>12</w:t>
+        </w:r>
+      </w:fldSimple>
       <w:r>
         <w:t>: Càrregues factorials – Ús de la IA(càrregues &gt; 30, negreta &gt; 50)</w:t>
       </w:r>
@@ -17799,24 +17972,14 @@
       <w:r>
         <w:t xml:space="preserve">Gràfic </w:t>
       </w:r>
-      <w:r>
-        <w:fldChar w:fldCharType="begin"/>
-      </w:r>
-      <w:r>
-        <w:instrText xml:space="preserve"> SEQ Gràfic \* ARABIC </w:instrText>
-      </w:r>
-      <w:r>
-        <w:fldChar w:fldCharType="separate"/>
-      </w:r>
-      <w:r>
-        <w:rPr>
-          <w:noProof/>
-        </w:rPr>
-        <w:t>12</w:t>
-      </w:r>
-      <w:r>
-        <w:fldChar w:fldCharType="end"/>
-      </w:r>
+      <w:fldSimple w:instr=" SEQ Gràfic \* ARABIC ">
+        <w:r>
+          <w:rPr>
+            <w:noProof/>
+          </w:rPr>
+          <w:t>13</w:t>
+        </w:r>
+      </w:fldSimple>
       <w:r>
         <w:t>: Correlació entre els factors i l’assistència</w:t>
       </w:r>
@@ -17872,24 +18035,14 @@
       <w:r>
         <w:t xml:space="preserve">Taula </w:t>
       </w:r>
-      <w:r>
-        <w:fldChar w:fldCharType="begin"/>
-      </w:r>
-      <w:r>
-        <w:instrText xml:space="preserve"> SEQ Taula \* ARABIC </w:instrText>
-      </w:r>
-      <w:r>
-        <w:fldChar w:fldCharType="separate"/>
-      </w:r>
-      <w:r>
-        <w:rPr>
-          <w:noProof/>
-        </w:rPr>
-        <w:t>5</w:t>
-      </w:r>
-      <w:r>
-        <w:fldChar w:fldCharType="end"/>
-      </w:r>
+      <w:fldSimple w:instr=" SEQ Taula \* ARABIC ">
+        <w:r>
+          <w:rPr>
+            <w:noProof/>
+          </w:rPr>
+          <w:t>2</w:t>
+        </w:r>
+      </w:fldSimple>
       <w:r>
         <w:t>: O</w:t>
       </w:r>
@@ -18795,24 +18948,14 @@
       <w:r>
         <w:t xml:space="preserve">Gràfic </w:t>
       </w:r>
-      <w:r>
-        <w:fldChar w:fldCharType="begin"/>
-      </w:r>
-      <w:r>
-        <w:instrText xml:space="preserve"> SEQ Gràfic \* ARABIC </w:instrText>
-      </w:r>
-      <w:r>
-        <w:fldChar w:fldCharType="separate"/>
-      </w:r>
-      <w:r>
-        <w:rPr>
-          <w:noProof/>
-        </w:rPr>
-        <w:t>16</w:t>
-      </w:r>
-      <w:r>
-        <w:fldChar w:fldCharType="end"/>
-      </w:r>
+      <w:fldSimple w:instr=" SEQ Gràfic \* ARABIC ">
+        <w:r>
+          <w:rPr>
+            <w:noProof/>
+          </w:rPr>
+          <w:t>14</w:t>
+        </w:r>
+      </w:fldSimple>
       <w:r>
         <w:t>: Odds-Ratios i IC del 95%</w:t>
       </w:r>
@@ -19093,24 +19236,14 @@
       <w:r>
         <w:t xml:space="preserve">Gràfic </w:t>
       </w:r>
-      <w:r>
-        <w:fldChar w:fldCharType="begin"/>
-      </w:r>
-      <w:r>
-        <w:instrText xml:space="preserve"> SEQ Gràfic \* ARABIC </w:instrText>
-      </w:r>
-      <w:r>
-        <w:fldChar w:fldCharType="separate"/>
-      </w:r>
-      <w:r>
-        <w:rPr>
-          <w:noProof/>
-        </w:rPr>
-        <w:t>17</w:t>
-      </w:r>
-      <w:r>
-        <w:fldChar w:fldCharType="end"/>
-      </w:r>
+      <w:fldSimple w:instr=" SEQ Gràfic \* ARABIC ">
+        <w:r>
+          <w:rPr>
+            <w:noProof/>
+          </w:rPr>
+          <w:t>15</w:t>
+        </w:r>
+      </w:fldSimple>
       <w:bookmarkEnd w:id="51"/>
       <w:r>
         <w:t>: Interacció entre MOT_DESMOTIVACIO i CURS_1R</w:t>
@@ -19258,24 +19391,14 @@
       <w:r>
         <w:t xml:space="preserve">Gràfic </w:t>
       </w:r>
-      <w:r>
-        <w:fldChar w:fldCharType="begin"/>
-      </w:r>
-      <w:r>
-        <w:instrText xml:space="preserve"> SEQ Gràfic \* ARABIC </w:instrText>
-      </w:r>
-      <w:r>
-        <w:fldChar w:fldCharType="separate"/>
-      </w:r>
-      <w:r>
-        <w:rPr>
-          <w:noProof/>
-        </w:rPr>
-        <w:t>18</w:t>
-      </w:r>
-      <w:r>
-        <w:fldChar w:fldCharType="end"/>
-      </w:r>
+      <w:fldSimple w:instr=" SEQ Gràfic \* ARABIC ">
+        <w:r>
+          <w:rPr>
+            <w:noProof/>
+          </w:rPr>
+          <w:t>16</w:t>
+        </w:r>
+      </w:fldSimple>
       <w:r>
         <w:t>: Efectes Marginals Promig amb IC 95%</w:t>
       </w:r>
@@ -19692,24 +19815,14 @@
       <w:r>
         <w:t xml:space="preserve">Taula </w:t>
       </w:r>
-      <w:r>
-        <w:fldChar w:fldCharType="begin"/>
-      </w:r>
-      <w:r>
-        <w:instrText xml:space="preserve"> SEQ Taula \* ARABIC </w:instrText>
-      </w:r>
-      <w:r>
-        <w:fldChar w:fldCharType="separate"/>
-      </w:r>
-      <w:r>
-        <w:rPr>
-          <w:noProof/>
-        </w:rPr>
-        <w:t>6</w:t>
-      </w:r>
-      <w:r>
-        <w:fldChar w:fldCharType="end"/>
-      </w:r>
+      <w:fldSimple w:instr=" SEQ Taula \* ARABIC ">
+        <w:r>
+          <w:rPr>
+            <w:noProof/>
+          </w:rPr>
+          <w:t>3</w:t>
+        </w:r>
+      </w:fldSimple>
       <w:bookmarkEnd w:id="53"/>
       <w:r>
         <w:t xml:space="preserve">: </w:t>
@@ -20987,24 +21100,14 @@
       <w:r>
         <w:t xml:space="preserve">Gràfic </w:t>
       </w:r>
-      <w:r>
-        <w:fldChar w:fldCharType="begin"/>
-      </w:r>
-      <w:r>
-        <w:instrText xml:space="preserve"> SEQ Gràfic \* ARABIC </w:instrText>
-      </w:r>
-      <w:r>
-        <w:fldChar w:fldCharType="separate"/>
-      </w:r>
-      <w:r>
-        <w:rPr>
-          <w:noProof/>
-        </w:rPr>
-        <w:t>20</w:t>
-      </w:r>
-      <w:r>
-        <w:fldChar w:fldCharType="end"/>
-      </w:r>
+      <w:fldSimple w:instr=" SEQ Gràfic \* ARABIC ">
+        <w:r>
+          <w:rPr>
+            <w:noProof/>
+          </w:rPr>
+          <w:t>17</w:t>
+        </w:r>
+      </w:fldSimple>
       <w:bookmarkEnd w:id="55"/>
       <w:r>
         <w:t xml:space="preserve">: </w:t>
@@ -21135,24 +21238,14 @@
         <w:lastRenderedPageBreak/>
         <w:t xml:space="preserve">Taula </w:t>
       </w:r>
-      <w:r>
-        <w:fldChar w:fldCharType="begin"/>
-      </w:r>
-      <w:r>
-        <w:instrText xml:space="preserve"> SEQ Taula \* ARABIC </w:instrText>
-      </w:r>
-      <w:r>
-        <w:fldChar w:fldCharType="separate"/>
-      </w:r>
-      <w:r>
-        <w:rPr>
-          <w:noProof/>
-        </w:rPr>
-        <w:t>7</w:t>
-      </w:r>
-      <w:r>
-        <w:fldChar w:fldCharType="end"/>
-      </w:r>
+      <w:fldSimple w:instr=" SEQ Taula \* ARABIC ">
+        <w:r>
+          <w:rPr>
+            <w:noProof/>
+          </w:rPr>
+          <w:t>4</w:t>
+        </w:r>
+      </w:fldSimple>
       <w:bookmarkEnd w:id="56"/>
       <w:r>
         <w:t xml:space="preserve">: </w:t>
@@ -22062,24 +22155,14 @@
       <w:r>
         <w:t xml:space="preserve">Taula </w:t>
       </w:r>
-      <w:r>
-        <w:fldChar w:fldCharType="begin"/>
-      </w:r>
-      <w:r>
-        <w:instrText xml:space="preserve"> SEQ Taula \* ARABIC </w:instrText>
-      </w:r>
-      <w:r>
-        <w:fldChar w:fldCharType="separate"/>
-      </w:r>
-      <w:r>
-        <w:rPr>
-          <w:noProof/>
-        </w:rPr>
-        <w:t>2</w:t>
-      </w:r>
-      <w:r>
-        <w:fldChar w:fldCharType="end"/>
-      </w:r>
+      <w:fldSimple w:instr=" SEQ Taula \* ARABIC ">
+        <w:r>
+          <w:rPr>
+            <w:noProof/>
+          </w:rPr>
+          <w:t>5</w:t>
+        </w:r>
+      </w:fldSimple>
       <w:r>
         <w:t>: Coeficients del model logístic predictiu</w:t>
       </w:r>
@@ -23378,24 +23461,14 @@
       <w:r>
         <w:t xml:space="preserve">Gràfic </w:t>
       </w:r>
-      <w:r>
-        <w:fldChar w:fldCharType="begin"/>
-      </w:r>
-      <w:r>
-        <w:instrText xml:space="preserve"> SEQ Gràfic \* ARABIC </w:instrText>
-      </w:r>
-      <w:r>
-        <w:fldChar w:fldCharType="separate"/>
-      </w:r>
-      <w:r>
-        <w:rPr>
-          <w:noProof/>
-        </w:rPr>
-        <w:t>13</w:t>
-      </w:r>
-      <w:r>
-        <w:fldChar w:fldCharType="end"/>
-      </w:r>
+      <w:fldSimple w:instr=" SEQ Gràfic \* ARABIC ">
+        <w:r>
+          <w:rPr>
+            <w:noProof/>
+          </w:rPr>
+          <w:t>18</w:t>
+        </w:r>
+      </w:fldSimple>
       <w:r>
         <w:t>: Comparació de mètriques entre train i test del logit</w:t>
       </w:r>
@@ -23583,24 +23656,14 @@
       <w:r>
         <w:t xml:space="preserve">Taula </w:t>
       </w:r>
-      <w:r>
-        <w:fldChar w:fldCharType="begin"/>
-      </w:r>
-      <w:r>
-        <w:instrText xml:space="preserve"> SEQ Taula \* ARABIC </w:instrText>
-      </w:r>
-      <w:r>
-        <w:fldChar w:fldCharType="separate"/>
-      </w:r>
-      <w:r>
-        <w:rPr>
-          <w:noProof/>
-        </w:rPr>
-        <w:t>3</w:t>
-      </w:r>
-      <w:r>
-        <w:fldChar w:fldCharType="end"/>
-      </w:r>
+      <w:fldSimple w:instr=" SEQ Taula \* ARABIC ">
+        <w:r>
+          <w:rPr>
+            <w:noProof/>
+          </w:rPr>
+          <w:t>6</w:t>
+        </w:r>
+      </w:fldSimple>
       <w:r>
         <w:t>: Comparació de mètriques entre model logístic i models de Random Forest</w:t>
       </w:r>
@@ -24242,20 +24305,62 @@
         <w:rPr>
           <w:lang w:eastAsia="en-US"/>
         </w:rPr>
-        <w:t>El RF-A assoleix un AUC de 0,892 sobre test, una accuracy del 80,9%, un F1 de 0,817 i una balanced accuracy del 83,5%. La precisió del 96,7% indica que quan el model prediu que un estudiant és irregular gairebé sempre encerta, tot i que el recall del 70,7% revela que una part dels irregulars reals no es detecten.</w:t>
-      </w:r>
-    </w:p>
-    <w:p>
-      <w:pPr>
-        <w:rPr>
-          <w:lang w:eastAsia="en-US"/>
-        </w:rPr>
-      </w:pPr>
-      <w:r>
-        <w:rPr>
-          <w:lang w:eastAsia="en-US"/>
-        </w:rPr>
-        <w:t>El RF-B, en canvi, rendeix pitjor que el propi logit en accuracy i F1, tot i tenir un AUC lleugerament superior al logit. Que el model amb 26 predictors Likert funcionés pitjor que el de 15 factors EFA és un resultat rellevant: suggereix que la reducció dimensional prèvia no és simplement una</w:t>
+        <w:t xml:space="preserve">El RF-A assoleix un AUC de 0,892 sobre test, una </w:t>
+      </w:r>
+      <w:r>
+        <w:rPr>
+          <w:i/>
+          <w:iCs/>
+          <w:lang w:eastAsia="en-US"/>
+        </w:rPr>
+        <w:t>accuracy</w:t>
+      </w:r>
+      <w:r>
+        <w:rPr>
+          <w:lang w:eastAsia="en-US"/>
+        </w:rPr>
+        <w:t xml:space="preserve"> del 80,9%, un F1 de 0,817 i una </w:t>
+      </w:r>
+      <w:r>
+        <w:rPr>
+          <w:i/>
+          <w:iCs/>
+          <w:lang w:eastAsia="en-US"/>
+        </w:rPr>
+        <w:t>balanced accuracy</w:t>
+      </w:r>
+      <w:r>
+        <w:rPr>
+          <w:lang w:eastAsia="en-US"/>
+        </w:rPr>
+        <w:t xml:space="preserve"> del 83,5%. La precisió del 96,7% indica que quan el model prediu que un estudiant és irregular gairebé sempre encerta, tot i que el recall del 70,7% revela que una part dels irregulars reals no es detecten.</w:t>
+      </w:r>
+    </w:p>
+    <w:p>
+      <w:pPr>
+        <w:rPr>
+          <w:lang w:eastAsia="en-US"/>
+        </w:rPr>
+      </w:pPr>
+      <w:r>
+        <w:rPr>
+          <w:lang w:eastAsia="en-US"/>
+        </w:rPr>
+        <w:t xml:space="preserve">El RF-B, en canvi, rendeix pitjor que el propi logit en </w:t>
+      </w:r>
+      <w:r>
+        <w:rPr>
+          <w:i/>
+          <w:iCs/>
+          <w:lang w:eastAsia="en-US"/>
+        </w:rPr>
+        <w:t>accuracy</w:t>
+      </w:r>
+      <w:r>
+        <w:rPr>
+          <w:lang w:eastAsia="en-US"/>
+        </w:rPr>
+        <w:t xml:space="preserve"> i F1, tot i tenir un AUC lleugerament superior al logit. Que el model amb 26 predictors Likert funcionés pitjor que el de 15 factors EFA és un resultat rellevant: suggereix que la reducció dimensional prèvia no és simplement una</w:t>
       </w:r>
       <w:r>
         <w:rPr>
@@ -24342,7 +24447,21 @@
         <w:rPr>
           <w:lang w:eastAsia="en-US"/>
         </w:rPr>
-        <w:t xml:space="preserve">Respecte a l'overfitting, el RF-A mostra una diferència entre OOB i test (AUC 0,773 vs 0,892) que en principi podria semblar preocupant, però cal interpretar-la amb </w:t>
+        <w:t>Respecte a l'</w:t>
+      </w:r>
+      <w:r>
+        <w:rPr>
+          <w:i/>
+          <w:iCs/>
+          <w:lang w:eastAsia="en-US"/>
+        </w:rPr>
+        <w:t>overfitting</w:t>
+      </w:r>
+      <w:r>
+        <w:rPr>
+          <w:lang w:eastAsia="en-US"/>
+        </w:rPr>
+        <w:t xml:space="preserve">, el RF-A mostra una diferència entre OOB i test (AUC 0,773 vs 0,892) que en principi podria semblar preocupant, però cal interpretar-la amb </w:t>
       </w:r>
       <w:r>
         <w:rPr>
@@ -24407,7 +24526,21 @@
         <w:rPr>
           <w:lang w:eastAsia="en-US"/>
         </w:rPr>
-        <w:t xml:space="preserve">Per identificar quines variables contribueixen més a les prediccions s'han calculat dues mesures complementàries: la importància per permutació i els valors SHAP. La importància per permutació mesura quant cau l'accuracy del model quan una variable s'aleatoritza: si permutar-la no canvia res, la variable és irrellevant; si el rendiment cau molt, la variable és clau. Els valors </w:t>
+        <w:t>Per identificar quines variables contribueixen més a les prediccions s'han calculat dues mesures complementàries: la importància per permutació i els valors SHAP. La importància per permutació mesura quant cau l'</w:t>
+      </w:r>
+      <w:r>
+        <w:rPr>
+          <w:i/>
+          <w:iCs/>
+          <w:lang w:eastAsia="en-US"/>
+        </w:rPr>
+        <w:t>accuracy</w:t>
+      </w:r>
+      <w:r>
+        <w:rPr>
+          <w:lang w:eastAsia="en-US"/>
+        </w:rPr>
+        <w:t xml:space="preserve"> del model quan una variable s'aleatoritza: si permutar-la no canvia res, la variable és irrellevant; si el rendiment cau molt, la variable és clau. Els valors </w:t>
       </w:r>
       <w:r>
         <w:rPr>
@@ -24495,24 +24628,14 @@
       <w:r>
         <w:t xml:space="preserve">Gràfic </w:t>
       </w:r>
-      <w:r>
-        <w:fldChar w:fldCharType="begin"/>
-      </w:r>
-      <w:r>
-        <w:instrText xml:space="preserve"> SEQ Gràfic \* ARABIC </w:instrText>
-      </w:r>
-      <w:r>
-        <w:fldChar w:fldCharType="separate"/>
-      </w:r>
-      <w:r>
-        <w:rPr>
-          <w:noProof/>
-        </w:rPr>
-        <w:t>14</w:t>
-      </w:r>
-      <w:r>
-        <w:fldChar w:fldCharType="end"/>
-      </w:r>
+      <w:fldSimple w:instr=" SEQ Gràfic \* ARABIC ">
+        <w:r>
+          <w:rPr>
+            <w:noProof/>
+          </w:rPr>
+          <w:t>19</w:t>
+        </w:r>
+      </w:fldSimple>
       <w:r>
         <w:t>: Importància SHAP del RF-A</w:t>
       </w:r>
@@ -24545,6 +24668,7 @@
       </w:pPr>
       <w:r>
         <w:rPr>
+          <w:noProof/>
           <w:lang w:eastAsia="en-US"/>
         </w:rPr>
         <w:drawing>
@@ -24615,24 +24739,14 @@
       <w:r>
         <w:t xml:space="preserve">Gràfic </w:t>
       </w:r>
-      <w:r>
-        <w:fldChar w:fldCharType="begin"/>
-      </w:r>
-      <w:r>
-        <w:instrText xml:space="preserve"> SEQ Gràfic \* ARABIC </w:instrText>
-      </w:r>
-      <w:r>
-        <w:fldChar w:fldCharType="separate"/>
-      </w:r>
-      <w:r>
-        <w:rPr>
-          <w:noProof/>
-        </w:rPr>
-        <w:t>15</w:t>
-      </w:r>
-      <w:r>
-        <w:fldChar w:fldCharType="end"/>
-      </w:r>
+      <w:fldSimple w:instr=" SEQ Gràfic \* ARABIC ">
+        <w:r>
+          <w:rPr>
+            <w:noProof/>
+          </w:rPr>
+          <w:t>20</w:t>
+        </w:r>
+      </w:fldSimple>
       <w:bookmarkEnd w:id="61"/>
       <w:r>
         <w:t>: Beeswarm RF-A</w:t>
@@ -24883,24 +24997,14 @@
       <w:r>
         <w:t xml:space="preserve">Taula </w:t>
       </w:r>
-      <w:r>
-        <w:fldChar w:fldCharType="begin"/>
-      </w:r>
-      <w:r>
-        <w:instrText xml:space="preserve"> SEQ Taula \* ARABIC </w:instrText>
-      </w:r>
-      <w:r>
-        <w:fldChar w:fldCharType="separate"/>
-      </w:r>
-      <w:r>
-        <w:rPr>
-          <w:noProof/>
-        </w:rPr>
-        <w:t>4</w:t>
-      </w:r>
-      <w:r>
-        <w:fldChar w:fldCharType="end"/>
-      </w:r>
+      <w:fldSimple w:instr=" SEQ Taula \* ARABIC ">
+        <w:r>
+          <w:rPr>
+            <w:noProof/>
+          </w:rPr>
+          <w:t>7</w:t>
+        </w:r>
+      </w:fldSimple>
       <w:r>
         <w:t>: Comparació de la direcció de les variables entre el model logístic i el Random Forest</w:t>
       </w:r>
@@ -25576,6 +25680,2112 @@
     </w:p>
     <w:p>
       <w:pPr>
+        <w:spacing w:after="0" w:line="240" w:lineRule="auto"/>
+        <w:jc w:val="left"/>
+        <w:rPr>
+          <w:lang w:eastAsia="en-US"/>
+        </w:rPr>
+      </w:pPr>
+      <w:r>
+        <w:rPr>
+          <w:lang w:eastAsia="en-US"/>
+        </w:rPr>
+        <w:br w:type="page"/>
+      </w:r>
+    </w:p>
+    <w:p>
+      <w:pPr>
+        <w:pStyle w:val="Ttulo3"/>
+      </w:pPr>
+      <w:r>
+        <w:lastRenderedPageBreak/>
+        <w:t>XGBoost</w:t>
+      </w:r>
+    </w:p>
+    <w:p>
+      <w:pPr>
+        <w:keepNext/>
+        <w:spacing w:before="240"/>
+        <w:rPr>
+          <w:lang w:eastAsia="en-US"/>
+        </w:rPr>
+      </w:pPr>
+      <w:r>
+        <w:rPr>
+          <w:lang w:eastAsia="en-US"/>
+        </w:rPr>
+        <w:t xml:space="preserve">El XGBoost obté un AUC de 0,855 sobre el conjunt de test, una </w:t>
+      </w:r>
+      <w:r>
+        <w:rPr>
+          <w:i/>
+          <w:iCs/>
+          <w:lang w:eastAsia="en-US"/>
+        </w:rPr>
+        <w:t>accuracy</w:t>
+      </w:r>
+      <w:r>
+        <w:rPr>
+          <w:lang w:eastAsia="en-US"/>
+        </w:rPr>
+        <w:t xml:space="preserve"> del 73,5%, un F1 de 0,743 i una </w:t>
+      </w:r>
+      <w:r>
+        <w:rPr>
+          <w:i/>
+          <w:iCs/>
+          <w:lang w:eastAsia="en-US"/>
+        </w:rPr>
+        <w:t xml:space="preserve">balanced accuracy </w:t>
+      </w:r>
+      <w:r>
+        <w:rPr>
+          <w:lang w:eastAsia="en-US"/>
+        </w:rPr>
+        <w:t>del 76,2%. En la matriu de confusió, classifica correctament 24 irregulars i 26 regulars, cometent 15 falsos negatius i 3 falsos positius.</w:t>
+      </w:r>
+    </w:p>
+    <w:p>
+      <w:pPr>
+        <w:pStyle w:val="Descripcin"/>
+        <w:keepNext/>
+        <w:spacing w:after="240"/>
+      </w:pPr>
+      <w:r>
+        <w:t xml:space="preserve">Taula </w:t>
+      </w:r>
+      <w:fldSimple w:instr=" SEQ Taula \* ARABIC ">
+        <w:r>
+          <w:rPr>
+            <w:noProof/>
+          </w:rPr>
+          <w:t>8</w:t>
+        </w:r>
+      </w:fldSimple>
+      <w:r>
+        <w:t>: Comparació de mètriques entre model logístic, Random Forest i boosting</w:t>
+      </w:r>
+    </w:p>
+    <w:tbl>
+      <w:tblPr>
+        <w:tblStyle w:val="TablaAPA7"/>
+        <w:tblW w:w="8505" w:type="dxa"/>
+        <w:tblLayout w:type="fixed"/>
+        <w:tblLook w:val="04A0" w:firstRow="1" w:lastRow="0" w:firstColumn="1" w:lastColumn="0" w:noHBand="0" w:noVBand="1"/>
+      </w:tblPr>
+      <w:tblGrid>
+        <w:gridCol w:w="2028"/>
+        <w:gridCol w:w="717"/>
+        <w:gridCol w:w="1224"/>
+        <w:gridCol w:w="1134"/>
+        <w:gridCol w:w="1134"/>
+        <w:gridCol w:w="851"/>
+        <w:gridCol w:w="1417"/>
+      </w:tblGrid>
+      <w:tr>
+        <w:trPr>
+          <w:cnfStyle w:val="100000000000" w:firstRow="1" w:lastRow="0" w:firstColumn="0" w:lastColumn="0" w:oddVBand="0" w:evenVBand="0" w:oddHBand="0" w:evenHBand="0" w:firstRowFirstColumn="0" w:firstRowLastColumn="0" w:lastRowFirstColumn="0" w:lastRowLastColumn="0"/>
+        </w:trPr>
+        <w:tc>
+          <w:tcPr>
+            <w:cnfStyle w:val="001000000000" w:firstRow="0" w:lastRow="0" w:firstColumn="1" w:lastColumn="0" w:oddVBand="0" w:evenVBand="0" w:oddHBand="0" w:evenHBand="0" w:firstRowFirstColumn="0" w:firstRowLastColumn="0" w:lastRowFirstColumn="0" w:lastRowLastColumn="0"/>
+            <w:tcW w:w="2028" w:type="dxa"/>
+          </w:tcPr>
+          <w:p>
+            <w:pPr>
+              <w:spacing w:after="0"/>
+              <w:rPr>
+                <w:rFonts w:eastAsia="Aptos"/>
+              </w:rPr>
+            </w:pPr>
+            <w:r>
+              <w:rPr>
+                <w:rFonts w:eastAsia="Aptos"/>
+              </w:rPr>
+              <w:t>Model</w:t>
+            </w:r>
+          </w:p>
+        </w:tc>
+        <w:tc>
+          <w:tcPr>
+            <w:tcW w:w="717" w:type="dxa"/>
+          </w:tcPr>
+          <w:p>
+            <w:pPr>
+              <w:spacing w:after="0"/>
+              <w:jc w:val="center"/>
+              <w:cnfStyle w:val="100000000000" w:firstRow="1" w:lastRow="0" w:firstColumn="0" w:lastColumn="0" w:oddVBand="0" w:evenVBand="0" w:oddHBand="0" w:evenHBand="0" w:firstRowFirstColumn="0" w:firstRowLastColumn="0" w:lastRowFirstColumn="0" w:lastRowLastColumn="0"/>
+              <w:rPr>
+                <w:rFonts w:eastAsia="Aptos"/>
+              </w:rPr>
+            </w:pPr>
+            <w:r>
+              <w:rPr>
+                <w:rFonts w:eastAsia="Aptos"/>
+              </w:rPr>
+              <w:t>AUC</w:t>
+            </w:r>
+          </w:p>
+        </w:tc>
+        <w:tc>
+          <w:tcPr>
+            <w:tcW w:w="1224" w:type="dxa"/>
+          </w:tcPr>
+          <w:p>
+            <w:pPr>
+              <w:spacing w:after="0"/>
+              <w:jc w:val="center"/>
+              <w:cnfStyle w:val="100000000000" w:firstRow="1" w:lastRow="0" w:firstColumn="0" w:lastColumn="0" w:oddVBand="0" w:evenVBand="0" w:oddHBand="0" w:evenHBand="0" w:firstRowFirstColumn="0" w:firstRowLastColumn="0" w:lastRowFirstColumn="0" w:lastRowLastColumn="0"/>
+              <w:rPr>
+                <w:rFonts w:eastAsia="Aptos"/>
+              </w:rPr>
+            </w:pPr>
+            <w:r>
+              <w:rPr>
+                <w:rFonts w:eastAsia="Aptos"/>
+              </w:rPr>
+              <w:t>Accuracy</w:t>
+            </w:r>
+          </w:p>
+        </w:tc>
+        <w:tc>
+          <w:tcPr>
+            <w:tcW w:w="1134" w:type="dxa"/>
+          </w:tcPr>
+          <w:p>
+            <w:pPr>
+              <w:spacing w:after="0"/>
+              <w:jc w:val="center"/>
+              <w:cnfStyle w:val="100000000000" w:firstRow="1" w:lastRow="0" w:firstColumn="0" w:lastColumn="0" w:oddVBand="0" w:evenVBand="0" w:oddHBand="0" w:evenHBand="0" w:firstRowFirstColumn="0" w:firstRowLastColumn="0" w:lastRowFirstColumn="0" w:lastRowLastColumn="0"/>
+              <w:rPr>
+                <w:rFonts w:eastAsia="Aptos"/>
+              </w:rPr>
+            </w:pPr>
+            <w:r>
+              <w:rPr>
+                <w:rFonts w:eastAsia="Aptos"/>
+              </w:rPr>
+              <w:t>Precision</w:t>
+            </w:r>
+          </w:p>
+        </w:tc>
+        <w:tc>
+          <w:tcPr>
+            <w:tcW w:w="1134" w:type="dxa"/>
+          </w:tcPr>
+          <w:p>
+            <w:pPr>
+              <w:spacing w:after="0"/>
+              <w:jc w:val="center"/>
+              <w:cnfStyle w:val="100000000000" w:firstRow="1" w:lastRow="0" w:firstColumn="0" w:lastColumn="0" w:oddVBand="0" w:evenVBand="0" w:oddHBand="0" w:evenHBand="0" w:firstRowFirstColumn="0" w:firstRowLastColumn="0" w:lastRowFirstColumn="0" w:lastRowLastColumn="0"/>
+              <w:rPr>
+                <w:rFonts w:eastAsia="Aptos"/>
+              </w:rPr>
+            </w:pPr>
+            <w:r>
+              <w:rPr>
+                <w:rFonts w:eastAsia="Aptos"/>
+              </w:rPr>
+              <w:t>Recall</w:t>
+            </w:r>
+          </w:p>
+        </w:tc>
+        <w:tc>
+          <w:tcPr>
+            <w:tcW w:w="851" w:type="dxa"/>
+          </w:tcPr>
+          <w:p>
+            <w:pPr>
+              <w:spacing w:after="0"/>
+              <w:jc w:val="center"/>
+              <w:cnfStyle w:val="100000000000" w:firstRow="1" w:lastRow="0" w:firstColumn="0" w:lastColumn="0" w:oddVBand="0" w:evenVBand="0" w:oddHBand="0" w:evenHBand="0" w:firstRowFirstColumn="0" w:firstRowLastColumn="0" w:lastRowFirstColumn="0" w:lastRowLastColumn="0"/>
+              <w:rPr>
+                <w:rFonts w:eastAsia="Aptos"/>
+              </w:rPr>
+            </w:pPr>
+            <w:r>
+              <w:rPr>
+                <w:rFonts w:eastAsia="Aptos"/>
+              </w:rPr>
+              <w:t>F1</w:t>
+            </w:r>
+          </w:p>
+        </w:tc>
+        <w:tc>
+          <w:tcPr>
+            <w:tcW w:w="1417" w:type="dxa"/>
+          </w:tcPr>
+          <w:p>
+            <w:pPr>
+              <w:spacing w:after="0"/>
+              <w:jc w:val="center"/>
+              <w:cnfStyle w:val="100000000000" w:firstRow="1" w:lastRow="0" w:firstColumn="0" w:lastColumn="0" w:oddVBand="0" w:evenVBand="0" w:oddHBand="0" w:evenHBand="0" w:firstRowFirstColumn="0" w:firstRowLastColumn="0" w:lastRowFirstColumn="0" w:lastRowLastColumn="0"/>
+              <w:rPr>
+                <w:rFonts w:eastAsia="Aptos"/>
+              </w:rPr>
+            </w:pPr>
+            <w:r>
+              <w:rPr>
+                <w:rFonts w:eastAsia="Aptos"/>
+              </w:rPr>
+              <w:t>Balanced Acc</w:t>
+            </w:r>
+          </w:p>
+        </w:tc>
+      </w:tr>
+      <w:tr>
+        <w:tc>
+          <w:tcPr>
+            <w:cnfStyle w:val="001000000000" w:firstRow="0" w:lastRow="0" w:firstColumn="1" w:lastColumn="0" w:oddVBand="0" w:evenVBand="0" w:oddHBand="0" w:evenHBand="0" w:firstRowFirstColumn="0" w:firstRowLastColumn="0" w:lastRowFirstColumn="0" w:lastRowLastColumn="0"/>
+            <w:tcW w:w="2028" w:type="dxa"/>
+          </w:tcPr>
+          <w:p>
+            <w:pPr>
+              <w:spacing w:after="0"/>
+              <w:rPr>
+                <w:rFonts w:eastAsia="Aptos"/>
+              </w:rPr>
+            </w:pPr>
+            <w:r>
+              <w:rPr>
+                <w:rFonts w:eastAsia="Aptos"/>
+              </w:rPr>
+              <w:t>Logit predictiu</w:t>
+            </w:r>
+          </w:p>
+        </w:tc>
+        <w:tc>
+          <w:tcPr>
+            <w:tcW w:w="717" w:type="dxa"/>
+          </w:tcPr>
+          <w:p>
+            <w:pPr>
+              <w:spacing w:after="0"/>
+              <w:jc w:val="center"/>
+              <w:cnfStyle w:val="000000000000" w:firstRow="0" w:lastRow="0" w:firstColumn="0" w:lastColumn="0" w:oddVBand="0" w:evenVBand="0" w:oddHBand="0" w:evenHBand="0" w:firstRowFirstColumn="0" w:firstRowLastColumn="0" w:lastRowFirstColumn="0" w:lastRowLastColumn="0"/>
+              <w:rPr>
+                <w:rFonts w:eastAsia="Aptos"/>
+              </w:rPr>
+            </w:pPr>
+            <w:r>
+              <w:rPr>
+                <w:rFonts w:eastAsia="Aptos"/>
+              </w:rPr>
+              <w:t>0,856</w:t>
+            </w:r>
+          </w:p>
+        </w:tc>
+        <w:tc>
+          <w:tcPr>
+            <w:tcW w:w="1224" w:type="dxa"/>
+          </w:tcPr>
+          <w:p>
+            <w:pPr>
+              <w:spacing w:after="0"/>
+              <w:jc w:val="center"/>
+              <w:cnfStyle w:val="000000000000" w:firstRow="0" w:lastRow="0" w:firstColumn="0" w:lastColumn="0" w:oddVBand="0" w:evenVBand="0" w:oddHBand="0" w:evenHBand="0" w:firstRowFirstColumn="0" w:firstRowLastColumn="0" w:lastRowFirstColumn="0" w:lastRowLastColumn="0"/>
+              <w:rPr>
+                <w:rFonts w:eastAsia="Aptos"/>
+              </w:rPr>
+            </w:pPr>
+            <w:r>
+              <w:rPr>
+                <w:rFonts w:eastAsia="Aptos"/>
+              </w:rPr>
+              <w:t>0,856</w:t>
+            </w:r>
+          </w:p>
+        </w:tc>
+        <w:tc>
+          <w:tcPr>
+            <w:tcW w:w="1134" w:type="dxa"/>
+          </w:tcPr>
+          <w:p>
+            <w:pPr>
+              <w:spacing w:after="0"/>
+              <w:jc w:val="center"/>
+              <w:cnfStyle w:val="000000000000" w:firstRow="0" w:lastRow="0" w:firstColumn="0" w:lastColumn="0" w:oddVBand="0" w:evenVBand="0" w:oddHBand="0" w:evenHBand="0" w:firstRowFirstColumn="0" w:firstRowLastColumn="0" w:lastRowFirstColumn="0" w:lastRowLastColumn="0"/>
+              <w:rPr>
+                <w:rFonts w:eastAsia="Aptos"/>
+              </w:rPr>
+            </w:pPr>
+            <w:r>
+              <w:rPr>
+                <w:rFonts w:eastAsia="Aptos"/>
+              </w:rPr>
+              <w:t>0,952</w:t>
+            </w:r>
+          </w:p>
+        </w:tc>
+        <w:tc>
+          <w:tcPr>
+            <w:tcW w:w="1134" w:type="dxa"/>
+          </w:tcPr>
+          <w:p>
+            <w:pPr>
+              <w:spacing w:after="0"/>
+              <w:jc w:val="center"/>
+              <w:cnfStyle w:val="000000000000" w:firstRow="0" w:lastRow="0" w:firstColumn="0" w:lastColumn="0" w:oddVBand="0" w:evenVBand="0" w:oddHBand="0" w:evenHBand="0" w:firstRowFirstColumn="0" w:firstRowLastColumn="0" w:lastRowFirstColumn="0" w:lastRowLastColumn="0"/>
+              <w:rPr>
+                <w:rFonts w:eastAsia="Aptos"/>
+              </w:rPr>
+            </w:pPr>
+            <w:r>
+              <w:rPr>
+                <w:rFonts w:eastAsia="Aptos"/>
+              </w:rPr>
+              <w:t>0,488</w:t>
+            </w:r>
+          </w:p>
+        </w:tc>
+        <w:tc>
+          <w:tcPr>
+            <w:tcW w:w="851" w:type="dxa"/>
+          </w:tcPr>
+          <w:p>
+            <w:pPr>
+              <w:spacing w:after="0"/>
+              <w:jc w:val="center"/>
+              <w:cnfStyle w:val="000000000000" w:firstRow="0" w:lastRow="0" w:firstColumn="0" w:lastColumn="0" w:oddVBand="0" w:evenVBand="0" w:oddHBand="0" w:evenHBand="0" w:firstRowFirstColumn="0" w:firstRowLastColumn="0" w:lastRowFirstColumn="0" w:lastRowLastColumn="0"/>
+              <w:rPr>
+                <w:rFonts w:eastAsia="Aptos"/>
+              </w:rPr>
+            </w:pPr>
+            <w:r>
+              <w:rPr>
+                <w:rFonts w:eastAsia="Aptos"/>
+              </w:rPr>
+              <w:t>0,645</w:t>
+            </w:r>
+          </w:p>
+        </w:tc>
+        <w:tc>
+          <w:tcPr>
+            <w:tcW w:w="1417" w:type="dxa"/>
+          </w:tcPr>
+          <w:p>
+            <w:pPr>
+              <w:spacing w:after="0"/>
+              <w:jc w:val="center"/>
+              <w:cnfStyle w:val="000000000000" w:firstRow="0" w:lastRow="0" w:firstColumn="0" w:lastColumn="0" w:oddVBand="0" w:evenVBand="0" w:oddHBand="0" w:evenHBand="0" w:firstRowFirstColumn="0" w:firstRowLastColumn="0" w:lastRowFirstColumn="0" w:lastRowLastColumn="0"/>
+              <w:rPr>
+                <w:rFonts w:eastAsia="Aptos"/>
+              </w:rPr>
+            </w:pPr>
+            <w:r>
+              <w:rPr>
+                <w:rFonts w:eastAsia="Aptos"/>
+              </w:rPr>
+              <w:t>0,725</w:t>
+            </w:r>
+          </w:p>
+        </w:tc>
+      </w:tr>
+      <w:tr>
+        <w:tc>
+          <w:tcPr>
+            <w:cnfStyle w:val="001000000000" w:firstRow="0" w:lastRow="0" w:firstColumn="1" w:lastColumn="0" w:oddVBand="0" w:evenVBand="0" w:oddHBand="0" w:evenHBand="0" w:firstRowFirstColumn="0" w:firstRowLastColumn="0" w:lastRowFirstColumn="0" w:lastRowLastColumn="0"/>
+            <w:tcW w:w="2028" w:type="dxa"/>
+            <w:vAlign w:val="top"/>
+          </w:tcPr>
+          <w:p>
+            <w:pPr>
+              <w:spacing w:after="0"/>
+              <w:rPr>
+                <w:rFonts w:eastAsia="Aptos"/>
+              </w:rPr>
+            </w:pPr>
+            <w:r>
+              <w:rPr>
+                <w:rFonts w:eastAsia="Aptos"/>
+              </w:rPr>
+              <w:t>RF-A (factors EFA)</w:t>
+            </w:r>
+          </w:p>
+        </w:tc>
+        <w:tc>
+          <w:tcPr>
+            <w:tcW w:w="717" w:type="dxa"/>
+            <w:vAlign w:val="top"/>
+          </w:tcPr>
+          <w:p>
+            <w:pPr>
+              <w:spacing w:after="0"/>
+              <w:jc w:val="center"/>
+              <w:cnfStyle w:val="000000000000" w:firstRow="0" w:lastRow="0" w:firstColumn="0" w:lastColumn="0" w:oddVBand="0" w:evenVBand="0" w:oddHBand="0" w:evenHBand="0" w:firstRowFirstColumn="0" w:firstRowLastColumn="0" w:lastRowFirstColumn="0" w:lastRowLastColumn="0"/>
+              <w:rPr>
+                <w:rFonts w:eastAsia="Aptos"/>
+              </w:rPr>
+            </w:pPr>
+            <w:r>
+              <w:rPr>
+                <w:rFonts w:eastAsia="Aptos"/>
+              </w:rPr>
+              <w:t>0,892</w:t>
+            </w:r>
+          </w:p>
+        </w:tc>
+        <w:tc>
+          <w:tcPr>
+            <w:tcW w:w="1224" w:type="dxa"/>
+            <w:vAlign w:val="top"/>
+          </w:tcPr>
+          <w:p>
+            <w:pPr>
+              <w:spacing w:after="0"/>
+              <w:jc w:val="center"/>
+              <w:cnfStyle w:val="000000000000" w:firstRow="0" w:lastRow="0" w:firstColumn="0" w:lastColumn="0" w:oddVBand="0" w:evenVBand="0" w:oddHBand="0" w:evenHBand="0" w:firstRowFirstColumn="0" w:firstRowLastColumn="0" w:lastRowFirstColumn="0" w:lastRowLastColumn="0"/>
+              <w:rPr>
+                <w:rFonts w:eastAsia="Aptos"/>
+              </w:rPr>
+            </w:pPr>
+            <w:r>
+              <w:rPr>
+                <w:rFonts w:eastAsia="Aptos"/>
+              </w:rPr>
+              <w:t>0,809</w:t>
+            </w:r>
+          </w:p>
+        </w:tc>
+        <w:tc>
+          <w:tcPr>
+            <w:tcW w:w="1134" w:type="dxa"/>
+            <w:vAlign w:val="top"/>
+          </w:tcPr>
+          <w:p>
+            <w:pPr>
+              <w:spacing w:after="0"/>
+              <w:jc w:val="center"/>
+              <w:cnfStyle w:val="000000000000" w:firstRow="0" w:lastRow="0" w:firstColumn="0" w:lastColumn="0" w:oddVBand="0" w:evenVBand="0" w:oddHBand="0" w:evenHBand="0" w:firstRowFirstColumn="0" w:firstRowLastColumn="0" w:lastRowFirstColumn="0" w:lastRowLastColumn="0"/>
+              <w:rPr>
+                <w:rFonts w:eastAsia="Aptos"/>
+              </w:rPr>
+            </w:pPr>
+            <w:r>
+              <w:rPr>
+                <w:rFonts w:eastAsia="Aptos"/>
+              </w:rPr>
+              <w:t>0,967</w:t>
+            </w:r>
+          </w:p>
+        </w:tc>
+        <w:tc>
+          <w:tcPr>
+            <w:tcW w:w="1134" w:type="dxa"/>
+          </w:tcPr>
+          <w:p>
+            <w:pPr>
+              <w:spacing w:after="0"/>
+              <w:jc w:val="center"/>
+              <w:cnfStyle w:val="000000000000" w:firstRow="0" w:lastRow="0" w:firstColumn="0" w:lastColumn="0" w:oddVBand="0" w:evenVBand="0" w:oddHBand="0" w:evenHBand="0" w:firstRowFirstColumn="0" w:firstRowLastColumn="0" w:lastRowFirstColumn="0" w:lastRowLastColumn="0"/>
+              <w:rPr>
+                <w:rFonts w:eastAsia="Aptos"/>
+              </w:rPr>
+            </w:pPr>
+            <w:r>
+              <w:rPr>
+                <w:rFonts w:eastAsia="Aptos"/>
+              </w:rPr>
+              <w:t>0,707</w:t>
+            </w:r>
+          </w:p>
+        </w:tc>
+        <w:tc>
+          <w:tcPr>
+            <w:tcW w:w="851" w:type="dxa"/>
+          </w:tcPr>
+          <w:p>
+            <w:pPr>
+              <w:spacing w:after="0"/>
+              <w:jc w:val="center"/>
+              <w:cnfStyle w:val="000000000000" w:firstRow="0" w:lastRow="0" w:firstColumn="0" w:lastColumn="0" w:oddVBand="0" w:evenVBand="0" w:oddHBand="0" w:evenHBand="0" w:firstRowFirstColumn="0" w:firstRowLastColumn="0" w:lastRowFirstColumn="0" w:lastRowLastColumn="0"/>
+              <w:rPr>
+                <w:rFonts w:eastAsia="Aptos"/>
+              </w:rPr>
+            </w:pPr>
+            <w:r>
+              <w:rPr>
+                <w:rFonts w:eastAsia="Aptos"/>
+              </w:rPr>
+              <w:t>0,817</w:t>
+            </w:r>
+          </w:p>
+        </w:tc>
+        <w:tc>
+          <w:tcPr>
+            <w:tcW w:w="1417" w:type="dxa"/>
+          </w:tcPr>
+          <w:p>
+            <w:pPr>
+              <w:spacing w:after="0"/>
+              <w:jc w:val="center"/>
+              <w:cnfStyle w:val="000000000000" w:firstRow="0" w:lastRow="0" w:firstColumn="0" w:lastColumn="0" w:oddVBand="0" w:evenVBand="0" w:oddHBand="0" w:evenHBand="0" w:firstRowFirstColumn="0" w:firstRowLastColumn="0" w:lastRowFirstColumn="0" w:lastRowLastColumn="0"/>
+              <w:rPr>
+                <w:rFonts w:eastAsia="Aptos"/>
+              </w:rPr>
+            </w:pPr>
+            <w:r>
+              <w:rPr>
+                <w:rFonts w:eastAsia="Aptos"/>
+              </w:rPr>
+              <w:t>0,835</w:t>
+            </w:r>
+          </w:p>
+        </w:tc>
+      </w:tr>
+      <w:tr>
+        <w:tc>
+          <w:tcPr>
+            <w:cnfStyle w:val="001000000000" w:firstRow="0" w:lastRow="0" w:firstColumn="1" w:lastColumn="0" w:oddVBand="0" w:evenVBand="0" w:oddHBand="0" w:evenHBand="0" w:firstRowFirstColumn="0" w:firstRowLastColumn="0" w:lastRowFirstColumn="0" w:lastRowLastColumn="0"/>
+            <w:tcW w:w="2028" w:type="dxa"/>
+            <w:vAlign w:val="top"/>
+          </w:tcPr>
+          <w:p>
+            <w:pPr>
+              <w:spacing w:after="0"/>
+              <w:rPr>
+                <w:rFonts w:eastAsia="Aptos"/>
+              </w:rPr>
+            </w:pPr>
+            <w:r>
+              <w:rPr>
+                <w:rFonts w:eastAsia="Aptos"/>
+              </w:rPr>
+              <w:t>RF-B (Likert orig</w:t>
+            </w:r>
+            <w:r>
+              <w:rPr>
+                <w:rFonts w:eastAsia="Aptos"/>
+              </w:rPr>
+              <w:t>inal)</w:t>
+            </w:r>
+          </w:p>
+        </w:tc>
+        <w:tc>
+          <w:tcPr>
+            <w:tcW w:w="717" w:type="dxa"/>
+            <w:vAlign w:val="top"/>
+          </w:tcPr>
+          <w:p>
+            <w:pPr>
+              <w:spacing w:after="0"/>
+              <w:jc w:val="center"/>
+              <w:cnfStyle w:val="000000000000" w:firstRow="0" w:lastRow="0" w:firstColumn="0" w:lastColumn="0" w:oddVBand="0" w:evenVBand="0" w:oddHBand="0" w:evenHBand="0" w:firstRowFirstColumn="0" w:firstRowLastColumn="0" w:lastRowFirstColumn="0" w:lastRowLastColumn="0"/>
+              <w:rPr>
+                <w:rFonts w:eastAsia="Aptos"/>
+              </w:rPr>
+            </w:pPr>
+            <w:r>
+              <w:rPr>
+                <w:rFonts w:eastAsia="Aptos"/>
+              </w:rPr>
+              <w:t>0,808</w:t>
+            </w:r>
+          </w:p>
+        </w:tc>
+        <w:tc>
+          <w:tcPr>
+            <w:tcW w:w="1224" w:type="dxa"/>
+            <w:vAlign w:val="top"/>
+          </w:tcPr>
+          <w:p>
+            <w:pPr>
+              <w:spacing w:after="0"/>
+              <w:jc w:val="center"/>
+              <w:cnfStyle w:val="000000000000" w:firstRow="0" w:lastRow="0" w:firstColumn="0" w:lastColumn="0" w:oddVBand="0" w:evenVBand="0" w:oddHBand="0" w:evenHBand="0" w:firstRowFirstColumn="0" w:firstRowLastColumn="0" w:lastRowFirstColumn="0" w:lastRowLastColumn="0"/>
+              <w:rPr>
+                <w:rFonts w:eastAsia="Aptos"/>
+              </w:rPr>
+            </w:pPr>
+            <w:r>
+              <w:rPr>
+                <w:rFonts w:eastAsia="Aptos"/>
+              </w:rPr>
+              <w:t>0,632</w:t>
+            </w:r>
+          </w:p>
+        </w:tc>
+        <w:tc>
+          <w:tcPr>
+            <w:tcW w:w="1134" w:type="dxa"/>
+            <w:vAlign w:val="top"/>
+          </w:tcPr>
+          <w:p>
+            <w:pPr>
+              <w:spacing w:after="0"/>
+              <w:jc w:val="center"/>
+              <w:cnfStyle w:val="000000000000" w:firstRow="0" w:lastRow="0" w:firstColumn="0" w:lastColumn="0" w:oddVBand="0" w:evenVBand="0" w:oddHBand="0" w:evenHBand="0" w:firstRowFirstColumn="0" w:firstRowLastColumn="0" w:lastRowFirstColumn="0" w:lastRowLastColumn="0"/>
+              <w:rPr>
+                <w:rFonts w:eastAsia="Aptos"/>
+              </w:rPr>
+            </w:pPr>
+            <w:r>
+              <w:rPr>
+                <w:rFonts w:eastAsia="Aptos"/>
+              </w:rPr>
+              <w:t>0,833</w:t>
+            </w:r>
+          </w:p>
+        </w:tc>
+        <w:tc>
+          <w:tcPr>
+            <w:tcW w:w="1134" w:type="dxa"/>
+          </w:tcPr>
+          <w:p>
+            <w:pPr>
+              <w:spacing w:after="0"/>
+              <w:jc w:val="center"/>
+              <w:cnfStyle w:val="000000000000" w:firstRow="0" w:lastRow="0" w:firstColumn="0" w:lastColumn="0" w:oddVBand="0" w:evenVBand="0" w:oddHBand="0" w:evenHBand="0" w:firstRowFirstColumn="0" w:firstRowLastColumn="0" w:lastRowFirstColumn="0" w:lastRowLastColumn="0"/>
+              <w:rPr>
+                <w:rFonts w:eastAsia="Aptos"/>
+              </w:rPr>
+            </w:pPr>
+            <w:r>
+              <w:rPr>
+                <w:rFonts w:eastAsia="Aptos"/>
+              </w:rPr>
+              <w:t>0,488</w:t>
+            </w:r>
+          </w:p>
+        </w:tc>
+        <w:tc>
+          <w:tcPr>
+            <w:tcW w:w="851" w:type="dxa"/>
+          </w:tcPr>
+          <w:p>
+            <w:pPr>
+              <w:spacing w:after="0"/>
+              <w:jc w:val="center"/>
+              <w:cnfStyle w:val="000000000000" w:firstRow="0" w:lastRow="0" w:firstColumn="0" w:lastColumn="0" w:oddVBand="0" w:evenVBand="0" w:oddHBand="0" w:evenHBand="0" w:firstRowFirstColumn="0" w:firstRowLastColumn="0" w:lastRowFirstColumn="0" w:lastRowLastColumn="0"/>
+              <w:rPr>
+                <w:rFonts w:eastAsia="Aptos"/>
+              </w:rPr>
+            </w:pPr>
+            <w:r>
+              <w:rPr>
+                <w:rFonts w:eastAsia="Aptos"/>
+              </w:rPr>
+              <w:t>0,615</w:t>
+            </w:r>
+          </w:p>
+        </w:tc>
+        <w:tc>
+          <w:tcPr>
+            <w:tcW w:w="1417" w:type="dxa"/>
+          </w:tcPr>
+          <w:p>
+            <w:pPr>
+              <w:spacing w:after="0"/>
+              <w:jc w:val="center"/>
+              <w:cnfStyle w:val="000000000000" w:firstRow="0" w:lastRow="0" w:firstColumn="0" w:lastColumn="0" w:oddVBand="0" w:evenVBand="0" w:oddHBand="0" w:evenHBand="0" w:firstRowFirstColumn="0" w:firstRowLastColumn="0" w:lastRowFirstColumn="0" w:lastRowLastColumn="0"/>
+              <w:rPr>
+                <w:rFonts w:eastAsia="Aptos"/>
+              </w:rPr>
+            </w:pPr>
+            <w:r>
+              <w:rPr>
+                <w:rFonts w:eastAsia="Aptos"/>
+              </w:rPr>
+              <w:t>0,670</w:t>
+            </w:r>
+          </w:p>
+        </w:tc>
+      </w:tr>
+      <w:tr>
+        <w:tc>
+          <w:tcPr>
+            <w:cnfStyle w:val="001000000000" w:firstRow="0" w:lastRow="0" w:firstColumn="1" w:lastColumn="0" w:oddVBand="0" w:evenVBand="0" w:oddHBand="0" w:evenHBand="0" w:firstRowFirstColumn="0" w:firstRowLastColumn="0" w:lastRowFirstColumn="0" w:lastRowLastColumn="0"/>
+            <w:tcW w:w="2028" w:type="dxa"/>
+            <w:vAlign w:val="top"/>
+          </w:tcPr>
+          <w:p>
+            <w:pPr>
+              <w:spacing w:after="0"/>
+              <w:rPr>
+                <w:rFonts w:eastAsia="Aptos"/>
+              </w:rPr>
+            </w:pPr>
+            <w:r>
+              <w:rPr>
+                <w:rFonts w:eastAsia="Aptos"/>
+              </w:rPr>
+              <w:t>XGBoost</w:t>
+            </w:r>
+          </w:p>
+        </w:tc>
+        <w:tc>
+          <w:tcPr>
+            <w:tcW w:w="717" w:type="dxa"/>
+            <w:vAlign w:val="top"/>
+          </w:tcPr>
+          <w:p>
+            <w:pPr>
+              <w:spacing w:after="0"/>
+              <w:jc w:val="center"/>
+              <w:cnfStyle w:val="000000000000" w:firstRow="0" w:lastRow="0" w:firstColumn="0" w:lastColumn="0" w:oddVBand="0" w:evenVBand="0" w:oddHBand="0" w:evenHBand="0" w:firstRowFirstColumn="0" w:firstRowLastColumn="0" w:lastRowFirstColumn="0" w:lastRowLastColumn="0"/>
+              <w:rPr>
+                <w:rFonts w:eastAsia="Aptos"/>
+              </w:rPr>
+            </w:pPr>
+            <w:r>
+              <w:rPr>
+                <w:rFonts w:eastAsia="Aptos"/>
+              </w:rPr>
+              <w:t>0,855</w:t>
+            </w:r>
+          </w:p>
+        </w:tc>
+        <w:tc>
+          <w:tcPr>
+            <w:tcW w:w="1224" w:type="dxa"/>
+            <w:vAlign w:val="top"/>
+          </w:tcPr>
+          <w:p>
+            <w:pPr>
+              <w:spacing w:after="0"/>
+              <w:jc w:val="center"/>
+              <w:cnfStyle w:val="000000000000" w:firstRow="0" w:lastRow="0" w:firstColumn="0" w:lastColumn="0" w:oddVBand="0" w:evenVBand="0" w:oddHBand="0" w:evenHBand="0" w:firstRowFirstColumn="0" w:firstRowLastColumn="0" w:lastRowFirstColumn="0" w:lastRowLastColumn="0"/>
+              <w:rPr>
+                <w:rFonts w:eastAsia="Aptos"/>
+              </w:rPr>
+            </w:pPr>
+            <w:r>
+              <w:rPr>
+                <w:rFonts w:eastAsia="Aptos"/>
+              </w:rPr>
+              <w:t>0,735</w:t>
+            </w:r>
+          </w:p>
+        </w:tc>
+        <w:tc>
+          <w:tcPr>
+            <w:tcW w:w="1134" w:type="dxa"/>
+            <w:vAlign w:val="top"/>
+          </w:tcPr>
+          <w:p>
+            <w:pPr>
+              <w:spacing w:after="0"/>
+              <w:jc w:val="center"/>
+              <w:cnfStyle w:val="000000000000" w:firstRow="0" w:lastRow="0" w:firstColumn="0" w:lastColumn="0" w:oddVBand="0" w:evenVBand="0" w:oddHBand="0" w:evenHBand="0" w:firstRowFirstColumn="0" w:firstRowLastColumn="0" w:lastRowFirstColumn="0" w:lastRowLastColumn="0"/>
+              <w:rPr>
+                <w:rFonts w:eastAsia="Aptos"/>
+              </w:rPr>
+            </w:pPr>
+            <w:r>
+              <w:rPr>
+                <w:rFonts w:eastAsia="Aptos"/>
+              </w:rPr>
+              <w:t>0,897</w:t>
+            </w:r>
+          </w:p>
+        </w:tc>
+        <w:tc>
+          <w:tcPr>
+            <w:tcW w:w="1134" w:type="dxa"/>
+          </w:tcPr>
+          <w:p>
+            <w:pPr>
+              <w:spacing w:after="0"/>
+              <w:jc w:val="center"/>
+              <w:cnfStyle w:val="000000000000" w:firstRow="0" w:lastRow="0" w:firstColumn="0" w:lastColumn="0" w:oddVBand="0" w:evenVBand="0" w:oddHBand="0" w:evenHBand="0" w:firstRowFirstColumn="0" w:firstRowLastColumn="0" w:lastRowFirstColumn="0" w:lastRowLastColumn="0"/>
+              <w:rPr>
+                <w:rFonts w:eastAsia="Aptos"/>
+              </w:rPr>
+            </w:pPr>
+            <w:r>
+              <w:rPr>
+                <w:rFonts w:eastAsia="Aptos"/>
+              </w:rPr>
+              <w:t>0,634</w:t>
+            </w:r>
+          </w:p>
+        </w:tc>
+        <w:tc>
+          <w:tcPr>
+            <w:tcW w:w="851" w:type="dxa"/>
+          </w:tcPr>
+          <w:p>
+            <w:pPr>
+              <w:spacing w:after="0"/>
+              <w:jc w:val="center"/>
+              <w:cnfStyle w:val="000000000000" w:firstRow="0" w:lastRow="0" w:firstColumn="0" w:lastColumn="0" w:oddVBand="0" w:evenVBand="0" w:oddHBand="0" w:evenHBand="0" w:firstRowFirstColumn="0" w:firstRowLastColumn="0" w:lastRowFirstColumn="0" w:lastRowLastColumn="0"/>
+              <w:rPr>
+                <w:rFonts w:eastAsia="Aptos"/>
+              </w:rPr>
+            </w:pPr>
+            <w:r>
+              <w:rPr>
+                <w:rFonts w:eastAsia="Aptos"/>
+              </w:rPr>
+              <w:t>0,743</w:t>
+            </w:r>
+          </w:p>
+        </w:tc>
+        <w:tc>
+          <w:tcPr>
+            <w:tcW w:w="1417" w:type="dxa"/>
+          </w:tcPr>
+          <w:p>
+            <w:pPr>
+              <w:spacing w:after="0"/>
+              <w:jc w:val="center"/>
+              <w:cnfStyle w:val="000000000000" w:firstRow="0" w:lastRow="0" w:firstColumn="0" w:lastColumn="0" w:oddVBand="0" w:evenVBand="0" w:oddHBand="0" w:evenHBand="0" w:firstRowFirstColumn="0" w:firstRowLastColumn="0" w:lastRowFirstColumn="0" w:lastRowLastColumn="0"/>
+              <w:rPr>
+                <w:rFonts w:eastAsia="Aptos"/>
+              </w:rPr>
+            </w:pPr>
+            <w:r>
+              <w:rPr>
+                <w:rFonts w:eastAsia="Aptos"/>
+              </w:rPr>
+              <w:t>0,762</w:t>
+            </w:r>
+          </w:p>
+        </w:tc>
+      </w:tr>
+    </w:tbl>
+    <w:p>
+      <w:pPr>
+        <w:keepNext/>
+        <w:spacing w:before="240"/>
+        <w:rPr>
+          <w:lang w:eastAsia="en-US"/>
+        </w:rPr>
+      </w:pPr>
+      <w:r>
+        <w:rPr>
+          <w:lang w:eastAsia="en-US"/>
+        </w:rPr>
+        <w:t xml:space="preserve">El XGBoost se situa en una posició intermèdia: millora clarament el logit i el RF-B en totes les mètriques, però queda per sota del RF-A. Un aspecte destacable és que pràcticament no hi ha </w:t>
+      </w:r>
+      <w:r>
+        <w:rPr>
+          <w:i/>
+          <w:iCs/>
+          <w:lang w:eastAsia="en-US"/>
+        </w:rPr>
+        <w:t>overfitting</w:t>
+      </w:r>
+      <w:r>
+        <w:rPr>
+          <w:lang w:eastAsia="en-US"/>
+        </w:rPr>
+        <w:t xml:space="preserve">: l'AUC de </w:t>
+      </w:r>
+      <w:r>
+        <w:rPr>
+          <w:i/>
+          <w:iCs/>
+          <w:lang w:eastAsia="en-US"/>
+        </w:rPr>
+        <w:t>train in-sample</w:t>
+      </w:r>
+      <w:r>
+        <w:rPr>
+          <w:lang w:eastAsia="en-US"/>
+        </w:rPr>
+        <w:t xml:space="preserve"> és 0,812 i el de test 0,855, una diferència mínima que indica bona generalització. Això és en part conseqüència de la regularització forta que s'ha aplicat (gamma = 2,0, lambda = 1,0, alpha = 1,0), que limita la complexitat dels arbres.</w:t>
+      </w:r>
+    </w:p>
+    <w:p>
+      <w:pPr>
+        <w:keepNext/>
+        <w:rPr>
+          <w:b/>
+          <w:bCs/>
+          <w:lang w:eastAsia="en-US"/>
+        </w:rPr>
+      </w:pPr>
+      <w:r>
+        <w:rPr>
+          <w:b/>
+          <w:bCs/>
+          <w:lang w:eastAsia="en-US"/>
+        </w:rPr>
+        <w:t>Importància de variables</w:t>
+      </w:r>
+    </w:p>
+    <w:p>
+      <w:pPr>
+        <w:keepNext/>
+        <w:spacing w:after="0"/>
+        <w:jc w:val="center"/>
+      </w:pPr>
+      <w:r>
+        <w:rPr>
+          <w:noProof/>
+          <w:lang w:eastAsia="en-US"/>
+        </w:rPr>
+        <w:drawing>
+          <wp:inline distT="0" distB="0" distL="0" distR="0" wp14:anchorId="717C8229" wp14:editId="07A38335">
+            <wp:extent cx="3898900" cy="2886115"/>
+            <wp:effectExtent l="0" t="0" r="6350" b="9525"/>
+            <wp:docPr id="1216457792" name="Imagen 6"/>
+            <wp:cNvGraphicFramePr>
+              <a:graphicFrameLocks xmlns:a="http://schemas.openxmlformats.org/drawingml/2006/main" noChangeAspect="1"/>
+            </wp:cNvGraphicFramePr>
+            <a:graphic xmlns:a="http://schemas.openxmlformats.org/drawingml/2006/main">
+              <a:graphicData uri="http://schemas.openxmlformats.org/drawingml/2006/picture">
+                <pic:pic xmlns:pic="http://schemas.openxmlformats.org/drawingml/2006/picture">
+                  <pic:nvPicPr>
+                    <pic:cNvPr id="0" name="Picture 6"/>
+                    <pic:cNvPicPr>
+                      <a:picLocks noChangeAspect="1" noChangeArrowheads="1"/>
+                    </pic:cNvPicPr>
+                  </pic:nvPicPr>
+                  <pic:blipFill rotWithShape="1">
+                    <a:blip r:embed="rId31" cstate="print">
+                      <a:extLst>
+                        <a:ext uri="{28A0092B-C50C-407E-A947-70E740481C1C}">
+                          <a14:useLocalDpi xmlns:a14="http://schemas.microsoft.com/office/drawing/2010/main" val="0"/>
+                        </a:ext>
+                      </a:extLst>
+                    </a:blip>
+                    <a:srcRect t="7467"/>
+                    <a:stretch>
+                      <a:fillRect/>
+                    </a:stretch>
+                  </pic:blipFill>
+                  <pic:spPr bwMode="auto">
+                    <a:xfrm>
+                      <a:off x="0" y="0"/>
+                      <a:ext cx="3900225" cy="2887096"/>
+                    </a:xfrm>
+                    <a:prstGeom prst="rect">
+                      <a:avLst/>
+                    </a:prstGeom>
+                    <a:noFill/>
+                    <a:ln>
+                      <a:noFill/>
+                    </a:ln>
+                    <a:extLst>
+                      <a:ext uri="{53640926-AAD7-44D8-BBD7-CCE9431645EC}">
+                        <a14:shadowObscured xmlns:a14="http://schemas.microsoft.com/office/drawing/2010/main"/>
+                      </a:ext>
+                    </a:extLst>
+                  </pic:spPr>
+                </pic:pic>
+              </a:graphicData>
+            </a:graphic>
+          </wp:inline>
+        </w:drawing>
+      </w:r>
+    </w:p>
+    <w:p>
+      <w:pPr>
+        <w:pStyle w:val="Descripcin"/>
+        <w:jc w:val="center"/>
+        <w:rPr>
+          <w:lang w:eastAsia="en-US"/>
+        </w:rPr>
+      </w:pPr>
+      <w:r>
+        <w:t xml:space="preserve">Gràfic </w:t>
+      </w:r>
+      <w:fldSimple w:instr=" SEQ Gràfic \* ARABIC ">
+        <w:r>
+          <w:rPr>
+            <w:noProof/>
+          </w:rPr>
+          <w:t>21</w:t>
+        </w:r>
+      </w:fldSimple>
+      <w:r>
+        <w:t>: Importància SHAP del XGBoost (top 20)</w:t>
+      </w:r>
+    </w:p>
+    <w:p>
+      <w:pPr>
+        <w:keepNext/>
+        <w:spacing w:before="240"/>
+        <w:rPr>
+          <w:lang w:eastAsia="en-US"/>
+        </w:rPr>
+      </w:pPr>
+      <w:r>
+        <w:rPr>
+          <w:lang w:eastAsia="en-US"/>
+        </w:rPr>
+        <w:t xml:space="preserve">El rànquing SHAP del XGBoost és molt consistent amb el del RF-A. MOT_AUTOGESTIO (SHAP mitjà: 0,239) i MOT_DESMOTIVACIO (0,226) encapçalen la llista, seguides de </w:t>
+      </w:r>
+      <w:r>
+        <w:rPr>
+          <w:lang w:eastAsia="en-US"/>
+        </w:rPr>
+        <w:lastRenderedPageBreak/>
+        <w:t xml:space="preserve">MOT_FORCA_MAJOR (0,145), IA_SUBST (0,135) i IA_EINA_ESTUDI (0,130). EST_AVALUACIO_AC i NOTA_num continuen sent rellevants, mentre que les variables d'estratègies docents (EST_TEMPS_CLASSE, EST_QUALITAT_DOC, EST_GRUPS_REDUITS) apareixen al final amb importàncies molt baixes, confirmant de nou que no aporten capacitat predictiva. </w:t>
+      </w:r>
+      <w:r>
+        <w:rPr>
+          <w:lang w:eastAsia="en-US"/>
+        </w:rPr>
+        <w:t>Cal destacar que IA_ATENC (0,050) apareix com a variable rellevant en aquest model, cosa que no era possible observar al RF-A ni al logit on estava agregada dins el factor IA_SUBSTITUCIO. El fet que el XGBoost li assigni un SHAP mitjà de 0,05 suggereix que deixar d'atendre a classe per confiar que la IA ho explicarà té un efecte propi sobre l'assistència, més enllà del que ja capturava IA_SUBST.</w:t>
+      </w:r>
+    </w:p>
+    <w:p>
+      <w:pPr>
+        <w:keepNext/>
+        <w:spacing w:before="240"/>
+        <w:rPr>
+          <w:lang w:eastAsia="en-US"/>
+        </w:rPr>
+      </w:pPr>
+      <w:r>
+        <w:rPr>
+          <w:lang w:eastAsia="en-US"/>
+        </w:rPr>
+        <w:t>La consistència entre els tres models —</w:t>
+      </w:r>
+      <w:r>
+        <w:rPr>
+          <w:lang w:eastAsia="en-US"/>
+        </w:rPr>
+        <w:t xml:space="preserve"> </w:t>
+      </w:r>
+      <w:r>
+        <w:rPr>
+          <w:lang w:eastAsia="en-US"/>
+        </w:rPr>
+        <w:t>logit, RF-A i XGBoost</w:t>
+      </w:r>
+      <w:r>
+        <w:rPr>
+          <w:lang w:eastAsia="en-US"/>
+        </w:rPr>
+        <w:t xml:space="preserve"> </w:t>
+      </w:r>
+      <w:r>
+        <w:rPr>
+          <w:lang w:eastAsia="en-US"/>
+        </w:rPr>
+        <w:t>— en el rànquing de variables principals reforça la robustesa dels resultats: independentment del model i de l'especificació, les mateixes dimensions (desmotivació, autogestió percebuda, ús substitutiu de la IA i avaluació continuada) emergeixen sistemàticament com els factors explicatius centrals de l'absentisme.</w:t>
+      </w:r>
+    </w:p>
+    <w:p>
+      <w:pPr>
+        <w:spacing w:after="0" w:line="240" w:lineRule="auto"/>
+        <w:jc w:val="left"/>
+        <w:rPr>
+          <w:lang w:eastAsia="en-US"/>
+        </w:rPr>
+      </w:pPr>
+      <w:r>
+        <w:rPr>
+          <w:lang w:eastAsia="en-US"/>
+        </w:rPr>
+        <w:br w:type="page"/>
+      </w:r>
+    </w:p>
+    <w:p>
+      <w:pPr>
+        <w:pStyle w:val="Ttulo3"/>
+      </w:pPr>
+      <w:r>
+        <w:lastRenderedPageBreak/>
+        <w:t>Support Vector Machine (SVM)</w:t>
+      </w:r>
+    </w:p>
+    <w:p>
+      <w:pPr>
+        <w:keepNext/>
+        <w:spacing w:before="240"/>
+        <w:rPr>
+          <w:lang w:eastAsia="en-US"/>
+        </w:rPr>
+      </w:pPr>
+      <w:r>
+        <w:rPr>
+          <w:lang w:eastAsia="en-US"/>
+        </w:rPr>
+        <w:t xml:space="preserve">El SVM obté un AUC de 0,856 sobre el conjunt de test, una </w:t>
+      </w:r>
+      <w:r>
+        <w:rPr>
+          <w:i/>
+          <w:iCs/>
+          <w:lang w:eastAsia="en-US"/>
+        </w:rPr>
+        <w:t>accuracy</w:t>
+      </w:r>
+      <w:r>
+        <w:rPr>
+          <w:lang w:eastAsia="en-US"/>
+        </w:rPr>
+        <w:t xml:space="preserve"> del 73,5%, un F1 de 0,743 i una </w:t>
+      </w:r>
+      <w:r>
+        <w:rPr>
+          <w:i/>
+          <w:iCs/>
+          <w:lang w:eastAsia="en-US"/>
+        </w:rPr>
+        <w:t>balanced accuracy</w:t>
+      </w:r>
+      <w:r>
+        <w:rPr>
+          <w:lang w:eastAsia="en-US"/>
+        </w:rPr>
+        <w:t xml:space="preserve"> del 76,2%. No hi ha signes d'</w:t>
+      </w:r>
+      <w:r>
+        <w:rPr>
+          <w:i/>
+          <w:iCs/>
+          <w:lang w:eastAsia="en-US"/>
+        </w:rPr>
+        <w:t>overfitting</w:t>
+      </w:r>
+      <w:r>
+        <w:rPr>
+          <w:lang w:eastAsia="en-US"/>
+        </w:rPr>
+        <w:t>: l'AUC de train in-sample (0,842) és fins i tot lleugerament inferior al del test, cosa que indica bona generalització.</w:t>
+      </w:r>
+    </w:p>
+    <w:tbl>
+      <w:tblPr>
+        <w:tblStyle w:val="TablaAPA7"/>
+        <w:tblW w:w="8505" w:type="dxa"/>
+        <w:tblLayout w:type="fixed"/>
+        <w:tblLook w:val="04A0" w:firstRow="1" w:lastRow="0" w:firstColumn="1" w:lastColumn="0" w:noHBand="0" w:noVBand="1"/>
+      </w:tblPr>
+      <w:tblGrid>
+        <w:gridCol w:w="2028"/>
+        <w:gridCol w:w="717"/>
+        <w:gridCol w:w="1224"/>
+        <w:gridCol w:w="1134"/>
+        <w:gridCol w:w="1134"/>
+        <w:gridCol w:w="851"/>
+        <w:gridCol w:w="1417"/>
+      </w:tblGrid>
+      <w:tr>
+        <w:trPr>
+          <w:cnfStyle w:val="100000000000" w:firstRow="1" w:lastRow="0" w:firstColumn="0" w:lastColumn="0" w:oddVBand="0" w:evenVBand="0" w:oddHBand="0" w:evenHBand="0" w:firstRowFirstColumn="0" w:firstRowLastColumn="0" w:lastRowFirstColumn="0" w:lastRowLastColumn="0"/>
+        </w:trPr>
+        <w:tc>
+          <w:tcPr>
+            <w:cnfStyle w:val="001000000000" w:firstRow="0" w:lastRow="0" w:firstColumn="1" w:lastColumn="0" w:oddVBand="0" w:evenVBand="0" w:oddHBand="0" w:evenHBand="0" w:firstRowFirstColumn="0" w:firstRowLastColumn="0" w:lastRowFirstColumn="0" w:lastRowLastColumn="0"/>
+            <w:tcW w:w="2028" w:type="dxa"/>
+          </w:tcPr>
+          <w:p>
+            <w:pPr>
+              <w:spacing w:after="0"/>
+              <w:rPr>
+                <w:rFonts w:eastAsia="Aptos"/>
+              </w:rPr>
+            </w:pPr>
+            <w:r>
+              <w:rPr>
+                <w:rFonts w:eastAsia="Aptos"/>
+              </w:rPr>
+              <w:t>Model</w:t>
+            </w:r>
+          </w:p>
+        </w:tc>
+        <w:tc>
+          <w:tcPr>
+            <w:tcW w:w="717" w:type="dxa"/>
+          </w:tcPr>
+          <w:p>
+            <w:pPr>
+              <w:spacing w:after="0"/>
+              <w:jc w:val="center"/>
+              <w:cnfStyle w:val="100000000000" w:firstRow="1" w:lastRow="0" w:firstColumn="0" w:lastColumn="0" w:oddVBand="0" w:evenVBand="0" w:oddHBand="0" w:evenHBand="0" w:firstRowFirstColumn="0" w:firstRowLastColumn="0" w:lastRowFirstColumn="0" w:lastRowLastColumn="0"/>
+              <w:rPr>
+                <w:rFonts w:eastAsia="Aptos"/>
+              </w:rPr>
+            </w:pPr>
+            <w:r>
+              <w:rPr>
+                <w:rFonts w:eastAsia="Aptos"/>
+              </w:rPr>
+              <w:t>AUC</w:t>
+            </w:r>
+          </w:p>
+        </w:tc>
+        <w:tc>
+          <w:tcPr>
+            <w:tcW w:w="1224" w:type="dxa"/>
+          </w:tcPr>
+          <w:p>
+            <w:pPr>
+              <w:spacing w:after="0"/>
+              <w:jc w:val="center"/>
+              <w:cnfStyle w:val="100000000000" w:firstRow="1" w:lastRow="0" w:firstColumn="0" w:lastColumn="0" w:oddVBand="0" w:evenVBand="0" w:oddHBand="0" w:evenHBand="0" w:firstRowFirstColumn="0" w:firstRowLastColumn="0" w:lastRowFirstColumn="0" w:lastRowLastColumn="0"/>
+              <w:rPr>
+                <w:rFonts w:eastAsia="Aptos"/>
+              </w:rPr>
+            </w:pPr>
+            <w:r>
+              <w:rPr>
+                <w:rFonts w:eastAsia="Aptos"/>
+              </w:rPr>
+              <w:t>Accuracy</w:t>
+            </w:r>
+          </w:p>
+        </w:tc>
+        <w:tc>
+          <w:tcPr>
+            <w:tcW w:w="1134" w:type="dxa"/>
+          </w:tcPr>
+          <w:p>
+            <w:pPr>
+              <w:spacing w:after="0"/>
+              <w:jc w:val="center"/>
+              <w:cnfStyle w:val="100000000000" w:firstRow="1" w:lastRow="0" w:firstColumn="0" w:lastColumn="0" w:oddVBand="0" w:evenVBand="0" w:oddHBand="0" w:evenHBand="0" w:firstRowFirstColumn="0" w:firstRowLastColumn="0" w:lastRowFirstColumn="0" w:lastRowLastColumn="0"/>
+              <w:rPr>
+                <w:rFonts w:eastAsia="Aptos"/>
+              </w:rPr>
+            </w:pPr>
+            <w:r>
+              <w:rPr>
+                <w:rFonts w:eastAsia="Aptos"/>
+              </w:rPr>
+              <w:t>Precision</w:t>
+            </w:r>
+          </w:p>
+        </w:tc>
+        <w:tc>
+          <w:tcPr>
+            <w:tcW w:w="1134" w:type="dxa"/>
+          </w:tcPr>
+          <w:p>
+            <w:pPr>
+              <w:spacing w:after="0"/>
+              <w:jc w:val="center"/>
+              <w:cnfStyle w:val="100000000000" w:firstRow="1" w:lastRow="0" w:firstColumn="0" w:lastColumn="0" w:oddVBand="0" w:evenVBand="0" w:oddHBand="0" w:evenHBand="0" w:firstRowFirstColumn="0" w:firstRowLastColumn="0" w:lastRowFirstColumn="0" w:lastRowLastColumn="0"/>
+              <w:rPr>
+                <w:rFonts w:eastAsia="Aptos"/>
+              </w:rPr>
+            </w:pPr>
+            <w:r>
+              <w:rPr>
+                <w:rFonts w:eastAsia="Aptos"/>
+              </w:rPr>
+              <w:t>Recall</w:t>
+            </w:r>
+          </w:p>
+        </w:tc>
+        <w:tc>
+          <w:tcPr>
+            <w:tcW w:w="851" w:type="dxa"/>
+          </w:tcPr>
+          <w:p>
+            <w:pPr>
+              <w:spacing w:after="0"/>
+              <w:jc w:val="center"/>
+              <w:cnfStyle w:val="100000000000" w:firstRow="1" w:lastRow="0" w:firstColumn="0" w:lastColumn="0" w:oddVBand="0" w:evenVBand="0" w:oddHBand="0" w:evenHBand="0" w:firstRowFirstColumn="0" w:firstRowLastColumn="0" w:lastRowFirstColumn="0" w:lastRowLastColumn="0"/>
+              <w:rPr>
+                <w:rFonts w:eastAsia="Aptos"/>
+              </w:rPr>
+            </w:pPr>
+            <w:r>
+              <w:rPr>
+                <w:rFonts w:eastAsia="Aptos"/>
+              </w:rPr>
+              <w:t>F1</w:t>
+            </w:r>
+          </w:p>
+        </w:tc>
+        <w:tc>
+          <w:tcPr>
+            <w:tcW w:w="1417" w:type="dxa"/>
+          </w:tcPr>
+          <w:p>
+            <w:pPr>
+              <w:spacing w:after="0"/>
+              <w:jc w:val="center"/>
+              <w:cnfStyle w:val="100000000000" w:firstRow="1" w:lastRow="0" w:firstColumn="0" w:lastColumn="0" w:oddVBand="0" w:evenVBand="0" w:oddHBand="0" w:evenHBand="0" w:firstRowFirstColumn="0" w:firstRowLastColumn="0" w:lastRowFirstColumn="0" w:lastRowLastColumn="0"/>
+              <w:rPr>
+                <w:rFonts w:eastAsia="Aptos"/>
+              </w:rPr>
+            </w:pPr>
+            <w:r>
+              <w:rPr>
+                <w:rFonts w:eastAsia="Aptos"/>
+              </w:rPr>
+              <w:t>Balanced Acc</w:t>
+            </w:r>
+          </w:p>
+        </w:tc>
+      </w:tr>
+      <w:tr>
+        <w:tc>
+          <w:tcPr>
+            <w:cnfStyle w:val="001000000000" w:firstRow="0" w:lastRow="0" w:firstColumn="1" w:lastColumn="0" w:oddVBand="0" w:evenVBand="0" w:oddHBand="0" w:evenHBand="0" w:firstRowFirstColumn="0" w:firstRowLastColumn="0" w:lastRowFirstColumn="0" w:lastRowLastColumn="0"/>
+            <w:tcW w:w="2028" w:type="dxa"/>
+          </w:tcPr>
+          <w:p>
+            <w:pPr>
+              <w:spacing w:after="0"/>
+              <w:rPr>
+                <w:rFonts w:eastAsia="Aptos"/>
+              </w:rPr>
+            </w:pPr>
+            <w:r>
+              <w:rPr>
+                <w:rFonts w:eastAsia="Aptos"/>
+              </w:rPr>
+              <w:t>Logit predictiu</w:t>
+            </w:r>
+          </w:p>
+        </w:tc>
+        <w:tc>
+          <w:tcPr>
+            <w:tcW w:w="717" w:type="dxa"/>
+          </w:tcPr>
+          <w:p>
+            <w:pPr>
+              <w:spacing w:after="0"/>
+              <w:jc w:val="center"/>
+              <w:cnfStyle w:val="000000000000" w:firstRow="0" w:lastRow="0" w:firstColumn="0" w:lastColumn="0" w:oddVBand="0" w:evenVBand="0" w:oddHBand="0" w:evenHBand="0" w:firstRowFirstColumn="0" w:firstRowLastColumn="0" w:lastRowFirstColumn="0" w:lastRowLastColumn="0"/>
+              <w:rPr>
+                <w:rFonts w:eastAsia="Aptos"/>
+              </w:rPr>
+            </w:pPr>
+            <w:r>
+              <w:rPr>
+                <w:rFonts w:eastAsia="Aptos"/>
+              </w:rPr>
+              <w:t>0,856</w:t>
+            </w:r>
+          </w:p>
+        </w:tc>
+        <w:tc>
+          <w:tcPr>
+            <w:tcW w:w="1224" w:type="dxa"/>
+          </w:tcPr>
+          <w:p>
+            <w:pPr>
+              <w:spacing w:after="0"/>
+              <w:jc w:val="center"/>
+              <w:cnfStyle w:val="000000000000" w:firstRow="0" w:lastRow="0" w:firstColumn="0" w:lastColumn="0" w:oddVBand="0" w:evenVBand="0" w:oddHBand="0" w:evenHBand="0" w:firstRowFirstColumn="0" w:firstRowLastColumn="0" w:lastRowFirstColumn="0" w:lastRowLastColumn="0"/>
+              <w:rPr>
+                <w:rFonts w:eastAsia="Aptos"/>
+              </w:rPr>
+            </w:pPr>
+            <w:r>
+              <w:rPr>
+                <w:rFonts w:eastAsia="Aptos"/>
+              </w:rPr>
+              <w:t>0,856</w:t>
+            </w:r>
+          </w:p>
+        </w:tc>
+        <w:tc>
+          <w:tcPr>
+            <w:tcW w:w="1134" w:type="dxa"/>
+          </w:tcPr>
+          <w:p>
+            <w:pPr>
+              <w:spacing w:after="0"/>
+              <w:jc w:val="center"/>
+              <w:cnfStyle w:val="000000000000" w:firstRow="0" w:lastRow="0" w:firstColumn="0" w:lastColumn="0" w:oddVBand="0" w:evenVBand="0" w:oddHBand="0" w:evenHBand="0" w:firstRowFirstColumn="0" w:firstRowLastColumn="0" w:lastRowFirstColumn="0" w:lastRowLastColumn="0"/>
+              <w:rPr>
+                <w:rFonts w:eastAsia="Aptos"/>
+              </w:rPr>
+            </w:pPr>
+            <w:r>
+              <w:rPr>
+                <w:rFonts w:eastAsia="Aptos"/>
+              </w:rPr>
+              <w:t>0,952</w:t>
+            </w:r>
+          </w:p>
+        </w:tc>
+        <w:tc>
+          <w:tcPr>
+            <w:tcW w:w="1134" w:type="dxa"/>
+          </w:tcPr>
+          <w:p>
+            <w:pPr>
+              <w:spacing w:after="0"/>
+              <w:jc w:val="center"/>
+              <w:cnfStyle w:val="000000000000" w:firstRow="0" w:lastRow="0" w:firstColumn="0" w:lastColumn="0" w:oddVBand="0" w:evenVBand="0" w:oddHBand="0" w:evenHBand="0" w:firstRowFirstColumn="0" w:firstRowLastColumn="0" w:lastRowFirstColumn="0" w:lastRowLastColumn="0"/>
+              <w:rPr>
+                <w:rFonts w:eastAsia="Aptos"/>
+              </w:rPr>
+            </w:pPr>
+            <w:r>
+              <w:rPr>
+                <w:rFonts w:eastAsia="Aptos"/>
+              </w:rPr>
+              <w:t>0,488</w:t>
+            </w:r>
+          </w:p>
+        </w:tc>
+        <w:tc>
+          <w:tcPr>
+            <w:tcW w:w="851" w:type="dxa"/>
+          </w:tcPr>
+          <w:p>
+            <w:pPr>
+              <w:spacing w:after="0"/>
+              <w:jc w:val="center"/>
+              <w:cnfStyle w:val="000000000000" w:firstRow="0" w:lastRow="0" w:firstColumn="0" w:lastColumn="0" w:oddVBand="0" w:evenVBand="0" w:oddHBand="0" w:evenHBand="0" w:firstRowFirstColumn="0" w:firstRowLastColumn="0" w:lastRowFirstColumn="0" w:lastRowLastColumn="0"/>
+              <w:rPr>
+                <w:rFonts w:eastAsia="Aptos"/>
+              </w:rPr>
+            </w:pPr>
+            <w:r>
+              <w:rPr>
+                <w:rFonts w:eastAsia="Aptos"/>
+              </w:rPr>
+              <w:t>0,645</w:t>
+            </w:r>
+          </w:p>
+        </w:tc>
+        <w:tc>
+          <w:tcPr>
+            <w:tcW w:w="1417" w:type="dxa"/>
+          </w:tcPr>
+          <w:p>
+            <w:pPr>
+              <w:spacing w:after="0"/>
+              <w:jc w:val="center"/>
+              <w:cnfStyle w:val="000000000000" w:firstRow="0" w:lastRow="0" w:firstColumn="0" w:lastColumn="0" w:oddVBand="0" w:evenVBand="0" w:oddHBand="0" w:evenHBand="0" w:firstRowFirstColumn="0" w:firstRowLastColumn="0" w:lastRowFirstColumn="0" w:lastRowLastColumn="0"/>
+              <w:rPr>
+                <w:rFonts w:eastAsia="Aptos"/>
+              </w:rPr>
+            </w:pPr>
+            <w:r>
+              <w:rPr>
+                <w:rFonts w:eastAsia="Aptos"/>
+              </w:rPr>
+              <w:t>0,725</w:t>
+            </w:r>
+          </w:p>
+        </w:tc>
+      </w:tr>
+      <w:tr>
+        <w:tc>
+          <w:tcPr>
+            <w:cnfStyle w:val="001000000000" w:firstRow="0" w:lastRow="0" w:firstColumn="1" w:lastColumn="0" w:oddVBand="0" w:evenVBand="0" w:oddHBand="0" w:evenHBand="0" w:firstRowFirstColumn="0" w:firstRowLastColumn="0" w:lastRowFirstColumn="0" w:lastRowLastColumn="0"/>
+            <w:tcW w:w="2028" w:type="dxa"/>
+            <w:vAlign w:val="top"/>
+          </w:tcPr>
+          <w:p>
+            <w:pPr>
+              <w:spacing w:after="0"/>
+              <w:rPr>
+                <w:rFonts w:eastAsia="Aptos"/>
+              </w:rPr>
+            </w:pPr>
+            <w:r>
+              <w:rPr>
+                <w:rFonts w:eastAsia="Aptos"/>
+              </w:rPr>
+              <w:t>RF-A (factors EFA)</w:t>
+            </w:r>
+          </w:p>
+        </w:tc>
+        <w:tc>
+          <w:tcPr>
+            <w:tcW w:w="717" w:type="dxa"/>
+            <w:vAlign w:val="top"/>
+          </w:tcPr>
+          <w:p>
+            <w:pPr>
+              <w:spacing w:after="0"/>
+              <w:jc w:val="center"/>
+              <w:cnfStyle w:val="000000000000" w:firstRow="0" w:lastRow="0" w:firstColumn="0" w:lastColumn="0" w:oddVBand="0" w:evenVBand="0" w:oddHBand="0" w:evenHBand="0" w:firstRowFirstColumn="0" w:firstRowLastColumn="0" w:lastRowFirstColumn="0" w:lastRowLastColumn="0"/>
+              <w:rPr>
+                <w:rFonts w:eastAsia="Aptos"/>
+              </w:rPr>
+            </w:pPr>
+            <w:r>
+              <w:rPr>
+                <w:rFonts w:eastAsia="Aptos"/>
+              </w:rPr>
+              <w:t>0,892</w:t>
+            </w:r>
+          </w:p>
+        </w:tc>
+        <w:tc>
+          <w:tcPr>
+            <w:tcW w:w="1224" w:type="dxa"/>
+            <w:vAlign w:val="top"/>
+          </w:tcPr>
+          <w:p>
+            <w:pPr>
+              <w:spacing w:after="0"/>
+              <w:jc w:val="center"/>
+              <w:cnfStyle w:val="000000000000" w:firstRow="0" w:lastRow="0" w:firstColumn="0" w:lastColumn="0" w:oddVBand="0" w:evenVBand="0" w:oddHBand="0" w:evenHBand="0" w:firstRowFirstColumn="0" w:firstRowLastColumn="0" w:lastRowFirstColumn="0" w:lastRowLastColumn="0"/>
+              <w:rPr>
+                <w:rFonts w:eastAsia="Aptos"/>
+              </w:rPr>
+            </w:pPr>
+            <w:r>
+              <w:rPr>
+                <w:rFonts w:eastAsia="Aptos"/>
+              </w:rPr>
+              <w:t>0,809</w:t>
+            </w:r>
+          </w:p>
+        </w:tc>
+        <w:tc>
+          <w:tcPr>
+            <w:tcW w:w="1134" w:type="dxa"/>
+            <w:vAlign w:val="top"/>
+          </w:tcPr>
+          <w:p>
+            <w:pPr>
+              <w:spacing w:after="0"/>
+              <w:jc w:val="center"/>
+              <w:cnfStyle w:val="000000000000" w:firstRow="0" w:lastRow="0" w:firstColumn="0" w:lastColumn="0" w:oddVBand="0" w:evenVBand="0" w:oddHBand="0" w:evenHBand="0" w:firstRowFirstColumn="0" w:firstRowLastColumn="0" w:lastRowFirstColumn="0" w:lastRowLastColumn="0"/>
+              <w:rPr>
+                <w:rFonts w:eastAsia="Aptos"/>
+              </w:rPr>
+            </w:pPr>
+            <w:r>
+              <w:rPr>
+                <w:rFonts w:eastAsia="Aptos"/>
+              </w:rPr>
+              <w:t>0,967</w:t>
+            </w:r>
+          </w:p>
+        </w:tc>
+        <w:tc>
+          <w:tcPr>
+            <w:tcW w:w="1134" w:type="dxa"/>
+          </w:tcPr>
+          <w:p>
+            <w:pPr>
+              <w:spacing w:after="0"/>
+              <w:jc w:val="center"/>
+              <w:cnfStyle w:val="000000000000" w:firstRow="0" w:lastRow="0" w:firstColumn="0" w:lastColumn="0" w:oddVBand="0" w:evenVBand="0" w:oddHBand="0" w:evenHBand="0" w:firstRowFirstColumn="0" w:firstRowLastColumn="0" w:lastRowFirstColumn="0" w:lastRowLastColumn="0"/>
+              <w:rPr>
+                <w:rFonts w:eastAsia="Aptos"/>
+              </w:rPr>
+            </w:pPr>
+            <w:r>
+              <w:rPr>
+                <w:rFonts w:eastAsia="Aptos"/>
+              </w:rPr>
+              <w:t>0,707</w:t>
+            </w:r>
+          </w:p>
+        </w:tc>
+        <w:tc>
+          <w:tcPr>
+            <w:tcW w:w="851" w:type="dxa"/>
+          </w:tcPr>
+          <w:p>
+            <w:pPr>
+              <w:spacing w:after="0"/>
+              <w:jc w:val="center"/>
+              <w:cnfStyle w:val="000000000000" w:firstRow="0" w:lastRow="0" w:firstColumn="0" w:lastColumn="0" w:oddVBand="0" w:evenVBand="0" w:oddHBand="0" w:evenHBand="0" w:firstRowFirstColumn="0" w:firstRowLastColumn="0" w:lastRowFirstColumn="0" w:lastRowLastColumn="0"/>
+              <w:rPr>
+                <w:rFonts w:eastAsia="Aptos"/>
+              </w:rPr>
+            </w:pPr>
+            <w:r>
+              <w:rPr>
+                <w:rFonts w:eastAsia="Aptos"/>
+              </w:rPr>
+              <w:t>0,817</w:t>
+            </w:r>
+          </w:p>
+        </w:tc>
+        <w:tc>
+          <w:tcPr>
+            <w:tcW w:w="1417" w:type="dxa"/>
+          </w:tcPr>
+          <w:p>
+            <w:pPr>
+              <w:spacing w:after="0"/>
+              <w:jc w:val="center"/>
+              <w:cnfStyle w:val="000000000000" w:firstRow="0" w:lastRow="0" w:firstColumn="0" w:lastColumn="0" w:oddVBand="0" w:evenVBand="0" w:oddHBand="0" w:evenHBand="0" w:firstRowFirstColumn="0" w:firstRowLastColumn="0" w:lastRowFirstColumn="0" w:lastRowLastColumn="0"/>
+              <w:rPr>
+                <w:rFonts w:eastAsia="Aptos"/>
+              </w:rPr>
+            </w:pPr>
+            <w:r>
+              <w:rPr>
+                <w:rFonts w:eastAsia="Aptos"/>
+              </w:rPr>
+              <w:t>0,835</w:t>
+            </w:r>
+          </w:p>
+        </w:tc>
+      </w:tr>
+      <w:tr>
+        <w:tc>
+          <w:tcPr>
+            <w:cnfStyle w:val="001000000000" w:firstRow="0" w:lastRow="0" w:firstColumn="1" w:lastColumn="0" w:oddVBand="0" w:evenVBand="0" w:oddHBand="0" w:evenHBand="0" w:firstRowFirstColumn="0" w:firstRowLastColumn="0" w:lastRowFirstColumn="0" w:lastRowLastColumn="0"/>
+            <w:tcW w:w="2028" w:type="dxa"/>
+            <w:vAlign w:val="top"/>
+          </w:tcPr>
+          <w:p>
+            <w:pPr>
+              <w:spacing w:after="0"/>
+              <w:rPr>
+                <w:rFonts w:eastAsia="Aptos"/>
+              </w:rPr>
+            </w:pPr>
+            <w:r>
+              <w:rPr>
+                <w:rFonts w:eastAsia="Aptos"/>
+              </w:rPr>
+              <w:t>RF-B (Likert orig</w:t>
+            </w:r>
+            <w:r>
+              <w:rPr>
+                <w:rFonts w:eastAsia="Aptos"/>
+              </w:rPr>
+              <w:t>inal)</w:t>
+            </w:r>
+          </w:p>
+        </w:tc>
+        <w:tc>
+          <w:tcPr>
+            <w:tcW w:w="717" w:type="dxa"/>
+            <w:vAlign w:val="top"/>
+          </w:tcPr>
+          <w:p>
+            <w:pPr>
+              <w:spacing w:after="0"/>
+              <w:jc w:val="center"/>
+              <w:cnfStyle w:val="000000000000" w:firstRow="0" w:lastRow="0" w:firstColumn="0" w:lastColumn="0" w:oddVBand="0" w:evenVBand="0" w:oddHBand="0" w:evenHBand="0" w:firstRowFirstColumn="0" w:firstRowLastColumn="0" w:lastRowFirstColumn="0" w:lastRowLastColumn="0"/>
+              <w:rPr>
+                <w:rFonts w:eastAsia="Aptos"/>
+              </w:rPr>
+            </w:pPr>
+            <w:r>
+              <w:rPr>
+                <w:rFonts w:eastAsia="Aptos"/>
+              </w:rPr>
+              <w:t>0,808</w:t>
+            </w:r>
+          </w:p>
+        </w:tc>
+        <w:tc>
+          <w:tcPr>
+            <w:tcW w:w="1224" w:type="dxa"/>
+            <w:vAlign w:val="top"/>
+          </w:tcPr>
+          <w:p>
+            <w:pPr>
+              <w:spacing w:after="0"/>
+              <w:jc w:val="center"/>
+              <w:cnfStyle w:val="000000000000" w:firstRow="0" w:lastRow="0" w:firstColumn="0" w:lastColumn="0" w:oddVBand="0" w:evenVBand="0" w:oddHBand="0" w:evenHBand="0" w:firstRowFirstColumn="0" w:firstRowLastColumn="0" w:lastRowFirstColumn="0" w:lastRowLastColumn="0"/>
+              <w:rPr>
+                <w:rFonts w:eastAsia="Aptos"/>
+              </w:rPr>
+            </w:pPr>
+            <w:r>
+              <w:rPr>
+                <w:rFonts w:eastAsia="Aptos"/>
+              </w:rPr>
+              <w:t>0,632</w:t>
+            </w:r>
+          </w:p>
+        </w:tc>
+        <w:tc>
+          <w:tcPr>
+            <w:tcW w:w="1134" w:type="dxa"/>
+            <w:vAlign w:val="top"/>
+          </w:tcPr>
+          <w:p>
+            <w:pPr>
+              <w:spacing w:after="0"/>
+              <w:jc w:val="center"/>
+              <w:cnfStyle w:val="000000000000" w:firstRow="0" w:lastRow="0" w:firstColumn="0" w:lastColumn="0" w:oddVBand="0" w:evenVBand="0" w:oddHBand="0" w:evenHBand="0" w:firstRowFirstColumn="0" w:firstRowLastColumn="0" w:lastRowFirstColumn="0" w:lastRowLastColumn="0"/>
+              <w:rPr>
+                <w:rFonts w:eastAsia="Aptos"/>
+              </w:rPr>
+            </w:pPr>
+            <w:r>
+              <w:rPr>
+                <w:rFonts w:eastAsia="Aptos"/>
+              </w:rPr>
+              <w:t>0,833</w:t>
+            </w:r>
+          </w:p>
+        </w:tc>
+        <w:tc>
+          <w:tcPr>
+            <w:tcW w:w="1134" w:type="dxa"/>
+          </w:tcPr>
+          <w:p>
+            <w:pPr>
+              <w:spacing w:after="0"/>
+              <w:jc w:val="center"/>
+              <w:cnfStyle w:val="000000000000" w:firstRow="0" w:lastRow="0" w:firstColumn="0" w:lastColumn="0" w:oddVBand="0" w:evenVBand="0" w:oddHBand="0" w:evenHBand="0" w:firstRowFirstColumn="0" w:firstRowLastColumn="0" w:lastRowFirstColumn="0" w:lastRowLastColumn="0"/>
+              <w:rPr>
+                <w:rFonts w:eastAsia="Aptos"/>
+              </w:rPr>
+            </w:pPr>
+            <w:r>
+              <w:rPr>
+                <w:rFonts w:eastAsia="Aptos"/>
+              </w:rPr>
+              <w:t>0,488</w:t>
+            </w:r>
+          </w:p>
+        </w:tc>
+        <w:tc>
+          <w:tcPr>
+            <w:tcW w:w="851" w:type="dxa"/>
+          </w:tcPr>
+          <w:p>
+            <w:pPr>
+              <w:spacing w:after="0"/>
+              <w:jc w:val="center"/>
+              <w:cnfStyle w:val="000000000000" w:firstRow="0" w:lastRow="0" w:firstColumn="0" w:lastColumn="0" w:oddVBand="0" w:evenVBand="0" w:oddHBand="0" w:evenHBand="0" w:firstRowFirstColumn="0" w:firstRowLastColumn="0" w:lastRowFirstColumn="0" w:lastRowLastColumn="0"/>
+              <w:rPr>
+                <w:rFonts w:eastAsia="Aptos"/>
+              </w:rPr>
+            </w:pPr>
+            <w:r>
+              <w:rPr>
+                <w:rFonts w:eastAsia="Aptos"/>
+              </w:rPr>
+              <w:t>0,615</w:t>
+            </w:r>
+          </w:p>
+        </w:tc>
+        <w:tc>
+          <w:tcPr>
+            <w:tcW w:w="1417" w:type="dxa"/>
+          </w:tcPr>
+          <w:p>
+            <w:pPr>
+              <w:spacing w:after="0"/>
+              <w:jc w:val="center"/>
+              <w:cnfStyle w:val="000000000000" w:firstRow="0" w:lastRow="0" w:firstColumn="0" w:lastColumn="0" w:oddVBand="0" w:evenVBand="0" w:oddHBand="0" w:evenHBand="0" w:firstRowFirstColumn="0" w:firstRowLastColumn="0" w:lastRowFirstColumn="0" w:lastRowLastColumn="0"/>
+              <w:rPr>
+                <w:rFonts w:eastAsia="Aptos"/>
+              </w:rPr>
+            </w:pPr>
+            <w:r>
+              <w:rPr>
+                <w:rFonts w:eastAsia="Aptos"/>
+              </w:rPr>
+              <w:t>0,670</w:t>
+            </w:r>
+          </w:p>
+        </w:tc>
+      </w:tr>
+      <w:tr>
+        <w:tc>
+          <w:tcPr>
+            <w:cnfStyle w:val="001000000000" w:firstRow="0" w:lastRow="0" w:firstColumn="1" w:lastColumn="0" w:oddVBand="0" w:evenVBand="0" w:oddHBand="0" w:evenHBand="0" w:firstRowFirstColumn="0" w:firstRowLastColumn="0" w:lastRowFirstColumn="0" w:lastRowLastColumn="0"/>
+            <w:tcW w:w="2028" w:type="dxa"/>
+            <w:vAlign w:val="top"/>
+          </w:tcPr>
+          <w:p>
+            <w:pPr>
+              <w:spacing w:after="0"/>
+              <w:rPr>
+                <w:rFonts w:eastAsia="Aptos"/>
+              </w:rPr>
+            </w:pPr>
+            <w:r>
+              <w:rPr>
+                <w:rFonts w:eastAsia="Aptos"/>
+              </w:rPr>
+              <w:t>XGBoost</w:t>
+            </w:r>
+          </w:p>
+        </w:tc>
+        <w:tc>
+          <w:tcPr>
+            <w:tcW w:w="717" w:type="dxa"/>
+            <w:vAlign w:val="top"/>
+          </w:tcPr>
+          <w:p>
+            <w:pPr>
+              <w:spacing w:after="0"/>
+              <w:jc w:val="center"/>
+              <w:cnfStyle w:val="000000000000" w:firstRow="0" w:lastRow="0" w:firstColumn="0" w:lastColumn="0" w:oddVBand="0" w:evenVBand="0" w:oddHBand="0" w:evenHBand="0" w:firstRowFirstColumn="0" w:firstRowLastColumn="0" w:lastRowFirstColumn="0" w:lastRowLastColumn="0"/>
+              <w:rPr>
+                <w:rFonts w:eastAsia="Aptos"/>
+              </w:rPr>
+            </w:pPr>
+            <w:r>
+              <w:rPr>
+                <w:rFonts w:eastAsia="Aptos"/>
+              </w:rPr>
+              <w:t>0,855</w:t>
+            </w:r>
+          </w:p>
+        </w:tc>
+        <w:tc>
+          <w:tcPr>
+            <w:tcW w:w="1224" w:type="dxa"/>
+            <w:vAlign w:val="top"/>
+          </w:tcPr>
+          <w:p>
+            <w:pPr>
+              <w:spacing w:after="0"/>
+              <w:jc w:val="center"/>
+              <w:cnfStyle w:val="000000000000" w:firstRow="0" w:lastRow="0" w:firstColumn="0" w:lastColumn="0" w:oddVBand="0" w:evenVBand="0" w:oddHBand="0" w:evenHBand="0" w:firstRowFirstColumn="0" w:firstRowLastColumn="0" w:lastRowFirstColumn="0" w:lastRowLastColumn="0"/>
+              <w:rPr>
+                <w:rFonts w:eastAsia="Aptos"/>
+              </w:rPr>
+            </w:pPr>
+            <w:r>
+              <w:rPr>
+                <w:rFonts w:eastAsia="Aptos"/>
+              </w:rPr>
+              <w:t>0,735</w:t>
+            </w:r>
+          </w:p>
+        </w:tc>
+        <w:tc>
+          <w:tcPr>
+            <w:tcW w:w="1134" w:type="dxa"/>
+            <w:vAlign w:val="top"/>
+          </w:tcPr>
+          <w:p>
+            <w:pPr>
+              <w:spacing w:after="0"/>
+              <w:jc w:val="center"/>
+              <w:cnfStyle w:val="000000000000" w:firstRow="0" w:lastRow="0" w:firstColumn="0" w:lastColumn="0" w:oddVBand="0" w:evenVBand="0" w:oddHBand="0" w:evenHBand="0" w:firstRowFirstColumn="0" w:firstRowLastColumn="0" w:lastRowFirstColumn="0" w:lastRowLastColumn="0"/>
+              <w:rPr>
+                <w:rFonts w:eastAsia="Aptos"/>
+              </w:rPr>
+            </w:pPr>
+            <w:r>
+              <w:rPr>
+                <w:rFonts w:eastAsia="Aptos"/>
+              </w:rPr>
+              <w:t>0,897</w:t>
+            </w:r>
+          </w:p>
+        </w:tc>
+        <w:tc>
+          <w:tcPr>
+            <w:tcW w:w="1134" w:type="dxa"/>
+          </w:tcPr>
+          <w:p>
+            <w:pPr>
+              <w:spacing w:after="0"/>
+              <w:jc w:val="center"/>
+              <w:cnfStyle w:val="000000000000" w:firstRow="0" w:lastRow="0" w:firstColumn="0" w:lastColumn="0" w:oddVBand="0" w:evenVBand="0" w:oddHBand="0" w:evenHBand="0" w:firstRowFirstColumn="0" w:firstRowLastColumn="0" w:lastRowFirstColumn="0" w:lastRowLastColumn="0"/>
+              <w:rPr>
+                <w:rFonts w:eastAsia="Aptos"/>
+              </w:rPr>
+            </w:pPr>
+            <w:r>
+              <w:rPr>
+                <w:rFonts w:eastAsia="Aptos"/>
+              </w:rPr>
+              <w:t>0,634</w:t>
+            </w:r>
+          </w:p>
+        </w:tc>
+        <w:tc>
+          <w:tcPr>
+            <w:tcW w:w="851" w:type="dxa"/>
+          </w:tcPr>
+          <w:p>
+            <w:pPr>
+              <w:spacing w:after="0"/>
+              <w:jc w:val="center"/>
+              <w:cnfStyle w:val="000000000000" w:firstRow="0" w:lastRow="0" w:firstColumn="0" w:lastColumn="0" w:oddVBand="0" w:evenVBand="0" w:oddHBand="0" w:evenHBand="0" w:firstRowFirstColumn="0" w:firstRowLastColumn="0" w:lastRowFirstColumn="0" w:lastRowLastColumn="0"/>
+              <w:rPr>
+                <w:rFonts w:eastAsia="Aptos"/>
+              </w:rPr>
+            </w:pPr>
+            <w:r>
+              <w:rPr>
+                <w:rFonts w:eastAsia="Aptos"/>
+              </w:rPr>
+              <w:t>0,743</w:t>
+            </w:r>
+          </w:p>
+        </w:tc>
+        <w:tc>
+          <w:tcPr>
+            <w:tcW w:w="1417" w:type="dxa"/>
+          </w:tcPr>
+          <w:p>
+            <w:pPr>
+              <w:spacing w:after="0"/>
+              <w:jc w:val="center"/>
+              <w:cnfStyle w:val="000000000000" w:firstRow="0" w:lastRow="0" w:firstColumn="0" w:lastColumn="0" w:oddVBand="0" w:evenVBand="0" w:oddHBand="0" w:evenHBand="0" w:firstRowFirstColumn="0" w:firstRowLastColumn="0" w:lastRowFirstColumn="0" w:lastRowLastColumn="0"/>
+              <w:rPr>
+                <w:rFonts w:eastAsia="Aptos"/>
+              </w:rPr>
+            </w:pPr>
+            <w:r>
+              <w:rPr>
+                <w:rFonts w:eastAsia="Aptos"/>
+              </w:rPr>
+              <w:t>0,762</w:t>
+            </w:r>
+          </w:p>
+        </w:tc>
+      </w:tr>
+      <w:tr>
+        <w:tc>
+          <w:tcPr>
+            <w:cnfStyle w:val="001000000000" w:firstRow="0" w:lastRow="0" w:firstColumn="1" w:lastColumn="0" w:oddVBand="0" w:evenVBand="0" w:oddHBand="0" w:evenHBand="0" w:firstRowFirstColumn="0" w:firstRowLastColumn="0" w:lastRowFirstColumn="0" w:lastRowLastColumn="0"/>
+            <w:tcW w:w="2028" w:type="dxa"/>
+            <w:vAlign w:val="top"/>
+          </w:tcPr>
+          <w:p>
+            <w:pPr>
+              <w:spacing w:after="0"/>
+              <w:rPr>
+                <w:rFonts w:eastAsia="Aptos"/>
+              </w:rPr>
+            </w:pPr>
+            <w:r>
+              <w:rPr>
+                <w:rFonts w:eastAsia="Aptos"/>
+              </w:rPr>
+              <w:t>SVM-RBF</w:t>
+            </w:r>
+          </w:p>
+        </w:tc>
+        <w:tc>
+          <w:tcPr>
+            <w:tcW w:w="717" w:type="dxa"/>
+            <w:vAlign w:val="top"/>
+          </w:tcPr>
+          <w:p>
+            <w:pPr>
+              <w:spacing w:after="0"/>
+              <w:jc w:val="center"/>
+              <w:cnfStyle w:val="000000000000" w:firstRow="0" w:lastRow="0" w:firstColumn="0" w:lastColumn="0" w:oddVBand="0" w:evenVBand="0" w:oddHBand="0" w:evenHBand="0" w:firstRowFirstColumn="0" w:firstRowLastColumn="0" w:lastRowFirstColumn="0" w:lastRowLastColumn="0"/>
+              <w:rPr>
+                <w:rFonts w:eastAsia="Aptos"/>
+              </w:rPr>
+            </w:pPr>
+            <w:r>
+              <w:rPr>
+                <w:lang w:eastAsia="en-US"/>
+              </w:rPr>
+              <w:t>0,856</w:t>
+            </w:r>
+          </w:p>
+        </w:tc>
+        <w:tc>
+          <w:tcPr>
+            <w:tcW w:w="1224" w:type="dxa"/>
+            <w:vAlign w:val="top"/>
+          </w:tcPr>
+          <w:p>
+            <w:pPr>
+              <w:spacing w:after="0"/>
+              <w:jc w:val="center"/>
+              <w:cnfStyle w:val="000000000000" w:firstRow="0" w:lastRow="0" w:firstColumn="0" w:lastColumn="0" w:oddVBand="0" w:evenVBand="0" w:oddHBand="0" w:evenHBand="0" w:firstRowFirstColumn="0" w:firstRowLastColumn="0" w:lastRowFirstColumn="0" w:lastRowLastColumn="0"/>
+              <w:rPr>
+                <w:rFonts w:eastAsia="Aptos"/>
+              </w:rPr>
+            </w:pPr>
+            <w:r>
+              <w:rPr>
+                <w:lang w:eastAsia="en-US"/>
+              </w:rPr>
+              <w:t>0,735</w:t>
+            </w:r>
+          </w:p>
+        </w:tc>
+        <w:tc>
+          <w:tcPr>
+            <w:tcW w:w="1134" w:type="dxa"/>
+            <w:vAlign w:val="top"/>
+          </w:tcPr>
+          <w:p>
+            <w:pPr>
+              <w:spacing w:after="0"/>
+              <w:jc w:val="center"/>
+              <w:cnfStyle w:val="000000000000" w:firstRow="0" w:lastRow="0" w:firstColumn="0" w:lastColumn="0" w:oddVBand="0" w:evenVBand="0" w:oddHBand="0" w:evenHBand="0" w:firstRowFirstColumn="0" w:firstRowLastColumn="0" w:lastRowFirstColumn="0" w:lastRowLastColumn="0"/>
+              <w:rPr>
+                <w:rFonts w:eastAsia="Aptos"/>
+              </w:rPr>
+            </w:pPr>
+            <w:r>
+              <w:rPr>
+                <w:lang w:eastAsia="en-US"/>
+              </w:rPr>
+              <w:t>0,897</w:t>
+            </w:r>
+          </w:p>
+        </w:tc>
+        <w:tc>
+          <w:tcPr>
+            <w:tcW w:w="1134" w:type="dxa"/>
+          </w:tcPr>
+          <w:p>
+            <w:pPr>
+              <w:spacing w:after="0"/>
+              <w:jc w:val="center"/>
+              <w:cnfStyle w:val="000000000000" w:firstRow="0" w:lastRow="0" w:firstColumn="0" w:lastColumn="0" w:oddVBand="0" w:evenVBand="0" w:oddHBand="0" w:evenHBand="0" w:firstRowFirstColumn="0" w:firstRowLastColumn="0" w:lastRowFirstColumn="0" w:lastRowLastColumn="0"/>
+              <w:rPr>
+                <w:rFonts w:eastAsia="Aptos"/>
+              </w:rPr>
+            </w:pPr>
+            <w:r>
+              <w:rPr>
+                <w:lang w:eastAsia="en-US"/>
+              </w:rPr>
+              <w:t>0,634</w:t>
+            </w:r>
+          </w:p>
+        </w:tc>
+        <w:tc>
+          <w:tcPr>
+            <w:tcW w:w="851" w:type="dxa"/>
+          </w:tcPr>
+          <w:p>
+            <w:pPr>
+              <w:spacing w:after="0"/>
+              <w:jc w:val="center"/>
+              <w:cnfStyle w:val="000000000000" w:firstRow="0" w:lastRow="0" w:firstColumn="0" w:lastColumn="0" w:oddVBand="0" w:evenVBand="0" w:oddHBand="0" w:evenHBand="0" w:firstRowFirstColumn="0" w:firstRowLastColumn="0" w:lastRowFirstColumn="0" w:lastRowLastColumn="0"/>
+              <w:rPr>
+                <w:rFonts w:eastAsia="Aptos"/>
+              </w:rPr>
+            </w:pPr>
+          </w:p>
+        </w:tc>
+        <w:tc>
+          <w:tcPr>
+            <w:tcW w:w="1417" w:type="dxa"/>
+          </w:tcPr>
+          <w:p>
+            <w:pPr>
+              <w:spacing w:after="0"/>
+              <w:jc w:val="center"/>
+              <w:cnfStyle w:val="000000000000" w:firstRow="0" w:lastRow="0" w:firstColumn="0" w:lastColumn="0" w:oddVBand="0" w:evenVBand="0" w:oddHBand="0" w:evenHBand="0" w:firstRowFirstColumn="0" w:firstRowLastColumn="0" w:lastRowFirstColumn="0" w:lastRowLastColumn="0"/>
+              <w:rPr>
+                <w:rFonts w:eastAsia="Aptos"/>
+              </w:rPr>
+            </w:pPr>
+          </w:p>
+        </w:tc>
+      </w:tr>
+    </w:tbl>
+    <w:p>
+      <w:pPr>
+        <w:keepNext/>
+        <w:spacing w:before="240"/>
+        <w:rPr>
+          <w:lang w:eastAsia="en-US"/>
+        </w:rPr>
+      </w:pPr>
+      <w:r>
+        <w:rPr>
+          <w:lang w:eastAsia="en-US"/>
+        </w:rPr>
+        <w:t>0,7430,762</w:t>
+      </w:r>
+    </w:p>
+    <w:p>
+      <w:pPr>
+        <w:keepNext/>
+        <w:spacing w:before="240"/>
+        <w:rPr>
+          <w:lang w:eastAsia="en-US"/>
+        </w:rPr>
+      </w:pPr>
+    </w:p>
+    <w:p>
+      <w:pPr>
         <w:spacing w:line="300" w:lineRule="auto"/>
         <w:rPr>
           <w:rFonts w:eastAsia="Aptos"/>
@@ -25969,6 +28179,8 @@
       <w:sdtPr>
         <w:rPr>
           <w:rFonts w:eastAsia="Times New Roman"/>
+          <w:b w:val="0"/>
+          <w:bCs w:val="0"/>
           <w:kern w:val="28"/>
           <w:sz w:val="22"/>
           <w:szCs w:val="20"/>
@@ -25982,8 +28194,6 @@
       </w:sdtPr>
       <w:sdtEndPr>
         <w:rPr>
-          <w:b w:val="0"/>
-          <w:bCs w:val="0"/>
           <w:lang w:val="ca-ES"/>
         </w:rPr>
       </w:sdtEndPr>
@@ -26277,7 +28487,7 @@
         </w:rPr>
         <w:t xml:space="preserve">L’enquesta original es pot consultar en el següent enllaç: </w:t>
       </w:r>
-      <w:hyperlink r:id="rId31" w:history="1">
+      <w:hyperlink r:id="rId32" w:history="1">
         <w:r>
           <w:rPr>
             <w:rFonts w:eastAsia="Aptos"/>
@@ -26340,7 +28550,7 @@
                     </pic:cNvPicPr>
                   </pic:nvPicPr>
                   <pic:blipFill>
-                    <a:blip r:embed="rId32" cstate="print">
+                    <a:blip r:embed="rId33" cstate="print">
                       <a:extLst>
                         <a:ext uri="{28A0092B-C50C-407E-A947-70E740481C1C}">
                           <a14:useLocalDpi xmlns:a14="http://schemas.microsoft.com/office/drawing/2010/main" val="0"/>
@@ -29499,24 +31709,14 @@
         <w:lastRenderedPageBreak/>
         <w:t xml:space="preserve">Annex </w:t>
       </w:r>
-      <w:r>
-        <w:fldChar w:fldCharType="begin"/>
-      </w:r>
-      <w:r>
-        <w:instrText xml:space="preserve"> SEQ Annex \* ARABIC </w:instrText>
-      </w:r>
-      <w:r>
-        <w:fldChar w:fldCharType="separate"/>
-      </w:r>
-      <w:r>
-        <w:rPr>
-          <w:noProof/>
-        </w:rPr>
-        <w:t>2</w:t>
-      </w:r>
-      <w:r>
-        <w:fldChar w:fldCharType="end"/>
-      </w:r>
+      <w:fldSimple w:instr=" SEQ Annex \* ARABIC ">
+        <w:r>
+          <w:rPr>
+            <w:noProof/>
+          </w:rPr>
+          <w:t>2</w:t>
+        </w:r>
+      </w:fldSimple>
       <w:bookmarkEnd w:id="67"/>
       <w:r>
         <w:t>: Matriu de codificació de dades</w:t>
@@ -34111,24 +36311,14 @@
       <w:r>
         <w:t xml:space="preserve">Annex </w:t>
       </w:r>
-      <w:r>
-        <w:fldChar w:fldCharType="begin"/>
-      </w:r>
-      <w:r>
-        <w:instrText xml:space="preserve"> SEQ Annex \* ARABIC </w:instrText>
-      </w:r>
-      <w:r>
-        <w:fldChar w:fldCharType="separate"/>
-      </w:r>
-      <w:r>
-        <w:rPr>
-          <w:noProof/>
-        </w:rPr>
-        <w:t>3</w:t>
-      </w:r>
-      <w:r>
-        <w:fldChar w:fldCharType="end"/>
-      </w:r>
+      <w:fldSimple w:instr=" SEQ Annex \* ARABIC ">
+        <w:r>
+          <w:rPr>
+            <w:noProof/>
+          </w:rPr>
+          <w:t>3</w:t>
+        </w:r>
+      </w:fldSimple>
       <w:r>
         <w:t>: Box-plot de l’edat segons el grup d’assistència</w:t>
       </w:r>
@@ -34160,7 +36350,7 @@
                     </pic:cNvPicPr>
                   </pic:nvPicPr>
                   <pic:blipFill rotWithShape="1">
-                    <a:blip r:embed="rId36" cstate="print">
+                    <a:blip r:embed="rId37" cstate="print">
                       <a:extLst>
                         <a:ext uri="{28A0092B-C50C-407E-A947-70E740481C1C}">
                           <a14:useLocalDpi xmlns:a14="http://schemas.microsoft.com/office/drawing/2010/main" val="0"/>
@@ -34205,24 +36395,14 @@
       <w:r>
         <w:t xml:space="preserve">Annex </w:t>
       </w:r>
-      <w:r>
-        <w:fldChar w:fldCharType="begin"/>
-      </w:r>
-      <w:r>
-        <w:instrText xml:space="preserve"> SEQ Annex \* ARABIC </w:instrText>
-      </w:r>
-      <w:r>
-        <w:fldChar w:fldCharType="separate"/>
-      </w:r>
-      <w:r>
-        <w:rPr>
-          <w:noProof/>
-        </w:rPr>
-        <w:t>4</w:t>
-      </w:r>
-      <w:r>
-        <w:fldChar w:fldCharType="end"/>
-      </w:r>
+      <w:fldSimple w:instr=" SEQ Annex \* ARABIC ">
+        <w:r>
+          <w:rPr>
+            <w:noProof/>
+          </w:rPr>
+          <w:t>4</w:t>
+        </w:r>
+      </w:fldSimple>
       <w:r>
         <w:t>: Distribució de l’assistència per gènere</w:t>
       </w:r>
@@ -34257,7 +36437,7 @@
                     </pic:cNvPicPr>
                   </pic:nvPicPr>
                   <pic:blipFill rotWithShape="1">
-                    <a:blip r:embed="rId37" cstate="print">
+                    <a:blip r:embed="rId38" cstate="print">
                       <a:extLst>
                         <a:ext uri="{28A0092B-C50C-407E-A947-70E740481C1C}">
                           <a14:useLocalDpi xmlns:a14="http://schemas.microsoft.com/office/drawing/2010/main" val="0"/>
@@ -34302,24 +36482,14 @@
       <w:r>
         <w:t xml:space="preserve">Annex </w:t>
       </w:r>
-      <w:r>
-        <w:fldChar w:fldCharType="begin"/>
-      </w:r>
-      <w:r>
-        <w:instrText xml:space="preserve"> SEQ Annex \* ARABIC </w:instrText>
-      </w:r>
-      <w:r>
-        <w:fldChar w:fldCharType="separate"/>
-      </w:r>
-      <w:r>
-        <w:rPr>
-          <w:noProof/>
-        </w:rPr>
-        <w:t>5</w:t>
-      </w:r>
-      <w:r>
-        <w:fldChar w:fldCharType="end"/>
-      </w:r>
+      <w:fldSimple w:instr=" SEQ Annex \* ARABIC ">
+        <w:r>
+          <w:rPr>
+            <w:noProof/>
+          </w:rPr>
+          <w:t>5</w:t>
+        </w:r>
+      </w:fldSimple>
       <w:r>
         <w:t>: Percentatge d’alumnes que assisteixen regularment per grau i curs (cel·les amb n&gt;5)</w:t>
       </w:r>
@@ -34354,7 +36524,7 @@
                     </pic:cNvPicPr>
                   </pic:nvPicPr>
                   <pic:blipFill rotWithShape="1">
-                    <a:blip r:embed="rId38" cstate="print">
+                    <a:blip r:embed="rId39" cstate="print">
                       <a:extLst>
                         <a:ext uri="{28A0092B-C50C-407E-A947-70E740481C1C}">
                           <a14:useLocalDpi xmlns:a14="http://schemas.microsoft.com/office/drawing/2010/main" val="0"/>
@@ -34420,44 +36590,34 @@
       <w:r>
         <w:t xml:space="preserve">Annex </w:t>
       </w:r>
-      <w:r>
-        <w:fldChar w:fldCharType="begin"/>
-      </w:r>
-      <w:r>
-        <w:instrText xml:space="preserve"> SEQ Annex \* ARABIC </w:instrText>
-      </w:r>
-      <w:r>
-        <w:fldChar w:fldCharType="separate"/>
-      </w:r>
+      <w:fldSimple w:instr=" SEQ Annex \* ARABIC ">
+        <w:r>
+          <w:rPr>
+            <w:noProof/>
+          </w:rPr>
+          <w:t>6</w:t>
+        </w:r>
+      </w:fldSimple>
+      <w:r>
+        <w:t xml:space="preserve">: </w:t>
+      </w:r>
+      <w:r>
+        <w:t>Associació (V de Cramér) entre totes les variables categòriques. S'exclouen les parelles redundants per construcció (variables derivades).</w:t>
+      </w:r>
+    </w:p>
+    <w:p>
+      <w:pPr>
+        <w:rPr>
+          <w:lang w:eastAsia="en-US"/>
+        </w:rPr>
+      </w:pPr>
       <w:r>
         <w:rPr>
           <w:noProof/>
-        </w:rPr>
-        <w:t>6</w:t>
-      </w:r>
-      <w:r>
-        <w:fldChar w:fldCharType="end"/>
-      </w:r>
-      <w:r>
-        <w:t xml:space="preserve">: </w:t>
-      </w:r>
-      <w:r>
-        <w:t>Associació (V de Cramér) entre totes les variables categòriques. S'exclouen les parelles redundants per construcció (variables derivades).</w:t>
-      </w:r>
-    </w:p>
-    <w:p>
-      <w:pPr>
-        <w:rPr>
-          <w:lang w:eastAsia="en-US"/>
-        </w:rPr>
-      </w:pPr>
-      <w:r>
-        <w:rPr>
-          <w:noProof/>
           <w:lang w:eastAsia="en-US"/>
         </w:rPr>
         <w:drawing>
-          <wp:inline distT="0" distB="0" distL="0" distR="0" wp14:anchorId="693BC190" wp14:editId="712AC7E0">
+          <wp:inline distT="0" distB="0" distL="0" distR="0" wp14:anchorId="693BC190" wp14:editId="62044FEE">
             <wp:extent cx="5400040" cy="4010025"/>
             <wp:effectExtent l="0" t="0" r="0" b="9525"/>
             <wp:docPr id="1947302634" name="Imagen 10"/>
@@ -34474,7 +36634,7 @@
                     </pic:cNvPicPr>
                   </pic:nvPicPr>
                   <pic:blipFill rotWithShape="1">
-                    <a:blip r:embed="rId39" cstate="print">
+                    <a:blip r:embed="rId40" cstate="print">
                       <a:extLst>
                         <a:ext uri="{28A0092B-C50C-407E-A947-70E740481C1C}">
                           <a14:useLocalDpi xmlns:a14="http://schemas.microsoft.com/office/drawing/2010/main" val="0"/>
@@ -34519,24 +36679,14 @@
       <w:r>
         <w:t xml:space="preserve">Annex </w:t>
       </w:r>
-      <w:r>
-        <w:fldChar w:fldCharType="begin"/>
-      </w:r>
-      <w:r>
-        <w:instrText xml:space="preserve"> SEQ Annex \* ARABIC </w:instrText>
-      </w:r>
-      <w:r>
-        <w:fldChar w:fldCharType="separate"/>
-      </w:r>
-      <w:r>
-        <w:rPr>
-          <w:noProof/>
-        </w:rPr>
-        <w:t>7</w:t>
-      </w:r>
-      <w:r>
-        <w:fldChar w:fldCharType="end"/>
-      </w:r>
+      <w:fldSimple w:instr=" SEQ Annex \* ARABIC ">
+        <w:r>
+          <w:rPr>
+            <w:noProof/>
+          </w:rPr>
+          <w:t>7</w:t>
+        </w:r>
+      </w:fldSimple>
       <w:r>
         <w:t>: Validació Monte-Carlo</w:t>
       </w:r>
@@ -34590,7 +36740,7 @@
                     </pic:cNvPicPr>
                   </pic:nvPicPr>
                   <pic:blipFill rotWithShape="1">
-                    <a:blip r:embed="rId40" cstate="print">
+                    <a:blip r:embed="rId41" cstate="print">
                       <a:extLst>
                         <a:ext uri="{28A0092B-C50C-407E-A947-70E740481C1C}">
                           <a14:useLocalDpi xmlns:a14="http://schemas.microsoft.com/office/drawing/2010/main" val="0"/>
@@ -34635,24 +36785,14 @@
       <w:r>
         <w:t xml:space="preserve">Annex </w:t>
       </w:r>
-      <w:r>
-        <w:fldChar w:fldCharType="begin"/>
-      </w:r>
-      <w:r>
-        <w:instrText xml:space="preserve"> SEQ Annex \* ARABIC </w:instrText>
-      </w:r>
-      <w:r>
-        <w:fldChar w:fldCharType="separate"/>
-      </w:r>
-      <w:r>
-        <w:rPr>
-          <w:noProof/>
-        </w:rPr>
-        <w:t>8</w:t>
-      </w:r>
-      <w:r>
-        <w:fldChar w:fldCharType="end"/>
-      </w:r>
+      <w:fldSimple w:instr=" SEQ Annex \* ARABIC ">
+        <w:r>
+          <w:rPr>
+            <w:noProof/>
+          </w:rPr>
+          <w:t>8</w:t>
+        </w:r>
+      </w:fldSimple>
       <w:r>
         <w:t>: Correlació Spearman entre variables numèriques</w:t>
       </w:r>
@@ -34795,7 +36935,7 @@
                     </pic:cNvPicPr>
                   </pic:nvPicPr>
                   <pic:blipFill rotWithShape="1">
-                    <a:blip r:embed="rId41" cstate="print">
+                    <a:blip r:embed="rId42" cstate="print">
                       <a:extLst>
                         <a:ext uri="{28A0092B-C50C-407E-A947-70E740481C1C}">
                           <a14:useLocalDpi xmlns:a14="http://schemas.microsoft.com/office/drawing/2010/main" val="0"/>
@@ -34868,24 +37008,14 @@
       <w:r>
         <w:t xml:space="preserve">Annex </w:t>
       </w:r>
-      <w:r>
-        <w:fldChar w:fldCharType="begin"/>
-      </w:r>
-      <w:r>
-        <w:instrText xml:space="preserve"> SEQ Annex \* ARABIC </w:instrText>
-      </w:r>
-      <w:r>
-        <w:fldChar w:fldCharType="separate"/>
-      </w:r>
-      <w:r>
-        <w:rPr>
-          <w:noProof/>
-        </w:rPr>
-        <w:t>9</w:t>
-      </w:r>
-      <w:r>
-        <w:fldChar w:fldCharType="end"/>
-      </w:r>
+      <w:fldSimple w:instr=" SEQ Annex \* ARABIC ">
+        <w:r>
+          <w:rPr>
+            <w:noProof/>
+          </w:rPr>
+          <w:t>9</w:t>
+        </w:r>
+      </w:fldSimple>
       <w:bookmarkEnd w:id="72"/>
       <w:r>
         <w:t>: Correlació entre els factors d’Estratègies i l’assistència</w:t>
@@ -34932,7 +37062,7 @@
                     </pic:cNvPicPr>
                   </pic:nvPicPr>
                   <pic:blipFill rotWithShape="1">
-                    <a:blip r:embed="rId42" cstate="print">
+                    <a:blip r:embed="rId43" cstate="print">
                       <a:extLst>
                         <a:ext uri="{28A0092B-C50C-407E-A947-70E740481C1C}">
                           <a14:useLocalDpi xmlns:a14="http://schemas.microsoft.com/office/drawing/2010/main" val="0"/>
@@ -34996,24 +37126,14 @@
       <w:r>
         <w:t xml:space="preserve">Annex </w:t>
       </w:r>
-      <w:r>
-        <w:fldChar w:fldCharType="begin"/>
-      </w:r>
-      <w:r>
-        <w:instrText xml:space="preserve"> SEQ Annex \* ARABIC </w:instrText>
-      </w:r>
-      <w:r>
-        <w:fldChar w:fldCharType="separate"/>
-      </w:r>
-      <w:r>
-        <w:rPr>
-          <w:noProof/>
-        </w:rPr>
-        <w:t>10</w:t>
-      </w:r>
-      <w:r>
-        <w:fldChar w:fldCharType="end"/>
-      </w:r>
+      <w:fldSimple w:instr=" SEQ Annex \* ARABIC ">
+        <w:r>
+          <w:rPr>
+            <w:noProof/>
+          </w:rPr>
+          <w:t>10</w:t>
+        </w:r>
+      </w:fldSimple>
       <w:bookmarkEnd w:id="74"/>
       <w:r>
         <w:t>: Calibration plot</w:t>
@@ -35061,7 +37181,7 @@
                     </pic:cNvPicPr>
                   </pic:nvPicPr>
                   <pic:blipFill rotWithShape="1">
-                    <a:blip r:embed="rId43" cstate="print">
+                    <a:blip r:embed="rId44" cstate="print">
                       <a:extLst>
                         <a:ext uri="{28A0092B-C50C-407E-A947-70E740481C1C}">
                           <a14:useLocalDpi xmlns:a14="http://schemas.microsoft.com/office/drawing/2010/main" val="0"/>
@@ -35108,24 +37228,14 @@
         <w:lastRenderedPageBreak/>
         <w:t xml:space="preserve">Annex </w:t>
       </w:r>
-      <w:r>
-        <w:fldChar w:fldCharType="begin"/>
-      </w:r>
-      <w:r>
-        <w:instrText xml:space="preserve"> SEQ Annex \* ARABIC </w:instrText>
-      </w:r>
-      <w:r>
-        <w:fldChar w:fldCharType="separate"/>
-      </w:r>
-      <w:r>
-        <w:rPr>
-          <w:noProof/>
-        </w:rPr>
-        <w:t>11</w:t>
-      </w:r>
-      <w:r>
-        <w:fldChar w:fldCharType="end"/>
-      </w:r>
+      <w:fldSimple w:instr=" SEQ Annex \* ARABIC ">
+        <w:r>
+          <w:rPr>
+            <w:noProof/>
+          </w:rPr>
+          <w:t>11</w:t>
+        </w:r>
+      </w:fldSimple>
       <w:bookmarkEnd w:id="76"/>
       <w:r>
         <w:t>: Leverage vs Residus de Pearson estandarditzats</w:t>
@@ -35172,7 +37282,7 @@
                     </pic:cNvPicPr>
                   </pic:nvPicPr>
                   <pic:blipFill rotWithShape="1">
-                    <a:blip r:embed="rId44" cstate="print">
+                    <a:blip r:embed="rId45" cstate="print">
                       <a:extLst>
                         <a:ext uri="{28A0092B-C50C-407E-A947-70E740481C1C}">
                           <a14:useLocalDpi xmlns:a14="http://schemas.microsoft.com/office/drawing/2010/main" val="0"/>
@@ -35217,24 +37327,14 @@
       <w:r>
         <w:t xml:space="preserve">Annex </w:t>
       </w:r>
-      <w:r>
-        <w:fldChar w:fldCharType="begin"/>
-      </w:r>
-      <w:r>
-        <w:instrText xml:space="preserve"> SEQ Annex \* ARABIC </w:instrText>
-      </w:r>
-      <w:r>
-        <w:fldChar w:fldCharType="separate"/>
-      </w:r>
-      <w:r>
-        <w:rPr>
-          <w:noProof/>
-        </w:rPr>
-        <w:t>12</w:t>
-      </w:r>
-      <w:r>
-        <w:fldChar w:fldCharType="end"/>
-      </w:r>
+      <w:fldSimple w:instr=" SEQ Annex \* ARABIC ">
+        <w:r>
+          <w:rPr>
+            <w:noProof/>
+          </w:rPr>
+          <w:t>12</w:t>
+        </w:r>
+      </w:fldSimple>
       <w:r>
         <w:t xml:space="preserve">: </w:t>
       </w:r>
@@ -36237,24 +38337,14 @@
       <w:r>
         <w:t xml:space="preserve">Annex </w:t>
       </w:r>
-      <w:r>
-        <w:fldChar w:fldCharType="begin"/>
-      </w:r>
-      <w:r>
-        <w:instrText xml:space="preserve"> SEQ Annex \* ARABIC </w:instrText>
-      </w:r>
-      <w:r>
-        <w:fldChar w:fldCharType="separate"/>
-      </w:r>
-      <w:r>
-        <w:rPr>
-          <w:noProof/>
-        </w:rPr>
-        <w:t>13</w:t>
-      </w:r>
-      <w:r>
-        <w:fldChar w:fldCharType="end"/>
-      </w:r>
+      <w:fldSimple w:instr=" SEQ Annex \* ARABIC ">
+        <w:r>
+          <w:rPr>
+            <w:noProof/>
+          </w:rPr>
+          <w:t>13</w:t>
+        </w:r>
+      </w:fldSimple>
       <w:bookmarkEnd w:id="78"/>
       <w:r>
         <w:t>: Corba Precision – Recall del lògit predictiu (OOF train)</w:t>
@@ -36302,7 +38392,7 @@
                     </pic:cNvPicPr>
                   </pic:nvPicPr>
                   <pic:blipFill rotWithShape="1">
-                    <a:blip r:embed="rId45" cstate="print">
+                    <a:blip r:embed="rId46" cstate="print">
                       <a:extLst>
                         <a:ext uri="{28A0092B-C50C-407E-A947-70E740481C1C}">
                           <a14:useLocalDpi xmlns:a14="http://schemas.microsoft.com/office/drawing/2010/main" val="0"/>
@@ -36348,24 +38438,14 @@
       <w:r>
         <w:t xml:space="preserve">Annex </w:t>
       </w:r>
-      <w:r>
-        <w:fldChar w:fldCharType="begin"/>
-      </w:r>
-      <w:r>
-        <w:instrText xml:space="preserve"> SEQ Annex \* ARABIC </w:instrText>
-      </w:r>
-      <w:r>
-        <w:fldChar w:fldCharType="separate"/>
-      </w:r>
-      <w:r>
-        <w:rPr>
-          <w:noProof/>
-        </w:rPr>
-        <w:t>14</w:t>
-      </w:r>
-      <w:r>
-        <w:fldChar w:fldCharType="end"/>
-      </w:r>
+      <w:fldSimple w:instr=" SEQ Annex \* ARABIC ">
+        <w:r>
+          <w:rPr>
+            <w:noProof/>
+          </w:rPr>
+          <w:t>14</w:t>
+        </w:r>
+      </w:fldSimple>
       <w:bookmarkEnd w:id="79"/>
       <w:r>
         <w:t>: Corba ROC sobre el test</w:t>
@@ -36412,7 +38492,7 @@
                     </pic:cNvPicPr>
                   </pic:nvPicPr>
                   <pic:blipFill rotWithShape="1">
-                    <a:blip r:embed="rId46" cstate="print">
+                    <a:blip r:embed="rId47" cstate="print">
                       <a:extLst>
                         <a:ext uri="{28A0092B-C50C-407E-A947-70E740481C1C}">
                           <a14:useLocalDpi xmlns:a14="http://schemas.microsoft.com/office/drawing/2010/main" val="0"/>
@@ -36493,24 +38573,14 @@
       <w:r>
         <w:t xml:space="preserve">Annex </w:t>
       </w:r>
-      <w:r>
-        <w:fldChar w:fldCharType="begin"/>
-      </w:r>
-      <w:r>
-        <w:instrText xml:space="preserve"> SEQ Annex \* ARABIC </w:instrText>
-      </w:r>
-      <w:r>
-        <w:fldChar w:fldCharType="separate"/>
-      </w:r>
-      <w:r>
-        <w:rPr>
-          <w:noProof/>
-        </w:rPr>
-        <w:t>15</w:t>
-      </w:r>
-      <w:r>
-        <w:fldChar w:fldCharType="end"/>
-      </w:r>
+      <w:fldSimple w:instr=" SEQ Annex \* ARABIC ">
+        <w:r>
+          <w:rPr>
+            <w:noProof/>
+          </w:rPr>
+          <w:t>15</w:t>
+        </w:r>
+      </w:fldSimple>
       <w:bookmarkEnd w:id="81"/>
       <w:r>
         <w:t>: Matriu de confusió de RF-B</w:t>
@@ -36557,7 +38627,7 @@
                     </pic:cNvPicPr>
                   </pic:nvPicPr>
                   <pic:blipFill rotWithShape="1">
-                    <a:blip r:embed="rId47" cstate="print">
+                    <a:blip r:embed="rId48" cstate="print">
                       <a:extLst>
                         <a:ext uri="{28A0092B-C50C-407E-A947-70E740481C1C}">
                           <a14:useLocalDpi xmlns:a14="http://schemas.microsoft.com/office/drawing/2010/main" val="0"/>
@@ -36604,33 +38674,17 @@
       <w:r>
         <w:t xml:space="preserve">Annex </w:t>
       </w:r>
-      <w:r>
-        <w:fldChar w:fldCharType="begin"/>
-      </w:r>
-      <w:r>
-        <w:instrText xml:space="preserve"> SEQ Annex \* ARABIC </w:instrText>
-      </w:r>
-      <w:r>
-        <w:fldChar w:fldCharType="separate"/>
-      </w:r>
-      <w:r>
-        <w:rPr>
-          <w:noProof/>
-        </w:rPr>
-        <w:t>16</w:t>
-      </w:r>
-      <w:r>
-        <w:fldChar w:fldCharType="end"/>
-      </w:r>
+      <w:fldSimple w:instr=" SEQ Annex \* ARABIC ">
+        <w:r>
+          <w:rPr>
+            <w:noProof/>
+          </w:rPr>
+          <w:t>16</w:t>
+        </w:r>
+      </w:fldSimple>
       <w:bookmarkEnd w:id="82"/>
       <w:r>
-        <w:t xml:space="preserve">: </w:t>
-      </w:r>
-      <w:r>
-        <w:t>Dependence plot RF-A – MOT_</w:t>
-      </w:r>
-      <w:r>
-        <w:t>DESMOTIVACIÓ</w:t>
+        <w:t>: Dependence plot RF-A – MOT_DESMOTIVACIÓ</w:t>
       </w:r>
     </w:p>
     <w:p>
@@ -36647,6 +38701,9 @@
         </w:rPr>
       </w:pPr>
       <w:r>
+        <w:rPr>
+          <w:noProof/>
+        </w:rPr>
         <w:drawing>
           <wp:inline distT="0" distB="0" distL="0" distR="0" wp14:anchorId="4111B5DC" wp14:editId="4CF3F1FA">
             <wp:extent cx="4283417" cy="3149600"/>
@@ -36665,7 +38722,7 @@
                     </pic:cNvPicPr>
                   </pic:nvPicPr>
                   <pic:blipFill rotWithShape="1">
-                    <a:blip r:embed="rId48" cstate="print">
+                    <a:blip r:embed="rId49" cstate="print">
                       <a:extLst>
                         <a:ext uri="{28A0092B-C50C-407E-A947-70E740481C1C}">
                           <a14:useLocalDpi xmlns:a14="http://schemas.microsoft.com/office/drawing/2010/main" val="0"/>
@@ -36711,24 +38768,14 @@
         <w:lastRenderedPageBreak/>
         <w:t xml:space="preserve">Annex </w:t>
       </w:r>
-      <w:r>
-        <w:fldChar w:fldCharType="begin"/>
-      </w:r>
-      <w:r>
-        <w:instrText xml:space="preserve"> SEQ Annex \* ARABIC </w:instrText>
-      </w:r>
-      <w:r>
-        <w:fldChar w:fldCharType="separate"/>
-      </w:r>
-      <w:r>
-        <w:rPr>
-          <w:noProof/>
-        </w:rPr>
-        <w:t>17</w:t>
-      </w:r>
-      <w:r>
-        <w:fldChar w:fldCharType="end"/>
-      </w:r>
+      <w:fldSimple w:instr=" SEQ Annex \* ARABIC ">
+        <w:r>
+          <w:rPr>
+            <w:noProof/>
+          </w:rPr>
+          <w:t>17</w:t>
+        </w:r>
+      </w:fldSimple>
       <w:r>
         <w:t xml:space="preserve">: </w:t>
       </w:r>
@@ -36742,6 +38789,9 @@
         <w:jc w:val="center"/>
       </w:pPr>
       <w:r>
+        <w:rPr>
+          <w:noProof/>
+        </w:rPr>
         <w:drawing>
           <wp:inline distT="0" distB="0" distL="0" distR="0" wp14:anchorId="2DF4125F" wp14:editId="78FE4041">
             <wp:extent cx="3295650" cy="2446547"/>
@@ -36760,7 +38810,7 @@
                     </pic:cNvPicPr>
                   </pic:nvPicPr>
                   <pic:blipFill rotWithShape="1">
-                    <a:blip r:embed="rId49" cstate="print">
+                    <a:blip r:embed="rId50" cstate="print">
                       <a:extLst>
                         <a:ext uri="{28A0092B-C50C-407E-A947-70E740481C1C}">
                           <a14:useLocalDpi xmlns:a14="http://schemas.microsoft.com/office/drawing/2010/main" val="0"/>
@@ -36806,24 +38856,14 @@
       <w:r>
         <w:t xml:space="preserve">Annex </w:t>
       </w:r>
-      <w:r>
-        <w:fldChar w:fldCharType="begin"/>
-      </w:r>
-      <w:r>
-        <w:instrText xml:space="preserve"> SEQ Annex \* ARABIC </w:instrText>
-      </w:r>
-      <w:r>
-        <w:fldChar w:fldCharType="separate"/>
-      </w:r>
-      <w:r>
-        <w:rPr>
-          <w:noProof/>
-        </w:rPr>
-        <w:t>18</w:t>
-      </w:r>
-      <w:r>
-        <w:fldChar w:fldCharType="end"/>
-      </w:r>
+      <w:fldSimple w:instr=" SEQ Annex \* ARABIC ">
+        <w:r>
+          <w:rPr>
+            <w:noProof/>
+          </w:rPr>
+          <w:t>18</w:t>
+        </w:r>
+      </w:fldSimple>
       <w:r>
         <w:t xml:space="preserve">: </w:t>
       </w:r>
@@ -36837,6 +38877,9 @@
         <w:jc w:val="center"/>
       </w:pPr>
       <w:r>
+        <w:rPr>
+          <w:noProof/>
+        </w:rPr>
         <w:drawing>
           <wp:inline distT="0" distB="0" distL="0" distR="0" wp14:anchorId="48DDF5EA" wp14:editId="477545A9">
             <wp:extent cx="3213100" cy="2355039"/>
@@ -36855,7 +38898,7 @@
                     </pic:cNvPicPr>
                   </pic:nvPicPr>
                   <pic:blipFill rotWithShape="1">
-                    <a:blip r:embed="rId50" cstate="print">
+                    <a:blip r:embed="rId51" cstate="print">
                       <a:extLst>
                         <a:ext uri="{28A0092B-C50C-407E-A947-70E740481C1C}">
                           <a14:useLocalDpi xmlns:a14="http://schemas.microsoft.com/office/drawing/2010/main" val="0"/>
@@ -36899,29 +38942,16 @@
       <w:r>
         <w:t xml:space="preserve">Annex </w:t>
       </w:r>
-      <w:r>
-        <w:fldChar w:fldCharType="begin"/>
-      </w:r>
-      <w:r>
-        <w:instrText xml:space="preserve"> SEQ Annex \* ARABIC </w:instrText>
-      </w:r>
-      <w:r>
-        <w:fldChar w:fldCharType="separate"/>
-      </w:r>
-      <w:r>
-        <w:rPr>
-          <w:noProof/>
-        </w:rPr>
-        <w:t>19</w:t>
-      </w:r>
-      <w:r>
-        <w:fldChar w:fldCharType="end"/>
-      </w:r>
-      <w:r>
-        <w:t xml:space="preserve">: </w:t>
-      </w:r>
-      <w:r>
-        <w:t>Dependence plot RF-A – IA_EINA_ESTUDI</w:t>
+      <w:fldSimple w:instr=" SEQ Annex \* ARABIC ">
+        <w:r>
+          <w:rPr>
+            <w:noProof/>
+          </w:rPr>
+          <w:t>19</w:t>
+        </w:r>
+      </w:fldSimple>
+      <w:r>
+        <w:t>: Dependence plot RF-A – IA_EINA_ESTUDI</w:t>
       </w:r>
     </w:p>
     <w:p>
@@ -36930,6 +38960,9 @@
         <w:jc w:val="center"/>
       </w:pPr>
       <w:r>
+        <w:rPr>
+          <w:noProof/>
+        </w:rPr>
         <w:drawing>
           <wp:inline distT="0" distB="0" distL="0" distR="0" wp14:anchorId="63DB1ABA" wp14:editId="2CDD78EF">
             <wp:extent cx="3275839" cy="2413000"/>
@@ -36948,7 +38981,7 @@
                     </pic:cNvPicPr>
                   </pic:nvPicPr>
                   <pic:blipFill rotWithShape="1">
-                    <a:blip r:embed="rId51" cstate="print">
+                    <a:blip r:embed="rId52" cstate="print">
                       <a:extLst>
                         <a:ext uri="{28A0092B-C50C-407E-A947-70E740481C1C}">
                           <a14:useLocalDpi xmlns:a14="http://schemas.microsoft.com/office/drawing/2010/main" val="0"/>
@@ -36997,36 +39030,29 @@
         <w:lastRenderedPageBreak/>
         <w:t xml:space="preserve">Annex </w:t>
       </w:r>
-      <w:r>
-        <w:fldChar w:fldCharType="begin"/>
-      </w:r>
-      <w:r>
-        <w:instrText xml:space="preserve"> SEQ Annex \* ARABIC </w:instrText>
-      </w:r>
-      <w:r>
-        <w:fldChar w:fldCharType="separate"/>
-      </w:r>
+      <w:fldSimple w:instr=" SEQ Annex \* ARABIC ">
+        <w:r>
+          <w:rPr>
+            <w:noProof/>
+          </w:rPr>
+          <w:t>20</w:t>
+        </w:r>
+      </w:fldSimple>
+      <w:r>
+        <w:t xml:space="preserve">: </w:t>
+      </w:r>
+      <w:r>
+        <w:t>Dependence Plot RF-A – CURS_1R</w:t>
+      </w:r>
+    </w:p>
+    <w:p>
+      <w:pPr>
+        <w:jc w:val="center"/>
+      </w:pPr>
       <w:r>
         <w:rPr>
           <w:noProof/>
         </w:rPr>
-        <w:t>20</w:t>
-      </w:r>
-      <w:r>
-        <w:fldChar w:fldCharType="end"/>
-      </w:r>
-      <w:r>
-        <w:t xml:space="preserve">: </w:t>
-      </w:r>
-      <w:r>
-        <w:t>Dependence Plot RF-A – CURS_1R</w:t>
-      </w:r>
-    </w:p>
-    <w:p>
-      <w:pPr>
-        <w:jc w:val="center"/>
-      </w:pPr>
-      <w:r>
         <w:drawing>
           <wp:inline distT="0" distB="0" distL="0" distR="0" wp14:anchorId="03D55D96" wp14:editId="39813510">
             <wp:extent cx="3473450" cy="2562200"/>
@@ -37045,7 +39071,7 @@
                     </pic:cNvPicPr>
                   </pic:nvPicPr>
                   <pic:blipFill rotWithShape="1">
-                    <a:blip r:embed="rId52" cstate="print">
+                    <a:blip r:embed="rId53" cstate="print">
                       <a:extLst>
                         <a:ext uri="{28A0092B-C50C-407E-A947-70E740481C1C}">
                           <a14:useLocalDpi xmlns:a14="http://schemas.microsoft.com/office/drawing/2010/main" val="0"/>
@@ -37102,7 +39128,7 @@
     </w:p>
     <w:p/>
     <w:sectPr>
-      <w:footerReference w:type="default" r:id="rId53"/>
+      <w:footerReference w:type="default" r:id="rId54"/>
       <w:pgSz w:w="11906" w:h="16838"/>
       <w:pgMar w:top="1417" w:right="1701" w:bottom="1417" w:left="1701" w:header="708" w:footer="708" w:gutter="0"/>
       <w:cols w:space="708"/>
@@ -41337,7 +43363,7 @@
   <w:style w:type="paragraph" w:default="1" w:styleId="Normal">
     <w:name w:val="Normal"/>
     <w:qFormat/>
-    <w:rsid w:val="00030EB8"/>
+    <w:rsid w:val="00FB5F58"/>
     <w:pPr>
       <w:spacing w:after="240" w:line="360" w:lineRule="auto"/>
       <w:jc w:val="both"/>
@@ -42220,6 +44246,36 @@
       <w:lang w:eastAsia="ca-ES"/>
     </w:rPr>
   </w:style>
+  <w:style w:type="paragraph" w:styleId="HTMLconformatoprevio">
+    <w:name w:val="HTML Preformatted"/>
+    <w:basedOn w:val="Normal"/>
+    <w:link w:val="HTMLconformatoprevioCar"/>
+    <w:uiPriority w:val="99"/>
+    <w:semiHidden/>
+    <w:unhideWhenUsed/>
+    <w:rsid w:val="00914AE8"/>
+    <w:pPr>
+      <w:spacing w:after="0" w:line="240" w:lineRule="auto"/>
+    </w:pPr>
+    <w:rPr>
+      <w:rFonts w:ascii="Consolas" w:hAnsi="Consolas"/>
+      <w:sz w:val="20"/>
+    </w:rPr>
+  </w:style>
+  <w:style w:type="character" w:customStyle="1" w:styleId="HTMLconformatoprevioCar">
+    <w:name w:val="HTML con formato previo Car"/>
+    <w:basedOn w:val="Fuentedeprrafopredeter"/>
+    <w:link w:val="HTMLconformatoprevio"/>
+    <w:uiPriority w:val="99"/>
+    <w:semiHidden/>
+    <w:rsid w:val="00914AE8"/>
+    <w:rPr>
+      <w:rFonts w:ascii="Consolas" w:eastAsia="Times New Roman" w:hAnsi="Consolas"/>
+      <w:color w:val="000000"/>
+      <w:kern w:val="28"/>
+      <w:lang w:eastAsia="es-ES"/>
+    </w:rPr>
+  </w:style>
 </w:styles>
 </file>
 

--- a/Documents/Redacció.docx
+++ b/Documents/Redacció.docx
@@ -993,7 +993,7 @@
                                     </pic:cNvPicPr>
                                   </pic:nvPicPr>
                                   <pic:blipFill>
-                                    <a:blip r:embed="rId9">
+                                    <a:blip r:embed="rId10">
                                       <a:extLst>
                                         <a:ext uri="{28A0092B-C50C-407E-A947-70E740481C1C}">
                                           <a14:useLocalDpi xmlns:a14="http://schemas.microsoft.com/office/drawing/2010/main" val="0"/>
@@ -1070,7 +1070,7 @@
                     </pic:cNvPicPr>
                   </pic:nvPicPr>
                   <pic:blipFill>
-                    <a:blip r:embed="rId10">
+                    <a:blip r:embed="rId11">
                       <a:extLst>
                         <a:ext uri="{28A0092B-C50C-407E-A947-70E740481C1C}">
                           <a14:useLocalDpi xmlns:a14="http://schemas.microsoft.com/office/drawing/2010/main" val="0"/>
@@ -7679,7 +7679,7 @@
                     </pic:cNvPicPr>
                   </pic:nvPicPr>
                   <pic:blipFill>
-                    <a:blip r:embed="rId11" cstate="print">
+                    <a:blip r:embed="rId12" cstate="print">
                       <a:extLst>
                         <a:ext uri="{28A0092B-C50C-407E-A947-70E740481C1C}">
                           <a14:useLocalDpi xmlns:a14="http://schemas.microsoft.com/office/drawing/2010/main" val="0"/>
@@ -7726,27 +7726,14 @@
       <w:r>
         <w:t xml:space="preserve">Gràfic </w:t>
       </w:r>
-      <w:r>
-        <w:fldChar w:fldCharType="begin"/>
-      </w:r>
-      <w:r>
-        <w:instrText xml:space="preserve"> SEQ Gràfic \* ARABIC </w:instrText>
-      </w:r>
-      <w:r>
-        <w:fldChar w:fldCharType="separate"/>
-      </w:r>
-      <w:r>
-        <w:rPr>
-          <w:noProof/>
-        </w:rPr>
-        <w:t>1</w:t>
-      </w:r>
-      <w:r>
-        <w:rPr>
-          <w:noProof/>
-        </w:rPr>
-        <w:fldChar w:fldCharType="end"/>
-      </w:r>
+      <w:fldSimple w:instr=" SEQ Gràfic \* ARABIC ">
+        <w:r>
+          <w:rPr>
+            <w:noProof/>
+          </w:rPr>
+          <w:t>1</w:t>
+        </w:r>
+      </w:fldSimple>
       <w:r>
         <w:t>: Percentatge de NA’s per variable</w:t>
       </w:r>
@@ -10610,7 +10597,7 @@
                     </pic:cNvPicPr>
                   </pic:nvPicPr>
                   <pic:blipFill rotWithShape="1">
-                    <a:blip r:embed="rId12" cstate="print">
+                    <a:blip r:embed="rId13" cstate="print">
                       <a:extLst>
                         <a:ext uri="{28A0092B-C50C-407E-A947-70E740481C1C}">
                           <a14:useLocalDpi xmlns:a14="http://schemas.microsoft.com/office/drawing/2010/main" val="0"/>
@@ -10658,24 +10645,14 @@
       <w:r>
         <w:t xml:space="preserve">Gràfic </w:t>
       </w:r>
-      <w:r>
-        <w:fldChar w:fldCharType="begin"/>
-      </w:r>
-      <w:r>
-        <w:instrText xml:space="preserve"> SEQ Gràfic \* ARABIC </w:instrText>
-      </w:r>
-      <w:r>
-        <w:fldChar w:fldCharType="separate"/>
-      </w:r>
-      <w:r>
-        <w:rPr>
-          <w:noProof/>
-        </w:rPr>
-        <w:t>2</w:t>
-      </w:r>
-      <w:r>
-        <w:fldChar w:fldCharType="end"/>
-      </w:r>
+      <w:fldSimple w:instr=" SEQ Gràfic \* ARABIC ">
+        <w:r>
+          <w:rPr>
+            <w:noProof/>
+          </w:rPr>
+          <w:t>2</w:t>
+        </w:r>
+      </w:fldSimple>
       <w:r>
         <w:t xml:space="preserve">: </w:t>
       </w:r>
@@ -11119,24 +11096,14 @@
         <w:lastRenderedPageBreak/>
         <w:t xml:space="preserve">Taula </w:t>
       </w:r>
-      <w:r>
-        <w:fldChar w:fldCharType="begin"/>
-      </w:r>
-      <w:r>
-        <w:instrText xml:space="preserve"> SEQ Taula \* ARABIC </w:instrText>
-      </w:r>
-      <w:r>
-        <w:fldChar w:fldCharType="separate"/>
-      </w:r>
-      <w:r>
-        <w:rPr>
-          <w:noProof/>
-        </w:rPr>
-        <w:t>1</w:t>
-      </w:r>
-      <w:r>
-        <w:fldChar w:fldCharType="end"/>
-      </w:r>
+      <w:fldSimple w:instr=" SEQ Taula \* ARABIC ">
+        <w:r>
+          <w:rPr>
+            <w:noProof/>
+          </w:rPr>
+          <w:t>1</w:t>
+        </w:r>
+      </w:fldSimple>
       <w:r>
         <w:t>: Comparació AIC i BIC de diferents models logístics predictius</w:t>
       </w:r>
@@ -12977,7 +12944,35 @@
         <w:rPr>
           <w:rFonts w:eastAsia="Aptos"/>
         </w:rPr>
-        <w:t>Per a la validació s'utilitza un repeated 5×10-fold cross-validation (50 iteracions en total: 5 repeticions de 10 folds). Aquest protocol és considerablement més exigent que un simple 10-fold, especialment rellevant amb mostres petites, perquè redueix la variabilitat de les estimacions i proporciona intervals de confiança més estables sobre les mètriques. En cada fold s'entrena el model sobre el 90% del train i s'avalua sobre el 10% restant, reportant AUC, AUPRC, Precisió, Recall, F1 i Balanced Accuracy.</w:t>
+        <w:t xml:space="preserve">Per a la validació s'utilitza un repeated 5×10-fold cross-validation (50 iteracions en total: 5 repeticions de 10 folds). Aquest protocol és considerablement més exigent que un simple 10-fold, especialment rellevant amb mostres petites, perquè redueix la variabilitat de les estimacions i proporciona intervals de confiança més estables sobre les mètriques. En cada fold s'entrena el model sobre el 90% del train i s'avalua sobre el 10% restant, reportant AUC, AUPRC, Precisió, </w:t>
+      </w:r>
+      <w:r>
+        <w:rPr>
+          <w:rFonts w:eastAsia="Aptos"/>
+          <w:i/>
+          <w:iCs/>
+        </w:rPr>
+        <w:t>Recall</w:t>
+      </w:r>
+      <w:r>
+        <w:rPr>
+          <w:rFonts w:eastAsia="Aptos"/>
+        </w:rPr>
+        <w:t xml:space="preserve">, F1 i </w:t>
+      </w:r>
+      <w:r>
+        <w:rPr>
+          <w:rFonts w:eastAsia="Aptos"/>
+          <w:i/>
+          <w:iCs/>
+        </w:rPr>
+        <w:t>Balanced Accuracy</w:t>
+      </w:r>
+      <w:r>
+        <w:rPr>
+          <w:rFonts w:eastAsia="Aptos"/>
+        </w:rPr>
+        <w:t>.</w:t>
       </w:r>
     </w:p>
     <w:p>
@@ -13542,6 +13537,143 @@
     </w:p>
     <w:p>
       <w:pPr>
+        <w:spacing w:after="0" w:line="240" w:lineRule="auto"/>
+        <w:jc w:val="left"/>
+        <w:rPr>
+          <w:lang w:eastAsia="en-US"/>
+        </w:rPr>
+      </w:pPr>
+      <w:r>
+        <w:rPr>
+          <w:lang w:eastAsia="en-US"/>
+        </w:rPr>
+        <w:br w:type="page"/>
+      </w:r>
+    </w:p>
+    <w:p>
+      <w:pPr>
+        <w:pStyle w:val="Ttulo3"/>
+      </w:pPr>
+      <w:r>
+        <w:lastRenderedPageBreak/>
+        <w:t>Support Vector Machine (SVM)</w:t>
+      </w:r>
+    </w:p>
+    <w:p>
+      <w:pPr>
+        <w:rPr>
+          <w:b/>
+          <w:bCs/>
+          <w:lang w:eastAsia="en-US"/>
+        </w:rPr>
+      </w:pPr>
+      <w:r>
+        <w:rPr>
+          <w:b/>
+          <w:bCs/>
+          <w:lang w:eastAsia="en-US"/>
+        </w:rPr>
+        <w:t>Introducció i justificació del model</w:t>
+      </w:r>
+    </w:p>
+    <w:p>
+      <w:pPr>
+        <w:rPr>
+          <w:lang w:eastAsia="en-US"/>
+        </w:rPr>
+      </w:pPr>
+      <w:r>
+        <w:rPr>
+          <w:lang w:eastAsia="en-US"/>
+        </w:rPr>
+        <w:t>El darrer model predictiu que s'incorpora és el Support Vector Machine (SVM) amb kernel radial (RBF). A diferència dels models basats en arbres, el SVM busca un hiperplà de separació òptim entre classes en un espai de característiques transformat, maximitzant el marge entre les observacions més properes a la frontera de decisió — els anomenats vectors de suport —. El kernel RBF permet capturar relacions no lineals entre predictors i variable resposta sense necessitat d'especificar-les explícitament, cosa que el fa adequat quan no s'assumeix linealitat en l'espai original de predictors.</w:t>
+      </w:r>
+    </w:p>
+    <w:p>
+      <w:pPr>
+        <w:rPr>
+          <w:lang w:eastAsia="en-US"/>
+        </w:rPr>
+      </w:pPr>
+      <w:r>
+        <w:rPr>
+          <w:lang w:eastAsia="en-US"/>
+        </w:rPr>
+        <w:t>Com que l'objectiu del treball inclou dissenyar intervencions personalitzades i per tant necessitem una mesura de risc i no simplement una classificació binària, s'ha aplicat Platt Scaling: una regressió logística ajustada sobre els valors de decisió del SVM que transforma les distàncies en probabilitats calibrades entre 0 i 1.</w:t>
+      </w:r>
+    </w:p>
+    <w:p>
+      <w:pPr>
+        <w:rPr>
+          <w:b/>
+          <w:bCs/>
+          <w:lang w:eastAsia="en-US"/>
+        </w:rPr>
+      </w:pPr>
+      <w:r>
+        <w:rPr>
+          <w:b/>
+          <w:bCs/>
+          <w:lang w:eastAsia="en-US"/>
+        </w:rPr>
+        <w:t>Metodologia</w:t>
+      </w:r>
+    </w:p>
+    <w:p>
+      <w:pPr>
+        <w:rPr>
+          <w:lang w:eastAsia="en-US"/>
+        </w:rPr>
+      </w:pPr>
+      <w:r>
+        <w:rPr>
+          <w:lang w:eastAsia="en-US"/>
+        </w:rPr>
+        <w:t>L'espai de predictors és idèntic al del XGBoost: 17 variables que combinen factors EFA, variables Likert individuals del segon factor de IA i variables acadèmiques i personals. Prèviament a l'estimació, totes les variables s'han estandarditzat (mitjana 0, desviació típica 1) calculant els paràmetres exclusivament sobre el train i aplicant-los al test per evitar qualsevol filtració d'informació.</w:t>
+      </w:r>
+    </w:p>
+    <w:p>
+      <w:pPr>
+        <w:rPr>
+          <w:lang w:eastAsia="en-US"/>
+        </w:rPr>
+      </w:pPr>
+      <w:r>
+        <w:rPr>
+          <w:lang w:eastAsia="en-US"/>
+        </w:rPr>
+        <w:t>Els hiperparàmetres del SVM amb kernel RBF són el cost C — que controla la penalització dels errors de classificació i per tant el grau de regularització — i gamma — que determina l'amplada del kernel i la influència de cada observació sobre la frontera de decisió —. S'ha fet un grid search manual amb 5-fold CV optimitzant AUC, consistent amb la resta de models del treball. La combinació guanyadora ha estat cost = 1,0 i gamma = 0,010, amb un AUC CV de 0,775. El llindar de classificació s'ha estimat per la corba Precision-Recall sobre probabilitats OOF, resultant en 0,625.</w:t>
+      </w:r>
+    </w:p>
+    <w:p>
+      <w:pPr>
+        <w:rPr>
+          <w:lang w:eastAsia="en-US"/>
+        </w:rPr>
+      </w:pPr>
+      <w:r>
+        <w:rPr>
+          <w:lang w:eastAsia="en-US"/>
+        </w:rPr>
+        <w:t xml:space="preserve">Cal mencionar una limitació metodològica: el model final utilitza 203 vectors de suport, equivalent al 74,1% del conjunt d'entrenament. Un nombre tan elevat indica que les dues classes no presenten una frontera de decisió neta en l'espai de predictors, fins i tot amb el kernel RBF. Aquest resultat no és sorprenent: al llarg de tot el treball s'ha observat que l'absentisme és un fenomen difús, sense una separació clara entre perfils, cosa que explica per què models basats </w:t>
+      </w:r>
+      <w:r>
+        <w:rPr>
+          <w:lang w:eastAsia="en-US"/>
+        </w:rPr>
+        <w:lastRenderedPageBreak/>
+        <w:t>en arbres —capaços de capturar interaccions i no-linealitats de manera més flexible— obtenen un rendiment superior.</w:t>
+      </w:r>
+    </w:p>
+    <w:p>
+      <w:pPr>
+        <w:rPr>
+          <w:lang w:eastAsia="en-US"/>
+        </w:rPr>
+      </w:pPr>
+    </w:p>
+    <w:p>
+      <w:pPr>
         <w:rPr>
           <w:rFonts w:eastAsia="Aptos"/>
         </w:rPr>
@@ -14915,7 +15047,7 @@
                     </pic:cNvPicPr>
                   </pic:nvPicPr>
                   <pic:blipFill>
-                    <a:blip r:embed="rId13" cstate="print">
+                    <a:blip r:embed="rId14" cstate="print">
                       <a:extLst>
                         <a:ext uri="{28A0092B-C50C-407E-A947-70E740481C1C}">
                           <a14:useLocalDpi xmlns:a14="http://schemas.microsoft.com/office/drawing/2010/main" val="0"/>
@@ -14965,27 +15097,14 @@
       <w:r>
         <w:t xml:space="preserve">Gràfic </w:t>
       </w:r>
-      <w:r>
-        <w:fldChar w:fldCharType="begin"/>
-      </w:r>
-      <w:r>
-        <w:instrText xml:space="preserve"> SEQ Gràfic \* ARABIC </w:instrText>
-      </w:r>
-      <w:r>
-        <w:fldChar w:fldCharType="separate"/>
-      </w:r>
-      <w:r>
-        <w:rPr>
-          <w:noProof/>
-        </w:rPr>
-        <w:t>3</w:t>
-      </w:r>
-      <w:r>
-        <w:rPr>
-          <w:noProof/>
-        </w:rPr>
-        <w:fldChar w:fldCharType="end"/>
-      </w:r>
+      <w:fldSimple w:instr=" SEQ Gràfic \* ARABIC ">
+        <w:r>
+          <w:rPr>
+            <w:noProof/>
+          </w:rPr>
+          <w:t>3</w:t>
+        </w:r>
+      </w:fldSimple>
       <w:bookmarkEnd w:id="28"/>
       <w:r>
         <w:t>: Assistència per tipus d’avaluació</w:t>
@@ -15143,7 +15262,7 @@
                     </pic:cNvPicPr>
                   </pic:nvPicPr>
                   <pic:blipFill rotWithShape="1">
-                    <a:blip r:embed="rId14" cstate="print">
+                    <a:blip r:embed="rId15" cstate="print">
                       <a:extLst>
                         <a:ext uri="{28A0092B-C50C-407E-A947-70E740481C1C}">
                           <a14:useLocalDpi xmlns:a14="http://schemas.microsoft.com/office/drawing/2010/main" val="0"/>
@@ -15197,27 +15316,14 @@
       <w:r>
         <w:t xml:space="preserve">Gràfic </w:t>
       </w:r>
-      <w:r>
-        <w:fldChar w:fldCharType="begin"/>
-      </w:r>
-      <w:r>
-        <w:instrText xml:space="preserve"> SEQ Gràfic \* ARABIC </w:instrText>
-      </w:r>
-      <w:r>
-        <w:fldChar w:fldCharType="separate"/>
-      </w:r>
-      <w:r>
-        <w:rPr>
-          <w:noProof/>
-        </w:rPr>
-        <w:t>4</w:t>
-      </w:r>
-      <w:r>
-        <w:rPr>
-          <w:noProof/>
-        </w:rPr>
-        <w:fldChar w:fldCharType="end"/>
-      </w:r>
+      <w:fldSimple w:instr=" SEQ Gràfic \* ARABIC ">
+        <w:r>
+          <w:rPr>
+            <w:noProof/>
+          </w:rPr>
+          <w:t>4</w:t>
+        </w:r>
+      </w:fldSimple>
       <w:bookmarkEnd w:id="30"/>
       <w:r>
         <w:t>: Assistència segons la nota d’expedient</w:t>
@@ -15416,7 +15522,7 @@
                     </pic:cNvPicPr>
                   </pic:nvPicPr>
                   <pic:blipFill>
-                    <a:blip r:embed="rId15" cstate="print">
+                    <a:blip r:embed="rId16" cstate="print">
                       <a:extLst>
                         <a:ext uri="{28A0092B-C50C-407E-A947-70E740481C1C}">
                           <a14:useLocalDpi xmlns:a14="http://schemas.microsoft.com/office/drawing/2010/main" val="0"/>
@@ -15464,27 +15570,14 @@
       <w:r>
         <w:t xml:space="preserve">Gràfic </w:t>
       </w:r>
-      <w:r>
-        <w:fldChar w:fldCharType="begin"/>
-      </w:r>
-      <w:r>
-        <w:instrText xml:space="preserve"> SEQ Gràfic \* ARABIC </w:instrText>
-      </w:r>
-      <w:r>
-        <w:fldChar w:fldCharType="separate"/>
-      </w:r>
-      <w:r>
-        <w:rPr>
-          <w:noProof/>
-        </w:rPr>
-        <w:t>5</w:t>
-      </w:r>
-      <w:r>
-        <w:rPr>
-          <w:noProof/>
-        </w:rPr>
-        <w:fldChar w:fldCharType="end"/>
-      </w:r>
+      <w:fldSimple w:instr=" SEQ Gràfic \* ARABIC ">
+        <w:r>
+          <w:rPr>
+            <w:noProof/>
+          </w:rPr>
+          <w:t>5</w:t>
+        </w:r>
+      </w:fldSimple>
       <w:bookmarkEnd w:id="32"/>
       <w:r>
         <w:t>: Box-plot de dedicació laboral per percentatge d’assistència</w:t>
@@ -15569,7 +15662,7 @@
                           </pic:cNvPicPr>
                         </pic:nvPicPr>
                         <pic:blipFill rotWithShape="1">
-                          <a:blip r:embed="rId16" cstate="print">
+                          <a:blip r:embed="rId17" cstate="print">
                             <a:extLst>
                               <a:ext uri="{28A0092B-C50C-407E-A947-70E740481C1C}">
                                 <a14:useLocalDpi xmlns:a14="http://schemas.microsoft.com/office/drawing/2010/main" val="0"/>
@@ -15615,27 +15708,14 @@
             <w:r>
               <w:t xml:space="preserve">Gràfic </w:t>
             </w:r>
-            <w:r>
-              <w:fldChar w:fldCharType="begin"/>
-            </w:r>
-            <w:r>
-              <w:instrText xml:space="preserve"> SEQ Gràfic \* ARABIC </w:instrText>
-            </w:r>
-            <w:r>
-              <w:fldChar w:fldCharType="separate"/>
-            </w:r>
-            <w:r>
-              <w:rPr>
-                <w:noProof/>
-              </w:rPr>
-              <w:t>6</w:t>
-            </w:r>
-            <w:r>
-              <w:rPr>
-                <w:noProof/>
-              </w:rPr>
-              <w:fldChar w:fldCharType="end"/>
-            </w:r>
+            <w:fldSimple w:instr=" SEQ Gràfic \* ARABIC ">
+              <w:r>
+                <w:rPr>
+                  <w:noProof/>
+                </w:rPr>
+                <w:t>6</w:t>
+              </w:r>
+            </w:fldSimple>
             <w:bookmarkEnd w:id="34"/>
             <w:r>
               <w:t>: Diferència de mitjanes en els motius de no assistència entre els dos grups</w:t>
@@ -15673,7 +15753,7 @@
                           </pic:cNvPicPr>
                         </pic:nvPicPr>
                         <pic:blipFill rotWithShape="1">
-                          <a:blip r:embed="rId17" cstate="print">
+                          <a:blip r:embed="rId18" cstate="print">
                             <a:extLst>
                               <a:ext uri="{28A0092B-C50C-407E-A947-70E740481C1C}">
                                 <a14:useLocalDpi xmlns:a14="http://schemas.microsoft.com/office/drawing/2010/main" val="0"/>
@@ -15726,27 +15806,14 @@
             <w:r>
               <w:t xml:space="preserve">Gràfic </w:t>
             </w:r>
-            <w:r>
-              <w:fldChar w:fldCharType="begin"/>
-            </w:r>
-            <w:r>
-              <w:instrText xml:space="preserve"> SEQ Gràfic \* ARABIC </w:instrText>
-            </w:r>
-            <w:r>
-              <w:fldChar w:fldCharType="separate"/>
-            </w:r>
-            <w:r>
-              <w:rPr>
-                <w:noProof/>
-              </w:rPr>
-              <w:t>7</w:t>
-            </w:r>
-            <w:r>
-              <w:rPr>
-                <w:noProof/>
-              </w:rPr>
-              <w:fldChar w:fldCharType="end"/>
-            </w:r>
+            <w:fldSimple w:instr=" SEQ Gràfic \* ARABIC ">
+              <w:r>
+                <w:rPr>
+                  <w:noProof/>
+                </w:rPr>
+                <w:t>7</w:t>
+              </w:r>
+            </w:fldSimple>
             <w:bookmarkEnd w:id="35"/>
             <w:r>
               <w:t>: Diferència de mitjanes en les estratègies per anar a classe</w:t>
@@ -16122,7 +16189,7 @@
                     </pic:cNvPicPr>
                   </pic:nvPicPr>
                   <pic:blipFill rotWithShape="1">
-                    <a:blip r:embed="rId18" cstate="print">
+                    <a:blip r:embed="rId19" cstate="print">
                       <a:extLst>
                         <a:ext uri="{28A0092B-C50C-407E-A947-70E740481C1C}">
                           <a14:useLocalDpi xmlns:a14="http://schemas.microsoft.com/office/drawing/2010/main" val="0"/>
@@ -16168,27 +16235,14 @@
       <w:r>
         <w:t xml:space="preserve">Gràfic </w:t>
       </w:r>
-      <w:r>
-        <w:fldChar w:fldCharType="begin"/>
-      </w:r>
-      <w:r>
-        <w:instrText xml:space="preserve"> SEQ Gràfic \* ARABIC </w:instrText>
-      </w:r>
-      <w:r>
-        <w:fldChar w:fldCharType="separate"/>
-      </w:r>
-      <w:r>
-        <w:rPr>
-          <w:noProof/>
-        </w:rPr>
-        <w:t>8</w:t>
-      </w:r>
-      <w:r>
-        <w:rPr>
-          <w:noProof/>
-        </w:rPr>
-        <w:fldChar w:fldCharType="end"/>
-      </w:r>
+      <w:fldSimple w:instr=" SEQ Gràfic \* ARABIC ">
+        <w:r>
+          <w:rPr>
+            <w:noProof/>
+          </w:rPr>
+          <w:t>8</w:t>
+        </w:r>
+      </w:fldSimple>
       <w:bookmarkEnd w:id="37"/>
       <w:r>
         <w:t>: Diferència de mitjanes en l’ús de la IA</w:t>
@@ -16331,7 +16385,7 @@
                     </pic:cNvPicPr>
                   </pic:nvPicPr>
                   <pic:blipFill rotWithShape="1">
-                    <a:blip r:embed="rId19" cstate="print">
+                    <a:blip r:embed="rId20" cstate="print">
                       <a:extLst>
                         <a:ext uri="{28A0092B-C50C-407E-A947-70E740481C1C}">
                           <a14:useLocalDpi xmlns:a14="http://schemas.microsoft.com/office/drawing/2010/main" val="0"/>
@@ -16378,24 +16432,14 @@
       <w:r>
         <w:t xml:space="preserve">Gràfic </w:t>
       </w:r>
-      <w:r>
-        <w:fldChar w:fldCharType="begin"/>
-      </w:r>
-      <w:r>
-        <w:instrText xml:space="preserve"> SEQ Gràfic \* ARABIC </w:instrText>
-      </w:r>
-      <w:r>
-        <w:fldChar w:fldCharType="separate"/>
-      </w:r>
-      <w:r>
-        <w:rPr>
-          <w:noProof/>
-        </w:rPr>
-        <w:t>9</w:t>
-      </w:r>
-      <w:r>
-        <w:fldChar w:fldCharType="end"/>
-      </w:r>
+      <w:fldSimple w:instr=" SEQ Gràfic \* ARABIC ">
+        <w:r>
+          <w:rPr>
+            <w:noProof/>
+          </w:rPr>
+          <w:t>9</w:t>
+        </w:r>
+      </w:fldSimple>
       <w:bookmarkEnd w:id="40"/>
       <w:r>
         <w:t>: Associacions de les variables categòriques amb l'assistència (V de Cramér + significació)</w:t>
@@ -16587,7 +16631,7 @@
                     </pic:cNvPicPr>
                   </pic:nvPicPr>
                   <pic:blipFill rotWithShape="1">
-                    <a:blip r:embed="rId20" cstate="print">
+                    <a:blip r:embed="rId21" cstate="print">
                       <a:extLst>
                         <a:ext uri="{28A0092B-C50C-407E-A947-70E740481C1C}">
                           <a14:useLocalDpi xmlns:a14="http://schemas.microsoft.com/office/drawing/2010/main" val="0"/>
@@ -16637,24 +16681,14 @@
       <w:r>
         <w:t xml:space="preserve">Gràfic </w:t>
       </w:r>
-      <w:r>
-        <w:fldChar w:fldCharType="begin"/>
-      </w:r>
-      <w:r>
-        <w:instrText xml:space="preserve"> SEQ Gràfic \* ARABIC </w:instrText>
-      </w:r>
-      <w:r>
-        <w:fldChar w:fldCharType="separate"/>
-      </w:r>
-      <w:r>
-        <w:rPr>
-          <w:noProof/>
-        </w:rPr>
-        <w:t>10</w:t>
-      </w:r>
-      <w:r>
-        <w:fldChar w:fldCharType="end"/>
-      </w:r>
+      <w:fldSimple w:instr=" SEQ Gràfic \* ARABIC ">
+        <w:r>
+          <w:rPr>
+            <w:noProof/>
+          </w:rPr>
+          <w:t>10</w:t>
+        </w:r>
+      </w:fldSimple>
       <w:bookmarkEnd w:id="43"/>
       <w:r>
         <w:t>: Correlació rang-biserial de les variables de percepció amb l'assistència</w:t>
@@ -16889,7 +16923,7 @@
                     </pic:cNvPicPr>
                   </pic:nvPicPr>
                   <pic:blipFill rotWithShape="1">
-                    <a:blip r:embed="rId21" cstate="print">
+                    <a:blip r:embed="rId22" cstate="print">
                       <a:extLst>
                         <a:ext uri="{28A0092B-C50C-407E-A947-70E740481C1C}">
                           <a14:useLocalDpi xmlns:a14="http://schemas.microsoft.com/office/drawing/2010/main" val="0"/>
@@ -16938,24 +16972,14 @@
       <w:r>
         <w:t xml:space="preserve">Gràfic </w:t>
       </w:r>
-      <w:r>
-        <w:fldChar w:fldCharType="begin"/>
-      </w:r>
-      <w:r>
-        <w:instrText xml:space="preserve"> SEQ Gràfic \* ARABIC </w:instrText>
-      </w:r>
-      <w:r>
-        <w:fldChar w:fldCharType="separate"/>
-      </w:r>
-      <w:r>
-        <w:rPr>
-          <w:noProof/>
-        </w:rPr>
-        <w:t>11</w:t>
-      </w:r>
-      <w:r>
-        <w:fldChar w:fldCharType="end"/>
-      </w:r>
+      <w:fldSimple w:instr=" SEQ Gràfic \* ARABIC ">
+        <w:r>
+          <w:rPr>
+            <w:noProof/>
+          </w:rPr>
+          <w:t>11</w:t>
+        </w:r>
+      </w:fldSimple>
       <w:r>
         <w:t>: Càrregues factorials – Motius de no assistència (càrregues &gt; 30, negreta &gt; 50)</w:t>
       </w:r>
@@ -17605,7 +17629,7 @@
                     </pic:cNvPicPr>
                   </pic:nvPicPr>
                   <pic:blipFill rotWithShape="1">
-                    <a:blip r:embed="rId22" cstate="print">
+                    <a:blip r:embed="rId23" cstate="print">
                       <a:extLst>
                         <a:ext uri="{28A0092B-C50C-407E-A947-70E740481C1C}">
                           <a14:useLocalDpi xmlns:a14="http://schemas.microsoft.com/office/drawing/2010/main" val="0"/>
@@ -17653,27 +17677,14 @@
       <w:r>
         <w:t xml:space="preserve">Gràfic </w:t>
       </w:r>
-      <w:r>
-        <w:fldChar w:fldCharType="begin"/>
-      </w:r>
-      <w:r>
-        <w:instrText xml:space="preserve"> SEQ Gràfic \* ARABIC </w:instrText>
-      </w:r>
-      <w:r>
-        <w:fldChar w:fldCharType="separate"/>
-      </w:r>
-      <w:r>
-        <w:rPr>
-          <w:noProof/>
-        </w:rPr>
-        <w:t>12</w:t>
-      </w:r>
-      <w:r>
-        <w:rPr>
-          <w:noProof/>
-        </w:rPr>
-        <w:fldChar w:fldCharType="end"/>
-      </w:r>
+      <w:fldSimple w:instr=" SEQ Gràfic \* ARABIC ">
+        <w:r>
+          <w:rPr>
+            <w:noProof/>
+          </w:rPr>
+          <w:t>12</w:t>
+        </w:r>
+      </w:fldSimple>
       <w:r>
         <w:t>: Càrregues factorials – Ús de la IA(càrregues &gt; 30, negreta &gt; 50)</w:t>
       </w:r>
@@ -17923,7 +17934,7 @@
                     <pic:cNvPicPr/>
                   </pic:nvPicPr>
                   <pic:blipFill rotWithShape="1">
-                    <a:blip r:embed="rId23"/>
+                    <a:blip r:embed="rId24"/>
                     <a:srcRect t="3637"/>
                     <a:stretch>
                       <a:fillRect/>
@@ -17961,24 +17972,14 @@
       <w:r>
         <w:t xml:space="preserve">Gràfic </w:t>
       </w:r>
-      <w:r>
-        <w:fldChar w:fldCharType="begin"/>
-      </w:r>
-      <w:r>
-        <w:instrText xml:space="preserve"> SEQ Gràfic \* ARABIC </w:instrText>
-      </w:r>
-      <w:r>
-        <w:fldChar w:fldCharType="separate"/>
-      </w:r>
-      <w:r>
-        <w:rPr>
-          <w:noProof/>
-        </w:rPr>
-        <w:t>13</w:t>
-      </w:r>
-      <w:r>
-        <w:fldChar w:fldCharType="end"/>
-      </w:r>
+      <w:fldSimple w:instr=" SEQ Gràfic \* ARABIC ">
+        <w:r>
+          <w:rPr>
+            <w:noProof/>
+          </w:rPr>
+          <w:t>13</w:t>
+        </w:r>
+      </w:fldSimple>
       <w:r>
         <w:t>: Correlació entre els factors i l’assistència</w:t>
       </w:r>
@@ -18034,24 +18035,14 @@
       <w:r>
         <w:t xml:space="preserve">Taula </w:t>
       </w:r>
-      <w:r>
-        <w:fldChar w:fldCharType="begin"/>
-      </w:r>
-      <w:r>
-        <w:instrText xml:space="preserve"> SEQ Taula \* ARABIC </w:instrText>
-      </w:r>
-      <w:r>
-        <w:fldChar w:fldCharType="separate"/>
-      </w:r>
-      <w:r>
-        <w:rPr>
-          <w:noProof/>
-        </w:rPr>
-        <w:t>2</w:t>
-      </w:r>
-      <w:r>
-        <w:fldChar w:fldCharType="end"/>
-      </w:r>
+      <w:fldSimple w:instr=" SEQ Taula \* ARABIC ">
+        <w:r>
+          <w:rPr>
+            <w:noProof/>
+          </w:rPr>
+          <w:t>2</w:t>
+        </w:r>
+      </w:fldSimple>
       <w:r>
         <w:t>: O</w:t>
       </w:r>
@@ -18903,7 +18894,7 @@
                     </pic:cNvPicPr>
                   </pic:nvPicPr>
                   <pic:blipFill rotWithShape="1">
-                    <a:blip r:embed="rId24" cstate="print">
+                    <a:blip r:embed="rId25" cstate="print">
                       <a:extLst>
                         <a:ext uri="{28A0092B-C50C-407E-A947-70E740481C1C}">
                           <a14:useLocalDpi xmlns:a14="http://schemas.microsoft.com/office/drawing/2010/main" val="0"/>
@@ -18957,24 +18948,14 @@
       <w:r>
         <w:t xml:space="preserve">Gràfic </w:t>
       </w:r>
-      <w:r>
-        <w:fldChar w:fldCharType="begin"/>
-      </w:r>
-      <w:r>
-        <w:instrText xml:space="preserve"> SEQ Gràfic \* ARABIC </w:instrText>
-      </w:r>
-      <w:r>
-        <w:fldChar w:fldCharType="separate"/>
-      </w:r>
-      <w:r>
-        <w:rPr>
-          <w:noProof/>
-        </w:rPr>
-        <w:t>14</w:t>
-      </w:r>
-      <w:r>
-        <w:fldChar w:fldCharType="end"/>
-      </w:r>
+      <w:fldSimple w:instr=" SEQ Gràfic \* ARABIC ">
+        <w:r>
+          <w:rPr>
+            <w:noProof/>
+          </w:rPr>
+          <w:t>14</w:t>
+        </w:r>
+      </w:fldSimple>
       <w:r>
         <w:t>: Odds-Ratios i IC del 95%</w:t>
       </w:r>
@@ -19210,7 +19191,7 @@
                     </pic:cNvPicPr>
                   </pic:nvPicPr>
                   <pic:blipFill>
-                    <a:blip r:embed="rId25" cstate="print">
+                    <a:blip r:embed="rId26" cstate="print">
                       <a:extLst>
                         <a:ext uri="{28A0092B-C50C-407E-A947-70E740481C1C}">
                           <a14:useLocalDpi xmlns:a14="http://schemas.microsoft.com/office/drawing/2010/main" val="0"/>
@@ -19255,24 +19236,14 @@
       <w:r>
         <w:t xml:space="preserve">Gràfic </w:t>
       </w:r>
-      <w:r>
-        <w:fldChar w:fldCharType="begin"/>
-      </w:r>
-      <w:r>
-        <w:instrText xml:space="preserve"> SEQ Gràfic \* ARABIC </w:instrText>
-      </w:r>
-      <w:r>
-        <w:fldChar w:fldCharType="separate"/>
-      </w:r>
-      <w:r>
-        <w:rPr>
-          <w:noProof/>
-        </w:rPr>
-        <w:t>15</w:t>
-      </w:r>
-      <w:r>
-        <w:fldChar w:fldCharType="end"/>
-      </w:r>
+      <w:fldSimple w:instr=" SEQ Gràfic \* ARABIC ">
+        <w:r>
+          <w:rPr>
+            <w:noProof/>
+          </w:rPr>
+          <w:t>15</w:t>
+        </w:r>
+      </w:fldSimple>
       <w:bookmarkEnd w:id="51"/>
       <w:r>
         <w:t>: Interacció entre MOT_DESMOTIVACIO i CURS_1R</w:t>
@@ -19371,7 +19342,7 @@
                     </pic:cNvPicPr>
                   </pic:nvPicPr>
                   <pic:blipFill rotWithShape="1">
-                    <a:blip r:embed="rId26" cstate="print">
+                    <a:blip r:embed="rId27" cstate="print">
                       <a:extLst>
                         <a:ext uri="{28A0092B-C50C-407E-A947-70E740481C1C}">
                           <a14:useLocalDpi xmlns:a14="http://schemas.microsoft.com/office/drawing/2010/main" val="0"/>
@@ -19420,24 +19391,14 @@
       <w:r>
         <w:t xml:space="preserve">Gràfic </w:t>
       </w:r>
-      <w:r>
-        <w:fldChar w:fldCharType="begin"/>
-      </w:r>
-      <w:r>
-        <w:instrText xml:space="preserve"> SEQ Gràfic \* ARABIC </w:instrText>
-      </w:r>
-      <w:r>
-        <w:fldChar w:fldCharType="separate"/>
-      </w:r>
-      <w:r>
-        <w:rPr>
-          <w:noProof/>
-        </w:rPr>
-        <w:t>16</w:t>
-      </w:r>
-      <w:r>
-        <w:fldChar w:fldCharType="end"/>
-      </w:r>
+      <w:fldSimple w:instr=" SEQ Gràfic \* ARABIC ">
+        <w:r>
+          <w:rPr>
+            <w:noProof/>
+          </w:rPr>
+          <w:t>16</w:t>
+        </w:r>
+      </w:fldSimple>
       <w:r>
         <w:t>: Efectes Marginals Promig amb IC 95%</w:t>
       </w:r>
@@ -19854,24 +19815,14 @@
       <w:r>
         <w:t xml:space="preserve">Taula </w:t>
       </w:r>
-      <w:r>
-        <w:fldChar w:fldCharType="begin"/>
-      </w:r>
-      <w:r>
-        <w:instrText xml:space="preserve"> SEQ Taula \* ARABIC </w:instrText>
-      </w:r>
-      <w:r>
-        <w:fldChar w:fldCharType="separate"/>
-      </w:r>
-      <w:r>
-        <w:rPr>
-          <w:noProof/>
-        </w:rPr>
-        <w:t>3</w:t>
-      </w:r>
-      <w:r>
-        <w:fldChar w:fldCharType="end"/>
-      </w:r>
+      <w:fldSimple w:instr=" SEQ Taula \* ARABIC ">
+        <w:r>
+          <w:rPr>
+            <w:noProof/>
+          </w:rPr>
+          <w:t>3</w:t>
+        </w:r>
+      </w:fldSimple>
       <w:bookmarkEnd w:id="53"/>
       <w:r>
         <w:t xml:space="preserve">: </w:t>
@@ -21098,7 +21049,7 @@
                     </pic:cNvPicPr>
                   </pic:nvPicPr>
                   <pic:blipFill rotWithShape="1">
-                    <a:blip r:embed="rId27" cstate="print">
+                    <a:blip r:embed="rId28" cstate="print">
                       <a:extLst>
                         <a:ext uri="{28A0092B-C50C-407E-A947-70E740481C1C}">
                           <a14:useLocalDpi xmlns:a14="http://schemas.microsoft.com/office/drawing/2010/main" val="0"/>
@@ -21149,24 +21100,14 @@
       <w:r>
         <w:t xml:space="preserve">Gràfic </w:t>
       </w:r>
-      <w:r>
-        <w:fldChar w:fldCharType="begin"/>
-      </w:r>
-      <w:r>
-        <w:instrText xml:space="preserve"> SEQ Gràfic \* ARABIC </w:instrText>
-      </w:r>
-      <w:r>
-        <w:fldChar w:fldCharType="separate"/>
-      </w:r>
-      <w:r>
-        <w:rPr>
-          <w:noProof/>
-        </w:rPr>
-        <w:t>17</w:t>
-      </w:r>
-      <w:r>
-        <w:fldChar w:fldCharType="end"/>
-      </w:r>
+      <w:fldSimple w:instr=" SEQ Gràfic \* ARABIC ">
+        <w:r>
+          <w:rPr>
+            <w:noProof/>
+          </w:rPr>
+          <w:t>17</w:t>
+        </w:r>
+      </w:fldSimple>
       <w:bookmarkEnd w:id="55"/>
       <w:r>
         <w:t xml:space="preserve">: </w:t>
@@ -21297,24 +21238,14 @@
         <w:lastRenderedPageBreak/>
         <w:t xml:space="preserve">Taula </w:t>
       </w:r>
-      <w:r>
-        <w:fldChar w:fldCharType="begin"/>
-      </w:r>
-      <w:r>
-        <w:instrText xml:space="preserve"> SEQ Taula \* ARABIC </w:instrText>
-      </w:r>
-      <w:r>
-        <w:fldChar w:fldCharType="separate"/>
-      </w:r>
-      <w:r>
-        <w:rPr>
-          <w:noProof/>
-        </w:rPr>
-        <w:t>4</w:t>
-      </w:r>
-      <w:r>
-        <w:fldChar w:fldCharType="end"/>
-      </w:r>
+      <w:fldSimple w:instr=" SEQ Taula \* ARABIC ">
+        <w:r>
+          <w:rPr>
+            <w:noProof/>
+          </w:rPr>
+          <w:t>4</w:t>
+        </w:r>
+      </w:fldSimple>
       <w:bookmarkEnd w:id="56"/>
       <w:r>
         <w:t xml:space="preserve">: </w:t>
@@ -22224,24 +22155,14 @@
       <w:r>
         <w:t xml:space="preserve">Taula </w:t>
       </w:r>
-      <w:r>
-        <w:fldChar w:fldCharType="begin"/>
-      </w:r>
-      <w:r>
-        <w:instrText xml:space="preserve"> SEQ Taula \* ARABIC </w:instrText>
-      </w:r>
-      <w:r>
-        <w:fldChar w:fldCharType="separate"/>
-      </w:r>
-      <w:r>
-        <w:rPr>
-          <w:noProof/>
-        </w:rPr>
-        <w:t>5</w:t>
-      </w:r>
-      <w:r>
-        <w:fldChar w:fldCharType="end"/>
-      </w:r>
+      <w:fldSimple w:instr=" SEQ Taula \* ARABIC ">
+        <w:r>
+          <w:rPr>
+            <w:noProof/>
+          </w:rPr>
+          <w:t>5</w:t>
+        </w:r>
+      </w:fldSimple>
       <w:r>
         <w:t>: Coeficients del model logístic predictiu</w:t>
       </w:r>
@@ -23493,7 +23414,7 @@
                     </pic:cNvPicPr>
                   </pic:nvPicPr>
                   <pic:blipFill rotWithShape="1">
-                    <a:blip r:embed="rId28" cstate="print">
+                    <a:blip r:embed="rId29" cstate="print">
                       <a:extLst>
                         <a:ext uri="{28A0092B-C50C-407E-A947-70E740481C1C}">
                           <a14:useLocalDpi xmlns:a14="http://schemas.microsoft.com/office/drawing/2010/main" val="0"/>
@@ -23540,24 +23461,14 @@
       <w:r>
         <w:t xml:space="preserve">Gràfic </w:t>
       </w:r>
-      <w:r>
-        <w:fldChar w:fldCharType="begin"/>
-      </w:r>
-      <w:r>
-        <w:instrText xml:space="preserve"> SEQ Gràfic \* ARABIC </w:instrText>
-      </w:r>
-      <w:r>
-        <w:fldChar w:fldCharType="separate"/>
-      </w:r>
-      <w:r>
-        <w:rPr>
-          <w:noProof/>
-        </w:rPr>
-        <w:t>18</w:t>
-      </w:r>
-      <w:r>
-        <w:fldChar w:fldCharType="end"/>
-      </w:r>
+      <w:fldSimple w:instr=" SEQ Gràfic \* ARABIC ">
+        <w:r>
+          <w:rPr>
+            <w:noProof/>
+          </w:rPr>
+          <w:t>18</w:t>
+        </w:r>
+      </w:fldSimple>
       <w:r>
         <w:t>: Comparació de mètriques entre train i test del logit</w:t>
       </w:r>
@@ -23745,24 +23656,14 @@
       <w:r>
         <w:t xml:space="preserve">Taula </w:t>
       </w:r>
-      <w:r>
-        <w:fldChar w:fldCharType="begin"/>
-      </w:r>
-      <w:r>
-        <w:instrText xml:space="preserve"> SEQ Taula \* ARABIC </w:instrText>
-      </w:r>
-      <w:r>
-        <w:fldChar w:fldCharType="separate"/>
-      </w:r>
-      <w:r>
-        <w:rPr>
-          <w:noProof/>
-        </w:rPr>
-        <w:t>6</w:t>
-      </w:r>
-      <w:r>
-        <w:fldChar w:fldCharType="end"/>
-      </w:r>
+      <w:fldSimple w:instr=" SEQ Taula \* ARABIC ">
+        <w:r>
+          <w:rPr>
+            <w:noProof/>
+          </w:rPr>
+          <w:t>6</w:t>
+        </w:r>
+      </w:fldSimple>
       <w:r>
         <w:t>: Comparació de mètriques entre model logístic i models de Random Forest</w:t>
       </w:r>
@@ -24404,20 +24305,62 @@
         <w:rPr>
           <w:lang w:eastAsia="en-US"/>
         </w:rPr>
-        <w:t>El RF-A assoleix un AUC de 0,892 sobre test, una accuracy del 80,9%, un F1 de 0,817 i una balanced accuracy del 83,5%. La precisió del 96,7% indica que quan el model prediu que un estudiant és irregular gairebé sempre encerta, tot i que el recall del 70,7% revela que una part dels irregulars reals no es detecten.</w:t>
-      </w:r>
-    </w:p>
-    <w:p>
-      <w:pPr>
-        <w:rPr>
-          <w:lang w:eastAsia="en-US"/>
-        </w:rPr>
-      </w:pPr>
-      <w:r>
-        <w:rPr>
-          <w:lang w:eastAsia="en-US"/>
-        </w:rPr>
-        <w:t>El RF-B, en canvi, rendeix pitjor que el propi logit en accuracy i F1, tot i tenir un AUC lleugerament superior al logit. Que el model amb 26 predictors Likert funcionés pitjor que el de 15 factors EFA és un resultat rellevant: suggereix que la reducció dimensional prèvia no és simplement una</w:t>
+        <w:t xml:space="preserve">El RF-A assoleix un AUC de 0,892 sobre test, una </w:t>
+      </w:r>
+      <w:r>
+        <w:rPr>
+          <w:i/>
+          <w:iCs/>
+          <w:lang w:eastAsia="en-US"/>
+        </w:rPr>
+        <w:t>accuracy</w:t>
+      </w:r>
+      <w:r>
+        <w:rPr>
+          <w:lang w:eastAsia="en-US"/>
+        </w:rPr>
+        <w:t xml:space="preserve"> del 80,9%, un F1 de 0,817 i una </w:t>
+      </w:r>
+      <w:r>
+        <w:rPr>
+          <w:i/>
+          <w:iCs/>
+          <w:lang w:eastAsia="en-US"/>
+        </w:rPr>
+        <w:t>balanced accuracy</w:t>
+      </w:r>
+      <w:r>
+        <w:rPr>
+          <w:lang w:eastAsia="en-US"/>
+        </w:rPr>
+        <w:t xml:space="preserve"> del 83,5%. La precisió del 96,7% indica que quan el model prediu que un estudiant és irregular gairebé sempre encerta, tot i que el recall del 70,7% revela que una part dels irregulars reals no es detecten.</w:t>
+      </w:r>
+    </w:p>
+    <w:p>
+      <w:pPr>
+        <w:rPr>
+          <w:lang w:eastAsia="en-US"/>
+        </w:rPr>
+      </w:pPr>
+      <w:r>
+        <w:rPr>
+          <w:lang w:eastAsia="en-US"/>
+        </w:rPr>
+        <w:t xml:space="preserve">El RF-B, en canvi, rendeix pitjor que el propi logit en </w:t>
+      </w:r>
+      <w:r>
+        <w:rPr>
+          <w:i/>
+          <w:iCs/>
+          <w:lang w:eastAsia="en-US"/>
+        </w:rPr>
+        <w:t>accuracy</w:t>
+      </w:r>
+      <w:r>
+        <w:rPr>
+          <w:lang w:eastAsia="en-US"/>
+        </w:rPr>
+        <w:t xml:space="preserve"> i F1, tot i tenir un AUC lleugerament superior al logit. Que el model amb 26 predictors Likert funcionés pitjor que el de 15 factors EFA és un resultat rellevant: suggereix que la reducció dimensional prèvia no és simplement una</w:t>
       </w:r>
       <w:r>
         <w:rPr>
@@ -24504,7 +24447,21 @@
         <w:rPr>
           <w:lang w:eastAsia="en-US"/>
         </w:rPr>
-        <w:t xml:space="preserve">Respecte a l'overfitting, el RF-A mostra una diferència entre OOB i test (AUC 0,773 vs 0,892) que en principi podria semblar preocupant, però cal interpretar-la amb </w:t>
+        <w:t>Respecte a l'</w:t>
+      </w:r>
+      <w:r>
+        <w:rPr>
+          <w:i/>
+          <w:iCs/>
+          <w:lang w:eastAsia="en-US"/>
+        </w:rPr>
+        <w:t>overfitting</w:t>
+      </w:r>
+      <w:r>
+        <w:rPr>
+          <w:lang w:eastAsia="en-US"/>
+        </w:rPr>
+        <w:t xml:space="preserve">, el RF-A mostra una diferència entre OOB i test (AUC 0,773 vs 0,892) que en principi podria semblar preocupant, però cal interpretar-la amb </w:t>
       </w:r>
       <w:r>
         <w:rPr>
@@ -24569,7 +24526,21 @@
         <w:rPr>
           <w:lang w:eastAsia="en-US"/>
         </w:rPr>
-        <w:t xml:space="preserve">Per identificar quines variables contribueixen més a les prediccions s'han calculat dues mesures complementàries: la importància per permutació i els valors SHAP. La importància per permutació mesura quant cau l'accuracy del model quan una variable s'aleatoritza: si permutar-la no canvia res, la variable és irrellevant; si el rendiment cau molt, la variable és clau. Els valors </w:t>
+        <w:t>Per identificar quines variables contribueixen més a les prediccions s'han calculat dues mesures complementàries: la importància per permutació i els valors SHAP. La importància per permutació mesura quant cau l'</w:t>
+      </w:r>
+      <w:r>
+        <w:rPr>
+          <w:i/>
+          <w:iCs/>
+          <w:lang w:eastAsia="en-US"/>
+        </w:rPr>
+        <w:t>accuracy</w:t>
+      </w:r>
+      <w:r>
+        <w:rPr>
+          <w:lang w:eastAsia="en-US"/>
+        </w:rPr>
+        <w:t xml:space="preserve"> del model quan una variable s'aleatoritza: si permutar-la no canvia res, la variable és irrellevant; si el rendiment cau molt, la variable és clau. Els valors </w:t>
       </w:r>
       <w:r>
         <w:rPr>
@@ -24608,7 +24579,7 @@
                     </pic:cNvPicPr>
                   </pic:nvPicPr>
                   <pic:blipFill rotWithShape="1">
-                    <a:blip r:embed="rId29" cstate="print">
+                    <a:blip r:embed="rId30" cstate="print">
                       <a:extLst>
                         <a:ext uri="{28A0092B-C50C-407E-A947-70E740481C1C}">
                           <a14:useLocalDpi xmlns:a14="http://schemas.microsoft.com/office/drawing/2010/main" val="0"/>
@@ -24657,24 +24628,14 @@
       <w:r>
         <w:t xml:space="preserve">Gràfic </w:t>
       </w:r>
-      <w:r>
-        <w:fldChar w:fldCharType="begin"/>
-      </w:r>
-      <w:r>
-        <w:instrText xml:space="preserve"> SEQ Gràfic \* ARABIC </w:instrText>
-      </w:r>
-      <w:r>
-        <w:fldChar w:fldCharType="separate"/>
-      </w:r>
-      <w:r>
-        <w:rPr>
-          <w:noProof/>
-        </w:rPr>
-        <w:t>19</w:t>
-      </w:r>
-      <w:r>
-        <w:fldChar w:fldCharType="end"/>
-      </w:r>
+      <w:fldSimple w:instr=" SEQ Gràfic \* ARABIC ">
+        <w:r>
+          <w:rPr>
+            <w:noProof/>
+          </w:rPr>
+          <w:t>19</w:t>
+        </w:r>
+      </w:fldSimple>
       <w:r>
         <w:t>: Importància SHAP del RF-A</w:t>
       </w:r>
@@ -24728,7 +24689,7 @@
                     </pic:cNvPicPr>
                   </pic:nvPicPr>
                   <pic:blipFill rotWithShape="1">
-                    <a:blip r:embed="rId30" cstate="print">
+                    <a:blip r:embed="rId31" cstate="print">
                       <a:extLst>
                         <a:ext uri="{28A0092B-C50C-407E-A947-70E740481C1C}">
                           <a14:useLocalDpi xmlns:a14="http://schemas.microsoft.com/office/drawing/2010/main" val="0"/>
@@ -24778,24 +24739,14 @@
       <w:r>
         <w:t xml:space="preserve">Gràfic </w:t>
       </w:r>
-      <w:r>
-        <w:fldChar w:fldCharType="begin"/>
-      </w:r>
-      <w:r>
-        <w:instrText xml:space="preserve"> SEQ Gràfic \* ARABIC </w:instrText>
-      </w:r>
-      <w:r>
-        <w:fldChar w:fldCharType="separate"/>
-      </w:r>
-      <w:r>
-        <w:rPr>
-          <w:noProof/>
-        </w:rPr>
-        <w:t>20</w:t>
-      </w:r>
-      <w:r>
-        <w:fldChar w:fldCharType="end"/>
-      </w:r>
+      <w:fldSimple w:instr=" SEQ Gràfic \* ARABIC ">
+        <w:r>
+          <w:rPr>
+            <w:noProof/>
+          </w:rPr>
+          <w:t>20</w:t>
+        </w:r>
+      </w:fldSimple>
       <w:bookmarkEnd w:id="61"/>
       <w:r>
         <w:t>: Beeswarm RF-A</w:t>
@@ -25046,24 +24997,14 @@
       <w:r>
         <w:t xml:space="preserve">Taula </w:t>
       </w:r>
-      <w:r>
-        <w:fldChar w:fldCharType="begin"/>
-      </w:r>
-      <w:r>
-        <w:instrText xml:space="preserve"> SEQ Taula \* ARABIC </w:instrText>
-      </w:r>
-      <w:r>
-        <w:fldChar w:fldCharType="separate"/>
-      </w:r>
-      <w:r>
-        <w:rPr>
-          <w:noProof/>
-        </w:rPr>
-        <w:t>7</w:t>
-      </w:r>
-      <w:r>
-        <w:fldChar w:fldCharType="end"/>
-      </w:r>
+      <w:fldSimple w:instr=" SEQ Taula \* ARABIC ">
+        <w:r>
+          <w:rPr>
+            <w:noProof/>
+          </w:rPr>
+          <w:t>7</w:t>
+        </w:r>
+      </w:fldSimple>
       <w:r>
         <w:t>: Comparació de la direcció de les variables entre el model logístic i el Random Forest</w:t>
       </w:r>
@@ -25773,7 +25714,35 @@
         <w:rPr>
           <w:lang w:eastAsia="en-US"/>
         </w:rPr>
-        <w:t>El XGBoost obté un AUC de 0,855 sobre el conjunt de test, una accuracy del 73,5%, un F1 de 0,743 i una balanced accuracy del 76,2%. En la matriu de confusió, classifica correctament 24 irregulars i 26 regulars, cometent 15 falsos negatius i 3 falsos positius.</w:t>
+        <w:t xml:space="preserve">El XGBoost obté un AUC de 0,855 sobre el conjunt de test, una </w:t>
+      </w:r>
+      <w:r>
+        <w:rPr>
+          <w:i/>
+          <w:iCs/>
+          <w:lang w:eastAsia="en-US"/>
+        </w:rPr>
+        <w:t>accuracy</w:t>
+      </w:r>
+      <w:r>
+        <w:rPr>
+          <w:lang w:eastAsia="en-US"/>
+        </w:rPr>
+        <w:t xml:space="preserve"> del 73,5%, un F1 de 0,743 i una </w:t>
+      </w:r>
+      <w:r>
+        <w:rPr>
+          <w:i/>
+          <w:iCs/>
+          <w:lang w:eastAsia="en-US"/>
+        </w:rPr>
+        <w:t xml:space="preserve">balanced accuracy </w:t>
+      </w:r>
+      <w:r>
+        <w:rPr>
+          <w:lang w:eastAsia="en-US"/>
+        </w:rPr>
+        <w:t>del 76,2%. En la matriu de confusió, classifica correctament 24 irregulars i 26 regulars, cometent 15 falsos negatius i 3 falsos positius.</w:t>
       </w:r>
     </w:p>
     <w:p>
@@ -25785,29 +25754,16 @@
       <w:r>
         <w:t xml:space="preserve">Taula </w:t>
       </w:r>
-      <w:r>
-        <w:fldChar w:fldCharType="begin"/>
-      </w:r>
-      <w:r>
-        <w:instrText xml:space="preserve"> SEQ Taula \* ARABIC </w:instrText>
-      </w:r>
-      <w:r>
-        <w:fldChar w:fldCharType="separate"/>
-      </w:r>
-      <w:r>
-        <w:rPr>
-          <w:noProof/>
-        </w:rPr>
-        <w:t>8</w:t>
-      </w:r>
-      <w:r>
-        <w:fldChar w:fldCharType="end"/>
-      </w:r>
-      <w:r>
-        <w:t xml:space="preserve">: </w:t>
-      </w:r>
-      <w:r>
-        <w:t>Comparació de mètriques entre model logístic, Random Forest i boosting</w:t>
+      <w:fldSimple w:instr=" SEQ Taula \* ARABIC ">
+        <w:r>
+          <w:rPr>
+            <w:noProof/>
+          </w:rPr>
+          <w:t>8</w:t>
+        </w:r>
+      </w:fldSimple>
+      <w:r>
+        <w:t>: Comparació de mètriques entre model logístic, Random Forest i boosting</w:t>
       </w:r>
     </w:p>
     <w:tbl>
@@ -26600,7 +26556,35 @@
         <w:rPr>
           <w:lang w:eastAsia="en-US"/>
         </w:rPr>
-        <w:t>El XGBoost se situa en una posició intermèdia: millora clarament el logit i el RF-B en totes les mètriques, però queda per sota del RF-A. Un aspecte destacable és que pràcticament no hi ha overfitting: l'AUC de train in-sample és 0,812 i el de test 0,855, una diferència mínima que indica bona generalització. Això és en part conseqüència de la regularització forta que s'ha aplicat (gamma = 2,0, lambda = 1,0, alpha = 1,0), que limita la complexitat dels arbres.</w:t>
+        <w:t xml:space="preserve">El XGBoost se situa en una posició intermèdia: millora clarament el logit i el RF-B en totes les mètriques, però queda per sota del RF-A. Un aspecte destacable és que pràcticament no hi ha </w:t>
+      </w:r>
+      <w:r>
+        <w:rPr>
+          <w:i/>
+          <w:iCs/>
+          <w:lang w:eastAsia="en-US"/>
+        </w:rPr>
+        <w:t>overfitting</w:t>
+      </w:r>
+      <w:r>
+        <w:rPr>
+          <w:lang w:eastAsia="en-US"/>
+        </w:rPr>
+        <w:t xml:space="preserve">: l'AUC de </w:t>
+      </w:r>
+      <w:r>
+        <w:rPr>
+          <w:i/>
+          <w:iCs/>
+          <w:lang w:eastAsia="en-US"/>
+        </w:rPr>
+        <w:t>train in-sample</w:t>
+      </w:r>
+      <w:r>
+        <w:rPr>
+          <w:lang w:eastAsia="en-US"/>
+        </w:rPr>
+        <w:t xml:space="preserve"> és 0,812 i el de test 0,855, una diferència mínima que indica bona generalització. Això és en part conseqüència de la regularització forta que s'ha aplicat (gamma = 2,0, lambda = 1,0, alpha = 1,0), que limita la complexitat dels arbres.</w:t>
       </w:r>
     </w:p>
     <w:p>
@@ -26629,6 +26613,7 @@
       </w:pPr>
       <w:r>
         <w:rPr>
+          <w:noProof/>
           <w:lang w:eastAsia="en-US"/>
         </w:rPr>
         <w:drawing>
@@ -26649,7 +26634,7 @@
                     </pic:cNvPicPr>
                   </pic:nvPicPr>
                   <pic:blipFill rotWithShape="1">
-                    <a:blip r:embed="rId31" cstate="print">
+                    <a:blip r:embed="rId32" cstate="print">
                       <a:extLst>
                         <a:ext uri="{28A0092B-C50C-407E-A947-70E740481C1C}">
                           <a14:useLocalDpi xmlns:a14="http://schemas.microsoft.com/office/drawing/2010/main" val="0"/>
@@ -26697,24 +26682,14 @@
       <w:r>
         <w:t xml:space="preserve">Gràfic </w:t>
       </w:r>
-      <w:r>
-        <w:fldChar w:fldCharType="begin"/>
-      </w:r>
-      <w:r>
-        <w:instrText xml:space="preserve"> SEQ Gràfic \* ARABIC </w:instrText>
-      </w:r>
-      <w:r>
-        <w:fldChar w:fldCharType="separate"/>
-      </w:r>
-      <w:r>
-        <w:rPr>
-          <w:noProof/>
-        </w:rPr>
-        <w:t>21</w:t>
-      </w:r>
-      <w:r>
-        <w:fldChar w:fldCharType="end"/>
-      </w:r>
+      <w:fldSimple w:instr=" SEQ Gràfic \* ARABIC ">
+        <w:r>
+          <w:rPr>
+            <w:noProof/>
+          </w:rPr>
+          <w:t>21</w:t>
+        </w:r>
+      </w:fldSimple>
       <w:r>
         <w:t>: Importància SHAP del XGBoost (top 20)</w:t>
       </w:r>
@@ -26759,7 +26734,1101 @@
         <w:rPr>
           <w:lang w:eastAsia="en-US"/>
         </w:rPr>
-        <w:t>La consistència entre els tres models —logit, RF-A i XGBoost— en el rànquing de variables principals reforça la robustesa dels resultats: independentment del model i de l'especificació, les mateixes dimensions (desmotivació, autogestió percebuda, ús substitutiu de la IA i avaluació continuada) emergeixen sistemàticament com els factors explicatius centrals de l'absentisme.</w:t>
+        <w:t>La consistència entre els tres models —</w:t>
+      </w:r>
+      <w:r>
+        <w:rPr>
+          <w:lang w:eastAsia="en-US"/>
+        </w:rPr>
+        <w:t xml:space="preserve"> </w:t>
+      </w:r>
+      <w:r>
+        <w:rPr>
+          <w:lang w:eastAsia="en-US"/>
+        </w:rPr>
+        <w:t>logit, RF-A i XGBoost</w:t>
+      </w:r>
+      <w:r>
+        <w:rPr>
+          <w:lang w:eastAsia="en-US"/>
+        </w:rPr>
+        <w:t xml:space="preserve"> </w:t>
+      </w:r>
+      <w:r>
+        <w:rPr>
+          <w:lang w:eastAsia="en-US"/>
+        </w:rPr>
+        <w:t>— en el rànquing de variables principals reforça la robustesa dels resultats: independentment del model i de l'especificació, les mateixes dimensions (desmotivació, autogestió percebuda, ús substitutiu de la IA i avaluació continuada) emergeixen sistemàticament com els factors explicatius centrals de l'absentisme.</w:t>
+      </w:r>
+    </w:p>
+    <w:p>
+      <w:pPr>
+        <w:spacing w:after="0" w:line="240" w:lineRule="auto"/>
+        <w:jc w:val="left"/>
+        <w:rPr>
+          <w:lang w:eastAsia="en-US"/>
+        </w:rPr>
+      </w:pPr>
+      <w:r>
+        <w:rPr>
+          <w:lang w:eastAsia="en-US"/>
+        </w:rPr>
+        <w:br w:type="page"/>
+      </w:r>
+    </w:p>
+    <w:p>
+      <w:pPr>
+        <w:pStyle w:val="Ttulo3"/>
+      </w:pPr>
+      <w:r>
+        <w:lastRenderedPageBreak/>
+        <w:t>Support Vector Machine (SVM)</w:t>
+      </w:r>
+    </w:p>
+    <w:p>
+      <w:pPr>
+        <w:keepNext/>
+        <w:spacing w:before="240"/>
+        <w:rPr>
+          <w:lang w:eastAsia="en-US"/>
+        </w:rPr>
+      </w:pPr>
+      <w:r>
+        <w:rPr>
+          <w:lang w:eastAsia="en-US"/>
+        </w:rPr>
+        <w:t xml:space="preserve">El SVM obté un AUC de 0,849 sobre el conjunt de test, una </w:t>
+      </w:r>
+      <w:r>
+        <w:rPr>
+          <w:i/>
+          <w:iCs/>
+          <w:lang w:eastAsia="en-US"/>
+        </w:rPr>
+        <w:t>accuracy</w:t>
+      </w:r>
+      <w:r>
+        <w:rPr>
+          <w:lang w:eastAsia="en-US"/>
+        </w:rPr>
+        <w:t xml:space="preserve"> del 72,1%, un F1 de 0,725 i una </w:t>
+      </w:r>
+      <w:r>
+        <w:rPr>
+          <w:i/>
+          <w:iCs/>
+          <w:lang w:eastAsia="en-US"/>
+        </w:rPr>
+        <w:t>balanced accuracy</w:t>
+      </w:r>
+      <w:r>
+        <w:rPr>
+          <w:lang w:eastAsia="en-US"/>
+        </w:rPr>
+        <w:t xml:space="preserve"> del 74,9%. En la matriu de confusió, classifica correctament 24 irregulars i 25 regulars, cometent 16 falsos negatius i 3 falsos positius. Hi ha un </w:t>
+      </w:r>
+      <w:r>
+        <w:rPr>
+          <w:i/>
+          <w:iCs/>
+          <w:lang w:eastAsia="en-US"/>
+        </w:rPr>
+        <w:t>overfitting</w:t>
+      </w:r>
+      <w:r>
+        <w:rPr>
+          <w:lang w:eastAsia="en-US"/>
+        </w:rPr>
+        <w:t xml:space="preserve"> moderat (AUC train 0,871 vs test 0,849) però dins de marges raonables i sense </w:t>
+      </w:r>
+      <w:r>
+        <w:rPr>
+          <w:lang w:eastAsia="en-US"/>
+        </w:rPr>
+        <w:t>comprometre</w:t>
+      </w:r>
+      <w:r>
+        <w:rPr>
+          <w:lang w:eastAsia="en-US"/>
+        </w:rPr>
+        <w:t xml:space="preserve"> la validesa dels resultats.</w:t>
+      </w:r>
+    </w:p>
+    <w:tbl>
+      <w:tblPr>
+        <w:tblStyle w:val="TablaAPA7"/>
+        <w:tblW w:w="8505" w:type="dxa"/>
+        <w:tblLayout w:type="fixed"/>
+        <w:tblLook w:val="04A0" w:firstRow="1" w:lastRow="0" w:firstColumn="1" w:lastColumn="0" w:noHBand="0" w:noVBand="1"/>
+      </w:tblPr>
+      <w:tblGrid>
+        <w:gridCol w:w="2028"/>
+        <w:gridCol w:w="717"/>
+        <w:gridCol w:w="1224"/>
+        <w:gridCol w:w="1134"/>
+        <w:gridCol w:w="1134"/>
+        <w:gridCol w:w="851"/>
+        <w:gridCol w:w="1417"/>
+      </w:tblGrid>
+      <w:tr>
+        <w:trPr>
+          <w:cnfStyle w:val="100000000000" w:firstRow="1" w:lastRow="0" w:firstColumn="0" w:lastColumn="0" w:oddVBand="0" w:evenVBand="0" w:oddHBand="0" w:evenHBand="0" w:firstRowFirstColumn="0" w:firstRowLastColumn="0" w:lastRowFirstColumn="0" w:lastRowLastColumn="0"/>
+        </w:trPr>
+        <w:tc>
+          <w:tcPr>
+            <w:cnfStyle w:val="001000000000" w:firstRow="0" w:lastRow="0" w:firstColumn="1" w:lastColumn="0" w:oddVBand="0" w:evenVBand="0" w:oddHBand="0" w:evenHBand="0" w:firstRowFirstColumn="0" w:firstRowLastColumn="0" w:lastRowFirstColumn="0" w:lastRowLastColumn="0"/>
+            <w:tcW w:w="2028" w:type="dxa"/>
+          </w:tcPr>
+          <w:p>
+            <w:pPr>
+              <w:spacing w:after="0"/>
+              <w:rPr>
+                <w:rFonts w:eastAsia="Aptos"/>
+              </w:rPr>
+            </w:pPr>
+            <w:r>
+              <w:rPr>
+                <w:rFonts w:eastAsia="Aptos"/>
+              </w:rPr>
+              <w:t>Model</w:t>
+            </w:r>
+          </w:p>
+        </w:tc>
+        <w:tc>
+          <w:tcPr>
+            <w:tcW w:w="717" w:type="dxa"/>
+          </w:tcPr>
+          <w:p>
+            <w:pPr>
+              <w:spacing w:after="0"/>
+              <w:jc w:val="center"/>
+              <w:cnfStyle w:val="100000000000" w:firstRow="1" w:lastRow="0" w:firstColumn="0" w:lastColumn="0" w:oddVBand="0" w:evenVBand="0" w:oddHBand="0" w:evenHBand="0" w:firstRowFirstColumn="0" w:firstRowLastColumn="0" w:lastRowFirstColumn="0" w:lastRowLastColumn="0"/>
+              <w:rPr>
+                <w:rFonts w:eastAsia="Aptos"/>
+              </w:rPr>
+            </w:pPr>
+            <w:r>
+              <w:rPr>
+                <w:rFonts w:eastAsia="Aptos"/>
+              </w:rPr>
+              <w:t>AUC</w:t>
+            </w:r>
+          </w:p>
+        </w:tc>
+        <w:tc>
+          <w:tcPr>
+            <w:tcW w:w="1224" w:type="dxa"/>
+          </w:tcPr>
+          <w:p>
+            <w:pPr>
+              <w:spacing w:after="0"/>
+              <w:jc w:val="center"/>
+              <w:cnfStyle w:val="100000000000" w:firstRow="1" w:lastRow="0" w:firstColumn="0" w:lastColumn="0" w:oddVBand="0" w:evenVBand="0" w:oddHBand="0" w:evenHBand="0" w:firstRowFirstColumn="0" w:firstRowLastColumn="0" w:lastRowFirstColumn="0" w:lastRowLastColumn="0"/>
+              <w:rPr>
+                <w:rFonts w:eastAsia="Aptos"/>
+              </w:rPr>
+            </w:pPr>
+            <w:r>
+              <w:rPr>
+                <w:rFonts w:eastAsia="Aptos"/>
+              </w:rPr>
+              <w:t>Accuracy</w:t>
+            </w:r>
+          </w:p>
+        </w:tc>
+        <w:tc>
+          <w:tcPr>
+            <w:tcW w:w="1134" w:type="dxa"/>
+          </w:tcPr>
+          <w:p>
+            <w:pPr>
+              <w:spacing w:after="0"/>
+              <w:jc w:val="center"/>
+              <w:cnfStyle w:val="100000000000" w:firstRow="1" w:lastRow="0" w:firstColumn="0" w:lastColumn="0" w:oddVBand="0" w:evenVBand="0" w:oddHBand="0" w:evenHBand="0" w:firstRowFirstColumn="0" w:firstRowLastColumn="0" w:lastRowFirstColumn="0" w:lastRowLastColumn="0"/>
+              <w:rPr>
+                <w:rFonts w:eastAsia="Aptos"/>
+              </w:rPr>
+            </w:pPr>
+            <w:r>
+              <w:rPr>
+                <w:rFonts w:eastAsia="Aptos"/>
+              </w:rPr>
+              <w:t>Precision</w:t>
+            </w:r>
+          </w:p>
+        </w:tc>
+        <w:tc>
+          <w:tcPr>
+            <w:tcW w:w="1134" w:type="dxa"/>
+          </w:tcPr>
+          <w:p>
+            <w:pPr>
+              <w:spacing w:after="0"/>
+              <w:jc w:val="center"/>
+              <w:cnfStyle w:val="100000000000" w:firstRow="1" w:lastRow="0" w:firstColumn="0" w:lastColumn="0" w:oddVBand="0" w:evenVBand="0" w:oddHBand="0" w:evenHBand="0" w:firstRowFirstColumn="0" w:firstRowLastColumn="0" w:lastRowFirstColumn="0" w:lastRowLastColumn="0"/>
+              <w:rPr>
+                <w:rFonts w:eastAsia="Aptos"/>
+              </w:rPr>
+            </w:pPr>
+            <w:r>
+              <w:rPr>
+                <w:rFonts w:eastAsia="Aptos"/>
+              </w:rPr>
+              <w:t>Recall</w:t>
+            </w:r>
+          </w:p>
+        </w:tc>
+        <w:tc>
+          <w:tcPr>
+            <w:tcW w:w="851" w:type="dxa"/>
+          </w:tcPr>
+          <w:p>
+            <w:pPr>
+              <w:spacing w:after="0"/>
+              <w:jc w:val="center"/>
+              <w:cnfStyle w:val="100000000000" w:firstRow="1" w:lastRow="0" w:firstColumn="0" w:lastColumn="0" w:oddVBand="0" w:evenVBand="0" w:oddHBand="0" w:evenHBand="0" w:firstRowFirstColumn="0" w:firstRowLastColumn="0" w:lastRowFirstColumn="0" w:lastRowLastColumn="0"/>
+              <w:rPr>
+                <w:rFonts w:eastAsia="Aptos"/>
+              </w:rPr>
+            </w:pPr>
+            <w:r>
+              <w:rPr>
+                <w:rFonts w:eastAsia="Aptos"/>
+              </w:rPr>
+              <w:t>F1</w:t>
+            </w:r>
+          </w:p>
+        </w:tc>
+        <w:tc>
+          <w:tcPr>
+            <w:tcW w:w="1417" w:type="dxa"/>
+          </w:tcPr>
+          <w:p>
+            <w:pPr>
+              <w:spacing w:after="0"/>
+              <w:jc w:val="center"/>
+              <w:cnfStyle w:val="100000000000" w:firstRow="1" w:lastRow="0" w:firstColumn="0" w:lastColumn="0" w:oddVBand="0" w:evenVBand="0" w:oddHBand="0" w:evenHBand="0" w:firstRowFirstColumn="0" w:firstRowLastColumn="0" w:lastRowFirstColumn="0" w:lastRowLastColumn="0"/>
+              <w:rPr>
+                <w:rFonts w:eastAsia="Aptos"/>
+              </w:rPr>
+            </w:pPr>
+            <w:r>
+              <w:rPr>
+                <w:rFonts w:eastAsia="Aptos"/>
+              </w:rPr>
+              <w:t>Balanced Acc</w:t>
+            </w:r>
+          </w:p>
+        </w:tc>
+      </w:tr>
+      <w:tr>
+        <w:tc>
+          <w:tcPr>
+            <w:cnfStyle w:val="001000000000" w:firstRow="0" w:lastRow="0" w:firstColumn="1" w:lastColumn="0" w:oddVBand="0" w:evenVBand="0" w:oddHBand="0" w:evenHBand="0" w:firstRowFirstColumn="0" w:firstRowLastColumn="0" w:lastRowFirstColumn="0" w:lastRowLastColumn="0"/>
+            <w:tcW w:w="2028" w:type="dxa"/>
+          </w:tcPr>
+          <w:p>
+            <w:pPr>
+              <w:spacing w:after="0"/>
+              <w:rPr>
+                <w:rFonts w:eastAsia="Aptos"/>
+              </w:rPr>
+            </w:pPr>
+            <w:r>
+              <w:rPr>
+                <w:rFonts w:eastAsia="Aptos"/>
+              </w:rPr>
+              <w:t>Logit predictiu</w:t>
+            </w:r>
+          </w:p>
+        </w:tc>
+        <w:tc>
+          <w:tcPr>
+            <w:tcW w:w="717" w:type="dxa"/>
+          </w:tcPr>
+          <w:p>
+            <w:pPr>
+              <w:spacing w:after="0"/>
+              <w:jc w:val="center"/>
+              <w:cnfStyle w:val="000000000000" w:firstRow="0" w:lastRow="0" w:firstColumn="0" w:lastColumn="0" w:oddVBand="0" w:evenVBand="0" w:oddHBand="0" w:evenHBand="0" w:firstRowFirstColumn="0" w:firstRowLastColumn="0" w:lastRowFirstColumn="0" w:lastRowLastColumn="0"/>
+              <w:rPr>
+                <w:rFonts w:eastAsia="Aptos"/>
+              </w:rPr>
+            </w:pPr>
+            <w:r>
+              <w:rPr>
+                <w:rFonts w:eastAsia="Aptos"/>
+              </w:rPr>
+              <w:t>0,856</w:t>
+            </w:r>
+          </w:p>
+        </w:tc>
+        <w:tc>
+          <w:tcPr>
+            <w:tcW w:w="1224" w:type="dxa"/>
+          </w:tcPr>
+          <w:p>
+            <w:pPr>
+              <w:spacing w:after="0"/>
+              <w:jc w:val="center"/>
+              <w:cnfStyle w:val="000000000000" w:firstRow="0" w:lastRow="0" w:firstColumn="0" w:lastColumn="0" w:oddVBand="0" w:evenVBand="0" w:oddHBand="0" w:evenHBand="0" w:firstRowFirstColumn="0" w:firstRowLastColumn="0" w:lastRowFirstColumn="0" w:lastRowLastColumn="0"/>
+              <w:rPr>
+                <w:rFonts w:eastAsia="Aptos"/>
+              </w:rPr>
+            </w:pPr>
+            <w:r>
+              <w:rPr>
+                <w:rFonts w:eastAsia="Aptos"/>
+              </w:rPr>
+              <w:t>0,856</w:t>
+            </w:r>
+          </w:p>
+        </w:tc>
+        <w:tc>
+          <w:tcPr>
+            <w:tcW w:w="1134" w:type="dxa"/>
+          </w:tcPr>
+          <w:p>
+            <w:pPr>
+              <w:spacing w:after="0"/>
+              <w:jc w:val="center"/>
+              <w:cnfStyle w:val="000000000000" w:firstRow="0" w:lastRow="0" w:firstColumn="0" w:lastColumn="0" w:oddVBand="0" w:evenVBand="0" w:oddHBand="0" w:evenHBand="0" w:firstRowFirstColumn="0" w:firstRowLastColumn="0" w:lastRowFirstColumn="0" w:lastRowLastColumn="0"/>
+              <w:rPr>
+                <w:rFonts w:eastAsia="Aptos"/>
+              </w:rPr>
+            </w:pPr>
+            <w:r>
+              <w:rPr>
+                <w:rFonts w:eastAsia="Aptos"/>
+              </w:rPr>
+              <w:t>0,952</w:t>
+            </w:r>
+          </w:p>
+        </w:tc>
+        <w:tc>
+          <w:tcPr>
+            <w:tcW w:w="1134" w:type="dxa"/>
+          </w:tcPr>
+          <w:p>
+            <w:pPr>
+              <w:spacing w:after="0"/>
+              <w:jc w:val="center"/>
+              <w:cnfStyle w:val="000000000000" w:firstRow="0" w:lastRow="0" w:firstColumn="0" w:lastColumn="0" w:oddVBand="0" w:evenVBand="0" w:oddHBand="0" w:evenHBand="0" w:firstRowFirstColumn="0" w:firstRowLastColumn="0" w:lastRowFirstColumn="0" w:lastRowLastColumn="0"/>
+              <w:rPr>
+                <w:rFonts w:eastAsia="Aptos"/>
+              </w:rPr>
+            </w:pPr>
+            <w:r>
+              <w:rPr>
+                <w:rFonts w:eastAsia="Aptos"/>
+              </w:rPr>
+              <w:t>0,488</w:t>
+            </w:r>
+          </w:p>
+        </w:tc>
+        <w:tc>
+          <w:tcPr>
+            <w:tcW w:w="851" w:type="dxa"/>
+          </w:tcPr>
+          <w:p>
+            <w:pPr>
+              <w:spacing w:after="0"/>
+              <w:jc w:val="center"/>
+              <w:cnfStyle w:val="000000000000" w:firstRow="0" w:lastRow="0" w:firstColumn="0" w:lastColumn="0" w:oddVBand="0" w:evenVBand="0" w:oddHBand="0" w:evenHBand="0" w:firstRowFirstColumn="0" w:firstRowLastColumn="0" w:lastRowFirstColumn="0" w:lastRowLastColumn="0"/>
+              <w:rPr>
+                <w:rFonts w:eastAsia="Aptos"/>
+              </w:rPr>
+            </w:pPr>
+            <w:r>
+              <w:rPr>
+                <w:rFonts w:eastAsia="Aptos"/>
+              </w:rPr>
+              <w:t>0,645</w:t>
+            </w:r>
+          </w:p>
+        </w:tc>
+        <w:tc>
+          <w:tcPr>
+            <w:tcW w:w="1417" w:type="dxa"/>
+          </w:tcPr>
+          <w:p>
+            <w:pPr>
+              <w:spacing w:after="0"/>
+              <w:jc w:val="center"/>
+              <w:cnfStyle w:val="000000000000" w:firstRow="0" w:lastRow="0" w:firstColumn="0" w:lastColumn="0" w:oddVBand="0" w:evenVBand="0" w:oddHBand="0" w:evenHBand="0" w:firstRowFirstColumn="0" w:firstRowLastColumn="0" w:lastRowFirstColumn="0" w:lastRowLastColumn="0"/>
+              <w:rPr>
+                <w:rFonts w:eastAsia="Aptos"/>
+              </w:rPr>
+            </w:pPr>
+            <w:r>
+              <w:rPr>
+                <w:rFonts w:eastAsia="Aptos"/>
+              </w:rPr>
+              <w:t>0,725</w:t>
+            </w:r>
+          </w:p>
+        </w:tc>
+      </w:tr>
+      <w:tr>
+        <w:tc>
+          <w:tcPr>
+            <w:cnfStyle w:val="001000000000" w:firstRow="0" w:lastRow="0" w:firstColumn="1" w:lastColumn="0" w:oddVBand="0" w:evenVBand="0" w:oddHBand="0" w:evenHBand="0" w:firstRowFirstColumn="0" w:firstRowLastColumn="0" w:lastRowFirstColumn="0" w:lastRowLastColumn="0"/>
+            <w:tcW w:w="2028" w:type="dxa"/>
+            <w:vAlign w:val="top"/>
+          </w:tcPr>
+          <w:p>
+            <w:pPr>
+              <w:spacing w:after="0"/>
+              <w:rPr>
+                <w:rFonts w:eastAsia="Aptos"/>
+              </w:rPr>
+            </w:pPr>
+            <w:r>
+              <w:rPr>
+                <w:rFonts w:eastAsia="Aptos"/>
+              </w:rPr>
+              <w:t>RF-A (factors EFA)</w:t>
+            </w:r>
+          </w:p>
+        </w:tc>
+        <w:tc>
+          <w:tcPr>
+            <w:tcW w:w="717" w:type="dxa"/>
+            <w:vAlign w:val="top"/>
+          </w:tcPr>
+          <w:p>
+            <w:pPr>
+              <w:spacing w:after="0"/>
+              <w:jc w:val="center"/>
+              <w:cnfStyle w:val="000000000000" w:firstRow="0" w:lastRow="0" w:firstColumn="0" w:lastColumn="0" w:oddVBand="0" w:evenVBand="0" w:oddHBand="0" w:evenHBand="0" w:firstRowFirstColumn="0" w:firstRowLastColumn="0" w:lastRowFirstColumn="0" w:lastRowLastColumn="0"/>
+              <w:rPr>
+                <w:rFonts w:eastAsia="Aptos"/>
+              </w:rPr>
+            </w:pPr>
+            <w:r>
+              <w:rPr>
+                <w:rFonts w:eastAsia="Aptos"/>
+              </w:rPr>
+              <w:t>0,892</w:t>
+            </w:r>
+          </w:p>
+        </w:tc>
+        <w:tc>
+          <w:tcPr>
+            <w:tcW w:w="1224" w:type="dxa"/>
+            <w:vAlign w:val="top"/>
+          </w:tcPr>
+          <w:p>
+            <w:pPr>
+              <w:spacing w:after="0"/>
+              <w:jc w:val="center"/>
+              <w:cnfStyle w:val="000000000000" w:firstRow="0" w:lastRow="0" w:firstColumn="0" w:lastColumn="0" w:oddVBand="0" w:evenVBand="0" w:oddHBand="0" w:evenHBand="0" w:firstRowFirstColumn="0" w:firstRowLastColumn="0" w:lastRowFirstColumn="0" w:lastRowLastColumn="0"/>
+              <w:rPr>
+                <w:rFonts w:eastAsia="Aptos"/>
+              </w:rPr>
+            </w:pPr>
+            <w:r>
+              <w:rPr>
+                <w:rFonts w:eastAsia="Aptos"/>
+              </w:rPr>
+              <w:t>0,809</w:t>
+            </w:r>
+          </w:p>
+        </w:tc>
+        <w:tc>
+          <w:tcPr>
+            <w:tcW w:w="1134" w:type="dxa"/>
+            <w:vAlign w:val="top"/>
+          </w:tcPr>
+          <w:p>
+            <w:pPr>
+              <w:spacing w:after="0"/>
+              <w:jc w:val="center"/>
+              <w:cnfStyle w:val="000000000000" w:firstRow="0" w:lastRow="0" w:firstColumn="0" w:lastColumn="0" w:oddVBand="0" w:evenVBand="0" w:oddHBand="0" w:evenHBand="0" w:firstRowFirstColumn="0" w:firstRowLastColumn="0" w:lastRowFirstColumn="0" w:lastRowLastColumn="0"/>
+              <w:rPr>
+                <w:rFonts w:eastAsia="Aptos"/>
+              </w:rPr>
+            </w:pPr>
+            <w:r>
+              <w:rPr>
+                <w:rFonts w:eastAsia="Aptos"/>
+              </w:rPr>
+              <w:t>0,967</w:t>
+            </w:r>
+          </w:p>
+        </w:tc>
+        <w:tc>
+          <w:tcPr>
+            <w:tcW w:w="1134" w:type="dxa"/>
+          </w:tcPr>
+          <w:p>
+            <w:pPr>
+              <w:spacing w:after="0"/>
+              <w:jc w:val="center"/>
+              <w:cnfStyle w:val="000000000000" w:firstRow="0" w:lastRow="0" w:firstColumn="0" w:lastColumn="0" w:oddVBand="0" w:evenVBand="0" w:oddHBand="0" w:evenHBand="0" w:firstRowFirstColumn="0" w:firstRowLastColumn="0" w:lastRowFirstColumn="0" w:lastRowLastColumn="0"/>
+              <w:rPr>
+                <w:rFonts w:eastAsia="Aptos"/>
+              </w:rPr>
+            </w:pPr>
+            <w:r>
+              <w:rPr>
+                <w:rFonts w:eastAsia="Aptos"/>
+              </w:rPr>
+              <w:t>0,707</w:t>
+            </w:r>
+          </w:p>
+        </w:tc>
+        <w:tc>
+          <w:tcPr>
+            <w:tcW w:w="851" w:type="dxa"/>
+          </w:tcPr>
+          <w:p>
+            <w:pPr>
+              <w:spacing w:after="0"/>
+              <w:jc w:val="center"/>
+              <w:cnfStyle w:val="000000000000" w:firstRow="0" w:lastRow="0" w:firstColumn="0" w:lastColumn="0" w:oddVBand="0" w:evenVBand="0" w:oddHBand="0" w:evenHBand="0" w:firstRowFirstColumn="0" w:firstRowLastColumn="0" w:lastRowFirstColumn="0" w:lastRowLastColumn="0"/>
+              <w:rPr>
+                <w:rFonts w:eastAsia="Aptos"/>
+              </w:rPr>
+            </w:pPr>
+            <w:r>
+              <w:rPr>
+                <w:rFonts w:eastAsia="Aptos"/>
+              </w:rPr>
+              <w:t>0,817</w:t>
+            </w:r>
+          </w:p>
+        </w:tc>
+        <w:tc>
+          <w:tcPr>
+            <w:tcW w:w="1417" w:type="dxa"/>
+          </w:tcPr>
+          <w:p>
+            <w:pPr>
+              <w:spacing w:after="0"/>
+              <w:jc w:val="center"/>
+              <w:cnfStyle w:val="000000000000" w:firstRow="0" w:lastRow="0" w:firstColumn="0" w:lastColumn="0" w:oddVBand="0" w:evenVBand="0" w:oddHBand="0" w:evenHBand="0" w:firstRowFirstColumn="0" w:firstRowLastColumn="0" w:lastRowFirstColumn="0" w:lastRowLastColumn="0"/>
+              <w:rPr>
+                <w:rFonts w:eastAsia="Aptos"/>
+              </w:rPr>
+            </w:pPr>
+            <w:r>
+              <w:rPr>
+                <w:rFonts w:eastAsia="Aptos"/>
+              </w:rPr>
+              <w:t>0,835</w:t>
+            </w:r>
+          </w:p>
+        </w:tc>
+      </w:tr>
+      <w:tr>
+        <w:tc>
+          <w:tcPr>
+            <w:cnfStyle w:val="001000000000" w:firstRow="0" w:lastRow="0" w:firstColumn="1" w:lastColumn="0" w:oddVBand="0" w:evenVBand="0" w:oddHBand="0" w:evenHBand="0" w:firstRowFirstColumn="0" w:firstRowLastColumn="0" w:lastRowFirstColumn="0" w:lastRowLastColumn="0"/>
+            <w:tcW w:w="2028" w:type="dxa"/>
+            <w:vAlign w:val="top"/>
+          </w:tcPr>
+          <w:p>
+            <w:pPr>
+              <w:spacing w:after="0"/>
+              <w:rPr>
+                <w:rFonts w:eastAsia="Aptos"/>
+              </w:rPr>
+            </w:pPr>
+            <w:r>
+              <w:rPr>
+                <w:rFonts w:eastAsia="Aptos"/>
+              </w:rPr>
+              <w:t>RF-B (Likert orig</w:t>
+            </w:r>
+            <w:r>
+              <w:rPr>
+                <w:rFonts w:eastAsia="Aptos"/>
+              </w:rPr>
+              <w:t>inal)</w:t>
+            </w:r>
+          </w:p>
+        </w:tc>
+        <w:tc>
+          <w:tcPr>
+            <w:tcW w:w="717" w:type="dxa"/>
+            <w:vAlign w:val="top"/>
+          </w:tcPr>
+          <w:p>
+            <w:pPr>
+              <w:spacing w:after="0"/>
+              <w:jc w:val="center"/>
+              <w:cnfStyle w:val="000000000000" w:firstRow="0" w:lastRow="0" w:firstColumn="0" w:lastColumn="0" w:oddVBand="0" w:evenVBand="0" w:oddHBand="0" w:evenHBand="0" w:firstRowFirstColumn="0" w:firstRowLastColumn="0" w:lastRowFirstColumn="0" w:lastRowLastColumn="0"/>
+              <w:rPr>
+                <w:rFonts w:eastAsia="Aptos"/>
+              </w:rPr>
+            </w:pPr>
+            <w:r>
+              <w:rPr>
+                <w:rFonts w:eastAsia="Aptos"/>
+              </w:rPr>
+              <w:t>0,808</w:t>
+            </w:r>
+          </w:p>
+        </w:tc>
+        <w:tc>
+          <w:tcPr>
+            <w:tcW w:w="1224" w:type="dxa"/>
+            <w:vAlign w:val="top"/>
+          </w:tcPr>
+          <w:p>
+            <w:pPr>
+              <w:spacing w:after="0"/>
+              <w:jc w:val="center"/>
+              <w:cnfStyle w:val="000000000000" w:firstRow="0" w:lastRow="0" w:firstColumn="0" w:lastColumn="0" w:oddVBand="0" w:evenVBand="0" w:oddHBand="0" w:evenHBand="0" w:firstRowFirstColumn="0" w:firstRowLastColumn="0" w:lastRowFirstColumn="0" w:lastRowLastColumn="0"/>
+              <w:rPr>
+                <w:rFonts w:eastAsia="Aptos"/>
+              </w:rPr>
+            </w:pPr>
+            <w:r>
+              <w:rPr>
+                <w:rFonts w:eastAsia="Aptos"/>
+              </w:rPr>
+              <w:t>0,632</w:t>
+            </w:r>
+          </w:p>
+        </w:tc>
+        <w:tc>
+          <w:tcPr>
+            <w:tcW w:w="1134" w:type="dxa"/>
+            <w:vAlign w:val="top"/>
+          </w:tcPr>
+          <w:p>
+            <w:pPr>
+              <w:spacing w:after="0"/>
+              <w:jc w:val="center"/>
+              <w:cnfStyle w:val="000000000000" w:firstRow="0" w:lastRow="0" w:firstColumn="0" w:lastColumn="0" w:oddVBand="0" w:evenVBand="0" w:oddHBand="0" w:evenHBand="0" w:firstRowFirstColumn="0" w:firstRowLastColumn="0" w:lastRowFirstColumn="0" w:lastRowLastColumn="0"/>
+              <w:rPr>
+                <w:rFonts w:eastAsia="Aptos"/>
+              </w:rPr>
+            </w:pPr>
+            <w:r>
+              <w:rPr>
+                <w:rFonts w:eastAsia="Aptos"/>
+              </w:rPr>
+              <w:t>0,833</w:t>
+            </w:r>
+          </w:p>
+        </w:tc>
+        <w:tc>
+          <w:tcPr>
+            <w:tcW w:w="1134" w:type="dxa"/>
+          </w:tcPr>
+          <w:p>
+            <w:pPr>
+              <w:spacing w:after="0"/>
+              <w:jc w:val="center"/>
+              <w:cnfStyle w:val="000000000000" w:firstRow="0" w:lastRow="0" w:firstColumn="0" w:lastColumn="0" w:oddVBand="0" w:evenVBand="0" w:oddHBand="0" w:evenHBand="0" w:firstRowFirstColumn="0" w:firstRowLastColumn="0" w:lastRowFirstColumn="0" w:lastRowLastColumn="0"/>
+              <w:rPr>
+                <w:rFonts w:eastAsia="Aptos"/>
+              </w:rPr>
+            </w:pPr>
+            <w:r>
+              <w:rPr>
+                <w:rFonts w:eastAsia="Aptos"/>
+              </w:rPr>
+              <w:t>0,488</w:t>
+            </w:r>
+          </w:p>
+        </w:tc>
+        <w:tc>
+          <w:tcPr>
+            <w:tcW w:w="851" w:type="dxa"/>
+          </w:tcPr>
+          <w:p>
+            <w:pPr>
+              <w:spacing w:after="0"/>
+              <w:jc w:val="center"/>
+              <w:cnfStyle w:val="000000000000" w:firstRow="0" w:lastRow="0" w:firstColumn="0" w:lastColumn="0" w:oddVBand="0" w:evenVBand="0" w:oddHBand="0" w:evenHBand="0" w:firstRowFirstColumn="0" w:firstRowLastColumn="0" w:lastRowFirstColumn="0" w:lastRowLastColumn="0"/>
+              <w:rPr>
+                <w:rFonts w:eastAsia="Aptos"/>
+              </w:rPr>
+            </w:pPr>
+            <w:r>
+              <w:rPr>
+                <w:rFonts w:eastAsia="Aptos"/>
+              </w:rPr>
+              <w:t>0,615</w:t>
+            </w:r>
+          </w:p>
+        </w:tc>
+        <w:tc>
+          <w:tcPr>
+            <w:tcW w:w="1417" w:type="dxa"/>
+          </w:tcPr>
+          <w:p>
+            <w:pPr>
+              <w:spacing w:after="0"/>
+              <w:jc w:val="center"/>
+              <w:cnfStyle w:val="000000000000" w:firstRow="0" w:lastRow="0" w:firstColumn="0" w:lastColumn="0" w:oddVBand="0" w:evenVBand="0" w:oddHBand="0" w:evenHBand="0" w:firstRowFirstColumn="0" w:firstRowLastColumn="0" w:lastRowFirstColumn="0" w:lastRowLastColumn="0"/>
+              <w:rPr>
+                <w:rFonts w:eastAsia="Aptos"/>
+              </w:rPr>
+            </w:pPr>
+            <w:r>
+              <w:rPr>
+                <w:rFonts w:eastAsia="Aptos"/>
+              </w:rPr>
+              <w:t>0,670</w:t>
+            </w:r>
+          </w:p>
+        </w:tc>
+      </w:tr>
+      <w:tr>
+        <w:tc>
+          <w:tcPr>
+            <w:cnfStyle w:val="001000000000" w:firstRow="0" w:lastRow="0" w:firstColumn="1" w:lastColumn="0" w:oddVBand="0" w:evenVBand="0" w:oddHBand="0" w:evenHBand="0" w:firstRowFirstColumn="0" w:firstRowLastColumn="0" w:lastRowFirstColumn="0" w:lastRowLastColumn="0"/>
+            <w:tcW w:w="2028" w:type="dxa"/>
+            <w:vAlign w:val="top"/>
+          </w:tcPr>
+          <w:p>
+            <w:pPr>
+              <w:spacing w:after="0"/>
+              <w:rPr>
+                <w:rFonts w:eastAsia="Aptos"/>
+              </w:rPr>
+            </w:pPr>
+            <w:r>
+              <w:rPr>
+                <w:rFonts w:eastAsia="Aptos"/>
+              </w:rPr>
+              <w:t>XGBoost</w:t>
+            </w:r>
+          </w:p>
+        </w:tc>
+        <w:tc>
+          <w:tcPr>
+            <w:tcW w:w="717" w:type="dxa"/>
+            <w:vAlign w:val="top"/>
+          </w:tcPr>
+          <w:p>
+            <w:pPr>
+              <w:spacing w:after="0"/>
+              <w:jc w:val="center"/>
+              <w:cnfStyle w:val="000000000000" w:firstRow="0" w:lastRow="0" w:firstColumn="0" w:lastColumn="0" w:oddVBand="0" w:evenVBand="0" w:oddHBand="0" w:evenHBand="0" w:firstRowFirstColumn="0" w:firstRowLastColumn="0" w:lastRowFirstColumn="0" w:lastRowLastColumn="0"/>
+              <w:rPr>
+                <w:rFonts w:eastAsia="Aptos"/>
+              </w:rPr>
+            </w:pPr>
+            <w:r>
+              <w:rPr>
+                <w:rFonts w:eastAsia="Aptos"/>
+              </w:rPr>
+              <w:t>0,855</w:t>
+            </w:r>
+          </w:p>
+        </w:tc>
+        <w:tc>
+          <w:tcPr>
+            <w:tcW w:w="1224" w:type="dxa"/>
+            <w:vAlign w:val="top"/>
+          </w:tcPr>
+          <w:p>
+            <w:pPr>
+              <w:spacing w:after="0"/>
+              <w:jc w:val="center"/>
+              <w:cnfStyle w:val="000000000000" w:firstRow="0" w:lastRow="0" w:firstColumn="0" w:lastColumn="0" w:oddVBand="0" w:evenVBand="0" w:oddHBand="0" w:evenHBand="0" w:firstRowFirstColumn="0" w:firstRowLastColumn="0" w:lastRowFirstColumn="0" w:lastRowLastColumn="0"/>
+              <w:rPr>
+                <w:rFonts w:eastAsia="Aptos"/>
+              </w:rPr>
+            </w:pPr>
+            <w:r>
+              <w:rPr>
+                <w:rFonts w:eastAsia="Aptos"/>
+              </w:rPr>
+              <w:t>0,735</w:t>
+            </w:r>
+          </w:p>
+        </w:tc>
+        <w:tc>
+          <w:tcPr>
+            <w:tcW w:w="1134" w:type="dxa"/>
+            <w:vAlign w:val="top"/>
+          </w:tcPr>
+          <w:p>
+            <w:pPr>
+              <w:spacing w:after="0"/>
+              <w:jc w:val="center"/>
+              <w:cnfStyle w:val="000000000000" w:firstRow="0" w:lastRow="0" w:firstColumn="0" w:lastColumn="0" w:oddVBand="0" w:evenVBand="0" w:oddHBand="0" w:evenHBand="0" w:firstRowFirstColumn="0" w:firstRowLastColumn="0" w:lastRowFirstColumn="0" w:lastRowLastColumn="0"/>
+              <w:rPr>
+                <w:rFonts w:eastAsia="Aptos"/>
+              </w:rPr>
+            </w:pPr>
+            <w:r>
+              <w:rPr>
+                <w:rFonts w:eastAsia="Aptos"/>
+              </w:rPr>
+              <w:t>0,897</w:t>
+            </w:r>
+          </w:p>
+        </w:tc>
+        <w:tc>
+          <w:tcPr>
+            <w:tcW w:w="1134" w:type="dxa"/>
+          </w:tcPr>
+          <w:p>
+            <w:pPr>
+              <w:spacing w:after="0"/>
+              <w:jc w:val="center"/>
+              <w:cnfStyle w:val="000000000000" w:firstRow="0" w:lastRow="0" w:firstColumn="0" w:lastColumn="0" w:oddVBand="0" w:evenVBand="0" w:oddHBand="0" w:evenHBand="0" w:firstRowFirstColumn="0" w:firstRowLastColumn="0" w:lastRowFirstColumn="0" w:lastRowLastColumn="0"/>
+              <w:rPr>
+                <w:rFonts w:eastAsia="Aptos"/>
+              </w:rPr>
+            </w:pPr>
+            <w:r>
+              <w:rPr>
+                <w:rFonts w:eastAsia="Aptos"/>
+              </w:rPr>
+              <w:t>0,634</w:t>
+            </w:r>
+          </w:p>
+        </w:tc>
+        <w:tc>
+          <w:tcPr>
+            <w:tcW w:w="851" w:type="dxa"/>
+          </w:tcPr>
+          <w:p>
+            <w:pPr>
+              <w:spacing w:after="0"/>
+              <w:jc w:val="center"/>
+              <w:cnfStyle w:val="000000000000" w:firstRow="0" w:lastRow="0" w:firstColumn="0" w:lastColumn="0" w:oddVBand="0" w:evenVBand="0" w:oddHBand="0" w:evenHBand="0" w:firstRowFirstColumn="0" w:firstRowLastColumn="0" w:lastRowFirstColumn="0" w:lastRowLastColumn="0"/>
+              <w:rPr>
+                <w:rFonts w:eastAsia="Aptos"/>
+              </w:rPr>
+            </w:pPr>
+            <w:r>
+              <w:rPr>
+                <w:rFonts w:eastAsia="Aptos"/>
+              </w:rPr>
+              <w:t>0,743</w:t>
+            </w:r>
+          </w:p>
+        </w:tc>
+        <w:tc>
+          <w:tcPr>
+            <w:tcW w:w="1417" w:type="dxa"/>
+          </w:tcPr>
+          <w:p>
+            <w:pPr>
+              <w:spacing w:after="0"/>
+              <w:jc w:val="center"/>
+              <w:cnfStyle w:val="000000000000" w:firstRow="0" w:lastRow="0" w:firstColumn="0" w:lastColumn="0" w:oddVBand="0" w:evenVBand="0" w:oddHBand="0" w:evenHBand="0" w:firstRowFirstColumn="0" w:firstRowLastColumn="0" w:lastRowFirstColumn="0" w:lastRowLastColumn="0"/>
+              <w:rPr>
+                <w:rFonts w:eastAsia="Aptos"/>
+              </w:rPr>
+            </w:pPr>
+            <w:r>
+              <w:rPr>
+                <w:rFonts w:eastAsia="Aptos"/>
+              </w:rPr>
+              <w:t>0,762</w:t>
+            </w:r>
+          </w:p>
+        </w:tc>
+      </w:tr>
+      <w:tr>
+        <w:tc>
+          <w:tcPr>
+            <w:cnfStyle w:val="001000000000" w:firstRow="0" w:lastRow="0" w:firstColumn="1" w:lastColumn="0" w:oddVBand="0" w:evenVBand="0" w:oddHBand="0" w:evenHBand="0" w:firstRowFirstColumn="0" w:firstRowLastColumn="0" w:lastRowFirstColumn="0" w:lastRowLastColumn="0"/>
+            <w:tcW w:w="2028" w:type="dxa"/>
+            <w:vAlign w:val="top"/>
+          </w:tcPr>
+          <w:p>
+            <w:pPr>
+              <w:spacing w:after="0"/>
+              <w:rPr>
+                <w:rFonts w:eastAsia="Aptos"/>
+              </w:rPr>
+            </w:pPr>
+            <w:r>
+              <w:rPr>
+                <w:rFonts w:eastAsia="Aptos"/>
+              </w:rPr>
+              <w:t>SVM-RBF</w:t>
+            </w:r>
+          </w:p>
+        </w:tc>
+        <w:tc>
+          <w:tcPr>
+            <w:tcW w:w="717" w:type="dxa"/>
+            <w:vAlign w:val="top"/>
+          </w:tcPr>
+          <w:p>
+            <w:pPr>
+              <w:spacing w:after="0"/>
+              <w:jc w:val="center"/>
+              <w:cnfStyle w:val="000000000000" w:firstRow="0" w:lastRow="0" w:firstColumn="0" w:lastColumn="0" w:oddVBand="0" w:evenVBand="0" w:oddHBand="0" w:evenHBand="0" w:firstRowFirstColumn="0" w:firstRowLastColumn="0" w:lastRowFirstColumn="0" w:lastRowLastColumn="0"/>
+              <w:rPr>
+                <w:rFonts w:eastAsia="Aptos"/>
+              </w:rPr>
+            </w:pPr>
+            <w:r>
+              <w:rPr>
+                <w:lang w:eastAsia="en-US"/>
+              </w:rPr>
+              <w:t>0,849</w:t>
+            </w:r>
+          </w:p>
+        </w:tc>
+        <w:tc>
+          <w:tcPr>
+            <w:tcW w:w="1224" w:type="dxa"/>
+            <w:vAlign w:val="top"/>
+          </w:tcPr>
+          <w:p>
+            <w:pPr>
+              <w:spacing w:after="0"/>
+              <w:jc w:val="center"/>
+              <w:cnfStyle w:val="000000000000" w:firstRow="0" w:lastRow="0" w:firstColumn="0" w:lastColumn="0" w:oddVBand="0" w:evenVBand="0" w:oddHBand="0" w:evenHBand="0" w:firstRowFirstColumn="0" w:firstRowLastColumn="0" w:lastRowFirstColumn="0" w:lastRowLastColumn="0"/>
+              <w:rPr>
+                <w:rFonts w:eastAsia="Aptos"/>
+              </w:rPr>
+            </w:pPr>
+            <w:r>
+              <w:rPr>
+                <w:lang w:eastAsia="en-US"/>
+              </w:rPr>
+              <w:t>0,721</w:t>
+            </w:r>
+          </w:p>
+        </w:tc>
+        <w:tc>
+          <w:tcPr>
+            <w:tcW w:w="1134" w:type="dxa"/>
+            <w:vAlign w:val="top"/>
+          </w:tcPr>
+          <w:p>
+            <w:pPr>
+              <w:spacing w:after="0"/>
+              <w:jc w:val="center"/>
+              <w:cnfStyle w:val="000000000000" w:firstRow="0" w:lastRow="0" w:firstColumn="0" w:lastColumn="0" w:oddVBand="0" w:evenVBand="0" w:oddHBand="0" w:evenHBand="0" w:firstRowFirstColumn="0" w:firstRowLastColumn="0" w:lastRowFirstColumn="0" w:lastRowLastColumn="0"/>
+              <w:rPr>
+                <w:rFonts w:eastAsia="Aptos"/>
+              </w:rPr>
+            </w:pPr>
+            <w:r>
+              <w:rPr>
+                <w:rFonts w:eastAsia="Aptos"/>
+              </w:rPr>
+              <w:t>0,893</w:t>
+            </w:r>
+          </w:p>
+        </w:tc>
+        <w:tc>
+          <w:tcPr>
+            <w:tcW w:w="1134" w:type="dxa"/>
+          </w:tcPr>
+          <w:p>
+            <w:pPr>
+              <w:spacing w:after="0"/>
+              <w:jc w:val="center"/>
+              <w:cnfStyle w:val="000000000000" w:firstRow="0" w:lastRow="0" w:firstColumn="0" w:lastColumn="0" w:oddVBand="0" w:evenVBand="0" w:oddHBand="0" w:evenHBand="0" w:firstRowFirstColumn="0" w:firstRowLastColumn="0" w:lastRowFirstColumn="0" w:lastRowLastColumn="0"/>
+              <w:rPr>
+                <w:rFonts w:eastAsia="Aptos"/>
+              </w:rPr>
+            </w:pPr>
+            <w:r>
+              <w:rPr>
+                <w:rFonts w:eastAsia="Aptos"/>
+              </w:rPr>
+              <w:t>0,610</w:t>
+            </w:r>
+          </w:p>
+        </w:tc>
+        <w:tc>
+          <w:tcPr>
+            <w:tcW w:w="851" w:type="dxa"/>
+          </w:tcPr>
+          <w:p>
+            <w:pPr>
+              <w:spacing w:after="0"/>
+              <w:jc w:val="center"/>
+              <w:cnfStyle w:val="000000000000" w:firstRow="0" w:lastRow="0" w:firstColumn="0" w:lastColumn="0" w:oddVBand="0" w:evenVBand="0" w:oddHBand="0" w:evenHBand="0" w:firstRowFirstColumn="0" w:firstRowLastColumn="0" w:lastRowFirstColumn="0" w:lastRowLastColumn="0"/>
+              <w:rPr>
+                <w:rFonts w:eastAsia="Aptos"/>
+              </w:rPr>
+            </w:pPr>
+            <w:r>
+              <w:rPr>
+                <w:rFonts w:eastAsia="Aptos"/>
+              </w:rPr>
+              <w:t>0,725</w:t>
+            </w:r>
+          </w:p>
+        </w:tc>
+        <w:tc>
+          <w:tcPr>
+            <w:tcW w:w="1417" w:type="dxa"/>
+          </w:tcPr>
+          <w:p>
+            <w:pPr>
+              <w:spacing w:after="0"/>
+              <w:jc w:val="center"/>
+              <w:cnfStyle w:val="000000000000" w:firstRow="0" w:lastRow="0" w:firstColumn="0" w:lastColumn="0" w:oddVBand="0" w:evenVBand="0" w:oddHBand="0" w:evenHBand="0" w:firstRowFirstColumn="0" w:firstRowLastColumn="0" w:lastRowFirstColumn="0" w:lastRowLastColumn="0"/>
+              <w:rPr>
+                <w:rFonts w:eastAsia="Aptos"/>
+              </w:rPr>
+            </w:pPr>
+            <w:r>
+              <w:rPr>
+                <w:rFonts w:eastAsia="Aptos"/>
+              </w:rPr>
+              <w:t>0,749</w:t>
+            </w:r>
+          </w:p>
+        </w:tc>
+      </w:tr>
+    </w:tbl>
+    <w:p>
+      <w:pPr>
+        <w:keepNext/>
+        <w:spacing w:before="240"/>
+        <w:rPr>
+          <w:lang w:eastAsia="en-US"/>
+        </w:rPr>
+      </w:pPr>
+      <w:r>
+        <w:rPr>
+          <w:lang w:eastAsia="en-US"/>
+        </w:rPr>
+        <w:t>El SVM queda per sota del XGBoost en totes les mètriques i clarament per sota del RF-A. El nombre elevat de vectors de suport —183, equivalent al 66,8% del train— indica que les dues classes no presenten una frontera de decisió neta en l'espai de predictors, cosa consistent amb tot el que s'ha observat al llarg del treball: l'absentisme és un fenomen difús sense una separació clara entre perfils, i els models basats en arbres, capaços de capturar interaccions i no-linealitats de manera més flexible, s'hi adapten millor.</w:t>
+      </w:r>
+    </w:p>
+    <w:p>
+      <w:pPr>
+        <w:keepNext/>
+        <w:spacing w:before="240"/>
+        <w:rPr>
+          <w:lang w:eastAsia="en-US"/>
+        </w:rPr>
+      </w:pPr>
+      <w:r>
+        <w:rPr>
+          <w:b/>
+          <w:bCs/>
+          <w:lang w:eastAsia="en-US"/>
+        </w:rPr>
+        <w:t>Importància de variables</w:t>
+      </w:r>
+    </w:p>
+    <w:p>
+      <w:pPr>
+        <w:keepNext/>
+        <w:spacing w:before="240"/>
+        <w:rPr>
+          <w:lang w:eastAsia="en-US"/>
+        </w:rPr>
+      </w:pPr>
+      <w:r>
+        <w:rPr>
+          <w:lang w:eastAsia="en-US"/>
+        </w:rPr>
+        <w:t>El rànquing SHAP del SVM és consistent amb els models anteriors: IA_SUBST_num (0,062), EST_AVALUACIO_AC (0,058) i MOT_DESMOTIVACIO (0,056) encapçalen la llista, seguits de CURS_1R_num (0,050) i NOTA_num (0,047). MOT_AUTOGESTIO (0,032) i MOT_FORCA_MAJOR (0,029) continuen apareixent com a variables rellevants. IA_EINA_ESTUDI (0,011), EDAT (0,008) i DESPL (0,005) apareixen al final amb importàncies molt baixes, confirmant de nou que no aporten capacitat predictiva rellevant independentment del model.</w:t>
       </w:r>
     </w:p>
     <w:p>
@@ -27474,7 +28543,7 @@
         </w:rPr>
         <w:t xml:space="preserve">L’enquesta original es pot consultar en el següent enllaç: </w:t>
       </w:r>
-      <w:hyperlink r:id="rId32" w:history="1">
+      <w:hyperlink r:id="rId33" w:history="1">
         <w:r>
           <w:rPr>
             <w:rFonts w:eastAsia="Aptos"/>
@@ -27537,7 +28606,7 @@
                     </pic:cNvPicPr>
                   </pic:nvPicPr>
                   <pic:blipFill>
-                    <a:blip r:embed="rId33" cstate="print">
+                    <a:blip r:embed="rId34" cstate="print">
                       <a:extLst>
                         <a:ext uri="{28A0092B-C50C-407E-A947-70E740481C1C}">
                           <a14:useLocalDpi xmlns:a14="http://schemas.microsoft.com/office/drawing/2010/main" val="0"/>
@@ -30696,24 +31765,14 @@
         <w:lastRenderedPageBreak/>
         <w:t xml:space="preserve">Annex </w:t>
       </w:r>
-      <w:r>
-        <w:fldChar w:fldCharType="begin"/>
-      </w:r>
-      <w:r>
-        <w:instrText xml:space="preserve"> SEQ Annex \* ARABIC </w:instrText>
-      </w:r>
-      <w:r>
-        <w:fldChar w:fldCharType="separate"/>
-      </w:r>
-      <w:r>
-        <w:rPr>
-          <w:noProof/>
-        </w:rPr>
-        <w:t>2</w:t>
-      </w:r>
-      <w:r>
-        <w:fldChar w:fldCharType="end"/>
-      </w:r>
+      <w:fldSimple w:instr=" SEQ Annex \* ARABIC ">
+        <w:r>
+          <w:rPr>
+            <w:noProof/>
+          </w:rPr>
+          <w:t>2</w:t>
+        </w:r>
+      </w:fldSimple>
       <w:bookmarkEnd w:id="67"/>
       <w:r>
         <w:t>: Matriu de codificació de dades</w:t>
@@ -35308,24 +36367,14 @@
       <w:r>
         <w:t xml:space="preserve">Annex </w:t>
       </w:r>
-      <w:r>
-        <w:fldChar w:fldCharType="begin"/>
-      </w:r>
-      <w:r>
-        <w:instrText xml:space="preserve"> SEQ Annex \* ARABIC </w:instrText>
-      </w:r>
-      <w:r>
-        <w:fldChar w:fldCharType="separate"/>
-      </w:r>
-      <w:r>
-        <w:rPr>
-          <w:noProof/>
-        </w:rPr>
-        <w:t>3</w:t>
-      </w:r>
-      <w:r>
-        <w:fldChar w:fldCharType="end"/>
-      </w:r>
+      <w:fldSimple w:instr=" SEQ Annex \* ARABIC ">
+        <w:r>
+          <w:rPr>
+            <w:noProof/>
+          </w:rPr>
+          <w:t>3</w:t>
+        </w:r>
+      </w:fldSimple>
       <w:r>
         <w:t>: Box-plot de l’edat segons el grup d’assistència</w:t>
       </w:r>
@@ -35357,7 +36406,7 @@
                     </pic:cNvPicPr>
                   </pic:nvPicPr>
                   <pic:blipFill rotWithShape="1">
-                    <a:blip r:embed="rId37" cstate="print">
+                    <a:blip r:embed="rId38" cstate="print">
                       <a:extLst>
                         <a:ext uri="{28A0092B-C50C-407E-A947-70E740481C1C}">
                           <a14:useLocalDpi xmlns:a14="http://schemas.microsoft.com/office/drawing/2010/main" val="0"/>
@@ -35402,24 +36451,14 @@
       <w:r>
         <w:t xml:space="preserve">Annex </w:t>
       </w:r>
-      <w:r>
-        <w:fldChar w:fldCharType="begin"/>
-      </w:r>
-      <w:r>
-        <w:instrText xml:space="preserve"> SEQ Annex \* ARABIC </w:instrText>
-      </w:r>
-      <w:r>
-        <w:fldChar w:fldCharType="separate"/>
-      </w:r>
-      <w:r>
-        <w:rPr>
-          <w:noProof/>
-        </w:rPr>
-        <w:t>4</w:t>
-      </w:r>
-      <w:r>
-        <w:fldChar w:fldCharType="end"/>
-      </w:r>
+      <w:fldSimple w:instr=" SEQ Annex \* ARABIC ">
+        <w:r>
+          <w:rPr>
+            <w:noProof/>
+          </w:rPr>
+          <w:t>4</w:t>
+        </w:r>
+      </w:fldSimple>
       <w:r>
         <w:t>: Distribució de l’assistència per gènere</w:t>
       </w:r>
@@ -35454,7 +36493,7 @@
                     </pic:cNvPicPr>
                   </pic:nvPicPr>
                   <pic:blipFill rotWithShape="1">
-                    <a:blip r:embed="rId38" cstate="print">
+                    <a:blip r:embed="rId39" cstate="print">
                       <a:extLst>
                         <a:ext uri="{28A0092B-C50C-407E-A947-70E740481C1C}">
                           <a14:useLocalDpi xmlns:a14="http://schemas.microsoft.com/office/drawing/2010/main" val="0"/>
@@ -35499,24 +36538,14 @@
       <w:r>
         <w:t xml:space="preserve">Annex </w:t>
       </w:r>
-      <w:r>
-        <w:fldChar w:fldCharType="begin"/>
-      </w:r>
-      <w:r>
-        <w:instrText xml:space="preserve"> SEQ Annex \* ARABIC </w:instrText>
-      </w:r>
-      <w:r>
-        <w:fldChar w:fldCharType="separate"/>
-      </w:r>
-      <w:r>
-        <w:rPr>
-          <w:noProof/>
-        </w:rPr>
-        <w:t>5</w:t>
-      </w:r>
-      <w:r>
-        <w:fldChar w:fldCharType="end"/>
-      </w:r>
+      <w:fldSimple w:instr=" SEQ Annex \* ARABIC ">
+        <w:r>
+          <w:rPr>
+            <w:noProof/>
+          </w:rPr>
+          <w:t>5</w:t>
+        </w:r>
+      </w:fldSimple>
       <w:r>
         <w:t>: Percentatge d’alumnes que assisteixen regularment per grau i curs (cel·les amb n&gt;5)</w:t>
       </w:r>
@@ -35551,7 +36580,7 @@
                     </pic:cNvPicPr>
                   </pic:nvPicPr>
                   <pic:blipFill rotWithShape="1">
-                    <a:blip r:embed="rId39" cstate="print">
+                    <a:blip r:embed="rId40" cstate="print">
                       <a:extLst>
                         <a:ext uri="{28A0092B-C50C-407E-A947-70E740481C1C}">
                           <a14:useLocalDpi xmlns:a14="http://schemas.microsoft.com/office/drawing/2010/main" val="0"/>
@@ -35617,44 +36646,34 @@
       <w:r>
         <w:t xml:space="preserve">Annex </w:t>
       </w:r>
-      <w:r>
-        <w:fldChar w:fldCharType="begin"/>
-      </w:r>
-      <w:r>
-        <w:instrText xml:space="preserve"> SEQ Annex \* ARABIC </w:instrText>
-      </w:r>
-      <w:r>
-        <w:fldChar w:fldCharType="separate"/>
-      </w:r>
+      <w:fldSimple w:instr=" SEQ Annex \* ARABIC ">
+        <w:r>
+          <w:rPr>
+            <w:noProof/>
+          </w:rPr>
+          <w:t>6</w:t>
+        </w:r>
+      </w:fldSimple>
+      <w:r>
+        <w:t xml:space="preserve">: </w:t>
+      </w:r>
+      <w:r>
+        <w:t>Associació (V de Cramér) entre totes les variables categòriques. S'exclouen les parelles redundants per construcció (variables derivades).</w:t>
+      </w:r>
+    </w:p>
+    <w:p>
+      <w:pPr>
+        <w:rPr>
+          <w:lang w:eastAsia="en-US"/>
+        </w:rPr>
+      </w:pPr>
       <w:r>
         <w:rPr>
           <w:noProof/>
-        </w:rPr>
-        <w:t>6</w:t>
-      </w:r>
-      <w:r>
-        <w:fldChar w:fldCharType="end"/>
-      </w:r>
-      <w:r>
-        <w:t xml:space="preserve">: </w:t>
-      </w:r>
-      <w:r>
-        <w:t>Associació (V de Cramér) entre totes les variables categòriques. S'exclouen les parelles redundants per construcció (variables derivades).</w:t>
-      </w:r>
-    </w:p>
-    <w:p>
-      <w:pPr>
-        <w:rPr>
-          <w:lang w:eastAsia="en-US"/>
-        </w:rPr>
-      </w:pPr>
-      <w:r>
-        <w:rPr>
-          <w:noProof/>
           <w:lang w:eastAsia="en-US"/>
         </w:rPr>
         <w:drawing>
-          <wp:inline distT="0" distB="0" distL="0" distR="0" wp14:anchorId="693BC190" wp14:editId="006F14F1">
+          <wp:inline distT="0" distB="0" distL="0" distR="0" wp14:anchorId="693BC190" wp14:editId="095BDD2F">
             <wp:extent cx="5400040" cy="4010025"/>
             <wp:effectExtent l="0" t="0" r="0" b="9525"/>
             <wp:docPr id="1947302634" name="Imagen 10"/>
@@ -35671,7 +36690,7 @@
                     </pic:cNvPicPr>
                   </pic:nvPicPr>
                   <pic:blipFill rotWithShape="1">
-                    <a:blip r:embed="rId40" cstate="print">
+                    <a:blip r:embed="rId41" cstate="print">
                       <a:extLst>
                         <a:ext uri="{28A0092B-C50C-407E-A947-70E740481C1C}">
                           <a14:useLocalDpi xmlns:a14="http://schemas.microsoft.com/office/drawing/2010/main" val="0"/>
@@ -35716,24 +36735,14 @@
       <w:r>
         <w:t xml:space="preserve">Annex </w:t>
       </w:r>
-      <w:r>
-        <w:fldChar w:fldCharType="begin"/>
-      </w:r>
-      <w:r>
-        <w:instrText xml:space="preserve"> SEQ Annex \* ARABIC </w:instrText>
-      </w:r>
-      <w:r>
-        <w:fldChar w:fldCharType="separate"/>
-      </w:r>
-      <w:r>
-        <w:rPr>
-          <w:noProof/>
-        </w:rPr>
-        <w:t>7</w:t>
-      </w:r>
-      <w:r>
-        <w:fldChar w:fldCharType="end"/>
-      </w:r>
+      <w:fldSimple w:instr=" SEQ Annex \* ARABIC ">
+        <w:r>
+          <w:rPr>
+            <w:noProof/>
+          </w:rPr>
+          <w:t>7</w:t>
+        </w:r>
+      </w:fldSimple>
       <w:r>
         <w:t>: Validació Monte-Carlo</w:t>
       </w:r>
@@ -35787,7 +36796,7 @@
                     </pic:cNvPicPr>
                   </pic:nvPicPr>
                   <pic:blipFill rotWithShape="1">
-                    <a:blip r:embed="rId41" cstate="print">
+                    <a:blip r:embed="rId42" cstate="print">
                       <a:extLst>
                         <a:ext uri="{28A0092B-C50C-407E-A947-70E740481C1C}">
                           <a14:useLocalDpi xmlns:a14="http://schemas.microsoft.com/office/drawing/2010/main" val="0"/>
@@ -35832,24 +36841,14 @@
       <w:r>
         <w:t xml:space="preserve">Annex </w:t>
       </w:r>
-      <w:r>
-        <w:fldChar w:fldCharType="begin"/>
-      </w:r>
-      <w:r>
-        <w:instrText xml:space="preserve"> SEQ Annex \* ARABIC </w:instrText>
-      </w:r>
-      <w:r>
-        <w:fldChar w:fldCharType="separate"/>
-      </w:r>
-      <w:r>
-        <w:rPr>
-          <w:noProof/>
-        </w:rPr>
-        <w:t>8</w:t>
-      </w:r>
-      <w:r>
-        <w:fldChar w:fldCharType="end"/>
-      </w:r>
+      <w:fldSimple w:instr=" SEQ Annex \* ARABIC ">
+        <w:r>
+          <w:rPr>
+            <w:noProof/>
+          </w:rPr>
+          <w:t>8</w:t>
+        </w:r>
+      </w:fldSimple>
       <w:r>
         <w:t>: Correlació Spearman entre variables numèriques</w:t>
       </w:r>
@@ -35992,7 +36991,7 @@
                     </pic:cNvPicPr>
                   </pic:nvPicPr>
                   <pic:blipFill rotWithShape="1">
-                    <a:blip r:embed="rId42" cstate="print">
+                    <a:blip r:embed="rId43" cstate="print">
                       <a:extLst>
                         <a:ext uri="{28A0092B-C50C-407E-A947-70E740481C1C}">
                           <a14:useLocalDpi xmlns:a14="http://schemas.microsoft.com/office/drawing/2010/main" val="0"/>
@@ -36065,24 +37064,14 @@
       <w:r>
         <w:t xml:space="preserve">Annex </w:t>
       </w:r>
-      <w:r>
-        <w:fldChar w:fldCharType="begin"/>
-      </w:r>
-      <w:r>
-        <w:instrText xml:space="preserve"> SEQ Annex \* ARABIC </w:instrText>
-      </w:r>
-      <w:r>
-        <w:fldChar w:fldCharType="separate"/>
-      </w:r>
-      <w:r>
-        <w:rPr>
-          <w:noProof/>
-        </w:rPr>
-        <w:t>9</w:t>
-      </w:r>
-      <w:r>
-        <w:fldChar w:fldCharType="end"/>
-      </w:r>
+      <w:fldSimple w:instr=" SEQ Annex \* ARABIC ">
+        <w:r>
+          <w:rPr>
+            <w:noProof/>
+          </w:rPr>
+          <w:t>9</w:t>
+        </w:r>
+      </w:fldSimple>
       <w:bookmarkEnd w:id="72"/>
       <w:r>
         <w:t>: Correlació entre els factors d’Estratègies i l’assistència</w:t>
@@ -36129,7 +37118,7 @@
                     </pic:cNvPicPr>
                   </pic:nvPicPr>
                   <pic:blipFill rotWithShape="1">
-                    <a:blip r:embed="rId43" cstate="print">
+                    <a:blip r:embed="rId44" cstate="print">
                       <a:extLst>
                         <a:ext uri="{28A0092B-C50C-407E-A947-70E740481C1C}">
                           <a14:useLocalDpi xmlns:a14="http://schemas.microsoft.com/office/drawing/2010/main" val="0"/>
@@ -36193,24 +37182,14 @@
       <w:r>
         <w:t xml:space="preserve">Annex </w:t>
       </w:r>
-      <w:r>
-        <w:fldChar w:fldCharType="begin"/>
-      </w:r>
-      <w:r>
-        <w:instrText xml:space="preserve"> SEQ Annex \* ARABIC </w:instrText>
-      </w:r>
-      <w:r>
-        <w:fldChar w:fldCharType="separate"/>
-      </w:r>
-      <w:r>
-        <w:rPr>
-          <w:noProof/>
-        </w:rPr>
-        <w:t>10</w:t>
-      </w:r>
-      <w:r>
-        <w:fldChar w:fldCharType="end"/>
-      </w:r>
+      <w:fldSimple w:instr=" SEQ Annex \* ARABIC ">
+        <w:r>
+          <w:rPr>
+            <w:noProof/>
+          </w:rPr>
+          <w:t>10</w:t>
+        </w:r>
+      </w:fldSimple>
       <w:bookmarkEnd w:id="74"/>
       <w:r>
         <w:t>: Calibration plot</w:t>
@@ -36258,7 +37237,7 @@
                     </pic:cNvPicPr>
                   </pic:nvPicPr>
                   <pic:blipFill rotWithShape="1">
-                    <a:blip r:embed="rId44" cstate="print">
+                    <a:blip r:embed="rId45" cstate="print">
                       <a:extLst>
                         <a:ext uri="{28A0092B-C50C-407E-A947-70E740481C1C}">
                           <a14:useLocalDpi xmlns:a14="http://schemas.microsoft.com/office/drawing/2010/main" val="0"/>
@@ -36305,24 +37284,14 @@
         <w:lastRenderedPageBreak/>
         <w:t xml:space="preserve">Annex </w:t>
       </w:r>
-      <w:r>
-        <w:fldChar w:fldCharType="begin"/>
-      </w:r>
-      <w:r>
-        <w:instrText xml:space="preserve"> SEQ Annex \* ARABIC </w:instrText>
-      </w:r>
-      <w:r>
-        <w:fldChar w:fldCharType="separate"/>
-      </w:r>
-      <w:r>
-        <w:rPr>
-          <w:noProof/>
-        </w:rPr>
-        <w:t>11</w:t>
-      </w:r>
-      <w:r>
-        <w:fldChar w:fldCharType="end"/>
-      </w:r>
+      <w:fldSimple w:instr=" SEQ Annex \* ARABIC ">
+        <w:r>
+          <w:rPr>
+            <w:noProof/>
+          </w:rPr>
+          <w:t>11</w:t>
+        </w:r>
+      </w:fldSimple>
       <w:bookmarkEnd w:id="76"/>
       <w:r>
         <w:t>: Leverage vs Residus de Pearson estandarditzats</w:t>
@@ -36369,7 +37338,7 @@
                     </pic:cNvPicPr>
                   </pic:nvPicPr>
                   <pic:blipFill rotWithShape="1">
-                    <a:blip r:embed="rId45" cstate="print">
+                    <a:blip r:embed="rId46" cstate="print">
                       <a:extLst>
                         <a:ext uri="{28A0092B-C50C-407E-A947-70E740481C1C}">
                           <a14:useLocalDpi xmlns:a14="http://schemas.microsoft.com/office/drawing/2010/main" val="0"/>
@@ -36414,24 +37383,14 @@
       <w:r>
         <w:t xml:space="preserve">Annex </w:t>
       </w:r>
-      <w:r>
-        <w:fldChar w:fldCharType="begin"/>
-      </w:r>
-      <w:r>
-        <w:instrText xml:space="preserve"> SEQ Annex \* ARABIC </w:instrText>
-      </w:r>
-      <w:r>
-        <w:fldChar w:fldCharType="separate"/>
-      </w:r>
-      <w:r>
-        <w:rPr>
-          <w:noProof/>
-        </w:rPr>
-        <w:t>12</w:t>
-      </w:r>
-      <w:r>
-        <w:fldChar w:fldCharType="end"/>
-      </w:r>
+      <w:fldSimple w:instr=" SEQ Annex \* ARABIC ">
+        <w:r>
+          <w:rPr>
+            <w:noProof/>
+          </w:rPr>
+          <w:t>12</w:t>
+        </w:r>
+      </w:fldSimple>
       <w:r>
         <w:t xml:space="preserve">: </w:t>
       </w:r>
@@ -37434,24 +38393,14 @@
       <w:r>
         <w:t xml:space="preserve">Annex </w:t>
       </w:r>
-      <w:r>
-        <w:fldChar w:fldCharType="begin"/>
-      </w:r>
-      <w:r>
-        <w:instrText xml:space="preserve"> SEQ Annex \* ARABIC </w:instrText>
-      </w:r>
-      <w:r>
-        <w:fldChar w:fldCharType="separate"/>
-      </w:r>
-      <w:r>
-        <w:rPr>
-          <w:noProof/>
-        </w:rPr>
-        <w:t>13</w:t>
-      </w:r>
-      <w:r>
-        <w:fldChar w:fldCharType="end"/>
-      </w:r>
+      <w:fldSimple w:instr=" SEQ Annex \* ARABIC ">
+        <w:r>
+          <w:rPr>
+            <w:noProof/>
+          </w:rPr>
+          <w:t>13</w:t>
+        </w:r>
+      </w:fldSimple>
       <w:bookmarkEnd w:id="78"/>
       <w:r>
         <w:t>: Corba Precision – Recall del lògit predictiu (OOF train)</w:t>
@@ -37499,7 +38448,7 @@
                     </pic:cNvPicPr>
                   </pic:nvPicPr>
                   <pic:blipFill rotWithShape="1">
-                    <a:blip r:embed="rId46" cstate="print">
+                    <a:blip r:embed="rId47" cstate="print">
                       <a:extLst>
                         <a:ext uri="{28A0092B-C50C-407E-A947-70E740481C1C}">
                           <a14:useLocalDpi xmlns:a14="http://schemas.microsoft.com/office/drawing/2010/main" val="0"/>
@@ -37545,24 +38494,14 @@
       <w:r>
         <w:t xml:space="preserve">Annex </w:t>
       </w:r>
-      <w:r>
-        <w:fldChar w:fldCharType="begin"/>
-      </w:r>
-      <w:r>
-        <w:instrText xml:space="preserve"> SEQ Annex \* ARABIC </w:instrText>
-      </w:r>
-      <w:r>
-        <w:fldChar w:fldCharType="separate"/>
-      </w:r>
-      <w:r>
-        <w:rPr>
-          <w:noProof/>
-        </w:rPr>
-        <w:t>14</w:t>
-      </w:r>
-      <w:r>
-        <w:fldChar w:fldCharType="end"/>
-      </w:r>
+      <w:fldSimple w:instr=" SEQ Annex \* ARABIC ">
+        <w:r>
+          <w:rPr>
+            <w:noProof/>
+          </w:rPr>
+          <w:t>14</w:t>
+        </w:r>
+      </w:fldSimple>
       <w:bookmarkEnd w:id="79"/>
       <w:r>
         <w:t>: Corba ROC sobre el test</w:t>
@@ -37609,7 +38548,7 @@
                     </pic:cNvPicPr>
                   </pic:nvPicPr>
                   <pic:blipFill rotWithShape="1">
-                    <a:blip r:embed="rId47" cstate="print">
+                    <a:blip r:embed="rId48" cstate="print">
                       <a:extLst>
                         <a:ext uri="{28A0092B-C50C-407E-A947-70E740481C1C}">
                           <a14:useLocalDpi xmlns:a14="http://schemas.microsoft.com/office/drawing/2010/main" val="0"/>
@@ -37690,24 +38629,14 @@
       <w:r>
         <w:t xml:space="preserve">Annex </w:t>
       </w:r>
-      <w:r>
-        <w:fldChar w:fldCharType="begin"/>
-      </w:r>
-      <w:r>
-        <w:instrText xml:space="preserve"> SEQ Annex \* ARABIC </w:instrText>
-      </w:r>
-      <w:r>
-        <w:fldChar w:fldCharType="separate"/>
-      </w:r>
-      <w:r>
-        <w:rPr>
-          <w:noProof/>
-        </w:rPr>
-        <w:t>15</w:t>
-      </w:r>
-      <w:r>
-        <w:fldChar w:fldCharType="end"/>
-      </w:r>
+      <w:fldSimple w:instr=" SEQ Annex \* ARABIC ">
+        <w:r>
+          <w:rPr>
+            <w:noProof/>
+          </w:rPr>
+          <w:t>15</w:t>
+        </w:r>
+      </w:fldSimple>
       <w:bookmarkEnd w:id="81"/>
       <w:r>
         <w:t>: Matriu de confusió de RF-B</w:t>
@@ -37754,7 +38683,7 @@
                     </pic:cNvPicPr>
                   </pic:nvPicPr>
                   <pic:blipFill rotWithShape="1">
-                    <a:blip r:embed="rId48" cstate="print">
+                    <a:blip r:embed="rId49" cstate="print">
                       <a:extLst>
                         <a:ext uri="{28A0092B-C50C-407E-A947-70E740481C1C}">
                           <a14:useLocalDpi xmlns:a14="http://schemas.microsoft.com/office/drawing/2010/main" val="0"/>
@@ -37801,24 +38730,14 @@
       <w:r>
         <w:t xml:space="preserve">Annex </w:t>
       </w:r>
-      <w:r>
-        <w:fldChar w:fldCharType="begin"/>
-      </w:r>
-      <w:r>
-        <w:instrText xml:space="preserve"> SEQ Annex \* ARABIC </w:instrText>
-      </w:r>
-      <w:r>
-        <w:fldChar w:fldCharType="separate"/>
-      </w:r>
-      <w:r>
-        <w:rPr>
-          <w:noProof/>
-        </w:rPr>
-        <w:t>16</w:t>
-      </w:r>
-      <w:r>
-        <w:fldChar w:fldCharType="end"/>
-      </w:r>
+      <w:fldSimple w:instr=" SEQ Annex \* ARABIC ">
+        <w:r>
+          <w:rPr>
+            <w:noProof/>
+          </w:rPr>
+          <w:t>16</w:t>
+        </w:r>
+      </w:fldSimple>
       <w:bookmarkEnd w:id="82"/>
       <w:r>
         <w:t>: Dependence plot RF-A – MOT_DESMOTIVACIÓ</w:t>
@@ -37859,7 +38778,7 @@
                     </pic:cNvPicPr>
                   </pic:nvPicPr>
                   <pic:blipFill rotWithShape="1">
-                    <a:blip r:embed="rId49" cstate="print">
+                    <a:blip r:embed="rId50" cstate="print">
                       <a:extLst>
                         <a:ext uri="{28A0092B-C50C-407E-A947-70E740481C1C}">
                           <a14:useLocalDpi xmlns:a14="http://schemas.microsoft.com/office/drawing/2010/main" val="0"/>
@@ -37905,24 +38824,14 @@
         <w:lastRenderedPageBreak/>
         <w:t xml:space="preserve">Annex </w:t>
       </w:r>
-      <w:r>
-        <w:fldChar w:fldCharType="begin"/>
-      </w:r>
-      <w:r>
-        <w:instrText xml:space="preserve"> SEQ Annex \* ARABIC </w:instrText>
-      </w:r>
-      <w:r>
-        <w:fldChar w:fldCharType="separate"/>
-      </w:r>
-      <w:r>
-        <w:rPr>
-          <w:noProof/>
-        </w:rPr>
-        <w:t>17</w:t>
-      </w:r>
-      <w:r>
-        <w:fldChar w:fldCharType="end"/>
-      </w:r>
+      <w:fldSimple w:instr=" SEQ Annex \* ARABIC ">
+        <w:r>
+          <w:rPr>
+            <w:noProof/>
+          </w:rPr>
+          <w:t>17</w:t>
+        </w:r>
+      </w:fldSimple>
       <w:r>
         <w:t xml:space="preserve">: </w:t>
       </w:r>
@@ -37957,7 +38866,7 @@
                     </pic:cNvPicPr>
                   </pic:nvPicPr>
                   <pic:blipFill rotWithShape="1">
-                    <a:blip r:embed="rId50" cstate="print">
+                    <a:blip r:embed="rId51" cstate="print">
                       <a:extLst>
                         <a:ext uri="{28A0092B-C50C-407E-A947-70E740481C1C}">
                           <a14:useLocalDpi xmlns:a14="http://schemas.microsoft.com/office/drawing/2010/main" val="0"/>
@@ -38003,24 +38912,14 @@
       <w:r>
         <w:t xml:space="preserve">Annex </w:t>
       </w:r>
-      <w:r>
-        <w:fldChar w:fldCharType="begin"/>
-      </w:r>
-      <w:r>
-        <w:instrText xml:space="preserve"> SEQ Annex \* ARABIC </w:instrText>
-      </w:r>
-      <w:r>
-        <w:fldChar w:fldCharType="separate"/>
-      </w:r>
-      <w:r>
-        <w:rPr>
-          <w:noProof/>
-        </w:rPr>
-        <w:t>18</w:t>
-      </w:r>
-      <w:r>
-        <w:fldChar w:fldCharType="end"/>
-      </w:r>
+      <w:fldSimple w:instr=" SEQ Annex \* ARABIC ">
+        <w:r>
+          <w:rPr>
+            <w:noProof/>
+          </w:rPr>
+          <w:t>18</w:t>
+        </w:r>
+      </w:fldSimple>
       <w:r>
         <w:t xml:space="preserve">: </w:t>
       </w:r>
@@ -38055,7 +38954,7 @@
                     </pic:cNvPicPr>
                   </pic:nvPicPr>
                   <pic:blipFill rotWithShape="1">
-                    <a:blip r:embed="rId51" cstate="print">
+                    <a:blip r:embed="rId52" cstate="print">
                       <a:extLst>
                         <a:ext uri="{28A0092B-C50C-407E-A947-70E740481C1C}">
                           <a14:useLocalDpi xmlns:a14="http://schemas.microsoft.com/office/drawing/2010/main" val="0"/>
@@ -38099,24 +38998,14 @@
       <w:r>
         <w:t xml:space="preserve">Annex </w:t>
       </w:r>
-      <w:r>
-        <w:fldChar w:fldCharType="begin"/>
-      </w:r>
-      <w:r>
-        <w:instrText xml:space="preserve"> SEQ Annex \* ARABIC </w:instrText>
-      </w:r>
-      <w:r>
-        <w:fldChar w:fldCharType="separate"/>
-      </w:r>
-      <w:r>
-        <w:rPr>
-          <w:noProof/>
-        </w:rPr>
-        <w:t>19</w:t>
-      </w:r>
-      <w:r>
-        <w:fldChar w:fldCharType="end"/>
-      </w:r>
+      <w:fldSimple w:instr=" SEQ Annex \* ARABIC ">
+        <w:r>
+          <w:rPr>
+            <w:noProof/>
+          </w:rPr>
+          <w:t>19</w:t>
+        </w:r>
+      </w:fldSimple>
       <w:r>
         <w:t>: Dependence plot RF-A – IA_EINA_ESTUDI</w:t>
       </w:r>
@@ -38148,7 +39037,7 @@
                     </pic:cNvPicPr>
                   </pic:nvPicPr>
                   <pic:blipFill rotWithShape="1">
-                    <a:blip r:embed="rId52" cstate="print">
+                    <a:blip r:embed="rId53" cstate="print">
                       <a:extLst>
                         <a:ext uri="{28A0092B-C50C-407E-A947-70E740481C1C}">
                           <a14:useLocalDpi xmlns:a14="http://schemas.microsoft.com/office/drawing/2010/main" val="0"/>
@@ -38197,24 +39086,14 @@
         <w:lastRenderedPageBreak/>
         <w:t xml:space="preserve">Annex </w:t>
       </w:r>
-      <w:r>
-        <w:fldChar w:fldCharType="begin"/>
-      </w:r>
-      <w:r>
-        <w:instrText xml:space="preserve"> SEQ Annex \* ARABIC </w:instrText>
-      </w:r>
-      <w:r>
-        <w:fldChar w:fldCharType="separate"/>
-      </w:r>
-      <w:r>
-        <w:rPr>
-          <w:noProof/>
-        </w:rPr>
-        <w:t>20</w:t>
-      </w:r>
-      <w:r>
-        <w:fldChar w:fldCharType="end"/>
-      </w:r>
+      <w:fldSimple w:instr=" SEQ Annex \* ARABIC ">
+        <w:r>
+          <w:rPr>
+            <w:noProof/>
+          </w:rPr>
+          <w:t>20</w:t>
+        </w:r>
+      </w:fldSimple>
       <w:r>
         <w:t xml:space="preserve">: </w:t>
       </w:r>
@@ -38248,7 +39127,7 @@
                     </pic:cNvPicPr>
                   </pic:nvPicPr>
                   <pic:blipFill rotWithShape="1">
-                    <a:blip r:embed="rId53" cstate="print">
+                    <a:blip r:embed="rId54" cstate="print">
                       <a:extLst>
                         <a:ext uri="{28A0092B-C50C-407E-A947-70E740481C1C}">
                           <a14:useLocalDpi xmlns:a14="http://schemas.microsoft.com/office/drawing/2010/main" val="0"/>
@@ -38305,7 +39184,7 @@
     </w:p>
     <w:p/>
     <w:sectPr>
-      <w:footerReference w:type="default" r:id="rId54"/>
+      <w:footerReference w:type="default" r:id="rId55"/>
       <w:pgSz w:w="11906" w:h="16838"/>
       <w:pgMar w:top="1417" w:right="1701" w:bottom="1417" w:left="1701" w:header="708" w:footer="708" w:gutter="0"/>
       <w:cols w:space="708"/>
@@ -42540,7 +43419,7 @@
   <w:style w:type="paragraph" w:default="1" w:styleId="Normal">
     <w:name w:val="Normal"/>
     <w:qFormat/>
-    <w:rsid w:val="00914AE8"/>
+    <w:rsid w:val="00FB5F58"/>
     <w:pPr>
       <w:spacing w:after="240" w:line="360" w:lineRule="auto"/>
       <w:jc w:val="both"/>

--- a/Documents/Redacció.docx
+++ b/Documents/Redacció.docx
@@ -993,7 +993,7 @@
                                     </pic:cNvPicPr>
                                   </pic:nvPicPr>
                                   <pic:blipFill>
-                                    <a:blip r:embed="rId10">
+                                    <a:blip r:embed="rId9">
                                       <a:extLst>
                                         <a:ext uri="{28A0092B-C50C-407E-A947-70E740481C1C}">
                                           <a14:useLocalDpi xmlns:a14="http://schemas.microsoft.com/office/drawing/2010/main" val="0"/>
@@ -1070,7 +1070,7 @@
                     </pic:cNvPicPr>
                   </pic:nvPicPr>
                   <pic:blipFill>
-                    <a:blip r:embed="rId11">
+                    <a:blip r:embed="rId10">
                       <a:extLst>
                         <a:ext uri="{28A0092B-C50C-407E-A947-70E740481C1C}">
                           <a14:useLocalDpi xmlns:a14="http://schemas.microsoft.com/office/drawing/2010/main" val="0"/>
@@ -1179,7 +1179,7 @@
           <w:r>
             <w:fldChar w:fldCharType="separate"/>
           </w:r>
-          <w:hyperlink w:anchor="_Toc231151479" w:history="1">
+          <w:hyperlink w:anchor="_Toc231408498" w:history="1">
             <w:r>
               <w:rPr>
                 <w:rStyle w:val="Hipervnculo"/>
@@ -1206,7 +1206,7 @@
                 <w:noProof/>
                 <w:webHidden/>
               </w:rPr>
-              <w:instrText xml:space="preserve"> PAGEREF _Toc231151479 \h </w:instrText>
+              <w:instrText xml:space="preserve"> PAGEREF _Toc231408498 \h </w:instrText>
             </w:r>
             <w:r>
               <w:rPr>
@@ -1226,7 +1226,7 @@
                 <w:noProof/>
                 <w:webHidden/>
               </w:rPr>
-              <w:t>6</w:t>
+              <w:t>7</w:t>
             </w:r>
             <w:r>
               <w:rPr>
@@ -1254,7 +1254,7 @@
               <w14:ligatures w14:val="standardContextual"/>
             </w:rPr>
           </w:pPr>
-          <w:hyperlink w:anchor="_Toc231151480" w:history="1">
+          <w:hyperlink w:anchor="_Toc231408499" w:history="1">
             <w:r>
               <w:rPr>
                 <w:rStyle w:val="Hipervnculo"/>
@@ -1281,7 +1281,7 @@
                 <w:noProof/>
                 <w:webHidden/>
               </w:rPr>
-              <w:instrText xml:space="preserve"> PAGEREF _Toc231151480 \h </w:instrText>
+              <w:instrText xml:space="preserve"> PAGEREF _Toc231408499 \h </w:instrText>
             </w:r>
             <w:r>
               <w:rPr>
@@ -1329,7 +1329,7 @@
               <w14:ligatures w14:val="standardContextual"/>
             </w:rPr>
           </w:pPr>
-          <w:hyperlink w:anchor="_Toc231151481" w:history="1">
+          <w:hyperlink w:anchor="_Toc231408500" w:history="1">
             <w:r>
               <w:rPr>
                 <w:rStyle w:val="Hipervnculo"/>
@@ -1356,7 +1356,7 @@
                 <w:noProof/>
                 <w:webHidden/>
               </w:rPr>
-              <w:instrText xml:space="preserve"> PAGEREF _Toc231151481 \h </w:instrText>
+              <w:instrText xml:space="preserve"> PAGEREF _Toc231408500 \h </w:instrText>
             </w:r>
             <w:r>
               <w:rPr>
@@ -1404,7 +1404,7 @@
               <w14:ligatures w14:val="standardContextual"/>
             </w:rPr>
           </w:pPr>
-          <w:hyperlink w:anchor="_Toc231151482" w:history="1">
+          <w:hyperlink w:anchor="_Toc231408501" w:history="1">
             <w:r>
               <w:rPr>
                 <w:rStyle w:val="Hipervnculo"/>
@@ -1431,7 +1431,7 @@
                 <w:noProof/>
                 <w:webHidden/>
               </w:rPr>
-              <w:instrText xml:space="preserve"> PAGEREF _Toc231151482 \h </w:instrText>
+              <w:instrText xml:space="preserve"> PAGEREF _Toc231408501 \h </w:instrText>
             </w:r>
             <w:r>
               <w:rPr>
@@ -1479,7 +1479,7 @@
               <w14:ligatures w14:val="standardContextual"/>
             </w:rPr>
           </w:pPr>
-          <w:hyperlink w:anchor="_Toc231151483" w:history="1">
+          <w:hyperlink w:anchor="_Toc231408502" w:history="1">
             <w:r>
               <w:rPr>
                 <w:rStyle w:val="Hipervnculo"/>
@@ -1506,7 +1506,7 @@
                 <w:noProof/>
                 <w:webHidden/>
               </w:rPr>
-              <w:instrText xml:space="preserve"> PAGEREF _Toc231151483 \h </w:instrText>
+              <w:instrText xml:space="preserve"> PAGEREF _Toc231408502 \h </w:instrText>
             </w:r>
             <w:r>
               <w:rPr>
@@ -1554,7 +1554,7 @@
               <w14:ligatures w14:val="standardContextual"/>
             </w:rPr>
           </w:pPr>
-          <w:hyperlink w:anchor="_Toc231151484" w:history="1">
+          <w:hyperlink w:anchor="_Toc231408503" w:history="1">
             <w:r>
               <w:rPr>
                 <w:rStyle w:val="Hipervnculo"/>
@@ -1581,7 +1581,7 @@
                 <w:noProof/>
                 <w:webHidden/>
               </w:rPr>
-              <w:instrText xml:space="preserve"> PAGEREF _Toc231151484 \h </w:instrText>
+              <w:instrText xml:space="preserve"> PAGEREF _Toc231408503 \h </w:instrText>
             </w:r>
             <w:r>
               <w:rPr>
@@ -1629,7 +1629,7 @@
               <w14:ligatures w14:val="standardContextual"/>
             </w:rPr>
           </w:pPr>
-          <w:hyperlink w:anchor="_Toc231151485" w:history="1">
+          <w:hyperlink w:anchor="_Toc231408504" w:history="1">
             <w:r>
               <w:rPr>
                 <w:rStyle w:val="Hipervnculo"/>
@@ -1656,7 +1656,7 @@
                 <w:noProof/>
                 <w:webHidden/>
               </w:rPr>
-              <w:instrText xml:space="preserve"> PAGEREF _Toc231151485 \h </w:instrText>
+              <w:instrText xml:space="preserve"> PAGEREF _Toc231408504 \h </w:instrText>
             </w:r>
             <w:r>
               <w:rPr>
@@ -1705,7 +1705,7 @@
               <w14:ligatures w14:val="standardContextual"/>
             </w:rPr>
           </w:pPr>
-          <w:hyperlink w:anchor="_Toc231151486" w:history="1">
+          <w:hyperlink w:anchor="_Toc231408505" w:history="1">
             <w:r>
               <w:rPr>
                 <w:rStyle w:val="Hipervnculo"/>
@@ -1761,7 +1761,7 @@
                 <w:noProof/>
                 <w:webHidden/>
               </w:rPr>
-              <w:instrText xml:space="preserve"> PAGEREF _Toc231151486 \h </w:instrText>
+              <w:instrText xml:space="preserve"> PAGEREF _Toc231408505 \h </w:instrText>
             </w:r>
             <w:r>
               <w:rPr>
@@ -1810,7 +1810,7 @@
               <w14:ligatures w14:val="standardContextual"/>
             </w:rPr>
           </w:pPr>
-          <w:hyperlink w:anchor="_Toc231151487" w:history="1">
+          <w:hyperlink w:anchor="_Toc231408506" w:history="1">
             <w:r>
               <w:rPr>
                 <w:rStyle w:val="Hipervnculo"/>
@@ -1857,7 +1857,7 @@
                 <w:noProof/>
                 <w:webHidden/>
               </w:rPr>
-              <w:instrText xml:space="preserve"> PAGEREF _Toc231151487 \h </w:instrText>
+              <w:instrText xml:space="preserve"> PAGEREF _Toc231408506 \h </w:instrText>
             </w:r>
             <w:r>
               <w:rPr>
@@ -1905,7 +1905,7 @@
               <w14:ligatures w14:val="standardContextual"/>
             </w:rPr>
           </w:pPr>
-          <w:hyperlink w:anchor="_Toc231151488" w:history="1">
+          <w:hyperlink w:anchor="_Toc231408507" w:history="1">
             <w:r>
               <w:rPr>
                 <w:rStyle w:val="Hipervnculo"/>
@@ -1932,7 +1932,7 @@
                 <w:noProof/>
                 <w:webHidden/>
               </w:rPr>
-              <w:instrText xml:space="preserve"> PAGEREF _Toc231151488 \h </w:instrText>
+              <w:instrText xml:space="preserve"> PAGEREF _Toc231408507 \h </w:instrText>
             </w:r>
             <w:r>
               <w:rPr>
@@ -1981,7 +1981,7 @@
               <w14:ligatures w14:val="standardContextual"/>
             </w:rPr>
           </w:pPr>
-          <w:hyperlink w:anchor="_Toc231151489" w:history="1">
+          <w:hyperlink w:anchor="_Toc231408508" w:history="1">
             <w:r>
               <w:rPr>
                 <w:rStyle w:val="Hipervnculo"/>
@@ -2030,7 +2030,7 @@
                 <w:noProof/>
                 <w:webHidden/>
               </w:rPr>
-              <w:instrText xml:space="preserve"> PAGEREF _Toc231151489 \h </w:instrText>
+              <w:instrText xml:space="preserve"> PAGEREF _Toc231408508 \h </w:instrText>
             </w:r>
             <w:r>
               <w:rPr>
@@ -2079,7 +2079,7 @@
               <w14:ligatures w14:val="standardContextual"/>
             </w:rPr>
           </w:pPr>
-          <w:hyperlink w:anchor="_Toc231151490" w:history="1">
+          <w:hyperlink w:anchor="_Toc231408509" w:history="1">
             <w:r>
               <w:rPr>
                 <w:rStyle w:val="Hipervnculo"/>
@@ -2128,7 +2128,7 @@
                 <w:noProof/>
                 <w:webHidden/>
               </w:rPr>
-              <w:instrText xml:space="preserve"> PAGEREF _Toc231151490 \h </w:instrText>
+              <w:instrText xml:space="preserve"> PAGEREF _Toc231408509 \h </w:instrText>
             </w:r>
             <w:r>
               <w:rPr>
@@ -2177,7 +2177,7 @@
               <w14:ligatures w14:val="standardContextual"/>
             </w:rPr>
           </w:pPr>
-          <w:hyperlink w:anchor="_Toc231151491" w:history="1">
+          <w:hyperlink w:anchor="_Toc231408510" w:history="1">
             <w:r>
               <w:rPr>
                 <w:rStyle w:val="Hipervnculo"/>
@@ -2226,7 +2226,7 @@
                 <w:noProof/>
                 <w:webHidden/>
               </w:rPr>
-              <w:instrText xml:space="preserve"> PAGEREF _Toc231151491 \h </w:instrText>
+              <w:instrText xml:space="preserve"> PAGEREF _Toc231408510 \h </w:instrText>
             </w:r>
             <w:r>
               <w:rPr>
@@ -2275,7 +2275,7 @@
               <w14:ligatures w14:val="standardContextual"/>
             </w:rPr>
           </w:pPr>
-          <w:hyperlink w:anchor="_Toc231151492" w:history="1">
+          <w:hyperlink w:anchor="_Toc231408511" w:history="1">
             <w:r>
               <w:rPr>
                 <w:rStyle w:val="Hipervnculo"/>
@@ -2324,7 +2324,7 @@
                 <w:noProof/>
                 <w:webHidden/>
               </w:rPr>
-              <w:instrText xml:space="preserve"> PAGEREF _Toc231151492 \h </w:instrText>
+              <w:instrText xml:space="preserve"> PAGEREF _Toc231408511 \h </w:instrText>
             </w:r>
             <w:r>
               <w:rPr>
@@ -2372,7 +2372,7 @@
               <w14:ligatures w14:val="standardContextual"/>
             </w:rPr>
           </w:pPr>
-          <w:hyperlink w:anchor="_Toc231151493" w:history="1">
+          <w:hyperlink w:anchor="_Toc231408512" w:history="1">
             <w:r>
               <w:rPr>
                 <w:rStyle w:val="Hipervnculo"/>
@@ -2399,7 +2399,7 @@
                 <w:noProof/>
                 <w:webHidden/>
               </w:rPr>
-              <w:instrText xml:space="preserve"> PAGEREF _Toc231151493 \h </w:instrText>
+              <w:instrText xml:space="preserve"> PAGEREF _Toc231408512 \h </w:instrText>
             </w:r>
             <w:r>
               <w:rPr>
@@ -2447,7 +2447,7 @@
               <w14:ligatures w14:val="standardContextual"/>
             </w:rPr>
           </w:pPr>
-          <w:hyperlink w:anchor="_Toc231151494" w:history="1">
+          <w:hyperlink w:anchor="_Toc231408513" w:history="1">
             <w:r>
               <w:rPr>
                 <w:rStyle w:val="Hipervnculo"/>
@@ -2474,7 +2474,7 @@
                 <w:noProof/>
                 <w:webHidden/>
               </w:rPr>
-              <w:instrText xml:space="preserve"> PAGEREF _Toc231151494 \h </w:instrText>
+              <w:instrText xml:space="preserve"> PAGEREF _Toc231408513 \h </w:instrText>
             </w:r>
             <w:r>
               <w:rPr>
@@ -2523,7 +2523,7 @@
               <w14:ligatures w14:val="standardContextual"/>
             </w:rPr>
           </w:pPr>
-          <w:hyperlink w:anchor="_Toc231151495" w:history="1">
+          <w:hyperlink w:anchor="_Toc231408514" w:history="1">
             <w:r>
               <w:rPr>
                 <w:rStyle w:val="Hipervnculo"/>
@@ -2572,7 +2572,7 @@
                 <w:noProof/>
                 <w:webHidden/>
               </w:rPr>
-              <w:instrText xml:space="preserve"> PAGEREF _Toc231151495 \h </w:instrText>
+              <w:instrText xml:space="preserve"> PAGEREF _Toc231408514 \h </w:instrText>
             </w:r>
             <w:r>
               <w:rPr>
@@ -2621,7 +2621,7 @@
               <w14:ligatures w14:val="standardContextual"/>
             </w:rPr>
           </w:pPr>
-          <w:hyperlink w:anchor="_Toc231151496" w:history="1">
+          <w:hyperlink w:anchor="_Toc231408515" w:history="1">
             <w:r>
               <w:rPr>
                 <w:rStyle w:val="Hipervnculo"/>
@@ -2670,7 +2670,7 @@
                 <w:noProof/>
                 <w:webHidden/>
               </w:rPr>
-              <w:instrText xml:space="preserve"> PAGEREF _Toc231151496 \h </w:instrText>
+              <w:instrText xml:space="preserve"> PAGEREF _Toc231408515 \h </w:instrText>
             </w:r>
             <w:r>
               <w:rPr>
@@ -2718,7 +2718,7 @@
               <w14:ligatures w14:val="standardContextual"/>
             </w:rPr>
           </w:pPr>
-          <w:hyperlink w:anchor="_Toc231151497" w:history="1">
+          <w:hyperlink w:anchor="_Toc231408516" w:history="1">
             <w:r>
               <w:rPr>
                 <w:rStyle w:val="Hipervnculo"/>
@@ -2745,7 +2745,7 @@
                 <w:noProof/>
                 <w:webHidden/>
               </w:rPr>
-              <w:instrText xml:space="preserve"> PAGEREF _Toc231151497 \h </w:instrText>
+              <w:instrText xml:space="preserve"> PAGEREF _Toc231408516 \h </w:instrText>
             </w:r>
             <w:r>
               <w:rPr>
@@ -2794,7 +2794,7 @@
               <w14:ligatures w14:val="standardContextual"/>
             </w:rPr>
           </w:pPr>
-          <w:hyperlink w:anchor="_Toc231151498" w:history="1">
+          <w:hyperlink w:anchor="_Toc231408517" w:history="1">
             <w:r>
               <w:rPr>
                 <w:rStyle w:val="Hipervnculo"/>
@@ -2841,7 +2841,7 @@
                 <w:noProof/>
                 <w:webHidden/>
               </w:rPr>
-              <w:instrText xml:space="preserve"> PAGEREF _Toc231151498 \h </w:instrText>
+              <w:instrText xml:space="preserve"> PAGEREF _Toc231408517 \h </w:instrText>
             </w:r>
             <w:r>
               <w:rPr>
@@ -2890,7 +2890,7 @@
               <w14:ligatures w14:val="standardContextual"/>
             </w:rPr>
           </w:pPr>
-          <w:hyperlink w:anchor="_Toc231151499" w:history="1">
+          <w:hyperlink w:anchor="_Toc231408518" w:history="1">
             <w:r>
               <w:rPr>
                 <w:rStyle w:val="Hipervnculo"/>
@@ -2937,7 +2937,7 @@
                 <w:noProof/>
                 <w:webHidden/>
               </w:rPr>
-              <w:instrText xml:space="preserve"> PAGEREF _Toc231151499 \h </w:instrText>
+              <w:instrText xml:space="preserve"> PAGEREF _Toc231408518 \h </w:instrText>
             </w:r>
             <w:r>
               <w:rPr>
@@ -2985,7 +2985,7 @@
               <w14:ligatures w14:val="standardContextual"/>
             </w:rPr>
           </w:pPr>
-          <w:hyperlink w:anchor="_Toc231151500" w:history="1">
+          <w:hyperlink w:anchor="_Toc231408519" w:history="1">
             <w:r>
               <w:rPr>
                 <w:rStyle w:val="Hipervnculo"/>
@@ -3012,7 +3012,7 @@
                 <w:noProof/>
                 <w:webHidden/>
               </w:rPr>
-              <w:instrText xml:space="preserve"> PAGEREF _Toc231151500 \h </w:instrText>
+              <w:instrText xml:space="preserve"> PAGEREF _Toc231408519 \h </w:instrText>
             </w:r>
             <w:r>
               <w:rPr>
@@ -3061,7 +3061,7 @@
               <w14:ligatures w14:val="standardContextual"/>
             </w:rPr>
           </w:pPr>
-          <w:hyperlink w:anchor="_Toc231151501" w:history="1">
+          <w:hyperlink w:anchor="_Toc231408520" w:history="1">
             <w:r>
               <w:rPr>
                 <w:rStyle w:val="Hipervnculo"/>
@@ -3108,7 +3108,7 @@
                 <w:noProof/>
                 <w:webHidden/>
               </w:rPr>
-              <w:instrText xml:space="preserve"> PAGEREF _Toc231151501 \h </w:instrText>
+              <w:instrText xml:space="preserve"> PAGEREF _Toc231408520 \h </w:instrText>
             </w:r>
             <w:r>
               <w:rPr>
@@ -3157,7 +3157,7 @@
               <w14:ligatures w14:val="standardContextual"/>
             </w:rPr>
           </w:pPr>
-          <w:hyperlink w:anchor="_Toc231151502" w:history="1">
+          <w:hyperlink w:anchor="_Toc231408521" w:history="1">
             <w:r>
               <w:rPr>
                 <w:rStyle w:val="Hipervnculo"/>
@@ -3204,7 +3204,7 @@
                 <w:noProof/>
                 <w:webHidden/>
               </w:rPr>
-              <w:instrText xml:space="preserve"> PAGEREF _Toc231151502 \h </w:instrText>
+              <w:instrText xml:space="preserve"> PAGEREF _Toc231408521 \h </w:instrText>
             </w:r>
             <w:r>
               <w:rPr>
@@ -3225,156 +3225,6 @@
                 <w:webHidden/>
               </w:rPr>
               <w:t>26</w:t>
-            </w:r>
-            <w:r>
-              <w:rPr>
-                <w:noProof/>
-                <w:webHidden/>
-              </w:rPr>
-              <w:fldChar w:fldCharType="end"/>
-            </w:r>
-          </w:hyperlink>
-        </w:p>
-        <w:p>
-          <w:pPr>
-            <w:pStyle w:val="TDC1"/>
-            <w:tabs>
-              <w:tab w:val="right" w:leader="dot" w:pos="8494"/>
-            </w:tabs>
-            <w:rPr>
-              <w:rFonts w:asciiTheme="minorHAnsi" w:eastAsiaTheme="minorEastAsia" w:hAnsiTheme="minorHAnsi" w:cstheme="minorBidi"/>
-              <w:noProof/>
-              <w:color w:val="auto"/>
-              <w:kern w:val="2"/>
-              <w:sz w:val="24"/>
-              <w:szCs w:val="24"/>
-              <w:lang w:eastAsia="ca-ES"/>
-              <w14:ligatures w14:val="standardContextual"/>
-            </w:rPr>
-          </w:pPr>
-          <w:hyperlink w:anchor="_Toc231151503" w:history="1">
-            <w:r>
-              <w:rPr>
-                <w:rStyle w:val="Hipervnculo"/>
-                <w:noProof/>
-              </w:rPr>
-              <w:t>4. Resultats</w:t>
-            </w:r>
-            <w:r>
-              <w:rPr>
-                <w:noProof/>
-                <w:webHidden/>
-              </w:rPr>
-              <w:tab/>
-            </w:r>
-            <w:r>
-              <w:rPr>
-                <w:noProof/>
-                <w:webHidden/>
-              </w:rPr>
-              <w:fldChar w:fldCharType="begin"/>
-            </w:r>
-            <w:r>
-              <w:rPr>
-                <w:noProof/>
-                <w:webHidden/>
-              </w:rPr>
-              <w:instrText xml:space="preserve"> PAGEREF _Toc231151503 \h </w:instrText>
-            </w:r>
-            <w:r>
-              <w:rPr>
-                <w:noProof/>
-                <w:webHidden/>
-              </w:rPr>
-            </w:r>
-            <w:r>
-              <w:rPr>
-                <w:noProof/>
-                <w:webHidden/>
-              </w:rPr>
-              <w:fldChar w:fldCharType="separate"/>
-            </w:r>
-            <w:r>
-              <w:rPr>
-                <w:noProof/>
-                <w:webHidden/>
-              </w:rPr>
-              <w:t>31</w:t>
-            </w:r>
-            <w:r>
-              <w:rPr>
-                <w:noProof/>
-                <w:webHidden/>
-              </w:rPr>
-              <w:fldChar w:fldCharType="end"/>
-            </w:r>
-          </w:hyperlink>
-        </w:p>
-        <w:p>
-          <w:pPr>
-            <w:pStyle w:val="TDC2"/>
-            <w:tabs>
-              <w:tab w:val="right" w:leader="dot" w:pos="8494"/>
-            </w:tabs>
-            <w:rPr>
-              <w:rFonts w:asciiTheme="minorHAnsi" w:eastAsiaTheme="minorEastAsia" w:hAnsiTheme="minorHAnsi" w:cstheme="minorBidi"/>
-              <w:noProof/>
-              <w:color w:val="auto"/>
-              <w:kern w:val="2"/>
-              <w:sz w:val="24"/>
-              <w:szCs w:val="24"/>
-              <w:lang w:eastAsia="ca-ES"/>
-              <w14:ligatures w14:val="standardContextual"/>
-            </w:rPr>
-          </w:pPr>
-          <w:hyperlink w:anchor="_Toc231151504" w:history="1">
-            <w:r>
-              <w:rPr>
-                <w:rStyle w:val="Hipervnculo"/>
-                <w:noProof/>
-              </w:rPr>
-              <w:t>4.1. Resultats descriptius</w:t>
-            </w:r>
-            <w:r>
-              <w:rPr>
-                <w:noProof/>
-                <w:webHidden/>
-              </w:rPr>
-              <w:tab/>
-            </w:r>
-            <w:r>
-              <w:rPr>
-                <w:noProof/>
-                <w:webHidden/>
-              </w:rPr>
-              <w:fldChar w:fldCharType="begin"/>
-            </w:r>
-            <w:r>
-              <w:rPr>
-                <w:noProof/>
-                <w:webHidden/>
-              </w:rPr>
-              <w:instrText xml:space="preserve"> PAGEREF _Toc231151504 \h </w:instrText>
-            </w:r>
-            <w:r>
-              <w:rPr>
-                <w:noProof/>
-                <w:webHidden/>
-              </w:rPr>
-            </w:r>
-            <w:r>
-              <w:rPr>
-                <w:noProof/>
-                <w:webHidden/>
-              </w:rPr>
-              <w:fldChar w:fldCharType="separate"/>
-            </w:r>
-            <w:r>
-              <w:rPr>
-                <w:noProof/>
-                <w:webHidden/>
-              </w:rPr>
-              <w:t>31</w:t>
             </w:r>
             <w:r>
               <w:rPr>
@@ -3403,13 +3253,13 @@
               <w14:ligatures w14:val="standardContextual"/>
             </w:rPr>
           </w:pPr>
-          <w:hyperlink w:anchor="_Toc231151505" w:history="1">
+          <w:hyperlink w:anchor="_Toc231408522" w:history="1">
             <w:r>
               <w:rPr>
                 <w:rStyle w:val="Hipervnculo"/>
                 <w:noProof/>
               </w:rPr>
-              <w:t>4.1.1.</w:t>
+              <w:t>3.9.3.</w:t>
             </w:r>
             <w:r>
               <w:rPr>
@@ -3429,7 +3279,7 @@
                 <w:rStyle w:val="Hipervnculo"/>
                 <w:noProof/>
               </w:rPr>
-              <w:t>Perfil de la mostra</w:t>
+              <w:t>XGBoost</w:t>
             </w:r>
             <w:r>
               <w:rPr>
@@ -3450,7 +3300,7 @@
                 <w:noProof/>
                 <w:webHidden/>
               </w:rPr>
-              <w:instrText xml:space="preserve"> PAGEREF _Toc231151505 \h </w:instrText>
+              <w:instrText xml:space="preserve"> PAGEREF _Toc231408522 \h </w:instrText>
             </w:r>
             <w:r>
               <w:rPr>
@@ -3470,7 +3320,7 @@
                 <w:noProof/>
                 <w:webHidden/>
               </w:rPr>
-              <w:t>31</w:t>
+              <w:t>28</w:t>
             </w:r>
             <w:r>
               <w:rPr>
@@ -3499,13 +3349,13 @@
               <w14:ligatures w14:val="standardContextual"/>
             </w:rPr>
           </w:pPr>
-          <w:hyperlink w:anchor="_Toc231151506" w:history="1">
+          <w:hyperlink w:anchor="_Toc231408523" w:history="1">
             <w:r>
               <w:rPr>
                 <w:rStyle w:val="Hipervnculo"/>
                 <w:noProof/>
               </w:rPr>
-              <w:t>4.1.2.</w:t>
+              <w:t>3.9.4.</w:t>
             </w:r>
             <w:r>
               <w:rPr>
@@ -3525,7 +3375,7 @@
                 <w:rStyle w:val="Hipervnculo"/>
                 <w:noProof/>
               </w:rPr>
-              <w:t>Resultats acadèmics: nota i tipus d’avaluació</w:t>
+              <w:t>Support Vector Machine (SVM)</w:t>
             </w:r>
             <w:r>
               <w:rPr>
@@ -3546,7 +3396,7 @@
                 <w:noProof/>
                 <w:webHidden/>
               </w:rPr>
-              <w:instrText xml:space="preserve"> PAGEREF _Toc231151506 \h </w:instrText>
+              <w:instrText xml:space="preserve"> PAGEREF _Toc231408523 \h </w:instrText>
             </w:r>
             <w:r>
               <w:rPr>
@@ -3566,7 +3416,157 @@
                 <w:noProof/>
                 <w:webHidden/>
               </w:rPr>
-              <w:t>31</w:t>
+              <w:t>30</w:t>
+            </w:r>
+            <w:r>
+              <w:rPr>
+                <w:noProof/>
+                <w:webHidden/>
+              </w:rPr>
+              <w:fldChar w:fldCharType="end"/>
+            </w:r>
+          </w:hyperlink>
+        </w:p>
+        <w:p>
+          <w:pPr>
+            <w:pStyle w:val="TDC1"/>
+            <w:tabs>
+              <w:tab w:val="right" w:leader="dot" w:pos="8494"/>
+            </w:tabs>
+            <w:rPr>
+              <w:rFonts w:asciiTheme="minorHAnsi" w:eastAsiaTheme="minorEastAsia" w:hAnsiTheme="minorHAnsi" w:cstheme="minorBidi"/>
+              <w:noProof/>
+              <w:color w:val="auto"/>
+              <w:kern w:val="2"/>
+              <w:sz w:val="24"/>
+              <w:szCs w:val="24"/>
+              <w:lang w:eastAsia="ca-ES"/>
+              <w14:ligatures w14:val="standardContextual"/>
+            </w:rPr>
+          </w:pPr>
+          <w:hyperlink w:anchor="_Toc231408524" w:history="1">
+            <w:r>
+              <w:rPr>
+                <w:rStyle w:val="Hipervnculo"/>
+                <w:noProof/>
+              </w:rPr>
+              <w:t>4. Resultats</w:t>
+            </w:r>
+            <w:r>
+              <w:rPr>
+                <w:noProof/>
+                <w:webHidden/>
+              </w:rPr>
+              <w:tab/>
+            </w:r>
+            <w:r>
+              <w:rPr>
+                <w:noProof/>
+                <w:webHidden/>
+              </w:rPr>
+              <w:fldChar w:fldCharType="begin"/>
+            </w:r>
+            <w:r>
+              <w:rPr>
+                <w:noProof/>
+                <w:webHidden/>
+              </w:rPr>
+              <w:instrText xml:space="preserve"> PAGEREF _Toc231408524 \h </w:instrText>
+            </w:r>
+            <w:r>
+              <w:rPr>
+                <w:noProof/>
+                <w:webHidden/>
+              </w:rPr>
+            </w:r>
+            <w:r>
+              <w:rPr>
+                <w:noProof/>
+                <w:webHidden/>
+              </w:rPr>
+              <w:fldChar w:fldCharType="separate"/>
+            </w:r>
+            <w:r>
+              <w:rPr>
+                <w:noProof/>
+                <w:webHidden/>
+              </w:rPr>
+              <w:t>35</w:t>
+            </w:r>
+            <w:r>
+              <w:rPr>
+                <w:noProof/>
+                <w:webHidden/>
+              </w:rPr>
+              <w:fldChar w:fldCharType="end"/>
+            </w:r>
+          </w:hyperlink>
+        </w:p>
+        <w:p>
+          <w:pPr>
+            <w:pStyle w:val="TDC2"/>
+            <w:tabs>
+              <w:tab w:val="right" w:leader="dot" w:pos="8494"/>
+            </w:tabs>
+            <w:rPr>
+              <w:rFonts w:asciiTheme="minorHAnsi" w:eastAsiaTheme="minorEastAsia" w:hAnsiTheme="minorHAnsi" w:cstheme="minorBidi"/>
+              <w:noProof/>
+              <w:color w:val="auto"/>
+              <w:kern w:val="2"/>
+              <w:sz w:val="24"/>
+              <w:szCs w:val="24"/>
+              <w:lang w:eastAsia="ca-ES"/>
+              <w14:ligatures w14:val="standardContextual"/>
+            </w:rPr>
+          </w:pPr>
+          <w:hyperlink w:anchor="_Toc231408525" w:history="1">
+            <w:r>
+              <w:rPr>
+                <w:rStyle w:val="Hipervnculo"/>
+                <w:noProof/>
+              </w:rPr>
+              <w:t>4.1. Resultats descriptius</w:t>
+            </w:r>
+            <w:r>
+              <w:rPr>
+                <w:noProof/>
+                <w:webHidden/>
+              </w:rPr>
+              <w:tab/>
+            </w:r>
+            <w:r>
+              <w:rPr>
+                <w:noProof/>
+                <w:webHidden/>
+              </w:rPr>
+              <w:fldChar w:fldCharType="begin"/>
+            </w:r>
+            <w:r>
+              <w:rPr>
+                <w:noProof/>
+                <w:webHidden/>
+              </w:rPr>
+              <w:instrText xml:space="preserve"> PAGEREF _Toc231408525 \h </w:instrText>
+            </w:r>
+            <w:r>
+              <w:rPr>
+                <w:noProof/>
+                <w:webHidden/>
+              </w:rPr>
+            </w:r>
+            <w:r>
+              <w:rPr>
+                <w:noProof/>
+                <w:webHidden/>
+              </w:rPr>
+              <w:fldChar w:fldCharType="separate"/>
+            </w:r>
+            <w:r>
+              <w:rPr>
+                <w:noProof/>
+                <w:webHidden/>
+              </w:rPr>
+              <w:t>35</w:t>
             </w:r>
             <w:r>
               <w:rPr>
@@ -3595,13 +3595,13 @@
               <w14:ligatures w14:val="standardContextual"/>
             </w:rPr>
           </w:pPr>
-          <w:hyperlink w:anchor="_Toc231151507" w:history="1">
+          <w:hyperlink w:anchor="_Toc231408526" w:history="1">
             <w:r>
               <w:rPr>
                 <w:rStyle w:val="Hipervnculo"/>
                 <w:noProof/>
               </w:rPr>
-              <w:t>4.1.3.</w:t>
+              <w:t>4.1.1.</w:t>
             </w:r>
             <w:r>
               <w:rPr>
@@ -3621,7 +3621,7 @@
                 <w:rStyle w:val="Hipervnculo"/>
                 <w:noProof/>
               </w:rPr>
-              <w:t>El paper del treball</w:t>
+              <w:t>Perfil de la mostra</w:t>
             </w:r>
             <w:r>
               <w:rPr>
@@ -3642,7 +3642,7 @@
                 <w:noProof/>
                 <w:webHidden/>
               </w:rPr>
-              <w:instrText xml:space="preserve"> PAGEREF _Toc231151507 \h </w:instrText>
+              <w:instrText xml:space="preserve"> PAGEREF _Toc231408526 \h </w:instrText>
             </w:r>
             <w:r>
               <w:rPr>
@@ -3662,7 +3662,7 @@
                 <w:noProof/>
                 <w:webHidden/>
               </w:rPr>
-              <w:t>32</w:t>
+              <w:t>35</w:t>
             </w:r>
             <w:r>
               <w:rPr>
@@ -3691,13 +3691,13 @@
               <w14:ligatures w14:val="standardContextual"/>
             </w:rPr>
           </w:pPr>
-          <w:hyperlink w:anchor="_Toc231151508" w:history="1">
+          <w:hyperlink w:anchor="_Toc231408527" w:history="1">
             <w:r>
               <w:rPr>
                 <w:rStyle w:val="Hipervnculo"/>
                 <w:noProof/>
               </w:rPr>
-              <w:t>4.1.4.</w:t>
+              <w:t>4.1.2.</w:t>
             </w:r>
             <w:r>
               <w:rPr>
@@ -3717,7 +3717,7 @@
                 <w:rStyle w:val="Hipervnculo"/>
                 <w:noProof/>
               </w:rPr>
-              <w:t>Motius per no anar a classe i estratègies per anar-hi</w:t>
+              <w:t>Resultats acadèmics: nota i tipus d’avaluació</w:t>
             </w:r>
             <w:r>
               <w:rPr>
@@ -3738,7 +3738,7 @@
                 <w:noProof/>
                 <w:webHidden/>
               </w:rPr>
-              <w:instrText xml:space="preserve"> PAGEREF _Toc231151508 \h </w:instrText>
+              <w:instrText xml:space="preserve"> PAGEREF _Toc231408527 \h </w:instrText>
             </w:r>
             <w:r>
               <w:rPr>
@@ -3758,7 +3758,7 @@
                 <w:noProof/>
                 <w:webHidden/>
               </w:rPr>
-              <w:t>33</w:t>
+              <w:t>35</w:t>
             </w:r>
             <w:r>
               <w:rPr>
@@ -3787,13 +3787,13 @@
               <w14:ligatures w14:val="standardContextual"/>
             </w:rPr>
           </w:pPr>
-          <w:hyperlink w:anchor="_Toc231151509" w:history="1">
+          <w:hyperlink w:anchor="_Toc231408528" w:history="1">
             <w:r>
               <w:rPr>
                 <w:rStyle w:val="Hipervnculo"/>
                 <w:noProof/>
               </w:rPr>
-              <w:t>4.1.5.</w:t>
+              <w:t>4.1.3.</w:t>
             </w:r>
             <w:r>
               <w:rPr>
@@ -3813,7 +3813,7 @@
                 <w:rStyle w:val="Hipervnculo"/>
                 <w:noProof/>
               </w:rPr>
-              <w:t>El paper de la Intel·ligència Artificial</w:t>
+              <w:t>El paper del treball</w:t>
             </w:r>
             <w:r>
               <w:rPr>
@@ -3834,7 +3834,7 @@
                 <w:noProof/>
                 <w:webHidden/>
               </w:rPr>
-              <w:instrText xml:space="preserve"> PAGEREF _Toc231151509 \h </w:instrText>
+              <w:instrText xml:space="preserve"> PAGEREF _Toc231408528 \h </w:instrText>
             </w:r>
             <w:r>
               <w:rPr>
@@ -3854,82 +3854,7 @@
                 <w:noProof/>
                 <w:webHidden/>
               </w:rPr>
-              <w:t>34</w:t>
-            </w:r>
-            <w:r>
-              <w:rPr>
-                <w:noProof/>
-                <w:webHidden/>
-              </w:rPr>
-              <w:fldChar w:fldCharType="end"/>
-            </w:r>
-          </w:hyperlink>
-        </w:p>
-        <w:p>
-          <w:pPr>
-            <w:pStyle w:val="TDC2"/>
-            <w:tabs>
-              <w:tab w:val="right" w:leader="dot" w:pos="8494"/>
-            </w:tabs>
-            <w:rPr>
-              <w:rFonts w:asciiTheme="minorHAnsi" w:eastAsiaTheme="minorEastAsia" w:hAnsiTheme="minorHAnsi" w:cstheme="minorBidi"/>
-              <w:noProof/>
-              <w:color w:val="auto"/>
-              <w:kern w:val="2"/>
-              <w:sz w:val="24"/>
-              <w:szCs w:val="24"/>
-              <w:lang w:eastAsia="ca-ES"/>
-              <w14:ligatures w14:val="standardContextual"/>
-            </w:rPr>
-          </w:pPr>
-          <w:hyperlink w:anchor="_Toc231151510" w:history="1">
-            <w:r>
-              <w:rPr>
-                <w:rStyle w:val="Hipervnculo"/>
-                <w:noProof/>
-              </w:rPr>
-              <w:t>4.2. Resultats exploratoris</w:t>
-            </w:r>
-            <w:r>
-              <w:rPr>
-                <w:noProof/>
-                <w:webHidden/>
-              </w:rPr>
-              <w:tab/>
-            </w:r>
-            <w:r>
-              <w:rPr>
-                <w:noProof/>
-                <w:webHidden/>
-              </w:rPr>
-              <w:fldChar w:fldCharType="begin"/>
-            </w:r>
-            <w:r>
-              <w:rPr>
-                <w:noProof/>
-                <w:webHidden/>
-              </w:rPr>
-              <w:instrText xml:space="preserve"> PAGEREF _Toc231151510 \h </w:instrText>
-            </w:r>
-            <w:r>
-              <w:rPr>
-                <w:noProof/>
-                <w:webHidden/>
-              </w:rPr>
-            </w:r>
-            <w:r>
-              <w:rPr>
-                <w:noProof/>
-                <w:webHidden/>
-              </w:rPr>
-              <w:fldChar w:fldCharType="separate"/>
-            </w:r>
-            <w:r>
-              <w:rPr>
-                <w:noProof/>
-                <w:webHidden/>
-              </w:rPr>
-              <w:t>35</w:t>
+              <w:t>36</w:t>
             </w:r>
             <w:r>
               <w:rPr>
@@ -3958,13 +3883,13 @@
               <w14:ligatures w14:val="standardContextual"/>
             </w:rPr>
           </w:pPr>
-          <w:hyperlink w:anchor="_Toc231151511" w:history="1">
+          <w:hyperlink w:anchor="_Toc231408529" w:history="1">
             <w:r>
               <w:rPr>
                 <w:rStyle w:val="Hipervnculo"/>
                 <w:noProof/>
               </w:rPr>
-              <w:t>4.2.1.</w:t>
+              <w:t>4.1.4.</w:t>
             </w:r>
             <w:r>
               <w:rPr>
@@ -3984,7 +3909,7 @@
                 <w:rStyle w:val="Hipervnculo"/>
                 <w:noProof/>
               </w:rPr>
-              <w:t>Variables categòriques</w:t>
+              <w:t>Motius per no anar a classe i estratègies per anar-hi</w:t>
             </w:r>
             <w:r>
               <w:rPr>
@@ -4005,7 +3930,7 @@
                 <w:noProof/>
                 <w:webHidden/>
               </w:rPr>
-              <w:instrText xml:space="preserve"> PAGEREF _Toc231151511 \h </w:instrText>
+              <w:instrText xml:space="preserve"> PAGEREF _Toc231408529 \h </w:instrText>
             </w:r>
             <w:r>
               <w:rPr>
@@ -4025,7 +3950,7 @@
                 <w:noProof/>
                 <w:webHidden/>
               </w:rPr>
-              <w:t>35</w:t>
+              <w:t>37</w:t>
             </w:r>
             <w:r>
               <w:rPr>
@@ -4054,13 +3979,13 @@
               <w14:ligatures w14:val="standardContextual"/>
             </w:rPr>
           </w:pPr>
-          <w:hyperlink w:anchor="_Toc231151512" w:history="1">
+          <w:hyperlink w:anchor="_Toc231408530" w:history="1">
             <w:r>
               <w:rPr>
                 <w:rStyle w:val="Hipervnculo"/>
                 <w:noProof/>
               </w:rPr>
-              <w:t>4.2.2.</w:t>
+              <w:t>4.1.5.</w:t>
             </w:r>
             <w:r>
               <w:rPr>
@@ -4080,7 +4005,7 @@
                 <w:rStyle w:val="Hipervnculo"/>
                 <w:noProof/>
               </w:rPr>
-              <w:t>Variables numèriques</w:t>
+              <w:t>El paper de la Intel·ligència Artificial</w:t>
             </w:r>
             <w:r>
               <w:rPr>
@@ -4101,7 +4026,7 @@
                 <w:noProof/>
                 <w:webHidden/>
               </w:rPr>
-              <w:instrText xml:space="preserve"> PAGEREF _Toc231151512 \h </w:instrText>
+              <w:instrText xml:space="preserve"> PAGEREF _Toc231408530 \h </w:instrText>
             </w:r>
             <w:r>
               <w:rPr>
@@ -4121,7 +4046,82 @@
                 <w:noProof/>
                 <w:webHidden/>
               </w:rPr>
-              <w:t>36</w:t>
+              <w:t>38</w:t>
+            </w:r>
+            <w:r>
+              <w:rPr>
+                <w:noProof/>
+                <w:webHidden/>
+              </w:rPr>
+              <w:fldChar w:fldCharType="end"/>
+            </w:r>
+          </w:hyperlink>
+        </w:p>
+        <w:p>
+          <w:pPr>
+            <w:pStyle w:val="TDC2"/>
+            <w:tabs>
+              <w:tab w:val="right" w:leader="dot" w:pos="8494"/>
+            </w:tabs>
+            <w:rPr>
+              <w:rFonts w:asciiTheme="minorHAnsi" w:eastAsiaTheme="minorEastAsia" w:hAnsiTheme="minorHAnsi" w:cstheme="minorBidi"/>
+              <w:noProof/>
+              <w:color w:val="auto"/>
+              <w:kern w:val="2"/>
+              <w:sz w:val="24"/>
+              <w:szCs w:val="24"/>
+              <w:lang w:eastAsia="ca-ES"/>
+              <w14:ligatures w14:val="standardContextual"/>
+            </w:rPr>
+          </w:pPr>
+          <w:hyperlink w:anchor="_Toc231408531" w:history="1">
+            <w:r>
+              <w:rPr>
+                <w:rStyle w:val="Hipervnculo"/>
+                <w:noProof/>
+              </w:rPr>
+              <w:t>4.2. Resultats exploratoris</w:t>
+            </w:r>
+            <w:r>
+              <w:rPr>
+                <w:noProof/>
+                <w:webHidden/>
+              </w:rPr>
+              <w:tab/>
+            </w:r>
+            <w:r>
+              <w:rPr>
+                <w:noProof/>
+                <w:webHidden/>
+              </w:rPr>
+              <w:fldChar w:fldCharType="begin"/>
+            </w:r>
+            <w:r>
+              <w:rPr>
+                <w:noProof/>
+                <w:webHidden/>
+              </w:rPr>
+              <w:instrText xml:space="preserve"> PAGEREF _Toc231408531 \h </w:instrText>
+            </w:r>
+            <w:r>
+              <w:rPr>
+                <w:noProof/>
+                <w:webHidden/>
+              </w:rPr>
+            </w:r>
+            <w:r>
+              <w:rPr>
+                <w:noProof/>
+                <w:webHidden/>
+              </w:rPr>
+              <w:fldChar w:fldCharType="separate"/>
+            </w:r>
+            <w:r>
+              <w:rPr>
+                <w:noProof/>
+                <w:webHidden/>
+              </w:rPr>
+              <w:t>39</w:t>
             </w:r>
             <w:r>
               <w:rPr>
@@ -4150,13 +4150,13 @@
               <w14:ligatures w14:val="standardContextual"/>
             </w:rPr>
           </w:pPr>
-          <w:hyperlink w:anchor="_Toc231151513" w:history="1">
+          <w:hyperlink w:anchor="_Toc231408532" w:history="1">
             <w:r>
               <w:rPr>
                 <w:rStyle w:val="Hipervnculo"/>
                 <w:noProof/>
               </w:rPr>
-              <w:t>4.2.3.</w:t>
+              <w:t>4.2.1.</w:t>
             </w:r>
             <w:r>
               <w:rPr>
@@ -4176,7 +4176,7 @@
                 <w:rStyle w:val="Hipervnculo"/>
                 <w:noProof/>
               </w:rPr>
-              <w:t>Variables de percepció</w:t>
+              <w:t>Variables categòriques</w:t>
             </w:r>
             <w:r>
               <w:rPr>
@@ -4197,7 +4197,7 @@
                 <w:noProof/>
                 <w:webHidden/>
               </w:rPr>
-              <w:instrText xml:space="preserve"> PAGEREF _Toc231151513 \h </w:instrText>
+              <w:instrText xml:space="preserve"> PAGEREF _Toc231408532 \h </w:instrText>
             </w:r>
             <w:r>
               <w:rPr>
@@ -4217,82 +4217,7 @@
                 <w:noProof/>
                 <w:webHidden/>
               </w:rPr>
-              <w:t>36</w:t>
-            </w:r>
-            <w:r>
-              <w:rPr>
-                <w:noProof/>
-                <w:webHidden/>
-              </w:rPr>
-              <w:fldChar w:fldCharType="end"/>
-            </w:r>
-          </w:hyperlink>
-        </w:p>
-        <w:p>
-          <w:pPr>
-            <w:pStyle w:val="TDC2"/>
-            <w:tabs>
-              <w:tab w:val="right" w:leader="dot" w:pos="8494"/>
-            </w:tabs>
-            <w:rPr>
-              <w:rFonts w:asciiTheme="minorHAnsi" w:eastAsiaTheme="minorEastAsia" w:hAnsiTheme="minorHAnsi" w:cstheme="minorBidi"/>
-              <w:noProof/>
-              <w:color w:val="auto"/>
-              <w:kern w:val="2"/>
-              <w:sz w:val="24"/>
-              <w:szCs w:val="24"/>
-              <w:lang w:eastAsia="ca-ES"/>
-              <w14:ligatures w14:val="standardContextual"/>
-            </w:rPr>
-          </w:pPr>
-          <w:hyperlink w:anchor="_Toc231151514" w:history="1">
-            <w:r>
-              <w:rPr>
-                <w:rStyle w:val="Hipervnculo"/>
-                <w:noProof/>
-              </w:rPr>
-              <w:t>4.3. Anàlisi Factorial Exploratòria (EFA)</w:t>
-            </w:r>
-            <w:r>
-              <w:rPr>
-                <w:noProof/>
-                <w:webHidden/>
-              </w:rPr>
-              <w:tab/>
-            </w:r>
-            <w:r>
-              <w:rPr>
-                <w:noProof/>
-                <w:webHidden/>
-              </w:rPr>
-              <w:fldChar w:fldCharType="begin"/>
-            </w:r>
-            <w:r>
-              <w:rPr>
-                <w:noProof/>
-                <w:webHidden/>
-              </w:rPr>
-              <w:instrText xml:space="preserve"> PAGEREF _Toc231151514 \h </w:instrText>
-            </w:r>
-            <w:r>
-              <w:rPr>
-                <w:noProof/>
-                <w:webHidden/>
-              </w:rPr>
-            </w:r>
-            <w:r>
-              <w:rPr>
-                <w:noProof/>
-                <w:webHidden/>
-              </w:rPr>
-              <w:fldChar w:fldCharType="separate"/>
-            </w:r>
-            <w:r>
-              <w:rPr>
-                <w:noProof/>
-                <w:webHidden/>
-              </w:rPr>
-              <w:t>38</w:t>
+              <w:t>39</w:t>
             </w:r>
             <w:r>
               <w:rPr>
@@ -4321,13 +4246,13 @@
               <w14:ligatures w14:val="standardContextual"/>
             </w:rPr>
           </w:pPr>
-          <w:hyperlink w:anchor="_Toc231151515" w:history="1">
+          <w:hyperlink w:anchor="_Toc231408533" w:history="1">
             <w:r>
               <w:rPr>
                 <w:rStyle w:val="Hipervnculo"/>
                 <w:noProof/>
               </w:rPr>
-              <w:t>4.3.1.</w:t>
+              <w:t>4.2.2.</w:t>
             </w:r>
             <w:r>
               <w:rPr>
@@ -4347,7 +4272,7 @@
                 <w:rStyle w:val="Hipervnculo"/>
                 <w:noProof/>
               </w:rPr>
-              <w:t>Bloc 1 — Motius de no assistència</w:t>
+              <w:t>Variables numèriques</w:t>
             </w:r>
             <w:r>
               <w:rPr>
@@ -4368,7 +4293,7 @@
                 <w:noProof/>
                 <w:webHidden/>
               </w:rPr>
-              <w:instrText xml:space="preserve"> PAGEREF _Toc231151515 \h </w:instrText>
+              <w:instrText xml:space="preserve"> PAGEREF _Toc231408533 \h </w:instrText>
             </w:r>
             <w:r>
               <w:rPr>
@@ -4388,7 +4313,7 @@
                 <w:noProof/>
                 <w:webHidden/>
               </w:rPr>
-              <w:t>38</w:t>
+              <w:t>40</w:t>
             </w:r>
             <w:r>
               <w:rPr>
@@ -4417,13 +4342,13 @@
               <w14:ligatures w14:val="standardContextual"/>
             </w:rPr>
           </w:pPr>
-          <w:hyperlink w:anchor="_Toc231151516" w:history="1">
+          <w:hyperlink w:anchor="_Toc231408534" w:history="1">
             <w:r>
               <w:rPr>
                 <w:rStyle w:val="Hipervnculo"/>
                 <w:noProof/>
               </w:rPr>
-              <w:t>4.3.2.</w:t>
+              <w:t>4.2.3.</w:t>
             </w:r>
             <w:r>
               <w:rPr>
@@ -4443,7 +4368,7 @@
                 <w:rStyle w:val="Hipervnculo"/>
                 <w:noProof/>
               </w:rPr>
-              <w:t>Bloc 2 — Estratègies docents</w:t>
+              <w:t>Variables de percepció</w:t>
             </w:r>
             <w:r>
               <w:rPr>
@@ -4464,7 +4389,7 @@
                 <w:noProof/>
                 <w:webHidden/>
               </w:rPr>
-              <w:instrText xml:space="preserve"> PAGEREF _Toc231151516 \h </w:instrText>
+              <w:instrText xml:space="preserve"> PAGEREF _Toc231408534 \h </w:instrText>
             </w:r>
             <w:r>
               <w:rPr>
@@ -4484,7 +4409,82 @@
                 <w:noProof/>
                 <w:webHidden/>
               </w:rPr>
-              <w:t>39</w:t>
+              <w:t>40</w:t>
+            </w:r>
+            <w:r>
+              <w:rPr>
+                <w:noProof/>
+                <w:webHidden/>
+              </w:rPr>
+              <w:fldChar w:fldCharType="end"/>
+            </w:r>
+          </w:hyperlink>
+        </w:p>
+        <w:p>
+          <w:pPr>
+            <w:pStyle w:val="TDC2"/>
+            <w:tabs>
+              <w:tab w:val="right" w:leader="dot" w:pos="8494"/>
+            </w:tabs>
+            <w:rPr>
+              <w:rFonts w:asciiTheme="minorHAnsi" w:eastAsiaTheme="minorEastAsia" w:hAnsiTheme="minorHAnsi" w:cstheme="minorBidi"/>
+              <w:noProof/>
+              <w:color w:val="auto"/>
+              <w:kern w:val="2"/>
+              <w:sz w:val="24"/>
+              <w:szCs w:val="24"/>
+              <w:lang w:eastAsia="ca-ES"/>
+              <w14:ligatures w14:val="standardContextual"/>
+            </w:rPr>
+          </w:pPr>
+          <w:hyperlink w:anchor="_Toc231408535" w:history="1">
+            <w:r>
+              <w:rPr>
+                <w:rStyle w:val="Hipervnculo"/>
+                <w:noProof/>
+              </w:rPr>
+              <w:t>4.3. Anàlisi Factorial Exploratòria (EFA)</w:t>
+            </w:r>
+            <w:r>
+              <w:rPr>
+                <w:noProof/>
+                <w:webHidden/>
+              </w:rPr>
+              <w:tab/>
+            </w:r>
+            <w:r>
+              <w:rPr>
+                <w:noProof/>
+                <w:webHidden/>
+              </w:rPr>
+              <w:fldChar w:fldCharType="begin"/>
+            </w:r>
+            <w:r>
+              <w:rPr>
+                <w:noProof/>
+                <w:webHidden/>
+              </w:rPr>
+              <w:instrText xml:space="preserve"> PAGEREF _Toc231408535 \h </w:instrText>
+            </w:r>
+            <w:r>
+              <w:rPr>
+                <w:noProof/>
+                <w:webHidden/>
+              </w:rPr>
+            </w:r>
+            <w:r>
+              <w:rPr>
+                <w:noProof/>
+                <w:webHidden/>
+              </w:rPr>
+              <w:fldChar w:fldCharType="separate"/>
+            </w:r>
+            <w:r>
+              <w:rPr>
+                <w:noProof/>
+                <w:webHidden/>
+              </w:rPr>
+              <w:t>42</w:t>
             </w:r>
             <w:r>
               <w:rPr>
@@ -4513,13 +4513,13 @@
               <w14:ligatures w14:val="standardContextual"/>
             </w:rPr>
           </w:pPr>
-          <w:hyperlink w:anchor="_Toc231151517" w:history="1">
+          <w:hyperlink w:anchor="_Toc231408536" w:history="1">
             <w:r>
               <w:rPr>
                 <w:rStyle w:val="Hipervnculo"/>
                 <w:noProof/>
               </w:rPr>
-              <w:t>4.3.3.</w:t>
+              <w:t>4.3.1.</w:t>
             </w:r>
             <w:r>
               <w:rPr>
@@ -4539,7 +4539,7 @@
                 <w:rStyle w:val="Hipervnculo"/>
                 <w:noProof/>
               </w:rPr>
-              <w:t>Bloc 3 — Ús de la IA</w:t>
+              <w:t>Bloc 1 — Motius de no assistència</w:t>
             </w:r>
             <w:r>
               <w:rPr>
@@ -4560,7 +4560,7 @@
                 <w:noProof/>
                 <w:webHidden/>
               </w:rPr>
-              <w:instrText xml:space="preserve"> PAGEREF _Toc231151517 \h </w:instrText>
+              <w:instrText xml:space="preserve"> PAGEREF _Toc231408536 \h </w:instrText>
             </w:r>
             <w:r>
               <w:rPr>
@@ -4580,7 +4580,7 @@
                 <w:noProof/>
                 <w:webHidden/>
               </w:rPr>
-              <w:t>39</w:t>
+              <w:t>42</w:t>
             </w:r>
             <w:r>
               <w:rPr>
@@ -4609,13 +4609,13 @@
               <w14:ligatures w14:val="standardContextual"/>
             </w:rPr>
           </w:pPr>
-          <w:hyperlink w:anchor="_Toc231151518" w:history="1">
+          <w:hyperlink w:anchor="_Toc231408537" w:history="1">
             <w:r>
               <w:rPr>
                 <w:rStyle w:val="Hipervnculo"/>
                 <w:noProof/>
               </w:rPr>
-              <w:t>4.3.4.</w:t>
+              <w:t>4.3.2.</w:t>
             </w:r>
             <w:r>
               <w:rPr>
@@ -4635,7 +4635,7 @@
                 <w:rStyle w:val="Hipervnculo"/>
                 <w:noProof/>
               </w:rPr>
-              <w:t>Puntuacions factorials i ús als models predictius</w:t>
+              <w:t>Bloc 2 — Estratègies docents</w:t>
             </w:r>
             <w:r>
               <w:rPr>
@@ -4656,7 +4656,7 @@
                 <w:noProof/>
                 <w:webHidden/>
               </w:rPr>
-              <w:instrText xml:space="preserve"> PAGEREF _Toc231151518 \h </w:instrText>
+              <w:instrText xml:space="preserve"> PAGEREF _Toc231408537 \h </w:instrText>
             </w:r>
             <w:r>
               <w:rPr>
@@ -4676,82 +4676,7 @@
                 <w:noProof/>
                 <w:webHidden/>
               </w:rPr>
-              <w:t>40</w:t>
-            </w:r>
-            <w:r>
-              <w:rPr>
-                <w:noProof/>
-                <w:webHidden/>
-              </w:rPr>
-              <w:fldChar w:fldCharType="end"/>
-            </w:r>
-          </w:hyperlink>
-        </w:p>
-        <w:p>
-          <w:pPr>
-            <w:pStyle w:val="TDC2"/>
-            <w:tabs>
-              <w:tab w:val="right" w:leader="dot" w:pos="8494"/>
-            </w:tabs>
-            <w:rPr>
-              <w:rFonts w:asciiTheme="minorHAnsi" w:eastAsiaTheme="minorEastAsia" w:hAnsiTheme="minorHAnsi" w:cstheme="minorBidi"/>
-              <w:noProof/>
-              <w:color w:val="auto"/>
-              <w:kern w:val="2"/>
-              <w:sz w:val="24"/>
-              <w:szCs w:val="24"/>
-              <w:lang w:eastAsia="ca-ES"/>
-              <w14:ligatures w14:val="standardContextual"/>
-            </w:rPr>
-          </w:pPr>
-          <w:hyperlink w:anchor="_Toc231151519" w:history="1">
-            <w:r>
-              <w:rPr>
-                <w:rStyle w:val="Hipervnculo"/>
-                <w:noProof/>
-              </w:rPr>
-              <w:t>4.4. Models explicatius</w:t>
-            </w:r>
-            <w:r>
-              <w:rPr>
-                <w:noProof/>
-                <w:webHidden/>
-              </w:rPr>
-              <w:tab/>
-            </w:r>
-            <w:r>
-              <w:rPr>
-                <w:noProof/>
-                <w:webHidden/>
-              </w:rPr>
-              <w:fldChar w:fldCharType="begin"/>
-            </w:r>
-            <w:r>
-              <w:rPr>
-                <w:noProof/>
-                <w:webHidden/>
-              </w:rPr>
-              <w:instrText xml:space="preserve"> PAGEREF _Toc231151519 \h </w:instrText>
-            </w:r>
-            <w:r>
-              <w:rPr>
-                <w:noProof/>
-                <w:webHidden/>
-              </w:rPr>
-            </w:r>
-            <w:r>
-              <w:rPr>
-                <w:noProof/>
-                <w:webHidden/>
-              </w:rPr>
-              <w:fldChar w:fldCharType="separate"/>
-            </w:r>
-            <w:r>
-              <w:rPr>
-                <w:noProof/>
-                <w:webHidden/>
-              </w:rPr>
-              <w:t>42</w:t>
+              <w:t>43</w:t>
             </w:r>
             <w:r>
               <w:rPr>
@@ -4780,14 +4705,13 @@
               <w14:ligatures w14:val="standardContextual"/>
             </w:rPr>
           </w:pPr>
-          <w:hyperlink w:anchor="_Toc231151520" w:history="1">
+          <w:hyperlink w:anchor="_Toc231408538" w:history="1">
             <w:r>
               <w:rPr>
                 <w:rStyle w:val="Hipervnculo"/>
-                <w:rFonts w:eastAsia="Aptos"/>
-                <w:noProof/>
-              </w:rPr>
-              <w:t>4.4.1.</w:t>
+                <w:noProof/>
+              </w:rPr>
+              <w:t>4.3.3.</w:t>
             </w:r>
             <w:r>
               <w:rPr>
@@ -4805,10 +4729,9 @@
             <w:r>
               <w:rPr>
                 <w:rStyle w:val="Hipervnculo"/>
-                <w:rFonts w:eastAsia="Aptos"/>
-                <w:noProof/>
-              </w:rPr>
-              <w:t>Model logístic</w:t>
+                <w:noProof/>
+              </w:rPr>
+              <w:t>Bloc 3 — Ús de la IA</w:t>
             </w:r>
             <w:r>
               <w:rPr>
@@ -4829,7 +4752,7 @@
                 <w:noProof/>
                 <w:webHidden/>
               </w:rPr>
-              <w:instrText xml:space="preserve"> PAGEREF _Toc231151520 \h </w:instrText>
+              <w:instrText xml:space="preserve"> PAGEREF _Toc231408538 \h </w:instrText>
             </w:r>
             <w:r>
               <w:rPr>
@@ -4849,7 +4772,7 @@
                 <w:noProof/>
                 <w:webHidden/>
               </w:rPr>
-              <w:t>42</w:t>
+              <w:t>43</w:t>
             </w:r>
             <w:r>
               <w:rPr>
@@ -4878,14 +4801,13 @@
               <w14:ligatures w14:val="standardContextual"/>
             </w:rPr>
           </w:pPr>
-          <w:hyperlink w:anchor="_Toc231151521" w:history="1">
+          <w:hyperlink w:anchor="_Toc231408539" w:history="1">
             <w:r>
               <w:rPr>
                 <w:rStyle w:val="Hipervnculo"/>
-                <w:rFonts w:eastAsia="Aptos"/>
-                <w:noProof/>
-              </w:rPr>
-              <w:t>4.4.2.</w:t>
+                <w:noProof/>
+              </w:rPr>
+              <w:t>4.3.4.</w:t>
             </w:r>
             <w:r>
               <w:rPr>
@@ -4903,10 +4825,9 @@
             <w:r>
               <w:rPr>
                 <w:rStyle w:val="Hipervnculo"/>
-                <w:rFonts w:eastAsia="Aptos"/>
-                <w:noProof/>
-              </w:rPr>
-              <w:t>Resultats del model estructural</w:t>
+                <w:noProof/>
+              </w:rPr>
+              <w:t>Puntuacions factorials i ús als models predictius</w:t>
             </w:r>
             <w:r>
               <w:rPr>
@@ -4927,7 +4848,7 @@
                 <w:noProof/>
                 <w:webHidden/>
               </w:rPr>
-              <w:instrText xml:space="preserve"> PAGEREF _Toc231151521 \h </w:instrText>
+              <w:instrText xml:space="preserve"> PAGEREF _Toc231408539 \h </w:instrText>
             </w:r>
             <w:r>
               <w:rPr>
@@ -4947,7 +4868,82 @@
                 <w:noProof/>
                 <w:webHidden/>
               </w:rPr>
-              <w:t>45</w:t>
+              <w:t>44</w:t>
+            </w:r>
+            <w:r>
+              <w:rPr>
+                <w:noProof/>
+                <w:webHidden/>
+              </w:rPr>
+              <w:fldChar w:fldCharType="end"/>
+            </w:r>
+          </w:hyperlink>
+        </w:p>
+        <w:p>
+          <w:pPr>
+            <w:pStyle w:val="TDC2"/>
+            <w:tabs>
+              <w:tab w:val="right" w:leader="dot" w:pos="8494"/>
+            </w:tabs>
+            <w:rPr>
+              <w:rFonts w:asciiTheme="minorHAnsi" w:eastAsiaTheme="minorEastAsia" w:hAnsiTheme="minorHAnsi" w:cstheme="minorBidi"/>
+              <w:noProof/>
+              <w:color w:val="auto"/>
+              <w:kern w:val="2"/>
+              <w:sz w:val="24"/>
+              <w:szCs w:val="24"/>
+              <w:lang w:eastAsia="ca-ES"/>
+              <w14:ligatures w14:val="standardContextual"/>
+            </w:rPr>
+          </w:pPr>
+          <w:hyperlink w:anchor="_Toc231408540" w:history="1">
+            <w:r>
+              <w:rPr>
+                <w:rStyle w:val="Hipervnculo"/>
+                <w:noProof/>
+              </w:rPr>
+              <w:t>4.4. Models explicatius</w:t>
+            </w:r>
+            <w:r>
+              <w:rPr>
+                <w:noProof/>
+                <w:webHidden/>
+              </w:rPr>
+              <w:tab/>
+            </w:r>
+            <w:r>
+              <w:rPr>
+                <w:noProof/>
+                <w:webHidden/>
+              </w:rPr>
+              <w:fldChar w:fldCharType="begin"/>
+            </w:r>
+            <w:r>
+              <w:rPr>
+                <w:noProof/>
+                <w:webHidden/>
+              </w:rPr>
+              <w:instrText xml:space="preserve"> PAGEREF _Toc231408540 \h </w:instrText>
+            </w:r>
+            <w:r>
+              <w:rPr>
+                <w:noProof/>
+                <w:webHidden/>
+              </w:rPr>
+            </w:r>
+            <w:r>
+              <w:rPr>
+                <w:noProof/>
+                <w:webHidden/>
+              </w:rPr>
+              <w:fldChar w:fldCharType="separate"/>
+            </w:r>
+            <w:r>
+              <w:rPr>
+                <w:noProof/>
+                <w:webHidden/>
+              </w:rPr>
+              <w:t>46</w:t>
             </w:r>
             <w:r>
               <w:rPr>
@@ -4976,14 +4972,14 @@
               <w14:ligatures w14:val="standardContextual"/>
             </w:rPr>
           </w:pPr>
-          <w:hyperlink w:anchor="_Toc231151522" w:history="1">
+          <w:hyperlink w:anchor="_Toc231408541" w:history="1">
             <w:r>
               <w:rPr>
                 <w:rStyle w:val="Hipervnculo"/>
                 <w:rFonts w:eastAsia="Aptos"/>
                 <w:noProof/>
               </w:rPr>
-              <w:t>4.4.3.</w:t>
+              <w:t>4.4.1.</w:t>
             </w:r>
             <w:r>
               <w:rPr>
@@ -5004,7 +5000,7 @@
                 <w:rFonts w:eastAsia="Aptos"/>
                 <w:noProof/>
               </w:rPr>
-              <w:t>Interpretació i connexió amb el logit</w:t>
+              <w:t>Model logístic</w:t>
             </w:r>
             <w:r>
               <w:rPr>
@@ -5025,7 +5021,7 @@
                 <w:noProof/>
                 <w:webHidden/>
               </w:rPr>
-              <w:instrText xml:space="preserve"> PAGEREF _Toc231151522 \h </w:instrText>
+              <w:instrText xml:space="preserve"> PAGEREF _Toc231408541 \h </w:instrText>
             </w:r>
             <w:r>
               <w:rPr>
@@ -5046,156 +5042,6 @@
                 <w:webHidden/>
               </w:rPr>
               <w:t>46</w:t>
-            </w:r>
-            <w:r>
-              <w:rPr>
-                <w:noProof/>
-                <w:webHidden/>
-              </w:rPr>
-              <w:fldChar w:fldCharType="end"/>
-            </w:r>
-          </w:hyperlink>
-        </w:p>
-        <w:p>
-          <w:pPr>
-            <w:pStyle w:val="TDC2"/>
-            <w:tabs>
-              <w:tab w:val="right" w:leader="dot" w:pos="8494"/>
-            </w:tabs>
-            <w:rPr>
-              <w:rFonts w:asciiTheme="minorHAnsi" w:eastAsiaTheme="minorEastAsia" w:hAnsiTheme="minorHAnsi" w:cstheme="minorBidi"/>
-              <w:noProof/>
-              <w:color w:val="auto"/>
-              <w:kern w:val="2"/>
-              <w:sz w:val="24"/>
-              <w:szCs w:val="24"/>
-              <w:lang w:eastAsia="ca-ES"/>
-              <w14:ligatures w14:val="standardContextual"/>
-            </w:rPr>
-          </w:pPr>
-          <w:hyperlink w:anchor="_Toc231151523" w:history="1">
-            <w:r>
-              <w:rPr>
-                <w:rStyle w:val="Hipervnculo"/>
-                <w:noProof/>
-              </w:rPr>
-              <w:t>4.5. Síntesi del bloc explicatiu</w:t>
-            </w:r>
-            <w:r>
-              <w:rPr>
-                <w:noProof/>
-                <w:webHidden/>
-              </w:rPr>
-              <w:tab/>
-            </w:r>
-            <w:r>
-              <w:rPr>
-                <w:noProof/>
-                <w:webHidden/>
-              </w:rPr>
-              <w:fldChar w:fldCharType="begin"/>
-            </w:r>
-            <w:r>
-              <w:rPr>
-                <w:noProof/>
-                <w:webHidden/>
-              </w:rPr>
-              <w:instrText xml:space="preserve"> PAGEREF _Toc231151523 \h </w:instrText>
-            </w:r>
-            <w:r>
-              <w:rPr>
-                <w:noProof/>
-                <w:webHidden/>
-              </w:rPr>
-            </w:r>
-            <w:r>
-              <w:rPr>
-                <w:noProof/>
-                <w:webHidden/>
-              </w:rPr>
-              <w:fldChar w:fldCharType="separate"/>
-            </w:r>
-            <w:r>
-              <w:rPr>
-                <w:noProof/>
-                <w:webHidden/>
-              </w:rPr>
-              <w:t>47</w:t>
-            </w:r>
-            <w:r>
-              <w:rPr>
-                <w:noProof/>
-                <w:webHidden/>
-              </w:rPr>
-              <w:fldChar w:fldCharType="end"/>
-            </w:r>
-          </w:hyperlink>
-        </w:p>
-        <w:p>
-          <w:pPr>
-            <w:pStyle w:val="TDC2"/>
-            <w:tabs>
-              <w:tab w:val="right" w:leader="dot" w:pos="8494"/>
-            </w:tabs>
-            <w:rPr>
-              <w:rFonts w:asciiTheme="minorHAnsi" w:eastAsiaTheme="minorEastAsia" w:hAnsiTheme="minorHAnsi" w:cstheme="minorBidi"/>
-              <w:noProof/>
-              <w:color w:val="auto"/>
-              <w:kern w:val="2"/>
-              <w:sz w:val="24"/>
-              <w:szCs w:val="24"/>
-              <w:lang w:eastAsia="ca-ES"/>
-              <w14:ligatures w14:val="standardContextual"/>
-            </w:rPr>
-          </w:pPr>
-          <w:hyperlink w:anchor="_Toc231151524" w:history="1">
-            <w:r>
-              <w:rPr>
-                <w:rStyle w:val="Hipervnculo"/>
-                <w:noProof/>
-              </w:rPr>
-              <w:t>4.6. Models predictius</w:t>
-            </w:r>
-            <w:r>
-              <w:rPr>
-                <w:noProof/>
-                <w:webHidden/>
-              </w:rPr>
-              <w:tab/>
-            </w:r>
-            <w:r>
-              <w:rPr>
-                <w:noProof/>
-                <w:webHidden/>
-              </w:rPr>
-              <w:fldChar w:fldCharType="begin"/>
-            </w:r>
-            <w:r>
-              <w:rPr>
-                <w:noProof/>
-                <w:webHidden/>
-              </w:rPr>
-              <w:instrText xml:space="preserve"> PAGEREF _Toc231151524 \h </w:instrText>
-            </w:r>
-            <w:r>
-              <w:rPr>
-                <w:noProof/>
-                <w:webHidden/>
-              </w:rPr>
-            </w:r>
-            <w:r>
-              <w:rPr>
-                <w:noProof/>
-                <w:webHidden/>
-              </w:rPr>
-              <w:fldChar w:fldCharType="separate"/>
-            </w:r>
-            <w:r>
-              <w:rPr>
-                <w:noProof/>
-                <w:webHidden/>
-              </w:rPr>
-              <w:t>49</w:t>
             </w:r>
             <w:r>
               <w:rPr>
@@ -5224,13 +5070,14 @@
               <w14:ligatures w14:val="standardContextual"/>
             </w:rPr>
           </w:pPr>
-          <w:hyperlink w:anchor="_Toc231151525" w:history="1">
+          <w:hyperlink w:anchor="_Toc231408542" w:history="1">
             <w:r>
               <w:rPr>
                 <w:rStyle w:val="Hipervnculo"/>
-                <w:noProof/>
-              </w:rPr>
-              <w:t>4.6.1.</w:t>
+                <w:rFonts w:eastAsia="Aptos"/>
+                <w:noProof/>
+              </w:rPr>
+              <w:t>4.4.2.</w:t>
             </w:r>
             <w:r>
               <w:rPr>
@@ -5248,9 +5095,10 @@
             <w:r>
               <w:rPr>
                 <w:rStyle w:val="Hipervnculo"/>
-                <w:noProof/>
-              </w:rPr>
-              <w:t>Model logístic</w:t>
+                <w:rFonts w:eastAsia="Aptos"/>
+                <w:noProof/>
+              </w:rPr>
+              <w:t>Resultats del model estructural</w:t>
             </w:r>
             <w:r>
               <w:rPr>
@@ -5271,7 +5119,7 @@
                 <w:noProof/>
                 <w:webHidden/>
               </w:rPr>
-              <w:instrText xml:space="preserve"> PAGEREF _Toc231151525 \h </w:instrText>
+              <w:instrText xml:space="preserve"> PAGEREF _Toc231408542 \h </w:instrText>
             </w:r>
             <w:r>
               <w:rPr>
@@ -5320,13 +5168,14 @@
               <w14:ligatures w14:val="standardContextual"/>
             </w:rPr>
           </w:pPr>
-          <w:hyperlink w:anchor="_Toc231151526" w:history="1">
+          <w:hyperlink w:anchor="_Toc231408543" w:history="1">
             <w:r>
               <w:rPr>
                 <w:rStyle w:val="Hipervnculo"/>
-                <w:noProof/>
-              </w:rPr>
-              <w:t>4.6.2.</w:t>
+                <w:rFonts w:eastAsia="Aptos"/>
+                <w:noProof/>
+              </w:rPr>
+              <w:t>4.4.3.</w:t>
             </w:r>
             <w:r>
               <w:rPr>
@@ -5344,6 +5193,349 @@
             <w:r>
               <w:rPr>
                 <w:rStyle w:val="Hipervnculo"/>
+                <w:rFonts w:eastAsia="Aptos"/>
+                <w:noProof/>
+              </w:rPr>
+              <w:t>Interpretació i connexió amb el logit</w:t>
+            </w:r>
+            <w:r>
+              <w:rPr>
+                <w:noProof/>
+                <w:webHidden/>
+              </w:rPr>
+              <w:tab/>
+            </w:r>
+            <w:r>
+              <w:rPr>
+                <w:noProof/>
+                <w:webHidden/>
+              </w:rPr>
+              <w:fldChar w:fldCharType="begin"/>
+            </w:r>
+            <w:r>
+              <w:rPr>
+                <w:noProof/>
+                <w:webHidden/>
+              </w:rPr>
+              <w:instrText xml:space="preserve"> PAGEREF _Toc231408543 \h </w:instrText>
+            </w:r>
+            <w:r>
+              <w:rPr>
+                <w:noProof/>
+                <w:webHidden/>
+              </w:rPr>
+            </w:r>
+            <w:r>
+              <w:rPr>
+                <w:noProof/>
+                <w:webHidden/>
+              </w:rPr>
+              <w:fldChar w:fldCharType="separate"/>
+            </w:r>
+            <w:r>
+              <w:rPr>
+                <w:noProof/>
+                <w:webHidden/>
+              </w:rPr>
+              <w:t>50</w:t>
+            </w:r>
+            <w:r>
+              <w:rPr>
+                <w:noProof/>
+                <w:webHidden/>
+              </w:rPr>
+              <w:fldChar w:fldCharType="end"/>
+            </w:r>
+          </w:hyperlink>
+        </w:p>
+        <w:p>
+          <w:pPr>
+            <w:pStyle w:val="TDC2"/>
+            <w:tabs>
+              <w:tab w:val="right" w:leader="dot" w:pos="8494"/>
+            </w:tabs>
+            <w:rPr>
+              <w:rFonts w:asciiTheme="minorHAnsi" w:eastAsiaTheme="minorEastAsia" w:hAnsiTheme="minorHAnsi" w:cstheme="minorBidi"/>
+              <w:noProof/>
+              <w:color w:val="auto"/>
+              <w:kern w:val="2"/>
+              <w:sz w:val="24"/>
+              <w:szCs w:val="24"/>
+              <w:lang w:eastAsia="ca-ES"/>
+              <w14:ligatures w14:val="standardContextual"/>
+            </w:rPr>
+          </w:pPr>
+          <w:hyperlink w:anchor="_Toc231408544" w:history="1">
+            <w:r>
+              <w:rPr>
+                <w:rStyle w:val="Hipervnculo"/>
+                <w:noProof/>
+              </w:rPr>
+              <w:t>4.5. Síntesi del bloc explicatiu</w:t>
+            </w:r>
+            <w:r>
+              <w:rPr>
+                <w:noProof/>
+                <w:webHidden/>
+              </w:rPr>
+              <w:tab/>
+            </w:r>
+            <w:r>
+              <w:rPr>
+                <w:noProof/>
+                <w:webHidden/>
+              </w:rPr>
+              <w:fldChar w:fldCharType="begin"/>
+            </w:r>
+            <w:r>
+              <w:rPr>
+                <w:noProof/>
+                <w:webHidden/>
+              </w:rPr>
+              <w:instrText xml:space="preserve"> PAGEREF _Toc231408544 \h </w:instrText>
+            </w:r>
+            <w:r>
+              <w:rPr>
+                <w:noProof/>
+                <w:webHidden/>
+              </w:rPr>
+            </w:r>
+            <w:r>
+              <w:rPr>
+                <w:noProof/>
+                <w:webHidden/>
+              </w:rPr>
+              <w:fldChar w:fldCharType="separate"/>
+            </w:r>
+            <w:r>
+              <w:rPr>
+                <w:noProof/>
+                <w:webHidden/>
+              </w:rPr>
+              <w:t>51</w:t>
+            </w:r>
+            <w:r>
+              <w:rPr>
+                <w:noProof/>
+                <w:webHidden/>
+              </w:rPr>
+              <w:fldChar w:fldCharType="end"/>
+            </w:r>
+          </w:hyperlink>
+        </w:p>
+        <w:p>
+          <w:pPr>
+            <w:pStyle w:val="TDC2"/>
+            <w:tabs>
+              <w:tab w:val="right" w:leader="dot" w:pos="8494"/>
+            </w:tabs>
+            <w:rPr>
+              <w:rFonts w:asciiTheme="minorHAnsi" w:eastAsiaTheme="minorEastAsia" w:hAnsiTheme="minorHAnsi" w:cstheme="minorBidi"/>
+              <w:noProof/>
+              <w:color w:val="auto"/>
+              <w:kern w:val="2"/>
+              <w:sz w:val="24"/>
+              <w:szCs w:val="24"/>
+              <w:lang w:eastAsia="ca-ES"/>
+              <w14:ligatures w14:val="standardContextual"/>
+            </w:rPr>
+          </w:pPr>
+          <w:hyperlink w:anchor="_Toc231408545" w:history="1">
+            <w:r>
+              <w:rPr>
+                <w:rStyle w:val="Hipervnculo"/>
+                <w:noProof/>
+              </w:rPr>
+              <w:t>4.6. Models predictius</w:t>
+            </w:r>
+            <w:r>
+              <w:rPr>
+                <w:noProof/>
+                <w:webHidden/>
+              </w:rPr>
+              <w:tab/>
+            </w:r>
+            <w:r>
+              <w:rPr>
+                <w:noProof/>
+                <w:webHidden/>
+              </w:rPr>
+              <w:fldChar w:fldCharType="begin"/>
+            </w:r>
+            <w:r>
+              <w:rPr>
+                <w:noProof/>
+                <w:webHidden/>
+              </w:rPr>
+              <w:instrText xml:space="preserve"> PAGEREF _Toc231408545 \h </w:instrText>
+            </w:r>
+            <w:r>
+              <w:rPr>
+                <w:noProof/>
+                <w:webHidden/>
+              </w:rPr>
+            </w:r>
+            <w:r>
+              <w:rPr>
+                <w:noProof/>
+                <w:webHidden/>
+              </w:rPr>
+              <w:fldChar w:fldCharType="separate"/>
+            </w:r>
+            <w:r>
+              <w:rPr>
+                <w:noProof/>
+                <w:webHidden/>
+              </w:rPr>
+              <w:t>53</w:t>
+            </w:r>
+            <w:r>
+              <w:rPr>
+                <w:noProof/>
+                <w:webHidden/>
+              </w:rPr>
+              <w:fldChar w:fldCharType="end"/>
+            </w:r>
+          </w:hyperlink>
+        </w:p>
+        <w:p>
+          <w:pPr>
+            <w:pStyle w:val="TDC3"/>
+            <w:tabs>
+              <w:tab w:val="left" w:pos="1200"/>
+              <w:tab w:val="right" w:leader="dot" w:pos="8494"/>
+            </w:tabs>
+            <w:rPr>
+              <w:rFonts w:asciiTheme="minorHAnsi" w:eastAsiaTheme="minorEastAsia" w:hAnsiTheme="minorHAnsi" w:cstheme="minorBidi"/>
+              <w:noProof/>
+              <w:color w:val="auto"/>
+              <w:kern w:val="2"/>
+              <w:sz w:val="24"/>
+              <w:szCs w:val="24"/>
+              <w:lang w:eastAsia="ca-ES"/>
+              <w14:ligatures w14:val="standardContextual"/>
+            </w:rPr>
+          </w:pPr>
+          <w:hyperlink w:anchor="_Toc231408546" w:history="1">
+            <w:r>
+              <w:rPr>
+                <w:rStyle w:val="Hipervnculo"/>
+                <w:noProof/>
+              </w:rPr>
+              <w:t>4.6.1.</w:t>
+            </w:r>
+            <w:r>
+              <w:rPr>
+                <w:rFonts w:asciiTheme="minorHAnsi" w:eastAsiaTheme="minorEastAsia" w:hAnsiTheme="minorHAnsi" w:cstheme="minorBidi"/>
+                <w:noProof/>
+                <w:color w:val="auto"/>
+                <w:kern w:val="2"/>
+                <w:sz w:val="24"/>
+                <w:szCs w:val="24"/>
+                <w:lang w:eastAsia="ca-ES"/>
+                <w14:ligatures w14:val="standardContextual"/>
+              </w:rPr>
+              <w:tab/>
+            </w:r>
+            <w:r>
+              <w:rPr>
+                <w:rStyle w:val="Hipervnculo"/>
+                <w:noProof/>
+              </w:rPr>
+              <w:t>Model logístic</w:t>
+            </w:r>
+            <w:r>
+              <w:rPr>
+                <w:noProof/>
+                <w:webHidden/>
+              </w:rPr>
+              <w:tab/>
+            </w:r>
+            <w:r>
+              <w:rPr>
+                <w:noProof/>
+                <w:webHidden/>
+              </w:rPr>
+              <w:fldChar w:fldCharType="begin"/>
+            </w:r>
+            <w:r>
+              <w:rPr>
+                <w:noProof/>
+                <w:webHidden/>
+              </w:rPr>
+              <w:instrText xml:space="preserve"> PAGEREF _Toc231408546 \h </w:instrText>
+            </w:r>
+            <w:r>
+              <w:rPr>
+                <w:noProof/>
+                <w:webHidden/>
+              </w:rPr>
+            </w:r>
+            <w:r>
+              <w:rPr>
+                <w:noProof/>
+                <w:webHidden/>
+              </w:rPr>
+              <w:fldChar w:fldCharType="separate"/>
+            </w:r>
+            <w:r>
+              <w:rPr>
+                <w:noProof/>
+                <w:webHidden/>
+              </w:rPr>
+              <w:t>53</w:t>
+            </w:r>
+            <w:r>
+              <w:rPr>
+                <w:noProof/>
+                <w:webHidden/>
+              </w:rPr>
+              <w:fldChar w:fldCharType="end"/>
+            </w:r>
+          </w:hyperlink>
+        </w:p>
+        <w:p>
+          <w:pPr>
+            <w:pStyle w:val="TDC3"/>
+            <w:tabs>
+              <w:tab w:val="left" w:pos="1200"/>
+              <w:tab w:val="right" w:leader="dot" w:pos="8494"/>
+            </w:tabs>
+            <w:rPr>
+              <w:rFonts w:asciiTheme="minorHAnsi" w:eastAsiaTheme="minorEastAsia" w:hAnsiTheme="minorHAnsi" w:cstheme="minorBidi"/>
+              <w:noProof/>
+              <w:color w:val="auto"/>
+              <w:kern w:val="2"/>
+              <w:sz w:val="24"/>
+              <w:szCs w:val="24"/>
+              <w:lang w:eastAsia="ca-ES"/>
+              <w14:ligatures w14:val="standardContextual"/>
+            </w:rPr>
+          </w:pPr>
+          <w:hyperlink w:anchor="_Toc231408547" w:history="1">
+            <w:r>
+              <w:rPr>
+                <w:rStyle w:val="Hipervnculo"/>
+                <w:noProof/>
+              </w:rPr>
+              <w:t>4.6.2.</w:t>
+            </w:r>
+            <w:r>
+              <w:rPr>
+                <w:rFonts w:asciiTheme="minorHAnsi" w:eastAsiaTheme="minorEastAsia" w:hAnsiTheme="minorHAnsi" w:cstheme="minorBidi"/>
+                <w:noProof/>
+                <w:color w:val="auto"/>
+                <w:kern w:val="2"/>
+                <w:sz w:val="24"/>
+                <w:szCs w:val="24"/>
+                <w:lang w:eastAsia="ca-ES"/>
+                <w14:ligatures w14:val="standardContextual"/>
+              </w:rPr>
+              <w:tab/>
+            </w:r>
+            <w:r>
+              <w:rPr>
+                <w:rStyle w:val="Hipervnculo"/>
                 <w:noProof/>
               </w:rPr>
               <w:t>Random Forest</w:t>
@@ -5367,7 +5559,7 @@
                 <w:noProof/>
                 <w:webHidden/>
               </w:rPr>
-              <w:instrText xml:space="preserve"> PAGEREF _Toc231151526 \h </w:instrText>
+              <w:instrText xml:space="preserve"> PAGEREF _Toc231408547 \h </w:instrText>
             </w:r>
             <w:r>
               <w:rPr>
@@ -5387,7 +5579,199 @@
                 <w:noProof/>
                 <w:webHidden/>
               </w:rPr>
-              <w:t>51</w:t>
+              <w:t>55</w:t>
+            </w:r>
+            <w:r>
+              <w:rPr>
+                <w:noProof/>
+                <w:webHidden/>
+              </w:rPr>
+              <w:fldChar w:fldCharType="end"/>
+            </w:r>
+          </w:hyperlink>
+        </w:p>
+        <w:p>
+          <w:pPr>
+            <w:pStyle w:val="TDC3"/>
+            <w:tabs>
+              <w:tab w:val="left" w:pos="1200"/>
+              <w:tab w:val="right" w:leader="dot" w:pos="8494"/>
+            </w:tabs>
+            <w:rPr>
+              <w:rFonts w:asciiTheme="minorHAnsi" w:eastAsiaTheme="minorEastAsia" w:hAnsiTheme="minorHAnsi" w:cstheme="minorBidi"/>
+              <w:noProof/>
+              <w:color w:val="auto"/>
+              <w:kern w:val="2"/>
+              <w:sz w:val="24"/>
+              <w:szCs w:val="24"/>
+              <w:lang w:eastAsia="ca-ES"/>
+              <w14:ligatures w14:val="standardContextual"/>
+            </w:rPr>
+          </w:pPr>
+          <w:hyperlink w:anchor="_Toc231408548" w:history="1">
+            <w:r>
+              <w:rPr>
+                <w:rStyle w:val="Hipervnculo"/>
+                <w:noProof/>
+              </w:rPr>
+              <w:t>4.6.3.</w:t>
+            </w:r>
+            <w:r>
+              <w:rPr>
+                <w:rFonts w:asciiTheme="minorHAnsi" w:eastAsiaTheme="minorEastAsia" w:hAnsiTheme="minorHAnsi" w:cstheme="minorBidi"/>
+                <w:noProof/>
+                <w:color w:val="auto"/>
+                <w:kern w:val="2"/>
+                <w:sz w:val="24"/>
+                <w:szCs w:val="24"/>
+                <w:lang w:eastAsia="ca-ES"/>
+                <w14:ligatures w14:val="standardContextual"/>
+              </w:rPr>
+              <w:tab/>
+            </w:r>
+            <w:r>
+              <w:rPr>
+                <w:rStyle w:val="Hipervnculo"/>
+                <w:noProof/>
+              </w:rPr>
+              <w:t>XGBoost</w:t>
+            </w:r>
+            <w:r>
+              <w:rPr>
+                <w:noProof/>
+                <w:webHidden/>
+              </w:rPr>
+              <w:tab/>
+            </w:r>
+            <w:r>
+              <w:rPr>
+                <w:noProof/>
+                <w:webHidden/>
+              </w:rPr>
+              <w:fldChar w:fldCharType="begin"/>
+            </w:r>
+            <w:r>
+              <w:rPr>
+                <w:noProof/>
+                <w:webHidden/>
+              </w:rPr>
+              <w:instrText xml:space="preserve"> PAGEREF _Toc231408548 \h </w:instrText>
+            </w:r>
+            <w:r>
+              <w:rPr>
+                <w:noProof/>
+                <w:webHidden/>
+              </w:rPr>
+            </w:r>
+            <w:r>
+              <w:rPr>
+                <w:noProof/>
+                <w:webHidden/>
+              </w:rPr>
+              <w:fldChar w:fldCharType="separate"/>
+            </w:r>
+            <w:r>
+              <w:rPr>
+                <w:noProof/>
+                <w:webHidden/>
+              </w:rPr>
+              <w:t>59</w:t>
+            </w:r>
+            <w:r>
+              <w:rPr>
+                <w:noProof/>
+                <w:webHidden/>
+              </w:rPr>
+              <w:fldChar w:fldCharType="end"/>
+            </w:r>
+          </w:hyperlink>
+        </w:p>
+        <w:p>
+          <w:pPr>
+            <w:pStyle w:val="TDC3"/>
+            <w:tabs>
+              <w:tab w:val="left" w:pos="1200"/>
+              <w:tab w:val="right" w:leader="dot" w:pos="8494"/>
+            </w:tabs>
+            <w:rPr>
+              <w:rFonts w:asciiTheme="minorHAnsi" w:eastAsiaTheme="minorEastAsia" w:hAnsiTheme="minorHAnsi" w:cstheme="minorBidi"/>
+              <w:noProof/>
+              <w:color w:val="auto"/>
+              <w:kern w:val="2"/>
+              <w:sz w:val="24"/>
+              <w:szCs w:val="24"/>
+              <w:lang w:eastAsia="ca-ES"/>
+              <w14:ligatures w14:val="standardContextual"/>
+            </w:rPr>
+          </w:pPr>
+          <w:hyperlink w:anchor="_Toc231408549" w:history="1">
+            <w:r>
+              <w:rPr>
+                <w:rStyle w:val="Hipervnculo"/>
+                <w:noProof/>
+              </w:rPr>
+              <w:t>4.6.4.</w:t>
+            </w:r>
+            <w:r>
+              <w:rPr>
+                <w:rFonts w:asciiTheme="minorHAnsi" w:eastAsiaTheme="minorEastAsia" w:hAnsiTheme="minorHAnsi" w:cstheme="minorBidi"/>
+                <w:noProof/>
+                <w:color w:val="auto"/>
+                <w:kern w:val="2"/>
+                <w:sz w:val="24"/>
+                <w:szCs w:val="24"/>
+                <w:lang w:eastAsia="ca-ES"/>
+                <w14:ligatures w14:val="standardContextual"/>
+              </w:rPr>
+              <w:tab/>
+            </w:r>
+            <w:r>
+              <w:rPr>
+                <w:rStyle w:val="Hipervnculo"/>
+                <w:noProof/>
+              </w:rPr>
+              <w:t>Support Vector Machine (SVM)</w:t>
+            </w:r>
+            <w:r>
+              <w:rPr>
+                <w:noProof/>
+                <w:webHidden/>
+              </w:rPr>
+              <w:tab/>
+            </w:r>
+            <w:r>
+              <w:rPr>
+                <w:noProof/>
+                <w:webHidden/>
+              </w:rPr>
+              <w:fldChar w:fldCharType="begin"/>
+            </w:r>
+            <w:r>
+              <w:rPr>
+                <w:noProof/>
+                <w:webHidden/>
+              </w:rPr>
+              <w:instrText xml:space="preserve"> PAGEREF _Toc231408549 \h </w:instrText>
+            </w:r>
+            <w:r>
+              <w:rPr>
+                <w:noProof/>
+                <w:webHidden/>
+              </w:rPr>
+            </w:r>
+            <w:r>
+              <w:rPr>
+                <w:noProof/>
+                <w:webHidden/>
+              </w:rPr>
+              <w:fldChar w:fldCharType="separate"/>
+            </w:r>
+            <w:r>
+              <w:rPr>
+                <w:noProof/>
+                <w:webHidden/>
+              </w:rPr>
+              <w:t>61</w:t>
             </w:r>
             <w:r>
               <w:rPr>
@@ -5415,13 +5799,13 @@
               <w14:ligatures w14:val="standardContextual"/>
             </w:rPr>
           </w:pPr>
-          <w:hyperlink w:anchor="_Toc231151527" w:history="1">
+          <w:hyperlink w:anchor="_Toc231408550" w:history="1">
             <w:r>
               <w:rPr>
                 <w:rStyle w:val="Hipervnculo"/>
                 <w:noProof/>
               </w:rPr>
-              <w:t>6.</w:t>
+              <w:t>5.</w:t>
             </w:r>
             <w:r>
               <w:rPr>
@@ -5450,7 +5834,7 @@
                 <w:noProof/>
                 <w:webHidden/>
               </w:rPr>
-              <w:instrText xml:space="preserve"> PAGEREF _Toc231151527 \h </w:instrText>
+              <w:instrText xml:space="preserve"> PAGEREF _Toc231408550 \h </w:instrText>
             </w:r>
             <w:r>
               <w:rPr>
@@ -5470,7 +5854,7 @@
                 <w:noProof/>
                 <w:webHidden/>
               </w:rPr>
-              <w:t>60</w:t>
+              <w:t>68</w:t>
             </w:r>
             <w:r>
               <w:rPr>
@@ -5498,13 +5882,13 @@
               <w14:ligatures w14:val="standardContextual"/>
             </w:rPr>
           </w:pPr>
-          <w:hyperlink w:anchor="_Toc231151528" w:history="1">
+          <w:hyperlink w:anchor="_Toc231408551" w:history="1">
             <w:r>
               <w:rPr>
                 <w:rStyle w:val="Hipervnculo"/>
                 <w:noProof/>
               </w:rPr>
-              <w:t>7. Annexos</w:t>
+              <w:t>6. Annexos</w:t>
             </w:r>
             <w:r>
               <w:rPr>
@@ -5525,7 +5909,7 @@
                 <w:noProof/>
                 <w:webHidden/>
               </w:rPr>
-              <w:instrText xml:space="preserve"> PAGEREF _Toc231151528 \h </w:instrText>
+              <w:instrText xml:space="preserve"> PAGEREF _Toc231408551 \h </w:instrText>
             </w:r>
             <w:r>
               <w:rPr>
@@ -5545,7 +5929,7 @@
                 <w:noProof/>
                 <w:webHidden/>
               </w:rPr>
-              <w:t>61</w:t>
+              <w:t>69</w:t>
             </w:r>
             <w:r>
               <w:rPr>
@@ -5573,13 +5957,13 @@
               <w14:ligatures w14:val="standardContextual"/>
             </w:rPr>
           </w:pPr>
-          <w:hyperlink w:anchor="_Toc231151529" w:history="1">
+          <w:hyperlink w:anchor="_Toc231408552" w:history="1">
             <w:r>
               <w:rPr>
                 <w:rStyle w:val="Hipervnculo"/>
                 <w:noProof/>
               </w:rPr>
-              <w:t>7.1. Formulari i codificació de dades</w:t>
+              <w:t>6.1. Formulari i codificació de dades</w:t>
             </w:r>
             <w:r>
               <w:rPr>
@@ -5600,7 +5984,7 @@
                 <w:noProof/>
                 <w:webHidden/>
               </w:rPr>
-              <w:instrText xml:space="preserve"> PAGEREF _Toc231151529 \h </w:instrText>
+              <w:instrText xml:space="preserve"> PAGEREF _Toc231408552 \h </w:instrText>
             </w:r>
             <w:r>
               <w:rPr>
@@ -5620,7 +6004,7 @@
                 <w:noProof/>
                 <w:webHidden/>
               </w:rPr>
-              <w:t>61</w:t>
+              <w:t>69</w:t>
             </w:r>
             <w:r>
               <w:rPr>
@@ -5648,13 +6032,13 @@
               <w14:ligatures w14:val="standardContextual"/>
             </w:rPr>
           </w:pPr>
-          <w:hyperlink w:anchor="_Toc231151530" w:history="1">
+          <w:hyperlink w:anchor="_Toc231408553" w:history="1">
             <w:r>
               <w:rPr>
                 <w:rStyle w:val="Hipervnculo"/>
                 <w:noProof/>
               </w:rPr>
-              <w:t>7.2. Descriptiva</w:t>
+              <w:t>6.2. Descriptiva</w:t>
             </w:r>
             <w:r>
               <w:rPr>
@@ -5675,7 +6059,7 @@
                 <w:noProof/>
                 <w:webHidden/>
               </w:rPr>
-              <w:instrText xml:space="preserve"> PAGEREF _Toc231151530 \h </w:instrText>
+              <w:instrText xml:space="preserve"> PAGEREF _Toc231408553 \h </w:instrText>
             </w:r>
             <w:r>
               <w:rPr>
@@ -5695,7 +6079,7 @@
                 <w:noProof/>
                 <w:webHidden/>
               </w:rPr>
-              <w:t>67</w:t>
+              <w:t>75</w:t>
             </w:r>
             <w:r>
               <w:rPr>
@@ -5723,13 +6107,13 @@
               <w14:ligatures w14:val="standardContextual"/>
             </w:rPr>
           </w:pPr>
-          <w:hyperlink w:anchor="_Toc231151531" w:history="1">
+          <w:hyperlink w:anchor="_Toc231408554" w:history="1">
             <w:r>
               <w:rPr>
                 <w:rStyle w:val="Hipervnculo"/>
                 <w:noProof/>
               </w:rPr>
-              <w:t>7.3. EDA</w:t>
+              <w:t>6.3. EDA</w:t>
             </w:r>
             <w:r>
               <w:rPr>
@@ -5750,7 +6134,7 @@
                 <w:noProof/>
                 <w:webHidden/>
               </w:rPr>
-              <w:instrText xml:space="preserve"> PAGEREF _Toc231151531 \h </w:instrText>
+              <w:instrText xml:space="preserve"> PAGEREF _Toc231408554 \h </w:instrText>
             </w:r>
             <w:r>
               <w:rPr>
@@ -5770,7 +6154,7 @@
                 <w:noProof/>
                 <w:webHidden/>
               </w:rPr>
-              <w:t>68</w:t>
+              <w:t>76</w:t>
             </w:r>
             <w:r>
               <w:rPr>
@@ -5798,13 +6182,13 @@
               <w14:ligatures w14:val="standardContextual"/>
             </w:rPr>
           </w:pPr>
-          <w:hyperlink w:anchor="_Toc231151532" w:history="1">
+          <w:hyperlink w:anchor="_Toc231408555" w:history="1">
             <w:r>
               <w:rPr>
                 <w:rStyle w:val="Hipervnculo"/>
                 <w:noProof/>
               </w:rPr>
-              <w:t>7.4. EFA</w:t>
+              <w:t>6.4. EFA</w:t>
             </w:r>
             <w:r>
               <w:rPr>
@@ -5825,7 +6209,7 @@
                 <w:noProof/>
                 <w:webHidden/>
               </w:rPr>
-              <w:instrText xml:space="preserve"> PAGEREF _Toc231151532 \h </w:instrText>
+              <w:instrText xml:space="preserve"> PAGEREF _Toc231408555 \h </w:instrText>
             </w:r>
             <w:r>
               <w:rPr>
@@ -5845,7 +6229,7 @@
                 <w:noProof/>
                 <w:webHidden/>
               </w:rPr>
-              <w:t>70</w:t>
+              <w:t>78</w:t>
             </w:r>
             <w:r>
               <w:rPr>
@@ -5873,13 +6257,13 @@
               <w14:ligatures w14:val="standardContextual"/>
             </w:rPr>
           </w:pPr>
-          <w:hyperlink w:anchor="_Toc231151533" w:history="1">
+          <w:hyperlink w:anchor="_Toc231408556" w:history="1">
             <w:r>
               <w:rPr>
                 <w:rStyle w:val="Hipervnculo"/>
                 <w:noProof/>
               </w:rPr>
-              <w:t>7.5. Logit explicatiu</w:t>
+              <w:t>6.5. Logit explicatiu</w:t>
             </w:r>
             <w:r>
               <w:rPr>
@@ -5900,7 +6284,7 @@
                 <w:noProof/>
                 <w:webHidden/>
               </w:rPr>
-              <w:instrText xml:space="preserve"> PAGEREF _Toc231151533 \h </w:instrText>
+              <w:instrText xml:space="preserve"> PAGEREF _Toc231408556 \h </w:instrText>
             </w:r>
             <w:r>
               <w:rPr>
@@ -5920,7 +6304,7 @@
                 <w:noProof/>
                 <w:webHidden/>
               </w:rPr>
-              <w:t>70</w:t>
+              <w:t>78</w:t>
             </w:r>
             <w:r>
               <w:rPr>
@@ -5948,13 +6332,13 @@
               <w14:ligatures w14:val="standardContextual"/>
             </w:rPr>
           </w:pPr>
-          <w:hyperlink w:anchor="_Toc231151534" w:history="1">
+          <w:hyperlink w:anchor="_Toc231408557" w:history="1">
             <w:r>
               <w:rPr>
                 <w:rStyle w:val="Hipervnculo"/>
                 <w:noProof/>
               </w:rPr>
-              <w:t>7.6. Logit predictiu</w:t>
+              <w:t>6.6. Logit predictiu</w:t>
             </w:r>
             <w:r>
               <w:rPr>
@@ -5975,7 +6359,7 @@
                 <w:noProof/>
                 <w:webHidden/>
               </w:rPr>
-              <w:instrText xml:space="preserve"> PAGEREF _Toc231151534 \h </w:instrText>
+              <w:instrText xml:space="preserve"> PAGEREF _Toc231408557 \h </w:instrText>
             </w:r>
             <w:r>
               <w:rPr>
@@ -5995,7 +6379,7 @@
                 <w:noProof/>
                 <w:webHidden/>
               </w:rPr>
-              <w:t>72</w:t>
+              <w:t>80</w:t>
             </w:r>
             <w:r>
               <w:rPr>
@@ -6023,13 +6407,13 @@
               <w14:ligatures w14:val="standardContextual"/>
             </w:rPr>
           </w:pPr>
-          <w:hyperlink w:anchor="_Toc231151535" w:history="1">
+          <w:hyperlink w:anchor="_Toc231408558" w:history="1">
             <w:r>
               <w:rPr>
                 <w:rStyle w:val="Hipervnculo"/>
                 <w:noProof/>
               </w:rPr>
-              <w:t>7.7. Random forest</w:t>
+              <w:t>6.7. Random forest</w:t>
             </w:r>
             <w:r>
               <w:rPr>
@@ -6050,7 +6434,7 @@
                 <w:noProof/>
                 <w:webHidden/>
               </w:rPr>
-              <w:instrText xml:space="preserve"> PAGEREF _Toc231151535 \h </w:instrText>
+              <w:instrText xml:space="preserve"> PAGEREF _Toc231408558 \h </w:instrText>
             </w:r>
             <w:r>
               <w:rPr>
@@ -6070,7 +6454,7 @@
                 <w:noProof/>
                 <w:webHidden/>
               </w:rPr>
-              <w:t>73</w:t>
+              <w:t>81</w:t>
             </w:r>
             <w:r>
               <w:rPr>
@@ -6304,8 +6688,9 @@
       <w:pPr>
         <w:pStyle w:val="Ttulo1"/>
       </w:pPr>
-      <w:bookmarkStart w:id="0" w:name="_Toc231151479"/>
-      <w:r>
+      <w:bookmarkStart w:id="0" w:name="_Toc231408498"/>
+      <w:r>
+        <w:lastRenderedPageBreak/>
         <w:t>Resum i paraules clau</w:t>
       </w:r>
       <w:bookmarkEnd w:id="0"/>
@@ -6329,8 +6714,324 @@
           <w:szCs w:val="22"/>
           <w:lang w:eastAsia="en-US"/>
         </w:rPr>
-        <w:t xml:space="preserve">S’ha d’incloure un resum del treball en la llengua en què es redacta el TFG, de no més de 10 línies, que en sintetitzi el contingut essencial. A continuació, s’han d’assenyalar diverses paraules clau ―no menys de cinc i no més de deu―, indicadores dels temes abordats en el treball. Si la llengua emprada en el treball és una de les dues llengües oficials de la UB/UPC (castellà i català) </w:t>
-      </w:r>
+        <w:t>S’ha d’incloure un resum del treball en la llengua en què es redacta el TFG, de no més de 10 línies, que en sintetitzi el contingut essencial. A continuació, s’han d’assenyalar diverses paraules clau ―no menys de cinc i no més de deu―, indicadores dels temes abordats en el treball. Si la llengua emprada en el treball és una de les dues llengües oficials de la UB/UPC (castellà i català) o una tercera llengua diferent a l’anglès, cal afegir en anglès el títol, les paraules clau i un resum d’una extensió entre 200 i 500 paraules.</w:t>
+      </w:r>
+    </w:p>
+    <w:p>
+      <w:pPr>
+        <w:spacing w:line="300" w:lineRule="auto"/>
+        <w:rPr>
+          <w:rFonts w:eastAsia="Aptos"/>
+          <w:color w:val="auto"/>
+          <w:kern w:val="2"/>
+          <w:szCs w:val="22"/>
+          <w:lang w:eastAsia="en-US"/>
+        </w:rPr>
+      </w:pPr>
+      <w:r>
+        <w:rPr>
+          <w:rFonts w:eastAsia="Aptos"/>
+          <w:color w:val="auto"/>
+          <w:kern w:val="2"/>
+          <w:szCs w:val="22"/>
+          <w:lang w:eastAsia="en-US"/>
+        </w:rPr>
+        <w:sym w:font="Symbol" w:char="F0B7"/>
+      </w:r>
+      <w:r>
+        <w:rPr>
+          <w:rFonts w:eastAsia="Aptos"/>
+          <w:color w:val="auto"/>
+          <w:kern w:val="2"/>
+          <w:szCs w:val="22"/>
+          <w:lang w:eastAsia="en-US"/>
+        </w:rPr>
+        <w:t xml:space="preserve"> Classificació AMS:</w:t>
+      </w:r>
+    </w:p>
+    <w:p>
+      <w:pPr>
+        <w:spacing w:line="300" w:lineRule="auto"/>
+        <w:rPr>
+          <w:rFonts w:eastAsia="Aptos"/>
+          <w:color w:val="auto"/>
+          <w:kern w:val="2"/>
+          <w:szCs w:val="22"/>
+          <w:lang w:eastAsia="en-US"/>
+        </w:rPr>
+      </w:pPr>
+      <w:r>
+        <w:rPr>
+          <w:rFonts w:eastAsia="Aptos"/>
+          <w:color w:val="auto"/>
+          <w:kern w:val="2"/>
+          <w:szCs w:val="22"/>
+          <w:lang w:eastAsia="en-US"/>
+        </w:rPr>
+        <w:t>S’ha d’incloure la classificació de l’American Mathematical Society (http://www.ams.org/mathscinet/msc/pdfs/classifications2010.pdf) que correspongui a la temàtica del treball presentat.</w:t>
+      </w:r>
+    </w:p>
+    <w:p>
+      <w:pPr>
+        <w:spacing w:line="300" w:lineRule="auto"/>
+        <w:rPr>
+          <w:rFonts w:eastAsia="Aptos"/>
+          <w:color w:val="auto"/>
+          <w:kern w:val="2"/>
+          <w:szCs w:val="22"/>
+          <w:lang w:eastAsia="en-US"/>
+        </w:rPr>
+      </w:pPr>
+      <w:r>
+        <w:rPr>
+          <w:rFonts w:eastAsia="Aptos"/>
+          <w:color w:val="auto"/>
+          <w:kern w:val="2"/>
+          <w:szCs w:val="22"/>
+          <w:lang w:eastAsia="en-US"/>
+        </w:rPr>
+        <w:sym w:font="Symbol" w:char="F0B7"/>
+      </w:r>
+      <w:r>
+        <w:rPr>
+          <w:rFonts w:eastAsia="Aptos"/>
+          <w:color w:val="auto"/>
+          <w:kern w:val="2"/>
+          <w:szCs w:val="22"/>
+          <w:lang w:eastAsia="en-US"/>
+        </w:rPr>
+        <w:t xml:space="preserve"> Índex:</w:t>
+      </w:r>
+    </w:p>
+    <w:p>
+      <w:pPr>
+        <w:spacing w:line="300" w:lineRule="auto"/>
+        <w:rPr>
+          <w:rFonts w:eastAsia="Aptos"/>
+          <w:color w:val="auto"/>
+          <w:kern w:val="2"/>
+          <w:szCs w:val="22"/>
+          <w:lang w:eastAsia="en-US"/>
+        </w:rPr>
+      </w:pPr>
+      <w:r>
+        <w:rPr>
+          <w:rFonts w:eastAsia="Aptos"/>
+          <w:color w:val="auto"/>
+          <w:kern w:val="2"/>
+          <w:szCs w:val="22"/>
+          <w:lang w:eastAsia="en-US"/>
+        </w:rPr>
+        <w:t>El TFG ha de contenir un sumari inicial amb les diferents parts del treball ―excepte la portada, el resum i paraules clau, i el mateix sumari―, en què s’assenyali la pàgina en què comença cada apartat. El sumari ha de posar-se darrere del full del resum.</w:t>
+      </w:r>
+    </w:p>
+    <w:p>
+      <w:pPr>
+        <w:pStyle w:val="Ttulo1"/>
+      </w:pPr>
+      <w:bookmarkStart w:id="1" w:name="_Toc231408499"/>
+      <w:r>
+        <w:t>Introducció</w:t>
+      </w:r>
+      <w:bookmarkEnd w:id="1"/>
+    </w:p>
+    <w:p>
+      <w:pPr>
+        <w:spacing w:line="300" w:lineRule="auto"/>
+        <w:rPr>
+          <w:rFonts w:eastAsia="Aptos"/>
+          <w:color w:val="auto"/>
+          <w:kern w:val="2"/>
+          <w:szCs w:val="22"/>
+          <w:lang w:eastAsia="en-US"/>
+        </w:rPr>
+      </w:pPr>
+      <w:r>
+        <w:rPr>
+          <w:rFonts w:eastAsia="Aptos"/>
+          <w:color w:val="auto"/>
+          <w:kern w:val="2"/>
+          <w:szCs w:val="22"/>
+          <w:lang w:eastAsia="en-US"/>
+        </w:rPr>
+        <w:t>La introducció ha de presentar el treball: la justificació, les hipòtesis, els objectius, la metodologia emprada, les parts en què es divideix i, si escau, els agraïments. La introducció s’ha d’acabar amb un salt de pàgina.</w:t>
+      </w:r>
+    </w:p>
+    <w:p>
+      <w:pPr>
+        <w:pStyle w:val="Ttulo1"/>
+      </w:pPr>
+      <w:bookmarkStart w:id="2" w:name="_Toc231408500"/>
+      <w:r>
+        <w:t>Metodologia i dades</w:t>
+      </w:r>
+      <w:bookmarkEnd w:id="2"/>
+    </w:p>
+    <w:p>
+      <w:pPr>
+        <w:spacing w:line="300" w:lineRule="auto"/>
+        <w:rPr>
+          <w:rFonts w:eastAsia="Aptos"/>
+          <w:color w:val="auto"/>
+          <w:kern w:val="2"/>
+          <w:szCs w:val="22"/>
+          <w:lang w:eastAsia="en-US"/>
+        </w:rPr>
+      </w:pPr>
+      <w:r>
+        <w:rPr>
+          <w:rFonts w:eastAsia="Aptos"/>
+          <w:color w:val="auto"/>
+          <w:kern w:val="2"/>
+          <w:szCs w:val="22"/>
+          <w:lang w:eastAsia="en-US"/>
+        </w:rPr>
+        <w:t>Aquest apartat ha d’explicar quina ha estat la metodologia emprada, les tècniques estadístiques que s’han fet servir, la procedència de les dades si s’escau, els recursos informàtics que s’han utilitzat, etc.</w:t>
+      </w:r>
+    </w:p>
+    <w:p>
+      <w:pPr>
+        <w:pStyle w:val="Ttulo2"/>
+      </w:pPr>
+      <w:bookmarkStart w:id="3" w:name="_Toc231408501"/>
+      <w:r>
+        <w:t>Disseny de l’estudi i variable objectiu</w:t>
+      </w:r>
+      <w:bookmarkEnd w:id="3"/>
+    </w:p>
+    <w:p>
+      <w:pPr>
+        <w:spacing w:line="300" w:lineRule="auto"/>
+        <w:rPr>
+          <w:rFonts w:eastAsia="Aptos"/>
+          <w:color w:val="auto"/>
+          <w:kern w:val="2"/>
+          <w:szCs w:val="22"/>
+          <w:lang w:eastAsia="en-US"/>
+        </w:rPr>
+      </w:pPr>
+      <w:r>
+        <w:rPr>
+          <w:rFonts w:eastAsia="Aptos"/>
+          <w:color w:val="auto"/>
+          <w:kern w:val="2"/>
+          <w:szCs w:val="22"/>
+          <w:lang w:eastAsia="en-US"/>
+        </w:rPr>
+        <w:t xml:space="preserve">L'objectiu d'aquest treball és doble: d'una banda, identificar els principals motius pels quals els estudiants de la Facultat d'Economia i Empresa (FEE) de la Universitat de Barcelona no assisteixen a classe; de l'altra, </w:t>
+      </w:r>
+      <w:r>
+        <w:rPr>
+          <w:rFonts w:eastAsia="Aptos"/>
+          <w:color w:val="auto"/>
+          <w:kern w:val="2"/>
+          <w:szCs w:val="22"/>
+          <w:lang w:eastAsia="en-US"/>
+        </w:rPr>
+        <w:t>trobar</w:t>
+      </w:r>
+      <w:r>
+        <w:rPr>
+          <w:rFonts w:eastAsia="Aptos"/>
+          <w:color w:val="auto"/>
+          <w:kern w:val="2"/>
+          <w:szCs w:val="22"/>
+          <w:lang w:eastAsia="en-US"/>
+        </w:rPr>
+        <w:t xml:space="preserve"> perfils d'absentisme que permetin dissenyar respostes més ajustades a cada situació. No es tracta, per tant, d'un estudi purament predictiu, sinó d'un anàlisi que combina un enfocament exploratori </w:t>
+      </w:r>
+      <w:r>
+        <w:rPr>
+          <w:rFonts w:eastAsia="Aptos"/>
+          <w:color w:val="auto"/>
+          <w:kern w:val="2"/>
+          <w:szCs w:val="22"/>
+          <w:lang w:eastAsia="en-US"/>
+        </w:rPr>
+        <w:t>(</w:t>
+      </w:r>
+      <w:r>
+        <w:rPr>
+          <w:rFonts w:eastAsia="Aptos"/>
+          <w:color w:val="auto"/>
+          <w:kern w:val="2"/>
+          <w:szCs w:val="22"/>
+          <w:lang w:eastAsia="en-US"/>
+        </w:rPr>
+        <w:t>per detectar patrons i estructures latents en les dades</w:t>
+      </w:r>
+      <w:r>
+        <w:rPr>
+          <w:rFonts w:eastAsia="Aptos"/>
+          <w:color w:val="auto"/>
+          <w:kern w:val="2"/>
+          <w:szCs w:val="22"/>
+          <w:lang w:eastAsia="en-US"/>
+        </w:rPr>
+        <w:t>)</w:t>
+      </w:r>
+      <w:r>
+        <w:rPr>
+          <w:rFonts w:eastAsia="Aptos"/>
+          <w:color w:val="auto"/>
+          <w:kern w:val="2"/>
+          <w:szCs w:val="22"/>
+          <w:lang w:eastAsia="en-US"/>
+        </w:rPr>
+        <w:t xml:space="preserve"> amb un enfocament explicatiu </w:t>
+      </w:r>
+      <w:r>
+        <w:rPr>
+          <w:rFonts w:eastAsia="Aptos"/>
+          <w:color w:val="auto"/>
+          <w:kern w:val="2"/>
+          <w:szCs w:val="22"/>
+          <w:lang w:eastAsia="en-US"/>
+        </w:rPr>
+        <w:t>(</w:t>
+      </w:r>
+      <w:r>
+        <w:rPr>
+          <w:rFonts w:eastAsia="Aptos"/>
+          <w:color w:val="auto"/>
+          <w:kern w:val="2"/>
+          <w:szCs w:val="22"/>
+          <w:lang w:eastAsia="en-US"/>
+        </w:rPr>
+        <w:t>per quantificar l'efecte de cada factor sobre el comportament d'assistència</w:t>
+      </w:r>
+      <w:r>
+        <w:rPr>
+          <w:rFonts w:eastAsia="Aptos"/>
+          <w:color w:val="auto"/>
+          <w:kern w:val="2"/>
+          <w:szCs w:val="22"/>
+          <w:lang w:eastAsia="en-US"/>
+        </w:rPr>
+        <w:t>)</w:t>
+      </w:r>
+      <w:r>
+        <w:rPr>
+          <w:rFonts w:eastAsia="Aptos"/>
+          <w:color w:val="auto"/>
+          <w:kern w:val="2"/>
+          <w:szCs w:val="22"/>
+          <w:lang w:eastAsia="en-US"/>
+        </w:rPr>
+        <w:t>.</w:t>
+      </w:r>
+    </w:p>
+    <w:p>
+      <w:pPr>
+        <w:spacing w:line="300" w:lineRule="auto"/>
+        <w:rPr>
+          <w:rFonts w:eastAsia="Aptos"/>
+          <w:color w:val="auto"/>
+          <w:kern w:val="2"/>
+          <w:szCs w:val="22"/>
+          <w:lang w:eastAsia="en-US"/>
+        </w:rPr>
+      </w:pPr>
       <w:r>
         <w:rPr>
           <w:rFonts w:eastAsia="Aptos"/>
@@ -6340,332 +7041,6 @@
           <w:lang w:eastAsia="en-US"/>
         </w:rPr>
         <w:lastRenderedPageBreak/>
-        <w:t>o una tercera llengua diferent a l’anglès, cal afegir en anglès el títol, les paraules clau i un resum d’una extensió entre 200 i 500 paraules.</w:t>
-      </w:r>
-    </w:p>
-    <w:p>
-      <w:pPr>
-        <w:spacing w:line="300" w:lineRule="auto"/>
-        <w:rPr>
-          <w:rFonts w:eastAsia="Aptos"/>
-          <w:color w:val="auto"/>
-          <w:kern w:val="2"/>
-          <w:szCs w:val="22"/>
-          <w:lang w:eastAsia="en-US"/>
-        </w:rPr>
-      </w:pPr>
-      <w:r>
-        <w:rPr>
-          <w:rFonts w:eastAsia="Aptos"/>
-          <w:color w:val="auto"/>
-          <w:kern w:val="2"/>
-          <w:szCs w:val="22"/>
-          <w:lang w:eastAsia="en-US"/>
-        </w:rPr>
-        <w:sym w:font="Symbol" w:char="F0B7"/>
-      </w:r>
-      <w:r>
-        <w:rPr>
-          <w:rFonts w:eastAsia="Aptos"/>
-          <w:color w:val="auto"/>
-          <w:kern w:val="2"/>
-          <w:szCs w:val="22"/>
-          <w:lang w:eastAsia="en-US"/>
-        </w:rPr>
-        <w:t xml:space="preserve"> Classificació AMS:</w:t>
-      </w:r>
-    </w:p>
-    <w:p>
-      <w:pPr>
-        <w:spacing w:line="300" w:lineRule="auto"/>
-        <w:rPr>
-          <w:rFonts w:eastAsia="Aptos"/>
-          <w:color w:val="auto"/>
-          <w:kern w:val="2"/>
-          <w:szCs w:val="22"/>
-          <w:lang w:eastAsia="en-US"/>
-        </w:rPr>
-      </w:pPr>
-      <w:r>
-        <w:rPr>
-          <w:rFonts w:eastAsia="Aptos"/>
-          <w:color w:val="auto"/>
-          <w:kern w:val="2"/>
-          <w:szCs w:val="22"/>
-          <w:lang w:eastAsia="en-US"/>
-        </w:rPr>
-        <w:t>S’ha d’incloure la classificació de l’American Mathematical Society (http://www.ams.org/mathscinet/msc/pdfs/classifications2010.pdf) que correspongui a la temàtica del treball presentat.</w:t>
-      </w:r>
-    </w:p>
-    <w:p>
-      <w:pPr>
-        <w:spacing w:line="300" w:lineRule="auto"/>
-        <w:rPr>
-          <w:rFonts w:eastAsia="Aptos"/>
-          <w:color w:val="auto"/>
-          <w:kern w:val="2"/>
-          <w:szCs w:val="22"/>
-          <w:lang w:eastAsia="en-US"/>
-        </w:rPr>
-      </w:pPr>
-      <w:r>
-        <w:rPr>
-          <w:rFonts w:eastAsia="Aptos"/>
-          <w:color w:val="auto"/>
-          <w:kern w:val="2"/>
-          <w:szCs w:val="22"/>
-          <w:lang w:eastAsia="en-US"/>
-        </w:rPr>
-        <w:sym w:font="Symbol" w:char="F0B7"/>
-      </w:r>
-      <w:r>
-        <w:rPr>
-          <w:rFonts w:eastAsia="Aptos"/>
-          <w:color w:val="auto"/>
-          <w:kern w:val="2"/>
-          <w:szCs w:val="22"/>
-          <w:lang w:eastAsia="en-US"/>
-        </w:rPr>
-        <w:t xml:space="preserve"> Índex:</w:t>
-      </w:r>
-    </w:p>
-    <w:p>
-      <w:pPr>
-        <w:spacing w:line="300" w:lineRule="auto"/>
-        <w:rPr>
-          <w:rFonts w:eastAsia="Aptos"/>
-          <w:color w:val="auto"/>
-          <w:kern w:val="2"/>
-          <w:szCs w:val="22"/>
-          <w:lang w:eastAsia="en-US"/>
-        </w:rPr>
-      </w:pPr>
-      <w:r>
-        <w:rPr>
-          <w:rFonts w:eastAsia="Aptos"/>
-          <w:color w:val="auto"/>
-          <w:kern w:val="2"/>
-          <w:szCs w:val="22"/>
-          <w:lang w:eastAsia="en-US"/>
-        </w:rPr>
-        <w:t>El TFG ha de contenir un sumari inicial amb les diferents parts del treball ―excepte la portada, el resum i paraules clau, i el mateix sumari―, en què s’assenyali la pàgina en què comença cada apartat. El sumari ha de posar-se darrere del full del resum.</w:t>
-      </w:r>
-    </w:p>
-    <w:p>
-      <w:pPr>
-        <w:pStyle w:val="Ttulo1"/>
-      </w:pPr>
-      <w:bookmarkStart w:id="1" w:name="_Toc231151480"/>
-      <w:r>
-        <w:t>Introducció</w:t>
-      </w:r>
-      <w:bookmarkEnd w:id="1"/>
-    </w:p>
-    <w:p>
-      <w:pPr>
-        <w:spacing w:line="300" w:lineRule="auto"/>
-        <w:rPr>
-          <w:rFonts w:eastAsia="Aptos"/>
-          <w:color w:val="auto"/>
-          <w:kern w:val="2"/>
-          <w:szCs w:val="22"/>
-          <w:lang w:eastAsia="en-US"/>
-        </w:rPr>
-      </w:pPr>
-      <w:r>
-        <w:rPr>
-          <w:rFonts w:eastAsia="Aptos"/>
-          <w:color w:val="auto"/>
-          <w:kern w:val="2"/>
-          <w:szCs w:val="22"/>
-          <w:lang w:eastAsia="en-US"/>
-        </w:rPr>
-        <w:t>La introducció ha de presentar el treball: la justificació, les hipòtesis, els objectius, la metodologia emprada, les parts en què es divideix i, si escau, els agraïments. La introducció s’ha d’acabar amb un salt de pàgina.</w:t>
-      </w:r>
-    </w:p>
-    <w:p>
-      <w:pPr>
-        <w:pStyle w:val="Ttulo1"/>
-      </w:pPr>
-      <w:bookmarkStart w:id="2" w:name="_Toc231151481"/>
-      <w:r>
-        <w:t>Metodologia i dades</w:t>
-      </w:r>
-      <w:bookmarkEnd w:id="2"/>
-    </w:p>
-    <w:p>
-      <w:pPr>
-        <w:spacing w:line="300" w:lineRule="auto"/>
-        <w:rPr>
-          <w:rFonts w:eastAsia="Aptos"/>
-          <w:color w:val="auto"/>
-          <w:kern w:val="2"/>
-          <w:szCs w:val="22"/>
-          <w:lang w:eastAsia="en-US"/>
-        </w:rPr>
-      </w:pPr>
-      <w:r>
-        <w:rPr>
-          <w:rFonts w:eastAsia="Aptos"/>
-          <w:color w:val="auto"/>
-          <w:kern w:val="2"/>
-          <w:szCs w:val="22"/>
-          <w:lang w:eastAsia="en-US"/>
-        </w:rPr>
-        <w:t>Aquest apartat ha d’explicar quina ha estat la metodologia emprada, les tècniques estadístiques que s’han fet servir, la procedència de les dades si s’escau, els recursos informàtics que s’han utilitzat, etc.</w:t>
-      </w:r>
-    </w:p>
-    <w:p>
-      <w:pPr>
-        <w:pStyle w:val="Ttulo2"/>
-      </w:pPr>
-      <w:bookmarkStart w:id="3" w:name="_Toc231151482"/>
-      <w:r>
-        <w:t>Disseny de l’estudi i variable objectiu</w:t>
-      </w:r>
-      <w:bookmarkEnd w:id="3"/>
-    </w:p>
-    <w:p>
-      <w:pPr>
-        <w:spacing w:line="300" w:lineRule="auto"/>
-        <w:rPr>
-          <w:rFonts w:eastAsia="Aptos"/>
-          <w:color w:val="auto"/>
-          <w:kern w:val="2"/>
-          <w:szCs w:val="22"/>
-          <w:lang w:eastAsia="en-US"/>
-        </w:rPr>
-      </w:pPr>
-      <w:r>
-        <w:rPr>
-          <w:rFonts w:eastAsia="Aptos"/>
-          <w:color w:val="auto"/>
-          <w:kern w:val="2"/>
-          <w:szCs w:val="22"/>
-          <w:lang w:eastAsia="en-US"/>
-        </w:rPr>
-        <w:t xml:space="preserve">L'objectiu d'aquest treball és doble: d'una banda, identificar els principals motius pels quals els estudiants de la Facultat d'Economia i Empresa (FEE) de la Universitat de Barcelona no assisteixen a classe; de l'altra, </w:t>
-      </w:r>
-      <w:r>
-        <w:rPr>
-          <w:rFonts w:eastAsia="Aptos"/>
-          <w:color w:val="auto"/>
-          <w:kern w:val="2"/>
-          <w:szCs w:val="22"/>
-          <w:lang w:eastAsia="en-US"/>
-        </w:rPr>
-        <w:t>trobar</w:t>
-      </w:r>
-      <w:r>
-        <w:rPr>
-          <w:rFonts w:eastAsia="Aptos"/>
-          <w:color w:val="auto"/>
-          <w:kern w:val="2"/>
-          <w:szCs w:val="22"/>
-          <w:lang w:eastAsia="en-US"/>
-        </w:rPr>
-        <w:t xml:space="preserve"> perfils d'absentisme que permetin dissenyar respostes més ajustades a cada situació. No es tracta, per tant, d'un estudi purament predictiu, sinó d'un anàlisi que combina un enfocament exploratori </w:t>
-      </w:r>
-      <w:r>
-        <w:rPr>
-          <w:rFonts w:eastAsia="Aptos"/>
-          <w:color w:val="auto"/>
-          <w:kern w:val="2"/>
-          <w:szCs w:val="22"/>
-          <w:lang w:eastAsia="en-US"/>
-        </w:rPr>
-        <w:t>(</w:t>
-      </w:r>
-      <w:r>
-        <w:rPr>
-          <w:rFonts w:eastAsia="Aptos"/>
-          <w:color w:val="auto"/>
-          <w:kern w:val="2"/>
-          <w:szCs w:val="22"/>
-          <w:lang w:eastAsia="en-US"/>
-        </w:rPr>
-        <w:t>per detectar patrons i estructures latents en les dades</w:t>
-      </w:r>
-      <w:r>
-        <w:rPr>
-          <w:rFonts w:eastAsia="Aptos"/>
-          <w:color w:val="auto"/>
-          <w:kern w:val="2"/>
-          <w:szCs w:val="22"/>
-          <w:lang w:eastAsia="en-US"/>
-        </w:rPr>
-        <w:t>)</w:t>
-      </w:r>
-      <w:r>
-        <w:rPr>
-          <w:rFonts w:eastAsia="Aptos"/>
-          <w:color w:val="auto"/>
-          <w:kern w:val="2"/>
-          <w:szCs w:val="22"/>
-          <w:lang w:eastAsia="en-US"/>
-        </w:rPr>
-        <w:t xml:space="preserve"> amb un enfocament explicatiu </w:t>
-      </w:r>
-      <w:r>
-        <w:rPr>
-          <w:rFonts w:eastAsia="Aptos"/>
-          <w:color w:val="auto"/>
-          <w:kern w:val="2"/>
-          <w:szCs w:val="22"/>
-          <w:lang w:eastAsia="en-US"/>
-        </w:rPr>
-        <w:t>(</w:t>
-      </w:r>
-      <w:r>
-        <w:rPr>
-          <w:rFonts w:eastAsia="Aptos"/>
-          <w:color w:val="auto"/>
-          <w:kern w:val="2"/>
-          <w:szCs w:val="22"/>
-          <w:lang w:eastAsia="en-US"/>
-        </w:rPr>
-        <w:t>per quantificar l'efecte de cada factor sobre el comportament d'assistència</w:t>
-      </w:r>
-      <w:r>
-        <w:rPr>
-          <w:rFonts w:eastAsia="Aptos"/>
-          <w:color w:val="auto"/>
-          <w:kern w:val="2"/>
-          <w:szCs w:val="22"/>
-          <w:lang w:eastAsia="en-US"/>
-        </w:rPr>
-        <w:t>)</w:t>
-      </w:r>
-      <w:r>
-        <w:rPr>
-          <w:rFonts w:eastAsia="Aptos"/>
-          <w:color w:val="auto"/>
-          <w:kern w:val="2"/>
-          <w:szCs w:val="22"/>
-          <w:lang w:eastAsia="en-US"/>
-        </w:rPr>
-        <w:t>.</w:t>
-      </w:r>
-    </w:p>
-    <w:p>
-      <w:pPr>
-        <w:spacing w:line="300" w:lineRule="auto"/>
-        <w:rPr>
-          <w:rFonts w:eastAsia="Aptos"/>
-          <w:color w:val="auto"/>
-          <w:kern w:val="2"/>
-          <w:szCs w:val="22"/>
-          <w:lang w:eastAsia="en-US"/>
-        </w:rPr>
-      </w:pPr>
-      <w:r>
-        <w:rPr>
-          <w:rFonts w:eastAsia="Aptos"/>
-          <w:color w:val="auto"/>
-          <w:kern w:val="2"/>
-          <w:szCs w:val="22"/>
-          <w:lang w:eastAsia="en-US"/>
-        </w:rPr>
         <w:t xml:space="preserve">La variable dependent és el percentatge d'assistència declarat per l'estudiant (P_ASSIST), una variable contínua entre 0 i 100. Ara bé, treballar directament amb aquesta variable contínua presenta un inconvenient pràctic: la seva distribució és asimètrica i acumulada als extrems, cosa que dificulta la modelització i la interpretació dels resultats. Per aquest motiu, s'ha optat per </w:t>
       </w:r>
       <w:r>
@@ -6760,18 +7135,7 @@
           <w:szCs w:val="22"/>
           <w:lang w:eastAsia="en-US"/>
         </w:rPr>
-        <w:t xml:space="preserve">a poder </w:t>
-      </w:r>
-      <w:r>
-        <w:rPr>
-          <w:rFonts w:eastAsia="Aptos"/>
-          <w:color w:val="auto"/>
-          <w:kern w:val="2"/>
-          <w:szCs w:val="22"/>
-          <w:lang w:eastAsia="en-US"/>
-        </w:rPr>
-        <w:lastRenderedPageBreak/>
-        <w:t>seguir</w:t>
+        <w:t>a poder seguir</w:t>
       </w:r>
       <w:r>
         <w:rPr>
@@ -6820,7 +7184,7 @@
       <w:pPr>
         <w:pStyle w:val="Ttulo2"/>
       </w:pPr>
-      <w:bookmarkStart w:id="4" w:name="_Toc231151483"/>
+      <w:bookmarkStart w:id="4" w:name="_Toc231408502"/>
       <w:r>
         <w:t>Recollida de dades i instrument</w:t>
       </w:r>
@@ -7088,7 +7452,7 @@
       <w:pPr>
         <w:pStyle w:val="Ttulo2"/>
       </w:pPr>
-      <w:bookmarkStart w:id="5" w:name="_Toc231151484"/>
+      <w:bookmarkStart w:id="5" w:name="_Toc231408503"/>
       <w:r>
         <w:t>Descripció de les variables</w:t>
       </w:r>
@@ -7125,7 +7489,18 @@
           <w:szCs w:val="22"/>
           <w:lang w:eastAsia="en-US"/>
         </w:rPr>
-        <w:t xml:space="preserve"> La nota mitjana d'expedient (NOTA) es recull en format ordinal amb cinc categories: de [5–5,9] a [≥9]. Tot i la naturalesa ordinal, s'ha tractat com a variable numèrica discreta en alguns models. El tipus d'avaluació (T_AVAL) és dicotòmica: única (0) o continuada (1), i constitueix una de les variables amb més poder explicatiu de l'absentisme al llarg de tota l'anàlisi. El nombre d'assignatures matriculades (N_ASSIG) és una variable numèrica discreta que actua com a indicador indirecte de la càrrega acadèmica.</w:t>
+        <w:t xml:space="preserve"> La nota mitjana d'expedient (NOTA) es recull en format ordinal amb cinc categories: de [5–5,9] a [≥9]. Tot i la naturalesa ordinal, s'ha tractat com a variable numèrica discreta en alguns models. El tipus d'avaluació (T_AVAL) és dicotòmica: única (0) o continuada (1), i constitueix una de les variables amb més poder explicatiu de l'absentisme </w:t>
+      </w:r>
+      <w:r>
+        <w:rPr>
+          <w:rFonts w:eastAsia="Aptos"/>
+          <w:color w:val="auto"/>
+          <w:kern w:val="2"/>
+          <w:szCs w:val="22"/>
+          <w:lang w:eastAsia="en-US"/>
+        </w:rPr>
+        <w:lastRenderedPageBreak/>
+        <w:t>al llarg de tota l'anàlisi. El nombre d'assignatures matriculades (N_ASSIG) és una variable numèrica discreta que actua com a indicador indirecte de la càrrega acadèmica.</w:t>
       </w:r>
     </w:p>
     <w:p>
@@ -7183,7 +7558,6 @@
           <w:szCs w:val="22"/>
           <w:lang w:eastAsia="en-US"/>
         </w:rPr>
-        <w:lastRenderedPageBreak/>
         <w:t>Variables de percepció: motius i estratègies.</w:t>
       </w:r>
       <w:r>
@@ -7399,7 +7773,7 @@
       <w:pPr>
         <w:pStyle w:val="Ttulo2"/>
       </w:pPr>
-      <w:bookmarkStart w:id="6" w:name="_Toc231151485"/>
+      <w:bookmarkStart w:id="6" w:name="_Toc231408504"/>
       <w:r>
         <w:t>Preprocessament de dades</w:t>
       </w:r>
@@ -7471,7 +7845,7 @@
       <w:pPr>
         <w:pStyle w:val="Ttulo3"/>
       </w:pPr>
-      <w:bookmarkStart w:id="7" w:name="_Toc231151486"/>
+      <w:bookmarkStart w:id="7" w:name="_Toc231408505"/>
       <w:r>
         <w:t>Depuració i gestió de</w:t>
       </w:r>
@@ -7600,6 +7974,7 @@
           <w:szCs w:val="22"/>
           <w:lang w:eastAsia="en-US"/>
         </w:rPr>
+        <w:lastRenderedPageBreak/>
         <w:t xml:space="preserve">Pel que fa a la gestió de valors absents, s'ha realitzat un cribratge per identificar quines variables presentaven </w:t>
       </w:r>
       <w:r>
@@ -7660,7 +8035,6 @@
           <w:szCs w:val="22"/>
           <w:lang w:eastAsia="en-US"/>
         </w:rPr>
-        <w:lastRenderedPageBreak/>
         <w:drawing>
           <wp:inline distT="0" distB="0" distL="0" distR="0" wp14:anchorId="1B27DB61" wp14:editId="6317D11B">
             <wp:extent cx="3601085" cy="2884170"/>
@@ -7679,7 +8053,7 @@
                     </pic:cNvPicPr>
                   </pic:nvPicPr>
                   <pic:blipFill>
-                    <a:blip r:embed="rId12" cstate="print">
+                    <a:blip r:embed="rId11" cstate="print">
                       <a:extLst>
                         <a:ext uri="{28A0092B-C50C-407E-A947-70E740481C1C}">
                           <a14:useLocalDpi xmlns:a14="http://schemas.microsoft.com/office/drawing/2010/main" val="0"/>
@@ -7814,7 +8188,7 @@
       <w:pPr>
         <w:pStyle w:val="Ttulo3"/>
       </w:pPr>
-      <w:bookmarkStart w:id="8" w:name="_Toc231151487"/>
+      <w:bookmarkStart w:id="8" w:name="_Toc231408506"/>
       <w:r>
         <w:t xml:space="preserve">Detecció </w:t>
       </w:r>
@@ -8230,18 +8604,8 @@
           <w:szCs w:val="22"/>
           <w:lang w:eastAsia="en-US"/>
         </w:rPr>
-        <w:t xml:space="preserve">L'observació 153 correspon a una dona de 20 anys amb una nota excel·lent que cursa 10 assignatures simultàniament. Tot i que és un perfil poc freqüent, no representa un error de </w:t>
-      </w:r>
-      <w:r>
-        <w:rPr>
-          <w:rFonts w:eastAsia="Aptos"/>
-          <w:color w:val="auto"/>
-          <w:kern w:val="2"/>
-          <w:szCs w:val="22"/>
-          <w:lang w:eastAsia="en-US"/>
-        </w:rPr>
         <w:lastRenderedPageBreak/>
-        <w:t>mesura ni un valor impossible. Per tant, s'ha pres la decisió de mantenir-la a la mostra, ja que la seva eliminació podria restar variabilitat rellevant a l'estudi del perfil d'alt rendiment.</w:t>
+        <w:t>L'observació 153 correspon a una dona de 20 anys amb una nota excel·lent que cursa 10 assignatures simultàniament. Tot i que és un perfil poc freqüent, no representa un error de mesura ni un valor impossible. Per tant, s'ha pres la decisió de mantenir-la a la mostra, ja que la seva eliminació podria restar variabilitat rellevant a l'estudi del perfil d'alt rendiment.</w:t>
       </w:r>
     </w:p>
     <w:p>
@@ -8526,7 +8890,7 @@
       <w:pPr>
         <w:pStyle w:val="Ttulo2"/>
       </w:pPr>
-      <w:bookmarkStart w:id="9" w:name="_Toc231151488"/>
+      <w:bookmarkStart w:id="9" w:name="_Toc231408507"/>
       <w:r>
         <w:t>Anàlisi descriptiva</w:t>
       </w:r>
@@ -8554,7 +8918,7 @@
           <w:rFonts w:eastAsia="Aptos"/>
         </w:rPr>
       </w:pPr>
-      <w:bookmarkStart w:id="10" w:name="_Toc231151489"/>
+      <w:bookmarkStart w:id="10" w:name="_Toc231408508"/>
       <w:r>
         <w:rPr>
           <w:rFonts w:eastAsia="Aptos"/>
@@ -8585,7 +8949,7 @@
           <w:rFonts w:eastAsia="Aptos"/>
         </w:rPr>
       </w:pPr>
-      <w:bookmarkStart w:id="11" w:name="_Toc231151490"/>
+      <w:bookmarkStart w:id="11" w:name="_Toc231408509"/>
       <w:r>
         <w:rPr>
           <w:rFonts w:eastAsia="Aptos"/>
@@ -8630,7 +8994,7 @@
           <w:rFonts w:eastAsia="Aptos"/>
         </w:rPr>
       </w:pPr>
-      <w:bookmarkStart w:id="12" w:name="_Toc231151491"/>
+      <w:bookmarkStart w:id="12" w:name="_Toc231408510"/>
       <w:r>
         <w:rPr>
           <w:rFonts w:eastAsia="Aptos"/>
@@ -8662,7 +9026,7 @@
           <w:rFonts w:eastAsia="Aptos"/>
         </w:rPr>
       </w:pPr>
-      <w:bookmarkStart w:id="13" w:name="_Toc231151492"/>
+      <w:bookmarkStart w:id="13" w:name="_Toc231408511"/>
       <w:r>
         <w:rPr>
           <w:rFonts w:eastAsia="Aptos"/>
@@ -8765,7 +9129,7 @@
       <w:pPr>
         <w:pStyle w:val="Ttulo2"/>
       </w:pPr>
-      <w:bookmarkStart w:id="14" w:name="_Toc231151493"/>
+      <w:bookmarkStart w:id="14" w:name="_Toc231408512"/>
       <w:r>
         <w:lastRenderedPageBreak/>
         <w:t>Anàlisi Exploratori de Dades (EDA)</w:t>
@@ -8990,7 +9354,7 @@
       <w:pPr>
         <w:pStyle w:val="Ttulo2"/>
       </w:pPr>
-      <w:bookmarkStart w:id="15" w:name="_Toc231151494"/>
+      <w:bookmarkStart w:id="15" w:name="_Toc231408513"/>
       <w:r>
         <w:lastRenderedPageBreak/>
         <w:t>Anàlisi Factorial Exploratòria (EFA)</w:t>
@@ -9004,7 +9368,7 @@
           <w:rFonts w:eastAsia="Aptos"/>
         </w:rPr>
       </w:pPr>
-      <w:bookmarkStart w:id="16" w:name="_Toc231151495"/>
+      <w:bookmarkStart w:id="16" w:name="_Toc231408514"/>
       <w:r>
         <w:rPr>
           <w:rFonts w:eastAsia="Aptos"/>
@@ -9046,7 +9410,7 @@
           <w:rFonts w:eastAsia="Aptos"/>
         </w:rPr>
       </w:pPr>
-      <w:bookmarkStart w:id="17" w:name="_Toc231151496"/>
+      <w:bookmarkStart w:id="17" w:name="_Toc231408515"/>
       <w:r>
         <w:rPr>
           <w:rFonts w:eastAsia="Aptos"/>
@@ -9309,7 +9673,7 @@
       <w:pPr>
         <w:pStyle w:val="Ttulo2"/>
       </w:pPr>
-      <w:bookmarkStart w:id="18" w:name="_Toc231151497"/>
+      <w:bookmarkStart w:id="18" w:name="_Toc231408516"/>
       <w:r>
         <w:lastRenderedPageBreak/>
         <w:t>Models explicatius</w:t>
@@ -9522,7 +9886,7 @@
       <w:pPr>
         <w:pStyle w:val="Ttulo3"/>
       </w:pPr>
-      <w:bookmarkStart w:id="19" w:name="_Toc231151498"/>
+      <w:bookmarkStart w:id="19" w:name="_Toc231408517"/>
       <w:r>
         <w:lastRenderedPageBreak/>
         <w:t>Model logístic</w:t>
@@ -9623,12 +9987,15 @@
         <w:t>backward</w:t>
       </w:r>
       <w:r>
-        <w:t xml:space="preserve"> per BIC a partir del model complet amb tots els factors de l'EFA i les variables acadèmiques i personals rellevants. El BIC és el criteri adequat per a un objectiu explicatiu perquè penalitza més la complexitat que l'AIC i tendeix a seleccionar menys variables. </w:t>
-      </w:r>
-    </w:p>
-    <w:p>
-      <w:r>
-        <w:t>El model seleccionat per BIC inclou set variables: MOT_DESMOTIVACIO, MOT_FORCA_MAJOR, EST_AVALUACIO_AC, IA_SUBST_num</w:t>
+        <w:t xml:space="preserve"> per BIC a partir del model complet amb tots els factors de l'EFA i les variables acadèmiques i personals rellevants. El BIC és el criteri adequat per a un objectiu explicatiu perquè penalitza més la complexitat que l'AIC i tendeix a seleccionar menys variables.</w:t>
+      </w:r>
+    </w:p>
+    <w:p>
+      <w:r>
+        <w:t>En concret, s'han comparat dos models resultants del backward: un que manté el factor IA_SUBSTITUCIO de l'EFA (que agrega IA_SUBST, IA_ATENC i IA_CONF), i un segon que substitueix aquest factor per la variable IA_SUBST_num en format Likert numèric individual. El motiu de provar aquesta alternativa és que a l'EDA ja s'havia observat que IA_SUBST per si sola tenia la correlació rang-biserial més alta de tot el bloc de IA, i que afegir IA_ATENC i IA_CONF al factor podia estar diluint aquest senyal. Els resultats confirmen aquesta sospita: el model amb IA_SUBST_num individual obté un BIC de 399,69 front al 409,60 del model amb el factor agregat, una diferència de 10 punts que és substancialment favorable al primer. Per aquest motiu el backward s'acaba resolent amb IA_SUBST_num</w:t>
+      </w:r>
+      <w:r>
+        <w:t xml:space="preserve"> </w:t>
       </w:r>
       <w:r>
         <w:rPr>
@@ -9637,61 +10004,27 @@
         <w:footnoteReference w:id="2"/>
       </w:r>
       <w:r>
-        <w:t>, T_AVAL, CURS_1R i NOTA_num.</w:t>
-      </w:r>
-    </w:p>
-    <w:p>
-      <w:r>
-        <w:t>Segon, sobre el model seleccionat per BIC es proven possibles interaccions. L'única que resulta significativa és CURS_1R × MOT_DESMOTIVACIO (</w:t>
-      </w:r>
-      <m:oMath>
-        <m:r>
-          <w:rPr>
-            <w:rFonts w:ascii="Cambria Math" w:hAnsi="Cambria Math"/>
-          </w:rPr>
-          <m:t xml:space="preserve">LRT: </m:t>
-        </m:r>
-        <m:sSup>
-          <m:sSupPr>
-            <m:ctrlPr>
-              <w:rPr>
-                <w:rFonts w:ascii="Cambria Math" w:hAnsi="Cambria Math"/>
-                <w:i/>
-              </w:rPr>
-            </m:ctrlPr>
-          </m:sSupPr>
-          <m:e>
-            <m:r>
-              <w:rPr>
-                <w:rFonts w:ascii="Cambria Math" w:hAnsi="Cambria Math"/>
-              </w:rPr>
-              <m:t>χ</m:t>
-            </m:r>
-          </m:e>
-          <m:sup>
-            <m:r>
-              <w:rPr>
-                <w:rFonts w:ascii="Cambria Math" w:hAnsi="Cambria Math"/>
-              </w:rPr>
-              <m:t>2</m:t>
-            </m:r>
-          </m:sup>
-        </m:sSup>
-        <m:r>
-          <w:rPr>
-            <w:rFonts w:ascii="Cambria Math" w:hAnsi="Cambria Math"/>
-          </w:rPr>
-          <m:t>= 8,79, p=0,003,  ΔBIC = -2,96</m:t>
-        </m:r>
-      </m:oMath>
-      <w:r>
-        <w:t>), que s'incorpora al model final. La resta d'interaccions no aporten cap millora significativa.</w:t>
+        <w:t xml:space="preserve"> i sense el factor IA_SUBSTITUCIO.</w:t>
       </w:r>
     </w:p>
     <w:p/>
     <w:p/>
-    <w:p/>
-    <w:p/>
+    <w:p>
+      <w:r>
+        <w:lastRenderedPageBreak/>
+        <w:t>Una conseqüència directa d'aquesta decisió és l'exclusió de MOT_AUTOGESTIO del model final. Quan s'usa el factor IA_SUBSTITUCIO, el backward per BIC reté MOT_AUTOGESTIO com a variable significativa. Quan es passa a IA_SUBST_num, però, MOT_AUTOGESTIO deixa d'aportar prou informació addicional per justificar el cost en paràmetres i el BIC l'elimina. Això no vol dir que MOT_AUTOGESTIO sigui irrellevant — de fet, els models predictius del bloc següent la situen sistemàticament com el segon predictor més important —, sinó que en el context explicatiu el seu efecte queda parcialment absorbit per IA_SUBST_num i per la resta de variables del model.</w:t>
+      </w:r>
+    </w:p>
+    <w:p>
+      <w:r>
+        <w:t>El model seleccionat per BIC inclou set variables: MOT_DESMOTIVACIO, MOT_FORCA_MAJOR, EST_AVALUACIO_AC, IA_SUBST_num, T_AVAL, CURS_1R i NOTA_num.</w:t>
+      </w:r>
+    </w:p>
+    <w:p>
+      <w:r>
+        <w:t>Segon, sobre el model seleccionat per BIC es proven possibles interaccions. L'única que resulta significativa és CURS_1R × MOT_DESMOTIVACIO (LRT: χ²= 8,79, p=0,003, ΔBIC = −2,96), que s'incorpora al model final. La resta d'interaccions no aporten cap millora significativa.</w:t>
+      </w:r>
+    </w:p>
     <w:p>
       <w:pPr>
         <w:rPr>
@@ -9706,7 +10039,6 @@
           <w:b/>
           <w:bCs/>
         </w:rPr>
-        <w:lastRenderedPageBreak/>
         <w:t>Validació del model</w:t>
       </w:r>
     </w:p>
@@ -9732,6 +10064,31 @@
       </w:r>
       <w:r>
         <w:rPr>
+          <w:lang w:eastAsia="en-US"/>
+        </w:rPr>
+        <w:t xml:space="preserve"> </w:t>
+      </w:r>
+      <w:r>
+        <w:rPr>
+          <w:lang w:eastAsia="en-US"/>
+        </w:rPr>
+        <w:t xml:space="preserve"> i els tests de ràtio de versemblança amb termes quadràtics confirmen que cap de les variables numèriques (EDAT, NOTA_num, IA_SUBST_num, MOT_DESMOTIVACIO) requereix transformació: </w:t>
+      </w:r>
+    </w:p>
+    <w:p>
+      <w:pPr>
+        <w:rPr>
+          <w:lang w:eastAsia="en-US"/>
+        </w:rPr>
+      </w:pPr>
+      <w:r>
+        <w:rPr>
+          <w:lang w:eastAsia="en-US"/>
+        </w:rPr>
+        <w:t xml:space="preserve">El test de Box-Tidwell </w:t>
+      </w:r>
+      <w:r>
+        <w:rPr>
           <w:rStyle w:val="Refdenotaalpie"/>
           <w:lang w:eastAsia="en-US"/>
         </w:rPr>
@@ -9741,7 +10098,31 @@
         <w:rPr>
           <w:lang w:eastAsia="en-US"/>
         </w:rPr>
-        <w:t xml:space="preserve"> i els tests de ràtio de versemblança amb termes quadràtics confirmen que cap de les variables numèriques (EDAT, NOTA_num, IA_SUBST_num, MOT_DESMOTIVACIO) requereix transformació: en tots els casos el component quadràtic no és significatiu (</w:t>
+        <w:t xml:space="preserve"> </w:t>
+      </w:r>
+      <w:r>
+        <w:rPr>
+          <w:lang w:eastAsia="en-US"/>
+        </w:rPr>
+        <w:t>per a les variables contínues pures (NOTA_num i IA_SUBST_num) i els tests LRT amb termes quadràtics per a la resta (EDAT, MOT_DESMOTIVACIO)</w:t>
+      </w:r>
+      <w:r>
+        <w:rPr>
+          <w:lang w:eastAsia="en-US"/>
+        </w:rPr>
+        <w:t xml:space="preserve"> </w:t>
+      </w:r>
+      <w:r>
+        <w:rPr>
+          <w:lang w:eastAsia="en-US"/>
+        </w:rPr>
+        <w:t>confirmen que</w:t>
+      </w:r>
+      <w:r>
+        <w:rPr>
+          <w:lang w:eastAsia="en-US"/>
+        </w:rPr>
+        <w:t xml:space="preserve"> en tots els casos el component quadràtic no és significatiu (</w:t>
       </w:r>
       <m:oMath>
         <m:r>
@@ -9880,7 +10261,7 @@
         <w:rPr>
           <w:noProof/>
         </w:rPr>
-        <w:t>9</w:t>
+        <w:t>10</w:t>
       </w:r>
       <w:r>
         <w:rPr>
@@ -9923,7 +10304,14 @@
         <w:rPr>
           <w:lang w:eastAsia="en-US"/>
         </w:rPr>
-        <w:t xml:space="preserve">Sis observacions presenten residus de Pearson estandarditzats superiors a 2,5, de les quals dues destaquen especialment (observacions 196 i 316, amb residus de −4,6 i −4,7) (Vegeu </w:t>
+        <w:t xml:space="preserve">Sis observacions presenten residus de Pearson estandarditzats superiors a 2,5, de les quals dues destaquen especialment (observacions 196 i 316, amb residus </w:t>
+      </w:r>
+      <w:r>
+        <w:rPr>
+          <w:lang w:eastAsia="en-US"/>
+        </w:rPr>
+        <w:lastRenderedPageBreak/>
+        <w:t xml:space="preserve">de −4,6 i −4,7) (Vegeu </w:t>
       </w:r>
       <w:r>
         <w:rPr>
@@ -9955,7 +10343,7 @@
         <w:rPr>
           <w:noProof/>
         </w:rPr>
-        <w:t>10</w:t>
+        <w:t>11</w:t>
       </w:r>
       <w:r>
         <w:rPr>
@@ -10045,7 +10433,7 @@
       <w:pPr>
         <w:pStyle w:val="Ttulo3"/>
       </w:pPr>
-      <w:bookmarkStart w:id="20" w:name="_Toc231151499"/>
+      <w:bookmarkStart w:id="20" w:name="_Toc231408518"/>
       <w:r>
         <w:lastRenderedPageBreak/>
         <w:t>Model d’equacions estructurals (SEM)</w:t>
@@ -10597,7 +10985,7 @@
                     </pic:cNvPicPr>
                   </pic:nvPicPr>
                   <pic:blipFill rotWithShape="1">
-                    <a:blip r:embed="rId13" cstate="print">
+                    <a:blip r:embed="rId12" cstate="print">
                       <a:extLst>
                         <a:ext uri="{28A0092B-C50C-407E-A947-70E740481C1C}">
                           <a14:useLocalDpi xmlns:a14="http://schemas.microsoft.com/office/drawing/2010/main" val="0"/>
@@ -10688,7 +11076,7 @@
       <w:pPr>
         <w:pStyle w:val="Ttulo2"/>
       </w:pPr>
-      <w:bookmarkStart w:id="21" w:name="_Toc231151500"/>
+      <w:bookmarkStart w:id="21" w:name="_Toc231408519"/>
       <w:r>
         <w:lastRenderedPageBreak/>
         <w:t>Models predictius</w:t>
@@ -10910,7 +11298,7 @@
       <w:pPr>
         <w:pStyle w:val="Ttulo3"/>
       </w:pPr>
-      <w:bookmarkStart w:id="22" w:name="_Toc231151501"/>
+      <w:bookmarkStart w:id="22" w:name="_Toc231408520"/>
       <w:r>
         <w:lastRenderedPageBreak/>
         <w:t>Regressió logística</w:t>
@@ -12994,7 +13382,7 @@
       <w:pPr>
         <w:pStyle w:val="Ttulo3"/>
       </w:pPr>
-      <w:bookmarkStart w:id="23" w:name="_Toc231151502"/>
+      <w:bookmarkStart w:id="23" w:name="_Toc231408521"/>
       <w:r>
         <w:lastRenderedPageBreak/>
         <w:t>Random Forest</w:t>
@@ -13321,10 +13709,12 @@
       <w:pPr>
         <w:pStyle w:val="Ttulo3"/>
       </w:pPr>
+      <w:bookmarkStart w:id="24" w:name="_Toc231408522"/>
       <w:r>
         <w:lastRenderedPageBreak/>
         <w:t>XGBoost</w:t>
       </w:r>
+      <w:bookmarkEnd w:id="24"/>
     </w:p>
     <w:p>
       <w:pPr>
@@ -13554,10 +13944,12 @@
       <w:pPr>
         <w:pStyle w:val="Ttulo3"/>
       </w:pPr>
+      <w:bookmarkStart w:id="25" w:name="_Toc231408523"/>
       <w:r>
         <w:lastRenderedPageBreak/>
         <w:t>Support Vector Machine (SVM)</w:t>
       </w:r>
+      <w:bookmarkEnd w:id="25"/>
     </w:p>
     <w:p>
       <w:pPr>
@@ -14714,32 +15106,32 @@
       <w:pPr>
         <w:pStyle w:val="Ttulo1"/>
       </w:pPr>
-      <w:bookmarkStart w:id="24" w:name="_Toc231151503"/>
+      <w:bookmarkStart w:id="26" w:name="_Toc231408524"/>
       <w:r>
         <w:lastRenderedPageBreak/>
         <w:t>Resultats</w:t>
       </w:r>
-      <w:bookmarkEnd w:id="24"/>
+      <w:bookmarkEnd w:id="26"/>
     </w:p>
     <w:p>
       <w:pPr>
         <w:pStyle w:val="Ttulo2"/>
       </w:pPr>
-      <w:bookmarkStart w:id="25" w:name="_Toc231151504"/>
+      <w:bookmarkStart w:id="27" w:name="_Toc231408525"/>
       <w:r>
         <w:t>Resultats descriptius</w:t>
       </w:r>
-      <w:bookmarkEnd w:id="25"/>
+      <w:bookmarkEnd w:id="27"/>
     </w:p>
     <w:p>
       <w:pPr>
         <w:pStyle w:val="Ttulo3"/>
       </w:pPr>
-      <w:bookmarkStart w:id="26" w:name="_Toc231151505"/>
+      <w:bookmarkStart w:id="28" w:name="_Toc231408526"/>
       <w:r>
         <w:t>Perfil de la mostra</w:t>
       </w:r>
-      <w:bookmarkEnd w:id="26"/>
+      <w:bookmarkEnd w:id="28"/>
     </w:p>
     <w:p>
       <w:pPr>
@@ -14819,11 +15211,11 @@
       <w:pPr>
         <w:pStyle w:val="Ttulo3"/>
       </w:pPr>
-      <w:bookmarkStart w:id="27" w:name="_Toc231151506"/>
+      <w:bookmarkStart w:id="29" w:name="_Toc231408527"/>
       <w:r>
         <w:t>Resultats acadèmics: nota i tipus d’avaluació</w:t>
       </w:r>
-      <w:bookmarkEnd w:id="27"/>
+      <w:bookmarkEnd w:id="29"/>
     </w:p>
     <w:p>
       <w:pPr>
@@ -14930,7 +15322,7 @@
         <w:rPr>
           <w:noProof/>
         </w:rPr>
-        <w:t>1</w:t>
+        <w:t>3</w:t>
       </w:r>
       <w:r>
         <w:rPr>
@@ -15047,7 +15439,7 @@
                     </pic:cNvPicPr>
                   </pic:nvPicPr>
                   <pic:blipFill>
-                    <a:blip r:embed="rId14" cstate="print">
+                    <a:blip r:embed="rId13" cstate="print">
                       <a:extLst>
                         <a:ext uri="{28A0092B-C50C-407E-A947-70E740481C1C}">
                           <a14:useLocalDpi xmlns:a14="http://schemas.microsoft.com/office/drawing/2010/main" val="0"/>
@@ -15092,8 +15484,8 @@
           <w:lang w:eastAsia="en-US"/>
         </w:rPr>
       </w:pPr>
-      <w:bookmarkStart w:id="28" w:name="_Ref225965904"/>
-      <w:bookmarkStart w:id="29" w:name="_Ref225965892"/>
+      <w:bookmarkStart w:id="30" w:name="_Ref225965904"/>
+      <w:bookmarkStart w:id="31" w:name="_Ref225965892"/>
       <w:r>
         <w:t xml:space="preserve">Gràfic </w:t>
       </w:r>
@@ -15105,11 +15497,11 @@
           <w:t>3</w:t>
         </w:r>
       </w:fldSimple>
-      <w:bookmarkEnd w:id="28"/>
+      <w:bookmarkEnd w:id="30"/>
       <w:r>
         <w:t>: Assistència per tipus d’avaluació</w:t>
       </w:r>
-      <w:bookmarkEnd w:id="29"/>
+      <w:bookmarkEnd w:id="31"/>
     </w:p>
     <w:p>
       <w:pPr>
@@ -15205,7 +15597,7 @@
         <w:rPr>
           <w:noProof/>
         </w:rPr>
-        <w:t>2</w:t>
+        <w:t>4</w:t>
       </w:r>
       <w:r>
         <w:rPr>
@@ -15262,7 +15654,7 @@
                     </pic:cNvPicPr>
                   </pic:nvPicPr>
                   <pic:blipFill rotWithShape="1">
-                    <a:blip r:embed="rId15" cstate="print">
+                    <a:blip r:embed="rId14" cstate="print">
                       <a:extLst>
                         <a:ext uri="{28A0092B-C50C-407E-A947-70E740481C1C}">
                           <a14:useLocalDpi xmlns:a14="http://schemas.microsoft.com/office/drawing/2010/main" val="0"/>
@@ -15312,7 +15704,7 @@
           <w:lang w:eastAsia="en-US"/>
         </w:rPr>
       </w:pPr>
-      <w:bookmarkStart w:id="30" w:name="_Ref226888836"/>
+      <w:bookmarkStart w:id="32" w:name="_Ref226888836"/>
       <w:r>
         <w:t xml:space="preserve">Gràfic </w:t>
       </w:r>
@@ -15324,7 +15716,7 @@
           <w:t>4</w:t>
         </w:r>
       </w:fldSimple>
-      <w:bookmarkEnd w:id="30"/>
+      <w:bookmarkEnd w:id="32"/>
       <w:r>
         <w:t>: Assistència segons la nota d’expedient</w:t>
       </w:r>
@@ -15333,11 +15725,11 @@
       <w:pPr>
         <w:pStyle w:val="Ttulo3"/>
       </w:pPr>
-      <w:bookmarkStart w:id="31" w:name="_Toc231151507"/>
+      <w:bookmarkStart w:id="33" w:name="_Toc231408528"/>
       <w:r>
         <w:t>El paper del treball</w:t>
       </w:r>
-      <w:bookmarkEnd w:id="31"/>
+      <w:bookmarkEnd w:id="33"/>
     </w:p>
     <w:p>
       <w:pPr>
@@ -15416,7 +15808,7 @@
         <w:rPr>
           <w:noProof/>
         </w:rPr>
-        <w:t>3</w:t>
+        <w:t>5</w:t>
       </w:r>
       <w:r>
         <w:rPr>
@@ -15522,7 +15914,7 @@
                     </pic:cNvPicPr>
                   </pic:nvPicPr>
                   <pic:blipFill>
-                    <a:blip r:embed="rId16" cstate="print">
+                    <a:blip r:embed="rId15" cstate="print">
                       <a:extLst>
                         <a:ext uri="{28A0092B-C50C-407E-A947-70E740481C1C}">
                           <a14:useLocalDpi xmlns:a14="http://schemas.microsoft.com/office/drawing/2010/main" val="0"/>
@@ -15566,7 +15958,7 @@
           <w:lang w:eastAsia="en-US"/>
         </w:rPr>
       </w:pPr>
-      <w:bookmarkStart w:id="32" w:name="_Ref227687860"/>
+      <w:bookmarkStart w:id="34" w:name="_Ref227687860"/>
       <w:r>
         <w:t xml:space="preserve">Gràfic </w:t>
       </w:r>
@@ -15578,7 +15970,7 @@
           <w:t>5</w:t>
         </w:r>
       </w:fldSimple>
-      <w:bookmarkEnd w:id="32"/>
+      <w:bookmarkEnd w:id="34"/>
       <w:r>
         <w:t>: Box-plot de dedicació laboral per percentatge d’assistència</w:t>
       </w:r>
@@ -15599,12 +15991,12 @@
       <w:pPr>
         <w:pStyle w:val="Ttulo3"/>
       </w:pPr>
-      <w:bookmarkStart w:id="33" w:name="_Toc231151508"/>
+      <w:bookmarkStart w:id="35" w:name="_Toc231408529"/>
       <w:r>
         <w:lastRenderedPageBreak/>
         <w:t>Motius per no anar a classe i estratègies per anar-hi</w:t>
       </w:r>
-      <w:bookmarkEnd w:id="33"/>
+      <w:bookmarkEnd w:id="35"/>
     </w:p>
     <w:tbl>
       <w:tblPr>
@@ -15662,7 +16054,7 @@
                           </pic:cNvPicPr>
                         </pic:nvPicPr>
                         <pic:blipFill rotWithShape="1">
-                          <a:blip r:embed="rId17" cstate="print">
+                          <a:blip r:embed="rId16" cstate="print">
                             <a:extLst>
                               <a:ext uri="{28A0092B-C50C-407E-A947-70E740481C1C}">
                                 <a14:useLocalDpi xmlns:a14="http://schemas.microsoft.com/office/drawing/2010/main" val="0"/>
@@ -15704,7 +16096,7 @@
               <w:pStyle w:val="Descripcin"/>
               <w:jc w:val="center"/>
             </w:pPr>
-            <w:bookmarkStart w:id="34" w:name="_Ref226907568"/>
+            <w:bookmarkStart w:id="36" w:name="_Ref226907568"/>
             <w:r>
               <w:t xml:space="preserve">Gràfic </w:t>
             </w:r>
@@ -15716,7 +16108,7 @@
                 <w:t>6</w:t>
               </w:r>
             </w:fldSimple>
-            <w:bookmarkEnd w:id="34"/>
+            <w:bookmarkEnd w:id="36"/>
             <w:r>
               <w:t>: Diferència de mitjanes en els motius de no assistència entre els dos grups</w:t>
             </w:r>
@@ -15753,7 +16145,7 @@
                           </pic:cNvPicPr>
                         </pic:nvPicPr>
                         <pic:blipFill rotWithShape="1">
-                          <a:blip r:embed="rId18" cstate="print">
+                          <a:blip r:embed="rId17" cstate="print">
                             <a:extLst>
                               <a:ext uri="{28A0092B-C50C-407E-A947-70E740481C1C}">
                                 <a14:useLocalDpi xmlns:a14="http://schemas.microsoft.com/office/drawing/2010/main" val="0"/>
@@ -15802,7 +16194,7 @@
                 <w:lang w:eastAsia="en-US"/>
               </w:rPr>
             </w:pPr>
-            <w:bookmarkStart w:id="35" w:name="_Ref226907585"/>
+            <w:bookmarkStart w:id="37" w:name="_Ref226907585"/>
             <w:r>
               <w:t xml:space="preserve">Gràfic </w:t>
             </w:r>
@@ -15814,7 +16206,7 @@
                 <w:t>7</w:t>
               </w:r>
             </w:fldSimple>
-            <w:bookmarkEnd w:id="35"/>
+            <w:bookmarkEnd w:id="37"/>
             <w:r>
               <w:t>: Diferència de mitjanes en les estratègies per anar a classe</w:t>
             </w:r>
@@ -15889,7 +16281,7 @@
         <w:rPr>
           <w:noProof/>
         </w:rPr>
-        <w:t>4</w:t>
+        <w:t>6</w:t>
       </w:r>
       <w:r>
         <w:rPr>
@@ -16050,7 +16442,7 @@
         <w:rPr>
           <w:noProof/>
         </w:rPr>
-        <w:t>5</w:t>
+        <w:t>7</w:t>
       </w:r>
       <w:r>
         <w:rPr>
@@ -16141,12 +16533,12 @@
       <w:pPr>
         <w:pStyle w:val="Ttulo3"/>
       </w:pPr>
-      <w:bookmarkStart w:id="36" w:name="_Toc231151509"/>
+      <w:bookmarkStart w:id="38" w:name="_Toc231408530"/>
       <w:r>
         <w:lastRenderedPageBreak/>
         <w:t>El paper de la Intel·ligència Artificial</w:t>
       </w:r>
-      <w:bookmarkEnd w:id="36"/>
+      <w:bookmarkEnd w:id="38"/>
     </w:p>
     <w:p>
       <w:pPr>
@@ -16189,7 +16581,7 @@
                     </pic:cNvPicPr>
                   </pic:nvPicPr>
                   <pic:blipFill rotWithShape="1">
-                    <a:blip r:embed="rId19" cstate="print">
+                    <a:blip r:embed="rId18" cstate="print">
                       <a:extLst>
                         <a:ext uri="{28A0092B-C50C-407E-A947-70E740481C1C}">
                           <a14:useLocalDpi xmlns:a14="http://schemas.microsoft.com/office/drawing/2010/main" val="0"/>
@@ -16231,7 +16623,7 @@
         <w:pStyle w:val="Descripcin"/>
         <w:jc w:val="center"/>
       </w:pPr>
-      <w:bookmarkStart w:id="37" w:name="_Ref226907698"/>
+      <w:bookmarkStart w:id="39" w:name="_Ref226907698"/>
       <w:r>
         <w:t xml:space="preserve">Gràfic </w:t>
       </w:r>
@@ -16243,7 +16635,7 @@
           <w:t>8</w:t>
         </w:r>
       </w:fldSimple>
-      <w:bookmarkEnd w:id="37"/>
+      <w:bookmarkEnd w:id="39"/>
       <w:r>
         <w:t>: Diferència de mitjanes en l’ús de la IA</w:t>
       </w:r>
@@ -16285,7 +16677,7 @@
         <w:rPr>
           <w:noProof/>
         </w:rPr>
-        <w:t>6</w:t>
+        <w:t>8</w:t>
       </w:r>
       <w:r>
         <w:fldChar w:fldCharType="end"/>
@@ -16341,22 +16733,22 @@
       <w:pPr>
         <w:pStyle w:val="Ttulo2"/>
       </w:pPr>
-      <w:bookmarkStart w:id="38" w:name="_Toc231151510"/>
+      <w:bookmarkStart w:id="40" w:name="_Toc231408531"/>
       <w:r>
         <w:lastRenderedPageBreak/>
         <w:t>Resultats exploratoris</w:t>
       </w:r>
-      <w:bookmarkEnd w:id="38"/>
+      <w:bookmarkEnd w:id="40"/>
     </w:p>
     <w:p>
       <w:pPr>
         <w:pStyle w:val="Ttulo3"/>
       </w:pPr>
-      <w:bookmarkStart w:id="39" w:name="_Toc231151511"/>
+      <w:bookmarkStart w:id="41" w:name="_Toc231408532"/>
       <w:r>
         <w:t>Variables categòriques</w:t>
       </w:r>
-      <w:bookmarkEnd w:id="39"/>
+      <w:bookmarkEnd w:id="41"/>
     </w:p>
     <w:p>
       <w:pPr>
@@ -16385,7 +16777,7 @@
                     </pic:cNvPicPr>
                   </pic:nvPicPr>
                   <pic:blipFill rotWithShape="1">
-                    <a:blip r:embed="rId20" cstate="print">
+                    <a:blip r:embed="rId19" cstate="print">
                       <a:extLst>
                         <a:ext uri="{28A0092B-C50C-407E-A947-70E740481C1C}">
                           <a14:useLocalDpi xmlns:a14="http://schemas.microsoft.com/office/drawing/2010/main" val="0"/>
@@ -16428,7 +16820,7 @@
         <w:spacing w:after="240"/>
         <w:jc w:val="center"/>
       </w:pPr>
-      <w:bookmarkStart w:id="40" w:name="_Ref231144934"/>
+      <w:bookmarkStart w:id="42" w:name="_Ref231144934"/>
       <w:r>
         <w:t xml:space="preserve">Gràfic </w:t>
       </w:r>
@@ -16440,7 +16832,7 @@
           <w:t>9</w:t>
         </w:r>
       </w:fldSimple>
-      <w:bookmarkEnd w:id="40"/>
+      <w:bookmarkEnd w:id="42"/>
       <w:r>
         <w:t>: Associacions de les variables categòriques amb l'assistència (V de Cramér + significació)</w:t>
       </w:r>
@@ -16465,7 +16857,7 @@
         <w:rPr>
           <w:noProof/>
         </w:rPr>
-        <w:t>8</w:t>
+        <w:t>9</w:t>
       </w:r>
       <w:r>
         <w:fldChar w:fldCharType="end"/>
@@ -16544,12 +16936,12 @@
       <w:pPr>
         <w:pStyle w:val="Ttulo3"/>
       </w:pPr>
-      <w:bookmarkStart w:id="41" w:name="_Toc231151512"/>
+      <w:bookmarkStart w:id="43" w:name="_Toc231408533"/>
       <w:r>
         <w:lastRenderedPageBreak/>
         <w:t>Variables numèriques</w:t>
       </w:r>
-      <w:bookmarkEnd w:id="41"/>
+      <w:bookmarkEnd w:id="43"/>
     </w:p>
     <w:p>
       <w:r>
@@ -16593,11 +16985,11 @@
       <w:pPr>
         <w:pStyle w:val="Ttulo3"/>
       </w:pPr>
-      <w:bookmarkStart w:id="42" w:name="_Toc231151513"/>
+      <w:bookmarkStart w:id="44" w:name="_Toc231408534"/>
       <w:r>
         <w:t>Variables de percepció</w:t>
       </w:r>
-      <w:bookmarkEnd w:id="42"/>
+      <w:bookmarkEnd w:id="44"/>
     </w:p>
     <w:p>
       <w:pPr>
@@ -16631,7 +17023,7 @@
                     </pic:cNvPicPr>
                   </pic:nvPicPr>
                   <pic:blipFill rotWithShape="1">
-                    <a:blip r:embed="rId21" cstate="print">
+                    <a:blip r:embed="rId20" cstate="print">
                       <a:extLst>
                         <a:ext uri="{28A0092B-C50C-407E-A947-70E740481C1C}">
                           <a14:useLocalDpi xmlns:a14="http://schemas.microsoft.com/office/drawing/2010/main" val="0"/>
@@ -16677,7 +17069,7 @@
           <w:lang w:eastAsia="en-US"/>
         </w:rPr>
       </w:pPr>
-      <w:bookmarkStart w:id="43" w:name="_Ref231145219"/>
+      <w:bookmarkStart w:id="45" w:name="_Ref231145219"/>
       <w:r>
         <w:t xml:space="preserve">Gràfic </w:t>
       </w:r>
@@ -16689,7 +17081,7 @@
           <w:t>10</w:t>
         </w:r>
       </w:fldSimple>
-      <w:bookmarkEnd w:id="43"/>
+      <w:bookmarkEnd w:id="45"/>
       <w:r>
         <w:t>: Correlació rang-biserial de les variables de percepció amb l'assistència</w:t>
       </w:r>
@@ -16714,7 +17106,7 @@
         <w:rPr>
           <w:noProof/>
         </w:rPr>
-        <w:t>9</w:t>
+        <w:t>10</w:t>
       </w:r>
       <w:r>
         <w:fldChar w:fldCharType="end"/>
@@ -16863,22 +17255,22 @@
         <w:pStyle w:val="Ttulo2"/>
         <w:spacing w:after="0"/>
       </w:pPr>
-      <w:bookmarkStart w:id="44" w:name="_Toc231151514"/>
+      <w:bookmarkStart w:id="46" w:name="_Toc231408535"/>
       <w:r>
         <w:lastRenderedPageBreak/>
         <w:t>Anàlisi Factorial Exploratòria (EFA)</w:t>
       </w:r>
-      <w:bookmarkEnd w:id="44"/>
+      <w:bookmarkEnd w:id="46"/>
     </w:p>
     <w:p>
       <w:pPr>
         <w:pStyle w:val="Ttulo3"/>
       </w:pPr>
-      <w:bookmarkStart w:id="45" w:name="_Toc231151515"/>
+      <w:bookmarkStart w:id="47" w:name="_Toc231408536"/>
       <w:r>
         <w:t>Bloc 1 — Motius de no assistència</w:t>
       </w:r>
-      <w:bookmarkEnd w:id="45"/>
+      <w:bookmarkEnd w:id="47"/>
     </w:p>
     <w:p>
       <w:pPr>
@@ -16923,7 +17315,7 @@
                     </pic:cNvPicPr>
                   </pic:nvPicPr>
                   <pic:blipFill rotWithShape="1">
-                    <a:blip r:embed="rId22" cstate="print">
+                    <a:blip r:embed="rId21" cstate="print">
                       <a:extLst>
                         <a:ext uri="{28A0092B-C50C-407E-A947-70E740481C1C}">
                           <a14:useLocalDpi xmlns:a14="http://schemas.microsoft.com/office/drawing/2010/main" val="0"/>
@@ -17286,11 +17678,11 @@
       <w:pPr>
         <w:pStyle w:val="Ttulo3"/>
       </w:pPr>
-      <w:bookmarkStart w:id="46" w:name="_Toc231151516"/>
+      <w:bookmarkStart w:id="48" w:name="_Toc231408537"/>
       <w:r>
         <w:t>Bloc 2 — Estratègies docents</w:t>
       </w:r>
-      <w:bookmarkEnd w:id="46"/>
+      <w:bookmarkEnd w:id="48"/>
       <w:r>
         <w:t xml:space="preserve"> </w:t>
       </w:r>
@@ -17544,11 +17936,11 @@
       <w:pPr>
         <w:pStyle w:val="Ttulo3"/>
       </w:pPr>
-      <w:bookmarkStart w:id="47" w:name="_Toc231151517"/>
+      <w:bookmarkStart w:id="49" w:name="_Toc231408538"/>
       <w:r>
         <w:t>Bloc 3 — Ús de la IA</w:t>
       </w:r>
-      <w:bookmarkEnd w:id="47"/>
+      <w:bookmarkEnd w:id="49"/>
     </w:p>
     <w:p>
       <w:pPr>
@@ -17629,7 +18021,7 @@
                     </pic:cNvPicPr>
                   </pic:nvPicPr>
                   <pic:blipFill rotWithShape="1">
-                    <a:blip r:embed="rId23" cstate="print">
+                    <a:blip r:embed="rId22" cstate="print">
                       <a:extLst>
                         <a:ext uri="{28A0092B-C50C-407E-A947-70E740481C1C}">
                           <a14:useLocalDpi xmlns:a14="http://schemas.microsoft.com/office/drawing/2010/main" val="0"/>
@@ -17864,11 +18256,11 @@
       <w:pPr>
         <w:pStyle w:val="Ttulo3"/>
       </w:pPr>
-      <w:bookmarkStart w:id="48" w:name="_Toc231151518"/>
+      <w:bookmarkStart w:id="50" w:name="_Toc231408539"/>
       <w:r>
         <w:t>Puntuacions factorials i ús als models predictius</w:t>
       </w:r>
-      <w:bookmarkEnd w:id="48"/>
+      <w:bookmarkEnd w:id="50"/>
     </w:p>
     <w:p>
       <w:pPr>
@@ -17934,7 +18326,7 @@
                     <pic:cNvPicPr/>
                   </pic:nvPicPr>
                   <pic:blipFill rotWithShape="1">
-                    <a:blip r:embed="rId24"/>
+                    <a:blip r:embed="rId23"/>
                     <a:srcRect t="3637"/>
                     <a:stretch>
                       <a:fillRect/>
@@ -18003,12 +18395,12 @@
       <w:pPr>
         <w:pStyle w:val="Ttulo2"/>
       </w:pPr>
-      <w:bookmarkStart w:id="49" w:name="_Toc231151519"/>
+      <w:bookmarkStart w:id="51" w:name="_Toc231408540"/>
       <w:r>
         <w:lastRenderedPageBreak/>
         <w:t>Models explicatius</w:t>
       </w:r>
-      <w:bookmarkEnd w:id="49"/>
+      <w:bookmarkEnd w:id="51"/>
     </w:p>
     <w:p>
       <w:pPr>
@@ -18017,14 +18409,14 @@
           <w:rFonts w:eastAsia="Aptos"/>
         </w:rPr>
       </w:pPr>
-      <w:bookmarkStart w:id="50" w:name="_Toc231151520"/>
+      <w:bookmarkStart w:id="52" w:name="_Toc231408541"/>
       <w:r>
         <w:rPr>
           <w:rFonts w:eastAsia="Aptos"/>
         </w:rPr>
         <w:t>Model logístic</w:t>
       </w:r>
-      <w:bookmarkEnd w:id="50"/>
+      <w:bookmarkEnd w:id="52"/>
     </w:p>
     <w:p>
       <w:pPr>
@@ -18857,7 +19249,47 @@
           <w:i/>
           <w:iCs/>
         </w:rPr>
-        <w:t>Nota: *** p &lt; 0,001; ** p &lt; 0,01; * p &lt; 0,05. AME = efecte marginal promig, expressat en canvi de probabilitat mantenint la resta de variables a la mediana.</w:t>
+        <w:t xml:space="preserve">Nota: *** p &lt; 0,001; ** p &lt; 0,01; * p &lt; 0,05. AME = efecte marginal </w:t>
+      </w:r>
+      <w:r>
+        <w:rPr>
+          <w:rFonts w:eastAsia="Aptos"/>
+          <w:i/>
+          <w:iCs/>
+        </w:rPr>
+        <w:t>mitjà</w:t>
+      </w:r>
+      <w:r>
+        <w:rPr>
+          <w:rFonts w:eastAsia="Aptos"/>
+          <w:i/>
+          <w:iCs/>
+        </w:rPr>
+        <w:t xml:space="preserve">, expressat en canvi de probabilitat </w:t>
+      </w:r>
+      <w:r>
+        <w:rPr>
+          <w:rFonts w:eastAsia="Aptos"/>
+          <w:i/>
+          <w:iCs/>
+        </w:rPr>
+        <w:t xml:space="preserve">fent la mitjana </w:t>
+      </w:r>
+      <w:r>
+        <w:rPr>
+          <w:rFonts w:eastAsia="Aptos"/>
+          <w:i/>
+          <w:iCs/>
+        </w:rPr>
+        <w:t>sobre totes les observacions de la mostra</w:t>
+      </w:r>
+      <w:r>
+        <w:rPr>
+          <w:rFonts w:eastAsia="Aptos"/>
+          <w:i/>
+          <w:iCs/>
+        </w:rPr>
+        <w:t>.</w:t>
       </w:r>
     </w:p>
     <w:p>
@@ -18894,7 +19326,7 @@
                     </pic:cNvPicPr>
                   </pic:nvPicPr>
                   <pic:blipFill rotWithShape="1">
-                    <a:blip r:embed="rId25" cstate="print">
+                    <a:blip r:embed="rId24" cstate="print">
                       <a:extLst>
                         <a:ext uri="{28A0092B-C50C-407E-A947-70E740481C1C}">
                           <a14:useLocalDpi xmlns:a14="http://schemas.microsoft.com/office/drawing/2010/main" val="0"/>
@@ -19111,7 +19543,7 @@
         <w:rPr>
           <w:noProof/>
         </w:rPr>
-        <w:t>13</w:t>
+        <w:t>15</w:t>
       </w:r>
       <w:r>
         <w:rPr>
@@ -19123,7 +19555,19 @@
         <w:rPr>
           <w:rFonts w:eastAsia="Aptos"/>
         </w:rPr>
-        <w:t xml:space="preserve">: per als de primer, la desmotivació té un impacte molt menor sobre l'assistència. </w:t>
+        <w:t xml:space="preserve">: </w:t>
+      </w:r>
+      <w:r>
+        <w:rPr>
+          <w:rFonts w:eastAsia="Aptos"/>
+        </w:rPr>
+        <w:t>per als de primer, la desmotivació redueix menys la probabilitat d'assistir que per als de cursos superiors</w:t>
+      </w:r>
+      <w:r>
+        <w:rPr>
+          <w:rFonts w:eastAsia="Aptos"/>
+        </w:rPr>
+        <w:t xml:space="preserve">. </w:t>
       </w:r>
       <w:r>
         <w:rPr>
@@ -19191,7 +19635,7 @@
                     </pic:cNvPicPr>
                   </pic:nvPicPr>
                   <pic:blipFill>
-                    <a:blip r:embed="rId26" cstate="print">
+                    <a:blip r:embed="rId25" cstate="print">
                       <a:extLst>
                         <a:ext uri="{28A0092B-C50C-407E-A947-70E740481C1C}">
                           <a14:useLocalDpi xmlns:a14="http://schemas.microsoft.com/office/drawing/2010/main" val="0"/>
@@ -19232,7 +19676,7 @@
           <w:rFonts w:eastAsia="Aptos"/>
         </w:rPr>
       </w:pPr>
-      <w:bookmarkStart w:id="51" w:name="_Ref230109191"/>
+      <w:bookmarkStart w:id="53" w:name="_Ref230109191"/>
       <w:r>
         <w:t xml:space="preserve">Gràfic </w:t>
       </w:r>
@@ -19244,7 +19688,7 @@
           <w:t>15</w:t>
         </w:r>
       </w:fldSimple>
-      <w:bookmarkEnd w:id="51"/>
+      <w:bookmarkEnd w:id="53"/>
       <w:r>
         <w:t>: Interacció entre MOT_DESMOTIVACIO i CURS_1R</w:t>
       </w:r>
@@ -19342,7 +19786,7 @@
                     </pic:cNvPicPr>
                   </pic:nvPicPr>
                   <pic:blipFill rotWithShape="1">
-                    <a:blip r:embed="rId27" cstate="print">
+                    <a:blip r:embed="rId26" cstate="print">
                       <a:extLst>
                         <a:ext uri="{28A0092B-C50C-407E-A947-70E740481C1C}">
                           <a14:useLocalDpi xmlns:a14="http://schemas.microsoft.com/office/drawing/2010/main" val="0"/>
@@ -19488,7 +19932,7 @@
           <w:rFonts w:eastAsia="Aptos"/>
         </w:rPr>
       </w:pPr>
-      <w:bookmarkStart w:id="52" w:name="_Toc231151521"/>
+      <w:bookmarkStart w:id="54" w:name="_Toc231408542"/>
       <w:r>
         <w:rPr>
           <w:rFonts w:eastAsia="Aptos"/>
@@ -19496,7 +19940,7 @@
         <w:lastRenderedPageBreak/>
         <w:t>Resultats del model estructural</w:t>
       </w:r>
-      <w:bookmarkEnd w:id="52"/>
+      <w:bookmarkEnd w:id="54"/>
     </w:p>
     <w:p>
       <w:pPr>
@@ -19641,7 +20085,7 @@
         <w:rPr>
           <w:noProof/>
         </w:rPr>
-        <w:t>6</w:t>
+        <w:t>3</w:t>
       </w:r>
       <w:r>
         <w:rPr>
@@ -19671,6 +20115,15 @@
           <w:rFonts w:eastAsia="Aptos"/>
         </w:rPr>
         <w:fldChar w:fldCharType="separate"/>
+      </w:r>
+      <w:r>
+        <w:t xml:space="preserve">Taula </w:t>
+      </w:r>
+      <w:r>
+        <w:rPr>
+          <w:noProof/>
+        </w:rPr>
+        <w:t>3</w:t>
       </w:r>
       <w:r>
         <w:rPr>
@@ -19811,7 +20264,7 @@
         <w:keepNext/>
         <w:spacing w:after="240"/>
       </w:pPr>
-      <w:bookmarkStart w:id="53" w:name="_Ref230281213"/>
+      <w:bookmarkStart w:id="55" w:name="_Ref230281213"/>
       <w:r>
         <w:t xml:space="preserve">Taula </w:t>
       </w:r>
@@ -19823,7 +20276,7 @@
           <w:t>3</w:t>
         </w:r>
       </w:fldSimple>
-      <w:bookmarkEnd w:id="53"/>
+      <w:bookmarkEnd w:id="55"/>
       <w:r>
         <w:t xml:space="preserve">: </w:t>
       </w:r>
@@ -21006,19 +21459,22 @@
     </w:p>
     <w:p>
       <w:pPr>
-        <w:pStyle w:val="Ttulo3"/>
-        <w:rPr>
-          <w:rFonts w:eastAsia="Aptos"/>
-        </w:rPr>
-      </w:pPr>
-      <w:bookmarkStart w:id="54" w:name="_Toc231151522"/>
-      <w:r>
-        <w:rPr>
-          <w:rFonts w:eastAsia="Aptos"/>
+        <w:rPr>
+          <w:rFonts w:eastAsia="Aptos"/>
+          <w:b/>
+          <w:bCs/>
+        </w:rPr>
+      </w:pPr>
+      <w:bookmarkStart w:id="56" w:name="_Toc231408543"/>
+      <w:r>
+        <w:rPr>
+          <w:rFonts w:eastAsia="Aptos"/>
+          <w:b/>
+          <w:bCs/>
         </w:rPr>
         <w:t>Interpretació i connexió amb el logit</w:t>
       </w:r>
-      <w:bookmarkEnd w:id="54"/>
+      <w:bookmarkEnd w:id="56"/>
     </w:p>
     <w:p>
       <w:pPr>
@@ -21049,7 +21505,7 @@
                     </pic:cNvPicPr>
                   </pic:nvPicPr>
                   <pic:blipFill rotWithShape="1">
-                    <a:blip r:embed="rId28" cstate="print">
+                    <a:blip r:embed="rId27" cstate="print">
                       <a:extLst>
                         <a:ext uri="{28A0092B-C50C-407E-A947-70E740481C1C}">
                           <a14:useLocalDpi xmlns:a14="http://schemas.microsoft.com/office/drawing/2010/main" val="0"/>
@@ -21096,7 +21552,7 @@
           <w:iCs/>
         </w:rPr>
       </w:pPr>
-      <w:bookmarkStart w:id="55" w:name="_Ref230281624"/>
+      <w:bookmarkStart w:id="57" w:name="_Ref230281624"/>
       <w:r>
         <w:t xml:space="preserve">Gràfic </w:t>
       </w:r>
@@ -21108,7 +21564,7 @@
           <w:t>17</w:t>
         </w:r>
       </w:fldSimple>
-      <w:bookmarkEnd w:id="55"/>
+      <w:bookmarkEnd w:id="57"/>
       <w:r>
         <w:t xml:space="preserve">: </w:t>
       </w:r>
@@ -21168,7 +21624,7 @@
         <w:rPr>
           <w:noProof/>
         </w:rPr>
-        <w:t>16</w:t>
+        <w:t>17</w:t>
       </w:r>
       <w:r>
         <w:rPr>
@@ -21212,7 +21668,7 @@
         <w:rPr>
           <w:noProof/>
         </w:rPr>
-        <w:t>3</w:t>
+        <w:t>4</w:t>
       </w:r>
       <w:r>
         <w:rPr>
@@ -21233,7 +21689,7 @@
         <w:keepNext/>
         <w:spacing w:after="240"/>
       </w:pPr>
-      <w:bookmarkStart w:id="56" w:name="_Ref230281635"/>
+      <w:bookmarkStart w:id="58" w:name="_Ref230281635"/>
       <w:r>
         <w:lastRenderedPageBreak/>
         <w:t xml:space="preserve">Taula </w:t>
@@ -21246,7 +21702,7 @@
           <w:t>4</w:t>
         </w:r>
       </w:fldSimple>
-      <w:bookmarkEnd w:id="56"/>
+      <w:bookmarkEnd w:id="58"/>
       <w:r>
         <w:t xml:space="preserve">: </w:t>
       </w:r>
@@ -21966,13 +22422,13 @@
     </w:p>
     <w:p>
       <w:pPr>
-        <w:pStyle w:val="Ttulo2"/>
-      </w:pPr>
-      <w:bookmarkStart w:id="57" w:name="_Toc231151523"/>
+        <w:pStyle w:val="Ttulo3"/>
+      </w:pPr>
+      <w:bookmarkStart w:id="59" w:name="_Toc231408544"/>
       <w:r>
         <w:t>Síntesi del bloc explicatiu</w:t>
       </w:r>
-      <w:bookmarkEnd w:id="57"/>
+      <w:bookmarkEnd w:id="59"/>
     </w:p>
     <w:p>
       <w:pPr>
@@ -22073,22 +22529,29 @@
           <w:rFonts w:eastAsia="Aptos"/>
           <w:lang w:eastAsia="en-US"/>
         </w:rPr>
-        <w:t>L'únic punt de discrepància és la substitució per IA, significativa al logit però no al SEM. Com s'ha discutit, aquesta divergència és metodològica i no invalida cap dels dos models.</w:t>
-      </w:r>
-    </w:p>
-    <w:p>
-      <w:pPr>
-        <w:rPr>
-          <w:rFonts w:eastAsia="Aptos"/>
-          <w:lang w:eastAsia="en-US"/>
-        </w:rPr>
-      </w:pPr>
-      <w:r>
-        <w:rPr>
-          <w:rFonts w:eastAsia="Aptos"/>
-          <w:lang w:eastAsia="en-US"/>
-        </w:rPr>
-        <w:t xml:space="preserve">Aquests resultats, però, es basen exclusivament en l'anàlisi de relacions estadístiques. El bloc predictiu que segueix té un objectiu diferent: construir models que identifiquin nous estudiants en risc d'absentisme a partir de les mateixes variables. Els SHAP values d'aquests models </w:t>
+        <w:t>L</w:t>
+      </w:r>
+      <w:r>
+        <w:rPr>
+          <w:rFonts w:eastAsia="Aptos"/>
+          <w:lang w:eastAsia="en-US"/>
+        </w:rPr>
+        <w:t>'única variable que no resulta significativa és la substitució per IA (β = 0,004, p = 0,952). Això contrasta amb el logit, on IA_SUBST sí que era significativa. La discrepància s'explica perquè el SEM modela el constructe IA_SUBSTITUCIO agregant IA_SUBST, IA_ATENC i IA_CONF, i aquesta agregació dilueix el senyal específic que feia significativa IA_SUBST en solitari</w:t>
+      </w:r>
+    </w:p>
+    <w:p>
+      <w:pPr>
+        <w:rPr>
+          <w:rFonts w:eastAsia="Aptos"/>
+          <w:lang w:eastAsia="en-US"/>
+        </w:rPr>
+      </w:pPr>
+      <w:r>
+        <w:rPr>
+          <w:rFonts w:eastAsia="Aptos"/>
+          <w:lang w:eastAsia="en-US"/>
+        </w:rPr>
+        <w:t xml:space="preserve">Aquests resultats, però, es basen exclusivament en l'anàlisi de relacions estadístiques. El bloc predictiu que segueix té un objectiu diferent: construir models que identifiquin nous estudiants </w:t>
       </w:r>
       <w:r>
         <w:rPr>
@@ -22096,7 +22559,7 @@
           <w:lang w:eastAsia="en-US"/>
         </w:rPr>
         <w:lastRenderedPageBreak/>
-        <w:t>permetran verificar si les variables que el logit i el SEM identifiquen com a rellevants ho continuen sent quan l'únic criteri és la capacitat de generalització</w:t>
+        <w:t>en risc d'absentisme a partir de les mateixes variables. Els SHAP values d'aquests models permetran verificar si les variables que el logit i el SEM identifiquen com a rellevants ho continuen sent quan l'únic criteri és la capacitat de generalització</w:t>
       </w:r>
       <w:r>
         <w:rPr>
@@ -22129,22 +22592,22 @@
       <w:pPr>
         <w:pStyle w:val="Ttulo2"/>
       </w:pPr>
-      <w:bookmarkStart w:id="58" w:name="_Toc231151524"/>
+      <w:bookmarkStart w:id="60" w:name="_Toc231408545"/>
       <w:r>
         <w:lastRenderedPageBreak/>
         <w:t>Models predictius</w:t>
       </w:r>
-      <w:bookmarkEnd w:id="58"/>
+      <w:bookmarkEnd w:id="60"/>
     </w:p>
     <w:p>
       <w:pPr>
         <w:pStyle w:val="Ttulo3"/>
       </w:pPr>
-      <w:bookmarkStart w:id="59" w:name="_Toc231151525"/>
+      <w:bookmarkStart w:id="61" w:name="_Toc231408546"/>
       <w:r>
         <w:t>Model logístic</w:t>
       </w:r>
-      <w:bookmarkEnd w:id="59"/>
+      <w:bookmarkEnd w:id="61"/>
     </w:p>
     <w:p>
       <w:pPr>
@@ -23369,7 +23832,7 @@
         <w:rPr>
           <w:noProof/>
         </w:rPr>
-        <w:t>13</w:t>
+        <w:t>14</w:t>
       </w:r>
       <w:r>
         <w:rPr>
@@ -23414,7 +23877,7 @@
                     </pic:cNvPicPr>
                   </pic:nvPicPr>
                   <pic:blipFill rotWithShape="1">
-                    <a:blip r:embed="rId29" cstate="print">
+                    <a:blip r:embed="rId28" cstate="print">
                       <a:extLst>
                         <a:ext uri="{28A0092B-C50C-407E-A947-70E740481C1C}">
                           <a14:useLocalDpi xmlns:a14="http://schemas.microsoft.com/office/drawing/2010/main" val="0"/>
@@ -23545,7 +24008,7 @@
         <w:rPr>
           <w:noProof/>
         </w:rPr>
-        <w:t>12</w:t>
+        <w:t>13</w:t>
       </w:r>
       <w:r>
         <w:rPr>
@@ -23570,41 +24033,8 @@
         <w:rPr>
           <w:lang w:eastAsia="en-US"/>
         </w:rPr>
-        <w:t>El recall en test (0</w:t>
-      </w:r>
-      <w:r>
-        <w:rPr>
-          <w:lang w:eastAsia="en-US"/>
-        </w:rPr>
-        <w:t>,</w:t>
-      </w:r>
-      <w:r>
-        <w:rPr>
-          <w:lang w:eastAsia="en-US"/>
-        </w:rPr>
-        <w:t>488) no assoleix el mínim de 0</w:t>
-      </w:r>
-      <w:r>
-        <w:rPr>
-          <w:lang w:eastAsia="en-US"/>
-        </w:rPr>
-        <w:t>,</w:t>
-      </w:r>
-      <w:r>
-        <w:rPr>
-          <w:lang w:eastAsia="en-US"/>
-        </w:rPr>
-        <w:t>60 establert durant el calibratge, cosa que és una limitació de la mida mostral: el llindar s'ha estimat sobre 274 observacions i la seva transferència a un test de 68 no és perfecta.</w:t>
-      </w:r>
-    </w:p>
-    <w:p>
-      <w:pPr>
-        <w:spacing w:after="0" w:line="240" w:lineRule="auto"/>
-        <w:jc w:val="left"/>
-        <w:rPr>
-          <w:lang w:eastAsia="en-US"/>
-        </w:rPr>
-      </w:pPr>
+        <w:t>El recall en test (0,488) no assoleix el mínim de 0,60 establert durant el calibratge, cosa que és una limitació de la mida mostral: el llindar s'ha estimat sobre 274 observacions i la seva transferència a un test de 68 no és perfecta. Aquesta limitació motiva la incorporació del Random Forest com a model alternatiu: un algorisme basat en arbres pot capturar relacions no lineals i interaccions entre variables sense necessitat d'especificar-les explícitament, cosa que pot traduir-se en una millor detecció dels estudiants irregulars — és a dir, en un recall més alt — sense sacrificar la precisió.</w:t>
+      </w:r>
       <w:r>
         <w:rPr>
           <w:lang w:eastAsia="en-US"/>
@@ -23616,12 +24046,12 @@
       <w:pPr>
         <w:pStyle w:val="Ttulo3"/>
       </w:pPr>
-      <w:bookmarkStart w:id="60" w:name="_Toc231151526"/>
+      <w:bookmarkStart w:id="62" w:name="_Toc231408547"/>
       <w:r>
         <w:lastRenderedPageBreak/>
         <w:t>Random Forest</w:t>
       </w:r>
-      <w:bookmarkEnd w:id="60"/>
+      <w:bookmarkEnd w:id="62"/>
     </w:p>
     <w:p>
       <w:pPr>
@@ -24422,7 +24852,7 @@
         <w:rPr>
           <w:noProof/>
         </w:rPr>
-        <w:t>14</w:t>
+        <w:t>15</w:t>
       </w:r>
       <w:r>
         <w:rPr>
@@ -24579,7 +25009,7 @@
                     </pic:cNvPicPr>
                   </pic:nvPicPr>
                   <pic:blipFill rotWithShape="1">
-                    <a:blip r:embed="rId30" cstate="print">
+                    <a:blip r:embed="rId29" cstate="print">
                       <a:extLst>
                         <a:ext uri="{28A0092B-C50C-407E-A947-70E740481C1C}">
                           <a14:useLocalDpi xmlns:a14="http://schemas.microsoft.com/office/drawing/2010/main" val="0"/>
@@ -24689,7 +25119,7 @@
                     </pic:cNvPicPr>
                   </pic:nvPicPr>
                   <pic:blipFill rotWithShape="1">
-                    <a:blip r:embed="rId31" cstate="print">
+                    <a:blip r:embed="rId30" cstate="print">
                       <a:extLst>
                         <a:ext uri="{28A0092B-C50C-407E-A947-70E740481C1C}">
                           <a14:useLocalDpi xmlns:a14="http://schemas.microsoft.com/office/drawing/2010/main" val="0"/>
@@ -24735,7 +25165,7 @@
           <w:lang w:eastAsia="en-US"/>
         </w:rPr>
       </w:pPr>
-      <w:bookmarkStart w:id="61" w:name="_Ref231141188"/>
+      <w:bookmarkStart w:id="63" w:name="_Ref231141188"/>
       <w:r>
         <w:t xml:space="preserve">Gràfic </w:t>
       </w:r>
@@ -24747,7 +25177,7 @@
           <w:t>20</w:t>
         </w:r>
       </w:fldSimple>
-      <w:bookmarkEnd w:id="61"/>
+      <w:bookmarkEnd w:id="63"/>
       <w:r>
         <w:t>: Beeswarm RF-A</w:t>
       </w:r>
@@ -24801,7 +25231,7 @@
         <w:rPr>
           <w:noProof/>
         </w:rPr>
-        <w:t>10</w:t>
+        <w:t>20</w:t>
       </w:r>
       <w:r>
         <w:rPr>
@@ -24819,55 +25249,20 @@
         <w:rPr>
           <w:lang w:eastAsia="en-US"/>
         </w:rPr>
-        <w:t>cal tenir present que cada punt és una observació, la posició horitzontal indica la contribució de la variable a la predicció (esquerra = empeny cap a irregular; dreta = cap a regular), i el color reflecteix el valor de la variable (blau = valor baix, vermell = valor alt). MOT_DESMOTIVACIO mostra un núvol ample desplaçat cap a l'esquerra, amb alguns punts que s'allunyen fins a −0,30: valors alts de desmotivació generen els efectes més forts cap a la irregularitat de tot el model. MOT_AUTOGESTIO té una distribució concentrada a la dreta de zero on els valors alts</w:t>
-      </w:r>
-      <w:r>
-        <w:rPr>
-          <w:lang w:eastAsia="en-US"/>
-        </w:rPr>
-        <w:t xml:space="preserve">, </w:t>
-      </w:r>
-      <w:r>
-        <w:rPr>
-          <w:lang w:eastAsia="en-US"/>
-        </w:rPr>
-        <w:t xml:space="preserve">és a dir, </w:t>
-      </w:r>
-      <w:r>
-        <w:rPr>
-          <w:lang w:eastAsia="en-US"/>
-        </w:rPr>
-        <w:t>tenir la percepció de</w:t>
-      </w:r>
-      <w:r>
-        <w:rPr>
-          <w:lang w:eastAsia="en-US"/>
-        </w:rPr>
-        <w:t xml:space="preserve"> que </w:t>
-      </w:r>
-      <w:r>
-        <w:rPr>
-          <w:lang w:eastAsia="en-US"/>
-        </w:rPr>
-        <w:t>aprens</w:t>
-      </w:r>
-      <w:r>
-        <w:rPr>
-          <w:lang w:eastAsia="en-US"/>
-        </w:rPr>
-        <w:t xml:space="preserve"> millor de manera autònoma que assistint a classe</w:t>
-      </w:r>
-      <w:r>
-        <w:rPr>
-          <w:lang w:eastAsia="en-US"/>
-        </w:rPr>
-        <w:t xml:space="preserve">, empeny </w:t>
-      </w:r>
-      <w:r>
-        <w:rPr>
-          <w:lang w:eastAsia="en-US"/>
-        </w:rPr>
-        <w:t xml:space="preserve">cap a la irregularitat. </w:t>
+        <w:t xml:space="preserve">cal tenir present que cada punt és una observació, la posició horitzontal indica la contribució de la variable a la predicció (esquerra = empeny cap a irregular; dreta = cap a regular), i el color reflecteix el valor de la variable (blau = valor baix, vermell = valor alt). MOT_DESMOTIVACIO mostra un núvol ample desplaçat cap a l'esquerra, amb alguns punts que s'allunyen fins a −0,30: valors alts de desmotivació generen els efectes més forts cap a la irregularitat de tot el model. </w:t>
+      </w:r>
+    </w:p>
+    <w:p>
+      <w:pPr>
+        <w:rPr>
+          <w:lang w:eastAsia="en-US"/>
+        </w:rPr>
+      </w:pPr>
+      <w:r>
+        <w:rPr>
+          <w:lang w:eastAsia="en-US"/>
+        </w:rPr>
+        <w:t>MOT_AUTOGESTIO té una distribució concentrada a la dreta de zero: valors alts d'aquesta variable, és a dir, la percepció que s'aprèn millor de manera autònoma que assistint a classe, empeny cap a la irregularitat. Val la pena recordar que MOT_AUTOGESTIO no apareix al model logístic explicatiu — el BIC l'elimina quan s'incorpora IA_SUBST_num, perquè part del seu efecte queda absorbit per aquesta variable. El Random Forest, en canvi, no està subjecte a cap criteri de parsimònia i pot recuperar la contribució independent de MOT_AUTOGESTIO: el fet que sigui el segon predictor en importància SHAP, per davant fins i tot de IA_SUBST_num, suggereix que la preferència per l'aprenentatge autònom és un factor amb entitat pròpia que el logit infravalora per construcció.</w:t>
       </w:r>
     </w:p>
     <w:p>
@@ -24959,7 +25354,7 @@
         <w:rPr>
           <w:noProof/>
         </w:rPr>
-        <w:t>15</w:t>
+        <w:t>16</w:t>
       </w:r>
       <w:r>
         <w:rPr>
@@ -25212,6 +25607,7 @@
               <w:rPr>
                 <w:rFonts w:eastAsia="Aptos"/>
               </w:rPr>
+              <w:lastRenderedPageBreak/>
               <w:t>EST_AVALUACIO_AC</w:t>
             </w:r>
           </w:p>
@@ -25656,14 +26052,7 @@
         <w:rPr>
           <w:lang w:eastAsia="en-US"/>
         </w:rPr>
-        <w:t xml:space="preserve">En general hi ha una consistència notable entre els dos models: MOT_DESMOTIVACIO, EST_AVALUACIO_AC, IA_SUBST_num, CURS_1R_num i NOTA_num coincideixen en la direcció </w:t>
-      </w:r>
-      <w:r>
-        <w:rPr>
-          <w:lang w:eastAsia="en-US"/>
-        </w:rPr>
-        <w:lastRenderedPageBreak/>
-        <w:t>de l'efecte, cosa que reforça la robustesa d'aquestes associacions més enllà de l'especificació concreta del model. L'única excepció és MOT_FORCA_MAJOR, que en el logit apuntava lleugerament cap a la regularitat però al SHAP mostra un efecte massa petit per extreure'n</w:t>
+        <w:t>En general hi ha una consistència notable entre els dos models: MOT_DESMOTIVACIO, EST_AVALUACIO_AC, IA_SUBST_num, CURS_1R_num i NOTA_num coincideixen en la direcció de l'efecte, cosa que reforça la robustesa d'aquestes associacions més enllà de l'especificació concreta del model. L'única excepció és MOT_FORCA_MAJOR, que en el logit apuntava lleugerament cap a la regularitat però al SHAP mostra un efecte massa petit per extreure'n</w:t>
       </w:r>
       <w:r>
         <w:rPr>
@@ -25697,24 +26086,24 @@
       <w:pPr>
         <w:pStyle w:val="Ttulo3"/>
       </w:pPr>
+      <w:bookmarkStart w:id="64" w:name="_Toc231408548"/>
       <w:r>
         <w:lastRenderedPageBreak/>
         <w:t>XGBoost</w:t>
       </w:r>
-    </w:p>
-    <w:p>
-      <w:pPr>
-        <w:keepNext/>
-        <w:spacing w:before="240"/>
-        <w:rPr>
-          <w:lang w:eastAsia="en-US"/>
-        </w:rPr>
-      </w:pPr>
-      <w:r>
-        <w:rPr>
-          <w:lang w:eastAsia="en-US"/>
-        </w:rPr>
-        <w:t xml:space="preserve">El XGBoost obté un AUC de 0,855 sobre el conjunt de test, una </w:t>
+      <w:bookmarkEnd w:id="64"/>
+    </w:p>
+    <w:p>
+      <w:pPr>
+        <w:rPr>
+          <w:lang w:eastAsia="en-US"/>
+        </w:rPr>
+      </w:pPr>
+      <w:r>
+        <w:rPr>
+          <w:lang w:eastAsia="en-US"/>
+        </w:rPr>
+        <w:t xml:space="preserve">El XGBoost obté un AUC de 0,871 sobre el conjunt de test, per sota del RF-A (0,892) però per sobre del logit predictiu (0,856). Pel que fa a la resta de mètriques, se situa en una posició intermèdia: </w:t>
       </w:r>
       <w:r>
         <w:rPr>
@@ -25728,7 +26117,7 @@
         <w:rPr>
           <w:lang w:eastAsia="en-US"/>
         </w:rPr>
-        <w:t xml:space="preserve"> del 73,5%, un F1 de 0,743 i una </w:t>
+        <w:t xml:space="preserve"> del 73,5%, F1 de 0,735 i </w:t>
       </w:r>
       <w:r>
         <w:rPr>
@@ -25736,13 +26125,48 @@
           <w:iCs/>
           <w:lang w:eastAsia="en-US"/>
         </w:rPr>
-        <w:t xml:space="preserve">balanced accuracy </w:t>
-      </w:r>
-      <w:r>
-        <w:rPr>
-          <w:lang w:eastAsia="en-US"/>
-        </w:rPr>
-        <w:t>del 76,2%. En la matriu de confusió, classifica correctament 24 irregulars i 26 regulars, cometent 15 falsos negatius i 3 falsos positius.</w:t>
+        <w:t>balanced accuracy</w:t>
+      </w:r>
+      <w:r>
+        <w:rPr>
+          <w:lang w:eastAsia="en-US"/>
+        </w:rPr>
+        <w:t xml:space="preserve"> del 76,8%.</w:t>
+      </w:r>
+      <w:r>
+        <w:rPr>
+          <w:lang w:eastAsia="en-US"/>
+        </w:rPr>
+        <w:t xml:space="preserve"> </w:t>
+      </w:r>
+    </w:p>
+    <w:p>
+      <w:pPr>
+        <w:rPr>
+          <w:bCs/>
+          <w:i/>
+          <w:lang w:eastAsia="en-US"/>
+        </w:rPr>
+      </w:pPr>
+      <w:r>
+        <w:rPr>
+          <w:lang w:eastAsia="en-US"/>
+        </w:rPr>
+        <w:t xml:space="preserve">Un aspecte destacable és que pràcticament no hi ha </w:t>
+      </w:r>
+      <w:r>
+        <w:rPr>
+          <w:i/>
+          <w:iCs/>
+          <w:lang w:eastAsia="en-US"/>
+        </w:rPr>
+        <w:t>overfitting</w:t>
+      </w:r>
+      <w:r>
+        <w:rPr>
+          <w:lang w:eastAsia="en-US"/>
+        </w:rPr>
+        <w:t>: l'AUC de train in-sample és 0,806 i el de test 0,871, una diferència positiva que indica bona generalització. Això és en part conseqüència de la regularització aplicada — max_depth = 2 i lambda = 3,0 limiten de forma efectiva la complexitat dels arbres — i del nombre d'arbres reduït (31), que evita que el model s'ajusti massa al soroll del train.</w:t>
       </w:r>
     </w:p>
     <w:p>
@@ -25992,7 +26416,7 @@
               <w:rPr>
                 <w:rFonts w:eastAsia="Aptos"/>
               </w:rPr>
-              <w:t>0,856</w:t>
+              <w:t>0,676</w:t>
             </w:r>
           </w:p>
         </w:tc>
@@ -26431,7 +26855,13 @@
               <w:rPr>
                 <w:rFonts w:eastAsia="Aptos"/>
               </w:rPr>
-              <w:t>0,855</w:t>
+              <w:t>0,8</w:t>
+            </w:r>
+            <w:r>
+              <w:rPr>
+                <w:rFonts w:eastAsia="Aptos"/>
+              </w:rPr>
+              <w:t>71</w:t>
             </w:r>
           </w:p>
         </w:tc>
@@ -26475,7 +26905,13 @@
               <w:rPr>
                 <w:rFonts w:eastAsia="Aptos"/>
               </w:rPr>
-              <w:t>0,897</w:t>
+              <w:t>0,</w:t>
+            </w:r>
+            <w:r>
+              <w:rPr>
+                <w:rFonts w:eastAsia="Aptos"/>
+              </w:rPr>
+              <w:t>926</w:t>
             </w:r>
           </w:p>
         </w:tc>
@@ -26496,7 +26932,13 @@
               <w:rPr>
                 <w:rFonts w:eastAsia="Aptos"/>
               </w:rPr>
-              <w:t>0,634</w:t>
+              <w:t>0,6</w:t>
+            </w:r>
+            <w:r>
+              <w:rPr>
+                <w:rFonts w:eastAsia="Aptos"/>
+              </w:rPr>
+              <w:t>10</w:t>
             </w:r>
           </w:p>
         </w:tc>
@@ -26517,7 +26959,13 @@
               <w:rPr>
                 <w:rFonts w:eastAsia="Aptos"/>
               </w:rPr>
-              <w:t>0,743</w:t>
+              <w:t>0,7</w:t>
+            </w:r>
+            <w:r>
+              <w:rPr>
+                <w:rFonts w:eastAsia="Aptos"/>
+              </w:rPr>
+              <w:t>35</w:t>
             </w:r>
           </w:p>
         </w:tc>
@@ -26538,7 +26986,13 @@
               <w:rPr>
                 <w:rFonts w:eastAsia="Aptos"/>
               </w:rPr>
-              <w:t>0,762</w:t>
+              <w:t>0,7</w:t>
+            </w:r>
+            <w:r>
+              <w:rPr>
+                <w:rFonts w:eastAsia="Aptos"/>
+              </w:rPr>
+              <w:t>68</w:t>
             </w:r>
           </w:p>
         </w:tc>
@@ -26547,16 +27001,16 @@
     <w:p>
       <w:pPr>
         <w:keepNext/>
-        <w:spacing w:before="240"/>
-        <w:rPr>
-          <w:lang w:eastAsia="en-US"/>
-        </w:rPr>
-      </w:pPr>
-      <w:r>
-        <w:rPr>
-          <w:lang w:eastAsia="en-US"/>
-        </w:rPr>
-        <w:t xml:space="preserve">El XGBoost se situa en una posició intermèdia: millora clarament el logit i el RF-B en totes les mètriques, però queda per sota del RF-A. Un aspecte destacable és que pràcticament no hi ha </w:t>
+        <w:spacing w:before="240" w:after="0"/>
+        <w:rPr>
+          <w:lang w:eastAsia="en-US"/>
+        </w:rPr>
+      </w:pPr>
+      <w:r>
+        <w:rPr>
+          <w:lang w:eastAsia="en-US"/>
+        </w:rPr>
+        <w:t>El RF-A segueix sent el millor model en totes les mètriques rellevants. El XGBoost no l'aconsegueix superar tot i tenir més capacitat d'expressió — un resultat esperable amb una mostra de 274 observacions de train, que no permet que el boosting desplegui tot el seu potencial. A més, que la regularització hagi de ser tan forta per evitar l'</w:t>
       </w:r>
       <w:r>
         <w:rPr>
@@ -26564,32 +27018,31 @@
           <w:iCs/>
           <w:lang w:eastAsia="en-US"/>
         </w:rPr>
-        <w:t>overfitting</w:t>
-      </w:r>
-      <w:r>
-        <w:rPr>
-          <w:lang w:eastAsia="en-US"/>
-        </w:rPr>
-        <w:t xml:space="preserve">: l'AUC de </w:t>
-      </w:r>
-      <w:r>
-        <w:rPr>
-          <w:i/>
-          <w:iCs/>
-          <w:lang w:eastAsia="en-US"/>
-        </w:rPr>
-        <w:t>train in-sample</w:t>
-      </w:r>
-      <w:r>
-        <w:rPr>
-          <w:lang w:eastAsia="en-US"/>
-        </w:rPr>
-        <w:t xml:space="preserve"> és 0,812 i el de test 0,855, una diferència mínima que indica bona generalització. Això és en part conseqüència de la regularització forta que s'ha aplicat (gamma = 2,0, lambda = 1,0, alpha = 1,0), que limita la complexitat dels arbres.</w:t>
+        <w:t xml:space="preserve">overfitting </w:t>
+      </w:r>
+      <w:r>
+        <w:rPr>
+          <w:lang w:eastAsia="en-US"/>
+        </w:rPr>
+        <w:t xml:space="preserve">és en si mateix un senyal que les relacions entre variables i </w:t>
+      </w:r>
+      <w:r>
+        <w:rPr>
+          <w:lang w:eastAsia="en-US"/>
+        </w:rPr>
+        <w:t>l’</w:t>
+      </w:r>
+      <w:r>
+        <w:rPr>
+          <w:lang w:eastAsia="en-US"/>
+        </w:rPr>
+        <w:t>assistència no són prou complexes com per justificar un model d'aquesta flexibilitat.</w:t>
       </w:r>
     </w:p>
     <w:p>
       <w:pPr>
         <w:keepNext/>
+        <w:spacing w:after="0"/>
         <w:rPr>
           <w:b/>
           <w:bCs/>
@@ -26610,17 +27063,24 @@
         <w:keepNext/>
         <w:spacing w:after="0"/>
         <w:jc w:val="center"/>
-      </w:pPr>
-      <w:r>
-        <w:rPr>
+        <w:rPr>
+          <w:b/>
+          <w:bCs/>
+          <w:lang w:eastAsia="en-US"/>
+        </w:rPr>
+      </w:pPr>
+      <w:r>
+        <w:rPr>
+          <w:b/>
+          <w:bCs/>
           <w:noProof/>
           <w:lang w:eastAsia="en-US"/>
         </w:rPr>
         <w:drawing>
-          <wp:inline distT="0" distB="0" distL="0" distR="0" wp14:anchorId="717C8229" wp14:editId="07A38335">
-            <wp:extent cx="3898900" cy="2886115"/>
-            <wp:effectExtent l="0" t="0" r="6350" b="9525"/>
-            <wp:docPr id="1216457792" name="Imagen 6"/>
+          <wp:inline distT="0" distB="0" distL="0" distR="0" wp14:anchorId="7ACC0E58" wp14:editId="513DD5C7">
+            <wp:extent cx="3190875" cy="2340554"/>
+            <wp:effectExtent l="0" t="0" r="0" b="3175"/>
+            <wp:docPr id="1414813098" name="Imagen 6"/>
             <wp:cNvGraphicFramePr>
               <a:graphicFrameLocks xmlns:a="http://schemas.openxmlformats.org/drawingml/2006/main" noChangeAspect="1"/>
             </wp:cNvGraphicFramePr>
@@ -26634,14 +27094,14 @@
                     </pic:cNvPicPr>
                   </pic:nvPicPr>
                   <pic:blipFill rotWithShape="1">
-                    <a:blip r:embed="rId32" cstate="print">
+                    <a:blip r:embed="rId31" cstate="print">
                       <a:extLst>
                         <a:ext uri="{28A0092B-C50C-407E-A947-70E740481C1C}">
                           <a14:useLocalDpi xmlns:a14="http://schemas.microsoft.com/office/drawing/2010/main" val="0"/>
                         </a:ext>
                       </a:extLst>
                     </a:blip>
-                    <a:srcRect t="7467"/>
+                    <a:srcRect t="8308"/>
                     <a:stretch>
                       <a:fillRect/>
                     </a:stretch>
@@ -26649,7 +27109,7 @@
                   <pic:spPr bwMode="auto">
                     <a:xfrm>
                       <a:off x="0" y="0"/>
-                      <a:ext cx="3900225" cy="2887096"/>
+                      <a:ext cx="3271924" cy="2400005"/>
                     </a:xfrm>
                     <a:prstGeom prst="rect">
                       <a:avLst/>
@@ -26674,10 +27134,8 @@
     <w:p>
       <w:pPr>
         <w:pStyle w:val="Descripcin"/>
+        <w:spacing w:after="240"/>
         <w:jc w:val="center"/>
-        <w:rPr>
-          <w:lang w:eastAsia="en-US"/>
-        </w:rPr>
       </w:pPr>
       <w:r>
         <w:t xml:space="preserve">Gràfic </w:t>
@@ -26696,6 +27154,50 @@
     </w:p>
     <w:p>
       <w:pPr>
+        <w:rPr>
+          <w:lang w:eastAsia="en-US"/>
+        </w:rPr>
+      </w:pPr>
+      <w:r>
+        <w:rPr>
+          <w:lang w:eastAsia="en-US"/>
+        </w:rPr>
+        <w:lastRenderedPageBreak/>
+        <w:t>Val a dir que IA_ATENC_num apareix amb un SHAP mitjà de 0,005 — una magnitud petita, però que no era observable ni al RF-A ni al logit on estava agregada dins el factor IA_SUBSTITUCIO. Que el XGBoost li assigni un efecte propi suggereix que deixar de prestar atenció a classe per confiar que la IA ho explicarà pot tenir una incidència independent sobre l'assistència, més enllà del que ja capturava IA_SUBST.</w:t>
+      </w:r>
+    </w:p>
+    <w:p>
+      <w:pPr>
+        <w:rPr>
+          <w:lang w:eastAsia="en-US"/>
+        </w:rPr>
+      </w:pPr>
+      <w:r>
+        <w:rPr>
+          <w:lang w:eastAsia="en-US"/>
+        </w:rPr>
+        <w:t>La consistència entre els tres models — logit, RF-A i XGBoost — en el rànquing de variables principals reforça la robustesa dels resultats: independentment del model i de l'especificació, les mateixes dimensions (desmotivació pedagògica, autogestió percebuda, ús substitutiu de la IA i avaluació continuada) emergeixen sistemàticament com els factors centrals de l'absentisme.</w:t>
+      </w:r>
+      <w:r>
+        <w:rPr>
+          <w:lang w:eastAsia="en-US"/>
+        </w:rPr>
+        <w:br w:type="page"/>
+      </w:r>
+    </w:p>
+    <w:p>
+      <w:pPr>
+        <w:pStyle w:val="Ttulo3"/>
+      </w:pPr>
+      <w:bookmarkStart w:id="65" w:name="_Toc231408549"/>
+      <w:r>
+        <w:lastRenderedPageBreak/>
+        <w:t>Support Vector Machine (SVM)</w:t>
+      </w:r>
+      <w:bookmarkEnd w:id="65"/>
+    </w:p>
+    <w:p>
+      <w:pPr>
         <w:keepNext/>
         <w:spacing w:before="240"/>
         <w:rPr>
@@ -26706,97 +27208,6 @@
         <w:rPr>
           <w:lang w:eastAsia="en-US"/>
         </w:rPr>
-        <w:t xml:space="preserve">El rànquing SHAP del XGBoost és molt consistent amb el del RF-A. MOT_AUTOGESTIO (SHAP mitjà: 0,239) i MOT_DESMOTIVACIO (0,226) encapçalen la llista, seguides de </w:t>
-      </w:r>
-      <w:r>
-        <w:rPr>
-          <w:lang w:eastAsia="en-US"/>
-        </w:rPr>
-        <w:lastRenderedPageBreak/>
-        <w:t xml:space="preserve">MOT_FORCA_MAJOR (0,145), IA_SUBST (0,135) i IA_EINA_ESTUDI (0,130). EST_AVALUACIO_AC i NOTA_num continuen sent rellevants, mentre que les variables d'estratègies docents (EST_TEMPS_CLASSE, EST_QUALITAT_DOC, EST_GRUPS_REDUITS) apareixen al final amb importàncies molt baixes, confirmant de nou que no aporten capacitat predictiva. </w:t>
-      </w:r>
-      <w:r>
-        <w:rPr>
-          <w:lang w:eastAsia="en-US"/>
-        </w:rPr>
-        <w:t>Cal destacar que IA_ATENC (0,050) apareix com a variable rellevant en aquest model, cosa que no era possible observar al RF-A ni al logit on estava agregada dins el factor IA_SUBSTITUCIO. El fet que el XGBoost li assigni un SHAP mitjà de 0,05 suggereix que deixar d'atendre a classe per confiar que la IA ho explicarà té un efecte propi sobre l'assistència, més enllà del que ja capturava IA_SUBST.</w:t>
-      </w:r>
-    </w:p>
-    <w:p>
-      <w:pPr>
-        <w:keepNext/>
-        <w:spacing w:before="240"/>
-        <w:rPr>
-          <w:lang w:eastAsia="en-US"/>
-        </w:rPr>
-      </w:pPr>
-      <w:r>
-        <w:rPr>
-          <w:lang w:eastAsia="en-US"/>
-        </w:rPr>
-        <w:t>La consistència entre els tres models —</w:t>
-      </w:r>
-      <w:r>
-        <w:rPr>
-          <w:lang w:eastAsia="en-US"/>
-        </w:rPr>
-        <w:t xml:space="preserve"> </w:t>
-      </w:r>
-      <w:r>
-        <w:rPr>
-          <w:lang w:eastAsia="en-US"/>
-        </w:rPr>
-        <w:t>logit, RF-A i XGBoost</w:t>
-      </w:r>
-      <w:r>
-        <w:rPr>
-          <w:lang w:eastAsia="en-US"/>
-        </w:rPr>
-        <w:t xml:space="preserve"> </w:t>
-      </w:r>
-      <w:r>
-        <w:rPr>
-          <w:lang w:eastAsia="en-US"/>
-        </w:rPr>
-        <w:t>— en el rànquing de variables principals reforça la robustesa dels resultats: independentment del model i de l'especificació, les mateixes dimensions (desmotivació, autogestió percebuda, ús substitutiu de la IA i avaluació continuada) emergeixen sistemàticament com els factors explicatius centrals de l'absentisme.</w:t>
-      </w:r>
-    </w:p>
-    <w:p>
-      <w:pPr>
-        <w:spacing w:after="0" w:line="240" w:lineRule="auto"/>
-        <w:jc w:val="left"/>
-        <w:rPr>
-          <w:lang w:eastAsia="en-US"/>
-        </w:rPr>
-      </w:pPr>
-      <w:r>
-        <w:rPr>
-          <w:lang w:eastAsia="en-US"/>
-        </w:rPr>
-        <w:br w:type="page"/>
-      </w:r>
-    </w:p>
-    <w:p>
-      <w:pPr>
-        <w:pStyle w:val="Ttulo3"/>
-      </w:pPr>
-      <w:r>
-        <w:lastRenderedPageBreak/>
-        <w:t>Support Vector Machine (SVM)</w:t>
-      </w:r>
-    </w:p>
-    <w:p>
-      <w:pPr>
-        <w:keepNext/>
-        <w:spacing w:before="240"/>
-        <w:rPr>
-          <w:lang w:eastAsia="en-US"/>
-        </w:rPr>
-      </w:pPr>
-      <w:r>
-        <w:rPr>
-          <w:lang w:eastAsia="en-US"/>
-        </w:rPr>
         <w:t xml:space="preserve">El SVM obté un AUC de 0,849 sobre el conjunt de test, una </w:t>
       </w:r>
       <w:r>
@@ -26825,33 +27236,34 @@
         <w:rPr>
           <w:lang w:eastAsia="en-US"/>
         </w:rPr>
-        <w:t xml:space="preserve"> del 74,9%. En la matriu de confusió, classifica correctament 24 irregulars i 25 regulars, cometent 16 falsos negatius i 3 falsos positius. Hi ha un </w:t>
-      </w:r>
-      <w:r>
-        <w:rPr>
-          <w:i/>
-          <w:iCs/>
-          <w:lang w:eastAsia="en-US"/>
-        </w:rPr>
-        <w:t>overfitting</w:t>
-      </w:r>
-      <w:r>
-        <w:rPr>
-          <w:lang w:eastAsia="en-US"/>
-        </w:rPr>
-        <w:t xml:space="preserve"> moderat (AUC train 0,871 vs test 0,849) però dins de marges raonables i sense </w:t>
-      </w:r>
-      <w:r>
-        <w:rPr>
-          <w:lang w:eastAsia="en-US"/>
-        </w:rPr>
-        <w:t>comprometre</w:t>
-      </w:r>
-      <w:r>
-        <w:rPr>
-          <w:lang w:eastAsia="en-US"/>
-        </w:rPr>
-        <w:t xml:space="preserve"> la validesa dels resultats.</w:t>
+        <w:t xml:space="preserve"> del 74,9%. En la matriu de confusió, classifica correctament 24 irregulars i 25 regulars, cometent 16 falsos negatius i 3 falsos positius. </w:t>
+      </w:r>
+      <w:r>
+        <w:rPr>
+          <w:lang w:eastAsia="en-US"/>
+        </w:rPr>
+        <w:t>A diferència del XGBoost, on l'AUC en test superava el de train, aquí sí que s'observa una lleugera caiguda (AUC train 0,871 vs test 0,849), cosa habitual en SVMs amb kernel RBF quan la frontera de decisió és complexa. La diferència és però de menys de 3 punts, dins de marges acceptables per a una mostra de 68 observacions de test.</w:t>
+      </w:r>
+    </w:p>
+    <w:p>
+      <w:pPr>
+        <w:pStyle w:val="Descripcin"/>
+        <w:keepNext/>
+        <w:spacing w:before="240" w:after="240"/>
+      </w:pPr>
+      <w:r>
+        <w:t xml:space="preserve">Taula </w:t>
+      </w:r>
+      <w:fldSimple w:instr=" SEQ Taula \* ARABIC ">
+        <w:r>
+          <w:rPr>
+            <w:noProof/>
+          </w:rPr>
+          <w:t>9</w:t>
+        </w:r>
+      </w:fldSimple>
+      <w:r>
+        <w:t>: Comparació de mètriques entre model logístic, Random Forest, XGBoost i SVM</w:t>
       </w:r>
     </w:p>
     <w:tbl>
@@ -27080,7 +27492,7 @@
               <w:rPr>
                 <w:rFonts w:eastAsia="Aptos"/>
               </w:rPr>
-              <w:t>0,856</w:t>
+              <w:t>0,676</w:t>
             </w:r>
           </w:p>
         </w:tc>
@@ -27519,7 +27931,13 @@
               <w:rPr>
                 <w:rFonts w:eastAsia="Aptos"/>
               </w:rPr>
-              <w:t>0,855</w:t>
+              <w:t>0,8</w:t>
+            </w:r>
+            <w:r>
+              <w:rPr>
+                <w:rFonts w:eastAsia="Aptos"/>
+              </w:rPr>
+              <w:t>71</w:t>
             </w:r>
           </w:p>
         </w:tc>
@@ -27563,7 +27981,13 @@
               <w:rPr>
                 <w:rFonts w:eastAsia="Aptos"/>
               </w:rPr>
-              <w:t>0,897</w:t>
+              <w:t>0,</w:t>
+            </w:r>
+            <w:r>
+              <w:rPr>
+                <w:rFonts w:eastAsia="Aptos"/>
+              </w:rPr>
+              <w:t>926</w:t>
             </w:r>
           </w:p>
         </w:tc>
@@ -27584,7 +28008,13 @@
               <w:rPr>
                 <w:rFonts w:eastAsia="Aptos"/>
               </w:rPr>
-              <w:t>0,634</w:t>
+              <w:t>0,6</w:t>
+            </w:r>
+            <w:r>
+              <w:rPr>
+                <w:rFonts w:eastAsia="Aptos"/>
+              </w:rPr>
+              <w:t>10</w:t>
             </w:r>
           </w:p>
         </w:tc>
@@ -27605,7 +28035,13 @@
               <w:rPr>
                 <w:rFonts w:eastAsia="Aptos"/>
               </w:rPr>
-              <w:t>0,743</w:t>
+              <w:t>0,7</w:t>
+            </w:r>
+            <w:r>
+              <w:rPr>
+                <w:rFonts w:eastAsia="Aptos"/>
+              </w:rPr>
+              <w:t>35</w:t>
             </w:r>
           </w:p>
         </w:tc>
@@ -27626,7 +28062,13 @@
               <w:rPr>
                 <w:rFonts w:eastAsia="Aptos"/>
               </w:rPr>
-              <w:t>0,762</w:t>
+              <w:t>0,7</w:t>
+            </w:r>
+            <w:r>
+              <w:rPr>
+                <w:rFonts w:eastAsia="Aptos"/>
+              </w:rPr>
+              <w:t>68</w:t>
             </w:r>
           </w:p>
         </w:tc>
@@ -27802,18 +28244,109 @@
     <w:p>
       <w:pPr>
         <w:keepNext/>
-        <w:spacing w:before="240"/>
-        <w:rPr>
-          <w:lang w:eastAsia="en-US"/>
-        </w:rPr>
-      </w:pPr>
-      <w:r>
+        <w:spacing w:after="0"/>
         <w:rPr>
           <w:b/>
           <w:bCs/>
           <w:lang w:eastAsia="en-US"/>
         </w:rPr>
+      </w:pPr>
+      <w:r>
+        <w:rPr>
+          <w:b/>
+          <w:bCs/>
+          <w:lang w:eastAsia="en-US"/>
+        </w:rPr>
         <w:t>Importància de variables</w:t>
+      </w:r>
+    </w:p>
+    <w:p>
+      <w:pPr>
+        <w:keepNext/>
+        <w:spacing w:after="0"/>
+        <w:jc w:val="center"/>
+      </w:pPr>
+      <w:r>
+        <w:rPr>
+          <w:noProof/>
+          <w:lang w:eastAsia="en-US"/>
+        </w:rPr>
+        <w:drawing>
+          <wp:inline distT="0" distB="0" distL="0" distR="0" wp14:anchorId="0FEE66A9" wp14:editId="721F732E">
+            <wp:extent cx="3057525" cy="2249141"/>
+            <wp:effectExtent l="0" t="0" r="0" b="0"/>
+            <wp:docPr id="444034540" name="Imagen 8"/>
+            <wp:cNvGraphicFramePr>
+              <a:graphicFrameLocks xmlns:a="http://schemas.openxmlformats.org/drawingml/2006/main" noChangeAspect="1"/>
+            </wp:cNvGraphicFramePr>
+            <a:graphic xmlns:a="http://schemas.openxmlformats.org/drawingml/2006/main">
+              <a:graphicData uri="http://schemas.openxmlformats.org/drawingml/2006/picture">
+                <pic:pic xmlns:pic="http://schemas.openxmlformats.org/drawingml/2006/picture">
+                  <pic:nvPicPr>
+                    <pic:cNvPr id="0" name="Picture 13"/>
+                    <pic:cNvPicPr>
+                      <a:picLocks noChangeAspect="1" noChangeArrowheads="1"/>
+                    </pic:cNvPicPr>
+                  </pic:nvPicPr>
+                  <pic:blipFill rotWithShape="1">
+                    <a:blip r:embed="rId32" cstate="print">
+                      <a:extLst>
+                        <a:ext uri="{28A0092B-C50C-407E-A947-70E740481C1C}">
+                          <a14:useLocalDpi xmlns:a14="http://schemas.microsoft.com/office/drawing/2010/main" val="0"/>
+                        </a:ext>
+                      </a:extLst>
+                    </a:blip>
+                    <a:srcRect t="8046"/>
+                    <a:stretch>
+                      <a:fillRect/>
+                    </a:stretch>
+                  </pic:blipFill>
+                  <pic:spPr bwMode="auto">
+                    <a:xfrm>
+                      <a:off x="0" y="0"/>
+                      <a:ext cx="3084054" cy="2268656"/>
+                    </a:xfrm>
+                    <a:prstGeom prst="rect">
+                      <a:avLst/>
+                    </a:prstGeom>
+                    <a:noFill/>
+                    <a:ln>
+                      <a:noFill/>
+                    </a:ln>
+                    <a:extLst>
+                      <a:ext uri="{53640926-AAD7-44D8-BBD7-CCE9431645EC}">
+                        <a14:shadowObscured xmlns:a14="http://schemas.microsoft.com/office/drawing/2010/main"/>
+                      </a:ext>
+                    </a:extLst>
+                  </pic:spPr>
+                </pic:pic>
+              </a:graphicData>
+            </a:graphic>
+          </wp:inline>
+        </w:drawing>
+      </w:r>
+    </w:p>
+    <w:p>
+      <w:pPr>
+        <w:pStyle w:val="Descripcin"/>
+        <w:jc w:val="center"/>
+        <w:rPr>
+          <w:lang w:eastAsia="en-US"/>
+        </w:rPr>
+      </w:pPr>
+      <w:r>
+        <w:t xml:space="preserve">Gràfic </w:t>
+      </w:r>
+      <w:fldSimple w:instr=" SEQ Gràfic \* ARABIC ">
+        <w:r>
+          <w:rPr>
+            <w:noProof/>
+          </w:rPr>
+          <w:t>22</w:t>
+        </w:r>
+      </w:fldSimple>
+      <w:r>
+        <w:t>: Importància SHAP del SVM (top 20)</w:t>
       </w:r>
     </w:p>
     <w:p>
@@ -27828,6 +28361,7 @@
         <w:rPr>
           <w:lang w:eastAsia="en-US"/>
         </w:rPr>
+        <w:lastRenderedPageBreak/>
         <w:t>El rànquing SHAP del SVM és consistent amb els models anteriors: IA_SUBST_num (0,062), EST_AVALUACIO_AC (0,058) i MOT_DESMOTIVACIO (0,056) encapçalen la llista, seguits de CURS_1R_num (0,050) i NOTA_num (0,047). MOT_AUTOGESTIO (0,032) i MOT_FORCA_MAJOR (0,029) continuen apareixent com a variables rellevants. IA_EINA_ESTUDI (0,011), EDAT (0,008) i DESPL (0,005) apareixen al final amb importàncies molt baixes, confirmant de nou que no aporten capacitat predictiva rellevant independentment del model.</w:t>
       </w:r>
     </w:p>
@@ -27839,6 +28373,211 @@
           <w:lang w:eastAsia="en-US"/>
         </w:rPr>
       </w:pPr>
+      <w:r>
+        <w:rPr>
+          <w:lang w:eastAsia="en-US"/>
+        </w:rPr>
+        <w:t>Un resultat destacable respecte als models basats en arbres és que el SVM dona més pes a IA_SUBST_num i EST_AVALUACIO_AC que a MOT_AUTOGESTIO, que al RF-A i XGBoost era el segon factor en importància. Malgrat aquesta diferència en l'ordenació, les mateixes variables apareixen sistemàticament als tres models, cosa que reforça la robustesa de les conclusions.</w:t>
+      </w:r>
+    </w:p>
+    <w:p>
+      <w:pPr>
+        <w:spacing w:after="0" w:line="240" w:lineRule="auto"/>
+        <w:jc w:val="left"/>
+        <w:rPr>
+          <w:lang w:eastAsia="en-US"/>
+        </w:rPr>
+      </w:pPr>
+      <w:r>
+        <w:rPr>
+          <w:lang w:eastAsia="en-US"/>
+        </w:rPr>
+        <w:br w:type="page"/>
+      </w:r>
+    </w:p>
+    <w:p>
+      <w:pPr>
+        <w:pStyle w:val="Ttulo3"/>
+      </w:pPr>
+      <w:r>
+        <w:lastRenderedPageBreak/>
+        <w:t>Síntesi bloc predictiu</w:t>
+      </w:r>
+    </w:p>
+    <w:p>
+      <w:pPr>
+        <w:keepNext/>
+        <w:spacing w:after="0" w:line="240" w:lineRule="auto"/>
+        <w:jc w:val="center"/>
+      </w:pPr>
+      <w:r>
+        <w:rPr>
+          <w:rFonts w:ascii="Times New Roman" w:hAnsi="Times New Roman"/>
+          <w:noProof/>
+          <w:color w:val="auto"/>
+          <w:kern w:val="0"/>
+          <w:sz w:val="24"/>
+          <w:szCs w:val="24"/>
+          <w:lang w:eastAsia="ca-ES"/>
+        </w:rPr>
+        <w:drawing>
+          <wp:inline distT="0" distB="0" distL="0" distR="0" wp14:anchorId="478EF01B" wp14:editId="2A2EC582">
+            <wp:extent cx="3857625" cy="2970335"/>
+            <wp:effectExtent l="0" t="0" r="0" b="1905"/>
+            <wp:docPr id="1012173868" name="Imagen 5"/>
+            <wp:cNvGraphicFramePr>
+              <a:graphicFrameLocks xmlns:a="http://schemas.openxmlformats.org/drawingml/2006/main" noChangeAspect="1"/>
+            </wp:cNvGraphicFramePr>
+            <a:graphic xmlns:a="http://schemas.openxmlformats.org/drawingml/2006/main">
+              <a:graphicData uri="http://schemas.openxmlformats.org/drawingml/2006/picture">
+                <pic:pic xmlns:pic="http://schemas.openxmlformats.org/drawingml/2006/picture">
+                  <pic:nvPicPr>
+                    <pic:cNvPr id="0" name="Picture 1"/>
+                    <pic:cNvPicPr>
+                      <a:picLocks noChangeAspect="1" noChangeArrowheads="1"/>
+                    </pic:cNvPicPr>
+                  </pic:nvPicPr>
+                  <pic:blipFill rotWithShape="1">
+                    <a:blip r:embed="rId33" cstate="print">
+                      <a:extLst>
+                        <a:ext uri="{28A0092B-C50C-407E-A947-70E740481C1C}">
+                          <a14:useLocalDpi xmlns:a14="http://schemas.microsoft.com/office/drawing/2010/main" val="0"/>
+                        </a:ext>
+                      </a:extLst>
+                    </a:blip>
+                    <a:srcRect t="3748"/>
+                    <a:stretch>
+                      <a:fillRect/>
+                    </a:stretch>
+                  </pic:blipFill>
+                  <pic:spPr bwMode="auto">
+                    <a:xfrm>
+                      <a:off x="0" y="0"/>
+                      <a:ext cx="3862682" cy="2974229"/>
+                    </a:xfrm>
+                    <a:prstGeom prst="rect">
+                      <a:avLst/>
+                    </a:prstGeom>
+                    <a:noFill/>
+                    <a:ln>
+                      <a:noFill/>
+                    </a:ln>
+                    <a:extLst>
+                      <a:ext uri="{53640926-AAD7-44D8-BBD7-CCE9431645EC}">
+                        <a14:shadowObscured xmlns:a14="http://schemas.microsoft.com/office/drawing/2010/main"/>
+                      </a:ext>
+                    </a:extLst>
+                  </pic:spPr>
+                </pic:pic>
+              </a:graphicData>
+            </a:graphic>
+          </wp:inline>
+        </w:drawing>
+      </w:r>
+    </w:p>
+    <w:p>
+      <w:pPr>
+        <w:pStyle w:val="Descripcin"/>
+        <w:spacing w:after="240"/>
+        <w:jc w:val="center"/>
+        <w:rPr>
+          <w:rFonts w:ascii="Times New Roman" w:hAnsi="Times New Roman"/>
+          <w:color w:val="auto"/>
+          <w:kern w:val="0"/>
+          <w:sz w:val="24"/>
+          <w:szCs w:val="24"/>
+          <w:lang w:eastAsia="ca-ES"/>
+        </w:rPr>
+      </w:pPr>
+      <w:r>
+        <w:t xml:space="preserve">Gràfic </w:t>
+      </w:r>
+      <w:fldSimple w:instr=" SEQ Gràfic \* ARABIC ">
+        <w:r>
+          <w:rPr>
+            <w:noProof/>
+          </w:rPr>
+          <w:t>23</w:t>
+        </w:r>
+      </w:fldSimple>
+      <w:r>
+        <w:t>: Comparació dels models predictius</w:t>
+      </w:r>
+    </w:p>
+    <w:p>
+      <w:pPr>
+        <w:rPr>
+          <w:color w:val="auto"/>
+          <w:kern w:val="0"/>
+          <w:sz w:val="24"/>
+          <w:lang w:eastAsia="ca-ES"/>
+        </w:rPr>
+      </w:pPr>
+      <w:r>
+        <w:t xml:space="preserve">Els quatre models predictius estimats apunten de forma consistent a la mateixa conclusió: el RF-A, basat en els factors de l'EFA com a predictors, és el model amb millor rendiment global, amb un AUC de 0,892, una </w:t>
+      </w:r>
+      <w:r>
+        <w:rPr>
+          <w:i/>
+          <w:iCs/>
+        </w:rPr>
+        <w:t>balanced accuracy</w:t>
+      </w:r>
+      <w:r>
+        <w:t xml:space="preserve"> del 83,5% i un F1 de 0,817 sobre el conjunt de test. La seva superioritat respecte al RF-B — que utilitzava les variables Likert originals sense reducció dimensional — confirma que la síntesi prèvia de l'EFA no és només una decisió de parsimònia, sinó que millora la capacitat predictiva en eliminar soroll i redundància.</w:t>
+      </w:r>
+    </w:p>
+    <w:p>
+      <w:r>
+        <w:t>El logit predictiu, el XGBoost i el SVM se situen en una franja similar (AUC entre 0,849 i 0,871), cosa que indica que la dificultat del problema no és model-específica: l'absentisme és un fenomen continu i difús, sense una frontera de decisió neta entre perfils regulars i irregulars, i cap model aconsegueix superar substancialment aquesta limitació estructural.</w:t>
+      </w:r>
+    </w:p>
+    <w:p>
+      <w:r>
+        <w:t>Un resultat transversal i especialment rellevant és la consistència del rànquing de variables a través de tots els models. Independentment de l'algorisme, les mateixes dimensions emergeixen sistemàticament com les més importants: la desmotivació pedagògica, la percepció d'autonomia en l'aprenentatge, l'ús substitutiu de la IA i la valoració de l'avaluació continuada. Aquesta convergència entre models tan diferents reforça que els resultats reflecteixen patrons reals en les dades.</w:t>
+      </w:r>
+    </w:p>
+    <w:p>
+      <w:r>
+        <w:t xml:space="preserve">Finalment, el bloc predictiu valida i complementa el bloc explicatiu: les variables que el logit i el SEM identifiquen com a significatives estadísticament són també les que els models de </w:t>
+      </w:r>
+      <w:r>
+        <w:rPr>
+          <w:i/>
+          <w:iCs/>
+        </w:rPr>
+        <w:t xml:space="preserve">machine </w:t>
+      </w:r>
+      <w:r>
+        <w:rPr>
+          <w:i/>
+          <w:iCs/>
+        </w:rPr>
+        <w:lastRenderedPageBreak/>
+        <w:t>learning</w:t>
+      </w:r>
+      <w:r>
+        <w:t xml:space="preserve"> consideren més útils per generalitzar a noves observacions. Que els dos enfocaments — inferència i predicció — convergeixin </w:t>
+      </w:r>
+      <w:r>
+        <w:t>és una validació molt sòlida.</w:t>
+      </w:r>
+    </w:p>
+    <w:p>
+      <w:pPr>
+        <w:rPr>
+          <w:lang w:eastAsia="en-US"/>
+        </w:rPr>
+      </w:pPr>
+    </w:p>
+    <w:p>
+      <w:pPr>
+        <w:keepNext/>
+        <w:spacing w:before="240"/>
+        <w:rPr>
+          <w:lang w:eastAsia="en-US"/>
+        </w:rPr>
+      </w:pPr>
     </w:p>
     <w:p>
       <w:pPr>
@@ -27854,7 +28593,6 @@
     </w:p>
     <w:p>
       <w:pPr>
-        <w:pStyle w:val="Ttulo1"/>
         <w:rPr>
           <w:color w:val="auto"/>
           <w:kern w:val="2"/>
@@ -28230,7 +28968,7 @@
         </w:rPr>
       </w:pPr>
     </w:p>
-    <w:bookmarkStart w:id="62" w:name="_Toc231151527" w:displacedByCustomXml="next"/>
+    <w:bookmarkStart w:id="66" w:name="_Toc231408550" w:displacedByCustomXml="next"/>
     <w:sdt>
       <w:sdtPr>
         <w:rPr>
@@ -28268,7 +29006,7 @@
             </w:rPr>
             <w:t>Bibliografia</w:t>
           </w:r>
-          <w:bookmarkEnd w:id="62"/>
+          <w:bookmarkEnd w:id="66"/>
         </w:p>
         <w:sdt>
           <w:sdtPr>
@@ -28285,7 +29023,7 @@
                   <w:kern w:val="0"/>
                   <w:sz w:val="24"/>
                   <w:szCs w:val="24"/>
-                  <w:lang w:val="en-GB"/>
+                  <w:lang w:val="es-ES"/>
                 </w:rPr>
               </w:pPr>
               <w:r>
@@ -28300,7 +29038,7 @@
               <w:r>
                 <w:rPr>
                   <w:noProof/>
-                  <w:lang w:val="en-GB"/>
+                  <w:lang w:val="es-ES"/>
                 </w:rPr>
                 <w:t xml:space="preserve">Hosmer, D., Lemeshow, S., &amp; Sturdivant, R. (2013). </w:t>
               </w:r>
@@ -28309,14 +29047,14 @@
                   <w:i/>
                   <w:iCs/>
                   <w:noProof/>
-                  <w:lang w:val="en-GB"/>
+                  <w:lang w:val="es-ES"/>
                 </w:rPr>
                 <w:t>Applied Logistic Regression.</w:t>
               </w:r>
               <w:r>
                 <w:rPr>
                   <w:noProof/>
-                  <w:lang w:val="en-GB"/>
+                  <w:lang w:val="es-ES"/>
                 </w:rPr>
                 <w:t xml:space="preserve"> Wiley. Obtenido de https://googlegroups.com/group/udsm-mbbgroupnetwork/attach/ef8b0b994f431/Applied%20Logistic%20Regression.pdf?part=0.1</w:t>
               </w:r>
@@ -28333,32 +29071,91 @@
               <w:r>
                 <w:rPr>
                   <w:noProof/>
-                  <w:lang w:val="en-GB"/>
+                  <w:lang w:val="es-ES"/>
                 </w:rPr>
-                <w:t xml:space="preserve">Rhemtulla, M., Brosseau-Liard, P. É., &amp; Savalei, V. (s.f.). </w:t>
+                <w:t xml:space="preserve">Hu, L.‐t., &amp; Bentler, P. M. (1999). </w:t>
               </w:r>
               <w:r>
                 <w:rPr>
                   <w:i/>
                   <w:iCs/>
                   <w:noProof/>
-                  <w:lang w:val="en-GB"/>
+                  <w:lang w:val="es-ES"/>
+                </w:rPr>
+                <w:t>Cutoff criteria for fit indexes in covariance structure analysis: Conventional criteria versus new alternatives.</w:t>
+              </w:r>
+              <w:r>
+                <w:rPr>
+                  <w:noProof/>
+                  <w:lang w:val="es-ES"/>
+                </w:rPr>
+                <w:t xml:space="preserve"> A Multidisciplinary Journal. Obtenido de https://www.researchgate.net/profile/Raoof_Mostafazadeh/post/Dear_respected_researchers_and_respected_Professors_do_you_have_access_to_any_or_both_of_these_articles_freely/attachment/59d6530c79197b80779ab183/AS%3A515263440986112%401499859785355/download/h</w:t>
+              </w:r>
+            </w:p>
+            <w:p>
+              <w:pPr>
+                <w:pStyle w:val="Bibliografa"/>
+                <w:ind w:left="720" w:hanging="720"/>
+                <w:rPr>
+                  <w:noProof/>
+                  <w:lang w:val="es-ES"/>
+                </w:rPr>
+              </w:pPr>
+              <w:r>
+                <w:rPr>
+                  <w:noProof/>
+                  <w:lang w:val="es-ES"/>
+                </w:rPr>
+                <w:t xml:space="preserve">Li, C.-H. (2015). </w:t>
+              </w:r>
+              <w:r>
+                <w:rPr>
+                  <w:i/>
+                  <w:iCs/>
+                  <w:noProof/>
+                  <w:lang w:val="es-ES"/>
+                </w:rPr>
+                <w:t>Confirmatory factor analysis with ordinal data: Comparing.</w:t>
+              </w:r>
+              <w:r>
+                <w:rPr>
+                  <w:noProof/>
+                  <w:lang w:val="es-ES"/>
+                </w:rPr>
+                <w:t xml:space="preserve"> Psychonomic Society, Inc. 2015. Obtenido de https://link.springer.com/article/10.3758/s13428-015-0619-7</w:t>
+              </w:r>
+            </w:p>
+            <w:p>
+              <w:pPr>
+                <w:pStyle w:val="Bibliografa"/>
+                <w:ind w:left="720" w:hanging="720"/>
+                <w:rPr>
+                  <w:noProof/>
+                  <w:lang w:val="es-ES"/>
+                </w:rPr>
+              </w:pPr>
+              <w:r>
+                <w:rPr>
+                  <w:noProof/>
+                  <w:lang w:val="es-ES"/>
+                </w:rPr>
+                <w:t xml:space="preserve">Rhemtulla, M., Brosseau-Liard, P. É., &amp; Savalei, V. (2012). </w:t>
+              </w:r>
+              <w:r>
+                <w:rPr>
+                  <w:i/>
+                  <w:iCs/>
+                  <w:noProof/>
+                  <w:lang w:val="es-ES"/>
                 </w:rPr>
                 <w:t>When Can Categorical Variables Be Treated as Continuous? A Comparison of Robust Continuous and Categorical SEM Estimation Methods Under Suboptimal Conditions.</w:t>
               </w:r>
               <w:r>
                 <w:rPr>
                   <w:noProof/>
-                  <w:lang w:val="en-GB"/>
-                </w:rPr>
-                <w:t xml:space="preserve"> </w:t>
-              </w:r>
-              <w:r>
-                <w:rPr>
-                  <w:noProof/>
                   <w:lang w:val="es-ES"/>
                 </w:rPr>
-                <w:t>Obtenido de https://psychmodels.ucdavis.edu/sites/g/files/dgvnsk12156/files/inline-files/rhemtullabrosseauliardsavalei_pm.pdf</w:t>
+                <w:t xml:space="preserve"> Psychological Methods. Obtenido de https://psychmodels.ucdavis.edu/sites/g/files/dgvnsk12156/files/inline-files/rhemtullabrosseauliardsavalei_pm.pdf</w:t>
               </w:r>
             </w:p>
             <w:p>
@@ -28388,22 +29185,22 @@
       <w:pPr>
         <w:pStyle w:val="Ttulo1"/>
       </w:pPr>
-      <w:bookmarkStart w:id="63" w:name="_Toc231151528"/>
+      <w:bookmarkStart w:id="67" w:name="_Toc231408551"/>
       <w:r>
         <w:lastRenderedPageBreak/>
         <w:t>Annexos</w:t>
       </w:r>
-      <w:bookmarkEnd w:id="63"/>
+      <w:bookmarkEnd w:id="67"/>
     </w:p>
     <w:p>
       <w:pPr>
         <w:pStyle w:val="Ttulo2"/>
       </w:pPr>
-      <w:bookmarkStart w:id="64" w:name="_Toc231151529"/>
+      <w:bookmarkStart w:id="68" w:name="_Toc231408552"/>
       <w:r>
         <w:t>Formulari i codificació de dades</w:t>
       </w:r>
-      <w:bookmarkEnd w:id="64"/>
+      <w:bookmarkEnd w:id="68"/>
     </w:p>
     <w:p>
       <w:pPr>
@@ -28417,8 +29214,8 @@
           <w:lang w:eastAsia="en-US"/>
         </w:rPr>
       </w:pPr>
-      <w:bookmarkStart w:id="65" w:name="_Ref230191761"/>
-      <w:bookmarkStart w:id="66" w:name="_Ref231142281"/>
+      <w:bookmarkStart w:id="69" w:name="_Ref230191761"/>
+      <w:bookmarkStart w:id="70" w:name="_Ref231142281"/>
       <w:r>
         <w:rPr>
           <w:rFonts w:eastAsia="Aptos"/>
@@ -28486,7 +29283,7 @@
         </w:rPr>
         <w:fldChar w:fldCharType="end"/>
       </w:r>
-      <w:bookmarkEnd w:id="65"/>
+      <w:bookmarkEnd w:id="69"/>
       <w:r>
         <w:rPr>
           <w:rFonts w:eastAsia="Aptos"/>
@@ -28520,7 +29317,7 @@
         </w:rPr>
         <w:t xml:space="preserve"> enviat a l’alumnat de la FEE de graus</w:t>
       </w:r>
-      <w:bookmarkEnd w:id="66"/>
+      <w:bookmarkEnd w:id="70"/>
     </w:p>
     <w:p>
       <w:pPr>
@@ -28543,7 +29340,7 @@
         </w:rPr>
         <w:t xml:space="preserve">L’enquesta original es pot consultar en el següent enllaç: </w:t>
       </w:r>
-      <w:hyperlink r:id="rId33" w:history="1">
+      <w:hyperlink r:id="rId34" w:history="1">
         <w:r>
           <w:rPr>
             <w:rFonts w:eastAsia="Aptos"/>
@@ -28606,7 +29403,7 @@
                     </pic:cNvPicPr>
                   </pic:nvPicPr>
                   <pic:blipFill>
-                    <a:blip r:embed="rId34" cstate="print">
+                    <a:blip r:embed="rId35" cstate="print">
                       <a:extLst>
                         <a:ext uri="{28A0092B-C50C-407E-A947-70E740481C1C}">
                           <a14:useLocalDpi xmlns:a14="http://schemas.microsoft.com/office/drawing/2010/main" val="0"/>
@@ -31760,7 +32557,7 @@
           <w:lang w:eastAsia="en-US"/>
         </w:rPr>
       </w:pPr>
-      <w:bookmarkStart w:id="67" w:name="_Ref230191949"/>
+      <w:bookmarkStart w:id="71" w:name="_Ref230191949"/>
       <w:r>
         <w:lastRenderedPageBreak/>
         <w:t xml:space="preserve">Annex </w:t>
@@ -31773,7 +32570,7 @@
           <w:t>2</w:t>
         </w:r>
       </w:fldSimple>
-      <w:bookmarkEnd w:id="67"/>
+      <w:bookmarkEnd w:id="71"/>
       <w:r>
         <w:t>: Matriu de codificació de dades</w:t>
       </w:r>
@@ -32066,7 +32863,7 @@
                 <w:lang w:eastAsia="en-US"/>
               </w:rPr>
             </w:pPr>
-            <w:commentRangeStart w:id="68"/>
+            <w:commentRangeStart w:id="72"/>
             <w:r>
               <w:rPr>
                 <w:rFonts w:eastAsia="Aptos"/>
@@ -32329,7 +33126,7 @@
               </w:rPr>
               <w:t>10 = Doble Grau: ADE + Sociologia</w:t>
             </w:r>
-            <w:commentRangeEnd w:id="68"/>
+            <w:commentRangeEnd w:id="72"/>
             <w:r>
               <w:rPr>
                 <w:rStyle w:val="Refdecomentario"/>
@@ -32340,7 +33137,7 @@
                 <w:szCs w:val="22"/>
                 <w:lang w:eastAsia="en-US"/>
               </w:rPr>
-              <w:commentReference w:id="68"/>
+              <w:commentReference w:id="72"/>
             </w:r>
           </w:p>
         </w:tc>
@@ -36352,12 +37149,12 @@
       <w:pPr>
         <w:pStyle w:val="Ttulo2"/>
       </w:pPr>
-      <w:bookmarkStart w:id="69" w:name="_Toc231151530"/>
+      <w:bookmarkStart w:id="73" w:name="_Toc231408553"/>
       <w:r>
         <w:lastRenderedPageBreak/>
         <w:t>Descriptiva</w:t>
       </w:r>
-      <w:bookmarkEnd w:id="69"/>
+      <w:bookmarkEnd w:id="73"/>
     </w:p>
     <w:p>
       <w:pPr>
@@ -36406,7 +37203,7 @@
                     </pic:cNvPicPr>
                   </pic:nvPicPr>
                   <pic:blipFill rotWithShape="1">
-                    <a:blip r:embed="rId38" cstate="print">
+                    <a:blip r:embed="rId39" cstate="print">
                       <a:extLst>
                         <a:ext uri="{28A0092B-C50C-407E-A947-70E740481C1C}">
                           <a14:useLocalDpi xmlns:a14="http://schemas.microsoft.com/office/drawing/2010/main" val="0"/>
@@ -36493,7 +37290,7 @@
                     </pic:cNvPicPr>
                   </pic:nvPicPr>
                   <pic:blipFill rotWithShape="1">
-                    <a:blip r:embed="rId39" cstate="print">
+                    <a:blip r:embed="rId40" cstate="print">
                       <a:extLst>
                         <a:ext uri="{28A0092B-C50C-407E-A947-70E740481C1C}">
                           <a14:useLocalDpi xmlns:a14="http://schemas.microsoft.com/office/drawing/2010/main" val="0"/>
@@ -36580,7 +37377,7 @@
                     </pic:cNvPicPr>
                   </pic:nvPicPr>
                   <pic:blipFill rotWithShape="1">
-                    <a:blip r:embed="rId40" cstate="print">
+                    <a:blip r:embed="rId41" cstate="print">
                       <a:extLst>
                         <a:ext uri="{28A0092B-C50C-407E-A947-70E740481C1C}">
                           <a14:useLocalDpi xmlns:a14="http://schemas.microsoft.com/office/drawing/2010/main" val="0"/>
@@ -36628,12 +37425,12 @@
       <w:pPr>
         <w:pStyle w:val="Ttulo2"/>
       </w:pPr>
-      <w:bookmarkStart w:id="70" w:name="_Toc231151531"/>
+      <w:bookmarkStart w:id="74" w:name="_Toc231408554"/>
       <w:r>
         <w:lastRenderedPageBreak/>
         <w:t>EDA</w:t>
       </w:r>
-      <w:bookmarkEnd w:id="70"/>
+      <w:bookmarkEnd w:id="74"/>
     </w:p>
     <w:p>
       <w:pPr>
@@ -36673,7 +37470,7 @@
           <w:lang w:eastAsia="en-US"/>
         </w:rPr>
         <w:drawing>
-          <wp:inline distT="0" distB="0" distL="0" distR="0" wp14:anchorId="693BC190" wp14:editId="095BDD2F">
+          <wp:inline distT="0" distB="0" distL="0" distR="0" wp14:anchorId="693BC190" wp14:editId="3778A3C0">
             <wp:extent cx="5400040" cy="4010025"/>
             <wp:effectExtent l="0" t="0" r="0" b="9525"/>
             <wp:docPr id="1947302634" name="Imagen 10"/>
@@ -36690,7 +37487,7 @@
                     </pic:cNvPicPr>
                   </pic:nvPicPr>
                   <pic:blipFill rotWithShape="1">
-                    <a:blip r:embed="rId41" cstate="print">
+                    <a:blip r:embed="rId42" cstate="print">
                       <a:extLst>
                         <a:ext uri="{28A0092B-C50C-407E-A947-70E740481C1C}">
                           <a14:useLocalDpi xmlns:a14="http://schemas.microsoft.com/office/drawing/2010/main" val="0"/>
@@ -36796,7 +37593,7 @@
                     </pic:cNvPicPr>
                   </pic:nvPicPr>
                   <pic:blipFill rotWithShape="1">
-                    <a:blip r:embed="rId42" cstate="print">
+                    <a:blip r:embed="rId43" cstate="print">
                       <a:extLst>
                         <a:ext uri="{28A0092B-C50C-407E-A947-70E740481C1C}">
                           <a14:useLocalDpi xmlns:a14="http://schemas.microsoft.com/office/drawing/2010/main" val="0"/>
@@ -36991,7 +37788,7 @@
                     </pic:cNvPicPr>
                   </pic:nvPicPr>
                   <pic:blipFill rotWithShape="1">
-                    <a:blip r:embed="rId43" cstate="print">
+                    <a:blip r:embed="rId44" cstate="print">
                       <a:extLst>
                         <a:ext uri="{28A0092B-C50C-407E-A947-70E740481C1C}">
                           <a14:useLocalDpi xmlns:a14="http://schemas.microsoft.com/office/drawing/2010/main" val="0"/>
@@ -37047,12 +37844,12 @@
       <w:pPr>
         <w:pStyle w:val="Ttulo2"/>
       </w:pPr>
-      <w:bookmarkStart w:id="71" w:name="_Toc231151532"/>
+      <w:bookmarkStart w:id="75" w:name="_Toc231408555"/>
       <w:r>
         <w:lastRenderedPageBreak/>
         <w:t>EFA</w:t>
       </w:r>
-      <w:bookmarkEnd w:id="71"/>
+      <w:bookmarkEnd w:id="75"/>
     </w:p>
     <w:p>
       <w:pPr>
@@ -37060,7 +37857,7 @@
         <w:keepNext/>
         <w:jc w:val="left"/>
       </w:pPr>
-      <w:bookmarkStart w:id="72" w:name="_Ref231150746"/>
+      <w:bookmarkStart w:id="76" w:name="_Ref231150746"/>
       <w:r>
         <w:t xml:space="preserve">Annex </w:t>
       </w:r>
@@ -37072,7 +37869,7 @@
           <w:t>9</w:t>
         </w:r>
       </w:fldSimple>
-      <w:bookmarkEnd w:id="72"/>
+      <w:bookmarkEnd w:id="76"/>
       <w:r>
         <w:t>: Correlació entre els factors d’Estratègies i l’assistència</w:t>
       </w:r>
@@ -37118,7 +37915,7 @@
                     </pic:cNvPicPr>
                   </pic:nvPicPr>
                   <pic:blipFill rotWithShape="1">
-                    <a:blip r:embed="rId44" cstate="print">
+                    <a:blip r:embed="rId45" cstate="print">
                       <a:extLst>
                         <a:ext uri="{28A0092B-C50C-407E-A947-70E740481C1C}">
                           <a14:useLocalDpi xmlns:a14="http://schemas.microsoft.com/office/drawing/2010/main" val="0"/>
@@ -37166,19 +37963,19 @@
       <w:pPr>
         <w:pStyle w:val="Ttulo2"/>
       </w:pPr>
-      <w:bookmarkStart w:id="73" w:name="_Toc231151533"/>
+      <w:bookmarkStart w:id="77" w:name="_Toc231408556"/>
       <w:r>
         <w:t>Logit explicatiu</w:t>
       </w:r>
-      <w:bookmarkEnd w:id="73"/>
+      <w:bookmarkEnd w:id="77"/>
     </w:p>
     <w:p>
       <w:pPr>
         <w:pStyle w:val="Descripcin"/>
         <w:keepNext/>
       </w:pPr>
-      <w:bookmarkStart w:id="74" w:name="_Ref230109679"/>
-      <w:bookmarkStart w:id="75" w:name="_Ref230109674"/>
+      <w:bookmarkStart w:id="78" w:name="_Ref230109679"/>
+      <w:bookmarkStart w:id="79" w:name="_Ref230109674"/>
       <w:r>
         <w:t xml:space="preserve">Annex </w:t>
       </w:r>
@@ -37190,11 +37987,11 @@
           <w:t>10</w:t>
         </w:r>
       </w:fldSimple>
-      <w:bookmarkEnd w:id="74"/>
+      <w:bookmarkEnd w:id="78"/>
       <w:r>
         <w:t>: Calibration plot</w:t>
       </w:r>
-      <w:bookmarkEnd w:id="75"/>
+      <w:bookmarkEnd w:id="79"/>
     </w:p>
     <w:p>
       <w:pPr>
@@ -37237,7 +38034,7 @@
                     </pic:cNvPicPr>
                   </pic:nvPicPr>
                   <pic:blipFill rotWithShape="1">
-                    <a:blip r:embed="rId45" cstate="print">
+                    <a:blip r:embed="rId46" cstate="print">
                       <a:extLst>
                         <a:ext uri="{28A0092B-C50C-407E-A947-70E740481C1C}">
                           <a14:useLocalDpi xmlns:a14="http://schemas.microsoft.com/office/drawing/2010/main" val="0"/>
@@ -37279,7 +38076,7 @@
         <w:pStyle w:val="Descripcin"/>
         <w:keepNext/>
       </w:pPr>
-      <w:bookmarkStart w:id="76" w:name="_Ref230109739"/>
+      <w:bookmarkStart w:id="80" w:name="_Ref230109739"/>
       <w:r>
         <w:lastRenderedPageBreak/>
         <w:t xml:space="preserve">Annex </w:t>
@@ -37292,7 +38089,7 @@
           <w:t>11</w:t>
         </w:r>
       </w:fldSimple>
-      <w:bookmarkEnd w:id="76"/>
+      <w:bookmarkEnd w:id="80"/>
       <w:r>
         <w:t>: Leverage vs Residus de Pearson estandarditzats</w:t>
       </w:r>
@@ -37338,7 +38135,7 @@
                     </pic:cNvPicPr>
                   </pic:nvPicPr>
                   <pic:blipFill rotWithShape="1">
-                    <a:blip r:embed="rId46" cstate="print">
+                    <a:blip r:embed="rId47" cstate="print">
                       <a:extLst>
                         <a:ext uri="{28A0092B-C50C-407E-A947-70E740481C1C}">
                           <a14:useLocalDpi xmlns:a14="http://schemas.microsoft.com/office/drawing/2010/main" val="0"/>
@@ -38376,12 +39173,12 @@
       <w:pPr>
         <w:pStyle w:val="Ttulo2"/>
       </w:pPr>
-      <w:bookmarkStart w:id="77" w:name="_Toc231151534"/>
+      <w:bookmarkStart w:id="81" w:name="_Toc231408557"/>
       <w:r>
         <w:lastRenderedPageBreak/>
         <w:t>Logit predictiu</w:t>
       </w:r>
-      <w:bookmarkEnd w:id="77"/>
+      <w:bookmarkEnd w:id="81"/>
     </w:p>
     <w:p>
       <w:pPr>
@@ -38389,7 +39186,7 @@
         <w:keepNext/>
         <w:jc w:val="left"/>
       </w:pPr>
-      <w:bookmarkStart w:id="78" w:name="_Ref230797620"/>
+      <w:bookmarkStart w:id="82" w:name="_Ref230797620"/>
       <w:r>
         <w:t xml:space="preserve">Annex </w:t>
       </w:r>
@@ -38401,7 +39198,7 @@
           <w:t>13</w:t>
         </w:r>
       </w:fldSimple>
-      <w:bookmarkEnd w:id="78"/>
+      <w:bookmarkEnd w:id="82"/>
       <w:r>
         <w:t>: Corba Precision – Recall del lògit predictiu (OOF train)</w:t>
       </w:r>
@@ -38448,7 +39245,7 @@
                     </pic:cNvPicPr>
                   </pic:nvPicPr>
                   <pic:blipFill rotWithShape="1">
-                    <a:blip r:embed="rId47" cstate="print">
+                    <a:blip r:embed="rId48" cstate="print">
                       <a:extLst>
                         <a:ext uri="{28A0092B-C50C-407E-A947-70E740481C1C}">
                           <a14:useLocalDpi xmlns:a14="http://schemas.microsoft.com/office/drawing/2010/main" val="0"/>
@@ -38490,7 +39287,7 @@
         <w:pStyle w:val="Descripcin"/>
         <w:keepNext/>
       </w:pPr>
-      <w:bookmarkStart w:id="79" w:name="_Ref230797581"/>
+      <w:bookmarkStart w:id="83" w:name="_Ref230797581"/>
       <w:r>
         <w:t xml:space="preserve">Annex </w:t>
       </w:r>
@@ -38502,7 +39299,7 @@
           <w:t>14</w:t>
         </w:r>
       </w:fldSimple>
-      <w:bookmarkEnd w:id="79"/>
+      <w:bookmarkEnd w:id="83"/>
       <w:r>
         <w:t>: Corba ROC sobre el test</w:t>
       </w:r>
@@ -38548,7 +39345,7 @@
                     </pic:cNvPicPr>
                   </pic:nvPicPr>
                   <pic:blipFill rotWithShape="1">
-                    <a:blip r:embed="rId48" cstate="print">
+                    <a:blip r:embed="rId49" cstate="print">
                       <a:extLst>
                         <a:ext uri="{28A0092B-C50C-407E-A947-70E740481C1C}">
                           <a14:useLocalDpi xmlns:a14="http://schemas.microsoft.com/office/drawing/2010/main" val="0"/>
@@ -38612,12 +39409,12 @@
           <w:color w:val="3A3A3A"/>
         </w:rPr>
       </w:pPr>
-      <w:bookmarkStart w:id="80" w:name="_Toc231151535"/>
+      <w:bookmarkStart w:id="84" w:name="_Toc231408558"/>
       <w:r>
         <w:lastRenderedPageBreak/>
         <w:t>Random forest</w:t>
       </w:r>
-      <w:bookmarkEnd w:id="80"/>
+      <w:bookmarkEnd w:id="84"/>
     </w:p>
     <w:p>
       <w:pPr>
@@ -38625,7 +39422,7 @@
         <w:keepNext/>
         <w:jc w:val="left"/>
       </w:pPr>
-      <w:bookmarkStart w:id="81" w:name="_Ref231123451"/>
+      <w:bookmarkStart w:id="85" w:name="_Ref231123451"/>
       <w:r>
         <w:t xml:space="preserve">Annex </w:t>
       </w:r>
@@ -38637,7 +39434,7 @@
           <w:t>15</w:t>
         </w:r>
       </w:fldSimple>
-      <w:bookmarkEnd w:id="81"/>
+      <w:bookmarkEnd w:id="85"/>
       <w:r>
         <w:t>: Matriu de confusió de RF-B</w:t>
       </w:r>
@@ -38683,7 +39480,7 @@
                     </pic:cNvPicPr>
                   </pic:nvPicPr>
                   <pic:blipFill rotWithShape="1">
-                    <a:blip r:embed="rId49" cstate="print">
+                    <a:blip r:embed="rId50" cstate="print">
                       <a:extLst>
                         <a:ext uri="{28A0092B-C50C-407E-A947-70E740481C1C}">
                           <a14:useLocalDpi xmlns:a14="http://schemas.microsoft.com/office/drawing/2010/main" val="0"/>
@@ -38726,7 +39523,7 @@
         <w:keepNext/>
         <w:jc w:val="left"/>
       </w:pPr>
-      <w:bookmarkStart w:id="82" w:name="_Ref231142590"/>
+      <w:bookmarkStart w:id="86" w:name="_Ref231142590"/>
       <w:r>
         <w:t xml:space="preserve">Annex </w:t>
       </w:r>
@@ -38738,7 +39535,7 @@
           <w:t>16</w:t>
         </w:r>
       </w:fldSimple>
-      <w:bookmarkEnd w:id="82"/>
+      <w:bookmarkEnd w:id="86"/>
       <w:r>
         <w:t>: Dependence plot RF-A – MOT_DESMOTIVACIÓ</w:t>
       </w:r>
@@ -38778,7 +39575,7 @@
                     </pic:cNvPicPr>
                   </pic:nvPicPr>
                   <pic:blipFill rotWithShape="1">
-                    <a:blip r:embed="rId50" cstate="print">
+                    <a:blip r:embed="rId51" cstate="print">
                       <a:extLst>
                         <a:ext uri="{28A0092B-C50C-407E-A947-70E740481C1C}">
                           <a14:useLocalDpi xmlns:a14="http://schemas.microsoft.com/office/drawing/2010/main" val="0"/>
@@ -38866,7 +39663,7 @@
                     </pic:cNvPicPr>
                   </pic:nvPicPr>
                   <pic:blipFill rotWithShape="1">
-                    <a:blip r:embed="rId51" cstate="print">
+                    <a:blip r:embed="rId52" cstate="print">
                       <a:extLst>
                         <a:ext uri="{28A0092B-C50C-407E-A947-70E740481C1C}">
                           <a14:useLocalDpi xmlns:a14="http://schemas.microsoft.com/office/drawing/2010/main" val="0"/>
@@ -38954,7 +39751,7 @@
                     </pic:cNvPicPr>
                   </pic:nvPicPr>
                   <pic:blipFill rotWithShape="1">
-                    <a:blip r:embed="rId52" cstate="print">
+                    <a:blip r:embed="rId53" cstate="print">
                       <a:extLst>
                         <a:ext uri="{28A0092B-C50C-407E-A947-70E740481C1C}">
                           <a14:useLocalDpi xmlns:a14="http://schemas.microsoft.com/office/drawing/2010/main" val="0"/>
@@ -39037,7 +39834,7 @@
                     </pic:cNvPicPr>
                   </pic:nvPicPr>
                   <pic:blipFill rotWithShape="1">
-                    <a:blip r:embed="rId53" cstate="print">
+                    <a:blip r:embed="rId54" cstate="print">
                       <a:extLst>
                         <a:ext uri="{28A0092B-C50C-407E-A947-70E740481C1C}">
                           <a14:useLocalDpi xmlns:a14="http://schemas.microsoft.com/office/drawing/2010/main" val="0"/>
@@ -39127,7 +39924,7 @@
                     </pic:cNvPicPr>
                   </pic:nvPicPr>
                   <pic:blipFill rotWithShape="1">
-                    <a:blip r:embed="rId54" cstate="print">
+                    <a:blip r:embed="rId55" cstate="print">
                       <a:extLst>
                         <a:ext uri="{28A0092B-C50C-407E-A947-70E740481C1C}">
                           <a14:useLocalDpi xmlns:a14="http://schemas.microsoft.com/office/drawing/2010/main" val="0"/>
@@ -39184,7 +39981,7 @@
     </w:p>
     <w:p/>
     <w:sectPr>
-      <w:footerReference w:type="default" r:id="rId55"/>
+      <w:footerReference w:type="default" r:id="rId56"/>
       <w:pgSz w:w="11906" w:h="16838"/>
       <w:pgMar w:top="1417" w:right="1701" w:bottom="1417" w:left="1701" w:header="708" w:footer="708" w:gutter="0"/>
       <w:cols w:space="708"/>
@@ -39196,7 +39993,7 @@
 
 <file path=word/comments.xml><?xml version="1.0" encoding="utf-8"?>
 <w:comments xmlns:wpc="http://schemas.microsoft.com/office/word/2010/wordprocessingCanvas" xmlns:cx="http://schemas.microsoft.com/office/drawing/2014/chartex" xmlns:cx1="http://schemas.microsoft.com/office/drawing/2015/9/8/chartex" xmlns:cx2="http://schemas.microsoft.com/office/drawing/2015/10/21/chartex" xmlns:cx3="http://schemas.microsoft.com/office/drawing/2016/5/9/chartex" xmlns:cx4="http://schemas.microsoft.com/office/drawing/2016/5/10/chartex" xmlns:cx5="http://schemas.microsoft.com/office/drawing/2016/5/11/chartex" xmlns:cx6="http://schemas.microsoft.com/office/drawing/2016/5/12/chartex" xmlns:cx7="http://schemas.microsoft.com/office/drawing/2016/5/13/chartex" xmlns:cx8="http://schemas.microsoft.com/office/drawing/2016/5/14/chartex" xmlns:mc="http://schemas.openxmlformats.org/markup-compatibility/2006" xmlns:aink="http://schemas.microsoft.com/office/drawing/2016/ink" xmlns:am3d="http://schemas.microsoft.com/office/drawing/2017/model3d" xmlns:o="urn:schemas-microsoft-com:office:office" xmlns:oel="http://schemas.microsoft.com/office/2019/extlst" xmlns:r="http://schemas.openxmlformats.org/officeDocument/2006/relationships" xmlns:m="http://schemas.openxmlformats.org/officeDocument/2006/math" xmlns:v="urn:schemas-microsoft-com:vml" xmlns:wp14="http://schemas.microsoft.com/office/word/2010/wordprocessingDrawing" xmlns:wp="http://schemas.openxmlformats.org/drawingml/2006/wordprocessingDrawing" xmlns:w10="urn:schemas-microsoft-com:office:word" xmlns:w="http://schemas.openxmlformats.org/wordprocessingml/2006/main" xmlns:w14="http://schemas.microsoft.com/office/word/2010/wordml" xmlns:w15="http://schemas.microsoft.com/office/word/2012/wordml" xmlns:w16cex="http://schemas.microsoft.com/office/word/2018/wordml/cex" xmlns:w16cid="http://schemas.microsoft.com/office/word/2016/wordml/cid" xmlns:w16="http://schemas.microsoft.com/office/word/2018/wordml" xmlns:w16du="http://schemas.microsoft.com/office/word/2023/wordml/word16du" xmlns:w16sdtdh="http://schemas.microsoft.com/office/word/2020/wordml/sdtdatahash" xmlns:w16sdtfl="http://schemas.microsoft.com/office/word/2024/wordml/sdtformatlock" xmlns:w16se="http://schemas.microsoft.com/office/word/2015/wordml/symex" xmlns:wpg="http://schemas.microsoft.com/office/word/2010/wordprocessingGroup" xmlns:wpi="http://schemas.microsoft.com/office/word/2010/wordprocessingInk" xmlns:wne="http://schemas.microsoft.com/office/word/2006/wordml" xmlns:wps="http://schemas.microsoft.com/office/word/2010/wordprocessingShape" mc:Ignorable="w14 w15 w16se w16cid w16 w16cex w16sdtdh w16sdtfl w16du wp14">
-  <w:comment w:id="68" w:author="Edurne Alvarez" w:date="2026-02-23T19:14:00Z" w:initials="EA">
+  <w:comment w:id="72" w:author="Edurne Alvarez" w:date="2026-02-23T19:14:00Z" w:initials="EA">
     <w:p>
       <w:pPr>
         <w:pStyle w:val="Textocomentario1"/>
@@ -43558,6 +44355,7 @@
   <w:style w:type="character" w:default="1" w:styleId="Fuentedeprrafopredeter">
     <w:name w:val="Default Paragraph Font"/>
     <w:uiPriority w:val="1"/>
+    <w:semiHidden/>
     <w:unhideWhenUsed/>
   </w:style>
   <w:style w:type="table" w:default="1" w:styleId="Tablanormal">
@@ -44707,7 +45505,7 @@
     <b:URL>https://psychmodels.ucdavis.edu/sites/g/files/dgvnsk12156/files/inline-files/rhemtullabrosseauliardsavalei_pm.pdf</b:URL>
     <b:Year>2012</b:Year>
     <b:Publisher>Psychological Methods</b:Publisher>
-    <b:RefOrder>4</b:RefOrder>
+    <b:RefOrder>3</b:RefOrder>
   </b:Source>
   <b:Source>
     <b:Tag>LiC15</b:Tag>
@@ -44753,13 +45551,13 @@
     <b:URL>https://www.researchgate.net/profile/Raoof_Mostafazadeh/post/Dear_respected_researchers_and_respected_Professors_do_you_have_access_to_any_or_both_of_these_articles_freely/attachment/59d6530c79197b80779ab183/AS%3A515263440986112%401499859785355/download/h</b:URL>
     <b:Publisher>A Multidisciplinary Journal</b:Publisher>
     <b:Pages>1-55</b:Pages>
-    <b:RefOrder>3</b:RefOrder>
+    <b:RefOrder>4</b:RefOrder>
   </b:Source>
 </b:Sources>
 </file>
 
 <file path=customXml/itemProps1.xml><?xml version="1.0" encoding="utf-8"?>
-<ds:datastoreItem xmlns:ds="http://schemas.openxmlformats.org/officeDocument/2006/customXml" ds:itemID="{979DE15A-E570-4663-8E12-6903F5646B4C}">
+<ds:datastoreItem xmlns:ds="http://schemas.openxmlformats.org/officeDocument/2006/customXml" ds:itemID="{67EC0437-2777-4321-8236-ED6146E7932E}">
   <ds:schemaRefs>
     <ds:schemaRef ds:uri="http://schemas.openxmlformats.org/officeDocument/2006/bibliography"/>
   </ds:schemaRefs>

--- a/Documents/Redacció.docx
+++ b/Documents/Redacció.docx
@@ -993,7 +993,7 @@
                                     </pic:cNvPicPr>
                                   </pic:nvPicPr>
                                   <pic:blipFill>
-                                    <a:blip r:embed="rId9">
+                                    <a:blip r:embed="rId10">
                                       <a:extLst>
                                         <a:ext uri="{28A0092B-C50C-407E-A947-70E740481C1C}">
                                           <a14:useLocalDpi xmlns:a14="http://schemas.microsoft.com/office/drawing/2010/main" val="0"/>
@@ -1070,7 +1070,7 @@
                     </pic:cNvPicPr>
                   </pic:nvPicPr>
                   <pic:blipFill>
-                    <a:blip r:embed="rId10">
+                    <a:blip r:embed="rId11">
                       <a:extLst>
                         <a:ext uri="{28A0092B-C50C-407E-A947-70E740481C1C}">
                           <a14:useLocalDpi xmlns:a14="http://schemas.microsoft.com/office/drawing/2010/main" val="0"/>
@@ -8053,7 +8053,7 @@
                     </pic:cNvPicPr>
                   </pic:nvPicPr>
                   <pic:blipFill>
-                    <a:blip r:embed="rId11" cstate="print">
+                    <a:blip r:embed="rId12" cstate="print">
                       <a:extLst>
                         <a:ext uri="{28A0092B-C50C-407E-A947-70E740481C1C}">
                           <a14:useLocalDpi xmlns:a14="http://schemas.microsoft.com/office/drawing/2010/main" val="0"/>
@@ -10985,7 +10985,7 @@
                     </pic:cNvPicPr>
                   </pic:nvPicPr>
                   <pic:blipFill rotWithShape="1">
-                    <a:blip r:embed="rId12" cstate="print">
+                    <a:blip r:embed="rId13" cstate="print">
                       <a:extLst>
                         <a:ext uri="{28A0092B-C50C-407E-A947-70E740481C1C}">
                           <a14:useLocalDpi xmlns:a14="http://schemas.microsoft.com/office/drawing/2010/main" val="0"/>
@@ -13419,10 +13419,15 @@
     </w:p>
     <w:p>
       <w:r>
-        <w:t xml:space="preserve">S'han estimat dos models paral·lels per comparar el poder predictiu de dues representacions diferents dels mateixos fenòmens. </w:t>
-      </w:r>
-      <w:r>
-        <w:t xml:space="preserve">El </w:t>
+        <w:t>S'han estimat dos models paral·lels per comparar el poder predictiu de dues representacions diferents dels mateixos fenòmens.</w:t>
+      </w:r>
+    </w:p>
+    <w:p>
+      <w:r>
+        <w:t>El RF-A utilitza les variables del model logístic (MOT_DESMOTIVACIO, MOT_FORCA_MAJOR, EST_AVALUACIO_AC, IA_SUBST_num, T_AVAL, CURS_1R i NOTA_num) i hi afegeix MOT_AUTOGESTIO i IA_EINA_ESTUDI —factors que l'EFA havia identificat com a rellevants però que el criteri BIC havia exclòs del logit explicatiu— més altres variables de control (EDAT, DESPL, N_ASSIG, GENERE, DOBLE_GRAU_EST, NOTA_ALTA), sumant un total de 15 predictors</w:t>
+      </w:r>
+      <w:r>
+        <w:t xml:space="preserve">. El </w:t>
       </w:r>
       <w:r>
         <w:rPr>
@@ -13430,21 +13435,23 @@
           <w:b w:val="0"/>
           <w:bCs w:val="0"/>
         </w:rPr>
-        <w:t>RF-A</w:t>
-      </w:r>
-      <w:r>
-        <w:t xml:space="preserve"> utilitza les variables rellevants del model logístic i afegeix algunes altres variables potencialment rellevants que també poden mesurar possibles interaccions, sumant un total de 15 predictors. El </w:t>
-      </w:r>
+        <w:t>RF-B</w:t>
+      </w:r>
+      <w:r>
+        <w:t xml:space="preserve"> substitueix els factors per les variables Likert originals més significatives, resultant en 26 predictors. L'objectiu d'aquesta doble especificació és avaluar si la síntesi dimensional de l'EFA aporta millor capacitat predictiva que mantenir les variables individuals en brut.</w:t>
+      </w:r>
+    </w:p>
+    <w:p>
       <w:r>
         <w:rPr>
           <w:rStyle w:val="Fuerte"/>
-          <w:b w:val="0"/>
-          <w:bCs w:val="0"/>
-        </w:rPr>
-        <w:t>RF-B</w:t>
-      </w:r>
-      <w:r>
-        <w:t xml:space="preserve"> substitueix els factors per les variables Likert originals més significatives, resultant en 26 predictors. L'objectiu d'aquesta doble especificació és avaluar si la síntesi dimensional de l'EFA aporta millor capacitat predictiva que mantenir les variables individuals en brut.</w:t>
+        </w:rPr>
+        <w:t>Partició train/test</w:t>
+      </w:r>
+    </w:p>
+    <w:p>
+      <w:r>
+        <w:t>Les 342 observacions s'han dividit en un 80% d'entrenament (274 observacions) i un 20% de test (68 observacions), mantenint la mateixa partició que s'ha usat en el model logístic per garantir la comparabilitat entre models.</w:t>
       </w:r>
     </w:p>
     <w:p>
@@ -13452,57 +13459,44 @@
         <w:rPr>
           <w:rStyle w:val="Fuerte"/>
         </w:rPr>
-        <w:t>Partició train/test</w:t>
-      </w:r>
-    </w:p>
-    <w:p>
-      <w:r>
-        <w:t>Les 342 observacions s'han dividit en un 80% d'entrenament (274 observacions) i un 20% de test (68 observacions), mantenint la mateixa partició que s'ha usat en el model logístic per garantir la comparabilitat entre models.</w:t>
-      </w:r>
-    </w:p>
-    <w:p>
+        <w:t>Selecció d'hiperparàmetres</w:t>
+      </w:r>
+    </w:p>
+    <w:p>
+      <w:r>
+        <w:t xml:space="preserve">El Random Forest té tres hiperparàmetres principals que cal ajustar: el </w:t>
+      </w:r>
       <w:r>
         <w:rPr>
           <w:rStyle w:val="Fuerte"/>
         </w:rPr>
-        <w:t>Selecció d'hiperparàmetres</w:t>
-      </w:r>
-    </w:p>
-    <w:p>
-      <w:r>
-        <w:t xml:space="preserve">El Random Forest té tres hiperparàmetres principals que cal ajustar: el </w:t>
+        <w:t>mtry</w:t>
+      </w:r>
+      <w:r>
+        <w:t xml:space="preserve"> (nombre de variables candidates considerades en cada divisió de node), el </w:t>
       </w:r>
       <w:r>
         <w:rPr>
           <w:rStyle w:val="Fuerte"/>
         </w:rPr>
-        <w:t>mtry</w:t>
-      </w:r>
-      <w:r>
-        <w:t xml:space="preserve"> (nombre de variables candidates considerades en cada divisió de node), el </w:t>
+        <w:t>min.node.size</w:t>
+      </w:r>
+      <w:r>
+        <w:t xml:space="preserve"> (mida mínima dels nodes terminals, que controla la profunditat dels arbres) i el </w:t>
       </w:r>
       <w:r>
         <w:rPr>
           <w:rStyle w:val="Fuerte"/>
         </w:rPr>
-        <w:t>min.node.size</w:t>
-      </w:r>
-      <w:r>
-        <w:t xml:space="preserve"> (mida mínima dels nodes terminals, que controla la profunditat dels arbres) i el </w:t>
+        <w:t>num.trees</w:t>
+      </w:r>
+      <w:r>
+        <w:t xml:space="preserve"> (nombre d'arbres). Per seleccionar-los s'ha fet un grid search manual sobre el conjunt d'entrenament, avaluant cada combinació mitjançant l'</w:t>
       </w:r>
       <w:r>
         <w:rPr>
           <w:rStyle w:val="Fuerte"/>
         </w:rPr>
-        <w:t>num.trees</w:t>
-      </w:r>
-      <w:r>
-        <w:t xml:space="preserve"> (nombre d'arbres). Per seleccionar-los s'ha fet un grid search manual sobre el conjunt d'entrenament, avaluant cada combinació mitjançant l'</w:t>
-      </w:r>
-      <w:r>
-        <w:rPr>
-          <w:rStyle w:val="Fuerte"/>
-        </w:rPr>
         <w:t>AUC Out-Of-Bag (OOB)</w:t>
       </w:r>
       <w:r>
@@ -13511,11 +13505,8 @@
     </w:p>
     <w:p>
       <w:r>
-        <w:t xml:space="preserve">L'OOB és el mecanisme de validació interna del Random Forest: com que cada arbre s'entrena amb una submostra bootstrap, aproximadament un terç de les observacions queden fora d'aquell arbre. Aquestes observacions OOB s'usen per avaluar el model sense necessitat d'un </w:t>
-      </w:r>
-      <w:r>
         <w:lastRenderedPageBreak/>
-        <w:t xml:space="preserve">conjunt de validació separat. No és un </w:t>
+        <w:t xml:space="preserve">L'OOB és el mecanisme de validació interna del Random Forest: com que cada arbre s'entrena amb una submostra bootstrap, aproximadament un terç de les observacions queden fora d'aquell arbre. Aquestes observacions OOB s'usen per avaluar el model sense necessitat d'un conjunt de validació separat. No és un </w:t>
       </w:r>
       <w:r>
         <w:rPr>
@@ -13895,20 +13886,44 @@
         <w:rPr>
           <w:lang w:eastAsia="en-US"/>
         </w:rPr>
-        <w:t>Els paràmetres optimitzats via grid search han estat max_depth (profunditat màxima dels arbres), min_child_weight (pes mínim per crear un node fill), gamma (reducció mínima de pèrdua per fer una partició), lambda (regularització L2) i alpha (regularització L1). La selecció s'ha fet per AUC mitjançant 5-fold cross-validation sobre el conjunt d'entrenament, avaluant 243 combinacions.</w:t>
-      </w:r>
-    </w:p>
-    <w:p>
-      <w:pPr>
-        <w:rPr>
-          <w:lang w:eastAsia="en-US"/>
-        </w:rPr>
-      </w:pPr>
-      <w:r>
-        <w:rPr>
-          <w:lang w:eastAsia="en-US"/>
-        </w:rPr>
-        <w:t>El nombre òptim d'arbres (best_nrounds = 274) s'ha determinat amb early stopping dins del CV.</w:t>
+        <w:t xml:space="preserve">Els paràmetres optimitzats via grid search han estat max_depth (profunditat màxima dels arbres), min_child_weight (pes mínim per crear un node fill), gamma (reducció mínima de pèrdua per fer una partició), lambda (regularització L2) i alpha (regularització L1). La selecció s'ha fet per AUC mitjançant 5-fold cross-validation sobre el conjunt d'entrenament, avaluant </w:t>
+      </w:r>
+      <w:r>
+        <w:rPr>
+          <w:lang w:eastAsia="en-US"/>
+        </w:rPr>
+        <w:t>54</w:t>
+      </w:r>
+      <w:r>
+        <w:rPr>
+          <w:lang w:eastAsia="en-US"/>
+        </w:rPr>
+        <w:t xml:space="preserve"> combinacions.</w:t>
+      </w:r>
+    </w:p>
+    <w:p>
+      <w:pPr>
+        <w:rPr>
+          <w:lang w:eastAsia="en-US"/>
+        </w:rPr>
+      </w:pPr>
+      <w:r>
+        <w:rPr>
+          <w:lang w:eastAsia="en-US"/>
+        </w:rPr>
+        <w:t xml:space="preserve">El nombre òptim d'arbres (best_nrounds = </w:t>
+      </w:r>
+      <w:r>
+        <w:rPr>
+          <w:lang w:eastAsia="en-US"/>
+        </w:rPr>
+        <w:t>31</w:t>
+      </w:r>
+      <w:r>
+        <w:rPr>
+          <w:lang w:eastAsia="en-US"/>
+        </w:rPr>
+        <w:t>) s'ha determinat amb early stopping dins del CV.</w:t>
       </w:r>
     </w:p>
     <w:p>
@@ -13922,7 +13937,107 @@
           <w:lang w:eastAsia="en-US"/>
         </w:rPr>
         <w:lastRenderedPageBreak/>
-        <w:t>La combinació guanyadora ha estat max_depth = 4, min_child_weight = 10, gamma = 2,0, lambda = 1,0 i alpha = 1,0, amb un AUC CV de 0,759. El llindar de classificació s'ha estimat per la corba Precision-Recall sobre probabilitats out-of-fold, resultant en 0,593.</w:t>
+        <w:t xml:space="preserve">La combinació guanyadora ha estat </w:t>
+      </w:r>
+      <w:r>
+        <w:rPr>
+          <w:lang w:eastAsia="en-US"/>
+        </w:rPr>
+        <w:t xml:space="preserve">max_depth = </w:t>
+      </w:r>
+      <w:r>
+        <w:rPr>
+          <w:b/>
+          <w:bCs/>
+          <w:lang w:eastAsia="en-US"/>
+        </w:rPr>
+        <w:t>2</w:t>
+      </w:r>
+      <w:r>
+        <w:rPr>
+          <w:lang w:eastAsia="en-US"/>
+        </w:rPr>
+        <w:t xml:space="preserve">, min_child_weight = </w:t>
+      </w:r>
+      <w:r>
+        <w:rPr>
+          <w:b/>
+          <w:bCs/>
+          <w:lang w:eastAsia="en-US"/>
+        </w:rPr>
+        <w:t>5</w:t>
+      </w:r>
+      <w:r>
+        <w:rPr>
+          <w:lang w:eastAsia="en-US"/>
+        </w:rPr>
+        <w:t xml:space="preserve">, gamma = </w:t>
+      </w:r>
+      <w:r>
+        <w:rPr>
+          <w:b/>
+          <w:bCs/>
+          <w:lang w:eastAsia="en-US"/>
+        </w:rPr>
+        <w:t>0</w:t>
+      </w:r>
+      <w:r>
+        <w:rPr>
+          <w:lang w:eastAsia="en-US"/>
+        </w:rPr>
+        <w:t xml:space="preserve">, lambda = </w:t>
+      </w:r>
+      <w:r>
+        <w:rPr>
+          <w:b/>
+          <w:bCs/>
+          <w:lang w:eastAsia="en-US"/>
+        </w:rPr>
+        <w:t>3,0</w:t>
+      </w:r>
+      <w:r>
+        <w:rPr>
+          <w:lang w:eastAsia="en-US"/>
+        </w:rPr>
+        <w:t xml:space="preserve"> i alpha = </w:t>
+      </w:r>
+      <w:r>
+        <w:rPr>
+          <w:lang w:eastAsia="en-US"/>
+        </w:rPr>
+        <w:t>0</w:t>
+      </w:r>
+      <w:r>
+        <w:rPr>
+          <w:lang w:eastAsia="en-US"/>
+        </w:rPr>
+        <w:t>, amb un AUC CV de 0,</w:t>
+      </w:r>
+      <w:r>
+        <w:rPr>
+          <w:b/>
+          <w:bCs/>
+          <w:lang w:eastAsia="en-US"/>
+        </w:rPr>
+        <w:t>754</w:t>
+      </w:r>
+      <w:r>
+        <w:rPr>
+          <w:lang w:eastAsia="en-US"/>
+        </w:rPr>
+        <w:t>. El llindar de classificació s'ha estimat per la corba Precision-Recall sobre probabilitats out-of-fold, resultant en 0,5</w:t>
+      </w:r>
+      <w:r>
+        <w:rPr>
+          <w:lang w:eastAsia="en-US"/>
+        </w:rPr>
+        <w:t>74</w:t>
+      </w:r>
+      <w:r>
+        <w:rPr>
+          <w:lang w:eastAsia="en-US"/>
+        </w:rPr>
+        <w:t>.</w:t>
       </w:r>
     </w:p>
     <w:p>
@@ -14034,20 +14149,83 @@
         <w:rPr>
           <w:lang w:eastAsia="en-US"/>
         </w:rPr>
-        <w:t>Els hiperparàmetres del SVM amb kernel RBF són el cost C — que controla la penalització dels errors de classificació i per tant el grau de regularització — i gamma — que determina l'amplada del kernel i la influència de cada observació sobre la frontera de decisió —. S'ha fet un grid search manual amb 5-fold CV optimitzant AUC, consistent amb la resta de models del treball. La combinació guanyadora ha estat cost = 1,0 i gamma = 0,010, amb un AUC CV de 0,775. El llindar de classificació s'ha estimat per la corba Precision-Recall sobre probabilitats OOF, resultant en 0,625.</w:t>
-      </w:r>
-    </w:p>
-    <w:p>
-      <w:pPr>
-        <w:rPr>
-          <w:lang w:eastAsia="en-US"/>
-        </w:rPr>
-      </w:pPr>
-      <w:r>
-        <w:rPr>
-          <w:lang w:eastAsia="en-US"/>
-        </w:rPr>
-        <w:t xml:space="preserve">Cal mencionar una limitació metodològica: el model final utilitza 203 vectors de suport, equivalent al 74,1% del conjunt d'entrenament. Un nombre tan elevat indica que les dues classes no presenten una frontera de decisió neta en l'espai de predictors, fins i tot amb el kernel RBF. Aquest resultat no és sorprenent: al llarg de tot el treball s'ha observat que l'absentisme és un fenomen difús, sense una separació clara entre perfils, cosa que explica per què models basats </w:t>
+        <w:t xml:space="preserve">Els hiperparàmetres del SVM amb kernel RBF són el cost C — que controla la penalització dels errors de classificació i per tant el grau de regularització — i gamma — que determina l'amplada del kernel i la influència de cada observació sobre la frontera de decisió —. S'ha fet un grid search manual amb 5-fold CV optimitzant AUC, consistent amb la resta de models del treball. La combinació guanyadora ha estat cost = </w:t>
+      </w:r>
+      <w:r>
+        <w:rPr>
+          <w:lang w:eastAsia="en-US"/>
+        </w:rPr>
+        <w:t>5</w:t>
+      </w:r>
+      <w:r>
+        <w:rPr>
+          <w:lang w:eastAsia="en-US"/>
+        </w:rPr>
+        <w:t xml:space="preserve"> i gamma = 0,010, amb un AUC CV de </w:t>
+      </w:r>
+      <w:r>
+        <w:t>0,780</w:t>
+      </w:r>
+      <w:r>
+        <w:rPr>
+          <w:lang w:eastAsia="en-US"/>
+        </w:rPr>
+        <w:t xml:space="preserve">. El llindar de classificació s'ha estimat per la corba Precision-Recall sobre probabilitats OOF, resultant en </w:t>
+      </w:r>
+      <w:r>
+        <w:rPr>
+          <w:lang w:eastAsia="en-US"/>
+        </w:rPr>
+        <w:t>0</w:t>
+      </w:r>
+      <w:r>
+        <w:rPr>
+          <w:lang w:eastAsia="en-US"/>
+        </w:rPr>
+        <w:t>,624</w:t>
+      </w:r>
+      <w:r>
+        <w:rPr>
+          <w:lang w:eastAsia="en-US"/>
+        </w:rPr>
+        <w:t>.</w:t>
+      </w:r>
+    </w:p>
+    <w:p>
+      <w:pPr>
+        <w:rPr>
+          <w:lang w:eastAsia="en-US"/>
+        </w:rPr>
+      </w:pPr>
+      <w:r>
+        <w:rPr>
+          <w:lang w:eastAsia="en-US"/>
+        </w:rPr>
+        <w:t xml:space="preserve">Cal mencionar una limitació metodològica: el model final utilitza </w:t>
+      </w:r>
+      <w:r>
+        <w:rPr>
+          <w:lang w:eastAsia="en-US"/>
+        </w:rPr>
+        <w:t>183</w:t>
+      </w:r>
+      <w:r>
+        <w:rPr>
+          <w:lang w:eastAsia="en-US"/>
+        </w:rPr>
+        <w:t xml:space="preserve"> vectors de suport, equivalent al </w:t>
+      </w:r>
+      <w:r>
+        <w:rPr>
+          <w:lang w:eastAsia="en-US"/>
+        </w:rPr>
+        <w:t>66,8</w:t>
+      </w:r>
+      <w:r>
+        <w:rPr>
+          <w:lang w:eastAsia="en-US"/>
+        </w:rPr>
+        <w:t xml:space="preserve">% del conjunt d'entrenament. Un nombre tan elevat indica que les dues classes no presenten una frontera de decisió neta en l'espai de predictors, fins i tot amb el kernel RBF. Aquest resultat no és sorprenent: al llarg de tot el treball s'ha observat que l'absentisme és un fenomen difús, sense una separació clara entre perfils, cosa que explica per què models basats </w:t>
       </w:r>
       <w:r>
         <w:rPr>
@@ -14056,1041 +14234,6 @@
         <w:lastRenderedPageBreak/>
         <w:t>en arbres —capaços de capturar interaccions i no-linealitats de manera més flexible— obtenen un rendiment superior.</w:t>
       </w:r>
-    </w:p>
-    <w:p>
-      <w:pPr>
-        <w:rPr>
-          <w:lang w:eastAsia="en-US"/>
-        </w:rPr>
-      </w:pPr>
-    </w:p>
-    <w:p>
-      <w:pPr>
-        <w:rPr>
-          <w:rFonts w:eastAsia="Aptos"/>
-        </w:rPr>
-      </w:pPr>
-      <w:r>
-        <w:rPr>
-          <w:rFonts w:eastAsia="Aptos"/>
-        </w:rPr>
-        <w:br w:type="page"/>
-      </w:r>
-    </w:p>
-    <w:p>
-      <w:pPr>
-        <w:spacing w:line="300" w:lineRule="auto"/>
-        <w:rPr>
-          <w:rFonts w:eastAsia="Aptos"/>
-          <w:color w:val="auto"/>
-          <w:kern w:val="2"/>
-          <w:szCs w:val="22"/>
-          <w:lang w:eastAsia="en-US"/>
-        </w:rPr>
-      </w:pPr>
-      <w:r>
-        <w:rPr>
-          <w:rFonts w:eastAsia="Aptos"/>
-          <w:color w:val="auto"/>
-          <w:kern w:val="2"/>
-          <w:szCs w:val="22"/>
-          <w:lang w:eastAsia="en-US"/>
-        </w:rPr>
-        <w:lastRenderedPageBreak/>
-        <w:sym w:font="Symbol" w:char="F0B7"/>
-      </w:r>
-      <w:r>
-        <w:rPr>
-          <w:rFonts w:eastAsia="Aptos"/>
-          <w:color w:val="auto"/>
-          <w:kern w:val="2"/>
-          <w:szCs w:val="22"/>
-          <w:lang w:eastAsia="en-US"/>
-        </w:rPr>
-        <w:t xml:space="preserve"> Cos del treball: capítols, apartats i subapartats:</w:t>
-      </w:r>
-    </w:p>
-    <w:p>
-      <w:pPr>
-        <w:spacing w:line="300" w:lineRule="auto"/>
-        <w:rPr>
-          <w:rFonts w:eastAsia="Aptos"/>
-          <w:color w:val="auto"/>
-          <w:kern w:val="2"/>
-          <w:szCs w:val="22"/>
-          <w:lang w:eastAsia="en-US"/>
-        </w:rPr>
-      </w:pPr>
-      <w:r>
-        <w:rPr>
-          <w:rFonts w:eastAsia="Aptos"/>
-          <w:color w:val="auto"/>
-          <w:kern w:val="2"/>
-          <w:szCs w:val="22"/>
-          <w:lang w:eastAsia="en-US"/>
-        </w:rPr>
-        <w:t>L’estructura del treball ha de ser lògica i clara. Per aconseguir-ho, el cos del treball ha de dividir-se en apartats i, si cal, subapartats; si el treball ho requereix, es poden fer més subdivisions, i en aquest cas parlem de capítols, apartats i subapartats. Els títols dels capítols, si escau, cal numerar-los amb xifres romanes consecutives (I, II, III...) i s’han d’escriure amb LLETRA RODONA, NEGRETA I MAJÚSCULES. Al final de cada capítol s’ha de fer un salt de pàgina. Els títols dels apartats (1, 2, 3...) i dels subapartats (1.1, 1.2...) es numeren amb xifres aràbigues consecutives. Els títols dels apartats s’escriuen amb lletra rodona i negreta i els títols dels subapartats, amb lletra cursiva. Al final de cada subapartat i apartat no s’ha de fer un salt de pàgina, llevat que l’apartat següent sigui el de «Conclusions».</w:t>
-      </w:r>
-    </w:p>
-    <w:p>
-      <w:pPr>
-        <w:spacing w:line="300" w:lineRule="auto"/>
-        <w:rPr>
-          <w:rFonts w:eastAsia="Aptos"/>
-          <w:color w:val="auto"/>
-          <w:kern w:val="2"/>
-          <w:szCs w:val="22"/>
-          <w:lang w:eastAsia="en-US"/>
-        </w:rPr>
-      </w:pPr>
-      <w:r>
-        <w:rPr>
-          <w:rFonts w:eastAsia="Aptos"/>
-          <w:color w:val="auto"/>
-          <w:kern w:val="2"/>
-          <w:szCs w:val="22"/>
-          <w:lang w:eastAsia="en-US"/>
-        </w:rPr>
-        <w:t>3.6. Anàlisi exploratòria de dades (EDA)</w:t>
-      </w:r>
-    </w:p>
-    <w:p>
-      <w:pPr>
-        <w:spacing w:line="300" w:lineRule="auto"/>
-        <w:rPr>
-          <w:rFonts w:eastAsia="Aptos"/>
-          <w:color w:val="auto"/>
-          <w:kern w:val="2"/>
-          <w:szCs w:val="22"/>
-          <w:lang w:eastAsia="en-US"/>
-        </w:rPr>
-      </w:pPr>
-      <w:r>
-        <w:rPr>
-          <w:rFonts w:eastAsia="Aptos"/>
-          <w:color w:val="auto"/>
-          <w:kern w:val="2"/>
-          <w:szCs w:val="22"/>
-          <w:lang w:eastAsia="en-US"/>
-        </w:rPr>
-        <w:t>Objectiu de l’EDA</w:t>
-      </w:r>
-    </w:p>
-    <w:p>
-      <w:pPr>
-        <w:spacing w:line="300" w:lineRule="auto"/>
-        <w:rPr>
-          <w:rFonts w:eastAsia="Aptos"/>
-          <w:color w:val="auto"/>
-          <w:kern w:val="2"/>
-          <w:szCs w:val="22"/>
-          <w:lang w:eastAsia="en-US"/>
-        </w:rPr>
-      </w:pPr>
-      <w:r>
-        <w:rPr>
-          <w:rFonts w:eastAsia="Aptos"/>
-          <w:color w:val="auto"/>
-          <w:kern w:val="2"/>
-          <w:szCs w:val="22"/>
-          <w:lang w:eastAsia="en-US"/>
-        </w:rPr>
-        <w:t>Tipus d’associacions analitzades</w:t>
-      </w:r>
-    </w:p>
-    <w:p>
-      <w:pPr>
-        <w:spacing w:line="300" w:lineRule="auto"/>
-        <w:rPr>
-          <w:rFonts w:eastAsia="Aptos"/>
-          <w:color w:val="auto"/>
-          <w:kern w:val="2"/>
-          <w:szCs w:val="22"/>
-          <w:lang w:eastAsia="en-US"/>
-        </w:rPr>
-      </w:pPr>
-      <w:r>
-        <w:rPr>
-          <w:rFonts w:eastAsia="Aptos"/>
-          <w:color w:val="auto"/>
-          <w:kern w:val="2"/>
-          <w:szCs w:val="22"/>
-          <w:lang w:eastAsia="en-US"/>
-        </w:rPr>
-        <w:t>Tests o mesures (chi-quadrat, correlacions, etc.)</w:t>
-      </w:r>
-    </w:p>
-    <w:p>
-      <w:pPr>
-        <w:spacing w:line="300" w:lineRule="auto"/>
-        <w:rPr>
-          <w:rFonts w:eastAsia="Aptos"/>
-          <w:color w:val="auto"/>
-          <w:kern w:val="2"/>
-          <w:szCs w:val="22"/>
-          <w:lang w:eastAsia="en-US"/>
-        </w:rPr>
-      </w:pPr>
-      <w:r>
-        <w:rPr>
-          <w:rFonts w:eastAsia="Aptos"/>
-          <w:color w:val="auto"/>
-          <w:kern w:val="2"/>
-          <w:szCs w:val="22"/>
-          <w:lang w:eastAsia="en-US"/>
-        </w:rPr>
-        <w:t>3.7. Anàlisi factorial exploratòria (EFA)</w:t>
-      </w:r>
-    </w:p>
-    <w:p>
-      <w:pPr>
-        <w:spacing w:line="300" w:lineRule="auto"/>
-        <w:rPr>
-          <w:rFonts w:eastAsia="Aptos"/>
-          <w:color w:val="auto"/>
-          <w:kern w:val="2"/>
-          <w:szCs w:val="22"/>
-          <w:lang w:eastAsia="en-US"/>
-        </w:rPr>
-      </w:pPr>
-      <w:r>
-        <w:rPr>
-          <w:rFonts w:eastAsia="Aptos"/>
-          <w:color w:val="auto"/>
-          <w:kern w:val="2"/>
-          <w:szCs w:val="22"/>
-          <w:lang w:eastAsia="en-US"/>
-        </w:rPr>
-        <w:t>Justificació del model</w:t>
-      </w:r>
-    </w:p>
-    <w:p>
-      <w:pPr>
-        <w:spacing w:line="300" w:lineRule="auto"/>
-        <w:rPr>
-          <w:rFonts w:eastAsia="Aptos"/>
-          <w:color w:val="auto"/>
-          <w:kern w:val="2"/>
-          <w:szCs w:val="22"/>
-          <w:lang w:eastAsia="en-US"/>
-        </w:rPr>
-      </w:pPr>
-      <w:r>
-        <w:rPr>
-          <w:rFonts w:eastAsia="Aptos"/>
-          <w:color w:val="auto"/>
-          <w:kern w:val="2"/>
-          <w:szCs w:val="22"/>
-          <w:lang w:eastAsia="en-US"/>
-        </w:rPr>
-        <w:t>KMO i Bartlett</w:t>
-      </w:r>
-    </w:p>
-    <w:p>
-      <w:pPr>
-        <w:spacing w:line="300" w:lineRule="auto"/>
-        <w:rPr>
-          <w:rFonts w:eastAsia="Aptos"/>
-          <w:color w:val="auto"/>
-          <w:kern w:val="2"/>
-          <w:szCs w:val="22"/>
-          <w:lang w:eastAsia="en-US"/>
-        </w:rPr>
-      </w:pPr>
-      <w:r>
-        <w:rPr>
-          <w:rFonts w:eastAsia="Aptos"/>
-          <w:color w:val="auto"/>
-          <w:kern w:val="2"/>
-          <w:szCs w:val="22"/>
-          <w:lang w:eastAsia="en-US"/>
-        </w:rPr>
-        <w:t>Mètode d’extracció</w:t>
-      </w:r>
-    </w:p>
-    <w:p>
-      <w:pPr>
-        <w:spacing w:line="300" w:lineRule="auto"/>
-        <w:rPr>
-          <w:rFonts w:eastAsia="Aptos"/>
-          <w:color w:val="auto"/>
-          <w:kern w:val="2"/>
-          <w:szCs w:val="22"/>
-          <w:lang w:eastAsia="en-US"/>
-        </w:rPr>
-      </w:pPr>
-      <w:r>
-        <w:rPr>
-          <w:rFonts w:eastAsia="Aptos"/>
-          <w:color w:val="auto"/>
-          <w:kern w:val="2"/>
-          <w:szCs w:val="22"/>
-          <w:lang w:eastAsia="en-US"/>
-        </w:rPr>
-        <w:t>Rotació</w:t>
-      </w:r>
-    </w:p>
-    <w:p>
-      <w:pPr>
-        <w:spacing w:line="300" w:lineRule="auto"/>
-        <w:rPr>
-          <w:rFonts w:eastAsia="Aptos"/>
-          <w:color w:val="auto"/>
-          <w:kern w:val="2"/>
-          <w:szCs w:val="22"/>
-          <w:lang w:eastAsia="en-US"/>
-        </w:rPr>
-      </w:pPr>
-      <w:r>
-        <w:rPr>
-          <w:rFonts w:eastAsia="Aptos"/>
-          <w:color w:val="auto"/>
-          <w:kern w:val="2"/>
-          <w:szCs w:val="22"/>
-          <w:lang w:eastAsia="en-US"/>
-        </w:rPr>
-        <w:t>Criteris de selecció de factors</w:t>
-      </w:r>
-    </w:p>
-    <w:p>
-      <w:pPr>
-        <w:spacing w:line="300" w:lineRule="auto"/>
-        <w:rPr>
-          <w:rFonts w:eastAsia="Aptos"/>
-          <w:color w:val="auto"/>
-          <w:kern w:val="2"/>
-          <w:szCs w:val="22"/>
-          <w:lang w:eastAsia="en-US"/>
-        </w:rPr>
-      </w:pPr>
-      <w:r>
-        <w:rPr>
-          <w:rFonts w:eastAsia="Aptos"/>
-          <w:color w:val="auto"/>
-          <w:kern w:val="2"/>
-          <w:szCs w:val="22"/>
-          <w:lang w:eastAsia="en-US"/>
-        </w:rPr>
-        <w:t>Construcció de puntuacions factorials</w:t>
-      </w:r>
-    </w:p>
-    <w:p>
-      <w:pPr>
-        <w:spacing w:line="300" w:lineRule="auto"/>
-        <w:rPr>
-          <w:rFonts w:eastAsia="Aptos"/>
-          <w:color w:val="auto"/>
-          <w:kern w:val="2"/>
-          <w:szCs w:val="22"/>
-          <w:lang w:eastAsia="en-US"/>
-        </w:rPr>
-      </w:pPr>
-      <w:r>
-        <w:rPr>
-          <w:rFonts w:eastAsia="Aptos"/>
-          <w:color w:val="auto"/>
-          <w:kern w:val="2"/>
-          <w:szCs w:val="22"/>
-          <w:lang w:eastAsia="en-US"/>
-        </w:rPr>
-        <w:t>3.8. Model logístic (especificació metodològica)</w:t>
-      </w:r>
-    </w:p>
-    <w:p>
-      <w:pPr>
-        <w:spacing w:line="300" w:lineRule="auto"/>
-        <w:rPr>
-          <w:rFonts w:eastAsia="Aptos"/>
-          <w:color w:val="auto"/>
-          <w:kern w:val="2"/>
-          <w:szCs w:val="22"/>
-          <w:lang w:eastAsia="en-US"/>
-        </w:rPr>
-      </w:pPr>
-      <w:r>
-        <w:rPr>
-          <w:rFonts w:eastAsia="Aptos"/>
-          <w:color w:val="auto"/>
-          <w:kern w:val="2"/>
-          <w:szCs w:val="22"/>
-          <w:lang w:eastAsia="en-US"/>
-        </w:rPr>
-        <w:t>Justificació del logit</w:t>
-      </w:r>
-    </w:p>
-    <w:p>
-      <w:pPr>
-        <w:spacing w:line="300" w:lineRule="auto"/>
-        <w:rPr>
-          <w:rFonts w:eastAsia="Aptos"/>
-          <w:color w:val="auto"/>
-          <w:kern w:val="2"/>
-          <w:szCs w:val="22"/>
-          <w:lang w:eastAsia="en-US"/>
-        </w:rPr>
-      </w:pPr>
-      <w:r>
-        <w:rPr>
-          <w:rFonts w:eastAsia="Aptos"/>
-          <w:color w:val="auto"/>
-          <w:kern w:val="2"/>
-          <w:szCs w:val="22"/>
-          <w:lang w:eastAsia="en-US"/>
-        </w:rPr>
-        <w:t>Especificació del model (equació)</w:t>
-      </w:r>
-    </w:p>
-    <w:p>
-      <w:pPr>
-        <w:spacing w:line="300" w:lineRule="auto"/>
-        <w:rPr>
-          <w:rFonts w:eastAsia="Aptos"/>
-          <w:color w:val="auto"/>
-          <w:kern w:val="2"/>
-          <w:szCs w:val="22"/>
-          <w:lang w:eastAsia="en-US"/>
-        </w:rPr>
-      </w:pPr>
-      <w:r>
-        <w:rPr>
-          <w:rFonts w:eastAsia="Aptos"/>
-          <w:color w:val="auto"/>
-          <w:kern w:val="2"/>
-          <w:szCs w:val="22"/>
-          <w:lang w:eastAsia="en-US"/>
-        </w:rPr>
-        <w:t>Variables incloses</w:t>
-      </w:r>
-    </w:p>
-    <w:p>
-      <w:pPr>
-        <w:spacing w:line="300" w:lineRule="auto"/>
-        <w:rPr>
-          <w:rFonts w:eastAsia="Aptos"/>
-          <w:color w:val="auto"/>
-          <w:kern w:val="2"/>
-          <w:szCs w:val="22"/>
-          <w:lang w:eastAsia="en-US"/>
-        </w:rPr>
-      </w:pPr>
-      <w:r>
-        <w:rPr>
-          <w:rFonts w:eastAsia="Aptos"/>
-          <w:color w:val="auto"/>
-          <w:kern w:val="2"/>
-          <w:szCs w:val="22"/>
-          <w:lang w:eastAsia="en-US"/>
-        </w:rPr>
-        <w:t>Estratègia de selecció de variables</w:t>
-      </w:r>
-    </w:p>
-    <w:p>
-      <w:pPr>
-        <w:spacing w:line="300" w:lineRule="auto"/>
-        <w:rPr>
-          <w:rFonts w:eastAsia="Aptos"/>
-          <w:color w:val="auto"/>
-          <w:kern w:val="2"/>
-          <w:szCs w:val="22"/>
-          <w:lang w:eastAsia="en-US"/>
-        </w:rPr>
-      </w:pPr>
-      <w:r>
-        <w:rPr>
-          <w:rFonts w:eastAsia="Aptos"/>
-          <w:color w:val="auto"/>
-          <w:kern w:val="2"/>
-          <w:szCs w:val="22"/>
-          <w:lang w:eastAsia="en-US"/>
-        </w:rPr>
-        <w:t>Estratègia train/test (si n’hi ha)</w:t>
-      </w:r>
-    </w:p>
-    <w:p>
-      <w:pPr>
-        <w:spacing w:line="300" w:lineRule="auto"/>
-        <w:rPr>
-          <w:rFonts w:eastAsia="Aptos"/>
-          <w:color w:val="auto"/>
-          <w:kern w:val="2"/>
-          <w:szCs w:val="22"/>
-          <w:lang w:eastAsia="en-US"/>
-        </w:rPr>
-      </w:pPr>
-      <w:r>
-        <w:rPr>
-          <w:rFonts w:eastAsia="Aptos"/>
-          <w:color w:val="auto"/>
-          <w:kern w:val="2"/>
-          <w:szCs w:val="22"/>
-          <w:lang w:eastAsia="en-US"/>
-        </w:rPr>
-        <w:t>4. RESULTATS</w:t>
-      </w:r>
-    </w:p>
-    <w:p>
-      <w:pPr>
-        <w:spacing w:line="300" w:lineRule="auto"/>
-        <w:rPr>
-          <w:rFonts w:eastAsia="Aptos"/>
-          <w:color w:val="auto"/>
-          <w:kern w:val="2"/>
-          <w:szCs w:val="22"/>
-          <w:lang w:eastAsia="en-US"/>
-        </w:rPr>
-      </w:pPr>
-      <w:r>
-        <w:rPr>
-          <w:rFonts w:eastAsia="Aptos"/>
-          <w:color w:val="auto"/>
-          <w:kern w:val="2"/>
-          <w:szCs w:val="22"/>
-          <w:lang w:eastAsia="en-US"/>
-        </w:rPr>
-        <w:lastRenderedPageBreak/>
-        <w:t>4.1. Resultats descriptius</w:t>
-      </w:r>
-    </w:p>
-    <w:p>
-      <w:pPr>
-        <w:spacing w:line="300" w:lineRule="auto"/>
-        <w:rPr>
-          <w:rFonts w:eastAsia="Aptos"/>
-          <w:color w:val="auto"/>
-          <w:kern w:val="2"/>
-          <w:szCs w:val="22"/>
-          <w:lang w:eastAsia="en-US"/>
-        </w:rPr>
-      </w:pPr>
-      <w:r>
-        <w:rPr>
-          <w:rFonts w:eastAsia="Aptos"/>
-          <w:color w:val="auto"/>
-          <w:kern w:val="2"/>
-          <w:szCs w:val="22"/>
-          <w:lang w:eastAsia="en-US"/>
-        </w:rPr>
-        <w:t>Distribució de variables principals</w:t>
-      </w:r>
-    </w:p>
-    <w:p>
-      <w:pPr>
-        <w:spacing w:line="300" w:lineRule="auto"/>
-        <w:rPr>
-          <w:rFonts w:eastAsia="Aptos"/>
-          <w:color w:val="auto"/>
-          <w:kern w:val="2"/>
-          <w:szCs w:val="22"/>
-          <w:lang w:eastAsia="en-US"/>
-        </w:rPr>
-      </w:pPr>
-      <w:r>
-        <w:rPr>
-          <w:rFonts w:eastAsia="Aptos"/>
-          <w:color w:val="auto"/>
-          <w:kern w:val="2"/>
-          <w:szCs w:val="22"/>
-          <w:lang w:eastAsia="en-US"/>
-        </w:rPr>
-        <w:t>Perfil de la mostra</w:t>
-      </w:r>
-    </w:p>
-    <w:p>
-      <w:pPr>
-        <w:spacing w:line="300" w:lineRule="auto"/>
-        <w:rPr>
-          <w:rFonts w:eastAsia="Aptos"/>
-          <w:color w:val="auto"/>
-          <w:kern w:val="2"/>
-          <w:szCs w:val="22"/>
-          <w:lang w:eastAsia="en-US"/>
-        </w:rPr>
-      </w:pPr>
-      <w:r>
-        <w:rPr>
-          <w:rFonts w:eastAsia="Aptos"/>
-          <w:color w:val="auto"/>
-          <w:kern w:val="2"/>
-          <w:szCs w:val="22"/>
-          <w:lang w:eastAsia="en-US"/>
-        </w:rPr>
-        <w:t>Assistència, notes, etc.</w:t>
-      </w:r>
-    </w:p>
-    <w:p>
-      <w:pPr>
-        <w:spacing w:line="300" w:lineRule="auto"/>
-        <w:rPr>
-          <w:rFonts w:eastAsia="Aptos"/>
-          <w:color w:val="auto"/>
-          <w:kern w:val="2"/>
-          <w:szCs w:val="22"/>
-          <w:lang w:eastAsia="en-US"/>
-        </w:rPr>
-      </w:pPr>
-      <w:r>
-        <w:rPr>
-          <w:rFonts w:eastAsia="Aptos"/>
-          <w:color w:val="auto"/>
-          <w:kern w:val="2"/>
-          <w:szCs w:val="22"/>
-          <w:lang w:eastAsia="en-US"/>
-        </w:rPr>
-        <w:t>4.2. Resultats de l’EDA</w:t>
-      </w:r>
-    </w:p>
-    <w:p>
-      <w:pPr>
-        <w:spacing w:line="300" w:lineRule="auto"/>
-        <w:rPr>
-          <w:rFonts w:eastAsia="Aptos"/>
-          <w:color w:val="auto"/>
-          <w:kern w:val="2"/>
-          <w:szCs w:val="22"/>
-          <w:lang w:eastAsia="en-US"/>
-        </w:rPr>
-      </w:pPr>
-      <w:r>
-        <w:rPr>
-          <w:rFonts w:eastAsia="Aptos"/>
-          <w:color w:val="auto"/>
-          <w:kern w:val="2"/>
-          <w:szCs w:val="22"/>
-          <w:lang w:eastAsia="en-US"/>
-        </w:rPr>
-        <w:t>Associacions categòriques</w:t>
-      </w:r>
-    </w:p>
-    <w:p>
-      <w:pPr>
-        <w:spacing w:line="300" w:lineRule="auto"/>
-        <w:rPr>
-          <w:rFonts w:eastAsia="Aptos"/>
-          <w:color w:val="auto"/>
-          <w:kern w:val="2"/>
-          <w:szCs w:val="22"/>
-          <w:lang w:eastAsia="en-US"/>
-        </w:rPr>
-      </w:pPr>
-      <w:r>
-        <w:rPr>
-          <w:rFonts w:eastAsia="Aptos"/>
-          <w:color w:val="auto"/>
-          <w:kern w:val="2"/>
-          <w:szCs w:val="22"/>
-          <w:lang w:eastAsia="en-US"/>
-        </w:rPr>
-        <w:t>Correlacions numèriques</w:t>
-      </w:r>
-    </w:p>
-    <w:p>
-      <w:pPr>
-        <w:spacing w:line="300" w:lineRule="auto"/>
-        <w:rPr>
-          <w:rFonts w:eastAsia="Aptos"/>
-          <w:color w:val="auto"/>
-          <w:kern w:val="2"/>
-          <w:szCs w:val="22"/>
-          <w:lang w:eastAsia="en-US"/>
-        </w:rPr>
-      </w:pPr>
-      <w:r>
-        <w:rPr>
-          <w:rFonts w:eastAsia="Aptos"/>
-          <w:color w:val="auto"/>
-          <w:kern w:val="2"/>
-          <w:szCs w:val="22"/>
-          <w:lang w:eastAsia="en-US"/>
-        </w:rPr>
-        <w:t>Variables de percepció</w:t>
-      </w:r>
-    </w:p>
-    <w:p>
-      <w:pPr>
-        <w:spacing w:line="300" w:lineRule="auto"/>
-        <w:rPr>
-          <w:rFonts w:eastAsia="Aptos"/>
-          <w:color w:val="auto"/>
-          <w:kern w:val="2"/>
-          <w:szCs w:val="22"/>
-          <w:lang w:eastAsia="en-US"/>
-        </w:rPr>
-      </w:pPr>
-      <w:r>
-        <w:rPr>
-          <w:rFonts w:eastAsia="Aptos"/>
-          <w:color w:val="auto"/>
-          <w:kern w:val="2"/>
-          <w:szCs w:val="22"/>
-          <w:lang w:eastAsia="en-US"/>
-        </w:rPr>
-        <w:t>4.3. Resultats de l’EFA</w:t>
-      </w:r>
-    </w:p>
-    <w:p>
-      <w:pPr>
-        <w:spacing w:line="300" w:lineRule="auto"/>
-        <w:rPr>
-          <w:rFonts w:eastAsia="Aptos"/>
-          <w:color w:val="auto"/>
-          <w:kern w:val="2"/>
-          <w:szCs w:val="22"/>
-          <w:lang w:eastAsia="en-US"/>
-        </w:rPr>
-      </w:pPr>
-      <w:r>
-        <w:rPr>
-          <w:rFonts w:eastAsia="Aptos"/>
-          <w:color w:val="auto"/>
-          <w:kern w:val="2"/>
-          <w:szCs w:val="22"/>
-          <w:lang w:eastAsia="en-US"/>
-        </w:rPr>
-        <w:t>4.3.1. Bloc motius de no assistència</w:t>
-      </w:r>
-    </w:p>
-    <w:p>
-      <w:pPr>
-        <w:spacing w:line="300" w:lineRule="auto"/>
-        <w:rPr>
-          <w:rFonts w:eastAsia="Aptos"/>
-          <w:color w:val="auto"/>
-          <w:kern w:val="2"/>
-          <w:szCs w:val="22"/>
-          <w:lang w:eastAsia="en-US"/>
-        </w:rPr>
-      </w:pPr>
-      <w:r>
-        <w:rPr>
-          <w:rFonts w:eastAsia="Aptos"/>
-          <w:color w:val="auto"/>
-          <w:kern w:val="2"/>
-          <w:szCs w:val="22"/>
-          <w:lang w:eastAsia="en-US"/>
-        </w:rPr>
-        <w:t>4.3.2. Bloc estratègies docents</w:t>
-      </w:r>
-    </w:p>
-    <w:p>
-      <w:pPr>
-        <w:spacing w:line="300" w:lineRule="auto"/>
-        <w:rPr>
-          <w:rFonts w:eastAsia="Aptos"/>
-          <w:color w:val="auto"/>
-          <w:kern w:val="2"/>
-          <w:szCs w:val="22"/>
-          <w:lang w:eastAsia="en-US"/>
-        </w:rPr>
-      </w:pPr>
-      <w:r>
-        <w:rPr>
-          <w:rFonts w:eastAsia="Aptos"/>
-          <w:color w:val="auto"/>
-          <w:kern w:val="2"/>
-          <w:szCs w:val="22"/>
-          <w:lang w:eastAsia="en-US"/>
-        </w:rPr>
-        <w:t>4.3.3. Bloc ús de la IA</w:t>
-      </w:r>
-    </w:p>
-    <w:p>
-      <w:pPr>
-        <w:spacing w:line="300" w:lineRule="auto"/>
-        <w:rPr>
-          <w:rFonts w:eastAsia="Aptos"/>
-          <w:color w:val="auto"/>
-          <w:kern w:val="2"/>
-          <w:szCs w:val="22"/>
-          <w:lang w:eastAsia="en-US"/>
-        </w:rPr>
-      </w:pPr>
-      <w:r>
-        <w:rPr>
-          <w:rFonts w:eastAsia="Aptos"/>
-          <w:color w:val="auto"/>
-          <w:kern w:val="2"/>
-          <w:szCs w:val="22"/>
-          <w:lang w:eastAsia="en-US"/>
-        </w:rPr>
-        <w:t>Factors finals</w:t>
-      </w:r>
-    </w:p>
-    <w:p>
-      <w:pPr>
-        <w:spacing w:line="300" w:lineRule="auto"/>
-        <w:rPr>
-          <w:rFonts w:eastAsia="Aptos"/>
-          <w:color w:val="auto"/>
-          <w:kern w:val="2"/>
-          <w:szCs w:val="22"/>
-          <w:lang w:eastAsia="en-US"/>
-        </w:rPr>
-      </w:pPr>
-      <w:r>
-        <w:rPr>
-          <w:rFonts w:eastAsia="Aptos"/>
-          <w:color w:val="auto"/>
-          <w:kern w:val="2"/>
-          <w:szCs w:val="22"/>
-          <w:lang w:eastAsia="en-US"/>
-        </w:rPr>
-        <w:t>Variància explicada</w:t>
-      </w:r>
-    </w:p>
-    <w:p>
-      <w:pPr>
-        <w:spacing w:line="300" w:lineRule="auto"/>
-        <w:rPr>
-          <w:rFonts w:eastAsia="Aptos"/>
-          <w:color w:val="auto"/>
-          <w:kern w:val="2"/>
-          <w:szCs w:val="22"/>
-          <w:lang w:eastAsia="en-US"/>
-        </w:rPr>
-      </w:pPr>
-      <w:r>
-        <w:rPr>
-          <w:rFonts w:eastAsia="Aptos"/>
-          <w:color w:val="auto"/>
-          <w:kern w:val="2"/>
-          <w:szCs w:val="22"/>
-          <w:lang w:eastAsia="en-US"/>
-        </w:rPr>
-        <w:t>Interpretació</w:t>
-      </w:r>
-    </w:p>
-    <w:p>
-      <w:pPr>
-        <w:spacing w:line="300" w:lineRule="auto"/>
-        <w:rPr>
-          <w:rFonts w:eastAsia="Aptos"/>
-          <w:color w:val="auto"/>
-          <w:kern w:val="2"/>
-          <w:szCs w:val="22"/>
-          <w:lang w:eastAsia="en-US"/>
-        </w:rPr>
-      </w:pPr>
-      <w:r>
-        <w:rPr>
-          <w:rFonts w:eastAsia="Aptos"/>
-          <w:color w:val="auto"/>
-          <w:kern w:val="2"/>
-          <w:szCs w:val="22"/>
-          <w:lang w:eastAsia="en-US"/>
-        </w:rPr>
-        <w:t>4.4. Resultats del model logístic</w:t>
-      </w:r>
-    </w:p>
-    <w:p>
-      <w:pPr>
-        <w:spacing w:line="300" w:lineRule="auto"/>
-        <w:rPr>
-          <w:rFonts w:eastAsia="Aptos"/>
-          <w:color w:val="auto"/>
-          <w:kern w:val="2"/>
-          <w:szCs w:val="22"/>
-          <w:lang w:eastAsia="en-US"/>
-        </w:rPr>
-      </w:pPr>
-      <w:r>
-        <w:rPr>
-          <w:rFonts w:eastAsia="Aptos"/>
-          <w:color w:val="auto"/>
-          <w:kern w:val="2"/>
-          <w:szCs w:val="22"/>
-          <w:lang w:eastAsia="en-US"/>
-        </w:rPr>
-        <w:t>Coeficients</w:t>
-      </w:r>
-    </w:p>
-    <w:p>
-      <w:pPr>
-        <w:spacing w:line="300" w:lineRule="auto"/>
-        <w:rPr>
-          <w:rFonts w:eastAsia="Aptos"/>
-          <w:color w:val="auto"/>
-          <w:kern w:val="2"/>
-          <w:szCs w:val="22"/>
-          <w:lang w:eastAsia="en-US"/>
-        </w:rPr>
-      </w:pPr>
-      <w:r>
-        <w:rPr>
-          <w:rFonts w:eastAsia="Aptos"/>
-          <w:color w:val="auto"/>
-          <w:kern w:val="2"/>
-          <w:szCs w:val="22"/>
-          <w:lang w:eastAsia="en-US"/>
-        </w:rPr>
-        <w:t>Significació</w:t>
-      </w:r>
-    </w:p>
-    <w:p>
-      <w:pPr>
-        <w:spacing w:line="300" w:lineRule="auto"/>
-        <w:rPr>
-          <w:rFonts w:eastAsia="Aptos"/>
-          <w:color w:val="auto"/>
-          <w:kern w:val="2"/>
-          <w:szCs w:val="22"/>
-          <w:lang w:eastAsia="en-US"/>
-        </w:rPr>
-      </w:pPr>
-      <w:r>
-        <w:rPr>
-          <w:rFonts w:eastAsia="Aptos"/>
-          <w:color w:val="auto"/>
-          <w:kern w:val="2"/>
-          <w:szCs w:val="22"/>
-          <w:lang w:eastAsia="en-US"/>
-        </w:rPr>
-        <w:t>Odds ratios</w:t>
-      </w:r>
-    </w:p>
-    <w:p>
-      <w:pPr>
-        <w:spacing w:line="300" w:lineRule="auto"/>
-        <w:rPr>
-          <w:rFonts w:eastAsia="Aptos"/>
-          <w:color w:val="auto"/>
-          <w:kern w:val="2"/>
-          <w:szCs w:val="22"/>
-          <w:lang w:eastAsia="en-US"/>
-        </w:rPr>
-      </w:pPr>
-      <w:r>
-        <w:rPr>
-          <w:rFonts w:eastAsia="Aptos"/>
-          <w:color w:val="auto"/>
-          <w:kern w:val="2"/>
-          <w:szCs w:val="22"/>
-          <w:lang w:eastAsia="en-US"/>
-        </w:rPr>
-        <w:t>Interpretació</w:t>
-      </w:r>
-    </w:p>
-    <w:p>
-      <w:pPr>
-        <w:spacing w:line="300" w:lineRule="auto"/>
-        <w:rPr>
-          <w:rFonts w:eastAsia="Aptos"/>
-          <w:color w:val="auto"/>
-          <w:kern w:val="2"/>
-          <w:szCs w:val="22"/>
-          <w:lang w:eastAsia="en-US"/>
-        </w:rPr>
-      </w:pPr>
-      <w:r>
-        <w:rPr>
-          <w:rFonts w:eastAsia="Aptos"/>
-          <w:color w:val="auto"/>
-          <w:kern w:val="2"/>
-          <w:szCs w:val="22"/>
-          <w:lang w:eastAsia="en-US"/>
-        </w:rPr>
-        <w:t>4.5. Validació del model</w:t>
-      </w:r>
-    </w:p>
-    <w:p>
-      <w:pPr>
-        <w:spacing w:line="300" w:lineRule="auto"/>
-        <w:rPr>
-          <w:rFonts w:eastAsia="Aptos"/>
-          <w:color w:val="auto"/>
-          <w:kern w:val="2"/>
-          <w:szCs w:val="22"/>
-          <w:lang w:eastAsia="en-US"/>
-        </w:rPr>
-      </w:pPr>
-      <w:r>
-        <w:rPr>
-          <w:rFonts w:eastAsia="Aptos"/>
-          <w:color w:val="auto"/>
-          <w:kern w:val="2"/>
-          <w:szCs w:val="22"/>
-          <w:lang w:eastAsia="en-US"/>
-        </w:rPr>
-        <w:t>AUC / ROC</w:t>
-      </w:r>
-    </w:p>
-    <w:p>
-      <w:pPr>
-        <w:spacing w:line="300" w:lineRule="auto"/>
-        <w:rPr>
-          <w:rFonts w:eastAsia="Aptos"/>
-          <w:color w:val="auto"/>
-          <w:kern w:val="2"/>
-          <w:szCs w:val="22"/>
-          <w:lang w:eastAsia="en-US"/>
-        </w:rPr>
-      </w:pPr>
-      <w:r>
-        <w:rPr>
-          <w:rFonts w:eastAsia="Aptos"/>
-          <w:color w:val="auto"/>
-          <w:kern w:val="2"/>
-          <w:szCs w:val="22"/>
-          <w:lang w:eastAsia="en-US"/>
-        </w:rPr>
-        <w:t>Accuracy / confusion matrix</w:t>
-      </w:r>
-    </w:p>
-    <w:p>
-      <w:pPr>
-        <w:spacing w:line="300" w:lineRule="auto"/>
-        <w:rPr>
-          <w:rFonts w:eastAsia="Aptos"/>
-          <w:color w:val="auto"/>
-          <w:kern w:val="2"/>
-          <w:szCs w:val="22"/>
-          <w:lang w:eastAsia="en-US"/>
-        </w:rPr>
-      </w:pPr>
-      <w:r>
-        <w:rPr>
-          <w:rFonts w:eastAsia="Aptos"/>
-          <w:color w:val="auto"/>
-          <w:kern w:val="2"/>
-          <w:szCs w:val="22"/>
-          <w:lang w:eastAsia="en-US"/>
-        </w:rPr>
-        <w:t>Pseudo-R²</w:t>
-      </w:r>
-    </w:p>
-    <w:p>
-      <w:pPr>
-        <w:spacing w:line="300" w:lineRule="auto"/>
-        <w:rPr>
-          <w:rFonts w:eastAsia="Aptos"/>
-          <w:color w:val="auto"/>
-          <w:kern w:val="2"/>
-          <w:szCs w:val="22"/>
-          <w:lang w:eastAsia="en-US"/>
-        </w:rPr>
-      </w:pPr>
-      <w:r>
-        <w:rPr>
-          <w:rFonts w:eastAsia="Aptos"/>
-          <w:color w:val="auto"/>
-          <w:kern w:val="2"/>
-          <w:szCs w:val="22"/>
-          <w:lang w:eastAsia="en-US"/>
-        </w:rPr>
-        <w:lastRenderedPageBreak/>
-        <w:t>Capacitat predictiva</w:t>
-      </w:r>
-    </w:p>
-    <w:p>
-      <w:pPr>
-        <w:spacing w:after="0" w:line="240" w:lineRule="auto"/>
-        <w:rPr>
-          <w:rFonts w:eastAsia="Aptos"/>
-          <w:color w:val="auto"/>
-          <w:kern w:val="2"/>
-          <w:szCs w:val="22"/>
-          <w:lang w:eastAsia="en-US"/>
-        </w:rPr>
-      </w:pPr>
       <w:r>
         <w:rPr>
           <w:rFonts w:eastAsia="Aptos"/>
@@ -15439,7 +14582,7 @@
                     </pic:cNvPicPr>
                   </pic:nvPicPr>
                   <pic:blipFill>
-                    <a:blip r:embed="rId13" cstate="print">
+                    <a:blip r:embed="rId14" cstate="print">
                       <a:extLst>
                         <a:ext uri="{28A0092B-C50C-407E-A947-70E740481C1C}">
                           <a14:useLocalDpi xmlns:a14="http://schemas.microsoft.com/office/drawing/2010/main" val="0"/>
@@ -15654,7 +14797,7 @@
                     </pic:cNvPicPr>
                   </pic:nvPicPr>
                   <pic:blipFill rotWithShape="1">
-                    <a:blip r:embed="rId14" cstate="print">
+                    <a:blip r:embed="rId15" cstate="print">
                       <a:extLst>
                         <a:ext uri="{28A0092B-C50C-407E-A947-70E740481C1C}">
                           <a14:useLocalDpi xmlns:a14="http://schemas.microsoft.com/office/drawing/2010/main" val="0"/>
@@ -15914,7 +15057,7 @@
                     </pic:cNvPicPr>
                   </pic:nvPicPr>
                   <pic:blipFill>
-                    <a:blip r:embed="rId15" cstate="print">
+                    <a:blip r:embed="rId16" cstate="print">
                       <a:extLst>
                         <a:ext uri="{28A0092B-C50C-407E-A947-70E740481C1C}">
                           <a14:useLocalDpi xmlns:a14="http://schemas.microsoft.com/office/drawing/2010/main" val="0"/>
@@ -16054,7 +15197,7 @@
                           </pic:cNvPicPr>
                         </pic:nvPicPr>
                         <pic:blipFill rotWithShape="1">
-                          <a:blip r:embed="rId16" cstate="print">
+                          <a:blip r:embed="rId17" cstate="print">
                             <a:extLst>
                               <a:ext uri="{28A0092B-C50C-407E-A947-70E740481C1C}">
                                 <a14:useLocalDpi xmlns:a14="http://schemas.microsoft.com/office/drawing/2010/main" val="0"/>
@@ -16145,7 +15288,7 @@
                           </pic:cNvPicPr>
                         </pic:nvPicPr>
                         <pic:blipFill rotWithShape="1">
-                          <a:blip r:embed="rId17" cstate="print">
+                          <a:blip r:embed="rId18" cstate="print">
                             <a:extLst>
                               <a:ext uri="{28A0092B-C50C-407E-A947-70E740481C1C}">
                                 <a14:useLocalDpi xmlns:a14="http://schemas.microsoft.com/office/drawing/2010/main" val="0"/>
@@ -16581,7 +15724,7 @@
                     </pic:cNvPicPr>
                   </pic:nvPicPr>
                   <pic:blipFill rotWithShape="1">
-                    <a:blip r:embed="rId18" cstate="print">
+                    <a:blip r:embed="rId19" cstate="print">
                       <a:extLst>
                         <a:ext uri="{28A0092B-C50C-407E-A947-70E740481C1C}">
                           <a14:useLocalDpi xmlns:a14="http://schemas.microsoft.com/office/drawing/2010/main" val="0"/>
@@ -16777,7 +15920,7 @@
                     </pic:cNvPicPr>
                   </pic:nvPicPr>
                   <pic:blipFill rotWithShape="1">
-                    <a:blip r:embed="rId19" cstate="print">
+                    <a:blip r:embed="rId20" cstate="print">
                       <a:extLst>
                         <a:ext uri="{28A0092B-C50C-407E-A947-70E740481C1C}">
                           <a14:useLocalDpi xmlns:a14="http://schemas.microsoft.com/office/drawing/2010/main" val="0"/>
@@ -17023,7 +16166,7 @@
                     </pic:cNvPicPr>
                   </pic:nvPicPr>
                   <pic:blipFill rotWithShape="1">
-                    <a:blip r:embed="rId20" cstate="print">
+                    <a:blip r:embed="rId21" cstate="print">
                       <a:extLst>
                         <a:ext uri="{28A0092B-C50C-407E-A947-70E740481C1C}">
                           <a14:useLocalDpi xmlns:a14="http://schemas.microsoft.com/office/drawing/2010/main" val="0"/>
@@ -17315,7 +16458,7 @@
                     </pic:cNvPicPr>
                   </pic:nvPicPr>
                   <pic:blipFill rotWithShape="1">
-                    <a:blip r:embed="rId21" cstate="print">
+                    <a:blip r:embed="rId22" cstate="print">
                       <a:extLst>
                         <a:ext uri="{28A0092B-C50C-407E-A947-70E740481C1C}">
                           <a14:useLocalDpi xmlns:a14="http://schemas.microsoft.com/office/drawing/2010/main" val="0"/>
@@ -18021,7 +17164,7 @@
                     </pic:cNvPicPr>
                   </pic:nvPicPr>
                   <pic:blipFill rotWithShape="1">
-                    <a:blip r:embed="rId22" cstate="print">
+                    <a:blip r:embed="rId23" cstate="print">
                       <a:extLst>
                         <a:ext uri="{28A0092B-C50C-407E-A947-70E740481C1C}">
                           <a14:useLocalDpi xmlns:a14="http://schemas.microsoft.com/office/drawing/2010/main" val="0"/>
@@ -18326,7 +17469,7 @@
                     <pic:cNvPicPr/>
                   </pic:nvPicPr>
                   <pic:blipFill rotWithShape="1">
-                    <a:blip r:embed="rId23"/>
+                    <a:blip r:embed="rId24"/>
                     <a:srcRect t="3637"/>
                     <a:stretch>
                       <a:fillRect/>
@@ -19326,7 +18469,7 @@
                     </pic:cNvPicPr>
                   </pic:nvPicPr>
                   <pic:blipFill rotWithShape="1">
-                    <a:blip r:embed="rId24" cstate="print">
+                    <a:blip r:embed="rId25" cstate="print">
                       <a:extLst>
                         <a:ext uri="{28A0092B-C50C-407E-A947-70E740481C1C}">
                           <a14:useLocalDpi xmlns:a14="http://schemas.microsoft.com/office/drawing/2010/main" val="0"/>
@@ -19635,7 +18778,7 @@
                     </pic:cNvPicPr>
                   </pic:nvPicPr>
                   <pic:blipFill>
-                    <a:blip r:embed="rId25" cstate="print">
+                    <a:blip r:embed="rId26" cstate="print">
                       <a:extLst>
                         <a:ext uri="{28A0092B-C50C-407E-A947-70E740481C1C}">
                           <a14:useLocalDpi xmlns:a14="http://schemas.microsoft.com/office/drawing/2010/main" val="0"/>
@@ -19786,7 +18929,7 @@
                     </pic:cNvPicPr>
                   </pic:nvPicPr>
                   <pic:blipFill rotWithShape="1">
-                    <a:blip r:embed="rId26" cstate="print">
+                    <a:blip r:embed="rId27" cstate="print">
                       <a:extLst>
                         <a:ext uri="{28A0092B-C50C-407E-A947-70E740481C1C}">
                           <a14:useLocalDpi xmlns:a14="http://schemas.microsoft.com/office/drawing/2010/main" val="0"/>
@@ -21505,7 +20648,7 @@
                     </pic:cNvPicPr>
                   </pic:nvPicPr>
                   <pic:blipFill rotWithShape="1">
-                    <a:blip r:embed="rId27" cstate="print">
+                    <a:blip r:embed="rId28" cstate="print">
                       <a:extLst>
                         <a:ext uri="{28A0092B-C50C-407E-A947-70E740481C1C}">
                           <a14:useLocalDpi xmlns:a14="http://schemas.microsoft.com/office/drawing/2010/main" val="0"/>
@@ -22790,7 +21933,19 @@
               <w:rPr>
                 <w:rFonts w:eastAsia="Aptos"/>
               </w:rPr>
-              <w:t>−1.859</w:t>
+              <w:t>−1</w:t>
+            </w:r>
+            <w:r>
+              <w:rPr>
+                <w:rFonts w:eastAsia="Aptos"/>
+              </w:rPr>
+              <w:t>,</w:t>
+            </w:r>
+            <w:r>
+              <w:rPr>
+                <w:rFonts w:eastAsia="Aptos"/>
+              </w:rPr>
+              <w:t>859</w:t>
             </w:r>
           </w:p>
         </w:tc>
@@ -22811,7 +21966,19 @@
               <w:rPr>
                 <w:rFonts w:eastAsia="Aptos"/>
               </w:rPr>
-              <w:t>0.845</w:t>
+              <w:t>0</w:t>
+            </w:r>
+            <w:r>
+              <w:rPr>
+                <w:rFonts w:eastAsia="Aptos"/>
+              </w:rPr>
+              <w:t>,</w:t>
+            </w:r>
+            <w:r>
+              <w:rPr>
+                <w:rFonts w:eastAsia="Aptos"/>
+              </w:rPr>
+              <w:t>845</w:t>
             </w:r>
           </w:p>
         </w:tc>
@@ -22832,7 +21999,19 @@
               <w:rPr>
                 <w:rFonts w:eastAsia="Aptos"/>
               </w:rPr>
-              <w:t>−2.20</w:t>
+              <w:t>−2</w:t>
+            </w:r>
+            <w:r>
+              <w:rPr>
+                <w:rFonts w:eastAsia="Aptos"/>
+              </w:rPr>
+              <w:t>,</w:t>
+            </w:r>
+            <w:r>
+              <w:rPr>
+                <w:rFonts w:eastAsia="Aptos"/>
+              </w:rPr>
+              <w:t>20</w:t>
             </w:r>
           </w:p>
         </w:tc>
@@ -22853,7 +22032,19 @@
               <w:rPr>
                 <w:rFonts w:eastAsia="Aptos"/>
               </w:rPr>
-              <w:t>0.028 *</w:t>
+              <w:t>0</w:t>
+            </w:r>
+            <w:r>
+              <w:rPr>
+                <w:rFonts w:eastAsia="Aptos"/>
+              </w:rPr>
+              <w:t>,</w:t>
+            </w:r>
+            <w:r>
+              <w:rPr>
+                <w:rFonts w:eastAsia="Aptos"/>
+              </w:rPr>
+              <w:t>028 *</w:t>
             </w:r>
           </w:p>
         </w:tc>
@@ -22898,7 +22089,19 @@
               <w:rPr>
                 <w:rFonts w:eastAsia="Aptos"/>
               </w:rPr>
-              <w:t>−0.722</w:t>
+              <w:t>−0</w:t>
+            </w:r>
+            <w:r>
+              <w:rPr>
+                <w:rFonts w:eastAsia="Aptos"/>
+              </w:rPr>
+              <w:t>,</w:t>
+            </w:r>
+            <w:r>
+              <w:rPr>
+                <w:rFonts w:eastAsia="Aptos"/>
+              </w:rPr>
+              <w:t>722</w:t>
             </w:r>
           </w:p>
         </w:tc>
@@ -22920,7 +22123,19 @@
               <w:rPr>
                 <w:rFonts w:eastAsia="Aptos"/>
               </w:rPr>
-              <w:t>0.206</w:t>
+              <w:t>0</w:t>
+            </w:r>
+            <w:r>
+              <w:rPr>
+                <w:rFonts w:eastAsia="Aptos"/>
+              </w:rPr>
+              <w:t>,</w:t>
+            </w:r>
+            <w:r>
+              <w:rPr>
+                <w:rFonts w:eastAsia="Aptos"/>
+              </w:rPr>
+              <w:t>206</w:t>
             </w:r>
           </w:p>
         </w:tc>
@@ -22942,7 +22157,19 @@
               <w:rPr>
                 <w:rFonts w:eastAsia="Aptos"/>
               </w:rPr>
-              <w:t>−3.51</w:t>
+              <w:t>−3</w:t>
+            </w:r>
+            <w:r>
+              <w:rPr>
+                <w:rFonts w:eastAsia="Aptos"/>
+              </w:rPr>
+              <w:t>,</w:t>
+            </w:r>
+            <w:r>
+              <w:rPr>
+                <w:rFonts w:eastAsia="Aptos"/>
+              </w:rPr>
+              <w:t>51</w:t>
             </w:r>
           </w:p>
         </w:tc>
@@ -22963,7 +22190,19 @@
               <w:rPr>
                 <w:rFonts w:eastAsia="Aptos"/>
               </w:rPr>
-              <w:t>&lt;0.001 ***</w:t>
+              <w:t>&lt;0</w:t>
+            </w:r>
+            <w:r>
+              <w:rPr>
+                <w:rFonts w:eastAsia="Aptos"/>
+              </w:rPr>
+              <w:t>,</w:t>
+            </w:r>
+            <w:r>
+              <w:rPr>
+                <w:rFonts w:eastAsia="Aptos"/>
+              </w:rPr>
+              <w:t>001 ***</w:t>
             </w:r>
           </w:p>
         </w:tc>
@@ -23008,7 +22247,19 @@
               <w:rPr>
                 <w:rFonts w:eastAsia="Aptos"/>
               </w:rPr>
-              <w:t>0.293</w:t>
+              <w:t>0</w:t>
+            </w:r>
+            <w:r>
+              <w:rPr>
+                <w:rFonts w:eastAsia="Aptos"/>
+              </w:rPr>
+              <w:t>,</w:t>
+            </w:r>
+            <w:r>
+              <w:rPr>
+                <w:rFonts w:eastAsia="Aptos"/>
+              </w:rPr>
+              <w:t>293</w:t>
             </w:r>
           </w:p>
         </w:tc>
@@ -23030,7 +22281,19 @@
               <w:rPr>
                 <w:rFonts w:eastAsia="Aptos"/>
               </w:rPr>
-              <w:t>0.150</w:t>
+              <w:t>0</w:t>
+            </w:r>
+            <w:r>
+              <w:rPr>
+                <w:rFonts w:eastAsia="Aptos"/>
+              </w:rPr>
+              <w:t>,</w:t>
+            </w:r>
+            <w:r>
+              <w:rPr>
+                <w:rFonts w:eastAsia="Aptos"/>
+              </w:rPr>
+              <w:t>150</w:t>
             </w:r>
           </w:p>
         </w:tc>
@@ -23052,7 +22315,19 @@
               <w:rPr>
                 <w:rFonts w:eastAsia="Aptos"/>
               </w:rPr>
-              <w:t>1.95</w:t>
+              <w:t>1</w:t>
+            </w:r>
+            <w:r>
+              <w:rPr>
+                <w:rFonts w:eastAsia="Aptos"/>
+              </w:rPr>
+              <w:t>,</w:t>
+            </w:r>
+            <w:r>
+              <w:rPr>
+                <w:rFonts w:eastAsia="Aptos"/>
+              </w:rPr>
+              <w:t>95</w:t>
             </w:r>
           </w:p>
         </w:tc>
@@ -23073,7 +22348,19 @@
               <w:rPr>
                 <w:rFonts w:eastAsia="Aptos"/>
               </w:rPr>
-              <w:t>0.051 .</w:t>
+              <w:t>0</w:t>
+            </w:r>
+            <w:r>
+              <w:rPr>
+                <w:rFonts w:eastAsia="Aptos"/>
+              </w:rPr>
+              <w:t>,</w:t>
+            </w:r>
+            <w:r>
+              <w:rPr>
+                <w:rFonts w:eastAsia="Aptos"/>
+              </w:rPr>
+              <w:t>051 .</w:t>
             </w:r>
           </w:p>
         </w:tc>
@@ -23118,7 +22405,19 @@
               <w:rPr>
                 <w:rFonts w:eastAsia="Aptos"/>
               </w:rPr>
-              <w:t>0.518</w:t>
+              <w:t>0</w:t>
+            </w:r>
+            <w:r>
+              <w:rPr>
+                <w:rFonts w:eastAsia="Aptos"/>
+              </w:rPr>
+              <w:t>,</w:t>
+            </w:r>
+            <w:r>
+              <w:rPr>
+                <w:rFonts w:eastAsia="Aptos"/>
+              </w:rPr>
+              <w:t>518</w:t>
             </w:r>
           </w:p>
         </w:tc>
@@ -23140,7 +22439,19 @@
               <w:rPr>
                 <w:rFonts w:eastAsia="Aptos"/>
               </w:rPr>
-              <w:t>0.165</w:t>
+              <w:t>0</w:t>
+            </w:r>
+            <w:r>
+              <w:rPr>
+                <w:rFonts w:eastAsia="Aptos"/>
+              </w:rPr>
+              <w:t>,</w:t>
+            </w:r>
+            <w:r>
+              <w:rPr>
+                <w:rFonts w:eastAsia="Aptos"/>
+              </w:rPr>
+              <w:t>165</w:t>
             </w:r>
           </w:p>
         </w:tc>
@@ -23162,7 +22473,19 @@
               <w:rPr>
                 <w:rFonts w:eastAsia="Aptos"/>
               </w:rPr>
-              <w:t>3.13</w:t>
+              <w:t>3</w:t>
+            </w:r>
+            <w:r>
+              <w:rPr>
+                <w:rFonts w:eastAsia="Aptos"/>
+              </w:rPr>
+              <w:t>,</w:t>
+            </w:r>
+            <w:r>
+              <w:rPr>
+                <w:rFonts w:eastAsia="Aptos"/>
+              </w:rPr>
+              <w:t>13</w:t>
             </w:r>
           </w:p>
         </w:tc>
@@ -23183,7 +22506,19 @@
               <w:rPr>
                 <w:rFonts w:eastAsia="Aptos"/>
               </w:rPr>
-              <w:t>0.002 **</w:t>
+              <w:t>0</w:t>
+            </w:r>
+            <w:r>
+              <w:rPr>
+                <w:rFonts w:eastAsia="Aptos"/>
+              </w:rPr>
+              <w:t>,</w:t>
+            </w:r>
+            <w:r>
+              <w:rPr>
+                <w:rFonts w:eastAsia="Aptos"/>
+              </w:rPr>
+              <w:t>002 **</w:t>
             </w:r>
           </w:p>
         </w:tc>
@@ -23228,7 +22563,19 @@
               <w:rPr>
                 <w:rFonts w:eastAsia="Aptos"/>
               </w:rPr>
-              <w:t>−0.346</w:t>
+              <w:t>−0</w:t>
+            </w:r>
+            <w:r>
+              <w:rPr>
+                <w:rFonts w:eastAsia="Aptos"/>
+              </w:rPr>
+              <w:t>,</w:t>
+            </w:r>
+            <w:r>
+              <w:rPr>
+                <w:rFonts w:eastAsia="Aptos"/>
+              </w:rPr>
+              <w:t>346</w:t>
             </w:r>
           </w:p>
         </w:tc>
@@ -23250,7 +22597,19 @@
               <w:rPr>
                 <w:rFonts w:eastAsia="Aptos"/>
               </w:rPr>
-              <w:t>0.101</w:t>
+              <w:t>0</w:t>
+            </w:r>
+            <w:r>
+              <w:rPr>
+                <w:rFonts w:eastAsia="Aptos"/>
+              </w:rPr>
+              <w:t>,</w:t>
+            </w:r>
+            <w:r>
+              <w:rPr>
+                <w:rFonts w:eastAsia="Aptos"/>
+              </w:rPr>
+              <w:t>101</w:t>
             </w:r>
           </w:p>
         </w:tc>
@@ -23272,7 +22631,19 @@
               <w:rPr>
                 <w:rFonts w:eastAsia="Aptos"/>
               </w:rPr>
-              <w:t>−3.44</w:t>
+              <w:t>−3</w:t>
+            </w:r>
+            <w:r>
+              <w:rPr>
+                <w:rFonts w:eastAsia="Aptos"/>
+              </w:rPr>
+              <w:t>,</w:t>
+            </w:r>
+            <w:r>
+              <w:rPr>
+                <w:rFonts w:eastAsia="Aptos"/>
+              </w:rPr>
+              <w:t>44</w:t>
             </w:r>
           </w:p>
         </w:tc>
@@ -23293,7 +22664,19 @@
               <w:rPr>
                 <w:rFonts w:eastAsia="Aptos"/>
               </w:rPr>
-              <w:t>&lt;0.001 ***</w:t>
+              <w:t>&lt;0</w:t>
+            </w:r>
+            <w:r>
+              <w:rPr>
+                <w:rFonts w:eastAsia="Aptos"/>
+              </w:rPr>
+              <w:t>,</w:t>
+            </w:r>
+            <w:r>
+              <w:rPr>
+                <w:rFonts w:eastAsia="Aptos"/>
+              </w:rPr>
+              <w:t>001 ***</w:t>
             </w:r>
           </w:p>
         </w:tc>
@@ -23338,7 +22721,19 @@
               <w:rPr>
                 <w:rFonts w:eastAsia="Aptos"/>
               </w:rPr>
-              <w:t>1.580</w:t>
+              <w:t>1</w:t>
+            </w:r>
+            <w:r>
+              <w:rPr>
+                <w:rFonts w:eastAsia="Aptos"/>
+              </w:rPr>
+              <w:t>,</w:t>
+            </w:r>
+            <w:r>
+              <w:rPr>
+                <w:rFonts w:eastAsia="Aptos"/>
+              </w:rPr>
+              <w:t>580</w:t>
             </w:r>
           </w:p>
         </w:tc>
@@ -23360,7 +22755,19 @@
               <w:rPr>
                 <w:rFonts w:eastAsia="Aptos"/>
               </w:rPr>
-              <w:t>0.708</w:t>
+              <w:t>0</w:t>
+            </w:r>
+            <w:r>
+              <w:rPr>
+                <w:rFonts w:eastAsia="Aptos"/>
+              </w:rPr>
+              <w:t>,</w:t>
+            </w:r>
+            <w:r>
+              <w:rPr>
+                <w:rFonts w:eastAsia="Aptos"/>
+              </w:rPr>
+              <w:t>708</w:t>
             </w:r>
           </w:p>
         </w:tc>
@@ -23382,7 +22789,19 @@
               <w:rPr>
                 <w:rFonts w:eastAsia="Aptos"/>
               </w:rPr>
-              <w:t>2.23</w:t>
+              <w:t>2</w:t>
+            </w:r>
+            <w:r>
+              <w:rPr>
+                <w:rFonts w:eastAsia="Aptos"/>
+              </w:rPr>
+              <w:t>,</w:t>
+            </w:r>
+            <w:r>
+              <w:rPr>
+                <w:rFonts w:eastAsia="Aptos"/>
+              </w:rPr>
+              <w:t>23</w:t>
             </w:r>
           </w:p>
         </w:tc>
@@ -23403,7 +22822,19 @@
               <w:rPr>
                 <w:rFonts w:eastAsia="Aptos"/>
               </w:rPr>
-              <w:t>0.026 *</w:t>
+              <w:t>0</w:t>
+            </w:r>
+            <w:r>
+              <w:rPr>
+                <w:rFonts w:eastAsia="Aptos"/>
+              </w:rPr>
+              <w:t>,</w:t>
+            </w:r>
+            <w:r>
+              <w:rPr>
+                <w:rFonts w:eastAsia="Aptos"/>
+              </w:rPr>
+              <w:t>026 *</w:t>
             </w:r>
           </w:p>
         </w:tc>
@@ -23448,7 +22879,19 @@
               <w:rPr>
                 <w:rFonts w:eastAsia="Aptos"/>
               </w:rPr>
-              <w:t>1.108</w:t>
+              <w:t>1</w:t>
+            </w:r>
+            <w:r>
+              <w:rPr>
+                <w:rFonts w:eastAsia="Aptos"/>
+              </w:rPr>
+              <w:t>,</w:t>
+            </w:r>
+            <w:r>
+              <w:rPr>
+                <w:rFonts w:eastAsia="Aptos"/>
+              </w:rPr>
+              <w:t>108</w:t>
             </w:r>
           </w:p>
         </w:tc>
@@ -23470,7 +22913,19 @@
               <w:rPr>
                 <w:rFonts w:eastAsia="Aptos"/>
               </w:rPr>
-              <w:t>0.364</w:t>
+              <w:t>0</w:t>
+            </w:r>
+            <w:r>
+              <w:rPr>
+                <w:rFonts w:eastAsia="Aptos"/>
+              </w:rPr>
+              <w:t>,</w:t>
+            </w:r>
+            <w:r>
+              <w:rPr>
+                <w:rFonts w:eastAsia="Aptos"/>
+              </w:rPr>
+              <w:t>364</w:t>
             </w:r>
           </w:p>
         </w:tc>
@@ -23492,7 +22947,19 @@
               <w:rPr>
                 <w:rFonts w:eastAsia="Aptos"/>
               </w:rPr>
-              <w:t>3.05</w:t>
+              <w:t>3</w:t>
+            </w:r>
+            <w:r>
+              <w:rPr>
+                <w:rFonts w:eastAsia="Aptos"/>
+              </w:rPr>
+              <w:t>,</w:t>
+            </w:r>
+            <w:r>
+              <w:rPr>
+                <w:rFonts w:eastAsia="Aptos"/>
+              </w:rPr>
+              <w:t>05</w:t>
             </w:r>
           </w:p>
         </w:tc>
@@ -23513,7 +22980,19 @@
               <w:rPr>
                 <w:rFonts w:eastAsia="Aptos"/>
               </w:rPr>
-              <w:t>0.002 **</w:t>
+              <w:t>0</w:t>
+            </w:r>
+            <w:r>
+              <w:rPr>
+                <w:rFonts w:eastAsia="Aptos"/>
+              </w:rPr>
+              <w:t>,</w:t>
+            </w:r>
+            <w:r>
+              <w:rPr>
+                <w:rFonts w:eastAsia="Aptos"/>
+              </w:rPr>
+              <w:t>002 **</w:t>
             </w:r>
           </w:p>
         </w:tc>
@@ -23558,7 +23037,19 @@
               <w:rPr>
                 <w:rFonts w:eastAsia="Aptos"/>
               </w:rPr>
-              <w:t>0.570</w:t>
+              <w:t>0</w:t>
+            </w:r>
+            <w:r>
+              <w:rPr>
+                <w:rFonts w:eastAsia="Aptos"/>
+              </w:rPr>
+              <w:t>,</w:t>
+            </w:r>
+            <w:r>
+              <w:rPr>
+                <w:rFonts w:eastAsia="Aptos"/>
+              </w:rPr>
+              <w:t>570</w:t>
             </w:r>
           </w:p>
         </w:tc>
@@ -23580,7 +23071,19 @@
               <w:rPr>
                 <w:rFonts w:eastAsia="Aptos"/>
               </w:rPr>
-              <w:t>0.181</w:t>
+              <w:t>0</w:t>
+            </w:r>
+            <w:r>
+              <w:rPr>
+                <w:rFonts w:eastAsia="Aptos"/>
+              </w:rPr>
+              <w:t>,</w:t>
+            </w:r>
+            <w:r>
+              <w:rPr>
+                <w:rFonts w:eastAsia="Aptos"/>
+              </w:rPr>
+              <w:t>181</w:t>
             </w:r>
           </w:p>
         </w:tc>
@@ -23602,7 +23105,19 @@
               <w:rPr>
                 <w:rFonts w:eastAsia="Aptos"/>
               </w:rPr>
-              <w:t>3.15</w:t>
+              <w:t>3</w:t>
+            </w:r>
+            <w:r>
+              <w:rPr>
+                <w:rFonts w:eastAsia="Aptos"/>
+              </w:rPr>
+              <w:t>,</w:t>
+            </w:r>
+            <w:r>
+              <w:rPr>
+                <w:rFonts w:eastAsia="Aptos"/>
+              </w:rPr>
+              <w:t>15</w:t>
             </w:r>
           </w:p>
         </w:tc>
@@ -23623,7 +23138,19 @@
               <w:rPr>
                 <w:rFonts w:eastAsia="Aptos"/>
               </w:rPr>
-              <w:t>0.002 **</w:t>
+              <w:t>0</w:t>
+            </w:r>
+            <w:r>
+              <w:rPr>
+                <w:rFonts w:eastAsia="Aptos"/>
+              </w:rPr>
+              <w:t>,</w:t>
+            </w:r>
+            <w:r>
+              <w:rPr>
+                <w:rFonts w:eastAsia="Aptos"/>
+              </w:rPr>
+              <w:t>002 **</w:t>
             </w:r>
           </w:p>
         </w:tc>
@@ -23668,7 +23195,19 @@
               <w:rPr>
                 <w:rFonts w:eastAsia="Aptos"/>
               </w:rPr>
-              <w:t>1.078</w:t>
+              <w:t>1</w:t>
+            </w:r>
+            <w:r>
+              <w:rPr>
+                <w:rFonts w:eastAsia="Aptos"/>
+              </w:rPr>
+              <w:t>,</w:t>
+            </w:r>
+            <w:r>
+              <w:rPr>
+                <w:rFonts w:eastAsia="Aptos"/>
+              </w:rPr>
+              <w:t>078</w:t>
             </w:r>
           </w:p>
         </w:tc>
@@ -23690,7 +23229,19 @@
               <w:rPr>
                 <w:rFonts w:eastAsia="Aptos"/>
               </w:rPr>
-              <w:t>0.378</w:t>
+              <w:t>0</w:t>
+            </w:r>
+            <w:r>
+              <w:rPr>
+                <w:rFonts w:eastAsia="Aptos"/>
+              </w:rPr>
+              <w:t>,</w:t>
+            </w:r>
+            <w:r>
+              <w:rPr>
+                <w:rFonts w:eastAsia="Aptos"/>
+              </w:rPr>
+              <w:t>378</w:t>
             </w:r>
           </w:p>
         </w:tc>
@@ -23712,7 +23263,19 @@
               <w:rPr>
                 <w:rFonts w:eastAsia="Aptos"/>
               </w:rPr>
-              <w:t>2.85</w:t>
+              <w:t>2</w:t>
+            </w:r>
+            <w:r>
+              <w:rPr>
+                <w:rFonts w:eastAsia="Aptos"/>
+              </w:rPr>
+              <w:t>,</w:t>
+            </w:r>
+            <w:r>
+              <w:rPr>
+                <w:rFonts w:eastAsia="Aptos"/>
+              </w:rPr>
+              <w:t>85</w:t>
             </w:r>
           </w:p>
         </w:tc>
@@ -23733,7 +23296,19 @@
               <w:rPr>
                 <w:rFonts w:eastAsia="Aptos"/>
               </w:rPr>
-              <w:t>0.004 **</w:t>
+              <w:t>0</w:t>
+            </w:r>
+            <w:r>
+              <w:rPr>
+                <w:rFonts w:eastAsia="Aptos"/>
+              </w:rPr>
+              <w:t>,</w:t>
+            </w:r>
+            <w:r>
+              <w:rPr>
+                <w:rFonts w:eastAsia="Aptos"/>
+              </w:rPr>
+              <w:t>004 **</w:t>
             </w:r>
           </w:p>
         </w:tc>
@@ -23750,7 +23325,19 @@
         <w:rPr>
           <w:lang w:eastAsia="en-US"/>
         </w:rPr>
-        <w:t xml:space="preserve">El model seleccionat s'estima sobre el conjunt d'entrenament (274 observacions). Tots els coeficients són estadísticament significatius al nivell del 5%, excepte MOT_FORCA_MAJOR, que ho és al 10% (p = 0.051). La reducció de </w:t>
+        <w:t>El model seleccionat s'estima sobre el conjunt d'entrenament (274 observacions). Tots els coeficients són estadísticament significatius al nivell del 5%, excepte MOT_FORCA_MAJOR, que ho és al 10% (p = 0</w:t>
+      </w:r>
+      <w:r>
+        <w:rPr>
+          <w:lang w:eastAsia="en-US"/>
+        </w:rPr>
+        <w:t>,</w:t>
+      </w:r>
+      <w:r>
+        <w:rPr>
+          <w:lang w:eastAsia="en-US"/>
+        </w:rPr>
+        <w:t xml:space="preserve">051). La reducció de </w:t>
       </w:r>
       <w:r>
         <w:rPr>
@@ -23762,7 +23349,43 @@
         <w:rPr>
           <w:lang w:eastAsia="en-US"/>
         </w:rPr>
-        <w:t xml:space="preserve"> respecte al model nul és notable —de 376.10 a 279.56, una reducció del 25.7%— indicant que el conjunt de predictors explica una part substancial de la variació en l'assistència.</w:t>
+        <w:t xml:space="preserve"> respecte al model nul és notable —de 376</w:t>
+      </w:r>
+      <w:r>
+        <w:rPr>
+          <w:lang w:eastAsia="en-US"/>
+        </w:rPr>
+        <w:t>,</w:t>
+      </w:r>
+      <w:r>
+        <w:rPr>
+          <w:lang w:eastAsia="en-US"/>
+        </w:rPr>
+        <w:t>10 a 279</w:t>
+      </w:r>
+      <w:r>
+        <w:rPr>
+          <w:lang w:eastAsia="en-US"/>
+        </w:rPr>
+        <w:t>,</w:t>
+      </w:r>
+      <w:r>
+        <w:rPr>
+          <w:lang w:eastAsia="en-US"/>
+        </w:rPr>
+        <w:t>56, una reducció del 25</w:t>
+      </w:r>
+      <w:r>
+        <w:rPr>
+          <w:lang w:eastAsia="en-US"/>
+        </w:rPr>
+        <w:t>,</w:t>
+      </w:r>
+      <w:r>
+        <w:rPr>
+          <w:lang w:eastAsia="en-US"/>
+        </w:rPr>
+        <w:t>7%— indicant que el conjunt de predictors explica una part substancial de la variació en l'assistència.</w:t>
       </w:r>
     </w:p>
     <w:p>
@@ -23794,7 +23417,31 @@
         <w:rPr>
           <w:lang w:eastAsia="en-US"/>
         </w:rPr>
-        <w:t>El model obté un AUC de 0.856 sobre el test, superior a la mitjana de validació creuada (0.801), cosa que descarta overfitting en la capacitat discriminativa global.</w:t>
+        <w:t>El model obté un AUC de 0</w:t>
+      </w:r>
+      <w:r>
+        <w:rPr>
+          <w:lang w:eastAsia="en-US"/>
+        </w:rPr>
+        <w:t>,</w:t>
+      </w:r>
+      <w:r>
+        <w:rPr>
+          <w:lang w:eastAsia="en-US"/>
+        </w:rPr>
+        <w:t>856 sobre el test, superior a la mitjana de validació creuada (0</w:t>
+      </w:r>
+      <w:r>
+        <w:rPr>
+          <w:lang w:eastAsia="en-US"/>
+        </w:rPr>
+        <w:t>,</w:t>
+      </w:r>
+      <w:r>
+        <w:rPr>
+          <w:lang w:eastAsia="en-US"/>
+        </w:rPr>
+        <w:t>801), cosa que descarta overfitting en la capacitat discriminativa global.</w:t>
       </w:r>
       <w:r>
         <w:rPr>
@@ -23877,7 +23524,7 @@
                     </pic:cNvPicPr>
                   </pic:nvPicPr>
                   <pic:blipFill rotWithShape="1">
-                    <a:blip r:embed="rId28" cstate="print">
+                    <a:blip r:embed="rId29" cstate="print">
                       <a:extLst>
                         <a:ext uri="{28A0092B-C50C-407E-A947-70E740481C1C}">
                           <a14:useLocalDpi xmlns:a14="http://schemas.microsoft.com/office/drawing/2010/main" val="0"/>
@@ -24324,7 +23971,13 @@
               <w:rPr>
                 <w:rFonts w:eastAsia="Aptos"/>
               </w:rPr>
-              <w:t>0,856</w:t>
+              <w:t>0,</w:t>
+            </w:r>
+            <w:r>
+              <w:rPr>
+                <w:rFonts w:eastAsia="Aptos"/>
+              </w:rPr>
+              <w:t>676</w:t>
             </w:r>
           </w:p>
         </w:tc>
@@ -25009,7 +24662,7 @@
                     </pic:cNvPicPr>
                   </pic:nvPicPr>
                   <pic:blipFill rotWithShape="1">
-                    <a:blip r:embed="rId29" cstate="print">
+                    <a:blip r:embed="rId30" cstate="print">
                       <a:extLst>
                         <a:ext uri="{28A0092B-C50C-407E-A947-70E740481C1C}">
                           <a14:useLocalDpi xmlns:a14="http://schemas.microsoft.com/office/drawing/2010/main" val="0"/>
@@ -25119,7 +24772,7 @@
                     </pic:cNvPicPr>
                   </pic:nvPicPr>
                   <pic:blipFill rotWithShape="1">
-                    <a:blip r:embed="rId30" cstate="print">
+                    <a:blip r:embed="rId31" cstate="print">
                       <a:extLst>
                         <a:ext uri="{28A0092B-C50C-407E-A947-70E740481C1C}">
                           <a14:useLocalDpi xmlns:a14="http://schemas.microsoft.com/office/drawing/2010/main" val="0"/>
@@ -27094,7 +26747,7 @@
                     </pic:cNvPicPr>
                   </pic:nvPicPr>
                   <pic:blipFill rotWithShape="1">
-                    <a:blip r:embed="rId31" cstate="print">
+                    <a:blip r:embed="rId32" cstate="print">
                       <a:extLst>
                         <a:ext uri="{28A0092B-C50C-407E-A947-70E740481C1C}">
                           <a14:useLocalDpi xmlns:a14="http://schemas.microsoft.com/office/drawing/2010/main" val="0"/>
@@ -28289,7 +27942,7 @@
                     </pic:cNvPicPr>
                   </pic:nvPicPr>
                   <pic:blipFill rotWithShape="1">
-                    <a:blip r:embed="rId32" cstate="print">
+                    <a:blip r:embed="rId33" cstate="print">
                       <a:extLst>
                         <a:ext uri="{28A0092B-C50C-407E-A947-70E740481C1C}">
                           <a14:useLocalDpi xmlns:a14="http://schemas.microsoft.com/office/drawing/2010/main" val="0"/>
@@ -28438,7 +28091,7 @@
                     </pic:cNvPicPr>
                   </pic:nvPicPr>
                   <pic:blipFill rotWithShape="1">
-                    <a:blip r:embed="rId33" cstate="print">
+                    <a:blip r:embed="rId34" cstate="print">
                       <a:extLst>
                         <a:ext uri="{28A0092B-C50C-407E-A947-70E740481C1C}">
                           <a14:useLocalDpi xmlns:a14="http://schemas.microsoft.com/office/drawing/2010/main" val="0"/>
@@ -28562,22 +28215,21 @@
       <w:r>
         <w:t>és una validació molt sòlida.</w:t>
       </w:r>
-    </w:p>
-    <w:p>
-      <w:pPr>
-        <w:rPr>
-          <w:lang w:eastAsia="en-US"/>
-        </w:rPr>
-      </w:pPr>
-    </w:p>
-    <w:p>
-      <w:pPr>
-        <w:keepNext/>
-        <w:spacing w:before="240"/>
-        <w:rPr>
-          <w:lang w:eastAsia="en-US"/>
-        </w:rPr>
-      </w:pPr>
+      <w:r>
+        <w:rPr>
+          <w:rFonts w:eastAsia="Aptos"/>
+        </w:rPr>
+        <w:br w:type="page"/>
+      </w:r>
+    </w:p>
+    <w:p>
+      <w:pPr>
+        <w:pStyle w:val="Ttulo1"/>
+      </w:pPr>
+      <w:r>
+        <w:lastRenderedPageBreak/>
+        <w:t>Conclusions</w:t>
+      </w:r>
     </w:p>
     <w:p>
       <w:pPr>
@@ -28590,125 +28242,15 @@
           <w:lang w:eastAsia="en-US"/>
         </w:rPr>
       </w:pPr>
-    </w:p>
-    <w:p>
-      <w:pPr>
-        <w:rPr>
+      <w:r>
+        <w:rPr>
+          <w:rFonts w:eastAsia="Aptos"/>
           <w:color w:val="auto"/>
           <w:kern w:val="2"/>
           <w:szCs w:val="22"/>
-        </w:rPr>
-      </w:pPr>
-      <w:r>
-        <w:br w:type="page"/>
-      </w:r>
-    </w:p>
-    <w:p>
-      <w:pPr>
-        <w:spacing w:after="0" w:line="240" w:lineRule="auto"/>
-        <w:rPr>
-          <w:rFonts w:ascii="Aptos Display" w:eastAsia="Aptos" w:hAnsi="Aptos Display"/>
-          <w:b/>
-          <w:bCs/>
-          <w:sz w:val="26"/>
-          <w:szCs w:val="26"/>
-          <w:lang w:eastAsia="en-US"/>
-        </w:rPr>
-      </w:pPr>
-      <w:r>
-        <w:rPr>
-          <w:rFonts w:eastAsia="Aptos"/>
-        </w:rPr>
-        <w:lastRenderedPageBreak/>
-        <w:br w:type="page"/>
-      </w:r>
-    </w:p>
-    <w:p>
-      <w:pPr>
-        <w:spacing w:after="0" w:line="240" w:lineRule="auto"/>
-        <w:rPr>
-          <w:rFonts w:eastAsia="Aptos"/>
-        </w:rPr>
-      </w:pPr>
-      <w:r>
-        <w:rPr>
-          <w:rFonts w:eastAsia="Aptos"/>
-        </w:rPr>
-        <w:lastRenderedPageBreak/>
-        <w:br w:type="page"/>
-      </w:r>
-    </w:p>
-    <w:p>
-      <w:pPr>
-        <w:spacing w:after="0" w:line="240" w:lineRule="auto"/>
-        <w:rPr>
-          <w:rFonts w:eastAsia="Aptos"/>
-        </w:rPr>
-      </w:pPr>
-      <w:r>
-        <w:rPr>
-          <w:rFonts w:eastAsia="Aptos"/>
-        </w:rPr>
-        <w:lastRenderedPageBreak/>
-        <w:br w:type="page"/>
-      </w:r>
-    </w:p>
-    <w:p>
-      <w:pPr>
-        <w:rPr>
-          <w:rFonts w:eastAsia="Aptos"/>
-        </w:rPr>
-      </w:pPr>
-      <w:r>
-        <w:rPr>
-          <w:rFonts w:eastAsia="Aptos"/>
-        </w:rPr>
-        <w:lastRenderedPageBreak/>
-        <w:t>El segon bloc és predictiu: un cop identificades les variables rellevants, l'objectiu és construir models que classifiquin nous estudiants com a regulars o irregulars amb la màxima fiabilitat possible.</w:t>
-      </w:r>
-    </w:p>
-    <w:p>
-      <w:pPr>
-        <w:rPr>
-          <w:rFonts w:eastAsia="Aptos"/>
-        </w:rPr>
-      </w:pPr>
-      <w:r>
-        <w:rPr>
-          <w:rFonts w:eastAsia="Aptos"/>
-        </w:rPr>
-        <w:t>En tots els models s</w:t>
-      </w:r>
-      <w:r>
-        <w:rPr>
-          <w:rFonts w:eastAsia="Aptos"/>
-        </w:rPr>
-        <w:t xml:space="preserve">'ha fet una partició estratificada amb createDataPartition del paquet caret, que preserva la proporció de classes en </w:t>
-      </w:r>
-      <w:r>
-        <w:rPr>
-          <w:rFonts w:eastAsia="Aptos"/>
-        </w:rPr>
-        <w:t xml:space="preserve">els diferents conjunts. S’ha fet així </w:t>
-      </w:r>
-      <w:r>
-        <w:rPr>
-          <w:rFonts w:eastAsia="Aptos"/>
-        </w:rPr>
-        <w:t>per assegurar que el model s'entrena i s'avalua amb distribucions comparables i no hi ha biaixos per atzar.</w:t>
-      </w:r>
-    </w:p>
-    <w:p>
-      <w:pPr>
-        <w:rPr>
-          <w:rFonts w:eastAsia="Aptos"/>
-        </w:rPr>
-      </w:pPr>
-      <w:r>
-        <w:rPr>
-          <w:rFonts w:eastAsia="Aptos"/>
-        </w:rPr>
-        <w:br w:type="page"/>
+          <w:lang w:eastAsia="en-US"/>
+        </w:rPr>
+        <w:t>Les conclusions han de tenir una estreta relació amb el que s’ha argumentat en el desenvolupament del treball, però no poden ser un resum del que s’ha exposat, sinó que han de donar resposta a les hipòtesis, qüestions i objectius plantejats. Han de ser breus, concloents i tenir forma d’asseveració (i no pas d’interrogació); no s’hi han de posar citacions ni és el lloc per introduir-hi idees noves. Les conclusions s’han d’acabar amb un salt de pàgina.</w:t>
       </w:r>
     </w:p>
     <w:p>
@@ -28730,10 +28272,12 @@
           <w:szCs w:val="22"/>
           <w:lang w:eastAsia="en-US"/>
         </w:rPr>
-        <w:lastRenderedPageBreak/>
-        <w:sym w:font="Symbol" w:char="F0B7"/>
-      </w:r>
-      <w:r>
+        <w:br/>
+      </w:r>
+    </w:p>
+    <w:p>
+      <w:pPr>
+        <w:spacing w:line="300" w:lineRule="auto"/>
         <w:rPr>
           <w:rFonts w:eastAsia="Aptos"/>
           <w:color w:val="auto"/>
@@ -28741,172 +28285,7 @@
           <w:szCs w:val="22"/>
           <w:lang w:eastAsia="en-US"/>
         </w:rPr>
-        <w:t xml:space="preserve"> Conclusions:</w:t>
-      </w:r>
-    </w:p>
-    <w:p>
-      <w:pPr>
-        <w:spacing w:line="300" w:lineRule="auto"/>
-        <w:rPr>
-          <w:rFonts w:eastAsia="Aptos"/>
-          <w:color w:val="auto"/>
-          <w:kern w:val="2"/>
-          <w:szCs w:val="22"/>
-          <w:lang w:eastAsia="en-US"/>
-        </w:rPr>
-      </w:pPr>
-      <w:r>
-        <w:rPr>
-          <w:rFonts w:eastAsia="Aptos"/>
-          <w:color w:val="auto"/>
-          <w:kern w:val="2"/>
-          <w:szCs w:val="22"/>
-          <w:lang w:eastAsia="en-US"/>
-        </w:rPr>
-        <w:t>Les conclusions han de tenir una estreta relació amb el que s’ha argumentat en el desenvolupament del treball, però no poden ser un resum del que s’ha exposat, sinó que han de donar resposta a les hipòtesis, qüestions i objectius plantejats. Han de ser breus, concloents i tenir forma d’asseveració (i no pas d’interrogació); no s’hi han de posar citacions ni és el lloc per introduir-hi idees noves. Les conclusions s’han d’acabar amb un salt de pàgina.</w:t>
-      </w:r>
-    </w:p>
-    <w:p>
-      <w:pPr>
-        <w:spacing w:line="300" w:lineRule="auto"/>
-        <w:rPr>
-          <w:rFonts w:eastAsia="Aptos"/>
-          <w:color w:val="auto"/>
-          <w:kern w:val="2"/>
-          <w:szCs w:val="22"/>
-          <w:lang w:eastAsia="en-US"/>
-        </w:rPr>
-      </w:pPr>
-      <w:r>
-        <w:rPr>
-          <w:rFonts w:eastAsia="Aptos"/>
-          <w:color w:val="auto"/>
-          <w:kern w:val="2"/>
-          <w:szCs w:val="22"/>
-          <w:lang w:eastAsia="en-US"/>
-        </w:rPr>
-        <w:sym w:font="Symbol" w:char="F0B7"/>
-      </w:r>
-      <w:r>
-        <w:rPr>
-          <w:rFonts w:eastAsia="Aptos"/>
-          <w:color w:val="auto"/>
-          <w:kern w:val="2"/>
-          <w:szCs w:val="22"/>
-          <w:lang w:eastAsia="en-US"/>
-        </w:rPr>
-        <w:t xml:space="preserve"> Bibliografia:</w:t>
-      </w:r>
-      <w:r>
-        <w:rPr>
-          <w:rFonts w:eastAsia="Aptos"/>
-          <w:color w:val="auto"/>
-          <w:kern w:val="2"/>
-          <w:szCs w:val="22"/>
-          <w:lang w:eastAsia="en-US"/>
-        </w:rPr>
-        <w:br/>
-      </w:r>
-    </w:p>
-    <w:p>
-      <w:pPr>
-        <w:spacing w:line="300" w:lineRule="auto"/>
-        <w:rPr>
-          <w:rFonts w:eastAsia="Aptos"/>
-          <w:color w:val="auto"/>
-          <w:kern w:val="2"/>
-          <w:szCs w:val="22"/>
-          <w:lang w:eastAsia="en-US"/>
-        </w:rPr>
-      </w:pPr>
-      <w:r>
-        <w:rPr>
-          <w:rFonts w:eastAsia="Aptos"/>
-          <w:color w:val="auto"/>
-          <w:kern w:val="2"/>
-          <w:szCs w:val="22"/>
-          <w:lang w:eastAsia="en-US"/>
-        </w:rPr>
-        <w:t>S’hi han de fer constar totes les obres emprades per a l’elaboració del treball, citades o no dins del text i en qualsevol format (paper i/o electrònic). Les referències bibliogràfiques han de ser completes i contenir tota la informació bibliogràfica. S’han d’ordenar alfabèticament pel cognom de l’autor o autora; en cas que hi hagi diverses obres amb una mateixa autoria, l’ordre ha de ser cronològic. Com que hi ha diversos sistemes de referència bibliogràfica, se’n pot triar qualsevol d’aquests; però cal mantenir la coherència en tot el treball. Més informació de com elaborar una bibliografia: http://crai.ub.edu/ca/que-ofereix-el-crai/citacions-bibliografiques http://publica.upc.edu/ca/estil/bibliografies Eines per gestionar i confeccionar citacions i bibliografies: http://crai.ub.edu/ca/que-ofereix-el-crai/citacions-bibliografiques/mendeley http://publica.upc.edu/ca/estil/bibliografies#3</w:t>
-      </w:r>
-    </w:p>
-    <w:p>
-      <w:pPr>
-        <w:spacing w:line="300" w:lineRule="auto"/>
-        <w:rPr>
-          <w:rFonts w:eastAsia="Aptos"/>
-          <w:color w:val="auto"/>
-          <w:kern w:val="2"/>
-          <w:szCs w:val="22"/>
-          <w:lang w:eastAsia="en-US"/>
-        </w:rPr>
-      </w:pPr>
-      <w:r>
-        <w:rPr>
-          <w:rFonts w:eastAsia="Aptos"/>
-          <w:color w:val="auto"/>
-          <w:kern w:val="2"/>
-          <w:szCs w:val="22"/>
-          <w:lang w:eastAsia="en-US"/>
-        </w:rPr>
-        <w:sym w:font="Symbol" w:char="F0B7"/>
-      </w:r>
-      <w:r>
-        <w:rPr>
-          <w:rFonts w:eastAsia="Aptos"/>
-          <w:color w:val="auto"/>
-          <w:kern w:val="2"/>
-          <w:szCs w:val="22"/>
-          <w:lang w:eastAsia="en-US"/>
-        </w:rPr>
-        <w:t xml:space="preserve"> Annexos</w:t>
-      </w:r>
-    </w:p>
-    <w:p>
-      <w:pPr>
-        <w:spacing w:line="300" w:lineRule="auto"/>
-        <w:rPr>
-          <w:rFonts w:eastAsia="Aptos"/>
-          <w:color w:val="auto"/>
-          <w:kern w:val="2"/>
-          <w:szCs w:val="22"/>
-          <w:lang w:eastAsia="en-US"/>
-        </w:rPr>
-      </w:pPr>
-    </w:p>
-    <w:p>
-      <w:pPr>
-        <w:spacing w:line="300" w:lineRule="auto"/>
-        <w:rPr>
-          <w:rFonts w:eastAsia="Aptos"/>
-          <w:color w:val="auto"/>
-          <w:kern w:val="2"/>
-          <w:szCs w:val="22"/>
-          <w:lang w:eastAsia="en-US"/>
-        </w:rPr>
-      </w:pPr>
-    </w:p>
-    <w:p>
-      <w:pPr>
-        <w:spacing w:line="300" w:lineRule="auto"/>
-        <w:rPr>
-          <w:rFonts w:eastAsia="Aptos"/>
-          <w:color w:val="auto"/>
-          <w:kern w:val="2"/>
-          <w:szCs w:val="22"/>
-          <w:lang w:eastAsia="en-US"/>
-        </w:rPr>
-      </w:pPr>
-      <w:r>
-        <w:rPr>
-          <w:rFonts w:eastAsia="Aptos"/>
-          <w:color w:val="auto"/>
-          <w:kern w:val="2"/>
-          <w:szCs w:val="22"/>
-          <w:lang w:eastAsia="en-US"/>
-        </w:rPr>
-        <w:t>Taules: mateixa lletra que la resta del document, o 1-2 punts per sota si les seves dimensions ho requereixen. Han d’anar centrades i dur un títol també centrat a la part superior. Es numeraran d’acord amb el capítol en què s’incloguin. Per exemple, la primera taula del capítol 2 serà la 2.1., la segona la 2.2., etc. Es pot triar lliurement el seu estil, sempre procurant que el seu aspecte sigui adequat a un document de caràcter científic. Gràfics: mateixes indicacions que per a les taules.</w:t>
-      </w:r>
+      </w:pPr>
     </w:p>
     <w:p>
       <w:pPr>
@@ -28992,6 +28371,41 @@
         </w:rPr>
       </w:sdtEndPr>
       <w:sdtContent>
+        <w:p>
+          <w:pPr>
+            <w:pStyle w:val="Ttulo1"/>
+            <w:numPr>
+              <w:ilvl w:val="0"/>
+              <w:numId w:val="0"/>
+            </w:numPr>
+            <w:rPr>
+              <w:rFonts w:eastAsia="Times New Roman"/>
+              <w:b w:val="0"/>
+              <w:bCs w:val="0"/>
+              <w:kern w:val="28"/>
+              <w:sz w:val="22"/>
+              <w:szCs w:val="20"/>
+              <w:lang w:val="es-ES" w:eastAsia="es-ES"/>
+            </w:rPr>
+          </w:pPr>
+        </w:p>
+        <w:p>
+          <w:pPr>
+            <w:spacing w:after="0" w:line="240" w:lineRule="auto"/>
+            <w:jc w:val="left"/>
+            <w:rPr>
+              <w:lang w:val="es-ES"/>
+            </w:rPr>
+          </w:pPr>
+          <w:r>
+            <w:rPr>
+              <w:b/>
+              <w:bCs/>
+              <w:lang w:val="es-ES"/>
+            </w:rPr>
+            <w:br w:type="page"/>
+          </w:r>
+        </w:p>
         <w:p>
           <w:pPr>
             <w:pStyle w:val="Ttulo1"/>
@@ -29004,6 +28418,7 @@
             <w:rPr>
               <w:lang w:val="es-ES"/>
             </w:rPr>
+            <w:lastRenderedPageBreak/>
             <w:t>Bibliografia</w:t>
           </w:r>
           <w:bookmarkEnd w:id="66"/>
@@ -29171,13 +28586,37 @@
         </w:sdt>
       </w:sdtContent>
     </w:sdt>
-    <w:p>
-      <w:pPr>
-        <w:rPr>
-          <w:rFonts w:eastAsia="Aptos"/>
-        </w:rPr>
-      </w:pPr>
-      <w:r>
+    <w:p/>
+    <w:p>
+      <w:pPr>
+        <w:spacing w:line="300" w:lineRule="auto"/>
+        <w:rPr>
+          <w:rFonts w:eastAsia="Aptos"/>
+          <w:color w:val="auto"/>
+          <w:kern w:val="2"/>
+          <w:szCs w:val="22"/>
+          <w:lang w:eastAsia="en-US"/>
+        </w:rPr>
+      </w:pPr>
+      <w:r>
+        <w:rPr>
+          <w:rFonts w:eastAsia="Aptos"/>
+          <w:color w:val="auto"/>
+          <w:kern w:val="2"/>
+          <w:szCs w:val="22"/>
+          <w:lang w:eastAsia="en-US"/>
+        </w:rPr>
+        <w:t>S’hi han de fer constar totes les obres emprades per a l’elaboració del treball, citades o no dins del text i en qualsevol format (paper i/o electrònic). Les referències bibliogràfiques han de ser completes i contenir tota la informació bibliogràfica. S’han d’ordenar alfabèticament pel cognom de l’autor o autora; en cas que hi hagi diverses obres amb una mateixa autoria, l’ordre ha de ser cronològic. Com que hi ha diversos sistemes de referència bibliogràfica, se’n pot triar qualsevol d’aquests; però cal mantenir la coherència en tot el treball. Més informació de com elaborar una bibliografia: http://crai.ub.edu/ca/que-ofereix-el-crai/citacions-bibliografiques http://publica.upc.edu/ca/estil/bibliografies Eines per gestionar i confeccionar citacions i bibliografies: http://crai.ub.edu/ca/que-ofereix-el-crai/citacions-bibliografiques/mendeley http://publica.upc.edu/ca/estil/bibliografies#3</w:t>
+      </w:r>
+    </w:p>
+    <w:p>
+      <w:pPr>
+        <w:rPr>
+          <w:rFonts w:eastAsia="Aptos"/>
+        </w:rPr>
+      </w:pPr>
+      <w:r>
+        <w:lastRenderedPageBreak/>
         <w:br w:type="page"/>
       </w:r>
     </w:p>
@@ -29191,6 +28630,35 @@
         <w:t>Annexos</w:t>
       </w:r>
       <w:bookmarkEnd w:id="67"/>
+    </w:p>
+    <w:p>
+      <w:pPr>
+        <w:spacing w:line="300" w:lineRule="auto"/>
+        <w:rPr>
+          <w:rFonts w:eastAsia="Aptos"/>
+          <w:color w:val="auto"/>
+          <w:kern w:val="2"/>
+          <w:szCs w:val="22"/>
+          <w:lang w:eastAsia="en-US"/>
+        </w:rPr>
+      </w:pPr>
+      <w:r>
+        <w:rPr>
+          <w:rFonts w:eastAsia="Aptos"/>
+          <w:color w:val="auto"/>
+          <w:kern w:val="2"/>
+          <w:szCs w:val="22"/>
+          <w:lang w:eastAsia="en-US"/>
+        </w:rPr>
+        <w:t>Taules: mateixa lletra que la resta del document, o 1-2 punts per sota si les seves dimensions ho requereixen. Han d’anar centrades i dur un títol també centrat a la part superior. Es numeraran d’acord amb el capítol en què s’incloguin. Per exemple, la primera taula del capítol 2 serà la 2.1., la segona la 2.2., etc. Es pot triar lliurement el seu estil, sempre procurant que el seu aspecte sigui adequat a un document de caràcter científic. Gràfics: mateixes indicacions que per a les taules.</w:t>
+      </w:r>
+    </w:p>
+    <w:p>
+      <w:pPr>
+        <w:rPr>
+          <w:lang w:eastAsia="en-US"/>
+        </w:rPr>
+      </w:pPr>
     </w:p>
     <w:p>
       <w:pPr>
@@ -29340,7 +28808,7 @@
         </w:rPr>
         <w:t xml:space="preserve">L’enquesta original es pot consultar en el següent enllaç: </w:t>
       </w:r>
-      <w:hyperlink r:id="rId34" w:history="1">
+      <w:hyperlink r:id="rId35" w:history="1">
         <w:r>
           <w:rPr>
             <w:rFonts w:eastAsia="Aptos"/>
@@ -29403,7 +28871,7 @@
                     </pic:cNvPicPr>
                   </pic:nvPicPr>
                   <pic:blipFill>
-                    <a:blip r:embed="rId35" cstate="print">
+                    <a:blip r:embed="rId36" cstate="print">
                       <a:extLst>
                         <a:ext uri="{28A0092B-C50C-407E-A947-70E740481C1C}">
                           <a14:useLocalDpi xmlns:a14="http://schemas.microsoft.com/office/drawing/2010/main" val="0"/>
@@ -29575,12 +29043,9 @@
           <w:szCs w:val="22"/>
           <w:lang w:eastAsia="en-US"/>
         </w:rPr>
-        <w:t>(El responsable del tractament de les dades és la Secretaria General de la Universitat de Barcelona. Les dades seran tractades amb la finalitat de gestionar l’enquesta. Atesa la naturalesa anònima de la consulta, no es recullen dades que permetin identificar els participants. Per aquest motiu, de conformitat amb l'article 26 del RGPD, s'informa que no serà possible exercir els drets d’accés, rectificació, supressió o portabilitat, ja que la Universitat no pot identificar a quina persona correspon cada resposta.</w:t>
-      </w:r>
-    </w:p>
-    <w:p>
-      <w:pPr>
-        <w:spacing w:line="300" w:lineRule="auto"/>
+        <w:t xml:space="preserve">(El responsable del tractament de les dades és la Secretaria General de la Universitat de Barcelona. Les dades seran tractades amb la finalitat de gestionar l’enquesta. Atesa la naturalesa anònima de la consulta, no es recullen dades que permetin identificar els participants. Per aquest motiu, de conformitat amb l'article 26 del RGPD, s'informa que no serà possible exercir els drets </w:t>
+      </w:r>
+      <w:r>
         <w:rPr>
           <w:rFonts w:eastAsia="Aptos"/>
           <w:i/>
@@ -29590,7 +29055,9 @@
           <w:szCs w:val="22"/>
           <w:lang w:eastAsia="en-US"/>
         </w:rPr>
-      </w:pPr>
+        <w:lastRenderedPageBreak/>
+        <w:t>d’accés, rectificació, supressió o portabilitat, ja que la Universitat no pot identificar a quina persona correspon cada resposta.</w:t>
+      </w:r>
     </w:p>
     <w:p>
       <w:pPr>
@@ -29639,6 +29106,20 @@
         <w:spacing w:line="300" w:lineRule="auto"/>
         <w:rPr>
           <w:rFonts w:eastAsia="Aptos"/>
+          <w:i/>
+          <w:iCs/>
+          <w:color w:val="auto"/>
+          <w:kern w:val="2"/>
+          <w:szCs w:val="22"/>
+          <w:lang w:eastAsia="en-US"/>
+        </w:rPr>
+      </w:pPr>
+    </w:p>
+    <w:p>
+      <w:pPr>
+        <w:spacing w:line="300" w:lineRule="auto"/>
+        <w:rPr>
+          <w:rFonts w:eastAsia="Aptos"/>
           <w:b/>
           <w:bCs/>
           <w:color w:val="auto"/>
@@ -29657,7 +29138,6 @@
           <w:szCs w:val="22"/>
           <w:lang w:eastAsia="en-US"/>
         </w:rPr>
-        <w:lastRenderedPageBreak/>
         <w:t>Secció 1: Dades acadèmiques</w:t>
       </w:r>
     </w:p>
@@ -30916,6 +30396,7 @@
           <w:szCs w:val="22"/>
           <w:lang w:eastAsia="en-US"/>
         </w:rPr>
+        <w:lastRenderedPageBreak/>
         <w:t>Quina edat tens?</w:t>
       </w:r>
     </w:p>
@@ -31231,7 +30712,6 @@
           <w:szCs w:val="22"/>
           <w:lang w:eastAsia="en-US"/>
         </w:rPr>
-        <w:lastRenderedPageBreak/>
         <w:t>Secció 3: La teva opinió sobre les classes i la teva assistència</w:t>
       </w:r>
     </w:p>
@@ -32295,6 +31775,7 @@
           <w:szCs w:val="22"/>
           <w:lang w:eastAsia="en-US"/>
         </w:rPr>
+        <w:lastRenderedPageBreak/>
         <w:t>Indica en quina mesura estàs d'acord amb les següents afirmacions. (1: Gens d’acord a 6: Totalment d’acord)</w:t>
       </w:r>
     </w:p>
@@ -32559,7 +32040,6 @@
       </w:pPr>
       <w:bookmarkStart w:id="71" w:name="_Ref230191949"/>
       <w:r>
-        <w:lastRenderedPageBreak/>
         <w:t xml:space="preserve">Annex </w:t>
       </w:r>
       <w:fldSimple w:instr=" SEQ Annex \* ARABIC ">
@@ -34214,7 +33694,6 @@
                 <w:szCs w:val="22"/>
                 <w:lang w:eastAsia="en-US"/>
               </w:rPr>
-              <w:lastRenderedPageBreak/>
               <w:t>SECCIÓ 2: SITUACIÓ PERSONAL</w:t>
             </w:r>
           </w:p>
@@ -35793,6 +35272,7 @@
                 <w:szCs w:val="22"/>
                 <w:lang w:eastAsia="en-US"/>
               </w:rPr>
+              <w:lastRenderedPageBreak/>
               <w:t>12 (Estratègies d’assistència)</w:t>
             </w:r>
           </w:p>
@@ -36678,7 +36158,6 @@
                 <w:szCs w:val="22"/>
                 <w:lang w:eastAsia="en-US"/>
               </w:rPr>
-              <w:lastRenderedPageBreak/>
               <w:t>SECCIÓ 4: ÚS DE LA IA</w:t>
             </w:r>
           </w:p>
@@ -37203,7 +36682,7 @@
                     </pic:cNvPicPr>
                   </pic:nvPicPr>
                   <pic:blipFill rotWithShape="1">
-                    <a:blip r:embed="rId39" cstate="print">
+                    <a:blip r:embed="rId40" cstate="print">
                       <a:extLst>
                         <a:ext uri="{28A0092B-C50C-407E-A947-70E740481C1C}">
                           <a14:useLocalDpi xmlns:a14="http://schemas.microsoft.com/office/drawing/2010/main" val="0"/>
@@ -37290,7 +36769,7 @@
                     </pic:cNvPicPr>
                   </pic:nvPicPr>
                   <pic:blipFill rotWithShape="1">
-                    <a:blip r:embed="rId40" cstate="print">
+                    <a:blip r:embed="rId41" cstate="print">
                       <a:extLst>
                         <a:ext uri="{28A0092B-C50C-407E-A947-70E740481C1C}">
                           <a14:useLocalDpi xmlns:a14="http://schemas.microsoft.com/office/drawing/2010/main" val="0"/>
@@ -37377,7 +36856,7 @@
                     </pic:cNvPicPr>
                   </pic:nvPicPr>
                   <pic:blipFill rotWithShape="1">
-                    <a:blip r:embed="rId41" cstate="print">
+                    <a:blip r:embed="rId42" cstate="print">
                       <a:extLst>
                         <a:ext uri="{28A0092B-C50C-407E-A947-70E740481C1C}">
                           <a14:useLocalDpi xmlns:a14="http://schemas.microsoft.com/office/drawing/2010/main" val="0"/>
@@ -37470,7 +36949,7 @@
           <w:lang w:eastAsia="en-US"/>
         </w:rPr>
         <w:drawing>
-          <wp:inline distT="0" distB="0" distL="0" distR="0" wp14:anchorId="693BC190" wp14:editId="3778A3C0">
+          <wp:inline distT="0" distB="0" distL="0" distR="0" wp14:anchorId="693BC190" wp14:editId="75A16DE6">
             <wp:extent cx="5400040" cy="4010025"/>
             <wp:effectExtent l="0" t="0" r="0" b="9525"/>
             <wp:docPr id="1947302634" name="Imagen 10"/>
@@ -37487,7 +36966,7 @@
                     </pic:cNvPicPr>
                   </pic:nvPicPr>
                   <pic:blipFill rotWithShape="1">
-                    <a:blip r:embed="rId42" cstate="print">
+                    <a:blip r:embed="rId43" cstate="print">
                       <a:extLst>
                         <a:ext uri="{28A0092B-C50C-407E-A947-70E740481C1C}">
                           <a14:useLocalDpi xmlns:a14="http://schemas.microsoft.com/office/drawing/2010/main" val="0"/>
@@ -37593,7 +37072,7 @@
                     </pic:cNvPicPr>
                   </pic:nvPicPr>
                   <pic:blipFill rotWithShape="1">
-                    <a:blip r:embed="rId43" cstate="print">
+                    <a:blip r:embed="rId44" cstate="print">
                       <a:extLst>
                         <a:ext uri="{28A0092B-C50C-407E-A947-70E740481C1C}">
                           <a14:useLocalDpi xmlns:a14="http://schemas.microsoft.com/office/drawing/2010/main" val="0"/>
@@ -37788,7 +37267,7 @@
                     </pic:cNvPicPr>
                   </pic:nvPicPr>
                   <pic:blipFill rotWithShape="1">
-                    <a:blip r:embed="rId44" cstate="print">
+                    <a:blip r:embed="rId45" cstate="print">
                       <a:extLst>
                         <a:ext uri="{28A0092B-C50C-407E-A947-70E740481C1C}">
                           <a14:useLocalDpi xmlns:a14="http://schemas.microsoft.com/office/drawing/2010/main" val="0"/>
@@ -37915,7 +37394,7 @@
                     </pic:cNvPicPr>
                   </pic:nvPicPr>
                   <pic:blipFill rotWithShape="1">
-                    <a:blip r:embed="rId45" cstate="print">
+                    <a:blip r:embed="rId46" cstate="print">
                       <a:extLst>
                         <a:ext uri="{28A0092B-C50C-407E-A947-70E740481C1C}">
                           <a14:useLocalDpi xmlns:a14="http://schemas.microsoft.com/office/drawing/2010/main" val="0"/>
@@ -37974,8 +37453,8 @@
         <w:pStyle w:val="Descripcin"/>
         <w:keepNext/>
       </w:pPr>
-      <w:bookmarkStart w:id="78" w:name="_Ref230109679"/>
-      <w:bookmarkStart w:id="79" w:name="_Ref230109674"/>
+      <w:bookmarkStart w:id="78" w:name="_Ref230109674"/>
+      <w:bookmarkStart w:id="79" w:name="_Ref230109679"/>
       <w:r>
         <w:t xml:space="preserve">Annex </w:t>
       </w:r>
@@ -37987,11 +37466,11 @@
           <w:t>10</w:t>
         </w:r>
       </w:fldSimple>
+      <w:bookmarkEnd w:id="79"/>
+      <w:r>
+        <w:t>: Calibration plot</w:t>
+      </w:r>
       <w:bookmarkEnd w:id="78"/>
-      <w:r>
-        <w:t>: Calibration plot</w:t>
-      </w:r>
-      <w:bookmarkEnd w:id="79"/>
     </w:p>
     <w:p>
       <w:pPr>
@@ -38034,7 +37513,7 @@
                     </pic:cNvPicPr>
                   </pic:nvPicPr>
                   <pic:blipFill rotWithShape="1">
-                    <a:blip r:embed="rId46" cstate="print">
+                    <a:blip r:embed="rId47" cstate="print">
                       <a:extLst>
                         <a:ext uri="{28A0092B-C50C-407E-A947-70E740481C1C}">
                           <a14:useLocalDpi xmlns:a14="http://schemas.microsoft.com/office/drawing/2010/main" val="0"/>
@@ -38135,7 +37614,7 @@
                     </pic:cNvPicPr>
                   </pic:nvPicPr>
                   <pic:blipFill rotWithShape="1">
-                    <a:blip r:embed="rId47" cstate="print">
+                    <a:blip r:embed="rId48" cstate="print">
                       <a:extLst>
                         <a:ext uri="{28A0092B-C50C-407E-A947-70E740481C1C}">
                           <a14:useLocalDpi xmlns:a14="http://schemas.microsoft.com/office/drawing/2010/main" val="0"/>
@@ -39245,7 +38724,7 @@
                     </pic:cNvPicPr>
                   </pic:nvPicPr>
                   <pic:blipFill rotWithShape="1">
-                    <a:blip r:embed="rId48" cstate="print">
+                    <a:blip r:embed="rId49" cstate="print">
                       <a:extLst>
                         <a:ext uri="{28A0092B-C50C-407E-A947-70E740481C1C}">
                           <a14:useLocalDpi xmlns:a14="http://schemas.microsoft.com/office/drawing/2010/main" val="0"/>
@@ -39345,7 +38824,7 @@
                     </pic:cNvPicPr>
                   </pic:nvPicPr>
                   <pic:blipFill rotWithShape="1">
-                    <a:blip r:embed="rId49" cstate="print">
+                    <a:blip r:embed="rId50" cstate="print">
                       <a:extLst>
                         <a:ext uri="{28A0092B-C50C-407E-A947-70E740481C1C}">
                           <a14:useLocalDpi xmlns:a14="http://schemas.microsoft.com/office/drawing/2010/main" val="0"/>
@@ -39384,7 +38863,7 @@
     </w:p>
     <w:p>
       <w:pPr>
-        <w:spacing w:before="100" w:beforeAutospacing="1" w:after="100" w:afterAutospacing="1" w:line="240" w:lineRule="auto"/>
+        <w:pStyle w:val="Descripcin"/>
         <w:rPr>
           <w:rFonts w:ascii="Times New Roman" w:hAnsi="Times New Roman"/>
           <w:color w:val="auto"/>
@@ -39394,35 +38873,6 @@
           <w:lang w:eastAsia="ca-ES"/>
         </w:rPr>
       </w:pPr>
-    </w:p>
-    <w:p>
-      <w:pPr>
-        <w:rPr>
-          <w:lang w:eastAsia="en-US"/>
-        </w:rPr>
-      </w:pPr>
-    </w:p>
-    <w:p>
-      <w:pPr>
-        <w:pStyle w:val="Ttulo2"/>
-        <w:rPr>
-          <w:color w:val="3A3A3A"/>
-        </w:rPr>
-      </w:pPr>
-      <w:bookmarkStart w:id="84" w:name="_Toc231408558"/>
-      <w:r>
-        <w:lastRenderedPageBreak/>
-        <w:t>Random forest</w:t>
-      </w:r>
-      <w:bookmarkEnd w:id="84"/>
-    </w:p>
-    <w:p>
-      <w:pPr>
-        <w:pStyle w:val="Descripcin"/>
-        <w:keepNext/>
-        <w:jc w:val="left"/>
-      </w:pPr>
-      <w:bookmarkStart w:id="85" w:name="_Ref231123451"/>
       <w:r>
         <w:t xml:space="preserve">Annex </w:t>
       </w:r>
@@ -39432,6 +38882,62 @@
             <w:noProof/>
           </w:rPr>
           <w:t>15</w:t>
+        </w:r>
+      </w:fldSimple>
+      <w:r>
+        <w:t>: Matriu de confusió del logit</w:t>
+      </w:r>
+    </w:p>
+    <w:p>
+      <w:pPr>
+        <w:spacing w:before="100" w:beforeAutospacing="1" w:after="100" w:afterAutospacing="1" w:line="240" w:lineRule="auto"/>
+        <w:rPr>
+          <w:rFonts w:ascii="Times New Roman" w:hAnsi="Times New Roman"/>
+          <w:color w:val="auto"/>
+          <w:kern w:val="0"/>
+          <w:sz w:val="24"/>
+          <w:szCs w:val="24"/>
+          <w:lang w:eastAsia="ca-ES"/>
+        </w:rPr>
+      </w:pPr>
+    </w:p>
+    <w:p>
+      <w:pPr>
+        <w:rPr>
+          <w:lang w:eastAsia="en-US"/>
+        </w:rPr>
+      </w:pPr>
+    </w:p>
+    <w:p>
+      <w:pPr>
+        <w:pStyle w:val="Ttulo2"/>
+        <w:rPr>
+          <w:color w:val="3A3A3A"/>
+        </w:rPr>
+      </w:pPr>
+      <w:bookmarkStart w:id="84" w:name="_Toc231408558"/>
+      <w:r>
+        <w:lastRenderedPageBreak/>
+        <w:t>Random forest</w:t>
+      </w:r>
+      <w:bookmarkEnd w:id="84"/>
+    </w:p>
+    <w:p>
+      <w:pPr>
+        <w:pStyle w:val="Descripcin"/>
+        <w:keepNext/>
+        <w:jc w:val="left"/>
+      </w:pPr>
+      <w:bookmarkStart w:id="85" w:name="_Ref231123451"/>
+      <w:r>
+        <w:t xml:space="preserve">Annex </w:t>
+      </w:r>
+      <w:fldSimple w:instr=" SEQ Annex \* ARABIC ">
+        <w:r>
+          <w:rPr>
+            <w:noProof/>
+          </w:rPr>
+          <w:t>16</w:t>
         </w:r>
       </w:fldSimple>
       <w:bookmarkEnd w:id="85"/>
@@ -39480,7 +38986,7 @@
                     </pic:cNvPicPr>
                   </pic:nvPicPr>
                   <pic:blipFill rotWithShape="1">
-                    <a:blip r:embed="rId50" cstate="print">
+                    <a:blip r:embed="rId51" cstate="print">
                       <a:extLst>
                         <a:ext uri="{28A0092B-C50C-407E-A947-70E740481C1C}">
                           <a14:useLocalDpi xmlns:a14="http://schemas.microsoft.com/office/drawing/2010/main" val="0"/>
@@ -39532,7 +39038,7 @@
           <w:rPr>
             <w:noProof/>
           </w:rPr>
-          <w:t>16</w:t>
+          <w:t>17</w:t>
         </w:r>
       </w:fldSimple>
       <w:bookmarkEnd w:id="86"/>
@@ -39575,7 +39081,7 @@
                     </pic:cNvPicPr>
                   </pic:nvPicPr>
                   <pic:blipFill rotWithShape="1">
-                    <a:blip r:embed="rId51" cstate="print">
+                    <a:blip r:embed="rId52" cstate="print">
                       <a:extLst>
                         <a:ext uri="{28A0092B-C50C-407E-A947-70E740481C1C}">
                           <a14:useLocalDpi xmlns:a14="http://schemas.microsoft.com/office/drawing/2010/main" val="0"/>
@@ -39626,7 +39132,7 @@
           <w:rPr>
             <w:noProof/>
           </w:rPr>
-          <w:t>17</w:t>
+          <w:t>18</w:t>
         </w:r>
       </w:fldSimple>
       <w:r>
@@ -39663,7 +39169,7 @@
                     </pic:cNvPicPr>
                   </pic:nvPicPr>
                   <pic:blipFill rotWithShape="1">
-                    <a:blip r:embed="rId52" cstate="print">
+                    <a:blip r:embed="rId53" cstate="print">
                       <a:extLst>
                         <a:ext uri="{28A0092B-C50C-407E-A947-70E740481C1C}">
                           <a14:useLocalDpi xmlns:a14="http://schemas.microsoft.com/office/drawing/2010/main" val="0"/>
@@ -39714,7 +39220,7 @@
           <w:rPr>
             <w:noProof/>
           </w:rPr>
-          <w:t>18</w:t>
+          <w:t>19</w:t>
         </w:r>
       </w:fldSimple>
       <w:r>
@@ -39751,7 +39257,7 @@
                     </pic:cNvPicPr>
                   </pic:nvPicPr>
                   <pic:blipFill rotWithShape="1">
-                    <a:blip r:embed="rId53" cstate="print">
+                    <a:blip r:embed="rId54" cstate="print">
                       <a:extLst>
                         <a:ext uri="{28A0092B-C50C-407E-A947-70E740481C1C}">
                           <a14:useLocalDpi xmlns:a14="http://schemas.microsoft.com/office/drawing/2010/main" val="0"/>
@@ -39800,7 +39306,7 @@
           <w:rPr>
             <w:noProof/>
           </w:rPr>
-          <w:t>19</w:t>
+          <w:t>20</w:t>
         </w:r>
       </w:fldSimple>
       <w:r>
@@ -39834,7 +39340,7 @@
                     </pic:cNvPicPr>
                   </pic:nvPicPr>
                   <pic:blipFill rotWithShape="1">
-                    <a:blip r:embed="rId54" cstate="print">
+                    <a:blip r:embed="rId55" cstate="print">
                       <a:extLst>
                         <a:ext uri="{28A0092B-C50C-407E-A947-70E740481C1C}">
                           <a14:useLocalDpi xmlns:a14="http://schemas.microsoft.com/office/drawing/2010/main" val="0"/>
@@ -39888,7 +39394,7 @@
           <w:rPr>
             <w:noProof/>
           </w:rPr>
-          <w:t>20</w:t>
+          <w:t>21</w:t>
         </w:r>
       </w:fldSimple>
       <w:r>
@@ -39924,7 +39430,7 @@
                     </pic:cNvPicPr>
                   </pic:nvPicPr>
                   <pic:blipFill rotWithShape="1">
-                    <a:blip r:embed="rId55" cstate="print">
+                    <a:blip r:embed="rId56" cstate="print">
                       <a:extLst>
                         <a:ext uri="{28A0092B-C50C-407E-A947-70E740481C1C}">
                           <a14:useLocalDpi xmlns:a14="http://schemas.microsoft.com/office/drawing/2010/main" val="0"/>
@@ -39981,7 +39487,7 @@
     </w:p>
     <w:p/>
     <w:sectPr>
-      <w:footerReference w:type="default" r:id="rId56"/>
+      <w:footerReference w:type="default" r:id="rId57"/>
       <w:pgSz w:w="11906" w:h="16838"/>
       <w:pgMar w:top="1417" w:right="1701" w:bottom="1417" w:left="1701" w:header="708" w:footer="708" w:gutter="0"/>
       <w:cols w:space="708"/>
@@ -44355,7 +43861,6 @@
   <w:style w:type="character" w:default="1" w:styleId="Fuentedeprrafopredeter">
     <w:name w:val="Default Paragraph Font"/>
     <w:uiPriority w:val="1"/>
-    <w:semiHidden/>
     <w:unhideWhenUsed/>
   </w:style>
   <w:style w:type="table" w:default="1" w:styleId="Tablanormal">

--- a/Documents/Redacció.docx
+++ b/Documents/Redacció.docx
@@ -993,7 +993,7 @@
                                     </pic:cNvPicPr>
                                   </pic:nvPicPr>
                                   <pic:blipFill>
-                                    <a:blip r:embed="rId10">
+                                    <a:blip r:embed="rId9">
                                       <a:extLst>
                                         <a:ext uri="{28A0092B-C50C-407E-A947-70E740481C1C}">
                                           <a14:useLocalDpi xmlns:a14="http://schemas.microsoft.com/office/drawing/2010/main" val="0"/>
@@ -1070,7 +1070,7 @@
                     </pic:cNvPicPr>
                   </pic:nvPicPr>
                   <pic:blipFill>
-                    <a:blip r:embed="rId11">
+                    <a:blip r:embed="rId10">
                       <a:extLst>
                         <a:ext uri="{28A0092B-C50C-407E-A947-70E740481C1C}">
                           <a14:useLocalDpi xmlns:a14="http://schemas.microsoft.com/office/drawing/2010/main" val="0"/>
@@ -8053,7 +8053,7 @@
                     </pic:cNvPicPr>
                   </pic:nvPicPr>
                   <pic:blipFill>
-                    <a:blip r:embed="rId12" cstate="print">
+                    <a:blip r:embed="rId11" cstate="print">
                       <a:extLst>
                         <a:ext uri="{28A0092B-C50C-407E-A947-70E740481C1C}">
                           <a14:useLocalDpi xmlns:a14="http://schemas.microsoft.com/office/drawing/2010/main" val="0"/>
@@ -8100,14 +8100,27 @@
       <w:r>
         <w:t xml:space="preserve">Gràfic </w:t>
       </w:r>
-      <w:fldSimple w:instr=" SEQ Gràfic \* ARABIC ">
-        <w:r>
-          <w:rPr>
-            <w:noProof/>
-          </w:rPr>
-          <w:t>1</w:t>
-        </w:r>
-      </w:fldSimple>
+      <w:r>
+        <w:fldChar w:fldCharType="begin"/>
+      </w:r>
+      <w:r>
+        <w:instrText xml:space="preserve"> SEQ Gràfic \* ARABIC </w:instrText>
+      </w:r>
+      <w:r>
+        <w:fldChar w:fldCharType="separate"/>
+      </w:r>
+      <w:r>
+        <w:rPr>
+          <w:noProof/>
+        </w:rPr>
+        <w:t>1</w:t>
+      </w:r>
+      <w:r>
+        <w:rPr>
+          <w:noProof/>
+        </w:rPr>
+        <w:fldChar w:fldCharType="end"/>
+      </w:r>
       <w:r>
         <w:t>: Percentatge de NA’s per variable</w:t>
       </w:r>
@@ -10985,7 +10998,7 @@
                     </pic:cNvPicPr>
                   </pic:nvPicPr>
                   <pic:blipFill rotWithShape="1">
-                    <a:blip r:embed="rId13" cstate="print">
+                    <a:blip r:embed="rId12" cstate="print">
                       <a:extLst>
                         <a:ext uri="{28A0092B-C50C-407E-A947-70E740481C1C}">
                           <a14:useLocalDpi xmlns:a14="http://schemas.microsoft.com/office/drawing/2010/main" val="0"/>
@@ -11033,14 +11046,27 @@
       <w:r>
         <w:t xml:space="preserve">Gràfic </w:t>
       </w:r>
-      <w:fldSimple w:instr=" SEQ Gràfic \* ARABIC ">
-        <w:r>
-          <w:rPr>
-            <w:noProof/>
-          </w:rPr>
-          <w:t>2</w:t>
-        </w:r>
-      </w:fldSimple>
+      <w:r>
+        <w:fldChar w:fldCharType="begin"/>
+      </w:r>
+      <w:r>
+        <w:instrText xml:space="preserve"> SEQ Gràfic \* ARABIC </w:instrText>
+      </w:r>
+      <w:r>
+        <w:fldChar w:fldCharType="separate"/>
+      </w:r>
+      <w:r>
+        <w:rPr>
+          <w:noProof/>
+        </w:rPr>
+        <w:t>2</w:t>
+      </w:r>
+      <w:r>
+        <w:rPr>
+          <w:noProof/>
+        </w:rPr>
+        <w:fldChar w:fldCharType="end"/>
+      </w:r>
       <w:r>
         <w:t xml:space="preserve">: </w:t>
       </w:r>
@@ -11484,14 +11510,27 @@
         <w:lastRenderedPageBreak/>
         <w:t xml:space="preserve">Taula </w:t>
       </w:r>
-      <w:fldSimple w:instr=" SEQ Taula \* ARABIC ">
-        <w:r>
-          <w:rPr>
-            <w:noProof/>
-          </w:rPr>
-          <w:t>1</w:t>
-        </w:r>
-      </w:fldSimple>
+      <w:r>
+        <w:fldChar w:fldCharType="begin"/>
+      </w:r>
+      <w:r>
+        <w:instrText xml:space="preserve"> SEQ Taula \* ARABIC </w:instrText>
+      </w:r>
+      <w:r>
+        <w:fldChar w:fldCharType="separate"/>
+      </w:r>
+      <w:r>
+        <w:rPr>
+          <w:noProof/>
+        </w:rPr>
+        <w:t>1</w:t>
+      </w:r>
+      <w:r>
+        <w:rPr>
+          <w:noProof/>
+        </w:rPr>
+        <w:fldChar w:fldCharType="end"/>
+      </w:r>
       <w:r>
         <w:t>: Comparació AIC i BIC de diferents models logístics predictius</w:t>
       </w:r>
@@ -14234,7 +14273,2123 @@
         <w:lastRenderedPageBreak/>
         <w:t>en arbres —capaços de capturar interaccions i no-linealitats de manera més flexible— obtenen un rendiment superior.</w:t>
       </w:r>
-      <w:r>
+    </w:p>
+    <w:p>
+      <w:pPr>
+        <w:spacing w:after="0" w:line="240" w:lineRule="auto"/>
+        <w:jc w:val="left"/>
+        <w:rPr>
+          <w:lang w:eastAsia="en-US"/>
+        </w:rPr>
+      </w:pPr>
+      <w:r>
+        <w:rPr>
+          <w:lang w:eastAsia="en-US"/>
+        </w:rPr>
+        <w:br w:type="page"/>
+      </w:r>
+    </w:p>
+    <w:p>
+      <w:pPr>
+        <w:pStyle w:val="Ttulo2"/>
+      </w:pPr>
+      <w:r>
+        <w:lastRenderedPageBreak/>
+        <w:t>Anàlisi textual</w:t>
+      </w:r>
+    </w:p>
+    <w:p>
+      <w:pPr>
+        <w:pStyle w:val="Ttulo3"/>
+        <w:ind w:left="851" w:hanging="851"/>
+      </w:pPr>
+      <w:r>
+        <w:rPr>
+          <w:rFonts w:eastAsia="Aptos"/>
+        </w:rPr>
+        <w:t>Introducció i justificació</w:t>
+      </w:r>
+    </w:p>
+    <w:p>
+      <w:pPr>
+        <w:rPr>
+          <w:color w:val="auto"/>
+          <w:kern w:val="0"/>
+          <w:sz w:val="24"/>
+          <w:lang w:eastAsia="ca-ES"/>
+        </w:rPr>
+      </w:pPr>
+      <w:r>
+        <w:t>Tot l'anàlisi quantitatiu fet fins ara —els models explicatius i predictius— treballa amb variables numèriques i categòriques que els estudiants han respost a través d'escales Likert i opcions tancades. Però l'enquesta inclou tres preguntes de resposta oberta que capturen informació qualitativa que cap escala numèrica pot recollir plenament: una experiència d'assignatura positiva</w:t>
+      </w:r>
+      <w:r>
+        <w:t xml:space="preserve"> </w:t>
+      </w:r>
+      <w:r>
+        <w:t>(EXP_POS)</w:t>
+      </w:r>
+      <w:r>
+        <w:t>, una de negativa</w:t>
+      </w:r>
+      <w:r>
+        <w:t xml:space="preserve"> </w:t>
+      </w:r>
+      <w:r>
+        <w:t>(EXP_NEG)</w:t>
+      </w:r>
+      <w:r>
+        <w:t>, i una proposta concreta que els motivaria a anar a classe</w:t>
+      </w:r>
+      <w:r>
+        <w:t xml:space="preserve"> (PROP_MOT)</w:t>
+      </w:r>
+      <w:r>
+        <w:t xml:space="preserve">. Analitzar aquests textos permet entendre </w:t>
+      </w:r>
+      <w:r>
+        <w:rPr>
+          <w:rStyle w:val="nfasis"/>
+          <w:i w:val="0"/>
+          <w:iCs w:val="0"/>
+        </w:rPr>
+        <w:t>què en pensen</w:t>
+      </w:r>
+      <w:r>
+        <w:t xml:space="preserve"> els estudiants, quins conceptes associen a l'assistència i quins a l'absència, i si els dos grups tenen opinions diferents.</w:t>
+      </w:r>
+    </w:p>
+    <w:p>
+      <w:r>
+        <w:t>Per fer-ho, s'ha aplicat mineria de textos (</w:t>
+      </w:r>
+      <w:r>
+        <w:rPr>
+          <w:rStyle w:val="nfasis"/>
+        </w:rPr>
+        <w:t>text mining</w:t>
+      </w:r>
+      <w:r>
+        <w:t>) amb un conjunt de tècniques complementàries: anàlisi de freqüències, models de tòpics (</w:t>
+      </w:r>
+      <w:r>
+        <w:rPr>
+          <w:rStyle w:val="nfasis"/>
+        </w:rPr>
+        <w:t>LDA</w:t>
+      </w:r>
+      <w:r>
+        <w:t>), anàlisi de sentiment i xarxes de co-ocurrència. No s'ha pogut utilitzar cap altra alternativa degut a que la mida del corpus – unes 130 o 135 respostes per pregunta amb 25 o 33 paraules cadascuna – és insuficient per entrenar altres models com el BERT.</w:t>
+      </w:r>
+    </w:p>
+    <w:p>
+      <w:pPr>
+        <w:pStyle w:val="Ttulo3"/>
+        <w:ind w:left="851" w:hanging="851"/>
+      </w:pPr>
+      <w:r>
+        <w:t>Metodologia</w:t>
+      </w:r>
+    </w:p>
+    <w:p>
+      <w:pPr>
+        <w:rPr>
+          <w:b/>
+          <w:bCs/>
+          <w:lang w:eastAsia="en-US"/>
+        </w:rPr>
+      </w:pPr>
+      <w:r>
+        <w:rPr>
+          <w:b/>
+          <w:bCs/>
+          <w:lang w:eastAsia="en-US"/>
+        </w:rPr>
+        <w:t>Preprocessament</w:t>
+      </w:r>
+    </w:p>
+    <w:p>
+      <w:pPr>
+        <w:rPr>
+          <w:lang w:eastAsia="en-US"/>
+        </w:rPr>
+      </w:pPr>
+      <w:r>
+        <w:rPr>
+          <w:lang w:eastAsia="en-US"/>
+        </w:rPr>
+        <w:t xml:space="preserve">Els textos estan escrits en català i castellà de forma barrejada, de manera que el primer pas ha estat traduir-los tots al castellà de forma automàtica mitjançant l'API de Softcatalà, per garantir una cobertura completa del lèxic NRC, que opera en espanyol. A continuació s'ha aplicat conversió a minúscules, eliminació de puntuació i dígits, tokenització per paraula, eliminació de </w:t>
+      </w:r>
+      <w:r>
+        <w:rPr>
+          <w:i/>
+          <w:iCs/>
+          <w:lang w:eastAsia="en-US"/>
+        </w:rPr>
+        <w:t>stopwords</w:t>
+      </w:r>
+      <w:r>
+        <w:rPr>
+          <w:lang w:eastAsia="en-US"/>
+        </w:rPr>
+        <w:t xml:space="preserve"> combinant les llistes estàndard de català i castellà (981 paraules en total), i lemmatització mitjançant un diccionari manual de 70 variants que unifica formes equivalents al mateix token canònic.</w:t>
+      </w:r>
+    </w:p>
+    <w:p>
+      <w:pPr>
+        <w:rPr>
+          <w:lang w:eastAsia="en-US"/>
+        </w:rPr>
+      </w:pPr>
+      <w:r>
+        <w:rPr>
+          <w:b/>
+          <w:bCs/>
+          <w:lang w:eastAsia="en-US"/>
+        </w:rPr>
+        <w:t>Models de tòpics (LDA)</w:t>
+      </w:r>
+    </w:p>
+    <w:p>
+      <w:pPr>
+        <w:rPr>
+          <w:lang w:eastAsia="en-US"/>
+        </w:rPr>
+      </w:pPr>
+      <w:r>
+        <w:rPr>
+          <w:lang w:eastAsia="en-US"/>
+        </w:rPr>
+        <w:t xml:space="preserve">El </w:t>
+      </w:r>
+      <w:r>
+        <w:rPr>
+          <w:i/>
+          <w:iCs/>
+          <w:lang w:eastAsia="en-US"/>
+        </w:rPr>
+        <w:t>Latent Dirichlet Allocation</w:t>
+      </w:r>
+      <w:r>
+        <w:rPr>
+          <w:lang w:eastAsia="en-US"/>
+        </w:rPr>
+        <w:t xml:space="preserve"> (LDA) és un model probabilístic que assumeix que cada document és una mescla de tòpics, i que cada tòpic és una distribució sobre el vocabulari. S'ha fixat </w:t>
+      </w:r>
+      <w:r>
+        <w:rPr>
+          <w:i/>
+          <w:iCs/>
+          <w:lang w:eastAsia="en-US"/>
+        </w:rPr>
+        <w:t>k</w:t>
+      </w:r>
+      <w:r>
+        <w:rPr>
+          <w:lang w:eastAsia="en-US"/>
+        </w:rPr>
+        <w:t xml:space="preserve"> = 3 tòpics per a cada variable, una decisió basada en la coherència interpretativa i en la mida reduïda del corpus. Per a cada tòpic s'han extret les 8 paraules amb major probabilitat β i s'han assignat etiquetes interpretatives manualment.</w:t>
+      </w:r>
+    </w:p>
+    <w:p>
+      <w:pPr>
+        <w:rPr>
+          <w:lang w:eastAsia="en-US"/>
+        </w:rPr>
+      </w:pPr>
+      <w:r>
+        <w:rPr>
+          <w:b/>
+          <w:bCs/>
+          <w:lang w:eastAsia="en-US"/>
+        </w:rPr>
+        <w:lastRenderedPageBreak/>
+        <w:t>Anàlisi de sentiment (NRC)</w:t>
+      </w:r>
+    </w:p>
+    <w:p>
+      <w:pPr>
+        <w:rPr>
+          <w:lang w:eastAsia="en-US"/>
+        </w:rPr>
+      </w:pPr>
+      <w:r>
+        <w:rPr>
+          <w:lang w:eastAsia="en-US"/>
+        </w:rPr>
+        <w:t xml:space="preserve">Per quantificar la càrrega emocional de les respostes s'ha emprat el lèxic NRC, que assigna a cada paraula una polaritat positiva o negativa i una de les vuit emocions bàsiques. El </w:t>
+      </w:r>
+      <w:r>
+        <w:rPr>
+          <w:i/>
+          <w:iCs/>
+          <w:lang w:eastAsia="en-US"/>
+        </w:rPr>
+        <w:t>sentiment net</w:t>
+      </w:r>
+      <w:r>
+        <w:rPr>
+          <w:lang w:eastAsia="en-US"/>
+        </w:rPr>
+        <w:t xml:space="preserve"> és la diferència entre paraules positives i negatives per resposta. Per comparar els dos grups d'assistència s'ha aplicat el test de Wilcoxon, adequat per a distribucions asimètriques.</w:t>
+      </w:r>
+    </w:p>
+    <w:p>
+      <w:pPr>
+        <w:rPr>
+          <w:lang w:eastAsia="en-US"/>
+        </w:rPr>
+      </w:pPr>
+      <w:r>
+        <w:rPr>
+          <w:lang w:eastAsia="en-US"/>
+        </w:rPr>
+        <w:t>Per identificar el vocabulari diferenciador entre grups s'ha calculat el log-ratio de freqüències relatives: valors positius indiquen paraules més característiques d'un grup, valors negatius de l'altre.</w:t>
+      </w:r>
+    </w:p>
+    <w:p>
+      <w:pPr>
+        <w:spacing w:after="0" w:line="240" w:lineRule="auto"/>
+        <w:jc w:val="left"/>
+        <w:rPr>
+          <w:lang w:eastAsia="en-US"/>
+        </w:rPr>
+      </w:pPr>
+      <w:r>
+        <w:rPr>
+          <w:lang w:eastAsia="en-US"/>
+        </w:rPr>
+        <w:br w:type="page"/>
+      </w:r>
+    </w:p>
+    <w:p>
+      <w:pPr>
+        <w:pStyle w:val="Ttulo2"/>
+      </w:pPr>
+      <w:r>
+        <w:lastRenderedPageBreak/>
+        <w:t>Clustering</w:t>
+      </w:r>
+    </w:p>
+    <w:p>
+      <w:pPr>
+        <w:pStyle w:val="Ttulo3"/>
+        <w:rPr>
+          <w:color w:val="auto"/>
+          <w:kern w:val="0"/>
+          <w:sz w:val="24"/>
+          <w:lang w:eastAsia="ca-ES"/>
+        </w:rPr>
+      </w:pPr>
+      <w:r>
+        <w:t>Introducció i justificació del model</w:t>
+      </w:r>
+    </w:p>
+    <w:p>
+      <w:r>
+        <w:t xml:space="preserve">Un cop els blocs explicatiu i predictiu han identificat quines variables s'associen amb l'absentisme i amb quina intensitat, queda un interrogant obert: </w:t>
+      </w:r>
+      <w:r>
+        <w:rPr>
+          <w:rStyle w:val="Fuerte"/>
+        </w:rPr>
+        <w:t>existeixen perfils diferenciats d'estudiants</w:t>
+      </w:r>
+      <w:r>
+        <w:t xml:space="preserve"> </w:t>
+      </w:r>
+      <w:r>
+        <w:t>segons</w:t>
+      </w:r>
+      <w:r>
+        <w:t xml:space="preserve"> un conjunt de característiques personals, acadèmiques i d'ús de la IA? Respondre</w:t>
+      </w:r>
+      <w:r>
+        <w:t xml:space="preserve"> aquesta pregunta </w:t>
+      </w:r>
+      <w:r>
+        <w:t xml:space="preserve">no és trivial, </w:t>
+      </w:r>
+      <w:r>
+        <w:t>perquè un estudiant pot tenir trets dels diferents perfils alhora.</w:t>
+      </w:r>
+    </w:p>
+    <w:p>
+      <w:r>
+        <w:t xml:space="preserve">Per capturar aquesta </w:t>
+      </w:r>
+      <w:r>
+        <w:t>complexitat</w:t>
+      </w:r>
+      <w:r>
+        <w:t xml:space="preserve"> s'utilitza el </w:t>
+      </w:r>
+      <w:r>
+        <w:rPr>
+          <w:rStyle w:val="Fuerte"/>
+          <w:b w:val="0"/>
+          <w:bCs w:val="0"/>
+        </w:rPr>
+        <w:t>Fuzzy C-Means (FCM)</w:t>
+      </w:r>
+      <w:r>
+        <w:rPr>
+          <w:b/>
+          <w:bCs/>
+        </w:rPr>
+        <w:t>,</w:t>
+      </w:r>
+      <w:r>
+        <w:t xml:space="preserve"> una variant del clustering clàssic que, a diferència del </w:t>
+      </w:r>
+      <w:r>
+        <w:rPr>
+          <w:rStyle w:val="nfasis"/>
+        </w:rPr>
+        <w:t>k-means</w:t>
+      </w:r>
+      <w:r>
+        <w:t xml:space="preserve"> estàndard, no assigna cada observació a un únic </w:t>
+      </w:r>
+      <w:r>
+        <w:t>clúster</w:t>
+      </w:r>
+      <w:r>
+        <w:t xml:space="preserve"> sinó que li assigna un </w:t>
+      </w:r>
+      <w:r>
+        <w:rPr>
+          <w:rStyle w:val="Fuerte"/>
+          <w:b w:val="0"/>
+          <w:bCs w:val="0"/>
+        </w:rPr>
+        <w:t>grau de pertinença</w:t>
+      </w:r>
+      <w:r>
+        <w:t xml:space="preserve"> a cadascun. Per a cada estudiant </w:t>
+      </w:r>
+      <w:r>
+        <w:rPr>
+          <w:rStyle w:val="nfasis"/>
+        </w:rPr>
+        <w:t>i</w:t>
+      </w:r>
+      <w:r>
+        <w:t xml:space="preserve"> i cluster </w:t>
+      </w:r>
+      <w:r>
+        <w:rPr>
+          <w:rStyle w:val="nfasis"/>
+        </w:rPr>
+        <w:t>k</w:t>
+      </w:r>
+      <w:r>
+        <w:t xml:space="preserve"> s'obté un valor </w:t>
+      </w:r>
+      <w:r>
+        <w:rPr>
+          <w:rStyle w:val="nfasis"/>
+        </w:rPr>
+        <w:t>u</w:t>
+      </w:r>
+      <w:r>
+        <w:t>ᵢ</w:t>
+      </w:r>
+      <w:r>
+        <w:rPr>
+          <w:rFonts w:ascii="Cambria Math" w:hAnsi="Cambria Math" w:cs="Cambria Math"/>
+        </w:rPr>
+        <w:t>ₖ</w:t>
+      </w:r>
+      <w:r>
+        <w:t xml:space="preserve"> </w:t>
+      </w:r>
+      <w:r>
+        <w:rPr>
+          <w:rFonts w:ascii="Cambria Math" w:hAnsi="Cambria Math" w:cs="Cambria Math"/>
+        </w:rPr>
+        <w:t>∈</w:t>
+      </w:r>
+      <w:r>
+        <w:t xml:space="preserve"> [0,1] on la suma de totes les pertinences per a un individu </w:t>
+      </w:r>
+      <w:r>
+        <w:rPr>
+          <w:rFonts w:ascii="Times New Roman" w:hAnsi="Times New Roman"/>
+        </w:rPr>
+        <w:t>é</w:t>
+      </w:r>
+      <w:r>
+        <w:t>s igual a 1.</w:t>
+      </w:r>
+    </w:p>
+    <w:p>
+      <w:r>
+        <w:t>La raó de triar FCM per davant d'alternatives com la clusterització jeràrquica (</w:t>
+      </w:r>
+      <w:r>
+        <w:rPr>
+          <w:rStyle w:val="nfasis"/>
+        </w:rPr>
+        <w:t>Ward</w:t>
+      </w:r>
+      <w:r>
+        <w:t xml:space="preserve">) o el </w:t>
+      </w:r>
+      <w:r>
+        <w:rPr>
+          <w:rStyle w:val="nfasis"/>
+        </w:rPr>
+        <w:t>k-medoids</w:t>
+      </w:r>
+      <w:r>
+        <w:t xml:space="preserve"> (</w:t>
+      </w:r>
+      <w:r>
+        <w:rPr>
+          <w:rStyle w:val="nfasis"/>
+        </w:rPr>
+        <w:t>PAM</w:t>
+      </w:r>
+      <w:r>
+        <w:t xml:space="preserve">) és </w:t>
+      </w:r>
+      <w:r>
+        <w:t>que</w:t>
+      </w:r>
+      <w:r>
+        <w:t xml:space="preserve"> l'objectiu no és una classificació dura sinó obtenir un </w:t>
+      </w:r>
+      <w:r>
+        <w:rPr>
+          <w:rStyle w:val="Fuerte"/>
+        </w:rPr>
+        <w:t>grau de pertinença</w:t>
+      </w:r>
+      <w:r>
+        <w:t xml:space="preserve"> per a cada estudiant que es pugui usar directament com a</w:t>
+      </w:r>
+      <w:r>
+        <w:t xml:space="preserve"> variable </w:t>
+      </w:r>
+      <w:r>
+        <w:t>en el pas posterior de KNN-Fuzzy, el qual combinarà les pertinences del FCM per generar una estimació de la probabilitat d'irregularitat per a estudiants nous.</w:t>
+      </w:r>
+    </w:p>
+    <w:p>
+      <w:r>
+        <w:t xml:space="preserve">Pel que fa </w:t>
+      </w:r>
+      <w:r>
+        <w:t>les</w:t>
+      </w:r>
+      <w:r>
+        <w:t xml:space="preserve"> variables, el clustering s'ha construït sobre variables que </w:t>
+      </w:r>
+      <w:r>
+        <w:t xml:space="preserve">es coneixen d’un estudiant abans de que comenci la universitat: </w:t>
+      </w:r>
+      <w:r>
+        <w:t>les característiques sociodemogràfiques i acadèmiques prèvies, i els hàbits i percepcions sobre la IA</w:t>
+      </w:r>
+      <w:r>
+        <w:t>.</w:t>
+      </w:r>
+    </w:p>
+    <w:p>
+      <w:pPr>
+        <w:pStyle w:val="Ttulo3"/>
+        <w:ind w:left="851" w:hanging="851"/>
+      </w:pPr>
+      <w:r>
+        <w:t>Metodologia i decisions</w:t>
+      </w:r>
+    </w:p>
+    <w:p>
+      <w:r>
+        <w:rPr>
+          <w:rStyle w:val="Fuerte"/>
+        </w:rPr>
+        <w:t>Preparació de les dades i partició</w:t>
+      </w:r>
+    </w:p>
+    <w:p>
+      <w:r>
+        <w:t>Les dades de partida provenen del conjunt de 342 observacions completes</w:t>
+      </w:r>
+      <w:r>
+        <w:t xml:space="preserve">. </w:t>
+      </w:r>
+      <w:r>
+        <w:t>S'han seleccionat 16 variables: les nou sociodemogràfiques i acadèmiques (</w:t>
+      </w:r>
+      <w:r>
+        <w:rPr>
+          <w:rStyle w:val="CdigoHTML"/>
+        </w:rPr>
+        <w:t>EDAT</w:t>
+      </w:r>
+      <w:r>
+        <w:t xml:space="preserve">, </w:t>
+      </w:r>
+      <w:r>
+        <w:rPr>
+          <w:rStyle w:val="CdigoHTML"/>
+        </w:rPr>
+        <w:t>DESPL</w:t>
+      </w:r>
+      <w:r>
+        <w:t xml:space="preserve">, </w:t>
+      </w:r>
+      <w:r>
+        <w:rPr>
+          <w:rStyle w:val="CdigoHTML"/>
+        </w:rPr>
+        <w:t>N_ASSIG</w:t>
+      </w:r>
+      <w:r>
+        <w:t xml:space="preserve">, </w:t>
+      </w:r>
+      <w:r>
+        <w:rPr>
+          <w:rStyle w:val="CdigoHTML"/>
+        </w:rPr>
+        <w:t>NOTA_num</w:t>
+      </w:r>
+      <w:r>
+        <w:t xml:space="preserve">, </w:t>
+      </w:r>
+      <w:r>
+        <w:rPr>
+          <w:rStyle w:val="CdigoHTML"/>
+        </w:rPr>
+        <w:t>T_AVAL_num</w:t>
+      </w:r>
+      <w:r>
+        <w:t xml:space="preserve">, </w:t>
+      </w:r>
+      <w:r>
+        <w:rPr>
+          <w:rStyle w:val="CdigoHTML"/>
+        </w:rPr>
+        <w:t>CURS_1R</w:t>
+      </w:r>
+      <w:r>
+        <w:t xml:space="preserve">, </w:t>
+      </w:r>
+      <w:r>
+        <w:rPr>
+          <w:rStyle w:val="CdigoHTML"/>
+        </w:rPr>
+        <w:t>GENERE_Home</w:t>
+      </w:r>
+      <w:r>
+        <w:t xml:space="preserve">, </w:t>
+      </w:r>
+      <w:r>
+        <w:rPr>
+          <w:rStyle w:val="CdigoHTML"/>
+        </w:rPr>
+        <w:t>DOBLE_GRAU_EST</w:t>
+      </w:r>
+      <w:r>
+        <w:t xml:space="preserve">, </w:t>
+      </w:r>
+      <w:r>
+        <w:rPr>
+          <w:rStyle w:val="CdigoHTML"/>
+        </w:rPr>
+        <w:t>DEDIC_num</w:t>
+      </w:r>
+      <w:r>
+        <w:t>) i set ítems del bloc IA (</w:t>
+      </w:r>
+      <w:r>
+        <w:rPr>
+          <w:rStyle w:val="CdigoHTML"/>
+        </w:rPr>
+        <w:t>IA_HABIT</w:t>
+      </w:r>
+      <w:r>
+        <w:t xml:space="preserve">, </w:t>
+      </w:r>
+      <w:r>
+        <w:rPr>
+          <w:rStyle w:val="CdigoHTML"/>
+        </w:rPr>
+        <w:t>IA_COMPR</w:t>
+      </w:r>
+      <w:r>
+        <w:t xml:space="preserve">, </w:t>
+      </w:r>
+      <w:r>
+        <w:rPr>
+          <w:rStyle w:val="CdigoHTML"/>
+        </w:rPr>
+        <w:t>IA_REND</w:t>
+      </w:r>
+      <w:r>
+        <w:t xml:space="preserve">, </w:t>
+      </w:r>
+      <w:r>
+        <w:rPr>
+          <w:rStyle w:val="CdigoHTML"/>
+        </w:rPr>
+        <w:t>IA_PDFS</w:t>
+      </w:r>
+      <w:r>
+        <w:t xml:space="preserve">, </w:t>
+      </w:r>
+      <w:r>
+        <w:rPr>
+          <w:rStyle w:val="CdigoHTML"/>
+        </w:rPr>
+        <w:t>IA_SUBST</w:t>
+      </w:r>
+      <w:r>
+        <w:t xml:space="preserve">, </w:t>
+      </w:r>
+      <w:r>
+        <w:rPr>
+          <w:rStyle w:val="CdigoHTML"/>
+        </w:rPr>
+        <w:t>IA_ATENC</w:t>
+      </w:r>
+      <w:r>
+        <w:t xml:space="preserve">, </w:t>
+      </w:r>
+      <w:r>
+        <w:rPr>
+          <w:rStyle w:val="CdigoHTML"/>
+        </w:rPr>
+        <w:t>IA_CONF</w:t>
+      </w:r>
+      <w:r>
+        <w:t xml:space="preserve">). L'ítem </w:t>
+      </w:r>
+      <w:r>
+        <w:rPr>
+          <w:rStyle w:val="CdigoHTML"/>
+        </w:rPr>
+        <w:t>IA_PREOC</w:t>
+      </w:r>
+      <w:r>
+        <w:t xml:space="preserve"> — que a l'EFA ja presentava una comunalitat baixa (</w:t>
+      </w:r>
+      <m:oMath>
+        <m:r>
+          <w:rPr>
+            <w:rFonts w:ascii="Cambria Math" w:hAnsi="Cambria Math"/>
+          </w:rPr>
+          <m:t>h²=</m:t>
+        </m:r>
+        <m:r>
+          <w:rPr>
+            <w:rFonts w:ascii="Cambria Math" w:hAnsi="Cambria Math"/>
+          </w:rPr>
+          <m:t>0,21</m:t>
+        </m:r>
+      </m:oMath>
+      <w:r>
+        <w:t>) i no saturava de manera neta en cap factor — s'ha exclòs per inestabilitat.</w:t>
+      </w:r>
+    </w:p>
+    <w:p>
+      <w:r>
+        <w:t xml:space="preserve">Totes les variables s'han estandarditzat en z-score calculant la mitjana i la desviació típica </w:t>
+      </w:r>
+      <w:r>
+        <w:rPr>
+          <w:rStyle w:val="Fuerte"/>
+          <w:b w:val="0"/>
+          <w:bCs w:val="0"/>
+        </w:rPr>
+        <w:t>exclusivament sobre el conjunt d'entrenamen</w:t>
+      </w:r>
+      <w:r>
+        <w:rPr>
+          <w:rStyle w:val="Fuerte"/>
+        </w:rPr>
+        <w:t>t</w:t>
+      </w:r>
+      <w:r>
+        <w:t xml:space="preserve"> i aplicant-les posteriorment al test. Aquesta </w:t>
+      </w:r>
+      <w:r>
+        <w:t xml:space="preserve">és </w:t>
+      </w:r>
+      <w:r>
+        <w:lastRenderedPageBreak/>
+        <w:t>perquè</w:t>
+      </w:r>
+      <w:r>
+        <w:t xml:space="preserve"> si s'escalessin totes les dades juntes i llavors es fes la partició, el clustering "hauria vist" el test durant l'ajust del model, introduint </w:t>
+      </w:r>
+      <w:r>
+        <w:rPr>
+          <w:rStyle w:val="nfasis"/>
+        </w:rPr>
+        <w:t>data leakage</w:t>
+      </w:r>
+      <w:r>
+        <w:t xml:space="preserve">. Per evitar-ho, el FCM s'ajusta únicament sobre el </w:t>
+      </w:r>
+      <w:r>
+        <w:rPr>
+          <w:rStyle w:val="Fuerte"/>
+          <w:b w:val="0"/>
+          <w:bCs w:val="0"/>
+        </w:rPr>
+        <w:t>train</w:t>
+      </w:r>
+      <w:r>
+        <w:t xml:space="preserve"> (80%, 275 observacions) i les pertinences del test es calculen per projecció sobre els centroides apresos</w:t>
+      </w:r>
+      <w:r>
+        <w:t>.</w:t>
+      </w:r>
+    </w:p>
+    <w:p>
+      <w:r>
+        <w:t xml:space="preserve">La partició s'ha fet de manera estratificada respecte a </w:t>
+      </w:r>
+      <w:r>
+        <w:rPr>
+          <w:rStyle w:val="CdigoHTML"/>
+        </w:rPr>
+        <w:t>GRUP_ASSIST</w:t>
+      </w:r>
+      <w:r>
+        <w:t xml:space="preserve"> per garantir que les proporcions regulars/irregulars siguin iguals en els dos conjunts (56,7% / 43,3%), compartint el mateix índex de partició que la resta de models del treball per assegurar la comparabilitat.</w:t>
+      </w:r>
+    </w:p>
+    <w:p>
+      <w:r>
+        <w:rPr>
+          <w:rStyle w:val="Fuerte"/>
+        </w:rPr>
+        <w:t>Selecció del nombre de clusters (c)</w:t>
+      </w:r>
+    </w:p>
+    <w:p>
+      <w:r>
+        <w:t xml:space="preserve">Per determinar el nombre òptim de </w:t>
+      </w:r>
+      <w:r>
+        <w:t>clústers</w:t>
+      </w:r>
+      <w:r>
+        <w:t xml:space="preserve"> s'han avaluat quatre criteris per a </w:t>
+      </w:r>
+      <w:r>
+        <w:rPr>
+          <w:rStyle w:val="nfasis"/>
+        </w:rPr>
+        <w:t>c</w:t>
+      </w:r>
+      <w:r>
+        <w:t xml:space="preserve"> </w:t>
+      </w:r>
+      <w:r>
+        <w:rPr>
+          <w:rFonts w:ascii="Cambria Math" w:hAnsi="Cambria Math" w:cs="Cambria Math"/>
+        </w:rPr>
+        <w:t>∈</w:t>
+      </w:r>
+      <w:r>
+        <w:t xml:space="preserve"> {2, 3, 4, 5}, tots calculats amb m = 2 i 25 inicialitzacions aleat</w:t>
+      </w:r>
+      <w:r>
+        <w:rPr>
+          <w:rFonts w:ascii="Times New Roman" w:hAnsi="Times New Roman"/>
+        </w:rPr>
+        <w:t>ò</w:t>
+      </w:r>
+      <w:r>
+        <w:t>ries per evitar m</w:t>
+      </w:r>
+      <w:r>
+        <w:rPr>
+          <w:rFonts w:ascii="Times New Roman" w:hAnsi="Times New Roman"/>
+        </w:rPr>
+        <w:t>í</w:t>
+      </w:r>
+      <w:r>
+        <w:t>nims locals:</w:t>
+      </w:r>
+    </w:p>
+    <w:p>
+      <w:r>
+        <w:t xml:space="preserve">El </w:t>
+      </w:r>
+      <w:r>
+        <w:rPr>
+          <w:rStyle w:val="Fuerte"/>
+          <w:b w:val="0"/>
+          <w:bCs w:val="0"/>
+        </w:rPr>
+        <w:t>Partition Coefficient (PC)</w:t>
+      </w:r>
+      <w:r>
+        <w:rPr>
+          <w:b/>
+          <w:bCs/>
+        </w:rPr>
+        <w:t xml:space="preserve"> </w:t>
+      </w:r>
+      <w:r>
+        <w:t>mesura la nitidesa global de les pertinences: val 1 quan cada observació pertany completament a un únic cluster i val 1/</w:t>
+      </w:r>
+      <w:r>
+        <w:rPr>
+          <w:rStyle w:val="nfasis"/>
+        </w:rPr>
+        <w:t>c</w:t>
+      </w:r>
+      <w:r>
+        <w:t xml:space="preserve"> quan la pertinença és totalment difusa (cas d'incertesa màxima). La </w:t>
+      </w:r>
+      <w:r>
+        <w:rPr>
+          <w:rStyle w:val="Fuerte"/>
+          <w:b w:val="0"/>
+          <w:bCs w:val="0"/>
+        </w:rPr>
+        <w:t>Partition Entropy (PE)</w:t>
+      </w:r>
+      <w:r>
+        <w:rPr>
+          <w:b/>
+          <w:bCs/>
+        </w:rPr>
+        <w:t xml:space="preserve"> </w:t>
+      </w:r>
+      <w:r>
+        <w:t>és la mesura complementària basada en l'entropia informacional de les distribucions de pertinença, on menys entropia significa clusters més nets. L'</w:t>
+      </w:r>
+      <w:r>
+        <w:rPr>
+          <w:rStyle w:val="Fuerte"/>
+        </w:rPr>
+        <w:t>í</w:t>
+      </w:r>
+      <w:r>
+        <w:rPr>
+          <w:rStyle w:val="Fuerte"/>
+          <w:b w:val="0"/>
+          <w:bCs w:val="0"/>
+        </w:rPr>
+        <w:t>ndex de Silhouette</w:t>
+      </w:r>
+      <w:r>
+        <w:t xml:space="preserve"> avalua la cohesió interna de cada </w:t>
+      </w:r>
+      <w:r>
+        <w:t>clúster</w:t>
+      </w:r>
+      <w:r>
+        <w:t xml:space="preserve"> respecte a la separació amb els altres, i és independent de la funció objectiu del FCM. Finalment, l'</w:t>
+      </w:r>
+      <w:r>
+        <w:rPr>
+          <w:rStyle w:val="Fuerte"/>
+          <w:b w:val="0"/>
+          <w:bCs w:val="0"/>
+        </w:rPr>
+        <w:t>índex de Xie-Beni (XB)</w:t>
+      </w:r>
+      <w:r>
+        <w:t xml:space="preserve"> funciona com un ràtio entre la variabilitat intra-cluster ponderada per les pertinences i la distància mínima entre centroides al quadrat: penalitza alhora la dispersió interna i la proximitat entre centres, de manera que valors baixos indiquen </w:t>
+      </w:r>
+      <w:r>
+        <w:t>clústers</w:t>
+      </w:r>
+      <w:r>
+        <w:t xml:space="preserve"> compactes i ben separats</w:t>
+      </w:r>
+      <w:r>
+        <w:t xml:space="preserve"> dels altres.</w:t>
+      </w:r>
+    </w:p>
+    <w:p>
+      <w:pPr>
+        <w:pStyle w:val="Descripcin"/>
+        <w:keepNext/>
+        <w:spacing w:after="240"/>
+        <w:jc w:val="center"/>
+      </w:pPr>
+      <w:bookmarkStart w:id="26" w:name="_Ref232095474"/>
+      <w:r>
+        <w:t xml:space="preserve">Taula </w:t>
+      </w:r>
+      <w:r>
+        <w:fldChar w:fldCharType="begin"/>
+      </w:r>
+      <w:r>
+        <w:instrText xml:space="preserve"> SEQ Taula \* ARABIC </w:instrText>
+      </w:r>
+      <w:r>
+        <w:fldChar w:fldCharType="separate"/>
+      </w:r>
+      <w:r>
+        <w:rPr>
+          <w:noProof/>
+        </w:rPr>
+        <w:t>2</w:t>
+      </w:r>
+      <w:r>
+        <w:fldChar w:fldCharType="end"/>
+      </w:r>
+      <w:bookmarkEnd w:id="26"/>
+      <w:r>
+        <w:t>: Comparació resultats per escollir número de clústers</w:t>
+      </w:r>
+    </w:p>
+    <w:tbl>
+      <w:tblPr>
+        <w:tblStyle w:val="TablaAPA7"/>
+        <w:tblW w:w="0" w:type="auto"/>
+        <w:jc w:val="center"/>
+        <w:tblLayout w:type="fixed"/>
+        <w:tblLook w:val="04A0" w:firstRow="1" w:lastRow="0" w:firstColumn="1" w:lastColumn="0" w:noHBand="0" w:noVBand="1"/>
+      </w:tblPr>
+      <w:tblGrid>
+        <w:gridCol w:w="334"/>
+        <w:gridCol w:w="1367"/>
+        <w:gridCol w:w="1418"/>
+        <w:gridCol w:w="1417"/>
+        <w:gridCol w:w="1560"/>
+      </w:tblGrid>
+      <w:tr>
+        <w:trPr>
+          <w:cnfStyle w:val="100000000000" w:firstRow="1" w:lastRow="0" w:firstColumn="0" w:lastColumn="0" w:oddVBand="0" w:evenVBand="0" w:oddHBand="0" w:evenHBand="0" w:firstRowFirstColumn="0" w:firstRowLastColumn="0" w:lastRowFirstColumn="0" w:lastRowLastColumn="0"/>
+          <w:jc w:val="center"/>
+        </w:trPr>
+        <w:tc>
+          <w:tcPr>
+            <w:cnfStyle w:val="001000000000" w:firstRow="0" w:lastRow="0" w:firstColumn="1" w:lastColumn="0" w:oddVBand="0" w:evenVBand="0" w:oddHBand="0" w:evenHBand="0" w:firstRowFirstColumn="0" w:firstRowLastColumn="0" w:lastRowFirstColumn="0" w:lastRowLastColumn="0"/>
+            <w:tcW w:w="334" w:type="dxa"/>
+          </w:tcPr>
+          <w:p>
+            <w:pPr>
+              <w:spacing w:after="0"/>
+              <w:rPr>
+                <w:rFonts w:eastAsia="Aptos"/>
+              </w:rPr>
+            </w:pPr>
+            <w:r>
+              <w:rPr>
+                <w:rFonts w:eastAsia="Aptos"/>
+              </w:rPr>
+              <w:t>C</w:t>
+            </w:r>
+          </w:p>
+        </w:tc>
+        <w:tc>
+          <w:tcPr>
+            <w:tcW w:w="1367" w:type="dxa"/>
+          </w:tcPr>
+          <w:p>
+            <w:pPr>
+              <w:spacing w:after="0"/>
+              <w:jc w:val="center"/>
+              <w:cnfStyle w:val="100000000000" w:firstRow="1" w:lastRow="0" w:firstColumn="0" w:lastColumn="0" w:oddVBand="0" w:evenVBand="0" w:oddHBand="0" w:evenHBand="0" w:firstRowFirstColumn="0" w:firstRowLastColumn="0" w:lastRowFirstColumn="0" w:lastRowLastColumn="0"/>
+              <w:rPr>
+                <w:rFonts w:eastAsia="Aptos"/>
+              </w:rPr>
+            </w:pPr>
+            <w:r>
+              <w:rPr>
+                <w:rFonts w:eastAsia="Aptos"/>
+              </w:rPr>
+              <w:t>PC</w:t>
+            </w:r>
+          </w:p>
+        </w:tc>
+        <w:tc>
+          <w:tcPr>
+            <w:tcW w:w="1418" w:type="dxa"/>
+          </w:tcPr>
+          <w:p>
+            <w:pPr>
+              <w:spacing w:after="0"/>
+              <w:jc w:val="center"/>
+              <w:cnfStyle w:val="100000000000" w:firstRow="1" w:lastRow="0" w:firstColumn="0" w:lastColumn="0" w:oddVBand="0" w:evenVBand="0" w:oddHBand="0" w:evenHBand="0" w:firstRowFirstColumn="0" w:firstRowLastColumn="0" w:lastRowFirstColumn="0" w:lastRowLastColumn="0"/>
+              <w:rPr>
+                <w:rFonts w:eastAsia="Aptos"/>
+              </w:rPr>
+            </w:pPr>
+            <w:r>
+              <w:rPr>
+                <w:rFonts w:eastAsia="Aptos"/>
+              </w:rPr>
+              <w:t>PE</w:t>
+            </w:r>
+          </w:p>
+        </w:tc>
+        <w:tc>
+          <w:tcPr>
+            <w:tcW w:w="1417" w:type="dxa"/>
+          </w:tcPr>
+          <w:p>
+            <w:pPr>
+              <w:spacing w:after="0"/>
+              <w:jc w:val="center"/>
+              <w:cnfStyle w:val="100000000000" w:firstRow="1" w:lastRow="0" w:firstColumn="0" w:lastColumn="0" w:oddVBand="0" w:evenVBand="0" w:oddHBand="0" w:evenHBand="0" w:firstRowFirstColumn="0" w:firstRowLastColumn="0" w:lastRowFirstColumn="0" w:lastRowLastColumn="0"/>
+              <w:rPr>
+                <w:rFonts w:eastAsia="Aptos"/>
+              </w:rPr>
+            </w:pPr>
+            <w:r>
+              <w:rPr>
+                <w:rFonts w:eastAsia="Aptos"/>
+              </w:rPr>
+              <w:t>Silhouette</w:t>
+            </w:r>
+          </w:p>
+        </w:tc>
+        <w:tc>
+          <w:tcPr>
+            <w:tcW w:w="1560" w:type="dxa"/>
+          </w:tcPr>
+          <w:p>
+            <w:pPr>
+              <w:spacing w:after="0"/>
+              <w:jc w:val="center"/>
+              <w:cnfStyle w:val="100000000000" w:firstRow="1" w:lastRow="0" w:firstColumn="0" w:lastColumn="0" w:oddVBand="0" w:evenVBand="0" w:oddHBand="0" w:evenHBand="0" w:firstRowFirstColumn="0" w:firstRowLastColumn="0" w:lastRowFirstColumn="0" w:lastRowLastColumn="0"/>
+              <w:rPr>
+                <w:rFonts w:eastAsia="Aptos"/>
+              </w:rPr>
+            </w:pPr>
+            <w:r>
+              <w:rPr>
+                <w:rFonts w:eastAsia="Aptos"/>
+              </w:rPr>
+              <w:t>XB</w:t>
+            </w:r>
+          </w:p>
+        </w:tc>
+      </w:tr>
+      <w:tr>
+        <w:trPr>
+          <w:jc w:val="center"/>
+        </w:trPr>
+        <w:tc>
+          <w:tcPr>
+            <w:cnfStyle w:val="001000000000" w:firstRow="0" w:lastRow="0" w:firstColumn="1" w:lastColumn="0" w:oddVBand="0" w:evenVBand="0" w:oddHBand="0" w:evenHBand="0" w:firstRowFirstColumn="0" w:firstRowLastColumn="0" w:lastRowFirstColumn="0" w:lastRowLastColumn="0"/>
+            <w:tcW w:w="334" w:type="dxa"/>
+          </w:tcPr>
+          <w:p>
+            <w:pPr>
+              <w:spacing w:after="0"/>
+              <w:rPr>
+                <w:rFonts w:eastAsia="Aptos"/>
+              </w:rPr>
+            </w:pPr>
+            <w:r>
+              <w:rPr>
+                <w:rFonts w:eastAsia="Aptos"/>
+              </w:rPr>
+              <w:t>2</w:t>
+            </w:r>
+          </w:p>
+        </w:tc>
+        <w:tc>
+          <w:tcPr>
+            <w:tcW w:w="1367" w:type="dxa"/>
+          </w:tcPr>
+          <w:p>
+            <w:pPr>
+              <w:spacing w:after="0"/>
+              <w:jc w:val="center"/>
+              <w:cnfStyle w:val="000000000000" w:firstRow="0" w:lastRow="0" w:firstColumn="0" w:lastColumn="0" w:oddVBand="0" w:evenVBand="0" w:oddHBand="0" w:evenHBand="0" w:firstRowFirstColumn="0" w:firstRowLastColumn="0" w:lastRowFirstColumn="0" w:lastRowLastColumn="0"/>
+              <w:rPr>
+                <w:rFonts w:eastAsia="Aptos"/>
+              </w:rPr>
+            </w:pPr>
+            <w:r>
+              <w:rPr>
+                <w:rFonts w:eastAsia="Aptos"/>
+              </w:rPr>
+              <w:t>0,500</w:t>
+            </w:r>
+          </w:p>
+        </w:tc>
+        <w:tc>
+          <w:tcPr>
+            <w:tcW w:w="1418" w:type="dxa"/>
+          </w:tcPr>
+          <w:p>
+            <w:pPr>
+              <w:spacing w:after="0"/>
+              <w:jc w:val="center"/>
+              <w:cnfStyle w:val="000000000000" w:firstRow="0" w:lastRow="0" w:firstColumn="0" w:lastColumn="0" w:oddVBand="0" w:evenVBand="0" w:oddHBand="0" w:evenHBand="0" w:firstRowFirstColumn="0" w:firstRowLastColumn="0" w:lastRowFirstColumn="0" w:lastRowLastColumn="0"/>
+              <w:rPr>
+                <w:rFonts w:eastAsia="Aptos"/>
+              </w:rPr>
+            </w:pPr>
+            <w:r>
+              <w:rPr>
+                <w:rFonts w:eastAsia="Aptos"/>
+              </w:rPr>
+              <w:t>0,693</w:t>
+            </w:r>
+          </w:p>
+        </w:tc>
+        <w:tc>
+          <w:tcPr>
+            <w:tcW w:w="1417" w:type="dxa"/>
+          </w:tcPr>
+          <w:p>
+            <w:pPr>
+              <w:spacing w:after="0"/>
+              <w:jc w:val="center"/>
+              <w:cnfStyle w:val="000000000000" w:firstRow="0" w:lastRow="0" w:firstColumn="0" w:lastColumn="0" w:oddVBand="0" w:evenVBand="0" w:oddHBand="0" w:evenHBand="0" w:firstRowFirstColumn="0" w:firstRowLastColumn="0" w:lastRowFirstColumn="0" w:lastRowLastColumn="0"/>
+              <w:rPr>
+                <w:rFonts w:eastAsia="Aptos"/>
+              </w:rPr>
+            </w:pPr>
+            <w:r>
+              <w:rPr>
+                <w:rFonts w:eastAsia="Aptos"/>
+              </w:rPr>
+              <w:t>0,144</w:t>
+            </w:r>
+          </w:p>
+        </w:tc>
+        <w:tc>
+          <w:tcPr>
+            <w:tcW w:w="1560" w:type="dxa"/>
+          </w:tcPr>
+          <w:p>
+            <w:pPr>
+              <w:spacing w:after="0"/>
+              <w:jc w:val="center"/>
+              <w:cnfStyle w:val="000000000000" w:firstRow="0" w:lastRow="0" w:firstColumn="0" w:lastColumn="0" w:oddVBand="0" w:evenVBand="0" w:oddHBand="0" w:evenHBand="0" w:firstRowFirstColumn="0" w:firstRowLastColumn="0" w:lastRowFirstColumn="0" w:lastRowLastColumn="0"/>
+              <w:rPr>
+                <w:rFonts w:eastAsia="Aptos"/>
+              </w:rPr>
+            </w:pPr>
+            <w:r>
+              <w:rPr>
+                <w:rFonts w:eastAsia="Aptos"/>
+              </w:rPr>
+              <w:t>324.928</w:t>
+            </w:r>
+          </w:p>
+        </w:tc>
+      </w:tr>
+      <w:tr>
+        <w:trPr>
+          <w:jc w:val="center"/>
+        </w:trPr>
+        <w:tc>
+          <w:tcPr>
+            <w:cnfStyle w:val="001000000000" w:firstRow="0" w:lastRow="0" w:firstColumn="1" w:lastColumn="0" w:oddVBand="0" w:evenVBand="0" w:oddHBand="0" w:evenHBand="0" w:firstRowFirstColumn="0" w:firstRowLastColumn="0" w:lastRowFirstColumn="0" w:lastRowLastColumn="0"/>
+            <w:tcW w:w="334" w:type="dxa"/>
+            <w:vAlign w:val="top"/>
+          </w:tcPr>
+          <w:p>
+            <w:pPr>
+              <w:spacing w:after="0"/>
+              <w:rPr>
+                <w:rFonts w:eastAsia="Aptos"/>
+              </w:rPr>
+            </w:pPr>
+            <w:r>
+              <w:rPr>
+                <w:rFonts w:eastAsia="Aptos"/>
+              </w:rPr>
+              <w:t>3</w:t>
+            </w:r>
+          </w:p>
+        </w:tc>
+        <w:tc>
+          <w:tcPr>
+            <w:tcW w:w="1367" w:type="dxa"/>
+            <w:vAlign w:val="top"/>
+          </w:tcPr>
+          <w:p>
+            <w:pPr>
+              <w:spacing w:after="0"/>
+              <w:jc w:val="center"/>
+              <w:cnfStyle w:val="000000000000" w:firstRow="0" w:lastRow="0" w:firstColumn="0" w:lastColumn="0" w:oddVBand="0" w:evenVBand="0" w:oddHBand="0" w:evenHBand="0" w:firstRowFirstColumn="0" w:firstRowLastColumn="0" w:lastRowFirstColumn="0" w:lastRowLastColumn="0"/>
+              <w:rPr>
+                <w:rFonts w:eastAsia="Aptos"/>
+              </w:rPr>
+            </w:pPr>
+            <w:r>
+              <w:rPr>
+                <w:rFonts w:eastAsia="Aptos"/>
+              </w:rPr>
+              <w:t>0,333</w:t>
+            </w:r>
+          </w:p>
+        </w:tc>
+        <w:tc>
+          <w:tcPr>
+            <w:tcW w:w="1418" w:type="dxa"/>
+            <w:vAlign w:val="top"/>
+          </w:tcPr>
+          <w:p>
+            <w:pPr>
+              <w:spacing w:after="0"/>
+              <w:jc w:val="center"/>
+              <w:cnfStyle w:val="000000000000" w:firstRow="0" w:lastRow="0" w:firstColumn="0" w:lastColumn="0" w:oddVBand="0" w:evenVBand="0" w:oddHBand="0" w:evenHBand="0" w:firstRowFirstColumn="0" w:firstRowLastColumn="0" w:lastRowFirstColumn="0" w:lastRowLastColumn="0"/>
+              <w:rPr>
+                <w:rFonts w:eastAsia="Aptos"/>
+              </w:rPr>
+            </w:pPr>
+            <w:r>
+              <w:rPr>
+                <w:rFonts w:eastAsia="Aptos"/>
+              </w:rPr>
+              <w:t>1,100</w:t>
+            </w:r>
+          </w:p>
+        </w:tc>
+        <w:tc>
+          <w:tcPr>
+            <w:tcW w:w="1417" w:type="dxa"/>
+            <w:vAlign w:val="top"/>
+          </w:tcPr>
+          <w:p>
+            <w:pPr>
+              <w:spacing w:after="0"/>
+              <w:jc w:val="center"/>
+              <w:cnfStyle w:val="000000000000" w:firstRow="0" w:lastRow="0" w:firstColumn="0" w:lastColumn="0" w:oddVBand="0" w:evenVBand="0" w:oddHBand="0" w:evenHBand="0" w:firstRowFirstColumn="0" w:firstRowLastColumn="0" w:lastRowFirstColumn="0" w:lastRowLastColumn="0"/>
+              <w:rPr>
+                <w:rFonts w:eastAsia="Aptos"/>
+              </w:rPr>
+            </w:pPr>
+            <w:r>
+              <w:rPr>
+                <w:rFonts w:eastAsia="Aptos"/>
+              </w:rPr>
+              <w:t>0,144</w:t>
+            </w:r>
+          </w:p>
+        </w:tc>
+        <w:tc>
+          <w:tcPr>
+            <w:tcW w:w="1560" w:type="dxa"/>
+          </w:tcPr>
+          <w:p>
+            <w:pPr>
+              <w:spacing w:after="0"/>
+              <w:jc w:val="center"/>
+              <w:cnfStyle w:val="000000000000" w:firstRow="0" w:lastRow="0" w:firstColumn="0" w:lastColumn="0" w:oddVBand="0" w:evenVBand="0" w:oddHBand="0" w:evenHBand="0" w:firstRowFirstColumn="0" w:firstRowLastColumn="0" w:lastRowFirstColumn="0" w:lastRowLastColumn="0"/>
+              <w:rPr>
+                <w:rFonts w:eastAsia="Aptos"/>
+              </w:rPr>
+            </w:pPr>
+            <w:r>
+              <w:rPr>
+                <w:rFonts w:eastAsia="Aptos"/>
+              </w:rPr>
+              <w:t>3.013.774</w:t>
+            </w:r>
+          </w:p>
+        </w:tc>
+      </w:tr>
+      <w:tr>
+        <w:trPr>
+          <w:jc w:val="center"/>
+        </w:trPr>
+        <w:tc>
+          <w:tcPr>
+            <w:cnfStyle w:val="001000000000" w:firstRow="0" w:lastRow="0" w:firstColumn="1" w:lastColumn="0" w:oddVBand="0" w:evenVBand="0" w:oddHBand="0" w:evenHBand="0" w:firstRowFirstColumn="0" w:firstRowLastColumn="0" w:lastRowFirstColumn="0" w:lastRowLastColumn="0"/>
+            <w:tcW w:w="334" w:type="dxa"/>
+            <w:vAlign w:val="top"/>
+          </w:tcPr>
+          <w:p>
+            <w:pPr>
+              <w:spacing w:after="0"/>
+              <w:rPr>
+                <w:rFonts w:eastAsia="Aptos"/>
+              </w:rPr>
+            </w:pPr>
+            <w:r>
+              <w:rPr>
+                <w:rFonts w:eastAsia="Aptos"/>
+              </w:rPr>
+              <w:t>4</w:t>
+            </w:r>
+          </w:p>
+        </w:tc>
+        <w:tc>
+          <w:tcPr>
+            <w:tcW w:w="1367" w:type="dxa"/>
+            <w:vAlign w:val="top"/>
+          </w:tcPr>
+          <w:p>
+            <w:pPr>
+              <w:spacing w:after="0"/>
+              <w:jc w:val="center"/>
+              <w:cnfStyle w:val="000000000000" w:firstRow="0" w:lastRow="0" w:firstColumn="0" w:lastColumn="0" w:oddVBand="0" w:evenVBand="0" w:oddHBand="0" w:evenHBand="0" w:firstRowFirstColumn="0" w:firstRowLastColumn="0" w:lastRowFirstColumn="0" w:lastRowLastColumn="0"/>
+              <w:rPr>
+                <w:rFonts w:eastAsia="Aptos"/>
+              </w:rPr>
+            </w:pPr>
+            <w:r>
+              <w:rPr>
+                <w:rFonts w:eastAsia="Aptos"/>
+              </w:rPr>
+              <w:t>0,250</w:t>
+            </w:r>
+          </w:p>
+        </w:tc>
+        <w:tc>
+          <w:tcPr>
+            <w:tcW w:w="1418" w:type="dxa"/>
+            <w:vAlign w:val="top"/>
+          </w:tcPr>
+          <w:p>
+            <w:pPr>
+              <w:spacing w:after="0"/>
+              <w:jc w:val="center"/>
+              <w:cnfStyle w:val="000000000000" w:firstRow="0" w:lastRow="0" w:firstColumn="0" w:lastColumn="0" w:oddVBand="0" w:evenVBand="0" w:oddHBand="0" w:evenHBand="0" w:firstRowFirstColumn="0" w:firstRowLastColumn="0" w:lastRowFirstColumn="0" w:lastRowLastColumn="0"/>
+              <w:rPr>
+                <w:rFonts w:eastAsia="Aptos"/>
+              </w:rPr>
+            </w:pPr>
+            <w:r>
+              <w:rPr>
+                <w:rFonts w:eastAsia="Aptos"/>
+              </w:rPr>
+              <w:t>1,390</w:t>
+            </w:r>
+          </w:p>
+        </w:tc>
+        <w:tc>
+          <w:tcPr>
+            <w:tcW w:w="1417" w:type="dxa"/>
+            <w:vAlign w:val="top"/>
+          </w:tcPr>
+          <w:p>
+            <w:pPr>
+              <w:spacing w:after="0"/>
+              <w:jc w:val="center"/>
+              <w:cnfStyle w:val="000000000000" w:firstRow="0" w:lastRow="0" w:firstColumn="0" w:lastColumn="0" w:oddVBand="0" w:evenVBand="0" w:oddHBand="0" w:evenHBand="0" w:firstRowFirstColumn="0" w:firstRowLastColumn="0" w:lastRowFirstColumn="0" w:lastRowLastColumn="0"/>
+              <w:rPr>
+                <w:rFonts w:eastAsia="Aptos"/>
+              </w:rPr>
+            </w:pPr>
+            <w:r>
+              <w:rPr>
+                <w:rFonts w:eastAsia="Aptos"/>
+              </w:rPr>
+              <w:t>0,144</w:t>
+            </w:r>
+          </w:p>
+        </w:tc>
+        <w:tc>
+          <w:tcPr>
+            <w:tcW w:w="1560" w:type="dxa"/>
+          </w:tcPr>
+          <w:p>
+            <w:pPr>
+              <w:spacing w:after="0"/>
+              <w:jc w:val="center"/>
+              <w:cnfStyle w:val="000000000000" w:firstRow="0" w:lastRow="0" w:firstColumn="0" w:lastColumn="0" w:oddVBand="0" w:evenVBand="0" w:oddHBand="0" w:evenHBand="0" w:firstRowFirstColumn="0" w:firstRowLastColumn="0" w:lastRowFirstColumn="0" w:lastRowLastColumn="0"/>
+              <w:rPr>
+                <w:rFonts w:eastAsia="Aptos"/>
+              </w:rPr>
+            </w:pPr>
+            <w:r>
+              <w:rPr>
+                <w:rFonts w:eastAsia="Aptos"/>
+              </w:rPr>
+              <w:t>2.757.694</w:t>
+            </w:r>
+          </w:p>
+        </w:tc>
+      </w:tr>
+      <w:tr>
+        <w:trPr>
+          <w:jc w:val="center"/>
+        </w:trPr>
+        <w:tc>
+          <w:tcPr>
+            <w:cnfStyle w:val="001000000000" w:firstRow="0" w:lastRow="0" w:firstColumn="1" w:lastColumn="0" w:oddVBand="0" w:evenVBand="0" w:oddHBand="0" w:evenHBand="0" w:firstRowFirstColumn="0" w:firstRowLastColumn="0" w:lastRowFirstColumn="0" w:lastRowLastColumn="0"/>
+            <w:tcW w:w="334" w:type="dxa"/>
+            <w:vAlign w:val="top"/>
+          </w:tcPr>
+          <w:p>
+            <w:pPr>
+              <w:spacing w:after="0"/>
+              <w:rPr>
+                <w:rFonts w:eastAsia="Aptos"/>
+              </w:rPr>
+            </w:pPr>
+            <w:r>
+              <w:rPr>
+                <w:rFonts w:eastAsia="Aptos"/>
+              </w:rPr>
+              <w:t>5</w:t>
+            </w:r>
+          </w:p>
+        </w:tc>
+        <w:tc>
+          <w:tcPr>
+            <w:tcW w:w="1367" w:type="dxa"/>
+            <w:vAlign w:val="top"/>
+          </w:tcPr>
+          <w:p>
+            <w:pPr>
+              <w:spacing w:after="0"/>
+              <w:jc w:val="center"/>
+              <w:cnfStyle w:val="000000000000" w:firstRow="0" w:lastRow="0" w:firstColumn="0" w:lastColumn="0" w:oddVBand="0" w:evenVBand="0" w:oddHBand="0" w:evenHBand="0" w:firstRowFirstColumn="0" w:firstRowLastColumn="0" w:lastRowFirstColumn="0" w:lastRowLastColumn="0"/>
+              <w:rPr>
+                <w:rFonts w:eastAsia="Aptos"/>
+              </w:rPr>
+            </w:pPr>
+            <w:r>
+              <w:rPr>
+                <w:rFonts w:eastAsia="Aptos"/>
+              </w:rPr>
+              <w:t>0,200</w:t>
+            </w:r>
+          </w:p>
+        </w:tc>
+        <w:tc>
+          <w:tcPr>
+            <w:tcW w:w="1418" w:type="dxa"/>
+            <w:vAlign w:val="top"/>
+          </w:tcPr>
+          <w:p>
+            <w:pPr>
+              <w:spacing w:after="0"/>
+              <w:jc w:val="center"/>
+              <w:cnfStyle w:val="000000000000" w:firstRow="0" w:lastRow="0" w:firstColumn="0" w:lastColumn="0" w:oddVBand="0" w:evenVBand="0" w:oddHBand="0" w:evenHBand="0" w:firstRowFirstColumn="0" w:firstRowLastColumn="0" w:lastRowFirstColumn="0" w:lastRowLastColumn="0"/>
+              <w:rPr>
+                <w:rFonts w:eastAsia="Aptos"/>
+              </w:rPr>
+            </w:pPr>
+            <w:r>
+              <w:rPr>
+                <w:rFonts w:eastAsia="Aptos"/>
+              </w:rPr>
+              <w:t>1,610</w:t>
+            </w:r>
+          </w:p>
+        </w:tc>
+        <w:tc>
+          <w:tcPr>
+            <w:tcW w:w="1417" w:type="dxa"/>
+            <w:vAlign w:val="top"/>
+          </w:tcPr>
+          <w:p>
+            <w:pPr>
+              <w:spacing w:after="0"/>
+              <w:jc w:val="center"/>
+              <w:cnfStyle w:val="000000000000" w:firstRow="0" w:lastRow="0" w:firstColumn="0" w:lastColumn="0" w:oddVBand="0" w:evenVBand="0" w:oddHBand="0" w:evenHBand="0" w:firstRowFirstColumn="0" w:firstRowLastColumn="0" w:lastRowFirstColumn="0" w:lastRowLastColumn="0"/>
+              <w:rPr>
+                <w:rFonts w:eastAsia="Aptos"/>
+              </w:rPr>
+            </w:pPr>
+            <w:r>
+              <w:rPr>
+                <w:rFonts w:eastAsia="Aptos"/>
+              </w:rPr>
+              <w:t>0,144</w:t>
+            </w:r>
+          </w:p>
+        </w:tc>
+        <w:tc>
+          <w:tcPr>
+            <w:tcW w:w="1560" w:type="dxa"/>
+          </w:tcPr>
+          <w:p>
+            <w:pPr>
+              <w:spacing w:after="0"/>
+              <w:jc w:val="center"/>
+              <w:cnfStyle w:val="000000000000" w:firstRow="0" w:lastRow="0" w:firstColumn="0" w:lastColumn="0" w:oddVBand="0" w:evenVBand="0" w:oddHBand="0" w:evenHBand="0" w:firstRowFirstColumn="0" w:firstRowLastColumn="0" w:lastRowFirstColumn="0" w:lastRowLastColumn="0"/>
+              <w:rPr>
+                <w:rFonts w:eastAsia="Aptos"/>
+              </w:rPr>
+            </w:pPr>
+            <w:r>
+              <w:rPr>
+                <w:rFonts w:eastAsia="Aptos"/>
+              </w:rPr>
+              <w:t>84.563.634</w:t>
+            </w:r>
+          </w:p>
+        </w:tc>
+      </w:tr>
+    </w:tbl>
+    <w:p/>
+    <w:p>
+      <w:r>
+        <w:t xml:space="preserve">Els quatre criteris coincideixen a seleccionar </w:t>
+      </w:r>
+      <w:r>
+        <w:rPr>
+          <w:rStyle w:val="Fuerte"/>
+          <w:b w:val="0"/>
+          <w:bCs w:val="0"/>
+        </w:rPr>
+        <w:t>c = 2</w:t>
+      </w:r>
+      <w:r>
+        <w:rPr>
+          <w:rStyle w:val="Fuerte"/>
+          <w:b w:val="0"/>
+          <w:bCs w:val="0"/>
+        </w:rPr>
+        <w:t xml:space="preserve"> (</w:t>
+      </w:r>
+      <w:r>
+        <w:rPr>
+          <w:rStyle w:val="Fuerte"/>
+          <w:b w:val="0"/>
+          <w:bCs w:val="0"/>
+        </w:rPr>
+        <w:fldChar w:fldCharType="begin"/>
+      </w:r>
+      <w:r>
+        <w:rPr>
+          <w:rStyle w:val="Fuerte"/>
+          <w:b w:val="0"/>
+          <w:bCs w:val="0"/>
+        </w:rPr>
+        <w:instrText xml:space="preserve"> REF _Ref232095474 \h </w:instrText>
+      </w:r>
+      <w:r>
+        <w:rPr>
+          <w:rStyle w:val="Fuerte"/>
+          <w:b w:val="0"/>
+          <w:bCs w:val="0"/>
+        </w:rPr>
+      </w:r>
+      <w:r>
+        <w:rPr>
+          <w:rStyle w:val="Fuerte"/>
+          <w:b w:val="0"/>
+          <w:bCs w:val="0"/>
+        </w:rPr>
+        <w:fldChar w:fldCharType="separate"/>
+      </w:r>
+      <w:r>
+        <w:t xml:space="preserve">Taula </w:t>
+      </w:r>
+      <w:r>
+        <w:rPr>
+          <w:noProof/>
+        </w:rPr>
+        <w:t>2</w:t>
+      </w:r>
+      <w:r>
+        <w:rPr>
+          <w:rStyle w:val="Fuerte"/>
+          <w:b w:val="0"/>
+          <w:bCs w:val="0"/>
+        </w:rPr>
+        <w:fldChar w:fldCharType="end"/>
+      </w:r>
+      <w:r>
+        <w:rPr>
+          <w:rStyle w:val="Fuerte"/>
+          <w:b w:val="0"/>
+          <w:bCs w:val="0"/>
+        </w:rPr>
+        <w:t>)</w:t>
+      </w:r>
+      <w:r>
+        <w:t xml:space="preserve">, cosa que </w:t>
+      </w:r>
+      <w:r>
+        <w:t>dona</w:t>
+      </w:r>
+      <w:r>
+        <w:t xml:space="preserve"> plena confiança a la decisió.</w:t>
+      </w:r>
+      <w:r>
+        <w:t xml:space="preserve"> A més, quadra perfectament amb el treball per veure si és un clúster d’estudiants que assisteixen més a classe i uns altres que ho fan menys.</w:t>
+      </w:r>
+    </w:p>
+    <w:p>
+      <w:pPr>
+        <w:rPr>
+          <w:rFonts w:eastAsia="Aptos"/>
+        </w:rPr>
+      </w:pPr>
+      <w:r>
+        <w:rPr>
+          <w:rFonts w:eastAsia="Aptos"/>
+          <w:b/>
+          <w:bCs/>
+        </w:rPr>
+        <w:lastRenderedPageBreak/>
+        <w:t>Selecció del fuzziness exponent (m)</w:t>
+      </w:r>
+    </w:p>
+    <w:p>
+      <w:pPr>
+        <w:rPr>
+          <w:rFonts w:eastAsia="Aptos"/>
+        </w:rPr>
+      </w:pPr>
+      <w:r>
+        <w:rPr>
+          <w:rFonts w:eastAsia="Aptos"/>
+        </w:rPr>
+        <w:t xml:space="preserve">El paràmetre </w:t>
+      </w:r>
+      <w:r>
+        <w:rPr>
+          <w:rFonts w:eastAsia="Aptos"/>
+          <w:i/>
+          <w:iCs/>
+        </w:rPr>
+        <w:t>m</w:t>
+      </w:r>
+      <w:r>
+        <w:rPr>
+          <w:rFonts w:eastAsia="Aptos"/>
+        </w:rPr>
+        <w:t xml:space="preserve"> — l'exponent de fuzziness — controla fins a quin punt les pertinences es difuminen entre clusters. Un valor </w:t>
+      </w:r>
+      <w:r>
+        <w:rPr>
+          <w:rFonts w:eastAsia="Aptos"/>
+          <w:i/>
+          <w:iCs/>
+        </w:rPr>
+        <w:t>m</w:t>
+      </w:r>
+      <w:r>
+        <w:rPr>
+          <w:rFonts w:eastAsia="Aptos"/>
+        </w:rPr>
+        <w:t xml:space="preserve"> = 1 </w:t>
+      </w:r>
+      <w:r>
+        <w:rPr>
+          <w:rFonts w:eastAsia="Aptos"/>
+        </w:rPr>
+        <w:t>és com</w:t>
+      </w:r>
+      <w:r>
+        <w:rPr>
+          <w:rFonts w:eastAsia="Aptos"/>
+        </w:rPr>
+        <w:t xml:space="preserve"> el </w:t>
+      </w:r>
+      <w:r>
+        <w:rPr>
+          <w:rFonts w:eastAsia="Aptos"/>
+          <w:i/>
+          <w:iCs/>
+        </w:rPr>
+        <w:t>k-means</w:t>
+      </w:r>
+      <w:r>
+        <w:rPr>
+          <w:rFonts w:eastAsia="Aptos"/>
+        </w:rPr>
+        <w:t xml:space="preserve"> clàssic (assignació dura), mentre que quan </w:t>
+      </w:r>
+      <w:r>
+        <w:rPr>
+          <w:rFonts w:eastAsia="Aptos"/>
+          <w:i/>
+          <w:iCs/>
+        </w:rPr>
+        <w:t>m</w:t>
+      </w:r>
+      <w:r>
+        <w:rPr>
+          <w:rFonts w:eastAsia="Aptos"/>
+        </w:rPr>
+        <w:t xml:space="preserve"> creix les pertinences tendeixen cap a 1/</w:t>
+      </w:r>
+      <w:r>
+        <w:rPr>
+          <w:rFonts w:eastAsia="Aptos"/>
+          <w:i/>
+          <w:iCs/>
+        </w:rPr>
+        <w:t>c</w:t>
+      </w:r>
+      <w:r>
+        <w:rPr>
+          <w:rFonts w:eastAsia="Aptos"/>
+        </w:rPr>
+        <w:t xml:space="preserve"> per a tots els </w:t>
+      </w:r>
+      <w:r>
+        <w:rPr>
+          <w:rFonts w:eastAsia="Aptos"/>
+        </w:rPr>
+        <w:t>clústers</w:t>
+      </w:r>
+      <w:r>
+        <w:rPr>
+          <w:rFonts w:eastAsia="Aptos"/>
+        </w:rPr>
+        <w:t>, perdent poder discriminant.</w:t>
+      </w:r>
+    </w:p>
+    <w:p>
+      <w:pPr>
+        <w:rPr>
+          <w:rFonts w:eastAsia="Aptos"/>
+        </w:rPr>
+      </w:pPr>
+      <w:r>
+        <w:rPr>
+          <w:rFonts w:eastAsia="Aptos"/>
+        </w:rPr>
+        <w:t xml:space="preserve">S'han provat </w:t>
+      </w:r>
+      <m:oMath>
+        <m:r>
+          <w:rPr>
+            <w:rFonts w:ascii="Cambria Math" w:eastAsia="Aptos" w:hAnsi="Cambria Math"/>
+          </w:rPr>
+          <m:t>m∈1,5;2,0;2,5;3,0</m:t>
+        </m:r>
+      </m:oMath>
+      <w:r>
+        <w:rPr>
+          <w:rFonts w:eastAsia="Aptos"/>
+        </w:rPr>
+        <w:t xml:space="preserve"> </w:t>
+      </w:r>
+      <w:r>
+        <w:rPr>
+          <w:rFonts w:eastAsia="Aptos"/>
+        </w:rPr>
+        <w:t xml:space="preserve">i s'ha seleccionat el valor que maximitza el PC sobre el train. El resultat </w:t>
+      </w:r>
+      <w:r>
+        <w:rPr>
+          <w:rFonts w:eastAsia="Aptos" w:cs="Calibri"/>
+        </w:rPr>
+        <w:t>é</w:t>
+      </w:r>
+      <w:r>
+        <w:rPr>
+          <w:rFonts w:eastAsia="Aptos"/>
+        </w:rPr>
+        <w:t>s m = 1,</w:t>
+      </w:r>
+      <w:r>
+        <w:rPr>
+          <w:rFonts w:eastAsia="Aptos"/>
+        </w:rPr>
+        <w:t>5</w:t>
+      </w:r>
+      <w:r>
+        <w:rPr>
+          <w:rFonts w:eastAsia="Aptos"/>
+        </w:rPr>
+        <w:t xml:space="preserve">, indicant que amb exponents més alts l'algoritme no aconsegueix diferenciar els dos perfils. </w:t>
+      </w:r>
+      <w:r>
+        <w:rPr>
+          <w:rFonts w:eastAsia="Aptos"/>
+        </w:rPr>
+        <w:t>Aquest valor indica</w:t>
+      </w:r>
+      <w:r>
+        <w:rPr>
+          <w:rFonts w:eastAsia="Aptos"/>
+        </w:rPr>
+        <w:t xml:space="preserve"> l'existència de dos perfils parcialment superposats però </w:t>
+      </w:r>
+      <w:r>
+        <w:rPr>
+          <w:rFonts w:eastAsia="Aptos"/>
+        </w:rPr>
+        <w:t>diferenciables</w:t>
+      </w:r>
+      <w:r>
+        <w:rPr>
+          <w:rFonts w:eastAsia="Aptos"/>
+        </w:rPr>
+        <w:t>.</w:t>
+      </w:r>
+    </w:p>
+    <w:p>
+      <w:pPr>
+        <w:rPr>
+          <w:rFonts w:eastAsia="Aptos"/>
+        </w:rPr>
+      </w:pPr>
+      <w:r>
+        <w:rPr>
+          <w:rFonts w:eastAsia="Aptos"/>
+        </w:rPr>
+        <w:t>Per robustesa, el model final s'ha ajustat 25 vegades amb inicialitzacions aleatòries i s'ha seleccionat la solució amb el PC més alt.</w:t>
+      </w:r>
+    </w:p>
+    <w:p>
+      <w:pPr>
+        <w:rPr>
+          <w:rFonts w:eastAsia="Aptos"/>
+          <w:b/>
+          <w:bCs/>
+        </w:rPr>
+      </w:pPr>
+      <w:r>
+        <w:rPr>
+          <w:rFonts w:eastAsia="Aptos"/>
+          <w:b/>
+          <w:bCs/>
+        </w:rPr>
+        <w:t>Tests i validació</w:t>
+      </w:r>
+    </w:p>
+    <w:p>
+      <w:pPr>
+        <w:rPr>
+          <w:rFonts w:eastAsia="Aptos"/>
+        </w:rPr>
+      </w:pPr>
+      <w:r>
+        <w:rPr>
+          <w:rFonts w:eastAsia="Aptos"/>
+        </w:rPr>
+        <w:t>La qualitat del model final (c = 2, m = 1,5) es valora amb tres indicadors:</w:t>
+      </w:r>
+    </w:p>
+    <w:p>
+      <w:pPr>
+        <w:rPr>
+          <w:rFonts w:eastAsia="Aptos"/>
+        </w:rPr>
+      </w:pPr>
+      <w:r>
+        <w:rPr>
+          <w:rFonts w:eastAsia="Aptos"/>
+          <w:b/>
+          <w:bCs/>
+        </w:rPr>
+        <w:t>PC = 0,604</w:t>
+      </w:r>
+      <w:r>
+        <w:rPr>
+          <w:rFonts w:eastAsia="Aptos"/>
+        </w:rPr>
+        <w:t xml:space="preserve"> </w:t>
+      </w:r>
+      <w:r>
+        <w:rPr>
+          <w:rFonts w:eastAsia="Aptos"/>
+        </w:rPr>
+        <w:t>indica que els clústers tenen un grau de nitidesa</w:t>
+      </w:r>
+      <w:r>
+        <w:rPr>
+          <w:rFonts w:eastAsia="Aptos"/>
+        </w:rPr>
+        <w:t xml:space="preserve"> modest i que no estan completament separats. </w:t>
+      </w:r>
+      <w:r>
+        <w:rPr>
+          <w:rFonts w:eastAsia="Aptos"/>
+          <w:b/>
+          <w:bCs/>
+        </w:rPr>
+        <w:t>PE = 0,582</w:t>
+      </w:r>
+      <w:r>
+        <w:rPr>
+          <w:rFonts w:eastAsia="Aptos"/>
+        </w:rPr>
+        <w:t xml:space="preserve"> </w:t>
+      </w:r>
+      <w:r>
+        <w:rPr>
+          <w:rFonts w:eastAsia="Aptos"/>
+        </w:rPr>
+        <w:t>reflecteix que hi ha incertesa d'assignació</w:t>
+      </w:r>
+    </w:p>
+    <w:p>
+      <w:pPr>
+        <w:rPr>
+          <w:rFonts w:eastAsia="Aptos"/>
+        </w:rPr>
+      </w:pPr>
+      <w:r>
+        <w:rPr>
+          <w:rFonts w:eastAsia="Aptos"/>
+        </w:rPr>
+        <w:t>L'</w:t>
+      </w:r>
+      <w:r>
+        <w:rPr>
+          <w:rFonts w:eastAsia="Aptos"/>
+          <w:b/>
+          <w:bCs/>
+        </w:rPr>
+        <w:t>estadístic de nitidesa</w:t>
+      </w:r>
+      <w:r>
+        <w:rPr>
+          <w:rFonts w:eastAsia="Aptos"/>
+        </w:rPr>
+        <w:t xml:space="preserve"> (max </w:t>
+      </w:r>
+      <w:r>
+        <w:rPr>
+          <w:rFonts w:eastAsia="Aptos"/>
+          <w:i/>
+          <w:iCs/>
+        </w:rPr>
+        <w:t>u</w:t>
+      </w:r>
+      <w:r>
+        <w:rPr>
+          <w:rFonts w:eastAsia="Aptos"/>
+        </w:rPr>
+        <w:t>ᵢ</w:t>
+      </w:r>
+      <w:r>
+        <w:rPr>
+          <w:rFonts w:ascii="Cambria Math" w:eastAsia="Aptos" w:hAnsi="Cambria Math" w:cs="Cambria Math"/>
+        </w:rPr>
+        <w:t>ₖ</w:t>
+      </w:r>
+      <w:r>
+        <w:rPr>
+          <w:rFonts w:eastAsia="Aptos"/>
+        </w:rPr>
+        <w:t>)</w:t>
+      </w:r>
+      <w:r>
+        <w:rPr>
+          <w:rFonts w:eastAsia="Aptos"/>
+        </w:rPr>
+        <w:t xml:space="preserve"> indica que </w:t>
+      </w:r>
+      <w:r>
+        <w:rPr>
+          <w:rFonts w:eastAsia="Aptos"/>
+        </w:rPr>
+        <w:t>el 75,6% dels estudiants del train tenen una pertinença màxima superior a 0,60, mentre que un 23,6% supera 0,80. Això vol dir que tres de cada quatre estudiants presenten una afiliació suficientment clara a un dels dos perfils</w:t>
+      </w:r>
+      <w:r>
+        <w:rPr>
+          <w:rFonts w:eastAsia="Aptos"/>
+        </w:rPr>
+        <w:t>.</w:t>
+      </w:r>
+    </w:p>
+    <w:p>
+      <w:pPr>
+        <w:rPr>
+          <w:rFonts w:eastAsia="Aptos"/>
+        </w:rPr>
+      </w:pPr>
+      <w:r>
+        <w:rPr>
+          <w:rFonts w:eastAsia="Aptos"/>
+        </w:rPr>
+        <w:t xml:space="preserve">La projecció sobre el </w:t>
+      </w:r>
+      <w:r>
+        <w:rPr>
+          <w:rFonts w:eastAsia="Aptos"/>
+        </w:rPr>
+        <w:t>test</w:t>
+      </w:r>
+      <w:r>
+        <w:rPr>
+          <w:rFonts w:eastAsia="Aptos"/>
+        </w:rPr>
+        <w:t xml:space="preserve"> </w:t>
+      </w:r>
+      <w:r>
+        <w:rPr>
+          <w:rFonts w:eastAsia="Aptos"/>
+        </w:rPr>
+        <w:t xml:space="preserve">té </w:t>
+      </w:r>
+      <w:r>
+        <w:rPr>
+          <w:rFonts w:eastAsia="Aptos"/>
+        </w:rPr>
+        <w:t xml:space="preserve">una nitidesa mediana de 0,670 — lleugerament inferior a la del train </w:t>
+      </w:r>
+      <w:r>
+        <w:rPr>
+          <w:rFonts w:eastAsia="Aptos"/>
+        </w:rPr>
+        <w:t>(0,711)</w:t>
+      </w:r>
+      <w:r>
+        <w:rPr>
+          <w:rFonts w:eastAsia="Aptos"/>
+        </w:rPr>
+        <w:t>–</w:t>
+      </w:r>
+      <w:r>
+        <w:rPr>
+          <w:rFonts w:eastAsia="Aptos"/>
+        </w:rPr>
+        <w:t xml:space="preserve">, la qual cosa és esperable en dades noves i no suggereix </w:t>
+      </w:r>
+      <w:r>
+        <w:rPr>
+          <w:rFonts w:eastAsia="Aptos"/>
+          <w:i/>
+          <w:iCs/>
+        </w:rPr>
+        <w:t>overfitting</w:t>
+      </w:r>
+      <w:r>
+        <w:rPr>
+          <w:rFonts w:eastAsia="Aptos"/>
+        </w:rPr>
+        <w:t>.</w:t>
+      </w:r>
+    </w:p>
+    <w:p>
+      <w:r>
+        <w:rPr>
+          <w:rFonts w:eastAsia="Aptos"/>
+        </w:rPr>
+        <w:br w:type="page"/>
+      </w:r>
+    </w:p>
+    <w:p>
+      <w:pPr>
+        <w:pStyle w:val="Ttulo1"/>
+      </w:pPr>
+      <w:bookmarkStart w:id="27" w:name="_Toc231408524"/>
+      <w:r>
+        <w:lastRenderedPageBreak/>
+        <w:t>Resultats</w:t>
+      </w:r>
+      <w:bookmarkEnd w:id="27"/>
+    </w:p>
+    <w:p>
+      <w:pPr>
+        <w:pStyle w:val="Ttulo2"/>
+      </w:pPr>
+      <w:bookmarkStart w:id="28" w:name="_Toc231408525"/>
+      <w:r>
+        <w:t>Resultats descriptius</w:t>
+      </w:r>
+      <w:bookmarkEnd w:id="28"/>
+    </w:p>
+    <w:p>
+      <w:pPr>
+        <w:pStyle w:val="Ttulo3"/>
+      </w:pPr>
+      <w:bookmarkStart w:id="29" w:name="_Toc231408526"/>
+      <w:r>
+        <w:t>Perfil de la mostra</w:t>
+      </w:r>
+      <w:bookmarkEnd w:id="29"/>
+    </w:p>
+    <w:p>
+      <w:pPr>
+        <w:spacing w:line="300" w:lineRule="auto"/>
         <w:rPr>
           <w:rFonts w:eastAsia="Aptos"/>
           <w:color w:val="auto"/>
@@ -14242,43 +16397,8 @@
           <w:szCs w:val="22"/>
           <w:lang w:eastAsia="en-US"/>
         </w:rPr>
-        <w:br w:type="page"/>
-      </w:r>
-    </w:p>
-    <w:p>
-      <w:pPr>
-        <w:pStyle w:val="Ttulo1"/>
-      </w:pPr>
-      <w:bookmarkStart w:id="26" w:name="_Toc231408524"/>
-      <w:r>
-        <w:lastRenderedPageBreak/>
-        <w:t>Resultats</w:t>
-      </w:r>
-      <w:bookmarkEnd w:id="26"/>
-    </w:p>
-    <w:p>
-      <w:pPr>
-        <w:pStyle w:val="Ttulo2"/>
-      </w:pPr>
-      <w:bookmarkStart w:id="27" w:name="_Toc231408525"/>
-      <w:r>
-        <w:t>Resultats descriptius</w:t>
-      </w:r>
-      <w:bookmarkEnd w:id="27"/>
-    </w:p>
-    <w:p>
-      <w:pPr>
-        <w:pStyle w:val="Ttulo3"/>
-      </w:pPr>
-      <w:bookmarkStart w:id="28" w:name="_Toc231408526"/>
-      <w:r>
-        <w:t>Perfil de la mostra</w:t>
-      </w:r>
-      <w:bookmarkEnd w:id="28"/>
-    </w:p>
-    <w:p>
-      <w:pPr>
-        <w:spacing w:line="300" w:lineRule="auto"/>
+      </w:pPr>
+      <w:r>
         <w:rPr>
           <w:rFonts w:eastAsia="Aptos"/>
           <w:color w:val="auto"/>
@@ -14286,7 +16406,8 @@
           <w:szCs w:val="22"/>
           <w:lang w:eastAsia="en-US"/>
         </w:rPr>
-      </w:pPr>
+        <w:t>La mostra analitzada està formada per 3</w:t>
+      </w:r>
       <w:r>
         <w:rPr>
           <w:rFonts w:eastAsia="Aptos"/>
@@ -14295,7 +16416,7 @@
           <w:szCs w:val="22"/>
           <w:lang w:eastAsia="en-US"/>
         </w:rPr>
-        <w:t>La mostra analitzada està formada per 3</w:t>
+        <w:t>42</w:t>
       </w:r>
       <w:r>
         <w:rPr>
@@ -14305,7 +16426,7 @@
           <w:szCs w:val="22"/>
           <w:lang w:eastAsia="en-US"/>
         </w:rPr>
-        <w:t>42</w:t>
+        <w:t xml:space="preserve"> estudiants de grau de la Facultat d'Economia i Empresa de la Universitat de Barcelona.</w:t>
       </w:r>
       <w:r>
         <w:rPr>
@@ -14315,9 +16436,12 @@
           <w:szCs w:val="22"/>
           <w:lang w:eastAsia="en-US"/>
         </w:rPr>
-        <w:t xml:space="preserve"> estudiants de grau de la Facultat d'Economia i Empresa de la Universitat de Barcelona.</w:t>
-      </w:r>
-      <w:r>
+        <w:t xml:space="preserve"> Tenint en compte el tall del 80% de l’assistència, la mostra queda dividida de la següent manera: un 56,7% d’estudiants regulars i un 43,3% d’estudiants irregulars, per tant, la proporció està prou equilibrada.</w:t>
+      </w:r>
+    </w:p>
+    <w:p>
+      <w:pPr>
+        <w:spacing w:line="300" w:lineRule="auto"/>
         <w:rPr>
           <w:rFonts w:eastAsia="Aptos"/>
           <w:color w:val="auto"/>
@@ -14325,12 +16449,8 @@
           <w:szCs w:val="22"/>
           <w:lang w:eastAsia="en-US"/>
         </w:rPr>
-        <w:t xml:space="preserve"> Tenint en compte el tall del 80% de l’assistència, la mostra queda dividida de la següent manera: un 56,7% d’estudiants regulars i un 43,3% d’estudiants irregulars, per tant, la proporció està prou equilibrada.</w:t>
-      </w:r>
-    </w:p>
-    <w:p>
-      <w:pPr>
-        <w:spacing w:line="300" w:lineRule="auto"/>
+      </w:pPr>
+      <w:r>
         <w:rPr>
           <w:rFonts w:eastAsia="Aptos"/>
           <w:color w:val="auto"/>
@@ -14338,15 +16458,6 @@
           <w:szCs w:val="22"/>
           <w:lang w:eastAsia="en-US"/>
         </w:rPr>
-      </w:pPr>
-      <w:r>
-        <w:rPr>
-          <w:rFonts w:eastAsia="Aptos"/>
-          <w:color w:val="auto"/>
-          <w:kern w:val="2"/>
-          <w:szCs w:val="22"/>
-          <w:lang w:eastAsia="en-US"/>
-        </w:rPr>
         <w:t>Pel que fa a la neteja de dades, s'ha detectat un cert soroll en variables com l'edat (amb un màxim de 82 anys) o el temps de desplaçament, on alguns valors extrems (fins a 605 minuts) podrien distorsionar les mitjanes.</w:t>
       </w:r>
     </w:p>
@@ -14354,11 +16465,11 @@
       <w:pPr>
         <w:pStyle w:val="Ttulo3"/>
       </w:pPr>
-      <w:bookmarkStart w:id="29" w:name="_Toc231408527"/>
+      <w:bookmarkStart w:id="30" w:name="_Toc231408527"/>
       <w:r>
         <w:t>Resultats acadèmics: nota i tipus d’avaluació</w:t>
       </w:r>
-      <w:bookmarkEnd w:id="29"/>
+      <w:bookmarkEnd w:id="30"/>
     </w:p>
     <w:p>
       <w:pPr>
@@ -14582,7 +16693,7 @@
                     </pic:cNvPicPr>
                   </pic:nvPicPr>
                   <pic:blipFill>
-                    <a:blip r:embed="rId14" cstate="print">
+                    <a:blip r:embed="rId13" cstate="print">
                       <a:extLst>
                         <a:ext uri="{28A0092B-C50C-407E-A947-70E740481C1C}">
                           <a14:useLocalDpi xmlns:a14="http://schemas.microsoft.com/office/drawing/2010/main" val="0"/>
@@ -14627,24 +16738,37 @@
           <w:lang w:eastAsia="en-US"/>
         </w:rPr>
       </w:pPr>
-      <w:bookmarkStart w:id="30" w:name="_Ref225965904"/>
-      <w:bookmarkStart w:id="31" w:name="_Ref225965892"/>
+      <w:bookmarkStart w:id="31" w:name="_Ref225965904"/>
+      <w:bookmarkStart w:id="32" w:name="_Ref225965892"/>
       <w:r>
         <w:t xml:space="preserve">Gràfic </w:t>
       </w:r>
-      <w:fldSimple w:instr=" SEQ Gràfic \* ARABIC ">
-        <w:r>
-          <w:rPr>
-            <w:noProof/>
-          </w:rPr>
-          <w:t>3</w:t>
-        </w:r>
-      </w:fldSimple>
-      <w:bookmarkEnd w:id="30"/>
+      <w:r>
+        <w:fldChar w:fldCharType="begin"/>
+      </w:r>
+      <w:r>
+        <w:instrText xml:space="preserve"> SEQ Gràfic \* ARABIC </w:instrText>
+      </w:r>
+      <w:r>
+        <w:fldChar w:fldCharType="separate"/>
+      </w:r>
+      <w:r>
+        <w:rPr>
+          <w:noProof/>
+        </w:rPr>
+        <w:t>3</w:t>
+      </w:r>
+      <w:r>
+        <w:rPr>
+          <w:noProof/>
+        </w:rPr>
+        <w:fldChar w:fldCharType="end"/>
+      </w:r>
+      <w:bookmarkEnd w:id="31"/>
       <w:r>
         <w:t>: Assistència per tipus d’avaluació</w:t>
       </w:r>
-      <w:bookmarkEnd w:id="31"/>
+      <w:bookmarkEnd w:id="32"/>
     </w:p>
     <w:p>
       <w:pPr>
@@ -14797,7 +16921,7 @@
                     </pic:cNvPicPr>
                   </pic:nvPicPr>
                   <pic:blipFill rotWithShape="1">
-                    <a:blip r:embed="rId15" cstate="print">
+                    <a:blip r:embed="rId14" cstate="print">
                       <a:extLst>
                         <a:ext uri="{28A0092B-C50C-407E-A947-70E740481C1C}">
                           <a14:useLocalDpi xmlns:a14="http://schemas.microsoft.com/office/drawing/2010/main" val="0"/>
@@ -14847,19 +16971,32 @@
           <w:lang w:eastAsia="en-US"/>
         </w:rPr>
       </w:pPr>
-      <w:bookmarkStart w:id="32" w:name="_Ref226888836"/>
+      <w:bookmarkStart w:id="33" w:name="_Ref226888836"/>
       <w:r>
         <w:t xml:space="preserve">Gràfic </w:t>
       </w:r>
-      <w:fldSimple w:instr=" SEQ Gràfic \* ARABIC ">
-        <w:r>
-          <w:rPr>
-            <w:noProof/>
-          </w:rPr>
-          <w:t>4</w:t>
-        </w:r>
-      </w:fldSimple>
-      <w:bookmarkEnd w:id="32"/>
+      <w:r>
+        <w:fldChar w:fldCharType="begin"/>
+      </w:r>
+      <w:r>
+        <w:instrText xml:space="preserve"> SEQ Gràfic \* ARABIC </w:instrText>
+      </w:r>
+      <w:r>
+        <w:fldChar w:fldCharType="separate"/>
+      </w:r>
+      <w:r>
+        <w:rPr>
+          <w:noProof/>
+        </w:rPr>
+        <w:t>4</w:t>
+      </w:r>
+      <w:r>
+        <w:rPr>
+          <w:noProof/>
+        </w:rPr>
+        <w:fldChar w:fldCharType="end"/>
+      </w:r>
+      <w:bookmarkEnd w:id="33"/>
       <w:r>
         <w:t>: Assistència segons la nota d’expedient</w:t>
       </w:r>
@@ -14868,11 +17005,11 @@
       <w:pPr>
         <w:pStyle w:val="Ttulo3"/>
       </w:pPr>
-      <w:bookmarkStart w:id="33" w:name="_Toc231408528"/>
+      <w:bookmarkStart w:id="34" w:name="_Toc231408528"/>
       <w:r>
         <w:t>El paper del treball</w:t>
       </w:r>
-      <w:bookmarkEnd w:id="33"/>
+      <w:bookmarkEnd w:id="34"/>
     </w:p>
     <w:p>
       <w:pPr>
@@ -15057,7 +17194,7 @@
                     </pic:cNvPicPr>
                   </pic:nvPicPr>
                   <pic:blipFill>
-                    <a:blip r:embed="rId16" cstate="print">
+                    <a:blip r:embed="rId15" cstate="print">
                       <a:extLst>
                         <a:ext uri="{28A0092B-C50C-407E-A947-70E740481C1C}">
                           <a14:useLocalDpi xmlns:a14="http://schemas.microsoft.com/office/drawing/2010/main" val="0"/>
@@ -15101,19 +17238,32 @@
           <w:lang w:eastAsia="en-US"/>
         </w:rPr>
       </w:pPr>
-      <w:bookmarkStart w:id="34" w:name="_Ref227687860"/>
+      <w:bookmarkStart w:id="35" w:name="_Ref227687860"/>
       <w:r>
         <w:t xml:space="preserve">Gràfic </w:t>
       </w:r>
-      <w:fldSimple w:instr=" SEQ Gràfic \* ARABIC ">
-        <w:r>
-          <w:rPr>
-            <w:noProof/>
-          </w:rPr>
-          <w:t>5</w:t>
-        </w:r>
-      </w:fldSimple>
-      <w:bookmarkEnd w:id="34"/>
+      <w:r>
+        <w:fldChar w:fldCharType="begin"/>
+      </w:r>
+      <w:r>
+        <w:instrText xml:space="preserve"> SEQ Gràfic \* ARABIC </w:instrText>
+      </w:r>
+      <w:r>
+        <w:fldChar w:fldCharType="separate"/>
+      </w:r>
+      <w:r>
+        <w:rPr>
+          <w:noProof/>
+        </w:rPr>
+        <w:t>5</w:t>
+      </w:r>
+      <w:r>
+        <w:rPr>
+          <w:noProof/>
+        </w:rPr>
+        <w:fldChar w:fldCharType="end"/>
+      </w:r>
+      <w:bookmarkEnd w:id="35"/>
       <w:r>
         <w:t>: Box-plot de dedicació laboral per percentatge d’assistència</w:t>
       </w:r>
@@ -15134,12 +17284,12 @@
       <w:pPr>
         <w:pStyle w:val="Ttulo3"/>
       </w:pPr>
-      <w:bookmarkStart w:id="35" w:name="_Toc231408529"/>
+      <w:bookmarkStart w:id="36" w:name="_Toc231408529"/>
       <w:r>
         <w:lastRenderedPageBreak/>
         <w:t>Motius per no anar a classe i estratègies per anar-hi</w:t>
       </w:r>
-      <w:bookmarkEnd w:id="35"/>
+      <w:bookmarkEnd w:id="36"/>
     </w:p>
     <w:tbl>
       <w:tblPr>
@@ -15197,7 +17347,7 @@
                           </pic:cNvPicPr>
                         </pic:nvPicPr>
                         <pic:blipFill rotWithShape="1">
-                          <a:blip r:embed="rId17" cstate="print">
+                          <a:blip r:embed="rId16" cstate="print">
                             <a:extLst>
                               <a:ext uri="{28A0092B-C50C-407E-A947-70E740481C1C}">
                                 <a14:useLocalDpi xmlns:a14="http://schemas.microsoft.com/office/drawing/2010/main" val="0"/>
@@ -15239,19 +17389,32 @@
               <w:pStyle w:val="Descripcin"/>
               <w:jc w:val="center"/>
             </w:pPr>
-            <w:bookmarkStart w:id="36" w:name="_Ref226907568"/>
+            <w:bookmarkStart w:id="37" w:name="_Ref226907568"/>
             <w:r>
               <w:t xml:space="preserve">Gràfic </w:t>
             </w:r>
-            <w:fldSimple w:instr=" SEQ Gràfic \* ARABIC ">
-              <w:r>
-                <w:rPr>
-                  <w:noProof/>
-                </w:rPr>
-                <w:t>6</w:t>
-              </w:r>
-            </w:fldSimple>
-            <w:bookmarkEnd w:id="36"/>
+            <w:r>
+              <w:fldChar w:fldCharType="begin"/>
+            </w:r>
+            <w:r>
+              <w:instrText xml:space="preserve"> SEQ Gràfic \* ARABIC </w:instrText>
+            </w:r>
+            <w:r>
+              <w:fldChar w:fldCharType="separate"/>
+            </w:r>
+            <w:r>
+              <w:rPr>
+                <w:noProof/>
+              </w:rPr>
+              <w:t>6</w:t>
+            </w:r>
+            <w:r>
+              <w:rPr>
+                <w:noProof/>
+              </w:rPr>
+              <w:fldChar w:fldCharType="end"/>
+            </w:r>
+            <w:bookmarkEnd w:id="37"/>
             <w:r>
               <w:t>: Diferència de mitjanes en els motius de no assistència entre els dos grups</w:t>
             </w:r>
@@ -15288,7 +17451,7 @@
                           </pic:cNvPicPr>
                         </pic:nvPicPr>
                         <pic:blipFill rotWithShape="1">
-                          <a:blip r:embed="rId18" cstate="print">
+                          <a:blip r:embed="rId17" cstate="print">
                             <a:extLst>
                               <a:ext uri="{28A0092B-C50C-407E-A947-70E740481C1C}">
                                 <a14:useLocalDpi xmlns:a14="http://schemas.microsoft.com/office/drawing/2010/main" val="0"/>
@@ -15337,19 +17500,32 @@
                 <w:lang w:eastAsia="en-US"/>
               </w:rPr>
             </w:pPr>
-            <w:bookmarkStart w:id="37" w:name="_Ref226907585"/>
+            <w:bookmarkStart w:id="38" w:name="_Ref226907585"/>
             <w:r>
               <w:t xml:space="preserve">Gràfic </w:t>
             </w:r>
-            <w:fldSimple w:instr=" SEQ Gràfic \* ARABIC ">
-              <w:r>
-                <w:rPr>
-                  <w:noProof/>
-                </w:rPr>
-                <w:t>7</w:t>
-              </w:r>
-            </w:fldSimple>
-            <w:bookmarkEnd w:id="37"/>
+            <w:r>
+              <w:fldChar w:fldCharType="begin"/>
+            </w:r>
+            <w:r>
+              <w:instrText xml:space="preserve"> SEQ Gràfic \* ARABIC </w:instrText>
+            </w:r>
+            <w:r>
+              <w:fldChar w:fldCharType="separate"/>
+            </w:r>
+            <w:r>
+              <w:rPr>
+                <w:noProof/>
+              </w:rPr>
+              <w:t>7</w:t>
+            </w:r>
+            <w:r>
+              <w:rPr>
+                <w:noProof/>
+              </w:rPr>
+              <w:fldChar w:fldCharType="end"/>
+            </w:r>
+            <w:bookmarkEnd w:id="38"/>
             <w:r>
               <w:t>: Diferència de mitjanes en les estratègies per anar a classe</w:t>
             </w:r>
@@ -15676,12 +17852,12 @@
       <w:pPr>
         <w:pStyle w:val="Ttulo3"/>
       </w:pPr>
-      <w:bookmarkStart w:id="38" w:name="_Toc231408530"/>
+      <w:bookmarkStart w:id="39" w:name="_Toc231408530"/>
       <w:r>
         <w:lastRenderedPageBreak/>
         <w:t>El paper de la Intel·ligència Artificial</w:t>
       </w:r>
-      <w:bookmarkEnd w:id="38"/>
+      <w:bookmarkEnd w:id="39"/>
     </w:p>
     <w:p>
       <w:pPr>
@@ -15724,7 +17900,7 @@
                     </pic:cNvPicPr>
                   </pic:nvPicPr>
                   <pic:blipFill rotWithShape="1">
-                    <a:blip r:embed="rId19" cstate="print">
+                    <a:blip r:embed="rId18" cstate="print">
                       <a:extLst>
                         <a:ext uri="{28A0092B-C50C-407E-A947-70E740481C1C}">
                           <a14:useLocalDpi xmlns:a14="http://schemas.microsoft.com/office/drawing/2010/main" val="0"/>
@@ -15766,19 +17942,32 @@
         <w:pStyle w:val="Descripcin"/>
         <w:jc w:val="center"/>
       </w:pPr>
-      <w:bookmarkStart w:id="39" w:name="_Ref226907698"/>
+      <w:bookmarkStart w:id="40" w:name="_Ref226907698"/>
       <w:r>
         <w:t xml:space="preserve">Gràfic </w:t>
       </w:r>
-      <w:fldSimple w:instr=" SEQ Gràfic \* ARABIC ">
-        <w:r>
-          <w:rPr>
-            <w:noProof/>
-          </w:rPr>
-          <w:t>8</w:t>
-        </w:r>
-      </w:fldSimple>
-      <w:bookmarkEnd w:id="39"/>
+      <w:r>
+        <w:fldChar w:fldCharType="begin"/>
+      </w:r>
+      <w:r>
+        <w:instrText xml:space="preserve"> SEQ Gràfic \* ARABIC </w:instrText>
+      </w:r>
+      <w:r>
+        <w:fldChar w:fldCharType="separate"/>
+      </w:r>
+      <w:r>
+        <w:rPr>
+          <w:noProof/>
+        </w:rPr>
+        <w:t>8</w:t>
+      </w:r>
+      <w:r>
+        <w:rPr>
+          <w:noProof/>
+        </w:rPr>
+        <w:fldChar w:fldCharType="end"/>
+      </w:r>
+      <w:bookmarkEnd w:id="40"/>
       <w:r>
         <w:t>: Diferència de mitjanes en l’ús de la IA</w:t>
       </w:r>
@@ -15876,22 +18065,22 @@
       <w:pPr>
         <w:pStyle w:val="Ttulo2"/>
       </w:pPr>
-      <w:bookmarkStart w:id="40" w:name="_Toc231408531"/>
+      <w:bookmarkStart w:id="41" w:name="_Toc231408531"/>
       <w:r>
         <w:lastRenderedPageBreak/>
         <w:t>Resultats exploratoris</w:t>
       </w:r>
-      <w:bookmarkEnd w:id="40"/>
+      <w:bookmarkEnd w:id="41"/>
     </w:p>
     <w:p>
       <w:pPr>
         <w:pStyle w:val="Ttulo3"/>
       </w:pPr>
-      <w:bookmarkStart w:id="41" w:name="_Toc231408532"/>
+      <w:bookmarkStart w:id="42" w:name="_Toc231408532"/>
       <w:r>
         <w:t>Variables categòriques</w:t>
       </w:r>
-      <w:bookmarkEnd w:id="41"/>
+      <w:bookmarkEnd w:id="42"/>
     </w:p>
     <w:p>
       <w:pPr>
@@ -15920,7 +18109,7 @@
                     </pic:cNvPicPr>
                   </pic:nvPicPr>
                   <pic:blipFill rotWithShape="1">
-                    <a:blip r:embed="rId20" cstate="print">
+                    <a:blip r:embed="rId19" cstate="print">
                       <a:extLst>
                         <a:ext uri="{28A0092B-C50C-407E-A947-70E740481C1C}">
                           <a14:useLocalDpi xmlns:a14="http://schemas.microsoft.com/office/drawing/2010/main" val="0"/>
@@ -15963,19 +18152,32 @@
         <w:spacing w:after="240"/>
         <w:jc w:val="center"/>
       </w:pPr>
-      <w:bookmarkStart w:id="42" w:name="_Ref231144934"/>
+      <w:bookmarkStart w:id="43" w:name="_Ref231144934"/>
       <w:r>
         <w:t xml:space="preserve">Gràfic </w:t>
       </w:r>
-      <w:fldSimple w:instr=" SEQ Gràfic \* ARABIC ">
-        <w:r>
-          <w:rPr>
-            <w:noProof/>
-          </w:rPr>
-          <w:t>9</w:t>
-        </w:r>
-      </w:fldSimple>
-      <w:bookmarkEnd w:id="42"/>
+      <w:r>
+        <w:fldChar w:fldCharType="begin"/>
+      </w:r>
+      <w:r>
+        <w:instrText xml:space="preserve"> SEQ Gràfic \* ARABIC </w:instrText>
+      </w:r>
+      <w:r>
+        <w:fldChar w:fldCharType="separate"/>
+      </w:r>
+      <w:r>
+        <w:rPr>
+          <w:noProof/>
+        </w:rPr>
+        <w:t>9</w:t>
+      </w:r>
+      <w:r>
+        <w:rPr>
+          <w:noProof/>
+        </w:rPr>
+        <w:fldChar w:fldCharType="end"/>
+      </w:r>
+      <w:bookmarkEnd w:id="43"/>
       <w:r>
         <w:t>: Associacions de les variables categòriques amb l'assistència (V de Cramér + significació)</w:t>
       </w:r>
@@ -16079,12 +18281,12 @@
       <w:pPr>
         <w:pStyle w:val="Ttulo3"/>
       </w:pPr>
-      <w:bookmarkStart w:id="43" w:name="_Toc231408533"/>
+      <w:bookmarkStart w:id="44" w:name="_Toc231408533"/>
       <w:r>
         <w:lastRenderedPageBreak/>
         <w:t>Variables numèriques</w:t>
       </w:r>
-      <w:bookmarkEnd w:id="43"/>
+      <w:bookmarkEnd w:id="44"/>
     </w:p>
     <w:p>
       <w:r>
@@ -16128,11 +18330,11 @@
       <w:pPr>
         <w:pStyle w:val="Ttulo3"/>
       </w:pPr>
-      <w:bookmarkStart w:id="44" w:name="_Toc231408534"/>
+      <w:bookmarkStart w:id="45" w:name="_Toc231408534"/>
       <w:r>
         <w:t>Variables de percepció</w:t>
       </w:r>
-      <w:bookmarkEnd w:id="44"/>
+      <w:bookmarkEnd w:id="45"/>
     </w:p>
     <w:p>
       <w:pPr>
@@ -16166,7 +18368,7 @@
                     </pic:cNvPicPr>
                   </pic:nvPicPr>
                   <pic:blipFill rotWithShape="1">
-                    <a:blip r:embed="rId21" cstate="print">
+                    <a:blip r:embed="rId20" cstate="print">
                       <a:extLst>
                         <a:ext uri="{28A0092B-C50C-407E-A947-70E740481C1C}">
                           <a14:useLocalDpi xmlns:a14="http://schemas.microsoft.com/office/drawing/2010/main" val="0"/>
@@ -16212,19 +18414,32 @@
           <w:lang w:eastAsia="en-US"/>
         </w:rPr>
       </w:pPr>
-      <w:bookmarkStart w:id="45" w:name="_Ref231145219"/>
+      <w:bookmarkStart w:id="46" w:name="_Ref231145219"/>
       <w:r>
         <w:t xml:space="preserve">Gràfic </w:t>
       </w:r>
-      <w:fldSimple w:instr=" SEQ Gràfic \* ARABIC ">
-        <w:r>
-          <w:rPr>
-            <w:noProof/>
-          </w:rPr>
-          <w:t>10</w:t>
-        </w:r>
-      </w:fldSimple>
-      <w:bookmarkEnd w:id="45"/>
+      <w:r>
+        <w:fldChar w:fldCharType="begin"/>
+      </w:r>
+      <w:r>
+        <w:instrText xml:space="preserve"> SEQ Gràfic \* ARABIC </w:instrText>
+      </w:r>
+      <w:r>
+        <w:fldChar w:fldCharType="separate"/>
+      </w:r>
+      <w:r>
+        <w:rPr>
+          <w:noProof/>
+        </w:rPr>
+        <w:t>10</w:t>
+      </w:r>
+      <w:r>
+        <w:rPr>
+          <w:noProof/>
+        </w:rPr>
+        <w:fldChar w:fldCharType="end"/>
+      </w:r>
+      <w:bookmarkEnd w:id="46"/>
       <w:r>
         <w:t>: Correlació rang-biserial de les variables de percepció amb l'assistència</w:t>
       </w:r>
@@ -16398,22 +18613,22 @@
         <w:pStyle w:val="Ttulo2"/>
         <w:spacing w:after="0"/>
       </w:pPr>
-      <w:bookmarkStart w:id="46" w:name="_Toc231408535"/>
+      <w:bookmarkStart w:id="47" w:name="_Toc231408535"/>
       <w:r>
         <w:lastRenderedPageBreak/>
         <w:t>Anàlisi Factorial Exploratòria (EFA)</w:t>
       </w:r>
-      <w:bookmarkEnd w:id="46"/>
+      <w:bookmarkEnd w:id="47"/>
     </w:p>
     <w:p>
       <w:pPr>
         <w:pStyle w:val="Ttulo3"/>
       </w:pPr>
-      <w:bookmarkStart w:id="47" w:name="_Toc231408536"/>
+      <w:bookmarkStart w:id="48" w:name="_Toc231408536"/>
       <w:r>
         <w:t>Bloc 1 — Motius de no assistència</w:t>
       </w:r>
-      <w:bookmarkEnd w:id="47"/>
+      <w:bookmarkEnd w:id="48"/>
     </w:p>
     <w:p>
       <w:pPr>
@@ -16458,7 +18673,7 @@
                     </pic:cNvPicPr>
                   </pic:nvPicPr>
                   <pic:blipFill rotWithShape="1">
-                    <a:blip r:embed="rId22" cstate="print">
+                    <a:blip r:embed="rId21" cstate="print">
                       <a:extLst>
                         <a:ext uri="{28A0092B-C50C-407E-A947-70E740481C1C}">
                           <a14:useLocalDpi xmlns:a14="http://schemas.microsoft.com/office/drawing/2010/main" val="0"/>
@@ -16507,14 +18722,27 @@
       <w:r>
         <w:t xml:space="preserve">Gràfic </w:t>
       </w:r>
-      <w:fldSimple w:instr=" SEQ Gràfic \* ARABIC ">
-        <w:r>
-          <w:rPr>
-            <w:noProof/>
-          </w:rPr>
-          <w:t>11</w:t>
-        </w:r>
-      </w:fldSimple>
+      <w:r>
+        <w:fldChar w:fldCharType="begin"/>
+      </w:r>
+      <w:r>
+        <w:instrText xml:space="preserve"> SEQ Gràfic \* ARABIC </w:instrText>
+      </w:r>
+      <w:r>
+        <w:fldChar w:fldCharType="separate"/>
+      </w:r>
+      <w:r>
+        <w:rPr>
+          <w:noProof/>
+        </w:rPr>
+        <w:t>11</w:t>
+      </w:r>
+      <w:r>
+        <w:rPr>
+          <w:noProof/>
+        </w:rPr>
+        <w:fldChar w:fldCharType="end"/>
+      </w:r>
       <w:r>
         <w:t>: Càrregues factorials – Motius de no assistència (càrregues &gt; 30, negreta &gt; 50)</w:t>
       </w:r>
@@ -16821,11 +19049,11 @@
       <w:pPr>
         <w:pStyle w:val="Ttulo3"/>
       </w:pPr>
-      <w:bookmarkStart w:id="48" w:name="_Toc231408537"/>
+      <w:bookmarkStart w:id="49" w:name="_Toc231408537"/>
       <w:r>
         <w:t>Bloc 2 — Estratègies docents</w:t>
       </w:r>
-      <w:bookmarkEnd w:id="48"/>
+      <w:bookmarkEnd w:id="49"/>
       <w:r>
         <w:t xml:space="preserve"> </w:t>
       </w:r>
@@ -17079,11 +19307,11 @@
       <w:pPr>
         <w:pStyle w:val="Ttulo3"/>
       </w:pPr>
-      <w:bookmarkStart w:id="49" w:name="_Toc231408538"/>
+      <w:bookmarkStart w:id="50" w:name="_Toc231408538"/>
       <w:r>
         <w:t>Bloc 3 — Ús de la IA</w:t>
       </w:r>
-      <w:bookmarkEnd w:id="49"/>
+      <w:bookmarkEnd w:id="50"/>
     </w:p>
     <w:p>
       <w:pPr>
@@ -17164,7 +19392,7 @@
                     </pic:cNvPicPr>
                   </pic:nvPicPr>
                   <pic:blipFill rotWithShape="1">
-                    <a:blip r:embed="rId23" cstate="print">
+                    <a:blip r:embed="rId22" cstate="print">
                       <a:extLst>
                         <a:ext uri="{28A0092B-C50C-407E-A947-70E740481C1C}">
                           <a14:useLocalDpi xmlns:a14="http://schemas.microsoft.com/office/drawing/2010/main" val="0"/>
@@ -17212,14 +19440,27 @@
       <w:r>
         <w:t xml:space="preserve">Gràfic </w:t>
       </w:r>
-      <w:fldSimple w:instr=" SEQ Gràfic \* ARABIC ">
-        <w:r>
-          <w:rPr>
-            <w:noProof/>
-          </w:rPr>
-          <w:t>12</w:t>
-        </w:r>
-      </w:fldSimple>
+      <w:r>
+        <w:fldChar w:fldCharType="begin"/>
+      </w:r>
+      <w:r>
+        <w:instrText xml:space="preserve"> SEQ Gràfic \* ARABIC </w:instrText>
+      </w:r>
+      <w:r>
+        <w:fldChar w:fldCharType="separate"/>
+      </w:r>
+      <w:r>
+        <w:rPr>
+          <w:noProof/>
+        </w:rPr>
+        <w:t>12</w:t>
+      </w:r>
+      <w:r>
+        <w:rPr>
+          <w:noProof/>
+        </w:rPr>
+        <w:fldChar w:fldCharType="end"/>
+      </w:r>
       <w:r>
         <w:t>: Càrregues factorials – Ús de la IA(càrregues &gt; 30, negreta &gt; 50)</w:t>
       </w:r>
@@ -17399,11 +19640,11 @@
       <w:pPr>
         <w:pStyle w:val="Ttulo3"/>
       </w:pPr>
-      <w:bookmarkStart w:id="50" w:name="_Toc231408539"/>
+      <w:bookmarkStart w:id="51" w:name="_Toc231408539"/>
       <w:r>
         <w:t>Puntuacions factorials i ús als models predictius</w:t>
       </w:r>
-      <w:bookmarkEnd w:id="50"/>
+      <w:bookmarkEnd w:id="51"/>
     </w:p>
     <w:p>
       <w:pPr>
@@ -17469,7 +19710,7 @@
                     <pic:cNvPicPr/>
                   </pic:nvPicPr>
                   <pic:blipFill rotWithShape="1">
-                    <a:blip r:embed="rId24"/>
+                    <a:blip r:embed="rId23"/>
                     <a:srcRect t="3637"/>
                     <a:stretch>
                       <a:fillRect/>
@@ -17507,14 +19748,27 @@
       <w:r>
         <w:t xml:space="preserve">Gràfic </w:t>
       </w:r>
-      <w:fldSimple w:instr=" SEQ Gràfic \* ARABIC ">
-        <w:r>
-          <w:rPr>
-            <w:noProof/>
-          </w:rPr>
-          <w:t>13</w:t>
-        </w:r>
-      </w:fldSimple>
+      <w:r>
+        <w:fldChar w:fldCharType="begin"/>
+      </w:r>
+      <w:r>
+        <w:instrText xml:space="preserve"> SEQ Gràfic \* ARABIC </w:instrText>
+      </w:r>
+      <w:r>
+        <w:fldChar w:fldCharType="separate"/>
+      </w:r>
+      <w:r>
+        <w:rPr>
+          <w:noProof/>
+        </w:rPr>
+        <w:t>13</w:t>
+      </w:r>
+      <w:r>
+        <w:rPr>
+          <w:noProof/>
+        </w:rPr>
+        <w:fldChar w:fldCharType="end"/>
+      </w:r>
       <w:r>
         <w:t>: Correlació entre els factors i l’assistència</w:t>
       </w:r>
@@ -17538,12 +19792,12 @@
       <w:pPr>
         <w:pStyle w:val="Ttulo2"/>
       </w:pPr>
-      <w:bookmarkStart w:id="51" w:name="_Toc231408540"/>
+      <w:bookmarkStart w:id="52" w:name="_Toc231408540"/>
       <w:r>
         <w:lastRenderedPageBreak/>
         <w:t>Models explicatius</w:t>
       </w:r>
-      <w:bookmarkEnd w:id="51"/>
+      <w:bookmarkEnd w:id="52"/>
     </w:p>
     <w:p>
       <w:pPr>
@@ -17552,14 +19806,14 @@
           <w:rFonts w:eastAsia="Aptos"/>
         </w:rPr>
       </w:pPr>
-      <w:bookmarkStart w:id="52" w:name="_Toc231408541"/>
+      <w:bookmarkStart w:id="53" w:name="_Toc231408541"/>
       <w:r>
         <w:rPr>
           <w:rFonts w:eastAsia="Aptos"/>
         </w:rPr>
         <w:t>Model logístic</w:t>
       </w:r>
-      <w:bookmarkEnd w:id="52"/>
+      <w:bookmarkEnd w:id="53"/>
     </w:p>
     <w:p>
       <w:pPr>
@@ -17570,14 +19824,27 @@
       <w:r>
         <w:t xml:space="preserve">Taula </w:t>
       </w:r>
-      <w:fldSimple w:instr=" SEQ Taula \* ARABIC ">
-        <w:r>
-          <w:rPr>
-            <w:noProof/>
-          </w:rPr>
-          <w:t>2</w:t>
-        </w:r>
-      </w:fldSimple>
+      <w:r>
+        <w:fldChar w:fldCharType="begin"/>
+      </w:r>
+      <w:r>
+        <w:instrText xml:space="preserve"> SEQ Taula \* ARABIC </w:instrText>
+      </w:r>
+      <w:r>
+        <w:fldChar w:fldCharType="separate"/>
+      </w:r>
+      <w:r>
+        <w:rPr>
+          <w:noProof/>
+        </w:rPr>
+        <w:t>3</w:t>
+      </w:r>
+      <w:r>
+        <w:rPr>
+          <w:noProof/>
+        </w:rPr>
+        <w:fldChar w:fldCharType="end"/>
+      </w:r>
       <w:r>
         <w:t>: O</w:t>
       </w:r>
@@ -18469,7 +20736,7 @@
                     </pic:cNvPicPr>
                   </pic:nvPicPr>
                   <pic:blipFill rotWithShape="1">
-                    <a:blip r:embed="rId25" cstate="print">
+                    <a:blip r:embed="rId24" cstate="print">
                       <a:extLst>
                         <a:ext uri="{28A0092B-C50C-407E-A947-70E740481C1C}">
                           <a14:useLocalDpi xmlns:a14="http://schemas.microsoft.com/office/drawing/2010/main" val="0"/>
@@ -18523,14 +20790,27 @@
       <w:r>
         <w:t xml:space="preserve">Gràfic </w:t>
       </w:r>
-      <w:fldSimple w:instr=" SEQ Gràfic \* ARABIC ">
-        <w:r>
-          <w:rPr>
-            <w:noProof/>
-          </w:rPr>
-          <w:t>14</w:t>
-        </w:r>
-      </w:fldSimple>
+      <w:r>
+        <w:fldChar w:fldCharType="begin"/>
+      </w:r>
+      <w:r>
+        <w:instrText xml:space="preserve"> SEQ Gràfic \* ARABIC </w:instrText>
+      </w:r>
+      <w:r>
+        <w:fldChar w:fldCharType="separate"/>
+      </w:r>
+      <w:r>
+        <w:rPr>
+          <w:noProof/>
+        </w:rPr>
+        <w:t>14</w:t>
+      </w:r>
+      <w:r>
+        <w:rPr>
+          <w:noProof/>
+        </w:rPr>
+        <w:fldChar w:fldCharType="end"/>
+      </w:r>
       <w:r>
         <w:t>: Odds-Ratios i IC del 95%</w:t>
       </w:r>
@@ -18778,7 +21058,7 @@
                     </pic:cNvPicPr>
                   </pic:nvPicPr>
                   <pic:blipFill>
-                    <a:blip r:embed="rId26" cstate="print">
+                    <a:blip r:embed="rId25" cstate="print">
                       <a:extLst>
                         <a:ext uri="{28A0092B-C50C-407E-A947-70E740481C1C}">
                           <a14:useLocalDpi xmlns:a14="http://schemas.microsoft.com/office/drawing/2010/main" val="0"/>
@@ -18819,19 +21099,32 @@
           <w:rFonts w:eastAsia="Aptos"/>
         </w:rPr>
       </w:pPr>
-      <w:bookmarkStart w:id="53" w:name="_Ref230109191"/>
+      <w:bookmarkStart w:id="54" w:name="_Ref230109191"/>
       <w:r>
         <w:t xml:space="preserve">Gràfic </w:t>
       </w:r>
-      <w:fldSimple w:instr=" SEQ Gràfic \* ARABIC ">
-        <w:r>
-          <w:rPr>
-            <w:noProof/>
-          </w:rPr>
-          <w:t>15</w:t>
-        </w:r>
-      </w:fldSimple>
-      <w:bookmarkEnd w:id="53"/>
+      <w:r>
+        <w:fldChar w:fldCharType="begin"/>
+      </w:r>
+      <w:r>
+        <w:instrText xml:space="preserve"> SEQ Gràfic \* ARABIC </w:instrText>
+      </w:r>
+      <w:r>
+        <w:fldChar w:fldCharType="separate"/>
+      </w:r>
+      <w:r>
+        <w:rPr>
+          <w:noProof/>
+        </w:rPr>
+        <w:t>15</w:t>
+      </w:r>
+      <w:r>
+        <w:rPr>
+          <w:noProof/>
+        </w:rPr>
+        <w:fldChar w:fldCharType="end"/>
+      </w:r>
+      <w:bookmarkEnd w:id="54"/>
       <w:r>
         <w:t>: Interacció entre MOT_DESMOTIVACIO i CURS_1R</w:t>
       </w:r>
@@ -18929,7 +21222,7 @@
                     </pic:cNvPicPr>
                   </pic:nvPicPr>
                   <pic:blipFill rotWithShape="1">
-                    <a:blip r:embed="rId27" cstate="print">
+                    <a:blip r:embed="rId26" cstate="print">
                       <a:extLst>
                         <a:ext uri="{28A0092B-C50C-407E-A947-70E740481C1C}">
                           <a14:useLocalDpi xmlns:a14="http://schemas.microsoft.com/office/drawing/2010/main" val="0"/>
@@ -18978,14 +21271,27 @@
       <w:r>
         <w:t xml:space="preserve">Gràfic </w:t>
       </w:r>
-      <w:fldSimple w:instr=" SEQ Gràfic \* ARABIC ">
-        <w:r>
-          <w:rPr>
-            <w:noProof/>
-          </w:rPr>
-          <w:t>16</w:t>
-        </w:r>
-      </w:fldSimple>
+      <w:r>
+        <w:fldChar w:fldCharType="begin"/>
+      </w:r>
+      <w:r>
+        <w:instrText xml:space="preserve"> SEQ Gràfic \* ARABIC </w:instrText>
+      </w:r>
+      <w:r>
+        <w:fldChar w:fldCharType="separate"/>
+      </w:r>
+      <w:r>
+        <w:rPr>
+          <w:noProof/>
+        </w:rPr>
+        <w:t>16</w:t>
+      </w:r>
+      <w:r>
+        <w:rPr>
+          <w:noProof/>
+        </w:rPr>
+        <w:fldChar w:fldCharType="end"/>
+      </w:r>
       <w:r>
         <w:t>: Efectes Marginals Promig amb IC 95%</w:t>
       </w:r>
@@ -19075,7 +21381,7 @@
           <w:rFonts w:eastAsia="Aptos"/>
         </w:rPr>
       </w:pPr>
-      <w:bookmarkStart w:id="54" w:name="_Toc231408542"/>
+      <w:bookmarkStart w:id="55" w:name="_Toc231408542"/>
       <w:r>
         <w:rPr>
           <w:rFonts w:eastAsia="Aptos"/>
@@ -19083,7 +21389,7 @@
         <w:lastRenderedPageBreak/>
         <w:t>Resultats del model estructural</w:t>
       </w:r>
-      <w:bookmarkEnd w:id="54"/>
+      <w:bookmarkEnd w:id="55"/>
     </w:p>
     <w:p>
       <w:pPr>
@@ -19407,19 +21713,32 @@
         <w:keepNext/>
         <w:spacing w:after="240"/>
       </w:pPr>
-      <w:bookmarkStart w:id="55" w:name="_Ref230281213"/>
+      <w:bookmarkStart w:id="56" w:name="_Ref230281213"/>
       <w:r>
         <w:t xml:space="preserve">Taula </w:t>
       </w:r>
-      <w:fldSimple w:instr=" SEQ Taula \* ARABIC ">
-        <w:r>
-          <w:rPr>
-            <w:noProof/>
-          </w:rPr>
-          <w:t>3</w:t>
-        </w:r>
-      </w:fldSimple>
-      <w:bookmarkEnd w:id="55"/>
+      <w:r>
+        <w:fldChar w:fldCharType="begin"/>
+      </w:r>
+      <w:r>
+        <w:instrText xml:space="preserve"> SEQ Taula \* ARABIC </w:instrText>
+      </w:r>
+      <w:r>
+        <w:fldChar w:fldCharType="separate"/>
+      </w:r>
+      <w:r>
+        <w:rPr>
+          <w:noProof/>
+        </w:rPr>
+        <w:t>4</w:t>
+      </w:r>
+      <w:r>
+        <w:rPr>
+          <w:noProof/>
+        </w:rPr>
+        <w:fldChar w:fldCharType="end"/>
+      </w:r>
+      <w:bookmarkEnd w:id="56"/>
       <w:r>
         <w:t xml:space="preserve">: </w:t>
       </w:r>
@@ -20608,7 +22927,7 @@
           <w:bCs/>
         </w:rPr>
       </w:pPr>
-      <w:bookmarkStart w:id="56" w:name="_Toc231408543"/>
+      <w:bookmarkStart w:id="57" w:name="_Toc231408543"/>
       <w:r>
         <w:rPr>
           <w:rFonts w:eastAsia="Aptos"/>
@@ -20617,7 +22936,7 @@
         </w:rPr>
         <w:t>Interpretació i connexió amb el logit</w:t>
       </w:r>
-      <w:bookmarkEnd w:id="56"/>
+      <w:bookmarkEnd w:id="57"/>
     </w:p>
     <w:p>
       <w:pPr>
@@ -20648,7 +22967,7 @@
                     </pic:cNvPicPr>
                   </pic:nvPicPr>
                   <pic:blipFill rotWithShape="1">
-                    <a:blip r:embed="rId28" cstate="print">
+                    <a:blip r:embed="rId27" cstate="print">
                       <a:extLst>
                         <a:ext uri="{28A0092B-C50C-407E-A947-70E740481C1C}">
                           <a14:useLocalDpi xmlns:a14="http://schemas.microsoft.com/office/drawing/2010/main" val="0"/>
@@ -20695,19 +23014,32 @@
           <w:iCs/>
         </w:rPr>
       </w:pPr>
-      <w:bookmarkStart w:id="57" w:name="_Ref230281624"/>
+      <w:bookmarkStart w:id="58" w:name="_Ref230281624"/>
       <w:r>
         <w:t xml:space="preserve">Gràfic </w:t>
       </w:r>
-      <w:fldSimple w:instr=" SEQ Gràfic \* ARABIC ">
-        <w:r>
-          <w:rPr>
-            <w:noProof/>
-          </w:rPr>
-          <w:t>17</w:t>
-        </w:r>
-      </w:fldSimple>
-      <w:bookmarkEnd w:id="57"/>
+      <w:r>
+        <w:fldChar w:fldCharType="begin"/>
+      </w:r>
+      <w:r>
+        <w:instrText xml:space="preserve"> SEQ Gràfic \* ARABIC </w:instrText>
+      </w:r>
+      <w:r>
+        <w:fldChar w:fldCharType="separate"/>
+      </w:r>
+      <w:r>
+        <w:rPr>
+          <w:noProof/>
+        </w:rPr>
+        <w:t>17</w:t>
+      </w:r>
+      <w:r>
+        <w:rPr>
+          <w:noProof/>
+        </w:rPr>
+        <w:fldChar w:fldCharType="end"/>
+      </w:r>
+      <w:bookmarkEnd w:id="58"/>
       <w:r>
         <w:t xml:space="preserve">: </w:t>
       </w:r>
@@ -20832,20 +23164,33 @@
         <w:keepNext/>
         <w:spacing w:after="240"/>
       </w:pPr>
-      <w:bookmarkStart w:id="58" w:name="_Ref230281635"/>
+      <w:bookmarkStart w:id="59" w:name="_Ref230281635"/>
       <w:r>
         <w:lastRenderedPageBreak/>
         <w:t xml:space="preserve">Taula </w:t>
       </w:r>
-      <w:fldSimple w:instr=" SEQ Taula \* ARABIC ">
-        <w:r>
-          <w:rPr>
-            <w:noProof/>
-          </w:rPr>
-          <w:t>4</w:t>
-        </w:r>
-      </w:fldSimple>
-      <w:bookmarkEnd w:id="58"/>
+      <w:r>
+        <w:fldChar w:fldCharType="begin"/>
+      </w:r>
+      <w:r>
+        <w:instrText xml:space="preserve"> SEQ Taula \* ARABIC </w:instrText>
+      </w:r>
+      <w:r>
+        <w:fldChar w:fldCharType="separate"/>
+      </w:r>
+      <w:r>
+        <w:rPr>
+          <w:noProof/>
+        </w:rPr>
+        <w:t>5</w:t>
+      </w:r>
+      <w:r>
+        <w:rPr>
+          <w:noProof/>
+        </w:rPr>
+        <w:fldChar w:fldCharType="end"/>
+      </w:r>
+      <w:bookmarkEnd w:id="59"/>
       <w:r>
         <w:t xml:space="preserve">: </w:t>
       </w:r>
@@ -21567,11 +23912,11 @@
       <w:pPr>
         <w:pStyle w:val="Ttulo3"/>
       </w:pPr>
-      <w:bookmarkStart w:id="59" w:name="_Toc231408544"/>
+      <w:bookmarkStart w:id="60" w:name="_Toc231408544"/>
       <w:r>
         <w:t>Síntesi del bloc explicatiu</w:t>
       </w:r>
-      <w:bookmarkEnd w:id="59"/>
+      <w:bookmarkEnd w:id="60"/>
     </w:p>
     <w:p>
       <w:pPr>
@@ -21735,22 +24080,22 @@
       <w:pPr>
         <w:pStyle w:val="Ttulo2"/>
       </w:pPr>
-      <w:bookmarkStart w:id="60" w:name="_Toc231408545"/>
+      <w:bookmarkStart w:id="61" w:name="_Toc231408545"/>
       <w:r>
         <w:lastRenderedPageBreak/>
         <w:t>Models predictius</w:t>
       </w:r>
-      <w:bookmarkEnd w:id="60"/>
+      <w:bookmarkEnd w:id="61"/>
     </w:p>
     <w:p>
       <w:pPr>
         <w:pStyle w:val="Ttulo3"/>
       </w:pPr>
-      <w:bookmarkStart w:id="61" w:name="_Toc231408546"/>
+      <w:bookmarkStart w:id="62" w:name="_Toc231408546"/>
       <w:r>
         <w:t>Model logístic</w:t>
       </w:r>
-      <w:bookmarkEnd w:id="61"/>
+      <w:bookmarkEnd w:id="62"/>
     </w:p>
     <w:p>
       <w:pPr>
@@ -21761,14 +24106,27 @@
       <w:r>
         <w:t xml:space="preserve">Taula </w:t>
       </w:r>
-      <w:fldSimple w:instr=" SEQ Taula \* ARABIC ">
-        <w:r>
-          <w:rPr>
-            <w:noProof/>
-          </w:rPr>
-          <w:t>5</w:t>
-        </w:r>
-      </w:fldSimple>
+      <w:r>
+        <w:fldChar w:fldCharType="begin"/>
+      </w:r>
+      <w:r>
+        <w:instrText xml:space="preserve"> SEQ Taula \* ARABIC </w:instrText>
+      </w:r>
+      <w:r>
+        <w:fldChar w:fldCharType="separate"/>
+      </w:r>
+      <w:r>
+        <w:rPr>
+          <w:noProof/>
+        </w:rPr>
+        <w:t>6</w:t>
+      </w:r>
+      <w:r>
+        <w:rPr>
+          <w:noProof/>
+        </w:rPr>
+        <w:fldChar w:fldCharType="end"/>
+      </w:r>
       <w:r>
         <w:t>: Coeficients del model logístic predictiu</w:t>
       </w:r>
@@ -23524,7 +25882,7 @@
                     </pic:cNvPicPr>
                   </pic:nvPicPr>
                   <pic:blipFill rotWithShape="1">
-                    <a:blip r:embed="rId29" cstate="print">
+                    <a:blip r:embed="rId28" cstate="print">
                       <a:extLst>
                         <a:ext uri="{28A0092B-C50C-407E-A947-70E740481C1C}">
                           <a14:useLocalDpi xmlns:a14="http://schemas.microsoft.com/office/drawing/2010/main" val="0"/>
@@ -23571,14 +25929,27 @@
       <w:r>
         <w:t xml:space="preserve">Gràfic </w:t>
       </w:r>
-      <w:fldSimple w:instr=" SEQ Gràfic \* ARABIC ">
-        <w:r>
-          <w:rPr>
-            <w:noProof/>
-          </w:rPr>
-          <w:t>18</w:t>
-        </w:r>
-      </w:fldSimple>
+      <w:r>
+        <w:fldChar w:fldCharType="begin"/>
+      </w:r>
+      <w:r>
+        <w:instrText xml:space="preserve"> SEQ Gràfic \* ARABIC </w:instrText>
+      </w:r>
+      <w:r>
+        <w:fldChar w:fldCharType="separate"/>
+      </w:r>
+      <w:r>
+        <w:rPr>
+          <w:noProof/>
+        </w:rPr>
+        <w:t>18</w:t>
+      </w:r>
+      <w:r>
+        <w:rPr>
+          <w:noProof/>
+        </w:rPr>
+        <w:fldChar w:fldCharType="end"/>
+      </w:r>
       <w:r>
         <w:t>: Comparació de mètriques entre train i test del logit</w:t>
       </w:r>
@@ -23693,12 +26064,12 @@
       <w:pPr>
         <w:pStyle w:val="Ttulo3"/>
       </w:pPr>
-      <w:bookmarkStart w:id="62" w:name="_Toc231408547"/>
+      <w:bookmarkStart w:id="63" w:name="_Toc231408547"/>
       <w:r>
         <w:lastRenderedPageBreak/>
         <w:t>Random Forest</w:t>
       </w:r>
-      <w:bookmarkEnd w:id="62"/>
+      <w:bookmarkEnd w:id="63"/>
     </w:p>
     <w:p>
       <w:pPr>
@@ -23733,14 +26104,27 @@
       <w:r>
         <w:t xml:space="preserve">Taula </w:t>
       </w:r>
-      <w:fldSimple w:instr=" SEQ Taula \* ARABIC ">
-        <w:r>
-          <w:rPr>
-            <w:noProof/>
-          </w:rPr>
-          <w:t>6</w:t>
-        </w:r>
-      </w:fldSimple>
+      <w:r>
+        <w:fldChar w:fldCharType="begin"/>
+      </w:r>
+      <w:r>
+        <w:instrText xml:space="preserve"> SEQ Taula \* ARABIC </w:instrText>
+      </w:r>
+      <w:r>
+        <w:fldChar w:fldCharType="separate"/>
+      </w:r>
+      <w:r>
+        <w:rPr>
+          <w:noProof/>
+        </w:rPr>
+        <w:t>7</w:t>
+      </w:r>
+      <w:r>
+        <w:rPr>
+          <w:noProof/>
+        </w:rPr>
+        <w:fldChar w:fldCharType="end"/>
+      </w:r>
       <w:r>
         <w:t>: Comparació de mètriques entre model logístic i models de Random Forest</w:t>
       </w:r>
@@ -24662,7 +27046,7 @@
                     </pic:cNvPicPr>
                   </pic:nvPicPr>
                   <pic:blipFill rotWithShape="1">
-                    <a:blip r:embed="rId30" cstate="print">
+                    <a:blip r:embed="rId29" cstate="print">
                       <a:extLst>
                         <a:ext uri="{28A0092B-C50C-407E-A947-70E740481C1C}">
                           <a14:useLocalDpi xmlns:a14="http://schemas.microsoft.com/office/drawing/2010/main" val="0"/>
@@ -24711,14 +27095,27 @@
       <w:r>
         <w:t xml:space="preserve">Gràfic </w:t>
       </w:r>
-      <w:fldSimple w:instr=" SEQ Gràfic \* ARABIC ">
-        <w:r>
-          <w:rPr>
-            <w:noProof/>
-          </w:rPr>
-          <w:t>19</w:t>
-        </w:r>
-      </w:fldSimple>
+      <w:r>
+        <w:fldChar w:fldCharType="begin"/>
+      </w:r>
+      <w:r>
+        <w:instrText xml:space="preserve"> SEQ Gràfic \* ARABIC </w:instrText>
+      </w:r>
+      <w:r>
+        <w:fldChar w:fldCharType="separate"/>
+      </w:r>
+      <w:r>
+        <w:rPr>
+          <w:noProof/>
+        </w:rPr>
+        <w:t>19</w:t>
+      </w:r>
+      <w:r>
+        <w:rPr>
+          <w:noProof/>
+        </w:rPr>
+        <w:fldChar w:fldCharType="end"/>
+      </w:r>
       <w:r>
         <w:t>: Importància SHAP del RF-A</w:t>
       </w:r>
@@ -24772,7 +27169,7 @@
                     </pic:cNvPicPr>
                   </pic:nvPicPr>
                   <pic:blipFill rotWithShape="1">
-                    <a:blip r:embed="rId31" cstate="print">
+                    <a:blip r:embed="rId30" cstate="print">
                       <a:extLst>
                         <a:ext uri="{28A0092B-C50C-407E-A947-70E740481C1C}">
                           <a14:useLocalDpi xmlns:a14="http://schemas.microsoft.com/office/drawing/2010/main" val="0"/>
@@ -24818,19 +27215,32 @@
           <w:lang w:eastAsia="en-US"/>
         </w:rPr>
       </w:pPr>
-      <w:bookmarkStart w:id="63" w:name="_Ref231141188"/>
+      <w:bookmarkStart w:id="64" w:name="_Ref231141188"/>
       <w:r>
         <w:t xml:space="preserve">Gràfic </w:t>
       </w:r>
-      <w:fldSimple w:instr=" SEQ Gràfic \* ARABIC ">
-        <w:r>
-          <w:rPr>
-            <w:noProof/>
-          </w:rPr>
-          <w:t>20</w:t>
-        </w:r>
-      </w:fldSimple>
-      <w:bookmarkEnd w:id="63"/>
+      <w:r>
+        <w:fldChar w:fldCharType="begin"/>
+      </w:r>
+      <w:r>
+        <w:instrText xml:space="preserve"> SEQ Gràfic \* ARABIC </w:instrText>
+      </w:r>
+      <w:r>
+        <w:fldChar w:fldCharType="separate"/>
+      </w:r>
+      <w:r>
+        <w:rPr>
+          <w:noProof/>
+        </w:rPr>
+        <w:t>20</w:t>
+      </w:r>
+      <w:r>
+        <w:rPr>
+          <w:noProof/>
+        </w:rPr>
+        <w:fldChar w:fldCharType="end"/>
+      </w:r>
+      <w:bookmarkEnd w:id="64"/>
       <w:r>
         <w:t>: Beeswarm RF-A</w:t>
       </w:r>
@@ -25045,14 +27455,27 @@
       <w:r>
         <w:t xml:space="preserve">Taula </w:t>
       </w:r>
-      <w:fldSimple w:instr=" SEQ Taula \* ARABIC ">
-        <w:r>
-          <w:rPr>
-            <w:noProof/>
-          </w:rPr>
-          <w:t>7</w:t>
-        </w:r>
-      </w:fldSimple>
+      <w:r>
+        <w:fldChar w:fldCharType="begin"/>
+      </w:r>
+      <w:r>
+        <w:instrText xml:space="preserve"> SEQ Taula \* ARABIC </w:instrText>
+      </w:r>
+      <w:r>
+        <w:fldChar w:fldCharType="separate"/>
+      </w:r>
+      <w:r>
+        <w:rPr>
+          <w:noProof/>
+        </w:rPr>
+        <w:t>8</w:t>
+      </w:r>
+      <w:r>
+        <w:rPr>
+          <w:noProof/>
+        </w:rPr>
+        <w:fldChar w:fldCharType="end"/>
+      </w:r>
       <w:r>
         <w:t>: Comparació de la direcció de les variables entre el model logístic i el Random Forest</w:t>
       </w:r>
@@ -25739,12 +28162,12 @@
       <w:pPr>
         <w:pStyle w:val="Ttulo3"/>
       </w:pPr>
-      <w:bookmarkStart w:id="64" w:name="_Toc231408548"/>
+      <w:bookmarkStart w:id="65" w:name="_Toc231408548"/>
       <w:r>
         <w:lastRenderedPageBreak/>
         <w:t>XGBoost</w:t>
       </w:r>
-      <w:bookmarkEnd w:id="64"/>
+      <w:bookmarkEnd w:id="65"/>
     </w:p>
     <w:p>
       <w:pPr>
@@ -25831,14 +28254,27 @@
       <w:r>
         <w:t xml:space="preserve">Taula </w:t>
       </w:r>
-      <w:fldSimple w:instr=" SEQ Taula \* ARABIC ">
-        <w:r>
-          <w:rPr>
-            <w:noProof/>
-          </w:rPr>
-          <w:t>8</w:t>
-        </w:r>
-      </w:fldSimple>
+      <w:r>
+        <w:fldChar w:fldCharType="begin"/>
+      </w:r>
+      <w:r>
+        <w:instrText xml:space="preserve"> SEQ Taula \* ARABIC </w:instrText>
+      </w:r>
+      <w:r>
+        <w:fldChar w:fldCharType="separate"/>
+      </w:r>
+      <w:r>
+        <w:rPr>
+          <w:noProof/>
+        </w:rPr>
+        <w:t>9</w:t>
+      </w:r>
+      <w:r>
+        <w:rPr>
+          <w:noProof/>
+        </w:rPr>
+        <w:fldChar w:fldCharType="end"/>
+      </w:r>
       <w:r>
         <w:t>: Comparació de mètriques entre model logístic, Random Forest i boosting</w:t>
       </w:r>
@@ -26747,7 +29183,7 @@
                     </pic:cNvPicPr>
                   </pic:nvPicPr>
                   <pic:blipFill rotWithShape="1">
-                    <a:blip r:embed="rId32" cstate="print">
+                    <a:blip r:embed="rId31" cstate="print">
                       <a:extLst>
                         <a:ext uri="{28A0092B-C50C-407E-A947-70E740481C1C}">
                           <a14:useLocalDpi xmlns:a14="http://schemas.microsoft.com/office/drawing/2010/main" val="0"/>
@@ -26793,14 +29229,27 @@
       <w:r>
         <w:t xml:space="preserve">Gràfic </w:t>
       </w:r>
-      <w:fldSimple w:instr=" SEQ Gràfic \* ARABIC ">
-        <w:r>
-          <w:rPr>
-            <w:noProof/>
-          </w:rPr>
-          <w:t>21</w:t>
-        </w:r>
-      </w:fldSimple>
+      <w:r>
+        <w:fldChar w:fldCharType="begin"/>
+      </w:r>
+      <w:r>
+        <w:instrText xml:space="preserve"> SEQ Gràfic \* ARABIC </w:instrText>
+      </w:r>
+      <w:r>
+        <w:fldChar w:fldCharType="separate"/>
+      </w:r>
+      <w:r>
+        <w:rPr>
+          <w:noProof/>
+        </w:rPr>
+        <w:t>21</w:t>
+      </w:r>
+      <w:r>
+        <w:rPr>
+          <w:noProof/>
+        </w:rPr>
+        <w:fldChar w:fldCharType="end"/>
+      </w:r>
       <w:r>
         <w:t>: Importància SHAP del XGBoost (top 20)</w:t>
       </w:r>
@@ -26842,12 +29291,12 @@
       <w:pPr>
         <w:pStyle w:val="Ttulo3"/>
       </w:pPr>
-      <w:bookmarkStart w:id="65" w:name="_Toc231408549"/>
+      <w:bookmarkStart w:id="66" w:name="_Toc231408549"/>
       <w:r>
         <w:lastRenderedPageBreak/>
         <w:t>Support Vector Machine (SVM)</w:t>
       </w:r>
-      <w:bookmarkEnd w:id="65"/>
+      <w:bookmarkEnd w:id="66"/>
     </w:p>
     <w:p>
       <w:pPr>
@@ -26907,14 +29356,27 @@
       <w:r>
         <w:t xml:space="preserve">Taula </w:t>
       </w:r>
-      <w:fldSimple w:instr=" SEQ Taula \* ARABIC ">
-        <w:r>
-          <w:rPr>
-            <w:noProof/>
-          </w:rPr>
-          <w:t>9</w:t>
-        </w:r>
-      </w:fldSimple>
+      <w:r>
+        <w:fldChar w:fldCharType="begin"/>
+      </w:r>
+      <w:r>
+        <w:instrText xml:space="preserve"> SEQ Taula \* ARABIC </w:instrText>
+      </w:r>
+      <w:r>
+        <w:fldChar w:fldCharType="separate"/>
+      </w:r>
+      <w:r>
+        <w:rPr>
+          <w:noProof/>
+        </w:rPr>
+        <w:t>10</w:t>
+      </w:r>
+      <w:r>
+        <w:rPr>
+          <w:noProof/>
+        </w:rPr>
+        <w:fldChar w:fldCharType="end"/>
+      </w:r>
       <w:r>
         <w:t>: Comparació de mètriques entre model logístic, Random Forest, XGBoost i SVM</w:t>
       </w:r>
@@ -27942,7 +30404,7 @@
                     </pic:cNvPicPr>
                   </pic:nvPicPr>
                   <pic:blipFill rotWithShape="1">
-                    <a:blip r:embed="rId33" cstate="print">
+                    <a:blip r:embed="rId32" cstate="print">
                       <a:extLst>
                         <a:ext uri="{28A0092B-C50C-407E-A947-70E740481C1C}">
                           <a14:useLocalDpi xmlns:a14="http://schemas.microsoft.com/office/drawing/2010/main" val="0"/>
@@ -27990,14 +30452,27 @@
       <w:r>
         <w:t xml:space="preserve">Gràfic </w:t>
       </w:r>
-      <w:fldSimple w:instr=" SEQ Gràfic \* ARABIC ">
-        <w:r>
-          <w:rPr>
-            <w:noProof/>
-          </w:rPr>
-          <w:t>22</w:t>
-        </w:r>
-      </w:fldSimple>
+      <w:r>
+        <w:fldChar w:fldCharType="begin"/>
+      </w:r>
+      <w:r>
+        <w:instrText xml:space="preserve"> SEQ Gràfic \* ARABIC </w:instrText>
+      </w:r>
+      <w:r>
+        <w:fldChar w:fldCharType="separate"/>
+      </w:r>
+      <w:r>
+        <w:rPr>
+          <w:noProof/>
+        </w:rPr>
+        <w:t>22</w:t>
+      </w:r>
+      <w:r>
+        <w:rPr>
+          <w:noProof/>
+        </w:rPr>
+        <w:fldChar w:fldCharType="end"/>
+      </w:r>
       <w:r>
         <w:t>: Importància SHAP del SVM (top 20)</w:t>
       </w:r>
@@ -28091,7 +30566,7 @@
                     </pic:cNvPicPr>
                   </pic:nvPicPr>
                   <pic:blipFill rotWithShape="1">
-                    <a:blip r:embed="rId34" cstate="print">
+                    <a:blip r:embed="rId33" cstate="print">
                       <a:extLst>
                         <a:ext uri="{28A0092B-C50C-407E-A947-70E740481C1C}">
                           <a14:useLocalDpi xmlns:a14="http://schemas.microsoft.com/office/drawing/2010/main" val="0"/>
@@ -28145,14 +30620,27 @@
       <w:r>
         <w:t xml:space="preserve">Gràfic </w:t>
       </w:r>
-      <w:fldSimple w:instr=" SEQ Gràfic \* ARABIC ">
-        <w:r>
-          <w:rPr>
-            <w:noProof/>
-          </w:rPr>
-          <w:t>23</w:t>
-        </w:r>
-      </w:fldSimple>
+      <w:r>
+        <w:fldChar w:fldCharType="begin"/>
+      </w:r>
+      <w:r>
+        <w:instrText xml:space="preserve"> SEQ Gràfic \* ARABIC </w:instrText>
+      </w:r>
+      <w:r>
+        <w:fldChar w:fldCharType="separate"/>
+      </w:r>
+      <w:r>
+        <w:rPr>
+          <w:noProof/>
+        </w:rPr>
+        <w:t>23</w:t>
+      </w:r>
+      <w:r>
+        <w:rPr>
+          <w:noProof/>
+        </w:rPr>
+        <w:fldChar w:fldCharType="end"/>
+      </w:r>
       <w:r>
         <w:t>: Comparació dels models predictius</w:t>
       </w:r>
@@ -28215,6 +30703,2342 @@
       <w:r>
         <w:t>és una validació molt sòlida.</w:t>
       </w:r>
+    </w:p>
+    <w:p>
+      <w:pPr>
+        <w:spacing w:after="0" w:line="240" w:lineRule="auto"/>
+        <w:jc w:val="left"/>
+      </w:pPr>
+      <w:r>
+        <w:br w:type="page"/>
+      </w:r>
+    </w:p>
+    <w:p>
+      <w:pPr>
+        <w:pStyle w:val="Ttulo2"/>
+      </w:pPr>
+      <w:r>
+        <w:lastRenderedPageBreak/>
+        <w:t>Anàlisi textual</w:t>
+      </w:r>
+    </w:p>
+    <w:p>
+      <w:pPr>
+        <w:pStyle w:val="Ttulo3"/>
+        <w:rPr>
+          <w:color w:val="auto"/>
+          <w:kern w:val="0"/>
+          <w:sz w:val="24"/>
+          <w:lang w:eastAsia="ca-ES"/>
+        </w:rPr>
+      </w:pPr>
+      <w:r>
+        <w:t>Participació i corpus</w:t>
+      </w:r>
+    </w:p>
+    <w:p>
+      <w:r>
+        <w:t>Van respondre les preguntes obertes 134 estudiants a EXP_POS, 130 a EXP_NEG i 115 a PROP_MOT, amb taxes de resposta d'entre el 34% i el 39%. Les respostes són breus —entre 25 i 33,0 paraules de mitjana— cosa que cal tenir en compte a l'hora d'interpretar els resultats: els patrons detectats són indicatius però no estadísticament robustos.</w:t>
+      </w:r>
+    </w:p>
+    <w:p>
+      <w:pPr>
+        <w:pStyle w:val="Ttulo3"/>
+      </w:pPr>
+      <w:r>
+        <w:t>Experiències positives</w:t>
+      </w:r>
+    </w:p>
+    <w:p>
+      <w:r>
+        <w:t xml:space="preserve">Les paraules més freqüents a les experiències positives giren entorn de dues figures: </w:t>
+      </w:r>
+      <w:r>
+        <w:rPr>
+          <w:rStyle w:val="nfasis"/>
+        </w:rPr>
+        <w:t>profesor</w:t>
+      </w:r>
+      <w:r>
+        <w:t xml:space="preserve"> (57 mencions) i </w:t>
+      </w:r>
+      <w:r>
+        <w:rPr>
+          <w:rStyle w:val="nfasis"/>
+        </w:rPr>
+        <w:t>clase</w:t>
+      </w:r>
+      <w:r>
+        <w:t xml:space="preserve"> (64). El vocabulari associat —</w:t>
+      </w:r>
+      <w:r>
+        <w:rPr>
+          <w:rStyle w:val="nfasis"/>
+        </w:rPr>
+        <w:t>explicaba</w:t>
+      </w:r>
+      <w:r>
+        <w:t xml:space="preserve">, </w:t>
+      </w:r>
+      <w:r>
+        <w:rPr>
+          <w:rStyle w:val="nfasis"/>
+        </w:rPr>
+        <w:t>dinámica</w:t>
+      </w:r>
+      <w:r>
+        <w:t xml:space="preserve">, </w:t>
+      </w:r>
+      <w:r>
+        <w:rPr>
+          <w:rStyle w:val="nfasis"/>
+        </w:rPr>
+        <w:t>actividad</w:t>
+      </w:r>
+      <w:r>
+        <w:t xml:space="preserve">, </w:t>
+      </w:r>
+      <w:r>
+        <w:rPr>
+          <w:rStyle w:val="nfasis"/>
+        </w:rPr>
+        <w:t>ejercicios</w:t>
+      </w:r>
+      <w:r>
+        <w:t xml:space="preserve">, </w:t>
+      </w:r>
+      <w:r>
+        <w:rPr>
+          <w:rStyle w:val="nfasis"/>
+        </w:rPr>
+        <w:t>interesante</w:t>
+      </w:r>
+      <w:r>
+        <w:t>— apunta que les experiències positives</w:t>
+      </w:r>
+      <w:r>
+        <w:t xml:space="preserve"> es construeixen principalment quan les sessions són dinàmiques i el professor explica amb claredat.</w:t>
+      </w:r>
+    </w:p>
+    <w:p>
+      <w:r>
+        <w:t xml:space="preserve">El LDA identifica tres tòpics: </w:t>
+      </w:r>
+      <w:r>
+        <w:t>T1 — Docència participativa (34 respostes), T2 — Qualitat explicativa del professor (50 respostes) i T3 — Metodologia i avaluació (46 respostes). La distribució equilibrada entre tòpics indica que no hi ha un únic element que defineixi l'experiència positiva, sinó que coexisteixen tres dimensions: com explica el professor, el grau de participació activa i l'estructura d'avaluació.</w:t>
+      </w:r>
+    </w:p>
+    <w:p>
+      <w:pPr>
+        <w:keepNext/>
+        <w:spacing w:after="0"/>
+        <w:jc w:val="center"/>
+      </w:pPr>
+      <w:r>
+        <w:rPr>
+          <w:b/>
+          <w:bCs/>
+          <w:noProof/>
+        </w:rPr>
+        <w:drawing>
+          <wp:inline distT="0" distB="0" distL="0" distR="0" wp14:anchorId="400D7201" wp14:editId="3C996806">
+            <wp:extent cx="4600575" cy="2855884"/>
+            <wp:effectExtent l="0" t="0" r="0" b="1905"/>
+            <wp:docPr id="1663069406" name="Imagen 6"/>
+            <wp:cNvGraphicFramePr>
+              <a:graphicFrameLocks xmlns:a="http://schemas.openxmlformats.org/drawingml/2006/main" noChangeAspect="1"/>
+            </wp:cNvGraphicFramePr>
+            <a:graphic xmlns:a="http://schemas.openxmlformats.org/drawingml/2006/main">
+              <a:graphicData uri="http://schemas.openxmlformats.org/drawingml/2006/picture">
+                <pic:pic xmlns:pic="http://schemas.openxmlformats.org/drawingml/2006/picture">
+                  <pic:nvPicPr>
+                    <pic:cNvPr id="0" name="Picture 6"/>
+                    <pic:cNvPicPr>
+                      <a:picLocks noChangeAspect="1" noChangeArrowheads="1"/>
+                    </pic:cNvPicPr>
+                  </pic:nvPicPr>
+                  <pic:blipFill rotWithShape="1">
+                    <a:blip r:embed="rId34" cstate="print">
+                      <a:extLst>
+                        <a:ext uri="{28A0092B-C50C-407E-A947-70E740481C1C}">
+                          <a14:useLocalDpi xmlns:a14="http://schemas.microsoft.com/office/drawing/2010/main" val="0"/>
+                        </a:ext>
+                      </a:extLst>
+                    </a:blip>
+                    <a:srcRect t="6880"/>
+                    <a:stretch>
+                      <a:fillRect/>
+                    </a:stretch>
+                  </pic:blipFill>
+                  <pic:spPr bwMode="auto">
+                    <a:xfrm>
+                      <a:off x="0" y="0"/>
+                      <a:ext cx="4610201" cy="2861860"/>
+                    </a:xfrm>
+                    <a:prstGeom prst="rect">
+                      <a:avLst/>
+                    </a:prstGeom>
+                    <a:noFill/>
+                    <a:ln>
+                      <a:noFill/>
+                    </a:ln>
+                    <a:extLst>
+                      <a:ext uri="{53640926-AAD7-44D8-BBD7-CCE9431645EC}">
+                        <a14:shadowObscured xmlns:a14="http://schemas.microsoft.com/office/drawing/2010/main"/>
+                      </a:ext>
+                    </a:extLst>
+                  </pic:spPr>
+                </pic:pic>
+              </a:graphicData>
+            </a:graphic>
+          </wp:inline>
+        </w:drawing>
+      </w:r>
+    </w:p>
+    <w:p>
+      <w:pPr>
+        <w:pStyle w:val="Descripcin"/>
+        <w:jc w:val="center"/>
+      </w:pPr>
+      <w:r>
+        <w:t xml:space="preserve">Gràfic </w:t>
+      </w:r>
+      <w:r>
+        <w:fldChar w:fldCharType="begin"/>
+      </w:r>
+      <w:r>
+        <w:instrText xml:space="preserve"> SEQ Gràfic \* ARABIC </w:instrText>
+      </w:r>
+      <w:r>
+        <w:fldChar w:fldCharType="separate"/>
+      </w:r>
+      <w:r>
+        <w:rPr>
+          <w:noProof/>
+        </w:rPr>
+        <w:t>24</w:t>
+      </w:r>
+      <w:r>
+        <w:fldChar w:fldCharType="end"/>
+      </w:r>
+      <w:r>
+        <w:t>: Tòpics del LDA per les experiències positives</w:t>
+      </w:r>
+    </w:p>
+    <w:p>
+      <w:pPr>
+        <w:spacing w:before="240"/>
+      </w:pPr>
+      <w:r>
+        <w:t>Per últim comentar que les diferències del log-ratio no són significatives entre els dos grups.</w:t>
+      </w:r>
+    </w:p>
+    <w:p>
+      <w:pPr>
+        <w:rPr>
+          <w:rStyle w:val="Fuerte"/>
+        </w:rPr>
+      </w:pPr>
+    </w:p>
+    <w:p>
+      <w:pPr>
+        <w:pStyle w:val="Ttulo3"/>
+      </w:pPr>
+      <w:r>
+        <w:lastRenderedPageBreak/>
+        <w:t>Experiències negatives</w:t>
+      </w:r>
+    </w:p>
+    <w:p>
+      <w:r>
+        <w:t xml:space="preserve">A les experiències negatives apareix un vocabulari absent a EXP_POS: </w:t>
+      </w:r>
+      <w:r>
+        <w:rPr>
+          <w:rStyle w:val="nfasis"/>
+        </w:rPr>
+        <w:t>casa</w:t>
+      </w:r>
+      <w:r>
+        <w:t xml:space="preserve">, </w:t>
+      </w:r>
+      <w:r>
+        <w:rPr>
+          <w:rStyle w:val="nfasis"/>
+        </w:rPr>
+        <w:t>diapositivas</w:t>
+      </w:r>
+      <w:r>
+        <w:t xml:space="preserve">, </w:t>
+      </w:r>
+      <w:r>
+        <w:rPr>
+          <w:rStyle w:val="nfasis"/>
+        </w:rPr>
+        <w:t>leen</w:t>
+      </w:r>
+      <w:r>
+        <w:t xml:space="preserve">, </w:t>
+      </w:r>
+      <w:r>
+        <w:rPr>
+          <w:rStyle w:val="nfasis"/>
+        </w:rPr>
+        <w:t>ganas</w:t>
+      </w:r>
+      <w:r>
+        <w:t xml:space="preserve">, </w:t>
+      </w:r>
+      <w:r>
+        <w:rPr>
+          <w:rStyle w:val="nfasis"/>
+        </w:rPr>
+        <w:t>mínima</w:t>
+      </w:r>
+      <w:r>
+        <w:t xml:space="preserve">. Aquesta diferència ja és reveladora: als textos positius no apareixia la paraula </w:t>
+      </w:r>
+      <w:r>
+        <w:rPr>
+          <w:rStyle w:val="nfasis"/>
+        </w:rPr>
+        <w:t>casa</w:t>
+      </w:r>
+      <w:r>
+        <w:t xml:space="preserve">, i en canvi als negatius sí, suggerint situacions on quedar-se a casa era una alternativa racional a anar a classe. Els bigrams </w:t>
+      </w:r>
+      <w:r>
+        <w:rPr>
+          <w:rStyle w:val="nfasis"/>
+        </w:rPr>
+        <w:t>nota mínima</w:t>
+      </w:r>
+      <w:r>
+        <w:t xml:space="preserve"> (4 vegades) i </w:t>
+      </w:r>
+      <w:r>
+        <w:rPr>
+          <w:rStyle w:val="nfasis"/>
+        </w:rPr>
+        <w:t>power point</w:t>
+      </w:r>
+      <w:r>
+        <w:t xml:space="preserve"> (4 vegades) aporten un detall qualitatiu important: alguns estudiants associen les experiències negatives amb classes on el professor llegeix les diapositives i on la nota mínima es percep com a coercitiva.</w:t>
+      </w:r>
+    </w:p>
+    <w:p>
+      <w:r>
+        <w:t xml:space="preserve">El LDA extreu tres tòpics: </w:t>
+      </w:r>
+      <w:r>
+        <w:rPr>
+          <w:rStyle w:val="Fuerte"/>
+          <w:b w:val="0"/>
+          <w:bCs w:val="0"/>
+        </w:rPr>
+        <w:t>T1 — Manca de rellevància percebuda</w:t>
+      </w:r>
+      <w:r>
+        <w:t xml:space="preserve"> (45 respostes), </w:t>
+      </w:r>
+      <w:r>
+        <w:rPr>
+          <w:rStyle w:val="Fuerte"/>
+          <w:b w:val="0"/>
+          <w:bCs w:val="0"/>
+        </w:rPr>
+        <w:t>T2 — Passivitat i falta de pràctica</w:t>
+      </w:r>
+      <w:r>
+        <w:t xml:space="preserve"> (43 respostes) i </w:t>
+      </w:r>
+      <w:r>
+        <w:rPr>
+          <w:rStyle w:val="Fuerte"/>
+          <w:b w:val="0"/>
+          <w:bCs w:val="0"/>
+        </w:rPr>
+        <w:t>T3 — Mala comunicació docent</w:t>
+      </w:r>
+      <w:r>
+        <w:t xml:space="preserve"> (38 respostes). A diferència d'EXP_POS, aquí el tòpic més poblat és el de manca de rellevància, no el comunicatiu —cosa que suggereix que el problema percebut no és només com s'explica, sinó si el contingut val la pena.</w:t>
+      </w:r>
+    </w:p>
+    <w:p>
+      <w:pPr>
+        <w:keepNext/>
+        <w:spacing w:after="0"/>
+        <w:jc w:val="center"/>
+      </w:pPr>
+      <w:r>
+        <w:rPr>
+          <w:noProof/>
+        </w:rPr>
+        <w:drawing>
+          <wp:inline distT="0" distB="0" distL="0" distR="0" wp14:anchorId="3EA9F64E" wp14:editId="4A210104">
+            <wp:extent cx="5400040" cy="3314065"/>
+            <wp:effectExtent l="0" t="0" r="0" b="635"/>
+            <wp:docPr id="978055038" name="Imagen 11"/>
+            <wp:cNvGraphicFramePr>
+              <a:graphicFrameLocks xmlns:a="http://schemas.openxmlformats.org/drawingml/2006/main" noChangeAspect="1"/>
+            </wp:cNvGraphicFramePr>
+            <a:graphic xmlns:a="http://schemas.openxmlformats.org/drawingml/2006/main">
+              <a:graphicData uri="http://schemas.openxmlformats.org/drawingml/2006/picture">
+                <pic:pic xmlns:pic="http://schemas.openxmlformats.org/drawingml/2006/picture">
+                  <pic:nvPicPr>
+                    <pic:cNvPr id="0" name="Picture 22"/>
+                    <pic:cNvPicPr>
+                      <a:picLocks noChangeAspect="1" noChangeArrowheads="1"/>
+                    </pic:cNvPicPr>
+                  </pic:nvPicPr>
+                  <pic:blipFill rotWithShape="1">
+                    <a:blip r:embed="rId35" cstate="print">
+                      <a:extLst>
+                        <a:ext uri="{28A0092B-C50C-407E-A947-70E740481C1C}">
+                          <a14:useLocalDpi xmlns:a14="http://schemas.microsoft.com/office/drawing/2010/main" val="0"/>
+                        </a:ext>
+                      </a:extLst>
+                    </a:blip>
+                    <a:srcRect t="7938"/>
+                    <a:stretch>
+                      <a:fillRect/>
+                    </a:stretch>
+                  </pic:blipFill>
+                  <pic:spPr bwMode="auto">
+                    <a:xfrm>
+                      <a:off x="0" y="0"/>
+                      <a:ext cx="5400040" cy="3314065"/>
+                    </a:xfrm>
+                    <a:prstGeom prst="rect">
+                      <a:avLst/>
+                    </a:prstGeom>
+                    <a:noFill/>
+                    <a:ln>
+                      <a:noFill/>
+                    </a:ln>
+                    <a:extLst>
+                      <a:ext uri="{53640926-AAD7-44D8-BBD7-CCE9431645EC}">
+                        <a14:shadowObscured xmlns:a14="http://schemas.microsoft.com/office/drawing/2010/main"/>
+                      </a:ext>
+                    </a:extLst>
+                  </pic:spPr>
+                </pic:pic>
+              </a:graphicData>
+            </a:graphic>
+          </wp:inline>
+        </w:drawing>
+      </w:r>
+    </w:p>
+    <w:p>
+      <w:pPr>
+        <w:pStyle w:val="Descripcin"/>
+        <w:spacing w:after="240"/>
+        <w:jc w:val="center"/>
+      </w:pPr>
+      <w:r>
+        <w:t xml:space="preserve">Gràfic </w:t>
+      </w:r>
+      <w:r>
+        <w:fldChar w:fldCharType="begin"/>
+      </w:r>
+      <w:r>
+        <w:instrText xml:space="preserve"> SEQ Gràfic \* ARABIC </w:instrText>
+      </w:r>
+      <w:r>
+        <w:fldChar w:fldCharType="separate"/>
+      </w:r>
+      <w:r>
+        <w:rPr>
+          <w:noProof/>
+        </w:rPr>
+        <w:t>25</w:t>
+      </w:r>
+      <w:r>
+        <w:fldChar w:fldCharType="end"/>
+      </w:r>
+      <w:r>
+        <w:t>: Tòpics del LDA per les experiències negatives</w:t>
+      </w:r>
+    </w:p>
+    <w:p>
+      <w:r>
+        <w:t xml:space="preserve">El gràfic de log-ratio per grup d'assistència és un dels més informatius de tot l'anàlisi. Els irregulars fan servir significativament més les paraules </w:t>
+      </w:r>
+      <w:r>
+        <w:rPr>
+          <w:rStyle w:val="nfasis"/>
+        </w:rPr>
+        <w:t>diapositivas</w:t>
+      </w:r>
+      <w:r>
+        <w:t xml:space="preserve">, </w:t>
+      </w:r>
+      <w:r>
+        <w:rPr>
+          <w:rStyle w:val="nfasis"/>
+        </w:rPr>
+        <w:t>mínima</w:t>
+      </w:r>
+      <w:r>
+        <w:t xml:space="preserve">, </w:t>
+      </w:r>
+      <w:r>
+        <w:rPr>
+          <w:rStyle w:val="nfasis"/>
+        </w:rPr>
+        <w:t>leen</w:t>
+      </w:r>
+      <w:r>
+        <w:t xml:space="preserve">, mentre que els regulars mencionen més </w:t>
+      </w:r>
+      <w:r>
+        <w:rPr>
+          <w:rStyle w:val="nfasis"/>
+        </w:rPr>
+        <w:t>profesorado</w:t>
+      </w:r>
+      <w:r>
+        <w:t xml:space="preserve">, </w:t>
+      </w:r>
+      <w:r>
+        <w:rPr>
+          <w:rStyle w:val="nfasis"/>
+        </w:rPr>
+        <w:t>explicaciones</w:t>
+      </w:r>
+      <w:r>
+        <w:t xml:space="preserve">, </w:t>
+      </w:r>
+      <w:r>
+        <w:rPr>
+          <w:rStyle w:val="nfasis"/>
+        </w:rPr>
+        <w:t>clara</w:t>
+      </w:r>
+      <w:r>
+        <w:t xml:space="preserve"> i </w:t>
+      </w:r>
+      <w:r>
+        <w:rPr>
+          <w:rStyle w:val="nfasis"/>
+        </w:rPr>
+        <w:t>historia</w:t>
+      </w:r>
+      <w:r>
+        <w:t>. L'estudiant irregular descriu l'assignatura negativa en termes d'avaluació percebuda com injusta i de docència passiva; l'estudiant regular fa una valoració més centrada en aspectes comunicatius. El test de Wilcoxon sobre el sentiment net no resulta significatiu (W = 2214, p = 0,615), de manera que la diferència entre grups és de vocabulari, no d'intensitat emocional.</w:t>
+      </w:r>
+    </w:p>
+    <w:p>
+      <w:pPr>
+        <w:keepNext/>
+        <w:spacing w:after="0"/>
+        <w:jc w:val="center"/>
+      </w:pPr>
+      <w:r>
+        <w:rPr>
+          <w:noProof/>
+        </w:rPr>
+        <w:lastRenderedPageBreak/>
+        <w:drawing>
+          <wp:inline distT="0" distB="0" distL="0" distR="0" wp14:anchorId="5CCFE5E2" wp14:editId="0A8FCFBB">
+            <wp:extent cx="5400040" cy="3295015"/>
+            <wp:effectExtent l="0" t="0" r="0" b="635"/>
+            <wp:docPr id="1309846930" name="Imagen 13"/>
+            <wp:cNvGraphicFramePr>
+              <a:graphicFrameLocks xmlns:a="http://schemas.openxmlformats.org/drawingml/2006/main" noChangeAspect="1"/>
+            </wp:cNvGraphicFramePr>
+            <a:graphic xmlns:a="http://schemas.openxmlformats.org/drawingml/2006/main">
+              <a:graphicData uri="http://schemas.openxmlformats.org/drawingml/2006/picture">
+                <pic:pic xmlns:pic="http://schemas.openxmlformats.org/drawingml/2006/picture">
+                  <pic:nvPicPr>
+                    <pic:cNvPr id="0" name="Picture 29"/>
+                    <pic:cNvPicPr>
+                      <a:picLocks noChangeAspect="1" noChangeArrowheads="1"/>
+                    </pic:cNvPicPr>
+                  </pic:nvPicPr>
+                  <pic:blipFill rotWithShape="1">
+                    <a:blip r:embed="rId36" cstate="print">
+                      <a:extLst>
+                        <a:ext uri="{28A0092B-C50C-407E-A947-70E740481C1C}">
+                          <a14:useLocalDpi xmlns:a14="http://schemas.microsoft.com/office/drawing/2010/main" val="0"/>
+                        </a:ext>
+                      </a:extLst>
+                    </a:blip>
+                    <a:srcRect t="8467"/>
+                    <a:stretch>
+                      <a:fillRect/>
+                    </a:stretch>
+                  </pic:blipFill>
+                  <pic:spPr bwMode="auto">
+                    <a:xfrm>
+                      <a:off x="0" y="0"/>
+                      <a:ext cx="5400040" cy="3295015"/>
+                    </a:xfrm>
+                    <a:prstGeom prst="rect">
+                      <a:avLst/>
+                    </a:prstGeom>
+                    <a:noFill/>
+                    <a:ln>
+                      <a:noFill/>
+                    </a:ln>
+                    <a:extLst>
+                      <a:ext uri="{53640926-AAD7-44D8-BBD7-CCE9431645EC}">
+                        <a14:shadowObscured xmlns:a14="http://schemas.microsoft.com/office/drawing/2010/main"/>
+                      </a:ext>
+                    </a:extLst>
+                  </pic:spPr>
+                </pic:pic>
+              </a:graphicData>
+            </a:graphic>
+          </wp:inline>
+        </w:drawing>
+      </w:r>
+    </w:p>
+    <w:p>
+      <w:pPr>
+        <w:pStyle w:val="Descripcin"/>
+        <w:spacing w:after="240"/>
+        <w:jc w:val="center"/>
+      </w:pPr>
+      <w:r>
+        <w:t xml:space="preserve">Gràfic </w:t>
+      </w:r>
+      <w:r>
+        <w:fldChar w:fldCharType="begin"/>
+      </w:r>
+      <w:r>
+        <w:instrText xml:space="preserve"> SEQ Gràfic \* ARABIC </w:instrText>
+      </w:r>
+      <w:r>
+        <w:fldChar w:fldCharType="separate"/>
+      </w:r>
+      <w:r>
+        <w:rPr>
+          <w:noProof/>
+        </w:rPr>
+        <w:t>26</w:t>
+      </w:r>
+      <w:r>
+        <w:fldChar w:fldCharType="end"/>
+      </w:r>
+      <w:r>
+        <w:t>: Log2 – ratio entre Regulars i Irregulars de les experiències negatives</w:t>
+      </w:r>
+    </w:p>
+    <w:p>
+      <w:pPr>
+        <w:pStyle w:val="Ttulo3"/>
+      </w:pPr>
+      <w:r>
+        <w:t>Propostes de motivació</w:t>
+      </w:r>
+    </w:p>
+    <w:p>
+      <w:r>
+        <w:t xml:space="preserve">Les propostes de motivació mostren un vocabulari centrat en l'estructura de les classes i l'avaluació: </w:t>
+      </w:r>
+      <w:r>
+        <w:rPr>
+          <w:rStyle w:val="nfasis"/>
+        </w:rPr>
+        <w:t>clase</w:t>
+      </w:r>
+      <w:r>
+        <w:t xml:space="preserve"> (95), </w:t>
+      </w:r>
+      <w:r>
+        <w:rPr>
+          <w:rStyle w:val="nfasis"/>
+        </w:rPr>
+        <w:t>profesor</w:t>
+      </w:r>
+      <w:r>
+        <w:t xml:space="preserve"> (38), </w:t>
+      </w:r>
+      <w:r>
+        <w:rPr>
+          <w:rStyle w:val="nfasis"/>
+        </w:rPr>
+        <w:t>examen</w:t>
+      </w:r>
+      <w:r>
+        <w:t xml:space="preserve"> (25), </w:t>
+      </w:r>
+      <w:r>
+        <w:rPr>
+          <w:rStyle w:val="nfasis"/>
+        </w:rPr>
+        <w:t>evaluacion</w:t>
+      </w:r>
+      <w:r>
+        <w:t xml:space="preserve"> (14), </w:t>
+      </w:r>
+      <w:r>
+        <w:rPr>
+          <w:rStyle w:val="nfasis"/>
+        </w:rPr>
+        <w:t>actividad</w:t>
+      </w:r>
+      <w:r>
+        <w:t xml:space="preserve"> (16). El bigram més freqüent és </w:t>
+      </w:r>
+      <w:r>
+        <w:rPr>
+          <w:rStyle w:val="nfasis"/>
+        </w:rPr>
+        <w:t>evaluacion continua</w:t>
+      </w:r>
+      <w:r>
+        <w:t xml:space="preserve"> o </w:t>
+      </w:r>
+      <w:r>
+        <w:rPr>
+          <w:rStyle w:val="nfasis"/>
+        </w:rPr>
+        <w:t>evaluacion continuada</w:t>
+      </w:r>
+      <w:r>
+        <w:t xml:space="preserve"> (10 mencions combinades), confirmant que per a una part important dels estudiants el principal incentiu per anar a classe seria que l'assistència tingués pes real a la nota.</w:t>
+      </w:r>
+    </w:p>
+    <w:p>
+      <w:r>
+        <w:t>El LDA extreu tres tòpic</w:t>
+      </w:r>
+      <w:r>
+        <w:t>s: T1 — Avaluació contínua com a incentiu (27 respostes), T2 — Classes més dinàmiques i pràctiques (35 respostes) i T3 — Escepticisme i desvinculació (50 respostes). El tòpic més poblat és precisament el d'escepticisme, que agrupa les respostes on no s'identifica cap canvi concret que motivaria a assistir. Que gairebé la meitat dels enquestats amb resposta vàlida caigui en aquest tòpic és el resultat més rellevant de tota la secció: hi ha un segment important d'estudiants per als quals el problema de l'absència no té solució pedagògica evident.</w:t>
+      </w:r>
+    </w:p>
+    <w:p>
+      <w:pPr>
+        <w:keepNext/>
+      </w:pPr>
+      <w:r>
+        <w:rPr>
+          <w:noProof/>
+        </w:rPr>
+        <w:lastRenderedPageBreak/>
+        <w:drawing>
+          <wp:inline distT="0" distB="0" distL="0" distR="0" wp14:anchorId="6EDB06E3" wp14:editId="3B06AFB7">
+            <wp:extent cx="5400040" cy="3361690"/>
+            <wp:effectExtent l="0" t="0" r="0" b="0"/>
+            <wp:docPr id="382068508" name="Imagen 17"/>
+            <wp:cNvGraphicFramePr>
+              <a:graphicFrameLocks xmlns:a="http://schemas.openxmlformats.org/drawingml/2006/main" noChangeAspect="1"/>
+            </wp:cNvGraphicFramePr>
+            <a:graphic xmlns:a="http://schemas.openxmlformats.org/drawingml/2006/main">
+              <a:graphicData uri="http://schemas.openxmlformats.org/drawingml/2006/picture">
+                <pic:pic xmlns:pic="http://schemas.openxmlformats.org/drawingml/2006/picture">
+                  <pic:nvPicPr>
+                    <pic:cNvPr id="0" name="Picture 43"/>
+                    <pic:cNvPicPr>
+                      <a:picLocks noChangeAspect="1" noChangeArrowheads="1"/>
+                    </pic:cNvPicPr>
+                  </pic:nvPicPr>
+                  <pic:blipFill rotWithShape="1">
+                    <a:blip r:embed="rId37" cstate="print">
+                      <a:extLst>
+                        <a:ext uri="{28A0092B-C50C-407E-A947-70E740481C1C}">
+                          <a14:useLocalDpi xmlns:a14="http://schemas.microsoft.com/office/drawing/2010/main" val="0"/>
+                        </a:ext>
+                      </a:extLst>
+                    </a:blip>
+                    <a:srcRect t="6615"/>
+                    <a:stretch>
+                      <a:fillRect/>
+                    </a:stretch>
+                  </pic:blipFill>
+                  <pic:spPr bwMode="auto">
+                    <a:xfrm>
+                      <a:off x="0" y="0"/>
+                      <a:ext cx="5400040" cy="3361690"/>
+                    </a:xfrm>
+                    <a:prstGeom prst="rect">
+                      <a:avLst/>
+                    </a:prstGeom>
+                    <a:noFill/>
+                    <a:ln>
+                      <a:noFill/>
+                    </a:ln>
+                    <a:extLst>
+                      <a:ext uri="{53640926-AAD7-44D8-BBD7-CCE9431645EC}">
+                        <a14:shadowObscured xmlns:a14="http://schemas.microsoft.com/office/drawing/2010/main"/>
+                      </a:ext>
+                    </a:extLst>
+                  </pic:spPr>
+                </pic:pic>
+              </a:graphicData>
+            </a:graphic>
+          </wp:inline>
+        </w:drawing>
+      </w:r>
+    </w:p>
+    <w:p>
+      <w:pPr>
+        <w:pStyle w:val="Descripcin"/>
+        <w:spacing w:after="240"/>
+        <w:jc w:val="center"/>
+      </w:pPr>
+      <w:r>
+        <w:t xml:space="preserve">Gràfic </w:t>
+      </w:r>
+      <w:r>
+        <w:fldChar w:fldCharType="begin"/>
+      </w:r>
+      <w:r>
+        <w:instrText xml:space="preserve"> SEQ Gràfic \* ARABIC </w:instrText>
+      </w:r>
+      <w:r>
+        <w:fldChar w:fldCharType="separate"/>
+      </w:r>
+      <w:r>
+        <w:rPr>
+          <w:noProof/>
+        </w:rPr>
+        <w:t>27</w:t>
+      </w:r>
+      <w:r>
+        <w:fldChar w:fldCharType="end"/>
+      </w:r>
+      <w:r>
+        <w:t xml:space="preserve">: </w:t>
+      </w:r>
+      <w:r>
+        <w:t>Tòpics del LDA per les propostes de millora</w:t>
+      </w:r>
+    </w:p>
+    <w:p>
+      <w:pPr>
+        <w:spacing w:after="0"/>
+      </w:pPr>
+      <w:r>
+        <w:t>El test de Wilcoxon no és significatiu en cap de les tres variables (p &gt; 0,46 en tots els casos)</w:t>
+      </w:r>
+      <w:r>
+        <w:t xml:space="preserve">. </w:t>
+      </w:r>
+      <w:r>
+        <w:t xml:space="preserve">La diferència és de contingut, no de to. Els irregulars fan servir més paraules com </w:t>
+      </w:r>
+      <w:r>
+        <w:rPr>
+          <w:rStyle w:val="nfasis"/>
+        </w:rPr>
+        <w:t>cara</w:t>
+      </w:r>
+      <w:r>
+        <w:t xml:space="preserve">, </w:t>
+      </w:r>
+      <w:r>
+        <w:rPr>
+          <w:rStyle w:val="nfasis"/>
+        </w:rPr>
+        <w:t>laboral</w:t>
+      </w:r>
+      <w:r>
+        <w:t xml:space="preserve"> i </w:t>
+      </w:r>
+      <w:r>
+        <w:rPr>
+          <w:rStyle w:val="nfasis"/>
+        </w:rPr>
+        <w:t>leer</w:t>
+      </w:r>
+      <w:r>
+        <w:t xml:space="preserve">, mentre que els regulars mencionen més </w:t>
+      </w:r>
+      <w:r>
+        <w:rPr>
+          <w:rStyle w:val="nfasis"/>
+        </w:rPr>
+        <w:t>dinámica</w:t>
+      </w:r>
+      <w:r>
+        <w:t xml:space="preserve">, </w:t>
+      </w:r>
+      <w:r>
+        <w:rPr>
+          <w:rStyle w:val="nfasis"/>
+        </w:rPr>
+        <w:t>método</w:t>
+      </w:r>
+      <w:r>
+        <w:t xml:space="preserve"> i </w:t>
+      </w:r>
+      <w:r>
+        <w:rPr>
+          <w:rStyle w:val="nfasis"/>
+        </w:rPr>
+        <w:t>aprendizaje</w:t>
+      </w:r>
+      <w:r>
+        <w:t xml:space="preserve"> —els irregulars centren les seves propostes en barreres concretes, els regulars en millores metodològiques generals.</w:t>
+      </w:r>
+    </w:p>
+    <w:p>
+      <w:pPr>
+        <w:keepNext/>
+        <w:spacing w:after="0"/>
+        <w:jc w:val="center"/>
+      </w:pPr>
+      <w:r>
+        <w:rPr>
+          <w:noProof/>
+        </w:rPr>
+        <w:drawing>
+          <wp:inline distT="0" distB="0" distL="0" distR="0" wp14:anchorId="419FD511" wp14:editId="4F806A57">
+            <wp:extent cx="4857750" cy="2981256"/>
+            <wp:effectExtent l="0" t="0" r="0" b="0"/>
+            <wp:docPr id="821243916" name="Imagen 19"/>
+            <wp:cNvGraphicFramePr>
+              <a:graphicFrameLocks xmlns:a="http://schemas.openxmlformats.org/drawingml/2006/main" noChangeAspect="1"/>
+            </wp:cNvGraphicFramePr>
+            <a:graphic xmlns:a="http://schemas.openxmlformats.org/drawingml/2006/main">
+              <a:graphicData uri="http://schemas.openxmlformats.org/drawingml/2006/picture">
+                <pic:pic xmlns:pic="http://schemas.openxmlformats.org/drawingml/2006/picture">
+                  <pic:nvPicPr>
+                    <pic:cNvPr id="0" name="Picture 50"/>
+                    <pic:cNvPicPr>
+                      <a:picLocks noChangeAspect="1" noChangeArrowheads="1"/>
+                    </pic:cNvPicPr>
+                  </pic:nvPicPr>
+                  <pic:blipFill rotWithShape="1">
+                    <a:blip r:embed="rId38" cstate="print">
+                      <a:extLst>
+                        <a:ext uri="{28A0092B-C50C-407E-A947-70E740481C1C}">
+                          <a14:useLocalDpi xmlns:a14="http://schemas.microsoft.com/office/drawing/2010/main" val="0"/>
+                        </a:ext>
+                      </a:extLst>
+                    </a:blip>
+                    <a:srcRect t="7938"/>
+                    <a:stretch>
+                      <a:fillRect/>
+                    </a:stretch>
+                  </pic:blipFill>
+                  <pic:spPr bwMode="auto">
+                    <a:xfrm>
+                      <a:off x="0" y="0"/>
+                      <a:ext cx="4865356" cy="2985924"/>
+                    </a:xfrm>
+                    <a:prstGeom prst="rect">
+                      <a:avLst/>
+                    </a:prstGeom>
+                    <a:noFill/>
+                    <a:ln>
+                      <a:noFill/>
+                    </a:ln>
+                    <a:extLst>
+                      <a:ext uri="{53640926-AAD7-44D8-BBD7-CCE9431645EC}">
+                        <a14:shadowObscured xmlns:a14="http://schemas.microsoft.com/office/drawing/2010/main"/>
+                      </a:ext>
+                    </a:extLst>
+                  </pic:spPr>
+                </pic:pic>
+              </a:graphicData>
+            </a:graphic>
+          </wp:inline>
+        </w:drawing>
+      </w:r>
+    </w:p>
+    <w:p>
+      <w:pPr>
+        <w:pStyle w:val="Descripcin"/>
+        <w:spacing w:after="240"/>
+        <w:jc w:val="center"/>
+      </w:pPr>
+      <w:r>
+        <w:t xml:space="preserve">Gràfic </w:t>
+      </w:r>
+      <w:r>
+        <w:fldChar w:fldCharType="begin"/>
+      </w:r>
+      <w:r>
+        <w:instrText xml:space="preserve"> SEQ Gràfic \* ARABIC </w:instrText>
+      </w:r>
+      <w:r>
+        <w:fldChar w:fldCharType="separate"/>
+      </w:r>
+      <w:r>
+        <w:rPr>
+          <w:noProof/>
+        </w:rPr>
+        <w:t>28</w:t>
+      </w:r>
+      <w:r>
+        <w:fldChar w:fldCharType="end"/>
+      </w:r>
+      <w:r>
+        <w:t>: Log2 – ratio entre Regulars i Irregulars de les propostes de millora</w:t>
+      </w:r>
+    </w:p>
+    <w:p>
+      <w:pPr>
+        <w:pStyle w:val="Descripcin"/>
+        <w:jc w:val="center"/>
+      </w:pPr>
+    </w:p>
+    <w:p>
+      <w:pPr>
+        <w:pStyle w:val="Ttulo3"/>
+      </w:pPr>
+      <w:r>
+        <w:lastRenderedPageBreak/>
+        <w:t>Comparativa EXP_POS vs. EXP_NEG</w:t>
+      </w:r>
+    </w:p>
+    <w:p>
+      <w:pPr>
+        <w:spacing w:after="0"/>
+      </w:pPr>
+      <w:r>
+        <w:t xml:space="preserve">El gràfic de log-ratio entre experiències positives i negatives sintetitza visualment el contrast entre els dos tipus d'assignatura. Les paraules que caracteritzen les experiències positives inclouen </w:t>
+      </w:r>
+      <w:r>
+        <w:rPr>
+          <w:rStyle w:val="nfasis"/>
+        </w:rPr>
+        <w:t>atención</w:t>
+      </w:r>
+      <w:r>
+        <w:t xml:space="preserve">, </w:t>
+      </w:r>
+      <w:r>
+        <w:rPr>
+          <w:rStyle w:val="nfasis"/>
+        </w:rPr>
+        <w:t>materia</w:t>
+      </w:r>
+      <w:r>
+        <w:t xml:space="preserve">, </w:t>
+      </w:r>
+      <w:r>
+        <w:rPr>
+          <w:rStyle w:val="nfasis"/>
+        </w:rPr>
+        <w:t>pasión</w:t>
+      </w:r>
+      <w:r>
+        <w:t xml:space="preserve">, </w:t>
+      </w:r>
+      <w:r>
+        <w:rPr>
+          <w:rStyle w:val="nfasis"/>
+        </w:rPr>
+        <w:t>problemas</w:t>
+      </w:r>
+      <w:r>
+        <w:t xml:space="preserve"> i </w:t>
+      </w:r>
+      <w:r>
+        <w:rPr>
+          <w:rStyle w:val="nfasis"/>
+        </w:rPr>
+        <w:t>estudiante</w:t>
+      </w:r>
+      <w:r>
+        <w:t xml:space="preserve">; les que caracteritzen les negatives inclouen </w:t>
+      </w:r>
+      <w:r>
+        <w:rPr>
+          <w:rStyle w:val="nfasis"/>
+        </w:rPr>
+        <w:t>contabilidad</w:t>
+      </w:r>
+      <w:r>
+        <w:t xml:space="preserve">, </w:t>
+      </w:r>
+      <w:r>
+        <w:rPr>
+          <w:rStyle w:val="nfasis"/>
+        </w:rPr>
+        <w:t>ganas</w:t>
+      </w:r>
+      <w:r>
+        <w:t xml:space="preserve">, </w:t>
+      </w:r>
+      <w:r>
+        <w:rPr>
+          <w:rStyle w:val="nfasis"/>
+        </w:rPr>
+        <w:t>horario</w:t>
+      </w:r>
+      <w:r>
+        <w:t xml:space="preserve">, </w:t>
+      </w:r>
+      <w:r>
+        <w:rPr>
+          <w:rStyle w:val="nfasis"/>
+        </w:rPr>
+        <w:t>lee</w:t>
+      </w:r>
+      <w:r>
+        <w:t xml:space="preserve"> i </w:t>
+      </w:r>
+      <w:r>
+        <w:rPr>
+          <w:rStyle w:val="nfasis"/>
+        </w:rPr>
+        <w:t>practicar</w:t>
+      </w:r>
+      <w:r>
+        <w:t xml:space="preserve">. </w:t>
+      </w:r>
+      <w:r>
+        <w:t>Per tant,</w:t>
+      </w:r>
+      <w:r>
+        <w:t xml:space="preserve"> la qualitat comunicativa del professor és el principal eix diferenciador; la pràctica i la participació activa apareixen exclusivament al costat positiu</w:t>
+      </w:r>
+      <w:r>
+        <w:t>.</w:t>
+      </w:r>
+    </w:p>
+    <w:p>
+      <w:pPr>
+        <w:keepNext/>
+        <w:spacing w:after="0"/>
+        <w:jc w:val="center"/>
+      </w:pPr>
+      <w:r>
+        <w:rPr>
+          <w:noProof/>
+        </w:rPr>
+        <w:drawing>
+          <wp:inline distT="0" distB="0" distL="0" distR="0" wp14:anchorId="51BBB75B" wp14:editId="23AD6ECD">
+            <wp:extent cx="5400040" cy="3333115"/>
+            <wp:effectExtent l="0" t="0" r="0" b="635"/>
+            <wp:docPr id="1503159137" name="Imagen 23"/>
+            <wp:cNvGraphicFramePr>
+              <a:graphicFrameLocks xmlns:a="http://schemas.openxmlformats.org/drawingml/2006/main" noChangeAspect="1"/>
+            </wp:cNvGraphicFramePr>
+            <a:graphic xmlns:a="http://schemas.openxmlformats.org/drawingml/2006/main">
+              <a:graphicData uri="http://schemas.openxmlformats.org/drawingml/2006/picture">
+                <pic:pic xmlns:pic="http://schemas.openxmlformats.org/drawingml/2006/picture">
+                  <pic:nvPicPr>
+                    <pic:cNvPr id="0" name="Picture 64"/>
+                    <pic:cNvPicPr>
+                      <a:picLocks noChangeAspect="1" noChangeArrowheads="1"/>
+                    </pic:cNvPicPr>
+                  </pic:nvPicPr>
+                  <pic:blipFill rotWithShape="1">
+                    <a:blip r:embed="rId39" cstate="print">
+                      <a:extLst>
+                        <a:ext uri="{28A0092B-C50C-407E-A947-70E740481C1C}">
+                          <a14:useLocalDpi xmlns:a14="http://schemas.microsoft.com/office/drawing/2010/main" val="0"/>
+                        </a:ext>
+                      </a:extLst>
+                    </a:blip>
+                    <a:srcRect t="7409"/>
+                    <a:stretch>
+                      <a:fillRect/>
+                    </a:stretch>
+                  </pic:blipFill>
+                  <pic:spPr bwMode="auto">
+                    <a:xfrm>
+                      <a:off x="0" y="0"/>
+                      <a:ext cx="5400040" cy="3333115"/>
+                    </a:xfrm>
+                    <a:prstGeom prst="rect">
+                      <a:avLst/>
+                    </a:prstGeom>
+                    <a:noFill/>
+                    <a:ln>
+                      <a:noFill/>
+                    </a:ln>
+                    <a:extLst>
+                      <a:ext uri="{53640926-AAD7-44D8-BBD7-CCE9431645EC}">
+                        <a14:shadowObscured xmlns:a14="http://schemas.microsoft.com/office/drawing/2010/main"/>
+                      </a:ext>
+                    </a:extLst>
+                  </pic:spPr>
+                </pic:pic>
+              </a:graphicData>
+            </a:graphic>
+          </wp:inline>
+        </w:drawing>
+      </w:r>
+    </w:p>
+    <w:p>
+      <w:pPr>
+        <w:pStyle w:val="Descripcin"/>
+        <w:spacing w:after="240"/>
+        <w:jc w:val="center"/>
+      </w:pPr>
+      <w:r>
+        <w:t xml:space="preserve">Gràfic </w:t>
+      </w:r>
+      <w:r>
+        <w:fldChar w:fldCharType="begin"/>
+      </w:r>
+      <w:r>
+        <w:instrText xml:space="preserve"> SEQ Gràfic \* ARABIC </w:instrText>
+      </w:r>
+      <w:r>
+        <w:fldChar w:fldCharType="separate"/>
+      </w:r>
+      <w:r>
+        <w:rPr>
+          <w:noProof/>
+        </w:rPr>
+        <w:t>29</w:t>
+      </w:r>
+      <w:r>
+        <w:fldChar w:fldCharType="end"/>
+      </w:r>
+      <w:r>
+        <w:t>: Comparació log-ratio entre les experiències positives i negatives</w:t>
+      </w:r>
+    </w:p>
+    <w:p>
+      <w:pPr>
+        <w:pStyle w:val="Ttulo3"/>
+      </w:pPr>
+      <w:r>
+        <w:t>Connexió amb el bloc quantitatiu</w:t>
+      </w:r>
+    </w:p>
+    <w:p>
+      <w:r>
+        <w:t xml:space="preserve">L'anàlisi textual no contradiu cap dels resultats quantitatius, però </w:t>
+      </w:r>
+      <w:r>
+        <w:t xml:space="preserve">dona un punt de vista </w:t>
+      </w:r>
+      <w:r>
+        <w:t xml:space="preserve">que els models numèrics no </w:t>
+      </w:r>
+      <w:r>
+        <w:t>poden</w:t>
+      </w:r>
+      <w:r>
+        <w:t xml:space="preserve"> capturar. El paper del professor que apareix de forma dominant als textos és coherent amb el pes del factor </w:t>
+      </w:r>
+      <w:r>
+        <w:rPr>
+          <w:rStyle w:val="nfasis"/>
+        </w:rPr>
+        <w:t>EST_QUALITAT_DOC</w:t>
+      </w:r>
+      <w:r>
+        <w:t xml:space="preserve"> al model logístic</w:t>
+      </w:r>
+      <w:r>
+        <w:t xml:space="preserve"> i l</w:t>
+      </w:r>
+      <w:r>
+        <w:t xml:space="preserve">'avaluació contínua com a incentiu connecta directament amb el factor </w:t>
+      </w:r>
+      <w:r>
+        <w:rPr>
+          <w:rStyle w:val="nfasis"/>
+        </w:rPr>
+        <w:t>EST_AVALUACIO_AC</w:t>
+      </w:r>
+      <w:r>
+        <w:t>.</w:t>
+      </w:r>
+    </w:p>
+    <w:p>
+      <w:pPr>
+        <w:spacing w:after="0" w:line="240" w:lineRule="auto"/>
+        <w:jc w:val="left"/>
+      </w:pPr>
+      <w:r>
+        <w:br w:type="page"/>
+      </w:r>
+    </w:p>
+    <w:p>
+      <w:pPr>
+        <w:pStyle w:val="Ttulo2"/>
+      </w:pPr>
+      <w:r>
+        <w:lastRenderedPageBreak/>
+        <w:t>Clustering</w:t>
+      </w:r>
+    </w:p>
+    <w:p>
+      <w:pPr>
+        <w:spacing w:after="0"/>
+        <w:rPr>
+          <w:color w:val="auto"/>
+          <w:kern w:val="0"/>
+          <w:sz w:val="24"/>
+          <w:lang w:eastAsia="ca-ES"/>
+        </w:rPr>
+      </w:pPr>
+      <w:r>
+        <w:rPr>
+          <w:rStyle w:val="Fuerte"/>
+        </w:rPr>
+        <w:t xml:space="preserve">Descripció dels </w:t>
+      </w:r>
+      <w:r>
+        <w:rPr>
+          <w:rStyle w:val="Fuerte"/>
+        </w:rPr>
+        <w:t>clústers</w:t>
+      </w:r>
+      <w:r>
+        <w:rPr>
+          <w:rStyle w:val="Fuerte"/>
+        </w:rPr>
+        <w:t xml:space="preserve"> i perfils</w:t>
+      </w:r>
+    </w:p>
+    <w:p>
+      <w:pPr>
+        <w:rPr>
+          <w:b/>
+          <w:bCs/>
+        </w:rPr>
+      </w:pPr>
+      <w:r>
+        <w:t xml:space="preserve">La </w:t>
+      </w:r>
+      <w:r>
+        <w:fldChar w:fldCharType="begin"/>
+      </w:r>
+      <w:r>
+        <w:instrText xml:space="preserve"> REF _Ref232095627 \h </w:instrText>
+      </w:r>
+      <w:r>
+        <w:fldChar w:fldCharType="separate"/>
+      </w:r>
+      <w:r>
+        <w:t xml:space="preserve">Taula </w:t>
+      </w:r>
+      <w:r>
+        <w:rPr>
+          <w:noProof/>
+        </w:rPr>
+        <w:t>11</w:t>
+      </w:r>
+      <w:r>
+        <w:fldChar w:fldCharType="end"/>
+      </w:r>
+      <w:r>
+        <w:t xml:space="preserve"> recull els centroides en escala original per a les dues dimensions que defineixen els </w:t>
+      </w:r>
+      <w:r>
+        <w:t>clústers</w:t>
+      </w:r>
+      <w:r>
+        <w:t>. La diferència entre perfils és pràcticament nul·la en les variables sociodemogràfiques i acadèmiques: edat (23,2 vs 21,6 anys), desplaçament (49,7 vs 45,5 minuts), nota (2,62 vs 2,41 sobre 5), dedicació laboral (2,05 vs 2,06) i gènere (46% vs 48% homes). La distinció real entre els dos perfils rau</w:t>
+      </w:r>
+      <w:r>
+        <w:rPr>
+          <w:b/>
+          <w:bCs/>
+        </w:rPr>
+        <w:t xml:space="preserve"> </w:t>
+      </w:r>
+      <w:r>
+        <w:rPr>
+          <w:rStyle w:val="Fuerte"/>
+          <w:b w:val="0"/>
+          <w:bCs w:val="0"/>
+        </w:rPr>
+        <w:t>exclusivament en el bloc d'ús de la IA</w:t>
+      </w:r>
+      <w:r>
+        <w:rPr>
+          <w:b/>
+          <w:bCs/>
+        </w:rPr>
+        <w:t>:</w:t>
+      </w:r>
+    </w:p>
+    <w:p>
+      <w:pPr>
+        <w:pStyle w:val="Descripcin"/>
+        <w:keepNext/>
+        <w:spacing w:after="240"/>
+        <w:jc w:val="center"/>
+      </w:pPr>
+      <w:bookmarkStart w:id="67" w:name="_Ref232095627"/>
+      <w:r>
+        <w:t xml:space="preserve">Taula </w:t>
+      </w:r>
+      <w:r>
+        <w:fldChar w:fldCharType="begin"/>
+      </w:r>
+      <w:r>
+        <w:instrText xml:space="preserve"> SEQ Taula \* ARABIC </w:instrText>
+      </w:r>
+      <w:r>
+        <w:fldChar w:fldCharType="separate"/>
+      </w:r>
+      <w:r>
+        <w:rPr>
+          <w:noProof/>
+        </w:rPr>
+        <w:t>11</w:t>
+      </w:r>
+      <w:r>
+        <w:fldChar w:fldCharType="end"/>
+      </w:r>
+      <w:bookmarkEnd w:id="67"/>
+      <w:r>
+        <w:t>: Centroides per cada clúster segons l’ús de la IA</w:t>
+      </w:r>
+    </w:p>
+    <w:tbl>
+      <w:tblPr>
+        <w:tblStyle w:val="TablaAPA7"/>
+        <w:tblW w:w="6932" w:type="dxa"/>
+        <w:jc w:val="center"/>
+        <w:tblLook w:val="04A0" w:firstRow="1" w:lastRow="0" w:firstColumn="1" w:lastColumn="0" w:noHBand="0" w:noVBand="1"/>
+      </w:tblPr>
+      <w:tblGrid>
+        <w:gridCol w:w="3056"/>
+        <w:gridCol w:w="1147"/>
+        <w:gridCol w:w="1578"/>
+        <w:gridCol w:w="1151"/>
+      </w:tblGrid>
+      <w:tr>
+        <w:trPr>
+          <w:cnfStyle w:val="100000000000" w:firstRow="1" w:lastRow="0" w:firstColumn="0" w:lastColumn="0" w:oddVBand="0" w:evenVBand="0" w:oddHBand="0" w:evenHBand="0" w:firstRowFirstColumn="0" w:firstRowLastColumn="0" w:lastRowFirstColumn="0" w:lastRowLastColumn="0"/>
+          <w:jc w:val="center"/>
+        </w:trPr>
+        <w:tc>
+          <w:tcPr>
+            <w:cnfStyle w:val="001000000000" w:firstRow="0" w:lastRow="0" w:firstColumn="1" w:lastColumn="0" w:oddVBand="0" w:evenVBand="0" w:oddHBand="0" w:evenHBand="0" w:firstRowFirstColumn="0" w:firstRowLastColumn="0" w:lastRowFirstColumn="0" w:lastRowLastColumn="0"/>
+            <w:tcW w:w="3056" w:type="dxa"/>
+          </w:tcPr>
+          <w:p>
+            <w:pPr>
+              <w:spacing w:after="0"/>
+              <w:rPr>
+                <w:rFonts w:eastAsia="Aptos"/>
+              </w:rPr>
+            </w:pPr>
+            <w:r>
+              <w:t>Variable</w:t>
+            </w:r>
+          </w:p>
+        </w:tc>
+        <w:tc>
+          <w:tcPr>
+            <w:tcW w:w="1147" w:type="dxa"/>
+          </w:tcPr>
+          <w:p>
+            <w:pPr>
+              <w:spacing w:after="0"/>
+              <w:jc w:val="center"/>
+              <w:cnfStyle w:val="100000000000" w:firstRow="1" w:lastRow="0" w:firstColumn="0" w:lastColumn="0" w:oddVBand="0" w:evenVBand="0" w:oddHBand="0" w:evenHBand="0" w:firstRowFirstColumn="0" w:firstRowLastColumn="0" w:lastRowFirstColumn="0" w:lastRowLastColumn="0"/>
+              <w:rPr>
+                <w:rFonts w:eastAsia="Aptos"/>
+              </w:rPr>
+            </w:pPr>
+            <w:r>
+              <w:t>Clúster</w:t>
+            </w:r>
+            <w:r>
+              <w:t xml:space="preserve"> 1</w:t>
+            </w:r>
+          </w:p>
+        </w:tc>
+        <w:tc>
+          <w:tcPr>
+            <w:tcW w:w="1578" w:type="dxa"/>
+          </w:tcPr>
+          <w:p>
+            <w:pPr>
+              <w:spacing w:after="0"/>
+              <w:jc w:val="center"/>
+              <w:cnfStyle w:val="100000000000" w:firstRow="1" w:lastRow="0" w:firstColumn="0" w:lastColumn="0" w:oddVBand="0" w:evenVBand="0" w:oddHBand="0" w:evenHBand="0" w:firstRowFirstColumn="0" w:firstRowLastColumn="0" w:lastRowFirstColumn="0" w:lastRowLastColumn="0"/>
+              <w:rPr>
+                <w:rFonts w:eastAsia="Aptos"/>
+              </w:rPr>
+            </w:pPr>
+            <w:r>
+              <w:t>Clúster</w:t>
+            </w:r>
+            <w:r>
+              <w:t xml:space="preserve"> 2</w:t>
+            </w:r>
+          </w:p>
+        </w:tc>
+        <w:tc>
+          <w:tcPr>
+            <w:tcW w:w="1151" w:type="dxa"/>
+          </w:tcPr>
+          <w:p>
+            <w:pPr>
+              <w:spacing w:after="0"/>
+              <w:jc w:val="center"/>
+              <w:cnfStyle w:val="100000000000" w:firstRow="1" w:lastRow="0" w:firstColumn="0" w:lastColumn="0" w:oddVBand="0" w:evenVBand="0" w:oddHBand="0" w:evenHBand="0" w:firstRowFirstColumn="0" w:firstRowLastColumn="0" w:lastRowFirstColumn="0" w:lastRowLastColumn="0"/>
+              <w:rPr>
+                <w:rFonts w:eastAsia="Aptos"/>
+              </w:rPr>
+            </w:pPr>
+            <w:r>
+              <w:t>Diferència</w:t>
+            </w:r>
+          </w:p>
+        </w:tc>
+      </w:tr>
+      <w:tr>
+        <w:trPr>
+          <w:jc w:val="center"/>
+        </w:trPr>
+        <w:tc>
+          <w:tcPr>
+            <w:cnfStyle w:val="001000000000" w:firstRow="0" w:lastRow="0" w:firstColumn="1" w:lastColumn="0" w:oddVBand="0" w:evenVBand="0" w:oddHBand="0" w:evenHBand="0" w:firstRowFirstColumn="0" w:firstRowLastColumn="0" w:lastRowFirstColumn="0" w:lastRowLastColumn="0"/>
+            <w:tcW w:w="3056" w:type="dxa"/>
+          </w:tcPr>
+          <w:p>
+            <w:pPr>
+              <w:spacing w:after="0"/>
+              <w:rPr>
+                <w:rFonts w:eastAsia="Aptos"/>
+              </w:rPr>
+            </w:pPr>
+            <w:r>
+              <w:t>IA_HABIT (freqüència d'ús)</w:t>
+            </w:r>
+          </w:p>
+        </w:tc>
+        <w:tc>
+          <w:tcPr>
+            <w:tcW w:w="1147" w:type="dxa"/>
+          </w:tcPr>
+          <w:p>
+            <w:pPr>
+              <w:spacing w:after="0"/>
+              <w:jc w:val="center"/>
+              <w:cnfStyle w:val="000000000000" w:firstRow="0" w:lastRow="0" w:firstColumn="0" w:lastColumn="0" w:oddVBand="0" w:evenVBand="0" w:oddHBand="0" w:evenHBand="0" w:firstRowFirstColumn="0" w:firstRowLastColumn="0" w:lastRowFirstColumn="0" w:lastRowLastColumn="0"/>
+              <w:rPr>
+                <w:rFonts w:eastAsia="Aptos"/>
+              </w:rPr>
+            </w:pPr>
+            <w:r>
+              <w:t>3,99</w:t>
+            </w:r>
+          </w:p>
+        </w:tc>
+        <w:tc>
+          <w:tcPr>
+            <w:tcW w:w="1578" w:type="dxa"/>
+          </w:tcPr>
+          <w:p>
+            <w:pPr>
+              <w:spacing w:after="0"/>
+              <w:jc w:val="center"/>
+              <w:cnfStyle w:val="000000000000" w:firstRow="0" w:lastRow="0" w:firstColumn="0" w:lastColumn="0" w:oddVBand="0" w:evenVBand="0" w:oddHBand="0" w:evenHBand="0" w:firstRowFirstColumn="0" w:firstRowLastColumn="0" w:lastRowFirstColumn="0" w:lastRowLastColumn="0"/>
+              <w:rPr>
+                <w:rFonts w:eastAsia="Aptos"/>
+              </w:rPr>
+            </w:pPr>
+            <w:r>
+              <w:t>5,34</w:t>
+            </w:r>
+          </w:p>
+        </w:tc>
+        <w:tc>
+          <w:tcPr>
+            <w:tcW w:w="1151" w:type="dxa"/>
+          </w:tcPr>
+          <w:p>
+            <w:pPr>
+              <w:spacing w:after="0"/>
+              <w:jc w:val="center"/>
+              <w:cnfStyle w:val="000000000000" w:firstRow="0" w:lastRow="0" w:firstColumn="0" w:lastColumn="0" w:oddVBand="0" w:evenVBand="0" w:oddHBand="0" w:evenHBand="0" w:firstRowFirstColumn="0" w:firstRowLastColumn="0" w:lastRowFirstColumn="0" w:lastRowLastColumn="0"/>
+              <w:rPr>
+                <w:rFonts w:eastAsia="Aptos"/>
+              </w:rPr>
+            </w:pPr>
+            <w:r>
+              <w:t>+1,35</w:t>
+            </w:r>
+          </w:p>
+        </w:tc>
+      </w:tr>
+      <w:tr>
+        <w:trPr>
+          <w:jc w:val="center"/>
+        </w:trPr>
+        <w:tc>
+          <w:tcPr>
+            <w:cnfStyle w:val="001000000000" w:firstRow="0" w:lastRow="0" w:firstColumn="1" w:lastColumn="0" w:oddVBand="0" w:evenVBand="0" w:oddHBand="0" w:evenHBand="0" w:firstRowFirstColumn="0" w:firstRowLastColumn="0" w:lastRowFirstColumn="0" w:lastRowLastColumn="0"/>
+            <w:tcW w:w="3056" w:type="dxa"/>
+          </w:tcPr>
+          <w:p>
+            <w:pPr>
+              <w:spacing w:after="0"/>
+              <w:rPr>
+                <w:rFonts w:eastAsia="Aptos"/>
+              </w:rPr>
+            </w:pPr>
+            <w:r>
+              <w:t>IA_COMPR (comprensió)</w:t>
+            </w:r>
+          </w:p>
+        </w:tc>
+        <w:tc>
+          <w:tcPr>
+            <w:tcW w:w="1147" w:type="dxa"/>
+          </w:tcPr>
+          <w:p>
+            <w:pPr>
+              <w:spacing w:after="0"/>
+              <w:jc w:val="center"/>
+              <w:cnfStyle w:val="000000000000" w:firstRow="0" w:lastRow="0" w:firstColumn="0" w:lastColumn="0" w:oddVBand="0" w:evenVBand="0" w:oddHBand="0" w:evenHBand="0" w:firstRowFirstColumn="0" w:firstRowLastColumn="0" w:lastRowFirstColumn="0" w:lastRowLastColumn="0"/>
+              <w:rPr>
+                <w:rFonts w:eastAsia="Aptos"/>
+              </w:rPr>
+            </w:pPr>
+            <w:r>
+              <w:t>4,56</w:t>
+            </w:r>
+          </w:p>
+        </w:tc>
+        <w:tc>
+          <w:tcPr>
+            <w:tcW w:w="1578" w:type="dxa"/>
+          </w:tcPr>
+          <w:p>
+            <w:pPr>
+              <w:spacing w:after="0"/>
+              <w:jc w:val="center"/>
+              <w:cnfStyle w:val="000000000000" w:firstRow="0" w:lastRow="0" w:firstColumn="0" w:lastColumn="0" w:oddVBand="0" w:evenVBand="0" w:oddHBand="0" w:evenHBand="0" w:firstRowFirstColumn="0" w:firstRowLastColumn="0" w:lastRowFirstColumn="0" w:lastRowLastColumn="0"/>
+              <w:rPr>
+                <w:rFonts w:eastAsia="Aptos"/>
+              </w:rPr>
+            </w:pPr>
+            <w:r>
+              <w:t>5,59</w:t>
+            </w:r>
+          </w:p>
+        </w:tc>
+        <w:tc>
+          <w:tcPr>
+            <w:tcW w:w="1151" w:type="dxa"/>
+          </w:tcPr>
+          <w:p>
+            <w:pPr>
+              <w:spacing w:after="0"/>
+              <w:jc w:val="center"/>
+              <w:cnfStyle w:val="000000000000" w:firstRow="0" w:lastRow="0" w:firstColumn="0" w:lastColumn="0" w:oddVBand="0" w:evenVBand="0" w:oddHBand="0" w:evenHBand="0" w:firstRowFirstColumn="0" w:firstRowLastColumn="0" w:lastRowFirstColumn="0" w:lastRowLastColumn="0"/>
+              <w:rPr>
+                <w:rFonts w:eastAsia="Aptos"/>
+              </w:rPr>
+            </w:pPr>
+            <w:r>
+              <w:t>+1,03</w:t>
+            </w:r>
+          </w:p>
+        </w:tc>
+      </w:tr>
+      <w:tr>
+        <w:trPr>
+          <w:jc w:val="center"/>
+        </w:trPr>
+        <w:tc>
+          <w:tcPr>
+            <w:cnfStyle w:val="001000000000" w:firstRow="0" w:lastRow="0" w:firstColumn="1" w:lastColumn="0" w:oddVBand="0" w:evenVBand="0" w:oddHBand="0" w:evenHBand="0" w:firstRowFirstColumn="0" w:firstRowLastColumn="0" w:lastRowFirstColumn="0" w:lastRowLastColumn="0"/>
+            <w:tcW w:w="3056" w:type="dxa"/>
+          </w:tcPr>
+          <w:p>
+            <w:pPr>
+              <w:spacing w:after="0"/>
+              <w:rPr>
+                <w:rFonts w:eastAsia="Aptos"/>
+              </w:rPr>
+            </w:pPr>
+            <w:r>
+              <w:t>IA_REND (rendiment)</w:t>
+            </w:r>
+          </w:p>
+        </w:tc>
+        <w:tc>
+          <w:tcPr>
+            <w:tcW w:w="1147" w:type="dxa"/>
+          </w:tcPr>
+          <w:p>
+            <w:pPr>
+              <w:spacing w:after="0"/>
+              <w:jc w:val="center"/>
+              <w:cnfStyle w:val="000000000000" w:firstRow="0" w:lastRow="0" w:firstColumn="0" w:lastColumn="0" w:oddVBand="0" w:evenVBand="0" w:oddHBand="0" w:evenHBand="0" w:firstRowFirstColumn="0" w:firstRowLastColumn="0" w:lastRowFirstColumn="0" w:lastRowLastColumn="0"/>
+              <w:rPr>
+                <w:rFonts w:eastAsia="Aptos"/>
+              </w:rPr>
+            </w:pPr>
+            <w:r>
+              <w:t>3,47</w:t>
+            </w:r>
+          </w:p>
+        </w:tc>
+        <w:tc>
+          <w:tcPr>
+            <w:tcW w:w="1578" w:type="dxa"/>
+          </w:tcPr>
+          <w:p>
+            <w:pPr>
+              <w:spacing w:after="0"/>
+              <w:jc w:val="center"/>
+              <w:cnfStyle w:val="000000000000" w:firstRow="0" w:lastRow="0" w:firstColumn="0" w:lastColumn="0" w:oddVBand="0" w:evenVBand="0" w:oddHBand="0" w:evenHBand="0" w:firstRowFirstColumn="0" w:firstRowLastColumn="0" w:lastRowFirstColumn="0" w:lastRowLastColumn="0"/>
+              <w:rPr>
+                <w:rFonts w:eastAsia="Aptos"/>
+              </w:rPr>
+            </w:pPr>
+            <w:r>
+              <w:t>4,78</w:t>
+            </w:r>
+          </w:p>
+        </w:tc>
+        <w:tc>
+          <w:tcPr>
+            <w:tcW w:w="1151" w:type="dxa"/>
+          </w:tcPr>
+          <w:p>
+            <w:pPr>
+              <w:spacing w:after="0"/>
+              <w:jc w:val="center"/>
+              <w:cnfStyle w:val="000000000000" w:firstRow="0" w:lastRow="0" w:firstColumn="0" w:lastColumn="0" w:oddVBand="0" w:evenVBand="0" w:oddHBand="0" w:evenHBand="0" w:firstRowFirstColumn="0" w:firstRowLastColumn="0" w:lastRowFirstColumn="0" w:lastRowLastColumn="0"/>
+              <w:rPr>
+                <w:rFonts w:eastAsia="Aptos"/>
+              </w:rPr>
+            </w:pPr>
+            <w:r>
+              <w:t>+1,31</w:t>
+            </w:r>
+          </w:p>
+        </w:tc>
+      </w:tr>
+      <w:tr>
+        <w:trPr>
+          <w:jc w:val="center"/>
+        </w:trPr>
+        <w:tc>
+          <w:tcPr>
+            <w:cnfStyle w:val="001000000000" w:firstRow="0" w:lastRow="0" w:firstColumn="1" w:lastColumn="0" w:oddVBand="0" w:evenVBand="0" w:oddHBand="0" w:evenHBand="0" w:firstRowFirstColumn="0" w:firstRowLastColumn="0" w:lastRowFirstColumn="0" w:lastRowLastColumn="0"/>
+            <w:tcW w:w="3056" w:type="dxa"/>
+          </w:tcPr>
+          <w:p>
+            <w:pPr>
+              <w:spacing w:after="0"/>
+              <w:rPr>
+                <w:rFonts w:eastAsia="Aptos"/>
+              </w:rPr>
+            </w:pPr>
+            <w:r>
+              <w:t>IA_PDFS (materials)</w:t>
+            </w:r>
+          </w:p>
+        </w:tc>
+        <w:tc>
+          <w:tcPr>
+            <w:tcW w:w="1147" w:type="dxa"/>
+          </w:tcPr>
+          <w:p>
+            <w:pPr>
+              <w:spacing w:after="0"/>
+              <w:jc w:val="center"/>
+              <w:cnfStyle w:val="000000000000" w:firstRow="0" w:lastRow="0" w:firstColumn="0" w:lastColumn="0" w:oddVBand="0" w:evenVBand="0" w:oddHBand="0" w:evenHBand="0" w:firstRowFirstColumn="0" w:firstRowLastColumn="0" w:lastRowFirstColumn="0" w:lastRowLastColumn="0"/>
+              <w:rPr>
+                <w:rFonts w:eastAsia="Aptos"/>
+              </w:rPr>
+            </w:pPr>
+            <w:r>
+              <w:t>3,96</w:t>
+            </w:r>
+          </w:p>
+        </w:tc>
+        <w:tc>
+          <w:tcPr>
+            <w:tcW w:w="1578" w:type="dxa"/>
+          </w:tcPr>
+          <w:p>
+            <w:pPr>
+              <w:spacing w:after="0"/>
+              <w:jc w:val="center"/>
+              <w:cnfStyle w:val="000000000000" w:firstRow="0" w:lastRow="0" w:firstColumn="0" w:lastColumn="0" w:oddVBand="0" w:evenVBand="0" w:oddHBand="0" w:evenHBand="0" w:firstRowFirstColumn="0" w:firstRowLastColumn="0" w:lastRowFirstColumn="0" w:lastRowLastColumn="0"/>
+              <w:rPr>
+                <w:rFonts w:eastAsia="Aptos"/>
+              </w:rPr>
+            </w:pPr>
+            <w:r>
+              <w:t>5,25</w:t>
+            </w:r>
+          </w:p>
+        </w:tc>
+        <w:tc>
+          <w:tcPr>
+            <w:tcW w:w="1151" w:type="dxa"/>
+          </w:tcPr>
+          <w:p>
+            <w:pPr>
+              <w:spacing w:after="0"/>
+              <w:jc w:val="center"/>
+              <w:cnfStyle w:val="000000000000" w:firstRow="0" w:lastRow="0" w:firstColumn="0" w:lastColumn="0" w:oddVBand="0" w:evenVBand="0" w:oddHBand="0" w:evenHBand="0" w:firstRowFirstColumn="0" w:firstRowLastColumn="0" w:lastRowFirstColumn="0" w:lastRowLastColumn="0"/>
+              <w:rPr>
+                <w:rFonts w:eastAsia="Aptos"/>
+              </w:rPr>
+            </w:pPr>
+            <w:r>
+              <w:t>+1,29</w:t>
+            </w:r>
+          </w:p>
+        </w:tc>
+      </w:tr>
+      <w:tr>
+        <w:trPr>
+          <w:jc w:val="center"/>
+        </w:trPr>
+        <w:tc>
+          <w:tcPr>
+            <w:cnfStyle w:val="001000000000" w:firstRow="0" w:lastRow="0" w:firstColumn="1" w:lastColumn="0" w:oddVBand="0" w:evenVBand="0" w:oddHBand="0" w:evenHBand="0" w:firstRowFirstColumn="0" w:firstRowLastColumn="0" w:lastRowFirstColumn="0" w:lastRowLastColumn="0"/>
+            <w:tcW w:w="3056" w:type="dxa"/>
+          </w:tcPr>
+          <w:p>
+            <w:pPr>
+              <w:spacing w:after="0"/>
+              <w:rPr>
+                <w:rFonts w:eastAsia="Aptos"/>
+              </w:rPr>
+            </w:pPr>
+            <w:r>
+              <w:t>IA_SUBST (substitució classe)</w:t>
+            </w:r>
+          </w:p>
+        </w:tc>
+        <w:tc>
+          <w:tcPr>
+            <w:tcW w:w="1147" w:type="dxa"/>
+          </w:tcPr>
+          <w:p>
+            <w:pPr>
+              <w:spacing w:after="0"/>
+              <w:jc w:val="center"/>
+              <w:cnfStyle w:val="000000000000" w:firstRow="0" w:lastRow="0" w:firstColumn="0" w:lastColumn="0" w:oddVBand="0" w:evenVBand="0" w:oddHBand="0" w:evenHBand="0" w:firstRowFirstColumn="0" w:firstRowLastColumn="0" w:lastRowFirstColumn="0" w:lastRowLastColumn="0"/>
+              <w:rPr>
+                <w:rFonts w:eastAsia="Aptos"/>
+              </w:rPr>
+            </w:pPr>
+            <w:r>
+              <w:t>2,06</w:t>
+            </w:r>
+          </w:p>
+        </w:tc>
+        <w:tc>
+          <w:tcPr>
+            <w:tcW w:w="1578" w:type="dxa"/>
+          </w:tcPr>
+          <w:p>
+            <w:pPr>
+              <w:spacing w:after="0"/>
+              <w:jc w:val="center"/>
+              <w:cnfStyle w:val="000000000000" w:firstRow="0" w:lastRow="0" w:firstColumn="0" w:lastColumn="0" w:oddVBand="0" w:evenVBand="0" w:oddHBand="0" w:evenHBand="0" w:firstRowFirstColumn="0" w:firstRowLastColumn="0" w:lastRowFirstColumn="0" w:lastRowLastColumn="0"/>
+              <w:rPr>
+                <w:rFonts w:eastAsia="Aptos"/>
+              </w:rPr>
+            </w:pPr>
+            <w:r>
+              <w:t>3,62</w:t>
+            </w:r>
+          </w:p>
+        </w:tc>
+        <w:tc>
+          <w:tcPr>
+            <w:tcW w:w="1151" w:type="dxa"/>
+          </w:tcPr>
+          <w:p>
+            <w:pPr>
+              <w:spacing w:after="0"/>
+              <w:jc w:val="center"/>
+              <w:cnfStyle w:val="000000000000" w:firstRow="0" w:lastRow="0" w:firstColumn="0" w:lastColumn="0" w:oddVBand="0" w:evenVBand="0" w:oddHBand="0" w:evenHBand="0" w:firstRowFirstColumn="0" w:firstRowLastColumn="0" w:lastRowFirstColumn="0" w:lastRowLastColumn="0"/>
+              <w:rPr>
+                <w:rFonts w:eastAsia="Aptos"/>
+              </w:rPr>
+            </w:pPr>
+            <w:r>
+              <w:t>+1,56</w:t>
+            </w:r>
+          </w:p>
+        </w:tc>
+      </w:tr>
+      <w:tr>
+        <w:trPr>
+          <w:jc w:val="center"/>
+        </w:trPr>
+        <w:tc>
+          <w:tcPr>
+            <w:cnfStyle w:val="001000000000" w:firstRow="0" w:lastRow="0" w:firstColumn="1" w:lastColumn="0" w:oddVBand="0" w:evenVBand="0" w:oddHBand="0" w:evenHBand="0" w:firstRowFirstColumn="0" w:firstRowLastColumn="0" w:lastRowFirstColumn="0" w:lastRowLastColumn="0"/>
+            <w:tcW w:w="3056" w:type="dxa"/>
+          </w:tcPr>
+          <w:p>
+            <w:pPr>
+              <w:spacing w:after="0"/>
+              <w:rPr>
+                <w:rFonts w:eastAsia="Aptos"/>
+              </w:rPr>
+            </w:pPr>
+            <w:r>
+              <w:t>IA_ATENC (atenció classe)</w:t>
+            </w:r>
+          </w:p>
+        </w:tc>
+        <w:tc>
+          <w:tcPr>
+            <w:tcW w:w="1147" w:type="dxa"/>
+          </w:tcPr>
+          <w:p>
+            <w:pPr>
+              <w:spacing w:after="0"/>
+              <w:jc w:val="center"/>
+              <w:cnfStyle w:val="000000000000" w:firstRow="0" w:lastRow="0" w:firstColumn="0" w:lastColumn="0" w:oddVBand="0" w:evenVBand="0" w:oddHBand="0" w:evenHBand="0" w:firstRowFirstColumn="0" w:firstRowLastColumn="0" w:lastRowFirstColumn="0" w:lastRowLastColumn="0"/>
+              <w:rPr>
+                <w:rFonts w:eastAsia="Aptos"/>
+              </w:rPr>
+            </w:pPr>
+            <w:r>
+              <w:t>1,78</w:t>
+            </w:r>
+          </w:p>
+        </w:tc>
+        <w:tc>
+          <w:tcPr>
+            <w:tcW w:w="1578" w:type="dxa"/>
+          </w:tcPr>
+          <w:p>
+            <w:pPr>
+              <w:spacing w:after="0"/>
+              <w:jc w:val="center"/>
+              <w:cnfStyle w:val="000000000000" w:firstRow="0" w:lastRow="0" w:firstColumn="0" w:lastColumn="0" w:oddVBand="0" w:evenVBand="0" w:oddHBand="0" w:evenHBand="0" w:firstRowFirstColumn="0" w:firstRowLastColumn="0" w:lastRowFirstColumn="0" w:lastRowLastColumn="0"/>
+              <w:rPr>
+                <w:rFonts w:eastAsia="Aptos"/>
+              </w:rPr>
+            </w:pPr>
+            <w:r>
+              <w:t>3,28</w:t>
+            </w:r>
+          </w:p>
+        </w:tc>
+        <w:tc>
+          <w:tcPr>
+            <w:tcW w:w="1151" w:type="dxa"/>
+          </w:tcPr>
+          <w:p>
+            <w:pPr>
+              <w:spacing w:after="0"/>
+              <w:jc w:val="center"/>
+              <w:cnfStyle w:val="000000000000" w:firstRow="0" w:lastRow="0" w:firstColumn="0" w:lastColumn="0" w:oddVBand="0" w:evenVBand="0" w:oddHBand="0" w:evenHBand="0" w:firstRowFirstColumn="0" w:firstRowLastColumn="0" w:lastRowFirstColumn="0" w:lastRowLastColumn="0"/>
+              <w:rPr>
+                <w:rFonts w:eastAsia="Aptos"/>
+              </w:rPr>
+            </w:pPr>
+            <w:r>
+              <w:t>+1,50</w:t>
+            </w:r>
+          </w:p>
+        </w:tc>
+      </w:tr>
+      <w:tr>
+        <w:trPr>
+          <w:jc w:val="center"/>
+        </w:trPr>
+        <w:tc>
+          <w:tcPr>
+            <w:cnfStyle w:val="001000000000" w:firstRow="0" w:lastRow="0" w:firstColumn="1" w:lastColumn="0" w:oddVBand="0" w:evenVBand="0" w:oddHBand="0" w:evenHBand="0" w:firstRowFirstColumn="0" w:firstRowLastColumn="0" w:lastRowFirstColumn="0" w:lastRowLastColumn="0"/>
+            <w:tcW w:w="3056" w:type="dxa"/>
+          </w:tcPr>
+          <w:p>
+            <w:pPr>
+              <w:spacing w:after="0"/>
+              <w:rPr>
+                <w:rFonts w:eastAsia="Aptos"/>
+              </w:rPr>
+            </w:pPr>
+            <w:r>
+              <w:t>IA_CONF (confiança IA)</w:t>
+            </w:r>
+          </w:p>
+        </w:tc>
+        <w:tc>
+          <w:tcPr>
+            <w:tcW w:w="1147" w:type="dxa"/>
+          </w:tcPr>
+          <w:p>
+            <w:pPr>
+              <w:spacing w:after="0"/>
+              <w:jc w:val="center"/>
+              <w:cnfStyle w:val="000000000000" w:firstRow="0" w:lastRow="0" w:firstColumn="0" w:lastColumn="0" w:oddVBand="0" w:evenVBand="0" w:oddHBand="0" w:evenHBand="0" w:firstRowFirstColumn="0" w:firstRowLastColumn="0" w:lastRowFirstColumn="0" w:lastRowLastColumn="0"/>
+              <w:rPr>
+                <w:rFonts w:eastAsia="Aptos"/>
+              </w:rPr>
+            </w:pPr>
+            <w:r>
+              <w:t>1,81</w:t>
+            </w:r>
+          </w:p>
+        </w:tc>
+        <w:tc>
+          <w:tcPr>
+            <w:tcW w:w="1578" w:type="dxa"/>
+          </w:tcPr>
+          <w:p>
+            <w:pPr>
+              <w:spacing w:after="0"/>
+              <w:jc w:val="center"/>
+              <w:cnfStyle w:val="000000000000" w:firstRow="0" w:lastRow="0" w:firstColumn="0" w:lastColumn="0" w:oddVBand="0" w:evenVBand="0" w:oddHBand="0" w:evenHBand="0" w:firstRowFirstColumn="0" w:firstRowLastColumn="0" w:lastRowFirstColumn="0" w:lastRowLastColumn="0"/>
+              <w:rPr>
+                <w:rFonts w:eastAsia="Aptos"/>
+              </w:rPr>
+            </w:pPr>
+            <w:r>
+              <w:t>2,79</w:t>
+            </w:r>
+          </w:p>
+        </w:tc>
+        <w:tc>
+          <w:tcPr>
+            <w:tcW w:w="1151" w:type="dxa"/>
+          </w:tcPr>
+          <w:p>
+            <w:pPr>
+              <w:spacing w:after="0"/>
+              <w:jc w:val="center"/>
+              <w:cnfStyle w:val="000000000000" w:firstRow="0" w:lastRow="0" w:firstColumn="0" w:lastColumn="0" w:oddVBand="0" w:evenVBand="0" w:oddHBand="0" w:evenHBand="0" w:firstRowFirstColumn="0" w:firstRowLastColumn="0" w:lastRowFirstColumn="0" w:lastRowLastColumn="0"/>
+              <w:rPr>
+                <w:rFonts w:eastAsia="Aptos"/>
+              </w:rPr>
+            </w:pPr>
+            <w:r>
+              <w:t>+0,98</w:t>
+            </w:r>
+          </w:p>
+        </w:tc>
+      </w:tr>
+    </w:tbl>
+    <w:p>
+      <w:pPr>
+        <w:spacing w:before="240"/>
+      </w:pPr>
+      <w:r>
+        <w:t xml:space="preserve">El </w:t>
+      </w:r>
+      <w:r>
+        <w:t xml:space="preserve">Clúster 1 agrupa estudiants amb un ús moderat de la IA: la utilitzen com a eina d'estudi complementària però no perceben que substitueixi l'assistència ni que els faci perdre atenció a classe. El Clúster 2 correspon a estudiants amb un ús intensiu i actitud clarament substitutiva: puntuen significativament més alt tant en freqüència d'ús com, i sobretot, en els ítems que mesuren si la IA </w:t>
+      </w:r>
+      <w:r>
+        <w:t>redueix</w:t>
+      </w:r>
+      <w:r>
+        <w:t xml:space="preserve"> la necessitat d'anar a classe (IA_SUBST: +1,56 punts) i si redueix la seva atenció durant les sessions presencials (IA_ATENC: +1,50 punts).</w:t>
+      </w:r>
+    </w:p>
+    <w:p>
+      <w:pPr>
+        <w:keepNext/>
+        <w:spacing w:before="240" w:after="0"/>
+        <w:jc w:val="center"/>
+      </w:pPr>
+      <w:r>
+        <w:lastRenderedPageBreak/>
+        <w:drawing>
+          <wp:inline distT="0" distB="0" distL="0" distR="0" wp14:anchorId="3C76D138" wp14:editId="1244B9F9">
+            <wp:extent cx="4676775" cy="2993378"/>
+            <wp:effectExtent l="0" t="0" r="0" b="0"/>
+            <wp:docPr id="1904037857" name="Imagen 6"/>
+            <wp:cNvGraphicFramePr>
+              <a:graphicFrameLocks xmlns:a="http://schemas.openxmlformats.org/drawingml/2006/main" noChangeAspect="1"/>
+            </wp:cNvGraphicFramePr>
+            <a:graphic xmlns:a="http://schemas.openxmlformats.org/drawingml/2006/main">
+              <a:graphicData uri="http://schemas.openxmlformats.org/drawingml/2006/picture">
+                <pic:pic xmlns:pic="http://schemas.openxmlformats.org/drawingml/2006/picture">
+                  <pic:nvPicPr>
+                    <pic:cNvPr id="0" name="Picture 6"/>
+                    <pic:cNvPicPr>
+                      <a:picLocks noChangeAspect="1" noChangeArrowheads="1"/>
+                    </pic:cNvPicPr>
+                  </pic:nvPicPr>
+                  <pic:blipFill rotWithShape="1">
+                    <a:blip r:embed="rId40" cstate="print">
+                      <a:extLst>
+                        <a:ext uri="{28A0092B-C50C-407E-A947-70E740481C1C}">
+                          <a14:useLocalDpi xmlns:a14="http://schemas.microsoft.com/office/drawing/2010/main" val="0"/>
+                        </a:ext>
+                      </a:extLst>
+                    </a:blip>
+                    <a:srcRect t="8567"/>
+                    <a:stretch>
+                      <a:fillRect/>
+                    </a:stretch>
+                  </pic:blipFill>
+                  <pic:spPr bwMode="auto">
+                    <a:xfrm>
+                      <a:off x="0" y="0"/>
+                      <a:ext cx="4679488" cy="2995114"/>
+                    </a:xfrm>
+                    <a:prstGeom prst="rect">
+                      <a:avLst/>
+                    </a:prstGeom>
+                    <a:noFill/>
+                    <a:ln>
+                      <a:noFill/>
+                    </a:ln>
+                    <a:extLst>
+                      <a:ext uri="{53640926-AAD7-44D8-BBD7-CCE9431645EC}">
+                        <a14:shadowObscured xmlns:a14="http://schemas.microsoft.com/office/drawing/2010/main"/>
+                      </a:ext>
+                    </a:extLst>
+                  </pic:spPr>
+                </pic:pic>
+              </a:graphicData>
+            </a:graphic>
+          </wp:inline>
+        </w:drawing>
+      </w:r>
+    </w:p>
+    <w:p>
+      <w:pPr>
+        <w:pStyle w:val="Descripcin"/>
+        <w:spacing w:after="240"/>
+        <w:jc w:val="center"/>
+      </w:pPr>
+      <w:bookmarkStart w:id="68" w:name="_Ref232096127"/>
+      <w:r>
+        <w:t xml:space="preserve">Gràfic </w:t>
+      </w:r>
+      <w:r>
+        <w:fldChar w:fldCharType="begin"/>
+      </w:r>
+      <w:r>
+        <w:instrText xml:space="preserve"> SEQ Gràfic \* ARABIC </w:instrText>
+      </w:r>
+      <w:r>
+        <w:fldChar w:fldCharType="separate"/>
+      </w:r>
+      <w:r>
+        <w:rPr>
+          <w:noProof/>
+        </w:rPr>
+        <w:t>30</w:t>
+      </w:r>
+      <w:r>
+        <w:fldChar w:fldCharType="end"/>
+      </w:r>
+      <w:bookmarkEnd w:id="68"/>
+      <w:r>
+        <w:t>: PCA 2D de l’assignació del FCM del train</w:t>
+      </w:r>
+    </w:p>
+    <w:p>
+      <w:r>
+        <w:t xml:space="preserve">La representació en l'espai PCA </w:t>
+      </w:r>
+      <w:r>
+        <w:t>(</w:t>
+      </w:r>
+      <w:r>
+        <w:fldChar w:fldCharType="begin"/>
+      </w:r>
+      <w:r>
+        <w:instrText xml:space="preserve"> REF _Ref232096127 \h </w:instrText>
+      </w:r>
+      <w:r>
+        <w:fldChar w:fldCharType="separate"/>
+      </w:r>
+      <w:r>
+        <w:t xml:space="preserve">Gràfic </w:t>
+      </w:r>
+      <w:r>
+        <w:rPr>
+          <w:noProof/>
+        </w:rPr>
+        <w:t>30</w:t>
+      </w:r>
+      <w:r>
+        <w:fldChar w:fldCharType="end"/>
+      </w:r>
+      <w:r>
+        <w:t xml:space="preserve">) </w:t>
+      </w:r>
+      <w:r>
+        <w:t xml:space="preserve">confirma visualment la separació: els dos </w:t>
+      </w:r>
+      <w:r>
+        <w:t>clústers</w:t>
+      </w:r>
+      <w:r>
+        <w:t xml:space="preserve"> s'organitzen principalment al llarg del primer component principal (que explica el 25,6% de la </w:t>
+      </w:r>
+      <w:r>
+        <w:t>variància</w:t>
+      </w:r>
+      <w:r>
+        <w:t xml:space="preserve">), </w:t>
+      </w:r>
+      <w:r>
+        <w:t xml:space="preserve">i </w:t>
+      </w:r>
+      <w:r>
+        <w:t xml:space="preserve">que captura precisament </w:t>
+      </w:r>
+      <w:r>
+        <w:t xml:space="preserve">la </w:t>
+      </w:r>
+      <w:r>
+        <w:t xml:space="preserve">intensitat en l'ús de la IA. La transparència dels punts és proporcional a la certesa d'assignació (max </w:t>
+      </w:r>
+      <w:r>
+        <w:rPr>
+          <w:rStyle w:val="nfasis"/>
+        </w:rPr>
+        <w:t>u</w:t>
+      </w:r>
+      <w:r>
+        <w:t>ᵢ</w:t>
+      </w:r>
+      <w:r>
+        <w:rPr>
+          <w:rFonts w:ascii="Cambria Math" w:hAnsi="Cambria Math" w:cs="Cambria Math"/>
+        </w:rPr>
+        <w:t>ₖ</w:t>
+      </w:r>
+      <w:r>
+        <w:t>): els punts m</w:t>
+      </w:r>
+      <w:r>
+        <w:rPr>
+          <w:rFonts w:cs="Calibri"/>
+        </w:rPr>
+        <w:t>é</w:t>
+      </w:r>
+      <w:r>
+        <w:t xml:space="preserve">s opacs </w:t>
+      </w:r>
+      <w:r>
+        <w:rPr>
+          <w:rFonts w:cs="Calibri"/>
+        </w:rPr>
+        <w:t>—</w:t>
+      </w:r>
+      <w:r>
+        <w:t xml:space="preserve"> els estudiants m</w:t>
+      </w:r>
+      <w:r>
+        <w:rPr>
+          <w:rFonts w:cs="Calibri"/>
+        </w:rPr>
+        <w:t>é</w:t>
+      </w:r>
+      <w:r>
+        <w:t xml:space="preserve">s clarament assignats </w:t>
+      </w:r>
+      <w:r>
+        <w:rPr>
+          <w:rFonts w:cs="Calibri"/>
+        </w:rPr>
+        <w:t>—</w:t>
+      </w:r>
+      <w:r>
+        <w:t xml:space="preserve"> tendeixen a situar-se als extrems del gradient, mentre que els punts m</w:t>
+      </w:r>
+      <w:r>
+        <w:rPr>
+          <w:rFonts w:cs="Calibri"/>
+        </w:rPr>
+        <w:t>é</w:t>
+      </w:r>
+      <w:r>
+        <w:t>s transparents es troben a la zona de solapament central.</w:t>
+      </w:r>
+    </w:p>
+    <w:p>
+      <w:r>
+        <w:t xml:space="preserve">La distribució per </w:t>
+      </w:r>
+      <w:r>
+        <w:t>clúster</w:t>
+      </w:r>
+      <w:r>
+        <w:t xml:space="preserve"> és equilibrada: 132 observacions al </w:t>
+      </w:r>
+      <w:r>
+        <w:t>Clúster</w:t>
+      </w:r>
+      <w:r>
+        <w:t xml:space="preserve"> 1 (48%) i 143 al </w:t>
+      </w:r>
+      <w:r>
+        <w:t>Clúster</w:t>
+      </w:r>
+      <w:r>
+        <w:t xml:space="preserve"> 2 (52%) en el train.</w:t>
+      </w:r>
+    </w:p>
+    <w:p>
+      <w:pPr>
+        <w:rPr>
+          <w:b/>
+          <w:bCs/>
+        </w:rPr>
+      </w:pPr>
+      <w:r>
+        <w:rPr>
+          <w:b/>
+          <w:bCs/>
+        </w:rPr>
+        <w:t>Interpretació</w:t>
+      </w:r>
+    </w:p>
+    <w:p>
+      <w:r>
+        <w:t>El re</w:t>
+      </w:r>
+      <w:r>
+        <w:t>sultat del clustering té una lectura directa en termes de l'objectiu del treball. Tot i que els dos perfils d'estudiants comparteixen característiques sociodemogràfiques molt similars, es distingeixen clarament per la relació que han establert amb la IA</w:t>
+      </w:r>
+      <w:r>
+        <w:t xml:space="preserve"> a l’hora d’estudiar.</w:t>
+      </w:r>
+    </w:p>
+    <w:p>
+      <w:r>
+        <w:t xml:space="preserve">El </w:t>
+      </w:r>
+      <w:r>
+        <w:t>Clúster</w:t>
+      </w:r>
+      <w:r>
+        <w:t xml:space="preserve"> 2 no és simplement el d'estudiants que utilitzen més la IA: és el d'estudiants que </w:t>
+      </w:r>
+      <w:r>
+        <w:rPr>
+          <w:rStyle w:val="Fuerte"/>
+          <w:b w:val="0"/>
+          <w:bCs w:val="0"/>
+        </w:rPr>
+        <w:t>ja perceben la IA com una alternativa viable a la presència física a classe</w:t>
+      </w:r>
+      <w:r>
+        <w:t>. Que siguin precisament aquestes dues variables</w:t>
+      </w:r>
+      <w:r>
+        <w:t xml:space="preserve"> (</w:t>
+      </w:r>
+      <w:r>
+        <w:t>IA_SUBST i IA_ATENC</w:t>
+      </w:r>
+      <w:r>
+        <w:t>)</w:t>
+      </w:r>
+      <w:r>
+        <w:t xml:space="preserve"> les que més diferencien els </w:t>
+      </w:r>
+      <w:r>
+        <w:t>clisters</w:t>
+      </w:r>
+      <w:r>
+        <w:t xml:space="preserve"> suggereix que el perfil de risc d'absentisme no depèn de qui és l'estudiant sinó de</w:t>
+      </w:r>
+      <w:r>
+        <w:t xml:space="preserve"> quin ús li dona i quina utilitat li veu a la Intel·ligència Artificial.</w:t>
+      </w:r>
+    </w:p>
+    <w:p>
       <w:r>
         <w:rPr>
           <w:rFonts w:eastAsia="Aptos"/>
@@ -28347,7 +33171,7 @@
         </w:rPr>
       </w:pPr>
     </w:p>
-    <w:bookmarkStart w:id="66" w:name="_Toc231408550" w:displacedByCustomXml="next"/>
+    <w:bookmarkStart w:id="69" w:name="_Toc231408550" w:displacedByCustomXml="next"/>
     <w:sdt>
       <w:sdtPr>
         <w:rPr>
@@ -28421,7 +33245,7 @@
             <w:lastRenderedPageBreak/>
             <w:t>Bibliografia</w:t>
           </w:r>
-          <w:bookmarkEnd w:id="66"/>
+          <w:bookmarkEnd w:id="69"/>
         </w:p>
         <w:sdt>
           <w:sdtPr>
@@ -28624,12 +33448,12 @@
       <w:pPr>
         <w:pStyle w:val="Ttulo1"/>
       </w:pPr>
-      <w:bookmarkStart w:id="67" w:name="_Toc231408551"/>
+      <w:bookmarkStart w:id="70" w:name="_Toc231408551"/>
       <w:r>
         <w:lastRenderedPageBreak/>
         <w:t>Annexos</w:t>
       </w:r>
-      <w:bookmarkEnd w:id="67"/>
+      <w:bookmarkEnd w:id="70"/>
     </w:p>
     <w:p>
       <w:pPr>
@@ -28664,11 +33488,11 @@
       <w:pPr>
         <w:pStyle w:val="Ttulo2"/>
       </w:pPr>
-      <w:bookmarkStart w:id="68" w:name="_Toc231408552"/>
+      <w:bookmarkStart w:id="71" w:name="_Toc231408552"/>
       <w:r>
         <w:t>Formulari i codificació de dades</w:t>
       </w:r>
-      <w:bookmarkEnd w:id="68"/>
+      <w:bookmarkEnd w:id="71"/>
     </w:p>
     <w:p>
       <w:pPr>
@@ -28682,8 +33506,8 @@
           <w:lang w:eastAsia="en-US"/>
         </w:rPr>
       </w:pPr>
-      <w:bookmarkStart w:id="69" w:name="_Ref230191761"/>
-      <w:bookmarkStart w:id="70" w:name="_Ref231142281"/>
+      <w:bookmarkStart w:id="72" w:name="_Ref230191761"/>
+      <w:bookmarkStart w:id="73" w:name="_Ref231142281"/>
       <w:r>
         <w:rPr>
           <w:rFonts w:eastAsia="Aptos"/>
@@ -28751,7 +33575,7 @@
         </w:rPr>
         <w:fldChar w:fldCharType="end"/>
       </w:r>
-      <w:bookmarkEnd w:id="69"/>
+      <w:bookmarkEnd w:id="72"/>
       <w:r>
         <w:rPr>
           <w:rFonts w:eastAsia="Aptos"/>
@@ -28785,7 +33609,7 @@
         </w:rPr>
         <w:t xml:space="preserve"> enviat a l’alumnat de la FEE de graus</w:t>
       </w:r>
-      <w:bookmarkEnd w:id="70"/>
+      <w:bookmarkEnd w:id="73"/>
     </w:p>
     <w:p>
       <w:pPr>
@@ -28808,7 +33632,7 @@
         </w:rPr>
         <w:t xml:space="preserve">L’enquesta original es pot consultar en el següent enllaç: </w:t>
       </w:r>
-      <w:hyperlink r:id="rId35" w:history="1">
+      <w:hyperlink r:id="rId41" w:history="1">
         <w:r>
           <w:rPr>
             <w:rFonts w:eastAsia="Aptos"/>
@@ -28871,7 +33695,7 @@
                     </pic:cNvPicPr>
                   </pic:nvPicPr>
                   <pic:blipFill>
-                    <a:blip r:embed="rId36" cstate="print">
+                    <a:blip r:embed="rId42" cstate="print">
                       <a:extLst>
                         <a:ext uri="{28A0092B-C50C-407E-A947-70E740481C1C}">
                           <a14:useLocalDpi xmlns:a14="http://schemas.microsoft.com/office/drawing/2010/main" val="0"/>
@@ -32038,19 +36862,29 @@
           <w:lang w:eastAsia="en-US"/>
         </w:rPr>
       </w:pPr>
-      <w:bookmarkStart w:id="71" w:name="_Ref230191949"/>
+      <w:bookmarkStart w:id="74" w:name="_Ref230191949"/>
       <w:r>
         <w:t xml:space="preserve">Annex </w:t>
       </w:r>
-      <w:fldSimple w:instr=" SEQ Annex \* ARABIC ">
-        <w:r>
-          <w:rPr>
-            <w:noProof/>
-          </w:rPr>
-          <w:t>2</w:t>
-        </w:r>
-      </w:fldSimple>
-      <w:bookmarkEnd w:id="71"/>
+      <w:r>
+        <w:fldChar w:fldCharType="begin"/>
+      </w:r>
+      <w:r>
+        <w:instrText xml:space="preserve"> SEQ Annex \* ARABIC </w:instrText>
+      </w:r>
+      <w:r>
+        <w:fldChar w:fldCharType="separate"/>
+      </w:r>
+      <w:r>
+        <w:rPr>
+          <w:noProof/>
+        </w:rPr>
+        <w:t>2</w:t>
+      </w:r>
+      <w:r>
+        <w:fldChar w:fldCharType="end"/>
+      </w:r>
+      <w:bookmarkEnd w:id="74"/>
       <w:r>
         <w:t>: Matriu de codificació de dades</w:t>
       </w:r>
@@ -32343,7 +37177,7 @@
                 <w:lang w:eastAsia="en-US"/>
               </w:rPr>
             </w:pPr>
-            <w:commentRangeStart w:id="72"/>
+            <w:commentRangeStart w:id="75"/>
             <w:r>
               <w:rPr>
                 <w:rFonts w:eastAsia="Aptos"/>
@@ -32606,7 +37440,7 @@
               </w:rPr>
               <w:t>10 = Doble Grau: ADE + Sociologia</w:t>
             </w:r>
-            <w:commentRangeEnd w:id="72"/>
+            <w:commentRangeEnd w:id="75"/>
             <w:r>
               <w:rPr>
                 <w:rStyle w:val="Refdecomentario"/>
@@ -32617,7 +37451,7 @@
                 <w:szCs w:val="22"/>
                 <w:lang w:eastAsia="en-US"/>
               </w:rPr>
-              <w:commentReference w:id="72"/>
+              <w:commentReference w:id="75"/>
             </w:r>
           </w:p>
         </w:tc>
@@ -36628,12 +41462,12 @@
       <w:pPr>
         <w:pStyle w:val="Ttulo2"/>
       </w:pPr>
-      <w:bookmarkStart w:id="73" w:name="_Toc231408553"/>
+      <w:bookmarkStart w:id="76" w:name="_Toc231408553"/>
       <w:r>
         <w:lastRenderedPageBreak/>
         <w:t>Descriptiva</w:t>
       </w:r>
-      <w:bookmarkEnd w:id="73"/>
+      <w:bookmarkEnd w:id="76"/>
     </w:p>
     <w:p>
       <w:pPr>
@@ -36643,14 +41477,24 @@
       <w:r>
         <w:t xml:space="preserve">Annex </w:t>
       </w:r>
-      <w:fldSimple w:instr=" SEQ Annex \* ARABIC ">
-        <w:r>
-          <w:rPr>
-            <w:noProof/>
-          </w:rPr>
-          <w:t>3</w:t>
-        </w:r>
-      </w:fldSimple>
+      <w:r>
+        <w:fldChar w:fldCharType="begin"/>
+      </w:r>
+      <w:r>
+        <w:instrText xml:space="preserve"> SEQ Annex \* ARABIC </w:instrText>
+      </w:r>
+      <w:r>
+        <w:fldChar w:fldCharType="separate"/>
+      </w:r>
+      <w:r>
+        <w:rPr>
+          <w:noProof/>
+        </w:rPr>
+        <w:t>3</w:t>
+      </w:r>
+      <w:r>
+        <w:fldChar w:fldCharType="end"/>
+      </w:r>
       <w:r>
         <w:t>: Box-plot de l’edat segons el grup d’assistència</w:t>
       </w:r>
@@ -36682,7 +41526,7 @@
                     </pic:cNvPicPr>
                   </pic:nvPicPr>
                   <pic:blipFill rotWithShape="1">
-                    <a:blip r:embed="rId40" cstate="print">
+                    <a:blip r:embed="rId46" cstate="print">
                       <a:extLst>
                         <a:ext uri="{28A0092B-C50C-407E-A947-70E740481C1C}">
                           <a14:useLocalDpi xmlns:a14="http://schemas.microsoft.com/office/drawing/2010/main" val="0"/>
@@ -36727,14 +41571,24 @@
       <w:r>
         <w:t xml:space="preserve">Annex </w:t>
       </w:r>
-      <w:fldSimple w:instr=" SEQ Annex \* ARABIC ">
-        <w:r>
-          <w:rPr>
-            <w:noProof/>
-          </w:rPr>
-          <w:t>4</w:t>
-        </w:r>
-      </w:fldSimple>
+      <w:r>
+        <w:fldChar w:fldCharType="begin"/>
+      </w:r>
+      <w:r>
+        <w:instrText xml:space="preserve"> SEQ Annex \* ARABIC </w:instrText>
+      </w:r>
+      <w:r>
+        <w:fldChar w:fldCharType="separate"/>
+      </w:r>
+      <w:r>
+        <w:rPr>
+          <w:noProof/>
+        </w:rPr>
+        <w:t>4</w:t>
+      </w:r>
+      <w:r>
+        <w:fldChar w:fldCharType="end"/>
+      </w:r>
       <w:r>
         <w:t>: Distribució de l’assistència per gènere</w:t>
       </w:r>
@@ -36769,7 +41623,7 @@
                     </pic:cNvPicPr>
                   </pic:nvPicPr>
                   <pic:blipFill rotWithShape="1">
-                    <a:blip r:embed="rId41" cstate="print">
+                    <a:blip r:embed="rId47" cstate="print">
                       <a:extLst>
                         <a:ext uri="{28A0092B-C50C-407E-A947-70E740481C1C}">
                           <a14:useLocalDpi xmlns:a14="http://schemas.microsoft.com/office/drawing/2010/main" val="0"/>
@@ -36814,14 +41668,24 @@
       <w:r>
         <w:t xml:space="preserve">Annex </w:t>
       </w:r>
-      <w:fldSimple w:instr=" SEQ Annex \* ARABIC ">
-        <w:r>
-          <w:rPr>
-            <w:noProof/>
-          </w:rPr>
-          <w:t>5</w:t>
-        </w:r>
-      </w:fldSimple>
+      <w:r>
+        <w:fldChar w:fldCharType="begin"/>
+      </w:r>
+      <w:r>
+        <w:instrText xml:space="preserve"> SEQ Annex \* ARABIC </w:instrText>
+      </w:r>
+      <w:r>
+        <w:fldChar w:fldCharType="separate"/>
+      </w:r>
+      <w:r>
+        <w:rPr>
+          <w:noProof/>
+        </w:rPr>
+        <w:t>5</w:t>
+      </w:r>
+      <w:r>
+        <w:fldChar w:fldCharType="end"/>
+      </w:r>
       <w:r>
         <w:t>: Percentatge d’alumnes que assisteixen regularment per grau i curs (cel·les amb n&gt;5)</w:t>
       </w:r>
@@ -36856,7 +41720,7 @@
                     </pic:cNvPicPr>
                   </pic:nvPicPr>
                   <pic:blipFill rotWithShape="1">
-                    <a:blip r:embed="rId42" cstate="print">
+                    <a:blip r:embed="rId48" cstate="print">
                       <a:extLst>
                         <a:ext uri="{28A0092B-C50C-407E-A947-70E740481C1C}">
                           <a14:useLocalDpi xmlns:a14="http://schemas.microsoft.com/office/drawing/2010/main" val="0"/>
@@ -36904,12 +41768,12 @@
       <w:pPr>
         <w:pStyle w:val="Ttulo2"/>
       </w:pPr>
-      <w:bookmarkStart w:id="74" w:name="_Toc231408554"/>
+      <w:bookmarkStart w:id="77" w:name="_Toc231408554"/>
       <w:r>
         <w:lastRenderedPageBreak/>
         <w:t>EDA</w:t>
       </w:r>
-      <w:bookmarkEnd w:id="74"/>
+      <w:bookmarkEnd w:id="77"/>
     </w:p>
     <w:p>
       <w:pPr>
@@ -36922,14 +41786,24 @@
       <w:r>
         <w:t xml:space="preserve">Annex </w:t>
       </w:r>
-      <w:fldSimple w:instr=" SEQ Annex \* ARABIC ">
-        <w:r>
-          <w:rPr>
-            <w:noProof/>
-          </w:rPr>
-          <w:t>6</w:t>
-        </w:r>
-      </w:fldSimple>
+      <w:r>
+        <w:fldChar w:fldCharType="begin"/>
+      </w:r>
+      <w:r>
+        <w:instrText xml:space="preserve"> SEQ Annex \* ARABIC </w:instrText>
+      </w:r>
+      <w:r>
+        <w:fldChar w:fldCharType="separate"/>
+      </w:r>
+      <w:r>
+        <w:rPr>
+          <w:noProof/>
+        </w:rPr>
+        <w:t>6</w:t>
+      </w:r>
+      <w:r>
+        <w:fldChar w:fldCharType="end"/>
+      </w:r>
       <w:r>
         <w:t xml:space="preserve">: </w:t>
       </w:r>
@@ -36949,7 +41823,7 @@
           <w:lang w:eastAsia="en-US"/>
         </w:rPr>
         <w:drawing>
-          <wp:inline distT="0" distB="0" distL="0" distR="0" wp14:anchorId="693BC190" wp14:editId="75A16DE6">
+          <wp:inline distT="0" distB="0" distL="0" distR="0" wp14:anchorId="693BC190" wp14:editId="7336D3BB">
             <wp:extent cx="5400040" cy="4010025"/>
             <wp:effectExtent l="0" t="0" r="0" b="9525"/>
             <wp:docPr id="1947302634" name="Imagen 10"/>
@@ -36966,7 +41840,7 @@
                     </pic:cNvPicPr>
                   </pic:nvPicPr>
                   <pic:blipFill rotWithShape="1">
-                    <a:blip r:embed="rId43" cstate="print">
+                    <a:blip r:embed="rId49" cstate="print">
                       <a:extLst>
                         <a:ext uri="{28A0092B-C50C-407E-A947-70E740481C1C}">
                           <a14:useLocalDpi xmlns:a14="http://schemas.microsoft.com/office/drawing/2010/main" val="0"/>
@@ -37011,14 +41885,24 @@
       <w:r>
         <w:t xml:space="preserve">Annex </w:t>
       </w:r>
-      <w:fldSimple w:instr=" SEQ Annex \* ARABIC ">
-        <w:r>
-          <w:rPr>
-            <w:noProof/>
-          </w:rPr>
-          <w:t>7</w:t>
-        </w:r>
-      </w:fldSimple>
+      <w:r>
+        <w:fldChar w:fldCharType="begin"/>
+      </w:r>
+      <w:r>
+        <w:instrText xml:space="preserve"> SEQ Annex \* ARABIC </w:instrText>
+      </w:r>
+      <w:r>
+        <w:fldChar w:fldCharType="separate"/>
+      </w:r>
+      <w:r>
+        <w:rPr>
+          <w:noProof/>
+        </w:rPr>
+        <w:t>7</w:t>
+      </w:r>
+      <w:r>
+        <w:fldChar w:fldCharType="end"/>
+      </w:r>
       <w:r>
         <w:t>: Validació Monte-Carlo</w:t>
       </w:r>
@@ -37072,7 +41956,7 @@
                     </pic:cNvPicPr>
                   </pic:nvPicPr>
                   <pic:blipFill rotWithShape="1">
-                    <a:blip r:embed="rId44" cstate="print">
+                    <a:blip r:embed="rId50" cstate="print">
                       <a:extLst>
                         <a:ext uri="{28A0092B-C50C-407E-A947-70E740481C1C}">
                           <a14:useLocalDpi xmlns:a14="http://schemas.microsoft.com/office/drawing/2010/main" val="0"/>
@@ -37117,14 +42001,24 @@
       <w:r>
         <w:t xml:space="preserve">Annex </w:t>
       </w:r>
-      <w:fldSimple w:instr=" SEQ Annex \* ARABIC ">
-        <w:r>
-          <w:rPr>
-            <w:noProof/>
-          </w:rPr>
-          <w:t>8</w:t>
-        </w:r>
-      </w:fldSimple>
+      <w:r>
+        <w:fldChar w:fldCharType="begin"/>
+      </w:r>
+      <w:r>
+        <w:instrText xml:space="preserve"> SEQ Annex \* ARABIC </w:instrText>
+      </w:r>
+      <w:r>
+        <w:fldChar w:fldCharType="separate"/>
+      </w:r>
+      <w:r>
+        <w:rPr>
+          <w:noProof/>
+        </w:rPr>
+        <w:t>8</w:t>
+      </w:r>
+      <w:r>
+        <w:fldChar w:fldCharType="end"/>
+      </w:r>
       <w:r>
         <w:t>: Correlació Spearman entre variables numèriques</w:t>
       </w:r>
@@ -37267,7 +42161,7 @@
                     </pic:cNvPicPr>
                   </pic:nvPicPr>
                   <pic:blipFill rotWithShape="1">
-                    <a:blip r:embed="rId45" cstate="print">
+                    <a:blip r:embed="rId51" cstate="print">
                       <a:extLst>
                         <a:ext uri="{28A0092B-C50C-407E-A947-70E740481C1C}">
                           <a14:useLocalDpi xmlns:a14="http://schemas.microsoft.com/office/drawing/2010/main" val="0"/>
@@ -37323,12 +42217,12 @@
       <w:pPr>
         <w:pStyle w:val="Ttulo2"/>
       </w:pPr>
-      <w:bookmarkStart w:id="75" w:name="_Toc231408555"/>
+      <w:bookmarkStart w:id="78" w:name="_Toc231408555"/>
       <w:r>
         <w:lastRenderedPageBreak/>
         <w:t>EFA</w:t>
       </w:r>
-      <w:bookmarkEnd w:id="75"/>
+      <w:bookmarkEnd w:id="78"/>
     </w:p>
     <w:p>
       <w:pPr>
@@ -37336,19 +42230,29 @@
         <w:keepNext/>
         <w:jc w:val="left"/>
       </w:pPr>
-      <w:bookmarkStart w:id="76" w:name="_Ref231150746"/>
+      <w:bookmarkStart w:id="79" w:name="_Ref231150746"/>
       <w:r>
         <w:t xml:space="preserve">Annex </w:t>
       </w:r>
-      <w:fldSimple w:instr=" SEQ Annex \* ARABIC ">
-        <w:r>
-          <w:rPr>
-            <w:noProof/>
-          </w:rPr>
-          <w:t>9</w:t>
-        </w:r>
-      </w:fldSimple>
-      <w:bookmarkEnd w:id="76"/>
+      <w:r>
+        <w:fldChar w:fldCharType="begin"/>
+      </w:r>
+      <w:r>
+        <w:instrText xml:space="preserve"> SEQ Annex \* ARABIC </w:instrText>
+      </w:r>
+      <w:r>
+        <w:fldChar w:fldCharType="separate"/>
+      </w:r>
+      <w:r>
+        <w:rPr>
+          <w:noProof/>
+        </w:rPr>
+        <w:t>9</w:t>
+      </w:r>
+      <w:r>
+        <w:fldChar w:fldCharType="end"/>
+      </w:r>
+      <w:bookmarkEnd w:id="79"/>
       <w:r>
         <w:t>: Correlació entre els factors d’Estratègies i l’assistència</w:t>
       </w:r>
@@ -37394,7 +42298,7 @@
                     </pic:cNvPicPr>
                   </pic:nvPicPr>
                   <pic:blipFill rotWithShape="1">
-                    <a:blip r:embed="rId46" cstate="print">
+                    <a:blip r:embed="rId52" cstate="print">
                       <a:extLst>
                         <a:ext uri="{28A0092B-C50C-407E-A947-70E740481C1C}">
                           <a14:useLocalDpi xmlns:a14="http://schemas.microsoft.com/office/drawing/2010/main" val="0"/>
@@ -37442,35 +42346,45 @@
       <w:pPr>
         <w:pStyle w:val="Ttulo2"/>
       </w:pPr>
-      <w:bookmarkStart w:id="77" w:name="_Toc231408556"/>
+      <w:bookmarkStart w:id="80" w:name="_Toc231408556"/>
       <w:r>
         <w:t>Logit explicatiu</w:t>
       </w:r>
-      <w:bookmarkEnd w:id="77"/>
+      <w:bookmarkEnd w:id="80"/>
     </w:p>
     <w:p>
       <w:pPr>
         <w:pStyle w:val="Descripcin"/>
         <w:keepNext/>
       </w:pPr>
-      <w:bookmarkStart w:id="78" w:name="_Ref230109674"/>
-      <w:bookmarkStart w:id="79" w:name="_Ref230109679"/>
+      <w:bookmarkStart w:id="81" w:name="_Ref230109679"/>
+      <w:bookmarkStart w:id="82" w:name="_Ref230109674"/>
       <w:r>
         <w:t xml:space="preserve">Annex </w:t>
       </w:r>
-      <w:fldSimple w:instr=" SEQ Annex \* ARABIC ">
-        <w:r>
-          <w:rPr>
-            <w:noProof/>
-          </w:rPr>
-          <w:t>10</w:t>
-        </w:r>
-      </w:fldSimple>
-      <w:bookmarkEnd w:id="79"/>
+      <w:r>
+        <w:fldChar w:fldCharType="begin"/>
+      </w:r>
+      <w:r>
+        <w:instrText xml:space="preserve"> SEQ Annex \* ARABIC </w:instrText>
+      </w:r>
+      <w:r>
+        <w:fldChar w:fldCharType="separate"/>
+      </w:r>
+      <w:r>
+        <w:rPr>
+          <w:noProof/>
+        </w:rPr>
+        <w:t>10</w:t>
+      </w:r>
+      <w:r>
+        <w:fldChar w:fldCharType="end"/>
+      </w:r>
+      <w:bookmarkEnd w:id="81"/>
       <w:r>
         <w:t>: Calibration plot</w:t>
       </w:r>
-      <w:bookmarkEnd w:id="78"/>
+      <w:bookmarkEnd w:id="82"/>
     </w:p>
     <w:p>
       <w:pPr>
@@ -37513,7 +42427,7 @@
                     </pic:cNvPicPr>
                   </pic:nvPicPr>
                   <pic:blipFill rotWithShape="1">
-                    <a:blip r:embed="rId47" cstate="print">
+                    <a:blip r:embed="rId53" cstate="print">
                       <a:extLst>
                         <a:ext uri="{28A0092B-C50C-407E-A947-70E740481C1C}">
                           <a14:useLocalDpi xmlns:a14="http://schemas.microsoft.com/office/drawing/2010/main" val="0"/>
@@ -37555,20 +42469,30 @@
         <w:pStyle w:val="Descripcin"/>
         <w:keepNext/>
       </w:pPr>
-      <w:bookmarkStart w:id="80" w:name="_Ref230109739"/>
+      <w:bookmarkStart w:id="83" w:name="_Ref230109739"/>
       <w:r>
         <w:lastRenderedPageBreak/>
         <w:t xml:space="preserve">Annex </w:t>
       </w:r>
-      <w:fldSimple w:instr=" SEQ Annex \* ARABIC ">
-        <w:r>
-          <w:rPr>
-            <w:noProof/>
-          </w:rPr>
-          <w:t>11</w:t>
-        </w:r>
-      </w:fldSimple>
-      <w:bookmarkEnd w:id="80"/>
+      <w:r>
+        <w:fldChar w:fldCharType="begin"/>
+      </w:r>
+      <w:r>
+        <w:instrText xml:space="preserve"> SEQ Annex \* ARABIC </w:instrText>
+      </w:r>
+      <w:r>
+        <w:fldChar w:fldCharType="separate"/>
+      </w:r>
+      <w:r>
+        <w:rPr>
+          <w:noProof/>
+        </w:rPr>
+        <w:t>11</w:t>
+      </w:r>
+      <w:r>
+        <w:fldChar w:fldCharType="end"/>
+      </w:r>
+      <w:bookmarkEnd w:id="83"/>
       <w:r>
         <w:t>: Leverage vs Residus de Pearson estandarditzats</w:t>
       </w:r>
@@ -37614,7 +42538,7 @@
                     </pic:cNvPicPr>
                   </pic:nvPicPr>
                   <pic:blipFill rotWithShape="1">
-                    <a:blip r:embed="rId48" cstate="print">
+                    <a:blip r:embed="rId54" cstate="print">
                       <a:extLst>
                         <a:ext uri="{28A0092B-C50C-407E-A947-70E740481C1C}">
                           <a14:useLocalDpi xmlns:a14="http://schemas.microsoft.com/office/drawing/2010/main" val="0"/>
@@ -37659,14 +42583,24 @@
       <w:r>
         <w:t xml:space="preserve">Annex </w:t>
       </w:r>
-      <w:fldSimple w:instr=" SEQ Annex \* ARABIC ">
-        <w:r>
-          <w:rPr>
-            <w:noProof/>
-          </w:rPr>
-          <w:t>12</w:t>
-        </w:r>
-      </w:fldSimple>
+      <w:r>
+        <w:fldChar w:fldCharType="begin"/>
+      </w:r>
+      <w:r>
+        <w:instrText xml:space="preserve"> SEQ Annex \* ARABIC </w:instrText>
+      </w:r>
+      <w:r>
+        <w:fldChar w:fldCharType="separate"/>
+      </w:r>
+      <w:r>
+        <w:rPr>
+          <w:noProof/>
+        </w:rPr>
+        <w:t>12</w:t>
+      </w:r>
+      <w:r>
+        <w:fldChar w:fldCharType="end"/>
+      </w:r>
       <w:r>
         <w:t xml:space="preserve">: </w:t>
       </w:r>
@@ -38652,12 +43586,12 @@
       <w:pPr>
         <w:pStyle w:val="Ttulo2"/>
       </w:pPr>
-      <w:bookmarkStart w:id="81" w:name="_Toc231408557"/>
+      <w:bookmarkStart w:id="84" w:name="_Toc231408557"/>
       <w:r>
         <w:lastRenderedPageBreak/>
         <w:t>Logit predictiu</w:t>
       </w:r>
-      <w:bookmarkEnd w:id="81"/>
+      <w:bookmarkEnd w:id="84"/>
     </w:p>
     <w:p>
       <w:pPr>
@@ -38665,19 +43599,29 @@
         <w:keepNext/>
         <w:jc w:val="left"/>
       </w:pPr>
-      <w:bookmarkStart w:id="82" w:name="_Ref230797620"/>
+      <w:bookmarkStart w:id="85" w:name="_Ref230797620"/>
       <w:r>
         <w:t xml:space="preserve">Annex </w:t>
       </w:r>
-      <w:fldSimple w:instr=" SEQ Annex \* ARABIC ">
-        <w:r>
-          <w:rPr>
-            <w:noProof/>
-          </w:rPr>
-          <w:t>13</w:t>
-        </w:r>
-      </w:fldSimple>
-      <w:bookmarkEnd w:id="82"/>
+      <w:r>
+        <w:fldChar w:fldCharType="begin"/>
+      </w:r>
+      <w:r>
+        <w:instrText xml:space="preserve"> SEQ Annex \* ARABIC </w:instrText>
+      </w:r>
+      <w:r>
+        <w:fldChar w:fldCharType="separate"/>
+      </w:r>
+      <w:r>
+        <w:rPr>
+          <w:noProof/>
+        </w:rPr>
+        <w:t>13</w:t>
+      </w:r>
+      <w:r>
+        <w:fldChar w:fldCharType="end"/>
+      </w:r>
+      <w:bookmarkEnd w:id="85"/>
       <w:r>
         <w:t>: Corba Precision – Recall del lògit predictiu (OOF train)</w:t>
       </w:r>
@@ -38724,7 +43668,7 @@
                     </pic:cNvPicPr>
                   </pic:nvPicPr>
                   <pic:blipFill rotWithShape="1">
-                    <a:blip r:embed="rId49" cstate="print">
+                    <a:blip r:embed="rId55" cstate="print">
                       <a:extLst>
                         <a:ext uri="{28A0092B-C50C-407E-A947-70E740481C1C}">
                           <a14:useLocalDpi xmlns:a14="http://schemas.microsoft.com/office/drawing/2010/main" val="0"/>
@@ -38766,19 +43710,29 @@
         <w:pStyle w:val="Descripcin"/>
         <w:keepNext/>
       </w:pPr>
-      <w:bookmarkStart w:id="83" w:name="_Ref230797581"/>
+      <w:bookmarkStart w:id="86" w:name="_Ref230797581"/>
       <w:r>
         <w:t xml:space="preserve">Annex </w:t>
       </w:r>
-      <w:fldSimple w:instr=" SEQ Annex \* ARABIC ">
-        <w:r>
-          <w:rPr>
-            <w:noProof/>
-          </w:rPr>
-          <w:t>14</w:t>
-        </w:r>
-      </w:fldSimple>
-      <w:bookmarkEnd w:id="83"/>
+      <w:r>
+        <w:fldChar w:fldCharType="begin"/>
+      </w:r>
+      <w:r>
+        <w:instrText xml:space="preserve"> SEQ Annex \* ARABIC </w:instrText>
+      </w:r>
+      <w:r>
+        <w:fldChar w:fldCharType="separate"/>
+      </w:r>
+      <w:r>
+        <w:rPr>
+          <w:noProof/>
+        </w:rPr>
+        <w:t>14</w:t>
+      </w:r>
+      <w:r>
+        <w:fldChar w:fldCharType="end"/>
+      </w:r>
+      <w:bookmarkEnd w:id="86"/>
       <w:r>
         <w:t>: Corba ROC sobre el test</w:t>
       </w:r>
@@ -38824,7 +43778,7 @@
                     </pic:cNvPicPr>
                   </pic:nvPicPr>
                   <pic:blipFill rotWithShape="1">
-                    <a:blip r:embed="rId50" cstate="print">
+                    <a:blip r:embed="rId56" cstate="print">
                       <a:extLst>
                         <a:ext uri="{28A0092B-C50C-407E-A947-70E740481C1C}">
                           <a14:useLocalDpi xmlns:a14="http://schemas.microsoft.com/office/drawing/2010/main" val="0"/>
@@ -38876,14 +43830,24 @@
       <w:r>
         <w:t xml:space="preserve">Annex </w:t>
       </w:r>
-      <w:fldSimple w:instr=" SEQ Annex \* ARABIC ">
-        <w:r>
-          <w:rPr>
-            <w:noProof/>
-          </w:rPr>
-          <w:t>15</w:t>
-        </w:r>
-      </w:fldSimple>
+      <w:r>
+        <w:fldChar w:fldCharType="begin"/>
+      </w:r>
+      <w:r>
+        <w:instrText xml:space="preserve"> SEQ Annex \* ARABIC </w:instrText>
+      </w:r>
+      <w:r>
+        <w:fldChar w:fldCharType="separate"/>
+      </w:r>
+      <w:r>
+        <w:rPr>
+          <w:noProof/>
+        </w:rPr>
+        <w:t>15</w:t>
+      </w:r>
+      <w:r>
+        <w:fldChar w:fldCharType="end"/>
+      </w:r>
       <w:r>
         <w:t>: Matriu de confusió del logit</w:t>
       </w:r>
@@ -38915,12 +43879,12 @@
           <w:color w:val="3A3A3A"/>
         </w:rPr>
       </w:pPr>
-      <w:bookmarkStart w:id="84" w:name="_Toc231408558"/>
+      <w:bookmarkStart w:id="87" w:name="_Toc231408558"/>
       <w:r>
         <w:lastRenderedPageBreak/>
         <w:t>Random forest</w:t>
       </w:r>
-      <w:bookmarkEnd w:id="84"/>
+      <w:bookmarkEnd w:id="87"/>
     </w:p>
     <w:p>
       <w:pPr>
@@ -38928,19 +43892,29 @@
         <w:keepNext/>
         <w:jc w:val="left"/>
       </w:pPr>
-      <w:bookmarkStart w:id="85" w:name="_Ref231123451"/>
+      <w:bookmarkStart w:id="88" w:name="_Ref231123451"/>
       <w:r>
         <w:t xml:space="preserve">Annex </w:t>
       </w:r>
-      <w:fldSimple w:instr=" SEQ Annex \* ARABIC ">
-        <w:r>
-          <w:rPr>
-            <w:noProof/>
-          </w:rPr>
-          <w:t>16</w:t>
-        </w:r>
-      </w:fldSimple>
-      <w:bookmarkEnd w:id="85"/>
+      <w:r>
+        <w:fldChar w:fldCharType="begin"/>
+      </w:r>
+      <w:r>
+        <w:instrText xml:space="preserve"> SEQ Annex \* ARABIC </w:instrText>
+      </w:r>
+      <w:r>
+        <w:fldChar w:fldCharType="separate"/>
+      </w:r>
+      <w:r>
+        <w:rPr>
+          <w:noProof/>
+        </w:rPr>
+        <w:t>16</w:t>
+      </w:r>
+      <w:r>
+        <w:fldChar w:fldCharType="end"/>
+      </w:r>
+      <w:bookmarkEnd w:id="88"/>
       <w:r>
         <w:t>: Matriu de confusió de RF-B</w:t>
       </w:r>
@@ -38986,7 +43960,7 @@
                     </pic:cNvPicPr>
                   </pic:nvPicPr>
                   <pic:blipFill rotWithShape="1">
-                    <a:blip r:embed="rId51" cstate="print">
+                    <a:blip r:embed="rId57" cstate="print">
                       <a:extLst>
                         <a:ext uri="{28A0092B-C50C-407E-A947-70E740481C1C}">
                           <a14:useLocalDpi xmlns:a14="http://schemas.microsoft.com/office/drawing/2010/main" val="0"/>
@@ -39029,19 +44003,29 @@
         <w:keepNext/>
         <w:jc w:val="left"/>
       </w:pPr>
-      <w:bookmarkStart w:id="86" w:name="_Ref231142590"/>
+      <w:bookmarkStart w:id="89" w:name="_Ref231142590"/>
       <w:r>
         <w:t xml:space="preserve">Annex </w:t>
       </w:r>
-      <w:fldSimple w:instr=" SEQ Annex \* ARABIC ">
-        <w:r>
-          <w:rPr>
-            <w:noProof/>
-          </w:rPr>
-          <w:t>17</w:t>
-        </w:r>
-      </w:fldSimple>
-      <w:bookmarkEnd w:id="86"/>
+      <w:r>
+        <w:fldChar w:fldCharType="begin"/>
+      </w:r>
+      <w:r>
+        <w:instrText xml:space="preserve"> SEQ Annex \* ARABIC </w:instrText>
+      </w:r>
+      <w:r>
+        <w:fldChar w:fldCharType="separate"/>
+      </w:r>
+      <w:r>
+        <w:rPr>
+          <w:noProof/>
+        </w:rPr>
+        <w:t>17</w:t>
+      </w:r>
+      <w:r>
+        <w:fldChar w:fldCharType="end"/>
+      </w:r>
+      <w:bookmarkEnd w:id="89"/>
       <w:r>
         <w:t>: Dependence plot RF-A – MOT_DESMOTIVACIÓ</w:t>
       </w:r>
@@ -39081,7 +44065,7 @@
                     </pic:cNvPicPr>
                   </pic:nvPicPr>
                   <pic:blipFill rotWithShape="1">
-                    <a:blip r:embed="rId52" cstate="print">
+                    <a:blip r:embed="rId58" cstate="print">
                       <a:extLst>
                         <a:ext uri="{28A0092B-C50C-407E-A947-70E740481C1C}">
                           <a14:useLocalDpi xmlns:a14="http://schemas.microsoft.com/office/drawing/2010/main" val="0"/>
@@ -39127,14 +44111,24 @@
         <w:lastRenderedPageBreak/>
         <w:t xml:space="preserve">Annex </w:t>
       </w:r>
-      <w:fldSimple w:instr=" SEQ Annex \* ARABIC ">
-        <w:r>
-          <w:rPr>
-            <w:noProof/>
-          </w:rPr>
-          <w:t>18</w:t>
-        </w:r>
-      </w:fldSimple>
+      <w:r>
+        <w:fldChar w:fldCharType="begin"/>
+      </w:r>
+      <w:r>
+        <w:instrText xml:space="preserve"> SEQ Annex \* ARABIC </w:instrText>
+      </w:r>
+      <w:r>
+        <w:fldChar w:fldCharType="separate"/>
+      </w:r>
+      <w:r>
+        <w:rPr>
+          <w:noProof/>
+        </w:rPr>
+        <w:t>18</w:t>
+      </w:r>
+      <w:r>
+        <w:fldChar w:fldCharType="end"/>
+      </w:r>
       <w:r>
         <w:t xml:space="preserve">: </w:t>
       </w:r>
@@ -39169,7 +44163,7 @@
                     </pic:cNvPicPr>
                   </pic:nvPicPr>
                   <pic:blipFill rotWithShape="1">
-                    <a:blip r:embed="rId53" cstate="print">
+                    <a:blip r:embed="rId59" cstate="print">
                       <a:extLst>
                         <a:ext uri="{28A0092B-C50C-407E-A947-70E740481C1C}">
                           <a14:useLocalDpi xmlns:a14="http://schemas.microsoft.com/office/drawing/2010/main" val="0"/>
@@ -39215,14 +44209,24 @@
       <w:r>
         <w:t xml:space="preserve">Annex </w:t>
       </w:r>
-      <w:fldSimple w:instr=" SEQ Annex \* ARABIC ">
-        <w:r>
-          <w:rPr>
-            <w:noProof/>
-          </w:rPr>
-          <w:t>19</w:t>
-        </w:r>
-      </w:fldSimple>
+      <w:r>
+        <w:fldChar w:fldCharType="begin"/>
+      </w:r>
+      <w:r>
+        <w:instrText xml:space="preserve"> SEQ Annex \* ARABIC </w:instrText>
+      </w:r>
+      <w:r>
+        <w:fldChar w:fldCharType="separate"/>
+      </w:r>
+      <w:r>
+        <w:rPr>
+          <w:noProof/>
+        </w:rPr>
+        <w:t>19</w:t>
+      </w:r>
+      <w:r>
+        <w:fldChar w:fldCharType="end"/>
+      </w:r>
       <w:r>
         <w:t xml:space="preserve">: </w:t>
       </w:r>
@@ -39257,7 +44261,7 @@
                     </pic:cNvPicPr>
                   </pic:nvPicPr>
                   <pic:blipFill rotWithShape="1">
-                    <a:blip r:embed="rId54" cstate="print">
+                    <a:blip r:embed="rId60" cstate="print">
                       <a:extLst>
                         <a:ext uri="{28A0092B-C50C-407E-A947-70E740481C1C}">
                           <a14:useLocalDpi xmlns:a14="http://schemas.microsoft.com/office/drawing/2010/main" val="0"/>
@@ -39301,14 +44305,24 @@
       <w:r>
         <w:t xml:space="preserve">Annex </w:t>
       </w:r>
-      <w:fldSimple w:instr=" SEQ Annex \* ARABIC ">
-        <w:r>
-          <w:rPr>
-            <w:noProof/>
-          </w:rPr>
-          <w:t>20</w:t>
-        </w:r>
-      </w:fldSimple>
+      <w:r>
+        <w:fldChar w:fldCharType="begin"/>
+      </w:r>
+      <w:r>
+        <w:instrText xml:space="preserve"> SEQ Annex \* ARABIC </w:instrText>
+      </w:r>
+      <w:r>
+        <w:fldChar w:fldCharType="separate"/>
+      </w:r>
+      <w:r>
+        <w:rPr>
+          <w:noProof/>
+        </w:rPr>
+        <w:t>20</w:t>
+      </w:r>
+      <w:r>
+        <w:fldChar w:fldCharType="end"/>
+      </w:r>
       <w:r>
         <w:t>: Dependence plot RF-A – IA_EINA_ESTUDI</w:t>
       </w:r>
@@ -39340,7 +44354,7 @@
                     </pic:cNvPicPr>
                   </pic:nvPicPr>
                   <pic:blipFill rotWithShape="1">
-                    <a:blip r:embed="rId55" cstate="print">
+                    <a:blip r:embed="rId61" cstate="print">
                       <a:extLst>
                         <a:ext uri="{28A0092B-C50C-407E-A947-70E740481C1C}">
                           <a14:useLocalDpi xmlns:a14="http://schemas.microsoft.com/office/drawing/2010/main" val="0"/>
@@ -39389,14 +44403,24 @@
         <w:lastRenderedPageBreak/>
         <w:t xml:space="preserve">Annex </w:t>
       </w:r>
-      <w:fldSimple w:instr=" SEQ Annex \* ARABIC ">
-        <w:r>
-          <w:rPr>
-            <w:noProof/>
-          </w:rPr>
-          <w:t>21</w:t>
-        </w:r>
-      </w:fldSimple>
+      <w:r>
+        <w:fldChar w:fldCharType="begin"/>
+      </w:r>
+      <w:r>
+        <w:instrText xml:space="preserve"> SEQ Annex \* ARABIC </w:instrText>
+      </w:r>
+      <w:r>
+        <w:fldChar w:fldCharType="separate"/>
+      </w:r>
+      <w:r>
+        <w:rPr>
+          <w:noProof/>
+        </w:rPr>
+        <w:t>21</w:t>
+      </w:r>
+      <w:r>
+        <w:fldChar w:fldCharType="end"/>
+      </w:r>
       <w:r>
         <w:t xml:space="preserve">: </w:t>
       </w:r>
@@ -39430,7 +44454,7 @@
                     </pic:cNvPicPr>
                   </pic:nvPicPr>
                   <pic:blipFill rotWithShape="1">
-                    <a:blip r:embed="rId56" cstate="print">
+                    <a:blip r:embed="rId62" cstate="print">
                       <a:extLst>
                         <a:ext uri="{28A0092B-C50C-407E-A947-70E740481C1C}">
                           <a14:useLocalDpi xmlns:a14="http://schemas.microsoft.com/office/drawing/2010/main" val="0"/>
@@ -39485,9 +44509,454 @@
         <w:br w:type="page"/>
       </w:r>
     </w:p>
-    <w:p/>
+    <w:p>
+      <w:pPr>
+        <w:pStyle w:val="Ttulo2"/>
+      </w:pPr>
+      <w:r>
+        <w:lastRenderedPageBreak/>
+        <w:t>Anàlisi textual</w:t>
+      </w:r>
+    </w:p>
+    <w:p>
+      <w:pPr>
+        <w:pStyle w:val="Descripcin"/>
+        <w:keepNext/>
+        <w:jc w:val="left"/>
+      </w:pPr>
+      <w:r>
+        <w:t xml:space="preserve">Annex </w:t>
+      </w:r>
+      <w:r>
+        <w:fldChar w:fldCharType="begin"/>
+      </w:r>
+      <w:r>
+        <w:instrText xml:space="preserve"> SEQ Annex \* ARABIC </w:instrText>
+      </w:r>
+      <w:r>
+        <w:fldChar w:fldCharType="separate"/>
+      </w:r>
+      <w:r>
+        <w:rPr>
+          <w:noProof/>
+        </w:rPr>
+        <w:t>22</w:t>
+      </w:r>
+      <w:r>
+        <w:fldChar w:fldCharType="end"/>
+      </w:r>
+      <w:r>
+        <w:t>: Freqüència de paraules de l’experiència positiva</w:t>
+      </w:r>
+    </w:p>
+    <w:p>
+      <w:pPr>
+        <w:spacing w:before="100" w:beforeAutospacing="1" w:after="100" w:afterAutospacing="1" w:line="240" w:lineRule="auto"/>
+        <w:jc w:val="left"/>
+        <w:rPr>
+          <w:rFonts w:ascii="Times New Roman" w:hAnsi="Times New Roman"/>
+          <w:color w:val="auto"/>
+          <w:kern w:val="0"/>
+          <w:sz w:val="24"/>
+          <w:szCs w:val="24"/>
+          <w:lang w:eastAsia="ca-ES"/>
+        </w:rPr>
+      </w:pPr>
+      <w:r>
+        <w:rPr>
+          <w:rFonts w:ascii="Times New Roman" w:hAnsi="Times New Roman"/>
+          <w:noProof/>
+          <w:color w:val="auto"/>
+          <w:kern w:val="0"/>
+          <w:sz w:val="24"/>
+          <w:szCs w:val="24"/>
+          <w:lang w:eastAsia="ca-ES"/>
+        </w:rPr>
+        <w:drawing>
+          <wp:inline distT="0" distB="0" distL="0" distR="0" wp14:anchorId="1F1DD8F8" wp14:editId="674743BF">
+            <wp:extent cx="4991100" cy="3327204"/>
+            <wp:effectExtent l="0" t="0" r="0" b="6985"/>
+            <wp:docPr id="1384434015" name="Imagen 7"/>
+            <wp:cNvGraphicFramePr>
+              <a:graphicFrameLocks xmlns:a="http://schemas.openxmlformats.org/drawingml/2006/main" noChangeAspect="1"/>
+            </wp:cNvGraphicFramePr>
+            <a:graphic xmlns:a="http://schemas.openxmlformats.org/drawingml/2006/main">
+              <a:graphicData uri="http://schemas.openxmlformats.org/drawingml/2006/picture">
+                <pic:pic xmlns:pic="http://schemas.openxmlformats.org/drawingml/2006/picture">
+                  <pic:nvPicPr>
+                    <pic:cNvPr id="0" name="Picture 8"/>
+                    <pic:cNvPicPr>
+                      <a:picLocks noChangeAspect="1" noChangeArrowheads="1"/>
+                    </pic:cNvPicPr>
+                  </pic:nvPicPr>
+                  <pic:blipFill>
+                    <a:blip r:embed="rId63" cstate="print">
+                      <a:extLst>
+                        <a:ext uri="{28A0092B-C50C-407E-A947-70E740481C1C}">
+                          <a14:useLocalDpi xmlns:a14="http://schemas.microsoft.com/office/drawing/2010/main" val="0"/>
+                        </a:ext>
+                      </a:extLst>
+                    </a:blip>
+                    <a:srcRect/>
+                    <a:stretch>
+                      <a:fillRect/>
+                    </a:stretch>
+                  </pic:blipFill>
+                  <pic:spPr bwMode="auto">
+                    <a:xfrm>
+                      <a:off x="0" y="0"/>
+                      <a:ext cx="5003107" cy="3335208"/>
+                    </a:xfrm>
+                    <a:prstGeom prst="rect">
+                      <a:avLst/>
+                    </a:prstGeom>
+                    <a:noFill/>
+                    <a:ln>
+                      <a:noFill/>
+                    </a:ln>
+                  </pic:spPr>
+                </pic:pic>
+              </a:graphicData>
+            </a:graphic>
+          </wp:inline>
+        </w:drawing>
+      </w:r>
+    </w:p>
+    <w:p>
+      <w:pPr>
+        <w:pStyle w:val="Descripcin"/>
+        <w:keepNext/>
+        <w:jc w:val="left"/>
+      </w:pPr>
+      <w:r>
+        <w:t xml:space="preserve">Annex </w:t>
+      </w:r>
+      <w:r>
+        <w:fldChar w:fldCharType="begin"/>
+      </w:r>
+      <w:r>
+        <w:instrText xml:space="preserve"> SEQ Annex \* ARABIC </w:instrText>
+      </w:r>
+      <w:r>
+        <w:fldChar w:fldCharType="separate"/>
+      </w:r>
+      <w:r>
+        <w:rPr>
+          <w:noProof/>
+        </w:rPr>
+        <w:t>23</w:t>
+      </w:r>
+      <w:r>
+        <w:fldChar w:fldCharType="end"/>
+      </w:r>
+      <w:r>
+        <w:t>: Bigrams de les experiències positives</w:t>
+      </w:r>
+    </w:p>
+    <w:p>
+      <w:pPr>
+        <w:spacing w:before="100" w:beforeAutospacing="1" w:after="100" w:afterAutospacing="1" w:line="240" w:lineRule="auto"/>
+        <w:jc w:val="left"/>
+        <w:rPr>
+          <w:rFonts w:ascii="Times New Roman" w:hAnsi="Times New Roman"/>
+          <w:color w:val="auto"/>
+          <w:kern w:val="0"/>
+          <w:sz w:val="24"/>
+          <w:szCs w:val="24"/>
+          <w:lang w:eastAsia="ca-ES"/>
+        </w:rPr>
+      </w:pPr>
+      <w:r>
+        <w:rPr>
+          <w:rFonts w:ascii="Times New Roman" w:hAnsi="Times New Roman"/>
+          <w:noProof/>
+          <w:color w:val="auto"/>
+          <w:kern w:val="0"/>
+          <w:sz w:val="24"/>
+          <w:szCs w:val="24"/>
+          <w:lang w:eastAsia="ca-ES"/>
+        </w:rPr>
+        <w:drawing>
+          <wp:inline distT="0" distB="0" distL="0" distR="0" wp14:anchorId="4DF6EFDC" wp14:editId="6CF75365">
+            <wp:extent cx="5400040" cy="3599815"/>
+            <wp:effectExtent l="0" t="0" r="0" b="635"/>
+            <wp:docPr id="1950414838" name="Imagen 9"/>
+            <wp:cNvGraphicFramePr>
+              <a:graphicFrameLocks xmlns:a="http://schemas.openxmlformats.org/drawingml/2006/main" noChangeAspect="1"/>
+            </wp:cNvGraphicFramePr>
+            <a:graphic xmlns:a="http://schemas.openxmlformats.org/drawingml/2006/main">
+              <a:graphicData uri="http://schemas.openxmlformats.org/drawingml/2006/picture">
+                <pic:pic xmlns:pic="http://schemas.openxmlformats.org/drawingml/2006/picture">
+                  <pic:nvPicPr>
+                    <pic:cNvPr id="0" name="Picture 15"/>
+                    <pic:cNvPicPr>
+                      <a:picLocks noChangeAspect="1" noChangeArrowheads="1"/>
+                    </pic:cNvPicPr>
+                  </pic:nvPicPr>
+                  <pic:blipFill>
+                    <a:blip r:embed="rId64" cstate="print">
+                      <a:extLst>
+                        <a:ext uri="{28A0092B-C50C-407E-A947-70E740481C1C}">
+                          <a14:useLocalDpi xmlns:a14="http://schemas.microsoft.com/office/drawing/2010/main" val="0"/>
+                        </a:ext>
+                      </a:extLst>
+                    </a:blip>
+                    <a:srcRect/>
+                    <a:stretch>
+                      <a:fillRect/>
+                    </a:stretch>
+                  </pic:blipFill>
+                  <pic:spPr bwMode="auto">
+                    <a:xfrm>
+                      <a:off x="0" y="0"/>
+                      <a:ext cx="5400040" cy="3599815"/>
+                    </a:xfrm>
+                    <a:prstGeom prst="rect">
+                      <a:avLst/>
+                    </a:prstGeom>
+                    <a:noFill/>
+                    <a:ln>
+                      <a:noFill/>
+                    </a:ln>
+                  </pic:spPr>
+                </pic:pic>
+              </a:graphicData>
+            </a:graphic>
+          </wp:inline>
+        </w:drawing>
+      </w:r>
+    </w:p>
+    <w:p>
+      <w:pPr>
+        <w:spacing w:before="100" w:beforeAutospacing="1" w:after="100" w:afterAutospacing="1" w:line="240" w:lineRule="auto"/>
+        <w:jc w:val="left"/>
+        <w:rPr>
+          <w:rFonts w:ascii="Times New Roman" w:hAnsi="Times New Roman"/>
+          <w:color w:val="auto"/>
+          <w:kern w:val="0"/>
+          <w:sz w:val="24"/>
+          <w:szCs w:val="24"/>
+          <w:lang w:eastAsia="ca-ES"/>
+        </w:rPr>
+      </w:pPr>
+    </w:p>
+    <w:p>
+      <w:pPr>
+        <w:rPr>
+          <w:lang w:eastAsia="en-US"/>
+        </w:rPr>
+      </w:pPr>
+    </w:p>
+    <w:p>
+      <w:pPr>
+        <w:pStyle w:val="Descripcin"/>
+        <w:keepNext/>
+      </w:pPr>
+      <w:r>
+        <w:lastRenderedPageBreak/>
+        <w:t xml:space="preserve">Annex </w:t>
+      </w:r>
+      <w:r>
+        <w:fldChar w:fldCharType="begin"/>
+      </w:r>
+      <w:r>
+        <w:instrText xml:space="preserve"> SEQ Annex \* ARABIC </w:instrText>
+      </w:r>
+      <w:r>
+        <w:fldChar w:fldCharType="separate"/>
+      </w:r>
+      <w:r>
+        <w:rPr>
+          <w:noProof/>
+        </w:rPr>
+        <w:t>24</w:t>
+      </w:r>
+      <w:r>
+        <w:fldChar w:fldCharType="end"/>
+      </w:r>
+      <w:r>
+        <w:t>: Freqüència de paraules de les experiències negatives</w:t>
+      </w:r>
+    </w:p>
+    <w:p>
+      <w:pPr>
+        <w:rPr>
+          <w:lang w:eastAsia="en-US"/>
+        </w:rPr>
+      </w:pPr>
+      <w:r>
+        <w:rPr>
+          <w:noProof/>
+          <w:lang w:eastAsia="en-US"/>
+        </w:rPr>
+        <w:drawing>
+          <wp:inline distT="0" distB="0" distL="0" distR="0" wp14:anchorId="16BB3345" wp14:editId="457F2DA3">
+            <wp:extent cx="5400040" cy="3342640"/>
+            <wp:effectExtent l="0" t="0" r="0" b="0"/>
+            <wp:docPr id="2089258858" name="Imagen 15"/>
+            <wp:cNvGraphicFramePr>
+              <a:graphicFrameLocks xmlns:a="http://schemas.openxmlformats.org/drawingml/2006/main" noChangeAspect="1"/>
+            </wp:cNvGraphicFramePr>
+            <a:graphic xmlns:a="http://schemas.openxmlformats.org/drawingml/2006/main">
+              <a:graphicData uri="http://schemas.openxmlformats.org/drawingml/2006/picture">
+                <pic:pic xmlns:pic="http://schemas.openxmlformats.org/drawingml/2006/picture">
+                  <pic:nvPicPr>
+                    <pic:cNvPr id="0" name="Picture 36"/>
+                    <pic:cNvPicPr>
+                      <a:picLocks noChangeAspect="1" noChangeArrowheads="1"/>
+                    </pic:cNvPicPr>
+                  </pic:nvPicPr>
+                  <pic:blipFill rotWithShape="1">
+                    <a:blip r:embed="rId65" cstate="print">
+                      <a:extLst>
+                        <a:ext uri="{28A0092B-C50C-407E-A947-70E740481C1C}">
+                          <a14:useLocalDpi xmlns:a14="http://schemas.microsoft.com/office/drawing/2010/main" val="0"/>
+                        </a:ext>
+                      </a:extLst>
+                    </a:blip>
+                    <a:srcRect t="7144"/>
+                    <a:stretch>
+                      <a:fillRect/>
+                    </a:stretch>
+                  </pic:blipFill>
+                  <pic:spPr bwMode="auto">
+                    <a:xfrm>
+                      <a:off x="0" y="0"/>
+                      <a:ext cx="5400040" cy="3342640"/>
+                    </a:xfrm>
+                    <a:prstGeom prst="rect">
+                      <a:avLst/>
+                    </a:prstGeom>
+                    <a:noFill/>
+                    <a:ln>
+                      <a:noFill/>
+                    </a:ln>
+                    <a:extLst>
+                      <a:ext uri="{53640926-AAD7-44D8-BBD7-CCE9431645EC}">
+                        <a14:shadowObscured xmlns:a14="http://schemas.microsoft.com/office/drawing/2010/main"/>
+                      </a:ext>
+                    </a:extLst>
+                  </pic:spPr>
+                </pic:pic>
+              </a:graphicData>
+            </a:graphic>
+          </wp:inline>
+        </w:drawing>
+      </w:r>
+    </w:p>
+    <w:p>
+      <w:pPr>
+        <w:rPr>
+          <w:lang w:eastAsia="en-US"/>
+        </w:rPr>
+      </w:pPr>
+    </w:p>
+    <w:p>
+      <w:pPr>
+        <w:pStyle w:val="Descripcin"/>
+        <w:keepNext/>
+      </w:pPr>
+      <w:r>
+        <w:t xml:space="preserve">Annex </w:t>
+      </w:r>
+      <w:r>
+        <w:fldChar w:fldCharType="begin"/>
+      </w:r>
+      <w:r>
+        <w:instrText xml:space="preserve"> SEQ Annex \* ARABIC </w:instrText>
+      </w:r>
+      <w:r>
+        <w:fldChar w:fldCharType="separate"/>
+      </w:r>
+      <w:r>
+        <w:rPr>
+          <w:noProof/>
+        </w:rPr>
+        <w:t>25</w:t>
+      </w:r>
+      <w:r>
+        <w:fldChar w:fldCharType="end"/>
+      </w:r>
+      <w:r>
+        <w:t>: Freqüència de paraules de les propostes de millora</w:t>
+      </w:r>
+    </w:p>
+    <w:p>
+      <w:pPr>
+        <w:pStyle w:val="Descripcin"/>
+        <w:keepNext/>
+      </w:pPr>
+    </w:p>
+    <w:p>
+      <w:pPr>
+        <w:rPr>
+          <w:lang w:eastAsia="en-US"/>
+        </w:rPr>
+      </w:pPr>
+      <w:r>
+        <w:rPr>
+          <w:noProof/>
+          <w:lang w:eastAsia="en-US"/>
+        </w:rPr>
+        <w:drawing>
+          <wp:inline distT="0" distB="0" distL="0" distR="0" wp14:anchorId="3D00AC7B" wp14:editId="74A61CD8">
+            <wp:extent cx="5400040" cy="3599815"/>
+            <wp:effectExtent l="0" t="0" r="0" b="635"/>
+            <wp:docPr id="988417027" name="Imagen 21"/>
+            <wp:cNvGraphicFramePr>
+              <a:graphicFrameLocks xmlns:a="http://schemas.openxmlformats.org/drawingml/2006/main" noChangeAspect="1"/>
+            </wp:cNvGraphicFramePr>
+            <a:graphic xmlns:a="http://schemas.openxmlformats.org/drawingml/2006/main">
+              <a:graphicData uri="http://schemas.openxmlformats.org/drawingml/2006/picture">
+                <pic:pic xmlns:pic="http://schemas.openxmlformats.org/drawingml/2006/picture">
+                  <pic:nvPicPr>
+                    <pic:cNvPr id="0" name="Picture 57"/>
+                    <pic:cNvPicPr>
+                      <a:picLocks noChangeAspect="1" noChangeArrowheads="1"/>
+                    </pic:cNvPicPr>
+                  </pic:nvPicPr>
+                  <pic:blipFill>
+                    <a:blip r:embed="rId66" cstate="print">
+                      <a:extLst>
+                        <a:ext uri="{28A0092B-C50C-407E-A947-70E740481C1C}">
+                          <a14:useLocalDpi xmlns:a14="http://schemas.microsoft.com/office/drawing/2010/main" val="0"/>
+                        </a:ext>
+                      </a:extLst>
+                    </a:blip>
+                    <a:srcRect/>
+                    <a:stretch>
+                      <a:fillRect/>
+                    </a:stretch>
+                  </pic:blipFill>
+                  <pic:spPr bwMode="auto">
+                    <a:xfrm>
+                      <a:off x="0" y="0"/>
+                      <a:ext cx="5400040" cy="3599815"/>
+                    </a:xfrm>
+                    <a:prstGeom prst="rect">
+                      <a:avLst/>
+                    </a:prstGeom>
+                    <a:noFill/>
+                    <a:ln>
+                      <a:noFill/>
+                    </a:ln>
+                  </pic:spPr>
+                </pic:pic>
+              </a:graphicData>
+            </a:graphic>
+          </wp:inline>
+        </w:drawing>
+      </w:r>
+    </w:p>
+    <w:p>
+      <w:pPr>
+        <w:rPr>
+          <w:lang w:eastAsia="en-US"/>
+        </w:rPr>
+      </w:pPr>
+    </w:p>
     <w:sectPr>
-      <w:footerReference w:type="default" r:id="rId57"/>
+      <w:footerReference w:type="default" r:id="rId67"/>
       <w:pgSz w:w="11906" w:h="16838"/>
       <w:pgMar w:top="1417" w:right="1701" w:bottom="1417" w:left="1701" w:header="708" w:footer="708" w:gutter="0"/>
       <w:cols w:space="708"/>
@@ -39499,7 +44968,7 @@
 
 <file path=word/comments.xml><?xml version="1.0" encoding="utf-8"?>
 <w:comments xmlns:wpc="http://schemas.microsoft.com/office/word/2010/wordprocessingCanvas" xmlns:cx="http://schemas.microsoft.com/office/drawing/2014/chartex" xmlns:cx1="http://schemas.microsoft.com/office/drawing/2015/9/8/chartex" xmlns:cx2="http://schemas.microsoft.com/office/drawing/2015/10/21/chartex" xmlns:cx3="http://schemas.microsoft.com/office/drawing/2016/5/9/chartex" xmlns:cx4="http://schemas.microsoft.com/office/drawing/2016/5/10/chartex" xmlns:cx5="http://schemas.microsoft.com/office/drawing/2016/5/11/chartex" xmlns:cx6="http://schemas.microsoft.com/office/drawing/2016/5/12/chartex" xmlns:cx7="http://schemas.microsoft.com/office/drawing/2016/5/13/chartex" xmlns:cx8="http://schemas.microsoft.com/office/drawing/2016/5/14/chartex" xmlns:mc="http://schemas.openxmlformats.org/markup-compatibility/2006" xmlns:aink="http://schemas.microsoft.com/office/drawing/2016/ink" xmlns:am3d="http://schemas.microsoft.com/office/drawing/2017/model3d" xmlns:o="urn:schemas-microsoft-com:office:office" xmlns:oel="http://schemas.microsoft.com/office/2019/extlst" xmlns:r="http://schemas.openxmlformats.org/officeDocument/2006/relationships" xmlns:m="http://schemas.openxmlformats.org/officeDocument/2006/math" xmlns:v="urn:schemas-microsoft-com:vml" xmlns:wp14="http://schemas.microsoft.com/office/word/2010/wordprocessingDrawing" xmlns:wp="http://schemas.openxmlformats.org/drawingml/2006/wordprocessingDrawing" xmlns:w10="urn:schemas-microsoft-com:office:word" xmlns:w="http://schemas.openxmlformats.org/wordprocessingml/2006/main" xmlns:w14="http://schemas.microsoft.com/office/word/2010/wordml" xmlns:w15="http://schemas.microsoft.com/office/word/2012/wordml" xmlns:w16cex="http://schemas.microsoft.com/office/word/2018/wordml/cex" xmlns:w16cid="http://schemas.microsoft.com/office/word/2016/wordml/cid" xmlns:w16="http://schemas.microsoft.com/office/word/2018/wordml" xmlns:w16du="http://schemas.microsoft.com/office/word/2023/wordml/word16du" xmlns:w16sdtdh="http://schemas.microsoft.com/office/word/2020/wordml/sdtdatahash" xmlns:w16sdtfl="http://schemas.microsoft.com/office/word/2024/wordml/sdtformatlock" xmlns:w16se="http://schemas.microsoft.com/office/word/2015/wordml/symex" xmlns:wpg="http://schemas.microsoft.com/office/word/2010/wordprocessingGroup" xmlns:wpi="http://schemas.microsoft.com/office/word/2010/wordprocessingInk" xmlns:wne="http://schemas.microsoft.com/office/word/2006/wordml" xmlns:wps="http://schemas.microsoft.com/office/word/2010/wordprocessingShape" mc:Ignorable="w14 w15 w16se w16cid w16 w16cex w16sdtdh w16sdtfl w16du wp14">
-  <w:comment w:id="72" w:author="Edurne Alvarez" w:date="2026-02-23T19:14:00Z" w:initials="EA">
+  <w:comment w:id="75" w:author="Edurne Alvarez" w:date="2026-02-23T19:14:00Z" w:initials="EA">
     <w:p>
       <w:pPr>
         <w:pStyle w:val="Textocomentario1"/>
@@ -41890,6 +47359,119 @@
     </w:lvl>
   </w:abstractNum>
   <w:abstractNum w:abstractNumId="16" w15:restartNumberingAfterBreak="0">
+    <w:nsid w:val="43472DC5"/>
+    <w:multiLevelType w:val="multilevel"/>
+    <w:tmpl w:val="258CBF78"/>
+    <w:lvl w:ilvl="0">
+      <w:start w:val="1"/>
+      <w:numFmt w:val="decimal"/>
+      <w:lvlText w:val="%1."/>
+      <w:lvlJc w:val="left"/>
+      <w:pPr>
+        <w:tabs>
+          <w:tab w:val="num" w:pos="720"/>
+        </w:tabs>
+        <w:ind w:left="720" w:hanging="360"/>
+      </w:pPr>
+    </w:lvl>
+    <w:lvl w:ilvl="1" w:tentative="1">
+      <w:start w:val="1"/>
+      <w:numFmt w:val="decimal"/>
+      <w:lvlText w:val="%2."/>
+      <w:lvlJc w:val="left"/>
+      <w:pPr>
+        <w:tabs>
+          <w:tab w:val="num" w:pos="1440"/>
+        </w:tabs>
+        <w:ind w:left="1440" w:hanging="360"/>
+      </w:pPr>
+    </w:lvl>
+    <w:lvl w:ilvl="2" w:tentative="1">
+      <w:start w:val="1"/>
+      <w:numFmt w:val="decimal"/>
+      <w:lvlText w:val="%3."/>
+      <w:lvlJc w:val="left"/>
+      <w:pPr>
+        <w:tabs>
+          <w:tab w:val="num" w:pos="2160"/>
+        </w:tabs>
+        <w:ind w:left="2160" w:hanging="360"/>
+      </w:pPr>
+    </w:lvl>
+    <w:lvl w:ilvl="3" w:tentative="1">
+      <w:start w:val="1"/>
+      <w:numFmt w:val="decimal"/>
+      <w:lvlText w:val="%4."/>
+      <w:lvlJc w:val="left"/>
+      <w:pPr>
+        <w:tabs>
+          <w:tab w:val="num" w:pos="2880"/>
+        </w:tabs>
+        <w:ind w:left="2880" w:hanging="360"/>
+      </w:pPr>
+    </w:lvl>
+    <w:lvl w:ilvl="4" w:tentative="1">
+      <w:start w:val="1"/>
+      <w:numFmt w:val="decimal"/>
+      <w:lvlText w:val="%5."/>
+      <w:lvlJc w:val="left"/>
+      <w:pPr>
+        <w:tabs>
+          <w:tab w:val="num" w:pos="3600"/>
+        </w:tabs>
+        <w:ind w:left="3600" w:hanging="360"/>
+      </w:pPr>
+    </w:lvl>
+    <w:lvl w:ilvl="5" w:tentative="1">
+      <w:start w:val="1"/>
+      <w:numFmt w:val="decimal"/>
+      <w:lvlText w:val="%6."/>
+      <w:lvlJc w:val="left"/>
+      <w:pPr>
+        <w:tabs>
+          <w:tab w:val="num" w:pos="4320"/>
+        </w:tabs>
+        <w:ind w:left="4320" w:hanging="360"/>
+      </w:pPr>
+    </w:lvl>
+    <w:lvl w:ilvl="6" w:tentative="1">
+      <w:start w:val="1"/>
+      <w:numFmt w:val="decimal"/>
+      <w:lvlText w:val="%7."/>
+      <w:lvlJc w:val="left"/>
+      <w:pPr>
+        <w:tabs>
+          <w:tab w:val="num" w:pos="5040"/>
+        </w:tabs>
+        <w:ind w:left="5040" w:hanging="360"/>
+      </w:pPr>
+    </w:lvl>
+    <w:lvl w:ilvl="7" w:tentative="1">
+      <w:start w:val="1"/>
+      <w:numFmt w:val="decimal"/>
+      <w:lvlText w:val="%8."/>
+      <w:lvlJc w:val="left"/>
+      <w:pPr>
+        <w:tabs>
+          <w:tab w:val="num" w:pos="5760"/>
+        </w:tabs>
+        <w:ind w:left="5760" w:hanging="360"/>
+      </w:pPr>
+    </w:lvl>
+    <w:lvl w:ilvl="8" w:tentative="1">
+      <w:start w:val="1"/>
+      <w:numFmt w:val="decimal"/>
+      <w:lvlText w:val="%9."/>
+      <w:lvlJc w:val="left"/>
+      <w:pPr>
+        <w:tabs>
+          <w:tab w:val="num" w:pos="6480"/>
+        </w:tabs>
+        <w:ind w:left="6480" w:hanging="360"/>
+      </w:pPr>
+    </w:lvl>
+  </w:abstractNum>
+  <w:abstractNum w:abstractNumId="17" w15:restartNumberingAfterBreak="0">
     <w:nsid w:val="4A5F698E"/>
     <w:multiLevelType w:val="multilevel"/>
     <w:tmpl w:val="5798F11C"/>
@@ -42011,7 +47593,7 @@
       </w:rPr>
     </w:lvl>
   </w:abstractNum>
-  <w:abstractNum w:abstractNumId="17" w15:restartNumberingAfterBreak="0">
+  <w:abstractNum w:abstractNumId="18" w15:restartNumberingAfterBreak="0">
     <w:nsid w:val="550E46CE"/>
     <w:multiLevelType w:val="multilevel"/>
     <w:tmpl w:val="11B0DDDA"/>
@@ -42160,7 +47742,7 @@
       </w:rPr>
     </w:lvl>
   </w:abstractNum>
-  <w:abstractNum w:abstractNumId="18" w15:restartNumberingAfterBreak="0">
+  <w:abstractNum w:abstractNumId="19" w15:restartNumberingAfterBreak="0">
     <w:nsid w:val="5A8B4AD8"/>
     <w:multiLevelType w:val="multilevel"/>
     <w:tmpl w:val="227689AC"/>
@@ -42273,7 +47855,7 @@
       </w:pPr>
     </w:lvl>
   </w:abstractNum>
-  <w:abstractNum w:abstractNumId="19" w15:restartNumberingAfterBreak="0">
+  <w:abstractNum w:abstractNumId="20" w15:restartNumberingAfterBreak="0">
     <w:nsid w:val="630C0408"/>
     <w:multiLevelType w:val="multilevel"/>
     <w:tmpl w:val="CFCE9254"/>
@@ -42422,7 +48004,7 @@
       </w:rPr>
     </w:lvl>
   </w:abstractNum>
-  <w:abstractNum w:abstractNumId="20" w15:restartNumberingAfterBreak="0">
+  <w:abstractNum w:abstractNumId="21" w15:restartNumberingAfterBreak="0">
     <w:nsid w:val="67BB49CF"/>
     <w:multiLevelType w:val="hybridMultilevel"/>
     <w:tmpl w:val="7746209C"/>
@@ -42535,7 +48117,7 @@
       </w:rPr>
     </w:lvl>
   </w:abstractNum>
-  <w:abstractNum w:abstractNumId="21" w15:restartNumberingAfterBreak="0">
+  <w:abstractNum w:abstractNumId="22" w15:restartNumberingAfterBreak="0">
     <w:nsid w:val="69FD4A29"/>
     <w:multiLevelType w:val="hybridMultilevel"/>
     <w:tmpl w:val="B8123CE8"/>
@@ -42648,7 +48230,7 @@
       </w:rPr>
     </w:lvl>
   </w:abstractNum>
-  <w:abstractNum w:abstractNumId="22" w15:restartNumberingAfterBreak="0">
+  <w:abstractNum w:abstractNumId="23" w15:restartNumberingAfterBreak="0">
     <w:nsid w:val="6E0458B0"/>
     <w:multiLevelType w:val="hybridMultilevel"/>
     <w:tmpl w:val="357C4FCE"/>
@@ -42761,7 +48343,7 @@
       </w:rPr>
     </w:lvl>
   </w:abstractNum>
-  <w:abstractNum w:abstractNumId="23" w15:restartNumberingAfterBreak="0">
+  <w:abstractNum w:abstractNumId="24" w15:restartNumberingAfterBreak="0">
     <w:nsid w:val="6E8D5FEB"/>
     <w:multiLevelType w:val="multilevel"/>
     <w:tmpl w:val="F2D8E72A"/>
@@ -42910,7 +48492,7 @@
       </w:rPr>
     </w:lvl>
   </w:abstractNum>
-  <w:abstractNum w:abstractNumId="24" w15:restartNumberingAfterBreak="0">
+  <w:abstractNum w:abstractNumId="25" w15:restartNumberingAfterBreak="0">
     <w:nsid w:val="72016297"/>
     <w:multiLevelType w:val="hybridMultilevel"/>
     <w:tmpl w:val="03729716"/>
@@ -42996,7 +48578,7 @@
       </w:pPr>
     </w:lvl>
   </w:abstractNum>
-  <w:abstractNum w:abstractNumId="25" w15:restartNumberingAfterBreak="0">
+  <w:abstractNum w:abstractNumId="26" w15:restartNumberingAfterBreak="0">
     <w:nsid w:val="731542BF"/>
     <w:multiLevelType w:val="multilevel"/>
     <w:tmpl w:val="40A6A25C"/>
@@ -43113,7 +48695,7 @@
       </w:pPr>
     </w:lvl>
   </w:abstractNum>
-  <w:abstractNum w:abstractNumId="26" w15:restartNumberingAfterBreak="0">
+  <w:abstractNum w:abstractNumId="27" w15:restartNumberingAfterBreak="0">
     <w:nsid w:val="76E75744"/>
     <w:multiLevelType w:val="hybridMultilevel"/>
     <w:tmpl w:val="C928BB90"/>
@@ -43233,7 +48815,7 @@
     <w:abstractNumId w:val="5"/>
   </w:num>
   <w:num w:numId="3" w16cid:durableId="2083872325">
-    <w:abstractNumId w:val="21"/>
+    <w:abstractNumId w:val="22"/>
   </w:num>
   <w:num w:numId="4" w16cid:durableId="1330986450">
     <w:abstractNumId w:val="2"/>
@@ -43248,7 +48830,7 @@
     <w:abstractNumId w:val="11"/>
   </w:num>
   <w:num w:numId="8" w16cid:durableId="916861685">
-    <w:abstractNumId w:val="22"/>
+    <w:abstractNumId w:val="23"/>
   </w:num>
   <w:num w:numId="9" w16cid:durableId="256132719">
     <w:abstractNumId w:val="1"/>
@@ -43257,40 +48839,40 @@
     <w:abstractNumId w:val="0"/>
   </w:num>
   <w:num w:numId="11" w16cid:durableId="75520515">
-    <w:abstractNumId w:val="20"/>
+    <w:abstractNumId w:val="21"/>
   </w:num>
   <w:num w:numId="12" w16cid:durableId="1714574397">
-    <w:abstractNumId w:val="26"/>
+    <w:abstractNumId w:val="27"/>
   </w:num>
   <w:num w:numId="13" w16cid:durableId="1732970509">
     <w:abstractNumId w:val="12"/>
   </w:num>
   <w:num w:numId="14" w16cid:durableId="2137287855">
-    <w:abstractNumId w:val="24"/>
+    <w:abstractNumId w:val="25"/>
   </w:num>
   <w:num w:numId="15" w16cid:durableId="1211454893">
-    <w:abstractNumId w:val="24"/>
+    <w:abstractNumId w:val="25"/>
     <w:lvlOverride w:ilvl="0">
       <w:startOverride w:val="1"/>
     </w:lvlOverride>
   </w:num>
   <w:num w:numId="16" w16cid:durableId="207300386">
-    <w:abstractNumId w:val="16"/>
+    <w:abstractNumId w:val="17"/>
   </w:num>
   <w:num w:numId="17" w16cid:durableId="268045098">
     <w:abstractNumId w:val="13"/>
   </w:num>
   <w:num w:numId="18" w16cid:durableId="2084594877">
-    <w:abstractNumId w:val="25"/>
+    <w:abstractNumId w:val="26"/>
   </w:num>
   <w:num w:numId="19" w16cid:durableId="73402313">
     <w:abstractNumId w:val="9"/>
   </w:num>
   <w:num w:numId="20" w16cid:durableId="198321146">
-    <w:abstractNumId w:val="18"/>
+    <w:abstractNumId w:val="19"/>
   </w:num>
   <w:num w:numId="21" w16cid:durableId="213280188">
-    <w:abstractNumId w:val="19"/>
+    <w:abstractNumId w:val="20"/>
   </w:num>
   <w:num w:numId="22" w16cid:durableId="2039350022">
     <w:abstractNumId w:val="14"/>
@@ -43299,7 +48881,7 @@
     <w:abstractNumId w:val="3"/>
   </w:num>
   <w:num w:numId="24" w16cid:durableId="1424451649">
-    <w:abstractNumId w:val="17"/>
+    <w:abstractNumId w:val="18"/>
   </w:num>
   <w:num w:numId="25" w16cid:durableId="1913538075">
     <w:abstractNumId w:val="7"/>
@@ -43308,7 +48890,7 @@
     <w:abstractNumId w:val="10"/>
   </w:num>
   <w:num w:numId="27" w16cid:durableId="1544174786">
-    <w:abstractNumId w:val="23"/>
+    <w:abstractNumId w:val="24"/>
   </w:num>
   <w:num w:numId="28" w16cid:durableId="1912544862">
     <w:abstractNumId w:val="15"/>
@@ -43318,6 +48900,9 @@
     <w:lvlOverride w:ilvl="0">
       <w:startOverride w:val="5"/>
     </w:lvlOverride>
+  </w:num>
+  <w:num w:numId="30" w16cid:durableId="2076931633">
+    <w:abstractNumId w:val="16"/>
   </w:num>
 </w:numbering>
 </file>
@@ -43722,7 +49307,7 @@
   <w:style w:type="paragraph" w:default="1" w:styleId="Normal">
     <w:name w:val="Normal"/>
     <w:qFormat/>
-    <w:rsid w:val="00FB5F58"/>
+    <w:rsid w:val="00A933E5"/>
     <w:pPr>
       <w:spacing w:after="240" w:line="360" w:lineRule="auto"/>
       <w:jc w:val="both"/>
@@ -44635,6 +50220,46 @@
       <w:lang w:eastAsia="es-ES"/>
     </w:rPr>
   </w:style>
+  <w:style w:type="character" w:styleId="nfasis">
+    <w:name w:val="Emphasis"/>
+    <w:basedOn w:val="Fuentedeprrafopredeter"/>
+    <w:uiPriority w:val="20"/>
+    <w:qFormat/>
+    <w:rsid w:val="00705DD5"/>
+    <w:rPr>
+      <w:i/>
+      <w:iCs/>
+    </w:rPr>
+  </w:style>
+  <w:style w:type="paragraph" w:styleId="Sinespaciado">
+    <w:name w:val="No Spacing"/>
+    <w:uiPriority w:val="1"/>
+    <w:qFormat/>
+    <w:rsid w:val="007519A5"/>
+    <w:pPr>
+      <w:jc w:val="both"/>
+    </w:pPr>
+    <w:rPr>
+      <w:rFonts w:eastAsia="Times New Roman"/>
+      <w:color w:val="000000"/>
+      <w:kern w:val="28"/>
+      <w:sz w:val="22"/>
+      <w:lang w:eastAsia="es-ES"/>
+    </w:rPr>
+  </w:style>
+  <w:style w:type="character" w:styleId="CdigoHTML">
+    <w:name w:val="HTML Code"/>
+    <w:basedOn w:val="Fuentedeprrafopredeter"/>
+    <w:uiPriority w:val="99"/>
+    <w:semiHidden/>
+    <w:unhideWhenUsed/>
+    <w:rsid w:val="00C51D43"/>
+    <w:rPr>
+      <w:rFonts w:ascii="Courier New" w:eastAsia="Times New Roman" w:hAnsi="Courier New" w:cs="Courier New"/>
+      <w:sz w:val="20"/>
+      <w:szCs w:val="20"/>
+    </w:rPr>
+  </w:style>
 </w:styles>
 </file>
 

--- a/Documents/Redacció.docx
+++ b/Documents/Redacció.docx
@@ -14569,6 +14569,9 @@
         <w:lastRenderedPageBreak/>
         <w:t>Clustering</w:t>
       </w:r>
+      <w:r>
+        <w:t xml:space="preserve"> i profiling</w:t>
+      </w:r>
     </w:p>
     <w:p>
       <w:pPr>
@@ -14591,37 +14594,25 @@
       <w:r>
         <w:rPr>
           <w:rStyle w:val="Fuerte"/>
+          <w:b w:val="0"/>
+          <w:bCs w:val="0"/>
         </w:rPr>
         <w:t>existeixen perfils diferenciats d'estudiants</w:t>
       </w:r>
       <w:r>
+        <w:rPr>
+          <w:b/>
+          <w:bCs/>
+        </w:rPr>
         <w:t xml:space="preserve"> </w:t>
       </w:r>
       <w:r>
-        <w:t>segons</w:t>
-      </w:r>
-      <w:r>
-        <w:t xml:space="preserve"> un conjunt de característiques personals, acadèmiques i d'ús de la IA? Respondre</w:t>
-      </w:r>
-      <w:r>
-        <w:t xml:space="preserve"> aquesta pregunta </w:t>
-      </w:r>
-      <w:r>
-        <w:t xml:space="preserve">no és trivial, </w:t>
-      </w:r>
-      <w:r>
-        <w:t>perquè un estudiant pot tenir trets dels diferents perfils alhora.</w:t>
-      </w:r>
-    </w:p>
-    <w:p>
-      <w:r>
-        <w:t xml:space="preserve">Per capturar aquesta </w:t>
-      </w:r>
-      <w:r>
-        <w:t>complexitat</w:t>
-      </w:r>
-      <w:r>
-        <w:t xml:space="preserve"> s'utilitza el </w:t>
+        <w:t>segons un conjunt de característiques personals, acadèmiques i d'ús de la IA? Respondre aquesta pregunta no és trivial, perquè un estudiant pot tenir trets dels diferents perfils alhora.</w:t>
+      </w:r>
+    </w:p>
+    <w:p>
+      <w:r>
+        <w:t xml:space="preserve">Per capturar aquesta complexitat s'utilitza el </w:t>
       </w:r>
       <w:r>
         <w:rPr>
@@ -14648,13 +14639,7 @@
         <w:t>k-means</w:t>
       </w:r>
       <w:r>
-        <w:t xml:space="preserve"> estàndard, no assigna cada observació a un únic </w:t>
-      </w:r>
-      <w:r>
-        <w:t>clúster</w:t>
-      </w:r>
-      <w:r>
-        <w:t xml:space="preserve"> sinó que li assigna un </w:t>
+        <w:t xml:space="preserve"> estàndard, no assigna cada observació a un únic clúster sinó que li assigna un </w:t>
       </w:r>
       <w:r>
         <w:rPr>
@@ -14751,48 +14736,23 @@
         <w:t>PAM</w:t>
       </w:r>
       <w:r>
-        <w:t xml:space="preserve">) és </w:t>
-      </w:r>
-      <w:r>
-        <w:t>que</w:t>
-      </w:r>
-      <w:r>
-        <w:t xml:space="preserve"> l'objectiu no és una classificació dura sinó obtenir un </w:t>
+        <w:t xml:space="preserve">) és que l'objectiu no és una classificació dura sinó obtenir un </w:t>
       </w:r>
       <w:r>
         <w:rPr>
           <w:rStyle w:val="Fuerte"/>
+          <w:b w:val="0"/>
+          <w:bCs w:val="0"/>
         </w:rPr>
         <w:t>grau de pertinença</w:t>
       </w:r>
       <w:r>
-        <w:t xml:space="preserve"> per a cada estudiant que es pugui usar directament com a</w:t>
-      </w:r>
-      <w:r>
-        <w:t xml:space="preserve"> variable </w:t>
-      </w:r>
-      <w:r>
-        <w:t>en el pas posterior de KNN-Fuzzy, el qual combinarà les pertinences del FCM per generar una estimació de la probabilitat d'irregularitat per a estudiants nous.</w:t>
-      </w:r>
-    </w:p>
-    <w:p>
-      <w:r>
-        <w:t xml:space="preserve">Pel que fa </w:t>
-      </w:r>
-      <w:r>
-        <w:t>les</w:t>
-      </w:r>
-      <w:r>
-        <w:t xml:space="preserve"> variables, el clustering s'ha construït sobre variables que </w:t>
-      </w:r>
-      <w:r>
-        <w:t xml:space="preserve">es coneixen d’un estudiant abans de que comenci la universitat: </w:t>
-      </w:r>
-      <w:r>
-        <w:t>les característiques sociodemogràfiques i acadèmiques prèvies, i els hàbits i percepcions sobre la IA</w:t>
-      </w:r>
-      <w:r>
-        <w:t>.</w:t>
+        <w:t xml:space="preserve"> per a cada estudiant que es pugui usar directament com a variable en el pas posterior de KNN-Fuzzy, el qual combinarà les pertinences del FCM per generar una estimació de la probabilitat d'irregularitat per a estudiants nous.</w:t>
+      </w:r>
+    </w:p>
+    <w:p>
+      <w:r>
+        <w:t>Pel que fa les variables, el clustering s'ha construït sobre variables que es coneixen d’un estudiant abans de que comenci la universitat: les característiques sociodemogràfiques i acadèmiques prèvies, i els hàbits i percepcions sobre la IA.</w:t>
       </w:r>
     </w:p>
     <w:p>
@@ -14814,13 +14774,7 @@
     </w:p>
     <w:p>
       <w:r>
-        <w:t>Les dades de partida provenen del conjunt de 342 observacions completes</w:t>
-      </w:r>
-      <w:r>
-        <w:t xml:space="preserve">. </w:t>
-      </w:r>
-      <w:r>
-        <w:t>S'han seleccionat 16 variables: les nou sociodemogràfiques i acadèmiques (</w:t>
+        <w:t>Les dades de partida provenen del conjunt de 342 observacions completes. S'han seleccionat 16 variables: les nou sociodemogràfiques i acadèmiques (</w:t>
       </w:r>
       <w:r>
         <w:rPr>
@@ -15452,7 +15406,7 @@
               <w:rPr>
                 <w:rFonts w:eastAsia="Aptos"/>
               </w:rPr>
-              <w:t>0,144</w:t>
+              <w:t>0,138</w:t>
             </w:r>
           </w:p>
         </w:tc>
@@ -15473,7 +15427,7 @@
               <w:rPr>
                 <w:rFonts w:eastAsia="Aptos"/>
               </w:rPr>
-              <w:t>324.928</w:t>
+              <w:t>457.887</w:t>
             </w:r>
           </w:p>
         </w:tc>
@@ -15565,7 +15519,7 @@
               <w:rPr>
                 <w:rFonts w:eastAsia="Aptos"/>
               </w:rPr>
-              <w:t>0,144</w:t>
+              <w:t>0,138</w:t>
             </w:r>
           </w:p>
         </w:tc>
@@ -15586,7 +15540,7 @@
               <w:rPr>
                 <w:rFonts w:eastAsia="Aptos"/>
               </w:rPr>
-              <w:t>3.013.774</w:t>
+              <w:t>13.923.286</w:t>
             </w:r>
           </w:p>
         </w:tc>
@@ -15678,7 +15632,7 @@
               <w:rPr>
                 <w:rFonts w:eastAsia="Aptos"/>
               </w:rPr>
-              <w:t>0,144</w:t>
+              <w:t>0,138</w:t>
             </w:r>
           </w:p>
         </w:tc>
@@ -15699,7 +15653,7 @@
               <w:rPr>
                 <w:rFonts w:eastAsia="Aptos"/>
               </w:rPr>
-              <w:t>2.757.694</w:t>
+              <w:t>4.555.011</w:t>
             </w:r>
           </w:p>
         </w:tc>
@@ -15791,7 +15745,7 @@
               <w:rPr>
                 <w:rFonts w:eastAsia="Aptos"/>
               </w:rPr>
-              <w:t>0,144</w:t>
+              <w:t>−0,023</w:t>
             </w:r>
           </w:p>
         </w:tc>
@@ -15812,14 +15766,16 @@
               <w:rPr>
                 <w:rFonts w:eastAsia="Aptos"/>
               </w:rPr>
-              <w:t>84.563.634</w:t>
+              <w:t>5.308.155</w:t>
             </w:r>
           </w:p>
         </w:tc>
       </w:tr>
     </w:tbl>
-    <w:p/>
-    <w:p>
+    <w:p>
+      <w:pPr>
+        <w:spacing w:before="240"/>
+      </w:pPr>
       <w:r>
         <w:t xml:space="preserve">Els quatre criteris coincideixen a seleccionar </w:t>
       </w:r>
@@ -15912,14 +15868,23 @@
       <w:pPr>
         <w:rPr>
           <w:rFonts w:eastAsia="Aptos"/>
-        </w:rPr>
-      </w:pPr>
-      <w:r>
-        <w:rPr>
-          <w:rFonts w:eastAsia="Aptos"/>
           <w:b/>
           <w:bCs/>
         </w:rPr>
+      </w:pPr>
+    </w:p>
+    <w:p>
+      <w:pPr>
+        <w:rPr>
+          <w:rFonts w:eastAsia="Aptos"/>
+        </w:rPr>
+      </w:pPr>
+      <w:r>
+        <w:rPr>
+          <w:rFonts w:eastAsia="Aptos"/>
+          <w:b/>
+          <w:bCs/>
+        </w:rPr>
         <w:lastRenderedPageBreak/>
         <w:t>Selecció del fuzziness exponent (m)</w:t>
       </w:r>
@@ -16016,19 +15981,7 @@
         <w:rPr>
           <w:rFonts w:eastAsia="Aptos"/>
         </w:rPr>
-        <w:t xml:space="preserve"> per a tots els </w:t>
-      </w:r>
-      <w:r>
-        <w:rPr>
-          <w:rFonts w:eastAsia="Aptos"/>
-        </w:rPr>
-        <w:t>clústers</w:t>
-      </w:r>
-      <w:r>
-        <w:rPr>
-          <w:rFonts w:eastAsia="Aptos"/>
-        </w:rPr>
-        <w:t>, perdent poder discriminant.</w:t>
+        <w:t xml:space="preserve"> per a tots els clústers, perdent poder discriminant.</w:t>
       </w:r>
     </w:p>
     <w:p>
@@ -16164,75 +16117,27 @@
       <w:r>
         <w:rPr>
           <w:rFonts w:eastAsia="Aptos"/>
-          <w:b/>
-          <w:bCs/>
-        </w:rPr>
-        <w:t>PC = 0,604</w:t>
-      </w:r>
-      <w:r>
-        <w:rPr>
-          <w:rFonts w:eastAsia="Aptos"/>
-        </w:rPr>
-        <w:t xml:space="preserve"> </w:t>
-      </w:r>
-      <w:r>
-        <w:rPr>
-          <w:rFonts w:eastAsia="Aptos"/>
-        </w:rPr>
-        <w:t>indica que els clústers tenen un grau de nitidesa</w:t>
-      </w:r>
-      <w:r>
-        <w:rPr>
-          <w:rFonts w:eastAsia="Aptos"/>
-        </w:rPr>
-        <w:t xml:space="preserve"> modest i que no estan completament separats. </w:t>
-      </w:r>
-      <w:r>
-        <w:rPr>
-          <w:rFonts w:eastAsia="Aptos"/>
-          <w:b/>
-          <w:bCs/>
-        </w:rPr>
-        <w:t>PE = 0,582</w:t>
-      </w:r>
-      <w:r>
-        <w:rPr>
-          <w:rFonts w:eastAsia="Aptos"/>
-        </w:rPr>
-        <w:t xml:space="preserve"> </w:t>
-      </w:r>
-      <w:r>
-        <w:rPr>
-          <w:rFonts w:eastAsia="Aptos"/>
-        </w:rPr>
-        <w:t>reflecteix que hi ha incertesa d'assignació</w:t>
-      </w:r>
-    </w:p>
-    <w:p>
-      <w:pPr>
-        <w:rPr>
-          <w:rFonts w:eastAsia="Aptos"/>
-        </w:rPr>
-      </w:pPr>
-      <w:r>
-        <w:rPr>
-          <w:rFonts w:eastAsia="Aptos"/>
-        </w:rPr>
-        <w:t>L'</w:t>
-      </w:r>
-      <w:r>
-        <w:rPr>
-          <w:rFonts w:eastAsia="Aptos"/>
-          <w:b/>
-          <w:bCs/>
-        </w:rPr>
-        <w:t>estadístic de nitidesa</w:t>
-      </w:r>
-      <w:r>
-        <w:rPr>
-          <w:rFonts w:eastAsia="Aptos"/>
-        </w:rPr>
-        <w:t xml:space="preserve"> (max </w:t>
+        </w:rPr>
+        <w:t xml:space="preserve">PC = 0,604 </w:t>
+      </w:r>
+      <w:r>
+        <w:rPr>
+          <w:rFonts w:eastAsia="Aptos"/>
+        </w:rPr>
+        <w:t>indica que els clústers tenen un grau de nitidesa modest i que no estan completament separats. PE = 0,582 reflecteix que hi ha incertesa d'assignació</w:t>
+      </w:r>
+    </w:p>
+    <w:p>
+      <w:pPr>
+        <w:rPr>
+          <w:rFonts w:eastAsia="Aptos"/>
+        </w:rPr>
+      </w:pPr>
+      <w:r>
+        <w:rPr>
+          <w:rFonts w:eastAsia="Aptos"/>
+        </w:rPr>
+        <w:t xml:space="preserve">L'estadístic de nitidesa (max </w:t>
       </w:r>
       <w:r>
         <w:rPr>
@@ -16264,74 +16169,51 @@
         <w:rPr>
           <w:rFonts w:eastAsia="Aptos"/>
         </w:rPr>
-        <w:t xml:space="preserve"> indica que </w:t>
-      </w:r>
-      <w:r>
-        <w:rPr>
-          <w:rFonts w:eastAsia="Aptos"/>
-        </w:rPr>
-        <w:t>el 75,6% dels estudiants del train tenen una pertinença màxima superior a 0,60, mentre que un 23,6% supera 0,80. Això vol dir que tres de cada quatre estudiants presenten una afiliació suficientment clara a un dels dos perfils</w:t>
-      </w:r>
-      <w:r>
-        <w:rPr>
-          <w:rFonts w:eastAsia="Aptos"/>
-        </w:rPr>
-        <w:t>.</w:t>
-      </w:r>
-    </w:p>
-    <w:p>
-      <w:pPr>
-        <w:rPr>
-          <w:rFonts w:eastAsia="Aptos"/>
-        </w:rPr>
-      </w:pPr>
-      <w:r>
-        <w:rPr>
-          <w:rFonts w:eastAsia="Aptos"/>
-        </w:rPr>
-        <w:t xml:space="preserve">La projecció sobre el </w:t>
-      </w:r>
-      <w:r>
-        <w:rPr>
-          <w:rFonts w:eastAsia="Aptos"/>
-        </w:rPr>
-        <w:t>test</w:t>
-      </w:r>
-      <w:r>
-        <w:rPr>
-          <w:rFonts w:eastAsia="Aptos"/>
-        </w:rPr>
-        <w:t xml:space="preserve"> </w:t>
-      </w:r>
-      <w:r>
-        <w:rPr>
-          <w:rFonts w:eastAsia="Aptos"/>
-        </w:rPr>
-        <w:t xml:space="preserve">té </w:t>
-      </w:r>
-      <w:r>
-        <w:rPr>
-          <w:rFonts w:eastAsia="Aptos"/>
-        </w:rPr>
-        <w:t xml:space="preserve">una nitidesa mediana de 0,670 — lleugerament inferior a la del train </w:t>
-      </w:r>
-      <w:r>
-        <w:rPr>
-          <w:rFonts w:eastAsia="Aptos"/>
-        </w:rPr>
-        <w:t>(0,711)</w:t>
-      </w:r>
-      <w:r>
-        <w:rPr>
-          <w:rFonts w:eastAsia="Aptos"/>
-        </w:rPr>
-        <w:t>–</w:t>
-      </w:r>
-      <w:r>
-        <w:rPr>
-          <w:rFonts w:eastAsia="Aptos"/>
-        </w:rPr>
-        <w:t xml:space="preserve">, la qual cosa és esperable en dades noves i no suggereix </w:t>
+        <w:t xml:space="preserve"> indica que el </w:t>
+      </w:r>
+      <w:r>
+        <w:rPr>
+          <w:rFonts w:eastAsia="Aptos"/>
+        </w:rPr>
+        <w:t>74,2</w:t>
+      </w:r>
+      <w:r>
+        <w:rPr>
+          <w:rFonts w:eastAsia="Aptos"/>
+        </w:rPr>
+        <w:t xml:space="preserve">% dels estudiants del train tenen una pertinença màxima superior a 0,60, mentre que un </w:t>
+      </w:r>
+      <w:r>
+        <w:rPr>
+          <w:rFonts w:eastAsia="Aptos"/>
+        </w:rPr>
+        <w:t>19,6</w:t>
+      </w:r>
+      <w:r>
+        <w:rPr>
+          <w:rFonts w:eastAsia="Aptos"/>
+        </w:rPr>
+        <w:t>% supera 0,80. Això vol dir que tres de cada quatre estudiants presenten una afiliació suficientment clara a un dels dos perfils.</w:t>
+      </w:r>
+    </w:p>
+    <w:p>
+      <w:r>
+        <w:rPr>
+          <w:rFonts w:eastAsia="Aptos"/>
+        </w:rPr>
+        <w:t>La projecció sobre el test té una nitidesa mediana de 0,706</w:t>
+      </w:r>
+      <w:r>
+        <w:rPr>
+          <w:rFonts w:eastAsia="Aptos"/>
+        </w:rPr>
+        <w:t>,</w:t>
+      </w:r>
+      <w:r>
+        <w:rPr>
+          <w:rFonts w:eastAsia="Aptos"/>
+        </w:rPr>
+        <w:t xml:space="preserve"> lleugerament superior a la del train (0,691), la qual cosa suggereix que el model generalitza correctament sense signes d'</w:t>
       </w:r>
       <w:r>
         <w:rPr>
@@ -16339,7 +16221,15 @@
           <w:i/>
           <w:iCs/>
         </w:rPr>
-        <w:t>overfitting</w:t>
+        <w:t>overfittin</w:t>
+      </w:r>
+      <w:r>
+        <w:rPr>
+          <w:rFonts w:eastAsia="Aptos"/>
+          <w:i/>
+          <w:iCs/>
+        </w:rPr>
+        <w:t>g</w:t>
       </w:r>
       <w:r>
         <w:rPr>
@@ -16347,8 +16237,6 @@
         </w:rPr>
         <w:t>.</w:t>
       </w:r>
-    </w:p>
-    <w:p>
       <w:r>
         <w:rPr>
           <w:rFonts w:eastAsia="Aptos"/>
@@ -31955,10 +31843,12 @@
         <w:lastRenderedPageBreak/>
         <w:t>Clustering</w:t>
       </w:r>
-    </w:p>
-    <w:p>
-      <w:pPr>
-        <w:spacing w:after="0"/>
+      <w:r>
+        <w:t xml:space="preserve"> i profiling</w:t>
+      </w:r>
+    </w:p>
+    <w:p>
+      <w:pPr>
         <w:rPr>
           <w:color w:val="auto"/>
           <w:kern w:val="0"/>
@@ -31970,19 +31860,7 @@
         <w:rPr>
           <w:rStyle w:val="Fuerte"/>
         </w:rPr>
-        <w:t xml:space="preserve">Descripció dels </w:t>
-      </w:r>
-      <w:r>
-        <w:rPr>
-          <w:rStyle w:val="Fuerte"/>
-        </w:rPr>
-        <w:t>clústers</w:t>
-      </w:r>
-      <w:r>
-        <w:rPr>
-          <w:rStyle w:val="Fuerte"/>
-        </w:rPr>
-        <w:t xml:space="preserve"> i perfils</w:t>
+        <w:t>Descripció dels clústers i perfils</w:t>
       </w:r>
     </w:p>
     <w:p>
@@ -32017,13 +31895,43 @@
         <w:fldChar w:fldCharType="end"/>
       </w:r>
       <w:r>
-        <w:t xml:space="preserve"> recull els centroides en escala original per a les dues dimensions que defineixen els </w:t>
-      </w:r>
-      <w:r>
-        <w:t>clústers</w:t>
-      </w:r>
-      <w:r>
-        <w:t>. La diferència entre perfils és pràcticament nul·la en les variables sociodemogràfiques i acadèmiques: edat (23,2 vs 21,6 anys), desplaçament (49,7 vs 45,5 minuts), nota (2,62 vs 2,41 sobre 5), dedicació laboral (2,05 vs 2,06) i gènere (46% vs 48% homes). La distinció real entre els dos perfils rau</w:t>
+        <w:t xml:space="preserve"> recull els centroides en escala original per a les dues dimensions que defineixen els clústers. La diferència entre perfils és pràcticament nul·la en les variables sociodemogràfiques i acadèmiques: edat (23,</w:t>
+      </w:r>
+      <w:r>
+        <w:t>05</w:t>
+      </w:r>
+      <w:r>
+        <w:t xml:space="preserve"> vs 21,</w:t>
+      </w:r>
+      <w:r>
+        <w:t>45</w:t>
+      </w:r>
+      <w:r>
+        <w:t xml:space="preserve"> anys), desplaçament (</w:t>
+      </w:r>
+      <w:r>
+        <w:t>50,5</w:t>
+      </w:r>
+      <w:r>
+        <w:t xml:space="preserve"> vs 4</w:t>
+      </w:r>
+      <w:r>
+        <w:t xml:space="preserve">8,2 </w:t>
+      </w:r>
+      <w:r>
+        <w:t>minuts), nota (2,6</w:t>
+      </w:r>
+      <w:r>
+        <w:t>0</w:t>
+      </w:r>
+      <w:r>
+        <w:t xml:space="preserve"> vs 2,4</w:t>
+      </w:r>
+      <w:r>
+        <w:t>4</w:t>
+      </w:r>
+      <w:r>
+        <w:t xml:space="preserve"> sobre 5), dedicació laboral (2,05 vs 2,06) i gènere (46% vs 48% homes). La distinció real entre els dos perfils rau</w:t>
       </w:r>
       <w:r>
         <w:rPr>
@@ -32131,10 +32039,7 @@
               </w:rPr>
             </w:pPr>
             <w:r>
-              <w:t>Clúster</w:t>
-            </w:r>
-            <w:r>
-              <w:t xml:space="preserve"> 1</w:t>
+              <w:t>Clúster 1</w:t>
             </w:r>
           </w:p>
         </w:tc>
@@ -32152,10 +32057,7 @@
               </w:rPr>
             </w:pPr>
             <w:r>
-              <w:t>Clúster</w:t>
-            </w:r>
-            <w:r>
-              <w:t xml:space="preserve"> 2</w:t>
+              <w:t>Clúster 2</w:t>
             </w:r>
           </w:p>
         </w:tc>
@@ -32213,7 +32115,10 @@
               </w:rPr>
             </w:pPr>
             <w:r>
-              <w:t>3,99</w:t>
+              <w:rPr>
+                <w:rFonts w:eastAsia="Aptos"/>
+              </w:rPr>
+              <w:t>3,94</w:t>
             </w:r>
           </w:p>
         </w:tc>
@@ -32231,7 +32136,10 @@
               </w:rPr>
             </w:pPr>
             <w:r>
-              <w:t>5,34</w:t>
+              <w:rPr>
+                <w:rFonts w:eastAsia="Aptos"/>
+              </w:rPr>
+              <w:t>5,27</w:t>
             </w:r>
           </w:p>
         </w:tc>
@@ -32249,7 +32157,10 @@
               </w:rPr>
             </w:pPr>
             <w:r>
-              <w:t>+1,35</w:t>
+              <w:rPr>
+                <w:rFonts w:eastAsia="Aptos"/>
+              </w:rPr>
+              <w:t>−1,33</w:t>
             </w:r>
           </w:p>
         </w:tc>
@@ -32289,7 +32200,10 @@
               </w:rPr>
             </w:pPr>
             <w:r>
-              <w:t>4,56</w:t>
+              <w:rPr>
+                <w:rFonts w:eastAsia="Aptos"/>
+              </w:rPr>
+              <w:t>4,51</w:t>
             </w:r>
           </w:p>
         </w:tc>
@@ -32307,7 +32221,10 @@
               </w:rPr>
             </w:pPr>
             <w:r>
-              <w:t>5,59</w:t>
+              <w:rPr>
+                <w:rFonts w:eastAsia="Aptos"/>
+              </w:rPr>
+              <w:t>5,55</w:t>
             </w:r>
           </w:p>
         </w:tc>
@@ -32325,7 +32242,10 @@
               </w:rPr>
             </w:pPr>
             <w:r>
-              <w:t>+1,03</w:t>
+              <w:rPr>
+                <w:rFonts w:eastAsia="Aptos"/>
+              </w:rPr>
+              <w:t>−1,04</w:t>
             </w:r>
           </w:p>
         </w:tc>
@@ -32365,7 +32285,10 @@
               </w:rPr>
             </w:pPr>
             <w:r>
-              <w:t>3,47</w:t>
+              <w:rPr>
+                <w:rFonts w:eastAsia="Aptos"/>
+              </w:rPr>
+              <w:t>3,46</w:t>
             </w:r>
           </w:p>
         </w:tc>
@@ -32383,7 +32306,10 @@
               </w:rPr>
             </w:pPr>
             <w:r>
-              <w:t>4,78</w:t>
+              <w:rPr>
+                <w:rFonts w:eastAsia="Aptos"/>
+              </w:rPr>
+              <w:t>4,74</w:t>
             </w:r>
           </w:p>
         </w:tc>
@@ -32401,7 +32327,10 @@
               </w:rPr>
             </w:pPr>
             <w:r>
-              <w:t>+1,31</w:t>
+              <w:rPr>
+                <w:rFonts w:eastAsia="Aptos"/>
+              </w:rPr>
+              <w:t>−1,28</w:t>
             </w:r>
           </w:p>
         </w:tc>
@@ -32441,7 +32370,10 @@
               </w:rPr>
             </w:pPr>
             <w:r>
-              <w:t>3,96</w:t>
+              <w:rPr>
+                <w:rFonts w:eastAsia="Aptos"/>
+              </w:rPr>
+              <w:t>3,98</w:t>
             </w:r>
           </w:p>
         </w:tc>
@@ -32459,7 +32391,10 @@
               </w:rPr>
             </w:pPr>
             <w:r>
-              <w:t>5,25</w:t>
+              <w:rPr>
+                <w:rFonts w:eastAsia="Aptos"/>
+              </w:rPr>
+              <w:t>5,21</w:t>
             </w:r>
           </w:p>
         </w:tc>
@@ -32477,7 +32412,10 @@
               </w:rPr>
             </w:pPr>
             <w:r>
-              <w:t>+1,29</w:t>
+              <w:rPr>
+                <w:rFonts w:eastAsia="Aptos"/>
+              </w:rPr>
+              <w:t>−1,23</w:t>
             </w:r>
           </w:p>
         </w:tc>
@@ -32517,7 +32455,10 @@
               </w:rPr>
             </w:pPr>
             <w:r>
-              <w:t>2,06</w:t>
+              <w:rPr>
+                <w:rFonts w:eastAsia="Aptos"/>
+              </w:rPr>
+              <w:t>2,12</w:t>
             </w:r>
           </w:p>
         </w:tc>
@@ -32535,7 +32476,10 @@
               </w:rPr>
             </w:pPr>
             <w:r>
-              <w:t>3,62</w:t>
+              <w:rPr>
+                <w:rFonts w:eastAsia="Aptos"/>
+              </w:rPr>
+              <w:t>3,50</w:t>
             </w:r>
           </w:p>
         </w:tc>
@@ -32550,10 +32494,15 @@
               <w:cnfStyle w:val="000000000000" w:firstRow="0" w:lastRow="0" w:firstColumn="0" w:lastColumn="0" w:oddVBand="0" w:evenVBand="0" w:oddHBand="0" w:evenHBand="0" w:firstRowFirstColumn="0" w:firstRowLastColumn="0" w:lastRowFirstColumn="0" w:lastRowLastColumn="0"/>
               <w:rPr>
                 <w:rFonts w:eastAsia="Aptos"/>
-              </w:rPr>
-            </w:pPr>
-            <w:r>
-              <w:t>+1,56</w:t>
+                <w:b/>
+                <w:bCs/>
+              </w:rPr>
+            </w:pPr>
+            <w:r>
+              <w:rPr>
+                <w:rFonts w:eastAsia="Aptos"/>
+              </w:rPr>
+              <w:t>−1,38</w:t>
             </w:r>
           </w:p>
         </w:tc>
@@ -32593,7 +32542,10 @@
               </w:rPr>
             </w:pPr>
             <w:r>
-              <w:t>1,78</w:t>
+              <w:rPr>
+                <w:rFonts w:eastAsia="Aptos"/>
+              </w:rPr>
+              <w:t>1,86</w:t>
             </w:r>
           </w:p>
         </w:tc>
@@ -32611,7 +32563,10 @@
               </w:rPr>
             </w:pPr>
             <w:r>
-              <w:t>3,28</w:t>
+              <w:rPr>
+                <w:rFonts w:eastAsia="Aptos"/>
+              </w:rPr>
+              <w:t>3,21</w:t>
             </w:r>
           </w:p>
         </w:tc>
@@ -32629,7 +32584,10 @@
               </w:rPr>
             </w:pPr>
             <w:r>
-              <w:t>+1,50</w:t>
+              <w:rPr>
+                <w:rFonts w:eastAsia="Aptos"/>
+              </w:rPr>
+              <w:t>−1,35</w:t>
             </w:r>
           </w:p>
         </w:tc>
@@ -32669,7 +32627,10 @@
               </w:rPr>
             </w:pPr>
             <w:r>
-              <w:t>1,81</w:t>
+              <w:rPr>
+                <w:rFonts w:eastAsia="Aptos"/>
+              </w:rPr>
+              <w:t>1,84</w:t>
             </w:r>
           </w:p>
         </w:tc>
@@ -32687,7 +32648,10 @@
               </w:rPr>
             </w:pPr>
             <w:r>
-              <w:t>2,79</w:t>
+              <w:rPr>
+                <w:rFonts w:eastAsia="Aptos"/>
+              </w:rPr>
+              <w:t>2,72</w:t>
             </w:r>
           </w:p>
         </w:tc>
@@ -32705,7 +32669,10 @@
               </w:rPr>
             </w:pPr>
             <w:r>
-              <w:t>+0,98</w:t>
+              <w:rPr>
+                <w:rFonts w:eastAsia="Aptos"/>
+              </w:rPr>
+              <w:t>−0,88</w:t>
             </w:r>
           </w:p>
         </w:tc>
@@ -32725,7 +32692,19 @@
         <w:t>redueix</w:t>
       </w:r>
       <w:r>
-        <w:t xml:space="preserve"> la necessitat d'anar a classe (IA_SUBST: +1,56 punts) i si redueix la seva atenció durant les sessions presencials (IA_ATENC: +1,50 punts).</w:t>
+        <w:t xml:space="preserve"> la necessitat d'anar a classe (IA_SUBST: +1,</w:t>
+      </w:r>
+      <w:r>
+        <w:t>38</w:t>
+      </w:r>
+      <w:r>
+        <w:t xml:space="preserve"> punts) i si redueix la seva atenció durant les sessions presencials (IA_ATENC: +1,</w:t>
+      </w:r>
+      <w:r>
+        <w:t>35</w:t>
+      </w:r>
+      <w:r>
+        <w:t xml:space="preserve"> punts).</w:t>
       </w:r>
     </w:p>
     <w:p>
@@ -32735,9 +32714,12 @@
         <w:jc w:val="center"/>
       </w:pPr>
       <w:r>
+        <w:rPr>
+          <w:noProof/>
+        </w:rPr>
         <w:lastRenderedPageBreak/>
         <w:drawing>
-          <wp:inline distT="0" distB="0" distL="0" distR="0" wp14:anchorId="3C76D138" wp14:editId="1244B9F9">
+          <wp:inline distT="0" distB="0" distL="0" distR="0" wp14:anchorId="3C76D138" wp14:editId="75B99E28">
             <wp:extent cx="4676775" cy="2993378"/>
             <wp:effectExtent l="0" t="0" r="0" b="0"/>
             <wp:docPr id="1904037857" name="Imagen 6"/>
@@ -32954,19 +32936,57 @@
         <w:t>clúster</w:t>
       </w:r>
       <w:r>
-        <w:t xml:space="preserve"> és equilibrada: 132 observacions al </w:t>
+        <w:t xml:space="preserve"> és equilibrada: 1</w:t>
+      </w:r>
+      <w:r>
+        <w:t>28</w:t>
+      </w:r>
+      <w:r>
+        <w:t xml:space="preserve"> observacions al </w:t>
       </w:r>
       <w:r>
         <w:t>Clúster</w:t>
       </w:r>
       <w:r>
-        <w:t xml:space="preserve"> 1 (48%) i 143 al </w:t>
+        <w:t xml:space="preserve"> 1 (</w:t>
+      </w:r>
+      <w:r>
+        <w:t>46,5</w:t>
+      </w:r>
+      <w:r>
+        <w:t xml:space="preserve">%) i </w:t>
+      </w:r>
+      <w:r>
+        <w:t>147</w:t>
+      </w:r>
+      <w:r>
+        <w:t xml:space="preserve"> al </w:t>
       </w:r>
       <w:r>
         <w:t>Clúster</w:t>
       </w:r>
       <w:r>
-        <w:t xml:space="preserve"> 2 (52%) en el train.</w:t>
+        <w:t xml:space="preserve"> 2 (5</w:t>
+      </w:r>
+      <w:r>
+        <w:t>3,5</w:t>
+      </w:r>
+      <w:r>
+        <w:t>%) en el train.</w:t>
+      </w:r>
+    </w:p>
+    <w:p>
+      <w:r>
+        <w:t>A continuació s'analitza la validesa dels clústers i s'enriqueix la s</w:t>
+      </w:r>
+      <w:r>
+        <w:t xml:space="preserve">eva descripció </w:t>
+      </w:r>
+      <w:r>
+        <w:t>mitjançant el profiling</w:t>
+      </w:r>
+      <w:r>
+        <w:t>.</w:t>
       </w:r>
     </w:p>
     <w:p>
@@ -33017,13 +33037,7 @@
         <w:t>. Que siguin precisament aquestes dues variables</w:t>
       </w:r>
       <w:r>
-        <w:t xml:space="preserve"> (</w:t>
-      </w:r>
-      <w:r>
-        <w:t>IA_SUBST i IA_ATENC</w:t>
-      </w:r>
-      <w:r>
-        <w:t>)</w:t>
+        <w:t xml:space="preserve"> (IA_SUBST i IA_ATENC)</w:t>
       </w:r>
       <w:r>
         <w:t xml:space="preserve"> les que més diferencien els </w:t>
@@ -33032,17 +33046,544 @@
         <w:t>clisters</w:t>
       </w:r>
       <w:r>
-        <w:t xml:space="preserve"> suggereix que el perfil de risc d'absentisme no depèn de qui és l'estudiant sinó de</w:t>
+        <w:t xml:space="preserve"> suggereix </w:t>
+      </w:r>
+      <w:r>
+        <w:lastRenderedPageBreak/>
+        <w:t>que el perfil de risc d'absentisme no depèn de qui és l'estudiant sinó de</w:t>
       </w:r>
       <w:r>
         <w:t xml:space="preserve"> quin ús li dona i quina utilitat li veu a la Intel·ligència Artificial.</w:t>
       </w:r>
     </w:p>
     <w:p>
-      <w:r>
-        <w:rPr>
-          <w:rFonts w:eastAsia="Aptos"/>
-        </w:rPr>
+      <w:pPr>
+        <w:rPr>
+          <w:b/>
+          <w:bCs/>
+        </w:rPr>
+      </w:pPr>
+      <w:r>
+        <w:rPr>
+          <w:b/>
+          <w:bCs/>
+        </w:rPr>
+        <w:t>Connexió amb l'assistència</w:t>
+      </w:r>
+    </w:p>
+    <w:p>
+      <w:r>
+        <w:t>La primera comprovació externa és si els clústers detectats s'associen amb l'assistència real. El test χ² entre clúster assignat i condició regular/irregular és estadísticament significatiu (</w:t>
+      </w:r>
+      <m:oMath>
+        <m:r>
+          <w:rPr>
+            <w:rFonts w:ascii="Cambria Math" w:hAnsi="Cambria Math"/>
+          </w:rPr>
+          <m:t xml:space="preserve">χ²=17,70; </m:t>
+        </m:r>
+        <m:r>
+          <w:rPr>
+            <w:rFonts w:ascii="Cambria Math" w:hAnsi="Cambria Math"/>
+          </w:rPr>
+          <m:t>p</m:t>
+        </m:r>
+        <m:r>
+          <w:rPr>
+            <w:rFonts w:ascii="Cambria Math" w:hAnsi="Cambria Math"/>
+          </w:rPr>
+          <m:t>&lt;0,001</m:t>
+        </m:r>
+      </m:oMath>
+      <w:r>
+        <w:t xml:space="preserve">), amb una V de Cramér de 0,227, indicatiu d'una associació moderada. El test de Mann-Whitney sobre el percentatge d'assistència contínua confirma el mateix </w:t>
+      </w:r>
+      <m:oMath>
+        <m:r>
+          <w:rPr>
+            <w:rFonts w:ascii="Cambria Math" w:hAnsi="Cambria Math"/>
+          </w:rPr>
+          <m:t xml:space="preserve">(W=18.213; </m:t>
+        </m:r>
+        <m:r>
+          <w:rPr>
+            <w:rFonts w:ascii="Cambria Math" w:hAnsi="Cambria Math"/>
+          </w:rPr>
+          <m:t>p</m:t>
+        </m:r>
+        <m:r>
+          <w:rPr>
+            <w:rFonts w:ascii="Cambria Math" w:hAnsi="Cambria Math"/>
+          </w:rPr>
+          <m:t>&lt;0,001; r=0,214</m:t>
+        </m:r>
+      </m:oMath>
+      <w:r>
+        <w:t>).</w:t>
+      </w:r>
+    </w:p>
+    <w:p>
+      <w:r>
+        <w:t>En termes pràctics, el Clúster 1 presenta una assistència mitjana del 74,4% (mediana: 85%), mentre que el Clúster 2 té una assistència mitjana del 66,5% (mediana: 70%). La diferència de gairebé 8 punts en la mitjana i de 15 en la mediana és substantivament rellevant si es té en compte que el llindar que defineix la irregularitat és el 80%. Que els estudiants del Clúster 2</w:t>
+      </w:r>
+      <w:r>
+        <w:t xml:space="preserve"> </w:t>
+      </w:r>
+      <w:r>
+        <w:t xml:space="preserve">mostrin sistemàticament una assistència menor valida la coherència externa del clustering: els perfils no s'han construït a partir de l'assistència, però la reflecteixen de forma indirecta. La variabilitat dins de cada grup és àmplia, </w:t>
+      </w:r>
+      <w:r>
+        <w:t>i era d’esperar donada</w:t>
+      </w:r>
+      <w:r>
+        <w:t xml:space="preserve"> la naturalesa difusa de l'assignació i amb el fet que gairebé un de cada quatre estudiants (24,9%, n=85) es troba en la zona ambigua de pertinença [0,4; 0,6] i no pot assignar-se nítidament a cap dels dos perfils.</w:t>
+      </w:r>
+    </w:p>
+    <w:p>
+      <w:pPr>
+        <w:keepNext/>
+        <w:jc w:val="center"/>
+      </w:pPr>
+      <w:r>
+        <w:drawing>
+          <wp:inline distT="0" distB="0" distL="0" distR="0" wp14:anchorId="2E6A6FB7" wp14:editId="54F898D0">
+            <wp:extent cx="4381169" cy="3233888"/>
+            <wp:effectExtent l="0" t="0" r="635" b="5080"/>
+            <wp:docPr id="439580809" name="Imagen 10"/>
+            <wp:cNvGraphicFramePr>
+              <a:graphicFrameLocks xmlns:a="http://schemas.openxmlformats.org/drawingml/2006/main" noChangeAspect="1"/>
+            </wp:cNvGraphicFramePr>
+            <a:graphic xmlns:a="http://schemas.openxmlformats.org/drawingml/2006/main">
+              <a:graphicData uri="http://schemas.openxmlformats.org/drawingml/2006/picture">
+                <pic:pic xmlns:pic="http://schemas.openxmlformats.org/drawingml/2006/picture">
+                  <pic:nvPicPr>
+                    <pic:cNvPr id="0" name="Picture 23"/>
+                    <pic:cNvPicPr>
+                      <a:picLocks noChangeAspect="1" noChangeArrowheads="1"/>
+                    </pic:cNvPicPr>
+                  </pic:nvPicPr>
+                  <pic:blipFill rotWithShape="1">
+                    <a:blip r:embed="rId41" cstate="print">
+                      <a:extLst>
+                        <a:ext uri="{28A0092B-C50C-407E-A947-70E740481C1C}">
+                          <a14:useLocalDpi xmlns:a14="http://schemas.microsoft.com/office/drawing/2010/main" val="0"/>
+                        </a:ext>
+                      </a:extLst>
+                    </a:blip>
+                    <a:srcRect t="7730"/>
+                    <a:stretch>
+                      <a:fillRect/>
+                    </a:stretch>
+                  </pic:blipFill>
+                  <pic:spPr bwMode="auto">
+                    <a:xfrm>
+                      <a:off x="0" y="0"/>
+                      <a:ext cx="4384077" cy="3236034"/>
+                    </a:xfrm>
+                    <a:prstGeom prst="rect">
+                      <a:avLst/>
+                    </a:prstGeom>
+                    <a:noFill/>
+                    <a:ln>
+                      <a:noFill/>
+                    </a:ln>
+                    <a:extLst>
+                      <a:ext uri="{53640926-AAD7-44D8-BBD7-CCE9431645EC}">
+                        <a14:shadowObscured xmlns:a14="http://schemas.microsoft.com/office/drawing/2010/main"/>
+                      </a:ext>
+                    </a:extLst>
+                  </pic:spPr>
+                </pic:pic>
+              </a:graphicData>
+            </a:graphic>
+          </wp:inline>
+        </w:drawing>
+      </w:r>
+    </w:p>
+    <w:p>
+      <w:pPr>
+        <w:pStyle w:val="Descripcin"/>
+        <w:jc w:val="center"/>
+      </w:pPr>
+      <w:r>
+        <w:t xml:space="preserve">Gràfic </w:t>
+      </w:r>
+      <w:r>
+        <w:fldChar w:fldCharType="begin"/>
+      </w:r>
+      <w:r>
+        <w:instrText xml:space="preserve"> SEQ Gràfic \* ARABIC </w:instrText>
+      </w:r>
+      <w:r>
+        <w:fldChar w:fldCharType="separate"/>
+      </w:r>
+      <w:r>
+        <w:rPr>
+          <w:noProof/>
+        </w:rPr>
+        <w:t>31</w:t>
+      </w:r>
+      <w:r>
+        <w:fldChar w:fldCharType="end"/>
+      </w:r>
+      <w:r>
+        <w:t xml:space="preserve">: </w:t>
+      </w:r>
+      <w:r>
+        <w:rPr>
+          <w:iCs/>
+        </w:rPr>
+        <w:t>Distribució de P_ASSIST per clúster. Mann-Whitney: W=18.213</w:t>
+      </w:r>
+      <w:r>
+        <w:rPr>
+          <w:iCs/>
+        </w:rPr>
+        <w:t>.</w:t>
+      </w:r>
+    </w:p>
+    <w:p/>
+    <w:p>
+      <w:pPr>
+        <w:rPr>
+          <w:b/>
+          <w:bCs/>
+        </w:rPr>
+      </w:pPr>
+      <w:r>
+        <w:rPr>
+          <w:b/>
+          <w:bCs/>
+        </w:rPr>
+        <w:lastRenderedPageBreak/>
+        <w:t>F</w:t>
+      </w:r>
+      <w:r>
+        <w:rPr>
+          <w:b/>
+          <w:bCs/>
+        </w:rPr>
+        <w:t>actors EFA</w:t>
+      </w:r>
+    </w:p>
+    <w:p>
+      <w:r>
+        <w:t>Per enriquir la caracterització dels perfils s'han comparat les puntuacions factorials de l'EFA entre els dos clústers. Atès que aquests factors no han entrat al clustering, la seva associació amb els grups és informació nova</w:t>
+      </w:r>
+      <w:r>
+        <w:t xml:space="preserve"> que serveix per definir-los millor</w:t>
+      </w:r>
+      <w:r>
+        <w:t>.</w:t>
+      </w:r>
+    </w:p>
+    <w:p>
+      <w:r>
+        <w:t>Els dos factors del bloc IA —IA_EINA_ESTUDI i IA_SUBSTITUCIO— mostren les diferències més grans (</w:t>
+      </w:r>
+      <m:oMath>
+        <m:r>
+          <w:rPr>
+            <w:rFonts w:ascii="Cambria Math" w:hAnsi="Cambria Math"/>
+          </w:rPr>
+          <m:t xml:space="preserve">r=-0,429; </m:t>
+        </m:r>
+        <m:r>
+          <w:rPr>
+            <w:rFonts w:ascii="Cambria Math" w:hAnsi="Cambria Math"/>
+          </w:rPr>
+          <m:t>p</m:t>
+        </m:r>
+        <m:r>
+          <w:rPr>
+            <w:rFonts w:ascii="Cambria Math" w:hAnsi="Cambria Math"/>
+          </w:rPr>
+          <m:t>&lt;0,001</m:t>
+        </m:r>
+      </m:oMath>
+      <w:r>
+        <w:t xml:space="preserve"> en tots dos), amb el Clúster 1 amb puntuacions negatives (−0,77 i −0,74) i el Clúster 2 amb puntuacions positives (0,74 i 0,71). </w:t>
+      </w:r>
+    </w:p>
+    <w:p>
+      <w:r>
+        <w:t>Més rellevant des del punt de vista de l'objectiu del treball és que els factors de motivació també presenten diferències significatives. MOT_DESMOTIVACIO és superior al Clúster 2 (0,365 vs −0,382;</w:t>
+      </w:r>
+      <m:oMath>
+        <m:r>
+          <w:rPr>
+            <w:rFonts w:ascii="Cambria Math" w:hAnsi="Cambria Math"/>
+          </w:rPr>
+          <m:t xml:space="preserve"> </m:t>
+        </m:r>
+        <m:r>
+          <w:rPr>
+            <w:rFonts w:ascii="Cambria Math" w:hAnsi="Cambria Math"/>
+          </w:rPr>
+          <m:t>p</m:t>
+        </m:r>
+        <m:r>
+          <w:rPr>
+            <w:rFonts w:ascii="Cambria Math" w:hAnsi="Cambria Math"/>
+          </w:rPr>
+          <m:t>&lt;0,001; r=-0,374</m:t>
+        </m:r>
+      </m:oMath>
+      <w:r>
+        <w:t xml:space="preserve">) i el mateix passa amb MOT_AUTOGESTIO (0,352 vs −0,369; </w:t>
+      </w:r>
+      <m:oMath>
+        <m:r>
+          <w:rPr>
+            <w:rFonts w:ascii="Cambria Math" w:hAnsi="Cambria Math"/>
+          </w:rPr>
+          <m:t>p</m:t>
+        </m:r>
+        <m:r>
+          <w:rPr>
+            <w:rFonts w:ascii="Cambria Math" w:hAnsi="Cambria Math"/>
+          </w:rPr>
+          <m:t>&lt;0,001; r=-0,372</m:t>
+        </m:r>
+      </m:oMath>
+      <w:r>
+        <w:t xml:space="preserve">). Això indica que els estudiants del Clúster 2 no només utilitzen més la IA com a substitut de la classe: també </w:t>
+      </w:r>
+      <w:r>
+        <w:t>tenen</w:t>
+      </w:r>
+      <w:r>
+        <w:t xml:space="preserve"> nivells superiors de</w:t>
+      </w:r>
+      <w:r>
+        <w:t xml:space="preserve"> desmotivació</w:t>
+      </w:r>
+      <w:r>
+        <w:t xml:space="preserve">. El patró és coherent: no anar a classe, </w:t>
+      </w:r>
+      <w:r>
+        <w:t>utilitzar</w:t>
+      </w:r>
+      <w:r>
+        <w:t xml:space="preserve"> la IA per compensar-ho i estar desmotivat tendeixen a aparèixer junts al mateix perfil.</w:t>
+      </w:r>
+    </w:p>
+    <w:p>
+      <w:r>
+        <w:t xml:space="preserve">El signe s'inverteix a MOT_FORCA_MAJOR, que és lleugerament superior al Clúster 1 (0,122 vs −0,116; </w:t>
+      </w:r>
+      <m:oMath>
+        <m:r>
+          <w:rPr>
+            <w:rFonts w:ascii="Cambria Math" w:hAnsi="Cambria Math"/>
+          </w:rPr>
+          <m:t>p</m:t>
+        </m:r>
+        <m:r>
+          <w:rPr>
+            <w:rFonts w:ascii="Cambria Math" w:hAnsi="Cambria Math"/>
+          </w:rPr>
+          <m:t>=0,038; r=0,112</m:t>
+        </m:r>
+      </m:oMath>
+      <w:r>
+        <w:t xml:space="preserve">): els estudiants d'aquest clúster falten menys però, quan ho fan, és per raons externes </w:t>
+      </w:r>
+      <w:r>
+        <w:t>i puntuals, com ja s’ha vist en tots els apartats anteriors.</w:t>
+      </w:r>
+    </w:p>
+    <w:p>
+      <w:r>
+        <w:t>Els factors d'estratègies docents mostren diferències menors. EST_TEMPS_CLASSE és significatiu (</w:t>
+      </w:r>
+      <m:oMath>
+        <m:r>
+          <w:rPr>
+            <w:rFonts w:ascii="Cambria Math" w:hAnsi="Cambria Math"/>
+          </w:rPr>
+          <m:t>p</m:t>
+        </m:r>
+        <m:r>
+          <w:rPr>
+            <w:rFonts w:ascii="Cambria Math" w:hAnsi="Cambria Math"/>
+          </w:rPr>
+          <m:t>=0,014; r=-0,132</m:t>
+        </m:r>
+      </m:oMath>
+      <w:r>
+        <w:t>): els estudiants del Clúster 2 valoren menys el temps de classe com a factor que els empeny a assistir. Els altres tres factors —qualitat docent, avaluació contínua i grups reduïts— no diferencien els dos perfils (</w:t>
+      </w:r>
+      <m:oMath>
+        <m:r>
+          <w:rPr>
+            <w:rFonts w:ascii="Cambria Math" w:hAnsi="Cambria Math"/>
+          </w:rPr>
+          <m:t>p</m:t>
+        </m:r>
+        <m:r>
+          <w:rPr>
+            <w:rFonts w:ascii="Cambria Math" w:hAnsi="Cambria Math"/>
+          </w:rPr>
+          <m:t>&gt;0,10</m:t>
+        </m:r>
+      </m:oMath>
+      <w:r>
+        <w:t xml:space="preserve">), cosa que </w:t>
+      </w:r>
+      <w:r>
+        <w:t>ens continua repetint</w:t>
+      </w:r>
+      <w:r>
+        <w:t xml:space="preserve"> que les polítiques d'incentiu docent no actuarien de manera diferent entre els dos grups identificats.</w:t>
+      </w:r>
+    </w:p>
+    <w:p>
+      <w:pPr>
+        <w:keepNext/>
+        <w:spacing w:after="0"/>
+        <w:jc w:val="center"/>
+      </w:pPr>
+      <w:r>
+        <w:lastRenderedPageBreak/>
+        <w:drawing>
+          <wp:inline distT="0" distB="0" distL="0" distR="0" wp14:anchorId="71FD8FCF" wp14:editId="0653B94E">
+            <wp:extent cx="3633746" cy="2933312"/>
+            <wp:effectExtent l="0" t="0" r="5080" b="635"/>
+            <wp:docPr id="1765616072" name="Imagen 12"/>
+            <wp:cNvGraphicFramePr>
+              <a:graphicFrameLocks xmlns:a="http://schemas.openxmlformats.org/drawingml/2006/main" noChangeAspect="1"/>
+            </wp:cNvGraphicFramePr>
+            <a:graphic xmlns:a="http://schemas.openxmlformats.org/drawingml/2006/main">
+              <a:graphicData uri="http://schemas.openxmlformats.org/drawingml/2006/picture">
+                <pic:pic xmlns:pic="http://schemas.openxmlformats.org/drawingml/2006/picture">
+                  <pic:nvPicPr>
+                    <pic:cNvPr id="0" name="Picture 30"/>
+                    <pic:cNvPicPr>
+                      <a:picLocks noChangeAspect="1" noChangeArrowheads="1"/>
+                    </pic:cNvPicPr>
+                  </pic:nvPicPr>
+                  <pic:blipFill rotWithShape="1">
+                    <a:blip r:embed="rId42" cstate="print">
+                      <a:extLst>
+                        <a:ext uri="{28A0092B-C50C-407E-A947-70E740481C1C}">
+                          <a14:useLocalDpi xmlns:a14="http://schemas.microsoft.com/office/drawing/2010/main" val="0"/>
+                        </a:ext>
+                      </a:extLst>
+                    </a:blip>
+                    <a:srcRect l="12477" t="8380" r="2396" b="5721"/>
+                    <a:stretch>
+                      <a:fillRect/>
+                    </a:stretch>
+                  </pic:blipFill>
+                  <pic:spPr bwMode="auto">
+                    <a:xfrm>
+                      <a:off x="0" y="0"/>
+                      <a:ext cx="3638960" cy="2937521"/>
+                    </a:xfrm>
+                    <a:prstGeom prst="rect">
+                      <a:avLst/>
+                    </a:prstGeom>
+                    <a:noFill/>
+                    <a:ln>
+                      <a:noFill/>
+                    </a:ln>
+                    <a:extLst>
+                      <a:ext uri="{53640926-AAD7-44D8-BBD7-CCE9431645EC}">
+                        <a14:shadowObscured xmlns:a14="http://schemas.microsoft.com/office/drawing/2010/main"/>
+                      </a:ext>
+                    </a:extLst>
+                  </pic:spPr>
+                </pic:pic>
+              </a:graphicData>
+            </a:graphic>
+          </wp:inline>
+        </w:drawing>
+      </w:r>
+    </w:p>
+    <w:p>
+      <w:pPr>
+        <w:jc w:val="center"/>
+      </w:pPr>
+      <w:r>
+        <w:t xml:space="preserve">Gràfic </w:t>
+      </w:r>
+      <w:r>
+        <w:fldChar w:fldCharType="begin"/>
+      </w:r>
+      <w:r>
+        <w:instrText xml:space="preserve"> SEQ Gràfic \* ARABIC </w:instrText>
+      </w:r>
+      <w:r>
+        <w:fldChar w:fldCharType="separate"/>
+      </w:r>
+      <w:r>
+        <w:rPr>
+          <w:noProof/>
+        </w:rPr>
+        <w:t>32</w:t>
+      </w:r>
+      <w:r>
+        <w:fldChar w:fldCharType="end"/>
+      </w:r>
+      <w:r>
+        <w:t xml:space="preserve">: </w:t>
+      </w:r>
+      <w:r>
+        <w:t>Factors EFA per clúster — profiling post-hoc (*** p&lt;0,001, * p&lt;0,05, ns)</w:t>
+      </w:r>
+    </w:p>
+    <w:p>
+      <w:pPr>
+        <w:rPr>
+          <w:b/>
+          <w:bCs/>
+        </w:rPr>
+      </w:pPr>
+      <w:r>
+        <w:rPr>
+          <w:b/>
+          <w:bCs/>
+        </w:rPr>
+        <w:t>Síntesi i implicacions</w:t>
+      </w:r>
+    </w:p>
+    <w:p>
+      <w:r>
+        <w:t>El profiling confirma l'existència de dos perfils d'estudiants que es distingeixen gairebé en exclusiva per la seva relació amb la IA. El Clúster 1 —"ús instrumental"— agrupa estudiants que fan servir la tecnologia com a complement de l'estudi, mostren motivació relativa superior i, quan fallen a classe, és per circumstàncies externes. El Clúster 2 —"ús substitutiu"— agrupa estudiants per als quals la IA s'ha convertit en una alternativa explícita a la presència física: perceben que no cal anar a classe perquè la IA els permet recuperar el contingut, estan més desmotivats i, en conseqüència, assisteixen menys.</w:t>
+      </w:r>
+    </w:p>
+    <w:p>
+      <w:r>
+        <w:t xml:space="preserve">La implicació per al disseny d'intervencions és </w:t>
+      </w:r>
+      <w:r>
+        <w:t>clara</w:t>
+      </w:r>
+      <w:r>
+        <w:t xml:space="preserve">. Per als estudiants del Clúster 2, actuar sobre els factors motivacionals i sobre la percepció que la IA substitueix la classe hauria de ser prioritari; els canvis en format d'avaluació o qualitat docent, que no diferencien els dos perfils, probablement tindrien un impacte limitat sobre </w:t>
+      </w:r>
+      <w:r>
+        <w:t>l’alumnat que falta més a classe</w:t>
+      </w:r>
+      <w:r>
+        <w:t>.</w:t>
+      </w:r>
+    </w:p>
+    <w:p/>
+    <w:p>
+      <w:pPr>
+        <w:spacing w:after="0" w:line="240" w:lineRule="auto"/>
+        <w:jc w:val="left"/>
+      </w:pPr>
+      <w:r>
+        <w:br w:type="page"/>
+      </w:r>
+      <w:r>
+        <w:rPr>
+          <w:rFonts w:eastAsia="Aptos"/>
+        </w:rPr>
+        <w:lastRenderedPageBreak/>
         <w:br w:type="page"/>
       </w:r>
     </w:p>
@@ -33262,7 +33803,7 @@
                   <w:kern w:val="0"/>
                   <w:sz w:val="24"/>
                   <w:szCs w:val="24"/>
-                  <w:lang w:val="es-ES"/>
+                  <w:lang w:val="en-GB"/>
                 </w:rPr>
               </w:pPr>
               <w:r>
@@ -33277,7 +33818,7 @@
               <w:r>
                 <w:rPr>
                   <w:noProof/>
-                  <w:lang w:val="es-ES"/>
+                  <w:lang w:val="en-GB"/>
                 </w:rPr>
                 <w:t xml:space="preserve">Hosmer, D., Lemeshow, S., &amp; Sturdivant, R. (2013). </w:t>
               </w:r>
@@ -33286,14 +33827,14 @@
                   <w:i/>
                   <w:iCs/>
                   <w:noProof/>
-                  <w:lang w:val="es-ES"/>
+                  <w:lang w:val="en-GB"/>
                 </w:rPr>
                 <w:t>Applied Logistic Regression.</w:t>
               </w:r>
               <w:r>
                 <w:rPr>
                   <w:noProof/>
-                  <w:lang w:val="es-ES"/>
+                  <w:lang w:val="en-GB"/>
                 </w:rPr>
                 <w:t xml:space="preserve"> Wiley. Obtenido de https://googlegroups.com/group/udsm-mbbgroupnetwork/attach/ef8b0b994f431/Applied%20Logistic%20Regression.pdf?part=0.1</w:t>
               </w:r>
@@ -33310,7 +33851,7 @@
               <w:r>
                 <w:rPr>
                   <w:noProof/>
-                  <w:lang w:val="es-ES"/>
+                  <w:lang w:val="en-GB"/>
                 </w:rPr>
                 <w:t xml:space="preserve">Hu, L.‐t., &amp; Bentler, P. M. (1999). </w:t>
               </w:r>
@@ -33319,16 +33860,23 @@
                   <w:i/>
                   <w:iCs/>
                   <w:noProof/>
-                  <w:lang w:val="es-ES"/>
+                  <w:lang w:val="en-GB"/>
                 </w:rPr>
                 <w:t>Cutoff criteria for fit indexes in covariance structure analysis: Conventional criteria versus new alternatives.</w:t>
               </w:r>
               <w:r>
                 <w:rPr>
                   <w:noProof/>
+                  <w:lang w:val="en-GB"/>
+                </w:rPr>
+                <w:t xml:space="preserve"> </w:t>
+              </w:r>
+              <w:r>
+                <w:rPr>
+                  <w:noProof/>
                   <w:lang w:val="es-ES"/>
                 </w:rPr>
-                <w:t xml:space="preserve"> A Multidisciplinary Journal. Obtenido de https://www.researchgate.net/profile/Raoof_Mostafazadeh/post/Dear_respected_researchers_and_respected_Professors_do_you_have_access_to_any_or_both_of_these_articles_freely/attachment/59d6530c79197b80779ab183/AS%3A515263440986112%401499859785355/download/h</w:t>
+                <w:t>A Multidisciplinary Journal. Obtenido de https://www.researchgate.net/profile/Raoof_Mostafazadeh/post/Dear_respected_researchers_and_respected_Professors_do_you_have_access_to_any_or_both_of_these_articles_freely/attachment/59d6530c79197b80779ab183/AS%3A515263440986112%401499859785355/download/h</w:t>
               </w:r>
             </w:p>
             <w:p>
@@ -33337,13 +33885,13 @@
                 <w:ind w:left="720" w:hanging="720"/>
                 <w:rPr>
                   <w:noProof/>
-                  <w:lang w:val="es-ES"/>
+                  <w:lang w:val="en-GB"/>
                 </w:rPr>
               </w:pPr>
               <w:r>
                 <w:rPr>
                   <w:noProof/>
-                  <w:lang w:val="es-ES"/>
+                  <w:lang w:val="en-GB"/>
                 </w:rPr>
                 <w:t xml:space="preserve">Li, C.-H. (2015). </w:t>
               </w:r>
@@ -33352,14 +33900,14 @@
                   <w:i/>
                   <w:iCs/>
                   <w:noProof/>
-                  <w:lang w:val="es-ES"/>
+                  <w:lang w:val="en-GB"/>
                 </w:rPr>
                 <w:t>Confirmatory factor analysis with ordinal data: Comparing.</w:t>
               </w:r>
               <w:r>
                 <w:rPr>
                   <w:noProof/>
-                  <w:lang w:val="es-ES"/>
+                  <w:lang w:val="en-GB"/>
                 </w:rPr>
                 <w:t xml:space="preserve"> Psychonomic Society, Inc. 2015. Obtenido de https://link.springer.com/article/10.3758/s13428-015-0619-7</w:t>
               </w:r>
@@ -33376,7 +33924,7 @@
               <w:r>
                 <w:rPr>
                   <w:noProof/>
-                  <w:lang w:val="es-ES"/>
+                  <w:lang w:val="en-GB"/>
                 </w:rPr>
                 <w:t xml:space="preserve">Rhemtulla, M., Brosseau-Liard, P. É., &amp; Savalei, V. (2012). </w:t>
               </w:r>
@@ -33385,16 +33933,23 @@
                   <w:i/>
                   <w:iCs/>
                   <w:noProof/>
-                  <w:lang w:val="es-ES"/>
+                  <w:lang w:val="en-GB"/>
                 </w:rPr>
                 <w:t>When Can Categorical Variables Be Treated as Continuous? A Comparison of Robust Continuous and Categorical SEM Estimation Methods Under Suboptimal Conditions.</w:t>
               </w:r>
               <w:r>
                 <w:rPr>
                   <w:noProof/>
+                  <w:lang w:val="en-GB"/>
+                </w:rPr>
+                <w:t xml:space="preserve"> </w:t>
+              </w:r>
+              <w:r>
+                <w:rPr>
+                  <w:noProof/>
                   <w:lang w:val="es-ES"/>
                 </w:rPr>
-                <w:t xml:space="preserve"> Psychological Methods. Obtenido de https://psychmodels.ucdavis.edu/sites/g/files/dgvnsk12156/files/inline-files/rhemtullabrosseauliardsavalei_pm.pdf</w:t>
+                <w:t>Psychological Methods. Obtenido de https://psychmodels.ucdavis.edu/sites/g/files/dgvnsk12156/files/inline-files/rhemtullabrosseauliardsavalei_pm.pdf</w:t>
               </w:r>
             </w:p>
             <w:p>
@@ -33632,7 +34187,7 @@
         </w:rPr>
         <w:t xml:space="preserve">L’enquesta original es pot consultar en el següent enllaç: </w:t>
       </w:r>
-      <w:hyperlink r:id="rId41" w:history="1">
+      <w:hyperlink r:id="rId43" w:history="1">
         <w:r>
           <w:rPr>
             <w:rFonts w:eastAsia="Aptos"/>
@@ -33695,7 +34250,7 @@
                     </pic:cNvPicPr>
                   </pic:nvPicPr>
                   <pic:blipFill>
-                    <a:blip r:embed="rId42" cstate="print">
+                    <a:blip r:embed="rId44" cstate="print">
                       <a:extLst>
                         <a:ext uri="{28A0092B-C50C-407E-A947-70E740481C1C}">
                           <a14:useLocalDpi xmlns:a14="http://schemas.microsoft.com/office/drawing/2010/main" val="0"/>
@@ -41526,7 +42081,7 @@
                     </pic:cNvPicPr>
                   </pic:nvPicPr>
                   <pic:blipFill rotWithShape="1">
-                    <a:blip r:embed="rId46" cstate="print">
+                    <a:blip r:embed="rId48" cstate="print">
                       <a:extLst>
                         <a:ext uri="{28A0092B-C50C-407E-A947-70E740481C1C}">
                           <a14:useLocalDpi xmlns:a14="http://schemas.microsoft.com/office/drawing/2010/main" val="0"/>
@@ -41623,7 +42178,7 @@
                     </pic:cNvPicPr>
                   </pic:nvPicPr>
                   <pic:blipFill rotWithShape="1">
-                    <a:blip r:embed="rId47" cstate="print">
+                    <a:blip r:embed="rId49" cstate="print">
                       <a:extLst>
                         <a:ext uri="{28A0092B-C50C-407E-A947-70E740481C1C}">
                           <a14:useLocalDpi xmlns:a14="http://schemas.microsoft.com/office/drawing/2010/main" val="0"/>
@@ -41720,7 +42275,7 @@
                     </pic:cNvPicPr>
                   </pic:nvPicPr>
                   <pic:blipFill rotWithShape="1">
-                    <a:blip r:embed="rId48" cstate="print">
+                    <a:blip r:embed="rId50" cstate="print">
                       <a:extLst>
                         <a:ext uri="{28A0092B-C50C-407E-A947-70E740481C1C}">
                           <a14:useLocalDpi xmlns:a14="http://schemas.microsoft.com/office/drawing/2010/main" val="0"/>
@@ -41823,7 +42378,7 @@
           <w:lang w:eastAsia="en-US"/>
         </w:rPr>
         <w:drawing>
-          <wp:inline distT="0" distB="0" distL="0" distR="0" wp14:anchorId="693BC190" wp14:editId="7336D3BB">
+          <wp:inline distT="0" distB="0" distL="0" distR="0" wp14:anchorId="693BC190" wp14:editId="119AABB3">
             <wp:extent cx="5400040" cy="4010025"/>
             <wp:effectExtent l="0" t="0" r="0" b="9525"/>
             <wp:docPr id="1947302634" name="Imagen 10"/>
@@ -41840,7 +42395,7 @@
                     </pic:cNvPicPr>
                   </pic:nvPicPr>
                   <pic:blipFill rotWithShape="1">
-                    <a:blip r:embed="rId49" cstate="print">
+                    <a:blip r:embed="rId51" cstate="print">
                       <a:extLst>
                         <a:ext uri="{28A0092B-C50C-407E-A947-70E740481C1C}">
                           <a14:useLocalDpi xmlns:a14="http://schemas.microsoft.com/office/drawing/2010/main" val="0"/>
@@ -41956,7 +42511,7 @@
                     </pic:cNvPicPr>
                   </pic:nvPicPr>
                   <pic:blipFill rotWithShape="1">
-                    <a:blip r:embed="rId50" cstate="print">
+                    <a:blip r:embed="rId52" cstate="print">
                       <a:extLst>
                         <a:ext uri="{28A0092B-C50C-407E-A947-70E740481C1C}">
                           <a14:useLocalDpi xmlns:a14="http://schemas.microsoft.com/office/drawing/2010/main" val="0"/>
@@ -42161,7 +42716,7 @@
                     </pic:cNvPicPr>
                   </pic:nvPicPr>
                   <pic:blipFill rotWithShape="1">
-                    <a:blip r:embed="rId51" cstate="print">
+                    <a:blip r:embed="rId53" cstate="print">
                       <a:extLst>
                         <a:ext uri="{28A0092B-C50C-407E-A947-70E740481C1C}">
                           <a14:useLocalDpi xmlns:a14="http://schemas.microsoft.com/office/drawing/2010/main" val="0"/>
@@ -42298,7 +42853,7 @@
                     </pic:cNvPicPr>
                   </pic:nvPicPr>
                   <pic:blipFill rotWithShape="1">
-                    <a:blip r:embed="rId52" cstate="print">
+                    <a:blip r:embed="rId54" cstate="print">
                       <a:extLst>
                         <a:ext uri="{28A0092B-C50C-407E-A947-70E740481C1C}">
                           <a14:useLocalDpi xmlns:a14="http://schemas.microsoft.com/office/drawing/2010/main" val="0"/>
@@ -42427,7 +42982,7 @@
                     </pic:cNvPicPr>
                   </pic:nvPicPr>
                   <pic:blipFill rotWithShape="1">
-                    <a:blip r:embed="rId53" cstate="print">
+                    <a:blip r:embed="rId55" cstate="print">
                       <a:extLst>
                         <a:ext uri="{28A0092B-C50C-407E-A947-70E740481C1C}">
                           <a14:useLocalDpi xmlns:a14="http://schemas.microsoft.com/office/drawing/2010/main" val="0"/>
@@ -42538,7 +43093,7 @@
                     </pic:cNvPicPr>
                   </pic:nvPicPr>
                   <pic:blipFill rotWithShape="1">
-                    <a:blip r:embed="rId54" cstate="print">
+                    <a:blip r:embed="rId56" cstate="print">
                       <a:extLst>
                         <a:ext uri="{28A0092B-C50C-407E-A947-70E740481C1C}">
                           <a14:useLocalDpi xmlns:a14="http://schemas.microsoft.com/office/drawing/2010/main" val="0"/>
@@ -43668,7 +44223,7 @@
                     </pic:cNvPicPr>
                   </pic:nvPicPr>
                   <pic:blipFill rotWithShape="1">
-                    <a:blip r:embed="rId55" cstate="print">
+                    <a:blip r:embed="rId57" cstate="print">
                       <a:extLst>
                         <a:ext uri="{28A0092B-C50C-407E-A947-70E740481C1C}">
                           <a14:useLocalDpi xmlns:a14="http://schemas.microsoft.com/office/drawing/2010/main" val="0"/>
@@ -43778,7 +44333,7 @@
                     </pic:cNvPicPr>
                   </pic:nvPicPr>
                   <pic:blipFill rotWithShape="1">
-                    <a:blip r:embed="rId56" cstate="print">
+                    <a:blip r:embed="rId58" cstate="print">
                       <a:extLst>
                         <a:ext uri="{28A0092B-C50C-407E-A947-70E740481C1C}">
                           <a14:useLocalDpi xmlns:a14="http://schemas.microsoft.com/office/drawing/2010/main" val="0"/>
@@ -43960,7 +44515,7 @@
                     </pic:cNvPicPr>
                   </pic:nvPicPr>
                   <pic:blipFill rotWithShape="1">
-                    <a:blip r:embed="rId57" cstate="print">
+                    <a:blip r:embed="rId59" cstate="print">
                       <a:extLst>
                         <a:ext uri="{28A0092B-C50C-407E-A947-70E740481C1C}">
                           <a14:useLocalDpi xmlns:a14="http://schemas.microsoft.com/office/drawing/2010/main" val="0"/>
@@ -44065,7 +44620,7 @@
                     </pic:cNvPicPr>
                   </pic:nvPicPr>
                   <pic:blipFill rotWithShape="1">
-                    <a:blip r:embed="rId58" cstate="print">
+                    <a:blip r:embed="rId60" cstate="print">
                       <a:extLst>
                         <a:ext uri="{28A0092B-C50C-407E-A947-70E740481C1C}">
                           <a14:useLocalDpi xmlns:a14="http://schemas.microsoft.com/office/drawing/2010/main" val="0"/>
@@ -44163,7 +44718,7 @@
                     </pic:cNvPicPr>
                   </pic:nvPicPr>
                   <pic:blipFill rotWithShape="1">
-                    <a:blip r:embed="rId59" cstate="print">
+                    <a:blip r:embed="rId61" cstate="print">
                       <a:extLst>
                         <a:ext uri="{28A0092B-C50C-407E-A947-70E740481C1C}">
                           <a14:useLocalDpi xmlns:a14="http://schemas.microsoft.com/office/drawing/2010/main" val="0"/>
@@ -44261,7 +44816,7 @@
                     </pic:cNvPicPr>
                   </pic:nvPicPr>
                   <pic:blipFill rotWithShape="1">
-                    <a:blip r:embed="rId60" cstate="print">
+                    <a:blip r:embed="rId62" cstate="print">
                       <a:extLst>
                         <a:ext uri="{28A0092B-C50C-407E-A947-70E740481C1C}">
                           <a14:useLocalDpi xmlns:a14="http://schemas.microsoft.com/office/drawing/2010/main" val="0"/>
@@ -44354,7 +44909,7 @@
                     </pic:cNvPicPr>
                   </pic:nvPicPr>
                   <pic:blipFill rotWithShape="1">
-                    <a:blip r:embed="rId61" cstate="print">
+                    <a:blip r:embed="rId63" cstate="print">
                       <a:extLst>
                         <a:ext uri="{28A0092B-C50C-407E-A947-70E740481C1C}">
                           <a14:useLocalDpi xmlns:a14="http://schemas.microsoft.com/office/drawing/2010/main" val="0"/>
@@ -44454,7 +45009,7 @@
                     </pic:cNvPicPr>
                   </pic:nvPicPr>
                   <pic:blipFill rotWithShape="1">
-                    <a:blip r:embed="rId62" cstate="print">
+                    <a:blip r:embed="rId64" cstate="print">
                       <a:extLst>
                         <a:ext uri="{28A0092B-C50C-407E-A947-70E740481C1C}">
                           <a14:useLocalDpi xmlns:a14="http://schemas.microsoft.com/office/drawing/2010/main" val="0"/>
@@ -44590,7 +45145,7 @@
                     </pic:cNvPicPr>
                   </pic:nvPicPr>
                   <pic:blipFill>
-                    <a:blip r:embed="rId63" cstate="print">
+                    <a:blip r:embed="rId65" cstate="print">
                       <a:extLst>
                         <a:ext uri="{28A0092B-C50C-407E-A947-70E740481C1C}">
                           <a14:useLocalDpi xmlns:a14="http://schemas.microsoft.com/office/drawing/2010/main" val="0"/>
@@ -44689,228 +45244,6 @@
                 <pic:pic xmlns:pic="http://schemas.openxmlformats.org/drawingml/2006/picture">
                   <pic:nvPicPr>
                     <pic:cNvPr id="0" name="Picture 15"/>
-                    <pic:cNvPicPr>
-                      <a:picLocks noChangeAspect="1" noChangeArrowheads="1"/>
-                    </pic:cNvPicPr>
-                  </pic:nvPicPr>
-                  <pic:blipFill>
-                    <a:blip r:embed="rId64" cstate="print">
-                      <a:extLst>
-                        <a:ext uri="{28A0092B-C50C-407E-A947-70E740481C1C}">
-                          <a14:useLocalDpi xmlns:a14="http://schemas.microsoft.com/office/drawing/2010/main" val="0"/>
-                        </a:ext>
-                      </a:extLst>
-                    </a:blip>
-                    <a:srcRect/>
-                    <a:stretch>
-                      <a:fillRect/>
-                    </a:stretch>
-                  </pic:blipFill>
-                  <pic:spPr bwMode="auto">
-                    <a:xfrm>
-                      <a:off x="0" y="0"/>
-                      <a:ext cx="5400040" cy="3599815"/>
-                    </a:xfrm>
-                    <a:prstGeom prst="rect">
-                      <a:avLst/>
-                    </a:prstGeom>
-                    <a:noFill/>
-                    <a:ln>
-                      <a:noFill/>
-                    </a:ln>
-                  </pic:spPr>
-                </pic:pic>
-              </a:graphicData>
-            </a:graphic>
-          </wp:inline>
-        </w:drawing>
-      </w:r>
-    </w:p>
-    <w:p>
-      <w:pPr>
-        <w:spacing w:before="100" w:beforeAutospacing="1" w:after="100" w:afterAutospacing="1" w:line="240" w:lineRule="auto"/>
-        <w:jc w:val="left"/>
-        <w:rPr>
-          <w:rFonts w:ascii="Times New Roman" w:hAnsi="Times New Roman"/>
-          <w:color w:val="auto"/>
-          <w:kern w:val="0"/>
-          <w:sz w:val="24"/>
-          <w:szCs w:val="24"/>
-          <w:lang w:eastAsia="ca-ES"/>
-        </w:rPr>
-      </w:pPr>
-    </w:p>
-    <w:p>
-      <w:pPr>
-        <w:rPr>
-          <w:lang w:eastAsia="en-US"/>
-        </w:rPr>
-      </w:pPr>
-    </w:p>
-    <w:p>
-      <w:pPr>
-        <w:pStyle w:val="Descripcin"/>
-        <w:keepNext/>
-      </w:pPr>
-      <w:r>
-        <w:lastRenderedPageBreak/>
-        <w:t xml:space="preserve">Annex </w:t>
-      </w:r>
-      <w:r>
-        <w:fldChar w:fldCharType="begin"/>
-      </w:r>
-      <w:r>
-        <w:instrText xml:space="preserve"> SEQ Annex \* ARABIC </w:instrText>
-      </w:r>
-      <w:r>
-        <w:fldChar w:fldCharType="separate"/>
-      </w:r>
-      <w:r>
-        <w:rPr>
-          <w:noProof/>
-        </w:rPr>
-        <w:t>24</w:t>
-      </w:r>
-      <w:r>
-        <w:fldChar w:fldCharType="end"/>
-      </w:r>
-      <w:r>
-        <w:t>: Freqüència de paraules de les experiències negatives</w:t>
-      </w:r>
-    </w:p>
-    <w:p>
-      <w:pPr>
-        <w:rPr>
-          <w:lang w:eastAsia="en-US"/>
-        </w:rPr>
-      </w:pPr>
-      <w:r>
-        <w:rPr>
-          <w:noProof/>
-          <w:lang w:eastAsia="en-US"/>
-        </w:rPr>
-        <w:drawing>
-          <wp:inline distT="0" distB="0" distL="0" distR="0" wp14:anchorId="16BB3345" wp14:editId="457F2DA3">
-            <wp:extent cx="5400040" cy="3342640"/>
-            <wp:effectExtent l="0" t="0" r="0" b="0"/>
-            <wp:docPr id="2089258858" name="Imagen 15"/>
-            <wp:cNvGraphicFramePr>
-              <a:graphicFrameLocks xmlns:a="http://schemas.openxmlformats.org/drawingml/2006/main" noChangeAspect="1"/>
-            </wp:cNvGraphicFramePr>
-            <a:graphic xmlns:a="http://schemas.openxmlformats.org/drawingml/2006/main">
-              <a:graphicData uri="http://schemas.openxmlformats.org/drawingml/2006/picture">
-                <pic:pic xmlns:pic="http://schemas.openxmlformats.org/drawingml/2006/picture">
-                  <pic:nvPicPr>
-                    <pic:cNvPr id="0" name="Picture 36"/>
-                    <pic:cNvPicPr>
-                      <a:picLocks noChangeAspect="1" noChangeArrowheads="1"/>
-                    </pic:cNvPicPr>
-                  </pic:nvPicPr>
-                  <pic:blipFill rotWithShape="1">
-                    <a:blip r:embed="rId65" cstate="print">
-                      <a:extLst>
-                        <a:ext uri="{28A0092B-C50C-407E-A947-70E740481C1C}">
-                          <a14:useLocalDpi xmlns:a14="http://schemas.microsoft.com/office/drawing/2010/main" val="0"/>
-                        </a:ext>
-                      </a:extLst>
-                    </a:blip>
-                    <a:srcRect t="7144"/>
-                    <a:stretch>
-                      <a:fillRect/>
-                    </a:stretch>
-                  </pic:blipFill>
-                  <pic:spPr bwMode="auto">
-                    <a:xfrm>
-                      <a:off x="0" y="0"/>
-                      <a:ext cx="5400040" cy="3342640"/>
-                    </a:xfrm>
-                    <a:prstGeom prst="rect">
-                      <a:avLst/>
-                    </a:prstGeom>
-                    <a:noFill/>
-                    <a:ln>
-                      <a:noFill/>
-                    </a:ln>
-                    <a:extLst>
-                      <a:ext uri="{53640926-AAD7-44D8-BBD7-CCE9431645EC}">
-                        <a14:shadowObscured xmlns:a14="http://schemas.microsoft.com/office/drawing/2010/main"/>
-                      </a:ext>
-                    </a:extLst>
-                  </pic:spPr>
-                </pic:pic>
-              </a:graphicData>
-            </a:graphic>
-          </wp:inline>
-        </w:drawing>
-      </w:r>
-    </w:p>
-    <w:p>
-      <w:pPr>
-        <w:rPr>
-          <w:lang w:eastAsia="en-US"/>
-        </w:rPr>
-      </w:pPr>
-    </w:p>
-    <w:p>
-      <w:pPr>
-        <w:pStyle w:val="Descripcin"/>
-        <w:keepNext/>
-      </w:pPr>
-      <w:r>
-        <w:t xml:space="preserve">Annex </w:t>
-      </w:r>
-      <w:r>
-        <w:fldChar w:fldCharType="begin"/>
-      </w:r>
-      <w:r>
-        <w:instrText xml:space="preserve"> SEQ Annex \* ARABIC </w:instrText>
-      </w:r>
-      <w:r>
-        <w:fldChar w:fldCharType="separate"/>
-      </w:r>
-      <w:r>
-        <w:rPr>
-          <w:noProof/>
-        </w:rPr>
-        <w:t>25</w:t>
-      </w:r>
-      <w:r>
-        <w:fldChar w:fldCharType="end"/>
-      </w:r>
-      <w:r>
-        <w:t>: Freqüència de paraules de les propostes de millora</w:t>
-      </w:r>
-    </w:p>
-    <w:p>
-      <w:pPr>
-        <w:pStyle w:val="Descripcin"/>
-        <w:keepNext/>
-      </w:pPr>
-    </w:p>
-    <w:p>
-      <w:pPr>
-        <w:rPr>
-          <w:lang w:eastAsia="en-US"/>
-        </w:rPr>
-      </w:pPr>
-      <w:r>
-        <w:rPr>
-          <w:noProof/>
-          <w:lang w:eastAsia="en-US"/>
-        </w:rPr>
-        <w:drawing>
-          <wp:inline distT="0" distB="0" distL="0" distR="0" wp14:anchorId="3D00AC7B" wp14:editId="74A61CD8">
-            <wp:extent cx="5400040" cy="3599815"/>
-            <wp:effectExtent l="0" t="0" r="0" b="635"/>
-            <wp:docPr id="988417027" name="Imagen 21"/>
-            <wp:cNvGraphicFramePr>
-              <a:graphicFrameLocks xmlns:a="http://schemas.openxmlformats.org/drawingml/2006/main" noChangeAspect="1"/>
-            </wp:cNvGraphicFramePr>
-            <a:graphic xmlns:a="http://schemas.openxmlformats.org/drawingml/2006/main">
-              <a:graphicData uri="http://schemas.openxmlformats.org/drawingml/2006/picture">
-                <pic:pic xmlns:pic="http://schemas.openxmlformats.org/drawingml/2006/picture">
-                  <pic:nvPicPr>
-                    <pic:cNvPr id="0" name="Picture 57"/>
                     <pic:cNvPicPr>
                       <a:picLocks noChangeAspect="1" noChangeArrowheads="1"/>
                     </pic:cNvPicPr>
@@ -44950,13 +45283,235 @@
     </w:p>
     <w:p>
       <w:pPr>
+        <w:spacing w:before="100" w:beforeAutospacing="1" w:after="100" w:afterAutospacing="1" w:line="240" w:lineRule="auto"/>
+        <w:jc w:val="left"/>
+        <w:rPr>
+          <w:rFonts w:ascii="Times New Roman" w:hAnsi="Times New Roman"/>
+          <w:color w:val="auto"/>
+          <w:kern w:val="0"/>
+          <w:sz w:val="24"/>
+          <w:szCs w:val="24"/>
+          <w:lang w:eastAsia="ca-ES"/>
+        </w:rPr>
+      </w:pPr>
+    </w:p>
+    <w:p>
+      <w:pPr>
+        <w:rPr>
+          <w:lang w:eastAsia="en-US"/>
+        </w:rPr>
+      </w:pPr>
+    </w:p>
+    <w:p>
+      <w:pPr>
+        <w:pStyle w:val="Descripcin"/>
+        <w:keepNext/>
+      </w:pPr>
+      <w:r>
+        <w:lastRenderedPageBreak/>
+        <w:t xml:space="preserve">Annex </w:t>
+      </w:r>
+      <w:r>
+        <w:fldChar w:fldCharType="begin"/>
+      </w:r>
+      <w:r>
+        <w:instrText xml:space="preserve"> SEQ Annex \* ARABIC </w:instrText>
+      </w:r>
+      <w:r>
+        <w:fldChar w:fldCharType="separate"/>
+      </w:r>
+      <w:r>
+        <w:rPr>
+          <w:noProof/>
+        </w:rPr>
+        <w:t>24</w:t>
+      </w:r>
+      <w:r>
+        <w:fldChar w:fldCharType="end"/>
+      </w:r>
+      <w:r>
+        <w:t>: Freqüència de paraules de les experiències negatives</w:t>
+      </w:r>
+    </w:p>
+    <w:p>
+      <w:pPr>
+        <w:rPr>
+          <w:lang w:eastAsia="en-US"/>
+        </w:rPr>
+      </w:pPr>
+      <w:r>
+        <w:rPr>
+          <w:noProof/>
+          <w:lang w:eastAsia="en-US"/>
+        </w:rPr>
+        <w:drawing>
+          <wp:inline distT="0" distB="0" distL="0" distR="0" wp14:anchorId="16BB3345" wp14:editId="457F2DA3">
+            <wp:extent cx="5400040" cy="3342640"/>
+            <wp:effectExtent l="0" t="0" r="0" b="0"/>
+            <wp:docPr id="2089258858" name="Imagen 15"/>
+            <wp:cNvGraphicFramePr>
+              <a:graphicFrameLocks xmlns:a="http://schemas.openxmlformats.org/drawingml/2006/main" noChangeAspect="1"/>
+            </wp:cNvGraphicFramePr>
+            <a:graphic xmlns:a="http://schemas.openxmlformats.org/drawingml/2006/main">
+              <a:graphicData uri="http://schemas.openxmlformats.org/drawingml/2006/picture">
+                <pic:pic xmlns:pic="http://schemas.openxmlformats.org/drawingml/2006/picture">
+                  <pic:nvPicPr>
+                    <pic:cNvPr id="0" name="Picture 36"/>
+                    <pic:cNvPicPr>
+                      <a:picLocks noChangeAspect="1" noChangeArrowheads="1"/>
+                    </pic:cNvPicPr>
+                  </pic:nvPicPr>
+                  <pic:blipFill rotWithShape="1">
+                    <a:blip r:embed="rId67" cstate="print">
+                      <a:extLst>
+                        <a:ext uri="{28A0092B-C50C-407E-A947-70E740481C1C}">
+                          <a14:useLocalDpi xmlns:a14="http://schemas.microsoft.com/office/drawing/2010/main" val="0"/>
+                        </a:ext>
+                      </a:extLst>
+                    </a:blip>
+                    <a:srcRect t="7144"/>
+                    <a:stretch>
+                      <a:fillRect/>
+                    </a:stretch>
+                  </pic:blipFill>
+                  <pic:spPr bwMode="auto">
+                    <a:xfrm>
+                      <a:off x="0" y="0"/>
+                      <a:ext cx="5400040" cy="3342640"/>
+                    </a:xfrm>
+                    <a:prstGeom prst="rect">
+                      <a:avLst/>
+                    </a:prstGeom>
+                    <a:noFill/>
+                    <a:ln>
+                      <a:noFill/>
+                    </a:ln>
+                    <a:extLst>
+                      <a:ext uri="{53640926-AAD7-44D8-BBD7-CCE9431645EC}">
+                        <a14:shadowObscured xmlns:a14="http://schemas.microsoft.com/office/drawing/2010/main"/>
+                      </a:ext>
+                    </a:extLst>
+                  </pic:spPr>
+                </pic:pic>
+              </a:graphicData>
+            </a:graphic>
+          </wp:inline>
+        </w:drawing>
+      </w:r>
+    </w:p>
+    <w:p>
+      <w:pPr>
+        <w:rPr>
+          <w:lang w:eastAsia="en-US"/>
+        </w:rPr>
+      </w:pPr>
+    </w:p>
+    <w:p>
+      <w:pPr>
+        <w:pStyle w:val="Descripcin"/>
+        <w:keepNext/>
+      </w:pPr>
+      <w:r>
+        <w:t xml:space="preserve">Annex </w:t>
+      </w:r>
+      <w:r>
+        <w:fldChar w:fldCharType="begin"/>
+      </w:r>
+      <w:r>
+        <w:instrText xml:space="preserve"> SEQ Annex \* ARABIC </w:instrText>
+      </w:r>
+      <w:r>
+        <w:fldChar w:fldCharType="separate"/>
+      </w:r>
+      <w:r>
+        <w:rPr>
+          <w:noProof/>
+        </w:rPr>
+        <w:t>25</w:t>
+      </w:r>
+      <w:r>
+        <w:fldChar w:fldCharType="end"/>
+      </w:r>
+      <w:r>
+        <w:t>: Freqüència de paraules de les propostes de millora</w:t>
+      </w:r>
+    </w:p>
+    <w:p>
+      <w:pPr>
+        <w:pStyle w:val="Descripcin"/>
+        <w:keepNext/>
+      </w:pPr>
+    </w:p>
+    <w:p>
+      <w:pPr>
+        <w:rPr>
+          <w:lang w:eastAsia="en-US"/>
+        </w:rPr>
+      </w:pPr>
+      <w:r>
+        <w:rPr>
+          <w:noProof/>
+          <w:lang w:eastAsia="en-US"/>
+        </w:rPr>
+        <w:drawing>
+          <wp:inline distT="0" distB="0" distL="0" distR="0" wp14:anchorId="3D00AC7B" wp14:editId="74A61CD8">
+            <wp:extent cx="5400040" cy="3599815"/>
+            <wp:effectExtent l="0" t="0" r="0" b="635"/>
+            <wp:docPr id="988417027" name="Imagen 21"/>
+            <wp:cNvGraphicFramePr>
+              <a:graphicFrameLocks xmlns:a="http://schemas.openxmlformats.org/drawingml/2006/main" noChangeAspect="1"/>
+            </wp:cNvGraphicFramePr>
+            <a:graphic xmlns:a="http://schemas.openxmlformats.org/drawingml/2006/main">
+              <a:graphicData uri="http://schemas.openxmlformats.org/drawingml/2006/picture">
+                <pic:pic xmlns:pic="http://schemas.openxmlformats.org/drawingml/2006/picture">
+                  <pic:nvPicPr>
+                    <pic:cNvPr id="0" name="Picture 57"/>
+                    <pic:cNvPicPr>
+                      <a:picLocks noChangeAspect="1" noChangeArrowheads="1"/>
+                    </pic:cNvPicPr>
+                  </pic:nvPicPr>
+                  <pic:blipFill>
+                    <a:blip r:embed="rId68" cstate="print">
+                      <a:extLst>
+                        <a:ext uri="{28A0092B-C50C-407E-A947-70E740481C1C}">
+                          <a14:useLocalDpi xmlns:a14="http://schemas.microsoft.com/office/drawing/2010/main" val="0"/>
+                        </a:ext>
+                      </a:extLst>
+                    </a:blip>
+                    <a:srcRect/>
+                    <a:stretch>
+                      <a:fillRect/>
+                    </a:stretch>
+                  </pic:blipFill>
+                  <pic:spPr bwMode="auto">
+                    <a:xfrm>
+                      <a:off x="0" y="0"/>
+                      <a:ext cx="5400040" cy="3599815"/>
+                    </a:xfrm>
+                    <a:prstGeom prst="rect">
+                      <a:avLst/>
+                    </a:prstGeom>
+                    <a:noFill/>
+                    <a:ln>
+                      <a:noFill/>
+                    </a:ln>
+                  </pic:spPr>
+                </pic:pic>
+              </a:graphicData>
+            </a:graphic>
+          </wp:inline>
+        </w:drawing>
+      </w:r>
+    </w:p>
+    <w:p>
+      <w:pPr>
         <w:rPr>
           <w:lang w:eastAsia="en-US"/>
         </w:rPr>
       </w:pPr>
     </w:p>
     <w:sectPr>
-      <w:footerReference w:type="default" r:id="rId67"/>
+      <w:footerReference w:type="default" r:id="rId69"/>
       <w:pgSz w:w="11906" w:h="16838"/>
       <w:pgMar w:top="1417" w:right="1701" w:bottom="1417" w:left="1701" w:header="708" w:footer="708" w:gutter="0"/>
       <w:cols w:space="708"/>

--- a/Documents/Redacció.docx
+++ b/Documents/Redacció.docx
@@ -8100,27 +8100,14 @@
       <w:r>
         <w:t xml:space="preserve">Gràfic </w:t>
       </w:r>
-      <w:r>
-        <w:fldChar w:fldCharType="begin"/>
-      </w:r>
-      <w:r>
-        <w:instrText xml:space="preserve"> SEQ Gràfic \* ARABIC </w:instrText>
-      </w:r>
-      <w:r>
-        <w:fldChar w:fldCharType="separate"/>
-      </w:r>
-      <w:r>
-        <w:rPr>
-          <w:noProof/>
-        </w:rPr>
-        <w:t>1</w:t>
-      </w:r>
-      <w:r>
-        <w:rPr>
-          <w:noProof/>
-        </w:rPr>
-        <w:fldChar w:fldCharType="end"/>
-      </w:r>
+      <w:fldSimple w:instr=" SEQ Gràfic \* ARABIC ">
+        <w:r>
+          <w:rPr>
+            <w:noProof/>
+          </w:rPr>
+          <w:t>1</w:t>
+        </w:r>
+      </w:fldSimple>
       <w:r>
         <w:t>: Percentatge de NA’s per variable</w:t>
       </w:r>
@@ -11046,27 +11033,14 @@
       <w:r>
         <w:t xml:space="preserve">Gràfic </w:t>
       </w:r>
-      <w:r>
-        <w:fldChar w:fldCharType="begin"/>
-      </w:r>
-      <w:r>
-        <w:instrText xml:space="preserve"> SEQ Gràfic \* ARABIC </w:instrText>
-      </w:r>
-      <w:r>
-        <w:fldChar w:fldCharType="separate"/>
-      </w:r>
-      <w:r>
-        <w:rPr>
-          <w:noProof/>
-        </w:rPr>
-        <w:t>2</w:t>
-      </w:r>
-      <w:r>
-        <w:rPr>
-          <w:noProof/>
-        </w:rPr>
-        <w:fldChar w:fldCharType="end"/>
-      </w:r>
+      <w:fldSimple w:instr=" SEQ Gràfic \* ARABIC ">
+        <w:r>
+          <w:rPr>
+            <w:noProof/>
+          </w:rPr>
+          <w:t>2</w:t>
+        </w:r>
+      </w:fldSimple>
       <w:r>
         <w:t xml:space="preserve">: </w:t>
       </w:r>
@@ -11510,27 +11484,14 @@
         <w:lastRenderedPageBreak/>
         <w:t xml:space="preserve">Taula </w:t>
       </w:r>
-      <w:r>
-        <w:fldChar w:fldCharType="begin"/>
-      </w:r>
-      <w:r>
-        <w:instrText xml:space="preserve"> SEQ Taula \* ARABIC </w:instrText>
-      </w:r>
-      <w:r>
-        <w:fldChar w:fldCharType="separate"/>
-      </w:r>
-      <w:r>
-        <w:rPr>
-          <w:noProof/>
-        </w:rPr>
-        <w:t>1</w:t>
-      </w:r>
-      <w:r>
-        <w:rPr>
-          <w:noProof/>
-        </w:rPr>
-        <w:fldChar w:fldCharType="end"/>
-      </w:r>
+      <w:fldSimple w:instr=" SEQ Taula \* ARABIC ">
+        <w:r>
+          <w:rPr>
+            <w:noProof/>
+          </w:rPr>
+          <w:t>1</w:t>
+        </w:r>
+      </w:fldSimple>
       <w:r>
         <w:t>: Comparació AIC i BIC de diferents models logístics predictius</w:t>
       </w:r>
@@ -15175,24 +15136,14 @@
       <w:r>
         <w:t xml:space="preserve">Taula </w:t>
       </w:r>
-      <w:r>
-        <w:fldChar w:fldCharType="begin"/>
-      </w:r>
-      <w:r>
-        <w:instrText xml:space="preserve"> SEQ Taula \* ARABIC </w:instrText>
-      </w:r>
-      <w:r>
-        <w:fldChar w:fldCharType="separate"/>
-      </w:r>
-      <w:r>
-        <w:rPr>
-          <w:noProof/>
-        </w:rPr>
-        <w:t>2</w:t>
-      </w:r>
-      <w:r>
-        <w:fldChar w:fldCharType="end"/>
-      </w:r>
+      <w:fldSimple w:instr=" SEQ Taula \* ARABIC ">
+        <w:r>
+          <w:rPr>
+            <w:noProof/>
+          </w:rPr>
+          <w:t>2</w:t>
+        </w:r>
+      </w:fldSimple>
       <w:bookmarkEnd w:id="26"/>
       <w:r>
         <w:t>: Comparació resultats per escollir número de clústers</w:t>
@@ -16197,6 +16148,11 @@
       </w:r>
     </w:p>
     <w:p>
+      <w:pPr>
+        <w:rPr>
+          <w:rFonts w:eastAsia="Aptos"/>
+        </w:rPr>
+      </w:pPr>
       <w:r>
         <w:rPr>
           <w:rFonts w:eastAsia="Aptos"/>
@@ -16221,22 +16177,534 @@
           <w:i/>
           <w:iCs/>
         </w:rPr>
-        <w:t>overfittin</w:t>
-      </w:r>
-      <w:r>
-        <w:rPr>
-          <w:rFonts w:eastAsia="Aptos"/>
+        <w:t>overfitting</w:t>
+      </w:r>
+      <w:r>
+        <w:rPr>
+          <w:rFonts w:eastAsia="Aptos"/>
+        </w:rPr>
+        <w:t>.</w:t>
+      </w:r>
+    </w:p>
+    <w:p>
+      <w:pPr>
+        <w:spacing w:after="0" w:line="240" w:lineRule="auto"/>
+        <w:jc w:val="left"/>
+        <w:rPr>
+          <w:rFonts w:eastAsia="Aptos"/>
+        </w:rPr>
+      </w:pPr>
+      <w:r>
+        <w:rPr>
+          <w:rFonts w:eastAsia="Aptos"/>
+        </w:rPr>
+        <w:br w:type="page"/>
+      </w:r>
+    </w:p>
+    <w:p>
+      <w:pPr>
+        <w:pStyle w:val="Ttulo2"/>
+      </w:pPr>
+      <w:r>
+        <w:lastRenderedPageBreak/>
+        <w:t>KNN Fuzzy-Aware</w:t>
+      </w:r>
+    </w:p>
+    <w:p>
+      <w:pPr>
+        <w:rPr>
+          <w:color w:val="auto"/>
+          <w:kern w:val="0"/>
+          <w:sz w:val="24"/>
+          <w:lang w:eastAsia="ca-ES"/>
+        </w:rPr>
+      </w:pPr>
+      <w:r>
+        <w:rPr>
+          <w:rStyle w:val="animating6ta1u10"/>
+        </w:rPr>
+        <w:t xml:space="preserve">El k-Nearest Neighbors (KNN) és un algorisme de classificació no paramètric que no assumeix cap forma funcional per a la relació entre variables: davant d'un nou individu, busca els </w:t>
+      </w:r>
+      <w:r>
+        <w:rPr>
+          <w:rStyle w:val="animating6ta1u10"/>
           <w:i/>
           <w:iCs/>
         </w:rPr>
-        <w:t>g</w:t>
-      </w:r>
-      <w:r>
-        <w:rPr>
-          <w:rFonts w:eastAsia="Aptos"/>
-        </w:rPr>
-        <w:t>.</w:t>
-      </w:r>
+        <w:t>k</w:t>
+      </w:r>
+      <w:r>
+        <w:rPr>
+          <w:rStyle w:val="animating6ta1u10"/>
+        </w:rPr>
+        <w:t xml:space="preserve"> alumnes més similars al conjunt d'entrenament i assigna la classe majoritària entre ells. No hi ha pròpiament una fase d'estimació, cosa que el fa flexible però vulnerable al </w:t>
+      </w:r>
+      <w:r>
+        <w:rPr>
+          <w:rStyle w:val="animating6ta1u10"/>
+        </w:rPr>
+        <w:t>sobreajust</w:t>
+      </w:r>
+      <w:r>
+        <w:rPr>
+          <w:rStyle w:val="animating6ta1u10"/>
+        </w:rPr>
+        <w:t xml:space="preserve"> i a la </w:t>
+      </w:r>
+      <w:r>
+        <w:rPr>
+          <w:rStyle w:val="animating6ta1u10"/>
+          <w:i/>
+          <w:iCs/>
+        </w:rPr>
+        <w:t>curse of dimensionality</w:t>
+      </w:r>
+      <w:r>
+        <w:rPr>
+          <w:rStyle w:val="animating6ta1u10"/>
+        </w:rPr>
+        <w:t>: quan el nombre de variables és alt, les distàncies tendeixen a homogeneïtzar-se i els veïns deixen de ser realment "propers".</w:t>
+      </w:r>
+    </w:p>
+    <w:p>
+      <w:pPr>
+        <w:rPr>
+          <w:rStyle w:val="animating6ta1u10"/>
+        </w:rPr>
+      </w:pPr>
+      <w:r>
+        <w:rPr>
+          <w:rStyle w:val="animating6ta1u10"/>
+        </w:rPr>
+        <w:t xml:space="preserve">S'inclou al treball no com a alternativa competitiva als models d'arbres, sinó </w:t>
+      </w:r>
+      <w:r>
+        <w:rPr>
+          <w:rStyle w:val="animating6ta1u10"/>
+        </w:rPr>
+        <w:t>per utilitzar-lo posteriorment a una aplicació Shiny que permeti – segons unes característiques observables a l’inici de curs – classificar a un alumne segons si serà regular o irregular i dir la probabilitat de que no assisteixi a classe regularment.</w:t>
+      </w:r>
+    </w:p>
+    <w:p>
+      <w:r>
+        <w:rPr>
+          <w:b/>
+          <w:bCs/>
+        </w:rPr>
+        <w:t>Integració amb el Fuzzy Clustering</w:t>
+      </w:r>
+    </w:p>
+    <w:p>
+      <w:r>
+        <w:t xml:space="preserve">En lloc d'un KNN estàndard, s'implementa una versió </w:t>
+      </w:r>
+      <w:r>
+        <w:rPr>
+          <w:i/>
+          <w:iCs/>
+        </w:rPr>
+        <w:t>fuzzy-aware</w:t>
+      </w:r>
+      <w:r>
+        <w:t xml:space="preserve"> que opera en dues fases. Per a cada alumne del test, es calculen els graus de pertinença als dos clusters (</w:t>
+      </w:r>
+      <m:oMath>
+        <m:r>
+          <w:rPr>
+            <w:rFonts w:ascii="Cambria Math" w:hAnsi="Cambria Math"/>
+          </w:rPr>
+          <m:t>u₁,u₂</m:t>
+        </m:r>
+      </m:oMath>
+      <w:r>
+        <w:t>) projectant les seves característiques sobre els centroides ja estimats. Dins de cada cluster s'aplica un KNN independent i la probabilitat final es construeix com una combinació ponderada:</w:t>
+      </w:r>
+    </w:p>
+    <w:p>
+      <m:oMathPara>
+        <m:oMath>
+          <m:r>
+            <w:rPr>
+              <w:rFonts w:ascii="Cambria Math" w:hAnsi="Cambria Math"/>
+            </w:rPr>
+            <m:t>P</m:t>
+          </m:r>
+          <m:d>
+            <m:dPr>
+              <m:ctrlPr>
+                <w:rPr>
+                  <w:rFonts w:ascii="Cambria Math" w:hAnsi="Cambria Math"/>
+                </w:rPr>
+              </m:ctrlPr>
+            </m:dPr>
+            <m:e>
+              <m:r>
+                <w:rPr>
+                  <w:rFonts w:ascii="Cambria Math" w:hAnsi="Cambria Math"/>
+                </w:rPr>
+                <m:t>Regular</m:t>
+              </m:r>
+            </m:e>
+          </m:d>
+          <m:r>
+            <w:rPr>
+              <w:rFonts w:ascii="Cambria Math" w:hAnsi="Cambria Math"/>
+            </w:rPr>
+            <m:t>=u₁·</m:t>
+          </m:r>
+          <m:sSub>
+            <m:sSubPr>
+              <m:ctrlPr>
+                <w:rPr>
+                  <w:rFonts w:ascii="Cambria Math" w:hAnsi="Cambria Math"/>
+                </w:rPr>
+              </m:ctrlPr>
+            </m:sSubPr>
+            <m:e>
+              <m:r>
+                <w:rPr>
+                  <w:rFonts w:ascii="Cambria Math" w:hAnsi="Cambria Math"/>
+                </w:rPr>
+                <m:t>P</m:t>
+              </m:r>
+            </m:e>
+            <m:sub>
+              <m:r>
+                <w:rPr>
+                  <w:rFonts w:ascii="Cambria Math" w:hAnsi="Cambria Math"/>
+                </w:rPr>
+                <m:t>c</m:t>
+              </m:r>
+            </m:sub>
+          </m:sSub>
+          <m:r>
+            <w:rPr>
+              <w:rFonts w:ascii="Cambria Math" w:hAnsi="Cambria Math"/>
+            </w:rPr>
+            <m:t>1</m:t>
+          </m:r>
+          <m:d>
+            <m:dPr>
+              <m:ctrlPr>
+                <w:rPr>
+                  <w:rFonts w:ascii="Cambria Math" w:hAnsi="Cambria Math"/>
+                </w:rPr>
+              </m:ctrlPr>
+            </m:dPr>
+            <m:e>
+              <m:r>
+                <w:rPr>
+                  <w:rFonts w:ascii="Cambria Math" w:hAnsi="Cambria Math"/>
+                </w:rPr>
+                <m:t>Regular</m:t>
+              </m:r>
+            </m:e>
+          </m:d>
+          <m:r>
+            <w:rPr>
+              <w:rFonts w:ascii="Cambria Math" w:hAnsi="Cambria Math"/>
+            </w:rPr>
+            <m:t>+u₂·</m:t>
+          </m:r>
+          <m:sSub>
+            <m:sSubPr>
+              <m:ctrlPr>
+                <w:rPr>
+                  <w:rFonts w:ascii="Cambria Math" w:hAnsi="Cambria Math"/>
+                </w:rPr>
+              </m:ctrlPr>
+            </m:sSubPr>
+            <m:e>
+              <m:r>
+                <w:rPr>
+                  <w:rFonts w:ascii="Cambria Math" w:hAnsi="Cambria Math"/>
+                </w:rPr>
+                <m:t>P</m:t>
+              </m:r>
+            </m:e>
+            <m:sub>
+              <m:r>
+                <w:rPr>
+                  <w:rFonts w:ascii="Cambria Math" w:hAnsi="Cambria Math"/>
+                </w:rPr>
+                <m:t>c</m:t>
+              </m:r>
+            </m:sub>
+          </m:sSub>
+          <m:r>
+            <w:rPr>
+              <w:rFonts w:ascii="Cambria Math" w:hAnsi="Cambria Math"/>
+            </w:rPr>
+            <m:t>2</m:t>
+          </m:r>
+          <m:d>
+            <m:dPr>
+              <m:ctrlPr>
+                <w:rPr>
+                  <w:rFonts w:ascii="Cambria Math" w:hAnsi="Cambria Math"/>
+                </w:rPr>
+              </m:ctrlPr>
+            </m:dPr>
+            <m:e>
+              <m:r>
+                <w:rPr>
+                  <w:rFonts w:ascii="Cambria Math" w:hAnsi="Cambria Math"/>
+                </w:rPr>
+                <m:t>Regular</m:t>
+              </m:r>
+            </m:e>
+          </m:d>
+        </m:oMath>
+      </m:oMathPara>
+    </w:p>
+    <w:p>
+      <w:r>
+        <w:t>Així, un alumne amb pertinença difusa rep influència dels dos espais de veïns, mentre que un amb pertinença neta queda determinat quasi exclusivament pels veïns del seu cluster. Es reutilitz</w:t>
+      </w:r>
+      <w:r>
+        <w:t xml:space="preserve">a </w:t>
+      </w:r>
+      <w:r>
+        <w:t xml:space="preserve">la mateixa partició 80/20 (275 train / 67 test, seed 1234) i els mateixos paràmetres d'escalat del clustering, garantint que </w:t>
+      </w:r>
+      <w:r>
+        <w:t>hi ha metodologies similars en les dues</w:t>
+      </w:r>
+      <w:r>
+        <w:t xml:space="preserve"> etapes.</w:t>
+      </w:r>
+    </w:p>
+    <w:p>
+      <w:r>
+        <w:rPr>
+          <w:b/>
+          <w:bCs/>
+        </w:rPr>
+        <w:t>Selecció de k i calibració</w:t>
+      </w:r>
+    </w:p>
+    <w:p>
+      <w:r>
+        <w:t xml:space="preserve">El paràmetre </w:t>
+      </w:r>
+      <w:r>
+        <w:rPr>
+          <w:i/>
+          <w:iCs/>
+        </w:rPr>
+        <w:t>k</w:t>
+      </w:r>
+      <w:r>
+        <w:t xml:space="preserve"> </w:t>
+      </w:r>
+      <w:r>
+        <w:t xml:space="preserve">(nombre òptim de veïns) </w:t>
+      </w:r>
+      <w:r>
+        <w:t>es selecciona per validació creuada de 5 folds sobre el train (</w:t>
+      </w:r>
+      <m:oMath>
+        <m:r>
+          <w:rPr>
+            <w:rFonts w:ascii="Cambria Math" w:hAnsi="Cambria Math"/>
+          </w:rPr>
+          <m:t>k∈3,</m:t>
+        </m:r>
+        <m:r>
+          <w:rPr>
+            <w:rFonts w:ascii="Cambria Math" w:hAnsi="Cambria Math"/>
+          </w:rPr>
+          <m:t xml:space="preserve"> </m:t>
+        </m:r>
+        <m:r>
+          <w:rPr>
+            <w:rFonts w:ascii="Cambria Math" w:hAnsi="Cambria Math"/>
+          </w:rPr>
+          <m:t>5,</m:t>
+        </m:r>
+        <m:r>
+          <w:rPr>
+            <w:rFonts w:ascii="Cambria Math" w:hAnsi="Cambria Math"/>
+          </w:rPr>
+          <m:t xml:space="preserve"> </m:t>
+        </m:r>
+        <m:r>
+          <w:rPr>
+            <w:rFonts w:ascii="Cambria Math" w:hAnsi="Cambria Math"/>
+          </w:rPr>
+          <m:t>7,</m:t>
+        </m:r>
+        <m:r>
+          <w:rPr>
+            <w:rFonts w:ascii="Cambria Math" w:hAnsi="Cambria Math"/>
+          </w:rPr>
+          <m:t xml:space="preserve"> </m:t>
+        </m:r>
+        <m:r>
+          <w:rPr>
+            <w:rFonts w:ascii="Cambria Math" w:hAnsi="Cambria Math"/>
+          </w:rPr>
+          <m:t>9,</m:t>
+        </m:r>
+        <m:r>
+          <w:rPr>
+            <w:rFonts w:ascii="Cambria Math" w:hAnsi="Cambria Math"/>
+          </w:rPr>
+          <m:t xml:space="preserve"> </m:t>
+        </m:r>
+        <m:r>
+          <w:rPr>
+            <w:rFonts w:ascii="Cambria Math" w:hAnsi="Cambria Math"/>
+          </w:rPr>
+          <m:t>11</m:t>
+        </m:r>
+      </m:oMath>
+      <w:r>
+        <w:t>), maximitzant l'AUC-ROC. L'AUC creix mon</w:t>
+      </w:r>
+      <w:r>
+        <w:rPr>
+          <w:rFonts w:cs="Calibri"/>
+        </w:rPr>
+        <w:t>ò</w:t>
+      </w:r>
+      <w:r>
+        <w:t xml:space="preserve">tonament amb k i s'escull </w:t>
+      </w:r>
+      <m:oMath>
+        <m:r>
+          <w:rPr>
+            <w:rFonts w:ascii="Cambria Math" w:hAnsi="Cambria Math"/>
+          </w:rPr>
+          <m:t>k=11</m:t>
+        </m:r>
+      </m:oMath>
+      <w:r>
+        <w:t xml:space="preserve"> (</w:t>
+      </w:r>
+      <m:oMath>
+        <m:r>
+          <w:rPr>
+            <w:rFonts w:ascii="Cambria Math" w:hAnsi="Cambria Math"/>
+          </w:rPr>
+          <m:t>AUC-CV=0</m:t>
+        </m:r>
+        <m:r>
+          <w:rPr>
+            <w:rFonts w:ascii="Cambria Math" w:hAnsi="Cambria Math"/>
+          </w:rPr>
+          <m:t>,</m:t>
+        </m:r>
+        <m:r>
+          <w:rPr>
+            <w:rFonts w:ascii="Cambria Math" w:hAnsi="Cambria Math"/>
+          </w:rPr>
+          <m:t>754</m:t>
+        </m:r>
+      </m:oMath>
+      <w:r>
+        <w:t>), tot i que la desviaci</w:t>
+      </w:r>
+      <w:r>
+        <w:rPr>
+          <w:rFonts w:cs="Calibri"/>
+        </w:rPr>
+        <w:t>ó</w:t>
+      </w:r>
+      <w:r>
+        <w:t xml:space="preserve"> est</w:t>
+      </w:r>
+      <w:r>
+        <w:rPr>
+          <w:rFonts w:cs="Calibri"/>
+        </w:rPr>
+        <w:t>à</w:t>
+      </w:r>
+      <w:r>
+        <w:t>ndard associada (</w:t>
+      </w:r>
+      <m:oMath>
+        <m:r>
+          <w:rPr>
+            <w:rFonts w:ascii="Cambria Math" w:hAnsi="Cambria Math" w:cs="Calibri"/>
+          </w:rPr>
+          <m:t>±0.120</m:t>
+        </m:r>
+      </m:oMath>
+      <w:r>
+        <w:t xml:space="preserve">) </w:t>
+      </w:r>
+      <w:r>
+        <w:rPr>
+          <w:rFonts w:cs="Calibri"/>
+        </w:rPr>
+        <w:t>é</w:t>
+      </w:r>
+      <w:r>
+        <w:t xml:space="preserve">s alta, </w:t>
+      </w:r>
+      <w:r>
+        <w:t>donada</w:t>
+      </w:r>
+      <w:r>
+        <w:t xml:space="preserve"> la inestabilitat inherent del KNN amb folds de 55 observacions.</w:t>
+      </w:r>
+    </w:p>
+    <w:p>
+      <w:r>
+        <w:t xml:space="preserve">Les probabilitats brutes es calibren mitjançant </w:t>
+      </w:r>
+      <w:r>
+        <w:rPr>
+          <w:i/>
+          <w:iCs/>
+        </w:rPr>
+        <w:t>Platt scaling</w:t>
+      </w:r>
+      <w:r>
+        <w:t xml:space="preserve"> sobre prediccions out-of-fold per evitar l'optimisme de calibrar sobre el train directament. El llindar de classificació (0</w:t>
+      </w:r>
+      <w:r>
+        <w:t>,</w:t>
+      </w:r>
+      <w:r>
+        <w:t xml:space="preserve">623) es </w:t>
+      </w:r>
+      <w:r>
+        <w:lastRenderedPageBreak/>
+        <w:t>determina maximitzant la precisió subjecte a un recall mínim del 60%, consistent amb el criteri aplicat a la resta de models predictius del treball.</w:t>
+      </w:r>
+    </w:p>
+    <w:p>
+      <w:r>
+        <w:t>L'elecció del KNN per a l'aplicació Shiny respon a tres raons. Primera, la seva lògica és fàcilment comunicable: "</w:t>
+      </w:r>
+      <w:r>
+        <w:rPr>
+          <w:i/>
+          <w:iCs/>
+        </w:rPr>
+        <w:t>aquest alumne s'assembla als següents perfils d'alumnes passats</w:t>
+      </w:r>
+      <w:r>
+        <w:t xml:space="preserve">". Segona, la integració fuzzy-aware permet mostrar simultàniament la probabilitat d'irregularitat i el grau de pertinença a cada </w:t>
+      </w:r>
+      <w:r>
+        <w:t>clúster</w:t>
+      </w:r>
+      <w:r>
+        <w:t>, cosa que enriqueix la interpretació per al docent o coordinador que consulta l'eina. Tercera, un cop estimat, el model no requereix cap recàlcul: les prediccions per a un alumne nou es fan en temps real comparant les seves característiques amb el train ja guardat, sense necessitat de re-entrenar.</w:t>
+      </w:r>
+    </w:p>
+    <w:p/>
+    <w:p>
+      <w:pPr>
+        <w:rPr>
+          <w:lang w:eastAsia="en-US"/>
+        </w:rPr>
+      </w:pPr>
+    </w:p>
+    <w:p>
       <w:r>
         <w:rPr>
           <w:rFonts w:eastAsia="Aptos"/>
@@ -16631,27 +17099,14 @@
       <w:r>
         <w:t xml:space="preserve">Gràfic </w:t>
       </w:r>
-      <w:r>
-        <w:fldChar w:fldCharType="begin"/>
-      </w:r>
-      <w:r>
-        <w:instrText xml:space="preserve"> SEQ Gràfic \* ARABIC </w:instrText>
-      </w:r>
-      <w:r>
-        <w:fldChar w:fldCharType="separate"/>
-      </w:r>
-      <w:r>
-        <w:rPr>
-          <w:noProof/>
-        </w:rPr>
-        <w:t>3</w:t>
-      </w:r>
-      <w:r>
-        <w:rPr>
-          <w:noProof/>
-        </w:rPr>
-        <w:fldChar w:fldCharType="end"/>
-      </w:r>
+      <w:fldSimple w:instr=" SEQ Gràfic \* ARABIC ">
+        <w:r>
+          <w:rPr>
+            <w:noProof/>
+          </w:rPr>
+          <w:t>3</w:t>
+        </w:r>
+      </w:fldSimple>
       <w:bookmarkEnd w:id="31"/>
       <w:r>
         <w:t>: Assistència per tipus d’avaluació</w:t>
@@ -16863,27 +17318,14 @@
       <w:r>
         <w:t xml:space="preserve">Gràfic </w:t>
       </w:r>
-      <w:r>
-        <w:fldChar w:fldCharType="begin"/>
-      </w:r>
-      <w:r>
-        <w:instrText xml:space="preserve"> SEQ Gràfic \* ARABIC </w:instrText>
-      </w:r>
-      <w:r>
-        <w:fldChar w:fldCharType="separate"/>
-      </w:r>
-      <w:r>
-        <w:rPr>
-          <w:noProof/>
-        </w:rPr>
-        <w:t>4</w:t>
-      </w:r>
-      <w:r>
-        <w:rPr>
-          <w:noProof/>
-        </w:rPr>
-        <w:fldChar w:fldCharType="end"/>
-      </w:r>
+      <w:fldSimple w:instr=" SEQ Gràfic \* ARABIC ">
+        <w:r>
+          <w:rPr>
+            <w:noProof/>
+          </w:rPr>
+          <w:t>4</w:t>
+        </w:r>
+      </w:fldSimple>
       <w:bookmarkEnd w:id="33"/>
       <w:r>
         <w:t>: Assistència segons la nota d’expedient</w:t>
@@ -17130,27 +17572,14 @@
       <w:r>
         <w:t xml:space="preserve">Gràfic </w:t>
       </w:r>
-      <w:r>
-        <w:fldChar w:fldCharType="begin"/>
-      </w:r>
-      <w:r>
-        <w:instrText xml:space="preserve"> SEQ Gràfic \* ARABIC </w:instrText>
-      </w:r>
-      <w:r>
-        <w:fldChar w:fldCharType="separate"/>
-      </w:r>
-      <w:r>
-        <w:rPr>
-          <w:noProof/>
-        </w:rPr>
-        <w:t>5</w:t>
-      </w:r>
-      <w:r>
-        <w:rPr>
-          <w:noProof/>
-        </w:rPr>
-        <w:fldChar w:fldCharType="end"/>
-      </w:r>
+      <w:fldSimple w:instr=" SEQ Gràfic \* ARABIC ">
+        <w:r>
+          <w:rPr>
+            <w:noProof/>
+          </w:rPr>
+          <w:t>5</w:t>
+        </w:r>
+      </w:fldSimple>
       <w:bookmarkEnd w:id="35"/>
       <w:r>
         <w:t>: Box-plot de dedicació laboral per percentatge d’assistència</w:t>
@@ -17281,27 +17710,14 @@
             <w:r>
               <w:t xml:space="preserve">Gràfic </w:t>
             </w:r>
-            <w:r>
-              <w:fldChar w:fldCharType="begin"/>
-            </w:r>
-            <w:r>
-              <w:instrText xml:space="preserve"> SEQ Gràfic \* ARABIC </w:instrText>
-            </w:r>
-            <w:r>
-              <w:fldChar w:fldCharType="separate"/>
-            </w:r>
-            <w:r>
-              <w:rPr>
-                <w:noProof/>
-              </w:rPr>
-              <w:t>6</w:t>
-            </w:r>
-            <w:r>
-              <w:rPr>
-                <w:noProof/>
-              </w:rPr>
-              <w:fldChar w:fldCharType="end"/>
-            </w:r>
+            <w:fldSimple w:instr=" SEQ Gràfic \* ARABIC ">
+              <w:r>
+                <w:rPr>
+                  <w:noProof/>
+                </w:rPr>
+                <w:t>6</w:t>
+              </w:r>
+            </w:fldSimple>
             <w:bookmarkEnd w:id="37"/>
             <w:r>
               <w:t>: Diferència de mitjanes en els motius de no assistència entre els dos grups</w:t>
@@ -17392,27 +17808,14 @@
             <w:r>
               <w:t xml:space="preserve">Gràfic </w:t>
             </w:r>
-            <w:r>
-              <w:fldChar w:fldCharType="begin"/>
-            </w:r>
-            <w:r>
-              <w:instrText xml:space="preserve"> SEQ Gràfic \* ARABIC </w:instrText>
-            </w:r>
-            <w:r>
-              <w:fldChar w:fldCharType="separate"/>
-            </w:r>
-            <w:r>
-              <w:rPr>
-                <w:noProof/>
-              </w:rPr>
-              <w:t>7</w:t>
-            </w:r>
-            <w:r>
-              <w:rPr>
-                <w:noProof/>
-              </w:rPr>
-              <w:fldChar w:fldCharType="end"/>
-            </w:r>
+            <w:fldSimple w:instr=" SEQ Gràfic \* ARABIC ">
+              <w:r>
+                <w:rPr>
+                  <w:noProof/>
+                </w:rPr>
+                <w:t>7</w:t>
+              </w:r>
+            </w:fldSimple>
             <w:bookmarkEnd w:id="38"/>
             <w:r>
               <w:t>: Diferència de mitjanes en les estratègies per anar a classe</w:t>
@@ -17834,27 +18237,14 @@
       <w:r>
         <w:t xml:space="preserve">Gràfic </w:t>
       </w:r>
-      <w:r>
-        <w:fldChar w:fldCharType="begin"/>
-      </w:r>
-      <w:r>
-        <w:instrText xml:space="preserve"> SEQ Gràfic \* ARABIC </w:instrText>
-      </w:r>
-      <w:r>
-        <w:fldChar w:fldCharType="separate"/>
-      </w:r>
-      <w:r>
-        <w:rPr>
-          <w:noProof/>
-        </w:rPr>
-        <w:t>8</w:t>
-      </w:r>
-      <w:r>
-        <w:rPr>
-          <w:noProof/>
-        </w:rPr>
-        <w:fldChar w:fldCharType="end"/>
-      </w:r>
+      <w:fldSimple w:instr=" SEQ Gràfic \* ARABIC ">
+        <w:r>
+          <w:rPr>
+            <w:noProof/>
+          </w:rPr>
+          <w:t>8</w:t>
+        </w:r>
+      </w:fldSimple>
       <w:bookmarkEnd w:id="40"/>
       <w:r>
         <w:t>: Diferència de mitjanes en l’ús de la IA</w:t>
@@ -18044,27 +18434,14 @@
       <w:r>
         <w:t xml:space="preserve">Gràfic </w:t>
       </w:r>
-      <w:r>
-        <w:fldChar w:fldCharType="begin"/>
-      </w:r>
-      <w:r>
-        <w:instrText xml:space="preserve"> SEQ Gràfic \* ARABIC </w:instrText>
-      </w:r>
-      <w:r>
-        <w:fldChar w:fldCharType="separate"/>
-      </w:r>
-      <w:r>
-        <w:rPr>
-          <w:noProof/>
-        </w:rPr>
-        <w:t>9</w:t>
-      </w:r>
-      <w:r>
-        <w:rPr>
-          <w:noProof/>
-        </w:rPr>
-        <w:fldChar w:fldCharType="end"/>
-      </w:r>
+      <w:fldSimple w:instr=" SEQ Gràfic \* ARABIC ">
+        <w:r>
+          <w:rPr>
+            <w:noProof/>
+          </w:rPr>
+          <w:t>9</w:t>
+        </w:r>
+      </w:fldSimple>
       <w:bookmarkEnd w:id="43"/>
       <w:r>
         <w:t>: Associacions de les variables categòriques amb l'assistència (V de Cramér + significació)</w:t>
@@ -18306,27 +18683,14 @@
       <w:r>
         <w:t xml:space="preserve">Gràfic </w:t>
       </w:r>
-      <w:r>
-        <w:fldChar w:fldCharType="begin"/>
-      </w:r>
-      <w:r>
-        <w:instrText xml:space="preserve"> SEQ Gràfic \* ARABIC </w:instrText>
-      </w:r>
-      <w:r>
-        <w:fldChar w:fldCharType="separate"/>
-      </w:r>
-      <w:r>
-        <w:rPr>
-          <w:noProof/>
-        </w:rPr>
-        <w:t>10</w:t>
-      </w:r>
-      <w:r>
-        <w:rPr>
-          <w:noProof/>
-        </w:rPr>
-        <w:fldChar w:fldCharType="end"/>
-      </w:r>
+      <w:fldSimple w:instr=" SEQ Gràfic \* ARABIC ">
+        <w:r>
+          <w:rPr>
+            <w:noProof/>
+          </w:rPr>
+          <w:t>10</w:t>
+        </w:r>
+      </w:fldSimple>
       <w:bookmarkEnd w:id="46"/>
       <w:r>
         <w:t>: Correlació rang-biserial de les variables de percepció amb l'assistència</w:t>
@@ -18544,9 +18908,9 @@
           <w:lang w:eastAsia="en-US"/>
         </w:rPr>
         <w:drawing>
-          <wp:inline distT="0" distB="0" distL="0" distR="0" wp14:anchorId="2411AF10" wp14:editId="5575B4FB">
-            <wp:extent cx="3600000" cy="2676717"/>
-            <wp:effectExtent l="0" t="0" r="635" b="9525"/>
+          <wp:inline distT="0" distB="0" distL="0" distR="0" wp14:anchorId="2411AF10" wp14:editId="5746BC97">
+            <wp:extent cx="4412974" cy="3281189"/>
+            <wp:effectExtent l="0" t="0" r="6985" b="0"/>
             <wp:docPr id="2009226694" name="Imagen 16"/>
             <wp:cNvGraphicFramePr>
               <a:graphicFrameLocks xmlns:a="http://schemas.openxmlformats.org/drawingml/2006/main" noChangeAspect="1"/>
@@ -18576,7 +18940,7 @@
                   <pic:spPr bwMode="auto">
                     <a:xfrm>
                       <a:off x="0" y="0"/>
-                      <a:ext cx="3600000" cy="2676717"/>
+                      <a:ext cx="4416095" cy="3283510"/>
                     </a:xfrm>
                     <a:prstGeom prst="rect">
                       <a:avLst/>
@@ -18610,27 +18974,14 @@
       <w:r>
         <w:t xml:space="preserve">Gràfic </w:t>
       </w:r>
-      <w:r>
-        <w:fldChar w:fldCharType="begin"/>
-      </w:r>
-      <w:r>
-        <w:instrText xml:space="preserve"> SEQ Gràfic \* ARABIC </w:instrText>
-      </w:r>
-      <w:r>
-        <w:fldChar w:fldCharType="separate"/>
-      </w:r>
-      <w:r>
-        <w:rPr>
-          <w:noProof/>
-        </w:rPr>
-        <w:t>11</w:t>
-      </w:r>
-      <w:r>
-        <w:rPr>
-          <w:noProof/>
-        </w:rPr>
-        <w:fldChar w:fldCharType="end"/>
-      </w:r>
+      <w:fldSimple w:instr=" SEQ Gràfic \* ARABIC ">
+        <w:r>
+          <w:rPr>
+            <w:noProof/>
+          </w:rPr>
+          <w:t>11</w:t>
+        </w:r>
+      </w:fldSimple>
       <w:r>
         <w:t>: Càrregues factorials – Motius de no assistència (càrregues &gt; 30, negreta &gt; 50)</w:t>
       </w:r>
@@ -18649,8 +19000,6 @@
       </w:r>
       <w:r>
         <w:rPr>
-          <w:b/>
-          <w:bCs/>
           <w:lang w:eastAsia="en-US"/>
         </w:rPr>
         <w:t>MOT_DESMOTIVACIO</w:t>
@@ -18704,7 +19053,19 @@
         <w:rPr>
           <w:lang w:eastAsia="en-US"/>
         </w:rPr>
-        <w:t>), manca de connexió amb el professor (</w:t>
+        <w:t>), manca de connexió amb el professor</w:t>
+      </w:r>
+      <w:r>
+        <w:rPr>
+          <w:lang w:eastAsia="en-US"/>
+        </w:rPr>
+        <w:t xml:space="preserve"> per la seva forma d’explicar</w:t>
+      </w:r>
+      <w:r>
+        <w:rPr>
+          <w:lang w:eastAsia="en-US"/>
+        </w:rPr>
+        <w:t xml:space="preserve"> (</w:t>
       </w:r>
       <m:oMath>
         <m:r>
@@ -18719,7 +19080,19 @@
         <w:rPr>
           <w:lang w:eastAsia="en-US"/>
         </w:rPr>
-        <w:t>) i amb els companys (</w:t>
+        <w:t xml:space="preserve">) i </w:t>
+      </w:r>
+      <w:r>
+        <w:rPr>
+          <w:lang w:eastAsia="en-US"/>
+        </w:rPr>
+        <w:t>els amics no van a classe</w:t>
+      </w:r>
+      <w:r>
+        <w:rPr>
+          <w:lang w:eastAsia="en-US"/>
+        </w:rPr>
+        <w:t xml:space="preserve"> (</w:t>
       </w:r>
       <m:oMath>
         <m:r>
@@ -18766,8 +19139,6 @@
       </w:r>
       <w:r>
         <w:rPr>
-          <w:b/>
-          <w:bCs/>
           <w:lang w:eastAsia="en-US"/>
         </w:rPr>
         <w:t>MOT_AUTOGESTIO</w:t>
@@ -18776,7 +19147,19 @@
         <w:rPr>
           <w:lang w:eastAsia="en-US"/>
         </w:rPr>
-        <w:t>, captura la percepció que anar a classe no aporta valor addicional respecte d'estudiar per compte propi: autonomia d'aprenentatge (</w:t>
+        <w:t xml:space="preserve">, captura la percepció que anar a classe no aporta valor addicional respecte d'estudiar per compte propi: </w:t>
+      </w:r>
+      <w:r>
+        <w:rPr>
+          <w:lang w:eastAsia="en-US"/>
+        </w:rPr>
+        <w:t>preferència per l’aprenentatge autònom</w:t>
+      </w:r>
+      <w:r>
+        <w:rPr>
+          <w:lang w:eastAsia="en-US"/>
+        </w:rPr>
+        <w:t xml:space="preserve"> (</w:t>
       </w:r>
       <m:oMath>
         <m:r>
@@ -18791,7 +19174,19 @@
         <w:rPr>
           <w:lang w:eastAsia="en-US"/>
         </w:rPr>
-        <w:t>), preferència pel Campus Virtual (</w:t>
+        <w:t xml:space="preserve">), </w:t>
+      </w:r>
+      <w:r>
+        <w:rPr>
+          <w:lang w:eastAsia="en-US"/>
+        </w:rPr>
+        <w:t>material al Campus Virtual suficient</w:t>
+      </w:r>
+      <w:r>
+        <w:rPr>
+          <w:lang w:eastAsia="en-US"/>
+        </w:rPr>
+        <w:t xml:space="preserve"> (</w:t>
       </w:r>
       <m:oMath>
         <m:r>
@@ -18853,8 +19248,6 @@
       </w:r>
       <w:r>
         <w:rPr>
-          <w:b/>
-          <w:bCs/>
           <w:lang w:eastAsia="en-US"/>
         </w:rPr>
         <w:t>MOT_FORCA_MAJOR</w:t>
@@ -18923,14 +19316,14 @@
         <w:rPr>
           <w:lang w:eastAsia="en-US"/>
         </w:rPr>
-        <w:t xml:space="preserve">), cosa que pot semblar contraintuïtiva però té una explicació clara: els estudiants regulars, que majoritàriament sí assisteixen, quan no ho fan és gairebé sempre per causes de força major. Els irregulars, en canvi, no assisteixen per molts </w:t>
+        <w:t xml:space="preserve">), cosa que pot semblar contraintuïtiva però té una explicació clara: els estudiants regulars, que majoritàriament sí assisteixen, quan no ho fan </w:t>
       </w:r>
       <w:r>
         <w:rPr>
           <w:lang w:eastAsia="en-US"/>
         </w:rPr>
         <w:lastRenderedPageBreak/>
-        <w:t>altres motius —pedagògics, d'autogestió, etc.— de manera que la força major té relativament menys pes en la seva absència.</w:t>
+        <w:t>és gairebé sempre per causes de força major. Els irregulars, en canvi, no assisteixen per molts altres motius —pedagògics, d'autogestió, etc.— de manera que la força major té relativament menys pes en la seva absència.</w:t>
       </w:r>
     </w:p>
     <w:p>
@@ -19022,7 +19415,13 @@
         <w:fldChar w:fldCharType="separate"/>
       </w:r>
       <w:r>
-        <w:t xml:space="preserve">Annex </w:t>
+        <w:t>Anne</w:t>
+      </w:r>
+      <w:r>
+        <w:t>x</w:t>
+      </w:r>
+      <w:r>
+        <w:t xml:space="preserve"> </w:t>
       </w:r>
       <w:r>
         <w:rPr>
@@ -19173,7 +19572,20 @@
         <w:rPr>
           <w:lang w:eastAsia="en-US"/>
         </w:rPr>
-        <w:t xml:space="preserve">). EST_GRUPS_REDUITS queda pràcticament aïllat amb una sola variable dominant (E_REDU </w:t>
+        <w:t>).</w:t>
+      </w:r>
+    </w:p>
+    <w:p>
+      <w:pPr>
+        <w:rPr>
+          <w:lang w:eastAsia="en-US"/>
+        </w:rPr>
+      </w:pPr>
+      <w:r>
+        <w:rPr>
+          <w:lang w:eastAsia="en-US"/>
+        </w:rPr>
+        <w:t xml:space="preserve">EST_GRUPS_REDUITS queda pràcticament aïllat amb una sola variable dominant (E_REDU </w:t>
       </w:r>
       <m:oMath>
         <m:r>
@@ -19193,10 +19605,67 @@
     </w:p>
     <w:p>
       <w:pPr>
+        <w:rPr>
+          <w:lang w:eastAsia="en-US"/>
+        </w:rPr>
+      </w:pPr>
+    </w:p>
+    <w:p>
+      <w:pPr>
+        <w:rPr>
+          <w:lang w:eastAsia="en-US"/>
+        </w:rPr>
+      </w:pPr>
+    </w:p>
+    <w:p>
+      <w:pPr>
+        <w:rPr>
+          <w:lang w:eastAsia="en-US"/>
+        </w:rPr>
+      </w:pPr>
+    </w:p>
+    <w:p>
+      <w:pPr>
+        <w:rPr>
+          <w:lang w:eastAsia="en-US"/>
+        </w:rPr>
+      </w:pPr>
+    </w:p>
+    <w:p>
+      <w:pPr>
+        <w:rPr>
+          <w:lang w:eastAsia="en-US"/>
+        </w:rPr>
+      </w:pPr>
+    </w:p>
+    <w:p>
+      <w:pPr>
+        <w:rPr>
+          <w:lang w:eastAsia="en-US"/>
+        </w:rPr>
+      </w:pPr>
+    </w:p>
+    <w:p>
+      <w:pPr>
+        <w:rPr>
+          <w:lang w:eastAsia="en-US"/>
+        </w:rPr>
+      </w:pPr>
+    </w:p>
+    <w:p>
+      <w:pPr>
+        <w:rPr>
+          <w:lang w:eastAsia="en-US"/>
+        </w:rPr>
+      </w:pPr>
+    </w:p>
+    <w:p>
+      <w:pPr>
         <w:pStyle w:val="Ttulo3"/>
       </w:pPr>
       <w:bookmarkStart w:id="50" w:name="_Toc231408538"/>
       <w:r>
+        <w:lastRenderedPageBreak/>
         <w:t>Bloc 3 — Ús de la IA</w:t>
       </w:r>
       <w:bookmarkEnd w:id="50"/>
@@ -19328,27 +19797,14 @@
       <w:r>
         <w:t xml:space="preserve">Gràfic </w:t>
       </w:r>
-      <w:r>
-        <w:fldChar w:fldCharType="begin"/>
-      </w:r>
-      <w:r>
-        <w:instrText xml:space="preserve"> SEQ Gràfic \* ARABIC </w:instrText>
-      </w:r>
-      <w:r>
-        <w:fldChar w:fldCharType="separate"/>
-      </w:r>
-      <w:r>
-        <w:rPr>
-          <w:noProof/>
-        </w:rPr>
-        <w:t>12</w:t>
-      </w:r>
-      <w:r>
-        <w:rPr>
-          <w:noProof/>
-        </w:rPr>
-        <w:fldChar w:fldCharType="end"/>
-      </w:r>
+      <w:fldSimple w:instr=" SEQ Gràfic \* ARABIC ">
+        <w:r>
+          <w:rPr>
+            <w:noProof/>
+          </w:rPr>
+          <w:t>12</w:t>
+        </w:r>
+      </w:fldSimple>
       <w:r>
         <w:t>: Càrregues factorials – Ús de la IA(càrregues &gt; 30, negreta &gt; 50)</w:t>
       </w:r>
@@ -19372,8 +19828,19 @@
         <w:rPr>
           <w:lang w:eastAsia="en-US"/>
         </w:rPr>
-        <w:lastRenderedPageBreak/>
-        <w:t xml:space="preserve">IA_EINA_ESTUDI recull l'ús actiu de la IA per comprendre continguts, processar documents i millorar el rendiment (IA_COMPR </w:t>
+        <w:t>IA_EINA_ESTUDI recull l'ús actiu de la IA per comprendre continguts, processar documents i millorar el rendiment (IA_COMPR</w:t>
+      </w:r>
+      <w:r>
+        <w:rPr>
+          <w:lang w:eastAsia="en-US"/>
+        </w:rPr>
+        <w:t>:</w:t>
+      </w:r>
+      <w:r>
+        <w:rPr>
+          <w:lang w:eastAsia="en-US"/>
+        </w:rPr>
+        <w:t xml:space="preserve"> </w:t>
       </w:r>
       <m:oMath>
         <m:r>
@@ -19388,7 +19855,19 @@
         <w:rPr>
           <w:lang w:eastAsia="en-US"/>
         </w:rPr>
-        <w:t xml:space="preserve">, IA_HABIT </w:t>
+        <w:t>, IA_HABIT</w:t>
+      </w:r>
+      <w:r>
+        <w:rPr>
+          <w:lang w:eastAsia="en-US"/>
+        </w:rPr>
+        <w:t>:</w:t>
+      </w:r>
+      <w:r>
+        <w:rPr>
+          <w:lang w:eastAsia="en-US"/>
+        </w:rPr>
+        <w:t xml:space="preserve"> </w:t>
       </w:r>
       <m:oMath>
         <m:r>
@@ -19582,6 +20061,7 @@
           <w:noProof/>
           <w:lang w:eastAsia="en-US"/>
         </w:rPr>
+        <w:lastRenderedPageBreak/>
         <w:drawing>
           <wp:inline distT="0" distB="0" distL="0" distR="0" wp14:anchorId="10E5B963" wp14:editId="64B971C0">
             <wp:extent cx="2882900" cy="4167102"/>
@@ -19636,27 +20116,14 @@
       <w:r>
         <w:t xml:space="preserve">Gràfic </w:t>
       </w:r>
-      <w:r>
-        <w:fldChar w:fldCharType="begin"/>
-      </w:r>
-      <w:r>
-        <w:instrText xml:space="preserve"> SEQ Gràfic \* ARABIC </w:instrText>
-      </w:r>
-      <w:r>
-        <w:fldChar w:fldCharType="separate"/>
-      </w:r>
-      <w:r>
-        <w:rPr>
-          <w:noProof/>
-        </w:rPr>
-        <w:t>13</w:t>
-      </w:r>
-      <w:r>
-        <w:rPr>
-          <w:noProof/>
-        </w:rPr>
-        <w:fldChar w:fldCharType="end"/>
-      </w:r>
+      <w:fldSimple w:instr=" SEQ Gràfic \* ARABIC ">
+        <w:r>
+          <w:rPr>
+            <w:noProof/>
+          </w:rPr>
+          <w:t>13</w:t>
+        </w:r>
+      </w:fldSimple>
       <w:r>
         <w:t>: Correlació entre els factors i l’assistència</w:t>
       </w:r>
@@ -19672,7 +20139,6 @@
         </w:rPr>
       </w:pPr>
       <w:r>
-        <w:lastRenderedPageBreak/>
         <w:br w:type="page"/>
       </w:r>
     </w:p>
@@ -19712,27 +20178,14 @@
       <w:r>
         <w:t xml:space="preserve">Taula </w:t>
       </w:r>
-      <w:r>
-        <w:fldChar w:fldCharType="begin"/>
-      </w:r>
-      <w:r>
-        <w:instrText xml:space="preserve"> SEQ Taula \* ARABIC </w:instrText>
-      </w:r>
-      <w:r>
-        <w:fldChar w:fldCharType="separate"/>
-      </w:r>
-      <w:r>
-        <w:rPr>
-          <w:noProof/>
-        </w:rPr>
-        <w:t>3</w:t>
-      </w:r>
-      <w:r>
-        <w:rPr>
-          <w:noProof/>
-        </w:rPr>
-        <w:fldChar w:fldCharType="end"/>
-      </w:r>
+      <w:fldSimple w:instr=" SEQ Taula \* ARABIC ">
+        <w:r>
+          <w:rPr>
+            <w:noProof/>
+          </w:rPr>
+          <w:t>3</w:t>
+        </w:r>
+      </w:fldSimple>
       <w:r>
         <w:t>: O</w:t>
       </w:r>
@@ -20678,27 +21131,14 @@
       <w:r>
         <w:t xml:space="preserve">Gràfic </w:t>
       </w:r>
-      <w:r>
-        <w:fldChar w:fldCharType="begin"/>
-      </w:r>
-      <w:r>
-        <w:instrText xml:space="preserve"> SEQ Gràfic \* ARABIC </w:instrText>
-      </w:r>
-      <w:r>
-        <w:fldChar w:fldCharType="separate"/>
-      </w:r>
-      <w:r>
-        <w:rPr>
-          <w:noProof/>
-        </w:rPr>
-        <w:t>14</w:t>
-      </w:r>
-      <w:r>
-        <w:rPr>
-          <w:noProof/>
-        </w:rPr>
-        <w:fldChar w:fldCharType="end"/>
-      </w:r>
+      <w:fldSimple w:instr=" SEQ Gràfic \* ARABIC ">
+        <w:r>
+          <w:rPr>
+            <w:noProof/>
+          </w:rPr>
+          <w:t>14</w:t>
+        </w:r>
+      </w:fldSimple>
       <w:r>
         <w:t>: Odds-Ratios i IC del 95%</w:t>
       </w:r>
@@ -20991,27 +21431,14 @@
       <w:r>
         <w:t xml:space="preserve">Gràfic </w:t>
       </w:r>
-      <w:r>
-        <w:fldChar w:fldCharType="begin"/>
-      </w:r>
-      <w:r>
-        <w:instrText xml:space="preserve"> SEQ Gràfic \* ARABIC </w:instrText>
-      </w:r>
-      <w:r>
-        <w:fldChar w:fldCharType="separate"/>
-      </w:r>
-      <w:r>
-        <w:rPr>
-          <w:noProof/>
-        </w:rPr>
-        <w:t>15</w:t>
-      </w:r>
-      <w:r>
-        <w:rPr>
-          <w:noProof/>
-        </w:rPr>
-        <w:fldChar w:fldCharType="end"/>
-      </w:r>
+      <w:fldSimple w:instr=" SEQ Gràfic \* ARABIC ">
+        <w:r>
+          <w:rPr>
+            <w:noProof/>
+          </w:rPr>
+          <w:t>15</w:t>
+        </w:r>
+      </w:fldSimple>
       <w:bookmarkEnd w:id="54"/>
       <w:r>
         <w:t>: Interacció entre MOT_DESMOTIVACIO i CURS_1R</w:t>
@@ -21159,27 +21586,14 @@
       <w:r>
         <w:t xml:space="preserve">Gràfic </w:t>
       </w:r>
-      <w:r>
-        <w:fldChar w:fldCharType="begin"/>
-      </w:r>
-      <w:r>
-        <w:instrText xml:space="preserve"> SEQ Gràfic \* ARABIC </w:instrText>
-      </w:r>
-      <w:r>
-        <w:fldChar w:fldCharType="separate"/>
-      </w:r>
-      <w:r>
-        <w:rPr>
-          <w:noProof/>
-        </w:rPr>
-        <w:t>16</w:t>
-      </w:r>
-      <w:r>
-        <w:rPr>
-          <w:noProof/>
-        </w:rPr>
-        <w:fldChar w:fldCharType="end"/>
-      </w:r>
+      <w:fldSimple w:instr=" SEQ Gràfic \* ARABIC ">
+        <w:r>
+          <w:rPr>
+            <w:noProof/>
+          </w:rPr>
+          <w:t>16</w:t>
+        </w:r>
+      </w:fldSimple>
       <w:r>
         <w:t>: Efectes Marginals Promig amb IC 95%</w:t>
       </w:r>
@@ -21434,44 +21848,6 @@
         <w:rPr>
           <w:rFonts w:eastAsia="Aptos"/>
         </w:rPr>
-        <w:fldChar w:fldCharType="begin"/>
-      </w:r>
-      <w:r>
-        <w:rPr>
-          <w:rFonts w:eastAsia="Aptos"/>
-        </w:rPr>
-        <w:instrText xml:space="preserve"> REF _Ref230281213 \h </w:instrText>
-      </w:r>
-      <w:r>
-        <w:rPr>
-          <w:rFonts w:eastAsia="Aptos"/>
-        </w:rPr>
-      </w:r>
-      <w:r>
-        <w:rPr>
-          <w:rFonts w:eastAsia="Aptos"/>
-        </w:rPr>
-        <w:fldChar w:fldCharType="separate"/>
-      </w:r>
-      <w:r>
-        <w:t xml:space="preserve">Taula </w:t>
-      </w:r>
-      <w:r>
-        <w:rPr>
-          <w:noProof/>
-        </w:rPr>
-        <w:t>3</w:t>
-      </w:r>
-      <w:r>
-        <w:rPr>
-          <w:rFonts w:eastAsia="Aptos"/>
-        </w:rPr>
-        <w:fldChar w:fldCharType="end"/>
-      </w:r>
-      <w:r>
-        <w:rPr>
-          <w:rFonts w:eastAsia="Aptos"/>
-        </w:rPr>
         <w:t xml:space="preserve"> </w:t>
       </w:r>
       <w:r>
@@ -21605,27 +21981,14 @@
       <w:r>
         <w:t xml:space="preserve">Taula </w:t>
       </w:r>
-      <w:r>
-        <w:fldChar w:fldCharType="begin"/>
-      </w:r>
-      <w:r>
-        <w:instrText xml:space="preserve"> SEQ Taula \* ARABIC </w:instrText>
-      </w:r>
-      <w:r>
-        <w:fldChar w:fldCharType="separate"/>
-      </w:r>
-      <w:r>
-        <w:rPr>
-          <w:noProof/>
-        </w:rPr>
-        <w:t>4</w:t>
-      </w:r>
-      <w:r>
-        <w:rPr>
-          <w:noProof/>
-        </w:rPr>
-        <w:fldChar w:fldCharType="end"/>
-      </w:r>
+      <w:fldSimple w:instr=" SEQ Taula \* ARABIC ">
+        <w:r>
+          <w:rPr>
+            <w:noProof/>
+          </w:rPr>
+          <w:t>4</w:t>
+        </w:r>
+      </w:fldSimple>
       <w:bookmarkEnd w:id="56"/>
       <w:r>
         <w:t xml:space="preserve">: </w:t>
@@ -22906,27 +23269,14 @@
       <w:r>
         <w:t xml:space="preserve">Gràfic </w:t>
       </w:r>
-      <w:r>
-        <w:fldChar w:fldCharType="begin"/>
-      </w:r>
-      <w:r>
-        <w:instrText xml:space="preserve"> SEQ Gràfic \* ARABIC </w:instrText>
-      </w:r>
-      <w:r>
-        <w:fldChar w:fldCharType="separate"/>
-      </w:r>
-      <w:r>
-        <w:rPr>
-          <w:noProof/>
-        </w:rPr>
-        <w:t>17</w:t>
-      </w:r>
-      <w:r>
-        <w:rPr>
-          <w:noProof/>
-        </w:rPr>
-        <w:fldChar w:fldCharType="end"/>
-      </w:r>
+      <w:fldSimple w:instr=" SEQ Gràfic \* ARABIC ">
+        <w:r>
+          <w:rPr>
+            <w:noProof/>
+          </w:rPr>
+          <w:t>17</w:t>
+        </w:r>
+      </w:fldSimple>
       <w:bookmarkEnd w:id="58"/>
       <w:r>
         <w:t xml:space="preserve">: </w:t>
@@ -23057,27 +23407,14 @@
         <w:lastRenderedPageBreak/>
         <w:t xml:space="preserve">Taula </w:t>
       </w:r>
-      <w:r>
-        <w:fldChar w:fldCharType="begin"/>
-      </w:r>
-      <w:r>
-        <w:instrText xml:space="preserve"> SEQ Taula \* ARABIC </w:instrText>
-      </w:r>
-      <w:r>
-        <w:fldChar w:fldCharType="separate"/>
-      </w:r>
-      <w:r>
-        <w:rPr>
-          <w:noProof/>
-        </w:rPr>
-        <w:t>5</w:t>
-      </w:r>
-      <w:r>
-        <w:rPr>
-          <w:noProof/>
-        </w:rPr>
-        <w:fldChar w:fldCharType="end"/>
-      </w:r>
+      <w:fldSimple w:instr=" SEQ Taula \* ARABIC ">
+        <w:r>
+          <w:rPr>
+            <w:noProof/>
+          </w:rPr>
+          <w:t>5</w:t>
+        </w:r>
+      </w:fldSimple>
       <w:bookmarkEnd w:id="59"/>
       <w:r>
         <w:t xml:space="preserve">: </w:t>
@@ -23994,27 +24331,14 @@
       <w:r>
         <w:t xml:space="preserve">Taula </w:t>
       </w:r>
-      <w:r>
-        <w:fldChar w:fldCharType="begin"/>
-      </w:r>
-      <w:r>
-        <w:instrText xml:space="preserve"> SEQ Taula \* ARABIC </w:instrText>
-      </w:r>
-      <w:r>
-        <w:fldChar w:fldCharType="separate"/>
-      </w:r>
-      <w:r>
-        <w:rPr>
-          <w:noProof/>
-        </w:rPr>
-        <w:t>6</w:t>
-      </w:r>
-      <w:r>
-        <w:rPr>
-          <w:noProof/>
-        </w:rPr>
-        <w:fldChar w:fldCharType="end"/>
-      </w:r>
+      <w:fldSimple w:instr=" SEQ Taula \* ARABIC ">
+        <w:r>
+          <w:rPr>
+            <w:noProof/>
+          </w:rPr>
+          <w:t>6</w:t>
+        </w:r>
+      </w:fldSimple>
       <w:r>
         <w:t>: Coeficients del model logístic predictiu</w:t>
       </w:r>
@@ -25817,27 +26141,14 @@
       <w:r>
         <w:t xml:space="preserve">Gràfic </w:t>
       </w:r>
-      <w:r>
-        <w:fldChar w:fldCharType="begin"/>
-      </w:r>
-      <w:r>
-        <w:instrText xml:space="preserve"> SEQ Gràfic \* ARABIC </w:instrText>
-      </w:r>
-      <w:r>
-        <w:fldChar w:fldCharType="separate"/>
-      </w:r>
-      <w:r>
-        <w:rPr>
-          <w:noProof/>
-        </w:rPr>
-        <w:t>18</w:t>
-      </w:r>
-      <w:r>
-        <w:rPr>
-          <w:noProof/>
-        </w:rPr>
-        <w:fldChar w:fldCharType="end"/>
-      </w:r>
+      <w:fldSimple w:instr=" SEQ Gràfic \* ARABIC ">
+        <w:r>
+          <w:rPr>
+            <w:noProof/>
+          </w:rPr>
+          <w:t>18</w:t>
+        </w:r>
+      </w:fldSimple>
       <w:r>
         <w:t>: Comparació de mètriques entre train i test del logit</w:t>
       </w:r>
@@ -25992,27 +26303,14 @@
       <w:r>
         <w:t xml:space="preserve">Taula </w:t>
       </w:r>
-      <w:r>
-        <w:fldChar w:fldCharType="begin"/>
-      </w:r>
-      <w:r>
-        <w:instrText xml:space="preserve"> SEQ Taula \* ARABIC </w:instrText>
-      </w:r>
-      <w:r>
-        <w:fldChar w:fldCharType="separate"/>
-      </w:r>
-      <w:r>
-        <w:rPr>
-          <w:noProof/>
-        </w:rPr>
-        <w:t>7</w:t>
-      </w:r>
-      <w:r>
-        <w:rPr>
-          <w:noProof/>
-        </w:rPr>
-        <w:fldChar w:fldCharType="end"/>
-      </w:r>
+      <w:fldSimple w:instr=" SEQ Taula \* ARABIC ">
+        <w:r>
+          <w:rPr>
+            <w:noProof/>
+          </w:rPr>
+          <w:t>7</w:t>
+        </w:r>
+      </w:fldSimple>
       <w:r>
         <w:t>: Comparació de mètriques entre model logístic i models de Random Forest</w:t>
       </w:r>
@@ -26983,27 +27281,14 @@
       <w:r>
         <w:t xml:space="preserve">Gràfic </w:t>
       </w:r>
-      <w:r>
-        <w:fldChar w:fldCharType="begin"/>
-      </w:r>
-      <w:r>
-        <w:instrText xml:space="preserve"> SEQ Gràfic \* ARABIC </w:instrText>
-      </w:r>
-      <w:r>
-        <w:fldChar w:fldCharType="separate"/>
-      </w:r>
-      <w:r>
-        <w:rPr>
-          <w:noProof/>
-        </w:rPr>
-        <w:t>19</w:t>
-      </w:r>
-      <w:r>
-        <w:rPr>
-          <w:noProof/>
-        </w:rPr>
-        <w:fldChar w:fldCharType="end"/>
-      </w:r>
+      <w:fldSimple w:instr=" SEQ Gràfic \* ARABIC ">
+        <w:r>
+          <w:rPr>
+            <w:noProof/>
+          </w:rPr>
+          <w:t>19</w:t>
+        </w:r>
+      </w:fldSimple>
       <w:r>
         <w:t>: Importància SHAP del RF-A</w:t>
       </w:r>
@@ -27107,27 +27392,14 @@
       <w:r>
         <w:t xml:space="preserve">Gràfic </w:t>
       </w:r>
-      <w:r>
-        <w:fldChar w:fldCharType="begin"/>
-      </w:r>
-      <w:r>
-        <w:instrText xml:space="preserve"> SEQ Gràfic \* ARABIC </w:instrText>
-      </w:r>
-      <w:r>
-        <w:fldChar w:fldCharType="separate"/>
-      </w:r>
-      <w:r>
-        <w:rPr>
-          <w:noProof/>
-        </w:rPr>
-        <w:t>20</w:t>
-      </w:r>
-      <w:r>
-        <w:rPr>
-          <w:noProof/>
-        </w:rPr>
-        <w:fldChar w:fldCharType="end"/>
-      </w:r>
+      <w:fldSimple w:instr=" SEQ Gràfic \* ARABIC ">
+        <w:r>
+          <w:rPr>
+            <w:noProof/>
+          </w:rPr>
+          <w:t>20</w:t>
+        </w:r>
+      </w:fldSimple>
       <w:bookmarkEnd w:id="64"/>
       <w:r>
         <w:t>: Beeswarm RF-A</w:t>
@@ -27343,27 +27615,14 @@
       <w:r>
         <w:t xml:space="preserve">Taula </w:t>
       </w:r>
-      <w:r>
-        <w:fldChar w:fldCharType="begin"/>
-      </w:r>
-      <w:r>
-        <w:instrText xml:space="preserve"> SEQ Taula \* ARABIC </w:instrText>
-      </w:r>
-      <w:r>
-        <w:fldChar w:fldCharType="separate"/>
-      </w:r>
-      <w:r>
-        <w:rPr>
-          <w:noProof/>
-        </w:rPr>
-        <w:t>8</w:t>
-      </w:r>
-      <w:r>
-        <w:rPr>
-          <w:noProof/>
-        </w:rPr>
-        <w:fldChar w:fldCharType="end"/>
-      </w:r>
+      <w:fldSimple w:instr=" SEQ Taula \* ARABIC ">
+        <w:r>
+          <w:rPr>
+            <w:noProof/>
+          </w:rPr>
+          <w:t>8</w:t>
+        </w:r>
+      </w:fldSimple>
       <w:r>
         <w:t>: Comparació de la direcció de les variables entre el model logístic i el Random Forest</w:t>
       </w:r>
@@ -28142,27 +28401,14 @@
       <w:r>
         <w:t xml:space="preserve">Taula </w:t>
       </w:r>
-      <w:r>
-        <w:fldChar w:fldCharType="begin"/>
-      </w:r>
-      <w:r>
-        <w:instrText xml:space="preserve"> SEQ Taula \* ARABIC </w:instrText>
-      </w:r>
-      <w:r>
-        <w:fldChar w:fldCharType="separate"/>
-      </w:r>
-      <w:r>
-        <w:rPr>
-          <w:noProof/>
-        </w:rPr>
-        <w:t>9</w:t>
-      </w:r>
-      <w:r>
-        <w:rPr>
-          <w:noProof/>
-        </w:rPr>
-        <w:fldChar w:fldCharType="end"/>
-      </w:r>
+      <w:fldSimple w:instr=" SEQ Taula \* ARABIC ">
+        <w:r>
+          <w:rPr>
+            <w:noProof/>
+          </w:rPr>
+          <w:t>9</w:t>
+        </w:r>
+      </w:fldSimple>
       <w:r>
         <w:t>: Comparació de mètriques entre model logístic, Random Forest i boosting</w:t>
       </w:r>
@@ -29117,27 +29363,14 @@
       <w:r>
         <w:t xml:space="preserve">Gràfic </w:t>
       </w:r>
-      <w:r>
-        <w:fldChar w:fldCharType="begin"/>
-      </w:r>
-      <w:r>
-        <w:instrText xml:space="preserve"> SEQ Gràfic \* ARABIC </w:instrText>
-      </w:r>
-      <w:r>
-        <w:fldChar w:fldCharType="separate"/>
-      </w:r>
-      <w:r>
-        <w:rPr>
-          <w:noProof/>
-        </w:rPr>
-        <w:t>21</w:t>
-      </w:r>
-      <w:r>
-        <w:rPr>
-          <w:noProof/>
-        </w:rPr>
-        <w:fldChar w:fldCharType="end"/>
-      </w:r>
+      <w:fldSimple w:instr=" SEQ Gràfic \* ARABIC ">
+        <w:r>
+          <w:rPr>
+            <w:noProof/>
+          </w:rPr>
+          <w:t>21</w:t>
+        </w:r>
+      </w:fldSimple>
       <w:r>
         <w:t>: Importància SHAP del XGBoost (top 20)</w:t>
       </w:r>
@@ -29244,27 +29477,14 @@
       <w:r>
         <w:t xml:space="preserve">Taula </w:t>
       </w:r>
-      <w:r>
-        <w:fldChar w:fldCharType="begin"/>
-      </w:r>
-      <w:r>
-        <w:instrText xml:space="preserve"> SEQ Taula \* ARABIC </w:instrText>
-      </w:r>
-      <w:r>
-        <w:fldChar w:fldCharType="separate"/>
-      </w:r>
-      <w:r>
-        <w:rPr>
-          <w:noProof/>
-        </w:rPr>
-        <w:t>10</w:t>
-      </w:r>
-      <w:r>
-        <w:rPr>
-          <w:noProof/>
-        </w:rPr>
-        <w:fldChar w:fldCharType="end"/>
-      </w:r>
+      <w:fldSimple w:instr=" SEQ Taula \* ARABIC ">
+        <w:r>
+          <w:rPr>
+            <w:noProof/>
+          </w:rPr>
+          <w:t>10</w:t>
+        </w:r>
+      </w:fldSimple>
       <w:r>
         <w:t>: Comparació de mètriques entre model logístic, Random Forest, XGBoost i SVM</w:t>
       </w:r>
@@ -30340,27 +30560,14 @@
       <w:r>
         <w:t xml:space="preserve">Gràfic </w:t>
       </w:r>
-      <w:r>
-        <w:fldChar w:fldCharType="begin"/>
-      </w:r>
-      <w:r>
-        <w:instrText xml:space="preserve"> SEQ Gràfic \* ARABIC </w:instrText>
-      </w:r>
-      <w:r>
-        <w:fldChar w:fldCharType="separate"/>
-      </w:r>
-      <w:r>
-        <w:rPr>
-          <w:noProof/>
-        </w:rPr>
-        <w:t>22</w:t>
-      </w:r>
-      <w:r>
-        <w:rPr>
-          <w:noProof/>
-        </w:rPr>
-        <w:fldChar w:fldCharType="end"/>
-      </w:r>
+      <w:fldSimple w:instr=" SEQ Gràfic \* ARABIC ">
+        <w:r>
+          <w:rPr>
+            <w:noProof/>
+          </w:rPr>
+          <w:t>22</w:t>
+        </w:r>
+      </w:fldSimple>
       <w:r>
         <w:t>: Importància SHAP del SVM (top 20)</w:t>
       </w:r>
@@ -30508,27 +30715,14 @@
       <w:r>
         <w:t xml:space="preserve">Gràfic </w:t>
       </w:r>
-      <w:r>
-        <w:fldChar w:fldCharType="begin"/>
-      </w:r>
-      <w:r>
-        <w:instrText xml:space="preserve"> SEQ Gràfic \* ARABIC </w:instrText>
-      </w:r>
-      <w:r>
-        <w:fldChar w:fldCharType="separate"/>
-      </w:r>
-      <w:r>
-        <w:rPr>
-          <w:noProof/>
-        </w:rPr>
-        <w:t>23</w:t>
-      </w:r>
-      <w:r>
-        <w:rPr>
-          <w:noProof/>
-        </w:rPr>
-        <w:fldChar w:fldCharType="end"/>
-      </w:r>
+      <w:fldSimple w:instr=" SEQ Gràfic \* ARABIC ">
+        <w:r>
+          <w:rPr>
+            <w:noProof/>
+          </w:rPr>
+          <w:t>23</w:t>
+        </w:r>
+      </w:fldSimple>
       <w:r>
         <w:t>: Comparació dels models predictius</w:t>
       </w:r>
@@ -30791,24 +30985,14 @@
       <w:r>
         <w:t xml:space="preserve">Gràfic </w:t>
       </w:r>
-      <w:r>
-        <w:fldChar w:fldCharType="begin"/>
-      </w:r>
-      <w:r>
-        <w:instrText xml:space="preserve"> SEQ Gràfic \* ARABIC </w:instrText>
-      </w:r>
-      <w:r>
-        <w:fldChar w:fldCharType="separate"/>
-      </w:r>
-      <w:r>
-        <w:rPr>
-          <w:noProof/>
-        </w:rPr>
-        <w:t>24</w:t>
-      </w:r>
-      <w:r>
-        <w:fldChar w:fldCharType="end"/>
-      </w:r>
+      <w:fldSimple w:instr=" SEQ Gràfic \* ARABIC ">
+        <w:r>
+          <w:rPr>
+            <w:noProof/>
+          </w:rPr>
+          <w:t>24</w:t>
+        </w:r>
+      </w:fldSimple>
       <w:r>
         <w:t>: Tòpics del LDA per les experiències positives</w:t>
       </w:r>
@@ -31026,24 +31210,14 @@
       <w:r>
         <w:t xml:space="preserve">Gràfic </w:t>
       </w:r>
-      <w:r>
-        <w:fldChar w:fldCharType="begin"/>
-      </w:r>
-      <w:r>
-        <w:instrText xml:space="preserve"> SEQ Gràfic \* ARABIC </w:instrText>
-      </w:r>
-      <w:r>
-        <w:fldChar w:fldCharType="separate"/>
-      </w:r>
-      <w:r>
-        <w:rPr>
-          <w:noProof/>
-        </w:rPr>
-        <w:t>25</w:t>
-      </w:r>
-      <w:r>
-        <w:fldChar w:fldCharType="end"/>
-      </w:r>
+      <w:fldSimple w:instr=" SEQ Gràfic \* ARABIC ">
+        <w:r>
+          <w:rPr>
+            <w:noProof/>
+          </w:rPr>
+          <w:t>25</w:t>
+        </w:r>
+      </w:fldSimple>
       <w:r>
         <w:t>: Tòpics del LDA per les experiències negatives</w:t>
       </w:r>
@@ -31191,24 +31365,14 @@
       <w:r>
         <w:t xml:space="preserve">Gràfic </w:t>
       </w:r>
-      <w:r>
-        <w:fldChar w:fldCharType="begin"/>
-      </w:r>
-      <w:r>
-        <w:instrText xml:space="preserve"> SEQ Gràfic \* ARABIC </w:instrText>
-      </w:r>
-      <w:r>
-        <w:fldChar w:fldCharType="separate"/>
-      </w:r>
-      <w:r>
-        <w:rPr>
-          <w:noProof/>
-        </w:rPr>
-        <w:t>26</w:t>
-      </w:r>
-      <w:r>
-        <w:fldChar w:fldCharType="end"/>
-      </w:r>
+      <w:fldSimple w:instr=" SEQ Gràfic \* ARABIC ">
+        <w:r>
+          <w:rPr>
+            <w:noProof/>
+          </w:rPr>
+          <w:t>26</w:t>
+        </w:r>
+      </w:fldSimple>
       <w:r>
         <w:t>: Log2 – ratio entre Regulars i Irregulars de les experiències negatives</w:t>
       </w:r>
@@ -31370,24 +31534,14 @@
       <w:r>
         <w:t xml:space="preserve">Gràfic </w:t>
       </w:r>
-      <w:r>
-        <w:fldChar w:fldCharType="begin"/>
-      </w:r>
-      <w:r>
-        <w:instrText xml:space="preserve"> SEQ Gràfic \* ARABIC </w:instrText>
-      </w:r>
-      <w:r>
-        <w:fldChar w:fldCharType="separate"/>
-      </w:r>
-      <w:r>
-        <w:rPr>
-          <w:noProof/>
-        </w:rPr>
-        <w:t>27</w:t>
-      </w:r>
-      <w:r>
-        <w:fldChar w:fldCharType="end"/>
-      </w:r>
+      <w:fldSimple w:instr=" SEQ Gràfic \* ARABIC ">
+        <w:r>
+          <w:rPr>
+            <w:noProof/>
+          </w:rPr>
+          <w:t>27</w:t>
+        </w:r>
+      </w:fldSimple>
       <w:r>
         <w:t xml:space="preserve">: </w:t>
       </w:r>
@@ -31537,24 +31691,14 @@
       <w:r>
         <w:t xml:space="preserve">Gràfic </w:t>
       </w:r>
-      <w:r>
-        <w:fldChar w:fldCharType="begin"/>
-      </w:r>
-      <w:r>
-        <w:instrText xml:space="preserve"> SEQ Gràfic \* ARABIC </w:instrText>
-      </w:r>
-      <w:r>
-        <w:fldChar w:fldCharType="separate"/>
-      </w:r>
-      <w:r>
-        <w:rPr>
-          <w:noProof/>
-        </w:rPr>
-        <w:t>28</w:t>
-      </w:r>
-      <w:r>
-        <w:fldChar w:fldCharType="end"/>
-      </w:r>
+      <w:fldSimple w:instr=" SEQ Gràfic \* ARABIC ">
+        <w:r>
+          <w:rPr>
+            <w:noProof/>
+          </w:rPr>
+          <w:t>28</w:t>
+        </w:r>
+      </w:fldSimple>
       <w:r>
         <w:t>: Log2 – ratio entre Regulars i Irregulars de les propostes de millora</w:t>
       </w:r>
@@ -31755,24 +31899,14 @@
       <w:r>
         <w:t xml:space="preserve">Gràfic </w:t>
       </w:r>
-      <w:r>
-        <w:fldChar w:fldCharType="begin"/>
-      </w:r>
-      <w:r>
-        <w:instrText xml:space="preserve"> SEQ Gràfic \* ARABIC </w:instrText>
-      </w:r>
-      <w:r>
-        <w:fldChar w:fldCharType="separate"/>
-      </w:r>
-      <w:r>
-        <w:rPr>
-          <w:noProof/>
-        </w:rPr>
-        <w:t>29</w:t>
-      </w:r>
-      <w:r>
-        <w:fldChar w:fldCharType="end"/>
-      </w:r>
+      <w:fldSimple w:instr=" SEQ Gràfic \* ARABIC ">
+        <w:r>
+          <w:rPr>
+            <w:noProof/>
+          </w:rPr>
+          <w:t>29</w:t>
+        </w:r>
+      </w:fldSimple>
       <w:r>
         <w:t>: Comparació log-ratio entre les experiències positives i negatives</w:t>
       </w:r>
@@ -31967,24 +32101,14 @@
       <w:r>
         <w:t xml:space="preserve">Taula </w:t>
       </w:r>
-      <w:r>
-        <w:fldChar w:fldCharType="begin"/>
-      </w:r>
-      <w:r>
-        <w:instrText xml:space="preserve"> SEQ Taula \* ARABIC </w:instrText>
-      </w:r>
-      <w:r>
-        <w:fldChar w:fldCharType="separate"/>
-      </w:r>
-      <w:r>
-        <w:rPr>
-          <w:noProof/>
-        </w:rPr>
-        <w:t>11</w:t>
-      </w:r>
-      <w:r>
-        <w:fldChar w:fldCharType="end"/>
-      </w:r>
+      <w:fldSimple w:instr=" SEQ Taula \* ARABIC ">
+        <w:r>
+          <w:rPr>
+            <w:noProof/>
+          </w:rPr>
+          <w:t>11</w:t>
+        </w:r>
+      </w:fldSimple>
       <w:bookmarkEnd w:id="67"/>
       <w:r>
         <w:t>: Centroides per cada clúster segons l’ús de la IA</w:t>
@@ -32719,7 +32843,7 @@
         </w:rPr>
         <w:lastRenderedPageBreak/>
         <w:drawing>
-          <wp:inline distT="0" distB="0" distL="0" distR="0" wp14:anchorId="3C76D138" wp14:editId="75B99E28">
+          <wp:inline distT="0" distB="0" distL="0" distR="0" wp14:anchorId="3C76D138" wp14:editId="3936304F">
             <wp:extent cx="4676775" cy="2993378"/>
             <wp:effectExtent l="0" t="0" r="0" b="0"/>
             <wp:docPr id="1904037857" name="Imagen 6"/>
@@ -32783,24 +32907,14 @@
       <w:r>
         <w:t xml:space="preserve">Gràfic </w:t>
       </w:r>
-      <w:r>
-        <w:fldChar w:fldCharType="begin"/>
-      </w:r>
-      <w:r>
-        <w:instrText xml:space="preserve"> SEQ Gràfic \* ARABIC </w:instrText>
-      </w:r>
-      <w:r>
-        <w:fldChar w:fldCharType="separate"/>
-      </w:r>
-      <w:r>
-        <w:rPr>
-          <w:noProof/>
-        </w:rPr>
-        <w:t>30</w:t>
-      </w:r>
-      <w:r>
-        <w:fldChar w:fldCharType="end"/>
-      </w:r>
+      <w:fldSimple w:instr=" SEQ Gràfic \* ARABIC ">
+        <w:r>
+          <w:rPr>
+            <w:noProof/>
+          </w:rPr>
+          <w:t>30</w:t>
+        </w:r>
+      </w:fldSimple>
       <w:bookmarkEnd w:id="68"/>
       <w:r>
         <w:t>: PCA 2D de l’assignació del FCM del train</w:t>
@@ -33080,19 +33194,7 @@
           <w:rPr>
             <w:rFonts w:ascii="Cambria Math" w:hAnsi="Cambria Math"/>
           </w:rPr>
-          <m:t xml:space="preserve">χ²=17,70; </m:t>
-        </m:r>
-        <m:r>
-          <w:rPr>
-            <w:rFonts w:ascii="Cambria Math" w:hAnsi="Cambria Math"/>
-          </w:rPr>
-          <m:t>p</m:t>
-        </m:r>
-        <m:r>
-          <w:rPr>
-            <w:rFonts w:ascii="Cambria Math" w:hAnsi="Cambria Math"/>
-          </w:rPr>
-          <m:t>&lt;0,001</m:t>
+          <m:t>χ²=17,70; p&lt;0,001</m:t>
         </m:r>
       </m:oMath>
       <w:r>
@@ -33103,19 +33205,7 @@
           <w:rPr>
             <w:rFonts w:ascii="Cambria Math" w:hAnsi="Cambria Math"/>
           </w:rPr>
-          <m:t xml:space="preserve">(W=18.213; </m:t>
-        </m:r>
-        <m:r>
-          <w:rPr>
-            <w:rFonts w:ascii="Cambria Math" w:hAnsi="Cambria Math"/>
-          </w:rPr>
-          <m:t>p</m:t>
-        </m:r>
-        <m:r>
-          <w:rPr>
-            <w:rFonts w:ascii="Cambria Math" w:hAnsi="Cambria Math"/>
-          </w:rPr>
-          <m:t>&lt;0,001; r=0,214</m:t>
+          <m:t>(W=18.213; p&lt;0,001; r=0,214</m:t>
         </m:r>
       </m:oMath>
       <w:r>
@@ -33145,6 +33235,9 @@
         <w:jc w:val="center"/>
       </w:pPr>
       <w:r>
+        <w:rPr>
+          <w:noProof/>
+        </w:rPr>
         <w:drawing>
           <wp:inline distT="0" distB="0" distL="0" distR="0" wp14:anchorId="2E6A6FB7" wp14:editId="54F898D0">
             <wp:extent cx="4381169" cy="3233888"/>
@@ -33208,24 +33301,14 @@
       <w:r>
         <w:t xml:space="preserve">Gràfic </w:t>
       </w:r>
-      <w:r>
-        <w:fldChar w:fldCharType="begin"/>
-      </w:r>
-      <w:r>
-        <w:instrText xml:space="preserve"> SEQ Gràfic \* ARABIC </w:instrText>
-      </w:r>
-      <w:r>
-        <w:fldChar w:fldCharType="separate"/>
-      </w:r>
-      <w:r>
-        <w:rPr>
-          <w:noProof/>
-        </w:rPr>
-        <w:t>31</w:t>
-      </w:r>
-      <w:r>
-        <w:fldChar w:fldCharType="end"/>
-      </w:r>
+      <w:fldSimple w:instr=" SEQ Gràfic \* ARABIC ">
+        <w:r>
+          <w:rPr>
+            <w:noProof/>
+          </w:rPr>
+          <w:t>31</w:t>
+        </w:r>
+      </w:fldSimple>
       <w:r>
         <w:t xml:space="preserve">: </w:t>
       </w:r>
@@ -33286,19 +33369,7 @@
           <w:rPr>
             <w:rFonts w:ascii="Cambria Math" w:hAnsi="Cambria Math"/>
           </w:rPr>
-          <m:t xml:space="preserve">r=-0,429; </m:t>
-        </m:r>
-        <m:r>
-          <w:rPr>
-            <w:rFonts w:ascii="Cambria Math" w:hAnsi="Cambria Math"/>
-          </w:rPr>
-          <m:t>p</m:t>
-        </m:r>
-        <m:r>
-          <w:rPr>
-            <w:rFonts w:ascii="Cambria Math" w:hAnsi="Cambria Math"/>
-          </w:rPr>
-          <m:t>&lt;0,001</m:t>
+          <m:t>r=-0,429; p&lt;0,001</m:t>
         </m:r>
       </m:oMath>
       <w:r>
@@ -33314,19 +33385,7 @@
           <w:rPr>
             <w:rFonts w:ascii="Cambria Math" w:hAnsi="Cambria Math"/>
           </w:rPr>
-          <m:t xml:space="preserve"> </m:t>
-        </m:r>
-        <m:r>
-          <w:rPr>
-            <w:rFonts w:ascii="Cambria Math" w:hAnsi="Cambria Math"/>
-          </w:rPr>
-          <m:t>p</m:t>
-        </m:r>
-        <m:r>
-          <w:rPr>
-            <w:rFonts w:ascii="Cambria Math" w:hAnsi="Cambria Math"/>
-          </w:rPr>
-          <m:t>&lt;0,001; r=-0,374</m:t>
+          <m:t xml:space="preserve"> p&lt;0,001; r=-0,374</m:t>
         </m:r>
       </m:oMath>
       <w:r>
@@ -33337,13 +33396,7 @@
           <w:rPr>
             <w:rFonts w:ascii="Cambria Math" w:hAnsi="Cambria Math"/>
           </w:rPr>
-          <m:t>p</m:t>
-        </m:r>
-        <m:r>
-          <w:rPr>
-            <w:rFonts w:ascii="Cambria Math" w:hAnsi="Cambria Math"/>
-          </w:rPr>
-          <m:t>&lt;0,001; r=-0,372</m:t>
+          <m:t>p&lt;0,001; r=-0,372</m:t>
         </m:r>
       </m:oMath>
       <w:r>
@@ -33377,13 +33430,7 @@
           <w:rPr>
             <w:rFonts w:ascii="Cambria Math" w:hAnsi="Cambria Math"/>
           </w:rPr>
-          <m:t>p</m:t>
-        </m:r>
-        <m:r>
-          <w:rPr>
-            <w:rFonts w:ascii="Cambria Math" w:hAnsi="Cambria Math"/>
-          </w:rPr>
-          <m:t>=0,038; r=0,112</m:t>
+          <m:t>p=0,038; r=0,112</m:t>
         </m:r>
       </m:oMath>
       <w:r>
@@ -33402,13 +33449,7 @@
           <w:rPr>
             <w:rFonts w:ascii="Cambria Math" w:hAnsi="Cambria Math"/>
           </w:rPr>
-          <m:t>p</m:t>
-        </m:r>
-        <m:r>
-          <w:rPr>
-            <w:rFonts w:ascii="Cambria Math" w:hAnsi="Cambria Math"/>
-          </w:rPr>
-          <m:t>=0,014; r=-0,132</m:t>
+          <m:t>p=0,014; r=-0,132</m:t>
         </m:r>
       </m:oMath>
       <w:r>
@@ -33419,13 +33460,7 @@
           <w:rPr>
             <w:rFonts w:ascii="Cambria Math" w:hAnsi="Cambria Math"/>
           </w:rPr>
-          <m:t>p</m:t>
-        </m:r>
-        <m:r>
-          <w:rPr>
-            <w:rFonts w:ascii="Cambria Math" w:hAnsi="Cambria Math"/>
-          </w:rPr>
-          <m:t>&gt;0,10</m:t>
+          <m:t>p&gt;0,10</m:t>
         </m:r>
       </m:oMath>
       <w:r>
@@ -33445,6 +33480,9 @@
         <w:jc w:val="center"/>
       </w:pPr>
       <w:r>
+        <w:rPr>
+          <w:noProof/>
+        </w:rPr>
         <w:lastRenderedPageBreak/>
         <w:drawing>
           <wp:inline distT="0" distB="0" distL="0" distR="0" wp14:anchorId="71FD8FCF" wp14:editId="0653B94E">
@@ -33508,24 +33546,14 @@
       <w:r>
         <w:t xml:space="preserve">Gràfic </w:t>
       </w:r>
-      <w:r>
-        <w:fldChar w:fldCharType="begin"/>
-      </w:r>
-      <w:r>
-        <w:instrText xml:space="preserve"> SEQ Gràfic \* ARABIC </w:instrText>
-      </w:r>
-      <w:r>
-        <w:fldChar w:fldCharType="separate"/>
-      </w:r>
-      <w:r>
-        <w:rPr>
-          <w:noProof/>
-        </w:rPr>
-        <w:t>32</w:t>
-      </w:r>
-      <w:r>
-        <w:fldChar w:fldCharType="end"/>
-      </w:r>
+      <w:fldSimple w:instr=" SEQ Gràfic \* ARABIC ">
+        <w:r>
+          <w:rPr>
+            <w:noProof/>
+          </w:rPr>
+          <w:t>32</w:t>
+        </w:r>
+      </w:fldSimple>
       <w:r>
         <w:t xml:space="preserve">: </w:t>
       </w:r>
@@ -33568,6 +33596,69 @@
       </w:r>
       <w:r>
         <w:t>.</w:t>
+      </w:r>
+    </w:p>
+    <w:p>
+      <w:pPr>
+        <w:spacing w:after="0" w:line="240" w:lineRule="auto"/>
+        <w:jc w:val="left"/>
+      </w:pPr>
+      <w:r>
+        <w:br w:type="page"/>
+      </w:r>
+    </w:p>
+    <w:p>
+      <w:pPr>
+        <w:pStyle w:val="Ttulo2"/>
+      </w:pPr>
+      <w:r>
+        <w:lastRenderedPageBreak/>
+        <w:t>KNN Fuzzy-Aware</w:t>
+      </w:r>
+    </w:p>
+    <w:p>
+      <w:r>
+        <w:t>El model obté un AUC de 0</w:t>
+      </w:r>
+      <w:r>
+        <w:t>,</w:t>
+      </w:r>
+      <w:r>
+        <w:t>652 en el test, amb una precisió del 69</w:t>
+      </w:r>
+      <w:r>
+        <w:t>,</w:t>
+      </w:r>
+      <w:r>
+        <w:t>7% i un recall del 60</w:t>
+      </w:r>
+      <w:r>
+        <w:t>,</w:t>
+      </w:r>
+      <w:r>
+        <w:t>5%. Aquests resultats, tot i ser inferiors als dels models d'arbres, s'han de llegir en el context de l'aplicació per a la qual s'ha dissenyat: l'objectiu no és maximitzar el rendiment predictiu, sinó disposar d'un model que, amb les característiques observables d'un alumne a l'inici de curs, estimi la probabilitat que no assisteixi regularment a classe i el situï dins d'un dels dos perfils identificats al clustering.</w:t>
+      </w:r>
+    </w:p>
+    <w:p>
+      <w:r>
+        <w:t>La matriu de confusió (67 observacions) mostra 23 verdaders positius i 19 verdaders negatius, amb 15 falsos negatius i 10 falsos positius. El llindar de 0</w:t>
+      </w:r>
+      <w:r>
+        <w:t>,</w:t>
+      </w:r>
+      <w:r>
+        <w:t>623 prioritza la precisió: quan el model classifica un alumne com a regular, encerta en gairebé 7 de cada 10 casos.</w:t>
+      </w:r>
+    </w:p>
+    <w:p>
+      <w:r>
+        <w:t xml:space="preserve">Pel que fa al comportament per clusters, la distribució de P(Regular) és coherent amb el profiling: el Cluster 1 (baix ús d'IA, major assistència) concentra probabilitats més altes de ser alumne regular, mentre el Cluster 2 (alt ús d'IA com a substitut) tendeix a probabilitats inferiors al llindar. Això té una implicació directa per a l'aplicació: a partir del perfil fuzzy de cada alumne nou, la </w:t>
+      </w:r>
+      <w:r>
+        <w:t xml:space="preserve">aplicació </w:t>
+      </w:r>
+      <w:r>
+        <w:t>Shiny pot no només indicar la probabilitat d'assistència irregular, sinó també a quin perfil s'assembla més i, per tant, quines intervencions podrien ser més adequades per a ell.</w:t>
       </w:r>
     </w:p>
     <w:p/>
@@ -37421,24 +37512,14 @@
       <w:r>
         <w:t xml:space="preserve">Annex </w:t>
       </w:r>
-      <w:r>
-        <w:fldChar w:fldCharType="begin"/>
-      </w:r>
-      <w:r>
-        <w:instrText xml:space="preserve"> SEQ Annex \* ARABIC </w:instrText>
-      </w:r>
-      <w:r>
-        <w:fldChar w:fldCharType="separate"/>
-      </w:r>
-      <w:r>
-        <w:rPr>
-          <w:noProof/>
-        </w:rPr>
-        <w:t>2</w:t>
-      </w:r>
-      <w:r>
-        <w:fldChar w:fldCharType="end"/>
-      </w:r>
+      <w:fldSimple w:instr=" SEQ Annex \* ARABIC ">
+        <w:r>
+          <w:rPr>
+            <w:noProof/>
+          </w:rPr>
+          <w:t>2</w:t>
+        </w:r>
+      </w:fldSimple>
       <w:bookmarkEnd w:id="74"/>
       <w:r>
         <w:t>: Matriu de codificació de dades</w:t>
@@ -42032,24 +42113,14 @@
       <w:r>
         <w:t xml:space="preserve">Annex </w:t>
       </w:r>
-      <w:r>
-        <w:fldChar w:fldCharType="begin"/>
-      </w:r>
-      <w:r>
-        <w:instrText xml:space="preserve"> SEQ Annex \* ARABIC </w:instrText>
-      </w:r>
-      <w:r>
-        <w:fldChar w:fldCharType="separate"/>
-      </w:r>
-      <w:r>
-        <w:rPr>
-          <w:noProof/>
-        </w:rPr>
-        <w:t>3</w:t>
-      </w:r>
-      <w:r>
-        <w:fldChar w:fldCharType="end"/>
-      </w:r>
+      <w:fldSimple w:instr=" SEQ Annex \* ARABIC ">
+        <w:r>
+          <w:rPr>
+            <w:noProof/>
+          </w:rPr>
+          <w:t>3</w:t>
+        </w:r>
+      </w:fldSimple>
       <w:r>
         <w:t>: Box-plot de l’edat segons el grup d’assistència</w:t>
       </w:r>
@@ -42126,24 +42197,14 @@
       <w:r>
         <w:t xml:space="preserve">Annex </w:t>
       </w:r>
-      <w:r>
-        <w:fldChar w:fldCharType="begin"/>
-      </w:r>
-      <w:r>
-        <w:instrText xml:space="preserve"> SEQ Annex \* ARABIC </w:instrText>
-      </w:r>
-      <w:r>
-        <w:fldChar w:fldCharType="separate"/>
-      </w:r>
-      <w:r>
-        <w:rPr>
-          <w:noProof/>
-        </w:rPr>
-        <w:t>4</w:t>
-      </w:r>
-      <w:r>
-        <w:fldChar w:fldCharType="end"/>
-      </w:r>
+      <w:fldSimple w:instr=" SEQ Annex \* ARABIC ">
+        <w:r>
+          <w:rPr>
+            <w:noProof/>
+          </w:rPr>
+          <w:t>4</w:t>
+        </w:r>
+      </w:fldSimple>
       <w:r>
         <w:t>: Distribució de l’assistència per gènere</w:t>
       </w:r>
@@ -42223,24 +42284,14 @@
       <w:r>
         <w:t xml:space="preserve">Annex </w:t>
       </w:r>
-      <w:r>
-        <w:fldChar w:fldCharType="begin"/>
-      </w:r>
-      <w:r>
-        <w:instrText xml:space="preserve"> SEQ Annex \* ARABIC </w:instrText>
-      </w:r>
-      <w:r>
-        <w:fldChar w:fldCharType="separate"/>
-      </w:r>
-      <w:r>
-        <w:rPr>
-          <w:noProof/>
-        </w:rPr>
-        <w:t>5</w:t>
-      </w:r>
-      <w:r>
-        <w:fldChar w:fldCharType="end"/>
-      </w:r>
+      <w:fldSimple w:instr=" SEQ Annex \* ARABIC ">
+        <w:r>
+          <w:rPr>
+            <w:noProof/>
+          </w:rPr>
+          <w:t>5</w:t>
+        </w:r>
+      </w:fldSimple>
       <w:r>
         <w:t>: Percentatge d’alumnes que assisteixen regularment per grau i curs (cel·les amb n&gt;5)</w:t>
       </w:r>
@@ -42341,44 +42392,34 @@
       <w:r>
         <w:t xml:space="preserve">Annex </w:t>
       </w:r>
-      <w:r>
-        <w:fldChar w:fldCharType="begin"/>
-      </w:r>
-      <w:r>
-        <w:instrText xml:space="preserve"> SEQ Annex \* ARABIC </w:instrText>
-      </w:r>
-      <w:r>
-        <w:fldChar w:fldCharType="separate"/>
-      </w:r>
+      <w:fldSimple w:instr=" SEQ Annex \* ARABIC ">
+        <w:r>
+          <w:rPr>
+            <w:noProof/>
+          </w:rPr>
+          <w:t>6</w:t>
+        </w:r>
+      </w:fldSimple>
+      <w:r>
+        <w:t xml:space="preserve">: </w:t>
+      </w:r>
+      <w:r>
+        <w:t>Associació (V de Cramér) entre totes les variables categòriques. S'exclouen les parelles redundants per construcció (variables derivades).</w:t>
+      </w:r>
+    </w:p>
+    <w:p>
+      <w:pPr>
+        <w:rPr>
+          <w:lang w:eastAsia="en-US"/>
+        </w:rPr>
+      </w:pPr>
       <w:r>
         <w:rPr>
           <w:noProof/>
-        </w:rPr>
-        <w:t>6</w:t>
-      </w:r>
-      <w:r>
-        <w:fldChar w:fldCharType="end"/>
-      </w:r>
-      <w:r>
-        <w:t xml:space="preserve">: </w:t>
-      </w:r>
-      <w:r>
-        <w:t>Associació (V de Cramér) entre totes les variables categòriques. S'exclouen les parelles redundants per construcció (variables derivades).</w:t>
-      </w:r>
-    </w:p>
-    <w:p>
-      <w:pPr>
-        <w:rPr>
-          <w:lang w:eastAsia="en-US"/>
-        </w:rPr>
-      </w:pPr>
-      <w:r>
-        <w:rPr>
-          <w:noProof/>
           <w:lang w:eastAsia="en-US"/>
         </w:rPr>
         <w:drawing>
-          <wp:inline distT="0" distB="0" distL="0" distR="0" wp14:anchorId="693BC190" wp14:editId="119AABB3">
+          <wp:inline distT="0" distB="0" distL="0" distR="0" wp14:anchorId="693BC190" wp14:editId="02DED24B">
             <wp:extent cx="5400040" cy="4010025"/>
             <wp:effectExtent l="0" t="0" r="0" b="9525"/>
             <wp:docPr id="1947302634" name="Imagen 10"/>
@@ -42440,24 +42481,14 @@
       <w:r>
         <w:t xml:space="preserve">Annex </w:t>
       </w:r>
-      <w:r>
-        <w:fldChar w:fldCharType="begin"/>
-      </w:r>
-      <w:r>
-        <w:instrText xml:space="preserve"> SEQ Annex \* ARABIC </w:instrText>
-      </w:r>
-      <w:r>
-        <w:fldChar w:fldCharType="separate"/>
-      </w:r>
-      <w:r>
-        <w:rPr>
-          <w:noProof/>
-        </w:rPr>
-        <w:t>7</w:t>
-      </w:r>
-      <w:r>
-        <w:fldChar w:fldCharType="end"/>
-      </w:r>
+      <w:fldSimple w:instr=" SEQ Annex \* ARABIC ">
+        <w:r>
+          <w:rPr>
+            <w:noProof/>
+          </w:rPr>
+          <w:t>7</w:t>
+        </w:r>
+      </w:fldSimple>
       <w:r>
         <w:t>: Validació Monte-Carlo</w:t>
       </w:r>
@@ -42556,24 +42587,14 @@
       <w:r>
         <w:t xml:space="preserve">Annex </w:t>
       </w:r>
-      <w:r>
-        <w:fldChar w:fldCharType="begin"/>
-      </w:r>
-      <w:r>
-        <w:instrText xml:space="preserve"> SEQ Annex \* ARABIC </w:instrText>
-      </w:r>
-      <w:r>
-        <w:fldChar w:fldCharType="separate"/>
-      </w:r>
-      <w:r>
-        <w:rPr>
-          <w:noProof/>
-        </w:rPr>
-        <w:t>8</w:t>
-      </w:r>
-      <w:r>
-        <w:fldChar w:fldCharType="end"/>
-      </w:r>
+      <w:fldSimple w:instr=" SEQ Annex \* ARABIC ">
+        <w:r>
+          <w:rPr>
+            <w:noProof/>
+          </w:rPr>
+          <w:t>8</w:t>
+        </w:r>
+      </w:fldSimple>
       <w:r>
         <w:t>: Correlació Spearman entre variables numèriques</w:t>
       </w:r>
@@ -42789,24 +42810,14 @@
       <w:r>
         <w:t xml:space="preserve">Annex </w:t>
       </w:r>
-      <w:r>
-        <w:fldChar w:fldCharType="begin"/>
-      </w:r>
-      <w:r>
-        <w:instrText xml:space="preserve"> SEQ Annex \* ARABIC </w:instrText>
-      </w:r>
-      <w:r>
-        <w:fldChar w:fldCharType="separate"/>
-      </w:r>
-      <w:r>
-        <w:rPr>
-          <w:noProof/>
-        </w:rPr>
-        <w:t>9</w:t>
-      </w:r>
-      <w:r>
-        <w:fldChar w:fldCharType="end"/>
-      </w:r>
+      <w:fldSimple w:instr=" SEQ Annex \* ARABIC ">
+        <w:r>
+          <w:rPr>
+            <w:noProof/>
+          </w:rPr>
+          <w:t>9</w:t>
+        </w:r>
+      </w:fldSimple>
       <w:bookmarkEnd w:id="79"/>
       <w:r>
         <w:t>: Correlació entre els factors d’Estratègies i l’assistència</w:t>
@@ -42917,24 +42928,14 @@
       <w:r>
         <w:t xml:space="preserve">Annex </w:t>
       </w:r>
-      <w:r>
-        <w:fldChar w:fldCharType="begin"/>
-      </w:r>
-      <w:r>
-        <w:instrText xml:space="preserve"> SEQ Annex \* ARABIC </w:instrText>
-      </w:r>
-      <w:r>
-        <w:fldChar w:fldCharType="separate"/>
-      </w:r>
-      <w:r>
-        <w:rPr>
-          <w:noProof/>
-        </w:rPr>
-        <w:t>10</w:t>
-      </w:r>
-      <w:r>
-        <w:fldChar w:fldCharType="end"/>
-      </w:r>
+      <w:fldSimple w:instr=" SEQ Annex \* ARABIC ">
+        <w:r>
+          <w:rPr>
+            <w:noProof/>
+          </w:rPr>
+          <w:t>10</w:t>
+        </w:r>
+      </w:fldSimple>
       <w:bookmarkEnd w:id="81"/>
       <w:r>
         <w:t>: Calibration plot</w:t>
@@ -43029,24 +43030,14 @@
         <w:lastRenderedPageBreak/>
         <w:t xml:space="preserve">Annex </w:t>
       </w:r>
-      <w:r>
-        <w:fldChar w:fldCharType="begin"/>
-      </w:r>
-      <w:r>
-        <w:instrText xml:space="preserve"> SEQ Annex \* ARABIC </w:instrText>
-      </w:r>
-      <w:r>
-        <w:fldChar w:fldCharType="separate"/>
-      </w:r>
-      <w:r>
-        <w:rPr>
-          <w:noProof/>
-        </w:rPr>
-        <w:t>11</w:t>
-      </w:r>
-      <w:r>
-        <w:fldChar w:fldCharType="end"/>
-      </w:r>
+      <w:fldSimple w:instr=" SEQ Annex \* ARABIC ">
+        <w:r>
+          <w:rPr>
+            <w:noProof/>
+          </w:rPr>
+          <w:t>11</w:t>
+        </w:r>
+      </w:fldSimple>
       <w:bookmarkEnd w:id="83"/>
       <w:r>
         <w:t>: Leverage vs Residus de Pearson estandarditzats</w:t>
@@ -43138,24 +43129,14 @@
       <w:r>
         <w:t xml:space="preserve">Annex </w:t>
       </w:r>
-      <w:r>
-        <w:fldChar w:fldCharType="begin"/>
-      </w:r>
-      <w:r>
-        <w:instrText xml:space="preserve"> SEQ Annex \* ARABIC </w:instrText>
-      </w:r>
-      <w:r>
-        <w:fldChar w:fldCharType="separate"/>
-      </w:r>
-      <w:r>
-        <w:rPr>
-          <w:noProof/>
-        </w:rPr>
-        <w:t>12</w:t>
-      </w:r>
-      <w:r>
-        <w:fldChar w:fldCharType="end"/>
-      </w:r>
+      <w:fldSimple w:instr=" SEQ Annex \* ARABIC ">
+        <w:r>
+          <w:rPr>
+            <w:noProof/>
+          </w:rPr>
+          <w:t>12</w:t>
+        </w:r>
+      </w:fldSimple>
       <w:r>
         <w:t xml:space="preserve">: </w:t>
       </w:r>
@@ -44158,24 +44139,14 @@
       <w:r>
         <w:t xml:space="preserve">Annex </w:t>
       </w:r>
-      <w:r>
-        <w:fldChar w:fldCharType="begin"/>
-      </w:r>
-      <w:r>
-        <w:instrText xml:space="preserve"> SEQ Annex \* ARABIC </w:instrText>
-      </w:r>
-      <w:r>
-        <w:fldChar w:fldCharType="separate"/>
-      </w:r>
-      <w:r>
-        <w:rPr>
-          <w:noProof/>
-        </w:rPr>
-        <w:t>13</w:t>
-      </w:r>
-      <w:r>
-        <w:fldChar w:fldCharType="end"/>
-      </w:r>
+      <w:fldSimple w:instr=" SEQ Annex \* ARABIC ">
+        <w:r>
+          <w:rPr>
+            <w:noProof/>
+          </w:rPr>
+          <w:t>13</w:t>
+        </w:r>
+      </w:fldSimple>
       <w:bookmarkEnd w:id="85"/>
       <w:r>
         <w:t>: Corba Precision – Recall del lògit predictiu (OOF train)</w:t>
@@ -44269,24 +44240,14 @@
       <w:r>
         <w:t xml:space="preserve">Annex </w:t>
       </w:r>
-      <w:r>
-        <w:fldChar w:fldCharType="begin"/>
-      </w:r>
-      <w:r>
-        <w:instrText xml:space="preserve"> SEQ Annex \* ARABIC </w:instrText>
-      </w:r>
-      <w:r>
-        <w:fldChar w:fldCharType="separate"/>
-      </w:r>
-      <w:r>
-        <w:rPr>
-          <w:noProof/>
-        </w:rPr>
-        <w:t>14</w:t>
-      </w:r>
-      <w:r>
-        <w:fldChar w:fldCharType="end"/>
-      </w:r>
+      <w:fldSimple w:instr=" SEQ Annex \* ARABIC ">
+        <w:r>
+          <w:rPr>
+            <w:noProof/>
+          </w:rPr>
+          <w:t>14</w:t>
+        </w:r>
+      </w:fldSimple>
       <w:bookmarkEnd w:id="86"/>
       <w:r>
         <w:t>: Corba ROC sobre el test</w:t>
@@ -44385,24 +44346,14 @@
       <w:r>
         <w:t xml:space="preserve">Annex </w:t>
       </w:r>
-      <w:r>
-        <w:fldChar w:fldCharType="begin"/>
-      </w:r>
-      <w:r>
-        <w:instrText xml:space="preserve"> SEQ Annex \* ARABIC </w:instrText>
-      </w:r>
-      <w:r>
-        <w:fldChar w:fldCharType="separate"/>
-      </w:r>
-      <w:r>
-        <w:rPr>
-          <w:noProof/>
-        </w:rPr>
-        <w:t>15</w:t>
-      </w:r>
-      <w:r>
-        <w:fldChar w:fldCharType="end"/>
-      </w:r>
+      <w:fldSimple w:instr=" SEQ Annex \* ARABIC ">
+        <w:r>
+          <w:rPr>
+            <w:noProof/>
+          </w:rPr>
+          <w:t>15</w:t>
+        </w:r>
+      </w:fldSimple>
       <w:r>
         <w:t>: Matriu de confusió del logit</w:t>
       </w:r>
@@ -44451,24 +44402,14 @@
       <w:r>
         <w:t xml:space="preserve">Annex </w:t>
       </w:r>
-      <w:r>
-        <w:fldChar w:fldCharType="begin"/>
-      </w:r>
-      <w:r>
-        <w:instrText xml:space="preserve"> SEQ Annex \* ARABIC </w:instrText>
-      </w:r>
-      <w:r>
-        <w:fldChar w:fldCharType="separate"/>
-      </w:r>
-      <w:r>
-        <w:rPr>
-          <w:noProof/>
-        </w:rPr>
-        <w:t>16</w:t>
-      </w:r>
-      <w:r>
-        <w:fldChar w:fldCharType="end"/>
-      </w:r>
+      <w:fldSimple w:instr=" SEQ Annex \* ARABIC ">
+        <w:r>
+          <w:rPr>
+            <w:noProof/>
+          </w:rPr>
+          <w:t>16</w:t>
+        </w:r>
+      </w:fldSimple>
       <w:bookmarkEnd w:id="88"/>
       <w:r>
         <w:t>: Matriu de confusió de RF-B</w:t>
@@ -44562,24 +44503,14 @@
       <w:r>
         <w:t xml:space="preserve">Annex </w:t>
       </w:r>
-      <w:r>
-        <w:fldChar w:fldCharType="begin"/>
-      </w:r>
-      <w:r>
-        <w:instrText xml:space="preserve"> SEQ Annex \* ARABIC </w:instrText>
-      </w:r>
-      <w:r>
-        <w:fldChar w:fldCharType="separate"/>
-      </w:r>
-      <w:r>
-        <w:rPr>
-          <w:noProof/>
-        </w:rPr>
-        <w:t>17</w:t>
-      </w:r>
-      <w:r>
-        <w:fldChar w:fldCharType="end"/>
-      </w:r>
+      <w:fldSimple w:instr=" SEQ Annex \* ARABIC ">
+        <w:r>
+          <w:rPr>
+            <w:noProof/>
+          </w:rPr>
+          <w:t>17</w:t>
+        </w:r>
+      </w:fldSimple>
       <w:bookmarkEnd w:id="89"/>
       <w:r>
         <w:t>: Dependence plot RF-A – MOT_DESMOTIVACIÓ</w:t>
@@ -44666,24 +44597,14 @@
         <w:lastRenderedPageBreak/>
         <w:t xml:space="preserve">Annex </w:t>
       </w:r>
-      <w:r>
-        <w:fldChar w:fldCharType="begin"/>
-      </w:r>
-      <w:r>
-        <w:instrText xml:space="preserve"> SEQ Annex \* ARABIC </w:instrText>
-      </w:r>
-      <w:r>
-        <w:fldChar w:fldCharType="separate"/>
-      </w:r>
-      <w:r>
-        <w:rPr>
-          <w:noProof/>
-        </w:rPr>
-        <w:t>18</w:t>
-      </w:r>
-      <w:r>
-        <w:fldChar w:fldCharType="end"/>
-      </w:r>
+      <w:fldSimple w:instr=" SEQ Annex \* ARABIC ">
+        <w:r>
+          <w:rPr>
+            <w:noProof/>
+          </w:rPr>
+          <w:t>18</w:t>
+        </w:r>
+      </w:fldSimple>
       <w:r>
         <w:t xml:space="preserve">: </w:t>
       </w:r>
@@ -44764,24 +44685,14 @@
       <w:r>
         <w:t xml:space="preserve">Annex </w:t>
       </w:r>
-      <w:r>
-        <w:fldChar w:fldCharType="begin"/>
-      </w:r>
-      <w:r>
-        <w:instrText xml:space="preserve"> SEQ Annex \* ARABIC </w:instrText>
-      </w:r>
-      <w:r>
-        <w:fldChar w:fldCharType="separate"/>
-      </w:r>
-      <w:r>
-        <w:rPr>
-          <w:noProof/>
-        </w:rPr>
-        <w:t>19</w:t>
-      </w:r>
-      <w:r>
-        <w:fldChar w:fldCharType="end"/>
-      </w:r>
+      <w:fldSimple w:instr=" SEQ Annex \* ARABIC ">
+        <w:r>
+          <w:rPr>
+            <w:noProof/>
+          </w:rPr>
+          <w:t>19</w:t>
+        </w:r>
+      </w:fldSimple>
       <w:r>
         <w:t xml:space="preserve">: </w:t>
       </w:r>
@@ -44860,24 +44771,14 @@
       <w:r>
         <w:t xml:space="preserve">Annex </w:t>
       </w:r>
-      <w:r>
-        <w:fldChar w:fldCharType="begin"/>
-      </w:r>
-      <w:r>
-        <w:instrText xml:space="preserve"> SEQ Annex \* ARABIC </w:instrText>
-      </w:r>
-      <w:r>
-        <w:fldChar w:fldCharType="separate"/>
-      </w:r>
-      <w:r>
-        <w:rPr>
-          <w:noProof/>
-        </w:rPr>
-        <w:t>20</w:t>
-      </w:r>
-      <w:r>
-        <w:fldChar w:fldCharType="end"/>
-      </w:r>
+      <w:fldSimple w:instr=" SEQ Annex \* ARABIC ">
+        <w:r>
+          <w:rPr>
+            <w:noProof/>
+          </w:rPr>
+          <w:t>20</w:t>
+        </w:r>
+      </w:fldSimple>
       <w:r>
         <w:t>: Dependence plot RF-A – IA_EINA_ESTUDI</w:t>
       </w:r>
@@ -44958,24 +44859,14 @@
         <w:lastRenderedPageBreak/>
         <w:t xml:space="preserve">Annex </w:t>
       </w:r>
-      <w:r>
-        <w:fldChar w:fldCharType="begin"/>
-      </w:r>
-      <w:r>
-        <w:instrText xml:space="preserve"> SEQ Annex \* ARABIC </w:instrText>
-      </w:r>
-      <w:r>
-        <w:fldChar w:fldCharType="separate"/>
-      </w:r>
-      <w:r>
-        <w:rPr>
-          <w:noProof/>
-        </w:rPr>
-        <w:t>21</w:t>
-      </w:r>
-      <w:r>
-        <w:fldChar w:fldCharType="end"/>
-      </w:r>
+      <w:fldSimple w:instr=" SEQ Annex \* ARABIC ">
+        <w:r>
+          <w:rPr>
+            <w:noProof/>
+          </w:rPr>
+          <w:t>21</w:t>
+        </w:r>
+      </w:fldSimple>
       <w:r>
         <w:t xml:space="preserve">: </w:t>
       </w:r>
@@ -45082,24 +44973,14 @@
       <w:r>
         <w:t xml:space="preserve">Annex </w:t>
       </w:r>
-      <w:r>
-        <w:fldChar w:fldCharType="begin"/>
-      </w:r>
-      <w:r>
-        <w:instrText xml:space="preserve"> SEQ Annex \* ARABIC </w:instrText>
-      </w:r>
-      <w:r>
-        <w:fldChar w:fldCharType="separate"/>
-      </w:r>
-      <w:r>
-        <w:rPr>
-          <w:noProof/>
-        </w:rPr>
-        <w:t>22</w:t>
-      </w:r>
-      <w:r>
-        <w:fldChar w:fldCharType="end"/>
-      </w:r>
+      <w:fldSimple w:instr=" SEQ Annex \* ARABIC ">
+        <w:r>
+          <w:rPr>
+            <w:noProof/>
+          </w:rPr>
+          <w:t>22</w:t>
+        </w:r>
+      </w:fldSimple>
       <w:r>
         <w:t>: Freqüència de paraules de l’experiència positiva</w:t>
       </w:r>
@@ -45186,24 +45067,14 @@
       <w:r>
         <w:t xml:space="preserve">Annex </w:t>
       </w:r>
-      <w:r>
-        <w:fldChar w:fldCharType="begin"/>
-      </w:r>
-      <w:r>
-        <w:instrText xml:space="preserve"> SEQ Annex \* ARABIC </w:instrText>
-      </w:r>
-      <w:r>
-        <w:fldChar w:fldCharType="separate"/>
-      </w:r>
-      <w:r>
-        <w:rPr>
-          <w:noProof/>
-        </w:rPr>
-        <w:t>23</w:t>
-      </w:r>
-      <w:r>
-        <w:fldChar w:fldCharType="end"/>
-      </w:r>
+      <w:fldSimple w:instr=" SEQ Annex \* ARABIC ">
+        <w:r>
+          <w:rPr>
+            <w:noProof/>
+          </w:rPr>
+          <w:t>23</w:t>
+        </w:r>
+      </w:fldSimple>
       <w:r>
         <w:t>: Bigrams de les experiències positives</w:t>
       </w:r>
@@ -45311,24 +45182,14 @@
         <w:lastRenderedPageBreak/>
         <w:t xml:space="preserve">Annex </w:t>
       </w:r>
-      <w:r>
-        <w:fldChar w:fldCharType="begin"/>
-      </w:r>
-      <w:r>
-        <w:instrText xml:space="preserve"> SEQ Annex \* ARABIC </w:instrText>
-      </w:r>
-      <w:r>
-        <w:fldChar w:fldCharType="separate"/>
-      </w:r>
-      <w:r>
-        <w:rPr>
-          <w:noProof/>
-        </w:rPr>
-        <w:t>24</w:t>
-      </w:r>
-      <w:r>
-        <w:fldChar w:fldCharType="end"/>
-      </w:r>
+      <w:fldSimple w:instr=" SEQ Annex \* ARABIC ">
+        <w:r>
+          <w:rPr>
+            <w:noProof/>
+          </w:rPr>
+          <w:t>24</w:t>
+        </w:r>
+      </w:fldSimple>
       <w:r>
         <w:t>: Freqüència de paraules de les experiències negatives</w:t>
       </w:r>
@@ -45414,24 +45275,14 @@
       <w:r>
         <w:t xml:space="preserve">Annex </w:t>
       </w:r>
-      <w:r>
-        <w:fldChar w:fldCharType="begin"/>
-      </w:r>
-      <w:r>
-        <w:instrText xml:space="preserve"> SEQ Annex \* ARABIC </w:instrText>
-      </w:r>
-      <w:r>
-        <w:fldChar w:fldCharType="separate"/>
-      </w:r>
-      <w:r>
-        <w:rPr>
-          <w:noProof/>
-        </w:rPr>
-        <w:t>25</w:t>
-      </w:r>
-      <w:r>
-        <w:fldChar w:fldCharType="end"/>
-      </w:r>
+      <w:fldSimple w:instr=" SEQ Annex \* ARABIC ">
+        <w:r>
+          <w:rPr>
+            <w:noProof/>
+          </w:rPr>
+          <w:t>25</w:t>
+        </w:r>
+      </w:fldSimple>
       <w:r>
         <w:t>: Freqüència de paraules de les propostes de millora</w:t>
       </w:r>
@@ -50815,6 +50666,11 @@
       <w:szCs w:val="20"/>
     </w:rPr>
   </w:style>
+  <w:style w:type="character" w:customStyle="1" w:styleId="animating6ta1u10">
+    <w:name w:val="_animating_6ta1u_10"/>
+    <w:basedOn w:val="Fuentedeprrafopredeter"/>
+    <w:rsid w:val="00D71A59"/>
+  </w:style>
 </w:styles>
 </file>
 

--- a/Documents/Redacció.docx
+++ b/Documents/Redacció.docx
@@ -2180,6 +2180,11 @@
               <w:rPr>
                 <w:webHidden/>
               </w:rPr>
+            </w:r>
+            <w:r>
+              <w:rPr>
+                <w:webHidden/>
+              </w:rPr>
               <w:fldChar w:fldCharType="separate"/>
             </w:r>
             <w:r>
@@ -2379,6 +2384,11 @@
               <w:rPr>
                 <w:webHidden/>
               </w:rPr>
+            </w:r>
+            <w:r>
+              <w:rPr>
+                <w:webHidden/>
+              </w:rPr>
               <w:fldChar w:fldCharType="separate"/>
             </w:r>
             <w:r>
@@ -4201,6 +4211,11 @@
               <w:rPr>
                 <w:webHidden/>
               </w:rPr>
+            </w:r>
+            <w:r>
+              <w:rPr>
+                <w:webHidden/>
+              </w:rPr>
               <w:fldChar w:fldCharType="separate"/>
             </w:r>
             <w:r>
@@ -4402,6 +4417,11 @@
               <w:rPr>
                 <w:webHidden/>
               </w:rPr>
+            </w:r>
+            <w:r>
+              <w:rPr>
+                <w:webHidden/>
+              </w:rPr>
               <w:fldChar w:fldCharType="separate"/>
             </w:r>
             <w:r>
@@ -4462,6 +4482,11 @@
                 <w:webHidden/>
               </w:rPr>
               <w:instrText xml:space="preserve"> PAGEREF _Toc232705784 \h </w:instrText>
+            </w:r>
+            <w:r>
+              <w:rPr>
+                <w:webHidden/>
+              </w:rPr>
             </w:r>
             <w:r>
               <w:rPr>
@@ -7815,14 +7840,27 @@
       <w:r>
         <w:t xml:space="preserve">Gràfic </w:t>
       </w:r>
-      <w:fldSimple w:instr=" SEQ Gràfic \* ARABIC ">
-        <w:r>
-          <w:rPr>
-            <w:noProof/>
-          </w:rPr>
-          <w:t>1</w:t>
-        </w:r>
-      </w:fldSimple>
+      <w:r>
+        <w:fldChar w:fldCharType="begin"/>
+      </w:r>
+      <w:r>
+        <w:instrText xml:space="preserve"> SEQ Gràfic \* ARABIC </w:instrText>
+      </w:r>
+      <w:r>
+        <w:fldChar w:fldCharType="separate"/>
+      </w:r>
+      <w:r>
+        <w:rPr>
+          <w:noProof/>
+        </w:rPr>
+        <w:t>1</w:t>
+      </w:r>
+      <w:r>
+        <w:rPr>
+          <w:noProof/>
+        </w:rPr>
+        <w:fldChar w:fldCharType="end"/>
+      </w:r>
       <w:r>
         <w:t>: Percentatge de NA per variable</w:t>
       </w:r>
@@ -8378,14 +8416,27 @@
       <w:r>
         <w:t xml:space="preserve">Gràfic </w:t>
       </w:r>
-      <w:fldSimple w:instr=" SEQ Gràfic \* ARABIC ">
-        <w:r>
-          <w:rPr>
-            <w:noProof/>
-          </w:rPr>
-          <w:t>2</w:t>
-        </w:r>
-      </w:fldSimple>
+      <w:r>
+        <w:fldChar w:fldCharType="begin"/>
+      </w:r>
+      <w:r>
+        <w:instrText xml:space="preserve"> SEQ Gràfic \* ARABIC </w:instrText>
+      </w:r>
+      <w:r>
+        <w:fldChar w:fldCharType="separate"/>
+      </w:r>
+      <w:r>
+        <w:rPr>
+          <w:noProof/>
+        </w:rPr>
+        <w:t>2</w:t>
+      </w:r>
+      <w:r>
+        <w:rPr>
+          <w:noProof/>
+        </w:rPr>
+        <w:fldChar w:fldCharType="end"/>
+      </w:r>
       <w:r>
         <w:t xml:space="preserve">: LOF </w:t>
       </w:r>
@@ -11658,289 +11709,182 @@
       </w:r>
       <w:proofErr w:type="spellStart"/>
       <w:r>
-        <w:t>Random</w:t>
-      </w:r>
-      <w:proofErr w:type="spellEnd"/>
-      <w:r>
-        <w:t xml:space="preserve"> Forest és un algorisme d'aprenentatge automàtic supervisat basat en la construcció de múltiples arbres de decisió. Cada arbre s'entrena sobre una mostra bootstrap del conjunt d'entrenament, és a dir, una submostra aleatòria amb reemplaçament, i en cada divisió de node només considera un subconjunt aleatori de variables predictores (paràmetre </w:t>
-      </w:r>
-      <w:proofErr w:type="spellStart"/>
-      <w:r>
         <w:rPr>
           <w:i/>
           <w:iCs/>
         </w:rPr>
-        <w:t>mtry</w:t>
+        <w:t>Random</w:t>
       </w:r>
       <w:proofErr w:type="spellEnd"/>
-      <w:r>
-        <w:t>).</w:t>
-      </w:r>
-    </w:p>
-    <w:p>
-      <w:pPr>
-        <w:rPr>
-          <w:color w:val="auto"/>
-          <w:kern w:val="0"/>
-          <w:sz w:val="24"/>
-          <w:lang w:eastAsia="ca-ES"/>
-        </w:rPr>
-      </w:pPr>
-      <w:r>
-        <w:t xml:space="preserve">La predicció final del model és la mitjana de les prediccions individuals de tots els arbres, cosa que redueix la variància i millora la generalització respecte a un únic arbre. Aquesta lògica </w:t>
-      </w:r>
-      <w:proofErr w:type="spellStart"/>
-      <w:r>
-        <w:t>d'ensemblatge</w:t>
-      </w:r>
-      <w:proofErr w:type="spellEnd"/>
-      <w:r>
-        <w:t xml:space="preserve"> és precisament el que fa al </w:t>
-      </w:r>
-      <w:proofErr w:type="spellStart"/>
-      <w:r>
-        <w:t>Random</w:t>
-      </w:r>
-      <w:proofErr w:type="spellEnd"/>
-      <w:r>
-        <w:t xml:space="preserve"> Forest més robust que el </w:t>
-      </w:r>
-      <w:proofErr w:type="spellStart"/>
-      <w:r>
-        <w:t>logit</w:t>
-      </w:r>
-      <w:proofErr w:type="spellEnd"/>
-      <w:r>
-        <w:t xml:space="preserve"> davant relacions no lineals i interaccions entre variables, sense necessitat d'especificar-les explícitament.</w:t>
-      </w:r>
-    </w:p>
-    <w:p>
-      <w:r>
-        <w:t>S'han estimat dos models paral·lels per comparar el poder predictiu de dues representacions diferents dels mateixos fenòmens.</w:t>
-      </w:r>
-    </w:p>
-    <w:p>
-      <w:r>
-        <w:t xml:space="preserve">El RF-A utilitza les variables del model logístic (MOT_DESMOTIVACIO, MOT_FORCA_MAJOR, EST_AVALUACIO_AC, </w:t>
-      </w:r>
-      <w:proofErr w:type="spellStart"/>
-      <w:r>
-        <w:t>IA_SUBST_num</w:t>
-      </w:r>
-      <w:proofErr w:type="spellEnd"/>
-      <w:r>
-        <w:t xml:space="preserve">, T_AVAL, CURS_1R i </w:t>
-      </w:r>
-      <w:proofErr w:type="spellStart"/>
-      <w:r>
-        <w:t>NOTA_num</w:t>
-      </w:r>
-      <w:proofErr w:type="spellEnd"/>
-      <w:r>
-        <w:t xml:space="preserve">) i hi afegeix MOT_AUTOGESTIO i IA_EINA_ESTUDI —factors que l'EFA havia identificat com a rellevants però que el criteri BIC havia exclòs del </w:t>
-      </w:r>
-      <w:proofErr w:type="spellStart"/>
-      <w:r>
-        <w:t>logit</w:t>
-      </w:r>
-      <w:proofErr w:type="spellEnd"/>
-      <w:r>
-        <w:t xml:space="preserve"> explicatiu— més altres variables de control (EDAT, DESPL, N_ASSIG, GENERE, DOBLE_GRAU_EST, NOTA_ALTA), sumant un total de 15 predictors</w:t>
-      </w:r>
-      <w:r>
-        <w:t xml:space="preserve">. El </w:t>
-      </w:r>
-      <w:r>
-        <w:rPr>
-          <w:rStyle w:val="Fuerte"/>
-          <w:b w:val="0"/>
-          <w:bCs w:val="0"/>
-        </w:rPr>
-        <w:t>RF-B</w:t>
-      </w:r>
-      <w:r>
-        <w:t xml:space="preserve"> substitueix els factors per les variables </w:t>
-      </w:r>
-      <w:proofErr w:type="spellStart"/>
-      <w:r>
-        <w:t>Likert</w:t>
-      </w:r>
-      <w:proofErr w:type="spellEnd"/>
-      <w:r>
-        <w:t xml:space="preserve"> originals més significatives, resultant en 26 predictors. L'objectiu d'aquesta doble especificació és avaluar si la síntesi dimensional de l'EFA aporta millor capacitat predictiva que mantenir les variables individuals en brut.</w:t>
-      </w:r>
-    </w:p>
-    <w:p>
-      <w:r>
-        <w:rPr>
-          <w:rStyle w:val="Fuerte"/>
-        </w:rPr>
-        <w:t xml:space="preserve">Partició </w:t>
-      </w:r>
-      <w:proofErr w:type="spellStart"/>
-      <w:r>
-        <w:rPr>
-          <w:rStyle w:val="Fuerte"/>
-        </w:rPr>
-        <w:t>train</w:t>
-      </w:r>
-      <w:proofErr w:type="spellEnd"/>
-      <w:r>
-        <w:rPr>
-          <w:rStyle w:val="Fuerte"/>
-        </w:rPr>
-        <w:t>/test</w:t>
-      </w:r>
-    </w:p>
-    <w:p>
-      <w:r>
-        <w:t>Les 342 observacions s'han dividit en un 80% d'entrenament (274 observacions) i un 20% de test (68 observacions), mantenint la mateixa partició que s'ha usat en el model logístic per garantir la comparabilitat entre models.</w:t>
-      </w:r>
-    </w:p>
-    <w:p>
-      <w:r>
-        <w:rPr>
-          <w:rStyle w:val="Fuerte"/>
-        </w:rPr>
-        <w:t>Selecció d'hiperparàmetres</w:t>
-      </w:r>
-    </w:p>
-    <w:p>
-      <w:r>
-        <w:t xml:space="preserve">El </w:t>
-      </w:r>
-      <w:proofErr w:type="spellStart"/>
-      <w:r>
-        <w:t>Random</w:t>
-      </w:r>
-      <w:proofErr w:type="spellEnd"/>
-      <w:r>
-        <w:t xml:space="preserve"> Forest té tres hiperparàmetres principals que cal ajustar: el </w:t>
-      </w:r>
-      <w:proofErr w:type="spellStart"/>
-      <w:r>
-        <w:rPr>
-          <w:rStyle w:val="Fuerte"/>
-        </w:rPr>
-        <w:t>mtry</w:t>
-      </w:r>
-      <w:proofErr w:type="spellEnd"/>
-      <w:r>
-        <w:t xml:space="preserve"> (nombre de variables candidates considerades en cada divisió de node), el </w:t>
-      </w:r>
-      <w:proofErr w:type="spellStart"/>
-      <w:r>
-        <w:rPr>
-          <w:rStyle w:val="Fuerte"/>
-        </w:rPr>
-        <w:t>min.node.size</w:t>
-      </w:r>
-      <w:proofErr w:type="spellEnd"/>
-      <w:r>
-        <w:t xml:space="preserve"> (mida mínima dels nodes terminals, que controla la profunditat dels arbres) i el </w:t>
-      </w:r>
-      <w:proofErr w:type="spellStart"/>
-      <w:r>
-        <w:rPr>
-          <w:rStyle w:val="Fuerte"/>
-        </w:rPr>
-        <w:t>num.trees</w:t>
-      </w:r>
-      <w:proofErr w:type="spellEnd"/>
-      <w:r>
-        <w:t xml:space="preserve"> (nombre d'arbres). Per seleccionar-los s'ha fet un </w:t>
-      </w:r>
-      <w:proofErr w:type="spellStart"/>
-      <w:r>
-        <w:t>grid</w:t>
-      </w:r>
-      <w:proofErr w:type="spellEnd"/>
-      <w:r>
-        <w:t xml:space="preserve"> </w:t>
-      </w:r>
-      <w:proofErr w:type="spellStart"/>
-      <w:r>
-        <w:t>search</w:t>
-      </w:r>
-      <w:proofErr w:type="spellEnd"/>
-      <w:r>
-        <w:t xml:space="preserve"> manual sobre el conjunt d'entrenament, avaluant cada combinació mitjançant l'</w:t>
-      </w:r>
-      <w:r>
-        <w:rPr>
-          <w:rStyle w:val="Fuerte"/>
-        </w:rPr>
-        <w:t xml:space="preserve">AUC </w:t>
-      </w:r>
-      <w:proofErr w:type="spellStart"/>
-      <w:r>
-        <w:rPr>
-          <w:rStyle w:val="Fuerte"/>
-        </w:rPr>
-        <w:t>Out</w:t>
-      </w:r>
-      <w:proofErr w:type="spellEnd"/>
-      <w:r>
-        <w:rPr>
-          <w:rStyle w:val="Fuerte"/>
-        </w:rPr>
-        <w:t>-Of-</w:t>
-      </w:r>
-      <w:proofErr w:type="spellStart"/>
-      <w:r>
-        <w:rPr>
-          <w:rStyle w:val="Fuerte"/>
-        </w:rPr>
-        <w:t>Bag</w:t>
-      </w:r>
-      <w:proofErr w:type="spellEnd"/>
-      <w:r>
-        <w:rPr>
-          <w:rStyle w:val="Fuerte"/>
-        </w:rPr>
-        <w:t xml:space="preserve"> (OOB)</w:t>
-      </w:r>
-      <w:r>
-        <w:t>.</w:t>
-      </w:r>
-    </w:p>
-    <w:p>
-      <w:r>
-        <w:lastRenderedPageBreak/>
-        <w:t xml:space="preserve">L'OOB és el mecanisme de validació interna del </w:t>
-      </w:r>
-      <w:proofErr w:type="spellStart"/>
-      <w:r>
-        <w:t>Random</w:t>
-      </w:r>
-      <w:proofErr w:type="spellEnd"/>
-      <w:r>
-        <w:t xml:space="preserve"> Forest: com que cada arbre s'entrena amb una submostra bootstrap, aproximadament un terç de les observacions queden fora d'aquell arbre. Aquestes observacions OOB s'usen per avaluar el model sense necessitat d'un conjunt de validació separat. No és un </w:t>
-      </w:r>
-      <w:proofErr w:type="spellStart"/>
       <w:r>
         <w:rPr>
           <w:i/>
           <w:iCs/>
         </w:rPr>
-        <w:t>cross-validation</w:t>
+        <w:t xml:space="preserve"> Forest</w:t>
+      </w:r>
+      <w:r>
+        <w:t xml:space="preserve"> és un algorisme d'aprenentatge automàtic supervisat basat en la construcció de múltiples arbres de decisió. Cada arbre s'entrena sobre una mostra bootstrap del conjunt d'entrenament i en cada divisió de node només considera un subconjunt aleatori de variables predictores (paràmetre </w:t>
+      </w:r>
+      <w:proofErr w:type="spellStart"/>
+      <w:r>
+        <w:rPr>
+          <w:i/>
+          <w:iCs/>
+        </w:rPr>
+        <w:t>mtry</w:t>
       </w:r>
       <w:proofErr w:type="spellEnd"/>
       <w:r>
-        <w:t xml:space="preserve"> explícit, però és una estimació no esbiaixada equivalent i específica del </w:t>
+        <w:t xml:space="preserve">). La predicció final és la mitjana de les prediccions individuals de tots els arbres, cosa que redueix la variància i millora la generalització respecte a un únic arbre. Aquesta lògica </w:t>
       </w:r>
       <w:proofErr w:type="spellStart"/>
       <w:r>
+        <w:t>d'ensemblatge</w:t>
+      </w:r>
+      <w:proofErr w:type="spellEnd"/>
+      <w:r>
+        <w:t xml:space="preserve"> fa el </w:t>
+      </w:r>
+      <w:proofErr w:type="spellStart"/>
+      <w:r>
+        <w:rPr>
+          <w:i/>
+          <w:iCs/>
+        </w:rPr>
         <w:t>Random</w:t>
       </w:r>
       <w:proofErr w:type="spellEnd"/>
       <w:r>
-        <w:t xml:space="preserve"> Forest.</w:t>
-      </w:r>
-    </w:p>
-    <w:p>
-      <w:r>
-        <w:t xml:space="preserve">Per al RF-A s'han provat </w:t>
+        <w:rPr>
+          <w:i/>
+          <w:iCs/>
+        </w:rPr>
+        <w:t xml:space="preserve"> Forest</w:t>
+      </w:r>
+      <w:r>
+        <w:t xml:space="preserve"> més robust que el </w:t>
+      </w:r>
+      <w:r>
+        <w:t>lògit</w:t>
+      </w:r>
+      <w:r>
+        <w:t xml:space="preserve"> davant relacions no lineals i interaccions entre variables, sense necessitat d'especificar-les explícitament.</w:t>
+      </w:r>
+    </w:p>
+    <w:p>
+      <w:r>
+        <w:t xml:space="preserve">S'han estimat dos models paral·lels. El RF-A utilitza 17 predictors: les variables del </w:t>
+      </w:r>
+      <w:r>
+        <w:t>lògit</w:t>
+      </w:r>
+      <w:r>
+        <w:t xml:space="preserve"> predictiu més factors de l'EFA exclosos (MOT_AUTOGESTIO, IA_EINA_ESTUDI,</w:t>
+      </w:r>
+      <w:r>
+        <w:t xml:space="preserve"> </w:t>
+      </w:r>
+      <w:r>
+        <w:t>EST_QUALITAT_DOC, EST_TEMPS_CLASSE, EST_GRUPS_REDUITS)</w:t>
+      </w:r>
+      <w:r>
+        <w:t xml:space="preserve">. </w:t>
+      </w:r>
+      <w:r>
+        <w:t xml:space="preserve">El RF-B substitueix els factors per les variables </w:t>
+      </w:r>
+      <w:proofErr w:type="spellStart"/>
+      <w:r>
+        <w:t>Likert</w:t>
+      </w:r>
+      <w:proofErr w:type="spellEnd"/>
+      <w:r>
+        <w:t xml:space="preserve"> originals significatives a l'EDA (</w:t>
+      </w:r>
+      <m:oMath>
+        <m:r>
+          <w:rPr>
+            <w:rFonts w:ascii="Cambria Math" w:hAnsi="Cambria Math"/>
+          </w:rPr>
+          <m:t>p &lt; 0,05</m:t>
+        </m:r>
+      </m:oMath>
+      <w:r>
+        <w:t xml:space="preserve">, Mann-Whitney). L'objectiu és avaluar si la síntesi dimensional de l'EFA aporta millor capacitat predictiva que les variables individuals en brut. La partició </w:t>
+      </w:r>
+      <w:r>
+        <w:rPr>
+          <w:i/>
+          <w:iCs/>
+        </w:rPr>
+        <w:t>train</w:t>
+      </w:r>
+      <w:r>
+        <w:t>/</w:t>
+      </w:r>
+      <w:r>
+        <w:rPr>
+          <w:i/>
+          <w:iCs/>
+        </w:rPr>
+        <w:t>test</w:t>
+      </w:r>
+      <w:r>
+        <w:t xml:space="preserve"> és la mateixa que al logit per garantir la comparabilitat.</w:t>
+      </w:r>
+    </w:p>
+    <w:p>
+      <w:r>
+        <w:t xml:space="preserve">Els </w:t>
+      </w:r>
+      <w:proofErr w:type="spellStart"/>
+      <w:r>
+        <w:t>hiperparàmetres</w:t>
+      </w:r>
+      <w:proofErr w:type="spellEnd"/>
+      <w:r>
+        <w:t xml:space="preserve"> s'han seleccionat per </w:t>
+      </w:r>
+      <w:proofErr w:type="spellStart"/>
+      <w:r>
+        <w:rPr>
+          <w:i/>
+          <w:iCs/>
+        </w:rPr>
+        <w:t>grid</w:t>
+      </w:r>
+      <w:proofErr w:type="spellEnd"/>
+      <w:r>
+        <w:rPr>
+          <w:i/>
+          <w:iCs/>
+        </w:rPr>
+        <w:t xml:space="preserve"> </w:t>
+      </w:r>
+      <w:proofErr w:type="spellStart"/>
+      <w:r>
+        <w:rPr>
+          <w:i/>
+          <w:iCs/>
+        </w:rPr>
+        <w:t>search</w:t>
+      </w:r>
+      <w:proofErr w:type="spellEnd"/>
+      <w:r>
+        <w:t xml:space="preserve"> avaluat amb l'AUC OOB.</w:t>
+      </w:r>
+      <w:r>
+        <w:t xml:space="preserve"> </w:t>
+      </w:r>
+      <w:r>
+        <w:t xml:space="preserve">Per al RF-A </w:t>
+      </w:r>
+      <w:r>
+        <w:t xml:space="preserve">s’ha provat </w:t>
+      </w:r>
+      <w:r>
+        <w:t>(</w:t>
       </w:r>
       <m:oMath>
         <m:r>
@@ -11959,7 +11903,55 @@
           <w:rPr>
             <w:rFonts w:ascii="Cambria Math" w:hAnsi="Cambria Math"/>
           </w:rPr>
-          <m:t xml:space="preserve"> {3, 5, 7, 10, 15}</m:t>
+          <m:t xml:space="preserve"> {4,</m:t>
+        </m:r>
+        <m:r>
+          <w:rPr>
+            <w:rFonts w:ascii="Cambria Math" w:hAnsi="Cambria Math"/>
+          </w:rPr>
+          <m:t xml:space="preserve"> </m:t>
+        </m:r>
+        <m:r>
+          <w:rPr>
+            <w:rFonts w:ascii="Cambria Math" w:hAnsi="Cambria Math"/>
+          </w:rPr>
+          <m:t>5,</m:t>
+        </m:r>
+        <m:r>
+          <w:rPr>
+            <w:rFonts w:ascii="Cambria Math" w:hAnsi="Cambria Math"/>
+          </w:rPr>
+          <m:t xml:space="preserve"> </m:t>
+        </m:r>
+        <m:r>
+          <w:rPr>
+            <w:rFonts w:ascii="Cambria Math" w:hAnsi="Cambria Math"/>
+          </w:rPr>
+          <m:t>8,</m:t>
+        </m:r>
+        <m:r>
+          <w:rPr>
+            <w:rFonts w:ascii="Cambria Math" w:hAnsi="Cambria Math"/>
+          </w:rPr>
+          <m:t xml:space="preserve"> </m:t>
+        </m:r>
+        <m:r>
+          <w:rPr>
+            <w:rFonts w:ascii="Cambria Math" w:hAnsi="Cambria Math"/>
+          </w:rPr>
+          <m:t>10,</m:t>
+        </m:r>
+        <m:r>
+          <w:rPr>
+            <w:rFonts w:ascii="Cambria Math" w:hAnsi="Cambria Math"/>
+          </w:rPr>
+          <m:t xml:space="preserve"> </m:t>
+        </m:r>
+        <m:r>
+          <w:rPr>
+            <w:rFonts w:ascii="Cambria Math" w:hAnsi="Cambria Math"/>
+          </w:rPr>
+          <m:t>17}</m:t>
         </m:r>
       </m:oMath>
       <w:r>
@@ -11982,7 +11974,7 @@
           <w:rPr>
             <w:rFonts w:ascii="Cambria Math" w:hAnsi="Cambria Math"/>
           </w:rPr>
-          <m:t xml:space="preserve"> {5, 10, 15}</m:t>
+          <m:t xml:space="preserve"> {5, 10, 15},</m:t>
         </m:r>
       </m:oMath>
       <w:r>
@@ -12005,40 +11997,300 @@
           <w:rPr>
             <w:rFonts w:ascii="Cambria Math" w:hAnsi="Cambria Math"/>
           </w:rPr>
-          <m:t xml:space="preserve"> {10, 100, 250, 300, 500, 1000}</m:t>
+          <m:t xml:space="preserve"> {10,</m:t>
+        </m:r>
+        <m:r>
+          <w:rPr>
+            <w:rFonts w:ascii="Cambria Math" w:hAnsi="Cambria Math"/>
+          </w:rPr>
+          <m:t xml:space="preserve"> </m:t>
+        </m:r>
+        <m:r>
+          <w:rPr>
+            <w:rFonts w:ascii="Cambria Math" w:hAnsi="Cambria Math"/>
+          </w:rPr>
+          <m:t>100,</m:t>
+        </m:r>
+        <m:r>
+          <w:rPr>
+            <w:rFonts w:ascii="Cambria Math" w:hAnsi="Cambria Math"/>
+          </w:rPr>
+          <m:t xml:space="preserve"> </m:t>
+        </m:r>
+        <m:r>
+          <w:rPr>
+            <w:rFonts w:ascii="Cambria Math" w:hAnsi="Cambria Math"/>
+          </w:rPr>
+          <m:t>250,</m:t>
+        </m:r>
+        <m:r>
+          <w:rPr>
+            <w:rFonts w:ascii="Cambria Math" w:hAnsi="Cambria Math"/>
+          </w:rPr>
+          <m:t xml:space="preserve"> </m:t>
+        </m:r>
+        <m:r>
+          <w:rPr>
+            <w:rFonts w:ascii="Cambria Math" w:hAnsi="Cambria Math"/>
+          </w:rPr>
+          <m:t>300,</m:t>
+        </m:r>
+        <m:r>
+          <w:rPr>
+            <w:rFonts w:ascii="Cambria Math" w:hAnsi="Cambria Math"/>
+          </w:rPr>
+          <m:t xml:space="preserve"> </m:t>
+        </m:r>
+        <m:r>
+          <w:rPr>
+            <w:rFonts w:ascii="Cambria Math" w:hAnsi="Cambria Math"/>
+          </w:rPr>
+          <m:t>500,</m:t>
+        </m:r>
+        <m:r>
+          <w:rPr>
+            <w:rFonts w:ascii="Cambria Math" w:hAnsi="Cambria Math"/>
+          </w:rPr>
+          <m:t xml:space="preserve"> </m:t>
+        </m:r>
+        <m:r>
+          <w:rPr>
+            <w:rFonts w:ascii="Cambria Math" w:hAnsi="Cambria Math"/>
+          </w:rPr>
+          <m:t>1000}</m:t>
         </m:r>
       </m:oMath>
       <w:r>
-        <w:t xml:space="preserve">. La combinació guanyadora ha estat </w:t>
+        <w:t xml:space="preserve">), la combinació guanyadora és </w:t>
       </w:r>
       <m:oMath>
         <m:r>
           <w:rPr>
             <w:rFonts w:ascii="Cambria Math" w:hAnsi="Cambria Math"/>
           </w:rPr>
-          <m:t xml:space="preserve">mtry = 7, min.node.size = 5 </m:t>
+          <m:t>mtry = 5, min.node.size = 15, num.trees = 500</m:t>
         </m:r>
       </m:oMath>
       <w:r>
-        <w:t xml:space="preserve">i </w:t>
+        <w:t xml:space="preserve"> (</w:t>
       </w:r>
       <m:oMath>
         <m:r>
           <w:rPr>
             <w:rFonts w:ascii="Cambria Math" w:hAnsi="Cambria Math"/>
           </w:rPr>
-          <m:t>num.trees = 100</m:t>
+          <m:t>AUC OOB = 0,765</m:t>
         </m:r>
       </m:oMath>
       <w:r>
-        <w:t xml:space="preserve">, amb un AUC OOB de 0,7734. Per al RF-B s'ha ampliat el rang de mtry fins a </w:t>
+        <w:t>). Per al RF-B (</w:t>
+      </w:r>
+      <w:r>
+        <w:rPr>
+          <w:i/>
+          <w:iCs/>
+        </w:rPr>
+        <w:t>mtry</w:t>
+      </w:r>
+      <w:r>
+        <w:t xml:space="preserve"> ampliat fins a 26), el millor model és </w:t>
       </w:r>
       <m:oMath>
         <m:r>
           <w:rPr>
             <w:rFonts w:ascii="Cambria Math" w:hAnsi="Cambria Math"/>
           </w:rPr>
-          <m:t>{5, 8, 13, 20, 26}</m:t>
+          <m:t>mtry = 26</m:t>
+        </m:r>
+      </m:oMath>
+      <w:r>
+        <w:t xml:space="preserve">, </w:t>
+      </w:r>
+      <m:oMath>
+        <m:r>
+          <w:rPr>
+            <w:rFonts w:ascii="Cambria Math" w:hAnsi="Cambria Math"/>
+          </w:rPr>
+          <m:t>min.node.size = 10, num.trees = 100</m:t>
+        </m:r>
+      </m:oMath>
+      <w:r>
+        <w:t xml:space="preserve"> (</w:t>
+      </w:r>
+      <m:oMath>
+        <m:r>
+          <w:rPr>
+            <w:rFonts w:ascii="Cambria Math" w:hAnsi="Cambria Math"/>
+          </w:rPr>
+          <m:t>AUC OOB = 0,790</m:t>
+        </m:r>
+      </m:oMath>
+      <w:r>
+        <w:t xml:space="preserve">). El llindar de classificació s'estima igual que al </w:t>
+      </w:r>
+      <w:r>
+        <w:t>lògit</w:t>
+      </w:r>
+      <w:r>
+        <w:t xml:space="preserve"> </w:t>
+      </w:r>
+      <w:r>
+        <w:t xml:space="preserve">– corba </w:t>
+      </w:r>
+      <w:r>
+        <w:t xml:space="preserve">PR sobre probabilitats OOB amb restricció </w:t>
+      </w:r>
+      <w:proofErr w:type="spellStart"/>
+      <w:r>
+        <w:rPr>
+          <w:i/>
+          <w:iCs/>
+        </w:rPr>
+        <w:t>recall</w:t>
+      </w:r>
+      <w:proofErr w:type="spellEnd"/>
+      <w:r>
+        <w:t xml:space="preserve"> ≥ 0,60 </w:t>
+      </w:r>
+      <w:r>
+        <w:t>–</w:t>
+      </w:r>
+      <w:r>
+        <w:t>, resultant en 0,569 per al RF-A i 0,604 per al RF-B.</w:t>
+      </w:r>
+      <w:r>
+        <w:br w:type="page"/>
+      </w:r>
+    </w:p>
+    <w:p>
+      <w:pPr>
+        <w:pStyle w:val="Ttulo3"/>
+      </w:pPr>
+      <w:bookmarkStart w:id="23" w:name="_Toc232705756"/>
+      <w:proofErr w:type="spellStart"/>
+      <w:r>
+        <w:lastRenderedPageBreak/>
+        <w:t>XGBoost</w:t>
+      </w:r>
+      <w:bookmarkEnd w:id="23"/>
+      <w:proofErr w:type="spellEnd"/>
+    </w:p>
+    <w:p>
+      <w:pPr>
+        <w:rPr>
+          <w:color w:val="auto"/>
+          <w:kern w:val="0"/>
+          <w:sz w:val="24"/>
+          <w:lang w:eastAsia="ca-ES"/>
+        </w:rPr>
+      </w:pPr>
+      <w:r>
+        <w:t xml:space="preserve">A diferència del </w:t>
+      </w:r>
+      <w:proofErr w:type="spellStart"/>
+      <w:r>
+        <w:rPr>
+          <w:i/>
+          <w:iCs/>
+        </w:rPr>
+        <w:t>Random</w:t>
+      </w:r>
+      <w:proofErr w:type="spellEnd"/>
+      <w:r>
+        <w:rPr>
+          <w:i/>
+          <w:iCs/>
+        </w:rPr>
+        <w:t xml:space="preserve"> Forest</w:t>
+      </w:r>
+      <w:r>
+        <w:t xml:space="preserve">, que construeix arbres en paral·lel i fa la mitjana de les prediccions, el </w:t>
+      </w:r>
+      <w:proofErr w:type="spellStart"/>
+      <w:r>
+        <w:rPr>
+          <w:i/>
+          <w:iCs/>
+        </w:rPr>
+        <w:t>XGBoost</w:t>
+      </w:r>
+      <w:proofErr w:type="spellEnd"/>
+      <w:r>
+        <w:t xml:space="preserve"> i el </w:t>
+      </w:r>
+      <w:proofErr w:type="spellStart"/>
+      <w:r>
+        <w:rPr>
+          <w:i/>
+          <w:iCs/>
+        </w:rPr>
+        <w:t>CatBoost</w:t>
+      </w:r>
+      <w:proofErr w:type="spellEnd"/>
+      <w:r>
+        <w:t xml:space="preserve"> els construeixen de forma seqüencial: cada arbre nou s'entrena per corregir els errors del model anterior. Això els fa més expressius però també més sensibles a </w:t>
+      </w:r>
+      <w:proofErr w:type="spellStart"/>
+      <w:r>
+        <w:t>l</w:t>
+      </w:r>
+      <w:r>
+        <w:rPr>
+          <w:i/>
+          <w:iCs/>
+        </w:rPr>
+        <w:t>'overfitting</w:t>
+      </w:r>
+      <w:proofErr w:type="spellEnd"/>
+      <w:r>
+        <w:t xml:space="preserve"> si no es regularitzen adequadament. La seva inclusió respon a un objectiu comparatiu: verificar si un algorisme de </w:t>
+      </w:r>
+      <w:proofErr w:type="spellStart"/>
+      <w:r>
+        <w:rPr>
+          <w:i/>
+          <w:iCs/>
+        </w:rPr>
+        <w:t>boosting</w:t>
+      </w:r>
+      <w:proofErr w:type="spellEnd"/>
+      <w:r>
+        <w:t xml:space="preserve"> millora la capacitat predictiva del RF-A amb una estructura de predictors equivalent.</w:t>
+      </w:r>
+    </w:p>
+    <w:p>
+      <w:r>
+        <w:t xml:space="preserve">S'utilitzen els mateixos 17 predictors que el RF-A. Els paràmetres fixats a priori per al </w:t>
+      </w:r>
+      <w:proofErr w:type="spellStart"/>
+      <w:r>
+        <w:rPr>
+          <w:i/>
+          <w:iCs/>
+        </w:rPr>
+        <w:t>XGBoost</w:t>
+      </w:r>
+      <w:proofErr w:type="spellEnd"/>
+      <w:r>
+        <w:t xml:space="preserve"> han estat </w:t>
+      </w:r>
+      <m:oMath>
+        <m:r>
+          <w:rPr>
+            <w:rFonts w:ascii="Cambria Math" w:hAnsi="Cambria Math"/>
+          </w:rPr>
+          <m:t xml:space="preserve">eta = 0,01, subsample = 0,6 </m:t>
+        </m:r>
+      </m:oMath>
+      <w:r>
+        <w:t>i</w:t>
+      </w:r>
+      <m:oMath>
+        <m:r>
+          <w:rPr>
+            <w:rFonts w:ascii="Cambria Math" w:hAnsi="Cambria Math"/>
+          </w:rPr>
+          <m:t xml:space="preserve"> colsample_bytree = 0,6</m:t>
         </m:r>
         <m:r>
           <w:rPr>
@@ -12050,769 +12302,188 @@
         </m:r>
       </m:oMath>
       <w:r>
-        <w:t xml:space="preserve">, i el millor model ha resultat ser </w:t>
+        <w:t xml:space="preserve">. Els paràmetres optimitzats per </w:t>
+      </w:r>
+      <w:r>
+        <w:rPr>
+          <w:i/>
+          <w:iCs/>
+        </w:rPr>
+        <w:t>grid search</w:t>
+      </w:r>
+      <w:r>
+        <w:t xml:space="preserve"> (54 combinacions, 5-fold CV per AUC) han estat </w:t>
+      </w:r>
+      <w:r>
+        <w:rPr>
+          <w:i/>
+          <w:iCs/>
+        </w:rPr>
+        <w:t>max_depth</w:t>
+      </w:r>
+      <w:r>
+        <w:t xml:space="preserve">, </w:t>
+      </w:r>
+      <w:r>
+        <w:rPr>
+          <w:i/>
+          <w:iCs/>
+        </w:rPr>
+        <w:t>min_child_weight, gamma, lambda i alpha</w:t>
+      </w:r>
+      <w:r>
+        <w:t xml:space="preserve">. La combinació guanyadora ha estat </w:t>
       </w:r>
       <m:oMath>
         <m:r>
           <w:rPr>
             <w:rFonts w:ascii="Cambria Math" w:hAnsi="Cambria Math"/>
           </w:rPr>
-          <m:t xml:space="preserve">mtry = 26, min.node.size = 10 </m:t>
+          <m:t>max_depth = 2, min_child_weight = 5, gamma = 0, lambda = 3,0</m:t>
         </m:r>
       </m:oMath>
       <w:r>
-        <w:t>i</w:t>
+        <w:t xml:space="preserve">, amb </w:t>
       </w:r>
       <m:oMath>
         <m:r>
           <w:rPr>
             <w:rFonts w:ascii="Cambria Math" w:hAnsi="Cambria Math"/>
           </w:rPr>
-          <m:t xml:space="preserve"> num.trees = 100</m:t>
+          <m:t>AUC CV = 0,751</m:t>
         </m:r>
       </m:oMath>
       <w:r>
-        <w:t>, amb AUC OOB de 0,7902. Cal destacar que num.trees = 100 és suficient per als dos models, cosa coherent amb la mida mostral moderada: afegir més arbres no millora l'AUC OOB de manera rellevant.</w:t>
-      </w:r>
-    </w:p>
-    <w:p>
-      <w:r>
-        <w:rPr>
-          <w:rStyle w:val="Fuerte"/>
-        </w:rPr>
-        <w:t>Selecció del llindar de classificació</w:t>
-      </w:r>
-    </w:p>
-    <w:p>
-      <w:r>
-        <w:t xml:space="preserve">En comptes d'usar el llindar per defecte de 0,5, s'ha aplicat un criteri basat en la corba </w:t>
-      </w:r>
-      <w:proofErr w:type="spellStart"/>
-      <w:r>
-        <w:t>Precision-Recall</w:t>
-      </w:r>
-      <w:proofErr w:type="spellEnd"/>
-      <w:r>
-        <w:t xml:space="preserve"> (PR). Un cop entrenat el model final, s'utilitzen les probabilitats OOB de cada observació d'entrenament per seleccionar el llindar que maximitza la precisió subjecte a un </w:t>
-      </w:r>
-      <w:proofErr w:type="spellStart"/>
-      <w:r>
-        <w:t>recall</w:t>
-      </w:r>
-      <w:proofErr w:type="spellEnd"/>
-      <w:r>
-        <w:t xml:space="preserve"> mínim del 0,60. Amb aquest criteri, el llindar del RF-A queda fixat a 0,572 i el del RF-B a 0,604.</w:t>
-      </w:r>
-    </w:p>
-    <w:p>
-      <w:pPr>
-        <w:spacing w:after="0" w:line="240" w:lineRule="auto"/>
-        <w:jc w:val="left"/>
-      </w:pPr>
-      <w:r>
-        <w:br w:type="page"/>
-      </w:r>
-    </w:p>
-    <w:p>
-      <w:pPr>
-        <w:pStyle w:val="Ttulo3"/>
-      </w:pPr>
-      <w:bookmarkStart w:id="23" w:name="_Toc232705756"/>
-      <w:proofErr w:type="spellStart"/>
-      <w:r>
-        <w:lastRenderedPageBreak/>
-        <w:t>XGBoost</w:t>
-      </w:r>
-      <w:bookmarkEnd w:id="23"/>
-      <w:proofErr w:type="spellEnd"/>
-    </w:p>
-    <w:p>
-      <w:pPr>
-        <w:rPr>
-          <w:lang w:eastAsia="en-US"/>
-        </w:rPr>
-      </w:pPr>
-      <w:r>
-        <w:rPr>
-          <w:lang w:eastAsia="en-US"/>
-        </w:rPr>
-        <w:t xml:space="preserve">Un cop estimats el model logístic i el </w:t>
-      </w:r>
-      <w:proofErr w:type="spellStart"/>
-      <w:r>
-        <w:rPr>
-          <w:lang w:eastAsia="en-US"/>
-        </w:rPr>
-        <w:t>Random</w:t>
-      </w:r>
-      <w:proofErr w:type="spellEnd"/>
-      <w:r>
-        <w:rPr>
-          <w:lang w:eastAsia="en-US"/>
-        </w:rPr>
-        <w:t xml:space="preserve"> Forest, s'incorpora un tercer model predictiu: el </w:t>
-      </w:r>
-      <w:proofErr w:type="spellStart"/>
-      <w:r>
-        <w:rPr>
-          <w:lang w:eastAsia="en-US"/>
-        </w:rPr>
-        <w:t>XGBoost</w:t>
-      </w:r>
-      <w:proofErr w:type="spellEnd"/>
-      <w:r>
-        <w:rPr>
-          <w:lang w:eastAsia="en-US"/>
-        </w:rPr>
-        <w:t xml:space="preserve"> (</w:t>
+        <w:t xml:space="preserve"> i </w:t>
+      </w:r>
+      <m:oMath>
+        <m:r>
+          <w:rPr>
+            <w:rFonts w:ascii="Cambria Math" w:hAnsi="Cambria Math"/>
+          </w:rPr>
+          <m:t>best_nrounds = 21</m:t>
+        </m:r>
+      </m:oMath>
+      <w:r>
+        <w:t xml:space="preserve"> determinat per </w:t>
       </w:r>
       <w:proofErr w:type="spellStart"/>
       <w:r>
         <w:rPr>
           <w:i/>
           <w:iCs/>
-          <w:lang w:eastAsia="en-US"/>
-        </w:rPr>
-        <w:t>Extreme</w:t>
+        </w:rPr>
+        <w:t>early</w:t>
       </w:r>
       <w:proofErr w:type="spellEnd"/>
       <w:r>
         <w:rPr>
           <w:i/>
           <w:iCs/>
-          <w:lang w:eastAsia="en-US"/>
-        </w:rPr>
-        <w:t xml:space="preserve"> Gradient </w:t>
+        </w:rPr>
+        <w:t xml:space="preserve"> </w:t>
       </w:r>
       <w:proofErr w:type="spellStart"/>
       <w:r>
         <w:rPr>
           <w:i/>
           <w:iCs/>
-          <w:lang w:eastAsia="en-US"/>
-        </w:rPr>
-        <w:t>Boosting</w:t>
+        </w:rPr>
+        <w:t>stopping</w:t>
       </w:r>
       <w:proofErr w:type="spellEnd"/>
       <w:r>
-        <w:rPr>
-          <w:lang w:eastAsia="en-US"/>
-        </w:rPr>
-        <w:t xml:space="preserve">). A diferència del </w:t>
+        <w:t>. El llindar de classificació s'ha estimat per corba PR sobre probabilitats OOF, resultant en 0,567.</w:t>
+      </w:r>
+      <w:r>
+        <w:rPr>
+          <w:rStyle w:val="Tablaconcuadrcula1"/>
+          <w:rFonts w:ascii="Cambria Math" w:hAnsi="Cambria Math"/>
+          <w:i/>
+        </w:rPr>
+        <w:t xml:space="preserve"> </w:t>
+      </w:r>
+      <m:oMath>
+        <m:r>
+          <w:rPr>
+            <w:rStyle w:val="Refdenotaalpie"/>
+            <w:rFonts w:ascii="Cambria Math" w:hAnsi="Cambria Math"/>
+            <w:i/>
+          </w:rPr>
+          <w:footnoteReference w:id="16"/>
+        </m:r>
+      </m:oMath>
+    </w:p>
+    <w:p>
+      <w:r>
+        <w:t xml:space="preserve">El </w:t>
       </w:r>
       <w:proofErr w:type="spellStart"/>
-      <w:r>
-        <w:rPr>
-          <w:lang w:eastAsia="en-US"/>
-        </w:rPr>
-        <w:t>Random</w:t>
-      </w:r>
-      <w:proofErr w:type="spellEnd"/>
-      <w:r>
-        <w:rPr>
-          <w:lang w:eastAsia="en-US"/>
-        </w:rPr>
-        <w:t xml:space="preserve"> Forest, que construeix arbres en paral·lel de manera independent i fa la mitjana de les seves prediccions, el </w:t>
-      </w:r>
-      <w:proofErr w:type="spellStart"/>
-      <w:r>
-        <w:rPr>
-          <w:lang w:eastAsia="en-US"/>
-        </w:rPr>
-        <w:t>XGBoost</w:t>
-      </w:r>
-      <w:proofErr w:type="spellEnd"/>
-      <w:r>
-        <w:rPr>
-          <w:lang w:eastAsia="en-US"/>
-        </w:rPr>
-        <w:t xml:space="preserve"> els construeix de forma seqüencial: cada arbre nou s'entrena per corregir els errors del model anterior, minimitzant una funció de pèrdua. Això fa que el </w:t>
-      </w:r>
-      <w:proofErr w:type="spellStart"/>
-      <w:r>
-        <w:rPr>
-          <w:lang w:eastAsia="en-US"/>
-        </w:rPr>
-        <w:t>XGBoost</w:t>
-      </w:r>
-      <w:proofErr w:type="spellEnd"/>
-      <w:r>
-        <w:rPr>
-          <w:lang w:eastAsia="en-US"/>
-        </w:rPr>
-        <w:t xml:space="preserve"> sigui més expressiu que el </w:t>
-      </w:r>
-      <w:proofErr w:type="spellStart"/>
-      <w:r>
-        <w:rPr>
-          <w:lang w:eastAsia="en-US"/>
-        </w:rPr>
-        <w:t>Random</w:t>
-      </w:r>
-      <w:proofErr w:type="spellEnd"/>
-      <w:r>
-        <w:rPr>
-          <w:lang w:eastAsia="en-US"/>
-        </w:rPr>
-        <w:t xml:space="preserve"> Forest en termes de capacitat d'ajust, però també més sensible a l'especificació dels hiperparàmetres i potencialment més propens a </w:t>
-      </w:r>
-      <w:proofErr w:type="spellStart"/>
-      <w:r>
-        <w:rPr>
-          <w:lang w:eastAsia="en-US"/>
-        </w:rPr>
-        <w:t>l'</w:t>
-      </w:r>
       <w:r>
         <w:rPr>
           <w:i/>
           <w:iCs/>
-          <w:lang w:eastAsia="en-US"/>
-        </w:rPr>
-        <w:t>overfitting</w:t>
+        </w:rPr>
+        <w:t>CatBoost</w:t>
       </w:r>
       <w:proofErr w:type="spellEnd"/>
       <w:r>
-        <w:rPr>
-          <w:lang w:eastAsia="en-US"/>
-        </w:rPr>
-        <w:t xml:space="preserve"> si no es regularitza adequadament.</w:t>
-      </w:r>
-    </w:p>
-    <w:p>
-      <w:pPr>
-        <w:rPr>
-          <w:lang w:eastAsia="en-US"/>
-        </w:rPr>
-      </w:pPr>
-      <w:r>
-        <w:rPr>
-          <w:lang w:eastAsia="en-US"/>
-        </w:rPr>
-        <w:t xml:space="preserve">La seva inclusió en aquest treball respon a un objectiu comparatiu: verificar si un algorisme de </w:t>
+        <w:t xml:space="preserve"> s'ha estimat amb la mateixa estructura de predictors però no ha convergit correctament durant el </w:t>
       </w:r>
       <w:proofErr w:type="spellStart"/>
       <w:r>
         <w:rPr>
-          <w:lang w:eastAsia="en-US"/>
-        </w:rPr>
-        <w:t>boosting</w:t>
+          <w:i/>
+          <w:iCs/>
+        </w:rPr>
+        <w:t>grid</w:t>
       </w:r>
       <w:proofErr w:type="spellEnd"/>
       <w:r>
         <w:rPr>
-          <w:lang w:eastAsia="en-US"/>
-        </w:rPr>
-        <w:t xml:space="preserve"> és capaç de millorar la capacitat predictiva del RF-A mantenint una estructura de predictors equivalent. No s'espera necessàriament que el superi — la mida mostral és moderada i el RF-A ja obté un rendiment molt bo — però sí que pot aportar informació sobre la robustesa dels resultats.</w:t>
-      </w:r>
-    </w:p>
-    <w:p>
-      <w:pPr>
-        <w:rPr>
-          <w:b/>
-          <w:bCs/>
-          <w:lang w:eastAsia="en-US"/>
-        </w:rPr>
-      </w:pPr>
-      <w:r>
-        <w:rPr>
-          <w:b/>
-          <w:bCs/>
-          <w:lang w:eastAsia="en-US"/>
-        </w:rPr>
-        <w:t>Metodologia</w:t>
-      </w:r>
-    </w:p>
-    <w:p>
-      <w:pPr>
-        <w:rPr>
-          <w:lang w:eastAsia="en-US"/>
-        </w:rPr>
-      </w:pPr>
-      <w:r>
-        <w:rPr>
-          <w:lang w:eastAsia="en-US"/>
-        </w:rPr>
-        <w:t xml:space="preserve">L'espai de predictors s'ha construït de manera consistent amb els models anteriors: s'utilitzen els factors EFA per als blocs de motius, estratègies i el primer factor de IA (IA_EINA_ESTUDI), sumant un total de 17 predictors. El segon factor de IA, en canvi, es desglossa en les seves variables </w:t>
+          <w:i/>
+          <w:iCs/>
+        </w:rPr>
+        <w:t xml:space="preserve"> </w:t>
       </w:r>
       <w:proofErr w:type="spellStart"/>
       <w:r>
         <w:rPr>
-          <w:lang w:eastAsia="en-US"/>
-        </w:rPr>
-        <w:t>Likert</w:t>
+          <w:i/>
+          <w:iCs/>
+        </w:rPr>
+        <w:t>search</w:t>
       </w:r>
       <w:proofErr w:type="spellEnd"/>
       <w:r>
-        <w:rPr>
-          <w:lang w:eastAsia="en-US"/>
-        </w:rPr>
-        <w:t xml:space="preserve"> originals (IA_SUBST, IA_ATENC, IA_CONF), decisió que ja es va prendre al </w:t>
+        <w:t xml:space="preserve">. Per aquest motiu els seus resultats no es reporten als resultats principals; es pot consultar la comparació de mètriques </w:t>
       </w:r>
       <w:proofErr w:type="spellStart"/>
       <w:r>
         <w:rPr>
-          <w:lang w:eastAsia="en-US"/>
-        </w:rPr>
-        <w:t>logit</w:t>
+          <w:i/>
+          <w:iCs/>
+        </w:rPr>
+        <w:t>train</w:t>
       </w:r>
       <w:proofErr w:type="spellEnd"/>
       <w:r>
-        <w:rPr>
-          <w:lang w:eastAsia="en-US"/>
-        </w:rPr>
-        <w:t xml:space="preserve"> i al RF-A perquè IA_SUBST individual tenia més poder predictiu que el factor agregat.</w:t>
-      </w:r>
-    </w:p>
-    <w:p>
-      <w:pPr>
-        <w:rPr>
-          <w:lang w:eastAsia="en-US"/>
-        </w:rPr>
-      </w:pPr>
-      <w:r>
-        <w:rPr>
-          <w:lang w:eastAsia="en-US"/>
-        </w:rPr>
-        <w:t xml:space="preserve">El </w:t>
-      </w:r>
-      <w:proofErr w:type="spellStart"/>
-      <w:r>
-        <w:rPr>
-          <w:lang w:eastAsia="en-US"/>
-        </w:rPr>
-        <w:t>XGBoost</w:t>
-      </w:r>
-      <w:proofErr w:type="spellEnd"/>
-      <w:r>
-        <w:rPr>
-          <w:lang w:eastAsia="en-US"/>
-        </w:rPr>
-        <w:t xml:space="preserve"> té un nombre d'hiperparàmetres més elevat que el </w:t>
-      </w:r>
-      <w:proofErr w:type="spellStart"/>
-      <w:r>
-        <w:rPr>
-          <w:lang w:eastAsia="en-US"/>
-        </w:rPr>
-        <w:t>Random</w:t>
-      </w:r>
-      <w:proofErr w:type="spellEnd"/>
-      <w:r>
-        <w:rPr>
-          <w:lang w:eastAsia="en-US"/>
-        </w:rPr>
-        <w:t xml:space="preserve"> Forest. Els paràmetres fixats a priori han estat eta = 0,01 (taxa d'aprenentatge baixa per afavorir la convergència gradual), </w:t>
-      </w:r>
-      <w:proofErr w:type="spellStart"/>
-      <w:r>
-        <w:rPr>
-          <w:lang w:eastAsia="en-US"/>
-        </w:rPr>
-        <w:t>subsample</w:t>
-      </w:r>
-      <w:proofErr w:type="spellEnd"/>
-      <w:r>
-        <w:rPr>
-          <w:lang w:eastAsia="en-US"/>
-        </w:rPr>
-        <w:t xml:space="preserve"> = 0,6 i </w:t>
-      </w:r>
-      <w:proofErr w:type="spellStart"/>
-      <w:r>
-        <w:rPr>
-          <w:lang w:eastAsia="en-US"/>
-        </w:rPr>
-        <w:t>colsample_bytree</w:t>
-      </w:r>
-      <w:proofErr w:type="spellEnd"/>
-      <w:r>
-        <w:rPr>
-          <w:lang w:eastAsia="en-US"/>
-        </w:rPr>
-        <w:t xml:space="preserve"> = 0,6 (fracció d'observacions i variables usades per cada arbre, que actuen com a regularització implícita).</w:t>
-      </w:r>
-    </w:p>
-    <w:p>
-      <w:pPr>
-        <w:rPr>
-          <w:lang w:eastAsia="en-US"/>
-        </w:rPr>
-      </w:pPr>
-      <w:r>
-        <w:rPr>
-          <w:lang w:eastAsia="en-US"/>
-        </w:rPr>
-        <w:t xml:space="preserve">Els paràmetres optimitzats via </w:t>
-      </w:r>
-      <w:proofErr w:type="spellStart"/>
-      <w:r>
-        <w:rPr>
-          <w:lang w:eastAsia="en-US"/>
-        </w:rPr>
-        <w:t>grid</w:t>
-      </w:r>
-      <w:proofErr w:type="spellEnd"/>
-      <w:r>
-        <w:rPr>
-          <w:lang w:eastAsia="en-US"/>
-        </w:rPr>
-        <w:t xml:space="preserve"> </w:t>
-      </w:r>
-      <w:proofErr w:type="spellStart"/>
-      <w:r>
-        <w:rPr>
-          <w:lang w:eastAsia="en-US"/>
-        </w:rPr>
-        <w:t>search</w:t>
-      </w:r>
-      <w:proofErr w:type="spellEnd"/>
-      <w:r>
-        <w:rPr>
-          <w:lang w:eastAsia="en-US"/>
-        </w:rPr>
-        <w:t xml:space="preserve"> han estat </w:t>
-      </w:r>
-      <w:proofErr w:type="spellStart"/>
-      <w:r>
-        <w:rPr>
-          <w:lang w:eastAsia="en-US"/>
-        </w:rPr>
-        <w:t>max_depth</w:t>
-      </w:r>
-      <w:proofErr w:type="spellEnd"/>
-      <w:r>
-        <w:rPr>
-          <w:lang w:eastAsia="en-US"/>
-        </w:rPr>
-        <w:t xml:space="preserve"> (profunditat màxima dels arbres), </w:t>
-      </w:r>
-      <w:proofErr w:type="spellStart"/>
-      <w:r>
-        <w:rPr>
-          <w:lang w:eastAsia="en-US"/>
-        </w:rPr>
-        <w:t>min_child_weight</w:t>
-      </w:r>
-      <w:proofErr w:type="spellEnd"/>
-      <w:r>
-        <w:rPr>
-          <w:lang w:eastAsia="en-US"/>
-        </w:rPr>
-        <w:t xml:space="preserve"> (pes mínim per crear un node fill), gamma (reducció mínima de pèrdua per fer una partició), lambda (regularització L2) i </w:t>
-      </w:r>
-      <w:proofErr w:type="spellStart"/>
-      <w:r>
-        <w:rPr>
-          <w:lang w:eastAsia="en-US"/>
-        </w:rPr>
-        <w:t>alpha</w:t>
-      </w:r>
-      <w:proofErr w:type="spellEnd"/>
-      <w:r>
-        <w:rPr>
-          <w:lang w:eastAsia="en-US"/>
-        </w:rPr>
-        <w:t xml:space="preserve"> (regularització L1). La selecció s'ha fet per AUC mitjançant 5-fold </w:t>
-      </w:r>
-      <w:proofErr w:type="spellStart"/>
-      <w:r>
-        <w:rPr>
-          <w:lang w:eastAsia="en-US"/>
-        </w:rPr>
-        <w:t>cross-validation</w:t>
-      </w:r>
-      <w:proofErr w:type="spellEnd"/>
-      <w:r>
-        <w:rPr>
-          <w:lang w:eastAsia="en-US"/>
-        </w:rPr>
-        <w:t xml:space="preserve"> sobre el conjunt d'entrenament, avaluant </w:t>
-      </w:r>
-      <w:r>
-        <w:rPr>
-          <w:lang w:eastAsia="en-US"/>
-        </w:rPr>
-        <w:t>54</w:t>
-      </w:r>
-      <w:r>
-        <w:rPr>
-          <w:lang w:eastAsia="en-US"/>
-        </w:rPr>
-        <w:t xml:space="preserve"> combinacions.</w:t>
-      </w:r>
-    </w:p>
-    <w:p>
-      <w:pPr>
-        <w:rPr>
-          <w:lang w:eastAsia="en-US"/>
-        </w:rPr>
-      </w:pPr>
-      <w:r>
-        <w:rPr>
-          <w:lang w:eastAsia="en-US"/>
-        </w:rPr>
-        <w:t>El nombre òptim d'arbres (</w:t>
-      </w:r>
-      <w:proofErr w:type="spellStart"/>
-      <w:r>
-        <w:rPr>
-          <w:lang w:eastAsia="en-US"/>
-        </w:rPr>
-        <w:t>best_nrounds</w:t>
-      </w:r>
-      <w:proofErr w:type="spellEnd"/>
-      <w:r>
-        <w:rPr>
-          <w:lang w:eastAsia="en-US"/>
-        </w:rPr>
-        <w:t xml:space="preserve"> = </w:t>
-      </w:r>
-      <w:r>
-        <w:rPr>
-          <w:lang w:eastAsia="en-US"/>
-        </w:rPr>
-        <w:t>31</w:t>
-      </w:r>
-      <w:r>
-        <w:rPr>
-          <w:lang w:eastAsia="en-US"/>
-        </w:rPr>
-        <w:t xml:space="preserve">) s'ha determinat amb </w:t>
-      </w:r>
-      <w:proofErr w:type="spellStart"/>
-      <w:r>
-        <w:rPr>
-          <w:lang w:eastAsia="en-US"/>
-        </w:rPr>
-        <w:t>early</w:t>
-      </w:r>
-      <w:proofErr w:type="spellEnd"/>
-      <w:r>
-        <w:rPr>
-          <w:lang w:eastAsia="en-US"/>
-        </w:rPr>
-        <w:t xml:space="preserve"> </w:t>
-      </w:r>
-      <w:proofErr w:type="spellStart"/>
-      <w:r>
-        <w:rPr>
-          <w:lang w:eastAsia="en-US"/>
-        </w:rPr>
-        <w:t>stopping</w:t>
-      </w:r>
-      <w:proofErr w:type="spellEnd"/>
-      <w:r>
-        <w:rPr>
-          <w:lang w:eastAsia="en-US"/>
-        </w:rPr>
-        <w:t xml:space="preserve"> dins del CV.</w:t>
-      </w:r>
-    </w:p>
-    <w:p>
-      <w:pPr>
-        <w:rPr>
-          <w:lang w:eastAsia="en-US"/>
-        </w:rPr>
-      </w:pPr>
-      <w:r>
-        <w:rPr>
-          <w:lang w:eastAsia="en-US"/>
-        </w:rPr>
-        <w:t xml:space="preserve">La combinació guanyadora ha estat </w:t>
-      </w:r>
-      <w:proofErr w:type="spellStart"/>
-      <w:r>
-        <w:rPr>
-          <w:lang w:eastAsia="en-US"/>
-        </w:rPr>
-        <w:t>max_depth</w:t>
-      </w:r>
-      <w:proofErr w:type="spellEnd"/>
-      <w:r>
-        <w:rPr>
-          <w:lang w:eastAsia="en-US"/>
-        </w:rPr>
-        <w:t xml:space="preserve"> = </w:t>
-      </w:r>
-      <w:r>
-        <w:rPr>
-          <w:b/>
-          <w:bCs/>
-          <w:lang w:eastAsia="en-US"/>
-        </w:rPr>
-        <w:t>2</w:t>
-      </w:r>
-      <w:r>
-        <w:rPr>
-          <w:lang w:eastAsia="en-US"/>
-        </w:rPr>
-        <w:t xml:space="preserve">, </w:t>
-      </w:r>
-      <w:proofErr w:type="spellStart"/>
-      <w:r>
-        <w:rPr>
-          <w:lang w:eastAsia="en-US"/>
-        </w:rPr>
-        <w:t>min_child_weight</w:t>
-      </w:r>
-      <w:proofErr w:type="spellEnd"/>
-      <w:r>
-        <w:rPr>
-          <w:lang w:eastAsia="en-US"/>
-        </w:rPr>
-        <w:t xml:space="preserve"> = </w:t>
-      </w:r>
-      <w:r>
-        <w:rPr>
-          <w:b/>
-          <w:bCs/>
-          <w:lang w:eastAsia="en-US"/>
-        </w:rPr>
-        <w:t>5</w:t>
-      </w:r>
-      <w:r>
-        <w:rPr>
-          <w:lang w:eastAsia="en-US"/>
-        </w:rPr>
-        <w:t xml:space="preserve">, gamma = </w:t>
-      </w:r>
-      <w:r>
-        <w:rPr>
-          <w:b/>
-          <w:bCs/>
-          <w:lang w:eastAsia="en-US"/>
-        </w:rPr>
-        <w:t>0</w:t>
-      </w:r>
-      <w:r>
-        <w:rPr>
-          <w:lang w:eastAsia="en-US"/>
-        </w:rPr>
-        <w:t xml:space="preserve">, lambda = </w:t>
-      </w:r>
-      <w:r>
-        <w:rPr>
-          <w:b/>
-          <w:bCs/>
-          <w:lang w:eastAsia="en-US"/>
-        </w:rPr>
-        <w:t>3,0</w:t>
-      </w:r>
-      <w:r>
-        <w:rPr>
-          <w:lang w:eastAsia="en-US"/>
-        </w:rPr>
-        <w:t xml:space="preserve"> i </w:t>
-      </w:r>
-      <w:proofErr w:type="spellStart"/>
-      <w:r>
-        <w:rPr>
-          <w:lang w:eastAsia="en-US"/>
-        </w:rPr>
-        <w:t>alpha</w:t>
-      </w:r>
-      <w:proofErr w:type="spellEnd"/>
-      <w:r>
-        <w:rPr>
-          <w:lang w:eastAsia="en-US"/>
-        </w:rPr>
-        <w:t xml:space="preserve"> = </w:t>
-      </w:r>
-      <w:r>
-        <w:rPr>
-          <w:lang w:eastAsia="en-US"/>
-        </w:rPr>
-        <w:t>0</w:t>
-      </w:r>
-      <w:r>
-        <w:rPr>
-          <w:lang w:eastAsia="en-US"/>
-        </w:rPr>
-        <w:t>, amb un AUC CV de 0,</w:t>
-      </w:r>
-      <w:r>
-        <w:rPr>
-          <w:b/>
-          <w:bCs/>
-          <w:lang w:eastAsia="en-US"/>
-        </w:rPr>
-        <w:t>754</w:t>
-      </w:r>
-      <w:r>
-        <w:rPr>
-          <w:lang w:eastAsia="en-US"/>
-        </w:rPr>
-        <w:t xml:space="preserve">. El llindar de classificació s'ha estimat per la corba </w:t>
-      </w:r>
-      <w:proofErr w:type="spellStart"/>
-      <w:r>
-        <w:rPr>
-          <w:lang w:eastAsia="en-US"/>
-        </w:rPr>
-        <w:t>Precision-Recall</w:t>
-      </w:r>
-      <w:proofErr w:type="spellEnd"/>
-      <w:r>
-        <w:rPr>
-          <w:lang w:eastAsia="en-US"/>
-        </w:rPr>
-        <w:t xml:space="preserve"> sobre probabilitats </w:t>
-      </w:r>
-      <w:proofErr w:type="spellStart"/>
-      <w:r>
-        <w:rPr>
-          <w:lang w:eastAsia="en-US"/>
-        </w:rPr>
-        <w:t>out</w:t>
-      </w:r>
-      <w:proofErr w:type="spellEnd"/>
-      <w:r>
-        <w:rPr>
-          <w:lang w:eastAsia="en-US"/>
-        </w:rPr>
-        <w:t>-of-</w:t>
-      </w:r>
-      <w:proofErr w:type="spellStart"/>
-      <w:r>
-        <w:rPr>
-          <w:lang w:eastAsia="en-US"/>
-        </w:rPr>
-        <w:t>fold</w:t>
-      </w:r>
-      <w:proofErr w:type="spellEnd"/>
-      <w:r>
-        <w:rPr>
-          <w:lang w:eastAsia="en-US"/>
-        </w:rPr>
-        <w:t>, resultant en 0,5</w:t>
-      </w:r>
-      <w:r>
-        <w:rPr>
-          <w:lang w:eastAsia="en-US"/>
-        </w:rPr>
-        <w:t>74</w:t>
-      </w:r>
-      <w:r>
-        <w:rPr>
-          <w:lang w:eastAsia="en-US"/>
-        </w:rPr>
-        <w:t>.</w:t>
-      </w:r>
-    </w:p>
-    <w:p>
-      <w:pPr>
-        <w:spacing w:after="0" w:line="240" w:lineRule="auto"/>
-        <w:jc w:val="left"/>
-        <w:rPr>
-          <w:lang w:eastAsia="en-US"/>
-        </w:rPr>
-      </w:pPr>
-      <w:r>
-        <w:rPr>
-          <w:lang w:eastAsia="en-US"/>
-        </w:rPr>
-        <w:lastRenderedPageBreak/>
+        <w:t>/</w:t>
+      </w:r>
+      <w:r>
+        <w:rPr>
+          <w:i/>
+          <w:iCs/>
+        </w:rPr>
+        <w:t>test</w:t>
+      </w:r>
+      <w:r>
+        <w:t xml:space="preserve"> i la importància de variables a l'Annex X.</w:t>
+      </w:r>
+      <w:r>
+        <w:rPr>
+          <w:lang w:eastAsia="en-US"/>
+        </w:rPr>
         <w:br w:type="page"/>
       </w:r>
     </w:p>
@@ -14399,14 +14070,27 @@
       <w:r>
         <w:t xml:space="preserve">Taula </w:t>
       </w:r>
-      <w:fldSimple w:instr=" SEQ Taula \* ARABIC ">
-        <w:r>
-          <w:rPr>
-            <w:noProof/>
-          </w:rPr>
-          <w:t>1</w:t>
-        </w:r>
-      </w:fldSimple>
+      <w:r>
+        <w:fldChar w:fldCharType="begin"/>
+      </w:r>
+      <w:r>
+        <w:instrText xml:space="preserve"> SEQ Taula \* ARABIC </w:instrText>
+      </w:r>
+      <w:r>
+        <w:fldChar w:fldCharType="separate"/>
+      </w:r>
+      <w:r>
+        <w:rPr>
+          <w:noProof/>
+        </w:rPr>
+        <w:t>1</w:t>
+      </w:r>
+      <w:r>
+        <w:rPr>
+          <w:noProof/>
+        </w:rPr>
+        <w:fldChar w:fldCharType="end"/>
+      </w:r>
       <w:bookmarkEnd w:id="31"/>
       <w:r>
         <w:t>: Comparació resultats per escollir número de clústers</w:t>
@@ -15949,7 +15633,6 @@
       <w:r>
         <w:t>), maximitzant l'AUC-ROC. L'AUC creix mon</w:t>
       </w:r>
-      <w:proofErr w:type="spellStart"/>
       <w:r>
         <w:rPr>
           <w:rFonts w:cs="Calibri"/>
@@ -15957,11 +15640,7 @@
         <w:t>ò</w:t>
       </w:r>
       <w:r>
-        <w:t>tonament</w:t>
-      </w:r>
-      <w:proofErr w:type="spellEnd"/>
-      <w:r>
-        <w:t xml:space="preserve"> amb k i s'escull </w:t>
+        <w:t xml:space="preserve">tonament amb k i s'escull </w:t>
       </w:r>
       <m:oMath>
         <m:r>
@@ -16330,14 +16009,27 @@
       <w:r>
         <w:t xml:space="preserve">Gràfic </w:t>
       </w:r>
-      <w:fldSimple w:instr=" SEQ Gràfic \* ARABIC ">
-        <w:r>
-          <w:rPr>
-            <w:noProof/>
-          </w:rPr>
-          <w:t>3</w:t>
-        </w:r>
-      </w:fldSimple>
+      <w:r>
+        <w:fldChar w:fldCharType="begin"/>
+      </w:r>
+      <w:r>
+        <w:instrText xml:space="preserve"> SEQ Gràfic \* ARABIC </w:instrText>
+      </w:r>
+      <w:r>
+        <w:fldChar w:fldCharType="separate"/>
+      </w:r>
+      <w:r>
+        <w:rPr>
+          <w:noProof/>
+        </w:rPr>
+        <w:t>3</w:t>
+      </w:r>
+      <w:r>
+        <w:rPr>
+          <w:noProof/>
+        </w:rPr>
+        <w:fldChar w:fldCharType="end"/>
+      </w:r>
       <w:bookmarkEnd w:id="36"/>
       <w:r>
         <w:t>: Assistència per tipus d’avaluació</w:t>
@@ -16567,14 +16259,27 @@
         <w:lastRenderedPageBreak/>
         <w:t xml:space="preserve">Gràfic </w:t>
       </w:r>
-      <w:fldSimple w:instr=" SEQ Gràfic \* ARABIC ">
-        <w:r>
-          <w:rPr>
-            <w:noProof/>
-          </w:rPr>
-          <w:t>4</w:t>
-        </w:r>
-      </w:fldSimple>
+      <w:r>
+        <w:fldChar w:fldCharType="begin"/>
+      </w:r>
+      <w:r>
+        <w:instrText xml:space="preserve"> SEQ Gràfic \* ARABIC </w:instrText>
+      </w:r>
+      <w:r>
+        <w:fldChar w:fldCharType="separate"/>
+      </w:r>
+      <w:r>
+        <w:rPr>
+          <w:noProof/>
+        </w:rPr>
+        <w:t>4</w:t>
+      </w:r>
+      <w:r>
+        <w:rPr>
+          <w:noProof/>
+        </w:rPr>
+        <w:fldChar w:fldCharType="end"/>
+      </w:r>
       <w:bookmarkEnd w:id="39"/>
       <w:r>
         <w:t>: Assistència segons la nota d’expedient</w:t>
@@ -16778,14 +16483,27 @@
       <w:r>
         <w:t xml:space="preserve">Gràfic </w:t>
       </w:r>
-      <w:fldSimple w:instr=" SEQ Gràfic \* ARABIC ">
-        <w:r>
-          <w:rPr>
-            <w:noProof/>
-          </w:rPr>
-          <w:t>5</w:t>
-        </w:r>
-      </w:fldSimple>
+      <w:r>
+        <w:fldChar w:fldCharType="begin"/>
+      </w:r>
+      <w:r>
+        <w:instrText xml:space="preserve"> SEQ Gràfic \* ARABIC </w:instrText>
+      </w:r>
+      <w:r>
+        <w:fldChar w:fldCharType="separate"/>
+      </w:r>
+      <w:r>
+        <w:rPr>
+          <w:noProof/>
+        </w:rPr>
+        <w:t>5</w:t>
+      </w:r>
+      <w:r>
+        <w:rPr>
+          <w:noProof/>
+        </w:rPr>
+        <w:fldChar w:fldCharType="end"/>
+      </w:r>
       <w:bookmarkEnd w:id="41"/>
       <w:r>
         <w:t>: Box-plot de dedicació laboral per percentatge d’assistència</w:t>
@@ -16912,14 +16630,27 @@
       <w:r>
         <w:t xml:space="preserve">Gràfic </w:t>
       </w:r>
-      <w:fldSimple w:instr=" SEQ Gràfic \* ARABIC ">
-        <w:r>
-          <w:rPr>
-            <w:noProof/>
-          </w:rPr>
-          <w:t>6</w:t>
-        </w:r>
-      </w:fldSimple>
+      <w:r>
+        <w:fldChar w:fldCharType="begin"/>
+      </w:r>
+      <w:r>
+        <w:instrText xml:space="preserve"> SEQ Gràfic \* ARABIC </w:instrText>
+      </w:r>
+      <w:r>
+        <w:fldChar w:fldCharType="separate"/>
+      </w:r>
+      <w:r>
+        <w:rPr>
+          <w:noProof/>
+        </w:rPr>
+        <w:t>6</w:t>
+      </w:r>
+      <w:r>
+        <w:rPr>
+          <w:noProof/>
+        </w:rPr>
+        <w:fldChar w:fldCharType="end"/>
+      </w:r>
       <w:bookmarkEnd w:id="43"/>
       <w:r>
         <w:t>: Diferència de mitjanes en els motius de no assistència entre els dos grups</w:t>
@@ -17079,14 +16810,27 @@
       <w:r>
         <w:t xml:space="preserve">Gràfic </w:t>
       </w:r>
-      <w:fldSimple w:instr=" SEQ Gràfic \* ARABIC ">
-        <w:r>
-          <w:rPr>
-            <w:noProof/>
-          </w:rPr>
-          <w:t>7</w:t>
-        </w:r>
-      </w:fldSimple>
+      <w:r>
+        <w:fldChar w:fldCharType="begin"/>
+      </w:r>
+      <w:r>
+        <w:instrText xml:space="preserve"> SEQ Gràfic \* ARABIC </w:instrText>
+      </w:r>
+      <w:r>
+        <w:fldChar w:fldCharType="separate"/>
+      </w:r>
+      <w:r>
+        <w:rPr>
+          <w:noProof/>
+        </w:rPr>
+        <w:t>7</w:t>
+      </w:r>
+      <w:r>
+        <w:rPr>
+          <w:noProof/>
+        </w:rPr>
+        <w:fldChar w:fldCharType="end"/>
+      </w:r>
       <w:bookmarkEnd w:id="44"/>
       <w:r>
         <w:t>: Diferència de mitjanes en les estratègies per anar a classe</w:t>
@@ -17269,14 +17013,27 @@
       <w:r>
         <w:t xml:space="preserve">Gràfic </w:t>
       </w:r>
-      <w:fldSimple w:instr=" SEQ Gràfic \* ARABIC ">
-        <w:r>
-          <w:rPr>
-            <w:noProof/>
-          </w:rPr>
-          <w:t>8</w:t>
-        </w:r>
-      </w:fldSimple>
+      <w:r>
+        <w:fldChar w:fldCharType="begin"/>
+      </w:r>
+      <w:r>
+        <w:instrText xml:space="preserve"> SEQ Gràfic \* ARABIC </w:instrText>
+      </w:r>
+      <w:r>
+        <w:fldChar w:fldCharType="separate"/>
+      </w:r>
+      <w:r>
+        <w:rPr>
+          <w:noProof/>
+        </w:rPr>
+        <w:t>8</w:t>
+      </w:r>
+      <w:r>
+        <w:rPr>
+          <w:noProof/>
+        </w:rPr>
+        <w:fldChar w:fldCharType="end"/>
+      </w:r>
       <w:bookmarkEnd w:id="46"/>
       <w:r>
         <w:t>: Diferència de mitjanes en l’ús de la IA</w:t>
@@ -17445,14 +17202,27 @@
       <w:r>
         <w:t xml:space="preserve">Gràfic </w:t>
       </w:r>
-      <w:fldSimple w:instr=" SEQ Gràfic \* ARABIC ">
-        <w:r>
-          <w:rPr>
-            <w:noProof/>
-          </w:rPr>
-          <w:t>9</w:t>
-        </w:r>
-      </w:fldSimple>
+      <w:r>
+        <w:fldChar w:fldCharType="begin"/>
+      </w:r>
+      <w:r>
+        <w:instrText xml:space="preserve"> SEQ Gràfic \* ARABIC </w:instrText>
+      </w:r>
+      <w:r>
+        <w:fldChar w:fldCharType="separate"/>
+      </w:r>
+      <w:r>
+        <w:rPr>
+          <w:noProof/>
+        </w:rPr>
+        <w:t>9</w:t>
+      </w:r>
+      <w:r>
+        <w:rPr>
+          <w:noProof/>
+        </w:rPr>
+        <w:fldChar w:fldCharType="end"/>
+      </w:r>
       <w:bookmarkEnd w:id="49"/>
       <w:r>
         <w:t xml:space="preserve">: Associacions de les variables categòriques amb l'assistència (V de </w:t>
@@ -17804,14 +17574,27 @@
       <w:r>
         <w:t xml:space="preserve">Gràfic </w:t>
       </w:r>
-      <w:fldSimple w:instr=" SEQ Gràfic \* ARABIC ">
-        <w:r>
-          <w:rPr>
-            <w:noProof/>
-          </w:rPr>
-          <w:t>10</w:t>
-        </w:r>
-      </w:fldSimple>
+      <w:r>
+        <w:fldChar w:fldCharType="begin"/>
+      </w:r>
+      <w:r>
+        <w:instrText xml:space="preserve"> SEQ Gràfic \* ARABIC </w:instrText>
+      </w:r>
+      <w:r>
+        <w:fldChar w:fldCharType="separate"/>
+      </w:r>
+      <w:r>
+        <w:rPr>
+          <w:noProof/>
+        </w:rPr>
+        <w:t>10</w:t>
+      </w:r>
+      <w:r>
+        <w:rPr>
+          <w:noProof/>
+        </w:rPr>
+        <w:fldChar w:fldCharType="end"/>
+      </w:r>
       <w:bookmarkEnd w:id="52"/>
       <w:r>
         <w:t xml:space="preserve">: Correlació </w:t>
@@ -17836,7 +17619,7 @@
         <w:rPr>
           <w:rStyle w:val="Refdenotaalpie"/>
         </w:rPr>
-        <w:footnoteReference w:id="16"/>
+        <w:footnoteReference w:id="17"/>
       </w:r>
     </w:p>
     <w:p>
@@ -18150,14 +17933,27 @@
       <w:r>
         <w:t xml:space="preserve">Gràfic </w:t>
       </w:r>
-      <w:fldSimple w:instr=" SEQ Gràfic \* ARABIC ">
-        <w:r>
-          <w:rPr>
-            <w:noProof/>
-          </w:rPr>
-          <w:t>11</w:t>
-        </w:r>
-      </w:fldSimple>
+      <w:r>
+        <w:fldChar w:fldCharType="begin"/>
+      </w:r>
+      <w:r>
+        <w:instrText xml:space="preserve"> SEQ Gràfic \* ARABIC </w:instrText>
+      </w:r>
+      <w:r>
+        <w:fldChar w:fldCharType="separate"/>
+      </w:r>
+      <w:r>
+        <w:rPr>
+          <w:noProof/>
+        </w:rPr>
+        <w:t>11</w:t>
+      </w:r>
+      <w:r>
+        <w:rPr>
+          <w:noProof/>
+        </w:rPr>
+        <w:fldChar w:fldCharType="end"/>
+      </w:r>
       <w:r>
         <w:t>: Càrregues factorials – Motius de no assistència (càrregues &gt; 30, negreta &gt; 50)</w:t>
       </w:r>
@@ -19048,14 +18844,27 @@
       <w:r>
         <w:t xml:space="preserve">Gràfic </w:t>
       </w:r>
-      <w:fldSimple w:instr=" SEQ Gràfic \* ARABIC ">
-        <w:r>
-          <w:rPr>
-            <w:noProof/>
-          </w:rPr>
-          <w:t>12</w:t>
-        </w:r>
-      </w:fldSimple>
+      <w:r>
+        <w:fldChar w:fldCharType="begin"/>
+      </w:r>
+      <w:r>
+        <w:instrText xml:space="preserve"> SEQ Gràfic \* ARABIC </w:instrText>
+      </w:r>
+      <w:r>
+        <w:fldChar w:fldCharType="separate"/>
+      </w:r>
+      <w:r>
+        <w:rPr>
+          <w:noProof/>
+        </w:rPr>
+        <w:t>12</w:t>
+      </w:r>
+      <w:r>
+        <w:rPr>
+          <w:noProof/>
+        </w:rPr>
+        <w:fldChar w:fldCharType="end"/>
+      </w:r>
       <w:r>
         <w:t>: Càrregues factorials – Ús de la IA(càrregues &gt; 30, negreta &gt; 50)</w:t>
       </w:r>
@@ -19492,7 +19301,7 @@
           <w:rStyle w:val="Refdenotaalpie"/>
           <w:lang w:eastAsia="en-US"/>
         </w:rPr>
-        <w:footnoteReference w:id="17"/>
+        <w:footnoteReference w:id="18"/>
       </w:r>
       <w:r>
         <w:rPr>
@@ -19591,14 +19400,27 @@
       <w:r>
         <w:t xml:space="preserve">Gràfic </w:t>
       </w:r>
-      <w:fldSimple w:instr=" SEQ Gràfic \* ARABIC ">
-        <w:r>
-          <w:rPr>
-            <w:noProof/>
-          </w:rPr>
-          <w:t>13</w:t>
-        </w:r>
-      </w:fldSimple>
+      <w:r>
+        <w:fldChar w:fldCharType="begin"/>
+      </w:r>
+      <w:r>
+        <w:instrText xml:space="preserve"> SEQ Gràfic \* ARABIC </w:instrText>
+      </w:r>
+      <w:r>
+        <w:fldChar w:fldCharType="separate"/>
+      </w:r>
+      <w:r>
+        <w:rPr>
+          <w:noProof/>
+        </w:rPr>
+        <w:t>13</w:t>
+      </w:r>
+      <w:r>
+        <w:rPr>
+          <w:noProof/>
+        </w:rPr>
+        <w:fldChar w:fldCharType="end"/>
+      </w:r>
       <w:bookmarkEnd w:id="58"/>
       <w:r>
         <w:t>: Correlació entre els factors i l’assistència</w:t>
@@ -19813,14 +19635,27 @@
       <w:r>
         <w:t xml:space="preserve">Taula </w:t>
       </w:r>
-      <w:fldSimple w:instr=" SEQ Taula \* ARABIC ">
-        <w:r>
-          <w:rPr>
-            <w:noProof/>
-          </w:rPr>
-          <w:t>2</w:t>
-        </w:r>
-      </w:fldSimple>
+      <w:r>
+        <w:fldChar w:fldCharType="begin"/>
+      </w:r>
+      <w:r>
+        <w:instrText xml:space="preserve"> SEQ Taula \* ARABIC </w:instrText>
+      </w:r>
+      <w:r>
+        <w:fldChar w:fldCharType="separate"/>
+      </w:r>
+      <w:r>
+        <w:rPr>
+          <w:noProof/>
+        </w:rPr>
+        <w:t>2</w:t>
+      </w:r>
+      <w:r>
+        <w:rPr>
+          <w:noProof/>
+        </w:rPr>
+        <w:fldChar w:fldCharType="end"/>
+      </w:r>
       <w:r>
         <w:t xml:space="preserve">: </w:t>
       </w:r>
@@ -19856,7 +19691,7 @@
         <w:rPr>
           <w:rStyle w:val="Refdenotaalpie"/>
         </w:rPr>
-        <w:footnoteReference w:id="18"/>
+        <w:footnoteReference w:id="19"/>
       </w:r>
     </w:p>
     <w:tbl>
@@ -20804,7 +20639,7 @@
           <w:rStyle w:val="Refdenotaalpie"/>
           <w:rFonts w:eastAsia="Aptos"/>
         </w:rPr>
-        <w:footnoteReference w:id="19"/>
+        <w:footnoteReference w:id="20"/>
       </w:r>
       <w:r>
         <w:rPr>
@@ -21190,14 +21025,27 @@
       <w:r>
         <w:t xml:space="preserve">Gràfic </w:t>
       </w:r>
-      <w:fldSimple w:instr=" SEQ Gràfic \* ARABIC ">
-        <w:r>
-          <w:rPr>
-            <w:noProof/>
-          </w:rPr>
-          <w:t>14</w:t>
-        </w:r>
-      </w:fldSimple>
+      <w:r>
+        <w:fldChar w:fldCharType="begin"/>
+      </w:r>
+      <w:r>
+        <w:instrText xml:space="preserve"> SEQ Gràfic \* ARABIC </w:instrText>
+      </w:r>
+      <w:r>
+        <w:fldChar w:fldCharType="separate"/>
+      </w:r>
+      <w:r>
+        <w:rPr>
+          <w:noProof/>
+        </w:rPr>
+        <w:t>14</w:t>
+      </w:r>
+      <w:r>
+        <w:rPr>
+          <w:noProof/>
+        </w:rPr>
+        <w:fldChar w:fldCharType="end"/>
+      </w:r>
       <w:bookmarkEnd w:id="60"/>
       <w:r>
         <w:t>: Interacció entre MOT_DESMOTIVACIO i CURS_1R</w:t>
@@ -21404,14 +21252,27 @@
       <w:r>
         <w:t xml:space="preserve">Taula </w:t>
       </w:r>
-      <w:fldSimple w:instr=" SEQ Taula \* ARABIC ">
-        <w:r>
-          <w:rPr>
-            <w:noProof/>
-          </w:rPr>
-          <w:t>3</w:t>
-        </w:r>
-      </w:fldSimple>
+      <w:r>
+        <w:fldChar w:fldCharType="begin"/>
+      </w:r>
+      <w:r>
+        <w:instrText xml:space="preserve"> SEQ Taula \* ARABIC </w:instrText>
+      </w:r>
+      <w:r>
+        <w:fldChar w:fldCharType="separate"/>
+      </w:r>
+      <w:r>
+        <w:rPr>
+          <w:noProof/>
+        </w:rPr>
+        <w:t>3</w:t>
+      </w:r>
+      <w:r>
+        <w:rPr>
+          <w:noProof/>
+        </w:rPr>
+        <w:fldChar w:fldCharType="end"/>
+      </w:r>
       <w:bookmarkEnd w:id="62"/>
       <w:r>
         <w:t>: Coeficients estructurals del model SEM (variable dependent: percentatge d'assistència)</w:t>
@@ -21517,7 +21378,7 @@
                 <w:rStyle w:val="Refdenotaalpie"/>
                 <w:rFonts w:eastAsia="Aptos"/>
               </w:rPr>
-              <w:footnoteReference w:id="20"/>
+              <w:footnoteReference w:id="21"/>
             </w:r>
           </w:p>
         </w:tc>
@@ -22964,14 +22825,27 @@
       <w:r>
         <w:t xml:space="preserve">Taula </w:t>
       </w:r>
-      <w:fldSimple w:instr=" SEQ Taula \* ARABIC ">
-        <w:r>
-          <w:rPr>
-            <w:noProof/>
-          </w:rPr>
-          <w:t>4</w:t>
-        </w:r>
-      </w:fldSimple>
+      <w:r>
+        <w:fldChar w:fldCharType="begin"/>
+      </w:r>
+      <w:r>
+        <w:instrText xml:space="preserve"> SEQ Taula \* ARABIC </w:instrText>
+      </w:r>
+      <w:r>
+        <w:fldChar w:fldCharType="separate"/>
+      </w:r>
+      <w:r>
+        <w:rPr>
+          <w:noProof/>
+        </w:rPr>
+        <w:t>4</w:t>
+      </w:r>
+      <w:r>
+        <w:rPr>
+          <w:noProof/>
+        </w:rPr>
+        <w:fldChar w:fldCharType="end"/>
+      </w:r>
       <w:bookmarkEnd w:id="63"/>
       <w:r>
         <w:t xml:space="preserve">: Comparació SEM vs. </w:t>
@@ -24703,14 +24577,27 @@
       <w:r>
         <w:t xml:space="preserve">Taula </w:t>
       </w:r>
-      <w:fldSimple w:instr=" SEQ Taula \* ARABIC ">
-        <w:r>
-          <w:rPr>
-            <w:noProof/>
-          </w:rPr>
-          <w:t>5</w:t>
-        </w:r>
-      </w:fldSimple>
+      <w:r>
+        <w:fldChar w:fldCharType="begin"/>
+      </w:r>
+      <w:r>
+        <w:instrText xml:space="preserve"> SEQ Taula \* ARABIC </w:instrText>
+      </w:r>
+      <w:r>
+        <w:fldChar w:fldCharType="separate"/>
+      </w:r>
+      <w:r>
+        <w:rPr>
+          <w:noProof/>
+        </w:rPr>
+        <w:t>5</w:t>
+      </w:r>
+      <w:r>
+        <w:rPr>
+          <w:noProof/>
+        </w:rPr>
+        <w:fldChar w:fldCharType="end"/>
+      </w:r>
       <w:r>
         <w:t>: Coeficients del model logístic predictiu</w:t>
       </w:r>
@@ -26015,7 +25902,7 @@
           <w:rStyle w:val="Refdenotaalpie"/>
           <w:lang w:eastAsia="en-US"/>
         </w:rPr>
-        <w:footnoteReference w:id="21"/>
+        <w:footnoteReference w:id="22"/>
       </w:r>
       <w:r>
         <w:rPr>
@@ -26034,14 +25921,27 @@
       <w:r>
         <w:t xml:space="preserve">Gràfic </w:t>
       </w:r>
-      <w:fldSimple w:instr=" SEQ Gràfic \* ARABIC ">
-        <w:r>
-          <w:rPr>
-            <w:noProof/>
-          </w:rPr>
-          <w:t>15</w:t>
-        </w:r>
-      </w:fldSimple>
+      <w:r>
+        <w:fldChar w:fldCharType="begin"/>
+      </w:r>
+      <w:r>
+        <w:instrText xml:space="preserve"> SEQ Gràfic \* ARABIC </w:instrText>
+      </w:r>
+      <w:r>
+        <w:fldChar w:fldCharType="separate"/>
+      </w:r>
+      <w:r>
+        <w:rPr>
+          <w:noProof/>
+        </w:rPr>
+        <w:t>15</w:t>
+      </w:r>
+      <w:r>
+        <w:rPr>
+          <w:noProof/>
+        </w:rPr>
+        <w:fldChar w:fldCharType="end"/>
+      </w:r>
       <w:r>
         <w:t xml:space="preserve">: Comparació de mètriques entre </w:t>
       </w:r>
@@ -26338,1166 +26238,256 @@
       <w:bookmarkEnd w:id="65"/>
     </w:p>
     <w:p>
-      <w:pPr>
-        <w:rPr>
-          <w:color w:val="auto"/>
-          <w:kern w:val="0"/>
-          <w:sz w:val="24"/>
-          <w:lang w:eastAsia="ca-ES"/>
-        </w:rPr>
-      </w:pPr>
-      <w:r>
-        <w:rPr>
-          <w:rStyle w:val="Fuerte"/>
-        </w:rPr>
-        <w:t>Rendiment dels models</w:t>
-      </w:r>
-    </w:p>
-    <w:p>
-      <w:pPr>
-        <w:spacing w:after="0"/>
-      </w:pPr>
-      <w:r>
-        <w:t>La taula comparativa mostra de manera clara que el RF-A és el model que obté millors resultats en el conjunt de test.</w:t>
-      </w:r>
-    </w:p>
-    <w:p>
-      <w:pPr>
-        <w:pStyle w:val="Descripcin"/>
-        <w:keepNext/>
-        <w:spacing w:after="240"/>
-      </w:pPr>
-      <w:r>
-        <w:t xml:space="preserve">Taula </w:t>
-      </w:r>
-      <w:fldSimple w:instr=" SEQ Taula \* ARABIC ">
-        <w:r>
-          <w:rPr>
-            <w:noProof/>
-          </w:rPr>
-          <w:t>6</w:t>
-        </w:r>
-      </w:fldSimple>
-      <w:r>
-        <w:t xml:space="preserve">: Comparació de mètriques entre model logístic i models de </w:t>
-      </w:r>
-      <w:proofErr w:type="spellStart"/>
-      <w:r>
-        <w:t>Random</w:t>
-      </w:r>
-      <w:proofErr w:type="spellEnd"/>
-      <w:r>
-        <w:t xml:space="preserve"> Forest</w:t>
-      </w:r>
-    </w:p>
-    <w:tbl>
-      <w:tblPr>
-        <w:tblStyle w:val="TablaAPA7"/>
-        <w:tblW w:w="8505" w:type="dxa"/>
-        <w:tblLayout w:type="fixed"/>
-        <w:tblLook w:val="04A0" w:firstRow="1" w:lastRow="0" w:firstColumn="1" w:lastColumn="0" w:noHBand="0" w:noVBand="1"/>
-      </w:tblPr>
-      <w:tblGrid>
-        <w:gridCol w:w="2028"/>
-        <w:gridCol w:w="717"/>
-        <w:gridCol w:w="1224"/>
-        <w:gridCol w:w="1134"/>
-        <w:gridCol w:w="1134"/>
-        <w:gridCol w:w="851"/>
-        <w:gridCol w:w="1417"/>
-      </w:tblGrid>
-      <w:tr>
-        <w:trPr>
-          <w:cnfStyle w:val="100000000000" w:firstRow="1" w:lastRow="0" w:firstColumn="0" w:lastColumn="0" w:oddVBand="0" w:evenVBand="0" w:oddHBand="0" w:evenHBand="0" w:firstRowFirstColumn="0" w:firstRowLastColumn="0" w:lastRowFirstColumn="0" w:lastRowLastColumn="0"/>
-        </w:trPr>
-        <w:tc>
-          <w:tcPr>
-            <w:cnfStyle w:val="001000000000" w:firstRow="0" w:lastRow="0" w:firstColumn="1" w:lastColumn="0" w:oddVBand="0" w:evenVBand="0" w:oddHBand="0" w:evenHBand="0" w:firstRowFirstColumn="0" w:firstRowLastColumn="0" w:lastRowFirstColumn="0" w:lastRowLastColumn="0"/>
-            <w:tcW w:w="2028" w:type="dxa"/>
-          </w:tcPr>
-          <w:p>
-            <w:pPr>
-              <w:spacing w:after="0"/>
-              <w:rPr>
-                <w:rFonts w:eastAsia="Aptos"/>
-              </w:rPr>
-            </w:pPr>
-            <w:r>
-              <w:rPr>
-                <w:rFonts w:eastAsia="Aptos"/>
-              </w:rPr>
-              <w:t>Model</w:t>
-            </w:r>
-          </w:p>
-        </w:tc>
-        <w:tc>
-          <w:tcPr>
-            <w:tcW w:w="717" w:type="dxa"/>
-          </w:tcPr>
-          <w:p>
-            <w:pPr>
-              <w:spacing w:after="0"/>
-              <w:jc w:val="center"/>
-              <w:cnfStyle w:val="100000000000" w:firstRow="1" w:lastRow="0" w:firstColumn="0" w:lastColumn="0" w:oddVBand="0" w:evenVBand="0" w:oddHBand="0" w:evenHBand="0" w:firstRowFirstColumn="0" w:firstRowLastColumn="0" w:lastRowFirstColumn="0" w:lastRowLastColumn="0"/>
-              <w:rPr>
-                <w:rFonts w:eastAsia="Aptos"/>
-              </w:rPr>
-            </w:pPr>
-            <w:r>
-              <w:rPr>
-                <w:rFonts w:eastAsia="Aptos"/>
-              </w:rPr>
-              <w:t>AUC</w:t>
-            </w:r>
-          </w:p>
-        </w:tc>
-        <w:tc>
-          <w:tcPr>
-            <w:tcW w:w="1224" w:type="dxa"/>
-          </w:tcPr>
-          <w:p>
-            <w:pPr>
-              <w:spacing w:after="0"/>
-              <w:jc w:val="center"/>
-              <w:cnfStyle w:val="100000000000" w:firstRow="1" w:lastRow="0" w:firstColumn="0" w:lastColumn="0" w:oddVBand="0" w:evenVBand="0" w:oddHBand="0" w:evenHBand="0" w:firstRowFirstColumn="0" w:firstRowLastColumn="0" w:lastRowFirstColumn="0" w:lastRowLastColumn="0"/>
-              <w:rPr>
-                <w:rFonts w:eastAsia="Aptos"/>
-              </w:rPr>
-            </w:pPr>
-            <w:proofErr w:type="spellStart"/>
-            <w:r>
-              <w:rPr>
-                <w:rFonts w:eastAsia="Aptos"/>
-              </w:rPr>
-              <w:t>Accuracy</w:t>
-            </w:r>
-            <w:proofErr w:type="spellEnd"/>
-          </w:p>
-        </w:tc>
-        <w:tc>
-          <w:tcPr>
-            <w:tcW w:w="1134" w:type="dxa"/>
-          </w:tcPr>
-          <w:p>
-            <w:pPr>
-              <w:spacing w:after="0"/>
-              <w:jc w:val="center"/>
-              <w:cnfStyle w:val="100000000000" w:firstRow="1" w:lastRow="0" w:firstColumn="0" w:lastColumn="0" w:oddVBand="0" w:evenVBand="0" w:oddHBand="0" w:evenHBand="0" w:firstRowFirstColumn="0" w:firstRowLastColumn="0" w:lastRowFirstColumn="0" w:lastRowLastColumn="0"/>
-              <w:rPr>
-                <w:rFonts w:eastAsia="Aptos"/>
-              </w:rPr>
-            </w:pPr>
-            <w:proofErr w:type="spellStart"/>
-            <w:r>
-              <w:rPr>
-                <w:rFonts w:eastAsia="Aptos"/>
-              </w:rPr>
-              <w:t>Precision</w:t>
-            </w:r>
-            <w:proofErr w:type="spellEnd"/>
-          </w:p>
-        </w:tc>
-        <w:tc>
-          <w:tcPr>
-            <w:tcW w:w="1134" w:type="dxa"/>
-          </w:tcPr>
-          <w:p>
-            <w:pPr>
-              <w:spacing w:after="0"/>
-              <w:jc w:val="center"/>
-              <w:cnfStyle w:val="100000000000" w:firstRow="1" w:lastRow="0" w:firstColumn="0" w:lastColumn="0" w:oddVBand="0" w:evenVBand="0" w:oddHBand="0" w:evenHBand="0" w:firstRowFirstColumn="0" w:firstRowLastColumn="0" w:lastRowFirstColumn="0" w:lastRowLastColumn="0"/>
-              <w:rPr>
-                <w:rFonts w:eastAsia="Aptos"/>
-              </w:rPr>
-            </w:pPr>
-            <w:proofErr w:type="spellStart"/>
-            <w:r>
-              <w:rPr>
-                <w:rFonts w:eastAsia="Aptos"/>
-              </w:rPr>
-              <w:t>Recall</w:t>
-            </w:r>
-            <w:proofErr w:type="spellEnd"/>
-          </w:p>
-        </w:tc>
-        <w:tc>
-          <w:tcPr>
-            <w:tcW w:w="851" w:type="dxa"/>
-          </w:tcPr>
-          <w:p>
-            <w:pPr>
-              <w:spacing w:after="0"/>
-              <w:jc w:val="center"/>
-              <w:cnfStyle w:val="100000000000" w:firstRow="1" w:lastRow="0" w:firstColumn="0" w:lastColumn="0" w:oddVBand="0" w:evenVBand="0" w:oddHBand="0" w:evenHBand="0" w:firstRowFirstColumn="0" w:firstRowLastColumn="0" w:lastRowFirstColumn="0" w:lastRowLastColumn="0"/>
-              <w:rPr>
-                <w:rFonts w:eastAsia="Aptos"/>
-              </w:rPr>
-            </w:pPr>
-            <w:r>
-              <w:rPr>
-                <w:rFonts w:eastAsia="Aptos"/>
-              </w:rPr>
-              <w:t>F1</w:t>
-            </w:r>
-          </w:p>
-        </w:tc>
-        <w:tc>
-          <w:tcPr>
-            <w:tcW w:w="1417" w:type="dxa"/>
-          </w:tcPr>
-          <w:p>
-            <w:pPr>
-              <w:spacing w:after="0"/>
-              <w:jc w:val="center"/>
-              <w:cnfStyle w:val="100000000000" w:firstRow="1" w:lastRow="0" w:firstColumn="0" w:lastColumn="0" w:oddVBand="0" w:evenVBand="0" w:oddHBand="0" w:evenHBand="0" w:firstRowFirstColumn="0" w:firstRowLastColumn="0" w:lastRowFirstColumn="0" w:lastRowLastColumn="0"/>
-              <w:rPr>
-                <w:rFonts w:eastAsia="Aptos"/>
-              </w:rPr>
-            </w:pPr>
-            <w:proofErr w:type="spellStart"/>
-            <w:r>
-              <w:rPr>
-                <w:rFonts w:eastAsia="Aptos"/>
-              </w:rPr>
-              <w:t>Balanced</w:t>
-            </w:r>
-            <w:proofErr w:type="spellEnd"/>
-            <w:r>
-              <w:rPr>
-                <w:rFonts w:eastAsia="Aptos"/>
-              </w:rPr>
-              <w:t xml:space="preserve"> </w:t>
-            </w:r>
-            <w:proofErr w:type="spellStart"/>
-            <w:r>
-              <w:rPr>
-                <w:rFonts w:eastAsia="Aptos"/>
-              </w:rPr>
-              <w:t>Acc</w:t>
-            </w:r>
-            <w:proofErr w:type="spellEnd"/>
-          </w:p>
-        </w:tc>
-      </w:tr>
-      <w:tr>
-        <w:tc>
-          <w:tcPr>
-            <w:cnfStyle w:val="001000000000" w:firstRow="0" w:lastRow="0" w:firstColumn="1" w:lastColumn="0" w:oddVBand="0" w:evenVBand="0" w:oddHBand="0" w:evenHBand="0" w:firstRowFirstColumn="0" w:firstRowLastColumn="0" w:lastRowFirstColumn="0" w:lastRowLastColumn="0"/>
-            <w:tcW w:w="2028" w:type="dxa"/>
-          </w:tcPr>
-          <w:p>
-            <w:pPr>
-              <w:spacing w:after="0"/>
-              <w:rPr>
-                <w:rFonts w:eastAsia="Aptos"/>
-              </w:rPr>
-            </w:pPr>
-            <w:proofErr w:type="spellStart"/>
-            <w:r>
-              <w:rPr>
-                <w:rFonts w:eastAsia="Aptos"/>
-              </w:rPr>
-              <w:t>Logit</w:t>
-            </w:r>
-            <w:proofErr w:type="spellEnd"/>
-            <w:r>
-              <w:rPr>
-                <w:rFonts w:eastAsia="Aptos"/>
-              </w:rPr>
-              <w:t xml:space="preserve"> predictiu</w:t>
-            </w:r>
-          </w:p>
-        </w:tc>
-        <w:tc>
-          <w:tcPr>
-            <w:tcW w:w="717" w:type="dxa"/>
-          </w:tcPr>
-          <w:p>
-            <w:pPr>
-              <w:spacing w:after="0"/>
-              <w:jc w:val="center"/>
-              <w:cnfStyle w:val="000000000000" w:firstRow="0" w:lastRow="0" w:firstColumn="0" w:lastColumn="0" w:oddVBand="0" w:evenVBand="0" w:oddHBand="0" w:evenHBand="0" w:firstRowFirstColumn="0" w:firstRowLastColumn="0" w:lastRowFirstColumn="0" w:lastRowLastColumn="0"/>
-              <w:rPr>
-                <w:rFonts w:eastAsia="Aptos"/>
-              </w:rPr>
-            </w:pPr>
-            <w:r>
-              <w:rPr>
-                <w:rFonts w:eastAsia="Aptos"/>
-              </w:rPr>
-              <w:t>0,856</w:t>
-            </w:r>
-          </w:p>
-        </w:tc>
-        <w:tc>
-          <w:tcPr>
-            <w:tcW w:w="1224" w:type="dxa"/>
-          </w:tcPr>
-          <w:p>
-            <w:pPr>
-              <w:spacing w:after="0"/>
-              <w:jc w:val="center"/>
-              <w:cnfStyle w:val="000000000000" w:firstRow="0" w:lastRow="0" w:firstColumn="0" w:lastColumn="0" w:oddVBand="0" w:evenVBand="0" w:oddHBand="0" w:evenHBand="0" w:firstRowFirstColumn="0" w:firstRowLastColumn="0" w:lastRowFirstColumn="0" w:lastRowLastColumn="0"/>
-              <w:rPr>
-                <w:rFonts w:eastAsia="Aptos"/>
-              </w:rPr>
-            </w:pPr>
-            <w:r>
-              <w:rPr>
-                <w:rFonts w:eastAsia="Aptos"/>
-              </w:rPr>
-              <w:t>0,</w:t>
-            </w:r>
-            <w:r>
-              <w:rPr>
-                <w:rFonts w:eastAsia="Aptos"/>
-              </w:rPr>
-              <w:t>676</w:t>
-            </w:r>
-          </w:p>
-        </w:tc>
-        <w:tc>
-          <w:tcPr>
-            <w:tcW w:w="1134" w:type="dxa"/>
-          </w:tcPr>
-          <w:p>
-            <w:pPr>
-              <w:spacing w:after="0"/>
-              <w:jc w:val="center"/>
-              <w:cnfStyle w:val="000000000000" w:firstRow="0" w:lastRow="0" w:firstColumn="0" w:lastColumn="0" w:oddVBand="0" w:evenVBand="0" w:oddHBand="0" w:evenHBand="0" w:firstRowFirstColumn="0" w:firstRowLastColumn="0" w:lastRowFirstColumn="0" w:lastRowLastColumn="0"/>
-              <w:rPr>
-                <w:rFonts w:eastAsia="Aptos"/>
-              </w:rPr>
-            </w:pPr>
-            <w:r>
-              <w:rPr>
-                <w:rFonts w:eastAsia="Aptos"/>
-              </w:rPr>
-              <w:t>0,952</w:t>
-            </w:r>
-          </w:p>
-        </w:tc>
-        <w:tc>
-          <w:tcPr>
-            <w:tcW w:w="1134" w:type="dxa"/>
-          </w:tcPr>
-          <w:p>
-            <w:pPr>
-              <w:spacing w:after="0"/>
-              <w:jc w:val="center"/>
-              <w:cnfStyle w:val="000000000000" w:firstRow="0" w:lastRow="0" w:firstColumn="0" w:lastColumn="0" w:oddVBand="0" w:evenVBand="0" w:oddHBand="0" w:evenHBand="0" w:firstRowFirstColumn="0" w:firstRowLastColumn="0" w:lastRowFirstColumn="0" w:lastRowLastColumn="0"/>
-              <w:rPr>
-                <w:rFonts w:eastAsia="Aptos"/>
-              </w:rPr>
-            </w:pPr>
-            <w:r>
-              <w:rPr>
-                <w:rFonts w:eastAsia="Aptos"/>
-              </w:rPr>
-              <w:t>0,488</w:t>
-            </w:r>
-          </w:p>
-        </w:tc>
-        <w:tc>
-          <w:tcPr>
-            <w:tcW w:w="851" w:type="dxa"/>
-          </w:tcPr>
-          <w:p>
-            <w:pPr>
-              <w:spacing w:after="0"/>
-              <w:jc w:val="center"/>
-              <w:cnfStyle w:val="000000000000" w:firstRow="0" w:lastRow="0" w:firstColumn="0" w:lastColumn="0" w:oddVBand="0" w:evenVBand="0" w:oddHBand="0" w:evenHBand="0" w:firstRowFirstColumn="0" w:firstRowLastColumn="0" w:lastRowFirstColumn="0" w:lastRowLastColumn="0"/>
-              <w:rPr>
-                <w:rFonts w:eastAsia="Aptos"/>
-              </w:rPr>
-            </w:pPr>
-            <w:r>
-              <w:rPr>
-                <w:rFonts w:eastAsia="Aptos"/>
-              </w:rPr>
-              <w:t>0,645</w:t>
-            </w:r>
-          </w:p>
-        </w:tc>
-        <w:tc>
-          <w:tcPr>
-            <w:tcW w:w="1417" w:type="dxa"/>
-          </w:tcPr>
-          <w:p>
-            <w:pPr>
-              <w:spacing w:after="0"/>
-              <w:jc w:val="center"/>
-              <w:cnfStyle w:val="000000000000" w:firstRow="0" w:lastRow="0" w:firstColumn="0" w:lastColumn="0" w:oddVBand="0" w:evenVBand="0" w:oddHBand="0" w:evenHBand="0" w:firstRowFirstColumn="0" w:firstRowLastColumn="0" w:lastRowFirstColumn="0" w:lastRowLastColumn="0"/>
-              <w:rPr>
-                <w:rFonts w:eastAsia="Aptos"/>
-              </w:rPr>
-            </w:pPr>
-            <w:r>
-              <w:rPr>
-                <w:rFonts w:eastAsia="Aptos"/>
-              </w:rPr>
-              <w:t>0,725</w:t>
-            </w:r>
-          </w:p>
-        </w:tc>
-      </w:tr>
-      <w:tr>
-        <w:tc>
-          <w:tcPr>
-            <w:cnfStyle w:val="001000000000" w:firstRow="0" w:lastRow="0" w:firstColumn="1" w:lastColumn="0" w:oddVBand="0" w:evenVBand="0" w:oddHBand="0" w:evenHBand="0" w:firstRowFirstColumn="0" w:firstRowLastColumn="0" w:lastRowFirstColumn="0" w:lastRowLastColumn="0"/>
-            <w:tcW w:w="2028" w:type="dxa"/>
-            <w:vAlign w:val="top"/>
-          </w:tcPr>
-          <w:p>
-            <w:pPr>
-              <w:spacing w:after="0"/>
-              <w:rPr>
-                <w:rFonts w:eastAsia="Aptos"/>
-              </w:rPr>
-            </w:pPr>
-            <w:r>
-              <w:rPr>
-                <w:rFonts w:eastAsia="Aptos"/>
-              </w:rPr>
-              <w:t>RF-A (factors EFA)</w:t>
-            </w:r>
-          </w:p>
-        </w:tc>
-        <w:tc>
-          <w:tcPr>
-            <w:tcW w:w="717" w:type="dxa"/>
-            <w:vAlign w:val="top"/>
-          </w:tcPr>
-          <w:p>
-            <w:pPr>
-              <w:spacing w:after="0"/>
-              <w:jc w:val="center"/>
-              <w:cnfStyle w:val="000000000000" w:firstRow="0" w:lastRow="0" w:firstColumn="0" w:lastColumn="0" w:oddVBand="0" w:evenVBand="0" w:oddHBand="0" w:evenHBand="0" w:firstRowFirstColumn="0" w:firstRowLastColumn="0" w:lastRowFirstColumn="0" w:lastRowLastColumn="0"/>
-              <w:rPr>
-                <w:rFonts w:eastAsia="Aptos"/>
-              </w:rPr>
-            </w:pPr>
-            <w:r>
-              <w:rPr>
-                <w:rFonts w:eastAsia="Aptos"/>
-              </w:rPr>
-              <w:t>0,892</w:t>
-            </w:r>
-          </w:p>
-        </w:tc>
-        <w:tc>
-          <w:tcPr>
-            <w:tcW w:w="1224" w:type="dxa"/>
-            <w:vAlign w:val="top"/>
-          </w:tcPr>
-          <w:p>
-            <w:pPr>
-              <w:spacing w:after="0"/>
-              <w:jc w:val="center"/>
-              <w:cnfStyle w:val="000000000000" w:firstRow="0" w:lastRow="0" w:firstColumn="0" w:lastColumn="0" w:oddVBand="0" w:evenVBand="0" w:oddHBand="0" w:evenHBand="0" w:firstRowFirstColumn="0" w:firstRowLastColumn="0" w:lastRowFirstColumn="0" w:lastRowLastColumn="0"/>
-              <w:rPr>
-                <w:rFonts w:eastAsia="Aptos"/>
-              </w:rPr>
-            </w:pPr>
-            <w:r>
-              <w:rPr>
-                <w:rFonts w:eastAsia="Aptos"/>
-              </w:rPr>
-              <w:t>0,809</w:t>
-            </w:r>
-          </w:p>
-        </w:tc>
-        <w:tc>
-          <w:tcPr>
-            <w:tcW w:w="1134" w:type="dxa"/>
-            <w:vAlign w:val="top"/>
-          </w:tcPr>
-          <w:p>
-            <w:pPr>
-              <w:spacing w:after="0"/>
-              <w:jc w:val="center"/>
-              <w:cnfStyle w:val="000000000000" w:firstRow="0" w:lastRow="0" w:firstColumn="0" w:lastColumn="0" w:oddVBand="0" w:evenVBand="0" w:oddHBand="0" w:evenHBand="0" w:firstRowFirstColumn="0" w:firstRowLastColumn="0" w:lastRowFirstColumn="0" w:lastRowLastColumn="0"/>
-              <w:rPr>
-                <w:rFonts w:eastAsia="Aptos"/>
-              </w:rPr>
-            </w:pPr>
-            <w:r>
-              <w:rPr>
-                <w:rFonts w:eastAsia="Aptos"/>
-              </w:rPr>
-              <w:t>0,967</w:t>
-            </w:r>
-          </w:p>
-        </w:tc>
-        <w:tc>
-          <w:tcPr>
-            <w:tcW w:w="1134" w:type="dxa"/>
-          </w:tcPr>
-          <w:p>
-            <w:pPr>
-              <w:spacing w:after="0"/>
-              <w:jc w:val="center"/>
-              <w:cnfStyle w:val="000000000000" w:firstRow="0" w:lastRow="0" w:firstColumn="0" w:lastColumn="0" w:oddVBand="0" w:evenVBand="0" w:oddHBand="0" w:evenHBand="0" w:firstRowFirstColumn="0" w:firstRowLastColumn="0" w:lastRowFirstColumn="0" w:lastRowLastColumn="0"/>
-              <w:rPr>
-                <w:rFonts w:eastAsia="Aptos"/>
-              </w:rPr>
-            </w:pPr>
-            <w:r>
-              <w:rPr>
-                <w:rFonts w:eastAsia="Aptos"/>
-              </w:rPr>
-              <w:t>0,707</w:t>
-            </w:r>
-          </w:p>
-        </w:tc>
-        <w:tc>
-          <w:tcPr>
-            <w:tcW w:w="851" w:type="dxa"/>
-          </w:tcPr>
-          <w:p>
-            <w:pPr>
-              <w:spacing w:after="0"/>
-              <w:jc w:val="center"/>
-              <w:cnfStyle w:val="000000000000" w:firstRow="0" w:lastRow="0" w:firstColumn="0" w:lastColumn="0" w:oddVBand="0" w:evenVBand="0" w:oddHBand="0" w:evenHBand="0" w:firstRowFirstColumn="0" w:firstRowLastColumn="0" w:lastRowFirstColumn="0" w:lastRowLastColumn="0"/>
-              <w:rPr>
-                <w:rFonts w:eastAsia="Aptos"/>
-              </w:rPr>
-            </w:pPr>
-            <w:r>
-              <w:rPr>
-                <w:rFonts w:eastAsia="Aptos"/>
-              </w:rPr>
-              <w:t>0,817</w:t>
-            </w:r>
-          </w:p>
-        </w:tc>
-        <w:tc>
-          <w:tcPr>
-            <w:tcW w:w="1417" w:type="dxa"/>
-          </w:tcPr>
-          <w:p>
-            <w:pPr>
-              <w:spacing w:after="0"/>
-              <w:jc w:val="center"/>
-              <w:cnfStyle w:val="000000000000" w:firstRow="0" w:lastRow="0" w:firstColumn="0" w:lastColumn="0" w:oddVBand="0" w:evenVBand="0" w:oddHBand="0" w:evenHBand="0" w:firstRowFirstColumn="0" w:firstRowLastColumn="0" w:lastRowFirstColumn="0" w:lastRowLastColumn="0"/>
-              <w:rPr>
-                <w:rFonts w:eastAsia="Aptos"/>
-              </w:rPr>
-            </w:pPr>
-            <w:r>
-              <w:rPr>
-                <w:rFonts w:eastAsia="Aptos"/>
-              </w:rPr>
-              <w:t>0,835</w:t>
-            </w:r>
-          </w:p>
-        </w:tc>
-      </w:tr>
-      <w:tr>
-        <w:tc>
-          <w:tcPr>
-            <w:cnfStyle w:val="001000000000" w:firstRow="0" w:lastRow="0" w:firstColumn="1" w:lastColumn="0" w:oddVBand="0" w:evenVBand="0" w:oddHBand="0" w:evenHBand="0" w:firstRowFirstColumn="0" w:firstRowLastColumn="0" w:lastRowFirstColumn="0" w:lastRowLastColumn="0"/>
-            <w:tcW w:w="2028" w:type="dxa"/>
-            <w:vAlign w:val="top"/>
-          </w:tcPr>
-          <w:p>
-            <w:pPr>
-              <w:spacing w:after="0"/>
-              <w:rPr>
-                <w:rFonts w:eastAsia="Aptos"/>
-              </w:rPr>
-            </w:pPr>
-            <w:r>
-              <w:rPr>
-                <w:rFonts w:eastAsia="Aptos"/>
-              </w:rPr>
-              <w:t>RF-B (</w:t>
-            </w:r>
-            <w:proofErr w:type="spellStart"/>
-            <w:r>
-              <w:rPr>
-                <w:rFonts w:eastAsia="Aptos"/>
-              </w:rPr>
-              <w:t>Likert</w:t>
-            </w:r>
-            <w:proofErr w:type="spellEnd"/>
-            <w:r>
-              <w:rPr>
-                <w:rFonts w:eastAsia="Aptos"/>
-              </w:rPr>
-              <w:t xml:space="preserve"> original)</w:t>
-            </w:r>
-          </w:p>
-        </w:tc>
-        <w:tc>
-          <w:tcPr>
-            <w:tcW w:w="717" w:type="dxa"/>
-            <w:vAlign w:val="top"/>
-          </w:tcPr>
-          <w:p>
-            <w:pPr>
-              <w:spacing w:after="0"/>
-              <w:jc w:val="center"/>
-              <w:cnfStyle w:val="000000000000" w:firstRow="0" w:lastRow="0" w:firstColumn="0" w:lastColumn="0" w:oddVBand="0" w:evenVBand="0" w:oddHBand="0" w:evenHBand="0" w:firstRowFirstColumn="0" w:firstRowLastColumn="0" w:lastRowFirstColumn="0" w:lastRowLastColumn="0"/>
-              <w:rPr>
-                <w:rFonts w:eastAsia="Aptos"/>
-              </w:rPr>
-            </w:pPr>
-            <w:r>
-              <w:rPr>
-                <w:rFonts w:eastAsia="Aptos"/>
-              </w:rPr>
-              <w:t>0,808</w:t>
-            </w:r>
-          </w:p>
-        </w:tc>
-        <w:tc>
-          <w:tcPr>
-            <w:tcW w:w="1224" w:type="dxa"/>
-            <w:vAlign w:val="top"/>
-          </w:tcPr>
-          <w:p>
-            <w:pPr>
-              <w:spacing w:after="0"/>
-              <w:jc w:val="center"/>
-              <w:cnfStyle w:val="000000000000" w:firstRow="0" w:lastRow="0" w:firstColumn="0" w:lastColumn="0" w:oddVBand="0" w:evenVBand="0" w:oddHBand="0" w:evenHBand="0" w:firstRowFirstColumn="0" w:firstRowLastColumn="0" w:lastRowFirstColumn="0" w:lastRowLastColumn="0"/>
-              <w:rPr>
-                <w:rFonts w:eastAsia="Aptos"/>
-              </w:rPr>
-            </w:pPr>
-            <w:r>
-              <w:rPr>
-                <w:rFonts w:eastAsia="Aptos"/>
-              </w:rPr>
-              <w:t>0,632</w:t>
-            </w:r>
-          </w:p>
-        </w:tc>
-        <w:tc>
-          <w:tcPr>
-            <w:tcW w:w="1134" w:type="dxa"/>
-            <w:vAlign w:val="top"/>
-          </w:tcPr>
-          <w:p>
-            <w:pPr>
-              <w:spacing w:after="0"/>
-              <w:jc w:val="center"/>
-              <w:cnfStyle w:val="000000000000" w:firstRow="0" w:lastRow="0" w:firstColumn="0" w:lastColumn="0" w:oddVBand="0" w:evenVBand="0" w:oddHBand="0" w:evenHBand="0" w:firstRowFirstColumn="0" w:firstRowLastColumn="0" w:lastRowFirstColumn="0" w:lastRowLastColumn="0"/>
-              <w:rPr>
-                <w:rFonts w:eastAsia="Aptos"/>
-              </w:rPr>
-            </w:pPr>
-            <w:r>
-              <w:rPr>
-                <w:rFonts w:eastAsia="Aptos"/>
-              </w:rPr>
-              <w:t>0,833</w:t>
-            </w:r>
-          </w:p>
-        </w:tc>
-        <w:tc>
-          <w:tcPr>
-            <w:tcW w:w="1134" w:type="dxa"/>
-          </w:tcPr>
-          <w:p>
-            <w:pPr>
-              <w:spacing w:after="0"/>
-              <w:jc w:val="center"/>
-              <w:cnfStyle w:val="000000000000" w:firstRow="0" w:lastRow="0" w:firstColumn="0" w:lastColumn="0" w:oddVBand="0" w:evenVBand="0" w:oddHBand="0" w:evenHBand="0" w:firstRowFirstColumn="0" w:firstRowLastColumn="0" w:lastRowFirstColumn="0" w:lastRowLastColumn="0"/>
-              <w:rPr>
-                <w:rFonts w:eastAsia="Aptos"/>
-              </w:rPr>
-            </w:pPr>
-            <w:r>
-              <w:rPr>
-                <w:rFonts w:eastAsia="Aptos"/>
-              </w:rPr>
-              <w:t>0,488</w:t>
-            </w:r>
-          </w:p>
-        </w:tc>
-        <w:tc>
-          <w:tcPr>
-            <w:tcW w:w="851" w:type="dxa"/>
-          </w:tcPr>
-          <w:p>
-            <w:pPr>
-              <w:spacing w:after="0"/>
-              <w:jc w:val="center"/>
-              <w:cnfStyle w:val="000000000000" w:firstRow="0" w:lastRow="0" w:firstColumn="0" w:lastColumn="0" w:oddVBand="0" w:evenVBand="0" w:oddHBand="0" w:evenHBand="0" w:firstRowFirstColumn="0" w:firstRowLastColumn="0" w:lastRowFirstColumn="0" w:lastRowLastColumn="0"/>
-              <w:rPr>
-                <w:rFonts w:eastAsia="Aptos"/>
-              </w:rPr>
-            </w:pPr>
-            <w:r>
-              <w:rPr>
-                <w:rFonts w:eastAsia="Aptos"/>
-              </w:rPr>
-              <w:t>0,615</w:t>
-            </w:r>
-          </w:p>
-        </w:tc>
-        <w:tc>
-          <w:tcPr>
-            <w:tcW w:w="1417" w:type="dxa"/>
-          </w:tcPr>
-          <w:p>
-            <w:pPr>
-              <w:spacing w:after="0"/>
-              <w:jc w:val="center"/>
-              <w:cnfStyle w:val="000000000000" w:firstRow="0" w:lastRow="0" w:firstColumn="0" w:lastColumn="0" w:oddVBand="0" w:evenVBand="0" w:oddHBand="0" w:evenHBand="0" w:firstRowFirstColumn="0" w:firstRowLastColumn="0" w:lastRowFirstColumn="0" w:lastRowLastColumn="0"/>
-              <w:rPr>
-                <w:rFonts w:eastAsia="Aptos"/>
-              </w:rPr>
-            </w:pPr>
-            <w:r>
-              <w:rPr>
-                <w:rFonts w:eastAsia="Aptos"/>
-              </w:rPr>
-              <w:t>0,670</w:t>
-            </w:r>
-          </w:p>
-        </w:tc>
-      </w:tr>
-    </w:tbl>
-    <w:p>
-      <w:pPr>
-        <w:spacing w:before="240"/>
-        <w:rPr>
-          <w:lang w:eastAsia="en-US"/>
-        </w:rPr>
-      </w:pPr>
-      <w:r>
-        <w:rPr>
-          <w:lang w:eastAsia="en-US"/>
-        </w:rPr>
-        <w:t xml:space="preserve">El RF-A assoleix un AUC de 0,892 sobre test, una </w:t>
+      <w:r>
+        <w:t>El RF-A és el millor model dels tres</w:t>
+      </w:r>
+      <w:r>
+        <w:t xml:space="preserve"> (lògit, RF-A, i RF-B)</w:t>
+      </w:r>
+      <w:r>
+        <w:t xml:space="preserve">. Sobre el conjunt de test obté un AUC de 0,912, una F1 de 0,817, una precisió del 96,7% i un </w:t>
       </w:r>
       <w:proofErr w:type="spellStart"/>
       <w:r>
         <w:rPr>
           <w:i/>
           <w:iCs/>
-          <w:lang w:eastAsia="en-US"/>
-        </w:rPr>
-        <w:t>accuracy</w:t>
+        </w:rPr>
+        <w:t>recall</w:t>
       </w:r>
       <w:proofErr w:type="spellEnd"/>
       <w:r>
-        <w:rPr>
-          <w:lang w:eastAsia="en-US"/>
-        </w:rPr>
-        <w:t xml:space="preserve"> del 80,9%, un F1 de 0,817 i una </w:t>
+        <w:t xml:space="preserve"> del 70,7%. El RF-B, en canvi, rendeix pitjor que el </w:t>
+      </w:r>
+      <w:r>
+        <w:t>lògit</w:t>
+      </w:r>
+      <w:r>
+        <w:t xml:space="preserve"> en F1 (0,615 </w:t>
       </w:r>
       <w:proofErr w:type="spellStart"/>
       <w:r>
         <w:rPr>
           <w:i/>
           <w:iCs/>
-          <w:lang w:eastAsia="en-US"/>
-        </w:rPr>
-        <w:t>balanced</w:t>
+        </w:rPr>
+        <w:t>vs</w:t>
       </w:r>
       <w:proofErr w:type="spellEnd"/>
+      <w:r>
+        <w:t xml:space="preserve"> 0,697) i </w:t>
+      </w:r>
+      <w:proofErr w:type="spellStart"/>
       <w:r>
         <w:rPr>
           <w:i/>
           <w:iCs/>
-          <w:lang w:eastAsia="en-US"/>
-        </w:rPr>
-        <w:t xml:space="preserve"> </w:t>
+        </w:rPr>
+        <w:t>recall</w:t>
+      </w:r>
+      <w:proofErr w:type="spellEnd"/>
+      <w:r>
+        <w:t xml:space="preserve"> (0,488), tot i tenir un AUC lleugerament superior. Que el model amb </w:t>
+      </w:r>
+      <w:r>
+        <w:t>els</w:t>
+      </w:r>
+      <w:r>
+        <w:t xml:space="preserve"> predictors </w:t>
+      </w:r>
+      <w:proofErr w:type="spellStart"/>
+      <w:r>
+        <w:t>Likert</w:t>
+      </w:r>
+      <w:proofErr w:type="spellEnd"/>
+      <w:r>
+        <w:t xml:space="preserve"> individuals funcioni pitjor que el de</w:t>
+      </w:r>
+      <w:r>
+        <w:t>ls</w:t>
+      </w:r>
+      <w:r>
+        <w:t xml:space="preserve"> factors és un resultat rellevant: la reducció dimensiona no és simplement una compressió de dades sinó que elimina redundàncies que en el </w:t>
       </w:r>
       <w:proofErr w:type="spellStart"/>
       <w:r>
         <w:rPr>
           <w:i/>
           <w:iCs/>
-          <w:lang w:eastAsia="en-US"/>
-        </w:rPr>
-        <w:t>accuracy</w:t>
+        </w:rPr>
+        <w:t>Random</w:t>
       </w:r>
       <w:proofErr w:type="spellEnd"/>
-      <w:r>
-        <w:rPr>
-          <w:lang w:eastAsia="en-US"/>
-        </w:rPr>
-        <w:t xml:space="preserve"> del 83,5%. La precisió del 96,7% indica que quan el model prediu que un estudiant és irregular gairebé sempre encerta, tot i que el </w:t>
-      </w:r>
-      <w:proofErr w:type="spellStart"/>
-      <w:r>
-        <w:rPr>
-          <w:lang w:eastAsia="en-US"/>
-        </w:rPr>
-        <w:t>recall</w:t>
-      </w:r>
-      <w:proofErr w:type="spellEnd"/>
-      <w:r>
-        <w:rPr>
-          <w:lang w:eastAsia="en-US"/>
-        </w:rPr>
-        <w:t xml:space="preserve"> del 70,7% revela que una part dels irregulars reals no es detecten.</w:t>
-      </w:r>
-    </w:p>
-    <w:p>
-      <w:pPr>
-        <w:rPr>
-          <w:lang w:eastAsia="en-US"/>
-        </w:rPr>
-      </w:pPr>
-      <w:r>
-        <w:rPr>
-          <w:lang w:eastAsia="en-US"/>
-        </w:rPr>
-        <w:t xml:space="preserve">El RF-B, en canvi, rendeix pitjor que el propi </w:t>
-      </w:r>
-      <w:proofErr w:type="spellStart"/>
-      <w:r>
-        <w:rPr>
-          <w:lang w:eastAsia="en-US"/>
-        </w:rPr>
-        <w:t>logit</w:t>
-      </w:r>
-      <w:proofErr w:type="spellEnd"/>
-      <w:r>
-        <w:rPr>
-          <w:lang w:eastAsia="en-US"/>
-        </w:rPr>
-        <w:t xml:space="preserve"> en </w:t>
-      </w:r>
-      <w:proofErr w:type="spellStart"/>
       <w:r>
         <w:rPr>
           <w:i/>
           <w:iCs/>
-          <w:lang w:eastAsia="en-US"/>
-        </w:rPr>
-        <w:t>accuracy</w:t>
-      </w:r>
-      <w:proofErr w:type="spellEnd"/>
-      <w:r>
-        <w:rPr>
-          <w:lang w:eastAsia="en-US"/>
-        </w:rPr>
-        <w:t xml:space="preserve"> i F1, tot i tenir un AUC lleugerament superior al </w:t>
+        </w:rPr>
+        <w:t xml:space="preserve"> Forest</w:t>
+      </w:r>
+      <w:r>
+        <w:t xml:space="preserve"> distorsionen el càlcul d'importàncies i augmenten la variància.</w:t>
+      </w:r>
+      <w:r>
+        <w:t xml:space="preserve"> Vegeu la matriu de confusió del RF-B a l’</w:t>
+      </w:r>
+      <w:r>
+        <w:fldChar w:fldCharType="begin"/>
+      </w:r>
+      <w:r>
+        <w:instrText xml:space="preserve"> REF _Ref232855358 \h </w:instrText>
+      </w:r>
+      <w:r>
+        <w:fldChar w:fldCharType="separate"/>
+      </w:r>
+      <w:r>
+        <w:t xml:space="preserve">Annex </w:t>
+      </w:r>
+      <w:r>
+        <w:rPr>
+          <w:noProof/>
+        </w:rPr>
+        <w:t>23</w:t>
+      </w:r>
+      <w:r>
+        <w:t>: Matriu de confusió de RF-B</w:t>
+      </w:r>
+      <w:r>
+        <w:fldChar w:fldCharType="end"/>
+      </w:r>
+    </w:p>
+    <w:p>
+      <w:r>
+        <w:t xml:space="preserve">Pel que fa a </w:t>
       </w:r>
       <w:proofErr w:type="spellStart"/>
       <w:r>
-        <w:rPr>
-          <w:lang w:eastAsia="en-US"/>
-        </w:rPr>
-        <w:t>logit</w:t>
-      </w:r>
-      <w:proofErr w:type="spellEnd"/>
-      <w:r>
-        <w:rPr>
-          <w:lang w:eastAsia="en-US"/>
-        </w:rPr>
-        <w:t xml:space="preserve">. Que el model amb 26 predictors </w:t>
-      </w:r>
-      <w:proofErr w:type="spellStart"/>
-      <w:r>
-        <w:rPr>
-          <w:lang w:eastAsia="en-US"/>
-        </w:rPr>
-        <w:t>Likert</w:t>
-      </w:r>
-      <w:proofErr w:type="spellEnd"/>
-      <w:r>
-        <w:rPr>
-          <w:lang w:eastAsia="en-US"/>
-        </w:rPr>
-        <w:t xml:space="preserve"> funcionés pitjor que el de 15 factors EFA és un resultat rellevant: suggereix que la reducció dimensional prèvia no és simplement una</w:t>
-      </w:r>
-      <w:r>
-        <w:rPr>
-          <w:lang w:eastAsia="en-US"/>
-        </w:rPr>
-        <w:t xml:space="preserve"> reducció de dimensionalitat</w:t>
-      </w:r>
-      <w:r>
-        <w:rPr>
-          <w:lang w:eastAsia="en-US"/>
-        </w:rPr>
-        <w:t xml:space="preserve">, sinó que elimina soroll i millora la generalització del model. Les variables </w:t>
-      </w:r>
-      <w:proofErr w:type="spellStart"/>
-      <w:r>
-        <w:rPr>
-          <w:lang w:eastAsia="en-US"/>
-        </w:rPr>
-        <w:t>Likert</w:t>
-      </w:r>
-      <w:proofErr w:type="spellEnd"/>
-      <w:r>
-        <w:rPr>
-          <w:lang w:eastAsia="en-US"/>
-        </w:rPr>
-        <w:t xml:space="preserve"> individuals contenen redundàncies que, en un </w:t>
-      </w:r>
-      <w:proofErr w:type="spellStart"/>
-      <w:r>
-        <w:rPr>
-          <w:lang w:eastAsia="en-US"/>
-        </w:rPr>
-        <w:t>Random</w:t>
-      </w:r>
-      <w:proofErr w:type="spellEnd"/>
-      <w:r>
-        <w:rPr>
-          <w:lang w:eastAsia="en-US"/>
-        </w:rPr>
-        <w:t xml:space="preserve"> Forest, poden distorsionar el càlcul d'importàncies i augmentar la </w:t>
-      </w:r>
-      <w:r>
-        <w:rPr>
-          <w:lang w:eastAsia="en-US"/>
-        </w:rPr>
-        <w:t>variància</w:t>
-      </w:r>
-      <w:r>
-        <w:rPr>
-          <w:lang w:eastAsia="en-US"/>
-        </w:rPr>
-        <w:t>.</w:t>
-      </w:r>
-      <w:r>
-        <w:rPr>
-          <w:lang w:eastAsia="en-US"/>
-        </w:rPr>
-        <w:t xml:space="preserve"> A l’</w:t>
-      </w:r>
-      <w:r>
-        <w:rPr>
-          <w:lang w:eastAsia="en-US"/>
-        </w:rPr>
-        <w:fldChar w:fldCharType="begin"/>
-      </w:r>
-      <w:r>
-        <w:rPr>
-          <w:lang w:eastAsia="en-US"/>
-        </w:rPr>
-        <w:instrText xml:space="preserve"> REF _Ref231123451 \h </w:instrText>
-      </w:r>
-      <w:r>
-        <w:rPr>
-          <w:lang w:eastAsia="en-US"/>
-        </w:rPr>
-      </w:r>
-      <w:r>
-        <w:rPr>
-          <w:lang w:eastAsia="en-US"/>
-        </w:rPr>
-        <w:fldChar w:fldCharType="separate"/>
-      </w:r>
-      <w:r>
-        <w:t xml:space="preserve">Annex </w:t>
-      </w:r>
-      <w:r>
-        <w:rPr>
-          <w:noProof/>
-        </w:rPr>
-        <w:t>23</w:t>
-      </w:r>
-      <w:r>
-        <w:rPr>
-          <w:lang w:eastAsia="en-US"/>
-        </w:rPr>
-        <w:fldChar w:fldCharType="end"/>
-      </w:r>
-      <w:r>
-        <w:rPr>
-          <w:lang w:eastAsia="en-US"/>
-        </w:rPr>
-        <w:t xml:space="preserve"> es mostra la matriu de confusió.</w:t>
-      </w:r>
-    </w:p>
-    <w:p>
-      <w:pPr>
-        <w:rPr>
-          <w:lang w:eastAsia="en-US"/>
-        </w:rPr>
-      </w:pPr>
-      <w:r>
-        <w:rPr>
-          <w:lang w:eastAsia="en-US"/>
-        </w:rPr>
-        <w:t xml:space="preserve">Respecte a </w:t>
-      </w:r>
-      <w:proofErr w:type="spellStart"/>
-      <w:r>
-        <w:rPr>
-          <w:lang w:eastAsia="en-US"/>
-        </w:rPr>
         <w:t>l'</w:t>
       </w:r>
       <w:r>
         <w:rPr>
           <w:i/>
           <w:iCs/>
-          <w:lang w:eastAsia="en-US"/>
         </w:rPr>
         <w:t>overfitting</w:t>
       </w:r>
       <w:proofErr w:type="spellEnd"/>
       <w:r>
-        <w:rPr>
-          <w:lang w:eastAsia="en-US"/>
-        </w:rPr>
-        <w:t xml:space="preserve">, el RF-A mostra una diferència entre OOB i test (AUC 0,773 </w:t>
-      </w:r>
-      <w:proofErr w:type="spellStart"/>
-      <w:r>
-        <w:rPr>
-          <w:lang w:eastAsia="en-US"/>
-        </w:rPr>
-        <w:t>vs</w:t>
-      </w:r>
-      <w:proofErr w:type="spellEnd"/>
-      <w:r>
-        <w:rPr>
-          <w:lang w:eastAsia="en-US"/>
-        </w:rPr>
-        <w:t xml:space="preserve"> 0,892) que en principi podria semblar preocupant, però cal interpretar-la amb </w:t>
-      </w:r>
-      <w:r>
-        <w:rPr>
-          <w:lang w:eastAsia="en-US"/>
-        </w:rPr>
-        <w:t>precaució</w:t>
-      </w:r>
-      <w:r>
-        <w:rPr>
-          <w:lang w:eastAsia="en-US"/>
-        </w:rPr>
-        <w:t xml:space="preserve">: l'OOB </w:t>
-      </w:r>
-      <w:r>
-        <w:rPr>
-          <w:lang w:eastAsia="en-US"/>
-        </w:rPr>
-        <w:t>s’estima</w:t>
-      </w:r>
-      <w:r>
-        <w:rPr>
-          <w:lang w:eastAsia="en-US"/>
-        </w:rPr>
-        <w:t xml:space="preserve"> sobre el conjunt d'entrenament i el test és un subconjunt fix de 68 observacions, on la </w:t>
-      </w:r>
-      <w:r>
-        <w:rPr>
-          <w:lang w:eastAsia="en-US"/>
-        </w:rPr>
-        <w:t>variància</w:t>
-      </w:r>
-      <w:r>
-        <w:rPr>
-          <w:lang w:eastAsia="en-US"/>
-        </w:rPr>
-        <w:t xml:space="preserve"> mostral és alta. No hi ha evidència de </w:t>
-      </w:r>
-      <w:proofErr w:type="spellStart"/>
-      <w:r>
-        <w:rPr>
-          <w:lang w:eastAsia="en-US"/>
-        </w:rPr>
-        <w:t>sobreajust</w:t>
-      </w:r>
-      <w:proofErr w:type="spellEnd"/>
-      <w:r>
-        <w:rPr>
-          <w:lang w:eastAsia="en-US"/>
-        </w:rPr>
-        <w:t xml:space="preserve"> problemàtic perquè el rendiment en test és superior, no inferior, a l'OOB.</w:t>
-      </w:r>
-    </w:p>
-    <w:p>
-      <w:pPr>
-        <w:rPr>
-          <w:lang w:eastAsia="en-US"/>
-        </w:rPr>
-      </w:pPr>
-      <w:r>
-        <w:rPr>
-          <w:b/>
-          <w:bCs/>
-          <w:lang w:eastAsia="en-US"/>
-        </w:rPr>
-        <w:t>Importància de variables i SHAP</w:t>
-      </w:r>
-    </w:p>
-    <w:p>
-      <w:pPr>
-        <w:spacing w:after="0"/>
-        <w:rPr>
-          <w:lang w:eastAsia="en-US"/>
-        </w:rPr>
-      </w:pPr>
-      <w:r>
-        <w:rPr>
-          <w:lang w:eastAsia="en-US"/>
-        </w:rPr>
-        <w:t xml:space="preserve">Per identificar quines variables contribueixen més a les prediccions s'han calculat dues mesures complementàries: la importància per permutació i els valors SHAP. La importància per permutació mesura quant cau </w:t>
-      </w:r>
-      <w:proofErr w:type="spellStart"/>
-      <w:r>
-        <w:rPr>
-          <w:lang w:eastAsia="en-US"/>
-        </w:rPr>
-        <w:t>l'</w:t>
+        <w:t xml:space="preserve"> del RF-A, la diferència entre OOB i </w:t>
       </w:r>
       <w:r>
         <w:rPr>
           <w:i/>
           <w:iCs/>
-          <w:lang w:eastAsia="en-US"/>
-        </w:rPr>
-        <w:t>accuracy</w:t>
+        </w:rPr>
+        <w:t>test</w:t>
+      </w:r>
+      <w:r>
+        <w:t xml:space="preserve"> (AUC 0,765 </w:t>
+      </w:r>
+      <w:proofErr w:type="spellStart"/>
+      <w:r>
+        <w:t>vs</w:t>
       </w:r>
       <w:proofErr w:type="spellEnd"/>
       <w:r>
-        <w:rPr>
-          <w:lang w:eastAsia="en-US"/>
-        </w:rPr>
-        <w:t xml:space="preserve"> del model quan una variable s'aleatoritza: si permutar-la no canvia res, la variable és irrellevant; si el rendiment cau molt, la variable és clau. Els valors </w:t>
-      </w:r>
-      <w:r>
-        <w:rPr>
-          <w:lang w:eastAsia="en-US"/>
-        </w:rPr>
-        <w:lastRenderedPageBreak/>
-        <w:t xml:space="preserve">SHAP, en canvi, </w:t>
+        <w:t xml:space="preserve"> 0,912) és aparentment gran però cal interpretar-la amb precaució: el test és un subconjunt fix de 68 observacions on la variància mostral és alta, i el rendiment en test és superior a l'OOB, cosa que descarta </w:t>
       </w:r>
       <w:proofErr w:type="spellStart"/>
       <w:r>
-        <w:rPr>
-          <w:lang w:eastAsia="en-US"/>
-        </w:rPr>
-        <w:t>descomposen</w:t>
+        <w:t>sobreajust</w:t>
       </w:r>
       <w:proofErr w:type="spellEnd"/>
       <w:r>
-        <w:rPr>
-          <w:lang w:eastAsia="en-US"/>
-        </w:rPr>
-        <w:t xml:space="preserve"> la predicció de cada observació individual i assignen a cada variable la seva contribució marginal, cosa que permet entendre no només quines variables importen sinó en quin sentit ho fan.</w:t>
-      </w:r>
-    </w:p>
-    <w:p>
-      <w:pPr>
-        <w:keepNext/>
+        <w:t xml:space="preserve"> problemàtic.</w:t>
+      </w:r>
+    </w:p>
+    <w:p>
+      <w:r>
+        <w:t>Per identificar quines variables contribueixen més a les prediccions s'han calculat dues mesures complementàries. La importància per permutació mesura quant cau l'AUC quan una variable s'aleatoritza. Els valors SHAP descomponen la predicció de cada observació individual i assignen a cada variable la seva contribució marginal, permetent entendre no només quines variables importen sinó en quin sentit ho fan.</w:t>
+      </w:r>
+      <w:r>
+        <w:t xml:space="preserve"> La importància de les variables es troba a l’</w:t>
+      </w:r>
+      <w:r>
+        <w:fldChar w:fldCharType="begin"/>
+      </w:r>
+      <w:r>
+        <w:instrText xml:space="preserve"> REF _Ref232856326 \h </w:instrText>
+      </w:r>
+      <w:r>
+        <w:fldChar w:fldCharType="separate"/>
+      </w:r>
+      <w:r>
+        <w:t xml:space="preserve">Annex </w:t>
+      </w:r>
+      <w:r>
+        <w:rPr>
+          <w:noProof/>
+        </w:rPr>
+        <w:t>27</w:t>
+      </w:r>
+      <w:r>
+        <w:fldChar w:fldCharType="end"/>
+      </w:r>
+      <w:r>
+        <w:t>.</w:t>
+      </w:r>
+    </w:p>
+    <w:p>
+      <w:pPr>
+        <w:pStyle w:val="Descripcin"/>
+        <w:spacing w:after="240"/>
+        <w:jc w:val="center"/>
+        <w:rPr>
+          <w:lang w:eastAsia="en-US"/>
+        </w:rPr>
+      </w:pPr>
+      <w:r>
+        <w:t xml:space="preserve">Gràfic </w:t>
+      </w:r>
+      <w:r>
+        <w:fldChar w:fldCharType="begin"/>
+      </w:r>
+      <w:r>
+        <w:instrText xml:space="preserve"> SEQ Gràfic \* ARABIC </w:instrText>
+      </w:r>
+      <w:r>
+        <w:fldChar w:fldCharType="separate"/>
+      </w:r>
+      <w:r>
+        <w:rPr>
+          <w:noProof/>
+        </w:rPr>
+        <w:t>16</w:t>
+      </w:r>
+      <w:r>
+        <w:rPr>
+          <w:noProof/>
+        </w:rPr>
+        <w:fldChar w:fldCharType="end"/>
+      </w:r>
+      <w:r>
+        <w:t xml:space="preserve">: </w:t>
+      </w:r>
+      <w:r>
+        <w:t>Valors</w:t>
+      </w:r>
+      <w:r>
+        <w:t xml:space="preserve"> SHAP del RF-A</w:t>
+      </w:r>
+    </w:p>
+    <w:p>
+      <w:pPr>
         <w:spacing w:after="0"/>
         <w:jc w:val="center"/>
       </w:pPr>
       <w:r>
-        <w:rPr>
-          <w:noProof/>
-          <w:lang w:eastAsia="en-US"/>
-        </w:rPr>
         <w:drawing>
-          <wp:inline distT="0" distB="0" distL="0" distR="0" wp14:anchorId="4A771DA8" wp14:editId="447F5156">
-            <wp:extent cx="4051300" cy="2977093"/>
-            <wp:effectExtent l="0" t="0" r="6350" b="0"/>
-            <wp:docPr id="614373595" name="Imagen 6"/>
+          <wp:inline distT="0" distB="0" distL="0" distR="0" wp14:anchorId="3DD87068" wp14:editId="75321BCC">
+            <wp:extent cx="3495822" cy="2366870"/>
+            <wp:effectExtent l="0" t="0" r="0" b="0"/>
+            <wp:docPr id="649287245" name="Imagen 20"/>
             <wp:cNvGraphicFramePr>
               <a:graphicFrameLocks xmlns:a="http://schemas.openxmlformats.org/drawingml/2006/main" noChangeAspect="1"/>
             </wp:cNvGraphicFramePr>
@@ -27505,7 +26495,7 @@
               <a:graphicData uri="http://schemas.openxmlformats.org/drawingml/2006/picture">
                 <pic:pic xmlns:pic="http://schemas.openxmlformats.org/drawingml/2006/picture">
                   <pic:nvPicPr>
-                    <pic:cNvPr id="0" name="Picture 6"/>
+                    <pic:cNvPr id="0" name="Picture 58"/>
                     <pic:cNvPicPr>
                       <a:picLocks noChangeAspect="1" noChangeArrowheads="1"/>
                     </pic:cNvPicPr>
@@ -27518,7 +26508,7 @@
                         </a:ext>
                       </a:extLst>
                     </a:blip>
-                    <a:srcRect t="8141"/>
+                    <a:srcRect t="9726"/>
                     <a:stretch>
                       <a:fillRect/>
                     </a:stretch>
@@ -27526,7 +26516,7 @@
                   <pic:spPr bwMode="auto">
                     <a:xfrm>
                       <a:off x="0" y="0"/>
-                      <a:ext cx="4073415" cy="2993344"/>
+                      <a:ext cx="3498990" cy="2369015"/>
                     </a:xfrm>
                     <a:prstGeom prst="rect">
                       <a:avLst/>
@@ -27554,69 +26544,171 @@
         <w:spacing w:after="240"/>
         <w:jc w:val="center"/>
         <w:rPr>
-          <w:lang w:eastAsia="en-US"/>
-        </w:rPr>
-      </w:pPr>
+          <w:i w:val="0"/>
+          <w:iCs/>
+        </w:rPr>
+      </w:pPr>
+      <w:r>
+        <w:rPr>
+          <w:i w:val="0"/>
+          <w:iCs/>
+        </w:rPr>
+        <w:t>Font: elaboració pròpia</w:t>
+      </w:r>
+    </w:p>
+    <w:p>
+      <w:r>
+        <w:t xml:space="preserve">Les dues mesures coincideixen en el rànquing. MOT_DESMOTIVACIO és la variable més important (importància </w:t>
+      </w:r>
+      <m:oMath>
+        <m:r>
+          <w:rPr>
+            <w:rFonts w:ascii="Cambria Math" w:hAnsi="Cambria Math"/>
+          </w:rPr>
+          <m:t>= 0,032</m:t>
+        </m:r>
+      </m:oMath>
+      <w:r>
+        <w:t xml:space="preserve">; SHAP mitjà </w:t>
+      </w:r>
+      <m:oMath>
+        <m:r>
+          <w:rPr>
+            <w:rFonts w:ascii="Cambria Math" w:hAnsi="Cambria Math"/>
+          </w:rPr>
+          <m:t>= 0,073</m:t>
+        </m:r>
+      </m:oMath>
+      <w:r>
+        <w:t>), seguida de MOT_AUTOGESTIO (</w:t>
+      </w:r>
+      <m:oMath>
+        <m:r>
+          <w:rPr>
+            <w:rFonts w:ascii="Cambria Math" w:hAnsi="Cambria Math"/>
+          </w:rPr>
+          <m:t>0,016; 0,050</m:t>
+        </m:r>
+      </m:oMath>
+      <w:r>
+        <w:t>). A més distància apareixen IA_EINA_ESTUDI (</w:t>
+      </w:r>
+      <m:oMath>
+        <m:r>
+          <w:rPr>
+            <w:rFonts w:ascii="Cambria Math" w:hAnsi="Cambria Math"/>
+          </w:rPr>
+          <m:t>0,011; 0,041</m:t>
+        </m:r>
+      </m:oMath>
+      <w:r>
+        <w:t>), IA_SUBST_num (</w:t>
+      </w:r>
+      <m:oMath>
+        <m:r>
+          <w:rPr>
+            <w:rFonts w:ascii="Cambria Math" w:hAnsi="Cambria Math"/>
+          </w:rPr>
+          <m:t>0,015; 0,039</m:t>
+        </m:r>
+      </m:oMath>
+      <w:r>
+        <w:t>), EST_AVALUACIO_AC (</w:t>
+      </w:r>
+      <m:oMath>
+        <m:r>
+          <w:rPr>
+            <w:rFonts w:ascii="Cambria Math" w:hAnsi="Cambria Math"/>
+          </w:rPr>
+          <m:t>0,006; 0,030</m:t>
+        </m:r>
+      </m:oMath>
+      <w:r>
+        <w:t xml:space="preserve">) i CURS_1R </w:t>
+      </w:r>
+      <w:r>
+        <w:lastRenderedPageBreak/>
+        <w:t>(</w:t>
+      </w:r>
+      <m:oMath>
+        <m:r>
+          <w:rPr>
+            <w:rFonts w:ascii="Cambria Math" w:hAnsi="Cambria Math"/>
+          </w:rPr>
+          <m:t>0,011; 0,020</m:t>
+        </m:r>
+      </m:oMath>
+      <w:r>
+        <w:t>). Variables com TREB_INTENS, EDA</w:t>
+      </w:r>
+      <w:r>
+        <w:t xml:space="preserve">T, DOBLE_GRAU_EST </w:t>
+      </w:r>
+      <w:r>
+        <w:t>o N_ASSIG apareixen al final amb importàncies pràcticament nul·les.</w:t>
+      </w:r>
+    </w:p>
+    <w:p>
+      <w:pPr>
+        <w:pStyle w:val="Descripcin"/>
+        <w:spacing w:after="240"/>
+        <w:jc w:val="center"/>
+        <w:rPr>
+          <w:lang w:eastAsia="en-US"/>
+        </w:rPr>
+      </w:pPr>
+      <w:bookmarkStart w:id="66" w:name="_Ref231141188"/>
       <w:r>
         <w:t xml:space="preserve">Gràfic </w:t>
       </w:r>
-      <w:fldSimple w:instr=" SEQ Gràfic \* ARABIC ">
-        <w:r>
-          <w:rPr>
-            <w:noProof/>
-          </w:rPr>
-          <w:t>16</w:t>
-        </w:r>
-      </w:fldSimple>
-      <w:r>
-        <w:t>: Importància SHAP del RF-A</w:t>
-      </w:r>
-    </w:p>
-    <w:p>
-      <w:pPr>
-        <w:spacing w:after="0"/>
-        <w:rPr>
-          <w:lang w:eastAsia="en-US"/>
-        </w:rPr>
-      </w:pPr>
-      <w:r>
-        <w:rPr>
-          <w:lang w:eastAsia="en-US"/>
-        </w:rPr>
-        <w:t xml:space="preserve">En el RF-A, les dues mesures coincideixen en el rànquing superior. La variable més important per a ambdues és MOT_DESMOTIVACIO (importància per permutació: 0,043; SHAP mitjà: 0,087), seguida de MOT_AUTOGESTIO (0,026; 0,056). A més distància apareixen </w:t>
+      <w:r>
+        <w:fldChar w:fldCharType="begin"/>
+      </w:r>
+      <w:r>
+        <w:instrText xml:space="preserve"> SEQ Gràfic \* ARABIC </w:instrText>
+      </w:r>
+      <w:r>
+        <w:fldChar w:fldCharType="separate"/>
+      </w:r>
+      <w:r>
+        <w:rPr>
+          <w:noProof/>
+        </w:rPr>
+        <w:t>17</w:t>
+      </w:r>
+      <w:r>
+        <w:rPr>
+          <w:noProof/>
+        </w:rPr>
+        <w:fldChar w:fldCharType="end"/>
+      </w:r>
+      <w:bookmarkEnd w:id="66"/>
+      <w:r>
+        <w:t xml:space="preserve">: </w:t>
       </w:r>
       <w:proofErr w:type="spellStart"/>
       <w:r>
-        <w:rPr>
-          <w:lang w:eastAsia="en-US"/>
-        </w:rPr>
-        <w:t>IA_SUBST_num</w:t>
+        <w:t>Beeswarm</w:t>
       </w:r>
       <w:proofErr w:type="spellEnd"/>
       <w:r>
-        <w:rPr>
-          <w:lang w:eastAsia="en-US"/>
-        </w:rPr>
-        <w:t xml:space="preserve"> (0,014; 0,039), IA_EINA_ESTUDI (0,014; 0,032), CURS_1R_num (0,020; 0,030) i EST_AVALUACIO_AC (0,014; 0,028). Variables com EDAT, EST_GRUPS_REDUITS o N_ASSIG apareixen al final de la llista amb importàncies pràcticament nul·les o lleugerament negatives, indicant que no aporten informació predictiva rellevant.</w:t>
-      </w:r>
-    </w:p>
-    <w:p>
-      <w:pPr>
-        <w:keepNext/>
+        <w:t xml:space="preserve"> RF-A</w:t>
+      </w:r>
+      <w:r>
+        <w:t xml:space="preserve"> (top 8 variables)</w:t>
+      </w:r>
+    </w:p>
+    <w:p>
+      <w:pPr>
         <w:spacing w:after="0"/>
         <w:jc w:val="center"/>
       </w:pPr>
       <w:r>
-        <w:rPr>
-          <w:noProof/>
-          <w:lang w:eastAsia="en-US"/>
-        </w:rPr>
-        <w:lastRenderedPageBreak/>
         <w:drawing>
-          <wp:inline distT="0" distB="0" distL="0" distR="0" wp14:anchorId="137AE9A2" wp14:editId="68BA0C86">
-            <wp:extent cx="3627087" cy="2673350"/>
-            <wp:effectExtent l="0" t="0" r="0" b="0"/>
-            <wp:docPr id="2074698755" name="Imagen 15"/>
+          <wp:inline distT="0" distB="0" distL="0" distR="0" wp14:anchorId="2F8BDECC" wp14:editId="4FC456C8">
+            <wp:extent cx="3742006" cy="2548175"/>
+            <wp:effectExtent l="0" t="0" r="0" b="5080"/>
+            <wp:docPr id="1413399752" name="Imagen 8"/>
             <wp:cNvGraphicFramePr>
               <a:graphicFrameLocks xmlns:a="http://schemas.openxmlformats.org/drawingml/2006/main" noChangeAspect="1"/>
             </wp:cNvGraphicFramePr>
@@ -27624,7 +26716,7 @@
               <a:graphicData uri="http://schemas.openxmlformats.org/drawingml/2006/picture">
                 <pic:pic xmlns:pic="http://schemas.openxmlformats.org/drawingml/2006/picture">
                   <pic:nvPicPr>
-                    <pic:cNvPr id="0" name="Picture 36"/>
+                    <pic:cNvPr id="0" name="Picture 13"/>
                     <pic:cNvPicPr>
                       <a:picLocks noChangeAspect="1" noChangeArrowheads="1"/>
                     </pic:cNvPicPr>
@@ -27637,7 +26729,7 @@
                         </a:ext>
                       </a:extLst>
                     </a:blip>
-                    <a:srcRect t="7866"/>
+                    <a:srcRect t="9205"/>
                     <a:stretch>
                       <a:fillRect/>
                     </a:stretch>
@@ -27645,7 +26737,7 @@
                   <pic:spPr bwMode="auto">
                     <a:xfrm>
                       <a:off x="0" y="0"/>
-                      <a:ext cx="3668829" cy="2704116"/>
+                      <a:ext cx="3751069" cy="2554346"/>
                     </a:xfrm>
                     <a:prstGeom prst="rect">
                       <a:avLst/>
@@ -27673,313 +26765,324 @@
         <w:spacing w:after="240"/>
         <w:jc w:val="center"/>
         <w:rPr>
-          <w:lang w:eastAsia="en-US"/>
-        </w:rPr>
-      </w:pPr>
-      <w:bookmarkStart w:id="66" w:name="_Ref231141188"/>
-      <w:r>
-        <w:t xml:space="preserve">Gràfic </w:t>
-      </w:r>
-      <w:fldSimple w:instr=" SEQ Gràfic \* ARABIC ">
-        <w:r>
-          <w:rPr>
-            <w:noProof/>
-          </w:rPr>
-          <w:t>17</w:t>
-        </w:r>
-      </w:fldSimple>
-      <w:bookmarkEnd w:id="66"/>
-      <w:r>
-        <w:t xml:space="preserve">: </w:t>
+          <w:i w:val="0"/>
+          <w:iCs/>
+        </w:rPr>
+      </w:pPr>
+      <w:r>
+        <w:rPr>
+          <w:i w:val="0"/>
+          <w:iCs/>
+        </w:rPr>
+        <w:t>Font: elaboració pròpia</w:t>
+      </w:r>
+    </w:p>
+    <w:p>
+      <w:r>
+        <w:t xml:space="preserve">El </w:t>
       </w:r>
       <w:proofErr w:type="spellStart"/>
       <w:r>
-        <w:t>Beeswarm</w:t>
+        <w:rPr>
+          <w:i/>
+          <w:iCs/>
+        </w:rPr>
+        <w:t>beeswarm</w:t>
       </w:r>
       <w:proofErr w:type="spellEnd"/>
       <w:r>
-        <w:t xml:space="preserve"> RF-A</w:t>
-      </w:r>
-    </w:p>
-    <w:p>
-      <w:pPr>
-        <w:rPr>
-          <w:lang w:eastAsia="en-US"/>
-        </w:rPr>
-      </w:pPr>
-      <w:r>
-        <w:rPr>
-          <w:lang w:eastAsia="en-US"/>
-        </w:rPr>
-        <w:t xml:space="preserve">Per interpretar el </w:t>
-      </w:r>
+        <w:t xml:space="preserve"> permet interpretar la direcció dels efectes: cada punt és una observació, la posició horitzontal indica la contribució a la predicció (esquerra = irregular; dreta = regular) i el color reflecteix el valor de la variable (blau = baix, vermell = alt). MOT_DESMOTIVACIO mostra un núvol ample desplaçat cap a l'esquerra: valors alts de desmotivació generen els efectes més forts cap a la irregularitat. MOT_AUTOGESTIO té una distribució concentrada a la dreta de zero: la percepció que s'aprèn millor de manera autònoma empeny cap a la irregularitat.</w:t>
+      </w:r>
+    </w:p>
+    <w:p>
       <w:proofErr w:type="spellStart"/>
       <w:r>
-        <w:rPr>
-          <w:lang w:eastAsia="en-US"/>
-        </w:rPr>
-        <w:t>beeswarm</w:t>
+        <w:t>IA_SUBST_num</w:t>
       </w:r>
       <w:proofErr w:type="spellEnd"/>
       <w:r>
-        <w:rPr>
-          <w:lang w:eastAsia="en-US"/>
-        </w:rPr>
-        <w:t xml:space="preserve"> (</w:t>
-      </w:r>
-      <w:r>
-        <w:rPr>
-          <w:lang w:eastAsia="en-US"/>
-        </w:rPr>
+        <w:t xml:space="preserve"> confirma la direcció del </w:t>
+      </w:r>
+      <w:r>
+        <w:t>lògit</w:t>
+      </w:r>
+      <w:r>
+        <w:t xml:space="preserve">: valors alts s'associen a irregularitat. IA_EINA_ESTUDI mostra un patró més heterogeni: l'ús moderat de la IA no altera gaire la probabilitat d'assistir, però quan l'ús és molt intensiu s'associa a irregularitat, probablement perquè en aquest punt la IA substitueix funcionalment la classe. CURS_1R i EST_AVALUACIO_AC s'associen ambdues a regularitat. Els </w:t>
+      </w:r>
+      <w:proofErr w:type="spellStart"/>
+      <w:r>
+        <w:rPr>
+          <w:i/>
+          <w:iCs/>
+        </w:rPr>
+        <w:t>dependence</w:t>
+      </w:r>
+      <w:proofErr w:type="spellEnd"/>
+      <w:r>
+        <w:rPr>
+          <w:i/>
+          <w:iCs/>
+        </w:rPr>
+        <w:t xml:space="preserve"> plots</w:t>
+      </w:r>
+      <w:r>
+        <w:t xml:space="preserve">, que mostren millor la relació amb l’assistència, </w:t>
+      </w:r>
+      <w:r>
+        <w:t xml:space="preserve">es poden consultar </w:t>
+      </w:r>
+      <w:r>
+        <w:t>de l’</w:t>
+      </w:r>
+      <w:r>
         <w:fldChar w:fldCharType="begin"/>
       </w:r>
       <w:r>
-        <w:rPr>
-          <w:lang w:eastAsia="en-US"/>
-        </w:rPr>
-        <w:instrText xml:space="preserve"> REF _Ref231141188 \h </w:instrText>
-      </w:r>
-      <w:r>
-        <w:rPr>
-          <w:lang w:eastAsia="en-US"/>
-        </w:rPr>
-      </w:r>
-      <w:r>
-        <w:rPr>
-          <w:lang w:eastAsia="en-US"/>
-        </w:rPr>
+        <w:instrText xml:space="preserve"> REF _Ref231142590 \h </w:instrText>
+      </w:r>
+      <w:r>
         <w:fldChar w:fldCharType="separate"/>
       </w:r>
       <w:r>
-        <w:t xml:space="preserve">Gràfic </w:t>
+        <w:t xml:space="preserve">Annex </w:t>
       </w:r>
       <w:r>
         <w:rPr>
           <w:noProof/>
         </w:rPr>
-        <w:t>17</w:t>
-      </w:r>
-      <w:r>
-        <w:rPr>
-          <w:lang w:eastAsia="en-US"/>
-        </w:rPr>
+        <w:t>28</w:t>
+      </w:r>
+      <w:r>
         <w:fldChar w:fldCharType="end"/>
       </w:r>
       <w:r>
-        <w:rPr>
-          <w:lang w:eastAsia="en-US"/>
-        </w:rPr>
-        <w:t xml:space="preserve">) cal tenir present que cada punt és una observació, la posició horitzontal indica la contribució de la variable a la predicció (esquerra = empeny cap a irregular; dreta = cap a regular), i el color reflecteix el valor de la variable (blau = valor baix, vermell = valor alt). MOT_DESMOTIVACIO mostra un núvol ample desplaçat cap a l'esquerra, amb alguns punts que s'allunyen fins a −0,30: valors alts de desmotivació generen els efectes més forts cap a la irregularitat de tot el model. </w:t>
-      </w:r>
-    </w:p>
-    <w:p>
-      <w:pPr>
-        <w:rPr>
-          <w:lang w:eastAsia="en-US"/>
-        </w:rPr>
-      </w:pPr>
-      <w:r>
-        <w:rPr>
-          <w:lang w:eastAsia="en-US"/>
-        </w:rPr>
-        <w:t xml:space="preserve">MOT_AUTOGESTIO té una distribució concentrada a la dreta de zero: valors alts d'aquesta variable, és a dir, la percepció que s'aprèn millor de manera autònoma que assistint a classe, empeny cap a la irregularitat. Val la pena recordar que MOT_AUTOGESTIO no apareix al model logístic explicatiu — el BIC l'elimina quan s'incorpora </w:t>
-      </w:r>
+        <w:t xml:space="preserve"> a l’</w:t>
+      </w:r>
+      <w:r>
+        <w:fldChar w:fldCharType="begin"/>
+      </w:r>
+      <w:r>
+        <w:instrText xml:space="preserve"> REF _Ref232857598 \h </w:instrText>
+      </w:r>
+      <w:r>
+        <w:fldChar w:fldCharType="separate"/>
+      </w:r>
+      <w:r>
+        <w:t xml:space="preserve">Annex </w:t>
+      </w:r>
+      <w:r>
+        <w:rPr>
+          <w:noProof/>
+        </w:rPr>
+        <w:t>31</w:t>
+      </w:r>
+      <w:r>
+        <w:fldChar w:fldCharType="end"/>
+      </w:r>
+      <w:r>
+        <w:t>.</w:t>
+      </w:r>
+    </w:p>
+    <w:p>
+      <w:r>
+        <w:t>La taula comparativa de tots els models es presenta a l'apartat de síntesi final.</w:t>
+      </w:r>
+      <w:r>
+        <w:rPr>
+          <w:lang w:eastAsia="en-US"/>
+        </w:rPr>
+        <w:br w:type="page"/>
+      </w:r>
+    </w:p>
+    <w:p>
+      <w:pPr>
+        <w:pStyle w:val="Ttulo3"/>
+      </w:pPr>
+      <w:bookmarkStart w:id="67" w:name="_Toc232705787"/>
       <w:proofErr w:type="spellStart"/>
       <w:r>
-        <w:rPr>
-          <w:lang w:eastAsia="en-US"/>
-        </w:rPr>
-        <w:t>IA_SUBST_num</w:t>
-      </w:r>
+        <w:lastRenderedPageBreak/>
+        <w:t>XGBoost</w:t>
+      </w:r>
+      <w:bookmarkEnd w:id="67"/>
       <w:proofErr w:type="spellEnd"/>
-      <w:r>
-        <w:rPr>
-          <w:lang w:eastAsia="en-US"/>
-        </w:rPr>
-        <w:t xml:space="preserve">, perquè part del seu efecte queda absorbit per aquesta variable. El </w:t>
+    </w:p>
+    <w:p>
+      <w:pPr>
+        <w:rPr>
+          <w:lang w:eastAsia="en-US"/>
+        </w:rPr>
+      </w:pPr>
+      <w:r>
+        <w:rPr>
+          <w:lang w:eastAsia="en-US"/>
+        </w:rPr>
+        <w:t xml:space="preserve">El </w:t>
       </w:r>
       <w:proofErr w:type="spellStart"/>
       <w:r>
         <w:rPr>
           <w:lang w:eastAsia="en-US"/>
         </w:rPr>
-        <w:t>Random</w:t>
+        <w:t>XGBoost</w:t>
       </w:r>
       <w:proofErr w:type="spellEnd"/>
       <w:r>
         <w:rPr>
           <w:lang w:eastAsia="en-US"/>
         </w:rPr>
-        <w:t xml:space="preserve"> Forest, en canvi, no està subjecte a cap criteri de parsimònia i pot recuperar la contribució independent de MOT_AUTOGESTIO: el fet que sigui el segon predictor en importància SHAP, per davant fins i tot de </w:t>
+        <w:t xml:space="preserve"> obté un AUC de 0,871 sobre el conjunt de test, per sota del RF-A (0,892) però per sobre del </w:t>
       </w:r>
       <w:proofErr w:type="spellStart"/>
       <w:r>
         <w:rPr>
           <w:lang w:eastAsia="en-US"/>
         </w:rPr>
-        <w:t>IA_SUBST_num</w:t>
+        <w:t>logit</w:t>
       </w:r>
       <w:proofErr w:type="spellEnd"/>
       <w:r>
         <w:rPr>
           <w:lang w:eastAsia="en-US"/>
         </w:rPr>
-        <w:t xml:space="preserve">, suggereix que la preferència per l'aprenentatge autònom és un factor amb entitat pròpia que el </w:t>
+        <w:t xml:space="preserve"> predictiu (0,856). Pel que fa a la resta de mètriques, se situa en una posició intermèdia: </w:t>
       </w:r>
       <w:proofErr w:type="spellStart"/>
       <w:r>
         <w:rPr>
-          <w:lang w:eastAsia="en-US"/>
-        </w:rPr>
-        <w:t>logit</w:t>
+          <w:i/>
+          <w:iCs/>
+          <w:lang w:eastAsia="en-US"/>
+        </w:rPr>
+        <w:t>accuracy</w:t>
       </w:r>
       <w:proofErr w:type="spellEnd"/>
       <w:r>
         <w:rPr>
           <w:lang w:eastAsia="en-US"/>
         </w:rPr>
-        <w:t xml:space="preserve"> infravalora per construcció.</w:t>
-      </w:r>
-    </w:p>
-    <w:p>
-      <w:pPr>
-        <w:rPr>
-          <w:lang w:eastAsia="en-US"/>
-        </w:rPr>
-      </w:pPr>
+        <w:t xml:space="preserve"> del 73,5%, F1 de 0,735 i </w:t>
+      </w:r>
       <w:proofErr w:type="spellStart"/>
       <w:r>
         <w:rPr>
-          <w:lang w:eastAsia="en-US"/>
-        </w:rPr>
-        <w:t>IA_SUBST_num</w:t>
+          <w:i/>
+          <w:iCs/>
+          <w:lang w:eastAsia="en-US"/>
+        </w:rPr>
+        <w:t>balanced</w:t>
       </w:r>
       <w:proofErr w:type="spellEnd"/>
       <w:r>
         <w:rPr>
-          <w:lang w:eastAsia="en-US"/>
-        </w:rPr>
-        <w:t xml:space="preserve"> presenta punts vermells desplaçats cap a l'esquerra, confirmant que percebre la IA com a substituta s'associa a irregularitat. IA_EINA_ESTUDI mostra un patró més heterogeni, amb la majoria de punts lleugerament a la dreta però els valors més alts caient cap a l'esquerra. </w:t>
-      </w:r>
-      <w:r>
-        <w:rPr>
-          <w:lang w:eastAsia="en-US"/>
-        </w:rPr>
-        <w:t>Això suggereix un efecte llindar: usar moderadament la IA com a eina d'estudi no altera gaire la probabilitat d'assistir, però quan l'ús és molt intensiu s'associa a irregularitat, probablement perquè en aquest punt la IA substitueix funcionalment la classe.</w:t>
-      </w:r>
-    </w:p>
-    <w:p>
-      <w:pPr>
-        <w:rPr>
-          <w:lang w:eastAsia="en-US"/>
-        </w:rPr>
-      </w:pPr>
-      <w:r>
-        <w:rPr>
-          <w:lang w:eastAsia="en-US"/>
-        </w:rPr>
-        <w:lastRenderedPageBreak/>
-        <w:t>CURS_1R_num i EST_AVALUACIO_AC tenen distribucions moderades cap a la dreta, associant-se ambdues a regularitat.</w:t>
-      </w:r>
-      <w:r>
-        <w:rPr>
-          <w:lang w:eastAsia="en-US"/>
-        </w:rPr>
-        <w:t xml:space="preserve"> De manera que l’alumnat que es troba al primer curs i</w:t>
-      </w:r>
-      <w:r>
+          <w:i/>
+          <w:iCs/>
+          <w:lang w:eastAsia="en-US"/>
+        </w:rPr>
         <w:t xml:space="preserve"> </w:t>
       </w:r>
-      <w:r>
-        <w:rPr>
-          <w:lang w:eastAsia="en-US"/>
-        </w:rPr>
-        <w:t>els que valoren positivament l'avaluació continuada com a format d'aprenentatge tendeixen a ser regulars, probablement perquè l'assistència té un impacte directe en la nota.</w:t>
-      </w:r>
-    </w:p>
-    <w:p>
-      <w:pPr>
-        <w:rPr>
-          <w:lang w:eastAsia="en-US"/>
-        </w:rPr>
-      </w:pPr>
-      <w:r>
-        <w:rPr>
-          <w:lang w:eastAsia="en-US"/>
-        </w:rPr>
-        <w:t xml:space="preserve">Per veure els </w:t>
-      </w:r>
       <w:proofErr w:type="spellStart"/>
       <w:r>
         <w:rPr>
-          <w:lang w:eastAsia="en-US"/>
-        </w:rPr>
-        <w:t>dependence</w:t>
+          <w:i/>
+          <w:iCs/>
+          <w:lang w:eastAsia="en-US"/>
+        </w:rPr>
+        <w:t>accuracy</w:t>
       </w:r>
       <w:proofErr w:type="spellEnd"/>
       <w:r>
         <w:rPr>
           <w:lang w:eastAsia="en-US"/>
         </w:rPr>
-        <w:t xml:space="preserve"> plots aneu a l’</w:t>
-      </w:r>
-      <w:r>
-        <w:rPr>
-          <w:lang w:eastAsia="en-US"/>
-        </w:rPr>
-        <w:fldChar w:fldCharType="begin"/>
-      </w:r>
-      <w:r>
-        <w:rPr>
-          <w:lang w:eastAsia="en-US"/>
-        </w:rPr>
-        <w:instrText xml:space="preserve"> REF _Ref231142590 \h </w:instrText>
-      </w:r>
-      <w:r>
-        <w:rPr>
-          <w:lang w:eastAsia="en-US"/>
-        </w:rPr>
-      </w:r>
-      <w:r>
-        <w:rPr>
-          <w:lang w:eastAsia="en-US"/>
-        </w:rPr>
-        <w:fldChar w:fldCharType="separate"/>
-      </w:r>
-      <w:r>
-        <w:t xml:space="preserve">Annex </w:t>
-      </w:r>
-      <w:r>
-        <w:rPr>
-          <w:noProof/>
-        </w:rPr>
-        <w:t>24</w:t>
-      </w:r>
-      <w:r>
-        <w:rPr>
-          <w:lang w:eastAsia="en-US"/>
-        </w:rPr>
-        <w:fldChar w:fldCharType="end"/>
-      </w:r>
-      <w:r>
-        <w:rPr>
-          <w:lang w:eastAsia="en-US"/>
-        </w:rPr>
-        <w:t xml:space="preserve">. </w:t>
-      </w:r>
-    </w:p>
-    <w:p>
-      <w:pPr>
-        <w:spacing w:after="0"/>
-        <w:rPr>
-          <w:lang w:eastAsia="en-US"/>
-        </w:rPr>
-      </w:pPr>
-      <w:r>
-        <w:rPr>
-          <w:lang w:eastAsia="en-US"/>
-        </w:rPr>
-        <w:t>La taula següent compara la direcció dels efectes entre el model logístic i els valors SHAP del RF-A per a les variables compartides:</w:t>
+        <w:t xml:space="preserve"> del 76,8%. </w:t>
+      </w:r>
+    </w:p>
+    <w:p>
+      <w:pPr>
+        <w:rPr>
+          <w:bCs/>
+          <w:i/>
+          <w:lang w:eastAsia="en-US"/>
+        </w:rPr>
+      </w:pPr>
+      <w:r>
+        <w:rPr>
+          <w:lang w:eastAsia="en-US"/>
+        </w:rPr>
+        <w:t xml:space="preserve">Un aspecte destacable és que pràcticament no hi ha </w:t>
+      </w:r>
+      <w:proofErr w:type="spellStart"/>
+      <w:r>
+        <w:rPr>
+          <w:i/>
+          <w:iCs/>
+          <w:lang w:eastAsia="en-US"/>
+        </w:rPr>
+        <w:t>overfitting</w:t>
+      </w:r>
+      <w:proofErr w:type="spellEnd"/>
+      <w:r>
+        <w:rPr>
+          <w:lang w:eastAsia="en-US"/>
+        </w:rPr>
+        <w:t xml:space="preserve">: l'AUC de </w:t>
+      </w:r>
+      <w:proofErr w:type="spellStart"/>
+      <w:r>
+        <w:rPr>
+          <w:lang w:eastAsia="en-US"/>
+        </w:rPr>
+        <w:t>train</w:t>
+      </w:r>
+      <w:proofErr w:type="spellEnd"/>
+      <w:r>
+        <w:rPr>
+          <w:lang w:eastAsia="en-US"/>
+        </w:rPr>
+        <w:t xml:space="preserve"> in-</w:t>
+      </w:r>
+      <w:proofErr w:type="spellStart"/>
+      <w:r>
+        <w:rPr>
+          <w:lang w:eastAsia="en-US"/>
+        </w:rPr>
+        <w:t>sample</w:t>
+      </w:r>
+      <w:proofErr w:type="spellEnd"/>
+      <w:r>
+        <w:rPr>
+          <w:lang w:eastAsia="en-US"/>
+        </w:rPr>
+        <w:t xml:space="preserve"> és 0,806 i el de test 0,871, una diferència positiva que indica bona generalització. Això és en part conseqüència de la regularització aplicada — </w:t>
+      </w:r>
+      <w:proofErr w:type="spellStart"/>
+      <w:r>
+        <w:rPr>
+          <w:lang w:eastAsia="en-US"/>
+        </w:rPr>
+        <w:t>max_depth</w:t>
+      </w:r>
+      <w:proofErr w:type="spellEnd"/>
+      <w:r>
+        <w:rPr>
+          <w:lang w:eastAsia="en-US"/>
+        </w:rPr>
+        <w:t xml:space="preserve"> = 2 i lambda = 3,0 limiten de forma efectiva la complexitat dels arbres — i del nombre d'arbres reduït (31), que evita que el model s'ajusti massa al soroll del </w:t>
+      </w:r>
+      <w:proofErr w:type="spellStart"/>
+      <w:r>
+        <w:rPr>
+          <w:lang w:eastAsia="en-US"/>
+        </w:rPr>
+        <w:t>train</w:t>
+      </w:r>
+      <w:proofErr w:type="spellEnd"/>
+      <w:r>
+        <w:rPr>
+          <w:lang w:eastAsia="en-US"/>
+        </w:rPr>
+        <w:t>.</w:t>
       </w:r>
     </w:p>
     <w:p>
@@ -27991,965 +27094,27 @@
       <w:r>
         <w:t xml:space="preserve">Taula </w:t>
       </w:r>
-      <w:fldSimple w:instr=" SEQ Taula \* ARABIC ">
-        <w:r>
-          <w:rPr>
-            <w:noProof/>
-          </w:rPr>
-          <w:t>7</w:t>
-        </w:r>
-      </w:fldSimple>
-      <w:r>
-        <w:t xml:space="preserve">: Comparació de la direcció de les variables entre el model logístic i el </w:t>
-      </w:r>
-      <w:proofErr w:type="spellStart"/>
-      <w:r>
-        <w:t>Random</w:t>
-      </w:r>
-      <w:proofErr w:type="spellEnd"/>
-      <w:r>
-        <w:t xml:space="preserve"> Forest</w:t>
-      </w:r>
-    </w:p>
-    <w:tbl>
-      <w:tblPr>
-        <w:tblStyle w:val="TablaAPA7"/>
-        <w:tblW w:w="8505" w:type="dxa"/>
-        <w:tblLook w:val="04A0" w:firstRow="1" w:lastRow="0" w:firstColumn="1" w:lastColumn="0" w:noHBand="0" w:noVBand="1"/>
-      </w:tblPr>
-      <w:tblGrid>
-        <w:gridCol w:w="2552"/>
-        <w:gridCol w:w="2126"/>
-        <w:gridCol w:w="2126"/>
-        <w:gridCol w:w="1701"/>
-      </w:tblGrid>
-      <w:tr>
-        <w:trPr>
-          <w:cnfStyle w:val="100000000000" w:firstRow="1" w:lastRow="0" w:firstColumn="0" w:lastColumn="0" w:oddVBand="0" w:evenVBand="0" w:oddHBand="0" w:evenHBand="0" w:firstRowFirstColumn="0" w:firstRowLastColumn="0" w:lastRowFirstColumn="0" w:lastRowLastColumn="0"/>
-        </w:trPr>
-        <w:tc>
-          <w:tcPr>
-            <w:cnfStyle w:val="001000000000" w:firstRow="0" w:lastRow="0" w:firstColumn="1" w:lastColumn="0" w:oddVBand="0" w:evenVBand="0" w:oddHBand="0" w:evenHBand="0" w:firstRowFirstColumn="0" w:firstRowLastColumn="0" w:lastRowFirstColumn="0" w:lastRowLastColumn="0"/>
-            <w:tcW w:w="2552" w:type="dxa"/>
-          </w:tcPr>
-          <w:p>
-            <w:pPr>
-              <w:spacing w:after="0"/>
-              <w:rPr>
-                <w:rFonts w:eastAsia="Aptos"/>
-              </w:rPr>
-            </w:pPr>
-            <w:r>
-              <w:rPr>
-                <w:rFonts w:eastAsia="Aptos"/>
-              </w:rPr>
-              <w:t>Model</w:t>
-            </w:r>
-          </w:p>
-        </w:tc>
-        <w:tc>
-          <w:tcPr>
-            <w:tcW w:w="2126" w:type="dxa"/>
-          </w:tcPr>
-          <w:p>
-            <w:pPr>
-              <w:spacing w:after="0"/>
-              <w:jc w:val="center"/>
-              <w:cnfStyle w:val="100000000000" w:firstRow="1" w:lastRow="0" w:firstColumn="0" w:lastColumn="0" w:oddVBand="0" w:evenVBand="0" w:oddHBand="0" w:evenHBand="0" w:firstRowFirstColumn="0" w:firstRowLastColumn="0" w:lastRowFirstColumn="0" w:lastRowLastColumn="0"/>
-              <w:rPr>
-                <w:rFonts w:eastAsia="Aptos"/>
-              </w:rPr>
-            </w:pPr>
-            <w:r>
-              <w:rPr>
-                <w:rFonts w:eastAsia="Aptos"/>
-              </w:rPr>
-              <w:t xml:space="preserve">Direcció </w:t>
-            </w:r>
-            <w:proofErr w:type="spellStart"/>
-            <w:r>
-              <w:rPr>
-                <w:rFonts w:eastAsia="Aptos"/>
-              </w:rPr>
-              <w:t>logit</w:t>
-            </w:r>
-            <w:proofErr w:type="spellEnd"/>
-          </w:p>
-        </w:tc>
-        <w:tc>
-          <w:tcPr>
-            <w:tcW w:w="2126" w:type="dxa"/>
-          </w:tcPr>
-          <w:p>
-            <w:pPr>
-              <w:spacing w:after="0"/>
-              <w:jc w:val="center"/>
-              <w:cnfStyle w:val="100000000000" w:firstRow="1" w:lastRow="0" w:firstColumn="0" w:lastColumn="0" w:oddVBand="0" w:evenVBand="0" w:oddHBand="0" w:evenHBand="0" w:firstRowFirstColumn="0" w:firstRowLastColumn="0" w:lastRowFirstColumn="0" w:lastRowLastColumn="0"/>
-              <w:rPr>
-                <w:rFonts w:eastAsia="Aptos"/>
-              </w:rPr>
-            </w:pPr>
-            <w:r>
-              <w:rPr>
-                <w:rFonts w:eastAsia="Aptos"/>
-              </w:rPr>
-              <w:t>Direcció SHAP RF-A</w:t>
-            </w:r>
-          </w:p>
-        </w:tc>
-        <w:tc>
-          <w:tcPr>
-            <w:tcW w:w="1701" w:type="dxa"/>
-          </w:tcPr>
-          <w:p>
-            <w:pPr>
-              <w:spacing w:after="0"/>
-              <w:jc w:val="center"/>
-              <w:cnfStyle w:val="100000000000" w:firstRow="1" w:lastRow="0" w:firstColumn="0" w:lastColumn="0" w:oddVBand="0" w:evenVBand="0" w:oddHBand="0" w:evenHBand="0" w:firstRowFirstColumn="0" w:firstRowLastColumn="0" w:lastRowFirstColumn="0" w:lastRowLastColumn="0"/>
-              <w:rPr>
-                <w:rFonts w:eastAsia="Aptos"/>
-              </w:rPr>
-            </w:pPr>
-            <w:r>
-              <w:rPr>
-                <w:rFonts w:eastAsia="Aptos"/>
-              </w:rPr>
-              <w:t>Coherència</w:t>
-            </w:r>
-          </w:p>
-        </w:tc>
-      </w:tr>
-      <w:tr>
-        <w:tc>
-          <w:tcPr>
-            <w:cnfStyle w:val="001000000000" w:firstRow="0" w:lastRow="0" w:firstColumn="1" w:lastColumn="0" w:oddVBand="0" w:evenVBand="0" w:oddHBand="0" w:evenHBand="0" w:firstRowFirstColumn="0" w:firstRowLastColumn="0" w:lastRowFirstColumn="0" w:lastRowLastColumn="0"/>
-            <w:tcW w:w="2552" w:type="dxa"/>
-          </w:tcPr>
-          <w:p>
-            <w:pPr>
-              <w:spacing w:after="0"/>
-              <w:rPr>
-                <w:rFonts w:eastAsia="Aptos"/>
-              </w:rPr>
-            </w:pPr>
-            <w:r>
-              <w:rPr>
-                <w:rFonts w:eastAsia="Aptos"/>
-              </w:rPr>
-              <w:t>MOT_DESMOTIVACIO</w:t>
-            </w:r>
-          </w:p>
-        </w:tc>
-        <w:tc>
-          <w:tcPr>
-            <w:tcW w:w="2126" w:type="dxa"/>
-          </w:tcPr>
-          <w:p>
-            <w:pPr>
-              <w:spacing w:after="0"/>
-              <w:jc w:val="center"/>
-              <w:cnfStyle w:val="000000000000" w:firstRow="0" w:lastRow="0" w:firstColumn="0" w:lastColumn="0" w:oddVBand="0" w:evenVBand="0" w:oddHBand="0" w:evenHBand="0" w:firstRowFirstColumn="0" w:firstRowLastColumn="0" w:lastRowFirstColumn="0" w:lastRowLastColumn="0"/>
-              <w:rPr>
-                <w:rFonts w:eastAsia="Aptos"/>
-              </w:rPr>
-            </w:pPr>
-            <w:r>
-              <w:rPr>
-                <w:rFonts w:eastAsia="Aptos"/>
-              </w:rPr>
-              <w:t>Irregular</w:t>
-            </w:r>
-          </w:p>
-        </w:tc>
-        <w:tc>
-          <w:tcPr>
-            <w:tcW w:w="2126" w:type="dxa"/>
-          </w:tcPr>
-          <w:p>
-            <w:pPr>
-              <w:spacing w:after="0"/>
-              <w:jc w:val="center"/>
-              <w:cnfStyle w:val="000000000000" w:firstRow="0" w:lastRow="0" w:firstColumn="0" w:lastColumn="0" w:oddVBand="0" w:evenVBand="0" w:oddHBand="0" w:evenHBand="0" w:firstRowFirstColumn="0" w:firstRowLastColumn="0" w:lastRowFirstColumn="0" w:lastRowLastColumn="0"/>
-              <w:rPr>
-                <w:rFonts w:eastAsia="Aptos"/>
-              </w:rPr>
-            </w:pPr>
-            <w:r>
-              <w:rPr>
-                <w:rFonts w:eastAsia="Aptos"/>
-              </w:rPr>
-              <w:t>Irregular</w:t>
-            </w:r>
-          </w:p>
-        </w:tc>
-        <w:tc>
-          <w:tcPr>
-            <w:tcW w:w="1701" w:type="dxa"/>
-          </w:tcPr>
-          <w:p>
-            <w:pPr>
-              <w:spacing w:after="0"/>
-              <w:jc w:val="center"/>
-              <w:cnfStyle w:val="000000000000" w:firstRow="0" w:lastRow="0" w:firstColumn="0" w:lastColumn="0" w:oddVBand="0" w:evenVBand="0" w:oddHBand="0" w:evenHBand="0" w:firstRowFirstColumn="0" w:firstRowLastColumn="0" w:lastRowFirstColumn="0" w:lastRowLastColumn="0"/>
-              <w:rPr>
-                <w:rFonts w:eastAsia="Aptos"/>
-              </w:rPr>
-            </w:pPr>
-            <w:r>
-              <w:rPr>
-                <w:rFonts w:ascii="Segoe UI Symbol" w:eastAsia="Aptos" w:hAnsi="Segoe UI Symbol" w:cs="Segoe UI Symbol"/>
-              </w:rPr>
-              <w:t>✓</w:t>
-            </w:r>
-          </w:p>
-        </w:tc>
-      </w:tr>
-      <w:tr>
-        <w:tc>
-          <w:tcPr>
-            <w:cnfStyle w:val="001000000000" w:firstRow="0" w:lastRow="0" w:firstColumn="1" w:lastColumn="0" w:oddVBand="0" w:evenVBand="0" w:oddHBand="0" w:evenHBand="0" w:firstRowFirstColumn="0" w:firstRowLastColumn="0" w:lastRowFirstColumn="0" w:lastRowLastColumn="0"/>
-            <w:tcW w:w="2552" w:type="dxa"/>
-            <w:vAlign w:val="top"/>
-          </w:tcPr>
-          <w:p>
-            <w:pPr>
-              <w:spacing w:after="0"/>
-              <w:rPr>
-                <w:rFonts w:eastAsia="Aptos"/>
-              </w:rPr>
-            </w:pPr>
-            <w:r>
-              <w:rPr>
-                <w:rFonts w:eastAsia="Aptos"/>
-              </w:rPr>
-              <w:t>EST_AVALUACIO_AC</w:t>
-            </w:r>
-          </w:p>
-        </w:tc>
-        <w:tc>
-          <w:tcPr>
-            <w:tcW w:w="2126" w:type="dxa"/>
-            <w:vAlign w:val="top"/>
-          </w:tcPr>
-          <w:p>
-            <w:pPr>
-              <w:spacing w:after="0"/>
-              <w:jc w:val="center"/>
-              <w:cnfStyle w:val="000000000000" w:firstRow="0" w:lastRow="0" w:firstColumn="0" w:lastColumn="0" w:oddVBand="0" w:evenVBand="0" w:oddHBand="0" w:evenHBand="0" w:firstRowFirstColumn="0" w:firstRowLastColumn="0" w:lastRowFirstColumn="0" w:lastRowLastColumn="0"/>
-              <w:rPr>
-                <w:rFonts w:eastAsia="Aptos"/>
-              </w:rPr>
-            </w:pPr>
-            <w:r>
-              <w:rPr>
-                <w:rFonts w:eastAsia="Aptos"/>
-              </w:rPr>
-              <w:t>Regular</w:t>
-            </w:r>
-          </w:p>
-        </w:tc>
-        <w:tc>
-          <w:tcPr>
-            <w:tcW w:w="2126" w:type="dxa"/>
-            <w:vAlign w:val="top"/>
-          </w:tcPr>
-          <w:p>
-            <w:pPr>
-              <w:spacing w:after="0"/>
-              <w:jc w:val="center"/>
-              <w:cnfStyle w:val="000000000000" w:firstRow="0" w:lastRow="0" w:firstColumn="0" w:lastColumn="0" w:oddVBand="0" w:evenVBand="0" w:oddHBand="0" w:evenHBand="0" w:firstRowFirstColumn="0" w:firstRowLastColumn="0" w:lastRowFirstColumn="0" w:lastRowLastColumn="0"/>
-              <w:rPr>
-                <w:rFonts w:eastAsia="Aptos"/>
-              </w:rPr>
-            </w:pPr>
-            <w:r>
-              <w:rPr>
-                <w:rFonts w:eastAsia="Aptos"/>
-              </w:rPr>
-              <w:t>Regular</w:t>
-            </w:r>
-          </w:p>
-        </w:tc>
-        <w:tc>
-          <w:tcPr>
-            <w:tcW w:w="1701" w:type="dxa"/>
-            <w:vAlign w:val="top"/>
-          </w:tcPr>
-          <w:p>
-            <w:pPr>
-              <w:spacing w:after="0"/>
-              <w:jc w:val="center"/>
-              <w:cnfStyle w:val="000000000000" w:firstRow="0" w:lastRow="0" w:firstColumn="0" w:lastColumn="0" w:oddVBand="0" w:evenVBand="0" w:oddHBand="0" w:evenHBand="0" w:firstRowFirstColumn="0" w:firstRowLastColumn="0" w:lastRowFirstColumn="0" w:lastRowLastColumn="0"/>
-              <w:rPr>
-                <w:rFonts w:eastAsia="Aptos"/>
-              </w:rPr>
-            </w:pPr>
-            <w:r>
-              <w:rPr>
-                <w:rFonts w:ascii="Segoe UI Symbol" w:eastAsia="Aptos" w:hAnsi="Segoe UI Symbol" w:cs="Segoe UI Symbol"/>
-              </w:rPr>
-              <w:t>✓</w:t>
-            </w:r>
-          </w:p>
-        </w:tc>
-      </w:tr>
-      <w:tr>
-        <w:tc>
-          <w:tcPr>
-            <w:cnfStyle w:val="001000000000" w:firstRow="0" w:lastRow="0" w:firstColumn="1" w:lastColumn="0" w:oddVBand="0" w:evenVBand="0" w:oddHBand="0" w:evenHBand="0" w:firstRowFirstColumn="0" w:firstRowLastColumn="0" w:lastRowFirstColumn="0" w:lastRowLastColumn="0"/>
-            <w:tcW w:w="2552" w:type="dxa"/>
-            <w:vAlign w:val="top"/>
-          </w:tcPr>
-          <w:p>
-            <w:pPr>
-              <w:spacing w:after="0"/>
-              <w:rPr>
-                <w:rFonts w:eastAsia="Aptos"/>
-              </w:rPr>
-            </w:pPr>
-            <w:proofErr w:type="spellStart"/>
-            <w:r>
-              <w:rPr>
-                <w:rFonts w:eastAsia="Aptos"/>
-              </w:rPr>
-              <w:t>IA_SUBST_num</w:t>
-            </w:r>
-            <w:proofErr w:type="spellEnd"/>
-          </w:p>
-        </w:tc>
-        <w:tc>
-          <w:tcPr>
-            <w:tcW w:w="2126" w:type="dxa"/>
-            <w:vAlign w:val="top"/>
-          </w:tcPr>
-          <w:p>
-            <w:pPr>
-              <w:spacing w:after="0"/>
-              <w:jc w:val="center"/>
-              <w:cnfStyle w:val="000000000000" w:firstRow="0" w:lastRow="0" w:firstColumn="0" w:lastColumn="0" w:oddVBand="0" w:evenVBand="0" w:oddHBand="0" w:evenHBand="0" w:firstRowFirstColumn="0" w:firstRowLastColumn="0" w:lastRowFirstColumn="0" w:lastRowLastColumn="0"/>
-              <w:rPr>
-                <w:rFonts w:eastAsia="Aptos"/>
-              </w:rPr>
-            </w:pPr>
-            <w:r>
-              <w:rPr>
-                <w:rFonts w:eastAsia="Aptos"/>
-              </w:rPr>
-              <w:t>Irregular</w:t>
-            </w:r>
-          </w:p>
-        </w:tc>
-        <w:tc>
-          <w:tcPr>
-            <w:tcW w:w="2126" w:type="dxa"/>
-            <w:vAlign w:val="top"/>
-          </w:tcPr>
-          <w:p>
-            <w:pPr>
-              <w:spacing w:after="0"/>
-              <w:jc w:val="center"/>
-              <w:cnfStyle w:val="000000000000" w:firstRow="0" w:lastRow="0" w:firstColumn="0" w:lastColumn="0" w:oddVBand="0" w:evenVBand="0" w:oddHBand="0" w:evenHBand="0" w:firstRowFirstColumn="0" w:firstRowLastColumn="0" w:lastRowFirstColumn="0" w:lastRowLastColumn="0"/>
-              <w:rPr>
-                <w:rFonts w:eastAsia="Aptos"/>
-              </w:rPr>
-            </w:pPr>
-            <w:r>
-              <w:rPr>
-                <w:rFonts w:eastAsia="Aptos"/>
-              </w:rPr>
-              <w:t>Irregular</w:t>
-            </w:r>
-          </w:p>
-        </w:tc>
-        <w:tc>
-          <w:tcPr>
-            <w:tcW w:w="1701" w:type="dxa"/>
-            <w:vAlign w:val="top"/>
-          </w:tcPr>
-          <w:p>
-            <w:pPr>
-              <w:spacing w:after="0"/>
-              <w:jc w:val="center"/>
-              <w:cnfStyle w:val="000000000000" w:firstRow="0" w:lastRow="0" w:firstColumn="0" w:lastColumn="0" w:oddVBand="0" w:evenVBand="0" w:oddHBand="0" w:evenHBand="0" w:firstRowFirstColumn="0" w:firstRowLastColumn="0" w:lastRowFirstColumn="0" w:lastRowLastColumn="0"/>
-              <w:rPr>
-                <w:rFonts w:eastAsia="Aptos"/>
-              </w:rPr>
-            </w:pPr>
-            <w:r>
-              <w:rPr>
-                <w:rFonts w:ascii="Segoe UI Symbol" w:eastAsia="Aptos" w:hAnsi="Segoe UI Symbol" w:cs="Segoe UI Symbol"/>
-              </w:rPr>
-              <w:t>✓</w:t>
-            </w:r>
-          </w:p>
-        </w:tc>
-      </w:tr>
-      <w:tr>
-        <w:tc>
-          <w:tcPr>
-            <w:cnfStyle w:val="001000000000" w:firstRow="0" w:lastRow="0" w:firstColumn="1" w:lastColumn="0" w:oddVBand="0" w:evenVBand="0" w:oddHBand="0" w:evenHBand="0" w:firstRowFirstColumn="0" w:firstRowLastColumn="0" w:lastRowFirstColumn="0" w:lastRowLastColumn="0"/>
-            <w:tcW w:w="2552" w:type="dxa"/>
-            <w:vAlign w:val="top"/>
-          </w:tcPr>
-          <w:p>
-            <w:pPr>
-              <w:spacing w:after="0"/>
-              <w:rPr>
-                <w:rFonts w:eastAsia="Aptos"/>
-              </w:rPr>
-            </w:pPr>
-            <w:r>
-              <w:rPr>
-                <w:rFonts w:eastAsia="Aptos"/>
-              </w:rPr>
-              <w:t>CURS_1R_num</w:t>
-            </w:r>
-          </w:p>
-        </w:tc>
-        <w:tc>
-          <w:tcPr>
-            <w:tcW w:w="2126" w:type="dxa"/>
-            <w:vAlign w:val="top"/>
-          </w:tcPr>
-          <w:p>
-            <w:pPr>
-              <w:spacing w:after="0"/>
-              <w:jc w:val="center"/>
-              <w:cnfStyle w:val="000000000000" w:firstRow="0" w:lastRow="0" w:firstColumn="0" w:lastColumn="0" w:oddVBand="0" w:evenVBand="0" w:oddHBand="0" w:evenHBand="0" w:firstRowFirstColumn="0" w:firstRowLastColumn="0" w:lastRowFirstColumn="0" w:lastRowLastColumn="0"/>
-              <w:rPr>
-                <w:rFonts w:eastAsia="Aptos"/>
-              </w:rPr>
-            </w:pPr>
-            <w:r>
-              <w:rPr>
-                <w:rFonts w:eastAsia="Aptos"/>
-              </w:rPr>
-              <w:t>Regular</w:t>
-            </w:r>
-          </w:p>
-        </w:tc>
-        <w:tc>
-          <w:tcPr>
-            <w:tcW w:w="2126" w:type="dxa"/>
-            <w:vAlign w:val="top"/>
-          </w:tcPr>
-          <w:p>
-            <w:pPr>
-              <w:spacing w:after="0"/>
-              <w:jc w:val="center"/>
-              <w:cnfStyle w:val="000000000000" w:firstRow="0" w:lastRow="0" w:firstColumn="0" w:lastColumn="0" w:oddVBand="0" w:evenVBand="0" w:oddHBand="0" w:evenHBand="0" w:firstRowFirstColumn="0" w:firstRowLastColumn="0" w:lastRowFirstColumn="0" w:lastRowLastColumn="0"/>
-              <w:rPr>
-                <w:rFonts w:eastAsia="Aptos"/>
-              </w:rPr>
-            </w:pPr>
-            <w:r>
-              <w:rPr>
-                <w:rFonts w:eastAsia="Aptos"/>
-              </w:rPr>
-              <w:t>Regular</w:t>
-            </w:r>
-          </w:p>
-        </w:tc>
-        <w:tc>
-          <w:tcPr>
-            <w:tcW w:w="1701" w:type="dxa"/>
-            <w:vAlign w:val="top"/>
-          </w:tcPr>
-          <w:p>
-            <w:pPr>
-              <w:spacing w:after="0"/>
-              <w:jc w:val="center"/>
-              <w:cnfStyle w:val="000000000000" w:firstRow="0" w:lastRow="0" w:firstColumn="0" w:lastColumn="0" w:oddVBand="0" w:evenVBand="0" w:oddHBand="0" w:evenHBand="0" w:firstRowFirstColumn="0" w:firstRowLastColumn="0" w:lastRowFirstColumn="0" w:lastRowLastColumn="0"/>
-              <w:rPr>
-                <w:rFonts w:eastAsia="Aptos"/>
-              </w:rPr>
-            </w:pPr>
-            <w:r>
-              <w:rPr>
-                <w:rFonts w:ascii="Segoe UI Symbol" w:eastAsia="Aptos" w:hAnsi="Segoe UI Symbol" w:cs="Segoe UI Symbol"/>
-              </w:rPr>
-              <w:t>✓</w:t>
-            </w:r>
-          </w:p>
-        </w:tc>
-      </w:tr>
-      <w:tr>
-        <w:tc>
-          <w:tcPr>
-            <w:cnfStyle w:val="001000000000" w:firstRow="0" w:lastRow="0" w:firstColumn="1" w:lastColumn="0" w:oddVBand="0" w:evenVBand="0" w:oddHBand="0" w:evenHBand="0" w:firstRowFirstColumn="0" w:firstRowLastColumn="0" w:lastRowFirstColumn="0" w:lastRowLastColumn="0"/>
-            <w:tcW w:w="2552" w:type="dxa"/>
-            <w:vAlign w:val="top"/>
-          </w:tcPr>
-          <w:p>
-            <w:pPr>
-              <w:spacing w:after="0"/>
-              <w:rPr>
-                <w:rFonts w:eastAsia="Aptos"/>
-              </w:rPr>
-            </w:pPr>
-            <w:r>
-              <w:rPr>
-                <w:rFonts w:eastAsia="Aptos"/>
-              </w:rPr>
-              <w:t>MOT_FORCA_MAJOR</w:t>
-            </w:r>
-          </w:p>
-        </w:tc>
-        <w:tc>
-          <w:tcPr>
-            <w:tcW w:w="2126" w:type="dxa"/>
-            <w:vAlign w:val="top"/>
-          </w:tcPr>
-          <w:p>
-            <w:pPr>
-              <w:spacing w:after="0"/>
-              <w:jc w:val="center"/>
-              <w:cnfStyle w:val="000000000000" w:firstRow="0" w:lastRow="0" w:firstColumn="0" w:lastColumn="0" w:oddVBand="0" w:evenVBand="0" w:oddHBand="0" w:evenHBand="0" w:firstRowFirstColumn="0" w:firstRowLastColumn="0" w:lastRowFirstColumn="0" w:lastRowLastColumn="0"/>
-              <w:rPr>
-                <w:rFonts w:eastAsia="Aptos"/>
-              </w:rPr>
-            </w:pPr>
-            <w:r>
-              <w:rPr>
-                <w:rFonts w:eastAsia="Aptos"/>
-              </w:rPr>
-              <w:t>Regular</w:t>
-            </w:r>
-          </w:p>
-        </w:tc>
-        <w:tc>
-          <w:tcPr>
-            <w:tcW w:w="2126" w:type="dxa"/>
-            <w:vAlign w:val="top"/>
-          </w:tcPr>
-          <w:p>
-            <w:pPr>
-              <w:spacing w:after="0"/>
-              <w:jc w:val="center"/>
-              <w:cnfStyle w:val="000000000000" w:firstRow="0" w:lastRow="0" w:firstColumn="0" w:lastColumn="0" w:oddVBand="0" w:evenVBand="0" w:oddHBand="0" w:evenHBand="0" w:firstRowFirstColumn="0" w:firstRowLastColumn="0" w:lastRowFirstColumn="0" w:lastRowLastColumn="0"/>
-              <w:rPr>
-                <w:rFonts w:eastAsia="Aptos"/>
-              </w:rPr>
-            </w:pPr>
-            <w:r>
-              <w:rPr>
-                <w:rFonts w:eastAsia="Aptos"/>
-              </w:rPr>
-              <w:t>Efecte difús</w:t>
-            </w:r>
-          </w:p>
-        </w:tc>
-        <w:tc>
-          <w:tcPr>
-            <w:tcW w:w="1701" w:type="dxa"/>
-            <w:vAlign w:val="top"/>
-          </w:tcPr>
-          <w:p>
-            <w:pPr>
-              <w:spacing w:after="0"/>
-              <w:jc w:val="center"/>
-              <w:cnfStyle w:val="000000000000" w:firstRow="0" w:lastRow="0" w:firstColumn="0" w:lastColumn="0" w:oddVBand="0" w:evenVBand="0" w:oddHBand="0" w:evenHBand="0" w:firstRowFirstColumn="0" w:firstRowLastColumn="0" w:lastRowFirstColumn="0" w:lastRowLastColumn="0"/>
-              <w:rPr>
-                <w:rFonts w:eastAsia="Aptos"/>
-              </w:rPr>
-            </w:pPr>
-            <m:oMathPara>
-              <m:oMath>
-                <m:r>
-                  <w:rPr>
-                    <w:rFonts w:ascii="Cambria Math" w:eastAsia="Aptos" w:hAnsi="Cambria Math"/>
-                  </w:rPr>
-                  <m:t>~</m:t>
-                </m:r>
-              </m:oMath>
-            </m:oMathPara>
-          </w:p>
-        </w:tc>
-      </w:tr>
-      <w:tr>
-        <w:tc>
-          <w:tcPr>
-            <w:cnfStyle w:val="001000000000" w:firstRow="0" w:lastRow="0" w:firstColumn="1" w:lastColumn="0" w:oddVBand="0" w:evenVBand="0" w:oddHBand="0" w:evenHBand="0" w:firstRowFirstColumn="0" w:firstRowLastColumn="0" w:lastRowFirstColumn="0" w:lastRowLastColumn="0"/>
-            <w:tcW w:w="2552" w:type="dxa"/>
-            <w:vAlign w:val="top"/>
-          </w:tcPr>
-          <w:p>
-            <w:pPr>
-              <w:spacing w:after="0"/>
-              <w:rPr>
-                <w:rFonts w:eastAsia="Aptos"/>
-              </w:rPr>
-            </w:pPr>
-            <w:proofErr w:type="spellStart"/>
-            <w:r>
-              <w:rPr>
-                <w:rFonts w:eastAsia="Aptos"/>
-              </w:rPr>
-              <w:t>NOTA_num</w:t>
-            </w:r>
-            <w:proofErr w:type="spellEnd"/>
-          </w:p>
-        </w:tc>
-        <w:tc>
-          <w:tcPr>
-            <w:tcW w:w="2126" w:type="dxa"/>
-            <w:vAlign w:val="top"/>
-          </w:tcPr>
-          <w:p>
-            <w:pPr>
-              <w:spacing w:after="0"/>
-              <w:jc w:val="center"/>
-              <w:cnfStyle w:val="000000000000" w:firstRow="0" w:lastRow="0" w:firstColumn="0" w:lastColumn="0" w:oddVBand="0" w:evenVBand="0" w:oddHBand="0" w:evenHBand="0" w:firstRowFirstColumn="0" w:firstRowLastColumn="0" w:lastRowFirstColumn="0"